--- a/docs/CoMove szoftveralkalmazás dokumentációja.docx
+++ b/docs/CoMove szoftveralkalmazás dokumentációja.docx
@@ -3498,113 +3498,17 @@
     </w:p>
     <w:p>
       <w:r>
-        <w:t>A 2024-es tanév végén tudtuk, hogy a következő évben egy olyan összetett, és</w:t>
-      </w:r>
-      <w:r>
-        <w:t xml:space="preserve"> </w:t>
-      </w:r>
-      <w:r>
-        <w:t>működő</w:t>
-      </w:r>
-      <w:r>
-        <w:t xml:space="preserve"> </w:t>
-      </w:r>
-      <w:r>
-        <w:t>programot kell alkotnunk és azt prezentálni, amely, ha létezik is, ilyen</w:t>
-      </w:r>
-      <w:r>
-        <w:t xml:space="preserve"> </w:t>
-      </w:r>
-      <w:r>
-        <w:t>formátumba nem található meg a piacon. Így a projekt témájának kiválasztásakor</w:t>
-      </w:r>
-      <w:r>
-        <w:t xml:space="preserve"> </w:t>
-      </w:r>
-      <w:r>
-        <w:t>próbáltunk olyan területet keresni, amely egyszerre jelent technikai kihívást és</w:t>
-      </w:r>
-      <w:r>
-        <w:t xml:space="preserve"> </w:t>
-      </w:r>
-      <w:r>
-        <w:t>választ ad egy valós társadalmi problémára. A közösségi autómegosztás mellett</w:t>
-      </w:r>
-      <w:r>
-        <w:t xml:space="preserve"> </w:t>
-      </w:r>
-      <w:r>
-        <w:t>több meghatározó érv is szólt.</w:t>
-      </w:r>
-    </w:p>
-    <w:p>
-      <w:r>
-        <w:t>Nap mint nap látjuk, hogy a környezetünkben rengeteg autó áll kihasználatlanul,</w:t>
-      </w:r>
-      <w:r>
-        <w:t xml:space="preserve"> </w:t>
-      </w:r>
-      <w:r>
-        <w:t>miközben a saját jármű fenntartása egyre költségesebb. Azt tapasztaltuk, hogy</w:t>
-      </w:r>
-      <w:r>
-        <w:t xml:space="preserve"> </w:t>
-      </w:r>
-      <w:r>
-        <w:t>bár léteznek autókölcsönzők, nincs egy olyan egyszerű, barátságos felület,</w:t>
-      </w:r>
-      <w:r>
-        <w:t xml:space="preserve"> </w:t>
-      </w:r>
-      <w:r>
-        <w:t>amelyek kifejezetten a magánszemélyek közötti autócserére specializálódtak.</w:t>
-      </w:r>
-      <w:r>
-        <w:t xml:space="preserve"> </w:t>
-      </w:r>
-      <w:r>
-        <w:t>Olyan rendszert akartunk fejleszteni, ami erre a problémára megoldást nyújthat.</w:t>
-      </w:r>
-      <w:r>
-        <w:t xml:space="preserve"> </w:t>
-      </w:r>
-      <w:r>
-        <w:t>Fejlesztői szempontból ezt a témát rendkívül izgalmasnak találtuk, mivel több</w:t>
-      </w:r>
-      <w:r>
-        <w:t xml:space="preserve"> </w:t>
-      </w:r>
-      <w:r>
-        <w:t>összetett területet is érint. Meg kellett oldanunk a valós idejű kommunikációt a</w:t>
-      </w:r>
-      <w:r>
-        <w:t xml:space="preserve"> </w:t>
-      </w:r>
-      <w:r>
-        <w:t>felek közt, a biztonságos adatkezelést, és egy olyan visszajelzési rendszernek az</w:t>
-      </w:r>
-      <w:r>
-        <w:t xml:space="preserve"> </w:t>
-      </w:r>
-      <w:r>
-        <w:t>üzemeltetését, amely valódi bizalmat épít a felhasználók között.</w:t>
-      </w:r>
-    </w:p>
-    <w:p>
-      <w:r>
-        <w:t>Fontos szempont volt számunkra a környezettudatosság is. Hiszünk abban, hogy</w:t>
-      </w:r>
-      <w:r>
-        <w:t xml:space="preserve"> </w:t>
-      </w:r>
-      <w:r>
-        <w:t>a jövő nem a több autó gyártásában, hanem a meglévők okosabb</w:t>
-      </w:r>
-      <w:r>
-        <w:t xml:space="preserve"> </w:t>
-      </w:r>
-      <w:r>
-        <w:t xml:space="preserve">kihasználásában rejlik. A </w:t>
+        <w:t>A 2024-es tanév végén tudtuk, hogy a következő évben egy olyan összetett, és működő programot kell alkotnunk és azt prezentálni, amely, ha létezik is, ilyen formátumba nem található meg a piacon. Így a projekt témájának kiválasztásakor próbáltunk olyan területet keresni, amely egyszerre jelent technikai kihívást és választ ad egy valós társadalmi problémára. A közösségi autómegosztás mellett több meghatározó érv is szólt.</w:t>
+      </w:r>
+    </w:p>
+    <w:p>
+      <w:r>
+        <w:t>Nap mint nap látjuk, hogy a környezetünkben rengeteg autó áll kihasználatlanul, miközben a saját jármű fenntartása egyre költségesebb. Azt tapasztaltuk, hogy bár léteznek autókölcsönzők, nincs egy olyan egyszerű, barátságos felület, amelyek kifejezetten a magánszemélyek közötti autócserére specializálódtak. Olyan rendszert akartunk fejleszteni, ami erre a problémára megoldást nyújthat. Fejlesztői szempontból ezt a témát rendkívül izgalmasnak találtuk, mivel több összetett területet is érint. Meg kellett oldanunk a valós idejű kommunikációt a felek közt, a biztonságos adatkezelést, és egy olyan visszajelzési rendszernek az üzemeltetését, amely valódi bizalmat épít a felhasználók között.</w:t>
+      </w:r>
+    </w:p>
+    <w:p>
+      <w:r>
+        <w:t xml:space="preserve">Fontos szempont volt számunkra a környezettudatosság is. Hiszünk abban, hogy a jövő nem a több autó gyártásában, hanem a meglévők okosabb kihasználásában rejlik. A </w:t>
       </w:r>
       <w:proofErr w:type="spellStart"/>
       <w:r>
@@ -3612,13 +3516,7 @@
       </w:r>
       <w:proofErr w:type="spellEnd"/>
       <w:r>
-        <w:t xml:space="preserve"> választásával egy olyan modellt alkothattunk</w:t>
-      </w:r>
-      <w:r>
-        <w:t xml:space="preserve"> </w:t>
-      </w:r>
-      <w:r>
-        <w:t>meg, amely segíti a közösségi összefogást és csökkenti a felesleges kiadásokat.</w:t>
+        <w:t xml:space="preserve"> választásával egy olyan modellt alkothattunk meg, amely segíti a közösségi összefogást és csökkenti a felesleges kiadásokat.</w:t>
       </w:r>
     </w:p>
     <w:p>
@@ -3709,83 +3607,17 @@
     </w:p>
     <w:p>
       <w:r>
-        <w:t>A legtöbb piaci szereplővel szemben mi nem egy újabb autókölcsönző céget</w:t>
-      </w:r>
-      <w:r>
-        <w:t xml:space="preserve"> </w:t>
-      </w:r>
-      <w:r>
-        <w:t>akartunk</w:t>
-      </w:r>
-      <w:r>
-        <w:t xml:space="preserve"> </w:t>
-      </w:r>
-      <w:r>
-        <w:t>létrehozni, hanem egy bizalmi alapú közösséget. A fejlesztés során</w:t>
-      </w:r>
-      <w:r>
-        <w:t xml:space="preserve"> </w:t>
-      </w:r>
-      <w:r>
-        <w:t>két ponton tettük egyedivé a platformunkat.</w:t>
-      </w:r>
-    </w:p>
-    <w:p>
-      <w:r>
-        <w:t>Az egyik ilyen pont a személyesség és a közvetlen kapcsolat. Hisz míg a</w:t>
-      </w:r>
-      <w:r>
-        <w:t xml:space="preserve"> </w:t>
-      </w:r>
-      <w:r>
-        <w:t>nagyobb szolgáltatóknál az ügyfél egy anonim bérlő, nálunk a beépített</w:t>
-      </w:r>
-      <w:r>
-        <w:t xml:space="preserve"> </w:t>
-      </w:r>
-      <w:r>
-        <w:t>üzenőfelület segítségével a felek valódi kapcsolatba léphetnek. Ez</w:t>
-      </w:r>
-      <w:r>
-        <w:t xml:space="preserve"> </w:t>
-      </w:r>
-      <w:r>
-        <w:t>lehetőséget ad a részletek rugalmas megbeszélésére, ami egy személytelen</w:t>
-      </w:r>
-      <w:r>
-        <w:t xml:space="preserve"> </w:t>
-      </w:r>
-      <w:r>
-        <w:t>rendszerben elképzelhetetlen lenne.</w:t>
-      </w:r>
-    </w:p>
-    <w:p>
-      <w:r>
-        <w:t>Második fontos pont a kölcsönös biztonság. A piacon lévő más megoldásokkal</w:t>
-      </w:r>
-      <w:r>
-        <w:t xml:space="preserve"> </w:t>
-      </w:r>
-      <w:r>
-        <w:t>ellentétben mi a kétoldalú értékelési rendszert tettük meg a bizalom</w:t>
-      </w:r>
-      <w:r>
-        <w:t xml:space="preserve"> </w:t>
-      </w:r>
-      <w:r>
-        <w:t>alapkövének. Nemcsak az autót lehet véleményezni, hanem a bérlőt is, így a</w:t>
-      </w:r>
-      <w:r>
-        <w:t xml:space="preserve"> </w:t>
-      </w:r>
-      <w:r>
-        <w:t>tulajdonosok nyugodt szívvel adhatják át a kulcsot egy olyan fiatalnak is,</w:t>
-      </w:r>
-      <w:r>
-        <w:t xml:space="preserve"> </w:t>
-      </w:r>
-      <w:r>
-        <w:t>akinek még nincs saját autója, de a visszajelzései alapján megbízható.</w:t>
+        <w:t>A legtöbb piaci szereplővel szemben mi nem egy újabb autókölcsönző céget akartunk létrehozni, hanem egy bizalmi alapú közösséget. A fejlesztés során két ponton tettük egyedivé a platformunkat.</w:t>
+      </w:r>
+    </w:p>
+    <w:p>
+      <w:r>
+        <w:t>Az egyik ilyen pont a személyesség és a közvetlen kapcsolat. Hisz míg a nagyobb szolgáltatóknál az ügyfél egy anonim bérlő, nálunk a beépített üzenőfelület segítségével a felek valódi kapcsolatba léphetnek. Ez lehetőséget ad a részletek rugalmas megbeszélésére, ami egy személytelen rendszerben elképzelhetetlen lenne.</w:t>
+      </w:r>
+    </w:p>
+    <w:p>
+      <w:r>
+        <w:t>Második fontos pont a kölcsönös biztonság. A piacon lévő más megoldásokkal ellentétben mi a kétoldalú értékelési rendszert tettük meg a bizalom alapkövének. Nemcsak az autót lehet véleményezni, hanem a bérlőt is, így a tulajdonosok nyugodt szívvel adhatják át a kulcsot egy olyan fiatalnak is, akinek még nincs saját autója, de a visszajelzései alapján megbízható.</w:t>
       </w:r>
     </w:p>
     <w:p>
@@ -15482,13 +15314,7 @@
         <w:t xml:space="preserve">: </w:t>
       </w:r>
       <w:r>
-        <w:t>A</w:t>
-      </w:r>
-      <w:r>
-        <w:t xml:space="preserve"> frissített</w:t>
-      </w:r>
-      <w:r>
-        <w:t xml:space="preserve"> elérhetőség adatait tartalmazó objektum (kezdeti és végső dátum, óradíj)</w:t>
+        <w:t>A frissített elérhetőség adatait tartalmazó objektum (kezdeti és végső dátum, óradíj)</w:t>
       </w:r>
     </w:p>
     <w:p>
@@ -15619,13 +15445,7 @@
         <w:t xml:space="preserve">: </w:t>
       </w:r>
       <w:r>
-        <w:t>Nem a bejelentkezett felhasználó tulajdonában van a jármű, amely elérhetőségi időszak</w:t>
-      </w:r>
-      <w:r>
-        <w:t>át frissíteni kívánja</w:t>
-      </w:r>
-      <w:r>
-        <w:t>, és a bejelentkezett felhasználó nem adminisztrátor.</w:t>
+        <w:t>Nem a bejelentkezett felhasználó tulajdonában van a jármű, amely elérhetőségi időszakát frissíteni kívánja, és a bejelentkezett felhasználó nem adminisztrátor.</w:t>
       </w:r>
     </w:p>
     <w:p>
@@ -15969,13 +15789,7 @@
         <w:t xml:space="preserve">: </w:t>
       </w:r>
       <w:r>
-        <w:t xml:space="preserve">Nem a bejelentkezett felhasználó tulajdonában van a jármű, amely elérhetőségi időszakát </w:t>
-      </w:r>
-      <w:r>
-        <w:t>törölni</w:t>
-      </w:r>
-      <w:r>
-        <w:t xml:space="preserve"> kívánja, és a bejelentkezett felhasználó nem adminisztrátor.</w:t>
+        <w:t>Nem a bejelentkezett felhasználó tulajdonában van a jármű, amely elérhetőségi időszakát törölni kívánja, és a bejelentkezett felhasználó nem adminisztrátor.</w:t>
       </w:r>
     </w:p>
     <w:p>
@@ -16660,10 +16474,7 @@
         <w:t>}</w:t>
       </w:r>
       <w:r>
-        <w:t>/Image</w:t>
-      </w:r>
-      <w:r>
-        <w:t>/</w:t>
+        <w:t>/Image/</w:t>
       </w:r>
       <w:r>
         <w:rPr>
@@ -17382,13 +17193,7 @@
         <w:t xml:space="preserve">: </w:t>
       </w:r>
       <w:r>
-        <w:t xml:space="preserve">A bejelentkezett felhasználó nem a tulajdonosa a járműnek, amelyhez a kép tartozik, és nem adminisztrátor, így azt nem </w:t>
-      </w:r>
-      <w:r>
-        <w:t>törölheti</w:t>
-      </w:r>
-      <w:r>
-        <w:t>.</w:t>
+        <w:t>A bejelentkezett felhasználó nem a tulajdonosa a járműnek, amelyhez a kép tartozik, és nem adminisztrátor, így azt nem törölheti.</w:t>
       </w:r>
     </w:p>
     <w:p>
@@ -18375,7 +18180,16 @@
         <w:t>, amennyiben a bérlésben még nem lett elfogadva mindkét fél által egy ajánlat sem</w:t>
       </w:r>
       <w:r>
-        <w:t>).</w:t>
+        <w:t>)</w:t>
+      </w:r>
+      <w:r>
+        <w:t>,</w:t>
+      </w:r>
+      <w:r>
+        <w:t xml:space="preserve"> vagy pedig nem érvényes státusz lett küldve</w:t>
+      </w:r>
+      <w:r>
+        <w:t>.</w:t>
       </w:r>
     </w:p>
     <w:p>
@@ -19154,27 +18968,14 @@
       <w:r>
         <w:t xml:space="preserve">(ábra </w:t>
       </w:r>
-      <w:r>
-        <w:fldChar w:fldCharType="begin"/>
-      </w:r>
-      <w:r>
-        <w:instrText xml:space="preserve"> SEQ ábra \* ARABIC </w:instrText>
-      </w:r>
-      <w:r>
-        <w:fldChar w:fldCharType="separate"/>
-      </w:r>
-      <w:r>
-        <w:rPr>
-          <w:noProof/>
-        </w:rPr>
-        <w:t>1</w:t>
-      </w:r>
-      <w:r>
-        <w:rPr>
-          <w:noProof/>
-        </w:rPr>
-        <w:fldChar w:fldCharType="end"/>
-      </w:r>
+      <w:fldSimple w:instr=" SEQ ábra \* ARABIC ">
+        <w:r>
+          <w:rPr>
+            <w:noProof/>
+          </w:rPr>
+          <w:t>1</w:t>
+        </w:r>
+      </w:fldSimple>
       <w:bookmarkEnd w:id="40"/>
       <w:r>
         <w:t>)</w:t>
@@ -19304,27 +19105,14 @@
                             <w:r>
                               <w:t xml:space="preserve">Relációs diagramm (ábra </w:t>
                             </w:r>
-                            <w:r>
-                              <w:fldChar w:fldCharType="begin"/>
-                            </w:r>
-                            <w:r>
-                              <w:instrText xml:space="preserve"> SEQ ábra \* ARABIC </w:instrText>
-                            </w:r>
-                            <w:r>
-                              <w:fldChar w:fldCharType="separate"/>
-                            </w:r>
-                            <w:r>
-                              <w:rPr>
-                                <w:noProof/>
-                              </w:rPr>
-                              <w:t>2</w:t>
-                            </w:r>
-                            <w:r>
-                              <w:rPr>
-                                <w:noProof/>
-                              </w:rPr>
-                              <w:fldChar w:fldCharType="end"/>
-                            </w:r>
+                            <w:fldSimple w:instr=" SEQ ábra \* ARABIC ">
+                              <w:r>
+                                <w:rPr>
+                                  <w:noProof/>
+                                </w:rPr>
+                                <w:t>2</w:t>
+                              </w:r>
+                            </w:fldSimple>
                             <w:r>
                               <w:t>)</w:t>
                             </w:r>

--- a/docs/CoMove szoftveralkalmazás dokumentációja.docx
+++ b/docs/CoMove szoftveralkalmazás dokumentációja.docx
@@ -4640,7 +4640,13 @@
         <w:t>:</w:t>
       </w:r>
       <w:r>
-        <w:t xml:space="preserve"> Az időpont, amikor a token generálva lett. Típusa: időpont (datetime), nem lehet null</w:t>
+        <w:t xml:space="preserve"> Az időpont, amikor a token generálva lett. Típusa: időpont (datetime</w:t>
+      </w:r>
+      <w:r>
+        <w:t>, UTC</w:t>
+      </w:r>
+      <w:r>
+        <w:t>), nem lehet null</w:t>
       </w:r>
     </w:p>
     <w:p>
@@ -4839,7 +4845,13 @@
         <w:t>:</w:t>
       </w:r>
       <w:r>
-        <w:t xml:space="preserve"> Az időpont, amikor a rendszer az értesítést kiküldte. Típusa: időpont (datetime), nem lehet null.</w:t>
+        <w:t xml:space="preserve"> Az időpont, amikor a rendszer az értesítést kiküldte. Típusa: időpont (datetime</w:t>
+      </w:r>
+      <w:r>
+        <w:t>, UTC</w:t>
+      </w:r>
+      <w:r>
+        <w:t>), nem lehet null.</w:t>
       </w:r>
     </w:p>
     <w:p>
@@ -5649,7 +5661,13 @@
         <w:t xml:space="preserve">start: </w:t>
       </w:r>
       <w:r>
-        <w:t>Az adott elérhetőség kezdeti időpontja. Típusa: időpont (datetime), nem lehet null.</w:t>
+        <w:t>Az adott elérhetőség kezdeti időpontja. Típusa: időpont (datetime</w:t>
+      </w:r>
+      <w:r>
+        <w:t>, UTC</w:t>
+      </w:r>
+      <w:r>
+        <w:t>), nem lehet null.</w:t>
       </w:r>
     </w:p>
     <w:p>
@@ -5669,7 +5687,13 @@
         <w:t xml:space="preserve">end: </w:t>
       </w:r>
       <w:r>
-        <w:t>Az adott elérhetőség végének időpontja. Típusa: időpont (datetime), nem lehet null.</w:t>
+        <w:t>Az adott elérhetőség végének időpontja. Típusa: időpont (datetime</w:t>
+      </w:r>
+      <w:r>
+        <w:t>, UTC</w:t>
+      </w:r>
+      <w:r>
+        <w:t>), nem lehet null.</w:t>
       </w:r>
     </w:p>
     <w:p>
@@ -6119,7 +6143,13 @@
         <w:t>:</w:t>
       </w:r>
       <w:r>
-        <w:t xml:space="preserve"> időpont (datetime), nem lehet null.</w:t>
+        <w:t xml:space="preserve"> időpont (datetime</w:t>
+      </w:r>
+      <w:r>
+        <w:t>, UTC</w:t>
+      </w:r>
+      <w:r>
+        <w:t>), nem lehet null.</w:t>
       </w:r>
     </w:p>
     <w:p>
@@ -6155,7 +6185,13 @@
         <w:t>:</w:t>
       </w:r>
       <w:r>
-        <w:t xml:space="preserve"> időpont (datetime), nem lehet null.</w:t>
+        <w:t xml:space="preserve"> időpont (datetime</w:t>
+      </w:r>
+      <w:r>
+        <w:t>, UTC</w:t>
+      </w:r>
+      <w:r>
+        <w:t>), nem lehet null.</w:t>
       </w:r>
     </w:p>
     <w:p>
@@ -6783,7 +6819,13 @@
         <w:t>:</w:t>
       </w:r>
       <w:r>
-        <w:t xml:space="preserve"> Az üzenet elküldésének időpontja. Típusa: időpont (datetime), nem lehet null.</w:t>
+        <w:t xml:space="preserve"> Az üzenet elküldésének időpontja. Típusa: időpont (datetime</w:t>
+      </w:r>
+      <w:r>
+        <w:t>, UTC</w:t>
+      </w:r>
+      <w:r>
+        <w:t>), nem lehet null.</w:t>
       </w:r>
     </w:p>
     <w:p>
@@ -7311,14 +7353,9 @@
       </w:pPr>
       <w:bookmarkStart w:id="24" w:name="_Toc227277600"/>
       <w:r>
-        <w:t xml:space="preserve">Autentikációs kontroller – </w:t>
-      </w:r>
-      <w:proofErr w:type="spellStart"/>
-      <w:r>
-        <w:t>AuthController</w:t>
+        <w:t>Autentikációs kontroller – AuthController</w:t>
       </w:r>
       <w:bookmarkEnd w:id="24"/>
-      <w:proofErr w:type="spellEnd"/>
     </w:p>
     <w:p>
       <w:pPr>
@@ -8363,14 +8400,9 @@
       <w:bookmarkStart w:id="25" w:name="_Toc227277601"/>
       <w:r>
         <w:lastRenderedPageBreak/>
-        <w:t xml:space="preserve">Felhasználó kontroller – </w:t>
-      </w:r>
-      <w:proofErr w:type="spellStart"/>
-      <w:r>
-        <w:t>UserController</w:t>
+        <w:t>Felhasználó kontroller – UserController</w:t>
       </w:r>
       <w:bookmarkEnd w:id="25"/>
-      <w:proofErr w:type="spellEnd"/>
     </w:p>
     <w:p>
       <w:pPr>
@@ -12584,14 +12616,9 @@
       <w:bookmarkStart w:id="27" w:name="_Toc227277603"/>
       <w:r>
         <w:lastRenderedPageBreak/>
-        <w:t xml:space="preserve">Jármű kontroller – </w:t>
-      </w:r>
-      <w:proofErr w:type="spellStart"/>
-      <w:r>
-        <w:t>VehicleController</w:t>
+        <w:t>Jármű kontroller – VehicleController</w:t>
       </w:r>
       <w:bookmarkEnd w:id="27"/>
-      <w:proofErr w:type="spellEnd"/>
     </w:p>
     <w:p>
       <w:pPr>
@@ -14209,6 +14236,13 @@
           <w:b/>
           <w:bCs/>
         </w:rPr>
+        <w:t>, UTC</w:t>
+      </w:r>
+      <w:r>
+        <w:rPr>
+          <w:b/>
+          <w:bCs/>
+        </w:rPr>
         <w:t xml:space="preserve">): </w:t>
       </w:r>
       <w:r>
@@ -14258,6 +14292,13 @@
           <w:b/>
           <w:bCs/>
         </w:rPr>
+        <w:t>, UTC</w:t>
+      </w:r>
+      <w:r>
+        <w:rPr>
+          <w:b/>
+          <w:bCs/>
+        </w:rPr>
         <w:t>):</w:t>
       </w:r>
       <w:r>
@@ -18183,10 +18224,7 @@
         <w:t>)</w:t>
       </w:r>
       <w:r>
-        <w:t>,</w:t>
-      </w:r>
-      <w:r>
-        <w:t xml:space="preserve"> vagy pedig nem érvényes státusz lett küldve</w:t>
+        <w:t>, vagy pedig nem érvényes státusz lett küldve</w:t>
       </w:r>
       <w:r>
         <w:t>.</w:t>
@@ -18340,6 +18378,11 @@
       </w:r>
     </w:p>
     <w:p>
+      <w:pPr>
+        <w:rPr>
+          <w:lang w:val="en-US"/>
+        </w:rPr>
+      </w:pPr>
       <w:r>
         <w:t xml:space="preserve">A visszamondás külön van kezelve, mivel eltér a többi státuszváltástól. Amennyiben a bérlés nem jutott túl az ajánlattevő időszakon, megpróbáljuk az egészet törölni, másképp csak a státuszt változtatjuk </w:t>
       </w:r>
@@ -18848,15 +18891,264 @@
     </w:p>
     <w:p>
       <w:pPr>
-        <w:pStyle w:val="ListParagraph"/>
-        <w:numPr>
-          <w:ilvl w:val="0"/>
-          <w:numId w:val="28"/>
-        </w:numPr>
-        <w:suppressAutoHyphens/>
         <w:spacing w:after="160" w:line="259" w:lineRule="auto"/>
         <w:jc w:val="left"/>
       </w:pPr>
+      <w:r>
+        <w:br w:type="page"/>
+      </w:r>
+    </w:p>
+    <w:p>
+      <w:pPr>
+        <w:pStyle w:val="Heading1"/>
+      </w:pPr>
+      <w:r>
+        <w:lastRenderedPageBreak/>
+        <w:t>Tesztdokumentáció</w:t>
+      </w:r>
+    </w:p>
+    <w:p>
+      <w:r>
+        <w:t xml:space="preserve">A backend rendszer végpontjainak metódusait </w:t>
+      </w:r>
+      <w:r>
+        <w:rPr>
+          <w:b/>
+          <w:bCs/>
+        </w:rPr>
+        <w:t>MSTest</w:t>
+      </w:r>
+      <w:r>
+        <w:t xml:space="preserve"> egységtesztekkel teszteltük. Ezek az alábbi módon </w:t>
+      </w:r>
+      <w:r>
+        <w:t>oszlanak meg.</w:t>
+      </w:r>
+    </w:p>
+    <w:p>
+      <w:pPr>
+        <w:pStyle w:val="Heading2"/>
+      </w:pPr>
+      <w:r>
+        <w:t>TestHandler</w:t>
+      </w:r>
+    </w:p>
+    <w:p>
+      <w:r>
+        <w:t>A tesztek előkészítését</w:t>
+      </w:r>
+      <w:r>
+        <w:t xml:space="preserve"> és a tesztkörnyezet létrehozását</w:t>
+      </w:r>
+      <w:r>
+        <w:t xml:space="preserve"> egy </w:t>
+      </w:r>
+      <w:r>
+        <w:rPr>
+          <w:i/>
+          <w:iCs/>
+        </w:rPr>
+        <w:t>TestHandler.cs</w:t>
+      </w:r>
+      <w:r>
+        <w:t xml:space="preserve"> nevű fájlban intézzük, ez mockolja az adatbázis kontextust,</w:t>
+      </w:r>
+      <w:r>
+        <w:t xml:space="preserve"> tesztadatokkal feltöltve,</w:t>
+      </w:r>
+      <w:r>
+        <w:t xml:space="preserve"> egy memóriában élő SQLite adatbázissal.</w:t>
+      </w:r>
+    </w:p>
+    <w:p>
+      <w:r>
+        <w:t xml:space="preserve">Emellett mockolja még a különböző szolgáltatásokat, </w:t>
+      </w:r>
+      <w:r>
+        <w:t>például a</w:t>
+      </w:r>
+      <w:r>
+        <w:t xml:space="preserve"> </w:t>
+      </w:r>
+      <w:r>
+        <w:t>LocalResourceService helyett MockResourceService-t hoz létre</w:t>
+      </w:r>
+      <w:r>
+        <w:t xml:space="preserve"> (így a tesztelt </w:t>
+      </w:r>
+      <w:r>
+        <w:t xml:space="preserve">feltöltött </w:t>
+      </w:r>
+      <w:r>
+        <w:t>fájl</w:t>
+      </w:r>
+      <w:r>
+        <w:t>ok</w:t>
+      </w:r>
+      <w:r>
+        <w:t xml:space="preserve"> nincs</w:t>
+      </w:r>
+      <w:r>
+        <w:t>enek</w:t>
+      </w:r>
+      <w:r>
+        <w:t xml:space="preserve"> mentve valójában a háttértárra</w:t>
+      </w:r>
+      <w:r>
+        <w:t>)</w:t>
+      </w:r>
+      <w:r>
+        <w:t>, illetve a TimeProvider helyett FakeTimeProvider-t hoz létre, így mi kontrollálhatjuk, hogy a tesztelés során a rendszer mit gondol jelen időnek</w:t>
+      </w:r>
+      <w:r>
+        <w:t>.</w:t>
+      </w:r>
+    </w:p>
+    <w:p>
+      <w:r>
+        <w:t xml:space="preserve">Emellett a </w:t>
+      </w:r>
+      <w:r>
+        <w:rPr>
+          <w:i/>
+          <w:iCs/>
+        </w:rPr>
+        <w:t>TestHandler</w:t>
+      </w:r>
+      <w:r>
+        <w:t xml:space="preserve"> végzi az aktuális bejelentkezett felhasználó mockolását is, így nem kell valójában hozzáférési tokeneket létrehozni, </w:t>
+      </w:r>
+      <w:r>
+        <w:t xml:space="preserve">hanem </w:t>
+      </w:r>
+      <w:r>
+        <w:t xml:space="preserve">azt </w:t>
+      </w:r>
+      <w:r>
+        <w:t>beállíthatjuk a Claime</w:t>
+      </w:r>
+      <w:r>
+        <w:t>kben</w:t>
+      </w:r>
+      <w:r>
+        <w:t>/Állítások</w:t>
+      </w:r>
+      <w:r>
+        <w:t>ban</w:t>
+      </w:r>
+      <w:r>
+        <w:t xml:space="preserve"> manuálisan</w:t>
+      </w:r>
+      <w:r>
+        <w:t xml:space="preserve"> a </w:t>
+      </w:r>
+      <w:r>
+        <w:rPr>
+          <w:i/>
+          <w:iCs/>
+        </w:rPr>
+        <w:t>SetAuthUser</w:t>
+      </w:r>
+      <w:r>
+        <w:t xml:space="preserve"> metódusban.</w:t>
+      </w:r>
+    </w:p>
+    <w:p>
+      <w:pPr>
+        <w:pStyle w:val="Heading2"/>
+      </w:pPr>
+      <w:r>
+        <w:t>Kontroller metódusok</w:t>
+      </w:r>
+      <w:r>
+        <w:t xml:space="preserve"> teszt</w:t>
+      </w:r>
+      <w:r>
+        <w:t>elése</w:t>
+      </w:r>
+    </w:p>
+    <w:p>
+      <w:r>
+        <w:t>A kontrollerek metódu</w:t>
+      </w:r>
+      <w:r>
+        <w:t>s</w:t>
+      </w:r>
+      <w:r>
+        <w:t>ait az alábbi osztályokban teszteljük:</w:t>
+      </w:r>
+    </w:p>
+    <w:p>
+      <w:pPr>
+        <w:pStyle w:val="ListParagraph"/>
+        <w:numPr>
+          <w:ilvl w:val="0"/>
+          <w:numId w:val="30"/>
+        </w:numPr>
+      </w:pPr>
+      <w:r>
+        <w:rPr>
+          <w:b/>
+          <w:bCs/>
+        </w:rPr>
+        <w:t xml:space="preserve">AuthControllerTests: </w:t>
+      </w:r>
+      <w:r>
+        <w:t>Az AuthController metódusait teszteli, a bejelentkezés, kijelentkezés különböző válaszait.</w:t>
+      </w:r>
+    </w:p>
+    <w:p>
+      <w:pPr>
+        <w:pStyle w:val="ListParagraph"/>
+        <w:numPr>
+          <w:ilvl w:val="0"/>
+          <w:numId w:val="30"/>
+        </w:numPr>
+      </w:pPr>
+      <w:r>
+        <w:rPr>
+          <w:b/>
+          <w:bCs/>
+        </w:rPr>
+        <w:t>UserControllerTests:</w:t>
+      </w:r>
+      <w:r>
+        <w:t xml:space="preserve"> A UserController metódusait teszteli</w:t>
+      </w:r>
+      <w:r>
+        <w:t>, a felhasználói adatok lekérését, módosítását, az értesítések lekérését és törlését</w:t>
+      </w:r>
+      <w:r>
+        <w:t>, figyeli a</w:t>
+      </w:r>
+      <w:r>
+        <w:t xml:space="preserve"> bejelentkezett felhasználó alapján a</w:t>
+      </w:r>
+      <w:r>
+        <w:t xml:space="preserve"> válaszszűrést is.</w:t>
+      </w:r>
+    </w:p>
+    <w:p>
+      <w:pPr>
+        <w:pStyle w:val="ListParagraph"/>
+        <w:numPr>
+          <w:ilvl w:val="0"/>
+          <w:numId w:val="30"/>
+        </w:numPr>
+      </w:pPr>
+      <w:r>
+        <w:rPr>
+          <w:b/>
+          <w:bCs/>
+        </w:rPr>
+        <w:t xml:space="preserve">VehicleControllerTests: </w:t>
+      </w:r>
+      <w:r>
+        <w:t>A VehicleController metódusait teszteli</w:t>
+      </w:r>
+      <w:r>
+        <w:t>, a járművek adatainak, elérhetőségeinek, képeinek feltöltését, lekérését, módosítását és törlését teszteli, figyeli a bejelentkezett felhasználó alapján a válaszszűrést is.</w:t>
+      </w:r>
       <w:r>
         <w:br w:type="page"/>
       </w:r>
@@ -19156,27 +19448,14 @@
                       <w:r>
                         <w:t xml:space="preserve">Relációs diagramm (ábra </w:t>
                       </w:r>
-                      <w:r>
-                        <w:fldChar w:fldCharType="begin"/>
-                      </w:r>
-                      <w:r>
-                        <w:instrText xml:space="preserve"> SEQ ábra \* ARABIC </w:instrText>
-                      </w:r>
-                      <w:r>
-                        <w:fldChar w:fldCharType="separate"/>
-                      </w:r>
-                      <w:r>
-                        <w:rPr>
-                          <w:noProof/>
-                        </w:rPr>
-                        <w:t>2</w:t>
-                      </w:r>
-                      <w:r>
-                        <w:rPr>
-                          <w:noProof/>
-                        </w:rPr>
-                        <w:fldChar w:fldCharType="end"/>
-                      </w:r>
+                      <w:fldSimple w:instr=" SEQ ábra \* ARABIC ">
+                        <w:r>
+                          <w:rPr>
+                            <w:noProof/>
+                          </w:rPr>
+                          <w:t>2</w:t>
+                        </w:r>
+                      </w:fldSimple>
                       <w:r>
                         <w:t>)</w:t>
                       </w:r>
@@ -21157,6 +21436,119 @@
     </w:lvl>
   </w:abstractNum>
   <w:abstractNum w:abstractNumId="16" w15:restartNumberingAfterBreak="0">
+    <w:nsid w:val="55317864"/>
+    <w:multiLevelType w:val="hybridMultilevel"/>
+    <w:tmpl w:val="CEA669E0"/>
+    <w:lvl w:ilvl="0" w:tplc="04090001">
+      <w:start w:val="1"/>
+      <w:numFmt w:val="bullet"/>
+      <w:lvlText w:val=""/>
+      <w:lvlJc w:val="left"/>
+      <w:pPr>
+        <w:ind w:left="360" w:hanging="360"/>
+      </w:pPr>
+      <w:rPr>
+        <w:rFonts w:ascii="Symbol" w:hAnsi="Symbol" w:hint="default"/>
+      </w:rPr>
+    </w:lvl>
+    <w:lvl w:ilvl="1" w:tplc="04090003" w:tentative="1">
+      <w:start w:val="1"/>
+      <w:numFmt w:val="bullet"/>
+      <w:lvlText w:val="o"/>
+      <w:lvlJc w:val="left"/>
+      <w:pPr>
+        <w:ind w:left="1080" w:hanging="360"/>
+      </w:pPr>
+      <w:rPr>
+        <w:rFonts w:ascii="Courier New" w:hAnsi="Courier New" w:cs="Courier New" w:hint="default"/>
+      </w:rPr>
+    </w:lvl>
+    <w:lvl w:ilvl="2" w:tplc="04090005" w:tentative="1">
+      <w:start w:val="1"/>
+      <w:numFmt w:val="bullet"/>
+      <w:lvlText w:val=""/>
+      <w:lvlJc w:val="left"/>
+      <w:pPr>
+        <w:ind w:left="1800" w:hanging="360"/>
+      </w:pPr>
+      <w:rPr>
+        <w:rFonts w:ascii="Wingdings" w:hAnsi="Wingdings" w:hint="default"/>
+      </w:rPr>
+    </w:lvl>
+    <w:lvl w:ilvl="3" w:tplc="04090001" w:tentative="1">
+      <w:start w:val="1"/>
+      <w:numFmt w:val="bullet"/>
+      <w:lvlText w:val=""/>
+      <w:lvlJc w:val="left"/>
+      <w:pPr>
+        <w:ind w:left="2520" w:hanging="360"/>
+      </w:pPr>
+      <w:rPr>
+        <w:rFonts w:ascii="Symbol" w:hAnsi="Symbol" w:hint="default"/>
+      </w:rPr>
+    </w:lvl>
+    <w:lvl w:ilvl="4" w:tplc="04090003" w:tentative="1">
+      <w:start w:val="1"/>
+      <w:numFmt w:val="bullet"/>
+      <w:lvlText w:val="o"/>
+      <w:lvlJc w:val="left"/>
+      <w:pPr>
+        <w:ind w:left="3240" w:hanging="360"/>
+      </w:pPr>
+      <w:rPr>
+        <w:rFonts w:ascii="Courier New" w:hAnsi="Courier New" w:cs="Courier New" w:hint="default"/>
+      </w:rPr>
+    </w:lvl>
+    <w:lvl w:ilvl="5" w:tplc="04090005" w:tentative="1">
+      <w:start w:val="1"/>
+      <w:numFmt w:val="bullet"/>
+      <w:lvlText w:val=""/>
+      <w:lvlJc w:val="left"/>
+      <w:pPr>
+        <w:ind w:left="3960" w:hanging="360"/>
+      </w:pPr>
+      <w:rPr>
+        <w:rFonts w:ascii="Wingdings" w:hAnsi="Wingdings" w:hint="default"/>
+      </w:rPr>
+    </w:lvl>
+    <w:lvl w:ilvl="6" w:tplc="04090001" w:tentative="1">
+      <w:start w:val="1"/>
+      <w:numFmt w:val="bullet"/>
+      <w:lvlText w:val=""/>
+      <w:lvlJc w:val="left"/>
+      <w:pPr>
+        <w:ind w:left="4680" w:hanging="360"/>
+      </w:pPr>
+      <w:rPr>
+        <w:rFonts w:ascii="Symbol" w:hAnsi="Symbol" w:hint="default"/>
+      </w:rPr>
+    </w:lvl>
+    <w:lvl w:ilvl="7" w:tplc="04090003" w:tentative="1">
+      <w:start w:val="1"/>
+      <w:numFmt w:val="bullet"/>
+      <w:lvlText w:val="o"/>
+      <w:lvlJc w:val="left"/>
+      <w:pPr>
+        <w:ind w:left="5400" w:hanging="360"/>
+      </w:pPr>
+      <w:rPr>
+        <w:rFonts w:ascii="Courier New" w:hAnsi="Courier New" w:cs="Courier New" w:hint="default"/>
+      </w:rPr>
+    </w:lvl>
+    <w:lvl w:ilvl="8" w:tplc="04090005" w:tentative="1">
+      <w:start w:val="1"/>
+      <w:numFmt w:val="bullet"/>
+      <w:lvlText w:val=""/>
+      <w:lvlJc w:val="left"/>
+      <w:pPr>
+        <w:ind w:left="6120" w:hanging="360"/>
+      </w:pPr>
+      <w:rPr>
+        <w:rFonts w:ascii="Wingdings" w:hAnsi="Wingdings" w:hint="default"/>
+      </w:rPr>
+    </w:lvl>
+  </w:abstractNum>
+  <w:abstractNum w:abstractNumId="17" w15:restartNumberingAfterBreak="0">
     <w:nsid w:val="56D8627F"/>
     <w:multiLevelType w:val="multilevel"/>
     <w:tmpl w:val="E84671B6"/>
@@ -21270,7 +21662,7 @@
       </w:rPr>
     </w:lvl>
   </w:abstractNum>
-  <w:abstractNum w:abstractNumId="17" w15:restartNumberingAfterBreak="0">
+  <w:abstractNum w:abstractNumId="18" w15:restartNumberingAfterBreak="0">
     <w:nsid w:val="57BD33F7"/>
     <w:multiLevelType w:val="hybridMultilevel"/>
     <w:tmpl w:val="8D5A506C"/>
@@ -21383,7 +21775,7 @@
       </w:rPr>
     </w:lvl>
   </w:abstractNum>
-  <w:abstractNum w:abstractNumId="18" w15:restartNumberingAfterBreak="0">
+  <w:abstractNum w:abstractNumId="19" w15:restartNumberingAfterBreak="0">
     <w:nsid w:val="5BB152D8"/>
     <w:multiLevelType w:val="hybridMultilevel"/>
     <w:tmpl w:val="D6749C42"/>
@@ -21496,7 +21888,7 @@
       </w:rPr>
     </w:lvl>
   </w:abstractNum>
-  <w:abstractNum w:abstractNumId="19" w15:restartNumberingAfterBreak="0">
+  <w:abstractNum w:abstractNumId="20" w15:restartNumberingAfterBreak="0">
     <w:nsid w:val="5BC01B62"/>
     <w:multiLevelType w:val="hybridMultilevel"/>
     <w:tmpl w:val="451A423C"/>
@@ -21609,7 +22001,7 @@
       </w:rPr>
     </w:lvl>
   </w:abstractNum>
-  <w:abstractNum w:abstractNumId="20" w15:restartNumberingAfterBreak="0">
+  <w:abstractNum w:abstractNumId="21" w15:restartNumberingAfterBreak="0">
     <w:nsid w:val="622C7850"/>
     <w:multiLevelType w:val="hybridMultilevel"/>
     <w:tmpl w:val="D69839BE"/>
@@ -21722,7 +22114,7 @@
       </w:rPr>
     </w:lvl>
   </w:abstractNum>
-  <w:abstractNum w:abstractNumId="21" w15:restartNumberingAfterBreak="0">
+  <w:abstractNum w:abstractNumId="22" w15:restartNumberingAfterBreak="0">
     <w:nsid w:val="64310512"/>
     <w:multiLevelType w:val="hybridMultilevel"/>
     <w:tmpl w:val="7F50BD78"/>
@@ -21835,7 +22227,7 @@
       </w:rPr>
     </w:lvl>
   </w:abstractNum>
-  <w:abstractNum w:abstractNumId="22" w15:restartNumberingAfterBreak="0">
+  <w:abstractNum w:abstractNumId="23" w15:restartNumberingAfterBreak="0">
     <w:nsid w:val="64874BE6"/>
     <w:multiLevelType w:val="hybridMultilevel"/>
     <w:tmpl w:val="B908DFC6"/>
@@ -21924,7 +22316,7 @@
       </w:pPr>
     </w:lvl>
   </w:abstractNum>
-  <w:abstractNum w:abstractNumId="23" w15:restartNumberingAfterBreak="0">
+  <w:abstractNum w:abstractNumId="24" w15:restartNumberingAfterBreak="0">
     <w:nsid w:val="651B07B8"/>
     <w:multiLevelType w:val="hybridMultilevel"/>
     <w:tmpl w:val="C07E5A1E"/>
@@ -22037,7 +22429,7 @@
       </w:rPr>
     </w:lvl>
   </w:abstractNum>
-  <w:abstractNum w:abstractNumId="24" w15:restartNumberingAfterBreak="0">
+  <w:abstractNum w:abstractNumId="25" w15:restartNumberingAfterBreak="0">
     <w:nsid w:val="699A7D49"/>
     <w:multiLevelType w:val="hybridMultilevel"/>
     <w:tmpl w:val="59D25E1C"/>
@@ -22150,7 +22542,120 @@
       </w:rPr>
     </w:lvl>
   </w:abstractNum>
-  <w:abstractNum w:abstractNumId="25" w15:restartNumberingAfterBreak="0">
+  <w:abstractNum w:abstractNumId="26" w15:restartNumberingAfterBreak="0">
+    <w:nsid w:val="6BDD4B45"/>
+    <w:multiLevelType w:val="hybridMultilevel"/>
+    <w:tmpl w:val="D3447C70"/>
+    <w:lvl w:ilvl="0" w:tplc="04090001">
+      <w:start w:val="1"/>
+      <w:numFmt w:val="bullet"/>
+      <w:lvlText w:val=""/>
+      <w:lvlJc w:val="left"/>
+      <w:pPr>
+        <w:ind w:left="360" w:hanging="360"/>
+      </w:pPr>
+      <w:rPr>
+        <w:rFonts w:ascii="Symbol" w:hAnsi="Symbol" w:hint="default"/>
+      </w:rPr>
+    </w:lvl>
+    <w:lvl w:ilvl="1" w:tplc="04090003" w:tentative="1">
+      <w:start w:val="1"/>
+      <w:numFmt w:val="bullet"/>
+      <w:lvlText w:val="o"/>
+      <w:lvlJc w:val="left"/>
+      <w:pPr>
+        <w:ind w:left="1080" w:hanging="360"/>
+      </w:pPr>
+      <w:rPr>
+        <w:rFonts w:ascii="Courier New" w:hAnsi="Courier New" w:cs="Courier New" w:hint="default"/>
+      </w:rPr>
+    </w:lvl>
+    <w:lvl w:ilvl="2" w:tplc="04090005" w:tentative="1">
+      <w:start w:val="1"/>
+      <w:numFmt w:val="bullet"/>
+      <w:lvlText w:val=""/>
+      <w:lvlJc w:val="left"/>
+      <w:pPr>
+        <w:ind w:left="1800" w:hanging="360"/>
+      </w:pPr>
+      <w:rPr>
+        <w:rFonts w:ascii="Wingdings" w:hAnsi="Wingdings" w:hint="default"/>
+      </w:rPr>
+    </w:lvl>
+    <w:lvl w:ilvl="3" w:tplc="04090001" w:tentative="1">
+      <w:start w:val="1"/>
+      <w:numFmt w:val="bullet"/>
+      <w:lvlText w:val=""/>
+      <w:lvlJc w:val="left"/>
+      <w:pPr>
+        <w:ind w:left="2520" w:hanging="360"/>
+      </w:pPr>
+      <w:rPr>
+        <w:rFonts w:ascii="Symbol" w:hAnsi="Symbol" w:hint="default"/>
+      </w:rPr>
+    </w:lvl>
+    <w:lvl w:ilvl="4" w:tplc="04090003" w:tentative="1">
+      <w:start w:val="1"/>
+      <w:numFmt w:val="bullet"/>
+      <w:lvlText w:val="o"/>
+      <w:lvlJc w:val="left"/>
+      <w:pPr>
+        <w:ind w:left="3240" w:hanging="360"/>
+      </w:pPr>
+      <w:rPr>
+        <w:rFonts w:ascii="Courier New" w:hAnsi="Courier New" w:cs="Courier New" w:hint="default"/>
+      </w:rPr>
+    </w:lvl>
+    <w:lvl w:ilvl="5" w:tplc="04090005" w:tentative="1">
+      <w:start w:val="1"/>
+      <w:numFmt w:val="bullet"/>
+      <w:lvlText w:val=""/>
+      <w:lvlJc w:val="left"/>
+      <w:pPr>
+        <w:ind w:left="3960" w:hanging="360"/>
+      </w:pPr>
+      <w:rPr>
+        <w:rFonts w:ascii="Wingdings" w:hAnsi="Wingdings" w:hint="default"/>
+      </w:rPr>
+    </w:lvl>
+    <w:lvl w:ilvl="6" w:tplc="04090001" w:tentative="1">
+      <w:start w:val="1"/>
+      <w:numFmt w:val="bullet"/>
+      <w:lvlText w:val=""/>
+      <w:lvlJc w:val="left"/>
+      <w:pPr>
+        <w:ind w:left="4680" w:hanging="360"/>
+      </w:pPr>
+      <w:rPr>
+        <w:rFonts w:ascii="Symbol" w:hAnsi="Symbol" w:hint="default"/>
+      </w:rPr>
+    </w:lvl>
+    <w:lvl w:ilvl="7" w:tplc="04090003" w:tentative="1">
+      <w:start w:val="1"/>
+      <w:numFmt w:val="bullet"/>
+      <w:lvlText w:val="o"/>
+      <w:lvlJc w:val="left"/>
+      <w:pPr>
+        <w:ind w:left="5400" w:hanging="360"/>
+      </w:pPr>
+      <w:rPr>
+        <w:rFonts w:ascii="Courier New" w:hAnsi="Courier New" w:cs="Courier New" w:hint="default"/>
+      </w:rPr>
+    </w:lvl>
+    <w:lvl w:ilvl="8" w:tplc="04090005" w:tentative="1">
+      <w:start w:val="1"/>
+      <w:numFmt w:val="bullet"/>
+      <w:lvlText w:val=""/>
+      <w:lvlJc w:val="left"/>
+      <w:pPr>
+        <w:ind w:left="6120" w:hanging="360"/>
+      </w:pPr>
+      <w:rPr>
+        <w:rFonts w:ascii="Wingdings" w:hAnsi="Wingdings" w:hint="default"/>
+      </w:rPr>
+    </w:lvl>
+  </w:abstractNum>
+  <w:abstractNum w:abstractNumId="27" w15:restartNumberingAfterBreak="0">
     <w:nsid w:val="6E691218"/>
     <w:multiLevelType w:val="hybridMultilevel"/>
     <w:tmpl w:val="870C507A"/>
@@ -22263,7 +22768,7 @@
       </w:rPr>
     </w:lvl>
   </w:abstractNum>
-  <w:abstractNum w:abstractNumId="26" w15:restartNumberingAfterBreak="0">
+  <w:abstractNum w:abstractNumId="28" w15:restartNumberingAfterBreak="0">
     <w:nsid w:val="7C2D10AD"/>
     <w:multiLevelType w:val="hybridMultilevel"/>
     <w:tmpl w:val="75466AB2"/>
@@ -22376,7 +22881,7 @@
       </w:rPr>
     </w:lvl>
   </w:abstractNum>
-  <w:abstractNum w:abstractNumId="27" w15:restartNumberingAfterBreak="0">
+  <w:abstractNum w:abstractNumId="29" w15:restartNumberingAfterBreak="0">
     <w:nsid w:val="7CCF5CF9"/>
     <w:multiLevelType w:val="hybridMultilevel"/>
     <w:tmpl w:val="0FA8FA82"/>
@@ -22490,7 +22995,7 @@
     </w:lvl>
   </w:abstractNum>
   <w:num w:numId="1" w16cid:durableId="537855090">
-    <w:abstractNumId w:val="19"/>
+    <w:abstractNumId w:val="20"/>
   </w:num>
   <w:num w:numId="2" w16cid:durableId="2001494564">
     <w:abstractNumId w:val="2"/>
@@ -22508,22 +23013,22 @@
     <w:abstractNumId w:val="13"/>
   </w:num>
   <w:num w:numId="7" w16cid:durableId="294408398">
-    <w:abstractNumId w:val="26"/>
+    <w:abstractNumId w:val="28"/>
   </w:num>
   <w:num w:numId="8" w16cid:durableId="1846281192">
-    <w:abstractNumId w:val="16"/>
+    <w:abstractNumId w:val="17"/>
   </w:num>
   <w:num w:numId="9" w16cid:durableId="1931431079">
-    <w:abstractNumId w:val="20"/>
+    <w:abstractNumId w:val="21"/>
   </w:num>
   <w:num w:numId="10" w16cid:durableId="796139899">
-    <w:abstractNumId w:val="21"/>
+    <w:abstractNumId w:val="22"/>
   </w:num>
   <w:num w:numId="11" w16cid:durableId="750010519">
     <w:abstractNumId w:val="12"/>
   </w:num>
   <w:num w:numId="12" w16cid:durableId="1587766026">
-    <w:abstractNumId w:val="23"/>
+    <w:abstractNumId w:val="24"/>
   </w:num>
   <w:num w:numId="13" w16cid:durableId="925379412">
     <w:abstractNumId w:val="11"/>
@@ -22532,22 +23037,22 @@
     <w:abstractNumId w:val="14"/>
   </w:num>
   <w:num w:numId="15" w16cid:durableId="1594972483">
-    <w:abstractNumId w:val="17"/>
+    <w:abstractNumId w:val="18"/>
   </w:num>
   <w:num w:numId="16" w16cid:durableId="591744509">
     <w:abstractNumId w:val="3"/>
   </w:num>
   <w:num w:numId="17" w16cid:durableId="926498134">
-    <w:abstractNumId w:val="18"/>
+    <w:abstractNumId w:val="19"/>
   </w:num>
   <w:num w:numId="18" w16cid:durableId="1035928464">
     <w:abstractNumId w:val="1"/>
   </w:num>
   <w:num w:numId="19" w16cid:durableId="143202167">
-    <w:abstractNumId w:val="25"/>
+    <w:abstractNumId w:val="27"/>
   </w:num>
   <w:num w:numId="20" w16cid:durableId="1063216477">
-    <w:abstractNumId w:val="24"/>
+    <w:abstractNumId w:val="25"/>
   </w:num>
   <w:num w:numId="21" w16cid:durableId="1360087002">
     <w:abstractNumId w:val="10"/>
@@ -22556,13 +23061,13 @@
     <w:abstractNumId w:val="0"/>
   </w:num>
   <w:num w:numId="23" w16cid:durableId="763497253">
-    <w:abstractNumId w:val="27"/>
+    <w:abstractNumId w:val="29"/>
   </w:num>
   <w:num w:numId="24" w16cid:durableId="1104766460">
     <w:abstractNumId w:val="8"/>
   </w:num>
   <w:num w:numId="25" w16cid:durableId="1527909675">
-    <w:abstractNumId w:val="22"/>
+    <w:abstractNumId w:val="23"/>
   </w:num>
   <w:num w:numId="26" w16cid:durableId="413479026">
     <w:abstractNumId w:val="9"/>
@@ -22572,6 +23077,12 @@
   </w:num>
   <w:num w:numId="28" w16cid:durableId="752552450">
     <w:abstractNumId w:val="5"/>
+  </w:num>
+  <w:num w:numId="29" w16cid:durableId="262735447">
+    <w:abstractNumId w:val="26"/>
+  </w:num>
+  <w:num w:numId="30" w16cid:durableId="748382647">
+    <w:abstractNumId w:val="16"/>
   </w:num>
 </w:numbering>
 </file>

--- a/docs/CoMove szoftveralkalmazás dokumentációja.docx
+++ b/docs/CoMove szoftveralkalmazás dokumentációja.docx
@@ -17687,6 +17687,12 @@
         <w:t xml:space="preserve"> </w:t>
       </w:r>
       <w:r>
+        <w:t>(</w:t>
+      </w:r>
+      <w:r>
+        <w:t xml:space="preserve">opcionálisan más) </w:t>
+      </w:r>
+      <w:r>
         <w:t>mappába</w:t>
       </w:r>
       <w:r>
@@ -17696,10 +17702,20 @@
         <w:t xml:space="preserve"> </w:t>
       </w:r>
       <w:r>
-        <w:t>Ez</w:t>
-      </w:r>
-      <w:r>
-        <w:t xml:space="preserve"> egy olyan mappa, amelyből az ASP.NET backend, statikus fájlok</w:t>
+        <w:t xml:space="preserve">A </w:t>
+      </w:r>
+      <w:r>
+        <w:rPr>
+          <w:b/>
+          <w:bCs/>
+        </w:rPr>
+        <w:t>wwwroot</w:t>
+      </w:r>
+      <w:r>
+        <w:t xml:space="preserve"> egy</w:t>
+      </w:r>
+      <w:r>
+        <w:t xml:space="preserve"> olyan mappa, amelyből az ASP.NET backend, statikus fájlok</w:t>
       </w:r>
       <w:r>
         <w:t xml:space="preserve">at oszt meg, a mi esetünkben a </w:t>

--- a/docs/CoMove szoftveralkalmazás dokumentációja.docx
+++ b/docs/CoMove szoftveralkalmazás dokumentációja.docx
@@ -237,7 +237,6 @@
         </w:rPr>
         <w:t xml:space="preserve">A </w:t>
       </w:r>
-      <w:proofErr w:type="spellStart"/>
       <w:r>
         <w:rPr>
           <w:rFonts w:cs="Times New Roman"/>
@@ -245,17 +244,7 @@
           <w:sz w:val="40"/>
           <w:szCs w:val="40"/>
         </w:rPr>
-        <w:t>CoMove</w:t>
-      </w:r>
-      <w:proofErr w:type="spellEnd"/>
-      <w:r>
-        <w:rPr>
-          <w:rFonts w:cs="Times New Roman"/>
-          <w:b/>
-          <w:sz w:val="40"/>
-          <w:szCs w:val="40"/>
-        </w:rPr>
-        <w:t xml:space="preserve"> </w:t>
+        <w:t xml:space="preserve">CoMove </w:t>
       </w:r>
       <w:r>
         <w:rPr>
@@ -479,7 +468,7 @@
       <w:r>
         <w:fldChar w:fldCharType="separate"/>
       </w:r>
-      <w:hyperlink w:anchor="_Toc227277576" w:history="1">
+      <w:hyperlink w:anchor="_Toc227708697" w:history="1">
         <w:r>
           <w:rPr>
             <w:rStyle w:val="Hyperlink"/>
@@ -506,7 +495,7 @@
             <w:noProof/>
             <w:webHidden/>
           </w:rPr>
-          <w:instrText xml:space="preserve"> PAGEREF _Toc227277576 \h </w:instrText>
+          <w:instrText xml:space="preserve"> PAGEREF _Toc227708697 \h </w:instrText>
         </w:r>
         <w:r>
           <w:rPr>
@@ -552,7 +541,7 @@
           <w14:ligatures w14:val="standardContextual"/>
         </w:rPr>
       </w:pPr>
-      <w:hyperlink w:anchor="_Toc227277577" w:history="1">
+      <w:hyperlink w:anchor="_Toc227708698" w:history="1">
         <w:r>
           <w:rPr>
             <w:rStyle w:val="Hyperlink"/>
@@ -579,7 +568,7 @@
             <w:noProof/>
             <w:webHidden/>
           </w:rPr>
-          <w:instrText xml:space="preserve"> PAGEREF _Toc227277577 \h </w:instrText>
+          <w:instrText xml:space="preserve"> PAGEREF _Toc227708698 \h </w:instrText>
         </w:r>
         <w:r>
           <w:rPr>
@@ -625,7 +614,7 @@
           <w14:ligatures w14:val="standardContextual"/>
         </w:rPr>
       </w:pPr>
-      <w:hyperlink w:anchor="_Toc227277578" w:history="1">
+      <w:hyperlink w:anchor="_Toc227708699" w:history="1">
         <w:r>
           <w:rPr>
             <w:rStyle w:val="Hyperlink"/>
@@ -652,7 +641,7 @@
             <w:noProof/>
             <w:webHidden/>
           </w:rPr>
-          <w:instrText xml:space="preserve"> PAGEREF _Toc227277578 \h </w:instrText>
+          <w:instrText xml:space="preserve"> PAGEREF _Toc227708699 \h </w:instrText>
         </w:r>
         <w:r>
           <w:rPr>
@@ -685,7 +674,10 @@
     </w:p>
     <w:p>
       <w:pPr>
-        <w:pStyle w:val="TOC1"/>
+        <w:pStyle w:val="TOC2"/>
+        <w:tabs>
+          <w:tab w:val="right" w:leader="dot" w:pos="8776"/>
+        </w:tabs>
         <w:rPr>
           <w:rFonts w:asciiTheme="minorHAnsi" w:eastAsiaTheme="minorEastAsia" w:hAnsiTheme="minorHAnsi"/>
           <w:noProof/>
@@ -695,13 +687,13 @@
           <w14:ligatures w14:val="standardContextual"/>
         </w:rPr>
       </w:pPr>
-      <w:hyperlink w:anchor="_Toc227277579" w:history="1">
+      <w:hyperlink w:anchor="_Toc227708700" w:history="1">
         <w:r>
           <w:rPr>
             <w:rStyle w:val="Hyperlink"/>
             <w:noProof/>
           </w:rPr>
-          <w:t>Fejlesztői környezet</w:t>
+          <w:t>Hasonló szolgáltatások</w:t>
         </w:r>
         <w:r>
           <w:rPr>
@@ -722,7 +714,7 @@
             <w:noProof/>
             <w:webHidden/>
           </w:rPr>
-          <w:instrText xml:space="preserve"> PAGEREF _Toc227277579 \h </w:instrText>
+          <w:instrText xml:space="preserve"> PAGEREF _Toc227708700 \h </w:instrText>
         </w:r>
         <w:r>
           <w:rPr>
@@ -755,10 +747,7 @@
     </w:p>
     <w:p>
       <w:pPr>
-        <w:pStyle w:val="TOC2"/>
-        <w:tabs>
-          <w:tab w:val="right" w:leader="dot" w:pos="8776"/>
-        </w:tabs>
+        <w:pStyle w:val="TOC1"/>
         <w:rPr>
           <w:rFonts w:asciiTheme="minorHAnsi" w:eastAsiaTheme="minorEastAsia" w:hAnsiTheme="minorHAnsi"/>
           <w:noProof/>
@@ -768,13 +757,13 @@
           <w14:ligatures w14:val="standardContextual"/>
         </w:rPr>
       </w:pPr>
-      <w:hyperlink w:anchor="_Toc227277580" w:history="1">
+      <w:hyperlink w:anchor="_Toc227708701" w:history="1">
         <w:r>
           <w:rPr>
             <w:rStyle w:val="Hyperlink"/>
             <w:noProof/>
           </w:rPr>
-          <w:t>Frontend</w:t>
+          <w:t>A szoftver műszaki feltételei és futtatása</w:t>
         </w:r>
         <w:r>
           <w:rPr>
@@ -795,7 +784,7 @@
             <w:noProof/>
             <w:webHidden/>
           </w:rPr>
-          <w:instrText xml:space="preserve"> PAGEREF _Toc227277580 \h </w:instrText>
+          <w:instrText xml:space="preserve"> PAGEREF _Toc227708701 \h </w:instrText>
         </w:r>
         <w:r>
           <w:rPr>
@@ -815,7 +804,7 @@
             <w:noProof/>
             <w:webHidden/>
           </w:rPr>
-          <w:t>4</w:t>
+          <w:t>5</w:t>
         </w:r>
         <w:r>
           <w:rPr>
@@ -841,13 +830,13 @@
           <w14:ligatures w14:val="standardContextual"/>
         </w:rPr>
       </w:pPr>
-      <w:hyperlink w:anchor="_Toc227277581" w:history="1">
+      <w:hyperlink w:anchor="_Toc227708702" w:history="1">
         <w:r>
           <w:rPr>
             <w:rStyle w:val="Hyperlink"/>
             <w:noProof/>
           </w:rPr>
-          <w:t>Backend és Adatbázis</w:t>
+          <w:t>Adatbázis</w:t>
         </w:r>
         <w:r>
           <w:rPr>
@@ -868,7 +857,7 @@
             <w:noProof/>
             <w:webHidden/>
           </w:rPr>
-          <w:instrText xml:space="preserve"> PAGEREF _Toc227277581 \h </w:instrText>
+          <w:instrText xml:space="preserve"> PAGEREF _Toc227708702 \h </w:instrText>
         </w:r>
         <w:r>
           <w:rPr>
@@ -888,7 +877,7 @@
             <w:noProof/>
             <w:webHidden/>
           </w:rPr>
-          <w:t>4</w:t>
+          <w:t>5</w:t>
         </w:r>
         <w:r>
           <w:rPr>
@@ -901,7 +890,7 @@
     </w:p>
     <w:p>
       <w:pPr>
-        <w:pStyle w:val="TOC3"/>
+        <w:pStyle w:val="TOC2"/>
         <w:tabs>
           <w:tab w:val="right" w:leader="dot" w:pos="8776"/>
         </w:tabs>
@@ -914,13 +903,13 @@
           <w14:ligatures w14:val="standardContextual"/>
         </w:rPr>
       </w:pPr>
-      <w:hyperlink w:anchor="_Toc227277582" w:history="1">
+      <w:hyperlink w:anchor="_Toc227708703" w:history="1">
         <w:r>
           <w:rPr>
             <w:rStyle w:val="Hyperlink"/>
             <w:noProof/>
           </w:rPr>
-          <w:t>Windows</w:t>
+          <w:t>Backend</w:t>
         </w:r>
         <w:r>
           <w:rPr>
@@ -941,7 +930,7 @@
             <w:noProof/>
             <w:webHidden/>
           </w:rPr>
-          <w:instrText xml:space="preserve"> PAGEREF _Toc227277582 \h </w:instrText>
+          <w:instrText xml:space="preserve"> PAGEREF _Toc227708703 \h </w:instrText>
         </w:r>
         <w:r>
           <w:rPr>
@@ -961,7 +950,7 @@
             <w:noProof/>
             <w:webHidden/>
           </w:rPr>
-          <w:t>4</w:t>
+          <w:t>5</w:t>
         </w:r>
         <w:r>
           <w:rPr>
@@ -974,7 +963,7 @@
     </w:p>
     <w:p>
       <w:pPr>
-        <w:pStyle w:val="TOC3"/>
+        <w:pStyle w:val="TOC2"/>
         <w:tabs>
           <w:tab w:val="right" w:leader="dot" w:pos="8776"/>
         </w:tabs>
@@ -987,13 +976,13 @@
           <w14:ligatures w14:val="standardContextual"/>
         </w:rPr>
       </w:pPr>
-      <w:hyperlink w:anchor="_Toc227277583" w:history="1">
+      <w:hyperlink w:anchor="_Toc227708704" w:history="1">
         <w:r>
           <w:rPr>
             <w:rStyle w:val="Hyperlink"/>
             <w:noProof/>
           </w:rPr>
-          <w:t>MacOS</w:t>
+          <w:t>Frontend</w:t>
         </w:r>
         <w:r>
           <w:rPr>
@@ -1014,7 +1003,7 @@
             <w:noProof/>
             <w:webHidden/>
           </w:rPr>
-          <w:instrText xml:space="preserve"> PAGEREF _Toc227277583 \h </w:instrText>
+          <w:instrText xml:space="preserve"> PAGEREF _Toc227708704 \h </w:instrText>
         </w:r>
         <w:r>
           <w:rPr>
@@ -1034,7 +1023,7 @@
             <w:noProof/>
             <w:webHidden/>
           </w:rPr>
-          <w:t>4</w:t>
+          <w:t>5</w:t>
         </w:r>
         <w:r>
           <w:rPr>
@@ -1047,10 +1036,7 @@
     </w:p>
     <w:p>
       <w:pPr>
-        <w:pStyle w:val="TOC2"/>
-        <w:tabs>
-          <w:tab w:val="right" w:leader="dot" w:pos="8776"/>
-        </w:tabs>
+        <w:pStyle w:val="TOC1"/>
         <w:rPr>
           <w:rFonts w:asciiTheme="minorHAnsi" w:eastAsiaTheme="minorEastAsia" w:hAnsiTheme="minorHAnsi"/>
           <w:noProof/>
@@ -1060,13 +1046,13 @@
           <w14:ligatures w14:val="standardContextual"/>
         </w:rPr>
       </w:pPr>
-      <w:hyperlink w:anchor="_Toc227277584" w:history="1">
+      <w:hyperlink w:anchor="_Toc227708705" w:history="1">
         <w:r>
           <w:rPr>
             <w:rStyle w:val="Hyperlink"/>
             <w:noProof/>
           </w:rPr>
-          <w:t>Kollaboráció</w:t>
+          <w:t>Fejlesztői környezet</w:t>
         </w:r>
         <w:r>
           <w:rPr>
@@ -1087,7 +1073,7 @@
             <w:noProof/>
             <w:webHidden/>
           </w:rPr>
-          <w:instrText xml:space="preserve"> PAGEREF _Toc227277584 \h </w:instrText>
+          <w:instrText xml:space="preserve"> PAGEREF _Toc227708705 \h </w:instrText>
         </w:r>
         <w:r>
           <w:rPr>
@@ -1107,7 +1093,7 @@
             <w:noProof/>
             <w:webHidden/>
           </w:rPr>
-          <w:t>4</w:t>
+          <w:t>6</w:t>
         </w:r>
         <w:r>
           <w:rPr>
@@ -1120,7 +1106,10 @@
     </w:p>
     <w:p>
       <w:pPr>
-        <w:pStyle w:val="TOC1"/>
+        <w:pStyle w:val="TOC2"/>
+        <w:tabs>
+          <w:tab w:val="right" w:leader="dot" w:pos="8776"/>
+        </w:tabs>
         <w:rPr>
           <w:rFonts w:asciiTheme="minorHAnsi" w:eastAsiaTheme="minorEastAsia" w:hAnsiTheme="minorHAnsi"/>
           <w:noProof/>
@@ -1130,13 +1119,13 @@
           <w14:ligatures w14:val="standardContextual"/>
         </w:rPr>
       </w:pPr>
-      <w:hyperlink w:anchor="_Toc227277585" w:history="1">
+      <w:hyperlink w:anchor="_Toc227708706" w:history="1">
         <w:r>
           <w:rPr>
             <w:rStyle w:val="Hyperlink"/>
             <w:noProof/>
           </w:rPr>
-          <w:t>Komponensek technikai leírása</w:t>
+          <w:t>Frontend</w:t>
         </w:r>
         <w:r>
           <w:rPr>
@@ -1157,7 +1146,7 @@
             <w:noProof/>
             <w:webHidden/>
           </w:rPr>
-          <w:instrText xml:space="preserve"> PAGEREF _Toc227277585 \h </w:instrText>
+          <w:instrText xml:space="preserve"> PAGEREF _Toc227708706 \h </w:instrText>
         </w:r>
         <w:r>
           <w:rPr>
@@ -1177,7 +1166,7 @@
             <w:noProof/>
             <w:webHidden/>
           </w:rPr>
-          <w:t>5</w:t>
+          <w:t>6</w:t>
         </w:r>
         <w:r>
           <w:rPr>
@@ -1203,13 +1192,13 @@
           <w14:ligatures w14:val="standardContextual"/>
         </w:rPr>
       </w:pPr>
-      <w:hyperlink w:anchor="_Toc227277586" w:history="1">
+      <w:hyperlink w:anchor="_Toc227708707" w:history="1">
         <w:r>
           <w:rPr>
             <w:rStyle w:val="Hyperlink"/>
             <w:noProof/>
           </w:rPr>
-          <w:t>Adatbázis</w:t>
+          <w:t>Backend és Adatbázis</w:t>
         </w:r>
         <w:r>
           <w:rPr>
@@ -1230,7 +1219,7 @@
             <w:noProof/>
             <w:webHidden/>
           </w:rPr>
-          <w:instrText xml:space="preserve"> PAGEREF _Toc227277586 \h </w:instrText>
+          <w:instrText xml:space="preserve"> PAGEREF _Toc227708707 \h </w:instrText>
         </w:r>
         <w:r>
           <w:rPr>
@@ -1250,7 +1239,7 @@
             <w:noProof/>
             <w:webHidden/>
           </w:rPr>
-          <w:t>5</w:t>
+          <w:t>6</w:t>
         </w:r>
         <w:r>
           <w:rPr>
@@ -1276,13 +1265,13 @@
           <w14:ligatures w14:val="standardContextual"/>
         </w:rPr>
       </w:pPr>
-      <w:hyperlink w:anchor="_Toc227277587" w:history="1">
+      <w:hyperlink w:anchor="_Toc227708708" w:history="1">
         <w:r>
           <w:rPr>
             <w:rStyle w:val="Hyperlink"/>
             <w:noProof/>
           </w:rPr>
-          <w:t>Egyedtípusok</w:t>
+          <w:t>Windows</w:t>
         </w:r>
         <w:r>
           <w:rPr>
@@ -1303,7 +1292,7 @@
             <w:noProof/>
             <w:webHidden/>
           </w:rPr>
-          <w:instrText xml:space="preserve"> PAGEREF _Toc227277587 \h </w:instrText>
+          <w:instrText xml:space="preserve"> PAGEREF _Toc227708708 \h </w:instrText>
         </w:r>
         <w:r>
           <w:rPr>
@@ -1323,7 +1312,7 @@
             <w:noProof/>
             <w:webHidden/>
           </w:rPr>
-          <w:t>5</w:t>
+          <w:t>6</w:t>
         </w:r>
         <w:r>
           <w:rPr>
@@ -1336,7 +1325,7 @@
     </w:p>
     <w:p>
       <w:pPr>
-        <w:pStyle w:val="TOC4"/>
+        <w:pStyle w:val="TOC3"/>
         <w:tabs>
           <w:tab w:val="right" w:leader="dot" w:pos="8776"/>
         </w:tabs>
@@ -1349,13 +1338,13 @@
           <w14:ligatures w14:val="standardContextual"/>
         </w:rPr>
       </w:pPr>
-      <w:hyperlink w:anchor="_Toc227277588" w:history="1">
+      <w:hyperlink w:anchor="_Toc227708709" w:history="1">
         <w:r>
           <w:rPr>
             <w:rStyle w:val="Hyperlink"/>
             <w:noProof/>
           </w:rPr>
-          <w:t>Felhasználó (users)</w:t>
+          <w:t>MacOS</w:t>
         </w:r>
         <w:r>
           <w:rPr>
@@ -1376,7 +1365,7 @@
             <w:noProof/>
             <w:webHidden/>
           </w:rPr>
-          <w:instrText xml:space="preserve"> PAGEREF _Toc227277588 \h </w:instrText>
+          <w:instrText xml:space="preserve"> PAGEREF _Toc227708709 \h </w:instrText>
         </w:r>
         <w:r>
           <w:rPr>
@@ -1396,7 +1385,7 @@
             <w:noProof/>
             <w:webHidden/>
           </w:rPr>
-          <w:t>5</w:t>
+          <w:t>6</w:t>
         </w:r>
         <w:r>
           <w:rPr>
@@ -1409,7 +1398,7 @@
     </w:p>
     <w:p>
       <w:pPr>
-        <w:pStyle w:val="TOC4"/>
+        <w:pStyle w:val="TOC2"/>
         <w:tabs>
           <w:tab w:val="right" w:leader="dot" w:pos="8776"/>
         </w:tabs>
@@ -1422,13 +1411,13 @@
           <w14:ligatures w14:val="standardContextual"/>
         </w:rPr>
       </w:pPr>
-      <w:hyperlink w:anchor="_Toc227277589" w:history="1">
+      <w:hyperlink w:anchor="_Toc227708710" w:history="1">
         <w:r>
           <w:rPr>
             <w:rStyle w:val="Hyperlink"/>
             <w:noProof/>
           </w:rPr>
-          <w:t>Token (usertokens)</w:t>
+          <w:t>Kollaboráció</w:t>
         </w:r>
         <w:r>
           <w:rPr>
@@ -1449,7 +1438,7 @@
             <w:noProof/>
             <w:webHidden/>
           </w:rPr>
-          <w:instrText xml:space="preserve"> PAGEREF _Toc227277589 \h </w:instrText>
+          <w:instrText xml:space="preserve"> PAGEREF _Toc227708710 \h </w:instrText>
         </w:r>
         <w:r>
           <w:rPr>
@@ -1469,7 +1458,7 @@
             <w:noProof/>
             <w:webHidden/>
           </w:rPr>
-          <w:t>7</w:t>
+          <w:t>6</w:t>
         </w:r>
         <w:r>
           <w:rPr>
@@ -1482,10 +1471,7 @@
     </w:p>
     <w:p>
       <w:pPr>
-        <w:pStyle w:val="TOC4"/>
-        <w:tabs>
-          <w:tab w:val="right" w:leader="dot" w:pos="8776"/>
-        </w:tabs>
+        <w:pStyle w:val="TOC1"/>
         <w:rPr>
           <w:rFonts w:asciiTheme="minorHAnsi" w:eastAsiaTheme="minorEastAsia" w:hAnsiTheme="minorHAnsi"/>
           <w:noProof/>
@@ -1495,13 +1481,13 @@
           <w14:ligatures w14:val="standardContextual"/>
         </w:rPr>
       </w:pPr>
-      <w:hyperlink w:anchor="_Toc227277590" w:history="1">
+      <w:hyperlink w:anchor="_Toc227708711" w:history="1">
         <w:r>
           <w:rPr>
             <w:rStyle w:val="Hyperlink"/>
             <w:noProof/>
           </w:rPr>
-          <w:t>Értesítés (notifications)</w:t>
+          <w:t>Komponensek technikai leírása</w:t>
         </w:r>
         <w:r>
           <w:rPr>
@@ -1522,7 +1508,7 @@
             <w:noProof/>
             <w:webHidden/>
           </w:rPr>
-          <w:instrText xml:space="preserve"> PAGEREF _Toc227277590 \h </w:instrText>
+          <w:instrText xml:space="preserve"> PAGEREF _Toc227708711 \h </w:instrText>
         </w:r>
         <w:r>
           <w:rPr>
@@ -1555,7 +1541,7 @@
     </w:p>
     <w:p>
       <w:pPr>
-        <w:pStyle w:val="TOC4"/>
+        <w:pStyle w:val="TOC2"/>
         <w:tabs>
           <w:tab w:val="right" w:leader="dot" w:pos="8776"/>
         </w:tabs>
@@ -1568,13 +1554,13 @@
           <w14:ligatures w14:val="standardContextual"/>
         </w:rPr>
       </w:pPr>
-      <w:hyperlink w:anchor="_Toc227277591" w:history="1">
+      <w:hyperlink w:anchor="_Toc227708712" w:history="1">
         <w:r>
           <w:rPr>
             <w:rStyle w:val="Hyperlink"/>
             <w:noProof/>
           </w:rPr>
-          <w:t>Jármű (vehicles)</w:t>
+          <w:t>Adatbázis</w:t>
         </w:r>
         <w:r>
           <w:rPr>
@@ -1595,7 +1581,7 @@
             <w:noProof/>
             <w:webHidden/>
           </w:rPr>
-          <w:instrText xml:space="preserve"> PAGEREF _Toc227277591 \h </w:instrText>
+          <w:instrText xml:space="preserve"> PAGEREF _Toc227708712 \h </w:instrText>
         </w:r>
         <w:r>
           <w:rPr>
@@ -1615,7 +1601,7 @@
             <w:noProof/>
             <w:webHidden/>
           </w:rPr>
-          <w:t>8</w:t>
+          <w:t>7</w:t>
         </w:r>
         <w:r>
           <w:rPr>
@@ -1628,7 +1614,7 @@
     </w:p>
     <w:p>
       <w:pPr>
-        <w:pStyle w:val="TOC4"/>
+        <w:pStyle w:val="TOC3"/>
         <w:tabs>
           <w:tab w:val="right" w:leader="dot" w:pos="8776"/>
         </w:tabs>
@@ -1641,13 +1627,13 @@
           <w14:ligatures w14:val="standardContextual"/>
         </w:rPr>
       </w:pPr>
-      <w:hyperlink w:anchor="_Toc227277592" w:history="1">
+      <w:hyperlink w:anchor="_Toc227708713" w:history="1">
         <w:r>
           <w:rPr>
             <w:rStyle w:val="Hyperlink"/>
             <w:noProof/>
           </w:rPr>
-          <w:t>Járműelérhetőség (vehicleavailabilities)</w:t>
+          <w:t>Egyedtípusok</w:t>
         </w:r>
         <w:r>
           <w:rPr>
@@ -1668,7 +1654,7 @@
             <w:noProof/>
             <w:webHidden/>
           </w:rPr>
-          <w:instrText xml:space="preserve"> PAGEREF _Toc227277592 \h </w:instrText>
+          <w:instrText xml:space="preserve"> PAGEREF _Toc227708713 \h </w:instrText>
         </w:r>
         <w:r>
           <w:rPr>
@@ -1688,7 +1674,7 @@
             <w:noProof/>
             <w:webHidden/>
           </w:rPr>
-          <w:t>9</w:t>
+          <w:t>7</w:t>
         </w:r>
         <w:r>
           <w:rPr>
@@ -1714,13 +1700,13 @@
           <w14:ligatures w14:val="standardContextual"/>
         </w:rPr>
       </w:pPr>
-      <w:hyperlink w:anchor="_Toc227277593" w:history="1">
+      <w:hyperlink w:anchor="_Toc227708714" w:history="1">
         <w:r>
           <w:rPr>
             <w:rStyle w:val="Hyperlink"/>
             <w:noProof/>
           </w:rPr>
-          <w:t>Járműkép (vehicleimages)</w:t>
+          <w:t>Felhasználó (users)</w:t>
         </w:r>
         <w:r>
           <w:rPr>
@@ -1741,7 +1727,7 @@
             <w:noProof/>
             <w:webHidden/>
           </w:rPr>
-          <w:instrText xml:space="preserve"> PAGEREF _Toc227277593 \h </w:instrText>
+          <w:instrText xml:space="preserve"> PAGEREF _Toc227708714 \h </w:instrText>
         </w:r>
         <w:r>
           <w:rPr>
@@ -1761,7 +1747,7 @@
             <w:noProof/>
             <w:webHidden/>
           </w:rPr>
-          <w:t>9</w:t>
+          <w:t>7</w:t>
         </w:r>
         <w:r>
           <w:rPr>
@@ -1787,13 +1773,13 @@
           <w14:ligatures w14:val="standardContextual"/>
         </w:rPr>
       </w:pPr>
-      <w:hyperlink w:anchor="_Toc227277594" w:history="1">
+      <w:hyperlink w:anchor="_Toc227708715" w:history="1">
         <w:r>
           <w:rPr>
             <w:rStyle w:val="Hyperlink"/>
             <w:noProof/>
           </w:rPr>
-          <w:t>Bérlés (rentals)</w:t>
+          <w:t>Token (usertokens)</w:t>
         </w:r>
         <w:r>
           <w:rPr>
@@ -1814,7 +1800,7 @@
             <w:noProof/>
             <w:webHidden/>
           </w:rPr>
-          <w:instrText xml:space="preserve"> PAGEREF _Toc227277594 \h </w:instrText>
+          <w:instrText xml:space="preserve"> PAGEREF _Toc227708715 \h </w:instrText>
         </w:r>
         <w:r>
           <w:rPr>
@@ -1834,7 +1820,7 @@
             <w:noProof/>
             <w:webHidden/>
           </w:rPr>
-          <w:t>10</w:t>
+          <w:t>9</w:t>
         </w:r>
         <w:r>
           <w:rPr>
@@ -1860,13 +1846,13 @@
           <w14:ligatures w14:val="standardContextual"/>
         </w:rPr>
       </w:pPr>
-      <w:hyperlink w:anchor="_Toc227277595" w:history="1">
+      <w:hyperlink w:anchor="_Toc227708716" w:history="1">
         <w:r>
           <w:rPr>
             <w:rStyle w:val="Hyperlink"/>
             <w:noProof/>
           </w:rPr>
-          <w:t>Üzenet (messages)</w:t>
+          <w:t>Értesítés (notifications)</w:t>
         </w:r>
         <w:r>
           <w:rPr>
@@ -1887,7 +1873,7 @@
             <w:noProof/>
             <w:webHidden/>
           </w:rPr>
-          <w:instrText xml:space="preserve"> PAGEREF _Toc227277595 \h </w:instrText>
+          <w:instrText xml:space="preserve"> PAGEREF _Toc227708716 \h </w:instrText>
         </w:r>
         <w:r>
           <w:rPr>
@@ -1907,7 +1893,7 @@
             <w:noProof/>
             <w:webHidden/>
           </w:rPr>
-          <w:t>11</w:t>
+          <w:t>9</w:t>
         </w:r>
         <w:r>
           <w:rPr>
@@ -1920,7 +1906,7 @@
     </w:p>
     <w:p>
       <w:pPr>
-        <w:pStyle w:val="TOC3"/>
+        <w:pStyle w:val="TOC4"/>
         <w:tabs>
           <w:tab w:val="right" w:leader="dot" w:pos="8776"/>
         </w:tabs>
@@ -1933,13 +1919,13 @@
           <w14:ligatures w14:val="standardContextual"/>
         </w:rPr>
       </w:pPr>
-      <w:hyperlink w:anchor="_Toc227277596" w:history="1">
+      <w:hyperlink w:anchor="_Toc227708717" w:history="1">
         <w:r>
           <w:rPr>
             <w:rStyle w:val="Hyperlink"/>
             <w:noProof/>
           </w:rPr>
-          <w:t>Kapcsolatok</w:t>
+          <w:t>Jármű (vehicles)</w:t>
         </w:r>
         <w:r>
           <w:rPr>
@@ -1960,7 +1946,7 @@
             <w:noProof/>
             <w:webHidden/>
           </w:rPr>
-          <w:instrText xml:space="preserve"> PAGEREF _Toc227277596 \h </w:instrText>
+          <w:instrText xml:space="preserve"> PAGEREF _Toc227708717 \h </w:instrText>
         </w:r>
         <w:r>
           <w:rPr>
@@ -1980,7 +1966,7 @@
             <w:noProof/>
             <w:webHidden/>
           </w:rPr>
-          <w:t>12</w:t>
+          <w:t>10</w:t>
         </w:r>
         <w:r>
           <w:rPr>
@@ -1993,7 +1979,7 @@
     </w:p>
     <w:p>
       <w:pPr>
-        <w:pStyle w:val="TOC3"/>
+        <w:pStyle w:val="TOC4"/>
         <w:tabs>
           <w:tab w:val="right" w:leader="dot" w:pos="8776"/>
         </w:tabs>
@@ -2006,13 +1992,13 @@
           <w14:ligatures w14:val="standardContextual"/>
         </w:rPr>
       </w:pPr>
-      <w:hyperlink w:anchor="_Toc227277597" w:history="1">
+      <w:hyperlink w:anchor="_Toc227708718" w:history="1">
         <w:r>
           <w:rPr>
             <w:rStyle w:val="Hyperlink"/>
             <w:noProof/>
           </w:rPr>
-          <w:t>Implementáció</w:t>
+          <w:t>Járműelérhetőség (vehicleavailabilities)</w:t>
         </w:r>
         <w:r>
           <w:rPr>
@@ -2033,7 +2019,7 @@
             <w:noProof/>
             <w:webHidden/>
           </w:rPr>
-          <w:instrText xml:space="preserve"> PAGEREF _Toc227277597 \h </w:instrText>
+          <w:instrText xml:space="preserve"> PAGEREF _Toc227708718 \h </w:instrText>
         </w:r>
         <w:r>
           <w:rPr>
@@ -2053,7 +2039,7 @@
             <w:noProof/>
             <w:webHidden/>
           </w:rPr>
-          <w:t>13</w:t>
+          <w:t>11</w:t>
         </w:r>
         <w:r>
           <w:rPr>
@@ -2066,7 +2052,7 @@
     </w:p>
     <w:p>
       <w:pPr>
-        <w:pStyle w:val="TOC2"/>
+        <w:pStyle w:val="TOC4"/>
         <w:tabs>
           <w:tab w:val="right" w:leader="dot" w:pos="8776"/>
         </w:tabs>
@@ -2079,13 +2065,13 @@
           <w14:ligatures w14:val="standardContextual"/>
         </w:rPr>
       </w:pPr>
-      <w:hyperlink w:anchor="_Toc227277598" w:history="1">
+      <w:hyperlink w:anchor="_Toc227708719" w:history="1">
         <w:r>
           <w:rPr>
             <w:rStyle w:val="Hyperlink"/>
             <w:noProof/>
           </w:rPr>
-          <w:t>Backend</w:t>
+          <w:t>Járműkép (vehicleimages)</w:t>
         </w:r>
         <w:r>
           <w:rPr>
@@ -2106,7 +2092,7 @@
             <w:noProof/>
             <w:webHidden/>
           </w:rPr>
-          <w:instrText xml:space="preserve"> PAGEREF _Toc227277598 \h </w:instrText>
+          <w:instrText xml:space="preserve"> PAGEREF _Toc227708719 \h </w:instrText>
         </w:r>
         <w:r>
           <w:rPr>
@@ -2126,7 +2112,7 @@
             <w:noProof/>
             <w:webHidden/>
           </w:rPr>
-          <w:t>14</w:t>
+          <w:t>11</w:t>
         </w:r>
         <w:r>
           <w:rPr>
@@ -2139,7 +2125,7 @@
     </w:p>
     <w:p>
       <w:pPr>
-        <w:pStyle w:val="TOC3"/>
+        <w:pStyle w:val="TOC4"/>
         <w:tabs>
           <w:tab w:val="right" w:leader="dot" w:pos="8776"/>
         </w:tabs>
@@ -2152,13 +2138,13 @@
           <w14:ligatures w14:val="standardContextual"/>
         </w:rPr>
       </w:pPr>
-      <w:hyperlink w:anchor="_Toc227277599" w:history="1">
+      <w:hyperlink w:anchor="_Toc227708720" w:history="1">
         <w:r>
           <w:rPr>
             <w:rStyle w:val="Hyperlink"/>
             <w:noProof/>
           </w:rPr>
-          <w:t>Metóduskontrollerek</w:t>
+          <w:t>Bérlés (rentals)</w:t>
         </w:r>
         <w:r>
           <w:rPr>
@@ -2179,7 +2165,7 @@
             <w:noProof/>
             <w:webHidden/>
           </w:rPr>
-          <w:instrText xml:space="preserve"> PAGEREF _Toc227277599 \h </w:instrText>
+          <w:instrText xml:space="preserve"> PAGEREF _Toc227708720 \h </w:instrText>
         </w:r>
         <w:r>
           <w:rPr>
@@ -2199,7 +2185,7 @@
             <w:noProof/>
             <w:webHidden/>
           </w:rPr>
-          <w:t>14</w:t>
+          <w:t>12</w:t>
         </w:r>
         <w:r>
           <w:rPr>
@@ -2225,13 +2211,13 @@
           <w14:ligatures w14:val="standardContextual"/>
         </w:rPr>
       </w:pPr>
-      <w:hyperlink w:anchor="_Toc227277600" w:history="1">
+      <w:hyperlink w:anchor="_Toc227708721" w:history="1">
         <w:r>
           <w:rPr>
             <w:rStyle w:val="Hyperlink"/>
             <w:noProof/>
           </w:rPr>
-          <w:t>Autentikációs kontroller – AuthController</w:t>
+          <w:t>Üzenet (messages)</w:t>
         </w:r>
         <w:r>
           <w:rPr>
@@ -2252,7 +2238,7 @@
             <w:noProof/>
             <w:webHidden/>
           </w:rPr>
-          <w:instrText xml:space="preserve"> PAGEREF _Toc227277600 \h </w:instrText>
+          <w:instrText xml:space="preserve"> PAGEREF _Toc227708721 \h </w:instrText>
         </w:r>
         <w:r>
           <w:rPr>
@@ -2272,7 +2258,7 @@
             <w:noProof/>
             <w:webHidden/>
           </w:rPr>
-          <w:t>14</w:t>
+          <w:t>13</w:t>
         </w:r>
         <w:r>
           <w:rPr>
@@ -2285,7 +2271,7 @@
     </w:p>
     <w:p>
       <w:pPr>
-        <w:pStyle w:val="TOC4"/>
+        <w:pStyle w:val="TOC3"/>
         <w:tabs>
           <w:tab w:val="right" w:leader="dot" w:pos="8776"/>
         </w:tabs>
@@ -2298,13 +2284,13 @@
           <w14:ligatures w14:val="standardContextual"/>
         </w:rPr>
       </w:pPr>
-      <w:hyperlink w:anchor="_Toc227277601" w:history="1">
+      <w:hyperlink w:anchor="_Toc227708722" w:history="1">
         <w:r>
           <w:rPr>
             <w:rStyle w:val="Hyperlink"/>
             <w:noProof/>
           </w:rPr>
-          <w:t>Felhasználó kontroller – UserController</w:t>
+          <w:t>Kapcsolatok</w:t>
         </w:r>
         <w:r>
           <w:rPr>
@@ -2325,7 +2311,7 @@
             <w:noProof/>
             <w:webHidden/>
           </w:rPr>
-          <w:instrText xml:space="preserve"> PAGEREF _Toc227277601 \h </w:instrText>
+          <w:instrText xml:space="preserve"> PAGEREF _Toc227708722 \h </w:instrText>
         </w:r>
         <w:r>
           <w:rPr>
@@ -2345,7 +2331,7 @@
             <w:noProof/>
             <w:webHidden/>
           </w:rPr>
-          <w:t>17</w:t>
+          <w:t>14</w:t>
         </w:r>
         <w:r>
           <w:rPr>
@@ -2358,7 +2344,7 @@
     </w:p>
     <w:p>
       <w:pPr>
-        <w:pStyle w:val="TOC4"/>
+        <w:pStyle w:val="TOC3"/>
         <w:tabs>
           <w:tab w:val="right" w:leader="dot" w:pos="8776"/>
         </w:tabs>
@@ -2371,13 +2357,13 @@
           <w14:ligatures w14:val="standardContextual"/>
         </w:rPr>
       </w:pPr>
-      <w:hyperlink w:anchor="_Toc227277602" w:history="1">
+      <w:hyperlink w:anchor="_Toc227708723" w:history="1">
         <w:r>
           <w:rPr>
             <w:rStyle w:val="Hyperlink"/>
             <w:noProof/>
           </w:rPr>
-          <w:t>Bérlés kontroller – RentalController</w:t>
+          <w:t>Implementáció</w:t>
         </w:r>
         <w:r>
           <w:rPr>
@@ -2398,7 +2384,7 @@
             <w:noProof/>
             <w:webHidden/>
           </w:rPr>
-          <w:instrText xml:space="preserve"> PAGEREF _Toc227277602 \h </w:instrText>
+          <w:instrText xml:space="preserve"> PAGEREF _Toc227708723 \h </w:instrText>
         </w:r>
         <w:r>
           <w:rPr>
@@ -2418,7 +2404,7 @@
             <w:noProof/>
             <w:webHidden/>
           </w:rPr>
-          <w:t>21</w:t>
+          <w:t>15</w:t>
         </w:r>
         <w:r>
           <w:rPr>
@@ -2431,7 +2417,7 @@
     </w:p>
     <w:p>
       <w:pPr>
-        <w:pStyle w:val="TOC4"/>
+        <w:pStyle w:val="TOC2"/>
         <w:tabs>
           <w:tab w:val="right" w:leader="dot" w:pos="8776"/>
         </w:tabs>
@@ -2444,13 +2430,13 @@
           <w14:ligatures w14:val="standardContextual"/>
         </w:rPr>
       </w:pPr>
-      <w:hyperlink w:anchor="_Toc227277603" w:history="1">
+      <w:hyperlink w:anchor="_Toc227708724" w:history="1">
         <w:r>
           <w:rPr>
             <w:rStyle w:val="Hyperlink"/>
             <w:noProof/>
           </w:rPr>
-          <w:t>Jármű kontroller – VehicleController</w:t>
+          <w:t>Backend</w:t>
         </w:r>
         <w:r>
           <w:rPr>
@@ -2471,7 +2457,7 @@
             <w:noProof/>
             <w:webHidden/>
           </w:rPr>
-          <w:instrText xml:space="preserve"> PAGEREF _Toc227277603 \h </w:instrText>
+          <w:instrText xml:space="preserve"> PAGEREF _Toc227708724 \h </w:instrText>
         </w:r>
         <w:r>
           <w:rPr>
@@ -2491,7 +2477,7 @@
             <w:noProof/>
             <w:webHidden/>
           </w:rPr>
-          <w:t>25</w:t>
+          <w:t>16</w:t>
         </w:r>
         <w:r>
           <w:rPr>
@@ -2517,13 +2503,13 @@
           <w14:ligatures w14:val="standardContextual"/>
         </w:rPr>
       </w:pPr>
-      <w:hyperlink w:anchor="_Toc227277604" w:history="1">
+      <w:hyperlink w:anchor="_Toc227708725" w:history="1">
         <w:r>
           <w:rPr>
             <w:rStyle w:val="Hyperlink"/>
             <w:noProof/>
           </w:rPr>
-          <w:t>Szolgáltatások</w:t>
+          <w:t>Metóduskontrollerek</w:t>
         </w:r>
         <w:r>
           <w:rPr>
@@ -2544,7 +2530,7 @@
             <w:noProof/>
             <w:webHidden/>
           </w:rPr>
-          <w:instrText xml:space="preserve"> PAGEREF _Toc227277604 \h </w:instrText>
+          <w:instrText xml:space="preserve"> PAGEREF _Toc227708725 \h </w:instrText>
         </w:r>
         <w:r>
           <w:rPr>
@@ -2564,7 +2550,7 @@
             <w:noProof/>
             <w:webHidden/>
           </w:rPr>
-          <w:t>34</w:t>
+          <w:t>16</w:t>
         </w:r>
         <w:r>
           <w:rPr>
@@ -2590,13 +2576,13 @@
           <w14:ligatures w14:val="standardContextual"/>
         </w:rPr>
       </w:pPr>
-      <w:hyperlink w:anchor="_Toc227277605" w:history="1">
+      <w:hyperlink w:anchor="_Toc227708726" w:history="1">
         <w:r>
           <w:rPr>
             <w:rStyle w:val="Hyperlink"/>
             <w:noProof/>
           </w:rPr>
-          <w:t>Autentikációs szolgáltatás – AuthService</w:t>
+          <w:t>Autentikációs kontroller – AuthController</w:t>
         </w:r>
         <w:r>
           <w:rPr>
@@ -2617,7 +2603,7 @@
             <w:noProof/>
             <w:webHidden/>
           </w:rPr>
-          <w:instrText xml:space="preserve"> PAGEREF _Toc227277605 \h </w:instrText>
+          <w:instrText xml:space="preserve"> PAGEREF _Toc227708726 \h </w:instrText>
         </w:r>
         <w:r>
           <w:rPr>
@@ -2637,7 +2623,7 @@
             <w:noProof/>
             <w:webHidden/>
           </w:rPr>
-          <w:t>34</w:t>
+          <w:t>16</w:t>
         </w:r>
         <w:r>
           <w:rPr>
@@ -2663,13 +2649,13 @@
           <w14:ligatures w14:val="standardContextual"/>
         </w:rPr>
       </w:pPr>
-      <w:hyperlink w:anchor="_Toc227277606" w:history="1">
+      <w:hyperlink w:anchor="_Toc227708727" w:history="1">
         <w:r>
           <w:rPr>
             <w:rStyle w:val="Hyperlink"/>
             <w:noProof/>
           </w:rPr>
-          <w:t>Email szolgáltatás – IEmailService – ResendEmailService</w:t>
+          <w:t>Felhasználó kontroller – UserController</w:t>
         </w:r>
         <w:r>
           <w:rPr>
@@ -2690,7 +2676,7 @@
             <w:noProof/>
             <w:webHidden/>
           </w:rPr>
-          <w:instrText xml:space="preserve"> PAGEREF _Toc227277606 \h </w:instrText>
+          <w:instrText xml:space="preserve"> PAGEREF _Toc227708727 \h </w:instrText>
         </w:r>
         <w:r>
           <w:rPr>
@@ -2710,7 +2696,7 @@
             <w:noProof/>
             <w:webHidden/>
           </w:rPr>
-          <w:t>35</w:t>
+          <w:t>19</w:t>
         </w:r>
         <w:r>
           <w:rPr>
@@ -2736,13 +2722,13 @@
           <w14:ligatures w14:val="standardContextual"/>
         </w:rPr>
       </w:pPr>
-      <w:hyperlink w:anchor="_Toc227277607" w:history="1">
+      <w:hyperlink w:anchor="_Toc227708728" w:history="1">
         <w:r>
           <w:rPr>
             <w:rStyle w:val="Hyperlink"/>
             <w:noProof/>
           </w:rPr>
-          <w:t>Képerőforrás-kezelő szolgáltatás – IResourceService – LocalResourceService</w:t>
+          <w:t>Bérlés kontroller – RentalController</w:t>
         </w:r>
         <w:r>
           <w:rPr>
@@ -2763,7 +2749,7 @@
             <w:noProof/>
             <w:webHidden/>
           </w:rPr>
-          <w:instrText xml:space="preserve"> PAGEREF _Toc227277607 \h </w:instrText>
+          <w:instrText xml:space="preserve"> PAGEREF _Toc227708728 \h </w:instrText>
         </w:r>
         <w:r>
           <w:rPr>
@@ -2783,7 +2769,7 @@
             <w:noProof/>
             <w:webHidden/>
           </w:rPr>
-          <w:t>35</w:t>
+          <w:t>23</w:t>
         </w:r>
         <w:r>
           <w:rPr>
@@ -2809,13 +2795,13 @@
           <w14:ligatures w14:val="standardContextual"/>
         </w:rPr>
       </w:pPr>
-      <w:hyperlink w:anchor="_Toc227277608" w:history="1">
+      <w:hyperlink w:anchor="_Toc227708729" w:history="1">
         <w:r>
           <w:rPr>
             <w:rStyle w:val="Hyperlink"/>
             <w:noProof/>
           </w:rPr>
-          <w:t>Bérléskezelő szolgáltatás – RentalService</w:t>
+          <w:t>Jármű kontroller – VehicleController</w:t>
         </w:r>
         <w:r>
           <w:rPr>
@@ -2836,7 +2822,7 @@
             <w:noProof/>
             <w:webHidden/>
           </w:rPr>
-          <w:instrText xml:space="preserve"> PAGEREF _Toc227277608 \h </w:instrText>
+          <w:instrText xml:space="preserve"> PAGEREF _Toc227708729 \h </w:instrText>
         </w:r>
         <w:r>
           <w:rPr>
@@ -2856,7 +2842,7 @@
             <w:noProof/>
             <w:webHidden/>
           </w:rPr>
-          <w:t>36</w:t>
+          <w:t>27</w:t>
         </w:r>
         <w:r>
           <w:rPr>
@@ -2882,13 +2868,13 @@
           <w14:ligatures w14:val="standardContextual"/>
         </w:rPr>
       </w:pPr>
-      <w:hyperlink w:anchor="_Toc227277609" w:history="1">
+      <w:hyperlink w:anchor="_Toc227708730" w:history="1">
         <w:r>
           <w:rPr>
             <w:rStyle w:val="Hyperlink"/>
             <w:noProof/>
           </w:rPr>
-          <w:t>Válaszszűrőrendszer – VisibilityFiltering</w:t>
+          <w:t>Szolgáltatások</w:t>
         </w:r>
         <w:r>
           <w:rPr>
@@ -2909,7 +2895,7 @@
             <w:noProof/>
             <w:webHidden/>
           </w:rPr>
-          <w:instrText xml:space="preserve"> PAGEREF _Toc227277609 \h </w:instrText>
+          <w:instrText xml:space="preserve"> PAGEREF _Toc227708730 \h </w:instrText>
         </w:r>
         <w:r>
           <w:rPr>
@@ -2929,7 +2915,7 @@
             <w:noProof/>
             <w:webHidden/>
           </w:rPr>
-          <w:t>38</w:t>
+          <w:t>36</w:t>
         </w:r>
         <w:r>
           <w:rPr>
@@ -2942,7 +2928,10 @@
     </w:p>
     <w:p>
       <w:pPr>
-        <w:pStyle w:val="TOC1"/>
+        <w:pStyle w:val="TOC4"/>
+        <w:tabs>
+          <w:tab w:val="right" w:leader="dot" w:pos="8776"/>
+        </w:tabs>
         <w:rPr>
           <w:rFonts w:asciiTheme="minorHAnsi" w:eastAsiaTheme="minorEastAsia" w:hAnsiTheme="minorHAnsi"/>
           <w:noProof/>
@@ -2952,13 +2941,13 @@
           <w14:ligatures w14:val="standardContextual"/>
         </w:rPr>
       </w:pPr>
-      <w:hyperlink w:anchor="_Toc227277610" w:history="1">
+      <w:hyperlink w:anchor="_Toc227708731" w:history="1">
         <w:r>
           <w:rPr>
             <w:rStyle w:val="Hyperlink"/>
             <w:noProof/>
           </w:rPr>
-          <w:t>Működésének műszaki feltételei</w:t>
+          <w:t>Autentikációs szolgáltatás – AuthService</w:t>
         </w:r>
         <w:r>
           <w:rPr>
@@ -2979,7 +2968,7 @@
             <w:noProof/>
             <w:webHidden/>
           </w:rPr>
-          <w:instrText xml:space="preserve"> PAGEREF _Toc227277610 \h </w:instrText>
+          <w:instrText xml:space="preserve"> PAGEREF _Toc227708731 \h </w:instrText>
         </w:r>
         <w:r>
           <w:rPr>
@@ -2999,7 +2988,7 @@
             <w:noProof/>
             <w:webHidden/>
           </w:rPr>
-          <w:t>39</w:t>
+          <w:t>36</w:t>
         </w:r>
         <w:r>
           <w:rPr>
@@ -3012,7 +3001,10 @@
     </w:p>
     <w:p>
       <w:pPr>
-        <w:pStyle w:val="TOC1"/>
+        <w:pStyle w:val="TOC4"/>
+        <w:tabs>
+          <w:tab w:val="right" w:leader="dot" w:pos="8776"/>
+        </w:tabs>
         <w:rPr>
           <w:rFonts w:asciiTheme="minorHAnsi" w:eastAsiaTheme="minorEastAsia" w:hAnsiTheme="minorHAnsi"/>
           <w:noProof/>
@@ -3022,13 +3014,13 @@
           <w14:ligatures w14:val="standardContextual"/>
         </w:rPr>
       </w:pPr>
-      <w:hyperlink w:anchor="_Toc227277611" w:history="1">
+      <w:hyperlink w:anchor="_Toc227708732" w:history="1">
         <w:r>
           <w:rPr>
             <w:rStyle w:val="Hyperlink"/>
             <w:noProof/>
           </w:rPr>
-          <w:t>Használatának rövid bemutatása</w:t>
+          <w:t>Email szolgáltatás – IEmailService – ResendEmailService</w:t>
         </w:r>
         <w:r>
           <w:rPr>
@@ -3049,7 +3041,7 @@
             <w:noProof/>
             <w:webHidden/>
           </w:rPr>
-          <w:instrText xml:space="preserve"> PAGEREF _Toc227277611 \h </w:instrText>
+          <w:instrText xml:space="preserve"> PAGEREF _Toc227708732 \h </w:instrText>
         </w:r>
         <w:r>
           <w:rPr>
@@ -3069,7 +3061,7 @@
             <w:noProof/>
             <w:webHidden/>
           </w:rPr>
-          <w:t>40</w:t>
+          <w:t>37</w:t>
         </w:r>
         <w:r>
           <w:rPr>
@@ -3082,7 +3074,10 @@
     </w:p>
     <w:p>
       <w:pPr>
-        <w:pStyle w:val="TOC1"/>
+        <w:pStyle w:val="TOC4"/>
+        <w:tabs>
+          <w:tab w:val="right" w:leader="dot" w:pos="8776"/>
+        </w:tabs>
         <w:rPr>
           <w:rFonts w:asciiTheme="minorHAnsi" w:eastAsiaTheme="minorEastAsia" w:hAnsiTheme="minorHAnsi"/>
           <w:noProof/>
@@ -3092,13 +3087,13 @@
           <w14:ligatures w14:val="standardContextual"/>
         </w:rPr>
       </w:pPr>
-      <w:hyperlink w:anchor="_Toc227277612" w:history="1">
+      <w:hyperlink w:anchor="_Toc227708733" w:history="1">
         <w:r>
           <w:rPr>
             <w:rStyle w:val="Hyperlink"/>
             <w:noProof/>
           </w:rPr>
-          <w:t>Továbbfejlesztési lehetőségek</w:t>
+          <w:t>Képerőforrás-kezelő szolgáltatás – IResourceService – LocalResourceService</w:t>
         </w:r>
         <w:r>
           <w:rPr>
@@ -3119,7 +3114,7 @@
             <w:noProof/>
             <w:webHidden/>
           </w:rPr>
-          <w:instrText xml:space="preserve"> PAGEREF _Toc227277612 \h </w:instrText>
+          <w:instrText xml:space="preserve"> PAGEREF _Toc227708733 \h </w:instrText>
         </w:r>
         <w:r>
           <w:rPr>
@@ -3139,7 +3134,7 @@
             <w:noProof/>
             <w:webHidden/>
           </w:rPr>
-          <w:t>41</w:t>
+          <w:t>37</w:t>
         </w:r>
         <w:r>
           <w:rPr>
@@ -3152,7 +3147,10 @@
     </w:p>
     <w:p>
       <w:pPr>
-        <w:pStyle w:val="TOC1"/>
+        <w:pStyle w:val="TOC4"/>
+        <w:tabs>
+          <w:tab w:val="right" w:leader="dot" w:pos="8776"/>
+        </w:tabs>
         <w:rPr>
           <w:rFonts w:asciiTheme="minorHAnsi" w:eastAsiaTheme="minorEastAsia" w:hAnsiTheme="minorHAnsi"/>
           <w:noProof/>
@@ -3162,13 +3160,13 @@
           <w14:ligatures w14:val="standardContextual"/>
         </w:rPr>
       </w:pPr>
-      <w:hyperlink w:anchor="_Toc227277613" w:history="1">
+      <w:hyperlink w:anchor="_Toc227708734" w:history="1">
         <w:r>
           <w:rPr>
             <w:rStyle w:val="Hyperlink"/>
             <w:noProof/>
           </w:rPr>
-          <w:t>Mellékletek</w:t>
+          <w:t>Bérléskezelő szolgáltatás – RentalService</w:t>
         </w:r>
         <w:r>
           <w:rPr>
@@ -3189,7 +3187,7 @@
             <w:noProof/>
             <w:webHidden/>
           </w:rPr>
-          <w:instrText xml:space="preserve"> PAGEREF _Toc227277613 \h </w:instrText>
+          <w:instrText xml:space="preserve"> PAGEREF _Toc227708734 \h </w:instrText>
         </w:r>
         <w:r>
           <w:rPr>
@@ -3209,7 +3207,7 @@
             <w:noProof/>
             <w:webHidden/>
           </w:rPr>
-          <w:t>42</w:t>
+          <w:t>38</w:t>
         </w:r>
         <w:r>
           <w:rPr>
@@ -3222,7 +3220,7 @@
     </w:p>
     <w:p>
       <w:pPr>
-        <w:pStyle w:val="TOC2"/>
+        <w:pStyle w:val="TOC3"/>
         <w:tabs>
           <w:tab w:val="right" w:leader="dot" w:pos="8776"/>
         </w:tabs>
@@ -3235,13 +3233,13 @@
           <w14:ligatures w14:val="standardContextual"/>
         </w:rPr>
       </w:pPr>
-      <w:hyperlink w:anchor="_Toc227277614" w:history="1">
+      <w:hyperlink w:anchor="_Toc227708735" w:history="1">
         <w:r>
           <w:rPr>
             <w:rStyle w:val="Hyperlink"/>
             <w:noProof/>
           </w:rPr>
-          <w:t>ER-modell</w:t>
+          <w:t>Válaszszűrőrendszer – VisibilityFiltering</w:t>
         </w:r>
         <w:r>
           <w:rPr>
@@ -3262,7 +3260,7 @@
             <w:noProof/>
             <w:webHidden/>
           </w:rPr>
-          <w:instrText xml:space="preserve"> PAGEREF _Toc227277614 \h </w:instrText>
+          <w:instrText xml:space="preserve"> PAGEREF _Toc227708735 \h </w:instrText>
         </w:r>
         <w:r>
           <w:rPr>
@@ -3282,7 +3280,7 @@
             <w:noProof/>
             <w:webHidden/>
           </w:rPr>
-          <w:t>42</w:t>
+          <w:t>40</w:t>
         </w:r>
         <w:r>
           <w:rPr>
@@ -3295,10 +3293,7 @@
     </w:p>
     <w:p>
       <w:pPr>
-        <w:pStyle w:val="TOC2"/>
-        <w:tabs>
-          <w:tab w:val="right" w:leader="dot" w:pos="8776"/>
-        </w:tabs>
+        <w:pStyle w:val="TOC1"/>
         <w:rPr>
           <w:rFonts w:asciiTheme="minorHAnsi" w:eastAsiaTheme="minorEastAsia" w:hAnsiTheme="minorHAnsi"/>
           <w:noProof/>
@@ -3308,12 +3303,657 @@
           <w14:ligatures w14:val="standardContextual"/>
         </w:rPr>
       </w:pPr>
-      <w:hyperlink w:anchor="_Toc227277615" w:history="1">
+      <w:hyperlink w:anchor="_Toc227708736" w:history="1">
         <w:r>
           <w:rPr>
             <w:rStyle w:val="Hyperlink"/>
             <w:noProof/>
           </w:rPr>
+          <w:t>Működésének műszaki feltételei</w:t>
+        </w:r>
+        <w:r>
+          <w:rPr>
+            <w:noProof/>
+            <w:webHidden/>
+          </w:rPr>
+          <w:tab/>
+        </w:r>
+        <w:r>
+          <w:rPr>
+            <w:noProof/>
+            <w:webHidden/>
+          </w:rPr>
+          <w:fldChar w:fldCharType="begin"/>
+        </w:r>
+        <w:r>
+          <w:rPr>
+            <w:noProof/>
+            <w:webHidden/>
+          </w:rPr>
+          <w:instrText xml:space="preserve"> PAGEREF _Toc227708736 \h </w:instrText>
+        </w:r>
+        <w:r>
+          <w:rPr>
+            <w:noProof/>
+            <w:webHidden/>
+          </w:rPr>
+        </w:r>
+        <w:r>
+          <w:rPr>
+            <w:noProof/>
+            <w:webHidden/>
+          </w:rPr>
+          <w:fldChar w:fldCharType="separate"/>
+        </w:r>
+        <w:r>
+          <w:rPr>
+            <w:noProof/>
+            <w:webHidden/>
+          </w:rPr>
+          <w:t>41</w:t>
+        </w:r>
+        <w:r>
+          <w:rPr>
+            <w:noProof/>
+            <w:webHidden/>
+          </w:rPr>
+          <w:fldChar w:fldCharType="end"/>
+        </w:r>
+      </w:hyperlink>
+    </w:p>
+    <w:p>
+      <w:pPr>
+        <w:pStyle w:val="TOC1"/>
+        <w:rPr>
+          <w:rFonts w:asciiTheme="minorHAnsi" w:eastAsiaTheme="minorEastAsia" w:hAnsiTheme="minorHAnsi"/>
+          <w:noProof/>
+          <w:kern w:val="2"/>
+          <w:szCs w:val="24"/>
+          <w:lang w:val="en-US"/>
+          <w14:ligatures w14:val="standardContextual"/>
+        </w:rPr>
+      </w:pPr>
+      <w:hyperlink w:anchor="_Toc227708737" w:history="1">
+        <w:r>
+          <w:rPr>
+            <w:rStyle w:val="Hyperlink"/>
+            <w:noProof/>
+          </w:rPr>
+          <w:t>Használatának rövid bemutatása</w:t>
+        </w:r>
+        <w:r>
+          <w:rPr>
+            <w:noProof/>
+            <w:webHidden/>
+          </w:rPr>
+          <w:tab/>
+        </w:r>
+        <w:r>
+          <w:rPr>
+            <w:noProof/>
+            <w:webHidden/>
+          </w:rPr>
+          <w:fldChar w:fldCharType="begin"/>
+        </w:r>
+        <w:r>
+          <w:rPr>
+            <w:noProof/>
+            <w:webHidden/>
+          </w:rPr>
+          <w:instrText xml:space="preserve"> PAGEREF _Toc227708737 \h </w:instrText>
+        </w:r>
+        <w:r>
+          <w:rPr>
+            <w:noProof/>
+            <w:webHidden/>
+          </w:rPr>
+        </w:r>
+        <w:r>
+          <w:rPr>
+            <w:noProof/>
+            <w:webHidden/>
+          </w:rPr>
+          <w:fldChar w:fldCharType="separate"/>
+        </w:r>
+        <w:r>
+          <w:rPr>
+            <w:noProof/>
+            <w:webHidden/>
+          </w:rPr>
+          <w:t>42</w:t>
+        </w:r>
+        <w:r>
+          <w:rPr>
+            <w:noProof/>
+            <w:webHidden/>
+          </w:rPr>
+          <w:fldChar w:fldCharType="end"/>
+        </w:r>
+      </w:hyperlink>
+    </w:p>
+    <w:p>
+      <w:pPr>
+        <w:pStyle w:val="TOC1"/>
+        <w:rPr>
+          <w:rFonts w:asciiTheme="minorHAnsi" w:eastAsiaTheme="minorEastAsia" w:hAnsiTheme="minorHAnsi"/>
+          <w:noProof/>
+          <w:kern w:val="2"/>
+          <w:szCs w:val="24"/>
+          <w:lang w:val="en-US"/>
+          <w14:ligatures w14:val="standardContextual"/>
+        </w:rPr>
+      </w:pPr>
+      <w:hyperlink w:anchor="_Toc227708738" w:history="1">
+        <w:r>
+          <w:rPr>
+            <w:rStyle w:val="Hyperlink"/>
+            <w:noProof/>
+          </w:rPr>
+          <w:t>Továbbfejlesztési lehetőségek</w:t>
+        </w:r>
+        <w:r>
+          <w:rPr>
+            <w:noProof/>
+            <w:webHidden/>
+          </w:rPr>
+          <w:tab/>
+        </w:r>
+        <w:r>
+          <w:rPr>
+            <w:noProof/>
+            <w:webHidden/>
+          </w:rPr>
+          <w:fldChar w:fldCharType="begin"/>
+        </w:r>
+        <w:r>
+          <w:rPr>
+            <w:noProof/>
+            <w:webHidden/>
+          </w:rPr>
+          <w:instrText xml:space="preserve"> PAGEREF _Toc227708738 \h </w:instrText>
+        </w:r>
+        <w:r>
+          <w:rPr>
+            <w:noProof/>
+            <w:webHidden/>
+          </w:rPr>
+        </w:r>
+        <w:r>
+          <w:rPr>
+            <w:noProof/>
+            <w:webHidden/>
+          </w:rPr>
+          <w:fldChar w:fldCharType="separate"/>
+        </w:r>
+        <w:r>
+          <w:rPr>
+            <w:noProof/>
+            <w:webHidden/>
+          </w:rPr>
+          <w:t>43</w:t>
+        </w:r>
+        <w:r>
+          <w:rPr>
+            <w:noProof/>
+            <w:webHidden/>
+          </w:rPr>
+          <w:fldChar w:fldCharType="end"/>
+        </w:r>
+      </w:hyperlink>
+    </w:p>
+    <w:p>
+      <w:pPr>
+        <w:pStyle w:val="TOC1"/>
+        <w:rPr>
+          <w:rFonts w:asciiTheme="minorHAnsi" w:eastAsiaTheme="minorEastAsia" w:hAnsiTheme="minorHAnsi"/>
+          <w:noProof/>
+          <w:kern w:val="2"/>
+          <w:szCs w:val="24"/>
+          <w:lang w:val="en-US"/>
+          <w14:ligatures w14:val="standardContextual"/>
+        </w:rPr>
+      </w:pPr>
+      <w:hyperlink w:anchor="_Toc227708739" w:history="1">
+        <w:r>
+          <w:rPr>
+            <w:rStyle w:val="Hyperlink"/>
+            <w:noProof/>
+          </w:rPr>
+          <w:t>Tesztdokumentáció</w:t>
+        </w:r>
+        <w:r>
+          <w:rPr>
+            <w:noProof/>
+            <w:webHidden/>
+          </w:rPr>
+          <w:tab/>
+        </w:r>
+        <w:r>
+          <w:rPr>
+            <w:noProof/>
+            <w:webHidden/>
+          </w:rPr>
+          <w:fldChar w:fldCharType="begin"/>
+        </w:r>
+        <w:r>
+          <w:rPr>
+            <w:noProof/>
+            <w:webHidden/>
+          </w:rPr>
+          <w:instrText xml:space="preserve"> PAGEREF _Toc227708739 \h </w:instrText>
+        </w:r>
+        <w:r>
+          <w:rPr>
+            <w:noProof/>
+            <w:webHidden/>
+          </w:rPr>
+        </w:r>
+        <w:r>
+          <w:rPr>
+            <w:noProof/>
+            <w:webHidden/>
+          </w:rPr>
+          <w:fldChar w:fldCharType="separate"/>
+        </w:r>
+        <w:r>
+          <w:rPr>
+            <w:noProof/>
+            <w:webHidden/>
+          </w:rPr>
+          <w:t>44</w:t>
+        </w:r>
+        <w:r>
+          <w:rPr>
+            <w:noProof/>
+            <w:webHidden/>
+          </w:rPr>
+          <w:fldChar w:fldCharType="end"/>
+        </w:r>
+      </w:hyperlink>
+    </w:p>
+    <w:p>
+      <w:pPr>
+        <w:pStyle w:val="TOC2"/>
+        <w:tabs>
+          <w:tab w:val="right" w:leader="dot" w:pos="8776"/>
+        </w:tabs>
+        <w:rPr>
+          <w:rFonts w:asciiTheme="minorHAnsi" w:eastAsiaTheme="minorEastAsia" w:hAnsiTheme="minorHAnsi"/>
+          <w:noProof/>
+          <w:kern w:val="2"/>
+          <w:szCs w:val="24"/>
+          <w:lang w:val="en-US"/>
+          <w14:ligatures w14:val="standardContextual"/>
+        </w:rPr>
+      </w:pPr>
+      <w:hyperlink w:anchor="_Toc227708740" w:history="1">
+        <w:r>
+          <w:rPr>
+            <w:rStyle w:val="Hyperlink"/>
+            <w:noProof/>
+          </w:rPr>
+          <w:t>TestHandler</w:t>
+        </w:r>
+        <w:r>
+          <w:rPr>
+            <w:noProof/>
+            <w:webHidden/>
+          </w:rPr>
+          <w:tab/>
+        </w:r>
+        <w:r>
+          <w:rPr>
+            <w:noProof/>
+            <w:webHidden/>
+          </w:rPr>
+          <w:fldChar w:fldCharType="begin"/>
+        </w:r>
+        <w:r>
+          <w:rPr>
+            <w:noProof/>
+            <w:webHidden/>
+          </w:rPr>
+          <w:instrText xml:space="preserve"> PAGEREF _Toc227708740 \h </w:instrText>
+        </w:r>
+        <w:r>
+          <w:rPr>
+            <w:noProof/>
+            <w:webHidden/>
+          </w:rPr>
+        </w:r>
+        <w:r>
+          <w:rPr>
+            <w:noProof/>
+            <w:webHidden/>
+          </w:rPr>
+          <w:fldChar w:fldCharType="separate"/>
+        </w:r>
+        <w:r>
+          <w:rPr>
+            <w:noProof/>
+            <w:webHidden/>
+          </w:rPr>
+          <w:t>44</w:t>
+        </w:r>
+        <w:r>
+          <w:rPr>
+            <w:noProof/>
+            <w:webHidden/>
+          </w:rPr>
+          <w:fldChar w:fldCharType="end"/>
+        </w:r>
+      </w:hyperlink>
+    </w:p>
+    <w:p>
+      <w:pPr>
+        <w:pStyle w:val="TOC2"/>
+        <w:tabs>
+          <w:tab w:val="right" w:leader="dot" w:pos="8776"/>
+        </w:tabs>
+        <w:rPr>
+          <w:rFonts w:asciiTheme="minorHAnsi" w:eastAsiaTheme="minorEastAsia" w:hAnsiTheme="minorHAnsi"/>
+          <w:noProof/>
+          <w:kern w:val="2"/>
+          <w:szCs w:val="24"/>
+          <w:lang w:val="en-US"/>
+          <w14:ligatures w14:val="standardContextual"/>
+        </w:rPr>
+      </w:pPr>
+      <w:hyperlink w:anchor="_Toc227708741" w:history="1">
+        <w:r>
+          <w:rPr>
+            <w:rStyle w:val="Hyperlink"/>
+            <w:noProof/>
+          </w:rPr>
+          <w:t>Kontroller metódusok tesztelése</w:t>
+        </w:r>
+        <w:r>
+          <w:rPr>
+            <w:noProof/>
+            <w:webHidden/>
+          </w:rPr>
+          <w:tab/>
+        </w:r>
+        <w:r>
+          <w:rPr>
+            <w:noProof/>
+            <w:webHidden/>
+          </w:rPr>
+          <w:fldChar w:fldCharType="begin"/>
+        </w:r>
+        <w:r>
+          <w:rPr>
+            <w:noProof/>
+            <w:webHidden/>
+          </w:rPr>
+          <w:instrText xml:space="preserve"> PAGEREF _Toc227708741 \h </w:instrText>
+        </w:r>
+        <w:r>
+          <w:rPr>
+            <w:noProof/>
+            <w:webHidden/>
+          </w:rPr>
+        </w:r>
+        <w:r>
+          <w:rPr>
+            <w:noProof/>
+            <w:webHidden/>
+          </w:rPr>
+          <w:fldChar w:fldCharType="separate"/>
+        </w:r>
+        <w:r>
+          <w:rPr>
+            <w:noProof/>
+            <w:webHidden/>
+          </w:rPr>
+          <w:t>44</w:t>
+        </w:r>
+        <w:r>
+          <w:rPr>
+            <w:noProof/>
+            <w:webHidden/>
+          </w:rPr>
+          <w:fldChar w:fldCharType="end"/>
+        </w:r>
+      </w:hyperlink>
+    </w:p>
+    <w:p>
+      <w:pPr>
+        <w:pStyle w:val="TOC2"/>
+        <w:tabs>
+          <w:tab w:val="right" w:leader="dot" w:pos="8776"/>
+        </w:tabs>
+        <w:rPr>
+          <w:rFonts w:asciiTheme="minorHAnsi" w:eastAsiaTheme="minorEastAsia" w:hAnsiTheme="minorHAnsi"/>
+          <w:noProof/>
+          <w:kern w:val="2"/>
+          <w:szCs w:val="24"/>
+          <w:lang w:val="en-US"/>
+          <w14:ligatures w14:val="standardContextual"/>
+        </w:rPr>
+      </w:pPr>
+      <w:hyperlink w:anchor="_Toc227708742" w:history="1">
+        <w:r>
+          <w:rPr>
+            <w:rStyle w:val="Hyperlink"/>
+            <w:noProof/>
+          </w:rPr>
+          <w:t>Stressztesztelés</w:t>
+        </w:r>
+        <w:r>
+          <w:rPr>
+            <w:noProof/>
+            <w:webHidden/>
+          </w:rPr>
+          <w:tab/>
+        </w:r>
+        <w:r>
+          <w:rPr>
+            <w:noProof/>
+            <w:webHidden/>
+          </w:rPr>
+          <w:fldChar w:fldCharType="begin"/>
+        </w:r>
+        <w:r>
+          <w:rPr>
+            <w:noProof/>
+            <w:webHidden/>
+          </w:rPr>
+          <w:instrText xml:space="preserve"> PAGEREF _Toc227708742 \h </w:instrText>
+        </w:r>
+        <w:r>
+          <w:rPr>
+            <w:noProof/>
+            <w:webHidden/>
+          </w:rPr>
+        </w:r>
+        <w:r>
+          <w:rPr>
+            <w:noProof/>
+            <w:webHidden/>
+          </w:rPr>
+          <w:fldChar w:fldCharType="separate"/>
+        </w:r>
+        <w:r>
+          <w:rPr>
+            <w:noProof/>
+            <w:webHidden/>
+          </w:rPr>
+          <w:t>45</w:t>
+        </w:r>
+        <w:r>
+          <w:rPr>
+            <w:noProof/>
+            <w:webHidden/>
+          </w:rPr>
+          <w:fldChar w:fldCharType="end"/>
+        </w:r>
+      </w:hyperlink>
+    </w:p>
+    <w:p>
+      <w:pPr>
+        <w:pStyle w:val="TOC1"/>
+        <w:rPr>
+          <w:rFonts w:asciiTheme="minorHAnsi" w:eastAsiaTheme="minorEastAsia" w:hAnsiTheme="minorHAnsi"/>
+          <w:noProof/>
+          <w:kern w:val="2"/>
+          <w:szCs w:val="24"/>
+          <w:lang w:val="en-US"/>
+          <w14:ligatures w14:val="standardContextual"/>
+        </w:rPr>
+      </w:pPr>
+      <w:hyperlink w:anchor="_Toc227708743" w:history="1">
+        <w:r>
+          <w:rPr>
+            <w:rStyle w:val="Hyperlink"/>
+            <w:noProof/>
+          </w:rPr>
+          <w:t>Mellékletek</w:t>
+        </w:r>
+        <w:r>
+          <w:rPr>
+            <w:noProof/>
+            <w:webHidden/>
+          </w:rPr>
+          <w:tab/>
+        </w:r>
+        <w:r>
+          <w:rPr>
+            <w:noProof/>
+            <w:webHidden/>
+          </w:rPr>
+          <w:fldChar w:fldCharType="begin"/>
+        </w:r>
+        <w:r>
+          <w:rPr>
+            <w:noProof/>
+            <w:webHidden/>
+          </w:rPr>
+          <w:instrText xml:space="preserve"> PAGEREF _Toc227708743 \h </w:instrText>
+        </w:r>
+        <w:r>
+          <w:rPr>
+            <w:noProof/>
+            <w:webHidden/>
+          </w:rPr>
+        </w:r>
+        <w:r>
+          <w:rPr>
+            <w:noProof/>
+            <w:webHidden/>
+          </w:rPr>
+          <w:fldChar w:fldCharType="separate"/>
+        </w:r>
+        <w:r>
+          <w:rPr>
+            <w:noProof/>
+            <w:webHidden/>
+          </w:rPr>
+          <w:t>46</w:t>
+        </w:r>
+        <w:r>
+          <w:rPr>
+            <w:noProof/>
+            <w:webHidden/>
+          </w:rPr>
+          <w:fldChar w:fldCharType="end"/>
+        </w:r>
+      </w:hyperlink>
+    </w:p>
+    <w:p>
+      <w:pPr>
+        <w:pStyle w:val="TOC2"/>
+        <w:tabs>
+          <w:tab w:val="right" w:leader="dot" w:pos="8776"/>
+        </w:tabs>
+        <w:rPr>
+          <w:rFonts w:asciiTheme="minorHAnsi" w:eastAsiaTheme="minorEastAsia" w:hAnsiTheme="minorHAnsi"/>
+          <w:noProof/>
+          <w:kern w:val="2"/>
+          <w:szCs w:val="24"/>
+          <w:lang w:val="en-US"/>
+          <w14:ligatures w14:val="standardContextual"/>
+        </w:rPr>
+      </w:pPr>
+      <w:hyperlink w:anchor="_Toc227708744" w:history="1">
+        <w:r>
+          <w:rPr>
+            <w:rStyle w:val="Hyperlink"/>
+            <w:noProof/>
+          </w:rPr>
+          <w:t>ER-modell</w:t>
+        </w:r>
+        <w:r>
+          <w:rPr>
+            <w:noProof/>
+            <w:webHidden/>
+          </w:rPr>
+          <w:tab/>
+        </w:r>
+        <w:r>
+          <w:rPr>
+            <w:noProof/>
+            <w:webHidden/>
+          </w:rPr>
+          <w:fldChar w:fldCharType="begin"/>
+        </w:r>
+        <w:r>
+          <w:rPr>
+            <w:noProof/>
+            <w:webHidden/>
+          </w:rPr>
+          <w:instrText xml:space="preserve"> PAGEREF _Toc227708744 \h </w:instrText>
+        </w:r>
+        <w:r>
+          <w:rPr>
+            <w:noProof/>
+            <w:webHidden/>
+          </w:rPr>
+        </w:r>
+        <w:r>
+          <w:rPr>
+            <w:noProof/>
+            <w:webHidden/>
+          </w:rPr>
+          <w:fldChar w:fldCharType="separate"/>
+        </w:r>
+        <w:r>
+          <w:rPr>
+            <w:noProof/>
+            <w:webHidden/>
+          </w:rPr>
+          <w:t>46</w:t>
+        </w:r>
+        <w:r>
+          <w:rPr>
+            <w:noProof/>
+            <w:webHidden/>
+          </w:rPr>
+          <w:fldChar w:fldCharType="end"/>
+        </w:r>
+      </w:hyperlink>
+    </w:p>
+    <w:p>
+      <w:pPr>
+        <w:pStyle w:val="TOC2"/>
+        <w:tabs>
+          <w:tab w:val="right" w:leader="dot" w:pos="8776"/>
+        </w:tabs>
+        <w:rPr>
+          <w:rFonts w:asciiTheme="minorHAnsi" w:eastAsiaTheme="minorEastAsia" w:hAnsiTheme="minorHAnsi"/>
+          <w:noProof/>
+          <w:kern w:val="2"/>
+          <w:szCs w:val="24"/>
+          <w:lang w:val="en-US"/>
+          <w14:ligatures w14:val="standardContextual"/>
+        </w:rPr>
+      </w:pPr>
+      <w:hyperlink w:anchor="_Toc227708745" w:history="1">
+        <w:r>
+          <w:rPr>
+            <w:rStyle w:val="Hyperlink"/>
+            <w:noProof/>
+          </w:rPr>
           <w:t>Relációs diagramm</w:t>
         </w:r>
         <w:r>
@@ -3335,7 +3975,7 @@
             <w:noProof/>
             <w:webHidden/>
           </w:rPr>
-          <w:instrText xml:space="preserve"> PAGEREF _Toc227277615 \h </w:instrText>
+          <w:instrText xml:space="preserve"> PAGEREF _Toc227708745 \h </w:instrText>
         </w:r>
         <w:r>
           <w:rPr>
@@ -3355,7 +3995,7 @@
             <w:noProof/>
             <w:webHidden/>
           </w:rPr>
-          <w:t>43</w:t>
+          <w:t>47</w:t>
         </w:r>
         <w:r>
           <w:rPr>
@@ -3404,7 +4044,7 @@
         <w:pStyle w:val="Heading1"/>
         <w:suppressAutoHyphens/>
       </w:pPr>
-      <w:bookmarkStart w:id="0" w:name="_Toc227277576"/>
+      <w:bookmarkStart w:id="0" w:name="_Toc227708697"/>
       <w:r>
         <w:lastRenderedPageBreak/>
         <w:t>Bevezetés</w:t>
@@ -3415,45 +4055,21 @@
       <w:pPr>
         <w:pStyle w:val="Heading2"/>
       </w:pPr>
-      <w:bookmarkStart w:id="1" w:name="_Toc227277577"/>
-      <w:r>
-        <w:t xml:space="preserve">Mi az a </w:t>
-      </w:r>
-      <w:proofErr w:type="spellStart"/>
-      <w:r>
-        <w:t>CoMove</w:t>
-      </w:r>
-      <w:proofErr w:type="spellEnd"/>
-      <w:r>
-        <w:t>?</w:t>
+      <w:bookmarkStart w:id="1" w:name="_Toc227708698"/>
+      <w:r>
+        <w:t>Mi az a CoMove?</w:t>
       </w:r>
       <w:bookmarkEnd w:id="1"/>
     </w:p>
     <w:p>
       <w:r>
-        <w:t xml:space="preserve">Az alábbi dokumentáció a </w:t>
-      </w:r>
-      <w:proofErr w:type="spellStart"/>
-      <w:r>
-        <w:t>CoMove</w:t>
-      </w:r>
-      <w:proofErr w:type="spellEnd"/>
-      <w:r>
-        <w:t xml:space="preserve"> elnevezésű projektmunkánkat mutatja be,</w:t>
+        <w:t>Az alábbi dokumentáció a CoMove elnevezésű projektmunkánkat mutatja be,</w:t>
       </w:r>
       <w:r>
         <w:t xml:space="preserve"> </w:t>
       </w:r>
       <w:r>
-        <w:t xml:space="preserve">amely egy közösségi autómegosztó platform. A </w:t>
-      </w:r>
-      <w:proofErr w:type="spellStart"/>
-      <w:r>
-        <w:t>CoMove</w:t>
-      </w:r>
-      <w:proofErr w:type="spellEnd"/>
-      <w:r>
-        <w:t xml:space="preserve"> egy olyan webes felület,</w:t>
+        <w:t>amely egy közösségi autómegosztó platform. A CoMove egy olyan webes felület,</w:t>
       </w:r>
       <w:r>
         <w:t xml:space="preserve"> </w:t>
@@ -3490,7 +4106,7 @@
       <w:pPr>
         <w:pStyle w:val="Heading2"/>
       </w:pPr>
-      <w:bookmarkStart w:id="2" w:name="_Toc227277578"/>
+      <w:bookmarkStart w:id="2" w:name="_Toc227708699"/>
       <w:r>
         <w:t>Témaválasztás indoklása</w:t>
       </w:r>
@@ -3508,15 +4124,7 @@
     </w:p>
     <w:p>
       <w:r>
-        <w:t xml:space="preserve">Fontos szempont volt számunkra a környezettudatosság is. Hiszünk abban, hogy a jövő nem a több autó gyártásában, hanem a meglévők okosabb kihasználásában rejlik. A </w:t>
-      </w:r>
-      <w:proofErr w:type="spellStart"/>
-      <w:r>
-        <w:t>CoMove</w:t>
-      </w:r>
-      <w:proofErr w:type="spellEnd"/>
-      <w:r>
-        <w:t xml:space="preserve"> választásával egy olyan modellt alkothattunk meg, amely segíti a közösségi összefogást és csökkenti a felesleges kiadásokat.</w:t>
+        <w:t>Fontos szempont volt számunkra a környezettudatosság is. Hiszünk abban, hogy a jövő nem a több autó gyártásában, hanem a meglévők okosabb kihasználásában rejlik. A CoMove választásával egy olyan modellt alkothattunk meg, amely segíti a közösségi összefogást és csökkenti a felesleges kiadásokat.</w:t>
       </w:r>
     </w:p>
     <w:p>
@@ -3532,10 +4140,12 @@
       <w:pPr>
         <w:pStyle w:val="Heading2"/>
       </w:pPr>
+      <w:bookmarkStart w:id="3" w:name="_Toc227708700"/>
       <w:r>
         <w:lastRenderedPageBreak/>
         <w:t>Hasonló szolgáltatások</w:t>
       </w:r>
+      <w:bookmarkEnd w:id="3"/>
     </w:p>
     <w:p>
       <w:r>
@@ -3586,23 +4196,7 @@
           <w:b/>
           <w:bCs/>
         </w:rPr>
-        <w:t xml:space="preserve">Miben kínál mást a </w:t>
-      </w:r>
-      <w:proofErr w:type="spellStart"/>
-      <w:r>
-        <w:rPr>
-          <w:b/>
-          <w:bCs/>
-        </w:rPr>
-        <w:t>CoMove</w:t>
-      </w:r>
-      <w:proofErr w:type="spellEnd"/>
-      <w:r>
-        <w:rPr>
-          <w:b/>
-          <w:bCs/>
-        </w:rPr>
-        <w:t>?</w:t>
+        <w:t>Miben kínál mást a CoMove?</w:t>
       </w:r>
     </w:p>
     <w:p>
@@ -3621,6 +4215,10 @@
       </w:r>
     </w:p>
     <w:p>
+      <w:pPr>
+        <w:spacing w:after="160" w:line="259" w:lineRule="auto"/>
+        <w:jc w:val="left"/>
+      </w:pPr>
       <w:r>
         <w:br w:type="page"/>
       </w:r>
@@ -3628,24 +4226,388 @@
     <w:p>
       <w:pPr>
         <w:pStyle w:val="Heading1"/>
-        <w:suppressAutoHyphens/>
-      </w:pPr>
-      <w:bookmarkStart w:id="3" w:name="_Toc227277579"/>
+      </w:pPr>
+      <w:bookmarkStart w:id="4" w:name="_Toc227708701"/>
+      <w:r>
+        <w:lastRenderedPageBreak/>
+        <w:t>A szoftver műszaki feltételei és futtatása</w:t>
+      </w:r>
+      <w:bookmarkEnd w:id="4"/>
+    </w:p>
+    <w:p>
+      <w:pPr>
+        <w:pStyle w:val="Heading2"/>
+      </w:pPr>
+      <w:bookmarkStart w:id="5" w:name="_Toc227708702"/>
+      <w:r>
+        <w:t>Adatbázis</w:t>
+      </w:r>
+      <w:bookmarkEnd w:id="5"/>
+    </w:p>
+    <w:p>
+      <w:r>
+        <w:t>Az adatbázis MySQL</w:t>
+      </w:r>
+      <w:r>
+        <w:t xml:space="preserve"> alapú, így, hogy hozzáférjük ahhoz, szükséges egy MySQL szerver telepítése, majd az adatbázis-dump beimportálása. Mi ehhez XAMPP-ot használtu</w:t>
+      </w:r>
+      <w:r>
+        <w:t>n</w:t>
+      </w:r>
+      <w:r>
+        <w:t xml:space="preserve">k, mivel </w:t>
+      </w:r>
+      <w:r>
+        <w:t xml:space="preserve">segítségével </w:t>
+      </w:r>
+      <w:r>
+        <w:t>a MySQL szerver</w:t>
+      </w:r>
+      <w:r>
+        <w:t xml:space="preserve"> </w:t>
+      </w:r>
+      <w:r>
+        <w:t>könnyen indítható, az adatbázis-dump pedig könnyen importálható phpMyAdmin</w:t>
+      </w:r>
+      <w:r>
+        <w:t>-ban</w:t>
+      </w:r>
+      <w:r>
+        <w:t>.</w:t>
+      </w:r>
+      <w:r>
+        <w:t xml:space="preserve"> Fontos, hogy telepítés után</w:t>
+      </w:r>
+      <w:r>
+        <w:rPr>
+          <w:lang w:val="en-US"/>
+        </w:rPr>
+        <w:t xml:space="preserve"> a My</w:t>
+      </w:r>
+      <w:r>
+        <w:t xml:space="preserve">SQL szerver a 3306-os porton fut, azonban a backend azt a 3307-es porton várja, </w:t>
+      </w:r>
+      <w:r>
+        <w:t>így</w:t>
+      </w:r>
+      <w:r>
+        <w:t xml:space="preserve"> vagy a MySQL konfigurá</w:t>
+      </w:r>
+      <w:r>
+        <w:t>ciójá</w:t>
+      </w:r>
+      <w:r>
+        <w:t xml:space="preserve">t változtatjuk meg </w:t>
+      </w:r>
+      <w:r>
+        <w:t xml:space="preserve">(a my.ini fájlban </w:t>
+      </w:r>
+      <w:r>
+        <w:t>írjuk át</w:t>
+      </w:r>
+      <w:r>
+        <w:t xml:space="preserve"> a portot), vagy a backend </w:t>
+      </w:r>
+      <w:r>
+        <w:t>ConnectionString-jét (az appsettings.json-ben írjuk át a portot)</w:t>
+      </w:r>
+      <w:r>
+        <w:t>.</w:t>
+      </w:r>
+    </w:p>
+    <w:p>
+      <w:pPr>
+        <w:pStyle w:val="Heading2"/>
+      </w:pPr>
+      <w:bookmarkStart w:id="6" w:name="_Toc227708703"/>
+      <w:r>
+        <w:t>Backend</w:t>
+      </w:r>
+      <w:bookmarkEnd w:id="6"/>
+    </w:p>
+    <w:p>
+      <w:pPr>
+        <w:rPr>
+          <w:lang w:val="en-US"/>
+        </w:rPr>
+      </w:pPr>
+      <w:r>
+        <w:t>A szoftver backend része ASP.NET Core-on alapul, .NET 8-as verzión</w:t>
+      </w:r>
+      <w:r>
+        <w:t xml:space="preserve"> és </w:t>
+      </w:r>
+      <w:r>
+        <w:rPr>
+          <w:lang w:val="en-US"/>
+        </w:rPr>
+        <w:t xml:space="preserve">C#-ban </w:t>
+      </w:r>
+      <w:r>
+        <w:t>íródott</w:t>
+      </w:r>
+      <w:r>
+        <w:t>. Ez legkönnyebben Visual Studio-ból futtatható.</w:t>
+      </w:r>
+      <w:r>
+        <w:t xml:space="preserve"> A</w:t>
+      </w:r>
+      <w:r>
+        <w:t xml:space="preserve"> projekt építése</w:t>
+      </w:r>
+      <w:r>
+        <w:t xml:space="preserve"> </w:t>
+      </w:r>
+      <w:r>
+        <w:t>(build) során ez elméletileg letölti a szükséges könyvtára</w:t>
+      </w:r>
+      <w:r>
+        <w:t>kat/csomagokat</w:t>
+      </w:r>
+      <w:r>
+        <w:t>, mint a MySQL.EntityFrameworkCore, a FileTypeChecker, vagy a Resend.</w:t>
+      </w:r>
+      <w:r>
+        <w:t xml:space="preserve"> A projekt </w:t>
+      </w:r>
+      <w:r>
+        <w:rPr>
+          <w:b/>
+          <w:bCs/>
+        </w:rPr>
+        <w:t>https</w:t>
+      </w:r>
+      <w:r>
+        <w:t xml:space="preserve">-en a </w:t>
+      </w:r>
+      <w:r>
+        <w:rPr>
+          <w:b/>
+          <w:bCs/>
+        </w:rPr>
+        <w:t>7245</w:t>
+      </w:r>
+      <w:r>
+        <w:t xml:space="preserve">-ös porton fut, </w:t>
+      </w:r>
+      <w:r>
+        <w:rPr>
+          <w:b/>
+          <w:bCs/>
+        </w:rPr>
+        <w:t>http</w:t>
+      </w:r>
+      <w:r>
+        <w:t xml:space="preserve">-n pedig az </w:t>
+      </w:r>
+      <w:r>
+        <w:rPr>
+          <w:b/>
+          <w:bCs/>
+        </w:rPr>
+        <w:t>5126</w:t>
+      </w:r>
+      <w:r>
+        <w:t>-oson.</w:t>
+      </w:r>
+      <w:r>
+        <w:t xml:space="preserve"> Első https-sel történő futtatáskor el kell fogadni a felugró ablakokat, amelyek szerint egy SSL </w:t>
+      </w:r>
+      <w:r>
+        <w:t>tanúsítványokat</w:t>
+      </w:r>
+      <w:r>
+        <w:t xml:space="preserve"> fogadtat el a számítógépünkkel a Visual Studio, másképpen nem tudnánk https-sel futtatni a backendet.</w:t>
+      </w:r>
+      <w:r>
+        <w:t xml:space="preserve"> </w:t>
+      </w:r>
+      <w:r>
+        <w:t>Fontos</w:t>
+      </w:r>
+      <w:r>
+        <w:t xml:space="preserve">, hogy amennyiben </w:t>
+      </w:r>
+      <w:r>
+        <w:rPr>
+          <w:b/>
+          <w:bCs/>
+        </w:rPr>
+        <w:t>nem https</w:t>
+      </w:r>
+      <w:r>
+        <w:t xml:space="preserve">-t használunk </w:t>
+      </w:r>
+      <w:r>
+        <w:t>a változtatások szerint</w:t>
+      </w:r>
+      <w:r>
+        <w:t xml:space="preserve"> kell módosítani a HttpOnly </w:t>
+      </w:r>
+      <w:proofErr w:type="gramStart"/>
+      <w:r>
+        <w:t>sütik</w:t>
+      </w:r>
+      <w:proofErr w:type="gramEnd"/>
+      <w:r>
+        <w:t xml:space="preserve"> beállításait.</w:t>
+      </w:r>
+    </w:p>
+    <w:p>
+      <w:r>
+        <w:rPr>
+          <w:lang w:val="en-US"/>
+        </w:rPr>
+        <w:t>A</w:t>
+      </w:r>
+      <w:r>
+        <w:rPr>
+          <w:lang w:val="en-US"/>
+        </w:rPr>
+        <w:t xml:space="preserve">z e-mail küldő </w:t>
+      </w:r>
+      <w:r>
+        <w:t xml:space="preserve">funkcionalitás a </w:t>
+      </w:r>
+      <w:r>
+        <w:rPr>
+          <w:b/>
+          <w:bCs/>
+        </w:rPr>
+        <w:t>Resend</w:t>
+      </w:r>
+      <w:r>
+        <w:t xml:space="preserve"> API-val működik, ehhez szükség van egy API kulcsra, amit az Auth:</w:t>
+      </w:r>
+      <w:r>
+        <w:t>Mail:Resend:Token alatt kell tárolni az appsettings-ben</w:t>
+      </w:r>
+      <w:r>
+        <w:t xml:space="preserve"> (jobb esetben a .NET User Secrets-ben</w:t>
+      </w:r>
+      <w:r>
+        <w:t xml:space="preserve"> vagy környezeti változókban)</w:t>
+      </w:r>
+      <w:r>
+        <w:t>, másképpen a funkció</w:t>
+      </w:r>
+      <w:r>
+        <w:t xml:space="preserve"> nem elérhető.</w:t>
+      </w:r>
+    </w:p>
+    <w:p>
+      <w:pPr>
+        <w:pStyle w:val="Heading2"/>
+      </w:pPr>
+      <w:bookmarkStart w:id="7" w:name="_Toc227708704"/>
+      <w:r>
+        <w:t>Frontend</w:t>
+      </w:r>
+      <w:bookmarkEnd w:id="7"/>
+    </w:p>
+    <w:p>
+      <w:r>
+        <w:t>A frontend futtatásához/építéséhez (build) Node.js 24.15.0-ás verzió szükséges npm-mel.</w:t>
+      </w:r>
+      <w:r>
+        <w:t xml:space="preserve"> A CoMove mappában adjuk ki az </w:t>
+      </w:r>
+      <w:r>
+        <w:rPr>
+          <w:i/>
+          <w:iCs/>
+          <w:u w:val="single"/>
+        </w:rPr>
+        <w:t>npm install</w:t>
+      </w:r>
+      <w:r>
+        <w:t xml:space="preserve"> parancsot, majd várjuk meg amíg feltelepül a Vite és a további frontendhez szükséges csomagok</w:t>
+      </w:r>
+      <w:r>
+        <w:t>, mint a Mantine, a Tanstack Query vagy az ikoncsomagok.</w:t>
+      </w:r>
+      <w:r>
+        <w:t xml:space="preserve"> Miután a csomagok sikeresen települtek</w:t>
+      </w:r>
+      <w:r>
+        <w:t xml:space="preserve"> az </w:t>
+      </w:r>
+      <w:r>
+        <w:rPr>
+          <w:i/>
+          <w:iCs/>
+          <w:u w:val="single"/>
+        </w:rPr>
+        <w:t>npm run dev</w:t>
+      </w:r>
+      <w:r>
+        <w:t xml:space="preserve"> parancs kiadásával tudjuk elindítani a frontendet fejlesztői módban. Amennyiben statikus fájlokká szeretnénk exportálni az </w:t>
+      </w:r>
+      <w:r>
+        <w:rPr>
+          <w:i/>
+          <w:iCs/>
+          <w:u w:val="single"/>
+        </w:rPr>
+        <w:t>npm run build</w:t>
+      </w:r>
+      <w:r>
+        <w:t xml:space="preserve"> parancsot kell kiadnunk.</w:t>
+      </w:r>
+      <w:r>
+        <w:t xml:space="preserve"> Fontos, hogy a frontend alapvetően </w:t>
+      </w:r>
+      <w:r>
+        <w:rPr>
+          <w:b/>
+          <w:bCs/>
+        </w:rPr>
+        <w:t>https</w:t>
+      </w:r>
+      <w:r>
+        <w:t xml:space="preserve">-en próbál kapcsolatba lépni a backend-el. Ezt a </w:t>
+      </w:r>
+      <w:r>
+        <w:rPr>
+          <w:i/>
+          <w:iCs/>
+        </w:rPr>
+        <w:t>Config.js</w:t>
+      </w:r>
+      <w:r>
+        <w:t xml:space="preserve">-ben átírhatjuk, vagy </w:t>
+      </w:r>
+      <w:r>
+        <w:t>megadhatunk</w:t>
+      </w:r>
+      <w:r>
+        <w:t xml:space="preserve"> másik backend útvonalat környezeti változók segítségével.</w:t>
+      </w:r>
+      <w:r>
+        <w:br w:type="page"/>
+      </w:r>
+    </w:p>
+    <w:p>
+      <w:pPr>
+        <w:pStyle w:val="Heading1"/>
+        <w:suppressAutoHyphens/>
+      </w:pPr>
+      <w:bookmarkStart w:id="8" w:name="_Toc227708705"/>
       <w:r>
         <w:lastRenderedPageBreak/>
         <w:t>Fejlesztői környezet</w:t>
       </w:r>
-      <w:bookmarkEnd w:id="3"/>
+      <w:bookmarkEnd w:id="8"/>
     </w:p>
     <w:p>
       <w:pPr>
         <w:pStyle w:val="Heading2"/>
       </w:pPr>
-      <w:bookmarkStart w:id="4" w:name="_Toc227277580"/>
+      <w:bookmarkStart w:id="9" w:name="_Toc227708706"/>
       <w:r>
         <w:t>Frontend</w:t>
       </w:r>
-      <w:bookmarkEnd w:id="4"/>
+      <w:bookmarkEnd w:id="9"/>
     </w:p>
     <w:p>
       <w:r>
@@ -3656,24 +4618,24 @@
       <w:pPr>
         <w:pStyle w:val="Heading2"/>
       </w:pPr>
-      <w:bookmarkStart w:id="5" w:name="_Toc227277581"/>
+      <w:bookmarkStart w:id="10" w:name="_Toc227708707"/>
       <w:r>
         <w:t>Backend</w:t>
       </w:r>
       <w:r>
         <w:t xml:space="preserve"> és Adatbázis</w:t>
       </w:r>
-      <w:bookmarkEnd w:id="5"/>
+      <w:bookmarkEnd w:id="10"/>
     </w:p>
     <w:p>
       <w:pPr>
         <w:pStyle w:val="Heading3"/>
       </w:pPr>
-      <w:bookmarkStart w:id="6" w:name="_Toc227277582"/>
+      <w:bookmarkStart w:id="11" w:name="_Toc227708708"/>
       <w:r>
         <w:t>Windows</w:t>
       </w:r>
-      <w:bookmarkEnd w:id="6"/>
+      <w:bookmarkEnd w:id="11"/>
     </w:p>
     <w:p>
       <w:pPr>
@@ -3705,11 +4667,11 @@
       <w:pPr>
         <w:pStyle w:val="Heading3"/>
       </w:pPr>
-      <w:bookmarkStart w:id="7" w:name="_Toc227277583"/>
+      <w:bookmarkStart w:id="12" w:name="_Toc227708709"/>
       <w:r>
         <w:t>MacOS</w:t>
       </w:r>
-      <w:bookmarkEnd w:id="7"/>
+      <w:bookmarkEnd w:id="12"/>
     </w:p>
     <w:p>
       <w:r>
@@ -3725,11 +4687,11 @@
       <w:pPr>
         <w:pStyle w:val="Heading2"/>
       </w:pPr>
-      <w:bookmarkStart w:id="8" w:name="_Toc227277584"/>
+      <w:bookmarkStart w:id="13" w:name="_Toc227708710"/>
       <w:r>
         <w:t>Kollaboráció</w:t>
       </w:r>
-      <w:bookmarkEnd w:id="8"/>
+      <w:bookmarkEnd w:id="13"/>
     </w:p>
     <w:p>
       <w:r>
@@ -3739,6 +4701,7 @@
         <w:t>, a GitHubon található Kanban táblával osztottuk be és rendszereztük a feladatokat.</w:t>
       </w:r>
     </w:p>
+    <w:p/>
     <w:p>
       <w:pPr>
         <w:suppressAutoHyphens/>
@@ -3754,7 +4717,7 @@
         <w:pStyle w:val="Heading1"/>
         <w:suppressAutoHyphens/>
       </w:pPr>
-      <w:bookmarkStart w:id="9" w:name="_Toc227277585"/>
+      <w:bookmarkStart w:id="14" w:name="_Toc227708711"/>
       <w:r>
         <w:lastRenderedPageBreak/>
         <w:t>Komponensek technikai leírás</w:t>
@@ -3762,7 +4725,7 @@
       <w:r>
         <w:t>a</w:t>
       </w:r>
-      <w:bookmarkEnd w:id="9"/>
+      <w:bookmarkEnd w:id="14"/>
     </w:p>
     <w:p>
       <w:pPr>
@@ -3777,11 +4740,11 @@
         <w:pStyle w:val="Heading2"/>
         <w:suppressAutoHyphens/>
       </w:pPr>
-      <w:bookmarkStart w:id="10" w:name="_Toc227277586"/>
+      <w:bookmarkStart w:id="15" w:name="_Toc227708712"/>
       <w:r>
         <w:t>Adatbázis</w:t>
       </w:r>
-      <w:bookmarkEnd w:id="10"/>
+      <w:bookmarkEnd w:id="15"/>
     </w:p>
     <w:p>
       <w:pPr>
@@ -3803,25 +4766,15 @@
         <w:fldChar w:fldCharType="separate"/>
       </w:r>
       <w:r>
-        <w:t xml:space="preserve">ER-modellt </w:t>
-      </w:r>
-      <w:r>
-        <w:rPr>
-          <w:vertAlign w:val="subscript"/>
-        </w:rPr>
-        <w:t xml:space="preserve">(ábra </w:t>
+        <w:t xml:space="preserve">ER-modellt (ábra </w:t>
       </w:r>
       <w:r>
         <w:rPr>
           <w:noProof/>
-          <w:vertAlign w:val="subscript"/>
-        </w:rPr>
-        <w:t>1</w:t>
-      </w:r>
-      <w:r>
-        <w:rPr>
-          <w:vertAlign w:val="subscript"/>
-        </w:rPr>
+        </w:rPr>
+        <w:t>2</w:t>
+      </w:r>
+      <w:r>
         <w:t>)</w:t>
       </w:r>
       <w:r>
@@ -3840,25 +4793,15 @@
         <w:fldChar w:fldCharType="separate"/>
       </w:r>
       <w:r>
-        <w:t xml:space="preserve">relációs diagrammot </w:t>
-      </w:r>
-      <w:r>
-        <w:rPr>
-          <w:vertAlign w:val="subscript"/>
-        </w:rPr>
-        <w:t xml:space="preserve">(ábra </w:t>
+        <w:t xml:space="preserve">Relációs diagrammot (ábra </w:t>
       </w:r>
       <w:r>
         <w:rPr>
           <w:noProof/>
-          <w:vertAlign w:val="subscript"/>
-        </w:rPr>
-        <w:t>2</w:t>
-      </w:r>
-      <w:r>
-        <w:rPr>
-          <w:vertAlign w:val="subscript"/>
-        </w:rPr>
+        </w:rPr>
+        <w:t>3</w:t>
+      </w:r>
+      <w:r>
         <w:t>)</w:t>
       </w:r>
       <w:r>
@@ -3873,11 +4816,11 @@
         <w:pStyle w:val="Heading3"/>
         <w:suppressAutoHyphens/>
       </w:pPr>
-      <w:bookmarkStart w:id="11" w:name="_Toc227277587"/>
+      <w:bookmarkStart w:id="16" w:name="_Toc227708713"/>
       <w:r>
         <w:t>Egyedtípusok</w:t>
       </w:r>
-      <w:bookmarkEnd w:id="11"/>
+      <w:bookmarkEnd w:id="16"/>
     </w:p>
     <w:p>
       <w:pPr>
@@ -3901,7 +4844,7 @@
           <w:bCs/>
         </w:rPr>
       </w:pPr>
-      <w:bookmarkStart w:id="12" w:name="_Toc227277588"/>
+      <w:bookmarkStart w:id="17" w:name="_Toc227708714"/>
       <w:r>
         <w:rPr>
           <w:rStyle w:val="Heading4Char"/>
@@ -3928,7 +4871,7 @@
         </w:rPr>
         <w:t>)</w:t>
       </w:r>
-      <w:bookmarkEnd w:id="12"/>
+      <w:bookmarkEnd w:id="17"/>
     </w:p>
     <w:p>
       <w:pPr>
@@ -4501,7 +5444,7 @@
         <w:pStyle w:val="Heading4"/>
         <w:suppressAutoHyphens/>
       </w:pPr>
-      <w:bookmarkStart w:id="13" w:name="_Toc227277589"/>
+      <w:bookmarkStart w:id="18" w:name="_Toc227708715"/>
       <w:r>
         <w:lastRenderedPageBreak/>
         <w:t>Token (</w:t>
@@ -4514,7 +5457,7 @@
       <w:r>
         <w:t>)</w:t>
       </w:r>
-      <w:bookmarkEnd w:id="13"/>
+      <w:bookmarkEnd w:id="18"/>
     </w:p>
     <w:p>
       <w:pPr>
@@ -4716,7 +5659,7 @@
         <w:pStyle w:val="Heading4"/>
         <w:suppressAutoHyphens/>
       </w:pPr>
-      <w:bookmarkStart w:id="14" w:name="_Toc227277590"/>
+      <w:bookmarkStart w:id="19" w:name="_Toc227708716"/>
       <w:r>
         <w:t>Értesítés (</w:t>
       </w:r>
@@ -4728,7 +5671,7 @@
       <w:r>
         <w:t>)</w:t>
       </w:r>
-      <w:bookmarkEnd w:id="14"/>
+      <w:bookmarkEnd w:id="19"/>
     </w:p>
     <w:p>
       <w:pPr>
@@ -4957,7 +5900,7 @@
         <w:pStyle w:val="Heading4"/>
         <w:suppressAutoHyphens/>
       </w:pPr>
-      <w:bookmarkStart w:id="15" w:name="_Toc227277591"/>
+      <w:bookmarkStart w:id="20" w:name="_Toc227708717"/>
       <w:r>
         <w:lastRenderedPageBreak/>
         <w:t>Jármű (</w:t>
@@ -4970,7 +5913,7 @@
       <w:r>
         <w:t>)</w:t>
       </w:r>
-      <w:bookmarkEnd w:id="15"/>
+      <w:bookmarkEnd w:id="20"/>
     </w:p>
     <w:p>
       <w:pPr>
@@ -5540,7 +6483,7 @@
         <w:pStyle w:val="Heading4"/>
         <w:suppressAutoHyphens/>
       </w:pPr>
-      <w:bookmarkStart w:id="16" w:name="_Toc227277592"/>
+      <w:bookmarkStart w:id="21" w:name="_Toc227708718"/>
       <w:r>
         <w:lastRenderedPageBreak/>
         <w:t>Járműelé</w:t>
@@ -5562,7 +6505,7 @@
       <w:r>
         <w:t>)</w:t>
       </w:r>
-      <w:bookmarkEnd w:id="16"/>
+      <w:bookmarkEnd w:id="21"/>
     </w:p>
     <w:p>
       <w:pPr>
@@ -5792,7 +6735,7 @@
         <w:pStyle w:val="Heading4"/>
         <w:suppressAutoHyphens/>
       </w:pPr>
-      <w:bookmarkStart w:id="17" w:name="_Toc227277593"/>
+      <w:bookmarkStart w:id="22" w:name="_Toc227708719"/>
       <w:r>
         <w:t>Járműkép (</w:t>
       </w:r>
@@ -5804,7 +6747,7 @@
       <w:r>
         <w:t>)</w:t>
       </w:r>
-      <w:bookmarkEnd w:id="17"/>
+      <w:bookmarkEnd w:id="22"/>
       <w:r>
         <w:t xml:space="preserve"> </w:t>
       </w:r>
@@ -6032,7 +6975,7 @@
       <w:r>
         <w:br w:type="page"/>
       </w:r>
-      <w:bookmarkStart w:id="18" w:name="_Toc227277594"/>
+      <w:bookmarkStart w:id="23" w:name="_Toc227708720"/>
       <w:r>
         <w:lastRenderedPageBreak/>
         <w:t>Bérlés (</w:t>
@@ -6045,7 +6988,7 @@
       <w:r>
         <w:t>)</w:t>
       </w:r>
-      <w:bookmarkEnd w:id="18"/>
+      <w:bookmarkEnd w:id="23"/>
     </w:p>
     <w:p>
       <w:pPr>
@@ -6668,7 +7611,7 @@
         <w:pStyle w:val="Heading4"/>
         <w:suppressAutoHyphens/>
       </w:pPr>
-      <w:bookmarkStart w:id="19" w:name="_Toc227277595"/>
+      <w:bookmarkStart w:id="24" w:name="_Toc227708721"/>
       <w:r>
         <w:t>Üzenet (</w:t>
       </w:r>
@@ -6680,7 +7623,7 @@
       <w:r>
         <w:t>)</w:t>
       </w:r>
-      <w:bookmarkEnd w:id="19"/>
+      <w:bookmarkEnd w:id="24"/>
     </w:p>
     <w:p>
       <w:pPr>
@@ -6994,12 +7937,12 @@
         <w:pStyle w:val="Heading3"/>
         <w:suppressAutoHyphens/>
       </w:pPr>
-      <w:bookmarkStart w:id="20" w:name="_Toc227277596"/>
+      <w:bookmarkStart w:id="25" w:name="_Toc227708722"/>
       <w:r>
         <w:lastRenderedPageBreak/>
         <w:t>Kapcsolatok</w:t>
       </w:r>
-      <w:bookmarkEnd w:id="20"/>
+      <w:bookmarkEnd w:id="25"/>
     </w:p>
     <w:p>
       <w:pPr>
@@ -7270,11 +8213,11 @@
       <w:pPr>
         <w:pStyle w:val="Heading3"/>
       </w:pPr>
-      <w:bookmarkStart w:id="21" w:name="_Toc227277597"/>
+      <w:bookmarkStart w:id="26" w:name="_Toc227708723"/>
       <w:r>
         <w:t>Implementáció</w:t>
       </w:r>
-      <w:bookmarkEnd w:id="21"/>
+      <w:bookmarkEnd w:id="26"/>
     </w:p>
     <w:p>
       <w:r>
@@ -7305,12 +8248,12 @@
         <w:pStyle w:val="Heading2"/>
         <w:suppressAutoHyphens/>
       </w:pPr>
-      <w:bookmarkStart w:id="22" w:name="_Toc227277598"/>
+      <w:bookmarkStart w:id="27" w:name="_Toc227708724"/>
       <w:r>
         <w:lastRenderedPageBreak/>
         <w:t>Backend</w:t>
       </w:r>
-      <w:bookmarkEnd w:id="22"/>
+      <w:bookmarkEnd w:id="27"/>
     </w:p>
     <w:p>
       <w:pPr>
@@ -7340,22 +8283,22 @@
         <w:pStyle w:val="Heading3"/>
         <w:suppressAutoHyphens/>
       </w:pPr>
-      <w:bookmarkStart w:id="23" w:name="_Toc227277599"/>
+      <w:bookmarkStart w:id="28" w:name="_Toc227708725"/>
       <w:r>
         <w:t>Metóduskontrollerek</w:t>
       </w:r>
-      <w:bookmarkEnd w:id="23"/>
+      <w:bookmarkEnd w:id="28"/>
     </w:p>
     <w:p>
       <w:pPr>
         <w:pStyle w:val="Heading4"/>
         <w:suppressAutoHyphens/>
       </w:pPr>
-      <w:bookmarkStart w:id="24" w:name="_Toc227277600"/>
+      <w:bookmarkStart w:id="29" w:name="_Toc227708726"/>
       <w:r>
         <w:t>Autentikációs kontroller – AuthController</w:t>
       </w:r>
-      <w:bookmarkEnd w:id="24"/>
+      <w:bookmarkEnd w:id="29"/>
     </w:p>
     <w:p>
       <w:pPr>
@@ -8397,12 +9340,12 @@
         <w:pStyle w:val="Heading4"/>
         <w:suppressAutoHyphens/>
       </w:pPr>
-      <w:bookmarkStart w:id="25" w:name="_Toc227277601"/>
+      <w:bookmarkStart w:id="30" w:name="_Toc227708727"/>
       <w:r>
         <w:lastRenderedPageBreak/>
         <w:t>Felhasználó kontroller – UserController</w:t>
       </w:r>
-      <w:bookmarkEnd w:id="25"/>
+      <w:bookmarkEnd w:id="30"/>
     </w:p>
     <w:p>
       <w:pPr>
@@ -10636,7 +11579,7 @@
         <w:pStyle w:val="Heading4"/>
         <w:suppressAutoHyphens/>
       </w:pPr>
-      <w:bookmarkStart w:id="26" w:name="_Toc227277602"/>
+      <w:bookmarkStart w:id="31" w:name="_Toc227708728"/>
       <w:r>
         <w:lastRenderedPageBreak/>
         <w:t xml:space="preserve">Bérlés kontroller – </w:t>
@@ -10645,7 +11588,7 @@
       <w:r>
         <w:t>RentalController</w:t>
       </w:r>
-      <w:bookmarkEnd w:id="26"/>
+      <w:bookmarkEnd w:id="31"/>
       <w:proofErr w:type="spellEnd"/>
     </w:p>
     <w:p>
@@ -12613,12 +13556,12 @@
         <w:pStyle w:val="Heading4"/>
         <w:suppressAutoHyphens/>
       </w:pPr>
-      <w:bookmarkStart w:id="27" w:name="_Toc227277603"/>
+      <w:bookmarkStart w:id="32" w:name="_Toc227708729"/>
       <w:r>
         <w:lastRenderedPageBreak/>
         <w:t>Jármű kontroller – VehicleController</w:t>
       </w:r>
-      <w:bookmarkEnd w:id="27"/>
+      <w:bookmarkEnd w:id="32"/>
     </w:p>
     <w:p>
       <w:pPr>
@@ -17386,12 +18329,12 @@
       <w:pPr>
         <w:pStyle w:val="Heading3"/>
       </w:pPr>
-      <w:bookmarkStart w:id="28" w:name="_Toc227277604"/>
+      <w:bookmarkStart w:id="33" w:name="_Toc227708730"/>
       <w:r>
         <w:lastRenderedPageBreak/>
         <w:t>Szolgáltatások</w:t>
       </w:r>
-      <w:bookmarkEnd w:id="28"/>
+      <w:bookmarkEnd w:id="33"/>
     </w:p>
     <w:p>
       <w:r>
@@ -17402,11 +18345,11 @@
       <w:pPr>
         <w:pStyle w:val="Heading4"/>
       </w:pPr>
-      <w:bookmarkStart w:id="29" w:name="_Toc227277605"/>
+      <w:bookmarkStart w:id="34" w:name="_Toc227708731"/>
       <w:r>
         <w:t>Autentikációs szolgáltatás – AuthService</w:t>
       </w:r>
-      <w:bookmarkEnd w:id="29"/>
+      <w:bookmarkEnd w:id="34"/>
     </w:p>
     <w:p>
       <w:pPr>
@@ -17517,7 +18460,7 @@
       <w:pPr>
         <w:pStyle w:val="Heading4"/>
       </w:pPr>
-      <w:bookmarkStart w:id="30" w:name="_Toc227277606"/>
+      <w:bookmarkStart w:id="35" w:name="_Toc227708732"/>
       <w:r>
         <w:lastRenderedPageBreak/>
         <w:t xml:space="preserve">Email szolgáltatás – IEmailService </w:t>
@@ -17531,7 +18474,7 @@
       <w:r>
         <w:t>ResendEmailService</w:t>
       </w:r>
-      <w:bookmarkEnd w:id="30"/>
+      <w:bookmarkEnd w:id="35"/>
     </w:p>
     <w:p>
       <w:pPr>
@@ -17611,7 +18554,7 @@
         <w:pStyle w:val="Heading4"/>
         <w:spacing w:before="480"/>
       </w:pPr>
-      <w:bookmarkStart w:id="31" w:name="_Toc227277607"/>
+      <w:bookmarkStart w:id="36" w:name="_Toc227708733"/>
       <w:r>
         <w:t>K</w:t>
       </w:r>
@@ -17624,7 +18567,7 @@
       <w:r>
         <w:t xml:space="preserve"> szolgáltatás – IResourceService – LocalResourceService</w:t>
       </w:r>
-      <w:bookmarkEnd w:id="31"/>
+      <w:bookmarkEnd w:id="36"/>
     </w:p>
     <w:p>
       <w:pPr>
@@ -17690,6 +18633,9 @@
         <w:t>(</w:t>
       </w:r>
       <w:r>
+        <w:t xml:space="preserve">vagy </w:t>
+      </w:r>
+      <w:r>
         <w:t xml:space="preserve">opcionálisan más) </w:t>
       </w:r>
       <w:r>
@@ -17715,7 +18661,7 @@
         <w:t xml:space="preserve"> egy</w:t>
       </w:r>
       <w:r>
-        <w:t xml:space="preserve"> olyan mappa, amelyből az ASP.NET backend, statikus fájlok</w:t>
+        <w:t xml:space="preserve"> olyan mappa, amelyből az ASP.NET backend statikus fájlok</w:t>
       </w:r>
       <w:r>
         <w:t xml:space="preserve">at oszt meg, a mi esetünkben a </w:t>
@@ -17750,12 +18696,12 @@
       <w:pPr>
         <w:pStyle w:val="Heading4"/>
       </w:pPr>
-      <w:bookmarkStart w:id="32" w:name="_Toc227277608"/>
+      <w:bookmarkStart w:id="37" w:name="_Toc227708734"/>
       <w:r>
         <w:lastRenderedPageBreak/>
         <w:t>Bérléskezelő szolgáltatás – RentalService</w:t>
       </w:r>
-      <w:bookmarkEnd w:id="32"/>
+      <w:bookmarkEnd w:id="37"/>
     </w:p>
     <w:p>
       <w:r>
@@ -18431,12 +19377,12 @@
       <w:pPr>
         <w:pStyle w:val="Heading3"/>
       </w:pPr>
-      <w:bookmarkStart w:id="33" w:name="_Toc227277609"/>
+      <w:bookmarkStart w:id="38" w:name="_Toc227708735"/>
       <w:r>
         <w:lastRenderedPageBreak/>
         <w:t>Válaszszűrőrendszer – VisibilityFiltering</w:t>
       </w:r>
-      <w:bookmarkEnd w:id="33"/>
+      <w:bookmarkEnd w:id="38"/>
     </w:p>
     <w:p>
       <w:r>
@@ -18738,12 +19684,12 @@
           <w:bCs/>
         </w:rPr>
       </w:pPr>
-      <w:bookmarkStart w:id="34" w:name="_Toc227277610"/>
+      <w:bookmarkStart w:id="39" w:name="_Toc227708736"/>
       <w:r>
         <w:lastRenderedPageBreak/>
         <w:t>Működésének műszaki feltételei</w:t>
       </w:r>
-      <w:bookmarkEnd w:id="34"/>
+      <w:bookmarkEnd w:id="39"/>
     </w:p>
     <w:p>
       <w:pPr>
@@ -18774,7 +19720,7 @@
           <w:szCs w:val="22"/>
         </w:rPr>
       </w:pPr>
-      <w:bookmarkStart w:id="35" w:name="_Toc227277611"/>
+      <w:bookmarkStart w:id="40" w:name="_Toc227708737"/>
       <w:r>
         <w:lastRenderedPageBreak/>
         <w:t>Használatának rövid bemutatás</w:t>
@@ -18782,7 +19728,7 @@
       <w:r>
         <w:t>a</w:t>
       </w:r>
-      <w:bookmarkEnd w:id="35"/>
+      <w:bookmarkEnd w:id="40"/>
     </w:p>
     <w:p>
       <w:pPr>
@@ -18801,12 +19747,12 @@
         <w:pStyle w:val="Heading1"/>
         <w:suppressAutoHyphens/>
       </w:pPr>
-      <w:bookmarkStart w:id="36" w:name="_Toc227277612"/>
+      <w:bookmarkStart w:id="41" w:name="_Toc227708738"/>
       <w:r>
         <w:lastRenderedPageBreak/>
         <w:t>Továbbfejlesztési lehetőségek</w:t>
       </w:r>
-      <w:bookmarkEnd w:id="36"/>
+      <w:bookmarkEnd w:id="41"/>
     </w:p>
     <w:p>
       <w:pPr>
@@ -18907,10 +19853,48 @@
     </w:p>
     <w:p>
       <w:pPr>
+        <w:pStyle w:val="ListParagraph"/>
+        <w:numPr>
+          <w:ilvl w:val="0"/>
+          <w:numId w:val="28"/>
+        </w:numPr>
+        <w:suppressAutoHyphens/>
         <w:spacing w:after="160" w:line="259" w:lineRule="auto"/>
         <w:jc w:val="left"/>
       </w:pPr>
       <w:r>
+        <w:rPr>
+          <w:b/>
+          <w:bCs/>
+        </w:rPr>
+        <w:t>QR-kódos átadás/átvétel megerősítés</w:t>
+      </w:r>
+    </w:p>
+    <w:p>
+      <w:pPr>
+        <w:pStyle w:val="ListParagraph"/>
+        <w:numPr>
+          <w:ilvl w:val="0"/>
+          <w:numId w:val="28"/>
+        </w:numPr>
+        <w:suppressAutoHyphens/>
+        <w:spacing w:after="160" w:line="259" w:lineRule="auto"/>
+        <w:jc w:val="left"/>
+      </w:pPr>
+      <w:r>
+        <w:rPr>
+          <w:b/>
+          <w:bCs/>
+        </w:rPr>
+        <w:t>Szöveges értékelések</w:t>
+      </w:r>
+    </w:p>
+    <w:p>
+      <w:pPr>
+        <w:spacing w:after="160" w:line="259" w:lineRule="auto"/>
+        <w:jc w:val="left"/>
+      </w:pPr>
+      <w:r>
         <w:br w:type="page"/>
       </w:r>
     </w:p>
@@ -18918,10 +19902,12 @@
       <w:pPr>
         <w:pStyle w:val="Heading1"/>
       </w:pPr>
+      <w:bookmarkStart w:id="42" w:name="_Toc227708739"/>
       <w:r>
         <w:lastRenderedPageBreak/>
         <w:t>Tesztdokumentáció</w:t>
       </w:r>
+      <w:bookmarkEnd w:id="42"/>
     </w:p>
     <w:p>
       <w:r>
@@ -18945,9 +19931,11 @@
       <w:pPr>
         <w:pStyle w:val="Heading2"/>
       </w:pPr>
+      <w:bookmarkStart w:id="43" w:name="_Toc227708740"/>
       <w:r>
         <w:t>TestHandler</w:t>
       </w:r>
+      <w:bookmarkEnd w:id="43"/>
     </w:p>
     <w:p>
       <w:r>
@@ -19073,6 +20061,67 @@
       <w:pPr>
         <w:pStyle w:val="Heading2"/>
       </w:pPr>
+      <w:bookmarkStart w:id="44" w:name="_Toc227708741"/>
+      <w:r>
+        <w:rPr>
+          <w:noProof/>
+        </w:rPr>
+        <w:drawing>
+          <wp:anchor distT="0" distB="0" distL="114300" distR="114300" simplePos="0" relativeHeight="251661312" behindDoc="0" locked="0" layoutInCell="1" allowOverlap="1" wp14:anchorId="735B15A6" wp14:editId="7105C141">
+            <wp:simplePos x="0" y="0"/>
+            <wp:positionH relativeFrom="column">
+              <wp:posOffset>2659380</wp:posOffset>
+            </wp:positionH>
+            <wp:positionV relativeFrom="paragraph">
+              <wp:posOffset>61595</wp:posOffset>
+            </wp:positionV>
+            <wp:extent cx="3140075" cy="2342515"/>
+            <wp:effectExtent l="0" t="0" r="0" b="0"/>
+            <wp:wrapSquare wrapText="bothSides"/>
+            <wp:docPr id="411253946" name="Picture 3" descr="A screenshot of a computer&#10;&#10;AI-generated content may be incorrect."/>
+            <wp:cNvGraphicFramePr>
+              <a:graphicFrameLocks xmlns:a="http://schemas.openxmlformats.org/drawingml/2006/main" noChangeAspect="1"/>
+            </wp:cNvGraphicFramePr>
+            <a:graphic xmlns:a="http://schemas.openxmlformats.org/drawingml/2006/main">
+              <a:graphicData uri="http://schemas.openxmlformats.org/drawingml/2006/picture">
+                <pic:pic xmlns:pic="http://schemas.openxmlformats.org/drawingml/2006/picture">
+                  <pic:nvPicPr>
+                    <pic:cNvPr id="411253946" name="Picture 3" descr="A screenshot of a computer&#10;&#10;AI-generated content may be incorrect."/>
+                    <pic:cNvPicPr/>
+                  </pic:nvPicPr>
+                  <pic:blipFill>
+                    <a:blip r:embed="rId11" cstate="print">
+                      <a:extLst>
+                        <a:ext uri="{28A0092B-C50C-407E-A947-70E740481C1C}">
+                          <a14:useLocalDpi xmlns:a14="http://schemas.microsoft.com/office/drawing/2010/main" val="0"/>
+                        </a:ext>
+                      </a:extLst>
+                    </a:blip>
+                    <a:stretch>
+                      <a:fillRect/>
+                    </a:stretch>
+                  </pic:blipFill>
+                  <pic:spPr>
+                    <a:xfrm>
+                      <a:off x="0" y="0"/>
+                      <a:ext cx="3140075" cy="2342515"/>
+                    </a:xfrm>
+                    <a:prstGeom prst="rect">
+                      <a:avLst/>
+                    </a:prstGeom>
+                  </pic:spPr>
+                </pic:pic>
+              </a:graphicData>
+            </a:graphic>
+            <wp14:sizeRelH relativeFrom="page">
+              <wp14:pctWidth>0</wp14:pctWidth>
+            </wp14:sizeRelH>
+            <wp14:sizeRelV relativeFrom="page">
+              <wp14:pctHeight>0</wp14:pctHeight>
+            </wp14:sizeRelV>
+          </wp:anchor>
+        </w:drawing>
+      </w:r>
       <w:r>
         <w:t>Kontroller metódusok</w:t>
       </w:r>
@@ -19082,6 +20131,7 @@
       <w:r>
         <w:t>elése</w:t>
       </w:r>
+      <w:bookmarkEnd w:id="44"/>
     </w:p>
     <w:p>
       <w:r>
@@ -19123,6 +20173,140 @@
       </w:pPr>
       <w:r>
         <w:rPr>
+          <w:noProof/>
+        </w:rPr>
+        <mc:AlternateContent>
+          <mc:Choice Requires="wps">
+            <w:drawing>
+              <wp:anchor distT="0" distB="0" distL="114300" distR="114300" simplePos="0" relativeHeight="251663360" behindDoc="0" locked="0" layoutInCell="1" allowOverlap="1" wp14:anchorId="3BF47D0F" wp14:editId="4C34522E">
+                <wp:simplePos x="0" y="0"/>
+                <wp:positionH relativeFrom="column">
+                  <wp:posOffset>2858135</wp:posOffset>
+                </wp:positionH>
+                <wp:positionV relativeFrom="paragraph">
+                  <wp:posOffset>266527</wp:posOffset>
+                </wp:positionV>
+                <wp:extent cx="2747645" cy="192405"/>
+                <wp:effectExtent l="0" t="0" r="8255" b="10795"/>
+                <wp:wrapSquare wrapText="bothSides"/>
+                <wp:docPr id="2057173447" name="Text Box 1"/>
+                <wp:cNvGraphicFramePr/>
+                <a:graphic xmlns:a="http://schemas.openxmlformats.org/drawingml/2006/main">
+                  <a:graphicData uri="http://schemas.microsoft.com/office/word/2010/wordprocessingShape">
+                    <wps:wsp>
+                      <wps:cNvSpPr txBox="1"/>
+                      <wps:spPr>
+                        <a:xfrm>
+                          <a:off x="0" y="0"/>
+                          <a:ext cx="2747645" cy="192405"/>
+                        </a:xfrm>
+                        <a:prstGeom prst="rect">
+                          <a:avLst/>
+                        </a:prstGeom>
+                        <a:noFill/>
+                        <a:ln>
+                          <a:noFill/>
+                        </a:ln>
+                      </wps:spPr>
+                      <wps:txbx>
+                        <w:txbxContent>
+                          <w:p>
+                            <w:pPr>
+                              <w:pStyle w:val="Caption"/>
+                              <w:rPr>
+                                <w:b/>
+                                <w:noProof/>
+                                <w:color w:val="auto"/>
+                                <w:sz w:val="28"/>
+                                <w:szCs w:val="26"/>
+                              </w:rPr>
+                            </w:pPr>
+                            <w:r>
+                              <w:t>Sikeres tesztesetek (</w:t>
+                            </w:r>
+                            <w:r>
+                              <w:t xml:space="preserve">ábra </w:t>
+                            </w:r>
+                            <w:fldSimple w:instr=" SEQ ábra \* ARABIC ">
+                              <w:r>
+                                <w:rPr>
+                                  <w:noProof/>
+                                </w:rPr>
+                                <w:t>1</w:t>
+                              </w:r>
+                            </w:fldSimple>
+                            <w:r>
+                              <w:t>)</w:t>
+                            </w:r>
+                          </w:p>
+                        </w:txbxContent>
+                      </wps:txbx>
+                      <wps:bodyPr rot="0" spcFirstLastPara="0" vertOverflow="overflow" horzOverflow="overflow" vert="horz" wrap="square" lIns="0" tIns="0" rIns="0" bIns="0" numCol="1" spcCol="0" rtlCol="0" fromWordArt="0" anchor="t" anchorCtr="0" forceAA="0" compatLnSpc="1">
+                        <a:prstTxWarp prst="textNoShape">
+                          <a:avLst/>
+                        </a:prstTxWarp>
+                        <a:noAutofit/>
+                      </wps:bodyPr>
+                    </wps:wsp>
+                  </a:graphicData>
+                </a:graphic>
+                <wp14:sizeRelH relativeFrom="margin">
+                  <wp14:pctWidth>0</wp14:pctWidth>
+                </wp14:sizeRelH>
+                <wp14:sizeRelV relativeFrom="margin">
+                  <wp14:pctHeight>0</wp14:pctHeight>
+                </wp14:sizeRelV>
+              </wp:anchor>
+            </w:drawing>
+          </mc:Choice>
+          <mc:Fallback>
+            <w:pict>
+              <v:shapetype w14:anchorId="3BF47D0F" id="_x0000_t202" coordsize="21600,21600" o:spt="202" path="m,l,21600r21600,l21600,xe">
+                <v:stroke joinstyle="miter"/>
+                <v:path gradientshapeok="t" o:connecttype="rect"/>
+              </v:shapetype>
+              <v:shape id="Text Box 1" o:spid="_x0000_s1026" type="#_x0000_t202" style="position:absolute;left:0;text-align:left;margin-left:225.05pt;margin-top:21pt;width:216.35pt;height:15.15pt;z-index:251663360;visibility:visible;mso-wrap-style:square;mso-width-percent:0;mso-height-percent:0;mso-wrap-distance-left:9pt;mso-wrap-distance-top:0;mso-wrap-distance-right:9pt;mso-wrap-distance-bottom:0;mso-position-horizontal:absolute;mso-position-horizontal-relative:text;mso-position-vertical:absolute;mso-position-vertical-relative:text;mso-width-percent:0;mso-height-percent:0;mso-width-relative:margin;mso-height-relative:margin;v-text-anchor:top" o:gfxdata="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" filled="f" stroked="f">
+                <v:textbox inset="0,0,0,0">
+                  <w:txbxContent>
+                    <w:p>
+                      <w:pPr>
+                        <w:pStyle w:val="Caption"/>
+                        <w:rPr>
+                          <w:b/>
+                          <w:noProof/>
+                          <w:color w:val="auto"/>
+                          <w:sz w:val="28"/>
+                          <w:szCs w:val="26"/>
+                        </w:rPr>
+                      </w:pPr>
+                      <w:r>
+                        <w:t>Sikeres tesztesetek (</w:t>
+                      </w:r>
+                      <w:r>
+                        <w:t xml:space="preserve">ábra </w:t>
+                      </w:r>
+                      <w:fldSimple w:instr=" SEQ ábra \* ARABIC ">
+                        <w:r>
+                          <w:rPr>
+                            <w:noProof/>
+                          </w:rPr>
+                          <w:t>1</w:t>
+                        </w:r>
+                      </w:fldSimple>
+                      <w:r>
+                        <w:t>)</w:t>
+                      </w:r>
+                    </w:p>
+                  </w:txbxContent>
+                </v:textbox>
+                <w10:wrap type="square"/>
+              </v:shape>
+            </w:pict>
+          </mc:Fallback>
+        </mc:AlternateContent>
+      </w:r>
+      <w:r>
+        <w:rPr>
           <w:b/>
           <w:bCs/>
         </w:rPr>
@@ -19165,16 +20349,223 @@
       <w:r>
         <w:t>, a járművek adatainak, elérhetőségeinek, képeinek feltöltését, lekérését, módosítását és törlését teszteli, figyeli a bejelentkezett felhasználó alapján a válaszszűrést is.</w:t>
       </w:r>
-      <w:r>
+    </w:p>
+    <w:p>
+      <w:pPr>
+        <w:pStyle w:val="ListParagraph"/>
+        <w:numPr>
+          <w:ilvl w:val="0"/>
+          <w:numId w:val="30"/>
+        </w:numPr>
+      </w:pPr>
+      <w:r>
+        <w:rPr>
+          <w:b/>
+          <w:bCs/>
+        </w:rPr>
+        <w:t xml:space="preserve">RentalControllerTests: </w:t>
+      </w:r>
+      <w:r>
+        <w:t xml:space="preserve">A RentalContoller metódusait teszteli, </w:t>
+      </w:r>
+      <w:r>
+        <w:t>ezáltal pedig</w:t>
+      </w:r>
+      <w:r>
+        <w:t xml:space="preserve"> az állapotkezelő rendszert.</w:t>
+      </w:r>
+    </w:p>
+    <w:p>
+      <w:pPr>
+        <w:spacing w:after="160" w:line="259" w:lineRule="auto"/>
+        <w:jc w:val="left"/>
+        <w:rPr>
+          <w:b/>
+          <w:bCs/>
+        </w:rPr>
+      </w:pPr>
+      <w:r>
+        <w:rPr>
+          <w:b/>
+          <w:bCs/>
+        </w:rPr>
         <w:br w:type="page"/>
       </w:r>
     </w:p>
     <w:p>
       <w:pPr>
+        <w:pStyle w:val="Heading2"/>
+      </w:pPr>
+      <w:bookmarkStart w:id="45" w:name="_Toc227708742"/>
+      <w:r>
+        <w:lastRenderedPageBreak/>
+        <w:t>Stressztesztelés</w:t>
+      </w:r>
+      <w:bookmarkEnd w:id="45"/>
+    </w:p>
+    <w:p>
+      <w:r>
+        <w:t xml:space="preserve">Az egységtesztek mellett teszteltük az API válaszidejét stresszteszteléssel. Ehhez a </w:t>
+      </w:r>
+      <w:r>
+        <w:rPr>
+          <w:b/>
+          <w:bCs/>
+        </w:rPr>
+        <w:t>Locust</w:t>
+      </w:r>
+      <w:r>
+        <w:t xml:space="preserve"> nevű </w:t>
+      </w:r>
+      <w:r>
+        <w:t>Python</w:t>
+      </w:r>
+      <w:r>
+        <w:t xml:space="preserve"> csomagot használtuk, amit a </w:t>
+      </w:r>
+      <w:r>
+        <w:rPr>
+          <w:lang w:val="en-US"/>
+        </w:rPr>
+        <w:t>P</w:t>
+      </w:r>
+      <w:r>
+        <w:rPr>
+          <w:lang w:val="en-US"/>
+        </w:rPr>
+        <w:t xml:space="preserve">ython </w:t>
+      </w:r>
+      <w:proofErr w:type="spellStart"/>
+      <w:r>
+        <w:rPr>
+          <w:lang w:val="en-US"/>
+        </w:rPr>
+        <w:t>csomagkezel</w:t>
+      </w:r>
+      <w:r>
+        <w:t>őjéve</w:t>
+      </w:r>
+      <w:r>
+        <w:t>l</w:t>
+      </w:r>
+      <w:proofErr w:type="spellEnd"/>
+      <w:r>
+        <w:t xml:space="preserve"> lehet telepíteni, a pip-pel</w:t>
+      </w:r>
+      <w:r>
+        <w:t xml:space="preserve">: </w:t>
+      </w:r>
+      <w:r>
+        <w:rPr>
+          <w:i/>
+          <w:iCs/>
+          <w:u w:val="single"/>
+        </w:rPr>
+        <w:t>pip install locust</w:t>
+      </w:r>
+      <w:r>
+        <w:t>.</w:t>
+      </w:r>
+    </w:p>
+    <w:p>
+      <w:r>
+        <w:t xml:space="preserve">A stresszteszt elindításához először el kell indítanunk a backend-et </w:t>
+      </w:r>
+      <w:r>
+        <w:rPr>
+          <w:b/>
+          <w:bCs/>
+        </w:rPr>
+        <w:t>http</w:t>
+      </w:r>
+      <w:r>
+        <w:t xml:space="preserve"> módban</w:t>
+      </w:r>
+      <w:r>
+        <w:t xml:space="preserve">, másképp, mivel a locust nem ismeri fel a backend SSL </w:t>
+      </w:r>
+      <w:r>
+        <w:t>tanúsítványát</w:t>
+      </w:r>
+      <w:r>
+        <w:t>, minden mért adat hibás lesz</w:t>
+      </w:r>
+      <w:r>
+        <w:t>.</w:t>
+      </w:r>
+    </w:p>
+    <w:p>
+      <w:r>
+        <w:t>Miután a backend fut,</w:t>
+      </w:r>
+      <w:r>
+        <w:t xml:space="preserve"> lépjünk be a </w:t>
+      </w:r>
+      <w:r>
+        <w:rPr>
+          <w:b/>
+          <w:bCs/>
+          <w:i/>
+          <w:iCs/>
+        </w:rPr>
+        <w:t>loadtest/</w:t>
+      </w:r>
+      <w:r>
+        <w:t xml:space="preserve"> mappába és adjuk ki a </w:t>
+      </w:r>
+      <w:r>
+        <w:rPr>
+          <w:i/>
+          <w:iCs/>
+          <w:u w:val="single"/>
+        </w:rPr>
+        <w:t>locust</w:t>
+      </w:r>
+      <w:r>
+        <w:t xml:space="preserve"> parancsot, majd nyissuk meg a böngészőnkben a program által megadott oldalt, és kezdjük meg a </w:t>
+      </w:r>
+      <w:r>
+        <w:t>tesztet</w:t>
+      </w:r>
+      <w:r>
+        <w:t>.</w:t>
+      </w:r>
+    </w:p>
+    <w:p>
+      <w:r>
+        <w:t>Természetesen a stresszteszt korlátozva van abból a szempontból, hogy a backend</w:t>
+      </w:r>
+      <w:r>
+        <w:t xml:space="preserve"> lehet</w:t>
+      </w:r>
+      <w:r>
+        <w:t xml:space="preserve"> képes lenne</w:t>
+      </w:r>
+      <w:r>
+        <w:t xml:space="preserve"> párhuzamosan</w:t>
+      </w:r>
+      <w:r>
+        <w:t xml:space="preserve"> több kérést is kezelni, </w:t>
+      </w:r>
+      <w:r>
+        <w:t>viszont az adatbázis nem</w:t>
+      </w:r>
+      <w:r>
+        <w:t xml:space="preserve"> biztos</w:t>
+      </w:r>
+      <w:r>
+        <w:t>.</w:t>
+      </w:r>
+      <w:r>
+        <w:br w:type="page"/>
+      </w:r>
+    </w:p>
+    <w:p>
+      <w:pPr>
         <w:pStyle w:val="Heading1"/>
         <w:suppressAutoHyphens/>
         <w:sectPr>
-          <w:footerReference w:type="first" r:id="rId11"/>
+          <w:footerReference w:type="first" r:id="rId12"/>
           <w:pgSz w:w="11906" w:h="16838"/>
           <w:pgMar w:top="1418" w:right="1418" w:bottom="1418" w:left="1418" w:header="709" w:footer="709" w:gutter="284"/>
           <w:pgNumType w:start="1"/>
@@ -19188,23 +20579,23 @@
       <w:pPr>
         <w:pStyle w:val="Heading1"/>
       </w:pPr>
-      <w:bookmarkStart w:id="37" w:name="_Toc227277613"/>
+      <w:bookmarkStart w:id="46" w:name="_Toc227708743"/>
       <w:r>
         <w:lastRenderedPageBreak/>
         <w:t>Mellékletek</w:t>
       </w:r>
-      <w:bookmarkEnd w:id="37"/>
+      <w:bookmarkEnd w:id="46"/>
     </w:p>
     <w:p>
       <w:pPr>
         <w:pStyle w:val="Heading2"/>
         <w:suppressAutoHyphens/>
       </w:pPr>
-      <w:bookmarkStart w:id="38" w:name="_Toc227277614"/>
+      <w:bookmarkStart w:id="47" w:name="_Toc227708744"/>
       <w:r>
         <w:t>ER-modell</w:t>
       </w:r>
-      <w:bookmarkEnd w:id="38"/>
+      <w:bookmarkEnd w:id="47"/>
     </w:p>
     <w:p>
       <w:pPr>
@@ -19231,7 +20622,7 @@
                     <pic:cNvPicPr/>
                   </pic:nvPicPr>
                   <pic:blipFill>
-                    <a:blip r:embed="rId12" cstate="print">
+                    <a:blip r:embed="rId13" cstate="print">
                       <a:extLst>
                         <a:ext uri="{28A0092B-C50C-407E-A947-70E740481C1C}">
                           <a14:useLocalDpi xmlns:a14="http://schemas.microsoft.com/office/drawing/2010/main" val="0"/>
@@ -19263,13 +20654,13 @@
         <w:pStyle w:val="Caption"/>
         <w:suppressAutoHyphens/>
       </w:pPr>
-      <w:bookmarkStart w:id="39" w:name="_Ref227153026"/>
-      <w:bookmarkStart w:id="40" w:name="_Ref227152952"/>
-      <w:bookmarkStart w:id="41" w:name="_Ref227153209"/>
+      <w:bookmarkStart w:id="48" w:name="_Ref227153209"/>
+      <w:bookmarkStart w:id="49" w:name="_Ref227153026"/>
+      <w:bookmarkStart w:id="50" w:name="_Ref227152952"/>
       <w:r>
         <w:t>ER-modell</w:t>
       </w:r>
-      <w:bookmarkEnd w:id="39"/>
+      <w:bookmarkEnd w:id="49"/>
       <w:r>
         <w:t xml:space="preserve"> </w:t>
       </w:r>
@@ -19281,21 +20672,21 @@
           <w:rPr>
             <w:noProof/>
           </w:rPr>
-          <w:t>1</w:t>
+          <w:t>2</w:t>
         </w:r>
       </w:fldSimple>
-      <w:bookmarkEnd w:id="40"/>
+      <w:bookmarkEnd w:id="50"/>
       <w:r>
         <w:t>)</w:t>
       </w:r>
-      <w:bookmarkEnd w:id="41"/>
+      <w:bookmarkEnd w:id="48"/>
     </w:p>
     <w:p>
       <w:pPr>
         <w:pStyle w:val="Heading2"/>
         <w:suppressAutoHyphens/>
       </w:pPr>
-      <w:bookmarkStart w:id="42" w:name="_Toc227277615"/>
+      <w:bookmarkStart w:id="51" w:name="_Toc227708745"/>
       <w:r>
         <w:rPr>
           <w:noProof/>
@@ -19325,7 +20716,7 @@
                     <pic:cNvPicPr/>
                   </pic:nvPicPr>
                   <pic:blipFill>
-                    <a:blip r:embed="rId13" cstate="print">
+                    <a:blip r:embed="rId14" cstate="print">
                       <a:extLst>
                         <a:ext uri="{28A0092B-C50C-407E-A947-70E740481C1C}">
                           <a14:useLocalDpi xmlns:a14="http://schemas.microsoft.com/office/drawing/2010/main" val="0"/>
@@ -19409,7 +20800,7 @@
                                 <w:szCs w:val="32"/>
                               </w:rPr>
                             </w:pPr>
-                            <w:bookmarkStart w:id="43" w:name="_Ref227153376"/>
+                            <w:bookmarkStart w:id="52" w:name="_Ref227153376"/>
                             <w:r>
                               <w:t xml:space="preserve">Relációs diagramm (ábra </w:t>
                             </w:r>
@@ -19418,13 +20809,13 @@
                                 <w:rPr>
                                   <w:noProof/>
                                 </w:rPr>
-                                <w:t>2</w:t>
+                                <w:t>3</w:t>
                               </w:r>
                             </w:fldSimple>
                             <w:r>
                               <w:t>)</w:t>
                             </w:r>
-                            <w:bookmarkEnd w:id="43"/>
+                            <w:bookmarkEnd w:id="52"/>
                           </w:p>
                         </w:txbxContent>
                       </wps:txbx>
@@ -19442,11 +20833,7 @@
           </mc:Choice>
           <mc:Fallback>
             <w:pict>
-              <v:shapetype w14:anchorId="2C084721" id="_x0000_t202" coordsize="21600,21600" o:spt="202" path="m,l,21600r21600,l21600,xe">
-                <v:stroke joinstyle="miter"/>
-                <v:path gradientshapeok="t" o:connecttype="rect"/>
-              </v:shapetype>
-              <v:shape id="Text Box 1" o:spid="_x0000_s1026" type="#_x0000_t202" style="position:absolute;margin-left:68.25pt;margin-top:417.75pt;width:564.8pt;height:.05pt;z-index:251660288;visibility:visible;mso-wrap-style:square;mso-wrap-distance-left:9pt;mso-wrap-distance-top:0;mso-wrap-distance-right:9pt;mso-wrap-distance-bottom:0;mso-position-horizontal:absolute;mso-position-horizontal-relative:text;mso-position-vertical:absolute;mso-position-vertical-relative:text;v-text-anchor:top" o:gfxdata="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" stroked="f">
+              <v:shape w14:anchorId="2C084721" id="_x0000_s1027" type="#_x0000_t202" style="position:absolute;margin-left:68.25pt;margin-top:417.75pt;width:564.8pt;height:.05pt;z-index:251660288;visibility:visible;mso-wrap-style:square;mso-wrap-distance-left:9pt;mso-wrap-distance-top:0;mso-wrap-distance-right:9pt;mso-wrap-distance-bottom:0;mso-position-horizontal:absolute;mso-position-horizontal-relative:text;mso-position-vertical:absolute;mso-position-vertical-relative:text;v-text-anchor:top" o:gfxdata="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" stroked="f">
                 <v:textbox style="mso-fit-shape-to-text:t" inset="0,0,0,0">
                   <w:txbxContent>
                     <w:p>
@@ -19460,7 +20847,7 @@
                           <w:szCs w:val="32"/>
                         </w:rPr>
                       </w:pPr>
-                      <w:bookmarkStart w:id="44" w:name="_Ref227153376"/>
+                      <w:bookmarkStart w:id="53" w:name="_Ref227153376"/>
                       <w:r>
                         <w:t xml:space="preserve">Relációs diagramm (ábra </w:t>
                       </w:r>
@@ -19469,13 +20856,13 @@
                           <w:rPr>
                             <w:noProof/>
                           </w:rPr>
-                          <w:t>2</w:t>
+                          <w:t>3</w:t>
                         </w:r>
                       </w:fldSimple>
                       <w:r>
                         <w:t>)</w:t>
                       </w:r>
-                      <w:bookmarkEnd w:id="44"/>
+                      <w:bookmarkEnd w:id="53"/>
                     </w:p>
                   </w:txbxContent>
                 </v:textbox>
@@ -19488,7 +20875,7 @@
       <w:r>
         <w:t>Relációs diagramm</w:t>
       </w:r>
-      <w:bookmarkEnd w:id="42"/>
+      <w:bookmarkEnd w:id="51"/>
     </w:p>
     <w:sectPr>
       <w:pgSz w:w="16838" w:h="11906" w:orient="landscape"/>

--- a/docs/CoMove szoftveralkalmazás dokumentációja.docx
+++ b/docs/CoMove szoftveralkalmazás dokumentációja.docx
@@ -468,7 +468,7 @@
       <w:r>
         <w:fldChar w:fldCharType="separate"/>
       </w:r>
-      <w:hyperlink w:anchor="_Toc227708697" w:history="1">
+      <w:hyperlink w:anchor="_Toc227709770" w:history="1">
         <w:r>
           <w:rPr>
             <w:rStyle w:val="Hyperlink"/>
@@ -495,7 +495,7 @@
             <w:noProof/>
             <w:webHidden/>
           </w:rPr>
-          <w:instrText xml:space="preserve"> PAGEREF _Toc227708697 \h </w:instrText>
+          <w:instrText xml:space="preserve"> PAGEREF _Toc227709770 \h </w:instrText>
         </w:r>
         <w:r>
           <w:rPr>
@@ -541,7 +541,7 @@
           <w14:ligatures w14:val="standardContextual"/>
         </w:rPr>
       </w:pPr>
-      <w:hyperlink w:anchor="_Toc227708698" w:history="1">
+      <w:hyperlink w:anchor="_Toc227709771" w:history="1">
         <w:r>
           <w:rPr>
             <w:rStyle w:val="Hyperlink"/>
@@ -568,7 +568,7 @@
             <w:noProof/>
             <w:webHidden/>
           </w:rPr>
-          <w:instrText xml:space="preserve"> PAGEREF _Toc227708698 \h </w:instrText>
+          <w:instrText xml:space="preserve"> PAGEREF _Toc227709771 \h </w:instrText>
         </w:r>
         <w:r>
           <w:rPr>
@@ -614,7 +614,7 @@
           <w14:ligatures w14:val="standardContextual"/>
         </w:rPr>
       </w:pPr>
-      <w:hyperlink w:anchor="_Toc227708699" w:history="1">
+      <w:hyperlink w:anchor="_Toc227709772" w:history="1">
         <w:r>
           <w:rPr>
             <w:rStyle w:val="Hyperlink"/>
@@ -641,7 +641,7 @@
             <w:noProof/>
             <w:webHidden/>
           </w:rPr>
-          <w:instrText xml:space="preserve"> PAGEREF _Toc227708699 \h </w:instrText>
+          <w:instrText xml:space="preserve"> PAGEREF _Toc227709772 \h </w:instrText>
         </w:r>
         <w:r>
           <w:rPr>
@@ -687,7 +687,7 @@
           <w14:ligatures w14:val="standardContextual"/>
         </w:rPr>
       </w:pPr>
-      <w:hyperlink w:anchor="_Toc227708700" w:history="1">
+      <w:hyperlink w:anchor="_Toc227709773" w:history="1">
         <w:r>
           <w:rPr>
             <w:rStyle w:val="Hyperlink"/>
@@ -714,7 +714,7 @@
             <w:noProof/>
             <w:webHidden/>
           </w:rPr>
-          <w:instrText xml:space="preserve"> PAGEREF _Toc227708700 \h </w:instrText>
+          <w:instrText xml:space="preserve"> PAGEREF _Toc227709773 \h </w:instrText>
         </w:r>
         <w:r>
           <w:rPr>
@@ -757,7 +757,7 @@
           <w14:ligatures w14:val="standardContextual"/>
         </w:rPr>
       </w:pPr>
-      <w:hyperlink w:anchor="_Toc227708701" w:history="1">
+      <w:hyperlink w:anchor="_Toc227709774" w:history="1">
         <w:r>
           <w:rPr>
             <w:rStyle w:val="Hyperlink"/>
@@ -784,7 +784,7 @@
             <w:noProof/>
             <w:webHidden/>
           </w:rPr>
-          <w:instrText xml:space="preserve"> PAGEREF _Toc227708701 \h </w:instrText>
+          <w:instrText xml:space="preserve"> PAGEREF _Toc227709774 \h </w:instrText>
         </w:r>
         <w:r>
           <w:rPr>
@@ -830,7 +830,7 @@
           <w14:ligatures w14:val="standardContextual"/>
         </w:rPr>
       </w:pPr>
-      <w:hyperlink w:anchor="_Toc227708702" w:history="1">
+      <w:hyperlink w:anchor="_Toc227709775" w:history="1">
         <w:r>
           <w:rPr>
             <w:rStyle w:val="Hyperlink"/>
@@ -857,7 +857,7 @@
             <w:noProof/>
             <w:webHidden/>
           </w:rPr>
-          <w:instrText xml:space="preserve"> PAGEREF _Toc227708702 \h </w:instrText>
+          <w:instrText xml:space="preserve"> PAGEREF _Toc227709775 \h </w:instrText>
         </w:r>
         <w:r>
           <w:rPr>
@@ -903,7 +903,7 @@
           <w14:ligatures w14:val="standardContextual"/>
         </w:rPr>
       </w:pPr>
-      <w:hyperlink w:anchor="_Toc227708703" w:history="1">
+      <w:hyperlink w:anchor="_Toc227709776" w:history="1">
         <w:r>
           <w:rPr>
             <w:rStyle w:val="Hyperlink"/>
@@ -930,7 +930,7 @@
             <w:noProof/>
             <w:webHidden/>
           </w:rPr>
-          <w:instrText xml:space="preserve"> PAGEREF _Toc227708703 \h </w:instrText>
+          <w:instrText xml:space="preserve"> PAGEREF _Toc227709776 \h </w:instrText>
         </w:r>
         <w:r>
           <w:rPr>
@@ -976,7 +976,7 @@
           <w14:ligatures w14:val="standardContextual"/>
         </w:rPr>
       </w:pPr>
-      <w:hyperlink w:anchor="_Toc227708704" w:history="1">
+      <w:hyperlink w:anchor="_Toc227709777" w:history="1">
         <w:r>
           <w:rPr>
             <w:rStyle w:val="Hyperlink"/>
@@ -1003,7 +1003,7 @@
             <w:noProof/>
             <w:webHidden/>
           </w:rPr>
-          <w:instrText xml:space="preserve"> PAGEREF _Toc227708704 \h </w:instrText>
+          <w:instrText xml:space="preserve"> PAGEREF _Toc227709777 \h </w:instrText>
         </w:r>
         <w:r>
           <w:rPr>
@@ -1046,7 +1046,7 @@
           <w14:ligatures w14:val="standardContextual"/>
         </w:rPr>
       </w:pPr>
-      <w:hyperlink w:anchor="_Toc227708705" w:history="1">
+      <w:hyperlink w:anchor="_Toc227709778" w:history="1">
         <w:r>
           <w:rPr>
             <w:rStyle w:val="Hyperlink"/>
@@ -1073,7 +1073,7 @@
             <w:noProof/>
             <w:webHidden/>
           </w:rPr>
-          <w:instrText xml:space="preserve"> PAGEREF _Toc227708705 \h </w:instrText>
+          <w:instrText xml:space="preserve"> PAGEREF _Toc227709778 \h </w:instrText>
         </w:r>
         <w:r>
           <w:rPr>
@@ -1119,7 +1119,7 @@
           <w14:ligatures w14:val="standardContextual"/>
         </w:rPr>
       </w:pPr>
-      <w:hyperlink w:anchor="_Toc227708706" w:history="1">
+      <w:hyperlink w:anchor="_Toc227709779" w:history="1">
         <w:r>
           <w:rPr>
             <w:rStyle w:val="Hyperlink"/>
@@ -1146,7 +1146,7 @@
             <w:noProof/>
             <w:webHidden/>
           </w:rPr>
-          <w:instrText xml:space="preserve"> PAGEREF _Toc227708706 \h </w:instrText>
+          <w:instrText xml:space="preserve"> PAGEREF _Toc227709779 \h </w:instrText>
         </w:r>
         <w:r>
           <w:rPr>
@@ -1192,7 +1192,7 @@
           <w14:ligatures w14:val="standardContextual"/>
         </w:rPr>
       </w:pPr>
-      <w:hyperlink w:anchor="_Toc227708707" w:history="1">
+      <w:hyperlink w:anchor="_Toc227709780" w:history="1">
         <w:r>
           <w:rPr>
             <w:rStyle w:val="Hyperlink"/>
@@ -1219,7 +1219,7 @@
             <w:noProof/>
             <w:webHidden/>
           </w:rPr>
-          <w:instrText xml:space="preserve"> PAGEREF _Toc227708707 \h </w:instrText>
+          <w:instrText xml:space="preserve"> PAGEREF _Toc227709780 \h </w:instrText>
         </w:r>
         <w:r>
           <w:rPr>
@@ -1265,7 +1265,7 @@
           <w14:ligatures w14:val="standardContextual"/>
         </w:rPr>
       </w:pPr>
-      <w:hyperlink w:anchor="_Toc227708708" w:history="1">
+      <w:hyperlink w:anchor="_Toc227709781" w:history="1">
         <w:r>
           <w:rPr>
             <w:rStyle w:val="Hyperlink"/>
@@ -1292,7 +1292,7 @@
             <w:noProof/>
             <w:webHidden/>
           </w:rPr>
-          <w:instrText xml:space="preserve"> PAGEREF _Toc227708708 \h </w:instrText>
+          <w:instrText xml:space="preserve"> PAGEREF _Toc227709781 \h </w:instrText>
         </w:r>
         <w:r>
           <w:rPr>
@@ -1338,7 +1338,7 @@
           <w14:ligatures w14:val="standardContextual"/>
         </w:rPr>
       </w:pPr>
-      <w:hyperlink w:anchor="_Toc227708709" w:history="1">
+      <w:hyperlink w:anchor="_Toc227709782" w:history="1">
         <w:r>
           <w:rPr>
             <w:rStyle w:val="Hyperlink"/>
@@ -1365,7 +1365,7 @@
             <w:noProof/>
             <w:webHidden/>
           </w:rPr>
-          <w:instrText xml:space="preserve"> PAGEREF _Toc227708709 \h </w:instrText>
+          <w:instrText xml:space="preserve"> PAGEREF _Toc227709782 \h </w:instrText>
         </w:r>
         <w:r>
           <w:rPr>
@@ -1411,7 +1411,7 @@
           <w14:ligatures w14:val="standardContextual"/>
         </w:rPr>
       </w:pPr>
-      <w:hyperlink w:anchor="_Toc227708710" w:history="1">
+      <w:hyperlink w:anchor="_Toc227709783" w:history="1">
         <w:r>
           <w:rPr>
             <w:rStyle w:val="Hyperlink"/>
@@ -1438,7 +1438,7 @@
             <w:noProof/>
             <w:webHidden/>
           </w:rPr>
-          <w:instrText xml:space="preserve"> PAGEREF _Toc227708710 \h </w:instrText>
+          <w:instrText xml:space="preserve"> PAGEREF _Toc227709783 \h </w:instrText>
         </w:r>
         <w:r>
           <w:rPr>
@@ -1481,7 +1481,7 @@
           <w14:ligatures w14:val="standardContextual"/>
         </w:rPr>
       </w:pPr>
-      <w:hyperlink w:anchor="_Toc227708711" w:history="1">
+      <w:hyperlink w:anchor="_Toc227709784" w:history="1">
         <w:r>
           <w:rPr>
             <w:rStyle w:val="Hyperlink"/>
@@ -1508,7 +1508,7 @@
             <w:noProof/>
             <w:webHidden/>
           </w:rPr>
-          <w:instrText xml:space="preserve"> PAGEREF _Toc227708711 \h </w:instrText>
+          <w:instrText xml:space="preserve"> PAGEREF _Toc227709784 \h </w:instrText>
         </w:r>
         <w:r>
           <w:rPr>
@@ -1554,7 +1554,7 @@
           <w14:ligatures w14:val="standardContextual"/>
         </w:rPr>
       </w:pPr>
-      <w:hyperlink w:anchor="_Toc227708712" w:history="1">
+      <w:hyperlink w:anchor="_Toc227709785" w:history="1">
         <w:r>
           <w:rPr>
             <w:rStyle w:val="Hyperlink"/>
@@ -1581,7 +1581,7 @@
             <w:noProof/>
             <w:webHidden/>
           </w:rPr>
-          <w:instrText xml:space="preserve"> PAGEREF _Toc227708712 \h </w:instrText>
+          <w:instrText xml:space="preserve"> PAGEREF _Toc227709785 \h </w:instrText>
         </w:r>
         <w:r>
           <w:rPr>
@@ -1627,7 +1627,7 @@
           <w14:ligatures w14:val="standardContextual"/>
         </w:rPr>
       </w:pPr>
-      <w:hyperlink w:anchor="_Toc227708713" w:history="1">
+      <w:hyperlink w:anchor="_Toc227709786" w:history="1">
         <w:r>
           <w:rPr>
             <w:rStyle w:val="Hyperlink"/>
@@ -1654,7 +1654,7 @@
             <w:noProof/>
             <w:webHidden/>
           </w:rPr>
-          <w:instrText xml:space="preserve"> PAGEREF _Toc227708713 \h </w:instrText>
+          <w:instrText xml:space="preserve"> PAGEREF _Toc227709786 \h </w:instrText>
         </w:r>
         <w:r>
           <w:rPr>
@@ -1700,7 +1700,7 @@
           <w14:ligatures w14:val="standardContextual"/>
         </w:rPr>
       </w:pPr>
-      <w:hyperlink w:anchor="_Toc227708714" w:history="1">
+      <w:hyperlink w:anchor="_Toc227709787" w:history="1">
         <w:r>
           <w:rPr>
             <w:rStyle w:val="Hyperlink"/>
@@ -1727,7 +1727,7 @@
             <w:noProof/>
             <w:webHidden/>
           </w:rPr>
-          <w:instrText xml:space="preserve"> PAGEREF _Toc227708714 \h </w:instrText>
+          <w:instrText xml:space="preserve"> PAGEREF _Toc227709787 \h </w:instrText>
         </w:r>
         <w:r>
           <w:rPr>
@@ -1773,7 +1773,7 @@
           <w14:ligatures w14:val="standardContextual"/>
         </w:rPr>
       </w:pPr>
-      <w:hyperlink w:anchor="_Toc227708715" w:history="1">
+      <w:hyperlink w:anchor="_Toc227709788" w:history="1">
         <w:r>
           <w:rPr>
             <w:rStyle w:val="Hyperlink"/>
@@ -1800,7 +1800,7 @@
             <w:noProof/>
             <w:webHidden/>
           </w:rPr>
-          <w:instrText xml:space="preserve"> PAGEREF _Toc227708715 \h </w:instrText>
+          <w:instrText xml:space="preserve"> PAGEREF _Toc227709788 \h </w:instrText>
         </w:r>
         <w:r>
           <w:rPr>
@@ -1846,7 +1846,7 @@
           <w14:ligatures w14:val="standardContextual"/>
         </w:rPr>
       </w:pPr>
-      <w:hyperlink w:anchor="_Toc227708716" w:history="1">
+      <w:hyperlink w:anchor="_Toc227709789" w:history="1">
         <w:r>
           <w:rPr>
             <w:rStyle w:val="Hyperlink"/>
@@ -1873,7 +1873,7 @@
             <w:noProof/>
             <w:webHidden/>
           </w:rPr>
-          <w:instrText xml:space="preserve"> PAGEREF _Toc227708716 \h </w:instrText>
+          <w:instrText xml:space="preserve"> PAGEREF _Toc227709789 \h </w:instrText>
         </w:r>
         <w:r>
           <w:rPr>
@@ -1919,7 +1919,7 @@
           <w14:ligatures w14:val="standardContextual"/>
         </w:rPr>
       </w:pPr>
-      <w:hyperlink w:anchor="_Toc227708717" w:history="1">
+      <w:hyperlink w:anchor="_Toc227709790" w:history="1">
         <w:r>
           <w:rPr>
             <w:rStyle w:val="Hyperlink"/>
@@ -1946,7 +1946,7 @@
             <w:noProof/>
             <w:webHidden/>
           </w:rPr>
-          <w:instrText xml:space="preserve"> PAGEREF _Toc227708717 \h </w:instrText>
+          <w:instrText xml:space="preserve"> PAGEREF _Toc227709790 \h </w:instrText>
         </w:r>
         <w:r>
           <w:rPr>
@@ -1992,7 +1992,7 @@
           <w14:ligatures w14:val="standardContextual"/>
         </w:rPr>
       </w:pPr>
-      <w:hyperlink w:anchor="_Toc227708718" w:history="1">
+      <w:hyperlink w:anchor="_Toc227709791" w:history="1">
         <w:r>
           <w:rPr>
             <w:rStyle w:val="Hyperlink"/>
@@ -2019,7 +2019,7 @@
             <w:noProof/>
             <w:webHidden/>
           </w:rPr>
-          <w:instrText xml:space="preserve"> PAGEREF _Toc227708718 \h </w:instrText>
+          <w:instrText xml:space="preserve"> PAGEREF _Toc227709791 \h </w:instrText>
         </w:r>
         <w:r>
           <w:rPr>
@@ -2065,7 +2065,7 @@
           <w14:ligatures w14:val="standardContextual"/>
         </w:rPr>
       </w:pPr>
-      <w:hyperlink w:anchor="_Toc227708719" w:history="1">
+      <w:hyperlink w:anchor="_Toc227709792" w:history="1">
         <w:r>
           <w:rPr>
             <w:rStyle w:val="Hyperlink"/>
@@ -2092,7 +2092,7 @@
             <w:noProof/>
             <w:webHidden/>
           </w:rPr>
-          <w:instrText xml:space="preserve"> PAGEREF _Toc227708719 \h </w:instrText>
+          <w:instrText xml:space="preserve"> PAGEREF _Toc227709792 \h </w:instrText>
         </w:r>
         <w:r>
           <w:rPr>
@@ -2138,7 +2138,7 @@
           <w14:ligatures w14:val="standardContextual"/>
         </w:rPr>
       </w:pPr>
-      <w:hyperlink w:anchor="_Toc227708720" w:history="1">
+      <w:hyperlink w:anchor="_Toc227709793" w:history="1">
         <w:r>
           <w:rPr>
             <w:rStyle w:val="Hyperlink"/>
@@ -2165,7 +2165,7 @@
             <w:noProof/>
             <w:webHidden/>
           </w:rPr>
-          <w:instrText xml:space="preserve"> PAGEREF _Toc227708720 \h </w:instrText>
+          <w:instrText xml:space="preserve"> PAGEREF _Toc227709793 \h </w:instrText>
         </w:r>
         <w:r>
           <w:rPr>
@@ -2211,7 +2211,7 @@
           <w14:ligatures w14:val="standardContextual"/>
         </w:rPr>
       </w:pPr>
-      <w:hyperlink w:anchor="_Toc227708721" w:history="1">
+      <w:hyperlink w:anchor="_Toc227709794" w:history="1">
         <w:r>
           <w:rPr>
             <w:rStyle w:val="Hyperlink"/>
@@ -2238,7 +2238,7 @@
             <w:noProof/>
             <w:webHidden/>
           </w:rPr>
-          <w:instrText xml:space="preserve"> PAGEREF _Toc227708721 \h </w:instrText>
+          <w:instrText xml:space="preserve"> PAGEREF _Toc227709794 \h </w:instrText>
         </w:r>
         <w:r>
           <w:rPr>
@@ -2284,7 +2284,7 @@
           <w14:ligatures w14:val="standardContextual"/>
         </w:rPr>
       </w:pPr>
-      <w:hyperlink w:anchor="_Toc227708722" w:history="1">
+      <w:hyperlink w:anchor="_Toc227709795" w:history="1">
         <w:r>
           <w:rPr>
             <w:rStyle w:val="Hyperlink"/>
@@ -2311,7 +2311,7 @@
             <w:noProof/>
             <w:webHidden/>
           </w:rPr>
-          <w:instrText xml:space="preserve"> PAGEREF _Toc227708722 \h </w:instrText>
+          <w:instrText xml:space="preserve"> PAGEREF _Toc227709795 \h </w:instrText>
         </w:r>
         <w:r>
           <w:rPr>
@@ -2357,7 +2357,7 @@
           <w14:ligatures w14:val="standardContextual"/>
         </w:rPr>
       </w:pPr>
-      <w:hyperlink w:anchor="_Toc227708723" w:history="1">
+      <w:hyperlink w:anchor="_Toc227709796" w:history="1">
         <w:r>
           <w:rPr>
             <w:rStyle w:val="Hyperlink"/>
@@ -2384,7 +2384,7 @@
             <w:noProof/>
             <w:webHidden/>
           </w:rPr>
-          <w:instrText xml:space="preserve"> PAGEREF _Toc227708723 \h </w:instrText>
+          <w:instrText xml:space="preserve"> PAGEREF _Toc227709796 \h </w:instrText>
         </w:r>
         <w:r>
           <w:rPr>
@@ -2430,7 +2430,7 @@
           <w14:ligatures w14:val="standardContextual"/>
         </w:rPr>
       </w:pPr>
-      <w:hyperlink w:anchor="_Toc227708724" w:history="1">
+      <w:hyperlink w:anchor="_Toc227709797" w:history="1">
         <w:r>
           <w:rPr>
             <w:rStyle w:val="Hyperlink"/>
@@ -2457,7 +2457,7 @@
             <w:noProof/>
             <w:webHidden/>
           </w:rPr>
-          <w:instrText xml:space="preserve"> PAGEREF _Toc227708724 \h </w:instrText>
+          <w:instrText xml:space="preserve"> PAGEREF _Toc227709797 \h </w:instrText>
         </w:r>
         <w:r>
           <w:rPr>
@@ -2503,7 +2503,7 @@
           <w14:ligatures w14:val="standardContextual"/>
         </w:rPr>
       </w:pPr>
-      <w:hyperlink w:anchor="_Toc227708725" w:history="1">
+      <w:hyperlink w:anchor="_Toc227709798" w:history="1">
         <w:r>
           <w:rPr>
             <w:rStyle w:val="Hyperlink"/>
@@ -2530,7 +2530,7 @@
             <w:noProof/>
             <w:webHidden/>
           </w:rPr>
-          <w:instrText xml:space="preserve"> PAGEREF _Toc227708725 \h </w:instrText>
+          <w:instrText xml:space="preserve"> PAGEREF _Toc227709798 \h </w:instrText>
         </w:r>
         <w:r>
           <w:rPr>
@@ -2576,7 +2576,7 @@
           <w14:ligatures w14:val="standardContextual"/>
         </w:rPr>
       </w:pPr>
-      <w:hyperlink w:anchor="_Toc227708726" w:history="1">
+      <w:hyperlink w:anchor="_Toc227709799" w:history="1">
         <w:r>
           <w:rPr>
             <w:rStyle w:val="Hyperlink"/>
@@ -2603,7 +2603,7 @@
             <w:noProof/>
             <w:webHidden/>
           </w:rPr>
-          <w:instrText xml:space="preserve"> PAGEREF _Toc227708726 \h </w:instrText>
+          <w:instrText xml:space="preserve"> PAGEREF _Toc227709799 \h </w:instrText>
         </w:r>
         <w:r>
           <w:rPr>
@@ -2649,7 +2649,7 @@
           <w14:ligatures w14:val="standardContextual"/>
         </w:rPr>
       </w:pPr>
-      <w:hyperlink w:anchor="_Toc227708727" w:history="1">
+      <w:hyperlink w:anchor="_Toc227709800" w:history="1">
         <w:r>
           <w:rPr>
             <w:rStyle w:val="Hyperlink"/>
@@ -2676,7 +2676,7 @@
             <w:noProof/>
             <w:webHidden/>
           </w:rPr>
-          <w:instrText xml:space="preserve"> PAGEREF _Toc227708727 \h </w:instrText>
+          <w:instrText xml:space="preserve"> PAGEREF _Toc227709800 \h </w:instrText>
         </w:r>
         <w:r>
           <w:rPr>
@@ -2722,7 +2722,7 @@
           <w14:ligatures w14:val="standardContextual"/>
         </w:rPr>
       </w:pPr>
-      <w:hyperlink w:anchor="_Toc227708728" w:history="1">
+      <w:hyperlink w:anchor="_Toc227709801" w:history="1">
         <w:r>
           <w:rPr>
             <w:rStyle w:val="Hyperlink"/>
@@ -2749,7 +2749,7 @@
             <w:noProof/>
             <w:webHidden/>
           </w:rPr>
-          <w:instrText xml:space="preserve"> PAGEREF _Toc227708728 \h </w:instrText>
+          <w:instrText xml:space="preserve"> PAGEREF _Toc227709801 \h </w:instrText>
         </w:r>
         <w:r>
           <w:rPr>
@@ -2795,7 +2795,7 @@
           <w14:ligatures w14:val="standardContextual"/>
         </w:rPr>
       </w:pPr>
-      <w:hyperlink w:anchor="_Toc227708729" w:history="1">
+      <w:hyperlink w:anchor="_Toc227709802" w:history="1">
         <w:r>
           <w:rPr>
             <w:rStyle w:val="Hyperlink"/>
@@ -2822,7 +2822,7 @@
             <w:noProof/>
             <w:webHidden/>
           </w:rPr>
-          <w:instrText xml:space="preserve"> PAGEREF _Toc227708729 \h </w:instrText>
+          <w:instrText xml:space="preserve"> PAGEREF _Toc227709802 \h </w:instrText>
         </w:r>
         <w:r>
           <w:rPr>
@@ -2868,7 +2868,7 @@
           <w14:ligatures w14:val="standardContextual"/>
         </w:rPr>
       </w:pPr>
-      <w:hyperlink w:anchor="_Toc227708730" w:history="1">
+      <w:hyperlink w:anchor="_Toc227709803" w:history="1">
         <w:r>
           <w:rPr>
             <w:rStyle w:val="Hyperlink"/>
@@ -2895,7 +2895,7 @@
             <w:noProof/>
             <w:webHidden/>
           </w:rPr>
-          <w:instrText xml:space="preserve"> PAGEREF _Toc227708730 \h </w:instrText>
+          <w:instrText xml:space="preserve"> PAGEREF _Toc227709803 \h </w:instrText>
         </w:r>
         <w:r>
           <w:rPr>
@@ -2941,7 +2941,7 @@
           <w14:ligatures w14:val="standardContextual"/>
         </w:rPr>
       </w:pPr>
-      <w:hyperlink w:anchor="_Toc227708731" w:history="1">
+      <w:hyperlink w:anchor="_Toc227709804" w:history="1">
         <w:r>
           <w:rPr>
             <w:rStyle w:val="Hyperlink"/>
@@ -2968,7 +2968,7 @@
             <w:noProof/>
             <w:webHidden/>
           </w:rPr>
-          <w:instrText xml:space="preserve"> PAGEREF _Toc227708731 \h </w:instrText>
+          <w:instrText xml:space="preserve"> PAGEREF _Toc227709804 \h </w:instrText>
         </w:r>
         <w:r>
           <w:rPr>
@@ -3014,7 +3014,7 @@
           <w14:ligatures w14:val="standardContextual"/>
         </w:rPr>
       </w:pPr>
-      <w:hyperlink w:anchor="_Toc227708732" w:history="1">
+      <w:hyperlink w:anchor="_Toc227709805" w:history="1">
         <w:r>
           <w:rPr>
             <w:rStyle w:val="Hyperlink"/>
@@ -3041,7 +3041,7 @@
             <w:noProof/>
             <w:webHidden/>
           </w:rPr>
-          <w:instrText xml:space="preserve"> PAGEREF _Toc227708732 \h </w:instrText>
+          <w:instrText xml:space="preserve"> PAGEREF _Toc227709805 \h </w:instrText>
         </w:r>
         <w:r>
           <w:rPr>
@@ -3087,7 +3087,7 @@
           <w14:ligatures w14:val="standardContextual"/>
         </w:rPr>
       </w:pPr>
-      <w:hyperlink w:anchor="_Toc227708733" w:history="1">
+      <w:hyperlink w:anchor="_Toc227709806" w:history="1">
         <w:r>
           <w:rPr>
             <w:rStyle w:val="Hyperlink"/>
@@ -3114,7 +3114,7 @@
             <w:noProof/>
             <w:webHidden/>
           </w:rPr>
-          <w:instrText xml:space="preserve"> PAGEREF _Toc227708733 \h </w:instrText>
+          <w:instrText xml:space="preserve"> PAGEREF _Toc227709806 \h </w:instrText>
         </w:r>
         <w:r>
           <w:rPr>
@@ -3160,7 +3160,7 @@
           <w14:ligatures w14:val="standardContextual"/>
         </w:rPr>
       </w:pPr>
-      <w:hyperlink w:anchor="_Toc227708734" w:history="1">
+      <w:hyperlink w:anchor="_Toc227709807" w:history="1">
         <w:r>
           <w:rPr>
             <w:rStyle w:val="Hyperlink"/>
@@ -3187,7 +3187,7 @@
             <w:noProof/>
             <w:webHidden/>
           </w:rPr>
-          <w:instrText xml:space="preserve"> PAGEREF _Toc227708734 \h </w:instrText>
+          <w:instrText xml:space="preserve"> PAGEREF _Toc227709807 \h </w:instrText>
         </w:r>
         <w:r>
           <w:rPr>
@@ -3233,7 +3233,7 @@
           <w14:ligatures w14:val="standardContextual"/>
         </w:rPr>
       </w:pPr>
-      <w:hyperlink w:anchor="_Toc227708735" w:history="1">
+      <w:hyperlink w:anchor="_Toc227709808" w:history="1">
         <w:r>
           <w:rPr>
             <w:rStyle w:val="Hyperlink"/>
@@ -3260,7 +3260,7 @@
             <w:noProof/>
             <w:webHidden/>
           </w:rPr>
-          <w:instrText xml:space="preserve"> PAGEREF _Toc227708735 \h </w:instrText>
+          <w:instrText xml:space="preserve"> PAGEREF _Toc227709808 \h </w:instrText>
         </w:r>
         <w:r>
           <w:rPr>
@@ -3303,7 +3303,7 @@
           <w14:ligatures w14:val="standardContextual"/>
         </w:rPr>
       </w:pPr>
-      <w:hyperlink w:anchor="_Toc227708736" w:history="1">
+      <w:hyperlink w:anchor="_Toc227709809" w:history="1">
         <w:r>
           <w:rPr>
             <w:rStyle w:val="Hyperlink"/>
@@ -3330,7 +3330,7 @@
             <w:noProof/>
             <w:webHidden/>
           </w:rPr>
-          <w:instrText xml:space="preserve"> PAGEREF _Toc227708736 \h </w:instrText>
+          <w:instrText xml:space="preserve"> PAGEREF _Toc227709809 \h </w:instrText>
         </w:r>
         <w:r>
           <w:rPr>
@@ -3373,7 +3373,7 @@
           <w14:ligatures w14:val="standardContextual"/>
         </w:rPr>
       </w:pPr>
-      <w:hyperlink w:anchor="_Toc227708737" w:history="1">
+      <w:hyperlink w:anchor="_Toc227709810" w:history="1">
         <w:r>
           <w:rPr>
             <w:rStyle w:val="Hyperlink"/>
@@ -3400,7 +3400,7 @@
             <w:noProof/>
             <w:webHidden/>
           </w:rPr>
-          <w:instrText xml:space="preserve"> PAGEREF _Toc227708737 \h </w:instrText>
+          <w:instrText xml:space="preserve"> PAGEREF _Toc227709810 \h </w:instrText>
         </w:r>
         <w:r>
           <w:rPr>
@@ -3443,7 +3443,7 @@
           <w14:ligatures w14:val="standardContextual"/>
         </w:rPr>
       </w:pPr>
-      <w:hyperlink w:anchor="_Toc227708738" w:history="1">
+      <w:hyperlink w:anchor="_Toc227709811" w:history="1">
         <w:r>
           <w:rPr>
             <w:rStyle w:val="Hyperlink"/>
@@ -3470,7 +3470,7 @@
             <w:noProof/>
             <w:webHidden/>
           </w:rPr>
-          <w:instrText xml:space="preserve"> PAGEREF _Toc227708738 \h </w:instrText>
+          <w:instrText xml:space="preserve"> PAGEREF _Toc227709811 \h </w:instrText>
         </w:r>
         <w:r>
           <w:rPr>
@@ -3513,7 +3513,7 @@
           <w14:ligatures w14:val="standardContextual"/>
         </w:rPr>
       </w:pPr>
-      <w:hyperlink w:anchor="_Toc227708739" w:history="1">
+      <w:hyperlink w:anchor="_Toc227709812" w:history="1">
         <w:r>
           <w:rPr>
             <w:rStyle w:val="Hyperlink"/>
@@ -3540,7 +3540,7 @@
             <w:noProof/>
             <w:webHidden/>
           </w:rPr>
-          <w:instrText xml:space="preserve"> PAGEREF _Toc227708739 \h </w:instrText>
+          <w:instrText xml:space="preserve"> PAGEREF _Toc227709812 \h </w:instrText>
         </w:r>
         <w:r>
           <w:rPr>
@@ -3586,7 +3586,7 @@
           <w14:ligatures w14:val="standardContextual"/>
         </w:rPr>
       </w:pPr>
-      <w:hyperlink w:anchor="_Toc227708740" w:history="1">
+      <w:hyperlink w:anchor="_Toc227709813" w:history="1">
         <w:r>
           <w:rPr>
             <w:rStyle w:val="Hyperlink"/>
@@ -3613,7 +3613,7 @@
             <w:noProof/>
             <w:webHidden/>
           </w:rPr>
-          <w:instrText xml:space="preserve"> PAGEREF _Toc227708740 \h </w:instrText>
+          <w:instrText xml:space="preserve"> PAGEREF _Toc227709813 \h </w:instrText>
         </w:r>
         <w:r>
           <w:rPr>
@@ -3659,7 +3659,7 @@
           <w14:ligatures w14:val="standardContextual"/>
         </w:rPr>
       </w:pPr>
-      <w:hyperlink w:anchor="_Toc227708741" w:history="1">
+      <w:hyperlink w:anchor="_Toc227709814" w:history="1">
         <w:r>
           <w:rPr>
             <w:rStyle w:val="Hyperlink"/>
@@ -3686,7 +3686,7 @@
             <w:noProof/>
             <w:webHidden/>
           </w:rPr>
-          <w:instrText xml:space="preserve"> PAGEREF _Toc227708741 \h </w:instrText>
+          <w:instrText xml:space="preserve"> PAGEREF _Toc227709814 \h </w:instrText>
         </w:r>
         <w:r>
           <w:rPr>
@@ -3732,7 +3732,7 @@
           <w14:ligatures w14:val="standardContextual"/>
         </w:rPr>
       </w:pPr>
-      <w:hyperlink w:anchor="_Toc227708742" w:history="1">
+      <w:hyperlink w:anchor="_Toc227709815" w:history="1">
         <w:r>
           <w:rPr>
             <w:rStyle w:val="Hyperlink"/>
@@ -3759,7 +3759,7 @@
             <w:noProof/>
             <w:webHidden/>
           </w:rPr>
-          <w:instrText xml:space="preserve"> PAGEREF _Toc227708742 \h </w:instrText>
+          <w:instrText xml:space="preserve"> PAGEREF _Toc227709815 \h </w:instrText>
         </w:r>
         <w:r>
           <w:rPr>
@@ -3802,7 +3802,7 @@
           <w14:ligatures w14:val="standardContextual"/>
         </w:rPr>
       </w:pPr>
-      <w:hyperlink w:anchor="_Toc227708743" w:history="1">
+      <w:hyperlink w:anchor="_Toc227709816" w:history="1">
         <w:r>
           <w:rPr>
             <w:rStyle w:val="Hyperlink"/>
@@ -3829,7 +3829,7 @@
             <w:noProof/>
             <w:webHidden/>
           </w:rPr>
-          <w:instrText xml:space="preserve"> PAGEREF _Toc227708743 \h </w:instrText>
+          <w:instrText xml:space="preserve"> PAGEREF _Toc227709816 \h </w:instrText>
         </w:r>
         <w:r>
           <w:rPr>
@@ -3875,7 +3875,7 @@
           <w14:ligatures w14:val="standardContextual"/>
         </w:rPr>
       </w:pPr>
-      <w:hyperlink w:anchor="_Toc227708744" w:history="1">
+      <w:hyperlink w:anchor="_Toc227709817" w:history="1">
         <w:r>
           <w:rPr>
             <w:rStyle w:val="Hyperlink"/>
@@ -3902,7 +3902,7 @@
             <w:noProof/>
             <w:webHidden/>
           </w:rPr>
-          <w:instrText xml:space="preserve"> PAGEREF _Toc227708744 \h </w:instrText>
+          <w:instrText xml:space="preserve"> PAGEREF _Toc227709817 \h </w:instrText>
         </w:r>
         <w:r>
           <w:rPr>
@@ -3948,7 +3948,7 @@
           <w14:ligatures w14:val="standardContextual"/>
         </w:rPr>
       </w:pPr>
-      <w:hyperlink w:anchor="_Toc227708745" w:history="1">
+      <w:hyperlink w:anchor="_Toc227709818" w:history="1">
         <w:r>
           <w:rPr>
             <w:rStyle w:val="Hyperlink"/>
@@ -3975,7 +3975,7 @@
             <w:noProof/>
             <w:webHidden/>
           </w:rPr>
-          <w:instrText xml:space="preserve"> PAGEREF _Toc227708745 \h </w:instrText>
+          <w:instrText xml:space="preserve"> PAGEREF _Toc227709818 \h </w:instrText>
         </w:r>
         <w:r>
           <w:rPr>
@@ -4044,7 +4044,7 @@
         <w:pStyle w:val="Heading1"/>
         <w:suppressAutoHyphens/>
       </w:pPr>
-      <w:bookmarkStart w:id="0" w:name="_Toc227708697"/>
+      <w:bookmarkStart w:id="0" w:name="_Toc227709770"/>
       <w:r>
         <w:lastRenderedPageBreak/>
         <w:t>Bevezetés</w:t>
@@ -4055,7 +4055,7 @@
       <w:pPr>
         <w:pStyle w:val="Heading2"/>
       </w:pPr>
-      <w:bookmarkStart w:id="1" w:name="_Toc227708698"/>
+      <w:bookmarkStart w:id="1" w:name="_Toc227709771"/>
       <w:r>
         <w:t>Mi az a CoMove?</w:t>
       </w:r>
@@ -4106,7 +4106,7 @@
       <w:pPr>
         <w:pStyle w:val="Heading2"/>
       </w:pPr>
-      <w:bookmarkStart w:id="2" w:name="_Toc227708699"/>
+      <w:bookmarkStart w:id="2" w:name="_Toc227709772"/>
       <w:r>
         <w:t>Témaválasztás indoklása</w:t>
       </w:r>
@@ -4140,7 +4140,7 @@
       <w:pPr>
         <w:pStyle w:val="Heading2"/>
       </w:pPr>
-      <w:bookmarkStart w:id="3" w:name="_Toc227708700"/>
+      <w:bookmarkStart w:id="3" w:name="_Toc227709773"/>
       <w:r>
         <w:lastRenderedPageBreak/>
         <w:t>Hasonló szolgáltatások</w:t>
@@ -4227,7 +4227,7 @@
       <w:pPr>
         <w:pStyle w:val="Heading1"/>
       </w:pPr>
-      <w:bookmarkStart w:id="4" w:name="_Toc227708701"/>
+      <w:bookmarkStart w:id="4" w:name="_Toc227709774"/>
       <w:r>
         <w:lastRenderedPageBreak/>
         <w:t>A szoftver műszaki feltételei és futtatása</w:t>
@@ -4238,7 +4238,7 @@
       <w:pPr>
         <w:pStyle w:val="Heading2"/>
       </w:pPr>
-      <w:bookmarkStart w:id="5" w:name="_Toc227708702"/>
+      <w:bookmarkStart w:id="5" w:name="_Toc227709775"/>
       <w:r>
         <w:t>Adatbázis</w:t>
       </w:r>
@@ -4319,7 +4319,7 @@
       <w:pPr>
         <w:pStyle w:val="Heading2"/>
       </w:pPr>
-      <w:bookmarkStart w:id="6" w:name="_Toc227708703"/>
+      <w:bookmarkStart w:id="6" w:name="_Toc227709776"/>
       <w:r>
         <w:t>Backend</w:t>
       </w:r>
@@ -4499,7 +4499,7 @@
       <w:pPr>
         <w:pStyle w:val="Heading2"/>
       </w:pPr>
-      <w:bookmarkStart w:id="7" w:name="_Toc227708704"/>
+      <w:bookmarkStart w:id="7" w:name="_Toc227709777"/>
       <w:r>
         <w:t>Frontend</w:t>
       </w:r>
@@ -4592,7 +4592,7 @@
         <w:pStyle w:val="Heading1"/>
         <w:suppressAutoHyphens/>
       </w:pPr>
-      <w:bookmarkStart w:id="8" w:name="_Toc227708705"/>
+      <w:bookmarkStart w:id="8" w:name="_Toc227709778"/>
       <w:r>
         <w:lastRenderedPageBreak/>
         <w:t>Fejlesztői környezet</w:t>
@@ -4603,7 +4603,7 @@
       <w:pPr>
         <w:pStyle w:val="Heading2"/>
       </w:pPr>
-      <w:bookmarkStart w:id="9" w:name="_Toc227708706"/>
+      <w:bookmarkStart w:id="9" w:name="_Toc227709779"/>
       <w:r>
         <w:t>Frontend</w:t>
       </w:r>
@@ -4618,7 +4618,7 @@
       <w:pPr>
         <w:pStyle w:val="Heading2"/>
       </w:pPr>
-      <w:bookmarkStart w:id="10" w:name="_Toc227708707"/>
+      <w:bookmarkStart w:id="10" w:name="_Toc227709780"/>
       <w:r>
         <w:t>Backend</w:t>
       </w:r>
@@ -4631,7 +4631,7 @@
       <w:pPr>
         <w:pStyle w:val="Heading3"/>
       </w:pPr>
-      <w:bookmarkStart w:id="11" w:name="_Toc227708708"/>
+      <w:bookmarkStart w:id="11" w:name="_Toc227709781"/>
       <w:r>
         <w:t>Windows</w:t>
       </w:r>
@@ -4667,7 +4667,7 @@
       <w:pPr>
         <w:pStyle w:val="Heading3"/>
       </w:pPr>
-      <w:bookmarkStart w:id="12" w:name="_Toc227708709"/>
+      <w:bookmarkStart w:id="12" w:name="_Toc227709782"/>
       <w:r>
         <w:t>MacOS</w:t>
       </w:r>
@@ -4687,7 +4687,7 @@
       <w:pPr>
         <w:pStyle w:val="Heading2"/>
       </w:pPr>
-      <w:bookmarkStart w:id="13" w:name="_Toc227708710"/>
+      <w:bookmarkStart w:id="13" w:name="_Toc227709783"/>
       <w:r>
         <w:t>Kollaboráció</w:t>
       </w:r>
@@ -4717,7 +4717,7 @@
         <w:pStyle w:val="Heading1"/>
         <w:suppressAutoHyphens/>
       </w:pPr>
-      <w:bookmarkStart w:id="14" w:name="_Toc227708711"/>
+      <w:bookmarkStart w:id="14" w:name="_Toc227709784"/>
       <w:r>
         <w:lastRenderedPageBreak/>
         <w:t>Komponensek technikai leírás</w:t>
@@ -4740,7 +4740,7 @@
         <w:pStyle w:val="Heading2"/>
         <w:suppressAutoHyphens/>
       </w:pPr>
-      <w:bookmarkStart w:id="15" w:name="_Toc227708712"/>
+      <w:bookmarkStart w:id="15" w:name="_Toc227709785"/>
       <w:r>
         <w:t>Adatbázis</w:t>
       </w:r>
@@ -4772,7 +4772,7 @@
         <w:rPr>
           <w:noProof/>
         </w:rPr>
-        <w:t>2</w:t>
+        <w:t>3</w:t>
       </w:r>
       <w:r>
         <w:t>)</w:t>
@@ -4799,7 +4799,7 @@
         <w:rPr>
           <w:noProof/>
         </w:rPr>
-        <w:t>3</w:t>
+        <w:t>4</w:t>
       </w:r>
       <w:r>
         <w:t>)</w:t>
@@ -4816,7 +4816,7 @@
         <w:pStyle w:val="Heading3"/>
         <w:suppressAutoHyphens/>
       </w:pPr>
-      <w:bookmarkStart w:id="16" w:name="_Toc227708713"/>
+      <w:bookmarkStart w:id="16" w:name="_Toc227709786"/>
       <w:r>
         <w:t>Egyedtípusok</w:t>
       </w:r>
@@ -4844,7 +4844,7 @@
           <w:bCs/>
         </w:rPr>
       </w:pPr>
-      <w:bookmarkStart w:id="17" w:name="_Toc227708714"/>
+      <w:bookmarkStart w:id="17" w:name="_Toc227709787"/>
       <w:r>
         <w:rPr>
           <w:rStyle w:val="Heading4Char"/>
@@ -5444,7 +5444,7 @@
         <w:pStyle w:val="Heading4"/>
         <w:suppressAutoHyphens/>
       </w:pPr>
-      <w:bookmarkStart w:id="18" w:name="_Toc227708715"/>
+      <w:bookmarkStart w:id="18" w:name="_Toc227709788"/>
       <w:r>
         <w:lastRenderedPageBreak/>
         <w:t>Token (</w:t>
@@ -5659,7 +5659,7 @@
         <w:pStyle w:val="Heading4"/>
         <w:suppressAutoHyphens/>
       </w:pPr>
-      <w:bookmarkStart w:id="19" w:name="_Toc227708716"/>
+      <w:bookmarkStart w:id="19" w:name="_Toc227709789"/>
       <w:r>
         <w:t>Értesítés (</w:t>
       </w:r>
@@ -5900,7 +5900,7 @@
         <w:pStyle w:val="Heading4"/>
         <w:suppressAutoHyphens/>
       </w:pPr>
-      <w:bookmarkStart w:id="20" w:name="_Toc227708717"/>
+      <w:bookmarkStart w:id="20" w:name="_Toc227709790"/>
       <w:r>
         <w:lastRenderedPageBreak/>
         <w:t>Jármű (</w:t>
@@ -6483,7 +6483,7 @@
         <w:pStyle w:val="Heading4"/>
         <w:suppressAutoHyphens/>
       </w:pPr>
-      <w:bookmarkStart w:id="21" w:name="_Toc227708718"/>
+      <w:bookmarkStart w:id="21" w:name="_Toc227709791"/>
       <w:r>
         <w:lastRenderedPageBreak/>
         <w:t>Járműelé</w:t>
@@ -6735,7 +6735,7 @@
         <w:pStyle w:val="Heading4"/>
         <w:suppressAutoHyphens/>
       </w:pPr>
-      <w:bookmarkStart w:id="22" w:name="_Toc227708719"/>
+      <w:bookmarkStart w:id="22" w:name="_Toc227709792"/>
       <w:r>
         <w:t>Járműkép (</w:t>
       </w:r>
@@ -6975,7 +6975,7 @@
       <w:r>
         <w:br w:type="page"/>
       </w:r>
-      <w:bookmarkStart w:id="23" w:name="_Toc227708720"/>
+      <w:bookmarkStart w:id="23" w:name="_Toc227709793"/>
       <w:r>
         <w:lastRenderedPageBreak/>
         <w:t>Bérlés (</w:t>
@@ -7611,7 +7611,7 @@
         <w:pStyle w:val="Heading4"/>
         <w:suppressAutoHyphens/>
       </w:pPr>
-      <w:bookmarkStart w:id="24" w:name="_Toc227708721"/>
+      <w:bookmarkStart w:id="24" w:name="_Toc227709794"/>
       <w:r>
         <w:t>Üzenet (</w:t>
       </w:r>
@@ -7937,7 +7937,7 @@
         <w:pStyle w:val="Heading3"/>
         <w:suppressAutoHyphens/>
       </w:pPr>
-      <w:bookmarkStart w:id="25" w:name="_Toc227708722"/>
+      <w:bookmarkStart w:id="25" w:name="_Toc227709795"/>
       <w:r>
         <w:lastRenderedPageBreak/>
         <w:t>Kapcsolatok</w:t>
@@ -8213,7 +8213,7 @@
       <w:pPr>
         <w:pStyle w:val="Heading3"/>
       </w:pPr>
-      <w:bookmarkStart w:id="26" w:name="_Toc227708723"/>
+      <w:bookmarkStart w:id="26" w:name="_Toc227709796"/>
       <w:r>
         <w:t>Implementáció</w:t>
       </w:r>
@@ -8248,7 +8248,7 @@
         <w:pStyle w:val="Heading2"/>
         <w:suppressAutoHyphens/>
       </w:pPr>
-      <w:bookmarkStart w:id="27" w:name="_Toc227708724"/>
+      <w:bookmarkStart w:id="27" w:name="_Toc227709797"/>
       <w:r>
         <w:lastRenderedPageBreak/>
         <w:t>Backend</w:t>
@@ -8283,7 +8283,7 @@
         <w:pStyle w:val="Heading3"/>
         <w:suppressAutoHyphens/>
       </w:pPr>
-      <w:bookmarkStart w:id="28" w:name="_Toc227708725"/>
+      <w:bookmarkStart w:id="28" w:name="_Toc227709798"/>
       <w:r>
         <w:t>Metóduskontrollerek</w:t>
       </w:r>
@@ -8294,7 +8294,7 @@
         <w:pStyle w:val="Heading4"/>
         <w:suppressAutoHyphens/>
       </w:pPr>
-      <w:bookmarkStart w:id="29" w:name="_Toc227708726"/>
+      <w:bookmarkStart w:id="29" w:name="_Toc227709799"/>
       <w:r>
         <w:t>Autentikációs kontroller – AuthController</w:t>
       </w:r>
@@ -9340,7 +9340,7 @@
         <w:pStyle w:val="Heading4"/>
         <w:suppressAutoHyphens/>
       </w:pPr>
-      <w:bookmarkStart w:id="30" w:name="_Toc227708727"/>
+      <w:bookmarkStart w:id="30" w:name="_Toc227709800"/>
       <w:r>
         <w:lastRenderedPageBreak/>
         <w:t>Felhasználó kontroller – UserController</w:t>
@@ -11579,7 +11579,7 @@
         <w:pStyle w:val="Heading4"/>
         <w:suppressAutoHyphens/>
       </w:pPr>
-      <w:bookmarkStart w:id="31" w:name="_Toc227708728"/>
+      <w:bookmarkStart w:id="31" w:name="_Toc227709801"/>
       <w:r>
         <w:lastRenderedPageBreak/>
         <w:t xml:space="preserve">Bérlés kontroller – </w:t>
@@ -13556,7 +13556,7 @@
         <w:pStyle w:val="Heading4"/>
         <w:suppressAutoHyphens/>
       </w:pPr>
-      <w:bookmarkStart w:id="32" w:name="_Toc227708729"/>
+      <w:bookmarkStart w:id="32" w:name="_Toc227709802"/>
       <w:r>
         <w:lastRenderedPageBreak/>
         <w:t>Jármű kontroller – VehicleController</w:t>
@@ -18329,7 +18329,7 @@
       <w:pPr>
         <w:pStyle w:val="Heading3"/>
       </w:pPr>
-      <w:bookmarkStart w:id="33" w:name="_Toc227708730"/>
+      <w:bookmarkStart w:id="33" w:name="_Toc227709803"/>
       <w:r>
         <w:lastRenderedPageBreak/>
         <w:t>Szolgáltatások</w:t>
@@ -18345,7 +18345,7 @@
       <w:pPr>
         <w:pStyle w:val="Heading4"/>
       </w:pPr>
-      <w:bookmarkStart w:id="34" w:name="_Toc227708731"/>
+      <w:bookmarkStart w:id="34" w:name="_Toc227709804"/>
       <w:r>
         <w:t>Autentikációs szolgáltatás – AuthService</w:t>
       </w:r>
@@ -18460,7 +18460,7 @@
       <w:pPr>
         <w:pStyle w:val="Heading4"/>
       </w:pPr>
-      <w:bookmarkStart w:id="35" w:name="_Toc227708732"/>
+      <w:bookmarkStart w:id="35" w:name="_Toc227709805"/>
       <w:r>
         <w:lastRenderedPageBreak/>
         <w:t xml:space="preserve">Email szolgáltatás – IEmailService </w:t>
@@ -18554,7 +18554,7 @@
         <w:pStyle w:val="Heading4"/>
         <w:spacing w:before="480"/>
       </w:pPr>
-      <w:bookmarkStart w:id="36" w:name="_Toc227708733"/>
+      <w:bookmarkStart w:id="36" w:name="_Toc227709806"/>
       <w:r>
         <w:t>K</w:t>
       </w:r>
@@ -18696,7 +18696,7 @@
       <w:pPr>
         <w:pStyle w:val="Heading4"/>
       </w:pPr>
-      <w:bookmarkStart w:id="37" w:name="_Toc227708734"/>
+      <w:bookmarkStart w:id="37" w:name="_Toc227709807"/>
       <w:r>
         <w:lastRenderedPageBreak/>
         <w:t>Bérléskezelő szolgáltatás – RentalService</w:t>
@@ -19377,7 +19377,7 @@
       <w:pPr>
         <w:pStyle w:val="Heading3"/>
       </w:pPr>
-      <w:bookmarkStart w:id="38" w:name="_Toc227708735"/>
+      <w:bookmarkStart w:id="38" w:name="_Toc227709808"/>
       <w:r>
         <w:lastRenderedPageBreak/>
         <w:t>Válaszszűrőrendszer – VisibilityFiltering</w:t>
@@ -19684,7 +19684,7 @@
           <w:bCs/>
         </w:rPr>
       </w:pPr>
-      <w:bookmarkStart w:id="39" w:name="_Toc227708736"/>
+      <w:bookmarkStart w:id="39" w:name="_Toc227709809"/>
       <w:r>
         <w:lastRenderedPageBreak/>
         <w:t>Működésének műszaki feltételei</w:t>
@@ -19720,7 +19720,7 @@
           <w:szCs w:val="22"/>
         </w:rPr>
       </w:pPr>
-      <w:bookmarkStart w:id="40" w:name="_Toc227708737"/>
+      <w:bookmarkStart w:id="40" w:name="_Toc227709810"/>
       <w:r>
         <w:lastRenderedPageBreak/>
         <w:t>Használatának rövid bemutatás</w:t>
@@ -19747,7 +19747,7 @@
         <w:pStyle w:val="Heading1"/>
         <w:suppressAutoHyphens/>
       </w:pPr>
-      <w:bookmarkStart w:id="41" w:name="_Toc227708738"/>
+      <w:bookmarkStart w:id="41" w:name="_Toc227709811"/>
       <w:r>
         <w:lastRenderedPageBreak/>
         <w:t>Továbbfejlesztési lehetőségek</w:t>
@@ -19902,7 +19902,7 @@
       <w:pPr>
         <w:pStyle w:val="Heading1"/>
       </w:pPr>
-      <w:bookmarkStart w:id="42" w:name="_Toc227708739"/>
+      <w:bookmarkStart w:id="42" w:name="_Toc227709812"/>
       <w:r>
         <w:lastRenderedPageBreak/>
         <w:t>Tesztdokumentáció</w:t>
@@ -19931,7 +19931,7 @@
       <w:pPr>
         <w:pStyle w:val="Heading2"/>
       </w:pPr>
-      <w:bookmarkStart w:id="43" w:name="_Toc227708740"/>
+      <w:bookmarkStart w:id="43" w:name="_Toc227709813"/>
       <w:r>
         <w:t>TestHandler</w:t>
       </w:r>
@@ -20061,7 +20061,7 @@
       <w:pPr>
         <w:pStyle w:val="Heading2"/>
       </w:pPr>
-      <w:bookmarkStart w:id="44" w:name="_Toc227708741"/>
+      <w:bookmarkStart w:id="44" w:name="_Toc227709814"/>
       <w:r>
         <w:rPr>
           <w:noProof/>
@@ -20396,7 +20396,7 @@
       <w:pPr>
         <w:pStyle w:val="Heading2"/>
       </w:pPr>
-      <w:bookmarkStart w:id="45" w:name="_Toc227708742"/>
+      <w:bookmarkStart w:id="45" w:name="_Toc227709815"/>
       <w:r>
         <w:lastRenderedPageBreak/>
         <w:t>Stressztesztelés</w:t>
@@ -20493,6 +20493,9 @@
       <w:r>
         <w:t>.</w:t>
       </w:r>
+      <w:r>
+        <w:t xml:space="preserve"> Emellett még fontos, hogy a backend-et debugging nélkül indítsuk, másképpen az jelentősen visszafogja a válaszidőket.</w:t>
+      </w:r>
     </w:p>
     <w:p>
       <w:r>
@@ -20556,6 +20559,190 @@
       <w:r>
         <w:t>.</w:t>
       </w:r>
+    </w:p>
+    <w:p>
+      <w:r>
+        <w:t>Fontos kiemelni emellett, hogy itt nem mockolt adatbázisról van szó, hanem a valódi adatbázissal való összekötés mellett mérjük az eredményeket. (Csak lekérünk adatokat, módosítani nem módosítunk semmit.)</w:t>
+      </w:r>
+    </w:p>
+    <w:p>
+      <w:r>
+        <w:rPr>
+          <w:noProof/>
+        </w:rPr>
+        <mc:AlternateContent>
+          <mc:Choice Requires="wps">
+            <w:drawing>
+              <wp:anchor distT="0" distB="0" distL="114300" distR="114300" simplePos="0" relativeHeight="251666432" behindDoc="0" locked="0" layoutInCell="1" allowOverlap="1" wp14:anchorId="0A1D6E22" wp14:editId="34A21AD3">
+                <wp:simplePos x="0" y="0"/>
+                <wp:positionH relativeFrom="column">
+                  <wp:posOffset>3810</wp:posOffset>
+                </wp:positionH>
+                <wp:positionV relativeFrom="paragraph">
+                  <wp:posOffset>4281170</wp:posOffset>
+                </wp:positionV>
+                <wp:extent cx="5579110" cy="635"/>
+                <wp:effectExtent l="0" t="0" r="0" b="12065"/>
+                <wp:wrapSquare wrapText="bothSides"/>
+                <wp:docPr id="253967059" name="Text Box 1"/>
+                <wp:cNvGraphicFramePr/>
+                <a:graphic xmlns:a="http://schemas.openxmlformats.org/drawingml/2006/main">
+                  <a:graphicData uri="http://schemas.microsoft.com/office/word/2010/wordprocessingShape">
+                    <wps:wsp>
+                      <wps:cNvSpPr txBox="1"/>
+                      <wps:spPr>
+                        <a:xfrm>
+                          <a:off x="0" y="0"/>
+                          <a:ext cx="5579110" cy="635"/>
+                        </a:xfrm>
+                        <a:prstGeom prst="rect">
+                          <a:avLst/>
+                        </a:prstGeom>
+                        <a:solidFill>
+                          <a:prstClr val="white"/>
+                        </a:solidFill>
+                        <a:ln>
+                          <a:noFill/>
+                        </a:ln>
+                      </wps:spPr>
+                      <wps:txbx>
+                        <w:txbxContent>
+                          <w:p>
+                            <w:pPr>
+                              <w:pStyle w:val="Caption"/>
+                              <w:rPr>
+                                <w:noProof/>
+                                <w:szCs w:val="22"/>
+                              </w:rPr>
+                            </w:pPr>
+                            <w:r>
+                              <w:t xml:space="preserve">Stresszteszt (ábra </w:t>
+                            </w:r>
+                            <w:fldSimple w:instr=" SEQ ábra \* ARABIC ">
+                              <w:r>
+                                <w:rPr>
+                                  <w:noProof/>
+                                </w:rPr>
+                                <w:t>2</w:t>
+                              </w:r>
+                            </w:fldSimple>
+                            <w:r>
+                              <w:t>)</w:t>
+                            </w:r>
+                          </w:p>
+                        </w:txbxContent>
+                      </wps:txbx>
+                      <wps:bodyPr rot="0" spcFirstLastPara="0" vertOverflow="overflow" horzOverflow="overflow" vert="horz" wrap="square" lIns="0" tIns="0" rIns="0" bIns="0" numCol="1" spcCol="0" rtlCol="0" fromWordArt="0" anchor="t" anchorCtr="0" forceAA="0" compatLnSpc="1">
+                        <a:prstTxWarp prst="textNoShape">
+                          <a:avLst/>
+                        </a:prstTxWarp>
+                        <a:spAutoFit/>
+                      </wps:bodyPr>
+                    </wps:wsp>
+                  </a:graphicData>
+                </a:graphic>
+              </wp:anchor>
+            </w:drawing>
+          </mc:Choice>
+          <mc:Fallback>
+            <w:pict>
+              <v:shape w14:anchorId="0A1D6E22" id="_x0000_s1027" type="#_x0000_t202" style="position:absolute;left:0;text-align:left;margin-left:.3pt;margin-top:337.1pt;width:439.3pt;height:.05pt;z-index:251666432;visibility:visible;mso-wrap-style:square;mso-wrap-distance-left:9pt;mso-wrap-distance-top:0;mso-wrap-distance-right:9pt;mso-wrap-distance-bottom:0;mso-position-horizontal:absolute;mso-position-horizontal-relative:text;mso-position-vertical:absolute;mso-position-vertical-relative:text;v-text-anchor:top" o:gfxdata="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" stroked="f">
+                <v:textbox style="mso-fit-shape-to-text:t" inset="0,0,0,0">
+                  <w:txbxContent>
+                    <w:p>
+                      <w:pPr>
+                        <w:pStyle w:val="Caption"/>
+                        <w:rPr>
+                          <w:noProof/>
+                          <w:szCs w:val="22"/>
+                        </w:rPr>
+                      </w:pPr>
+                      <w:r>
+                        <w:t xml:space="preserve">Stresszteszt (ábra </w:t>
+                      </w:r>
+                      <w:fldSimple w:instr=" SEQ ábra \* ARABIC ">
+                        <w:r>
+                          <w:rPr>
+                            <w:noProof/>
+                          </w:rPr>
+                          <w:t>2</w:t>
+                        </w:r>
+                      </w:fldSimple>
+                      <w:r>
+                        <w:t>)</w:t>
+                      </w:r>
+                    </w:p>
+                  </w:txbxContent>
+                </v:textbox>
+                <w10:wrap type="square"/>
+              </v:shape>
+            </w:pict>
+          </mc:Fallback>
+        </mc:AlternateContent>
+      </w:r>
+      <w:r>
+        <w:rPr>
+          <w:noProof/>
+        </w:rPr>
+        <w:drawing>
+          <wp:anchor distT="0" distB="0" distL="114300" distR="114300" simplePos="0" relativeHeight="251664384" behindDoc="0" locked="0" layoutInCell="1" allowOverlap="1" wp14:anchorId="74A491E3" wp14:editId="1F30F296">
+            <wp:simplePos x="0" y="0"/>
+            <wp:positionH relativeFrom="column">
+              <wp:posOffset>3810</wp:posOffset>
+            </wp:positionH>
+            <wp:positionV relativeFrom="paragraph">
+              <wp:posOffset>552704</wp:posOffset>
+            </wp:positionV>
+            <wp:extent cx="5579110" cy="3671570"/>
+            <wp:effectExtent l="0" t="0" r="0" b="0"/>
+            <wp:wrapSquare wrapText="bothSides"/>
+            <wp:docPr id="1110109032" name="Picture 3" descr="A screenshot of a computer&#10;&#10;AI-generated content may be incorrect."/>
+            <wp:cNvGraphicFramePr>
+              <a:graphicFrameLocks xmlns:a="http://schemas.openxmlformats.org/drawingml/2006/main" noChangeAspect="1"/>
+            </wp:cNvGraphicFramePr>
+            <a:graphic xmlns:a="http://schemas.openxmlformats.org/drawingml/2006/main">
+              <a:graphicData uri="http://schemas.openxmlformats.org/drawingml/2006/picture">
+                <pic:pic xmlns:pic="http://schemas.openxmlformats.org/drawingml/2006/picture">
+                  <pic:nvPicPr>
+                    <pic:cNvPr id="1110109032" name="Picture 3" descr="A screenshot of a computer&#10;&#10;AI-generated content may be incorrect."/>
+                    <pic:cNvPicPr/>
+                  </pic:nvPicPr>
+                  <pic:blipFill>
+                    <a:blip r:embed="rId12" cstate="print">
+                      <a:extLst>
+                        <a:ext uri="{28A0092B-C50C-407E-A947-70E740481C1C}">
+                          <a14:useLocalDpi xmlns:a14="http://schemas.microsoft.com/office/drawing/2010/main" val="0"/>
+                        </a:ext>
+                      </a:extLst>
+                    </a:blip>
+                    <a:stretch>
+                      <a:fillRect/>
+                    </a:stretch>
+                  </pic:blipFill>
+                  <pic:spPr>
+                    <a:xfrm>
+                      <a:off x="0" y="0"/>
+                      <a:ext cx="5579110" cy="3671570"/>
+                    </a:xfrm>
+                    <a:prstGeom prst="rect">
+                      <a:avLst/>
+                    </a:prstGeom>
+                  </pic:spPr>
+                </pic:pic>
+              </a:graphicData>
+            </a:graphic>
+            <wp14:sizeRelH relativeFrom="page">
+              <wp14:pctWidth>0</wp14:pctWidth>
+            </wp14:sizeRelH>
+            <wp14:sizeRelV relativeFrom="page">
+              <wp14:pctHeight>0</wp14:pctHeight>
+            </wp14:sizeRelV>
+          </wp:anchor>
+        </w:drawing>
+      </w:r>
+      <w:r>
+        <w:t>A mért adatok megmutatják a válaszidők mediánját, átlagát, minimumát és maximumát, a kérések másodpercenkénti számát végpontonként és egyben is.</w:t>
+      </w:r>
       <w:r>
         <w:br w:type="page"/>
       </w:r>
@@ -20565,7 +20752,7 @@
         <w:pStyle w:val="Heading1"/>
         <w:suppressAutoHyphens/>
         <w:sectPr>
-          <w:footerReference w:type="first" r:id="rId12"/>
+          <w:footerReference w:type="first" r:id="rId13"/>
           <w:pgSz w:w="11906" w:h="16838"/>
           <w:pgMar w:top="1418" w:right="1418" w:bottom="1418" w:left="1418" w:header="709" w:footer="709" w:gutter="284"/>
           <w:pgNumType w:start="1"/>
@@ -20579,7 +20766,7 @@
       <w:pPr>
         <w:pStyle w:val="Heading1"/>
       </w:pPr>
-      <w:bookmarkStart w:id="46" w:name="_Toc227708743"/>
+      <w:bookmarkStart w:id="46" w:name="_Toc227709816"/>
       <w:r>
         <w:lastRenderedPageBreak/>
         <w:t>Mellékletek</w:t>
@@ -20591,7 +20778,7 @@
         <w:pStyle w:val="Heading2"/>
         <w:suppressAutoHyphens/>
       </w:pPr>
-      <w:bookmarkStart w:id="47" w:name="_Toc227708744"/>
+      <w:bookmarkStart w:id="47" w:name="_Toc227709817"/>
       <w:r>
         <w:t>ER-modell</w:t>
       </w:r>
@@ -20622,7 +20809,7 @@
                     <pic:cNvPicPr/>
                   </pic:nvPicPr>
                   <pic:blipFill>
-                    <a:blip r:embed="rId13" cstate="print">
+                    <a:blip r:embed="rId14" cstate="print">
                       <a:extLst>
                         <a:ext uri="{28A0092B-C50C-407E-A947-70E740481C1C}">
                           <a14:useLocalDpi xmlns:a14="http://schemas.microsoft.com/office/drawing/2010/main" val="0"/>
@@ -20654,39 +20841,39 @@
         <w:pStyle w:val="Caption"/>
         <w:suppressAutoHyphens/>
       </w:pPr>
-      <w:bookmarkStart w:id="48" w:name="_Ref227153209"/>
-      <w:bookmarkStart w:id="49" w:name="_Ref227153026"/>
-      <w:bookmarkStart w:id="50" w:name="_Ref227152952"/>
+      <w:bookmarkStart w:id="48" w:name="_Ref227153026"/>
+      <w:bookmarkStart w:id="49" w:name="_Ref227152952"/>
+      <w:bookmarkStart w:id="50" w:name="_Ref227153209"/>
       <w:r>
         <w:t>ER-modell</w:t>
       </w:r>
+      <w:bookmarkEnd w:id="48"/>
+      <w:r>
+        <w:t xml:space="preserve"> </w:t>
+      </w:r>
+      <w:r>
+        <w:t xml:space="preserve">(ábra </w:t>
+      </w:r>
+      <w:fldSimple w:instr=" SEQ ábra \* ARABIC ">
+        <w:r>
+          <w:rPr>
+            <w:noProof/>
+          </w:rPr>
+          <w:t>3</w:t>
+        </w:r>
+      </w:fldSimple>
       <w:bookmarkEnd w:id="49"/>
       <w:r>
-        <w:t xml:space="preserve"> </w:t>
-      </w:r>
-      <w:r>
-        <w:t xml:space="preserve">(ábra </w:t>
-      </w:r>
-      <w:fldSimple w:instr=" SEQ ábra \* ARABIC ">
-        <w:r>
-          <w:rPr>
-            <w:noProof/>
-          </w:rPr>
-          <w:t>2</w:t>
-        </w:r>
-      </w:fldSimple>
+        <w:t>)</w:t>
+      </w:r>
       <w:bookmarkEnd w:id="50"/>
-      <w:r>
-        <w:t>)</w:t>
-      </w:r>
-      <w:bookmarkEnd w:id="48"/>
     </w:p>
     <w:p>
       <w:pPr>
         <w:pStyle w:val="Heading2"/>
         <w:suppressAutoHyphens/>
       </w:pPr>
-      <w:bookmarkStart w:id="51" w:name="_Toc227708745"/>
+      <w:bookmarkStart w:id="51" w:name="_Toc227709818"/>
       <w:r>
         <w:rPr>
           <w:noProof/>
@@ -20716,7 +20903,7 @@
                     <pic:cNvPicPr/>
                   </pic:nvPicPr>
                   <pic:blipFill>
-                    <a:blip r:embed="rId14" cstate="print">
+                    <a:blip r:embed="rId15" cstate="print">
                       <a:extLst>
                         <a:ext uri="{28A0092B-C50C-407E-A947-70E740481C1C}">
                           <a14:useLocalDpi xmlns:a14="http://schemas.microsoft.com/office/drawing/2010/main" val="0"/>
@@ -20809,7 +20996,7 @@
                                 <w:rPr>
                                   <w:noProof/>
                                 </w:rPr>
-                                <w:t>3</w:t>
+                                <w:t>4</w:t>
                               </w:r>
                             </w:fldSimple>
                             <w:r>
@@ -20833,7 +21020,7 @@
           </mc:Choice>
           <mc:Fallback>
             <w:pict>
-              <v:shape w14:anchorId="2C084721" id="_x0000_s1027" type="#_x0000_t202" style="position:absolute;margin-left:68.25pt;margin-top:417.75pt;width:564.8pt;height:.05pt;z-index:251660288;visibility:visible;mso-wrap-style:square;mso-wrap-distance-left:9pt;mso-wrap-distance-top:0;mso-wrap-distance-right:9pt;mso-wrap-distance-bottom:0;mso-position-horizontal:absolute;mso-position-horizontal-relative:text;mso-position-vertical:absolute;mso-position-vertical-relative:text;v-text-anchor:top" o:gfxdata="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" stroked="f">
+              <v:shape w14:anchorId="2C084721" id="_x0000_s1028" type="#_x0000_t202" style="position:absolute;margin-left:68.25pt;margin-top:417.75pt;width:564.8pt;height:.05pt;z-index:251660288;visibility:visible;mso-wrap-style:square;mso-wrap-distance-left:9pt;mso-wrap-distance-top:0;mso-wrap-distance-right:9pt;mso-wrap-distance-bottom:0;mso-position-horizontal:absolute;mso-position-horizontal-relative:text;mso-position-vertical:absolute;mso-position-vertical-relative:text;v-text-anchor:top" o:gfxdata="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" stroked="f">
                 <v:textbox style="mso-fit-shape-to-text:t" inset="0,0,0,0">
                   <w:txbxContent>
                     <w:p>
@@ -20856,7 +21043,7 @@
                           <w:rPr>
                             <w:noProof/>
                           </w:rPr>
-                          <w:t>3</w:t>
+                          <w:t>4</w:t>
                         </w:r>
                       </w:fldSimple>
                       <w:r>

--- a/docs/CoMove szoftveralkalmazás dokumentációja.docx
+++ b/docs/CoMove szoftveralkalmazás dokumentációja.docx
@@ -1,6 +1,6 @@
 
 <file path=word/document.xml><?xml version="1.0" encoding="utf-8"?>
-<w:document xmlns:wpc="http://schemas.microsoft.com/office/word/2010/wordprocessingCanvas" xmlns:cx="http://schemas.microsoft.com/office/drawing/2014/chartex" xmlns:cx1="http://schemas.microsoft.com/office/drawing/2015/9/8/chartex" xmlns:cx2="http://schemas.microsoft.com/office/drawing/2015/10/21/chartex" xmlns:cx3="http://schemas.microsoft.com/office/drawing/2016/5/9/chartex" xmlns:cx4="http://schemas.microsoft.com/office/drawing/2016/5/10/chartex" xmlns:cx5="http://schemas.microsoft.com/office/drawing/2016/5/11/chartex" xmlns:cx6="http://schemas.microsoft.com/office/drawing/2016/5/12/chartex" xmlns:cx7="http://schemas.microsoft.com/office/drawing/2016/5/13/chartex" xmlns:cx8="http://schemas.microsoft.com/office/drawing/2016/5/14/chartex" xmlns:mc="http://schemas.openxmlformats.org/markup-compatibility/2006" xmlns:aink="http://schemas.microsoft.com/office/drawing/2016/ink" xmlns:am3d="http://schemas.microsoft.com/office/drawing/2017/model3d" xmlns:o="urn:schemas-microsoft-com:office:office" xmlns:oel="http://schemas.microsoft.com/office/2019/extlst" xmlns:r="http://schemas.openxmlformats.org/officeDocument/2006/relationships" xmlns:m="http://schemas.openxmlformats.org/officeDocument/2006/math" xmlns:v="urn:schemas-microsoft-com:vml" xmlns:wp14="http://schemas.microsoft.com/office/word/2010/wordprocessingDrawing" xmlns:wp="http://schemas.openxmlformats.org/drawingml/2006/wordprocessingDrawing" xmlns:w10="urn:schemas-microsoft-com:office:word" xmlns:w="http://schemas.openxmlformats.org/wordprocessingml/2006/main" xmlns:w14="http://schemas.microsoft.com/office/word/2010/wordml" xmlns:w15="http://schemas.microsoft.com/office/word/2012/wordml" xmlns:w16cex="http://schemas.microsoft.com/office/word/2018/wordml/cex" xmlns:w16cid="http://schemas.microsoft.com/office/word/2016/wordml/cid" xmlns:w16="http://schemas.microsoft.com/office/word/2018/wordml" xmlns:w16du="http://schemas.microsoft.com/office/word/2023/wordml/word16du" xmlns:w16sdtdh="http://schemas.microsoft.com/office/word/2020/wordml/sdtdatahash" xmlns:w16sdtfl="http://schemas.microsoft.com/office/word/2024/wordml/sdtformatlock" xmlns:w16se="http://schemas.microsoft.com/office/word/2015/wordml/symex" xmlns:wpg="http://schemas.microsoft.com/office/word/2010/wordprocessingGroup" xmlns:wpi="http://schemas.microsoft.com/office/word/2010/wordprocessingInk" xmlns:wne="http://schemas.microsoft.com/office/word/2006/wordml" xmlns:wps="http://schemas.microsoft.com/office/word/2010/wordprocessingShape" mc:Ignorable="w14 w15 w16se w16cid w16 w16cex w16sdtdh w16sdtfl w16du wp14">
+<w:document xmlns:wpc="http://schemas.microsoft.com/office/word/2010/wordprocessingCanvas" xmlns:cx="http://schemas.microsoft.com/office/drawing/2014/chartex" xmlns:cx1="http://schemas.microsoft.com/office/drawing/2015/9/8/chartex" xmlns:cx2="http://schemas.microsoft.com/office/drawing/2015/10/21/chartex" xmlns:cx3="http://schemas.microsoft.com/office/drawing/2016/5/9/chartex" xmlns:cx4="http://schemas.microsoft.com/office/drawing/2016/5/10/chartex" xmlns:cx5="http://schemas.microsoft.com/office/drawing/2016/5/11/chartex" xmlns:cx6="http://schemas.microsoft.com/office/drawing/2016/5/12/chartex" xmlns:cx7="http://schemas.microsoft.com/office/drawing/2016/5/13/chartex" xmlns:cx8="http://schemas.microsoft.com/office/drawing/2016/5/14/chartex" xmlns:mc="http://schemas.openxmlformats.org/markup-compatibility/2006" xmlns:aink="http://schemas.microsoft.com/office/drawing/2016/ink" xmlns:am3d="http://schemas.microsoft.com/office/drawing/2017/model3d" xmlns:o="urn:schemas-microsoft-com:office:office" xmlns:r="http://schemas.openxmlformats.org/officeDocument/2006/relationships" xmlns:m="http://schemas.openxmlformats.org/officeDocument/2006/math" xmlns:v="urn:schemas-microsoft-com:vml" xmlns:wp14="http://schemas.microsoft.com/office/word/2010/wordprocessingDrawing" xmlns:wp="http://schemas.openxmlformats.org/drawingml/2006/wordprocessingDrawing" xmlns:w10="urn:schemas-microsoft-com:office:word" xmlns:w="http://schemas.openxmlformats.org/wordprocessingml/2006/main" xmlns:w14="http://schemas.microsoft.com/office/word/2010/wordml" xmlns:w15="http://schemas.microsoft.com/office/word/2012/wordml" xmlns:w16cid="http://schemas.microsoft.com/office/word/2016/wordml/cid" xmlns:w16se="http://schemas.microsoft.com/office/word/2015/wordml/symex" xmlns:wpg="http://schemas.microsoft.com/office/word/2010/wordprocessingGroup" xmlns:wpi="http://schemas.microsoft.com/office/word/2010/wordprocessingInk" xmlns:wne="http://schemas.microsoft.com/office/word/2006/wordml" xmlns:wps="http://schemas.microsoft.com/office/word/2010/wordprocessingShape" mc:Ignorable="w14 w15 w16se w16cid wp14">
   <w:body>
     <w:p>
       <w:pPr>
@@ -449,7 +449,7 @@
     </w:p>
     <w:p>
       <w:pPr>
-        <w:pStyle w:val="TOC1"/>
+        <w:pStyle w:val="TJ1"/>
         <w:rPr>
           <w:rFonts w:asciiTheme="minorHAnsi" w:eastAsiaTheme="minorEastAsia" w:hAnsiTheme="minorHAnsi"/>
           <w:noProof/>
@@ -471,7 +471,7 @@
       <w:hyperlink w:anchor="_Toc227709770" w:history="1">
         <w:r>
           <w:rPr>
-            <w:rStyle w:val="Hyperlink"/>
+            <w:rStyle w:val="Hiperhivatkozs"/>
             <w:noProof/>
           </w:rPr>
           <w:t>Bevezetés</w:t>
@@ -528,7 +528,7 @@
     </w:p>
     <w:p>
       <w:pPr>
-        <w:pStyle w:val="TOC2"/>
+        <w:pStyle w:val="TJ2"/>
         <w:tabs>
           <w:tab w:val="right" w:leader="dot" w:pos="8776"/>
         </w:tabs>
@@ -544,7 +544,7 @@
       <w:hyperlink w:anchor="_Toc227709771" w:history="1">
         <w:r>
           <w:rPr>
-            <w:rStyle w:val="Hyperlink"/>
+            <w:rStyle w:val="Hiperhivatkozs"/>
             <w:noProof/>
           </w:rPr>
           <w:t>Mi az a CoMove?</w:t>
@@ -601,7 +601,7 @@
     </w:p>
     <w:p>
       <w:pPr>
-        <w:pStyle w:val="TOC2"/>
+        <w:pStyle w:val="TJ2"/>
         <w:tabs>
           <w:tab w:val="right" w:leader="dot" w:pos="8776"/>
         </w:tabs>
@@ -617,7 +617,7 @@
       <w:hyperlink w:anchor="_Toc227709772" w:history="1">
         <w:r>
           <w:rPr>
-            <w:rStyle w:val="Hyperlink"/>
+            <w:rStyle w:val="Hiperhivatkozs"/>
             <w:noProof/>
           </w:rPr>
           <w:t>Témaválasztás indoklása</w:t>
@@ -674,7 +674,7 @@
     </w:p>
     <w:p>
       <w:pPr>
-        <w:pStyle w:val="TOC2"/>
+        <w:pStyle w:val="TJ2"/>
         <w:tabs>
           <w:tab w:val="right" w:leader="dot" w:pos="8776"/>
         </w:tabs>
@@ -690,7 +690,7 @@
       <w:hyperlink w:anchor="_Toc227709773" w:history="1">
         <w:r>
           <w:rPr>
-            <w:rStyle w:val="Hyperlink"/>
+            <w:rStyle w:val="Hiperhivatkozs"/>
             <w:noProof/>
           </w:rPr>
           <w:t>Hasonló szolgáltatások</w:t>
@@ -747,7 +747,7 @@
     </w:p>
     <w:p>
       <w:pPr>
-        <w:pStyle w:val="TOC1"/>
+        <w:pStyle w:val="TJ1"/>
         <w:rPr>
           <w:rFonts w:asciiTheme="minorHAnsi" w:eastAsiaTheme="minorEastAsia" w:hAnsiTheme="minorHAnsi"/>
           <w:noProof/>
@@ -760,7 +760,7 @@
       <w:hyperlink w:anchor="_Toc227709774" w:history="1">
         <w:r>
           <w:rPr>
-            <w:rStyle w:val="Hyperlink"/>
+            <w:rStyle w:val="Hiperhivatkozs"/>
             <w:noProof/>
           </w:rPr>
           <w:t>A szoftver műszaki feltételei és futtatása</w:t>
@@ -817,7 +817,7 @@
     </w:p>
     <w:p>
       <w:pPr>
-        <w:pStyle w:val="TOC2"/>
+        <w:pStyle w:val="TJ2"/>
         <w:tabs>
           <w:tab w:val="right" w:leader="dot" w:pos="8776"/>
         </w:tabs>
@@ -833,7 +833,7 @@
       <w:hyperlink w:anchor="_Toc227709775" w:history="1">
         <w:r>
           <w:rPr>
-            <w:rStyle w:val="Hyperlink"/>
+            <w:rStyle w:val="Hiperhivatkozs"/>
             <w:noProof/>
           </w:rPr>
           <w:t>Adatbázis</w:t>
@@ -890,7 +890,7 @@
     </w:p>
     <w:p>
       <w:pPr>
-        <w:pStyle w:val="TOC2"/>
+        <w:pStyle w:val="TJ2"/>
         <w:tabs>
           <w:tab w:val="right" w:leader="dot" w:pos="8776"/>
         </w:tabs>
@@ -906,7 +906,7 @@
       <w:hyperlink w:anchor="_Toc227709776" w:history="1">
         <w:r>
           <w:rPr>
-            <w:rStyle w:val="Hyperlink"/>
+            <w:rStyle w:val="Hiperhivatkozs"/>
             <w:noProof/>
           </w:rPr>
           <w:t>Backend</w:t>
@@ -963,7 +963,7 @@
     </w:p>
     <w:p>
       <w:pPr>
-        <w:pStyle w:val="TOC2"/>
+        <w:pStyle w:val="TJ2"/>
         <w:tabs>
           <w:tab w:val="right" w:leader="dot" w:pos="8776"/>
         </w:tabs>
@@ -979,7 +979,7 @@
       <w:hyperlink w:anchor="_Toc227709777" w:history="1">
         <w:r>
           <w:rPr>
-            <w:rStyle w:val="Hyperlink"/>
+            <w:rStyle w:val="Hiperhivatkozs"/>
             <w:noProof/>
           </w:rPr>
           <w:t>Frontend</w:t>
@@ -1036,7 +1036,7 @@
     </w:p>
     <w:p>
       <w:pPr>
-        <w:pStyle w:val="TOC1"/>
+        <w:pStyle w:val="TJ1"/>
         <w:rPr>
           <w:rFonts w:asciiTheme="minorHAnsi" w:eastAsiaTheme="minorEastAsia" w:hAnsiTheme="minorHAnsi"/>
           <w:noProof/>
@@ -1049,7 +1049,7 @@
       <w:hyperlink w:anchor="_Toc227709778" w:history="1">
         <w:r>
           <w:rPr>
-            <w:rStyle w:val="Hyperlink"/>
+            <w:rStyle w:val="Hiperhivatkozs"/>
             <w:noProof/>
           </w:rPr>
           <w:t>Fejlesztői környezet</w:t>
@@ -1106,7 +1106,7 @@
     </w:p>
     <w:p>
       <w:pPr>
-        <w:pStyle w:val="TOC2"/>
+        <w:pStyle w:val="TJ2"/>
         <w:tabs>
           <w:tab w:val="right" w:leader="dot" w:pos="8776"/>
         </w:tabs>
@@ -1122,7 +1122,7 @@
       <w:hyperlink w:anchor="_Toc227709779" w:history="1">
         <w:r>
           <w:rPr>
-            <w:rStyle w:val="Hyperlink"/>
+            <w:rStyle w:val="Hiperhivatkozs"/>
             <w:noProof/>
           </w:rPr>
           <w:t>Frontend</w:t>
@@ -1179,7 +1179,7 @@
     </w:p>
     <w:p>
       <w:pPr>
-        <w:pStyle w:val="TOC2"/>
+        <w:pStyle w:val="TJ2"/>
         <w:tabs>
           <w:tab w:val="right" w:leader="dot" w:pos="8776"/>
         </w:tabs>
@@ -1195,7 +1195,7 @@
       <w:hyperlink w:anchor="_Toc227709780" w:history="1">
         <w:r>
           <w:rPr>
-            <w:rStyle w:val="Hyperlink"/>
+            <w:rStyle w:val="Hiperhivatkozs"/>
             <w:noProof/>
           </w:rPr>
           <w:t>Backend és Adatbázis</w:t>
@@ -1252,7 +1252,7 @@
     </w:p>
     <w:p>
       <w:pPr>
-        <w:pStyle w:val="TOC3"/>
+        <w:pStyle w:val="TJ3"/>
         <w:tabs>
           <w:tab w:val="right" w:leader="dot" w:pos="8776"/>
         </w:tabs>
@@ -1268,7 +1268,7 @@
       <w:hyperlink w:anchor="_Toc227709781" w:history="1">
         <w:r>
           <w:rPr>
-            <w:rStyle w:val="Hyperlink"/>
+            <w:rStyle w:val="Hiperhivatkozs"/>
             <w:noProof/>
           </w:rPr>
           <w:t>Windows</w:t>
@@ -1325,7 +1325,7 @@
     </w:p>
     <w:p>
       <w:pPr>
-        <w:pStyle w:val="TOC3"/>
+        <w:pStyle w:val="TJ3"/>
         <w:tabs>
           <w:tab w:val="right" w:leader="dot" w:pos="8776"/>
         </w:tabs>
@@ -1341,7 +1341,7 @@
       <w:hyperlink w:anchor="_Toc227709782" w:history="1">
         <w:r>
           <w:rPr>
-            <w:rStyle w:val="Hyperlink"/>
+            <w:rStyle w:val="Hiperhivatkozs"/>
             <w:noProof/>
           </w:rPr>
           <w:t>MacOS</w:t>
@@ -1398,7 +1398,7 @@
     </w:p>
     <w:p>
       <w:pPr>
-        <w:pStyle w:val="TOC2"/>
+        <w:pStyle w:val="TJ2"/>
         <w:tabs>
           <w:tab w:val="right" w:leader="dot" w:pos="8776"/>
         </w:tabs>
@@ -1414,7 +1414,7 @@
       <w:hyperlink w:anchor="_Toc227709783" w:history="1">
         <w:r>
           <w:rPr>
-            <w:rStyle w:val="Hyperlink"/>
+            <w:rStyle w:val="Hiperhivatkozs"/>
             <w:noProof/>
           </w:rPr>
           <w:t>Kollaboráció</w:t>
@@ -1471,7 +1471,7 @@
     </w:p>
     <w:p>
       <w:pPr>
-        <w:pStyle w:val="TOC1"/>
+        <w:pStyle w:val="TJ1"/>
         <w:rPr>
           <w:rFonts w:asciiTheme="minorHAnsi" w:eastAsiaTheme="minorEastAsia" w:hAnsiTheme="minorHAnsi"/>
           <w:noProof/>
@@ -1484,7 +1484,7 @@
       <w:hyperlink w:anchor="_Toc227709784" w:history="1">
         <w:r>
           <w:rPr>
-            <w:rStyle w:val="Hyperlink"/>
+            <w:rStyle w:val="Hiperhivatkozs"/>
             <w:noProof/>
           </w:rPr>
           <w:t>Komponensek technikai leírása</w:t>
@@ -1541,7 +1541,7 @@
     </w:p>
     <w:p>
       <w:pPr>
-        <w:pStyle w:val="TOC2"/>
+        <w:pStyle w:val="TJ2"/>
         <w:tabs>
           <w:tab w:val="right" w:leader="dot" w:pos="8776"/>
         </w:tabs>
@@ -1557,7 +1557,7 @@
       <w:hyperlink w:anchor="_Toc227709785" w:history="1">
         <w:r>
           <w:rPr>
-            <w:rStyle w:val="Hyperlink"/>
+            <w:rStyle w:val="Hiperhivatkozs"/>
             <w:noProof/>
           </w:rPr>
           <w:t>Adatbázis</w:t>
@@ -1614,7 +1614,7 @@
     </w:p>
     <w:p>
       <w:pPr>
-        <w:pStyle w:val="TOC3"/>
+        <w:pStyle w:val="TJ3"/>
         <w:tabs>
           <w:tab w:val="right" w:leader="dot" w:pos="8776"/>
         </w:tabs>
@@ -1630,7 +1630,7 @@
       <w:hyperlink w:anchor="_Toc227709786" w:history="1">
         <w:r>
           <w:rPr>
-            <w:rStyle w:val="Hyperlink"/>
+            <w:rStyle w:val="Hiperhivatkozs"/>
             <w:noProof/>
           </w:rPr>
           <w:t>Egyedtípusok</w:t>
@@ -1687,7 +1687,7 @@
     </w:p>
     <w:p>
       <w:pPr>
-        <w:pStyle w:val="TOC4"/>
+        <w:pStyle w:val="TJ4"/>
         <w:tabs>
           <w:tab w:val="right" w:leader="dot" w:pos="8776"/>
         </w:tabs>
@@ -1703,7 +1703,7 @@
       <w:hyperlink w:anchor="_Toc227709787" w:history="1">
         <w:r>
           <w:rPr>
-            <w:rStyle w:val="Hyperlink"/>
+            <w:rStyle w:val="Hiperhivatkozs"/>
             <w:noProof/>
           </w:rPr>
           <w:t>Felhasználó (users)</w:t>
@@ -1760,7 +1760,7 @@
     </w:p>
     <w:p>
       <w:pPr>
-        <w:pStyle w:val="TOC4"/>
+        <w:pStyle w:val="TJ4"/>
         <w:tabs>
           <w:tab w:val="right" w:leader="dot" w:pos="8776"/>
         </w:tabs>
@@ -1776,7 +1776,7 @@
       <w:hyperlink w:anchor="_Toc227709788" w:history="1">
         <w:r>
           <w:rPr>
-            <w:rStyle w:val="Hyperlink"/>
+            <w:rStyle w:val="Hiperhivatkozs"/>
             <w:noProof/>
           </w:rPr>
           <w:t>Token (usertokens)</w:t>
@@ -1833,7 +1833,7 @@
     </w:p>
     <w:p>
       <w:pPr>
-        <w:pStyle w:val="TOC4"/>
+        <w:pStyle w:val="TJ4"/>
         <w:tabs>
           <w:tab w:val="right" w:leader="dot" w:pos="8776"/>
         </w:tabs>
@@ -1849,7 +1849,7 @@
       <w:hyperlink w:anchor="_Toc227709789" w:history="1">
         <w:r>
           <w:rPr>
-            <w:rStyle w:val="Hyperlink"/>
+            <w:rStyle w:val="Hiperhivatkozs"/>
             <w:noProof/>
           </w:rPr>
           <w:t>Értesítés (notifications)</w:t>
@@ -1906,7 +1906,7 @@
     </w:p>
     <w:p>
       <w:pPr>
-        <w:pStyle w:val="TOC4"/>
+        <w:pStyle w:val="TJ4"/>
         <w:tabs>
           <w:tab w:val="right" w:leader="dot" w:pos="8776"/>
         </w:tabs>
@@ -1922,7 +1922,7 @@
       <w:hyperlink w:anchor="_Toc227709790" w:history="1">
         <w:r>
           <w:rPr>
-            <w:rStyle w:val="Hyperlink"/>
+            <w:rStyle w:val="Hiperhivatkozs"/>
             <w:noProof/>
           </w:rPr>
           <w:t>Jármű (vehicles)</w:t>
@@ -1979,7 +1979,7 @@
     </w:p>
     <w:p>
       <w:pPr>
-        <w:pStyle w:val="TOC4"/>
+        <w:pStyle w:val="TJ4"/>
         <w:tabs>
           <w:tab w:val="right" w:leader="dot" w:pos="8776"/>
         </w:tabs>
@@ -1995,7 +1995,7 @@
       <w:hyperlink w:anchor="_Toc227709791" w:history="1">
         <w:r>
           <w:rPr>
-            <w:rStyle w:val="Hyperlink"/>
+            <w:rStyle w:val="Hiperhivatkozs"/>
             <w:noProof/>
           </w:rPr>
           <w:t>Járműelérhetőség (vehicleavailabilities)</w:t>
@@ -2052,7 +2052,7 @@
     </w:p>
     <w:p>
       <w:pPr>
-        <w:pStyle w:val="TOC4"/>
+        <w:pStyle w:val="TJ4"/>
         <w:tabs>
           <w:tab w:val="right" w:leader="dot" w:pos="8776"/>
         </w:tabs>
@@ -2068,7 +2068,7 @@
       <w:hyperlink w:anchor="_Toc227709792" w:history="1">
         <w:r>
           <w:rPr>
-            <w:rStyle w:val="Hyperlink"/>
+            <w:rStyle w:val="Hiperhivatkozs"/>
             <w:noProof/>
           </w:rPr>
           <w:t>Járműkép (vehicleimages)</w:t>
@@ -2125,7 +2125,7 @@
     </w:p>
     <w:p>
       <w:pPr>
-        <w:pStyle w:val="TOC4"/>
+        <w:pStyle w:val="TJ4"/>
         <w:tabs>
           <w:tab w:val="right" w:leader="dot" w:pos="8776"/>
         </w:tabs>
@@ -2141,7 +2141,7 @@
       <w:hyperlink w:anchor="_Toc227709793" w:history="1">
         <w:r>
           <w:rPr>
-            <w:rStyle w:val="Hyperlink"/>
+            <w:rStyle w:val="Hiperhivatkozs"/>
             <w:noProof/>
           </w:rPr>
           <w:t>Bérlés (rentals)</w:t>
@@ -2198,7 +2198,7 @@
     </w:p>
     <w:p>
       <w:pPr>
-        <w:pStyle w:val="TOC4"/>
+        <w:pStyle w:val="TJ4"/>
         <w:tabs>
           <w:tab w:val="right" w:leader="dot" w:pos="8776"/>
         </w:tabs>
@@ -2214,7 +2214,7 @@
       <w:hyperlink w:anchor="_Toc227709794" w:history="1">
         <w:r>
           <w:rPr>
-            <w:rStyle w:val="Hyperlink"/>
+            <w:rStyle w:val="Hiperhivatkozs"/>
             <w:noProof/>
           </w:rPr>
           <w:t>Üzenet (messages)</w:t>
@@ -2271,7 +2271,7 @@
     </w:p>
     <w:p>
       <w:pPr>
-        <w:pStyle w:val="TOC3"/>
+        <w:pStyle w:val="TJ3"/>
         <w:tabs>
           <w:tab w:val="right" w:leader="dot" w:pos="8776"/>
         </w:tabs>
@@ -2287,7 +2287,7 @@
       <w:hyperlink w:anchor="_Toc227709795" w:history="1">
         <w:r>
           <w:rPr>
-            <w:rStyle w:val="Hyperlink"/>
+            <w:rStyle w:val="Hiperhivatkozs"/>
             <w:noProof/>
           </w:rPr>
           <w:t>Kapcsolatok</w:t>
@@ -2344,7 +2344,7 @@
     </w:p>
     <w:p>
       <w:pPr>
-        <w:pStyle w:val="TOC3"/>
+        <w:pStyle w:val="TJ3"/>
         <w:tabs>
           <w:tab w:val="right" w:leader="dot" w:pos="8776"/>
         </w:tabs>
@@ -2360,7 +2360,7 @@
       <w:hyperlink w:anchor="_Toc227709796" w:history="1">
         <w:r>
           <w:rPr>
-            <w:rStyle w:val="Hyperlink"/>
+            <w:rStyle w:val="Hiperhivatkozs"/>
             <w:noProof/>
           </w:rPr>
           <w:t>Implementáció</w:t>
@@ -2417,7 +2417,7 @@
     </w:p>
     <w:p>
       <w:pPr>
-        <w:pStyle w:val="TOC2"/>
+        <w:pStyle w:val="TJ2"/>
         <w:tabs>
           <w:tab w:val="right" w:leader="dot" w:pos="8776"/>
         </w:tabs>
@@ -2433,7 +2433,7 @@
       <w:hyperlink w:anchor="_Toc227709797" w:history="1">
         <w:r>
           <w:rPr>
-            <w:rStyle w:val="Hyperlink"/>
+            <w:rStyle w:val="Hiperhivatkozs"/>
             <w:noProof/>
           </w:rPr>
           <w:t>Backend</w:t>
@@ -2490,7 +2490,7 @@
     </w:p>
     <w:p>
       <w:pPr>
-        <w:pStyle w:val="TOC3"/>
+        <w:pStyle w:val="TJ3"/>
         <w:tabs>
           <w:tab w:val="right" w:leader="dot" w:pos="8776"/>
         </w:tabs>
@@ -2506,7 +2506,7 @@
       <w:hyperlink w:anchor="_Toc227709798" w:history="1">
         <w:r>
           <w:rPr>
-            <w:rStyle w:val="Hyperlink"/>
+            <w:rStyle w:val="Hiperhivatkozs"/>
             <w:noProof/>
           </w:rPr>
           <w:t>Metóduskontrollerek</w:t>
@@ -2563,7 +2563,7 @@
     </w:p>
     <w:p>
       <w:pPr>
-        <w:pStyle w:val="TOC4"/>
+        <w:pStyle w:val="TJ4"/>
         <w:tabs>
           <w:tab w:val="right" w:leader="dot" w:pos="8776"/>
         </w:tabs>
@@ -2579,7 +2579,7 @@
       <w:hyperlink w:anchor="_Toc227709799" w:history="1">
         <w:r>
           <w:rPr>
-            <w:rStyle w:val="Hyperlink"/>
+            <w:rStyle w:val="Hiperhivatkozs"/>
             <w:noProof/>
           </w:rPr>
           <w:t>Autentikációs kontroller – AuthController</w:t>
@@ -2636,7 +2636,7 @@
     </w:p>
     <w:p>
       <w:pPr>
-        <w:pStyle w:val="TOC4"/>
+        <w:pStyle w:val="TJ4"/>
         <w:tabs>
           <w:tab w:val="right" w:leader="dot" w:pos="8776"/>
         </w:tabs>
@@ -2652,7 +2652,7 @@
       <w:hyperlink w:anchor="_Toc227709800" w:history="1">
         <w:r>
           <w:rPr>
-            <w:rStyle w:val="Hyperlink"/>
+            <w:rStyle w:val="Hiperhivatkozs"/>
             <w:noProof/>
           </w:rPr>
           <w:t>Felhasználó kontroller – UserController</w:t>
@@ -2709,7 +2709,7 @@
     </w:p>
     <w:p>
       <w:pPr>
-        <w:pStyle w:val="TOC4"/>
+        <w:pStyle w:val="TJ4"/>
         <w:tabs>
           <w:tab w:val="right" w:leader="dot" w:pos="8776"/>
         </w:tabs>
@@ -2725,7 +2725,7 @@
       <w:hyperlink w:anchor="_Toc227709801" w:history="1">
         <w:r>
           <w:rPr>
-            <w:rStyle w:val="Hyperlink"/>
+            <w:rStyle w:val="Hiperhivatkozs"/>
             <w:noProof/>
           </w:rPr>
           <w:t>Bérlés kontroller – RentalController</w:t>
@@ -2782,7 +2782,7 @@
     </w:p>
     <w:p>
       <w:pPr>
-        <w:pStyle w:val="TOC4"/>
+        <w:pStyle w:val="TJ4"/>
         <w:tabs>
           <w:tab w:val="right" w:leader="dot" w:pos="8776"/>
         </w:tabs>
@@ -2798,7 +2798,7 @@
       <w:hyperlink w:anchor="_Toc227709802" w:history="1">
         <w:r>
           <w:rPr>
-            <w:rStyle w:val="Hyperlink"/>
+            <w:rStyle w:val="Hiperhivatkozs"/>
             <w:noProof/>
           </w:rPr>
           <w:t>Jármű kontroller – VehicleController</w:t>
@@ -2855,7 +2855,7 @@
     </w:p>
     <w:p>
       <w:pPr>
-        <w:pStyle w:val="TOC3"/>
+        <w:pStyle w:val="TJ3"/>
         <w:tabs>
           <w:tab w:val="right" w:leader="dot" w:pos="8776"/>
         </w:tabs>
@@ -2871,7 +2871,7 @@
       <w:hyperlink w:anchor="_Toc227709803" w:history="1">
         <w:r>
           <w:rPr>
-            <w:rStyle w:val="Hyperlink"/>
+            <w:rStyle w:val="Hiperhivatkozs"/>
             <w:noProof/>
           </w:rPr>
           <w:t>Szolgáltatások</w:t>
@@ -2928,7 +2928,7 @@
     </w:p>
     <w:p>
       <w:pPr>
-        <w:pStyle w:val="TOC4"/>
+        <w:pStyle w:val="TJ4"/>
         <w:tabs>
           <w:tab w:val="right" w:leader="dot" w:pos="8776"/>
         </w:tabs>
@@ -2944,7 +2944,7 @@
       <w:hyperlink w:anchor="_Toc227709804" w:history="1">
         <w:r>
           <w:rPr>
-            <w:rStyle w:val="Hyperlink"/>
+            <w:rStyle w:val="Hiperhivatkozs"/>
             <w:noProof/>
           </w:rPr>
           <w:t>Autentikációs szolgáltatás – AuthService</w:t>
@@ -3001,7 +3001,7 @@
     </w:p>
     <w:p>
       <w:pPr>
-        <w:pStyle w:val="TOC4"/>
+        <w:pStyle w:val="TJ4"/>
         <w:tabs>
           <w:tab w:val="right" w:leader="dot" w:pos="8776"/>
         </w:tabs>
@@ -3017,7 +3017,7 @@
       <w:hyperlink w:anchor="_Toc227709805" w:history="1">
         <w:r>
           <w:rPr>
-            <w:rStyle w:val="Hyperlink"/>
+            <w:rStyle w:val="Hiperhivatkozs"/>
             <w:noProof/>
           </w:rPr>
           <w:t>Email szolgáltatás – IEmailService – ResendEmailService</w:t>
@@ -3074,7 +3074,7 @@
     </w:p>
     <w:p>
       <w:pPr>
-        <w:pStyle w:val="TOC4"/>
+        <w:pStyle w:val="TJ4"/>
         <w:tabs>
           <w:tab w:val="right" w:leader="dot" w:pos="8776"/>
         </w:tabs>
@@ -3090,7 +3090,7 @@
       <w:hyperlink w:anchor="_Toc227709806" w:history="1">
         <w:r>
           <w:rPr>
-            <w:rStyle w:val="Hyperlink"/>
+            <w:rStyle w:val="Hiperhivatkozs"/>
             <w:noProof/>
           </w:rPr>
           <w:t>Képerőforrás-kezelő szolgáltatás – IResourceService – LocalResourceService</w:t>
@@ -3147,7 +3147,7 @@
     </w:p>
     <w:p>
       <w:pPr>
-        <w:pStyle w:val="TOC4"/>
+        <w:pStyle w:val="TJ4"/>
         <w:tabs>
           <w:tab w:val="right" w:leader="dot" w:pos="8776"/>
         </w:tabs>
@@ -3163,7 +3163,7 @@
       <w:hyperlink w:anchor="_Toc227709807" w:history="1">
         <w:r>
           <w:rPr>
-            <w:rStyle w:val="Hyperlink"/>
+            <w:rStyle w:val="Hiperhivatkozs"/>
             <w:noProof/>
           </w:rPr>
           <w:t>Bérléskezelő szolgáltatás – RentalService</w:t>
@@ -3220,7 +3220,7 @@
     </w:p>
     <w:p>
       <w:pPr>
-        <w:pStyle w:val="TOC3"/>
+        <w:pStyle w:val="TJ3"/>
         <w:tabs>
           <w:tab w:val="right" w:leader="dot" w:pos="8776"/>
         </w:tabs>
@@ -3236,7 +3236,7 @@
       <w:hyperlink w:anchor="_Toc227709808" w:history="1">
         <w:r>
           <w:rPr>
-            <w:rStyle w:val="Hyperlink"/>
+            <w:rStyle w:val="Hiperhivatkozs"/>
             <w:noProof/>
           </w:rPr>
           <w:t>Válaszszűrőrendszer – VisibilityFiltering</w:t>
@@ -3293,7 +3293,7 @@
     </w:p>
     <w:p>
       <w:pPr>
-        <w:pStyle w:val="TOC1"/>
+        <w:pStyle w:val="TJ1"/>
         <w:rPr>
           <w:rFonts w:asciiTheme="minorHAnsi" w:eastAsiaTheme="minorEastAsia" w:hAnsiTheme="minorHAnsi"/>
           <w:noProof/>
@@ -3306,7 +3306,7 @@
       <w:hyperlink w:anchor="_Toc227709809" w:history="1">
         <w:r>
           <w:rPr>
-            <w:rStyle w:val="Hyperlink"/>
+            <w:rStyle w:val="Hiperhivatkozs"/>
             <w:noProof/>
           </w:rPr>
           <w:t>Működésének műszaki feltételei</w:t>
@@ -3363,7 +3363,7 @@
     </w:p>
     <w:p>
       <w:pPr>
-        <w:pStyle w:val="TOC1"/>
+        <w:pStyle w:val="TJ1"/>
         <w:rPr>
           <w:rFonts w:asciiTheme="minorHAnsi" w:eastAsiaTheme="minorEastAsia" w:hAnsiTheme="minorHAnsi"/>
           <w:noProof/>
@@ -3376,7 +3376,7 @@
       <w:hyperlink w:anchor="_Toc227709810" w:history="1">
         <w:r>
           <w:rPr>
-            <w:rStyle w:val="Hyperlink"/>
+            <w:rStyle w:val="Hiperhivatkozs"/>
             <w:noProof/>
           </w:rPr>
           <w:t>Használatának rövid bemutatása</w:t>
@@ -3433,7 +3433,7 @@
     </w:p>
     <w:p>
       <w:pPr>
-        <w:pStyle w:val="TOC1"/>
+        <w:pStyle w:val="TJ1"/>
         <w:rPr>
           <w:rFonts w:asciiTheme="minorHAnsi" w:eastAsiaTheme="minorEastAsia" w:hAnsiTheme="minorHAnsi"/>
           <w:noProof/>
@@ -3446,7 +3446,7 @@
       <w:hyperlink w:anchor="_Toc227709811" w:history="1">
         <w:r>
           <w:rPr>
-            <w:rStyle w:val="Hyperlink"/>
+            <w:rStyle w:val="Hiperhivatkozs"/>
             <w:noProof/>
           </w:rPr>
           <w:t>Továbbfejlesztési lehetőségek</w:t>
@@ -3503,7 +3503,7 @@
     </w:p>
     <w:p>
       <w:pPr>
-        <w:pStyle w:val="TOC1"/>
+        <w:pStyle w:val="TJ1"/>
         <w:rPr>
           <w:rFonts w:asciiTheme="minorHAnsi" w:eastAsiaTheme="minorEastAsia" w:hAnsiTheme="minorHAnsi"/>
           <w:noProof/>
@@ -3516,7 +3516,7 @@
       <w:hyperlink w:anchor="_Toc227709812" w:history="1">
         <w:r>
           <w:rPr>
-            <w:rStyle w:val="Hyperlink"/>
+            <w:rStyle w:val="Hiperhivatkozs"/>
             <w:noProof/>
           </w:rPr>
           <w:t>Tesztdokumentáció</w:t>
@@ -3573,7 +3573,7 @@
     </w:p>
     <w:p>
       <w:pPr>
-        <w:pStyle w:val="TOC2"/>
+        <w:pStyle w:val="TJ2"/>
         <w:tabs>
           <w:tab w:val="right" w:leader="dot" w:pos="8776"/>
         </w:tabs>
@@ -3589,7 +3589,7 @@
       <w:hyperlink w:anchor="_Toc227709813" w:history="1">
         <w:r>
           <w:rPr>
-            <w:rStyle w:val="Hyperlink"/>
+            <w:rStyle w:val="Hiperhivatkozs"/>
             <w:noProof/>
           </w:rPr>
           <w:t>TestHandler</w:t>
@@ -3646,7 +3646,7 @@
     </w:p>
     <w:p>
       <w:pPr>
-        <w:pStyle w:val="TOC2"/>
+        <w:pStyle w:val="TJ2"/>
         <w:tabs>
           <w:tab w:val="right" w:leader="dot" w:pos="8776"/>
         </w:tabs>
@@ -3662,7 +3662,7 @@
       <w:hyperlink w:anchor="_Toc227709814" w:history="1">
         <w:r>
           <w:rPr>
-            <w:rStyle w:val="Hyperlink"/>
+            <w:rStyle w:val="Hiperhivatkozs"/>
             <w:noProof/>
           </w:rPr>
           <w:t>Kontroller metódusok tesztelése</w:t>
@@ -3719,7 +3719,7 @@
     </w:p>
     <w:p>
       <w:pPr>
-        <w:pStyle w:val="TOC2"/>
+        <w:pStyle w:val="TJ2"/>
         <w:tabs>
           <w:tab w:val="right" w:leader="dot" w:pos="8776"/>
         </w:tabs>
@@ -3735,7 +3735,7 @@
       <w:hyperlink w:anchor="_Toc227709815" w:history="1">
         <w:r>
           <w:rPr>
-            <w:rStyle w:val="Hyperlink"/>
+            <w:rStyle w:val="Hiperhivatkozs"/>
             <w:noProof/>
           </w:rPr>
           <w:t>Stressztesztelés</w:t>
@@ -3792,7 +3792,7 @@
     </w:p>
     <w:p>
       <w:pPr>
-        <w:pStyle w:val="TOC1"/>
+        <w:pStyle w:val="TJ1"/>
         <w:rPr>
           <w:rFonts w:asciiTheme="minorHAnsi" w:eastAsiaTheme="minorEastAsia" w:hAnsiTheme="minorHAnsi"/>
           <w:noProof/>
@@ -3805,7 +3805,7 @@
       <w:hyperlink w:anchor="_Toc227709816" w:history="1">
         <w:r>
           <w:rPr>
-            <w:rStyle w:val="Hyperlink"/>
+            <w:rStyle w:val="Hiperhivatkozs"/>
             <w:noProof/>
           </w:rPr>
           <w:t>Mellékletek</w:t>
@@ -3862,7 +3862,7 @@
     </w:p>
     <w:p>
       <w:pPr>
-        <w:pStyle w:val="TOC2"/>
+        <w:pStyle w:val="TJ2"/>
         <w:tabs>
           <w:tab w:val="right" w:leader="dot" w:pos="8776"/>
         </w:tabs>
@@ -3878,7 +3878,7 @@
       <w:hyperlink w:anchor="_Toc227709817" w:history="1">
         <w:r>
           <w:rPr>
-            <w:rStyle w:val="Hyperlink"/>
+            <w:rStyle w:val="Hiperhivatkozs"/>
             <w:noProof/>
           </w:rPr>
           <w:t>ER-modell</w:t>
@@ -3935,7 +3935,7 @@
     </w:p>
     <w:p>
       <w:pPr>
-        <w:pStyle w:val="TOC2"/>
+        <w:pStyle w:val="TJ2"/>
         <w:tabs>
           <w:tab w:val="right" w:leader="dot" w:pos="8776"/>
         </w:tabs>
@@ -3951,7 +3951,7 @@
       <w:hyperlink w:anchor="_Toc227709818" w:history="1">
         <w:r>
           <w:rPr>
-            <w:rStyle w:val="Hyperlink"/>
+            <w:rStyle w:val="Hiperhivatkozs"/>
             <w:noProof/>
           </w:rPr>
           <w:t>Relációs diagramm</w:t>
@@ -4041,7 +4041,7 @@
     </w:p>
     <w:p>
       <w:pPr>
-        <w:pStyle w:val="Heading1"/>
+        <w:pStyle w:val="Cmsor1"/>
         <w:suppressAutoHyphens/>
       </w:pPr>
       <w:bookmarkStart w:id="0" w:name="_Toc227709770"/>
@@ -4053,7 +4053,7 @@
     </w:p>
     <w:p>
       <w:pPr>
-        <w:pStyle w:val="Heading2"/>
+        <w:pStyle w:val="Cmsor2"/>
       </w:pPr>
       <w:bookmarkStart w:id="1" w:name="_Toc227709771"/>
       <w:r>
@@ -4104,7 +4104,7 @@
     </w:p>
     <w:p>
       <w:pPr>
-        <w:pStyle w:val="Heading2"/>
+        <w:pStyle w:val="Cmsor2"/>
       </w:pPr>
       <w:bookmarkStart w:id="2" w:name="_Toc227709772"/>
       <w:r>
@@ -4138,7 +4138,7 @@
     </w:p>
     <w:p>
       <w:pPr>
-        <w:pStyle w:val="Heading2"/>
+        <w:pStyle w:val="Cmsor2"/>
       </w:pPr>
       <w:bookmarkStart w:id="3" w:name="_Toc227709773"/>
       <w:r>
@@ -4225,7 +4225,7 @@
     </w:p>
     <w:p>
       <w:pPr>
-        <w:pStyle w:val="Heading1"/>
+        <w:pStyle w:val="Cmsor1"/>
       </w:pPr>
       <w:bookmarkStart w:id="4" w:name="_Toc227709774"/>
       <w:r>
@@ -4236,7 +4236,7 @@
     </w:p>
     <w:p>
       <w:pPr>
-        <w:pStyle w:val="Heading2"/>
+        <w:pStyle w:val="Cmsor2"/>
       </w:pPr>
       <w:bookmarkStart w:id="5" w:name="_Toc227709775"/>
       <w:r>
@@ -4285,7 +4285,25 @@
         <w:t xml:space="preserve"> a My</w:t>
       </w:r>
       <w:r>
-        <w:t xml:space="preserve">SQL szerver a 3306-os porton fut, azonban a backend azt a 3307-es porton várja, </w:t>
+        <w:t xml:space="preserve">SQL szerver a </w:t>
+      </w:r>
+      <w:r>
+        <w:rPr>
+          <w:b/>
+        </w:rPr>
+        <w:t>3306</w:t>
+      </w:r>
+      <w:r>
+        <w:t xml:space="preserve">-os porton fut, azonban a backend azt a </w:t>
+      </w:r>
+      <w:r>
+        <w:rPr>
+          <w:b/>
+        </w:rPr>
+        <w:t>3307</w:t>
+      </w:r>
+      <w:r>
+        <w:t xml:space="preserve">-es porton várja, </w:t>
       </w:r>
       <w:r>
         <w:t>így</w:t>
@@ -4309,21 +4327,31 @@
         <w:t xml:space="preserve"> a portot), vagy a backend </w:t>
       </w:r>
       <w:r>
-        <w:t>ConnectionString-jét (az appsettings.json-ben írjuk át a portot)</w:t>
+        <w:t xml:space="preserve">ConnectionString-jét (az </w:t>
+      </w:r>
+      <w:proofErr w:type="gramStart"/>
+      <w:r>
+        <w:t>appsettings.json</w:t>
+      </w:r>
+      <w:proofErr w:type="gramEnd"/>
+      <w:r>
+        <w:t>-ben írjuk át a portot)</w:t>
       </w:r>
       <w:r>
         <w:t>.</w:t>
       </w:r>
-    </w:p>
-    <w:p>
-      <w:pPr>
-        <w:pStyle w:val="Heading2"/>
-      </w:pPr>
-      <w:bookmarkStart w:id="6" w:name="_Toc227709776"/>
+      <w:bookmarkStart w:id="6" w:name="_GoBack"/>
+      <w:bookmarkEnd w:id="6"/>
+    </w:p>
+    <w:p>
+      <w:pPr>
+        <w:pStyle w:val="Cmsor2"/>
+      </w:pPr>
+      <w:bookmarkStart w:id="7" w:name="_Toc227709776"/>
       <w:r>
         <w:t>Backend</w:t>
       </w:r>
-      <w:bookmarkEnd w:id="6"/>
+      <w:bookmarkEnd w:id="7"/>
     </w:p>
     <w:p>
       <w:pPr>
@@ -4442,15 +4470,7 @@
         <w:t>a változtatások szerint</w:t>
       </w:r>
       <w:r>
-        <w:t xml:space="preserve"> kell módosítani a HttpOnly </w:t>
-      </w:r>
-      <w:proofErr w:type="gramStart"/>
-      <w:r>
-        <w:t>sütik</w:t>
-      </w:r>
-      <w:proofErr w:type="gramEnd"/>
-      <w:r>
-        <w:t xml:space="preserve"> beállításait.</w:t>
+        <w:t xml:space="preserve"> kell módosítani a HttpOnly sütik beállításait.</w:t>
       </w:r>
     </w:p>
     <w:p>
@@ -4497,13 +4517,13 @@
     </w:p>
     <w:p>
       <w:pPr>
-        <w:pStyle w:val="Heading2"/>
-      </w:pPr>
-      <w:bookmarkStart w:id="7" w:name="_Toc227709777"/>
+        <w:pStyle w:val="Cmsor2"/>
+      </w:pPr>
+      <w:bookmarkStart w:id="8" w:name="_Toc227709777"/>
       <w:r>
         <w:t>Frontend</w:t>
       </w:r>
-      <w:bookmarkEnd w:id="7"/>
+      <w:bookmarkEnd w:id="8"/>
     </w:p>
     <w:p>
       <w:r>
@@ -4589,25 +4609,25 @@
     </w:p>
     <w:p>
       <w:pPr>
-        <w:pStyle w:val="Heading1"/>
-        <w:suppressAutoHyphens/>
-      </w:pPr>
-      <w:bookmarkStart w:id="8" w:name="_Toc227709778"/>
+        <w:pStyle w:val="Cmsor1"/>
+        <w:suppressAutoHyphens/>
+      </w:pPr>
+      <w:bookmarkStart w:id="9" w:name="_Toc227709778"/>
       <w:r>
         <w:lastRenderedPageBreak/>
         <w:t>Fejlesztői környezet</w:t>
       </w:r>
-      <w:bookmarkEnd w:id="8"/>
-    </w:p>
-    <w:p>
-      <w:pPr>
-        <w:pStyle w:val="Heading2"/>
-      </w:pPr>
-      <w:bookmarkStart w:id="9" w:name="_Toc227709779"/>
+      <w:bookmarkEnd w:id="9"/>
+    </w:p>
+    <w:p>
+      <w:pPr>
+        <w:pStyle w:val="Cmsor2"/>
+      </w:pPr>
+      <w:bookmarkStart w:id="10" w:name="_Toc227709779"/>
       <w:r>
         <w:t>Frontend</w:t>
       </w:r>
-      <w:bookmarkEnd w:id="9"/>
+      <w:bookmarkEnd w:id="10"/>
     </w:p>
     <w:p>
       <w:r>
@@ -4616,26 +4636,26 @@
     </w:p>
     <w:p>
       <w:pPr>
-        <w:pStyle w:val="Heading2"/>
-      </w:pPr>
-      <w:bookmarkStart w:id="10" w:name="_Toc227709780"/>
+        <w:pStyle w:val="Cmsor2"/>
+      </w:pPr>
+      <w:bookmarkStart w:id="11" w:name="_Toc227709780"/>
       <w:r>
         <w:t>Backend</w:t>
       </w:r>
       <w:r>
         <w:t xml:space="preserve"> és Adatbázis</w:t>
       </w:r>
-      <w:bookmarkEnd w:id="10"/>
-    </w:p>
-    <w:p>
-      <w:pPr>
-        <w:pStyle w:val="Heading3"/>
-      </w:pPr>
-      <w:bookmarkStart w:id="11" w:name="_Toc227709781"/>
+      <w:bookmarkEnd w:id="11"/>
+    </w:p>
+    <w:p>
+      <w:pPr>
+        <w:pStyle w:val="Cmsor3"/>
+      </w:pPr>
+      <w:bookmarkStart w:id="12" w:name="_Toc227709781"/>
       <w:r>
         <w:t>Windows</w:t>
       </w:r>
-      <w:bookmarkEnd w:id="11"/>
+      <w:bookmarkEnd w:id="12"/>
     </w:p>
     <w:p>
       <w:pPr>
@@ -4665,13 +4685,13 @@
     </w:p>
     <w:p>
       <w:pPr>
-        <w:pStyle w:val="Heading3"/>
-      </w:pPr>
-      <w:bookmarkStart w:id="12" w:name="_Toc227709782"/>
+        <w:pStyle w:val="Cmsor3"/>
+      </w:pPr>
+      <w:bookmarkStart w:id="13" w:name="_Toc227709782"/>
       <w:r>
         <w:t>MacOS</w:t>
       </w:r>
-      <w:bookmarkEnd w:id="12"/>
+      <w:bookmarkEnd w:id="13"/>
     </w:p>
     <w:p>
       <w:r>
@@ -4685,13 +4705,13 @@
     </w:p>
     <w:p>
       <w:pPr>
-        <w:pStyle w:val="Heading2"/>
-      </w:pPr>
-      <w:bookmarkStart w:id="13" w:name="_Toc227709783"/>
+        <w:pStyle w:val="Cmsor2"/>
+      </w:pPr>
+      <w:bookmarkStart w:id="14" w:name="_Toc227709783"/>
       <w:r>
         <w:t>Kollaboráció</w:t>
       </w:r>
-      <w:bookmarkEnd w:id="13"/>
+      <w:bookmarkEnd w:id="14"/>
     </w:p>
     <w:p>
       <w:r>
@@ -4714,10 +4734,10 @@
     </w:p>
     <w:p>
       <w:pPr>
-        <w:pStyle w:val="Heading1"/>
-        <w:suppressAutoHyphens/>
-      </w:pPr>
-      <w:bookmarkStart w:id="14" w:name="_Toc227709784"/>
+        <w:pStyle w:val="Cmsor1"/>
+        <w:suppressAutoHyphens/>
+      </w:pPr>
+      <w:bookmarkStart w:id="15" w:name="_Toc227709784"/>
       <w:r>
         <w:lastRenderedPageBreak/>
         <w:t>Komponensek technikai leírás</w:t>
@@ -4725,7 +4745,7 @@
       <w:r>
         <w:t>a</w:t>
       </w:r>
-      <w:bookmarkEnd w:id="14"/>
+      <w:bookmarkEnd w:id="15"/>
     </w:p>
     <w:p>
       <w:pPr>
@@ -4737,14 +4757,14 @@
     </w:p>
     <w:p>
       <w:pPr>
-        <w:pStyle w:val="Heading2"/>
-        <w:suppressAutoHyphens/>
-      </w:pPr>
-      <w:bookmarkStart w:id="15" w:name="_Toc227709785"/>
+        <w:pStyle w:val="Cmsor2"/>
+        <w:suppressAutoHyphens/>
+      </w:pPr>
+      <w:bookmarkStart w:id="16" w:name="_Toc227709785"/>
       <w:r>
         <w:t>Adatbázis</w:t>
       </w:r>
-      <w:bookmarkEnd w:id="15"/>
+      <w:bookmarkEnd w:id="16"/>
     </w:p>
     <w:p>
       <w:pPr>
@@ -4813,14 +4833,14 @@
     </w:p>
     <w:p>
       <w:pPr>
-        <w:pStyle w:val="Heading3"/>
-        <w:suppressAutoHyphens/>
-      </w:pPr>
-      <w:bookmarkStart w:id="16" w:name="_Toc227709786"/>
+        <w:pStyle w:val="Cmsor3"/>
+        <w:suppressAutoHyphens/>
+      </w:pPr>
+      <w:bookmarkStart w:id="17" w:name="_Toc227709786"/>
       <w:r>
         <w:t>Egyedtípusok</w:t>
       </w:r>
-      <w:bookmarkEnd w:id="16"/>
+      <w:bookmarkEnd w:id="17"/>
     </w:p>
     <w:p>
       <w:pPr>
@@ -4844,34 +4864,34 @@
           <w:bCs/>
         </w:rPr>
       </w:pPr>
-      <w:bookmarkStart w:id="17" w:name="_Toc227709787"/>
-      <w:r>
-        <w:rPr>
-          <w:rStyle w:val="Heading4Char"/>
+      <w:bookmarkStart w:id="18" w:name="_Toc227709787"/>
+      <w:r>
+        <w:rPr>
+          <w:rStyle w:val="Cmsor4Char"/>
         </w:rPr>
         <w:t>Felhasználó</w:t>
       </w:r>
       <w:r>
         <w:rPr>
-          <w:rStyle w:val="Heading4Char"/>
+          <w:rStyle w:val="Cmsor4Char"/>
         </w:rPr>
         <w:t xml:space="preserve"> (</w:t>
       </w:r>
       <w:proofErr w:type="spellStart"/>
       <w:r>
         <w:rPr>
-          <w:rStyle w:val="Heading4Char"/>
+          <w:rStyle w:val="Cmsor4Char"/>
         </w:rPr>
         <w:t>users</w:t>
       </w:r>
       <w:proofErr w:type="spellEnd"/>
       <w:r>
         <w:rPr>
-          <w:rStyle w:val="Heading4Char"/>
+          <w:rStyle w:val="Cmsor4Char"/>
         </w:rPr>
         <w:t>)</w:t>
       </w:r>
-      <w:bookmarkEnd w:id="17"/>
+      <w:bookmarkEnd w:id="18"/>
     </w:p>
     <w:p>
       <w:pPr>
@@ -4901,7 +4921,7 @@
     </w:p>
     <w:p>
       <w:pPr>
-        <w:pStyle w:val="ListParagraph"/>
+        <w:pStyle w:val="Listaszerbekezds"/>
         <w:numPr>
           <w:ilvl w:val="1"/>
           <w:numId w:val="2"/>
@@ -4928,7 +4948,7 @@
     </w:p>
     <w:p>
       <w:pPr>
-        <w:pStyle w:val="ListParagraph"/>
+        <w:pStyle w:val="Listaszerbekezds"/>
         <w:numPr>
           <w:ilvl w:val="1"/>
           <w:numId w:val="2"/>
@@ -4954,7 +4974,7 @@
     </w:p>
     <w:p>
       <w:pPr>
-        <w:pStyle w:val="ListParagraph"/>
+        <w:pStyle w:val="Listaszerbekezds"/>
         <w:numPr>
           <w:ilvl w:val="1"/>
           <w:numId w:val="2"/>
@@ -4989,7 +5009,7 @@
     </w:p>
     <w:p>
       <w:pPr>
-        <w:pStyle w:val="ListParagraph"/>
+        <w:pStyle w:val="Listaszerbekezds"/>
         <w:numPr>
           <w:ilvl w:val="1"/>
           <w:numId w:val="2"/>
@@ -5024,7 +5044,7 @@
     </w:p>
     <w:p>
       <w:pPr>
-        <w:pStyle w:val="ListParagraph"/>
+        <w:pStyle w:val="Listaszerbekezds"/>
         <w:numPr>
           <w:ilvl w:val="1"/>
           <w:numId w:val="2"/>
@@ -5080,7 +5100,7 @@
     </w:p>
     <w:p>
       <w:pPr>
-        <w:pStyle w:val="ListParagraph"/>
+        <w:pStyle w:val="Listaszerbekezds"/>
         <w:numPr>
           <w:ilvl w:val="1"/>
           <w:numId w:val="2"/>
@@ -5114,7 +5134,7 @@
     </w:p>
     <w:p>
       <w:pPr>
-        <w:pStyle w:val="ListParagraph"/>
+        <w:pStyle w:val="Listaszerbekezds"/>
         <w:numPr>
           <w:ilvl w:val="1"/>
           <w:numId w:val="2"/>
@@ -5139,7 +5159,7 @@
     </w:p>
     <w:p>
       <w:pPr>
-        <w:pStyle w:val="ListParagraph"/>
+        <w:pStyle w:val="Listaszerbekezds"/>
         <w:numPr>
           <w:ilvl w:val="1"/>
           <w:numId w:val="2"/>
@@ -5168,12 +5188,20 @@
         <w:t xml:space="preserve">: </w:t>
       </w:r>
       <w:r>
-        <w:t>A felhasználó jelszavának hash-je. Típusa: adathalmaz (byte[] / blob), nem lehet null.</w:t>
-      </w:r>
-    </w:p>
-    <w:p>
-      <w:pPr>
-        <w:pStyle w:val="ListParagraph"/>
+        <w:t xml:space="preserve">A felhasználó </w:t>
+      </w:r>
+      <w:proofErr w:type="spellStart"/>
+      <w:r>
+        <w:t>jelszavának</w:t>
+      </w:r>
+      <w:proofErr w:type="spellEnd"/>
+      <w:r>
+        <w:t xml:space="preserve"> hash-je. Típusa: adathalmaz (byte[] / blob), nem lehet null.</w:t>
+      </w:r>
+    </w:p>
+    <w:p>
+      <w:pPr>
+        <w:pStyle w:val="Listaszerbekezds"/>
         <w:numPr>
           <w:ilvl w:val="1"/>
           <w:numId w:val="2"/>
@@ -5198,7 +5226,7 @@
     </w:p>
     <w:p>
       <w:pPr>
-        <w:pStyle w:val="ListParagraph"/>
+        <w:pStyle w:val="Listaszerbekezds"/>
         <w:numPr>
           <w:ilvl w:val="1"/>
           <w:numId w:val="2"/>
@@ -5232,7 +5260,7 @@
     </w:p>
     <w:p>
       <w:pPr>
-        <w:pStyle w:val="ListParagraph"/>
+        <w:pStyle w:val="Listaszerbekezds"/>
         <w:numPr>
           <w:ilvl w:val="1"/>
           <w:numId w:val="2"/>
@@ -5266,7 +5294,7 @@
     </w:p>
     <w:p>
       <w:pPr>
-        <w:pStyle w:val="ListParagraph"/>
+        <w:pStyle w:val="Listaszerbekezds"/>
         <w:numPr>
           <w:ilvl w:val="1"/>
           <w:numId w:val="2"/>
@@ -5287,7 +5315,7 @@
     </w:p>
     <w:p>
       <w:pPr>
-        <w:pStyle w:val="ListParagraph"/>
+        <w:pStyle w:val="Listaszerbekezds"/>
         <w:numPr>
           <w:ilvl w:val="2"/>
           <w:numId w:val="2"/>
@@ -5328,7 +5356,7 @@
     </w:p>
     <w:p>
       <w:pPr>
-        <w:pStyle w:val="ListParagraph"/>
+        <w:pStyle w:val="Listaszerbekezds"/>
         <w:numPr>
           <w:ilvl w:val="2"/>
           <w:numId w:val="2"/>
@@ -5362,7 +5390,7 @@
     </w:p>
     <w:p>
       <w:pPr>
-        <w:pStyle w:val="ListParagraph"/>
+        <w:pStyle w:val="Listaszerbekezds"/>
         <w:numPr>
           <w:ilvl w:val="2"/>
           <w:numId w:val="2"/>
@@ -5389,7 +5417,7 @@
     </w:p>
     <w:p>
       <w:pPr>
-        <w:pStyle w:val="ListParagraph"/>
+        <w:pStyle w:val="Listaszerbekezds"/>
         <w:numPr>
           <w:ilvl w:val="1"/>
           <w:numId w:val="2"/>
@@ -5441,13 +5469,18 @@
     </w:p>
     <w:p>
       <w:pPr>
-        <w:pStyle w:val="Heading4"/>
-        <w:suppressAutoHyphens/>
-      </w:pPr>
-      <w:bookmarkStart w:id="18" w:name="_Toc227709788"/>
+        <w:pStyle w:val="Cmsor4"/>
+        <w:suppressAutoHyphens/>
+      </w:pPr>
+      <w:bookmarkStart w:id="19" w:name="_Toc227709788"/>
+      <w:proofErr w:type="spellStart"/>
       <w:r>
         <w:lastRenderedPageBreak/>
-        <w:t>Token (</w:t>
+        <w:t>Token</w:t>
+      </w:r>
+      <w:proofErr w:type="spellEnd"/>
+      <w:r>
+        <w:t xml:space="preserve"> (</w:t>
       </w:r>
       <w:proofErr w:type="spellStart"/>
       <w:r>
@@ -5457,7 +5490,7 @@
       <w:r>
         <w:t>)</w:t>
       </w:r>
-      <w:bookmarkEnd w:id="18"/>
+      <w:bookmarkEnd w:id="19"/>
     </w:p>
     <w:p>
       <w:pPr>
@@ -5483,7 +5516,7 @@
     </w:p>
     <w:p>
       <w:pPr>
-        <w:pStyle w:val="ListParagraph"/>
+        <w:pStyle w:val="Listaszerbekezds"/>
         <w:numPr>
           <w:ilvl w:val="0"/>
           <w:numId w:val="15"/>
@@ -5504,7 +5537,7 @@
     </w:p>
     <w:p>
       <w:pPr>
-        <w:pStyle w:val="ListParagraph"/>
+        <w:pStyle w:val="Listaszerbekezds"/>
         <w:numPr>
           <w:ilvl w:val="0"/>
           <w:numId w:val="15"/>
@@ -5527,7 +5560,7 @@
     </w:p>
     <w:p>
       <w:pPr>
-        <w:pStyle w:val="ListParagraph"/>
+        <w:pStyle w:val="Listaszerbekezds"/>
         <w:numPr>
           <w:ilvl w:val="0"/>
           <w:numId w:val="15"/>
@@ -5559,7 +5592,7 @@
     </w:p>
     <w:p>
       <w:pPr>
-        <w:pStyle w:val="ListParagraph"/>
+        <w:pStyle w:val="Listaszerbekezds"/>
         <w:numPr>
           <w:ilvl w:val="0"/>
           <w:numId w:val="15"/>
@@ -5608,7 +5641,7 @@
     </w:p>
     <w:p>
       <w:pPr>
-        <w:pStyle w:val="ListParagraph"/>
+        <w:pStyle w:val="Listaszerbekezds"/>
         <w:numPr>
           <w:ilvl w:val="0"/>
           <w:numId w:val="16"/>
@@ -5656,10 +5689,10 @@
     </w:p>
     <w:p>
       <w:pPr>
-        <w:pStyle w:val="Heading4"/>
-        <w:suppressAutoHyphens/>
-      </w:pPr>
-      <w:bookmarkStart w:id="19" w:name="_Toc227709789"/>
+        <w:pStyle w:val="Cmsor4"/>
+        <w:suppressAutoHyphens/>
+      </w:pPr>
+      <w:bookmarkStart w:id="20" w:name="_Toc227709789"/>
       <w:r>
         <w:t>Értesítés (</w:t>
       </w:r>
@@ -5671,7 +5704,7 @@
       <w:r>
         <w:t>)</w:t>
       </w:r>
-      <w:bookmarkEnd w:id="19"/>
+      <w:bookmarkEnd w:id="20"/>
     </w:p>
     <w:p>
       <w:pPr>
@@ -5697,7 +5730,7 @@
     </w:p>
     <w:p>
       <w:pPr>
-        <w:pStyle w:val="ListParagraph"/>
+        <w:pStyle w:val="Listaszerbekezds"/>
         <w:numPr>
           <w:ilvl w:val="0"/>
           <w:numId w:val="16"/>
@@ -5718,7 +5751,7 @@
     </w:p>
     <w:p>
       <w:pPr>
-        <w:pStyle w:val="ListParagraph"/>
+        <w:pStyle w:val="Listaszerbekezds"/>
         <w:numPr>
           <w:ilvl w:val="0"/>
           <w:numId w:val="16"/>
@@ -5743,7 +5776,7 @@
     </w:p>
     <w:p>
       <w:pPr>
-        <w:pStyle w:val="ListParagraph"/>
+        <w:pStyle w:val="Listaszerbekezds"/>
         <w:numPr>
           <w:ilvl w:val="0"/>
           <w:numId w:val="16"/>
@@ -5768,7 +5801,7 @@
     </w:p>
     <w:p>
       <w:pPr>
-        <w:pStyle w:val="ListParagraph"/>
+        <w:pStyle w:val="Listaszerbekezds"/>
         <w:numPr>
           <w:ilvl w:val="0"/>
           <w:numId w:val="16"/>
@@ -5813,7 +5846,7 @@
     </w:p>
     <w:p>
       <w:pPr>
-        <w:pStyle w:val="ListParagraph"/>
+        <w:pStyle w:val="Listaszerbekezds"/>
         <w:numPr>
           <w:ilvl w:val="0"/>
           <w:numId w:val="17"/>
@@ -5876,7 +5909,7 @@
     </w:p>
     <w:p>
       <w:pPr>
-        <w:pStyle w:val="ListParagraph"/>
+        <w:pStyle w:val="Listaszerbekezds"/>
         <w:numPr>
           <w:ilvl w:val="0"/>
           <w:numId w:val="2"/>
@@ -5897,10 +5930,10 @@
     </w:p>
     <w:p>
       <w:pPr>
-        <w:pStyle w:val="Heading4"/>
-        <w:suppressAutoHyphens/>
-      </w:pPr>
-      <w:bookmarkStart w:id="20" w:name="_Toc227709790"/>
+        <w:pStyle w:val="Cmsor4"/>
+        <w:suppressAutoHyphens/>
+      </w:pPr>
+      <w:bookmarkStart w:id="21" w:name="_Toc227709790"/>
       <w:r>
         <w:lastRenderedPageBreak/>
         <w:t>Jármű (</w:t>
@@ -5913,7 +5946,7 @@
       <w:r>
         <w:t>)</w:t>
       </w:r>
-      <w:bookmarkEnd w:id="20"/>
+      <w:bookmarkEnd w:id="21"/>
     </w:p>
     <w:p>
       <w:pPr>
@@ -5946,7 +5979,7 @@
     </w:p>
     <w:p>
       <w:pPr>
-        <w:pStyle w:val="ListParagraph"/>
+        <w:pStyle w:val="Listaszerbekezds"/>
         <w:numPr>
           <w:ilvl w:val="0"/>
           <w:numId w:val="2"/>
@@ -5989,7 +6022,7 @@
     </w:p>
     <w:p>
       <w:pPr>
-        <w:pStyle w:val="ListParagraph"/>
+        <w:pStyle w:val="Listaszerbekezds"/>
         <w:numPr>
           <w:ilvl w:val="0"/>
           <w:numId w:val="2"/>
@@ -6018,7 +6051,15 @@
         <w:t xml:space="preserve">: </w:t>
       </w:r>
       <w:r>
-        <w:t xml:space="preserve">A jármú alvázszáma, </w:t>
+        <w:t xml:space="preserve">A </w:t>
+      </w:r>
+      <w:proofErr w:type="spellStart"/>
+      <w:r>
+        <w:t>jármú</w:t>
+      </w:r>
+      <w:proofErr w:type="spellEnd"/>
+      <w:r>
+        <w:t xml:space="preserve"> alvázszáma, </w:t>
       </w:r>
       <w:r>
         <w:t>adminisztrációs</w:t>
@@ -6029,7 +6070,7 @@
     </w:p>
     <w:p>
       <w:pPr>
-        <w:pStyle w:val="ListParagraph"/>
+        <w:pStyle w:val="Listaszerbekezds"/>
         <w:numPr>
           <w:ilvl w:val="0"/>
           <w:numId w:val="2"/>
@@ -6062,7 +6103,7 @@
     </w:p>
     <w:p>
       <w:pPr>
-        <w:pStyle w:val="ListParagraph"/>
+        <w:pStyle w:val="Listaszerbekezds"/>
         <w:numPr>
           <w:ilvl w:val="0"/>
           <w:numId w:val="2"/>
@@ -6095,7 +6136,7 @@
     </w:p>
     <w:p>
       <w:pPr>
-        <w:pStyle w:val="ListParagraph"/>
+        <w:pStyle w:val="Listaszerbekezds"/>
         <w:numPr>
           <w:ilvl w:val="0"/>
           <w:numId w:val="2"/>
@@ -6128,7 +6169,7 @@
     </w:p>
     <w:p>
       <w:pPr>
-        <w:pStyle w:val="ListParagraph"/>
+        <w:pStyle w:val="Listaszerbekezds"/>
         <w:numPr>
           <w:ilvl w:val="0"/>
           <w:numId w:val="2"/>
@@ -6164,7 +6205,7 @@
     </w:p>
     <w:p>
       <w:pPr>
-        <w:pStyle w:val="ListParagraph"/>
+        <w:pStyle w:val="Listaszerbekezds"/>
         <w:numPr>
           <w:ilvl w:val="0"/>
           <w:numId w:val="2"/>
@@ -6197,7 +6238,7 @@
     </w:p>
     <w:p>
       <w:pPr>
-        <w:pStyle w:val="ListParagraph"/>
+        <w:pStyle w:val="Listaszerbekezds"/>
         <w:numPr>
           <w:ilvl w:val="0"/>
           <w:numId w:val="2"/>
@@ -6230,7 +6271,7 @@
     </w:p>
     <w:p>
       <w:pPr>
-        <w:pStyle w:val="ListParagraph"/>
+        <w:pStyle w:val="Listaszerbekezds"/>
         <w:numPr>
           <w:ilvl w:val="0"/>
           <w:numId w:val="2"/>
@@ -6263,7 +6304,7 @@
     </w:p>
     <w:p>
       <w:pPr>
-        <w:pStyle w:val="ListParagraph"/>
+        <w:pStyle w:val="Listaszerbekezds"/>
         <w:numPr>
           <w:ilvl w:val="0"/>
           <w:numId w:val="2"/>
@@ -6304,7 +6345,7 @@
     </w:p>
     <w:p>
       <w:pPr>
-        <w:pStyle w:val="ListParagraph"/>
+        <w:pStyle w:val="Listaszerbekezds"/>
         <w:numPr>
           <w:ilvl w:val="0"/>
           <w:numId w:val="2"/>
@@ -6337,7 +6378,7 @@
     </w:p>
     <w:p>
       <w:pPr>
-        <w:pStyle w:val="ListParagraph"/>
+        <w:pStyle w:val="Listaszerbekezds"/>
         <w:numPr>
           <w:ilvl w:val="0"/>
           <w:numId w:val="2"/>
@@ -6370,7 +6411,7 @@
     </w:p>
     <w:p>
       <w:pPr>
-        <w:pStyle w:val="ListParagraph"/>
+        <w:pStyle w:val="Listaszerbekezds"/>
         <w:numPr>
           <w:ilvl w:val="0"/>
           <w:numId w:val="2"/>
@@ -6413,7 +6454,7 @@
     </w:p>
     <w:p>
       <w:pPr>
-        <w:pStyle w:val="ListParagraph"/>
+        <w:pStyle w:val="Listaszerbekezds"/>
         <w:numPr>
           <w:ilvl w:val="0"/>
           <w:numId w:val="13"/>
@@ -6480,10 +6521,10 @@
     </w:p>
     <w:p>
       <w:pPr>
-        <w:pStyle w:val="Heading4"/>
-        <w:suppressAutoHyphens/>
-      </w:pPr>
-      <w:bookmarkStart w:id="21" w:name="_Toc227709791"/>
+        <w:pStyle w:val="Cmsor4"/>
+        <w:suppressAutoHyphens/>
+      </w:pPr>
+      <w:bookmarkStart w:id="22" w:name="_Toc227709791"/>
       <w:r>
         <w:lastRenderedPageBreak/>
         <w:t>Járműelé</w:t>
@@ -6505,7 +6546,7 @@
       <w:r>
         <w:t>)</w:t>
       </w:r>
-      <w:bookmarkEnd w:id="21"/>
+      <w:bookmarkEnd w:id="22"/>
     </w:p>
     <w:p>
       <w:pPr>
@@ -6537,7 +6578,7 @@
     </w:p>
     <w:p>
       <w:pPr>
-        <w:pStyle w:val="ListParagraph"/>
+        <w:pStyle w:val="Listaszerbekezds"/>
         <w:numPr>
           <w:ilvl w:val="0"/>
           <w:numId w:val="9"/>
@@ -6558,7 +6599,7 @@
     </w:p>
     <w:p>
       <w:pPr>
-        <w:pStyle w:val="ListParagraph"/>
+        <w:pStyle w:val="Listaszerbekezds"/>
         <w:numPr>
           <w:ilvl w:val="0"/>
           <w:numId w:val="9"/>
@@ -6589,7 +6630,7 @@
     </w:p>
     <w:p>
       <w:pPr>
-        <w:pStyle w:val="ListParagraph"/>
+        <w:pStyle w:val="Listaszerbekezds"/>
         <w:numPr>
           <w:ilvl w:val="0"/>
           <w:numId w:val="9"/>
@@ -6615,7 +6656,7 @@
     </w:p>
     <w:p>
       <w:pPr>
-        <w:pStyle w:val="ListParagraph"/>
+        <w:pStyle w:val="Listaszerbekezds"/>
         <w:numPr>
           <w:ilvl w:val="0"/>
           <w:numId w:val="9"/>
@@ -6641,7 +6682,7 @@
     </w:p>
     <w:p>
       <w:pPr>
-        <w:pStyle w:val="ListParagraph"/>
+        <w:pStyle w:val="Listaszerbekezds"/>
         <w:numPr>
           <w:ilvl w:val="0"/>
           <w:numId w:val="9"/>
@@ -6665,7 +6706,15 @@
         <w:t xml:space="preserve">: </w:t>
       </w:r>
       <w:r>
-        <w:t>A bérelhetőségi időszakban az óradíj. Típusa: szám (int), nem lehet null.</w:t>
+        <w:t xml:space="preserve">A </w:t>
+      </w:r>
+      <w:proofErr w:type="spellStart"/>
+      <w:r>
+        <w:t>bérelhetőségi</w:t>
+      </w:r>
+      <w:proofErr w:type="spellEnd"/>
+      <w:r>
+        <w:t xml:space="preserve"> időszakban az óradíj. Típusa: szám (int), nem lehet null.</w:t>
       </w:r>
     </w:p>
     <w:p>
@@ -6684,7 +6733,7 @@
     </w:p>
     <w:p>
       <w:pPr>
-        <w:pStyle w:val="ListParagraph"/>
+        <w:pStyle w:val="Listaszerbekezds"/>
         <w:numPr>
           <w:ilvl w:val="0"/>
           <w:numId w:val="11"/>
@@ -6732,10 +6781,10 @@
     </w:p>
     <w:p>
       <w:pPr>
-        <w:pStyle w:val="Heading4"/>
-        <w:suppressAutoHyphens/>
-      </w:pPr>
-      <w:bookmarkStart w:id="22" w:name="_Toc227709792"/>
+        <w:pStyle w:val="Cmsor4"/>
+        <w:suppressAutoHyphens/>
+      </w:pPr>
+      <w:bookmarkStart w:id="23" w:name="_Toc227709792"/>
       <w:r>
         <w:t>Járműkép (</w:t>
       </w:r>
@@ -6747,7 +6796,7 @@
       <w:r>
         <w:t>)</w:t>
       </w:r>
-      <w:bookmarkEnd w:id="22"/>
+      <w:bookmarkEnd w:id="23"/>
       <w:r>
         <w:t xml:space="preserve"> </w:t>
       </w:r>
@@ -6790,7 +6839,7 @@
     </w:p>
     <w:p>
       <w:pPr>
-        <w:pStyle w:val="ListParagraph"/>
+        <w:pStyle w:val="Listaszerbekezds"/>
         <w:numPr>
           <w:ilvl w:val="0"/>
           <w:numId w:val="10"/>
@@ -6811,7 +6860,7 @@
     </w:p>
     <w:p>
       <w:pPr>
-        <w:pStyle w:val="ListParagraph"/>
+        <w:pStyle w:val="Listaszerbekezds"/>
         <w:numPr>
           <w:ilvl w:val="0"/>
           <w:numId w:val="10"/>
@@ -6840,7 +6889,7 @@
     </w:p>
     <w:p>
       <w:pPr>
-        <w:pStyle w:val="ListParagraph"/>
+        <w:pStyle w:val="Listaszerbekezds"/>
         <w:numPr>
           <w:ilvl w:val="0"/>
           <w:numId w:val="10"/>
@@ -6869,7 +6918,7 @@
     </w:p>
     <w:p>
       <w:pPr>
-        <w:pStyle w:val="ListParagraph"/>
+        <w:pStyle w:val="Listaszerbekezds"/>
         <w:numPr>
           <w:ilvl w:val="0"/>
           <w:numId w:val="10"/>
@@ -6912,7 +6961,7 @@
     </w:p>
     <w:p>
       <w:pPr>
-        <w:pStyle w:val="ListParagraph"/>
+        <w:pStyle w:val="Listaszerbekezds"/>
         <w:numPr>
           <w:ilvl w:val="0"/>
           <w:numId w:val="12"/>
@@ -6969,13 +7018,13 @@
     </w:p>
     <w:p>
       <w:pPr>
-        <w:pStyle w:val="Heading4"/>
+        <w:pStyle w:val="Cmsor4"/>
         <w:suppressAutoHyphens/>
       </w:pPr>
       <w:r>
         <w:br w:type="page"/>
       </w:r>
-      <w:bookmarkStart w:id="23" w:name="_Toc227709793"/>
+      <w:bookmarkStart w:id="24" w:name="_Toc227709793"/>
       <w:r>
         <w:lastRenderedPageBreak/>
         <w:t>Bérlés (</w:t>
@@ -6988,7 +7037,7 @@
       <w:r>
         <w:t>)</w:t>
       </w:r>
-      <w:bookmarkEnd w:id="23"/>
+      <w:bookmarkEnd w:id="24"/>
     </w:p>
     <w:p>
       <w:pPr>
@@ -7018,7 +7067,7 @@
     </w:p>
     <w:p>
       <w:pPr>
-        <w:pStyle w:val="ListParagraph"/>
+        <w:pStyle w:val="Listaszerbekezds"/>
         <w:numPr>
           <w:ilvl w:val="0"/>
           <w:numId w:val="2"/>
@@ -7049,7 +7098,7 @@
     </w:p>
     <w:p>
       <w:pPr>
-        <w:pStyle w:val="ListParagraph"/>
+        <w:pStyle w:val="Listaszerbekezds"/>
         <w:numPr>
           <w:ilvl w:val="0"/>
           <w:numId w:val="2"/>
@@ -7097,7 +7146,7 @@
     </w:p>
     <w:p>
       <w:pPr>
-        <w:pStyle w:val="ListParagraph"/>
+        <w:pStyle w:val="Listaszerbekezds"/>
         <w:numPr>
           <w:ilvl w:val="0"/>
           <w:numId w:val="2"/>
@@ -7139,7 +7188,7 @@
     </w:p>
     <w:p>
       <w:pPr>
-        <w:pStyle w:val="ListParagraph"/>
+        <w:pStyle w:val="Listaszerbekezds"/>
         <w:numPr>
           <w:ilvl w:val="0"/>
           <w:numId w:val="2"/>
@@ -7172,7 +7221,7 @@
     </w:p>
     <w:p>
       <w:pPr>
-        <w:pStyle w:val="ListParagraph"/>
+        <w:pStyle w:val="Listaszerbekezds"/>
         <w:numPr>
           <w:ilvl w:val="0"/>
           <w:numId w:val="2"/>
@@ -7209,7 +7258,7 @@
     </w:p>
     <w:p>
       <w:pPr>
-        <w:pStyle w:val="ListParagraph"/>
+        <w:pStyle w:val="Listaszerbekezds"/>
         <w:numPr>
           <w:ilvl w:val="1"/>
           <w:numId w:val="2"/>
@@ -7225,7 +7274,7 @@
     </w:p>
     <w:p>
       <w:pPr>
-        <w:pStyle w:val="ListParagraph"/>
+        <w:pStyle w:val="Listaszerbekezds"/>
         <w:numPr>
           <w:ilvl w:val="1"/>
           <w:numId w:val="2"/>
@@ -7238,7 +7287,7 @@
     </w:p>
     <w:p>
       <w:pPr>
-        <w:pStyle w:val="ListParagraph"/>
+        <w:pStyle w:val="Listaszerbekezds"/>
         <w:numPr>
           <w:ilvl w:val="1"/>
           <w:numId w:val="2"/>
@@ -7251,7 +7300,7 @@
     </w:p>
     <w:p>
       <w:pPr>
-        <w:pStyle w:val="ListParagraph"/>
+        <w:pStyle w:val="Listaszerbekezds"/>
         <w:numPr>
           <w:ilvl w:val="1"/>
           <w:numId w:val="2"/>
@@ -7264,7 +7313,7 @@
     </w:p>
     <w:p>
       <w:pPr>
-        <w:pStyle w:val="ListParagraph"/>
+        <w:pStyle w:val="Listaszerbekezds"/>
         <w:numPr>
           <w:ilvl w:val="1"/>
           <w:numId w:val="2"/>
@@ -7277,7 +7326,7 @@
     </w:p>
     <w:p>
       <w:pPr>
-        <w:pStyle w:val="ListParagraph"/>
+        <w:pStyle w:val="Listaszerbekezds"/>
         <w:numPr>
           <w:ilvl w:val="1"/>
           <w:numId w:val="2"/>
@@ -7290,7 +7339,7 @@
     </w:p>
     <w:p>
       <w:pPr>
-        <w:pStyle w:val="ListParagraph"/>
+        <w:pStyle w:val="Listaszerbekezds"/>
         <w:numPr>
           <w:ilvl w:val="1"/>
           <w:numId w:val="2"/>
@@ -7303,7 +7352,7 @@
     </w:p>
     <w:p>
       <w:pPr>
-        <w:pStyle w:val="ListParagraph"/>
+        <w:pStyle w:val="Listaszerbekezds"/>
         <w:numPr>
           <w:ilvl w:val="1"/>
           <w:numId w:val="2"/>
@@ -7319,7 +7368,7 @@
     </w:p>
     <w:p>
       <w:pPr>
-        <w:pStyle w:val="ListParagraph"/>
+        <w:pStyle w:val="Listaszerbekezds"/>
         <w:numPr>
           <w:ilvl w:val="1"/>
           <w:numId w:val="2"/>
@@ -7332,7 +7381,7 @@
     </w:p>
     <w:p>
       <w:pPr>
-        <w:pStyle w:val="ListParagraph"/>
+        <w:pStyle w:val="Listaszerbekezds"/>
         <w:numPr>
           <w:ilvl w:val="1"/>
           <w:numId w:val="2"/>
@@ -7345,7 +7394,7 @@
     </w:p>
     <w:p>
       <w:pPr>
-        <w:pStyle w:val="ListParagraph"/>
+        <w:pStyle w:val="Listaszerbekezds"/>
         <w:numPr>
           <w:ilvl w:val="0"/>
           <w:numId w:val="2"/>
@@ -7378,7 +7427,7 @@
     </w:p>
     <w:p>
       <w:pPr>
-        <w:pStyle w:val="ListParagraph"/>
+        <w:pStyle w:val="Listaszerbekezds"/>
         <w:numPr>
           <w:ilvl w:val="0"/>
           <w:numId w:val="2"/>
@@ -7430,7 +7479,7 @@
     </w:p>
     <w:p>
       <w:pPr>
-        <w:pStyle w:val="ListParagraph"/>
+        <w:pStyle w:val="Listaszerbekezds"/>
         <w:numPr>
           <w:ilvl w:val="0"/>
           <w:numId w:val="2"/>
@@ -7498,7 +7547,7 @@
     </w:p>
     <w:p>
       <w:pPr>
-        <w:pStyle w:val="ListParagraph"/>
+        <w:pStyle w:val="Listaszerbekezds"/>
         <w:numPr>
           <w:ilvl w:val="0"/>
           <w:numId w:val="14"/>
@@ -7557,7 +7606,7 @@
     </w:p>
     <w:p>
       <w:pPr>
-        <w:pStyle w:val="ListParagraph"/>
+        <w:pStyle w:val="Listaszerbekezds"/>
         <w:numPr>
           <w:ilvl w:val="0"/>
           <w:numId w:val="14"/>
@@ -7608,10 +7657,10 @@
     </w:p>
     <w:p>
       <w:pPr>
-        <w:pStyle w:val="Heading4"/>
-        <w:suppressAutoHyphens/>
-      </w:pPr>
-      <w:bookmarkStart w:id="24" w:name="_Toc227709794"/>
+        <w:pStyle w:val="Cmsor4"/>
+        <w:suppressAutoHyphens/>
+      </w:pPr>
+      <w:bookmarkStart w:id="25" w:name="_Toc227709794"/>
       <w:r>
         <w:t>Üzenet (</w:t>
       </w:r>
@@ -7623,7 +7672,7 @@
       <w:r>
         <w:t>)</w:t>
       </w:r>
-      <w:bookmarkEnd w:id="24"/>
+      <w:bookmarkEnd w:id="25"/>
     </w:p>
     <w:p>
       <w:pPr>
@@ -7655,7 +7704,7 @@
     </w:p>
     <w:p>
       <w:pPr>
-        <w:pStyle w:val="ListParagraph"/>
+        <w:pStyle w:val="Listaszerbekezds"/>
         <w:numPr>
           <w:ilvl w:val="0"/>
           <w:numId w:val="18"/>
@@ -7676,7 +7725,7 @@
     </w:p>
     <w:p>
       <w:pPr>
-        <w:pStyle w:val="ListParagraph"/>
+        <w:pStyle w:val="Listaszerbekezds"/>
         <w:numPr>
           <w:ilvl w:val="0"/>
           <w:numId w:val="18"/>
@@ -7701,7 +7750,7 @@
     </w:p>
     <w:p>
       <w:pPr>
-        <w:pStyle w:val="ListParagraph"/>
+        <w:pStyle w:val="Listaszerbekezds"/>
         <w:numPr>
           <w:ilvl w:val="0"/>
           <w:numId w:val="18"/>
@@ -7742,7 +7791,7 @@
     </w:p>
     <w:p>
       <w:pPr>
-        <w:pStyle w:val="ListParagraph"/>
+        <w:pStyle w:val="Listaszerbekezds"/>
         <w:numPr>
           <w:ilvl w:val="0"/>
           <w:numId w:val="18"/>
@@ -7773,7 +7822,7 @@
     </w:p>
     <w:p>
       <w:pPr>
-        <w:pStyle w:val="ListParagraph"/>
+        <w:pStyle w:val="Listaszerbekezds"/>
         <w:numPr>
           <w:ilvl w:val="0"/>
           <w:numId w:val="18"/>
@@ -7828,7 +7877,7 @@
     </w:p>
     <w:p>
       <w:pPr>
-        <w:pStyle w:val="ListParagraph"/>
+        <w:pStyle w:val="Listaszerbekezds"/>
         <w:numPr>
           <w:ilvl w:val="0"/>
           <w:numId w:val="19"/>
@@ -7876,7 +7925,7 @@
     </w:p>
     <w:p>
       <w:pPr>
-        <w:pStyle w:val="ListParagraph"/>
+        <w:pStyle w:val="Listaszerbekezds"/>
         <w:numPr>
           <w:ilvl w:val="0"/>
           <w:numId w:val="19"/>
@@ -7934,15 +7983,15 @@
     </w:p>
     <w:p>
       <w:pPr>
-        <w:pStyle w:val="Heading3"/>
-        <w:suppressAutoHyphens/>
-      </w:pPr>
-      <w:bookmarkStart w:id="25" w:name="_Toc227709795"/>
+        <w:pStyle w:val="Cmsor3"/>
+        <w:suppressAutoHyphens/>
+      </w:pPr>
+      <w:bookmarkStart w:id="26" w:name="_Toc227709795"/>
       <w:r>
         <w:lastRenderedPageBreak/>
         <w:t>Kapcsolatok</w:t>
       </w:r>
-      <w:bookmarkEnd w:id="25"/>
+      <w:bookmarkEnd w:id="26"/>
     </w:p>
     <w:p>
       <w:pPr>
@@ -7954,7 +8003,7 @@
     </w:p>
     <w:p>
       <w:pPr>
-        <w:pStyle w:val="Heading5"/>
+        <w:pStyle w:val="Cmsor5"/>
         <w:suppressAutoHyphens/>
       </w:pPr>
       <w:r>
@@ -7985,7 +8034,7 @@
     </w:p>
     <w:p>
       <w:pPr>
-        <w:pStyle w:val="Heading5"/>
+        <w:pStyle w:val="Cmsor5"/>
         <w:suppressAutoHyphens/>
       </w:pPr>
       <w:r>
@@ -8010,7 +8059,7 @@
     </w:p>
     <w:p>
       <w:pPr>
-        <w:pStyle w:val="Heading5"/>
+        <w:pStyle w:val="Cmsor5"/>
         <w:suppressAutoHyphens/>
       </w:pPr>
       <w:r>
@@ -8038,7 +8087,7 @@
     </w:p>
     <w:p>
       <w:pPr>
-        <w:pStyle w:val="Heading5"/>
+        <w:pStyle w:val="Cmsor5"/>
         <w:suppressAutoHyphens/>
       </w:pPr>
       <w:r>
@@ -8063,7 +8112,7 @@
     </w:p>
     <w:p>
       <w:pPr>
-        <w:pStyle w:val="Heading5"/>
+        <w:pStyle w:val="Cmsor5"/>
         <w:suppressAutoHyphens/>
       </w:pPr>
       <w:r>
@@ -8098,7 +8147,7 @@
     </w:p>
     <w:p>
       <w:pPr>
-        <w:pStyle w:val="Heading5"/>
+        <w:pStyle w:val="Cmsor5"/>
         <w:suppressAutoHyphens/>
       </w:pPr>
       <w:r>
@@ -8130,7 +8179,7 @@
     </w:p>
     <w:p>
       <w:pPr>
-        <w:pStyle w:val="Heading5"/>
+        <w:pStyle w:val="Cmsor5"/>
         <w:suppressAutoHyphens/>
       </w:pPr>
       <w:r>
@@ -8161,7 +8210,7 @@
     </w:p>
     <w:p>
       <w:pPr>
-        <w:pStyle w:val="Heading5"/>
+        <w:pStyle w:val="Cmsor5"/>
         <w:suppressAutoHyphens/>
       </w:pPr>
       <w:r>
@@ -8186,7 +8235,7 @@
     </w:p>
     <w:p>
       <w:pPr>
-        <w:pStyle w:val="Heading5"/>
+        <w:pStyle w:val="Cmsor5"/>
         <w:suppressAutoHyphens/>
       </w:pPr>
       <w:r>
@@ -8211,13 +8260,13 @@
     </w:p>
     <w:p>
       <w:pPr>
-        <w:pStyle w:val="Heading3"/>
-      </w:pPr>
-      <w:bookmarkStart w:id="26" w:name="_Toc227709796"/>
+        <w:pStyle w:val="Cmsor3"/>
+      </w:pPr>
+      <w:bookmarkStart w:id="27" w:name="_Toc227709796"/>
       <w:r>
         <w:t>Implementáció</w:t>
       </w:r>
-      <w:bookmarkEnd w:id="26"/>
+      <w:bookmarkEnd w:id="27"/>
     </w:p>
     <w:p>
       <w:r>
@@ -8245,15 +8294,15 @@
     </w:p>
     <w:p>
       <w:pPr>
-        <w:pStyle w:val="Heading2"/>
-        <w:suppressAutoHyphens/>
-      </w:pPr>
-      <w:bookmarkStart w:id="27" w:name="_Toc227709797"/>
+        <w:pStyle w:val="Cmsor2"/>
+        <w:suppressAutoHyphens/>
+      </w:pPr>
+      <w:bookmarkStart w:id="28" w:name="_Toc227709797"/>
       <w:r>
         <w:lastRenderedPageBreak/>
         <w:t>Backend</w:t>
       </w:r>
-      <w:bookmarkEnd w:id="27"/>
+      <w:bookmarkEnd w:id="28"/>
     </w:p>
     <w:p>
       <w:pPr>
@@ -8280,25 +8329,25 @@
     </w:p>
     <w:p>
       <w:pPr>
-        <w:pStyle w:val="Heading3"/>
-        <w:suppressAutoHyphens/>
-      </w:pPr>
-      <w:bookmarkStart w:id="28" w:name="_Toc227709798"/>
+        <w:pStyle w:val="Cmsor3"/>
+        <w:suppressAutoHyphens/>
+      </w:pPr>
+      <w:bookmarkStart w:id="29" w:name="_Toc227709798"/>
       <w:r>
         <w:t>Metóduskontrollerek</w:t>
       </w:r>
-      <w:bookmarkEnd w:id="28"/>
-    </w:p>
-    <w:p>
-      <w:pPr>
-        <w:pStyle w:val="Heading4"/>
-        <w:suppressAutoHyphens/>
-      </w:pPr>
-      <w:bookmarkStart w:id="29" w:name="_Toc227709799"/>
+      <w:bookmarkEnd w:id="29"/>
+    </w:p>
+    <w:p>
+      <w:pPr>
+        <w:pStyle w:val="Cmsor4"/>
+        <w:suppressAutoHyphens/>
+      </w:pPr>
+      <w:bookmarkStart w:id="30" w:name="_Toc227709799"/>
       <w:r>
         <w:t>Autentikációs kontroller – AuthController</w:t>
       </w:r>
-      <w:bookmarkEnd w:id="29"/>
+      <w:bookmarkEnd w:id="30"/>
     </w:p>
     <w:p>
       <w:pPr>
@@ -8345,7 +8394,7 @@
     </w:p>
     <w:p>
       <w:pPr>
-        <w:pStyle w:val="Heading5"/>
+        <w:pStyle w:val="Cmsor5"/>
       </w:pPr>
       <w:r>
         <w:t>/</w:t>
@@ -8361,7 +8410,7 @@
     </w:p>
     <w:p>
       <w:pPr>
-        <w:pStyle w:val="ListParagraph"/>
+        <w:pStyle w:val="Listaszerbekezds"/>
         <w:numPr>
           <w:ilvl w:val="0"/>
           <w:numId w:val="21"/>
@@ -8374,7 +8423,7 @@
     </w:p>
     <w:p>
       <w:pPr>
-        <w:pStyle w:val="ListParagraph"/>
+        <w:pStyle w:val="Listaszerbekezds"/>
         <w:numPr>
           <w:ilvl w:val="1"/>
           <w:numId w:val="21"/>
@@ -8387,7 +8436,7 @@
     </w:p>
     <w:p>
       <w:pPr>
-        <w:pStyle w:val="ListParagraph"/>
+        <w:pStyle w:val="Listaszerbekezds"/>
         <w:numPr>
           <w:ilvl w:val="1"/>
           <w:numId w:val="21"/>
@@ -8416,7 +8465,7 @@
     </w:p>
     <w:p>
       <w:pPr>
-        <w:pStyle w:val="ListParagraph"/>
+        <w:pStyle w:val="Listaszerbekezds"/>
         <w:numPr>
           <w:ilvl w:val="1"/>
           <w:numId w:val="21"/>
@@ -8441,7 +8490,7 @@
     </w:p>
     <w:p>
       <w:pPr>
-        <w:pStyle w:val="ListParagraph"/>
+        <w:pStyle w:val="Listaszerbekezds"/>
         <w:numPr>
           <w:ilvl w:val="2"/>
           <w:numId w:val="21"/>
@@ -8471,7 +8520,7 @@
     </w:p>
     <w:p>
       <w:pPr>
-        <w:pStyle w:val="ListParagraph"/>
+        <w:pStyle w:val="Listaszerbekezds"/>
         <w:numPr>
           <w:ilvl w:val="2"/>
           <w:numId w:val="21"/>
@@ -8523,7 +8572,7 @@
     </w:p>
     <w:p>
       <w:pPr>
-        <w:pStyle w:val="ListParagraph"/>
+        <w:pStyle w:val="Listaszerbekezds"/>
         <w:numPr>
           <w:ilvl w:val="2"/>
           <w:numId w:val="21"/>
@@ -8549,7 +8598,23 @@
           <w:b/>
           <w:bCs/>
         </w:rPr>
-        <w:t xml:space="preserve">JWT HttpOnly </w:t>
+        <w:t xml:space="preserve">JWT </w:t>
+      </w:r>
+      <w:proofErr w:type="spellStart"/>
+      <w:r>
+        <w:rPr>
+          <w:b/>
+          <w:bCs/>
+        </w:rPr>
+        <w:t>HttpOnly</w:t>
+      </w:r>
+      <w:proofErr w:type="spellEnd"/>
+      <w:r>
+        <w:rPr>
+          <w:b/>
+          <w:bCs/>
+        </w:rPr>
+        <w:t xml:space="preserve"> </w:t>
       </w:r>
       <w:proofErr w:type="spellStart"/>
       <w:r>
@@ -8573,7 +8638,7 @@
     </w:p>
     <w:p>
       <w:pPr>
-        <w:pStyle w:val="Heading5"/>
+        <w:pStyle w:val="Cmsor5"/>
       </w:pPr>
       <w:r>
         <w:t>/</w:t>
@@ -8589,7 +8654,7 @@
     </w:p>
     <w:p>
       <w:pPr>
-        <w:pStyle w:val="ListParagraph"/>
+        <w:pStyle w:val="Listaszerbekezds"/>
         <w:numPr>
           <w:ilvl w:val="0"/>
           <w:numId w:val="21"/>
@@ -8602,7 +8667,7 @@
     </w:p>
     <w:p>
       <w:pPr>
-        <w:pStyle w:val="ListParagraph"/>
+        <w:pStyle w:val="Listaszerbekezds"/>
         <w:numPr>
           <w:ilvl w:val="1"/>
           <w:numId w:val="21"/>
@@ -8621,7 +8686,7 @@
     </w:p>
     <w:p>
       <w:pPr>
-        <w:pStyle w:val="ListParagraph"/>
+        <w:pStyle w:val="Listaszerbekezds"/>
         <w:numPr>
           <w:ilvl w:val="1"/>
           <w:numId w:val="21"/>
@@ -8640,7 +8705,7 @@
     </w:p>
     <w:p>
       <w:pPr>
-        <w:pStyle w:val="ListParagraph"/>
+        <w:pStyle w:val="Listaszerbekezds"/>
         <w:numPr>
           <w:ilvl w:val="1"/>
           <w:numId w:val="21"/>
@@ -8659,7 +8724,7 @@
     </w:p>
     <w:p>
       <w:pPr>
-        <w:pStyle w:val="ListParagraph"/>
+        <w:pStyle w:val="Listaszerbekezds"/>
         <w:numPr>
           <w:ilvl w:val="2"/>
           <w:numId w:val="21"/>
@@ -8700,7 +8765,7 @@
     </w:p>
     <w:p>
       <w:pPr>
-        <w:pStyle w:val="Heading5"/>
+        <w:pStyle w:val="Cmsor5"/>
         <w:rPr>
           <w:u w:val="single"/>
         </w:rPr>
@@ -8725,7 +8790,7 @@
     </w:p>
     <w:p>
       <w:pPr>
-        <w:pStyle w:val="ListParagraph"/>
+        <w:pStyle w:val="Listaszerbekezds"/>
         <w:numPr>
           <w:ilvl w:val="0"/>
           <w:numId w:val="21"/>
@@ -8741,7 +8806,7 @@
     </w:p>
     <w:p>
       <w:pPr>
-        <w:pStyle w:val="ListParagraph"/>
+        <w:pStyle w:val="Listaszerbekezds"/>
         <w:numPr>
           <w:ilvl w:val="1"/>
           <w:numId w:val="21"/>
@@ -8757,7 +8822,7 @@
     </w:p>
     <w:p>
       <w:pPr>
-        <w:pStyle w:val="ListParagraph"/>
+        <w:pStyle w:val="Listaszerbekezds"/>
         <w:numPr>
           <w:ilvl w:val="1"/>
           <w:numId w:val="21"/>
@@ -8788,7 +8853,7 @@
     </w:p>
     <w:p>
       <w:pPr>
-        <w:pStyle w:val="ListParagraph"/>
+        <w:pStyle w:val="Listaszerbekezds"/>
         <w:numPr>
           <w:ilvl w:val="1"/>
           <w:numId w:val="21"/>
@@ -8807,7 +8872,7 @@
     </w:p>
     <w:p>
       <w:pPr>
-        <w:pStyle w:val="ListParagraph"/>
+        <w:pStyle w:val="Listaszerbekezds"/>
         <w:numPr>
           <w:ilvl w:val="2"/>
           <w:numId w:val="21"/>
@@ -8860,7 +8925,7 @@
     </w:p>
     <w:p>
       <w:pPr>
-        <w:pStyle w:val="ListParagraph"/>
+        <w:pStyle w:val="Listaszerbekezds"/>
         <w:numPr>
           <w:ilvl w:val="2"/>
           <w:numId w:val="21"/>
@@ -8899,7 +8964,7 @@
     </w:p>
     <w:p>
       <w:pPr>
-        <w:pStyle w:val="ListParagraph"/>
+        <w:pStyle w:val="Listaszerbekezds"/>
         <w:numPr>
           <w:ilvl w:val="2"/>
           <w:numId w:val="21"/>
@@ -8951,7 +9016,7 @@
     </w:p>
     <w:p>
       <w:pPr>
-        <w:pStyle w:val="ListParagraph"/>
+        <w:pStyle w:val="Listaszerbekezds"/>
         <w:numPr>
           <w:ilvl w:val="2"/>
           <w:numId w:val="21"/>
@@ -8963,7 +9028,23 @@
           <w:b/>
           <w:bCs/>
         </w:rPr>
-        <w:t xml:space="preserve">200 OK (JWT HttpOnly </w:t>
+        <w:t xml:space="preserve">200 OK (JWT </w:t>
+      </w:r>
+      <w:proofErr w:type="spellStart"/>
+      <w:r>
+        <w:rPr>
+          <w:b/>
+          <w:bCs/>
+        </w:rPr>
+        <w:t>HttpOnly</w:t>
+      </w:r>
+      <w:proofErr w:type="spellEnd"/>
+      <w:r>
+        <w:rPr>
+          <w:b/>
+          <w:bCs/>
+        </w:rPr>
+        <w:t xml:space="preserve"> </w:t>
       </w:r>
       <w:proofErr w:type="spellStart"/>
       <w:r>
@@ -8990,7 +9071,7 @@
     </w:p>
     <w:p>
       <w:pPr>
-        <w:pStyle w:val="Heading5"/>
+        <w:pStyle w:val="Cmsor5"/>
       </w:pPr>
       <w:r>
         <w:t>/</w:t>
@@ -9011,7 +9092,7 @@
     </w:p>
     <w:p>
       <w:pPr>
-        <w:pStyle w:val="ListParagraph"/>
+        <w:pStyle w:val="Listaszerbekezds"/>
         <w:numPr>
           <w:ilvl w:val="0"/>
           <w:numId w:val="21"/>
@@ -9024,7 +9105,7 @@
     </w:p>
     <w:p>
       <w:pPr>
-        <w:pStyle w:val="ListParagraph"/>
+        <w:pStyle w:val="Listaszerbekezds"/>
         <w:numPr>
           <w:ilvl w:val="1"/>
           <w:numId w:val="21"/>
@@ -9037,7 +9118,7 @@
     </w:p>
     <w:p>
       <w:pPr>
-        <w:pStyle w:val="ListParagraph"/>
+        <w:pStyle w:val="Listaszerbekezds"/>
         <w:numPr>
           <w:ilvl w:val="1"/>
           <w:numId w:val="21"/>
@@ -9077,7 +9158,7 @@
     </w:p>
     <w:p>
       <w:pPr>
-        <w:pStyle w:val="ListParagraph"/>
+        <w:pStyle w:val="Listaszerbekezds"/>
         <w:numPr>
           <w:ilvl w:val="1"/>
           <w:numId w:val="21"/>
@@ -9093,7 +9174,7 @@
     </w:p>
     <w:p>
       <w:pPr>
-        <w:pStyle w:val="ListParagraph"/>
+        <w:pStyle w:val="Listaszerbekezds"/>
         <w:numPr>
           <w:ilvl w:val="2"/>
           <w:numId w:val="21"/>
@@ -9129,7 +9210,7 @@
     </w:p>
     <w:p>
       <w:pPr>
-        <w:pStyle w:val="ListParagraph"/>
+        <w:pStyle w:val="Listaszerbekezds"/>
         <w:numPr>
           <w:ilvl w:val="2"/>
           <w:numId w:val="21"/>
@@ -9167,7 +9248,7 @@
     </w:p>
     <w:p>
       <w:pPr>
-        <w:pStyle w:val="Heading5"/>
+        <w:pStyle w:val="Cmsor5"/>
       </w:pPr>
       <w:r>
         <w:lastRenderedPageBreak/>
@@ -9189,7 +9270,7 @@
     </w:p>
     <w:p>
       <w:pPr>
-        <w:pStyle w:val="ListParagraph"/>
+        <w:pStyle w:val="Listaszerbekezds"/>
         <w:numPr>
           <w:ilvl w:val="0"/>
           <w:numId w:val="21"/>
@@ -9202,7 +9283,7 @@
     </w:p>
     <w:p>
       <w:pPr>
-        <w:pStyle w:val="ListParagraph"/>
+        <w:pStyle w:val="Listaszerbekezds"/>
         <w:numPr>
           <w:ilvl w:val="1"/>
           <w:numId w:val="21"/>
@@ -9215,7 +9296,7 @@
     </w:p>
     <w:p>
       <w:pPr>
-        <w:pStyle w:val="ListParagraph"/>
+        <w:pStyle w:val="Listaszerbekezds"/>
         <w:numPr>
           <w:ilvl w:val="1"/>
           <w:numId w:val="21"/>
@@ -9246,7 +9327,7 @@
     </w:p>
     <w:p>
       <w:pPr>
-        <w:pStyle w:val="ListParagraph"/>
+        <w:pStyle w:val="Listaszerbekezds"/>
         <w:numPr>
           <w:ilvl w:val="1"/>
           <w:numId w:val="21"/>
@@ -9262,7 +9343,7 @@
     </w:p>
     <w:p>
       <w:pPr>
-        <w:pStyle w:val="ListParagraph"/>
+        <w:pStyle w:val="Listaszerbekezds"/>
         <w:numPr>
           <w:ilvl w:val="2"/>
           <w:numId w:val="21"/>
@@ -9285,7 +9366,7 @@
     </w:p>
     <w:p>
       <w:pPr>
-        <w:pStyle w:val="ListParagraph"/>
+        <w:pStyle w:val="Listaszerbekezds"/>
         <w:numPr>
           <w:ilvl w:val="2"/>
           <w:numId w:val="21"/>
@@ -9337,15 +9418,15 @@
     </w:p>
     <w:p>
       <w:pPr>
-        <w:pStyle w:val="Heading4"/>
-        <w:suppressAutoHyphens/>
-      </w:pPr>
-      <w:bookmarkStart w:id="30" w:name="_Toc227709800"/>
+        <w:pStyle w:val="Cmsor4"/>
+        <w:suppressAutoHyphens/>
+      </w:pPr>
+      <w:bookmarkStart w:id="31" w:name="_Toc227709800"/>
       <w:r>
         <w:lastRenderedPageBreak/>
         <w:t>Felhasználó kontroller – UserController</w:t>
       </w:r>
-      <w:bookmarkEnd w:id="30"/>
+      <w:bookmarkEnd w:id="31"/>
     </w:p>
     <w:p>
       <w:pPr>
@@ -9371,7 +9452,7 @@
     </w:p>
     <w:p>
       <w:pPr>
-        <w:pStyle w:val="Heading5"/>
+        <w:pStyle w:val="Cmsor5"/>
       </w:pPr>
       <w:r>
         <w:t>/</w:t>
@@ -9382,12 +9463,17 @@
       </w:r>
       <w:proofErr w:type="spellEnd"/>
       <w:r>
-        <w:t>/User</w:t>
-      </w:r>
-    </w:p>
-    <w:p>
-      <w:pPr>
-        <w:pStyle w:val="ListParagraph"/>
+        <w:t>/</w:t>
+      </w:r>
+      <w:proofErr w:type="spellStart"/>
+      <w:r>
+        <w:t>User</w:t>
+      </w:r>
+      <w:proofErr w:type="spellEnd"/>
+    </w:p>
+    <w:p>
+      <w:pPr>
+        <w:pStyle w:val="Listaszerbekezds"/>
         <w:numPr>
           <w:ilvl w:val="0"/>
           <w:numId w:val="22"/>
@@ -9400,7 +9486,7 @@
     </w:p>
     <w:p>
       <w:pPr>
-        <w:pStyle w:val="ListParagraph"/>
+        <w:pStyle w:val="Listaszerbekezds"/>
         <w:numPr>
           <w:ilvl w:val="1"/>
           <w:numId w:val="22"/>
@@ -9413,7 +9499,7 @@
     </w:p>
     <w:p>
       <w:pPr>
-        <w:pStyle w:val="ListParagraph"/>
+        <w:pStyle w:val="Listaszerbekezds"/>
         <w:numPr>
           <w:ilvl w:val="1"/>
           <w:numId w:val="22"/>
@@ -9429,7 +9515,7 @@
     </w:p>
     <w:p>
       <w:pPr>
-        <w:pStyle w:val="ListParagraph"/>
+        <w:pStyle w:val="Listaszerbekezds"/>
         <w:numPr>
           <w:ilvl w:val="1"/>
           <w:numId w:val="22"/>
@@ -9445,7 +9531,7 @@
     </w:p>
     <w:p>
       <w:pPr>
-        <w:pStyle w:val="ListParagraph"/>
+        <w:pStyle w:val="Listaszerbekezds"/>
         <w:numPr>
           <w:ilvl w:val="2"/>
           <w:numId w:val="22"/>
@@ -9465,7 +9551,7 @@
     </w:p>
     <w:p>
       <w:pPr>
-        <w:pStyle w:val="ListParagraph"/>
+        <w:pStyle w:val="Listaszerbekezds"/>
         <w:numPr>
           <w:ilvl w:val="2"/>
           <w:numId w:val="22"/>
@@ -9499,7 +9585,7 @@
     </w:p>
     <w:p>
       <w:pPr>
-        <w:pStyle w:val="ListParagraph"/>
+        <w:pStyle w:val="Listaszerbekezds"/>
         <w:numPr>
           <w:ilvl w:val="2"/>
           <w:numId w:val="22"/>
@@ -9537,7 +9623,7 @@
     </w:p>
     <w:p>
       <w:pPr>
-        <w:pStyle w:val="Heading5"/>
+        <w:pStyle w:val="Cmsor5"/>
       </w:pPr>
       <w:r>
         <w:t>/</w:t>
@@ -9548,7 +9634,15 @@
       </w:r>
       <w:proofErr w:type="spellEnd"/>
       <w:r>
-        <w:t>/User/</w:t>
+        <w:t>/</w:t>
+      </w:r>
+      <w:proofErr w:type="spellStart"/>
+      <w:r>
+        <w:t>User</w:t>
+      </w:r>
+      <w:proofErr w:type="spellEnd"/>
+      <w:r>
+        <w:t>/</w:t>
       </w:r>
       <w:r>
         <w:rPr>
@@ -9556,9 +9650,11 @@
         </w:rPr>
         <w:t>{</w:t>
       </w:r>
+      <w:proofErr w:type="spellStart"/>
       <w:r>
         <w:t>id</w:t>
       </w:r>
+      <w:proofErr w:type="spellEnd"/>
       <w:r>
         <w:rPr>
           <w:lang w:val="en-US"/>
@@ -9568,7 +9664,7 @@
     </w:p>
     <w:p>
       <w:pPr>
-        <w:pStyle w:val="ListParagraph"/>
+        <w:pStyle w:val="Listaszerbekezds"/>
         <w:numPr>
           <w:ilvl w:val="0"/>
           <w:numId w:val="22"/>
@@ -9581,7 +9677,7 @@
     </w:p>
     <w:p>
       <w:pPr>
-        <w:pStyle w:val="ListParagraph"/>
+        <w:pStyle w:val="Listaszerbekezds"/>
         <w:numPr>
           <w:ilvl w:val="1"/>
           <w:numId w:val="22"/>
@@ -9594,7 +9690,7 @@
     </w:p>
     <w:p>
       <w:pPr>
-        <w:pStyle w:val="ListParagraph"/>
+        <w:pStyle w:val="Listaszerbekezds"/>
         <w:numPr>
           <w:ilvl w:val="1"/>
           <w:numId w:val="22"/>
@@ -9623,7 +9719,7 @@
     </w:p>
     <w:p>
       <w:pPr>
-        <w:pStyle w:val="ListParagraph"/>
+        <w:pStyle w:val="Listaszerbekezds"/>
         <w:numPr>
           <w:ilvl w:val="1"/>
           <w:numId w:val="22"/>
@@ -9639,7 +9735,7 @@
     </w:p>
     <w:p>
       <w:pPr>
-        <w:pStyle w:val="ListParagraph"/>
+        <w:pStyle w:val="Listaszerbekezds"/>
         <w:numPr>
           <w:ilvl w:val="2"/>
           <w:numId w:val="22"/>
@@ -9694,7 +9790,7 @@
     </w:p>
     <w:p>
       <w:pPr>
-        <w:pStyle w:val="ListParagraph"/>
+        <w:pStyle w:val="Listaszerbekezds"/>
         <w:numPr>
           <w:ilvl w:val="2"/>
           <w:numId w:val="22"/>
@@ -9724,7 +9820,7 @@
     </w:p>
     <w:p>
       <w:pPr>
-        <w:pStyle w:val="ListParagraph"/>
+        <w:pStyle w:val="Listaszerbekezds"/>
         <w:numPr>
           <w:ilvl w:val="0"/>
           <w:numId w:val="22"/>
@@ -9738,7 +9834,7 @@
     </w:p>
     <w:p>
       <w:pPr>
-        <w:pStyle w:val="ListParagraph"/>
+        <w:pStyle w:val="Listaszerbekezds"/>
         <w:numPr>
           <w:ilvl w:val="1"/>
           <w:numId w:val="22"/>
@@ -9751,7 +9847,7 @@
     </w:p>
     <w:p>
       <w:pPr>
-        <w:pStyle w:val="ListParagraph"/>
+        <w:pStyle w:val="Listaszerbekezds"/>
         <w:numPr>
           <w:ilvl w:val="1"/>
           <w:numId w:val="22"/>
@@ -9767,7 +9863,7 @@
     </w:p>
     <w:p>
       <w:pPr>
-        <w:pStyle w:val="ListParagraph"/>
+        <w:pStyle w:val="Listaszerbekezds"/>
         <w:numPr>
           <w:ilvl w:val="2"/>
           <w:numId w:val="22"/>
@@ -9787,7 +9883,7 @@
     </w:p>
     <w:p>
       <w:pPr>
-        <w:pStyle w:val="ListParagraph"/>
+        <w:pStyle w:val="Listaszerbekezds"/>
         <w:numPr>
           <w:ilvl w:val="2"/>
           <w:numId w:val="22"/>
@@ -9815,7 +9911,7 @@
     </w:p>
     <w:p>
       <w:pPr>
-        <w:pStyle w:val="ListParagraph"/>
+        <w:pStyle w:val="Listaszerbekezds"/>
         <w:numPr>
           <w:ilvl w:val="1"/>
           <w:numId w:val="22"/>
@@ -9831,7 +9927,7 @@
     </w:p>
     <w:p>
       <w:pPr>
-        <w:pStyle w:val="ListParagraph"/>
+        <w:pStyle w:val="Listaszerbekezds"/>
         <w:numPr>
           <w:ilvl w:val="2"/>
           <w:numId w:val="22"/>
@@ -9875,7 +9971,7 @@
     </w:p>
     <w:p>
       <w:pPr>
-        <w:pStyle w:val="ListParagraph"/>
+        <w:pStyle w:val="Listaszerbekezds"/>
         <w:numPr>
           <w:ilvl w:val="2"/>
           <w:numId w:val="22"/>
@@ -9895,7 +9991,7 @@
     </w:p>
     <w:p>
       <w:pPr>
-        <w:pStyle w:val="ListParagraph"/>
+        <w:pStyle w:val="Listaszerbekezds"/>
         <w:numPr>
           <w:ilvl w:val="2"/>
           <w:numId w:val="22"/>
@@ -9931,7 +10027,7 @@
     </w:p>
     <w:p>
       <w:pPr>
-        <w:pStyle w:val="ListParagraph"/>
+        <w:pStyle w:val="Listaszerbekezds"/>
         <w:numPr>
           <w:ilvl w:val="2"/>
           <w:numId w:val="22"/>
@@ -9986,7 +10082,7 @@
     </w:p>
     <w:p>
       <w:pPr>
-        <w:pStyle w:val="ListParagraph"/>
+        <w:pStyle w:val="Listaszerbekezds"/>
         <w:numPr>
           <w:ilvl w:val="2"/>
           <w:numId w:val="22"/>
@@ -10022,7 +10118,7 @@
     </w:p>
     <w:p>
       <w:pPr>
-        <w:pStyle w:val="ListParagraph"/>
+        <w:pStyle w:val="Listaszerbekezds"/>
         <w:numPr>
           <w:ilvl w:val="2"/>
           <w:numId w:val="22"/>
@@ -10042,7 +10138,7 @@
     </w:p>
     <w:p>
       <w:pPr>
-        <w:pStyle w:val="Heading5"/>
+        <w:pStyle w:val="Cmsor5"/>
       </w:pPr>
       <w:r>
         <w:t>/</w:t>
@@ -10053,7 +10149,15 @@
       </w:r>
       <w:proofErr w:type="spellEnd"/>
       <w:r>
-        <w:t>/User/</w:t>
+        <w:t>/</w:t>
+      </w:r>
+      <w:proofErr w:type="spellStart"/>
+      <w:r>
+        <w:t>User</w:t>
+      </w:r>
+      <w:proofErr w:type="spellEnd"/>
+      <w:r>
+        <w:t>/</w:t>
       </w:r>
       <w:r>
         <w:rPr>
@@ -10067,7 +10171,7 @@
     </w:p>
     <w:p>
       <w:pPr>
-        <w:pStyle w:val="ListParagraph"/>
+        <w:pStyle w:val="Listaszerbekezds"/>
         <w:numPr>
           <w:ilvl w:val="0"/>
           <w:numId w:val="22"/>
@@ -10080,7 +10184,7 @@
     </w:p>
     <w:p>
       <w:pPr>
-        <w:pStyle w:val="ListParagraph"/>
+        <w:pStyle w:val="Listaszerbekezds"/>
         <w:numPr>
           <w:ilvl w:val="1"/>
           <w:numId w:val="22"/>
@@ -10093,7 +10197,7 @@
     </w:p>
     <w:p>
       <w:pPr>
-        <w:pStyle w:val="ListParagraph"/>
+        <w:pStyle w:val="Listaszerbekezds"/>
         <w:numPr>
           <w:ilvl w:val="1"/>
           <w:numId w:val="22"/>
@@ -10109,7 +10213,7 @@
     </w:p>
     <w:p>
       <w:pPr>
-        <w:pStyle w:val="ListParagraph"/>
+        <w:pStyle w:val="Listaszerbekezds"/>
         <w:numPr>
           <w:ilvl w:val="2"/>
           <w:numId w:val="22"/>
@@ -10129,7 +10233,7 @@
     </w:p>
     <w:p>
       <w:pPr>
-        <w:pStyle w:val="ListParagraph"/>
+        <w:pStyle w:val="Listaszerbekezds"/>
         <w:numPr>
           <w:ilvl w:val="2"/>
           <w:numId w:val="22"/>
@@ -10152,7 +10256,7 @@
     </w:p>
     <w:p>
       <w:pPr>
-        <w:pStyle w:val="ListParagraph"/>
+        <w:pStyle w:val="Listaszerbekezds"/>
         <w:numPr>
           <w:ilvl w:val="1"/>
           <w:numId w:val="22"/>
@@ -10168,7 +10272,7 @@
     </w:p>
     <w:p>
       <w:pPr>
-        <w:pStyle w:val="ListParagraph"/>
+        <w:pStyle w:val="Listaszerbekezds"/>
         <w:numPr>
           <w:ilvl w:val="2"/>
           <w:numId w:val="22"/>
@@ -10188,7 +10292,7 @@
     </w:p>
     <w:p>
       <w:pPr>
-        <w:pStyle w:val="ListParagraph"/>
+        <w:pStyle w:val="Listaszerbekezds"/>
         <w:numPr>
           <w:ilvl w:val="2"/>
           <w:numId w:val="22"/>
@@ -10224,7 +10328,7 @@
     </w:p>
     <w:p>
       <w:pPr>
-        <w:pStyle w:val="ListParagraph"/>
+        <w:pStyle w:val="Listaszerbekezds"/>
         <w:numPr>
           <w:ilvl w:val="2"/>
           <w:numId w:val="22"/>
@@ -10276,7 +10380,7 @@
     </w:p>
     <w:p>
       <w:pPr>
-        <w:pStyle w:val="ListParagraph"/>
+        <w:pStyle w:val="Listaszerbekezds"/>
         <w:numPr>
           <w:ilvl w:val="2"/>
           <w:numId w:val="22"/>
@@ -10328,7 +10432,7 @@
     </w:p>
     <w:p>
       <w:pPr>
-        <w:pStyle w:val="ListParagraph"/>
+        <w:pStyle w:val="Listaszerbekezds"/>
         <w:numPr>
           <w:ilvl w:val="2"/>
           <w:numId w:val="22"/>
@@ -10361,7 +10465,7 @@
     </w:p>
     <w:p>
       <w:pPr>
-        <w:pStyle w:val="Heading5"/>
+        <w:pStyle w:val="Cmsor5"/>
       </w:pPr>
       <w:r>
         <w:lastRenderedPageBreak/>
@@ -10373,7 +10477,15 @@
       </w:r>
       <w:proofErr w:type="spellEnd"/>
       <w:r>
-        <w:t>/User/</w:t>
+        <w:t>/</w:t>
+      </w:r>
+      <w:proofErr w:type="spellStart"/>
+      <w:r>
+        <w:t>User</w:t>
+      </w:r>
+      <w:proofErr w:type="spellEnd"/>
+      <w:r>
+        <w:t>/</w:t>
       </w:r>
       <w:r>
         <w:rPr>
@@ -10392,7 +10504,7 @@
     </w:p>
     <w:p>
       <w:pPr>
-        <w:pStyle w:val="ListParagraph"/>
+        <w:pStyle w:val="Listaszerbekezds"/>
         <w:numPr>
           <w:ilvl w:val="0"/>
           <w:numId w:val="22"/>
@@ -10405,7 +10517,7 @@
     </w:p>
     <w:p>
       <w:pPr>
-        <w:pStyle w:val="ListParagraph"/>
+        <w:pStyle w:val="Listaszerbekezds"/>
         <w:numPr>
           <w:ilvl w:val="1"/>
           <w:numId w:val="22"/>
@@ -10418,7 +10530,7 @@
     </w:p>
     <w:p>
       <w:pPr>
-        <w:pStyle w:val="ListParagraph"/>
+        <w:pStyle w:val="Listaszerbekezds"/>
         <w:numPr>
           <w:ilvl w:val="1"/>
           <w:numId w:val="22"/>
@@ -10434,7 +10546,7 @@
     </w:p>
     <w:p>
       <w:pPr>
-        <w:pStyle w:val="ListParagraph"/>
+        <w:pStyle w:val="Listaszerbekezds"/>
         <w:numPr>
           <w:ilvl w:val="2"/>
           <w:numId w:val="22"/>
@@ -10454,7 +10566,7 @@
     </w:p>
     <w:p>
       <w:pPr>
-        <w:pStyle w:val="ListParagraph"/>
+        <w:pStyle w:val="Listaszerbekezds"/>
         <w:numPr>
           <w:ilvl w:val="2"/>
           <w:numId w:val="22"/>
@@ -10477,7 +10589,7 @@
     </w:p>
     <w:p>
       <w:pPr>
-        <w:pStyle w:val="ListParagraph"/>
+        <w:pStyle w:val="Listaszerbekezds"/>
         <w:numPr>
           <w:ilvl w:val="1"/>
           <w:numId w:val="22"/>
@@ -10493,7 +10605,7 @@
     </w:p>
     <w:p>
       <w:pPr>
-        <w:pStyle w:val="ListParagraph"/>
+        <w:pStyle w:val="Listaszerbekezds"/>
         <w:numPr>
           <w:ilvl w:val="2"/>
           <w:numId w:val="22"/>
@@ -10529,7 +10641,7 @@
     </w:p>
     <w:p>
       <w:pPr>
-        <w:pStyle w:val="ListParagraph"/>
+        <w:pStyle w:val="Listaszerbekezds"/>
         <w:numPr>
           <w:ilvl w:val="2"/>
           <w:numId w:val="22"/>
@@ -10549,7 +10661,7 @@
     </w:p>
     <w:p>
       <w:pPr>
-        <w:pStyle w:val="ListParagraph"/>
+        <w:pStyle w:val="Listaszerbekezds"/>
         <w:numPr>
           <w:ilvl w:val="2"/>
           <w:numId w:val="22"/>
@@ -10585,7 +10697,7 @@
     </w:p>
     <w:p>
       <w:pPr>
-        <w:pStyle w:val="ListParagraph"/>
+        <w:pStyle w:val="Listaszerbekezds"/>
         <w:numPr>
           <w:ilvl w:val="2"/>
           <w:numId w:val="22"/>
@@ -10637,7 +10749,7 @@
     </w:p>
     <w:p>
       <w:pPr>
-        <w:pStyle w:val="ListParagraph"/>
+        <w:pStyle w:val="Listaszerbekezds"/>
         <w:numPr>
           <w:ilvl w:val="2"/>
           <w:numId w:val="22"/>
@@ -10657,7 +10769,7 @@
     </w:p>
     <w:p>
       <w:pPr>
-        <w:pStyle w:val="Heading5"/>
+        <w:pStyle w:val="Cmsor5"/>
       </w:pPr>
       <w:r>
         <w:t>/</w:t>
@@ -10668,7 +10780,15 @@
       </w:r>
       <w:proofErr w:type="spellEnd"/>
       <w:r>
-        <w:t>/User/</w:t>
+        <w:t>/</w:t>
+      </w:r>
+      <w:proofErr w:type="spellStart"/>
+      <w:r>
+        <w:t>User</w:t>
+      </w:r>
+      <w:proofErr w:type="spellEnd"/>
+      <w:r>
+        <w:t>/</w:t>
       </w:r>
       <w:r>
         <w:rPr>
@@ -10687,7 +10807,7 @@
     </w:p>
     <w:p>
       <w:pPr>
-        <w:pStyle w:val="ListParagraph"/>
+        <w:pStyle w:val="Listaszerbekezds"/>
         <w:numPr>
           <w:ilvl w:val="0"/>
           <w:numId w:val="22"/>
@@ -10700,7 +10820,7 @@
     </w:p>
     <w:p>
       <w:pPr>
-        <w:pStyle w:val="ListParagraph"/>
+        <w:pStyle w:val="Listaszerbekezds"/>
         <w:numPr>
           <w:ilvl w:val="1"/>
           <w:numId w:val="22"/>
@@ -10713,7 +10833,7 @@
     </w:p>
     <w:p>
       <w:pPr>
-        <w:pStyle w:val="ListParagraph"/>
+        <w:pStyle w:val="Listaszerbekezds"/>
         <w:numPr>
           <w:ilvl w:val="1"/>
           <w:numId w:val="22"/>
@@ -10742,7 +10862,7 @@
     </w:p>
     <w:p>
       <w:pPr>
-        <w:pStyle w:val="ListParagraph"/>
+        <w:pStyle w:val="Listaszerbekezds"/>
         <w:numPr>
           <w:ilvl w:val="1"/>
           <w:numId w:val="22"/>
@@ -10758,7 +10878,7 @@
     </w:p>
     <w:p>
       <w:pPr>
-        <w:pStyle w:val="ListParagraph"/>
+        <w:pStyle w:val="Listaszerbekezds"/>
         <w:numPr>
           <w:ilvl w:val="2"/>
           <w:numId w:val="22"/>
@@ -10778,7 +10898,7 @@
     </w:p>
     <w:p>
       <w:pPr>
-        <w:pStyle w:val="ListParagraph"/>
+        <w:pStyle w:val="Listaszerbekezds"/>
         <w:numPr>
           <w:ilvl w:val="2"/>
           <w:numId w:val="22"/>
@@ -10822,7 +10942,7 @@
     </w:p>
     <w:p>
       <w:pPr>
-        <w:pStyle w:val="ListParagraph"/>
+        <w:pStyle w:val="Listaszerbekezds"/>
         <w:numPr>
           <w:ilvl w:val="2"/>
           <w:numId w:val="22"/>
@@ -10842,7 +10962,7 @@
     </w:p>
     <w:p>
       <w:pPr>
-        <w:pStyle w:val="ListParagraph"/>
+        <w:pStyle w:val="Listaszerbekezds"/>
         <w:numPr>
           <w:ilvl w:val="0"/>
           <w:numId w:val="22"/>
@@ -10858,7 +10978,7 @@
     </w:p>
     <w:p>
       <w:pPr>
-        <w:pStyle w:val="ListParagraph"/>
+        <w:pStyle w:val="Listaszerbekezds"/>
         <w:numPr>
           <w:ilvl w:val="1"/>
           <w:numId w:val="22"/>
@@ -10871,7 +10991,7 @@
     </w:p>
     <w:p>
       <w:pPr>
-        <w:pStyle w:val="ListParagraph"/>
+        <w:pStyle w:val="Listaszerbekezds"/>
         <w:numPr>
           <w:ilvl w:val="1"/>
           <w:numId w:val="22"/>
@@ -10900,7 +11020,7 @@
     </w:p>
     <w:p>
       <w:pPr>
-        <w:pStyle w:val="ListParagraph"/>
+        <w:pStyle w:val="Listaszerbekezds"/>
         <w:numPr>
           <w:ilvl w:val="1"/>
           <w:numId w:val="22"/>
@@ -10916,7 +11036,7 @@
     </w:p>
     <w:p>
       <w:pPr>
-        <w:pStyle w:val="ListParagraph"/>
+        <w:pStyle w:val="Listaszerbekezds"/>
         <w:numPr>
           <w:ilvl w:val="2"/>
           <w:numId w:val="22"/>
@@ -10936,7 +11056,7 @@
     </w:p>
     <w:p>
       <w:pPr>
-        <w:pStyle w:val="ListParagraph"/>
+        <w:pStyle w:val="Listaszerbekezds"/>
         <w:numPr>
           <w:ilvl w:val="2"/>
           <w:numId w:val="22"/>
@@ -10980,7 +11100,7 @@
     </w:p>
     <w:p>
       <w:pPr>
-        <w:pStyle w:val="ListParagraph"/>
+        <w:pStyle w:val="Listaszerbekezds"/>
         <w:numPr>
           <w:ilvl w:val="2"/>
           <w:numId w:val="22"/>
@@ -11029,7 +11149,7 @@
     </w:p>
     <w:p>
       <w:pPr>
-        <w:pStyle w:val="Heading5"/>
+        <w:pStyle w:val="Cmsor5"/>
       </w:pPr>
       <w:r>
         <w:lastRenderedPageBreak/>
@@ -11041,7 +11161,15 @@
       </w:r>
       <w:proofErr w:type="spellEnd"/>
       <w:r>
-        <w:t>/User/</w:t>
+        <w:t>/</w:t>
+      </w:r>
+      <w:proofErr w:type="spellStart"/>
+      <w:r>
+        <w:t>User</w:t>
+      </w:r>
+      <w:proofErr w:type="spellEnd"/>
+      <w:r>
+        <w:t>/</w:t>
       </w:r>
       <w:r>
         <w:rPr>
@@ -11097,7 +11225,7 @@
     </w:p>
     <w:p>
       <w:pPr>
-        <w:pStyle w:val="ListParagraph"/>
+        <w:pStyle w:val="Listaszerbekezds"/>
         <w:numPr>
           <w:ilvl w:val="0"/>
           <w:numId w:val="22"/>
@@ -11127,7 +11255,7 @@
     </w:p>
     <w:p>
       <w:pPr>
-        <w:pStyle w:val="ListParagraph"/>
+        <w:pStyle w:val="Listaszerbekezds"/>
         <w:numPr>
           <w:ilvl w:val="1"/>
           <w:numId w:val="22"/>
@@ -11140,7 +11268,7 @@
     </w:p>
     <w:p>
       <w:pPr>
-        <w:pStyle w:val="ListParagraph"/>
+        <w:pStyle w:val="Listaszerbekezds"/>
         <w:numPr>
           <w:ilvl w:val="1"/>
           <w:numId w:val="22"/>
@@ -11159,7 +11287,7 @@
     </w:p>
     <w:p>
       <w:pPr>
-        <w:pStyle w:val="ListParagraph"/>
+        <w:pStyle w:val="Listaszerbekezds"/>
         <w:numPr>
           <w:ilvl w:val="2"/>
           <w:numId w:val="22"/>
@@ -11181,7 +11309,7 @@
     </w:p>
     <w:p>
       <w:pPr>
-        <w:pStyle w:val="ListParagraph"/>
+        <w:pStyle w:val="Listaszerbekezds"/>
         <w:numPr>
           <w:ilvl w:val="2"/>
           <w:numId w:val="22"/>
@@ -11203,7 +11331,7 @@
     </w:p>
     <w:p>
       <w:pPr>
-        <w:pStyle w:val="ListParagraph"/>
+        <w:pStyle w:val="Listaszerbekezds"/>
         <w:numPr>
           <w:ilvl w:val="1"/>
           <w:numId w:val="22"/>
@@ -11219,7 +11347,7 @@
     </w:p>
     <w:p>
       <w:pPr>
-        <w:pStyle w:val="ListParagraph"/>
+        <w:pStyle w:val="Listaszerbekezds"/>
         <w:numPr>
           <w:ilvl w:val="2"/>
           <w:numId w:val="22"/>
@@ -11239,7 +11367,7 @@
     </w:p>
     <w:p>
       <w:pPr>
-        <w:pStyle w:val="ListParagraph"/>
+        <w:pStyle w:val="Listaszerbekezds"/>
         <w:numPr>
           <w:ilvl w:val="2"/>
           <w:numId w:val="22"/>
@@ -11283,7 +11411,7 @@
     </w:p>
     <w:p>
       <w:pPr>
-        <w:pStyle w:val="ListParagraph"/>
+        <w:pStyle w:val="Listaszerbekezds"/>
         <w:numPr>
           <w:ilvl w:val="2"/>
           <w:numId w:val="22"/>
@@ -11312,7 +11440,7 @@
     </w:p>
     <w:p>
       <w:pPr>
-        <w:pStyle w:val="ListParagraph"/>
+        <w:pStyle w:val="Listaszerbekezds"/>
         <w:numPr>
           <w:ilvl w:val="2"/>
           <w:numId w:val="22"/>
@@ -11332,7 +11460,7 @@
     </w:p>
     <w:p>
       <w:pPr>
-        <w:pStyle w:val="ListParagraph"/>
+        <w:pStyle w:val="Listaszerbekezds"/>
         <w:numPr>
           <w:ilvl w:val="0"/>
           <w:numId w:val="22"/>
@@ -11345,7 +11473,7 @@
     </w:p>
     <w:p>
       <w:pPr>
-        <w:pStyle w:val="ListParagraph"/>
+        <w:pStyle w:val="Listaszerbekezds"/>
         <w:numPr>
           <w:ilvl w:val="1"/>
           <w:numId w:val="22"/>
@@ -11358,7 +11486,7 @@
     </w:p>
     <w:p>
       <w:pPr>
-        <w:pStyle w:val="ListParagraph"/>
+        <w:pStyle w:val="Listaszerbekezds"/>
         <w:numPr>
           <w:ilvl w:val="1"/>
           <w:numId w:val="22"/>
@@ -11377,7 +11505,7 @@
     </w:p>
     <w:p>
       <w:pPr>
-        <w:pStyle w:val="ListParagraph"/>
+        <w:pStyle w:val="Listaszerbekezds"/>
         <w:numPr>
           <w:ilvl w:val="2"/>
           <w:numId w:val="22"/>
@@ -11399,7 +11527,7 @@
     </w:p>
     <w:p>
       <w:pPr>
-        <w:pStyle w:val="ListParagraph"/>
+        <w:pStyle w:val="Listaszerbekezds"/>
         <w:numPr>
           <w:ilvl w:val="2"/>
           <w:numId w:val="22"/>
@@ -11421,7 +11549,7 @@
     </w:p>
     <w:p>
       <w:pPr>
-        <w:pStyle w:val="ListParagraph"/>
+        <w:pStyle w:val="Listaszerbekezds"/>
         <w:numPr>
           <w:ilvl w:val="1"/>
           <w:numId w:val="22"/>
@@ -11437,7 +11565,7 @@
     </w:p>
     <w:p>
       <w:pPr>
-        <w:pStyle w:val="ListParagraph"/>
+        <w:pStyle w:val="Listaszerbekezds"/>
         <w:numPr>
           <w:ilvl w:val="2"/>
           <w:numId w:val="22"/>
@@ -11457,7 +11585,7 @@
     </w:p>
     <w:p>
       <w:pPr>
-        <w:pStyle w:val="ListParagraph"/>
+        <w:pStyle w:val="Listaszerbekezds"/>
         <w:numPr>
           <w:ilvl w:val="2"/>
           <w:numId w:val="22"/>
@@ -11501,7 +11629,7 @@
     </w:p>
     <w:p>
       <w:pPr>
-        <w:pStyle w:val="ListParagraph"/>
+        <w:pStyle w:val="Listaszerbekezds"/>
         <w:numPr>
           <w:ilvl w:val="2"/>
           <w:numId w:val="22"/>
@@ -11530,7 +11658,7 @@
     </w:p>
     <w:p>
       <w:pPr>
-        <w:pStyle w:val="ListParagraph"/>
+        <w:pStyle w:val="Listaszerbekezds"/>
         <w:numPr>
           <w:ilvl w:val="2"/>
           <w:numId w:val="22"/>
@@ -11576,10 +11704,10 @@
     </w:p>
     <w:p>
       <w:pPr>
-        <w:pStyle w:val="Heading4"/>
-        <w:suppressAutoHyphens/>
-      </w:pPr>
-      <w:bookmarkStart w:id="31" w:name="_Toc227709801"/>
+        <w:pStyle w:val="Cmsor4"/>
+        <w:suppressAutoHyphens/>
+      </w:pPr>
+      <w:bookmarkStart w:id="32" w:name="_Toc227709801"/>
       <w:r>
         <w:lastRenderedPageBreak/>
         <w:t xml:space="preserve">Bérlés kontroller – </w:t>
@@ -11588,7 +11716,7 @@
       <w:r>
         <w:t>RentalController</w:t>
       </w:r>
-      <w:bookmarkEnd w:id="31"/>
+      <w:bookmarkEnd w:id="32"/>
       <w:proofErr w:type="spellEnd"/>
     </w:p>
     <w:p>
@@ -11624,7 +11752,7 @@
     </w:p>
     <w:p>
       <w:pPr>
-        <w:pStyle w:val="Heading5"/>
+        <w:pStyle w:val="Cmsor5"/>
       </w:pPr>
       <w:r>
         <w:t>/</w:t>
@@ -11645,7 +11773,7 @@
     </w:p>
     <w:p>
       <w:pPr>
-        <w:pStyle w:val="ListParagraph"/>
+        <w:pStyle w:val="Listaszerbekezds"/>
         <w:numPr>
           <w:ilvl w:val="0"/>
           <w:numId w:val="23"/>
@@ -11658,7 +11786,7 @@
     </w:p>
     <w:p>
       <w:pPr>
-        <w:pStyle w:val="ListParagraph"/>
+        <w:pStyle w:val="Listaszerbekezds"/>
         <w:numPr>
           <w:ilvl w:val="1"/>
           <w:numId w:val="23"/>
@@ -11674,7 +11802,7 @@
     </w:p>
     <w:p>
       <w:pPr>
-        <w:pStyle w:val="ListParagraph"/>
+        <w:pStyle w:val="Listaszerbekezds"/>
         <w:numPr>
           <w:ilvl w:val="1"/>
           <w:numId w:val="23"/>
@@ -11690,7 +11818,7 @@
     </w:p>
     <w:p>
       <w:pPr>
-        <w:pStyle w:val="ListParagraph"/>
+        <w:pStyle w:val="Listaszerbekezds"/>
         <w:numPr>
           <w:ilvl w:val="1"/>
           <w:numId w:val="23"/>
@@ -11706,7 +11834,7 @@
     </w:p>
     <w:p>
       <w:pPr>
-        <w:pStyle w:val="ListParagraph"/>
+        <w:pStyle w:val="Listaszerbekezds"/>
         <w:numPr>
           <w:ilvl w:val="2"/>
           <w:numId w:val="23"/>
@@ -11729,7 +11857,7 @@
     </w:p>
     <w:p>
       <w:pPr>
-        <w:pStyle w:val="ListParagraph"/>
+        <w:pStyle w:val="Listaszerbekezds"/>
         <w:numPr>
           <w:ilvl w:val="2"/>
           <w:numId w:val="23"/>
@@ -11752,7 +11880,7 @@
     </w:p>
     <w:p>
       <w:pPr>
-        <w:pStyle w:val="ListParagraph"/>
+        <w:pStyle w:val="Listaszerbekezds"/>
         <w:numPr>
           <w:ilvl w:val="0"/>
           <w:numId w:val="23"/>
@@ -11765,7 +11893,7 @@
     </w:p>
     <w:p>
       <w:pPr>
-        <w:pStyle w:val="ListParagraph"/>
+        <w:pStyle w:val="Listaszerbekezds"/>
         <w:numPr>
           <w:ilvl w:val="1"/>
           <w:numId w:val="23"/>
@@ -11778,7 +11906,7 @@
     </w:p>
     <w:p>
       <w:pPr>
-        <w:pStyle w:val="ListParagraph"/>
+        <w:pStyle w:val="Listaszerbekezds"/>
         <w:numPr>
           <w:ilvl w:val="1"/>
           <w:numId w:val="23"/>
@@ -11821,7 +11949,7 @@
     </w:p>
     <w:p>
       <w:pPr>
-        <w:pStyle w:val="ListParagraph"/>
+        <w:pStyle w:val="Listaszerbekezds"/>
         <w:numPr>
           <w:ilvl w:val="1"/>
           <w:numId w:val="23"/>
@@ -11837,7 +11965,7 @@
     </w:p>
     <w:p>
       <w:pPr>
-        <w:pStyle w:val="ListParagraph"/>
+        <w:pStyle w:val="Listaszerbekezds"/>
         <w:numPr>
           <w:ilvl w:val="2"/>
           <w:numId w:val="23"/>
@@ -11879,7 +12007,7 @@
     </w:p>
     <w:p>
       <w:pPr>
-        <w:pStyle w:val="ListParagraph"/>
+        <w:pStyle w:val="Listaszerbekezds"/>
         <w:numPr>
           <w:ilvl w:val="2"/>
           <w:numId w:val="23"/>
@@ -11899,7 +12027,7 @@
     </w:p>
     <w:p>
       <w:pPr>
-        <w:pStyle w:val="ListParagraph"/>
+        <w:pStyle w:val="Listaszerbekezds"/>
         <w:numPr>
           <w:ilvl w:val="2"/>
           <w:numId w:val="23"/>
@@ -11950,7 +12078,7 @@
     </w:p>
     <w:p>
       <w:pPr>
-        <w:pStyle w:val="ListParagraph"/>
+        <w:pStyle w:val="Listaszerbekezds"/>
         <w:numPr>
           <w:ilvl w:val="2"/>
           <w:numId w:val="23"/>
@@ -11995,7 +12123,7 @@
     </w:p>
     <w:p>
       <w:pPr>
-        <w:pStyle w:val="ListParagraph"/>
+        <w:pStyle w:val="Listaszerbekezds"/>
         <w:numPr>
           <w:ilvl w:val="2"/>
           <w:numId w:val="23"/>
@@ -12037,7 +12165,7 @@
     </w:p>
     <w:p>
       <w:pPr>
-        <w:pStyle w:val="ListParagraph"/>
+        <w:pStyle w:val="Listaszerbekezds"/>
         <w:numPr>
           <w:ilvl w:val="2"/>
           <w:numId w:val="23"/>
@@ -12086,7 +12214,7 @@
     </w:p>
     <w:p>
       <w:pPr>
-        <w:pStyle w:val="Heading5"/>
+        <w:pStyle w:val="Cmsor5"/>
       </w:pPr>
       <w:r>
         <w:lastRenderedPageBreak/>
@@ -12106,12 +12234,20 @@
       </w:r>
       <w:proofErr w:type="spellEnd"/>
       <w:r>
-        <w:t>/{id}</w:t>
-      </w:r>
-    </w:p>
-    <w:p>
-      <w:pPr>
-        <w:pStyle w:val="ListParagraph"/>
+        <w:t>/{</w:t>
+      </w:r>
+      <w:proofErr w:type="spellStart"/>
+      <w:r>
+        <w:t>id</w:t>
+      </w:r>
+      <w:proofErr w:type="spellEnd"/>
+      <w:r>
+        <w:t>}</w:t>
+      </w:r>
+    </w:p>
+    <w:p>
+      <w:pPr>
+        <w:pStyle w:val="Listaszerbekezds"/>
         <w:numPr>
           <w:ilvl w:val="0"/>
           <w:numId w:val="23"/>
@@ -12124,7 +12260,7 @@
     </w:p>
     <w:p>
       <w:pPr>
-        <w:pStyle w:val="ListParagraph"/>
+        <w:pStyle w:val="Listaszerbekezds"/>
         <w:numPr>
           <w:ilvl w:val="1"/>
           <w:numId w:val="23"/>
@@ -12140,7 +12276,7 @@
     </w:p>
     <w:p>
       <w:pPr>
-        <w:pStyle w:val="ListParagraph"/>
+        <w:pStyle w:val="Listaszerbekezds"/>
         <w:numPr>
           <w:ilvl w:val="1"/>
           <w:numId w:val="23"/>
@@ -12169,7 +12305,7 @@
     </w:p>
     <w:p>
       <w:pPr>
-        <w:pStyle w:val="ListParagraph"/>
+        <w:pStyle w:val="Listaszerbekezds"/>
         <w:numPr>
           <w:ilvl w:val="1"/>
           <w:numId w:val="23"/>
@@ -12185,7 +12321,7 @@
     </w:p>
     <w:p>
       <w:pPr>
-        <w:pStyle w:val="ListParagraph"/>
+        <w:pStyle w:val="Listaszerbekezds"/>
         <w:numPr>
           <w:ilvl w:val="2"/>
           <w:numId w:val="23"/>
@@ -12205,7 +12341,7 @@
     </w:p>
     <w:p>
       <w:pPr>
-        <w:pStyle w:val="ListParagraph"/>
+        <w:pStyle w:val="Listaszerbekezds"/>
         <w:numPr>
           <w:ilvl w:val="2"/>
           <w:numId w:val="23"/>
@@ -12247,7 +12383,7 @@
     </w:p>
     <w:p>
       <w:pPr>
-        <w:pStyle w:val="ListParagraph"/>
+        <w:pStyle w:val="Listaszerbekezds"/>
         <w:numPr>
           <w:ilvl w:val="2"/>
           <w:numId w:val="23"/>
@@ -12286,7 +12422,7 @@
     </w:p>
     <w:p>
       <w:pPr>
-        <w:pStyle w:val="ListParagraph"/>
+        <w:pStyle w:val="Listaszerbekezds"/>
         <w:numPr>
           <w:ilvl w:val="2"/>
           <w:numId w:val="23"/>
@@ -12306,7 +12442,7 @@
     </w:p>
     <w:p>
       <w:pPr>
-        <w:pStyle w:val="ListParagraph"/>
+        <w:pStyle w:val="Listaszerbekezds"/>
         <w:numPr>
           <w:ilvl w:val="0"/>
           <w:numId w:val="23"/>
@@ -12319,7 +12455,7 @@
     </w:p>
     <w:p>
       <w:pPr>
-        <w:pStyle w:val="ListParagraph"/>
+        <w:pStyle w:val="Listaszerbekezds"/>
         <w:numPr>
           <w:ilvl w:val="1"/>
           <w:numId w:val="23"/>
@@ -12335,7 +12471,7 @@
     </w:p>
     <w:p>
       <w:pPr>
-        <w:pStyle w:val="ListParagraph"/>
+        <w:pStyle w:val="Listaszerbekezds"/>
         <w:numPr>
           <w:ilvl w:val="1"/>
           <w:numId w:val="23"/>
@@ -12351,7 +12487,7 @@
     </w:p>
     <w:p>
       <w:pPr>
-        <w:pStyle w:val="ListParagraph"/>
+        <w:pStyle w:val="Listaszerbekezds"/>
         <w:numPr>
           <w:ilvl w:val="2"/>
           <w:numId w:val="23"/>
@@ -12371,7 +12507,7 @@
     </w:p>
     <w:p>
       <w:pPr>
-        <w:pStyle w:val="ListParagraph"/>
+        <w:pStyle w:val="Listaszerbekezds"/>
         <w:numPr>
           <w:ilvl w:val="2"/>
           <w:numId w:val="23"/>
@@ -12399,7 +12535,7 @@
     </w:p>
     <w:p>
       <w:pPr>
-        <w:pStyle w:val="ListParagraph"/>
+        <w:pStyle w:val="Listaszerbekezds"/>
         <w:numPr>
           <w:ilvl w:val="1"/>
           <w:numId w:val="23"/>
@@ -12415,7 +12551,7 @@
     </w:p>
     <w:p>
       <w:pPr>
-        <w:pStyle w:val="ListParagraph"/>
+        <w:pStyle w:val="Listaszerbekezds"/>
         <w:numPr>
           <w:ilvl w:val="2"/>
           <w:numId w:val="23"/>
@@ -12460,7 +12596,7 @@
     </w:p>
     <w:p>
       <w:pPr>
-        <w:pStyle w:val="ListParagraph"/>
+        <w:pStyle w:val="Listaszerbekezds"/>
         <w:numPr>
           <w:ilvl w:val="2"/>
           <w:numId w:val="23"/>
@@ -12480,7 +12616,7 @@
     </w:p>
     <w:p>
       <w:pPr>
-        <w:pStyle w:val="ListParagraph"/>
+        <w:pStyle w:val="Listaszerbekezds"/>
         <w:numPr>
           <w:ilvl w:val="2"/>
           <w:numId w:val="23"/>
@@ -12528,7 +12664,7 @@
     </w:p>
     <w:p>
       <w:pPr>
-        <w:pStyle w:val="ListParagraph"/>
+        <w:pStyle w:val="Listaszerbekezds"/>
         <w:numPr>
           <w:ilvl w:val="2"/>
           <w:numId w:val="23"/>
@@ -12567,7 +12703,7 @@
     </w:p>
     <w:p>
       <w:pPr>
-        <w:pStyle w:val="ListParagraph"/>
+        <w:pStyle w:val="Listaszerbekezds"/>
         <w:numPr>
           <w:ilvl w:val="2"/>
           <w:numId w:val="23"/>
@@ -12606,7 +12742,7 @@
     </w:p>
     <w:p>
       <w:pPr>
-        <w:pStyle w:val="ListParagraph"/>
+        <w:pStyle w:val="Listaszerbekezds"/>
         <w:numPr>
           <w:ilvl w:val="2"/>
           <w:numId w:val="23"/>
@@ -12643,7 +12779,7 @@
     </w:p>
     <w:p>
       <w:pPr>
-        <w:pStyle w:val="ListParagraph"/>
+        <w:pStyle w:val="Listaszerbekezds"/>
         <w:numPr>
           <w:ilvl w:val="2"/>
           <w:numId w:val="23"/>
@@ -12700,7 +12836,7 @@
     </w:p>
     <w:p>
       <w:pPr>
-        <w:pStyle w:val="ListParagraph"/>
+        <w:pStyle w:val="Listaszerbekezds"/>
         <w:numPr>
           <w:ilvl w:val="0"/>
           <w:numId w:val="23"/>
@@ -12714,7 +12850,7 @@
     </w:p>
     <w:p>
       <w:pPr>
-        <w:pStyle w:val="ListParagraph"/>
+        <w:pStyle w:val="Listaszerbekezds"/>
         <w:numPr>
           <w:ilvl w:val="1"/>
           <w:numId w:val="23"/>
@@ -12727,7 +12863,7 @@
     </w:p>
     <w:p>
       <w:pPr>
-        <w:pStyle w:val="ListParagraph"/>
+        <w:pStyle w:val="Listaszerbekezds"/>
         <w:numPr>
           <w:ilvl w:val="1"/>
           <w:numId w:val="23"/>
@@ -12756,7 +12892,7 @@
     </w:p>
     <w:p>
       <w:pPr>
-        <w:pStyle w:val="ListParagraph"/>
+        <w:pStyle w:val="Listaszerbekezds"/>
         <w:numPr>
           <w:ilvl w:val="1"/>
           <w:numId w:val="23"/>
@@ -12772,7 +12908,7 @@
     </w:p>
     <w:p>
       <w:pPr>
-        <w:pStyle w:val="ListParagraph"/>
+        <w:pStyle w:val="Listaszerbekezds"/>
         <w:numPr>
           <w:ilvl w:val="2"/>
           <w:numId w:val="23"/>
@@ -12811,7 +12947,7 @@
     </w:p>
     <w:p>
       <w:pPr>
-        <w:pStyle w:val="ListParagraph"/>
+        <w:pStyle w:val="Listaszerbekezds"/>
         <w:numPr>
           <w:ilvl w:val="2"/>
           <w:numId w:val="23"/>
@@ -12831,7 +12967,7 @@
     </w:p>
     <w:p>
       <w:pPr>
-        <w:pStyle w:val="ListParagraph"/>
+        <w:pStyle w:val="Listaszerbekezds"/>
         <w:numPr>
           <w:ilvl w:val="2"/>
           <w:numId w:val="23"/>
@@ -12870,7 +13006,7 @@
     </w:p>
     <w:p>
       <w:pPr>
-        <w:pStyle w:val="ListParagraph"/>
+        <w:pStyle w:val="Listaszerbekezds"/>
         <w:numPr>
           <w:ilvl w:val="2"/>
           <w:numId w:val="23"/>
@@ -12906,7 +13042,7 @@
     </w:p>
     <w:p>
       <w:pPr>
-        <w:pStyle w:val="ListParagraph"/>
+        <w:pStyle w:val="Listaszerbekezds"/>
         <w:numPr>
           <w:ilvl w:val="2"/>
           <w:numId w:val="23"/>
@@ -12926,7 +13062,7 @@
     </w:p>
     <w:p>
       <w:pPr>
-        <w:pStyle w:val="ListParagraph"/>
+        <w:pStyle w:val="Listaszerbekezds"/>
         <w:numPr>
           <w:ilvl w:val="2"/>
           <w:numId w:val="23"/>
@@ -12962,7 +13098,7 @@
     </w:p>
     <w:p>
       <w:pPr>
-        <w:pStyle w:val="Heading5"/>
+        <w:pStyle w:val="Cmsor5"/>
       </w:pPr>
       <w:r>
         <w:t>/</w:t>
@@ -12981,7 +13117,15 @@
       </w:r>
       <w:proofErr w:type="spellEnd"/>
       <w:r>
-        <w:t>/{id}/</w:t>
+        <w:t>/{</w:t>
+      </w:r>
+      <w:proofErr w:type="spellStart"/>
+      <w:r>
+        <w:t>id</w:t>
+      </w:r>
+      <w:proofErr w:type="spellEnd"/>
+      <w:r>
+        <w:t>}/</w:t>
       </w:r>
       <w:proofErr w:type="spellStart"/>
       <w:r>
@@ -12991,7 +13135,7 @@
     </w:p>
     <w:p>
       <w:pPr>
-        <w:pStyle w:val="ListParagraph"/>
+        <w:pStyle w:val="Listaszerbekezds"/>
         <w:numPr>
           <w:ilvl w:val="0"/>
           <w:numId w:val="23"/>
@@ -13004,7 +13148,7 @@
     </w:p>
     <w:p>
       <w:pPr>
-        <w:pStyle w:val="ListParagraph"/>
+        <w:pStyle w:val="Listaszerbekezds"/>
         <w:numPr>
           <w:ilvl w:val="1"/>
           <w:numId w:val="23"/>
@@ -13017,7 +13161,7 @@
     </w:p>
     <w:p>
       <w:pPr>
-        <w:pStyle w:val="ListParagraph"/>
+        <w:pStyle w:val="Listaszerbekezds"/>
         <w:numPr>
           <w:ilvl w:val="1"/>
           <w:numId w:val="23"/>
@@ -13046,7 +13190,7 @@
     </w:p>
     <w:p>
       <w:pPr>
-        <w:pStyle w:val="ListParagraph"/>
+        <w:pStyle w:val="Listaszerbekezds"/>
         <w:numPr>
           <w:ilvl w:val="1"/>
           <w:numId w:val="23"/>
@@ -13062,7 +13206,7 @@
     </w:p>
     <w:p>
       <w:pPr>
-        <w:pStyle w:val="ListParagraph"/>
+        <w:pStyle w:val="Listaszerbekezds"/>
         <w:numPr>
           <w:ilvl w:val="2"/>
           <w:numId w:val="23"/>
@@ -13082,7 +13226,7 @@
     </w:p>
     <w:p>
       <w:pPr>
-        <w:pStyle w:val="ListParagraph"/>
+        <w:pStyle w:val="Listaszerbekezds"/>
         <w:numPr>
           <w:ilvl w:val="2"/>
           <w:numId w:val="23"/>
@@ -13118,7 +13262,7 @@
     </w:p>
     <w:p>
       <w:pPr>
-        <w:pStyle w:val="ListParagraph"/>
+        <w:pStyle w:val="Listaszerbekezds"/>
         <w:numPr>
           <w:ilvl w:val="2"/>
           <w:numId w:val="23"/>
@@ -13154,7 +13298,7 @@
     </w:p>
     <w:p>
       <w:pPr>
-        <w:pStyle w:val="ListParagraph"/>
+        <w:pStyle w:val="Listaszerbekezds"/>
         <w:numPr>
           <w:ilvl w:val="2"/>
           <w:numId w:val="23"/>
@@ -13184,7 +13328,7 @@
     </w:p>
     <w:p>
       <w:pPr>
-        <w:pStyle w:val="ListParagraph"/>
+        <w:pStyle w:val="Listaszerbekezds"/>
         <w:numPr>
           <w:ilvl w:val="0"/>
           <w:numId w:val="23"/>
@@ -13198,7 +13342,7 @@
     </w:p>
     <w:p>
       <w:pPr>
-        <w:pStyle w:val="ListParagraph"/>
+        <w:pStyle w:val="Listaszerbekezds"/>
         <w:numPr>
           <w:ilvl w:val="1"/>
           <w:numId w:val="23"/>
@@ -13211,7 +13355,7 @@
     </w:p>
     <w:p>
       <w:pPr>
-        <w:pStyle w:val="ListParagraph"/>
+        <w:pStyle w:val="Listaszerbekezds"/>
         <w:numPr>
           <w:ilvl w:val="1"/>
           <w:numId w:val="23"/>
@@ -13227,7 +13371,7 @@
     </w:p>
     <w:p>
       <w:pPr>
-        <w:pStyle w:val="ListParagraph"/>
+        <w:pStyle w:val="Listaszerbekezds"/>
         <w:numPr>
           <w:ilvl w:val="2"/>
           <w:numId w:val="23"/>
@@ -13247,7 +13391,7 @@
     </w:p>
     <w:p>
       <w:pPr>
-        <w:pStyle w:val="ListParagraph"/>
+        <w:pStyle w:val="Listaszerbekezds"/>
         <w:numPr>
           <w:ilvl w:val="2"/>
           <w:numId w:val="23"/>
@@ -13269,7 +13413,7 @@
     </w:p>
     <w:p>
       <w:pPr>
-        <w:pStyle w:val="ListParagraph"/>
+        <w:pStyle w:val="Listaszerbekezds"/>
         <w:numPr>
           <w:ilvl w:val="1"/>
           <w:numId w:val="23"/>
@@ -13285,7 +13429,7 @@
     </w:p>
     <w:p>
       <w:pPr>
-        <w:pStyle w:val="ListParagraph"/>
+        <w:pStyle w:val="Listaszerbekezds"/>
         <w:numPr>
           <w:ilvl w:val="2"/>
           <w:numId w:val="23"/>
@@ -13305,7 +13449,7 @@
     </w:p>
     <w:p>
       <w:pPr>
-        <w:pStyle w:val="ListParagraph"/>
+        <w:pStyle w:val="Listaszerbekezds"/>
         <w:numPr>
           <w:ilvl w:val="2"/>
           <w:numId w:val="23"/>
@@ -13341,7 +13485,7 @@
     </w:p>
     <w:p>
       <w:pPr>
-        <w:pStyle w:val="ListParagraph"/>
+        <w:pStyle w:val="Listaszerbekezds"/>
         <w:numPr>
           <w:ilvl w:val="2"/>
           <w:numId w:val="23"/>
@@ -13380,7 +13524,7 @@
     </w:p>
     <w:p>
       <w:pPr>
-        <w:pStyle w:val="ListParagraph"/>
+        <w:pStyle w:val="Listaszerbekezds"/>
         <w:numPr>
           <w:ilvl w:val="2"/>
           <w:numId w:val="23"/>
@@ -13416,7 +13560,7 @@
     </w:p>
     <w:p>
       <w:pPr>
-        <w:pStyle w:val="Heading5"/>
+        <w:pStyle w:val="Cmsor5"/>
       </w:pPr>
       <w:r>
         <w:t>/</w:t>
@@ -13445,7 +13589,7 @@
     </w:p>
     <w:p>
       <w:pPr>
-        <w:pStyle w:val="ListParagraph"/>
+        <w:pStyle w:val="Listaszerbekezds"/>
         <w:numPr>
           <w:ilvl w:val="0"/>
           <w:numId w:val="23"/>
@@ -13458,7 +13602,7 @@
     </w:p>
     <w:p>
       <w:pPr>
-        <w:pStyle w:val="ListParagraph"/>
+        <w:pStyle w:val="Listaszerbekezds"/>
         <w:numPr>
           <w:ilvl w:val="1"/>
           <w:numId w:val="23"/>
@@ -13471,7 +13615,7 @@
     </w:p>
     <w:p>
       <w:pPr>
-        <w:pStyle w:val="ListParagraph"/>
+        <w:pStyle w:val="Listaszerbekezds"/>
         <w:numPr>
           <w:ilvl w:val="1"/>
           <w:numId w:val="23"/>
@@ -13487,7 +13631,7 @@
     </w:p>
     <w:p>
       <w:pPr>
-        <w:pStyle w:val="ListParagraph"/>
+        <w:pStyle w:val="Listaszerbekezds"/>
         <w:numPr>
           <w:ilvl w:val="1"/>
           <w:numId w:val="23"/>
@@ -13503,7 +13647,7 @@
     </w:p>
     <w:p>
       <w:pPr>
-        <w:pStyle w:val="ListParagraph"/>
+        <w:pStyle w:val="Listaszerbekezds"/>
         <w:numPr>
           <w:ilvl w:val="2"/>
           <w:numId w:val="23"/>
@@ -13523,7 +13667,7 @@
     </w:p>
     <w:p>
       <w:pPr>
-        <w:pStyle w:val="ListParagraph"/>
+        <w:pStyle w:val="Listaszerbekezds"/>
         <w:numPr>
           <w:ilvl w:val="2"/>
           <w:numId w:val="23"/>
@@ -13553,15 +13697,15 @@
     </w:p>
     <w:p>
       <w:pPr>
-        <w:pStyle w:val="Heading4"/>
-        <w:suppressAutoHyphens/>
-      </w:pPr>
-      <w:bookmarkStart w:id="32" w:name="_Toc227709802"/>
+        <w:pStyle w:val="Cmsor4"/>
+        <w:suppressAutoHyphens/>
+      </w:pPr>
+      <w:bookmarkStart w:id="33" w:name="_Toc227709802"/>
       <w:r>
         <w:lastRenderedPageBreak/>
         <w:t>Jármű kontroller – VehicleController</w:t>
       </w:r>
-      <w:bookmarkEnd w:id="32"/>
+      <w:bookmarkEnd w:id="33"/>
     </w:p>
     <w:p>
       <w:pPr>
@@ -13590,7 +13734,7 @@
     </w:p>
     <w:p>
       <w:pPr>
-        <w:pStyle w:val="Heading5"/>
+        <w:pStyle w:val="Cmsor5"/>
       </w:pPr>
       <w:r>
         <w:t>/</w:t>
@@ -13601,12 +13745,17 @@
       </w:r>
       <w:proofErr w:type="spellEnd"/>
       <w:r>
-        <w:t>/Vehicle</w:t>
-      </w:r>
-    </w:p>
-    <w:p>
-      <w:pPr>
-        <w:pStyle w:val="ListParagraph"/>
+        <w:t>/</w:t>
+      </w:r>
+      <w:proofErr w:type="spellStart"/>
+      <w:r>
+        <w:t>Vehicle</w:t>
+      </w:r>
+      <w:proofErr w:type="spellEnd"/>
+    </w:p>
+    <w:p>
+      <w:pPr>
+        <w:pStyle w:val="Listaszerbekezds"/>
         <w:numPr>
           <w:ilvl w:val="0"/>
           <w:numId w:val="24"/>
@@ -13619,7 +13768,7 @@
     </w:p>
     <w:p>
       <w:pPr>
-        <w:pStyle w:val="ListParagraph"/>
+        <w:pStyle w:val="Listaszerbekezds"/>
         <w:numPr>
           <w:ilvl w:val="1"/>
           <w:numId w:val="24"/>
@@ -13632,7 +13781,7 @@
     </w:p>
     <w:p>
       <w:pPr>
-        <w:pStyle w:val="ListParagraph"/>
+        <w:pStyle w:val="Listaszerbekezds"/>
         <w:numPr>
           <w:ilvl w:val="1"/>
           <w:numId w:val="24"/>
@@ -13648,7 +13797,7 @@
     </w:p>
     <w:p>
       <w:pPr>
-        <w:pStyle w:val="ListParagraph"/>
+        <w:pStyle w:val="Listaszerbekezds"/>
         <w:numPr>
           <w:ilvl w:val="2"/>
           <w:numId w:val="24"/>
@@ -13669,7 +13818,23 @@
           <w:b/>
           <w:bCs/>
         </w:rPr>
-        <w:t xml:space="preserve"> (opcionális, string): </w:t>
+        <w:t xml:space="preserve"> (opcionális, </w:t>
+      </w:r>
+      <w:proofErr w:type="spellStart"/>
+      <w:r>
+        <w:rPr>
+          <w:b/>
+          <w:bCs/>
+        </w:rPr>
+        <w:t>string</w:t>
+      </w:r>
+      <w:proofErr w:type="spellEnd"/>
+      <w:r>
+        <w:rPr>
+          <w:b/>
+          <w:bCs/>
+        </w:rPr>
+        <w:t xml:space="preserve">): </w:t>
       </w:r>
       <w:r>
         <w:t>A keresett jármű márkája.</w:t>
@@ -13677,7 +13842,7 @@
     </w:p>
     <w:p>
       <w:pPr>
-        <w:pStyle w:val="ListParagraph"/>
+        <w:pStyle w:val="Listaszerbekezds"/>
         <w:numPr>
           <w:ilvl w:val="2"/>
           <w:numId w:val="24"/>
@@ -13698,7 +13863,23 @@
           <w:b/>
           <w:bCs/>
         </w:rPr>
-        <w:t xml:space="preserve"> (opcionális, string):</w:t>
+        <w:t xml:space="preserve"> (opcionális, </w:t>
+      </w:r>
+      <w:proofErr w:type="spellStart"/>
+      <w:r>
+        <w:rPr>
+          <w:b/>
+          <w:bCs/>
+        </w:rPr>
+        <w:t>string</w:t>
+      </w:r>
+      <w:proofErr w:type="spellEnd"/>
+      <w:r>
+        <w:rPr>
+          <w:b/>
+          <w:bCs/>
+        </w:rPr>
+        <w:t>):</w:t>
       </w:r>
       <w:r>
         <w:t xml:space="preserve"> A keresett jármű típusa/modellje.</w:t>
@@ -13706,7 +13887,7 @@
     </w:p>
     <w:p>
       <w:pPr>
-        <w:pStyle w:val="ListParagraph"/>
+        <w:pStyle w:val="Listaszerbekezds"/>
         <w:numPr>
           <w:ilvl w:val="2"/>
           <w:numId w:val="24"/>
@@ -13735,7 +13916,7 @@
     </w:p>
     <w:p>
       <w:pPr>
-        <w:pStyle w:val="ListParagraph"/>
+        <w:pStyle w:val="Listaszerbekezds"/>
         <w:numPr>
           <w:ilvl w:val="2"/>
           <w:numId w:val="24"/>
@@ -13756,7 +13937,23 @@
           <w:b/>
           <w:bCs/>
         </w:rPr>
-        <w:t xml:space="preserve"> (opcionális, string):</w:t>
+        <w:t xml:space="preserve"> (opcionális, </w:t>
+      </w:r>
+      <w:proofErr w:type="spellStart"/>
+      <w:r>
+        <w:rPr>
+          <w:b/>
+          <w:bCs/>
+        </w:rPr>
+        <w:t>string</w:t>
+      </w:r>
+      <w:proofErr w:type="spellEnd"/>
+      <w:r>
+        <w:rPr>
+          <w:b/>
+          <w:bCs/>
+        </w:rPr>
+        <w:t>):</w:t>
       </w:r>
       <w:r>
         <w:t xml:space="preserve"> A település, ahol a járművet bérelni kívánjuk.</w:t>
@@ -13764,7 +13961,7 @@
     </w:p>
     <w:p>
       <w:pPr>
-        <w:pStyle w:val="ListParagraph"/>
+        <w:pStyle w:val="Listaszerbekezds"/>
         <w:numPr>
           <w:ilvl w:val="2"/>
           <w:numId w:val="24"/>
@@ -13785,7 +13982,23 @@
           <w:b/>
           <w:bCs/>
         </w:rPr>
-        <w:t xml:space="preserve"> (opcionális, string):</w:t>
+        <w:t xml:space="preserve"> (opcionális, </w:t>
+      </w:r>
+      <w:proofErr w:type="spellStart"/>
+      <w:r>
+        <w:rPr>
+          <w:b/>
+          <w:bCs/>
+        </w:rPr>
+        <w:t>string</w:t>
+      </w:r>
+      <w:proofErr w:type="spellEnd"/>
+      <w:r>
+        <w:rPr>
+          <w:b/>
+          <w:bCs/>
+        </w:rPr>
+        <w:t>):</w:t>
       </w:r>
       <w:r>
         <w:t xml:space="preserve"> A jármű üzemanyagának típusa.</w:t>
@@ -13793,7 +14006,7 @@
     </w:p>
     <w:p>
       <w:pPr>
-        <w:pStyle w:val="ListParagraph"/>
+        <w:pStyle w:val="Listaszerbekezds"/>
         <w:numPr>
           <w:ilvl w:val="2"/>
           <w:numId w:val="24"/>
@@ -13814,7 +14027,23 @@
           <w:b/>
           <w:bCs/>
         </w:rPr>
-        <w:t xml:space="preserve"> (opcionális, string):</w:t>
+        <w:t xml:space="preserve"> (opcionális, </w:t>
+      </w:r>
+      <w:proofErr w:type="spellStart"/>
+      <w:r>
+        <w:rPr>
+          <w:b/>
+          <w:bCs/>
+        </w:rPr>
+        <w:t>string</w:t>
+      </w:r>
+      <w:proofErr w:type="spellEnd"/>
+      <w:r>
+        <w:rPr>
+          <w:b/>
+          <w:bCs/>
+        </w:rPr>
+        <w:t>):</w:t>
       </w:r>
       <w:r>
         <w:t xml:space="preserve"> </w:t>
@@ -13828,7 +14057,7 @@
     </w:p>
     <w:p>
       <w:pPr>
-        <w:pStyle w:val="ListParagraph"/>
+        <w:pStyle w:val="Listaszerbekezds"/>
         <w:numPr>
           <w:ilvl w:val="2"/>
           <w:numId w:val="24"/>
@@ -13857,7 +14086,7 @@
     </w:p>
     <w:p>
       <w:pPr>
-        <w:pStyle w:val="ListParagraph"/>
+        <w:pStyle w:val="Listaszerbekezds"/>
         <w:numPr>
           <w:ilvl w:val="2"/>
           <w:numId w:val="24"/>
@@ -13886,28 +14115,19 @@
     </w:p>
     <w:p>
       <w:pPr>
-        <w:pStyle w:val="ListParagraph"/>
+        <w:pStyle w:val="Listaszerbekezds"/>
         <w:numPr>
           <w:ilvl w:val="2"/>
           <w:numId w:val="24"/>
         </w:numPr>
         <w:suppressAutoHyphens/>
       </w:pPr>
-      <w:proofErr w:type="spellStart"/>
-      <w:r>
-        <w:rPr>
-          <w:b/>
-          <w:bCs/>
-        </w:rPr>
-        <w:t>minPrice</w:t>
-      </w:r>
-      <w:proofErr w:type="spellEnd"/>
-      <w:r>
-        <w:rPr>
-          <w:b/>
-          <w:bCs/>
-        </w:rPr>
-        <w:t xml:space="preserve"> (opcionális, int):</w:t>
+      <w:r>
+        <w:rPr>
+          <w:b/>
+          <w:bCs/>
+        </w:rPr>
+        <w:t>minPrice (opcionális, int):</w:t>
       </w:r>
       <w:r>
         <w:t xml:space="preserve"> A legkisebb teljes ár, amit a felhasználó kifizetne egy bérlésért.</w:t>
@@ -13915,7 +14135,7 @@
     </w:p>
     <w:p>
       <w:pPr>
-        <w:pStyle w:val="ListParagraph"/>
+        <w:pStyle w:val="Listaszerbekezds"/>
         <w:numPr>
           <w:ilvl w:val="2"/>
           <w:numId w:val="24"/>
@@ -13944,7 +14164,7 @@
     </w:p>
     <w:p>
       <w:pPr>
-        <w:pStyle w:val="ListParagraph"/>
+        <w:pStyle w:val="Listaszerbekezds"/>
         <w:numPr>
           <w:ilvl w:val="2"/>
           <w:numId w:val="24"/>
@@ -13989,7 +14209,7 @@
     </w:p>
     <w:p>
       <w:pPr>
-        <w:pStyle w:val="ListParagraph"/>
+        <w:pStyle w:val="Listaszerbekezds"/>
         <w:numPr>
           <w:ilvl w:val="1"/>
           <w:numId w:val="24"/>
@@ -14005,7 +14225,7 @@
     </w:p>
     <w:p>
       <w:pPr>
-        <w:pStyle w:val="ListParagraph"/>
+        <w:pStyle w:val="Listaszerbekezds"/>
         <w:numPr>
           <w:ilvl w:val="2"/>
           <w:numId w:val="24"/>
@@ -14042,7 +14262,7 @@
     </w:p>
     <w:p>
       <w:pPr>
-        <w:pStyle w:val="ListParagraph"/>
+        <w:pStyle w:val="Listaszerbekezds"/>
         <w:numPr>
           <w:ilvl w:val="0"/>
           <w:numId w:val="24"/>
@@ -14056,7 +14276,7 @@
     </w:p>
     <w:p>
       <w:pPr>
-        <w:pStyle w:val="ListParagraph"/>
+        <w:pStyle w:val="Listaszerbekezds"/>
         <w:numPr>
           <w:ilvl w:val="1"/>
           <w:numId w:val="24"/>
@@ -14069,7 +14289,7 @@
     </w:p>
     <w:p>
       <w:pPr>
-        <w:pStyle w:val="ListParagraph"/>
+        <w:pStyle w:val="Listaszerbekezds"/>
         <w:numPr>
           <w:ilvl w:val="1"/>
           <w:numId w:val="24"/>
@@ -14103,7 +14323,7 @@
     </w:p>
     <w:p>
       <w:pPr>
-        <w:pStyle w:val="ListParagraph"/>
+        <w:pStyle w:val="Listaszerbekezds"/>
         <w:numPr>
           <w:ilvl w:val="1"/>
           <w:numId w:val="24"/>
@@ -14119,7 +14339,7 @@
     </w:p>
     <w:p>
       <w:pPr>
-        <w:pStyle w:val="ListParagraph"/>
+        <w:pStyle w:val="Listaszerbekezds"/>
         <w:numPr>
           <w:ilvl w:val="2"/>
           <w:numId w:val="24"/>
@@ -14163,7 +14383,7 @@
     </w:p>
     <w:p>
       <w:pPr>
-        <w:pStyle w:val="ListParagraph"/>
+        <w:pStyle w:val="Listaszerbekezds"/>
         <w:numPr>
           <w:ilvl w:val="2"/>
           <w:numId w:val="24"/>
@@ -14183,7 +14403,7 @@
     </w:p>
     <w:p>
       <w:pPr>
-        <w:pStyle w:val="ListParagraph"/>
+        <w:pStyle w:val="Listaszerbekezds"/>
         <w:numPr>
           <w:ilvl w:val="2"/>
           <w:numId w:val="24"/>
@@ -14219,7 +14439,7 @@
     </w:p>
     <w:p>
       <w:pPr>
-        <w:pStyle w:val="ListParagraph"/>
+        <w:pStyle w:val="Listaszerbekezds"/>
         <w:numPr>
           <w:ilvl w:val="2"/>
           <w:numId w:val="24"/>
@@ -14255,7 +14475,7 @@
     </w:p>
     <w:p>
       <w:pPr>
-        <w:pStyle w:val="Heading5"/>
+        <w:pStyle w:val="Cmsor5"/>
       </w:pPr>
       <w:r>
         <w:t>/</w:t>
@@ -14266,12 +14486,28 @@
       </w:r>
       <w:proofErr w:type="spellEnd"/>
       <w:r>
-        <w:t>/Vehicle/{id}</w:t>
-      </w:r>
-    </w:p>
-    <w:p>
-      <w:pPr>
-        <w:pStyle w:val="ListParagraph"/>
+        <w:t>/</w:t>
+      </w:r>
+      <w:proofErr w:type="spellStart"/>
+      <w:r>
+        <w:t>Vehicle</w:t>
+      </w:r>
+      <w:proofErr w:type="spellEnd"/>
+      <w:r>
+        <w:t>/{</w:t>
+      </w:r>
+      <w:proofErr w:type="spellStart"/>
+      <w:r>
+        <w:t>id</w:t>
+      </w:r>
+      <w:proofErr w:type="spellEnd"/>
+      <w:r>
+        <w:t>}</w:t>
+      </w:r>
+    </w:p>
+    <w:p>
+      <w:pPr>
+        <w:pStyle w:val="Listaszerbekezds"/>
         <w:numPr>
           <w:ilvl w:val="0"/>
           <w:numId w:val="24"/>
@@ -14284,7 +14520,7 @@
     </w:p>
     <w:p>
       <w:pPr>
-        <w:pStyle w:val="ListParagraph"/>
+        <w:pStyle w:val="Listaszerbekezds"/>
         <w:numPr>
           <w:ilvl w:val="1"/>
           <w:numId w:val="24"/>
@@ -14297,7 +14533,7 @@
     </w:p>
     <w:p>
       <w:pPr>
-        <w:pStyle w:val="ListParagraph"/>
+        <w:pStyle w:val="Listaszerbekezds"/>
         <w:numPr>
           <w:ilvl w:val="1"/>
           <w:numId w:val="24"/>
@@ -14332,7 +14568,7 @@
     </w:p>
     <w:p>
       <w:pPr>
-        <w:pStyle w:val="ListParagraph"/>
+        <w:pStyle w:val="Listaszerbekezds"/>
         <w:numPr>
           <w:ilvl w:val="2"/>
           <w:numId w:val="24"/>
@@ -14352,7 +14588,7 @@
     </w:p>
     <w:p>
       <w:pPr>
-        <w:pStyle w:val="ListParagraph"/>
+        <w:pStyle w:val="Listaszerbekezds"/>
         <w:numPr>
           <w:ilvl w:val="2"/>
           <w:numId w:val="24"/>
@@ -14397,7 +14633,7 @@
     </w:p>
     <w:p>
       <w:pPr>
-        <w:pStyle w:val="ListParagraph"/>
+        <w:pStyle w:val="Listaszerbekezds"/>
         <w:numPr>
           <w:ilvl w:val="2"/>
           <w:numId w:val="24"/>
@@ -14445,7 +14681,7 @@
     </w:p>
     <w:p>
       <w:pPr>
-        <w:pStyle w:val="ListParagraph"/>
+        <w:pStyle w:val="Listaszerbekezds"/>
         <w:numPr>
           <w:ilvl w:val="1"/>
           <w:numId w:val="24"/>
@@ -14461,7 +14697,7 @@
     </w:p>
     <w:p>
       <w:pPr>
-        <w:pStyle w:val="ListParagraph"/>
+        <w:pStyle w:val="Listaszerbekezds"/>
         <w:numPr>
           <w:ilvl w:val="2"/>
           <w:numId w:val="24"/>
@@ -14497,7 +14733,7 @@
     </w:p>
     <w:p>
       <w:pPr>
-        <w:pStyle w:val="ListParagraph"/>
+        <w:pStyle w:val="Listaszerbekezds"/>
         <w:numPr>
           <w:ilvl w:val="2"/>
           <w:numId w:val="24"/>
@@ -14534,7 +14770,7 @@
     </w:p>
     <w:p>
       <w:pPr>
-        <w:pStyle w:val="ListParagraph"/>
+        <w:pStyle w:val="Listaszerbekezds"/>
         <w:numPr>
           <w:ilvl w:val="0"/>
           <w:numId w:val="24"/>
@@ -14548,7 +14784,7 @@
     </w:p>
     <w:p>
       <w:pPr>
-        <w:pStyle w:val="ListParagraph"/>
+        <w:pStyle w:val="Listaszerbekezds"/>
         <w:numPr>
           <w:ilvl w:val="1"/>
           <w:numId w:val="24"/>
@@ -14564,7 +14800,7 @@
     </w:p>
     <w:p>
       <w:pPr>
-        <w:pStyle w:val="ListParagraph"/>
+        <w:pStyle w:val="Listaszerbekezds"/>
         <w:numPr>
           <w:ilvl w:val="1"/>
           <w:numId w:val="24"/>
@@ -14580,7 +14816,7 @@
     </w:p>
     <w:p>
       <w:pPr>
-        <w:pStyle w:val="ListParagraph"/>
+        <w:pStyle w:val="Listaszerbekezds"/>
         <w:numPr>
           <w:ilvl w:val="2"/>
           <w:numId w:val="24"/>
@@ -14600,7 +14836,7 @@
     </w:p>
     <w:p>
       <w:pPr>
-        <w:pStyle w:val="ListParagraph"/>
+        <w:pStyle w:val="Listaszerbekezds"/>
         <w:numPr>
           <w:ilvl w:val="2"/>
           <w:numId w:val="24"/>
@@ -14633,7 +14869,7 @@
     </w:p>
     <w:p>
       <w:pPr>
-        <w:pStyle w:val="ListParagraph"/>
+        <w:pStyle w:val="Listaszerbekezds"/>
         <w:numPr>
           <w:ilvl w:val="1"/>
           <w:numId w:val="24"/>
@@ -14653,7 +14889,7 @@
     </w:p>
     <w:p>
       <w:pPr>
-        <w:pStyle w:val="ListParagraph"/>
+        <w:pStyle w:val="Listaszerbekezds"/>
         <w:numPr>
           <w:ilvl w:val="2"/>
           <w:numId w:val="24"/>
@@ -14698,7 +14934,7 @@
     </w:p>
     <w:p>
       <w:pPr>
-        <w:pStyle w:val="ListParagraph"/>
+        <w:pStyle w:val="Listaszerbekezds"/>
         <w:numPr>
           <w:ilvl w:val="2"/>
           <w:numId w:val="24"/>
@@ -14725,7 +14961,7 @@
     </w:p>
     <w:p>
       <w:pPr>
-        <w:pStyle w:val="ListParagraph"/>
+        <w:pStyle w:val="Listaszerbekezds"/>
         <w:numPr>
           <w:ilvl w:val="2"/>
           <w:numId w:val="24"/>
@@ -14765,7 +15001,7 @@
     </w:p>
     <w:p>
       <w:pPr>
-        <w:pStyle w:val="ListParagraph"/>
+        <w:pStyle w:val="Listaszerbekezds"/>
         <w:numPr>
           <w:ilvl w:val="2"/>
           <w:numId w:val="24"/>
@@ -14805,7 +15041,7 @@
     </w:p>
     <w:p>
       <w:pPr>
-        <w:pStyle w:val="ListParagraph"/>
+        <w:pStyle w:val="Listaszerbekezds"/>
         <w:numPr>
           <w:ilvl w:val="2"/>
           <w:numId w:val="24"/>
@@ -14845,7 +15081,7 @@
     </w:p>
     <w:p>
       <w:pPr>
-        <w:pStyle w:val="ListParagraph"/>
+        <w:pStyle w:val="Listaszerbekezds"/>
         <w:numPr>
           <w:ilvl w:val="2"/>
           <w:numId w:val="24"/>
@@ -14872,7 +15108,7 @@
     </w:p>
     <w:p>
       <w:pPr>
-        <w:pStyle w:val="Heading5"/>
+        <w:pStyle w:val="Cmsor5"/>
       </w:pPr>
       <w:r>
         <w:t>/</w:t>
@@ -14883,7 +15119,15 @@
       </w:r>
       <w:proofErr w:type="spellEnd"/>
       <w:r>
-        <w:t>/Vehicle/</w:t>
+        <w:t>/</w:t>
+      </w:r>
+      <w:proofErr w:type="spellStart"/>
+      <w:r>
+        <w:t>Vehicle</w:t>
+      </w:r>
+      <w:proofErr w:type="spellEnd"/>
+      <w:r>
+        <w:t>/</w:t>
       </w:r>
       <w:proofErr w:type="spellStart"/>
       <w:r>
@@ -14893,7 +15137,7 @@
     </w:p>
     <w:p>
       <w:pPr>
-        <w:pStyle w:val="ListParagraph"/>
+        <w:pStyle w:val="Listaszerbekezds"/>
         <w:numPr>
           <w:ilvl w:val="0"/>
           <w:numId w:val="24"/>
@@ -14910,7 +15154,7 @@
     </w:p>
     <w:p>
       <w:pPr>
-        <w:pStyle w:val="ListParagraph"/>
+        <w:pStyle w:val="Listaszerbekezds"/>
         <w:numPr>
           <w:ilvl w:val="1"/>
           <w:numId w:val="24"/>
@@ -14933,7 +15177,7 @@
     </w:p>
     <w:p>
       <w:pPr>
-        <w:pStyle w:val="ListParagraph"/>
+        <w:pStyle w:val="Listaszerbekezds"/>
         <w:numPr>
           <w:ilvl w:val="1"/>
           <w:numId w:val="24"/>
@@ -14953,7 +15197,7 @@
     </w:p>
     <w:p>
       <w:pPr>
-        <w:pStyle w:val="ListParagraph"/>
+        <w:pStyle w:val="Listaszerbekezds"/>
         <w:numPr>
           <w:ilvl w:val="1"/>
           <w:numId w:val="24"/>
@@ -14973,7 +15217,7 @@
     </w:p>
     <w:p>
       <w:pPr>
-        <w:pStyle w:val="ListParagraph"/>
+        <w:pStyle w:val="Listaszerbekezds"/>
         <w:numPr>
           <w:ilvl w:val="2"/>
           <w:numId w:val="24"/>
@@ -14997,7 +15241,7 @@
     </w:p>
     <w:p>
       <w:pPr>
-        <w:pStyle w:val="ListParagraph"/>
+        <w:pStyle w:val="Listaszerbekezds"/>
         <w:numPr>
           <w:ilvl w:val="2"/>
           <w:numId w:val="24"/>
@@ -15038,7 +15282,7 @@
     </w:p>
     <w:p>
       <w:pPr>
-        <w:pStyle w:val="Heading5"/>
+        <w:pStyle w:val="Cmsor5"/>
       </w:pPr>
       <w:r>
         <w:lastRenderedPageBreak/>
@@ -15050,7 +15294,23 @@
       </w:r>
       <w:proofErr w:type="spellEnd"/>
       <w:r>
-        <w:t>/Vehicle/{id}/</w:t>
+        <w:t>/</w:t>
+      </w:r>
+      <w:proofErr w:type="spellStart"/>
+      <w:r>
+        <w:t>Vehicle</w:t>
+      </w:r>
+      <w:proofErr w:type="spellEnd"/>
+      <w:r>
+        <w:t>/{</w:t>
+      </w:r>
+      <w:proofErr w:type="spellStart"/>
+      <w:r>
+        <w:t>id</w:t>
+      </w:r>
+      <w:proofErr w:type="spellEnd"/>
+      <w:r>
+        <w:t>}/</w:t>
       </w:r>
       <w:proofErr w:type="spellStart"/>
       <w:r>
@@ -15060,7 +15320,7 @@
     </w:p>
     <w:p>
       <w:pPr>
-        <w:pStyle w:val="ListParagraph"/>
+        <w:pStyle w:val="Listaszerbekezds"/>
         <w:numPr>
           <w:ilvl w:val="0"/>
           <w:numId w:val="24"/>
@@ -15077,7 +15337,7 @@
     </w:p>
     <w:p>
       <w:pPr>
-        <w:pStyle w:val="ListParagraph"/>
+        <w:pStyle w:val="Listaszerbekezds"/>
         <w:numPr>
           <w:ilvl w:val="1"/>
           <w:numId w:val="24"/>
@@ -15094,7 +15354,7 @@
     </w:p>
     <w:p>
       <w:pPr>
-        <w:pStyle w:val="ListParagraph"/>
+        <w:pStyle w:val="Listaszerbekezds"/>
         <w:numPr>
           <w:ilvl w:val="1"/>
           <w:numId w:val="24"/>
@@ -15114,7 +15374,7 @@
     </w:p>
     <w:p>
       <w:pPr>
-        <w:pStyle w:val="ListParagraph"/>
+        <w:pStyle w:val="Listaszerbekezds"/>
         <w:numPr>
           <w:ilvl w:val="2"/>
           <w:numId w:val="24"/>
@@ -15138,7 +15398,7 @@
     </w:p>
     <w:p>
       <w:pPr>
-        <w:pStyle w:val="ListParagraph"/>
+        <w:pStyle w:val="Listaszerbekezds"/>
         <w:numPr>
           <w:ilvl w:val="2"/>
           <w:numId w:val="24"/>
@@ -15194,7 +15454,7 @@
     </w:p>
     <w:p>
       <w:pPr>
-        <w:pStyle w:val="ListParagraph"/>
+        <w:pStyle w:val="Listaszerbekezds"/>
         <w:numPr>
           <w:ilvl w:val="2"/>
           <w:numId w:val="24"/>
@@ -15250,7 +15510,7 @@
     </w:p>
     <w:p>
       <w:pPr>
-        <w:pStyle w:val="ListParagraph"/>
+        <w:pStyle w:val="Listaszerbekezds"/>
         <w:numPr>
           <w:ilvl w:val="1"/>
           <w:numId w:val="24"/>
@@ -15270,7 +15530,7 @@
     </w:p>
     <w:p>
       <w:pPr>
-        <w:pStyle w:val="ListParagraph"/>
+        <w:pStyle w:val="Listaszerbekezds"/>
         <w:numPr>
           <w:ilvl w:val="2"/>
           <w:numId w:val="24"/>
@@ -15310,7 +15570,7 @@
     </w:p>
     <w:p>
       <w:pPr>
-        <w:pStyle w:val="ListParagraph"/>
+        <w:pStyle w:val="Listaszerbekezds"/>
         <w:numPr>
           <w:ilvl w:val="2"/>
           <w:numId w:val="24"/>
@@ -15350,7 +15610,7 @@
     </w:p>
     <w:p>
       <w:pPr>
-        <w:pStyle w:val="ListParagraph"/>
+        <w:pStyle w:val="Listaszerbekezds"/>
         <w:numPr>
           <w:ilvl w:val="2"/>
           <w:numId w:val="24"/>
@@ -15390,7 +15650,7 @@
     </w:p>
     <w:p>
       <w:pPr>
-        <w:pStyle w:val="ListParagraph"/>
+        <w:pStyle w:val="Listaszerbekezds"/>
         <w:numPr>
           <w:ilvl w:val="2"/>
           <w:numId w:val="24"/>
@@ -15414,7 +15674,7 @@
     </w:p>
     <w:p>
       <w:pPr>
-        <w:pStyle w:val="Heading5"/>
+        <w:pStyle w:val="Cmsor5"/>
       </w:pPr>
       <w:r>
         <w:t>/</w:t>
@@ -15425,7 +15685,23 @@
       </w:r>
       <w:proofErr w:type="spellEnd"/>
       <w:r>
-        <w:t>/Vehicle/{id}/</w:t>
+        <w:t>/</w:t>
+      </w:r>
+      <w:proofErr w:type="spellStart"/>
+      <w:r>
+        <w:t>Vehicle</w:t>
+      </w:r>
+      <w:proofErr w:type="spellEnd"/>
+      <w:r>
+        <w:t>/{</w:t>
+      </w:r>
+      <w:proofErr w:type="spellStart"/>
+      <w:r>
+        <w:t>id</w:t>
+      </w:r>
+      <w:proofErr w:type="spellEnd"/>
+      <w:r>
+        <w:t>}/</w:t>
       </w:r>
       <w:proofErr w:type="spellStart"/>
       <w:r>
@@ -15435,7 +15711,7 @@
     </w:p>
     <w:p>
       <w:pPr>
-        <w:pStyle w:val="ListParagraph"/>
+        <w:pStyle w:val="Listaszerbekezds"/>
         <w:numPr>
           <w:ilvl w:val="0"/>
           <w:numId w:val="24"/>
@@ -15455,7 +15731,7 @@
     </w:p>
     <w:p>
       <w:pPr>
-        <w:pStyle w:val="ListParagraph"/>
+        <w:pStyle w:val="Listaszerbekezds"/>
         <w:numPr>
           <w:ilvl w:val="1"/>
           <w:numId w:val="24"/>
@@ -15472,7 +15748,7 @@
     </w:p>
     <w:p>
       <w:pPr>
-        <w:pStyle w:val="ListParagraph"/>
+        <w:pStyle w:val="Listaszerbekezds"/>
         <w:numPr>
           <w:ilvl w:val="1"/>
           <w:numId w:val="24"/>
@@ -15505,7 +15781,7 @@
     </w:p>
     <w:p>
       <w:pPr>
-        <w:pStyle w:val="ListParagraph"/>
+        <w:pStyle w:val="Listaszerbekezds"/>
         <w:numPr>
           <w:ilvl w:val="1"/>
           <w:numId w:val="24"/>
@@ -15525,7 +15801,7 @@
     </w:p>
     <w:p>
       <w:pPr>
-        <w:pStyle w:val="ListParagraph"/>
+        <w:pStyle w:val="Listaszerbekezds"/>
         <w:numPr>
           <w:ilvl w:val="2"/>
           <w:numId w:val="24"/>
@@ -15555,7 +15831,7 @@
     </w:p>
     <w:p>
       <w:pPr>
-        <w:pStyle w:val="ListParagraph"/>
+        <w:pStyle w:val="Listaszerbekezds"/>
         <w:numPr>
           <w:ilvl w:val="0"/>
           <w:numId w:val="24"/>
@@ -15573,7 +15849,7 @@
     </w:p>
     <w:p>
       <w:pPr>
-        <w:pStyle w:val="ListParagraph"/>
+        <w:pStyle w:val="Listaszerbekezds"/>
         <w:numPr>
           <w:ilvl w:val="1"/>
           <w:numId w:val="24"/>
@@ -15590,7 +15866,7 @@
     </w:p>
     <w:p>
       <w:pPr>
-        <w:pStyle w:val="ListParagraph"/>
+        <w:pStyle w:val="Listaszerbekezds"/>
         <w:numPr>
           <w:ilvl w:val="1"/>
           <w:numId w:val="24"/>
@@ -15610,7 +15886,7 @@
     </w:p>
     <w:p>
       <w:pPr>
-        <w:pStyle w:val="ListParagraph"/>
+        <w:pStyle w:val="Listaszerbekezds"/>
         <w:numPr>
           <w:ilvl w:val="2"/>
           <w:numId w:val="24"/>
@@ -15634,7 +15910,7 @@
     </w:p>
     <w:p>
       <w:pPr>
-        <w:pStyle w:val="ListParagraph"/>
+        <w:pStyle w:val="Listaszerbekezds"/>
         <w:numPr>
           <w:ilvl w:val="2"/>
           <w:numId w:val="24"/>
@@ -15667,7 +15943,7 @@
     </w:p>
     <w:p>
       <w:pPr>
-        <w:pStyle w:val="ListParagraph"/>
+        <w:pStyle w:val="Listaszerbekezds"/>
         <w:numPr>
           <w:ilvl w:val="1"/>
           <w:numId w:val="24"/>
@@ -15687,7 +15963,7 @@
     </w:p>
     <w:p>
       <w:pPr>
-        <w:pStyle w:val="ListParagraph"/>
+        <w:pStyle w:val="Listaszerbekezds"/>
         <w:numPr>
           <w:ilvl w:val="2"/>
           <w:numId w:val="24"/>
@@ -15727,7 +16003,7 @@
     </w:p>
     <w:p>
       <w:pPr>
-        <w:pStyle w:val="ListParagraph"/>
+        <w:pStyle w:val="Listaszerbekezds"/>
         <w:numPr>
           <w:ilvl w:val="2"/>
           <w:numId w:val="24"/>
@@ -15758,7 +16034,7 @@
     </w:p>
     <w:p>
       <w:pPr>
-        <w:pStyle w:val="ListParagraph"/>
+        <w:pStyle w:val="Listaszerbekezds"/>
         <w:numPr>
           <w:ilvl w:val="2"/>
           <w:numId w:val="24"/>
@@ -15798,7 +16074,7 @@
     </w:p>
     <w:p>
       <w:pPr>
-        <w:pStyle w:val="ListParagraph"/>
+        <w:pStyle w:val="Listaszerbekezds"/>
         <w:numPr>
           <w:ilvl w:val="2"/>
           <w:numId w:val="24"/>
@@ -15838,7 +16114,7 @@
     </w:p>
     <w:p>
       <w:pPr>
-        <w:pStyle w:val="ListParagraph"/>
+        <w:pStyle w:val="Listaszerbekezds"/>
         <w:numPr>
           <w:ilvl w:val="2"/>
           <w:numId w:val="24"/>
@@ -15878,7 +16154,7 @@
     </w:p>
     <w:p>
       <w:pPr>
-        <w:pStyle w:val="Heading5"/>
+        <w:pStyle w:val="Cmsor5"/>
       </w:pPr>
       <w:r>
         <w:t>/</w:t>
@@ -15889,7 +16165,15 @@
       </w:r>
       <w:proofErr w:type="spellEnd"/>
       <w:r>
-        <w:t>/Vehicle/</w:t>
+        <w:t>/</w:t>
+      </w:r>
+      <w:proofErr w:type="spellStart"/>
+      <w:r>
+        <w:t>Vehicle</w:t>
+      </w:r>
+      <w:proofErr w:type="spellEnd"/>
+      <w:r>
+        <w:t>/</w:t>
       </w:r>
       <w:r>
         <w:rPr>
@@ -15928,7 +16212,7 @@
     </w:p>
     <w:p>
       <w:pPr>
-        <w:pStyle w:val="ListParagraph"/>
+        <w:pStyle w:val="Listaszerbekezds"/>
         <w:numPr>
           <w:ilvl w:val="0"/>
           <w:numId w:val="24"/>
@@ -15945,7 +16229,7 @@
     </w:p>
     <w:p>
       <w:pPr>
-        <w:pStyle w:val="ListParagraph"/>
+        <w:pStyle w:val="Listaszerbekezds"/>
         <w:numPr>
           <w:ilvl w:val="1"/>
           <w:numId w:val="24"/>
@@ -15962,7 +16246,7 @@
     </w:p>
     <w:p>
       <w:pPr>
-        <w:pStyle w:val="ListParagraph"/>
+        <w:pStyle w:val="Listaszerbekezds"/>
         <w:numPr>
           <w:ilvl w:val="1"/>
           <w:numId w:val="24"/>
@@ -15982,7 +16266,7 @@
     </w:p>
     <w:p>
       <w:pPr>
-        <w:pStyle w:val="ListParagraph"/>
+        <w:pStyle w:val="Listaszerbekezds"/>
         <w:numPr>
           <w:ilvl w:val="2"/>
           <w:numId w:val="24"/>
@@ -16015,7 +16299,7 @@
     </w:p>
     <w:p>
       <w:pPr>
-        <w:pStyle w:val="ListParagraph"/>
+        <w:pStyle w:val="Listaszerbekezds"/>
         <w:numPr>
           <w:ilvl w:val="2"/>
           <w:numId w:val="24"/>
@@ -16048,7 +16332,7 @@
     </w:p>
     <w:p>
       <w:pPr>
-        <w:pStyle w:val="ListParagraph"/>
+        <w:pStyle w:val="Listaszerbekezds"/>
         <w:numPr>
           <w:ilvl w:val="1"/>
           <w:numId w:val="24"/>
@@ -16068,7 +16352,7 @@
     </w:p>
     <w:p>
       <w:pPr>
-        <w:pStyle w:val="ListParagraph"/>
+        <w:pStyle w:val="Listaszerbekezds"/>
         <w:numPr>
           <w:ilvl w:val="2"/>
           <w:numId w:val="24"/>
@@ -16108,7 +16392,7 @@
     </w:p>
     <w:p>
       <w:pPr>
-        <w:pStyle w:val="ListParagraph"/>
+        <w:pStyle w:val="Listaszerbekezds"/>
         <w:numPr>
           <w:ilvl w:val="2"/>
           <w:numId w:val="24"/>
@@ -16149,7 +16433,7 @@
     </w:p>
     <w:p>
       <w:pPr>
-        <w:pStyle w:val="ListParagraph"/>
+        <w:pStyle w:val="Listaszerbekezds"/>
         <w:numPr>
           <w:ilvl w:val="0"/>
           <w:numId w:val="24"/>
@@ -16167,7 +16451,7 @@
     </w:p>
     <w:p>
       <w:pPr>
-        <w:pStyle w:val="ListParagraph"/>
+        <w:pStyle w:val="Listaszerbekezds"/>
         <w:numPr>
           <w:ilvl w:val="1"/>
           <w:numId w:val="24"/>
@@ -16184,7 +16468,7 @@
     </w:p>
     <w:p>
       <w:pPr>
-        <w:pStyle w:val="ListParagraph"/>
+        <w:pStyle w:val="Listaszerbekezds"/>
         <w:numPr>
           <w:ilvl w:val="1"/>
           <w:numId w:val="24"/>
@@ -16204,7 +16488,7 @@
     </w:p>
     <w:p>
       <w:pPr>
-        <w:pStyle w:val="ListParagraph"/>
+        <w:pStyle w:val="Listaszerbekezds"/>
         <w:numPr>
           <w:ilvl w:val="2"/>
           <w:numId w:val="24"/>
@@ -16237,7 +16521,7 @@
     </w:p>
     <w:p>
       <w:pPr>
-        <w:pStyle w:val="ListParagraph"/>
+        <w:pStyle w:val="Listaszerbekezds"/>
         <w:numPr>
           <w:ilvl w:val="2"/>
           <w:numId w:val="24"/>
@@ -16270,7 +16554,7 @@
     </w:p>
     <w:p>
       <w:pPr>
-        <w:pStyle w:val="ListParagraph"/>
+        <w:pStyle w:val="Listaszerbekezds"/>
         <w:numPr>
           <w:ilvl w:val="2"/>
           <w:numId w:val="24"/>
@@ -16303,7 +16587,7 @@
     </w:p>
     <w:p>
       <w:pPr>
-        <w:pStyle w:val="ListParagraph"/>
+        <w:pStyle w:val="Listaszerbekezds"/>
         <w:numPr>
           <w:ilvl w:val="1"/>
           <w:numId w:val="24"/>
@@ -16323,7 +16607,7 @@
     </w:p>
     <w:p>
       <w:pPr>
-        <w:pStyle w:val="ListParagraph"/>
+        <w:pStyle w:val="Listaszerbekezds"/>
         <w:numPr>
           <w:ilvl w:val="2"/>
           <w:numId w:val="24"/>
@@ -16363,7 +16647,7 @@
     </w:p>
     <w:p>
       <w:pPr>
-        <w:pStyle w:val="ListParagraph"/>
+        <w:pStyle w:val="Listaszerbekezds"/>
         <w:numPr>
           <w:ilvl w:val="2"/>
           <w:numId w:val="24"/>
@@ -16394,7 +16678,7 @@
     </w:p>
     <w:p>
       <w:pPr>
-        <w:pStyle w:val="ListParagraph"/>
+        <w:pStyle w:val="Listaszerbekezds"/>
         <w:numPr>
           <w:ilvl w:val="2"/>
           <w:numId w:val="24"/>
@@ -16434,7 +16718,7 @@
     </w:p>
     <w:p>
       <w:pPr>
-        <w:pStyle w:val="ListParagraph"/>
+        <w:pStyle w:val="Listaszerbekezds"/>
         <w:numPr>
           <w:ilvl w:val="2"/>
           <w:numId w:val="24"/>
@@ -16480,7 +16764,7 @@
     </w:p>
     <w:p>
       <w:pPr>
-        <w:pStyle w:val="ListParagraph"/>
+        <w:pStyle w:val="Listaszerbekezds"/>
         <w:numPr>
           <w:ilvl w:val="2"/>
           <w:numId w:val="24"/>
@@ -16526,7 +16810,7 @@
     </w:p>
     <w:p>
       <w:pPr>
-        <w:pStyle w:val="ListParagraph"/>
+        <w:pStyle w:val="Listaszerbekezds"/>
         <w:numPr>
           <w:ilvl w:val="2"/>
           <w:numId w:val="24"/>
@@ -16560,7 +16844,7 @@
     </w:p>
     <w:p>
       <w:pPr>
-        <w:pStyle w:val="ListParagraph"/>
+        <w:pStyle w:val="Listaszerbekezds"/>
         <w:numPr>
           <w:ilvl w:val="0"/>
           <w:numId w:val="24"/>
@@ -16577,7 +16861,7 @@
     </w:p>
     <w:p>
       <w:pPr>
-        <w:pStyle w:val="ListParagraph"/>
+        <w:pStyle w:val="Listaszerbekezds"/>
         <w:numPr>
           <w:ilvl w:val="1"/>
           <w:numId w:val="24"/>
@@ -16594,7 +16878,7 @@
     </w:p>
     <w:p>
       <w:pPr>
-        <w:pStyle w:val="ListParagraph"/>
+        <w:pStyle w:val="Listaszerbekezds"/>
         <w:numPr>
           <w:ilvl w:val="1"/>
           <w:numId w:val="24"/>
@@ -16621,7 +16905,7 @@
     </w:p>
     <w:p>
       <w:pPr>
-        <w:pStyle w:val="ListParagraph"/>
+        <w:pStyle w:val="Listaszerbekezds"/>
         <w:numPr>
           <w:ilvl w:val="2"/>
           <w:numId w:val="24"/>
@@ -16654,7 +16938,7 @@
     </w:p>
     <w:p>
       <w:pPr>
-        <w:pStyle w:val="ListParagraph"/>
+        <w:pStyle w:val="Listaszerbekezds"/>
         <w:numPr>
           <w:ilvl w:val="2"/>
           <w:numId w:val="24"/>
@@ -16687,7 +16971,7 @@
     </w:p>
     <w:p>
       <w:pPr>
-        <w:pStyle w:val="ListParagraph"/>
+        <w:pStyle w:val="Listaszerbekezds"/>
         <w:numPr>
           <w:ilvl w:val="1"/>
           <w:numId w:val="24"/>
@@ -16707,7 +16991,7 @@
     </w:p>
     <w:p>
       <w:pPr>
-        <w:pStyle w:val="ListParagraph"/>
+        <w:pStyle w:val="Listaszerbekezds"/>
         <w:numPr>
           <w:ilvl w:val="2"/>
           <w:numId w:val="24"/>
@@ -16738,7 +17022,7 @@
     </w:p>
     <w:p>
       <w:pPr>
-        <w:pStyle w:val="ListParagraph"/>
+        <w:pStyle w:val="Listaszerbekezds"/>
         <w:numPr>
           <w:ilvl w:val="2"/>
           <w:numId w:val="24"/>
@@ -16778,7 +17062,7 @@
     </w:p>
     <w:p>
       <w:pPr>
-        <w:pStyle w:val="ListParagraph"/>
+        <w:pStyle w:val="Listaszerbekezds"/>
         <w:numPr>
           <w:ilvl w:val="2"/>
           <w:numId w:val="24"/>
@@ -16818,7 +17102,7 @@
     </w:p>
     <w:p>
       <w:pPr>
-        <w:pStyle w:val="ListParagraph"/>
+        <w:pStyle w:val="Listaszerbekezds"/>
         <w:numPr>
           <w:ilvl w:val="2"/>
           <w:numId w:val="24"/>
@@ -16858,7 +17142,7 @@
     </w:p>
     <w:p>
       <w:pPr>
-        <w:pStyle w:val="Heading5"/>
+        <w:pStyle w:val="Cmsor5"/>
       </w:pPr>
       <w:r>
         <w:lastRenderedPageBreak/>
@@ -16870,7 +17154,15 @@
       </w:r>
       <w:proofErr w:type="spellEnd"/>
       <w:r>
-        <w:t>/Vehicle/</w:t>
+        <w:t>/</w:t>
+      </w:r>
+      <w:proofErr w:type="spellStart"/>
+      <w:r>
+        <w:t>Vehicle</w:t>
+      </w:r>
+      <w:proofErr w:type="spellEnd"/>
+      <w:r>
+        <w:t>/</w:t>
       </w:r>
       <w:r>
         <w:rPr>
@@ -16898,7 +17190,7 @@
     </w:p>
     <w:p>
       <w:pPr>
-        <w:pStyle w:val="ListParagraph"/>
+        <w:pStyle w:val="Listaszerbekezds"/>
         <w:numPr>
           <w:ilvl w:val="0"/>
           <w:numId w:val="24"/>
@@ -16915,7 +17207,7 @@
     </w:p>
     <w:p>
       <w:pPr>
-        <w:pStyle w:val="ListParagraph"/>
+        <w:pStyle w:val="Listaszerbekezds"/>
         <w:numPr>
           <w:ilvl w:val="1"/>
           <w:numId w:val="24"/>
@@ -16938,7 +17230,7 @@
     </w:p>
     <w:p>
       <w:pPr>
-        <w:pStyle w:val="ListParagraph"/>
+        <w:pStyle w:val="Listaszerbekezds"/>
         <w:numPr>
           <w:ilvl w:val="1"/>
           <w:numId w:val="24"/>
@@ -16973,7 +17265,7 @@
     </w:p>
     <w:p>
       <w:pPr>
-        <w:pStyle w:val="ListParagraph"/>
+        <w:pStyle w:val="Listaszerbekezds"/>
         <w:numPr>
           <w:ilvl w:val="1"/>
           <w:numId w:val="24"/>
@@ -16993,7 +17285,7 @@
     </w:p>
     <w:p>
       <w:pPr>
-        <w:pStyle w:val="ListParagraph"/>
+        <w:pStyle w:val="Listaszerbekezds"/>
         <w:numPr>
           <w:ilvl w:val="2"/>
           <w:numId w:val="24"/>
@@ -17024,7 +17316,7 @@
     </w:p>
     <w:p>
       <w:pPr>
-        <w:pStyle w:val="ListParagraph"/>
+        <w:pStyle w:val="Listaszerbekezds"/>
         <w:numPr>
           <w:ilvl w:val="0"/>
           <w:numId w:val="24"/>
@@ -17041,7 +17333,7 @@
     </w:p>
     <w:p>
       <w:pPr>
-        <w:pStyle w:val="ListParagraph"/>
+        <w:pStyle w:val="Listaszerbekezds"/>
         <w:numPr>
           <w:ilvl w:val="1"/>
           <w:numId w:val="24"/>
@@ -17058,7 +17350,7 @@
     </w:p>
     <w:p>
       <w:pPr>
-        <w:pStyle w:val="ListParagraph"/>
+        <w:pStyle w:val="Listaszerbekezds"/>
         <w:numPr>
           <w:ilvl w:val="1"/>
           <w:numId w:val="24"/>
@@ -17078,7 +17370,7 @@
     </w:p>
     <w:p>
       <w:pPr>
-        <w:pStyle w:val="ListParagraph"/>
+        <w:pStyle w:val="Listaszerbekezds"/>
         <w:numPr>
           <w:ilvl w:val="2"/>
           <w:numId w:val="24"/>
@@ -17104,7 +17396,7 @@
     </w:p>
     <w:p>
       <w:pPr>
-        <w:pStyle w:val="ListParagraph"/>
+        <w:pStyle w:val="Listaszerbekezds"/>
         <w:numPr>
           <w:ilvl w:val="2"/>
           <w:numId w:val="24"/>
@@ -17131,7 +17423,7 @@
     </w:p>
     <w:p>
       <w:pPr>
-        <w:pStyle w:val="ListParagraph"/>
+        <w:pStyle w:val="Listaszerbekezds"/>
         <w:numPr>
           <w:ilvl w:val="2"/>
           <w:numId w:val="24"/>
@@ -17161,12 +17453,14 @@
       <w:r>
         <w:t>(</w:t>
       </w:r>
+      <w:proofErr w:type="spellStart"/>
       <w:r>
         <w:t>Q</w:t>
       </w:r>
       <w:r>
         <w:t>uery</w:t>
       </w:r>
+      <w:proofErr w:type="spellEnd"/>
       <w:r>
         <w:t>-ben</w:t>
       </w:r>
@@ -17186,7 +17480,7 @@
     </w:p>
     <w:p>
       <w:pPr>
-        <w:pStyle w:val="ListParagraph"/>
+        <w:pStyle w:val="Listaszerbekezds"/>
         <w:numPr>
           <w:ilvl w:val="1"/>
           <w:numId w:val="24"/>
@@ -17206,7 +17500,7 @@
     </w:p>
     <w:p>
       <w:pPr>
-        <w:pStyle w:val="ListParagraph"/>
+        <w:pStyle w:val="Listaszerbekezds"/>
         <w:numPr>
           <w:ilvl w:val="2"/>
           <w:numId w:val="24"/>
@@ -17230,7 +17524,7 @@
     </w:p>
     <w:p>
       <w:pPr>
-        <w:pStyle w:val="ListParagraph"/>
+        <w:pStyle w:val="Listaszerbekezds"/>
         <w:numPr>
           <w:ilvl w:val="2"/>
           <w:numId w:val="24"/>
@@ -17270,7 +17564,7 @@
     </w:p>
     <w:p>
       <w:pPr>
-        <w:pStyle w:val="ListParagraph"/>
+        <w:pStyle w:val="Listaszerbekezds"/>
         <w:numPr>
           <w:ilvl w:val="2"/>
           <w:numId w:val="24"/>
@@ -17310,7 +17604,7 @@
     </w:p>
     <w:p>
       <w:pPr>
-        <w:pStyle w:val="ListParagraph"/>
+        <w:pStyle w:val="Listaszerbekezds"/>
         <w:numPr>
           <w:ilvl w:val="2"/>
           <w:numId w:val="24"/>
@@ -17366,7 +17660,7 @@
     </w:p>
     <w:p>
       <w:pPr>
-        <w:pStyle w:val="ListParagraph"/>
+        <w:pStyle w:val="Listaszerbekezds"/>
         <w:numPr>
           <w:ilvl w:val="2"/>
           <w:numId w:val="24"/>
@@ -17423,7 +17717,7 @@
     </w:p>
     <w:p>
       <w:pPr>
-        <w:pStyle w:val="Heading5"/>
+        <w:pStyle w:val="Cmsor5"/>
       </w:pPr>
       <w:r>
         <w:lastRenderedPageBreak/>
@@ -17435,7 +17729,15 @@
       </w:r>
       <w:proofErr w:type="spellEnd"/>
       <w:r>
-        <w:t>/Vehicle/</w:t>
+        <w:t>/</w:t>
+      </w:r>
+      <w:proofErr w:type="spellStart"/>
+      <w:r>
+        <w:t>Vehicle</w:t>
+      </w:r>
+      <w:proofErr w:type="spellEnd"/>
+      <w:r>
+        <w:t>/</w:t>
       </w:r>
       <w:r>
         <w:rPr>
@@ -17483,7 +17785,7 @@
     </w:p>
     <w:p>
       <w:pPr>
-        <w:pStyle w:val="ListParagraph"/>
+        <w:pStyle w:val="Listaszerbekezds"/>
         <w:numPr>
           <w:ilvl w:val="0"/>
           <w:numId w:val="24"/>
@@ -17500,7 +17802,7 @@
     </w:p>
     <w:p>
       <w:pPr>
-        <w:pStyle w:val="ListParagraph"/>
+        <w:pStyle w:val="Listaszerbekezds"/>
         <w:numPr>
           <w:ilvl w:val="1"/>
           <w:numId w:val="24"/>
@@ -17517,7 +17819,7 @@
     </w:p>
     <w:p>
       <w:pPr>
-        <w:pStyle w:val="ListParagraph"/>
+        <w:pStyle w:val="Listaszerbekezds"/>
         <w:numPr>
           <w:ilvl w:val="1"/>
           <w:numId w:val="24"/>
@@ -17537,7 +17839,7 @@
     </w:p>
     <w:p>
       <w:pPr>
-        <w:pStyle w:val="ListParagraph"/>
+        <w:pStyle w:val="Listaszerbekezds"/>
         <w:numPr>
           <w:ilvl w:val="2"/>
           <w:numId w:val="24"/>
@@ -17563,7 +17865,7 @@
     </w:p>
     <w:p>
       <w:pPr>
-        <w:pStyle w:val="ListParagraph"/>
+        <w:pStyle w:val="Listaszerbekezds"/>
         <w:numPr>
           <w:ilvl w:val="2"/>
           <w:numId w:val="24"/>
@@ -17596,7 +17898,7 @@
     </w:p>
     <w:p>
       <w:pPr>
-        <w:pStyle w:val="ListParagraph"/>
+        <w:pStyle w:val="Listaszerbekezds"/>
         <w:numPr>
           <w:ilvl w:val="1"/>
           <w:numId w:val="24"/>
@@ -17616,7 +17918,7 @@
     </w:p>
     <w:p>
       <w:pPr>
-        <w:pStyle w:val="ListParagraph"/>
+        <w:pStyle w:val="Listaszerbekezds"/>
         <w:numPr>
           <w:ilvl w:val="2"/>
           <w:numId w:val="24"/>
@@ -17656,7 +17958,7 @@
     </w:p>
     <w:p>
       <w:pPr>
-        <w:pStyle w:val="ListParagraph"/>
+        <w:pStyle w:val="Listaszerbekezds"/>
         <w:numPr>
           <w:ilvl w:val="2"/>
           <w:numId w:val="24"/>
@@ -17680,7 +17982,7 @@
     </w:p>
     <w:p>
       <w:pPr>
-        <w:pStyle w:val="ListParagraph"/>
+        <w:pStyle w:val="Listaszerbekezds"/>
         <w:numPr>
           <w:ilvl w:val="0"/>
           <w:numId w:val="24"/>
@@ -17697,7 +17999,7 @@
     </w:p>
     <w:p>
       <w:pPr>
-        <w:pStyle w:val="ListParagraph"/>
+        <w:pStyle w:val="Listaszerbekezds"/>
         <w:numPr>
           <w:ilvl w:val="1"/>
           <w:numId w:val="24"/>
@@ -17714,7 +18016,7 @@
     </w:p>
     <w:p>
       <w:pPr>
-        <w:pStyle w:val="ListParagraph"/>
+        <w:pStyle w:val="Listaszerbekezds"/>
         <w:numPr>
           <w:ilvl w:val="1"/>
           <w:numId w:val="24"/>
@@ -17734,7 +18036,7 @@
     </w:p>
     <w:p>
       <w:pPr>
-        <w:pStyle w:val="ListParagraph"/>
+        <w:pStyle w:val="Listaszerbekezds"/>
         <w:numPr>
           <w:ilvl w:val="2"/>
           <w:numId w:val="24"/>
@@ -17760,7 +18062,7 @@
     </w:p>
     <w:p>
       <w:pPr>
-        <w:pStyle w:val="ListParagraph"/>
+        <w:pStyle w:val="Listaszerbekezds"/>
         <w:numPr>
           <w:ilvl w:val="2"/>
           <w:numId w:val="24"/>
@@ -17793,7 +18095,7 @@
     </w:p>
     <w:p>
       <w:pPr>
-        <w:pStyle w:val="ListParagraph"/>
+        <w:pStyle w:val="Listaszerbekezds"/>
         <w:numPr>
           <w:ilvl w:val="2"/>
           <w:numId w:val="24"/>
@@ -17823,8 +18125,13 @@
       <w:r>
         <w:t>(</w:t>
       </w:r>
-      <w:r>
-        <w:t>Query-ben</w:t>
+      <w:proofErr w:type="spellStart"/>
+      <w:r>
+        <w:t>Query</w:t>
+      </w:r>
+      <w:proofErr w:type="spellEnd"/>
+      <w:r>
+        <w:t>-ben</w:t>
       </w:r>
       <w:r>
         <w:t>):</w:t>
@@ -17835,7 +18142,7 @@
     </w:p>
     <w:p>
       <w:pPr>
-        <w:pStyle w:val="ListParagraph"/>
+        <w:pStyle w:val="Listaszerbekezds"/>
         <w:numPr>
           <w:ilvl w:val="1"/>
           <w:numId w:val="24"/>
@@ -17855,7 +18162,7 @@
     </w:p>
     <w:p>
       <w:pPr>
-        <w:pStyle w:val="ListParagraph"/>
+        <w:pStyle w:val="Listaszerbekezds"/>
         <w:numPr>
           <w:ilvl w:val="2"/>
           <w:numId w:val="24"/>
@@ -17879,7 +18186,7 @@
     </w:p>
     <w:p>
       <w:pPr>
-        <w:pStyle w:val="ListParagraph"/>
+        <w:pStyle w:val="Listaszerbekezds"/>
         <w:numPr>
           <w:ilvl w:val="2"/>
           <w:numId w:val="24"/>
@@ -17919,7 +18226,7 @@
     </w:p>
     <w:p>
       <w:pPr>
-        <w:pStyle w:val="ListParagraph"/>
+        <w:pStyle w:val="Listaszerbekezds"/>
         <w:numPr>
           <w:ilvl w:val="2"/>
           <w:numId w:val="24"/>
@@ -17959,7 +18266,7 @@
     </w:p>
     <w:p>
       <w:pPr>
-        <w:pStyle w:val="ListParagraph"/>
+        <w:pStyle w:val="Listaszerbekezds"/>
         <w:numPr>
           <w:ilvl w:val="2"/>
           <w:numId w:val="24"/>
@@ -17992,7 +18299,7 @@
     </w:p>
     <w:p>
       <w:pPr>
-        <w:pStyle w:val="ListParagraph"/>
+        <w:pStyle w:val="Listaszerbekezds"/>
         <w:numPr>
           <w:ilvl w:val="0"/>
           <w:numId w:val="24"/>
@@ -18006,7 +18313,7 @@
     </w:p>
     <w:p>
       <w:pPr>
-        <w:pStyle w:val="ListParagraph"/>
+        <w:pStyle w:val="Listaszerbekezds"/>
         <w:numPr>
           <w:ilvl w:val="1"/>
           <w:numId w:val="24"/>
@@ -18019,7 +18326,7 @@
     </w:p>
     <w:p>
       <w:pPr>
-        <w:pStyle w:val="ListParagraph"/>
+        <w:pStyle w:val="Listaszerbekezds"/>
         <w:numPr>
           <w:ilvl w:val="1"/>
           <w:numId w:val="24"/>
@@ -18039,7 +18346,7 @@
     </w:p>
     <w:p>
       <w:pPr>
-        <w:pStyle w:val="ListParagraph"/>
+        <w:pStyle w:val="Listaszerbekezds"/>
         <w:numPr>
           <w:ilvl w:val="2"/>
           <w:numId w:val="24"/>
@@ -18065,7 +18372,7 @@
     </w:p>
     <w:p>
       <w:pPr>
-        <w:pStyle w:val="ListParagraph"/>
+        <w:pStyle w:val="Listaszerbekezds"/>
         <w:numPr>
           <w:ilvl w:val="2"/>
           <w:numId w:val="24"/>
@@ -18098,7 +18405,7 @@
     </w:p>
     <w:p>
       <w:pPr>
-        <w:pStyle w:val="ListParagraph"/>
+        <w:pStyle w:val="Listaszerbekezds"/>
         <w:numPr>
           <w:ilvl w:val="1"/>
           <w:numId w:val="24"/>
@@ -18118,7 +18425,7 @@
     </w:p>
     <w:p>
       <w:pPr>
-        <w:pStyle w:val="ListParagraph"/>
+        <w:pStyle w:val="Listaszerbekezds"/>
         <w:numPr>
           <w:ilvl w:val="2"/>
           <w:numId w:val="24"/>
@@ -18142,7 +18449,7 @@
     </w:p>
     <w:p>
       <w:pPr>
-        <w:pStyle w:val="ListParagraph"/>
+        <w:pStyle w:val="Listaszerbekezds"/>
         <w:numPr>
           <w:ilvl w:val="2"/>
           <w:numId w:val="24"/>
@@ -18182,7 +18489,7 @@
     </w:p>
     <w:p>
       <w:pPr>
-        <w:pStyle w:val="ListParagraph"/>
+        <w:pStyle w:val="Listaszerbekezds"/>
         <w:numPr>
           <w:ilvl w:val="2"/>
           <w:numId w:val="24"/>
@@ -18222,7 +18529,7 @@
     </w:p>
     <w:p>
       <w:pPr>
-        <w:pStyle w:val="ListParagraph"/>
+        <w:pStyle w:val="Listaszerbekezds"/>
         <w:numPr>
           <w:ilvl w:val="2"/>
           <w:numId w:val="24"/>
@@ -18278,7 +18585,7 @@
     </w:p>
     <w:p>
       <w:pPr>
-        <w:pStyle w:val="ListParagraph"/>
+        <w:pStyle w:val="Listaszerbekezds"/>
         <w:numPr>
           <w:ilvl w:val="2"/>
           <w:numId w:val="24"/>
@@ -18327,14 +18634,14 @@
     </w:p>
     <w:p>
       <w:pPr>
-        <w:pStyle w:val="Heading3"/>
-      </w:pPr>
-      <w:bookmarkStart w:id="33" w:name="_Toc227709803"/>
+        <w:pStyle w:val="Cmsor3"/>
+      </w:pPr>
+      <w:bookmarkStart w:id="34" w:name="_Toc227709803"/>
       <w:r>
         <w:lastRenderedPageBreak/>
         <w:t>Szolgáltatások</w:t>
       </w:r>
-      <w:bookmarkEnd w:id="33"/>
+      <w:bookmarkEnd w:id="34"/>
     </w:p>
     <w:p>
       <w:r>
@@ -18343,17 +18650,17 @@
     </w:p>
     <w:p>
       <w:pPr>
-        <w:pStyle w:val="Heading4"/>
-      </w:pPr>
-      <w:bookmarkStart w:id="34" w:name="_Toc227709804"/>
+        <w:pStyle w:val="Cmsor4"/>
+      </w:pPr>
+      <w:bookmarkStart w:id="35" w:name="_Toc227709804"/>
       <w:r>
         <w:t>Autentikációs szolgáltatás – AuthService</w:t>
       </w:r>
-      <w:bookmarkEnd w:id="34"/>
-    </w:p>
-    <w:p>
-      <w:pPr>
-        <w:pStyle w:val="Heading5"/>
+      <w:bookmarkEnd w:id="35"/>
+    </w:p>
+    <w:p>
+      <w:pPr>
+        <w:pStyle w:val="Cmsor5"/>
       </w:pPr>
       <w:r>
         <w:t>Jelszavak</w:t>
@@ -18372,7 +18679,7 @@
     </w:p>
     <w:p>
       <w:pPr>
-        <w:pStyle w:val="Heading5"/>
+        <w:pStyle w:val="Cmsor5"/>
       </w:pPr>
       <w:r>
         <w:t>Hozzáférési token</w:t>
@@ -18436,7 +18743,7 @@
     </w:p>
     <w:p>
       <w:pPr>
-        <w:pStyle w:val="Heading5"/>
+        <w:pStyle w:val="Cmsor5"/>
       </w:pPr>
       <w:r>
         <w:t>Visszaállító kódok</w:t>
@@ -18458,9 +18765,9 @@
     </w:p>
     <w:p>
       <w:pPr>
-        <w:pStyle w:val="Heading4"/>
-      </w:pPr>
-      <w:bookmarkStart w:id="35" w:name="_Toc227709805"/>
+        <w:pStyle w:val="Cmsor4"/>
+      </w:pPr>
+      <w:bookmarkStart w:id="36" w:name="_Toc227709805"/>
       <w:r>
         <w:lastRenderedPageBreak/>
         <w:t xml:space="preserve">Email szolgáltatás – IEmailService </w:t>
@@ -18474,11 +18781,11 @@
       <w:r>
         <w:t>ResendEmailService</w:t>
       </w:r>
-      <w:bookmarkEnd w:id="35"/>
-    </w:p>
-    <w:p>
-      <w:pPr>
-        <w:pStyle w:val="Heading5"/>
+      <w:bookmarkEnd w:id="36"/>
+    </w:p>
+    <w:p>
+      <w:pPr>
+        <w:pStyle w:val="Cmsor5"/>
       </w:pPr>
       <w:r>
         <w:t>IEmailService</w:t>
@@ -18506,7 +18813,7 @@
     </w:p>
     <w:p>
       <w:pPr>
-        <w:pStyle w:val="Heading5"/>
+        <w:pStyle w:val="Cmsor5"/>
       </w:pPr>
       <w:r>
         <w:t>ResendEmailService</w:t>
@@ -18519,7 +18826,7 @@
       <w:hyperlink r:id="rId10" w:history="1">
         <w:r>
           <w:rPr>
-            <w:rStyle w:val="Hyperlink"/>
+            <w:rStyle w:val="Hiperhivatkozs"/>
           </w:rPr>
           <w:t>Resend</w:t>
         </w:r>
@@ -18551,10 +18858,10 @@
     </w:p>
     <w:p>
       <w:pPr>
-        <w:pStyle w:val="Heading4"/>
+        <w:pStyle w:val="Cmsor4"/>
         <w:spacing w:before="480"/>
       </w:pPr>
-      <w:bookmarkStart w:id="36" w:name="_Toc227709806"/>
+      <w:bookmarkStart w:id="37" w:name="_Toc227709806"/>
       <w:r>
         <w:t>K</w:t>
       </w:r>
@@ -18567,11 +18874,11 @@
       <w:r>
         <w:t xml:space="preserve"> szolgáltatás – IResourceService – LocalResourceService</w:t>
       </w:r>
-      <w:bookmarkEnd w:id="36"/>
-    </w:p>
-    <w:p>
-      <w:pPr>
-        <w:pStyle w:val="Heading5"/>
+      <w:bookmarkEnd w:id="37"/>
+    </w:p>
+    <w:p>
+      <w:pPr>
+        <w:pStyle w:val="Cmsor5"/>
       </w:pPr>
       <w:r>
         <w:t>IResourceService</w:t>
@@ -18587,7 +18894,7 @@
     </w:p>
     <w:p>
       <w:pPr>
-        <w:pStyle w:val="Heading5"/>
+        <w:pStyle w:val="Cmsor5"/>
       </w:pPr>
       <w:r>
         <w:t>LocalResourceService</w:t>
@@ -18694,14 +19001,14 @@
     </w:p>
     <w:p>
       <w:pPr>
-        <w:pStyle w:val="Heading4"/>
-      </w:pPr>
-      <w:bookmarkStart w:id="37" w:name="_Toc227709807"/>
+        <w:pStyle w:val="Cmsor4"/>
+      </w:pPr>
+      <w:bookmarkStart w:id="38" w:name="_Toc227709807"/>
       <w:r>
         <w:lastRenderedPageBreak/>
         <w:t>Bérléskezelő szolgáltatás – RentalService</w:t>
       </w:r>
-      <w:bookmarkEnd w:id="37"/>
+      <w:bookmarkEnd w:id="38"/>
     </w:p>
     <w:p>
       <w:r>
@@ -18740,7 +19047,7 @@
     </w:p>
     <w:p>
       <w:pPr>
-        <w:pStyle w:val="Heading5"/>
+        <w:pStyle w:val="Cmsor5"/>
       </w:pPr>
       <w:r>
         <w:t>Állapotkezelés</w:t>
@@ -18753,7 +19060,7 @@
     </w:p>
     <w:p>
       <w:pPr>
-        <w:pStyle w:val="ListParagraph"/>
+        <w:pStyle w:val="Listaszerbekezds"/>
         <w:numPr>
           <w:ilvl w:val="0"/>
           <w:numId w:val="2"/>
@@ -18779,7 +19086,7 @@
     </w:p>
     <w:p>
       <w:pPr>
-        <w:pStyle w:val="ListParagraph"/>
+        <w:pStyle w:val="Listaszerbekezds"/>
         <w:numPr>
           <w:ilvl w:val="0"/>
           <w:numId w:val="2"/>
@@ -18799,7 +19106,7 @@
     </w:p>
     <w:p>
       <w:pPr>
-        <w:pStyle w:val="ListParagraph"/>
+        <w:pStyle w:val="Listaszerbekezds"/>
         <w:numPr>
           <w:ilvl w:val="0"/>
           <w:numId w:val="2"/>
@@ -18819,7 +19126,7 @@
     </w:p>
     <w:p>
       <w:pPr>
-        <w:pStyle w:val="ListParagraph"/>
+        <w:pStyle w:val="Listaszerbekezds"/>
         <w:numPr>
           <w:ilvl w:val="0"/>
           <w:numId w:val="2"/>
@@ -18839,7 +19146,7 @@
     </w:p>
     <w:p>
       <w:pPr>
-        <w:pStyle w:val="ListParagraph"/>
+        <w:pStyle w:val="Listaszerbekezds"/>
         <w:numPr>
           <w:ilvl w:val="0"/>
           <w:numId w:val="2"/>
@@ -18859,7 +19166,7 @@
     </w:p>
     <w:p>
       <w:pPr>
-        <w:pStyle w:val="ListParagraph"/>
+        <w:pStyle w:val="Listaszerbekezds"/>
         <w:numPr>
           <w:ilvl w:val="0"/>
           <w:numId w:val="2"/>
@@ -18879,7 +19186,7 @@
     </w:p>
     <w:p>
       <w:pPr>
-        <w:pStyle w:val="ListParagraph"/>
+        <w:pStyle w:val="Listaszerbekezds"/>
         <w:numPr>
           <w:ilvl w:val="0"/>
           <w:numId w:val="2"/>
@@ -18899,7 +19206,7 @@
     </w:p>
     <w:p>
       <w:pPr>
-        <w:pStyle w:val="ListParagraph"/>
+        <w:pStyle w:val="Listaszerbekezds"/>
         <w:numPr>
           <w:ilvl w:val="0"/>
           <w:numId w:val="2"/>
@@ -18919,7 +19226,7 @@
     </w:p>
     <w:p>
       <w:pPr>
-        <w:pStyle w:val="ListParagraph"/>
+        <w:pStyle w:val="Listaszerbekezds"/>
         <w:numPr>
           <w:ilvl w:val="0"/>
           <w:numId w:val="2"/>
@@ -18939,7 +19246,7 @@
     </w:p>
     <w:p>
       <w:pPr>
-        <w:pStyle w:val="ListParagraph"/>
+        <w:pStyle w:val="Listaszerbekezds"/>
         <w:numPr>
           <w:ilvl w:val="0"/>
           <w:numId w:val="2"/>
@@ -19088,7 +19395,7 @@
     </w:p>
     <w:p>
       <w:pPr>
-        <w:pStyle w:val="Heading5"/>
+        <w:pStyle w:val="Cmsor5"/>
       </w:pPr>
       <w:r>
         <w:br w:type="page"/>
@@ -19117,7 +19424,7 @@
     </w:p>
     <w:p>
       <w:pPr>
-        <w:pStyle w:val="ListParagraph"/>
+        <w:pStyle w:val="Listaszerbekezds"/>
         <w:numPr>
           <w:ilvl w:val="0"/>
           <w:numId w:val="25"/>
@@ -19136,7 +19443,7 @@
     </w:p>
     <w:p>
       <w:pPr>
-        <w:pStyle w:val="ListParagraph"/>
+        <w:pStyle w:val="Listaszerbekezds"/>
         <w:numPr>
           <w:ilvl w:val="1"/>
           <w:numId w:val="25"/>
@@ -19194,7 +19501,7 @@
     </w:p>
     <w:p>
       <w:pPr>
-        <w:pStyle w:val="ListParagraph"/>
+        <w:pStyle w:val="Listaszerbekezds"/>
         <w:numPr>
           <w:ilvl w:val="1"/>
           <w:numId w:val="25"/>
@@ -19210,7 +19517,7 @@
     </w:p>
     <w:p>
       <w:pPr>
-        <w:pStyle w:val="ListParagraph"/>
+        <w:pStyle w:val="Listaszerbekezds"/>
         <w:numPr>
           <w:ilvl w:val="2"/>
           <w:numId w:val="25"/>
@@ -19229,7 +19536,7 @@
     </w:p>
     <w:p>
       <w:pPr>
-        <w:pStyle w:val="ListParagraph"/>
+        <w:pStyle w:val="Listaszerbekezds"/>
         <w:numPr>
           <w:ilvl w:val="2"/>
           <w:numId w:val="25"/>
@@ -19270,7 +19577,7 @@
     </w:p>
     <w:p>
       <w:pPr>
-        <w:pStyle w:val="ListParagraph"/>
+        <w:pStyle w:val="Listaszerbekezds"/>
         <w:numPr>
           <w:ilvl w:val="0"/>
           <w:numId w:val="26"/>
@@ -19289,7 +19596,7 @@
     </w:p>
     <w:p>
       <w:pPr>
-        <w:pStyle w:val="ListParagraph"/>
+        <w:pStyle w:val="Listaszerbekezds"/>
         <w:numPr>
           <w:ilvl w:val="0"/>
           <w:numId w:val="26"/>
@@ -19311,7 +19618,7 @@
     </w:p>
     <w:p>
       <w:pPr>
-        <w:pStyle w:val="ListParagraph"/>
+        <w:pStyle w:val="Listaszerbekezds"/>
         <w:numPr>
           <w:ilvl w:val="0"/>
           <w:numId w:val="26"/>
@@ -19333,7 +19640,7 @@
     </w:p>
     <w:p>
       <w:pPr>
-        <w:pStyle w:val="Heading5"/>
+        <w:pStyle w:val="Cmsor5"/>
       </w:pPr>
       <w:r>
         <w:t>Visszamondás</w:t>
@@ -19375,14 +19682,14 @@
     </w:p>
     <w:p>
       <w:pPr>
-        <w:pStyle w:val="Heading3"/>
-      </w:pPr>
-      <w:bookmarkStart w:id="38" w:name="_Toc227709808"/>
+        <w:pStyle w:val="Cmsor3"/>
+      </w:pPr>
+      <w:bookmarkStart w:id="39" w:name="_Toc227709808"/>
       <w:r>
         <w:lastRenderedPageBreak/>
         <w:t>Válaszszűrőrendszer – VisibilityFiltering</w:t>
       </w:r>
-      <w:bookmarkEnd w:id="38"/>
+      <w:bookmarkEnd w:id="39"/>
     </w:p>
     <w:p>
       <w:r>
@@ -19424,7 +19731,7 @@
     </w:p>
     <w:p>
       <w:pPr>
-        <w:pStyle w:val="ListParagraph"/>
+        <w:pStyle w:val="Listaszerbekezds"/>
         <w:numPr>
           <w:ilvl w:val="0"/>
           <w:numId w:val="27"/>
@@ -19446,7 +19753,7 @@
     </w:p>
     <w:p>
       <w:pPr>
-        <w:pStyle w:val="ListParagraph"/>
+        <w:pStyle w:val="Listaszerbekezds"/>
         <w:numPr>
           <w:ilvl w:val="0"/>
           <w:numId w:val="27"/>
@@ -19465,7 +19772,7 @@
     </w:p>
     <w:p>
       <w:pPr>
-        <w:pStyle w:val="ListParagraph"/>
+        <w:pStyle w:val="Listaszerbekezds"/>
         <w:numPr>
           <w:ilvl w:val="0"/>
           <w:numId w:val="27"/>
@@ -19484,7 +19791,7 @@
     </w:p>
     <w:p>
       <w:pPr>
-        <w:pStyle w:val="ListParagraph"/>
+        <w:pStyle w:val="Listaszerbekezds"/>
         <w:numPr>
           <w:ilvl w:val="0"/>
           <w:numId w:val="27"/>
@@ -19534,7 +19841,7 @@
     </w:p>
     <w:p>
       <w:pPr>
-        <w:pStyle w:val="Heading5"/>
+        <w:pStyle w:val="Cmsor5"/>
       </w:pPr>
       <w:r>
         <w:t>IFilterable</w:t>
@@ -19572,7 +19879,7 @@
     </w:p>
     <w:p>
       <w:pPr>
-        <w:pStyle w:val="Heading5"/>
+        <w:pStyle w:val="Cmsor5"/>
       </w:pPr>
       <w:r>
         <w:t>JSON szerializáló</w:t>
@@ -19677,19 +19984,19 @@
     </w:p>
     <w:p>
       <w:pPr>
-        <w:pStyle w:val="Heading1"/>
+        <w:pStyle w:val="Cmsor1"/>
         <w:suppressAutoHyphens/>
         <w:rPr>
           <w:b w:val="0"/>
           <w:bCs/>
         </w:rPr>
       </w:pPr>
-      <w:bookmarkStart w:id="39" w:name="_Toc227709809"/>
+      <w:bookmarkStart w:id="40" w:name="_Toc227709809"/>
       <w:r>
         <w:lastRenderedPageBreak/>
         <w:t>Működésének műszaki feltételei</w:t>
       </w:r>
-      <w:bookmarkEnd w:id="39"/>
+      <w:bookmarkEnd w:id="40"/>
     </w:p>
     <w:p>
       <w:pPr>
@@ -19711,7 +20018,7 @@
     </w:p>
     <w:p>
       <w:pPr>
-        <w:pStyle w:val="Heading1"/>
+        <w:pStyle w:val="Cmsor1"/>
         <w:suppressAutoHyphens/>
         <w:rPr>
           <w:rFonts w:eastAsiaTheme="minorHAnsi" w:cstheme="minorBidi"/>
@@ -19720,7 +20027,7 @@
           <w:szCs w:val="22"/>
         </w:rPr>
       </w:pPr>
-      <w:bookmarkStart w:id="40" w:name="_Toc227709810"/>
+      <w:bookmarkStart w:id="41" w:name="_Toc227709810"/>
       <w:r>
         <w:lastRenderedPageBreak/>
         <w:t>Használatának rövid bemutatás</w:t>
@@ -19728,7 +20035,7 @@
       <w:r>
         <w:t>a</w:t>
       </w:r>
-      <w:bookmarkEnd w:id="40"/>
+      <w:bookmarkEnd w:id="41"/>
     </w:p>
     <w:p>
       <w:pPr>
@@ -19744,19 +20051,19 @@
     </w:p>
     <w:p>
       <w:pPr>
-        <w:pStyle w:val="Heading1"/>
-        <w:suppressAutoHyphens/>
-      </w:pPr>
-      <w:bookmarkStart w:id="41" w:name="_Toc227709811"/>
+        <w:pStyle w:val="Cmsor1"/>
+        <w:suppressAutoHyphens/>
+      </w:pPr>
+      <w:bookmarkStart w:id="42" w:name="_Toc227709811"/>
       <w:r>
         <w:lastRenderedPageBreak/>
         <w:t>Továbbfejlesztési lehetőségek</w:t>
       </w:r>
-      <w:bookmarkEnd w:id="41"/>
-    </w:p>
-    <w:p>
-      <w:pPr>
-        <w:pStyle w:val="ListParagraph"/>
+      <w:bookmarkEnd w:id="42"/>
+    </w:p>
+    <w:p>
+      <w:pPr>
+        <w:pStyle w:val="Listaszerbekezds"/>
         <w:numPr>
           <w:ilvl w:val="0"/>
           <w:numId w:val="28"/>
@@ -19789,7 +20096,7 @@
     </w:p>
     <w:p>
       <w:pPr>
-        <w:pStyle w:val="ListParagraph"/>
+        <w:pStyle w:val="Listaszerbekezds"/>
         <w:numPr>
           <w:ilvl w:val="0"/>
           <w:numId w:val="28"/>
@@ -19808,7 +20115,7 @@
     </w:p>
     <w:p>
       <w:pPr>
-        <w:pStyle w:val="ListParagraph"/>
+        <w:pStyle w:val="Listaszerbekezds"/>
         <w:numPr>
           <w:ilvl w:val="0"/>
           <w:numId w:val="28"/>
@@ -19834,7 +20141,7 @@
     </w:p>
     <w:p>
       <w:pPr>
-        <w:pStyle w:val="ListParagraph"/>
+        <w:pStyle w:val="Listaszerbekezds"/>
         <w:numPr>
           <w:ilvl w:val="0"/>
           <w:numId w:val="28"/>
@@ -19853,7 +20160,7 @@
     </w:p>
     <w:p>
       <w:pPr>
-        <w:pStyle w:val="ListParagraph"/>
+        <w:pStyle w:val="Listaszerbekezds"/>
         <w:numPr>
           <w:ilvl w:val="0"/>
           <w:numId w:val="28"/>
@@ -19872,7 +20179,7 @@
     </w:p>
     <w:p>
       <w:pPr>
-        <w:pStyle w:val="ListParagraph"/>
+        <w:pStyle w:val="Listaszerbekezds"/>
         <w:numPr>
           <w:ilvl w:val="0"/>
           <w:numId w:val="28"/>
@@ -19900,14 +20207,14 @@
     </w:p>
     <w:p>
       <w:pPr>
-        <w:pStyle w:val="Heading1"/>
-      </w:pPr>
-      <w:bookmarkStart w:id="42" w:name="_Toc227709812"/>
+        <w:pStyle w:val="Cmsor1"/>
+      </w:pPr>
+      <w:bookmarkStart w:id="43" w:name="_Toc227709812"/>
       <w:r>
         <w:lastRenderedPageBreak/>
         <w:t>Tesztdokumentáció</w:t>
       </w:r>
-      <w:bookmarkEnd w:id="42"/>
+      <w:bookmarkEnd w:id="43"/>
     </w:p>
     <w:p>
       <w:r>
@@ -19929,13 +20236,13 @@
     </w:p>
     <w:p>
       <w:pPr>
-        <w:pStyle w:val="Heading2"/>
-      </w:pPr>
-      <w:bookmarkStart w:id="43" w:name="_Toc227709813"/>
+        <w:pStyle w:val="Cmsor2"/>
+      </w:pPr>
+      <w:bookmarkStart w:id="44" w:name="_Toc227709813"/>
       <w:r>
         <w:t>TestHandler</w:t>
       </w:r>
-      <w:bookmarkEnd w:id="43"/>
+      <w:bookmarkEnd w:id="44"/>
     </w:p>
     <w:p>
       <w:r>
@@ -20059,9 +20366,9 @@
     </w:p>
     <w:p>
       <w:pPr>
-        <w:pStyle w:val="Heading2"/>
-      </w:pPr>
-      <w:bookmarkStart w:id="44" w:name="_Toc227709814"/>
+        <w:pStyle w:val="Cmsor2"/>
+      </w:pPr>
+      <w:bookmarkStart w:id="45" w:name="_Toc227709814"/>
       <w:r>
         <w:rPr>
           <w:noProof/>
@@ -20131,7 +20438,7 @@
       <w:r>
         <w:t>elése</w:t>
       </w:r>
-      <w:bookmarkEnd w:id="44"/>
+      <w:bookmarkEnd w:id="45"/>
     </w:p>
     <w:p>
       <w:r>
@@ -20146,7 +20453,7 @@
     </w:p>
     <w:p>
       <w:pPr>
-        <w:pStyle w:val="ListParagraph"/>
+        <w:pStyle w:val="Listaszerbekezds"/>
         <w:numPr>
           <w:ilvl w:val="0"/>
           <w:numId w:val="30"/>
@@ -20165,7 +20472,7 @@
     </w:p>
     <w:p>
       <w:pPr>
-        <w:pStyle w:val="ListParagraph"/>
+        <w:pStyle w:val="Listaszerbekezds"/>
         <w:numPr>
           <w:ilvl w:val="0"/>
           <w:numId w:val="30"/>
@@ -20212,7 +20519,7 @@
                         <w:txbxContent>
                           <w:p>
                             <w:pPr>
-                              <w:pStyle w:val="Caption"/>
+                              <w:pStyle w:val="Kpalrs"/>
                               <w:rPr>
                                 <w:b/>
                                 <w:noProof/>
@@ -20227,14 +20534,27 @@
                             <w:r>
                               <w:t xml:space="preserve">ábra </w:t>
                             </w:r>
-                            <w:fldSimple w:instr=" SEQ ábra \* ARABIC ">
-                              <w:r>
-                                <w:rPr>
-                                  <w:noProof/>
-                                </w:rPr>
-                                <w:t>1</w:t>
-                              </w:r>
-                            </w:fldSimple>
+                            <w:r>
+                              <w:fldChar w:fldCharType="begin"/>
+                            </w:r>
+                            <w:r>
+                              <w:instrText xml:space="preserve"> SEQ ábra \* ARABIC </w:instrText>
+                            </w:r>
+                            <w:r>
+                              <w:fldChar w:fldCharType="separate"/>
+                            </w:r>
+                            <w:r>
+                              <w:rPr>
+                                <w:noProof/>
+                              </w:rPr>
+                              <w:t>1</w:t>
+                            </w:r>
+                            <w:r>
+                              <w:rPr>
+                                <w:noProof/>
+                              </w:rPr>
+                              <w:fldChar w:fldCharType="end"/>
+                            </w:r>
                             <w:r>
                               <w:t>)</w:t>
                             </w:r>
@@ -20259,13 +20579,13 @@
               </wp:anchor>
             </w:drawing>
           </mc:Choice>
-          <mc:Fallback>
+          <mc:Fallback xmlns:w16sdtfl="http://schemas.microsoft.com/office/word/2024/wordml/sdtformatlock" xmlns:w16sdtdh="http://schemas.microsoft.com/office/word/2020/wordml/sdtdatahash" xmlns:w16du="http://schemas.microsoft.com/office/word/2023/wordml/word16du" xmlns:w16="http://schemas.microsoft.com/office/word/2018/wordml" xmlns:w16cex="http://schemas.microsoft.com/office/word/2018/wordml/cex" xmlns:oel="http://schemas.microsoft.com/office/2019/extlst">
             <w:pict>
               <v:shapetype w14:anchorId="3BF47D0F" id="_x0000_t202" coordsize="21600,21600" o:spt="202" path="m,l,21600r21600,l21600,xe">
                 <v:stroke joinstyle="miter"/>
                 <v:path gradientshapeok="t" o:connecttype="rect"/>
               </v:shapetype>
-              <v:shape id="Text Box 1" o:spid="_x0000_s1026" type="#_x0000_t202" style="position:absolute;left:0;text-align:left;margin-left:225.05pt;margin-top:21pt;width:216.35pt;height:15.15pt;z-index:251663360;visibility:visible;mso-wrap-style:square;mso-width-percent:0;mso-height-percent:0;mso-wrap-distance-left:9pt;mso-wrap-distance-top:0;mso-wrap-distance-right:9pt;mso-wrap-distance-bottom:0;mso-position-horizontal:absolute;mso-position-horizontal-relative:text;mso-position-vertical:absolute;mso-position-vertical-relative:text;mso-width-percent:0;mso-height-percent:0;mso-width-relative:margin;mso-height-relative:margin;v-text-anchor:top" o:gfxdata="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" filled="f" stroked="f">
+              <v:shape id="Text Box 1" o:spid="_x0000_s1026" type="#_x0000_t202" style="position:absolute;left:0;text-align:left;margin-left:225.05pt;margin-top:21pt;width:216.35pt;height:15.15pt;z-index:251663360;visibility:visible;mso-wrap-style:square;mso-width-percent:0;mso-height-percent:0;mso-wrap-distance-left:9pt;mso-wrap-distance-top:0;mso-wrap-distance-right:9pt;mso-wrap-distance-bottom:0;mso-position-horizontal:absolute;mso-position-horizontal-relative:text;mso-position-vertical:absolute;mso-position-vertical-relative:text;mso-width-percent:0;mso-height-percent:0;mso-width-relative:margin;mso-height-relative:margin;v-text-anchor:top" o:gfxdata="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" filled="f" stroked="f">
                 <v:textbox inset="0,0,0,0">
                   <w:txbxContent>
                     <w:p>
@@ -20330,7 +20650,7 @@
     </w:p>
     <w:p>
       <w:pPr>
-        <w:pStyle w:val="ListParagraph"/>
+        <w:pStyle w:val="Listaszerbekezds"/>
         <w:numPr>
           <w:ilvl w:val="0"/>
           <w:numId w:val="30"/>
@@ -20352,7 +20672,7 @@
     </w:p>
     <w:p>
       <w:pPr>
-        <w:pStyle w:val="ListParagraph"/>
+        <w:pStyle w:val="Listaszerbekezds"/>
         <w:numPr>
           <w:ilvl w:val="0"/>
           <w:numId w:val="30"/>
@@ -20394,14 +20714,14 @@
     </w:p>
     <w:p>
       <w:pPr>
-        <w:pStyle w:val="Heading2"/>
-      </w:pPr>
-      <w:bookmarkStart w:id="45" w:name="_Toc227709815"/>
+        <w:pStyle w:val="Cmsor2"/>
+      </w:pPr>
+      <w:bookmarkStart w:id="46" w:name="_Toc227709815"/>
       <w:r>
         <w:lastRenderedPageBreak/>
         <w:t>Stressztesztelés</w:t>
       </w:r>
-      <w:bookmarkEnd w:id="45"/>
+      <w:bookmarkEnd w:id="46"/>
     </w:p>
     <w:p>
       <w:r>
@@ -20609,7 +20929,7 @@
                         <w:txbxContent>
                           <w:p>
                             <w:pPr>
-                              <w:pStyle w:val="Caption"/>
+                              <w:pStyle w:val="Kpalrs"/>
                               <w:rPr>
                                 <w:noProof/>
                                 <w:szCs w:val="22"/>
@@ -20618,14 +20938,27 @@
                             <w:r>
                               <w:t xml:space="preserve">Stresszteszt (ábra </w:t>
                             </w:r>
-                            <w:fldSimple w:instr=" SEQ ábra \* ARABIC ">
-                              <w:r>
-                                <w:rPr>
-                                  <w:noProof/>
-                                </w:rPr>
-                                <w:t>2</w:t>
-                              </w:r>
-                            </w:fldSimple>
+                            <w:r>
+                              <w:fldChar w:fldCharType="begin"/>
+                            </w:r>
+                            <w:r>
+                              <w:instrText xml:space="preserve"> SEQ ábra \* ARABIC </w:instrText>
+                            </w:r>
+                            <w:r>
+                              <w:fldChar w:fldCharType="separate"/>
+                            </w:r>
+                            <w:r>
+                              <w:rPr>
+                                <w:noProof/>
+                              </w:rPr>
+                              <w:t>2</w:t>
+                            </w:r>
+                            <w:r>
+                              <w:rPr>
+                                <w:noProof/>
+                              </w:rPr>
+                              <w:fldChar w:fldCharType="end"/>
+                            </w:r>
                             <w:r>
                               <w:t>)</w:t>
                             </w:r>
@@ -20644,9 +20977,9 @@
               </wp:anchor>
             </w:drawing>
           </mc:Choice>
-          <mc:Fallback>
+          <mc:Fallback xmlns:w16sdtfl="http://schemas.microsoft.com/office/word/2024/wordml/sdtformatlock" xmlns:w16sdtdh="http://schemas.microsoft.com/office/word/2020/wordml/sdtdatahash" xmlns:w16du="http://schemas.microsoft.com/office/word/2023/wordml/word16du" xmlns:w16="http://schemas.microsoft.com/office/word/2018/wordml" xmlns:w16cex="http://schemas.microsoft.com/office/word/2018/wordml/cex" xmlns:oel="http://schemas.microsoft.com/office/2019/extlst">
             <w:pict>
-              <v:shape w14:anchorId="0A1D6E22" id="_x0000_s1027" type="#_x0000_t202" style="position:absolute;left:0;text-align:left;margin-left:.3pt;margin-top:337.1pt;width:439.3pt;height:.05pt;z-index:251666432;visibility:visible;mso-wrap-style:square;mso-wrap-distance-left:9pt;mso-wrap-distance-top:0;mso-wrap-distance-right:9pt;mso-wrap-distance-bottom:0;mso-position-horizontal:absolute;mso-position-horizontal-relative:text;mso-position-vertical:absolute;mso-position-vertical-relative:text;v-text-anchor:top" o:gfxdata="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" stroked="f">
+              <v:shape w14:anchorId="0A1D6E22" id="_x0000_s1027" type="#_x0000_t202" style="position:absolute;left:0;text-align:left;margin-left:.3pt;margin-top:337.1pt;width:439.3pt;height:.05pt;z-index:251666432;visibility:visible;mso-wrap-style:square;mso-wrap-distance-left:9pt;mso-wrap-distance-top:0;mso-wrap-distance-right:9pt;mso-wrap-distance-bottom:0;mso-position-horizontal:absolute;mso-position-horizontal-relative:text;mso-position-vertical:absolute;mso-position-vertical-relative:text;v-text-anchor:top" o:gfxdata="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" stroked="f">
                 <v:textbox style="mso-fit-shape-to-text:t" inset="0,0,0,0">
                   <w:txbxContent>
                     <w:p>
@@ -20749,7 +21082,7 @@
     </w:p>
     <w:p>
       <w:pPr>
-        <w:pStyle w:val="Heading1"/>
+        <w:pStyle w:val="Cmsor1"/>
         <w:suppressAutoHyphens/>
         <w:sectPr>
           <w:footerReference w:type="first" r:id="rId13"/>
@@ -20764,25 +21097,25 @@
     </w:p>
     <w:p>
       <w:pPr>
-        <w:pStyle w:val="Heading1"/>
-      </w:pPr>
-      <w:bookmarkStart w:id="46" w:name="_Toc227709816"/>
+        <w:pStyle w:val="Cmsor1"/>
+      </w:pPr>
+      <w:bookmarkStart w:id="47" w:name="_Toc227709816"/>
       <w:r>
         <w:lastRenderedPageBreak/>
         <w:t>Mellékletek</w:t>
       </w:r>
-      <w:bookmarkEnd w:id="46"/>
-    </w:p>
-    <w:p>
-      <w:pPr>
-        <w:pStyle w:val="Heading2"/>
-        <w:suppressAutoHyphens/>
-      </w:pPr>
-      <w:bookmarkStart w:id="47" w:name="_Toc227709817"/>
+      <w:bookmarkEnd w:id="47"/>
+    </w:p>
+    <w:p>
+      <w:pPr>
+        <w:pStyle w:val="Cmsor2"/>
+        <w:suppressAutoHyphens/>
+      </w:pPr>
+      <w:bookmarkStart w:id="48" w:name="_Toc227709817"/>
       <w:r>
         <w:t>ER-modell</w:t>
       </w:r>
-      <w:bookmarkEnd w:id="47"/>
+      <w:bookmarkEnd w:id="48"/>
     </w:p>
     <w:p>
       <w:pPr>
@@ -20838,42 +21171,55 @@
     </w:p>
     <w:p>
       <w:pPr>
-        <w:pStyle w:val="Caption"/>
-        <w:suppressAutoHyphens/>
-      </w:pPr>
-      <w:bookmarkStart w:id="48" w:name="_Ref227153026"/>
-      <w:bookmarkStart w:id="49" w:name="_Ref227152952"/>
-      <w:bookmarkStart w:id="50" w:name="_Ref227153209"/>
+        <w:pStyle w:val="Kpalrs"/>
+        <w:suppressAutoHyphens/>
+      </w:pPr>
+      <w:bookmarkStart w:id="49" w:name="_Ref227153026"/>
+      <w:bookmarkStart w:id="50" w:name="_Ref227152952"/>
+      <w:bookmarkStart w:id="51" w:name="_Ref227153209"/>
       <w:r>
         <w:t>ER-modell</w:t>
       </w:r>
-      <w:bookmarkEnd w:id="48"/>
+      <w:bookmarkEnd w:id="49"/>
       <w:r>
         <w:t xml:space="preserve"> </w:t>
       </w:r>
       <w:r>
         <w:t xml:space="preserve">(ábra </w:t>
       </w:r>
-      <w:fldSimple w:instr=" SEQ ábra \* ARABIC ">
-        <w:r>
-          <w:rPr>
-            <w:noProof/>
-          </w:rPr>
-          <w:t>3</w:t>
-        </w:r>
-      </w:fldSimple>
-      <w:bookmarkEnd w:id="49"/>
+      <w:r>
+        <w:fldChar w:fldCharType="begin"/>
+      </w:r>
+      <w:r>
+        <w:instrText xml:space="preserve"> SEQ ábra \* ARABIC </w:instrText>
+      </w:r>
+      <w:r>
+        <w:fldChar w:fldCharType="separate"/>
+      </w:r>
+      <w:r>
+        <w:rPr>
+          <w:noProof/>
+        </w:rPr>
+        <w:t>3</w:t>
+      </w:r>
+      <w:r>
+        <w:rPr>
+          <w:noProof/>
+        </w:rPr>
+        <w:fldChar w:fldCharType="end"/>
+      </w:r>
+      <w:bookmarkEnd w:id="50"/>
       <w:r>
         <w:t>)</w:t>
       </w:r>
-      <w:bookmarkEnd w:id="50"/>
-    </w:p>
-    <w:p>
-      <w:pPr>
-        <w:pStyle w:val="Heading2"/>
-        <w:suppressAutoHyphens/>
-      </w:pPr>
-      <w:bookmarkStart w:id="51" w:name="_Toc227709818"/>
+      <w:bookmarkEnd w:id="51"/>
+    </w:p>
+    <w:p>
+      <w:pPr>
+        <w:pStyle w:val="Cmsor2"/>
+        <w:suppressAutoHyphens/>
+      </w:pPr>
+      <w:bookmarkStart w:id="52" w:name="_Toc227709818"/>
       <w:r>
         <w:rPr>
           <w:noProof/>
@@ -20978,7 +21324,7 @@
                         <w:txbxContent>
                           <w:p>
                             <w:pPr>
-                              <w:pStyle w:val="Caption"/>
+                              <w:pStyle w:val="Kpalrs"/>
                               <w:rPr>
                                 <w:b/>
                                 <w:noProof/>
@@ -20987,22 +21333,35 @@
                                 <w:szCs w:val="32"/>
                               </w:rPr>
                             </w:pPr>
-                            <w:bookmarkStart w:id="52" w:name="_Ref227153376"/>
+                            <w:bookmarkStart w:id="53" w:name="_Ref227153376"/>
                             <w:r>
                               <w:t xml:space="preserve">Relációs diagramm (ábra </w:t>
                             </w:r>
-                            <w:fldSimple w:instr=" SEQ ábra \* ARABIC ">
-                              <w:r>
-                                <w:rPr>
-                                  <w:noProof/>
-                                </w:rPr>
-                                <w:t>4</w:t>
-                              </w:r>
-                            </w:fldSimple>
+                            <w:r>
+                              <w:fldChar w:fldCharType="begin"/>
+                            </w:r>
+                            <w:r>
+                              <w:instrText xml:space="preserve"> SEQ ábra \* ARABIC </w:instrText>
+                            </w:r>
+                            <w:r>
+                              <w:fldChar w:fldCharType="separate"/>
+                            </w:r>
+                            <w:r>
+                              <w:rPr>
+                                <w:noProof/>
+                              </w:rPr>
+                              <w:t>4</w:t>
+                            </w:r>
+                            <w:r>
+                              <w:rPr>
+                                <w:noProof/>
+                              </w:rPr>
+                              <w:fldChar w:fldCharType="end"/>
+                            </w:r>
                             <w:r>
                               <w:t>)</w:t>
                             </w:r>
-                            <w:bookmarkEnd w:id="52"/>
+                            <w:bookmarkEnd w:id="53"/>
                           </w:p>
                         </w:txbxContent>
                       </wps:txbx>
@@ -21018,9 +21377,9 @@
               </wp:anchor>
             </w:drawing>
           </mc:Choice>
-          <mc:Fallback>
+          <mc:Fallback xmlns:w16sdtfl="http://schemas.microsoft.com/office/word/2024/wordml/sdtformatlock" xmlns:w16sdtdh="http://schemas.microsoft.com/office/word/2020/wordml/sdtdatahash" xmlns:w16du="http://schemas.microsoft.com/office/word/2023/wordml/word16du" xmlns:w16="http://schemas.microsoft.com/office/word/2018/wordml" xmlns:w16cex="http://schemas.microsoft.com/office/word/2018/wordml/cex" xmlns:oel="http://schemas.microsoft.com/office/2019/extlst">
             <w:pict>
-              <v:shape w14:anchorId="2C084721" id="_x0000_s1028" type="#_x0000_t202" style="position:absolute;margin-left:68.25pt;margin-top:417.75pt;width:564.8pt;height:.05pt;z-index:251660288;visibility:visible;mso-wrap-style:square;mso-wrap-distance-left:9pt;mso-wrap-distance-top:0;mso-wrap-distance-right:9pt;mso-wrap-distance-bottom:0;mso-position-horizontal:absolute;mso-position-horizontal-relative:text;mso-position-vertical:absolute;mso-position-vertical-relative:text;v-text-anchor:top" o:gfxdata="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" stroked="f">
+              <v:shape w14:anchorId="2C084721" id="_x0000_s1028" type="#_x0000_t202" style="position:absolute;margin-left:68.25pt;margin-top:417.75pt;width:564.8pt;height:.05pt;z-index:251660288;visibility:visible;mso-wrap-style:square;mso-wrap-distance-left:9pt;mso-wrap-distance-top:0;mso-wrap-distance-right:9pt;mso-wrap-distance-bottom:0;mso-position-horizontal:absolute;mso-position-horizontal-relative:text;mso-position-vertical:absolute;mso-position-vertical-relative:text;v-text-anchor:top" o:gfxdata="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" stroked="f">
                 <v:textbox style="mso-fit-shape-to-text:t" inset="0,0,0,0">
                   <w:txbxContent>
                     <w:p>
@@ -21062,7 +21421,7 @@
       <w:r>
         <w:t>Relációs diagramm</w:t>
       </w:r>
-      <w:bookmarkEnd w:id="51"/>
+      <w:bookmarkEnd w:id="52"/>
     </w:p>
     <w:sectPr>
       <w:pgSz w:w="16838" w:h="11906" w:orient="landscape"/>
@@ -21076,7 +21435,7 @@
 </file>
 
 <file path=word/endnotes.xml><?xml version="1.0" encoding="utf-8"?>
-<w:endnotes xmlns:wpc="http://schemas.microsoft.com/office/word/2010/wordprocessingCanvas" xmlns:cx="http://schemas.microsoft.com/office/drawing/2014/chartex" xmlns:cx1="http://schemas.microsoft.com/office/drawing/2015/9/8/chartex" xmlns:cx2="http://schemas.microsoft.com/office/drawing/2015/10/21/chartex" xmlns:cx3="http://schemas.microsoft.com/office/drawing/2016/5/9/chartex" xmlns:cx4="http://schemas.microsoft.com/office/drawing/2016/5/10/chartex" xmlns:cx5="http://schemas.microsoft.com/office/drawing/2016/5/11/chartex" xmlns:cx6="http://schemas.microsoft.com/office/drawing/2016/5/12/chartex" xmlns:cx7="http://schemas.microsoft.com/office/drawing/2016/5/13/chartex" xmlns:cx8="http://schemas.microsoft.com/office/drawing/2016/5/14/chartex" xmlns:mc="http://schemas.openxmlformats.org/markup-compatibility/2006" xmlns:aink="http://schemas.microsoft.com/office/drawing/2016/ink" xmlns:am3d="http://schemas.microsoft.com/office/drawing/2017/model3d" xmlns:o="urn:schemas-microsoft-com:office:office" xmlns:oel="http://schemas.microsoft.com/office/2019/extlst" xmlns:r="http://schemas.openxmlformats.org/officeDocument/2006/relationships" xmlns:m="http://schemas.openxmlformats.org/officeDocument/2006/math" xmlns:v="urn:schemas-microsoft-com:vml" xmlns:wp14="http://schemas.microsoft.com/office/word/2010/wordprocessingDrawing" xmlns:wp="http://schemas.openxmlformats.org/drawingml/2006/wordprocessingDrawing" xmlns:w10="urn:schemas-microsoft-com:office:word" xmlns:w="http://schemas.openxmlformats.org/wordprocessingml/2006/main" xmlns:w14="http://schemas.microsoft.com/office/word/2010/wordml" xmlns:w15="http://schemas.microsoft.com/office/word/2012/wordml" xmlns:w16cex="http://schemas.microsoft.com/office/word/2018/wordml/cex" xmlns:w16cid="http://schemas.microsoft.com/office/word/2016/wordml/cid" xmlns:w16="http://schemas.microsoft.com/office/word/2018/wordml" xmlns:w16du="http://schemas.microsoft.com/office/word/2023/wordml/word16du" xmlns:w16sdtdh="http://schemas.microsoft.com/office/word/2020/wordml/sdtdatahash" xmlns:w16sdtfl="http://schemas.microsoft.com/office/word/2024/wordml/sdtformatlock" xmlns:w16se="http://schemas.microsoft.com/office/word/2015/wordml/symex" xmlns:wpg="http://schemas.microsoft.com/office/word/2010/wordprocessingGroup" xmlns:wpi="http://schemas.microsoft.com/office/word/2010/wordprocessingInk" xmlns:wne="http://schemas.microsoft.com/office/word/2006/wordml" xmlns:wps="http://schemas.microsoft.com/office/word/2010/wordprocessingShape" mc:Ignorable="w14 w15 w16se w16cid w16 w16cex w16sdtdh w16sdtfl w16du wp14">
+<w:endnotes xmlns:wpc="http://schemas.microsoft.com/office/word/2010/wordprocessingCanvas" xmlns:cx="http://schemas.microsoft.com/office/drawing/2014/chartex" xmlns:cx1="http://schemas.microsoft.com/office/drawing/2015/9/8/chartex" xmlns:cx2="http://schemas.microsoft.com/office/drawing/2015/10/21/chartex" xmlns:cx3="http://schemas.microsoft.com/office/drawing/2016/5/9/chartex" xmlns:cx4="http://schemas.microsoft.com/office/drawing/2016/5/10/chartex" xmlns:cx5="http://schemas.microsoft.com/office/drawing/2016/5/11/chartex" xmlns:cx6="http://schemas.microsoft.com/office/drawing/2016/5/12/chartex" xmlns:cx7="http://schemas.microsoft.com/office/drawing/2016/5/13/chartex" xmlns:cx8="http://schemas.microsoft.com/office/drawing/2016/5/14/chartex" xmlns:mc="http://schemas.openxmlformats.org/markup-compatibility/2006" xmlns:aink="http://schemas.microsoft.com/office/drawing/2016/ink" xmlns:am3d="http://schemas.microsoft.com/office/drawing/2017/model3d" xmlns:o="urn:schemas-microsoft-com:office:office" xmlns:r="http://schemas.openxmlformats.org/officeDocument/2006/relationships" xmlns:m="http://schemas.openxmlformats.org/officeDocument/2006/math" xmlns:v="urn:schemas-microsoft-com:vml" xmlns:wp14="http://schemas.microsoft.com/office/word/2010/wordprocessingDrawing" xmlns:wp="http://schemas.openxmlformats.org/drawingml/2006/wordprocessingDrawing" xmlns:w10="urn:schemas-microsoft-com:office:word" xmlns:w="http://schemas.openxmlformats.org/wordprocessingml/2006/main" xmlns:w14="http://schemas.microsoft.com/office/word/2010/wordml" xmlns:w15="http://schemas.microsoft.com/office/word/2012/wordml" xmlns:w16cid="http://schemas.microsoft.com/office/word/2016/wordml/cid" xmlns:w16se="http://schemas.microsoft.com/office/word/2015/wordml/symex" xmlns:wpg="http://schemas.microsoft.com/office/word/2010/wordprocessingGroup" xmlns:wpi="http://schemas.microsoft.com/office/word/2010/wordprocessingInk" xmlns:wne="http://schemas.microsoft.com/office/word/2006/wordml" xmlns:wps="http://schemas.microsoft.com/office/word/2010/wordprocessingShape" mc:Ignorable="w14 w15 w16se w16cid wp14">
   <w:endnote w:type="separator" w:id="-1">
     <w:p>
       <w:pPr>
@@ -21101,7 +21460,7 @@
 </file>
 
 <file path=word/footer1.xml><?xml version="1.0" encoding="utf-8"?>
-<w:ftr xmlns:wpc="http://schemas.microsoft.com/office/word/2010/wordprocessingCanvas" xmlns:cx="http://schemas.microsoft.com/office/drawing/2014/chartex" xmlns:cx1="http://schemas.microsoft.com/office/drawing/2015/9/8/chartex" xmlns:cx2="http://schemas.microsoft.com/office/drawing/2015/10/21/chartex" xmlns:cx3="http://schemas.microsoft.com/office/drawing/2016/5/9/chartex" xmlns:cx4="http://schemas.microsoft.com/office/drawing/2016/5/10/chartex" xmlns:cx5="http://schemas.microsoft.com/office/drawing/2016/5/11/chartex" xmlns:cx6="http://schemas.microsoft.com/office/drawing/2016/5/12/chartex" xmlns:cx7="http://schemas.microsoft.com/office/drawing/2016/5/13/chartex" xmlns:cx8="http://schemas.microsoft.com/office/drawing/2016/5/14/chartex" xmlns:mc="http://schemas.openxmlformats.org/markup-compatibility/2006" xmlns:aink="http://schemas.microsoft.com/office/drawing/2016/ink" xmlns:am3d="http://schemas.microsoft.com/office/drawing/2017/model3d" xmlns:o="urn:schemas-microsoft-com:office:office" xmlns:oel="http://schemas.microsoft.com/office/2019/extlst" xmlns:r="http://schemas.openxmlformats.org/officeDocument/2006/relationships" xmlns:m="http://schemas.openxmlformats.org/officeDocument/2006/math" xmlns:v="urn:schemas-microsoft-com:vml" xmlns:wp14="http://schemas.microsoft.com/office/word/2010/wordprocessingDrawing" xmlns:wp="http://schemas.openxmlformats.org/drawingml/2006/wordprocessingDrawing" xmlns:w10="urn:schemas-microsoft-com:office:word" xmlns:w="http://schemas.openxmlformats.org/wordprocessingml/2006/main" xmlns:w14="http://schemas.microsoft.com/office/word/2010/wordml" xmlns:w15="http://schemas.microsoft.com/office/word/2012/wordml" xmlns:w16cex="http://schemas.microsoft.com/office/word/2018/wordml/cex" xmlns:w16cid="http://schemas.microsoft.com/office/word/2016/wordml/cid" xmlns:w16="http://schemas.microsoft.com/office/word/2018/wordml" xmlns:w16du="http://schemas.microsoft.com/office/word/2023/wordml/word16du" xmlns:w16sdtdh="http://schemas.microsoft.com/office/word/2020/wordml/sdtdatahash" xmlns:w16sdtfl="http://schemas.microsoft.com/office/word/2024/wordml/sdtformatlock" xmlns:w16se="http://schemas.microsoft.com/office/word/2015/wordml/symex" xmlns:wpg="http://schemas.microsoft.com/office/word/2010/wordprocessingGroup" xmlns:wpi="http://schemas.microsoft.com/office/word/2010/wordprocessingInk" xmlns:wne="http://schemas.microsoft.com/office/word/2006/wordml" xmlns:wps="http://schemas.microsoft.com/office/word/2010/wordprocessingShape" mc:Ignorable="w14 w15 w16se w16cid w16 w16cex w16sdtdh w16sdtfl w16du wp14">
+<w:ftr xmlns:wpc="http://schemas.microsoft.com/office/word/2010/wordprocessingCanvas" xmlns:cx="http://schemas.microsoft.com/office/drawing/2014/chartex" xmlns:cx1="http://schemas.microsoft.com/office/drawing/2015/9/8/chartex" xmlns:cx2="http://schemas.microsoft.com/office/drawing/2015/10/21/chartex" xmlns:cx3="http://schemas.microsoft.com/office/drawing/2016/5/9/chartex" xmlns:cx4="http://schemas.microsoft.com/office/drawing/2016/5/10/chartex" xmlns:cx5="http://schemas.microsoft.com/office/drawing/2016/5/11/chartex" xmlns:cx6="http://schemas.microsoft.com/office/drawing/2016/5/12/chartex" xmlns:cx7="http://schemas.microsoft.com/office/drawing/2016/5/13/chartex" xmlns:cx8="http://schemas.microsoft.com/office/drawing/2016/5/14/chartex" xmlns:mc="http://schemas.openxmlformats.org/markup-compatibility/2006" xmlns:aink="http://schemas.microsoft.com/office/drawing/2016/ink" xmlns:am3d="http://schemas.microsoft.com/office/drawing/2017/model3d" xmlns:o="urn:schemas-microsoft-com:office:office" xmlns:r="http://schemas.openxmlformats.org/officeDocument/2006/relationships" xmlns:m="http://schemas.openxmlformats.org/officeDocument/2006/math" xmlns:v="urn:schemas-microsoft-com:vml" xmlns:wp14="http://schemas.microsoft.com/office/word/2010/wordprocessingDrawing" xmlns:wp="http://schemas.openxmlformats.org/drawingml/2006/wordprocessingDrawing" xmlns:w10="urn:schemas-microsoft-com:office:word" xmlns:w="http://schemas.openxmlformats.org/wordprocessingml/2006/main" xmlns:w14="http://schemas.microsoft.com/office/word/2010/wordml" xmlns:w15="http://schemas.microsoft.com/office/word/2012/wordml" xmlns:w16cid="http://schemas.microsoft.com/office/word/2016/wordml/cid" xmlns:w16se="http://schemas.microsoft.com/office/word/2015/wordml/symex" xmlns:wpg="http://schemas.microsoft.com/office/word/2010/wordprocessingGroup" xmlns:wpi="http://schemas.microsoft.com/office/word/2010/wordprocessingInk" xmlns:wne="http://schemas.microsoft.com/office/word/2006/wordml" xmlns:wps="http://schemas.microsoft.com/office/word/2010/wordprocessingShape" mc:Ignorable="w14 w15 w16se w16cid wp14">
   <w:sdt>
     <w:sdtPr>
       <w:id w:val="137616796"/>
@@ -21110,10 +21469,11 @@
         <w:docPartUnique/>
       </w:docPartObj>
     </w:sdtPr>
+    <w:sdtEndPr/>
     <w:sdtContent>
       <w:p>
         <w:pPr>
-          <w:pStyle w:val="Footer"/>
+          <w:pStyle w:val="llb"/>
           <w:jc w:val="center"/>
         </w:pPr>
         <w:r>
@@ -21139,14 +21499,14 @@
   </w:sdt>
   <w:p>
     <w:pPr>
-      <w:pStyle w:val="Footer"/>
+      <w:pStyle w:val="llb"/>
     </w:pPr>
   </w:p>
 </w:ftr>
 </file>
 
 <file path=word/footer2.xml><?xml version="1.0" encoding="utf-8"?>
-<w:ftr xmlns:wpc="http://schemas.microsoft.com/office/word/2010/wordprocessingCanvas" xmlns:cx="http://schemas.microsoft.com/office/drawing/2014/chartex" xmlns:cx1="http://schemas.microsoft.com/office/drawing/2015/9/8/chartex" xmlns:cx2="http://schemas.microsoft.com/office/drawing/2015/10/21/chartex" xmlns:cx3="http://schemas.microsoft.com/office/drawing/2016/5/9/chartex" xmlns:cx4="http://schemas.microsoft.com/office/drawing/2016/5/10/chartex" xmlns:cx5="http://schemas.microsoft.com/office/drawing/2016/5/11/chartex" xmlns:cx6="http://schemas.microsoft.com/office/drawing/2016/5/12/chartex" xmlns:cx7="http://schemas.microsoft.com/office/drawing/2016/5/13/chartex" xmlns:cx8="http://schemas.microsoft.com/office/drawing/2016/5/14/chartex" xmlns:mc="http://schemas.openxmlformats.org/markup-compatibility/2006" xmlns:aink="http://schemas.microsoft.com/office/drawing/2016/ink" xmlns:am3d="http://schemas.microsoft.com/office/drawing/2017/model3d" xmlns:o="urn:schemas-microsoft-com:office:office" xmlns:oel="http://schemas.microsoft.com/office/2019/extlst" xmlns:r="http://schemas.openxmlformats.org/officeDocument/2006/relationships" xmlns:m="http://schemas.openxmlformats.org/officeDocument/2006/math" xmlns:v="urn:schemas-microsoft-com:vml" xmlns:wp14="http://schemas.microsoft.com/office/word/2010/wordprocessingDrawing" xmlns:wp="http://schemas.openxmlformats.org/drawingml/2006/wordprocessingDrawing" xmlns:w10="urn:schemas-microsoft-com:office:word" xmlns:w="http://schemas.openxmlformats.org/wordprocessingml/2006/main" xmlns:w14="http://schemas.microsoft.com/office/word/2010/wordml" xmlns:w15="http://schemas.microsoft.com/office/word/2012/wordml" xmlns:w16cex="http://schemas.microsoft.com/office/word/2018/wordml/cex" xmlns:w16cid="http://schemas.microsoft.com/office/word/2016/wordml/cid" xmlns:w16="http://schemas.microsoft.com/office/word/2018/wordml" xmlns:w16du="http://schemas.microsoft.com/office/word/2023/wordml/word16du" xmlns:w16sdtdh="http://schemas.microsoft.com/office/word/2020/wordml/sdtdatahash" xmlns:w16sdtfl="http://schemas.microsoft.com/office/word/2024/wordml/sdtformatlock" xmlns:w16se="http://schemas.microsoft.com/office/word/2015/wordml/symex" xmlns:wpg="http://schemas.microsoft.com/office/word/2010/wordprocessingGroup" xmlns:wpi="http://schemas.microsoft.com/office/word/2010/wordprocessingInk" xmlns:wne="http://schemas.microsoft.com/office/word/2006/wordml" xmlns:wps="http://schemas.microsoft.com/office/word/2010/wordprocessingShape" mc:Ignorable="w14 w15 w16se w16cid w16 w16cex w16sdtdh w16sdtfl w16du wp14">
+<w:ftr xmlns:wpc="http://schemas.microsoft.com/office/word/2010/wordprocessingCanvas" xmlns:cx="http://schemas.microsoft.com/office/drawing/2014/chartex" xmlns:cx1="http://schemas.microsoft.com/office/drawing/2015/9/8/chartex" xmlns:cx2="http://schemas.microsoft.com/office/drawing/2015/10/21/chartex" xmlns:cx3="http://schemas.microsoft.com/office/drawing/2016/5/9/chartex" xmlns:cx4="http://schemas.microsoft.com/office/drawing/2016/5/10/chartex" xmlns:cx5="http://schemas.microsoft.com/office/drawing/2016/5/11/chartex" xmlns:cx6="http://schemas.microsoft.com/office/drawing/2016/5/12/chartex" xmlns:cx7="http://schemas.microsoft.com/office/drawing/2016/5/13/chartex" xmlns:cx8="http://schemas.microsoft.com/office/drawing/2016/5/14/chartex" xmlns:mc="http://schemas.openxmlformats.org/markup-compatibility/2006" xmlns:aink="http://schemas.microsoft.com/office/drawing/2016/ink" xmlns:am3d="http://schemas.microsoft.com/office/drawing/2017/model3d" xmlns:o="urn:schemas-microsoft-com:office:office" xmlns:r="http://schemas.openxmlformats.org/officeDocument/2006/relationships" xmlns:m="http://schemas.openxmlformats.org/officeDocument/2006/math" xmlns:v="urn:schemas-microsoft-com:vml" xmlns:wp14="http://schemas.microsoft.com/office/word/2010/wordprocessingDrawing" xmlns:wp="http://schemas.openxmlformats.org/drawingml/2006/wordprocessingDrawing" xmlns:w10="urn:schemas-microsoft-com:office:word" xmlns:w="http://schemas.openxmlformats.org/wordprocessingml/2006/main" xmlns:w14="http://schemas.microsoft.com/office/word/2010/wordml" xmlns:w15="http://schemas.microsoft.com/office/word/2012/wordml" xmlns:w16cid="http://schemas.microsoft.com/office/word/2016/wordml/cid" xmlns:w16se="http://schemas.microsoft.com/office/word/2015/wordml/symex" xmlns:wpg="http://schemas.microsoft.com/office/word/2010/wordprocessingGroup" xmlns:wpi="http://schemas.microsoft.com/office/word/2010/wordprocessingInk" xmlns:wne="http://schemas.microsoft.com/office/word/2006/wordml" xmlns:wps="http://schemas.microsoft.com/office/word/2010/wordprocessingShape" mc:Ignorable="w14 w15 w16se w16cid wp14">
   <w:sdt>
     <w:sdtPr>
       <w:id w:val="1096674640"/>
@@ -21155,10 +21515,11 @@
         <w:docPartUnique/>
       </w:docPartObj>
     </w:sdtPr>
+    <w:sdtEndPr/>
     <w:sdtContent>
       <w:p>
         <w:pPr>
-          <w:pStyle w:val="Footer"/>
+          <w:pStyle w:val="llb"/>
           <w:jc w:val="center"/>
         </w:pPr>
         <w:r>
@@ -21181,14 +21542,14 @@
   </w:sdt>
   <w:p>
     <w:pPr>
-      <w:pStyle w:val="Footer"/>
+      <w:pStyle w:val="llb"/>
     </w:pPr>
   </w:p>
 </w:ftr>
 </file>
 
 <file path=word/footnotes.xml><?xml version="1.0" encoding="utf-8"?>
-<w:footnotes xmlns:wpc="http://schemas.microsoft.com/office/word/2010/wordprocessingCanvas" xmlns:cx="http://schemas.microsoft.com/office/drawing/2014/chartex" xmlns:cx1="http://schemas.microsoft.com/office/drawing/2015/9/8/chartex" xmlns:cx2="http://schemas.microsoft.com/office/drawing/2015/10/21/chartex" xmlns:cx3="http://schemas.microsoft.com/office/drawing/2016/5/9/chartex" xmlns:cx4="http://schemas.microsoft.com/office/drawing/2016/5/10/chartex" xmlns:cx5="http://schemas.microsoft.com/office/drawing/2016/5/11/chartex" xmlns:cx6="http://schemas.microsoft.com/office/drawing/2016/5/12/chartex" xmlns:cx7="http://schemas.microsoft.com/office/drawing/2016/5/13/chartex" xmlns:cx8="http://schemas.microsoft.com/office/drawing/2016/5/14/chartex" xmlns:mc="http://schemas.openxmlformats.org/markup-compatibility/2006" xmlns:aink="http://schemas.microsoft.com/office/drawing/2016/ink" xmlns:am3d="http://schemas.microsoft.com/office/drawing/2017/model3d" xmlns:o="urn:schemas-microsoft-com:office:office" xmlns:oel="http://schemas.microsoft.com/office/2019/extlst" xmlns:r="http://schemas.openxmlformats.org/officeDocument/2006/relationships" xmlns:m="http://schemas.openxmlformats.org/officeDocument/2006/math" xmlns:v="urn:schemas-microsoft-com:vml" xmlns:wp14="http://schemas.microsoft.com/office/word/2010/wordprocessingDrawing" xmlns:wp="http://schemas.openxmlformats.org/drawingml/2006/wordprocessingDrawing" xmlns:w10="urn:schemas-microsoft-com:office:word" xmlns:w="http://schemas.openxmlformats.org/wordprocessingml/2006/main" xmlns:w14="http://schemas.microsoft.com/office/word/2010/wordml" xmlns:w15="http://schemas.microsoft.com/office/word/2012/wordml" xmlns:w16cex="http://schemas.microsoft.com/office/word/2018/wordml/cex" xmlns:w16cid="http://schemas.microsoft.com/office/word/2016/wordml/cid" xmlns:w16="http://schemas.microsoft.com/office/word/2018/wordml" xmlns:w16du="http://schemas.microsoft.com/office/word/2023/wordml/word16du" xmlns:w16sdtdh="http://schemas.microsoft.com/office/word/2020/wordml/sdtdatahash" xmlns:w16sdtfl="http://schemas.microsoft.com/office/word/2024/wordml/sdtformatlock" xmlns:w16se="http://schemas.microsoft.com/office/word/2015/wordml/symex" xmlns:wpg="http://schemas.microsoft.com/office/word/2010/wordprocessingGroup" xmlns:wpi="http://schemas.microsoft.com/office/word/2010/wordprocessingInk" xmlns:wne="http://schemas.microsoft.com/office/word/2006/wordml" xmlns:wps="http://schemas.microsoft.com/office/word/2010/wordprocessingShape" mc:Ignorable="w14 w15 w16se w16cid w16 w16cex w16sdtdh w16sdtfl w16du wp14">
+<w:footnotes xmlns:wpc="http://schemas.microsoft.com/office/word/2010/wordprocessingCanvas" xmlns:cx="http://schemas.microsoft.com/office/drawing/2014/chartex" xmlns:cx1="http://schemas.microsoft.com/office/drawing/2015/9/8/chartex" xmlns:cx2="http://schemas.microsoft.com/office/drawing/2015/10/21/chartex" xmlns:cx3="http://schemas.microsoft.com/office/drawing/2016/5/9/chartex" xmlns:cx4="http://schemas.microsoft.com/office/drawing/2016/5/10/chartex" xmlns:cx5="http://schemas.microsoft.com/office/drawing/2016/5/11/chartex" xmlns:cx6="http://schemas.microsoft.com/office/drawing/2016/5/12/chartex" xmlns:cx7="http://schemas.microsoft.com/office/drawing/2016/5/13/chartex" xmlns:cx8="http://schemas.microsoft.com/office/drawing/2016/5/14/chartex" xmlns:mc="http://schemas.openxmlformats.org/markup-compatibility/2006" xmlns:aink="http://schemas.microsoft.com/office/drawing/2016/ink" xmlns:am3d="http://schemas.microsoft.com/office/drawing/2017/model3d" xmlns:o="urn:schemas-microsoft-com:office:office" xmlns:r="http://schemas.openxmlformats.org/officeDocument/2006/relationships" xmlns:m="http://schemas.openxmlformats.org/officeDocument/2006/math" xmlns:v="urn:schemas-microsoft-com:vml" xmlns:wp14="http://schemas.microsoft.com/office/word/2010/wordprocessingDrawing" xmlns:wp="http://schemas.openxmlformats.org/drawingml/2006/wordprocessingDrawing" xmlns:w10="urn:schemas-microsoft-com:office:word" xmlns:w="http://schemas.openxmlformats.org/wordprocessingml/2006/main" xmlns:w14="http://schemas.microsoft.com/office/word/2010/wordml" xmlns:w15="http://schemas.microsoft.com/office/word/2012/wordml" xmlns:w16cid="http://schemas.microsoft.com/office/word/2016/wordml/cid" xmlns:w16se="http://schemas.microsoft.com/office/word/2015/wordml/symex" xmlns:wpg="http://schemas.microsoft.com/office/word/2010/wordprocessingGroup" xmlns:wpi="http://schemas.microsoft.com/office/word/2010/wordprocessingInk" xmlns:wne="http://schemas.microsoft.com/office/word/2006/wordml" xmlns:wps="http://schemas.microsoft.com/office/word/2010/wordprocessingShape" mc:Ignorable="w14 w15 w16se w16cid wp14">
   <w:footnote w:type="separator" w:id="-1">
     <w:p>
       <w:pPr>
@@ -21213,7 +21574,7 @@
 </file>
 
 <file path=word/numbering.xml><?xml version="1.0" encoding="utf-8"?>
-<w:numbering xmlns:wpc="http://schemas.microsoft.com/office/word/2010/wordprocessingCanvas" xmlns:cx="http://schemas.microsoft.com/office/drawing/2014/chartex" xmlns:cx1="http://schemas.microsoft.com/office/drawing/2015/9/8/chartex" xmlns:cx2="http://schemas.microsoft.com/office/drawing/2015/10/21/chartex" xmlns:cx3="http://schemas.microsoft.com/office/drawing/2016/5/9/chartex" xmlns:cx4="http://schemas.microsoft.com/office/drawing/2016/5/10/chartex" xmlns:cx5="http://schemas.microsoft.com/office/drawing/2016/5/11/chartex" xmlns:cx6="http://schemas.microsoft.com/office/drawing/2016/5/12/chartex" xmlns:cx7="http://schemas.microsoft.com/office/drawing/2016/5/13/chartex" xmlns:cx8="http://schemas.microsoft.com/office/drawing/2016/5/14/chartex" xmlns:mc="http://schemas.openxmlformats.org/markup-compatibility/2006" xmlns:aink="http://schemas.microsoft.com/office/drawing/2016/ink" xmlns:am3d="http://schemas.microsoft.com/office/drawing/2017/model3d" xmlns:o="urn:schemas-microsoft-com:office:office" xmlns:oel="http://schemas.microsoft.com/office/2019/extlst" xmlns:r="http://schemas.openxmlformats.org/officeDocument/2006/relationships" xmlns:m="http://schemas.openxmlformats.org/officeDocument/2006/math" xmlns:v="urn:schemas-microsoft-com:vml" xmlns:wp14="http://schemas.microsoft.com/office/word/2010/wordprocessingDrawing" xmlns:wp="http://schemas.openxmlformats.org/drawingml/2006/wordprocessingDrawing" xmlns:w10="urn:schemas-microsoft-com:office:word" xmlns:w="http://schemas.openxmlformats.org/wordprocessingml/2006/main" xmlns:w14="http://schemas.microsoft.com/office/word/2010/wordml" xmlns:w15="http://schemas.microsoft.com/office/word/2012/wordml" xmlns:w16cex="http://schemas.microsoft.com/office/word/2018/wordml/cex" xmlns:w16cid="http://schemas.microsoft.com/office/word/2016/wordml/cid" xmlns:w16="http://schemas.microsoft.com/office/word/2018/wordml" xmlns:w16du="http://schemas.microsoft.com/office/word/2023/wordml/word16du" xmlns:w16sdtdh="http://schemas.microsoft.com/office/word/2020/wordml/sdtdatahash" xmlns:w16sdtfl="http://schemas.microsoft.com/office/word/2024/wordml/sdtformatlock" xmlns:w16se="http://schemas.microsoft.com/office/word/2015/wordml/symex" xmlns:wpg="http://schemas.microsoft.com/office/word/2010/wordprocessingGroup" xmlns:wpi="http://schemas.microsoft.com/office/word/2010/wordprocessingInk" xmlns:wne="http://schemas.microsoft.com/office/word/2006/wordml" xmlns:wps="http://schemas.microsoft.com/office/word/2010/wordprocessingShape" mc:Ignorable="w14 w15 w16se w16cid w16 w16cex w16sdtdh w16sdtfl w16du wp14">
+<w:numbering xmlns:wpc="http://schemas.microsoft.com/office/word/2010/wordprocessingCanvas" xmlns:cx="http://schemas.microsoft.com/office/drawing/2014/chartex" xmlns:cx1="http://schemas.microsoft.com/office/drawing/2015/9/8/chartex" xmlns:cx2="http://schemas.microsoft.com/office/drawing/2015/10/21/chartex" xmlns:cx3="http://schemas.microsoft.com/office/drawing/2016/5/9/chartex" xmlns:cx4="http://schemas.microsoft.com/office/drawing/2016/5/10/chartex" xmlns:cx5="http://schemas.microsoft.com/office/drawing/2016/5/11/chartex" xmlns:cx6="http://schemas.microsoft.com/office/drawing/2016/5/12/chartex" xmlns:cx7="http://schemas.microsoft.com/office/drawing/2016/5/13/chartex" xmlns:cx8="http://schemas.microsoft.com/office/drawing/2016/5/14/chartex" xmlns:mc="http://schemas.openxmlformats.org/markup-compatibility/2006" xmlns:aink="http://schemas.microsoft.com/office/drawing/2016/ink" xmlns:am3d="http://schemas.microsoft.com/office/drawing/2017/model3d" xmlns:o="urn:schemas-microsoft-com:office:office" xmlns:r="http://schemas.openxmlformats.org/officeDocument/2006/relationships" xmlns:m="http://schemas.openxmlformats.org/officeDocument/2006/math" xmlns:v="urn:schemas-microsoft-com:vml" xmlns:wp14="http://schemas.microsoft.com/office/word/2010/wordprocessingDrawing" xmlns:wp="http://schemas.openxmlformats.org/drawingml/2006/wordprocessingDrawing" xmlns:w10="urn:schemas-microsoft-com:office:word" xmlns:w="http://schemas.openxmlformats.org/wordprocessingml/2006/main" xmlns:w14="http://schemas.microsoft.com/office/word/2010/wordml" xmlns:w15="http://schemas.microsoft.com/office/word/2012/wordml" xmlns:w16cid="http://schemas.microsoft.com/office/word/2016/wordml/cid" xmlns:w16se="http://schemas.microsoft.com/office/word/2015/wordml/symex" xmlns:wpg="http://schemas.microsoft.com/office/word/2010/wordprocessingGroup" xmlns:wpi="http://schemas.microsoft.com/office/word/2010/wordprocessingInk" xmlns:wne="http://schemas.microsoft.com/office/word/2006/wordml" xmlns:wps="http://schemas.microsoft.com/office/word/2010/wordprocessingShape" mc:Ignorable="w14 w15 w16se w16cid wp14">
   <w:abstractNum w:abstractNumId="0" w15:restartNumberingAfterBreak="0">
     <w:nsid w:val="05640CA0"/>
     <w:multiLevelType w:val="hybridMultilevel"/>
@@ -24584,101 +24945,101 @@
       </w:rPr>
     </w:lvl>
   </w:abstractNum>
-  <w:num w:numId="1" w16cid:durableId="537855090">
+  <w:num w:numId="1">
     <w:abstractNumId w:val="20"/>
   </w:num>
-  <w:num w:numId="2" w16cid:durableId="2001494564">
+  <w:num w:numId="2">
     <w:abstractNumId w:val="2"/>
   </w:num>
-  <w:num w:numId="3" w16cid:durableId="486673559">
+  <w:num w:numId="3">
     <w:abstractNumId w:val="4"/>
   </w:num>
-  <w:num w:numId="4" w16cid:durableId="42415547">
+  <w:num w:numId="4">
     <w:abstractNumId w:val="6"/>
   </w:num>
-  <w:num w:numId="5" w16cid:durableId="1700622790">
+  <w:num w:numId="5">
     <w:abstractNumId w:val="7"/>
   </w:num>
-  <w:num w:numId="6" w16cid:durableId="1383169143">
+  <w:num w:numId="6">
     <w:abstractNumId w:val="13"/>
   </w:num>
-  <w:num w:numId="7" w16cid:durableId="294408398">
+  <w:num w:numId="7">
     <w:abstractNumId w:val="28"/>
   </w:num>
-  <w:num w:numId="8" w16cid:durableId="1846281192">
+  <w:num w:numId="8">
     <w:abstractNumId w:val="17"/>
   </w:num>
-  <w:num w:numId="9" w16cid:durableId="1931431079">
+  <w:num w:numId="9">
     <w:abstractNumId w:val="21"/>
   </w:num>
-  <w:num w:numId="10" w16cid:durableId="796139899">
+  <w:num w:numId="10">
     <w:abstractNumId w:val="22"/>
   </w:num>
-  <w:num w:numId="11" w16cid:durableId="750010519">
+  <w:num w:numId="11">
     <w:abstractNumId w:val="12"/>
   </w:num>
-  <w:num w:numId="12" w16cid:durableId="1587766026">
+  <w:num w:numId="12">
     <w:abstractNumId w:val="24"/>
   </w:num>
-  <w:num w:numId="13" w16cid:durableId="925379412">
+  <w:num w:numId="13">
     <w:abstractNumId w:val="11"/>
   </w:num>
-  <w:num w:numId="14" w16cid:durableId="1603805887">
+  <w:num w:numId="14">
     <w:abstractNumId w:val="14"/>
   </w:num>
-  <w:num w:numId="15" w16cid:durableId="1594972483">
+  <w:num w:numId="15">
     <w:abstractNumId w:val="18"/>
   </w:num>
-  <w:num w:numId="16" w16cid:durableId="591744509">
+  <w:num w:numId="16">
     <w:abstractNumId w:val="3"/>
   </w:num>
-  <w:num w:numId="17" w16cid:durableId="926498134">
+  <w:num w:numId="17">
     <w:abstractNumId w:val="19"/>
   </w:num>
-  <w:num w:numId="18" w16cid:durableId="1035928464">
+  <w:num w:numId="18">
     <w:abstractNumId w:val="1"/>
   </w:num>
-  <w:num w:numId="19" w16cid:durableId="143202167">
+  <w:num w:numId="19">
     <w:abstractNumId w:val="27"/>
   </w:num>
-  <w:num w:numId="20" w16cid:durableId="1063216477">
+  <w:num w:numId="20">
     <w:abstractNumId w:val="25"/>
   </w:num>
-  <w:num w:numId="21" w16cid:durableId="1360087002">
+  <w:num w:numId="21">
     <w:abstractNumId w:val="10"/>
   </w:num>
-  <w:num w:numId="22" w16cid:durableId="1715764197">
+  <w:num w:numId="22">
     <w:abstractNumId w:val="0"/>
   </w:num>
-  <w:num w:numId="23" w16cid:durableId="763497253">
+  <w:num w:numId="23">
     <w:abstractNumId w:val="29"/>
   </w:num>
-  <w:num w:numId="24" w16cid:durableId="1104766460">
+  <w:num w:numId="24">
     <w:abstractNumId w:val="8"/>
   </w:num>
-  <w:num w:numId="25" w16cid:durableId="1527909675">
+  <w:num w:numId="25">
     <w:abstractNumId w:val="23"/>
   </w:num>
-  <w:num w:numId="26" w16cid:durableId="413479026">
+  <w:num w:numId="26">
     <w:abstractNumId w:val="9"/>
   </w:num>
-  <w:num w:numId="27" w16cid:durableId="426196660">
+  <w:num w:numId="27">
     <w:abstractNumId w:val="15"/>
   </w:num>
-  <w:num w:numId="28" w16cid:durableId="752552450">
+  <w:num w:numId="28">
     <w:abstractNumId w:val="5"/>
   </w:num>
-  <w:num w:numId="29" w16cid:durableId="262735447">
+  <w:num w:numId="29">
     <w:abstractNumId w:val="26"/>
   </w:num>
-  <w:num w:numId="30" w16cid:durableId="748382647">
+  <w:num w:numId="30">
     <w:abstractNumId w:val="16"/>
   </w:num>
 </w:numbering>
 </file>
 
 <file path=word/styles.xml><?xml version="1.0" encoding="utf-8"?>
-<w:styles xmlns:mc="http://schemas.openxmlformats.org/markup-compatibility/2006" xmlns:r="http://schemas.openxmlformats.org/officeDocument/2006/relationships" xmlns:w="http://schemas.openxmlformats.org/wordprocessingml/2006/main" xmlns:w14="http://schemas.microsoft.com/office/word/2010/wordml" xmlns:w15="http://schemas.microsoft.com/office/word/2012/wordml" xmlns:w16cex="http://schemas.microsoft.com/office/word/2018/wordml/cex" xmlns:w16cid="http://schemas.microsoft.com/office/word/2016/wordml/cid" xmlns:w16="http://schemas.microsoft.com/office/word/2018/wordml" xmlns:w16du="http://schemas.microsoft.com/office/word/2023/wordml/word16du" xmlns:w16sdtdh="http://schemas.microsoft.com/office/word/2020/wordml/sdtdatahash" xmlns:w16sdtfl="http://schemas.microsoft.com/office/word/2024/wordml/sdtformatlock" xmlns:w16se="http://schemas.microsoft.com/office/word/2015/wordml/symex" mc:Ignorable="w14 w15 w16se w16cid w16 w16cex w16sdtdh w16sdtfl w16du">
+<w:styles xmlns:mc="http://schemas.openxmlformats.org/markup-compatibility/2006" xmlns:r="http://schemas.openxmlformats.org/officeDocument/2006/relationships" xmlns:w="http://schemas.openxmlformats.org/wordprocessingml/2006/main" xmlns:w14="http://schemas.microsoft.com/office/word/2010/wordml" xmlns:w15="http://schemas.microsoft.com/office/word/2012/wordml" xmlns:w16cid="http://schemas.microsoft.com/office/word/2016/wordml/cid" xmlns:w16se="http://schemas.microsoft.com/office/word/2015/wordml/symex" mc:Ignorable="w14 w15 w16se w16cid">
   <w:docDefaults>
     <w:rPrDefault>
       <w:rPr>
@@ -24694,7 +25055,7 @@
       </w:pPr>
     </w:pPrDefault>
   </w:docDefaults>
-  <w:latentStyles w:defLockedState="0" w:defUIPriority="99" w:defSemiHidden="0" w:defUnhideWhenUsed="0" w:defQFormat="0" w:count="376">
+  <w:latentStyles w:defLockedState="0" w:defUIPriority="99" w:defSemiHidden="0" w:defUnhideWhenUsed="0" w:defQFormat="0" w:count="375">
     <w:lsdException w:name="Normal" w:uiPriority="0" w:qFormat="1"/>
     <w:lsdException w:name="heading 1" w:uiPriority="9" w:qFormat="1"/>
     <w:lsdException w:name="heading 2" w:semiHidden="1" w:uiPriority="9" w:unhideWhenUsed="1" w:qFormat="1"/>
@@ -25070,9 +25431,8 @@
     <w:lsdException w:name="Smart Hyperlink" w:semiHidden="1" w:unhideWhenUsed="1"/>
     <w:lsdException w:name="Hashtag" w:semiHidden="1" w:unhideWhenUsed="1"/>
     <w:lsdException w:name="Unresolved Mention" w:semiHidden="1" w:unhideWhenUsed="1"/>
-    <w:lsdException w:name="Smart Link" w:semiHidden="1" w:unhideWhenUsed="1"/>
   </w:latentStyles>
-  <w:style w:type="paragraph" w:default="1" w:styleId="Normal">
+  <w:style w:type="paragraph" w:default="1" w:styleId="Norml">
     <w:name w:val="Normal"/>
     <w:qFormat/>
     <w:rsid w:val="00E07759"/>
@@ -25085,11 +25445,11 @@
       <w:sz w:val="24"/>
     </w:rPr>
   </w:style>
-  <w:style w:type="paragraph" w:styleId="Heading1">
+  <w:style w:type="paragraph" w:styleId="Cmsor1">
     <w:name w:val="heading 1"/>
-    <w:basedOn w:val="Normal"/>
-    <w:next w:val="Normal"/>
-    <w:link w:val="Heading1Char"/>
+    <w:basedOn w:val="Norml"/>
+    <w:next w:val="Norml"/>
+    <w:link w:val="Cmsor1Char"/>
     <w:uiPriority w:val="9"/>
     <w:qFormat/>
     <w:rsid w:val="002E3E1D"/>
@@ -25107,11 +25467,11 @@
       <w:szCs w:val="32"/>
     </w:rPr>
   </w:style>
-  <w:style w:type="paragraph" w:styleId="Heading2">
+  <w:style w:type="paragraph" w:styleId="Cmsor2">
     <w:name w:val="heading 2"/>
-    <w:basedOn w:val="Normal"/>
-    <w:next w:val="Normal"/>
-    <w:link w:val="Heading2Char"/>
+    <w:basedOn w:val="Norml"/>
+    <w:next w:val="Norml"/>
+    <w:link w:val="Cmsor2Char"/>
     <w:uiPriority w:val="9"/>
     <w:unhideWhenUsed/>
     <w:qFormat/>
@@ -25130,11 +25490,11 @@
       <w:szCs w:val="26"/>
     </w:rPr>
   </w:style>
-  <w:style w:type="paragraph" w:styleId="Heading3">
+  <w:style w:type="paragraph" w:styleId="Cmsor3">
     <w:name w:val="heading 3"/>
-    <w:basedOn w:val="Normal"/>
-    <w:next w:val="Normal"/>
-    <w:link w:val="Heading3Char"/>
+    <w:basedOn w:val="Norml"/>
+    <w:next w:val="Norml"/>
+    <w:link w:val="Cmsor3Char"/>
     <w:uiPriority w:val="9"/>
     <w:unhideWhenUsed/>
     <w:qFormat/>
@@ -25153,11 +25513,11 @@
       <w:szCs w:val="24"/>
     </w:rPr>
   </w:style>
-  <w:style w:type="paragraph" w:styleId="Heading4">
+  <w:style w:type="paragraph" w:styleId="Cmsor4">
     <w:name w:val="heading 4"/>
-    <w:basedOn w:val="Normal"/>
-    <w:next w:val="Normal"/>
-    <w:link w:val="Heading4Char"/>
+    <w:basedOn w:val="Norml"/>
+    <w:next w:val="Norml"/>
+    <w:link w:val="Cmsor4Char"/>
     <w:uiPriority w:val="9"/>
     <w:unhideWhenUsed/>
     <w:qFormat/>
@@ -25175,11 +25535,11 @@
       <w:color w:val="2E74B5" w:themeColor="accent1" w:themeShade="BF"/>
     </w:rPr>
   </w:style>
-  <w:style w:type="paragraph" w:styleId="Heading5">
+  <w:style w:type="paragraph" w:styleId="Cmsor5">
     <w:name w:val="heading 5"/>
-    <w:basedOn w:val="Normal"/>
-    <w:next w:val="Normal"/>
-    <w:link w:val="Heading5Char"/>
+    <w:basedOn w:val="Norml"/>
+    <w:next w:val="Norml"/>
+    <w:link w:val="Cmsor5Char"/>
     <w:uiPriority w:val="9"/>
     <w:unhideWhenUsed/>
     <w:qFormat/>
@@ -25195,11 +25555,11 @@
       <w:color w:val="2E74B5" w:themeColor="accent1" w:themeShade="BF"/>
     </w:rPr>
   </w:style>
-  <w:style w:type="paragraph" w:styleId="Heading6">
+  <w:style w:type="paragraph" w:styleId="Cmsor6">
     <w:name w:val="heading 6"/>
-    <w:basedOn w:val="Normal"/>
-    <w:next w:val="Normal"/>
-    <w:link w:val="Heading6Char"/>
+    <w:basedOn w:val="Norml"/>
+    <w:next w:val="Norml"/>
+    <w:link w:val="Cmsor6Char"/>
     <w:uiPriority w:val="9"/>
     <w:unhideWhenUsed/>
     <w:qFormat/>
@@ -25215,13 +25575,13 @@
       <w:color w:val="1F4D78" w:themeColor="accent1" w:themeShade="7F"/>
     </w:rPr>
   </w:style>
-  <w:style w:type="character" w:default="1" w:styleId="DefaultParagraphFont">
+  <w:style w:type="character" w:default="1" w:styleId="Bekezdsalapbettpusa">
     <w:name w:val="Default Paragraph Font"/>
     <w:uiPriority w:val="1"/>
     <w:semiHidden/>
     <w:unhideWhenUsed/>
   </w:style>
-  <w:style w:type="table" w:default="1" w:styleId="TableNormal">
+  <w:style w:type="table" w:default="1" w:styleId="Normltblzat">
     <w:name w:val="Normal Table"/>
     <w:uiPriority w:val="99"/>
     <w:semiHidden/>
@@ -25236,16 +25596,16 @@
       </w:tblCellMar>
     </w:tblPr>
   </w:style>
-  <w:style w:type="numbering" w:default="1" w:styleId="NoList">
+  <w:style w:type="numbering" w:default="1" w:styleId="Nemlista">
     <w:name w:val="No List"/>
     <w:uiPriority w:val="99"/>
     <w:semiHidden/>
     <w:unhideWhenUsed/>
   </w:style>
-  <w:style w:type="character" w:customStyle="1" w:styleId="Heading1Char">
-    <w:name w:val="Heading 1 Char"/>
-    <w:basedOn w:val="DefaultParagraphFont"/>
-    <w:link w:val="Heading1"/>
+  <w:style w:type="character" w:customStyle="1" w:styleId="Cmsor1Char">
+    <w:name w:val="Címsor 1 Char"/>
+    <w:basedOn w:val="Bekezdsalapbettpusa"/>
+    <w:link w:val="Cmsor1"/>
     <w:uiPriority w:val="9"/>
     <w:rsid w:val="002E3E1D"/>
     <w:rPr>
@@ -25255,10 +25615,10 @@
       <w:szCs w:val="32"/>
     </w:rPr>
   </w:style>
-  <w:style w:type="character" w:customStyle="1" w:styleId="Heading2Char">
-    <w:name w:val="Heading 2 Char"/>
-    <w:basedOn w:val="DefaultParagraphFont"/>
-    <w:link w:val="Heading2"/>
+  <w:style w:type="character" w:customStyle="1" w:styleId="Cmsor2Char">
+    <w:name w:val="Címsor 2 Char"/>
+    <w:basedOn w:val="Bekezdsalapbettpusa"/>
+    <w:link w:val="Cmsor2"/>
     <w:uiPriority w:val="9"/>
     <w:rsid w:val="00426B5D"/>
     <w:rPr>
@@ -25268,10 +25628,10 @@
       <w:szCs w:val="26"/>
     </w:rPr>
   </w:style>
-  <w:style w:type="character" w:customStyle="1" w:styleId="Heading3Char">
-    <w:name w:val="Heading 3 Char"/>
-    <w:basedOn w:val="DefaultParagraphFont"/>
-    <w:link w:val="Heading3"/>
+  <w:style w:type="character" w:customStyle="1" w:styleId="Cmsor3Char">
+    <w:name w:val="Címsor 3 Char"/>
+    <w:basedOn w:val="Bekezdsalapbettpusa"/>
+    <w:link w:val="Cmsor3"/>
     <w:uiPriority w:val="9"/>
     <w:rsid w:val="00A4687A"/>
     <w:rPr>
@@ -25282,10 +25642,10 @@
       <w:szCs w:val="24"/>
     </w:rPr>
   </w:style>
-  <w:style w:type="paragraph" w:styleId="Header">
+  <w:style w:type="paragraph" w:styleId="lfej">
     <w:name w:val="header"/>
-    <w:basedOn w:val="Normal"/>
-    <w:link w:val="HeaderChar"/>
+    <w:basedOn w:val="Norml"/>
+    <w:link w:val="lfejChar"/>
     <w:uiPriority w:val="99"/>
     <w:unhideWhenUsed/>
     <w:rsid w:val="0013770B"/>
@@ -25297,10 +25657,10 @@
       <w:spacing w:line="240" w:lineRule="auto"/>
     </w:pPr>
   </w:style>
-  <w:style w:type="character" w:customStyle="1" w:styleId="HeaderChar">
-    <w:name w:val="Header Char"/>
-    <w:basedOn w:val="DefaultParagraphFont"/>
-    <w:link w:val="Header"/>
+  <w:style w:type="character" w:customStyle="1" w:styleId="lfejChar">
+    <w:name w:val="Élőfej Char"/>
+    <w:basedOn w:val="Bekezdsalapbettpusa"/>
+    <w:link w:val="lfej"/>
     <w:uiPriority w:val="99"/>
     <w:rsid w:val="0013770B"/>
     <w:rPr>
@@ -25308,10 +25668,10 @@
       <w:sz w:val="24"/>
     </w:rPr>
   </w:style>
-  <w:style w:type="paragraph" w:styleId="Footer">
+  <w:style w:type="paragraph" w:styleId="llb">
     <w:name w:val="footer"/>
-    <w:basedOn w:val="Normal"/>
-    <w:link w:val="FooterChar"/>
+    <w:basedOn w:val="Norml"/>
+    <w:link w:val="llbChar"/>
     <w:uiPriority w:val="99"/>
     <w:unhideWhenUsed/>
     <w:rsid w:val="0013770B"/>
@@ -25323,10 +25683,10 @@
       <w:spacing w:line="240" w:lineRule="auto"/>
     </w:pPr>
   </w:style>
-  <w:style w:type="character" w:customStyle="1" w:styleId="FooterChar">
-    <w:name w:val="Footer Char"/>
-    <w:basedOn w:val="DefaultParagraphFont"/>
-    <w:link w:val="Footer"/>
+  <w:style w:type="character" w:customStyle="1" w:styleId="llbChar">
+    <w:name w:val="Élőláb Char"/>
+    <w:basedOn w:val="Bekezdsalapbettpusa"/>
+    <w:link w:val="llb"/>
     <w:uiPriority w:val="99"/>
     <w:rsid w:val="0013770B"/>
     <w:rPr>
@@ -25336,7 +25696,7 @@
   </w:style>
   <w:style w:type="paragraph" w:customStyle="1" w:styleId="enyimidzet">
     <w:name w:val="enyimidézet"/>
-    <w:basedOn w:val="Normal"/>
+    <w:basedOn w:val="Norml"/>
     <w:link w:val="enyimidzetChar"/>
     <w:qFormat/>
     <w:rsid w:val="00FE7C89"/>
@@ -25345,10 +25705,10 @@
       <w:ind w:left="567" w:right="567"/>
     </w:pPr>
   </w:style>
-  <w:style w:type="paragraph" w:styleId="FootnoteText">
+  <w:style w:type="paragraph" w:styleId="Lbjegyzetszveg">
     <w:name w:val="footnote text"/>
-    <w:basedOn w:val="Normal"/>
-    <w:link w:val="FootnoteTextChar"/>
+    <w:basedOn w:val="Norml"/>
+    <w:link w:val="LbjegyzetszvegChar"/>
     <w:uiPriority w:val="99"/>
     <w:semiHidden/>
     <w:unhideWhenUsed/>
@@ -25363,7 +25723,7 @@
   </w:style>
   <w:style w:type="character" w:customStyle="1" w:styleId="enyimidzetChar">
     <w:name w:val="enyimidézet Char"/>
-    <w:basedOn w:val="DefaultParagraphFont"/>
+    <w:basedOn w:val="Bekezdsalapbettpusa"/>
     <w:link w:val="enyimidzet"/>
     <w:rsid w:val="00FE7C89"/>
     <w:rPr>
@@ -25371,10 +25731,10 @@
       <w:sz w:val="24"/>
     </w:rPr>
   </w:style>
-  <w:style w:type="character" w:customStyle="1" w:styleId="FootnoteTextChar">
-    <w:name w:val="Footnote Text Char"/>
-    <w:basedOn w:val="DefaultParagraphFont"/>
-    <w:link w:val="FootnoteText"/>
+  <w:style w:type="character" w:customStyle="1" w:styleId="LbjegyzetszvegChar">
+    <w:name w:val="Lábjegyzetszöveg Char"/>
+    <w:basedOn w:val="Bekezdsalapbettpusa"/>
+    <w:link w:val="Lbjegyzetszveg"/>
     <w:uiPriority w:val="99"/>
     <w:semiHidden/>
     <w:rsid w:val="006510C1"/>
@@ -25384,9 +25744,9 @@
       <w:szCs w:val="20"/>
     </w:rPr>
   </w:style>
-  <w:style w:type="character" w:styleId="FootnoteReference">
+  <w:style w:type="character" w:styleId="Lbjegyzet-hivatkozs">
     <w:name w:val="footnote reference"/>
-    <w:basedOn w:val="DefaultParagraphFont"/>
+    <w:basedOn w:val="Bekezdsalapbettpusa"/>
     <w:uiPriority w:val="99"/>
     <w:semiHidden/>
     <w:unhideWhenUsed/>
@@ -25395,10 +25755,10 @@
       <w:vertAlign w:val="superscript"/>
     </w:rPr>
   </w:style>
-  <w:style w:type="paragraph" w:styleId="Caption">
+  <w:style w:type="paragraph" w:styleId="Kpalrs">
     <w:name w:val="caption"/>
-    <w:basedOn w:val="Normal"/>
-    <w:next w:val="Normal"/>
+    <w:basedOn w:val="Norml"/>
+    <w:next w:val="Norml"/>
     <w:uiPriority w:val="35"/>
     <w:unhideWhenUsed/>
     <w:qFormat/>
@@ -25414,10 +25774,10 @@
       <w:szCs w:val="18"/>
     </w:rPr>
   </w:style>
-  <w:style w:type="paragraph" w:styleId="TOCHeading">
+  <w:style w:type="paragraph" w:styleId="Tartalomjegyzkcmsora">
     <w:name w:val="TOC Heading"/>
-    <w:basedOn w:val="Heading1"/>
-    <w:next w:val="Normal"/>
+    <w:basedOn w:val="Cmsor1"/>
+    <w:next w:val="Norml"/>
     <w:uiPriority w:val="39"/>
     <w:unhideWhenUsed/>
     <w:qFormat/>
@@ -25430,10 +25790,10 @@
       <w:lang w:eastAsia="hu-HU"/>
     </w:rPr>
   </w:style>
-  <w:style w:type="paragraph" w:styleId="TOC1">
+  <w:style w:type="paragraph" w:styleId="TJ1">
     <w:name w:val="toc 1"/>
-    <w:basedOn w:val="Normal"/>
-    <w:next w:val="Normal"/>
+    <w:basedOn w:val="Norml"/>
+    <w:next w:val="Norml"/>
     <w:autoRedefine/>
     <w:uiPriority w:val="39"/>
     <w:unhideWhenUsed/>
@@ -25445,10 +25805,10 @@
       <w:spacing w:after="100"/>
     </w:pPr>
   </w:style>
-  <w:style w:type="paragraph" w:styleId="TOC2">
+  <w:style w:type="paragraph" w:styleId="TJ2">
     <w:name w:val="toc 2"/>
-    <w:basedOn w:val="Normal"/>
-    <w:next w:val="Normal"/>
+    <w:basedOn w:val="Norml"/>
+    <w:next w:val="Norml"/>
     <w:autoRedefine/>
     <w:uiPriority w:val="39"/>
     <w:unhideWhenUsed/>
@@ -25458,10 +25818,10 @@
       <w:ind w:left="240"/>
     </w:pPr>
   </w:style>
-  <w:style w:type="paragraph" w:styleId="TOC3">
+  <w:style w:type="paragraph" w:styleId="TJ3">
     <w:name w:val="toc 3"/>
-    <w:basedOn w:val="Normal"/>
-    <w:next w:val="Normal"/>
+    <w:basedOn w:val="Norml"/>
+    <w:next w:val="Norml"/>
     <w:autoRedefine/>
     <w:uiPriority w:val="39"/>
     <w:unhideWhenUsed/>
@@ -25471,9 +25831,9 @@
       <w:ind w:left="480"/>
     </w:pPr>
   </w:style>
-  <w:style w:type="character" w:styleId="Hyperlink">
+  <w:style w:type="character" w:styleId="Hiperhivatkozs">
     <w:name w:val="Hyperlink"/>
-    <w:basedOn w:val="DefaultParagraphFont"/>
+    <w:basedOn w:val="Bekezdsalapbettpusa"/>
     <w:uiPriority w:val="99"/>
     <w:unhideWhenUsed/>
     <w:rsid w:val="004877D7"/>
@@ -25482,15 +25842,15 @@
       <w:u w:val="single"/>
     </w:rPr>
   </w:style>
-  <w:style w:type="paragraph" w:styleId="TableofFigures">
+  <w:style w:type="paragraph" w:styleId="brajegyzk">
     <w:name w:val="table of figures"/>
-    <w:basedOn w:val="Normal"/>
-    <w:next w:val="Normal"/>
+    <w:basedOn w:val="Norml"/>
+    <w:next w:val="Norml"/>
     <w:uiPriority w:val="99"/>
     <w:unhideWhenUsed/>
     <w:rsid w:val="001A5919"/>
   </w:style>
-  <w:style w:type="paragraph" w:styleId="NoSpacing">
+  <w:style w:type="paragraph" w:styleId="Nincstrkz">
     <w:name w:val="No Spacing"/>
     <w:uiPriority w:val="1"/>
     <w:qFormat/>
@@ -25504,10 +25864,10 @@
       <w:sz w:val="24"/>
     </w:rPr>
   </w:style>
-  <w:style w:type="character" w:customStyle="1" w:styleId="Heading4Char">
-    <w:name w:val="Heading 4 Char"/>
-    <w:basedOn w:val="DefaultParagraphFont"/>
-    <w:link w:val="Heading4"/>
+  <w:style w:type="character" w:customStyle="1" w:styleId="Cmsor4Char">
+    <w:name w:val="Címsor 4 Char"/>
+    <w:basedOn w:val="Bekezdsalapbettpusa"/>
+    <w:link w:val="Cmsor4"/>
     <w:uiPriority w:val="9"/>
     <w:rsid w:val="00AF3EBF"/>
     <w:rPr>
@@ -25518,9 +25878,9 @@
       <w:sz w:val="24"/>
     </w:rPr>
   </w:style>
-  <w:style w:type="paragraph" w:styleId="ListParagraph">
+  <w:style w:type="paragraph" w:styleId="Listaszerbekezds">
     <w:name w:val="List Paragraph"/>
-    <w:basedOn w:val="Normal"/>
+    <w:basedOn w:val="Norml"/>
     <w:uiPriority w:val="34"/>
     <w:qFormat/>
     <w:rsid w:val="00B31FF8"/>
@@ -25529,10 +25889,10 @@
       <w:contextualSpacing/>
     </w:pPr>
   </w:style>
-  <w:style w:type="paragraph" w:styleId="TOC4">
+  <w:style w:type="paragraph" w:styleId="TJ4">
     <w:name w:val="toc 4"/>
-    <w:basedOn w:val="Normal"/>
-    <w:next w:val="Normal"/>
+    <w:basedOn w:val="Norml"/>
+    <w:next w:val="Norml"/>
     <w:autoRedefine/>
     <w:uiPriority w:val="39"/>
     <w:unhideWhenUsed/>
@@ -25582,10 +25942,10 @@
       </w:numPr>
     </w:pPr>
   </w:style>
-  <w:style w:type="character" w:customStyle="1" w:styleId="Heading5Char">
-    <w:name w:val="Heading 5 Char"/>
-    <w:basedOn w:val="DefaultParagraphFont"/>
-    <w:link w:val="Heading5"/>
+  <w:style w:type="character" w:customStyle="1" w:styleId="Cmsor5Char">
+    <w:name w:val="Címsor 5 Char"/>
+    <w:basedOn w:val="Bekezdsalapbettpusa"/>
+    <w:link w:val="Cmsor5"/>
     <w:uiPriority w:val="9"/>
     <w:rsid w:val="007B5D42"/>
     <w:rPr>
@@ -25594,10 +25954,10 @@
       <w:sz w:val="24"/>
     </w:rPr>
   </w:style>
-  <w:style w:type="paragraph" w:styleId="EndnoteText">
+  <w:style w:type="paragraph" w:styleId="Vgjegyzetszvege">
     <w:name w:val="endnote text"/>
-    <w:basedOn w:val="Normal"/>
-    <w:link w:val="EndnoteTextChar"/>
+    <w:basedOn w:val="Norml"/>
+    <w:link w:val="VgjegyzetszvegeChar"/>
     <w:uiPriority w:val="99"/>
     <w:semiHidden/>
     <w:unhideWhenUsed/>
@@ -25610,10 +25970,10 @@
       <w:szCs w:val="20"/>
     </w:rPr>
   </w:style>
-  <w:style w:type="character" w:customStyle="1" w:styleId="EndnoteTextChar">
-    <w:name w:val="Endnote Text Char"/>
-    <w:basedOn w:val="DefaultParagraphFont"/>
-    <w:link w:val="EndnoteText"/>
+  <w:style w:type="character" w:customStyle="1" w:styleId="VgjegyzetszvegeChar">
+    <w:name w:val="Végjegyzet szövege Char"/>
+    <w:basedOn w:val="Bekezdsalapbettpusa"/>
+    <w:link w:val="Vgjegyzetszvege"/>
     <w:uiPriority w:val="99"/>
     <w:semiHidden/>
     <w:rsid w:val="00076576"/>
@@ -25623,9 +25983,9 @@
       <w:szCs w:val="20"/>
     </w:rPr>
   </w:style>
-  <w:style w:type="character" w:styleId="EndnoteReference">
+  <w:style w:type="character" w:styleId="Vgjegyzet-hivatkozs">
     <w:name w:val="endnote reference"/>
-    <w:basedOn w:val="DefaultParagraphFont"/>
+    <w:basedOn w:val="Bekezdsalapbettpusa"/>
     <w:uiPriority w:val="99"/>
     <w:semiHidden/>
     <w:unhideWhenUsed/>
@@ -25634,9 +25994,9 @@
       <w:vertAlign w:val="superscript"/>
     </w:rPr>
   </w:style>
-  <w:style w:type="character" w:styleId="UnresolvedMention">
+  <w:style w:type="character" w:styleId="Feloldatlanmegemlts">
     <w:name w:val="Unresolved Mention"/>
-    <w:basedOn w:val="DefaultParagraphFont"/>
+    <w:basedOn w:val="Bekezdsalapbettpusa"/>
     <w:uiPriority w:val="99"/>
     <w:semiHidden/>
     <w:unhideWhenUsed/>
@@ -25646,10 +26006,10 @@
       <w:shd w:val="clear" w:color="auto" w:fill="E1DFDD"/>
     </w:rPr>
   </w:style>
-  <w:style w:type="character" w:customStyle="1" w:styleId="Heading6Char">
-    <w:name w:val="Heading 6 Char"/>
-    <w:basedOn w:val="DefaultParagraphFont"/>
-    <w:link w:val="Heading6"/>
+  <w:style w:type="character" w:customStyle="1" w:styleId="Cmsor6Char">
+    <w:name w:val="Címsor 6 Char"/>
+    <w:basedOn w:val="Bekezdsalapbettpusa"/>
+    <w:link w:val="Cmsor6"/>
     <w:uiPriority w:val="9"/>
     <w:rsid w:val="00D454B5"/>
     <w:rPr>
@@ -25943,7 +26303,7 @@
 </file>
 
 <file path=customXml/itemProps1.xml><?xml version="1.0" encoding="utf-8"?>
-<ds:datastoreItem xmlns:ds="http://schemas.openxmlformats.org/officeDocument/2006/customXml" ds:itemID="{6D367A29-5F7B-C54E-883B-3945A4FB4CFF}">
+<ds:datastoreItem xmlns:ds="http://schemas.openxmlformats.org/officeDocument/2006/customXml" ds:itemID="{539A20A1-BEB6-4C06-B920-9A1C7042220B}">
   <ds:schemaRefs>
     <ds:schemaRef ds:uri="http://schemas.openxmlformats.org/officeDocument/2006/bibliography"/>
   </ds:schemaRefs>

--- a/docs/CoMove szoftveralkalmazás dokumentációja.docx
+++ b/docs/CoMove szoftveralkalmazás dokumentációja.docx
@@ -1,6 +1,6 @@
 
 <file path=word/document.xml><?xml version="1.0" encoding="utf-8"?>
-<w:document xmlns:wpc="http://schemas.microsoft.com/office/word/2010/wordprocessingCanvas" xmlns:cx="http://schemas.microsoft.com/office/drawing/2014/chartex" xmlns:cx1="http://schemas.microsoft.com/office/drawing/2015/9/8/chartex" xmlns:cx2="http://schemas.microsoft.com/office/drawing/2015/10/21/chartex" xmlns:cx3="http://schemas.microsoft.com/office/drawing/2016/5/9/chartex" xmlns:cx4="http://schemas.microsoft.com/office/drawing/2016/5/10/chartex" xmlns:cx5="http://schemas.microsoft.com/office/drawing/2016/5/11/chartex" xmlns:cx6="http://schemas.microsoft.com/office/drawing/2016/5/12/chartex" xmlns:cx7="http://schemas.microsoft.com/office/drawing/2016/5/13/chartex" xmlns:cx8="http://schemas.microsoft.com/office/drawing/2016/5/14/chartex" xmlns:mc="http://schemas.openxmlformats.org/markup-compatibility/2006" xmlns:aink="http://schemas.microsoft.com/office/drawing/2016/ink" xmlns:am3d="http://schemas.microsoft.com/office/drawing/2017/model3d" xmlns:o="urn:schemas-microsoft-com:office:office" xmlns:r="http://schemas.openxmlformats.org/officeDocument/2006/relationships" xmlns:m="http://schemas.openxmlformats.org/officeDocument/2006/math" xmlns:v="urn:schemas-microsoft-com:vml" xmlns:wp14="http://schemas.microsoft.com/office/word/2010/wordprocessingDrawing" xmlns:wp="http://schemas.openxmlformats.org/drawingml/2006/wordprocessingDrawing" xmlns:w10="urn:schemas-microsoft-com:office:word" xmlns:w="http://schemas.openxmlformats.org/wordprocessingml/2006/main" xmlns:w14="http://schemas.microsoft.com/office/word/2010/wordml" xmlns:w15="http://schemas.microsoft.com/office/word/2012/wordml" xmlns:w16cid="http://schemas.microsoft.com/office/word/2016/wordml/cid" xmlns:w16se="http://schemas.microsoft.com/office/word/2015/wordml/symex" xmlns:wpg="http://schemas.microsoft.com/office/word/2010/wordprocessingGroup" xmlns:wpi="http://schemas.microsoft.com/office/word/2010/wordprocessingInk" xmlns:wne="http://schemas.microsoft.com/office/word/2006/wordml" xmlns:wps="http://schemas.microsoft.com/office/word/2010/wordprocessingShape" mc:Ignorable="w14 w15 w16se w16cid wp14">
+<w:document xmlns:wpc="http://schemas.microsoft.com/office/word/2010/wordprocessingCanvas" xmlns:cx="http://schemas.microsoft.com/office/drawing/2014/chartex" xmlns:cx1="http://schemas.microsoft.com/office/drawing/2015/9/8/chartex" xmlns:cx2="http://schemas.microsoft.com/office/drawing/2015/10/21/chartex" xmlns:cx3="http://schemas.microsoft.com/office/drawing/2016/5/9/chartex" xmlns:cx4="http://schemas.microsoft.com/office/drawing/2016/5/10/chartex" xmlns:cx5="http://schemas.microsoft.com/office/drawing/2016/5/11/chartex" xmlns:cx6="http://schemas.microsoft.com/office/drawing/2016/5/12/chartex" xmlns:cx7="http://schemas.microsoft.com/office/drawing/2016/5/13/chartex" xmlns:cx8="http://schemas.microsoft.com/office/drawing/2016/5/14/chartex" xmlns:mc="http://schemas.openxmlformats.org/markup-compatibility/2006" xmlns:aink="http://schemas.microsoft.com/office/drawing/2016/ink" xmlns:am3d="http://schemas.microsoft.com/office/drawing/2017/model3d" xmlns:o="urn:schemas-microsoft-com:office:office" xmlns:oel="http://schemas.microsoft.com/office/2019/extlst" xmlns:r="http://schemas.openxmlformats.org/officeDocument/2006/relationships" xmlns:m="http://schemas.openxmlformats.org/officeDocument/2006/math" xmlns:v="urn:schemas-microsoft-com:vml" xmlns:wp14="http://schemas.microsoft.com/office/word/2010/wordprocessingDrawing" xmlns:wp="http://schemas.openxmlformats.org/drawingml/2006/wordprocessingDrawing" xmlns:w10="urn:schemas-microsoft-com:office:word" xmlns:w="http://schemas.openxmlformats.org/wordprocessingml/2006/main" xmlns:w14="http://schemas.microsoft.com/office/word/2010/wordml" xmlns:w15="http://schemas.microsoft.com/office/word/2012/wordml" xmlns:w16cex="http://schemas.microsoft.com/office/word/2018/wordml/cex" xmlns:w16cid="http://schemas.microsoft.com/office/word/2016/wordml/cid" xmlns:w16="http://schemas.microsoft.com/office/word/2018/wordml" xmlns:w16du="http://schemas.microsoft.com/office/word/2023/wordml/word16du" xmlns:w16sdtdh="http://schemas.microsoft.com/office/word/2020/wordml/sdtdatahash" xmlns:w16sdtfl="http://schemas.microsoft.com/office/word/2024/wordml/sdtformatlock" xmlns:w16se="http://schemas.microsoft.com/office/word/2015/wordml/symex" xmlns:wpg="http://schemas.microsoft.com/office/word/2010/wordprocessingGroup" xmlns:wpi="http://schemas.microsoft.com/office/word/2010/wordprocessingInk" xmlns:wne="http://schemas.microsoft.com/office/word/2006/wordml" xmlns:wps="http://schemas.microsoft.com/office/word/2010/wordprocessingShape" mc:Ignorable="w14 w15 w16se w16cid w16 w16cex w16sdtdh w16sdtfl w16du wp14">
   <w:body>
     <w:p>
       <w:pPr>
@@ -449,7 +449,7 @@
     </w:p>
     <w:p>
       <w:pPr>
-        <w:pStyle w:val="TJ1"/>
+        <w:pStyle w:val="TOC1"/>
         <w:rPr>
           <w:rFonts w:asciiTheme="minorHAnsi" w:eastAsiaTheme="minorEastAsia" w:hAnsiTheme="minorHAnsi"/>
           <w:noProof/>
@@ -471,7 +471,7 @@
       <w:hyperlink w:anchor="_Toc227709770" w:history="1">
         <w:r>
           <w:rPr>
-            <w:rStyle w:val="Hiperhivatkozs"/>
+            <w:rStyle w:val="Hyperlink"/>
             <w:noProof/>
           </w:rPr>
           <w:t>Bevezetés</w:t>
@@ -528,7 +528,7 @@
     </w:p>
     <w:p>
       <w:pPr>
-        <w:pStyle w:val="TJ2"/>
+        <w:pStyle w:val="TOC2"/>
         <w:tabs>
           <w:tab w:val="right" w:leader="dot" w:pos="8776"/>
         </w:tabs>
@@ -544,7 +544,7 @@
       <w:hyperlink w:anchor="_Toc227709771" w:history="1">
         <w:r>
           <w:rPr>
-            <w:rStyle w:val="Hiperhivatkozs"/>
+            <w:rStyle w:val="Hyperlink"/>
             <w:noProof/>
           </w:rPr>
           <w:t>Mi az a CoMove?</w:t>
@@ -601,7 +601,7 @@
     </w:p>
     <w:p>
       <w:pPr>
-        <w:pStyle w:val="TJ2"/>
+        <w:pStyle w:val="TOC2"/>
         <w:tabs>
           <w:tab w:val="right" w:leader="dot" w:pos="8776"/>
         </w:tabs>
@@ -617,7 +617,7 @@
       <w:hyperlink w:anchor="_Toc227709772" w:history="1">
         <w:r>
           <w:rPr>
-            <w:rStyle w:val="Hiperhivatkozs"/>
+            <w:rStyle w:val="Hyperlink"/>
             <w:noProof/>
           </w:rPr>
           <w:t>Témaválasztás indoklása</w:t>
@@ -674,7 +674,7 @@
     </w:p>
     <w:p>
       <w:pPr>
-        <w:pStyle w:val="TJ2"/>
+        <w:pStyle w:val="TOC2"/>
         <w:tabs>
           <w:tab w:val="right" w:leader="dot" w:pos="8776"/>
         </w:tabs>
@@ -690,7 +690,7 @@
       <w:hyperlink w:anchor="_Toc227709773" w:history="1">
         <w:r>
           <w:rPr>
-            <w:rStyle w:val="Hiperhivatkozs"/>
+            <w:rStyle w:val="Hyperlink"/>
             <w:noProof/>
           </w:rPr>
           <w:t>Hasonló szolgáltatások</w:t>
@@ -747,7 +747,7 @@
     </w:p>
     <w:p>
       <w:pPr>
-        <w:pStyle w:val="TJ1"/>
+        <w:pStyle w:val="TOC1"/>
         <w:rPr>
           <w:rFonts w:asciiTheme="minorHAnsi" w:eastAsiaTheme="minorEastAsia" w:hAnsiTheme="minorHAnsi"/>
           <w:noProof/>
@@ -760,7 +760,7 @@
       <w:hyperlink w:anchor="_Toc227709774" w:history="1">
         <w:r>
           <w:rPr>
-            <w:rStyle w:val="Hiperhivatkozs"/>
+            <w:rStyle w:val="Hyperlink"/>
             <w:noProof/>
           </w:rPr>
           <w:t>A szoftver műszaki feltételei és futtatása</w:t>
@@ -817,7 +817,7 @@
     </w:p>
     <w:p>
       <w:pPr>
-        <w:pStyle w:val="TJ2"/>
+        <w:pStyle w:val="TOC2"/>
         <w:tabs>
           <w:tab w:val="right" w:leader="dot" w:pos="8776"/>
         </w:tabs>
@@ -833,7 +833,7 @@
       <w:hyperlink w:anchor="_Toc227709775" w:history="1">
         <w:r>
           <w:rPr>
-            <w:rStyle w:val="Hiperhivatkozs"/>
+            <w:rStyle w:val="Hyperlink"/>
             <w:noProof/>
           </w:rPr>
           <w:t>Adatbázis</w:t>
@@ -890,7 +890,7 @@
     </w:p>
     <w:p>
       <w:pPr>
-        <w:pStyle w:val="TJ2"/>
+        <w:pStyle w:val="TOC2"/>
         <w:tabs>
           <w:tab w:val="right" w:leader="dot" w:pos="8776"/>
         </w:tabs>
@@ -906,7 +906,7 @@
       <w:hyperlink w:anchor="_Toc227709776" w:history="1">
         <w:r>
           <w:rPr>
-            <w:rStyle w:val="Hiperhivatkozs"/>
+            <w:rStyle w:val="Hyperlink"/>
             <w:noProof/>
           </w:rPr>
           <w:t>Backend</w:t>
@@ -963,7 +963,7 @@
     </w:p>
     <w:p>
       <w:pPr>
-        <w:pStyle w:val="TJ2"/>
+        <w:pStyle w:val="TOC2"/>
         <w:tabs>
           <w:tab w:val="right" w:leader="dot" w:pos="8776"/>
         </w:tabs>
@@ -979,7 +979,7 @@
       <w:hyperlink w:anchor="_Toc227709777" w:history="1">
         <w:r>
           <w:rPr>
-            <w:rStyle w:val="Hiperhivatkozs"/>
+            <w:rStyle w:val="Hyperlink"/>
             <w:noProof/>
           </w:rPr>
           <w:t>Frontend</w:t>
@@ -1036,7 +1036,7 @@
     </w:p>
     <w:p>
       <w:pPr>
-        <w:pStyle w:val="TJ1"/>
+        <w:pStyle w:val="TOC1"/>
         <w:rPr>
           <w:rFonts w:asciiTheme="minorHAnsi" w:eastAsiaTheme="minorEastAsia" w:hAnsiTheme="minorHAnsi"/>
           <w:noProof/>
@@ -1049,7 +1049,7 @@
       <w:hyperlink w:anchor="_Toc227709778" w:history="1">
         <w:r>
           <w:rPr>
-            <w:rStyle w:val="Hiperhivatkozs"/>
+            <w:rStyle w:val="Hyperlink"/>
             <w:noProof/>
           </w:rPr>
           <w:t>Fejlesztői környezet</w:t>
@@ -1106,7 +1106,7 @@
     </w:p>
     <w:p>
       <w:pPr>
-        <w:pStyle w:val="TJ2"/>
+        <w:pStyle w:val="TOC2"/>
         <w:tabs>
           <w:tab w:val="right" w:leader="dot" w:pos="8776"/>
         </w:tabs>
@@ -1122,7 +1122,7 @@
       <w:hyperlink w:anchor="_Toc227709779" w:history="1">
         <w:r>
           <w:rPr>
-            <w:rStyle w:val="Hiperhivatkozs"/>
+            <w:rStyle w:val="Hyperlink"/>
             <w:noProof/>
           </w:rPr>
           <w:t>Frontend</w:t>
@@ -1179,7 +1179,7 @@
     </w:p>
     <w:p>
       <w:pPr>
-        <w:pStyle w:val="TJ2"/>
+        <w:pStyle w:val="TOC2"/>
         <w:tabs>
           <w:tab w:val="right" w:leader="dot" w:pos="8776"/>
         </w:tabs>
@@ -1195,7 +1195,7 @@
       <w:hyperlink w:anchor="_Toc227709780" w:history="1">
         <w:r>
           <w:rPr>
-            <w:rStyle w:val="Hiperhivatkozs"/>
+            <w:rStyle w:val="Hyperlink"/>
             <w:noProof/>
           </w:rPr>
           <w:t>Backend és Adatbázis</w:t>
@@ -1252,7 +1252,7 @@
     </w:p>
     <w:p>
       <w:pPr>
-        <w:pStyle w:val="TJ3"/>
+        <w:pStyle w:val="TOC3"/>
         <w:tabs>
           <w:tab w:val="right" w:leader="dot" w:pos="8776"/>
         </w:tabs>
@@ -1268,7 +1268,7 @@
       <w:hyperlink w:anchor="_Toc227709781" w:history="1">
         <w:r>
           <w:rPr>
-            <w:rStyle w:val="Hiperhivatkozs"/>
+            <w:rStyle w:val="Hyperlink"/>
             <w:noProof/>
           </w:rPr>
           <w:t>Windows</w:t>
@@ -1325,7 +1325,7 @@
     </w:p>
     <w:p>
       <w:pPr>
-        <w:pStyle w:val="TJ3"/>
+        <w:pStyle w:val="TOC3"/>
         <w:tabs>
           <w:tab w:val="right" w:leader="dot" w:pos="8776"/>
         </w:tabs>
@@ -1341,7 +1341,7 @@
       <w:hyperlink w:anchor="_Toc227709782" w:history="1">
         <w:r>
           <w:rPr>
-            <w:rStyle w:val="Hiperhivatkozs"/>
+            <w:rStyle w:val="Hyperlink"/>
             <w:noProof/>
           </w:rPr>
           <w:t>MacOS</w:t>
@@ -1398,7 +1398,7 @@
     </w:p>
     <w:p>
       <w:pPr>
-        <w:pStyle w:val="TJ2"/>
+        <w:pStyle w:val="TOC2"/>
         <w:tabs>
           <w:tab w:val="right" w:leader="dot" w:pos="8776"/>
         </w:tabs>
@@ -1414,7 +1414,7 @@
       <w:hyperlink w:anchor="_Toc227709783" w:history="1">
         <w:r>
           <w:rPr>
-            <w:rStyle w:val="Hiperhivatkozs"/>
+            <w:rStyle w:val="Hyperlink"/>
             <w:noProof/>
           </w:rPr>
           <w:t>Kollaboráció</w:t>
@@ -1471,7 +1471,7 @@
     </w:p>
     <w:p>
       <w:pPr>
-        <w:pStyle w:val="TJ1"/>
+        <w:pStyle w:val="TOC1"/>
         <w:rPr>
           <w:rFonts w:asciiTheme="minorHAnsi" w:eastAsiaTheme="minorEastAsia" w:hAnsiTheme="minorHAnsi"/>
           <w:noProof/>
@@ -1484,7 +1484,7 @@
       <w:hyperlink w:anchor="_Toc227709784" w:history="1">
         <w:r>
           <w:rPr>
-            <w:rStyle w:val="Hiperhivatkozs"/>
+            <w:rStyle w:val="Hyperlink"/>
             <w:noProof/>
           </w:rPr>
           <w:t>Komponensek technikai leírása</w:t>
@@ -1541,7 +1541,7 @@
     </w:p>
     <w:p>
       <w:pPr>
-        <w:pStyle w:val="TJ2"/>
+        <w:pStyle w:val="TOC2"/>
         <w:tabs>
           <w:tab w:val="right" w:leader="dot" w:pos="8776"/>
         </w:tabs>
@@ -1557,7 +1557,7 @@
       <w:hyperlink w:anchor="_Toc227709785" w:history="1">
         <w:r>
           <w:rPr>
-            <w:rStyle w:val="Hiperhivatkozs"/>
+            <w:rStyle w:val="Hyperlink"/>
             <w:noProof/>
           </w:rPr>
           <w:t>Adatbázis</w:t>
@@ -1614,7 +1614,7 @@
     </w:p>
     <w:p>
       <w:pPr>
-        <w:pStyle w:val="TJ3"/>
+        <w:pStyle w:val="TOC3"/>
         <w:tabs>
           <w:tab w:val="right" w:leader="dot" w:pos="8776"/>
         </w:tabs>
@@ -1630,7 +1630,7 @@
       <w:hyperlink w:anchor="_Toc227709786" w:history="1">
         <w:r>
           <w:rPr>
-            <w:rStyle w:val="Hiperhivatkozs"/>
+            <w:rStyle w:val="Hyperlink"/>
             <w:noProof/>
           </w:rPr>
           <w:t>Egyedtípusok</w:t>
@@ -1687,7 +1687,7 @@
     </w:p>
     <w:p>
       <w:pPr>
-        <w:pStyle w:val="TJ4"/>
+        <w:pStyle w:val="TOC4"/>
         <w:tabs>
           <w:tab w:val="right" w:leader="dot" w:pos="8776"/>
         </w:tabs>
@@ -1703,7 +1703,7 @@
       <w:hyperlink w:anchor="_Toc227709787" w:history="1">
         <w:r>
           <w:rPr>
-            <w:rStyle w:val="Hiperhivatkozs"/>
+            <w:rStyle w:val="Hyperlink"/>
             <w:noProof/>
           </w:rPr>
           <w:t>Felhasználó (users)</w:t>
@@ -1760,7 +1760,7 @@
     </w:p>
     <w:p>
       <w:pPr>
-        <w:pStyle w:val="TJ4"/>
+        <w:pStyle w:val="TOC4"/>
         <w:tabs>
           <w:tab w:val="right" w:leader="dot" w:pos="8776"/>
         </w:tabs>
@@ -1776,7 +1776,7 @@
       <w:hyperlink w:anchor="_Toc227709788" w:history="1">
         <w:r>
           <w:rPr>
-            <w:rStyle w:val="Hiperhivatkozs"/>
+            <w:rStyle w:val="Hyperlink"/>
             <w:noProof/>
           </w:rPr>
           <w:t>Token (usertokens)</w:t>
@@ -1833,7 +1833,7 @@
     </w:p>
     <w:p>
       <w:pPr>
-        <w:pStyle w:val="TJ4"/>
+        <w:pStyle w:val="TOC4"/>
         <w:tabs>
           <w:tab w:val="right" w:leader="dot" w:pos="8776"/>
         </w:tabs>
@@ -1849,7 +1849,7 @@
       <w:hyperlink w:anchor="_Toc227709789" w:history="1">
         <w:r>
           <w:rPr>
-            <w:rStyle w:val="Hiperhivatkozs"/>
+            <w:rStyle w:val="Hyperlink"/>
             <w:noProof/>
           </w:rPr>
           <w:t>Értesítés (notifications)</w:t>
@@ -1906,7 +1906,7 @@
     </w:p>
     <w:p>
       <w:pPr>
-        <w:pStyle w:val="TJ4"/>
+        <w:pStyle w:val="TOC4"/>
         <w:tabs>
           <w:tab w:val="right" w:leader="dot" w:pos="8776"/>
         </w:tabs>
@@ -1922,7 +1922,7 @@
       <w:hyperlink w:anchor="_Toc227709790" w:history="1">
         <w:r>
           <w:rPr>
-            <w:rStyle w:val="Hiperhivatkozs"/>
+            <w:rStyle w:val="Hyperlink"/>
             <w:noProof/>
           </w:rPr>
           <w:t>Jármű (vehicles)</w:t>
@@ -1979,7 +1979,7 @@
     </w:p>
     <w:p>
       <w:pPr>
-        <w:pStyle w:val="TJ4"/>
+        <w:pStyle w:val="TOC4"/>
         <w:tabs>
           <w:tab w:val="right" w:leader="dot" w:pos="8776"/>
         </w:tabs>
@@ -1995,7 +1995,7 @@
       <w:hyperlink w:anchor="_Toc227709791" w:history="1">
         <w:r>
           <w:rPr>
-            <w:rStyle w:val="Hiperhivatkozs"/>
+            <w:rStyle w:val="Hyperlink"/>
             <w:noProof/>
           </w:rPr>
           <w:t>Járműelérhetőség (vehicleavailabilities)</w:t>
@@ -2052,7 +2052,7 @@
     </w:p>
     <w:p>
       <w:pPr>
-        <w:pStyle w:val="TJ4"/>
+        <w:pStyle w:val="TOC4"/>
         <w:tabs>
           <w:tab w:val="right" w:leader="dot" w:pos="8776"/>
         </w:tabs>
@@ -2068,7 +2068,7 @@
       <w:hyperlink w:anchor="_Toc227709792" w:history="1">
         <w:r>
           <w:rPr>
-            <w:rStyle w:val="Hiperhivatkozs"/>
+            <w:rStyle w:val="Hyperlink"/>
             <w:noProof/>
           </w:rPr>
           <w:t>Járműkép (vehicleimages)</w:t>
@@ -2125,7 +2125,7 @@
     </w:p>
     <w:p>
       <w:pPr>
-        <w:pStyle w:val="TJ4"/>
+        <w:pStyle w:val="TOC4"/>
         <w:tabs>
           <w:tab w:val="right" w:leader="dot" w:pos="8776"/>
         </w:tabs>
@@ -2141,7 +2141,7 @@
       <w:hyperlink w:anchor="_Toc227709793" w:history="1">
         <w:r>
           <w:rPr>
-            <w:rStyle w:val="Hiperhivatkozs"/>
+            <w:rStyle w:val="Hyperlink"/>
             <w:noProof/>
           </w:rPr>
           <w:t>Bérlés (rentals)</w:t>
@@ -2198,7 +2198,7 @@
     </w:p>
     <w:p>
       <w:pPr>
-        <w:pStyle w:val="TJ4"/>
+        <w:pStyle w:val="TOC4"/>
         <w:tabs>
           <w:tab w:val="right" w:leader="dot" w:pos="8776"/>
         </w:tabs>
@@ -2214,7 +2214,7 @@
       <w:hyperlink w:anchor="_Toc227709794" w:history="1">
         <w:r>
           <w:rPr>
-            <w:rStyle w:val="Hiperhivatkozs"/>
+            <w:rStyle w:val="Hyperlink"/>
             <w:noProof/>
           </w:rPr>
           <w:t>Üzenet (messages)</w:t>
@@ -2271,7 +2271,7 @@
     </w:p>
     <w:p>
       <w:pPr>
-        <w:pStyle w:val="TJ3"/>
+        <w:pStyle w:val="TOC3"/>
         <w:tabs>
           <w:tab w:val="right" w:leader="dot" w:pos="8776"/>
         </w:tabs>
@@ -2287,7 +2287,7 @@
       <w:hyperlink w:anchor="_Toc227709795" w:history="1">
         <w:r>
           <w:rPr>
-            <w:rStyle w:val="Hiperhivatkozs"/>
+            <w:rStyle w:val="Hyperlink"/>
             <w:noProof/>
           </w:rPr>
           <w:t>Kapcsolatok</w:t>
@@ -2344,7 +2344,7 @@
     </w:p>
     <w:p>
       <w:pPr>
-        <w:pStyle w:val="TJ3"/>
+        <w:pStyle w:val="TOC3"/>
         <w:tabs>
           <w:tab w:val="right" w:leader="dot" w:pos="8776"/>
         </w:tabs>
@@ -2360,7 +2360,7 @@
       <w:hyperlink w:anchor="_Toc227709796" w:history="1">
         <w:r>
           <w:rPr>
-            <w:rStyle w:val="Hiperhivatkozs"/>
+            <w:rStyle w:val="Hyperlink"/>
             <w:noProof/>
           </w:rPr>
           <w:t>Implementáció</w:t>
@@ -2417,7 +2417,7 @@
     </w:p>
     <w:p>
       <w:pPr>
-        <w:pStyle w:val="TJ2"/>
+        <w:pStyle w:val="TOC2"/>
         <w:tabs>
           <w:tab w:val="right" w:leader="dot" w:pos="8776"/>
         </w:tabs>
@@ -2433,7 +2433,7 @@
       <w:hyperlink w:anchor="_Toc227709797" w:history="1">
         <w:r>
           <w:rPr>
-            <w:rStyle w:val="Hiperhivatkozs"/>
+            <w:rStyle w:val="Hyperlink"/>
             <w:noProof/>
           </w:rPr>
           <w:t>Backend</w:t>
@@ -2490,7 +2490,7 @@
     </w:p>
     <w:p>
       <w:pPr>
-        <w:pStyle w:val="TJ3"/>
+        <w:pStyle w:val="TOC3"/>
         <w:tabs>
           <w:tab w:val="right" w:leader="dot" w:pos="8776"/>
         </w:tabs>
@@ -2506,7 +2506,7 @@
       <w:hyperlink w:anchor="_Toc227709798" w:history="1">
         <w:r>
           <w:rPr>
-            <w:rStyle w:val="Hiperhivatkozs"/>
+            <w:rStyle w:val="Hyperlink"/>
             <w:noProof/>
           </w:rPr>
           <w:t>Metóduskontrollerek</w:t>
@@ -2563,7 +2563,7 @@
     </w:p>
     <w:p>
       <w:pPr>
-        <w:pStyle w:val="TJ4"/>
+        <w:pStyle w:val="TOC4"/>
         <w:tabs>
           <w:tab w:val="right" w:leader="dot" w:pos="8776"/>
         </w:tabs>
@@ -2579,7 +2579,7 @@
       <w:hyperlink w:anchor="_Toc227709799" w:history="1">
         <w:r>
           <w:rPr>
-            <w:rStyle w:val="Hiperhivatkozs"/>
+            <w:rStyle w:val="Hyperlink"/>
             <w:noProof/>
           </w:rPr>
           <w:t>Autentikációs kontroller – AuthController</w:t>
@@ -2636,7 +2636,7 @@
     </w:p>
     <w:p>
       <w:pPr>
-        <w:pStyle w:val="TJ4"/>
+        <w:pStyle w:val="TOC4"/>
         <w:tabs>
           <w:tab w:val="right" w:leader="dot" w:pos="8776"/>
         </w:tabs>
@@ -2652,7 +2652,7 @@
       <w:hyperlink w:anchor="_Toc227709800" w:history="1">
         <w:r>
           <w:rPr>
-            <w:rStyle w:val="Hiperhivatkozs"/>
+            <w:rStyle w:val="Hyperlink"/>
             <w:noProof/>
           </w:rPr>
           <w:t>Felhasználó kontroller – UserController</w:t>
@@ -2709,7 +2709,7 @@
     </w:p>
     <w:p>
       <w:pPr>
-        <w:pStyle w:val="TJ4"/>
+        <w:pStyle w:val="TOC4"/>
         <w:tabs>
           <w:tab w:val="right" w:leader="dot" w:pos="8776"/>
         </w:tabs>
@@ -2725,7 +2725,7 @@
       <w:hyperlink w:anchor="_Toc227709801" w:history="1">
         <w:r>
           <w:rPr>
-            <w:rStyle w:val="Hiperhivatkozs"/>
+            <w:rStyle w:val="Hyperlink"/>
             <w:noProof/>
           </w:rPr>
           <w:t>Bérlés kontroller – RentalController</w:t>
@@ -2782,7 +2782,7 @@
     </w:p>
     <w:p>
       <w:pPr>
-        <w:pStyle w:val="TJ4"/>
+        <w:pStyle w:val="TOC4"/>
         <w:tabs>
           <w:tab w:val="right" w:leader="dot" w:pos="8776"/>
         </w:tabs>
@@ -2798,7 +2798,7 @@
       <w:hyperlink w:anchor="_Toc227709802" w:history="1">
         <w:r>
           <w:rPr>
-            <w:rStyle w:val="Hiperhivatkozs"/>
+            <w:rStyle w:val="Hyperlink"/>
             <w:noProof/>
           </w:rPr>
           <w:t>Jármű kontroller – VehicleController</w:t>
@@ -2855,7 +2855,7 @@
     </w:p>
     <w:p>
       <w:pPr>
-        <w:pStyle w:val="TJ3"/>
+        <w:pStyle w:val="TOC3"/>
         <w:tabs>
           <w:tab w:val="right" w:leader="dot" w:pos="8776"/>
         </w:tabs>
@@ -2871,7 +2871,7 @@
       <w:hyperlink w:anchor="_Toc227709803" w:history="1">
         <w:r>
           <w:rPr>
-            <w:rStyle w:val="Hiperhivatkozs"/>
+            <w:rStyle w:val="Hyperlink"/>
             <w:noProof/>
           </w:rPr>
           <w:t>Szolgáltatások</w:t>
@@ -2928,7 +2928,7 @@
     </w:p>
     <w:p>
       <w:pPr>
-        <w:pStyle w:val="TJ4"/>
+        <w:pStyle w:val="TOC4"/>
         <w:tabs>
           <w:tab w:val="right" w:leader="dot" w:pos="8776"/>
         </w:tabs>
@@ -2944,7 +2944,7 @@
       <w:hyperlink w:anchor="_Toc227709804" w:history="1">
         <w:r>
           <w:rPr>
-            <w:rStyle w:val="Hiperhivatkozs"/>
+            <w:rStyle w:val="Hyperlink"/>
             <w:noProof/>
           </w:rPr>
           <w:t>Autentikációs szolgáltatás – AuthService</w:t>
@@ -3001,7 +3001,7 @@
     </w:p>
     <w:p>
       <w:pPr>
-        <w:pStyle w:val="TJ4"/>
+        <w:pStyle w:val="TOC4"/>
         <w:tabs>
           <w:tab w:val="right" w:leader="dot" w:pos="8776"/>
         </w:tabs>
@@ -3017,7 +3017,7 @@
       <w:hyperlink w:anchor="_Toc227709805" w:history="1">
         <w:r>
           <w:rPr>
-            <w:rStyle w:val="Hiperhivatkozs"/>
+            <w:rStyle w:val="Hyperlink"/>
             <w:noProof/>
           </w:rPr>
           <w:t>Email szolgáltatás – IEmailService – ResendEmailService</w:t>
@@ -3074,7 +3074,7 @@
     </w:p>
     <w:p>
       <w:pPr>
-        <w:pStyle w:val="TJ4"/>
+        <w:pStyle w:val="TOC4"/>
         <w:tabs>
           <w:tab w:val="right" w:leader="dot" w:pos="8776"/>
         </w:tabs>
@@ -3090,7 +3090,7 @@
       <w:hyperlink w:anchor="_Toc227709806" w:history="1">
         <w:r>
           <w:rPr>
-            <w:rStyle w:val="Hiperhivatkozs"/>
+            <w:rStyle w:val="Hyperlink"/>
             <w:noProof/>
           </w:rPr>
           <w:t>Képerőforrás-kezelő szolgáltatás – IResourceService – LocalResourceService</w:t>
@@ -3147,7 +3147,7 @@
     </w:p>
     <w:p>
       <w:pPr>
-        <w:pStyle w:val="TJ4"/>
+        <w:pStyle w:val="TOC4"/>
         <w:tabs>
           <w:tab w:val="right" w:leader="dot" w:pos="8776"/>
         </w:tabs>
@@ -3163,7 +3163,7 @@
       <w:hyperlink w:anchor="_Toc227709807" w:history="1">
         <w:r>
           <w:rPr>
-            <w:rStyle w:val="Hiperhivatkozs"/>
+            <w:rStyle w:val="Hyperlink"/>
             <w:noProof/>
           </w:rPr>
           <w:t>Bérléskezelő szolgáltatás – RentalService</w:t>
@@ -3220,7 +3220,7 @@
     </w:p>
     <w:p>
       <w:pPr>
-        <w:pStyle w:val="TJ3"/>
+        <w:pStyle w:val="TOC3"/>
         <w:tabs>
           <w:tab w:val="right" w:leader="dot" w:pos="8776"/>
         </w:tabs>
@@ -3236,7 +3236,7 @@
       <w:hyperlink w:anchor="_Toc227709808" w:history="1">
         <w:r>
           <w:rPr>
-            <w:rStyle w:val="Hiperhivatkozs"/>
+            <w:rStyle w:val="Hyperlink"/>
             <w:noProof/>
           </w:rPr>
           <w:t>Válaszszűrőrendszer – VisibilityFiltering</w:t>
@@ -3293,7 +3293,7 @@
     </w:p>
     <w:p>
       <w:pPr>
-        <w:pStyle w:val="TJ1"/>
+        <w:pStyle w:val="TOC1"/>
         <w:rPr>
           <w:rFonts w:asciiTheme="minorHAnsi" w:eastAsiaTheme="minorEastAsia" w:hAnsiTheme="minorHAnsi"/>
           <w:noProof/>
@@ -3306,7 +3306,7 @@
       <w:hyperlink w:anchor="_Toc227709809" w:history="1">
         <w:r>
           <w:rPr>
-            <w:rStyle w:val="Hiperhivatkozs"/>
+            <w:rStyle w:val="Hyperlink"/>
             <w:noProof/>
           </w:rPr>
           <w:t>Működésének műszaki feltételei</w:t>
@@ -3363,7 +3363,7 @@
     </w:p>
     <w:p>
       <w:pPr>
-        <w:pStyle w:val="TJ1"/>
+        <w:pStyle w:val="TOC1"/>
         <w:rPr>
           <w:rFonts w:asciiTheme="minorHAnsi" w:eastAsiaTheme="minorEastAsia" w:hAnsiTheme="minorHAnsi"/>
           <w:noProof/>
@@ -3376,7 +3376,7 @@
       <w:hyperlink w:anchor="_Toc227709810" w:history="1">
         <w:r>
           <w:rPr>
-            <w:rStyle w:val="Hiperhivatkozs"/>
+            <w:rStyle w:val="Hyperlink"/>
             <w:noProof/>
           </w:rPr>
           <w:t>Használatának rövid bemutatása</w:t>
@@ -3433,7 +3433,7 @@
     </w:p>
     <w:p>
       <w:pPr>
-        <w:pStyle w:val="TJ1"/>
+        <w:pStyle w:val="TOC1"/>
         <w:rPr>
           <w:rFonts w:asciiTheme="minorHAnsi" w:eastAsiaTheme="minorEastAsia" w:hAnsiTheme="minorHAnsi"/>
           <w:noProof/>
@@ -3446,7 +3446,7 @@
       <w:hyperlink w:anchor="_Toc227709811" w:history="1">
         <w:r>
           <w:rPr>
-            <w:rStyle w:val="Hiperhivatkozs"/>
+            <w:rStyle w:val="Hyperlink"/>
             <w:noProof/>
           </w:rPr>
           <w:t>Továbbfejlesztési lehetőségek</w:t>
@@ -3503,7 +3503,7 @@
     </w:p>
     <w:p>
       <w:pPr>
-        <w:pStyle w:val="TJ1"/>
+        <w:pStyle w:val="TOC1"/>
         <w:rPr>
           <w:rFonts w:asciiTheme="minorHAnsi" w:eastAsiaTheme="minorEastAsia" w:hAnsiTheme="minorHAnsi"/>
           <w:noProof/>
@@ -3516,7 +3516,7 @@
       <w:hyperlink w:anchor="_Toc227709812" w:history="1">
         <w:r>
           <w:rPr>
-            <w:rStyle w:val="Hiperhivatkozs"/>
+            <w:rStyle w:val="Hyperlink"/>
             <w:noProof/>
           </w:rPr>
           <w:t>Tesztdokumentáció</w:t>
@@ -3573,7 +3573,7 @@
     </w:p>
     <w:p>
       <w:pPr>
-        <w:pStyle w:val="TJ2"/>
+        <w:pStyle w:val="TOC2"/>
         <w:tabs>
           <w:tab w:val="right" w:leader="dot" w:pos="8776"/>
         </w:tabs>
@@ -3589,7 +3589,7 @@
       <w:hyperlink w:anchor="_Toc227709813" w:history="1">
         <w:r>
           <w:rPr>
-            <w:rStyle w:val="Hiperhivatkozs"/>
+            <w:rStyle w:val="Hyperlink"/>
             <w:noProof/>
           </w:rPr>
           <w:t>TestHandler</w:t>
@@ -3646,7 +3646,7 @@
     </w:p>
     <w:p>
       <w:pPr>
-        <w:pStyle w:val="TJ2"/>
+        <w:pStyle w:val="TOC2"/>
         <w:tabs>
           <w:tab w:val="right" w:leader="dot" w:pos="8776"/>
         </w:tabs>
@@ -3662,7 +3662,7 @@
       <w:hyperlink w:anchor="_Toc227709814" w:history="1">
         <w:r>
           <w:rPr>
-            <w:rStyle w:val="Hiperhivatkozs"/>
+            <w:rStyle w:val="Hyperlink"/>
             <w:noProof/>
           </w:rPr>
           <w:t>Kontroller metódusok tesztelése</w:t>
@@ -3719,7 +3719,7 @@
     </w:p>
     <w:p>
       <w:pPr>
-        <w:pStyle w:val="TJ2"/>
+        <w:pStyle w:val="TOC2"/>
         <w:tabs>
           <w:tab w:val="right" w:leader="dot" w:pos="8776"/>
         </w:tabs>
@@ -3735,7 +3735,7 @@
       <w:hyperlink w:anchor="_Toc227709815" w:history="1">
         <w:r>
           <w:rPr>
-            <w:rStyle w:val="Hiperhivatkozs"/>
+            <w:rStyle w:val="Hyperlink"/>
             <w:noProof/>
           </w:rPr>
           <w:t>Stressztesztelés</w:t>
@@ -3792,7 +3792,7 @@
     </w:p>
     <w:p>
       <w:pPr>
-        <w:pStyle w:val="TJ1"/>
+        <w:pStyle w:val="TOC1"/>
         <w:rPr>
           <w:rFonts w:asciiTheme="minorHAnsi" w:eastAsiaTheme="minorEastAsia" w:hAnsiTheme="minorHAnsi"/>
           <w:noProof/>
@@ -3805,7 +3805,7 @@
       <w:hyperlink w:anchor="_Toc227709816" w:history="1">
         <w:r>
           <w:rPr>
-            <w:rStyle w:val="Hiperhivatkozs"/>
+            <w:rStyle w:val="Hyperlink"/>
             <w:noProof/>
           </w:rPr>
           <w:t>Mellékletek</w:t>
@@ -3862,7 +3862,7 @@
     </w:p>
     <w:p>
       <w:pPr>
-        <w:pStyle w:val="TJ2"/>
+        <w:pStyle w:val="TOC2"/>
         <w:tabs>
           <w:tab w:val="right" w:leader="dot" w:pos="8776"/>
         </w:tabs>
@@ -3878,7 +3878,7 @@
       <w:hyperlink w:anchor="_Toc227709817" w:history="1">
         <w:r>
           <w:rPr>
-            <w:rStyle w:val="Hiperhivatkozs"/>
+            <w:rStyle w:val="Hyperlink"/>
             <w:noProof/>
           </w:rPr>
           <w:t>ER-modell</w:t>
@@ -3935,7 +3935,7 @@
     </w:p>
     <w:p>
       <w:pPr>
-        <w:pStyle w:val="TJ2"/>
+        <w:pStyle w:val="TOC2"/>
         <w:tabs>
           <w:tab w:val="right" w:leader="dot" w:pos="8776"/>
         </w:tabs>
@@ -3951,7 +3951,7 @@
       <w:hyperlink w:anchor="_Toc227709818" w:history="1">
         <w:r>
           <w:rPr>
-            <w:rStyle w:val="Hiperhivatkozs"/>
+            <w:rStyle w:val="Hyperlink"/>
             <w:noProof/>
           </w:rPr>
           <w:t>Relációs diagramm</w:t>
@@ -4041,7 +4041,7 @@
     </w:p>
     <w:p>
       <w:pPr>
-        <w:pStyle w:val="Cmsor1"/>
+        <w:pStyle w:val="Heading1"/>
         <w:suppressAutoHyphens/>
       </w:pPr>
       <w:bookmarkStart w:id="0" w:name="_Toc227709770"/>
@@ -4053,7 +4053,7 @@
     </w:p>
     <w:p>
       <w:pPr>
-        <w:pStyle w:val="Cmsor2"/>
+        <w:pStyle w:val="Heading2"/>
       </w:pPr>
       <w:bookmarkStart w:id="1" w:name="_Toc227709771"/>
       <w:r>
@@ -4104,7 +4104,7 @@
     </w:p>
     <w:p>
       <w:pPr>
-        <w:pStyle w:val="Cmsor2"/>
+        <w:pStyle w:val="Heading2"/>
       </w:pPr>
       <w:bookmarkStart w:id="2" w:name="_Toc227709772"/>
       <w:r>
@@ -4138,7 +4138,7 @@
     </w:p>
     <w:p>
       <w:pPr>
-        <w:pStyle w:val="Cmsor2"/>
+        <w:pStyle w:val="Heading2"/>
       </w:pPr>
       <w:bookmarkStart w:id="3" w:name="_Toc227709773"/>
       <w:r>
@@ -4225,7 +4225,7 @@
     </w:p>
     <w:p>
       <w:pPr>
-        <w:pStyle w:val="Cmsor1"/>
+        <w:pStyle w:val="Heading1"/>
       </w:pPr>
       <w:bookmarkStart w:id="4" w:name="_Toc227709774"/>
       <w:r>
@@ -4236,7 +4236,7 @@
     </w:p>
     <w:p>
       <w:pPr>
-        <w:pStyle w:val="Cmsor2"/>
+        <w:pStyle w:val="Heading2"/>
       </w:pPr>
       <w:bookmarkStart w:id="5" w:name="_Toc227709775"/>
       <w:r>
@@ -4327,203 +4327,193 @@
         <w:t xml:space="preserve"> a portot), vagy a backend </w:t>
       </w:r>
       <w:r>
-        <w:t xml:space="preserve">ConnectionString-jét (az </w:t>
-      </w:r>
-      <w:proofErr w:type="gramStart"/>
-      <w:r>
-        <w:t>appsettings.json</w:t>
-      </w:r>
-      <w:proofErr w:type="gramEnd"/>
-      <w:r>
-        <w:t>-ben írjuk át a portot)</w:t>
+        <w:t>ConnectionString-jét (az appsettings.json-ben írjuk át a portot)</w:t>
       </w:r>
       <w:r>
         <w:t>.</w:t>
       </w:r>
-      <w:bookmarkStart w:id="6" w:name="_GoBack"/>
+    </w:p>
+    <w:p>
+      <w:pPr>
+        <w:pStyle w:val="Heading2"/>
+      </w:pPr>
+      <w:bookmarkStart w:id="6" w:name="_Toc227709776"/>
+      <w:r>
+        <w:t>Backend</w:t>
+      </w:r>
       <w:bookmarkEnd w:id="6"/>
     </w:p>
     <w:p>
       <w:pPr>
-        <w:pStyle w:val="Cmsor2"/>
-      </w:pPr>
-      <w:bookmarkStart w:id="7" w:name="_Toc227709776"/>
-      <w:r>
-        <w:t>Backend</w:t>
+        <w:rPr>
+          <w:lang w:val="en-US"/>
+        </w:rPr>
+      </w:pPr>
+      <w:r>
+        <w:t>A szoftver backend része ASP.NET Core-on alapul, .NET 8-as verzión</w:t>
+      </w:r>
+      <w:r>
+        <w:t xml:space="preserve"> és </w:t>
+      </w:r>
+      <w:r>
+        <w:rPr>
+          <w:lang w:val="en-US"/>
+        </w:rPr>
+        <w:t xml:space="preserve">C#-ban </w:t>
+      </w:r>
+      <w:r>
+        <w:t>íródott</w:t>
+      </w:r>
+      <w:r>
+        <w:t>. Ez legkönnyebben Visual Studio-ból futtatható.</w:t>
+      </w:r>
+      <w:r>
+        <w:t xml:space="preserve"> A</w:t>
+      </w:r>
+      <w:r>
+        <w:t xml:space="preserve"> projekt építése</w:t>
+      </w:r>
+      <w:r>
+        <w:t xml:space="preserve"> </w:t>
+      </w:r>
+      <w:r>
+        <w:t>(build) során ez elméletileg letölti a szükséges könyvtára</w:t>
+      </w:r>
+      <w:r>
+        <w:t>kat/csomagokat</w:t>
+      </w:r>
+      <w:r>
+        <w:t>, mint a MySQL.EntityFrameworkCore, a FileTypeChecker, vagy a Resend.</w:t>
+      </w:r>
+      <w:r>
+        <w:t xml:space="preserve"> A projekt </w:t>
+      </w:r>
+      <w:r>
+        <w:rPr>
+          <w:b/>
+          <w:bCs/>
+        </w:rPr>
+        <w:t>https</w:t>
+      </w:r>
+      <w:r>
+        <w:t xml:space="preserve">-en a </w:t>
+      </w:r>
+      <w:r>
+        <w:rPr>
+          <w:b/>
+          <w:bCs/>
+        </w:rPr>
+        <w:t>7245</w:t>
+      </w:r>
+      <w:r>
+        <w:t xml:space="preserve">-ös porton fut, </w:t>
+      </w:r>
+      <w:r>
+        <w:rPr>
+          <w:b/>
+          <w:bCs/>
+        </w:rPr>
+        <w:t>http</w:t>
+      </w:r>
+      <w:r>
+        <w:t xml:space="preserve">-n pedig az </w:t>
+      </w:r>
+      <w:r>
+        <w:rPr>
+          <w:b/>
+          <w:bCs/>
+        </w:rPr>
+        <w:t>5126</w:t>
+      </w:r>
+      <w:r>
+        <w:t>-oson.</w:t>
+      </w:r>
+      <w:r>
+        <w:t xml:space="preserve"> Első https-sel történő futtatáskor el kell fogadni a felugró ablakokat, amelyek szerint egy SSL </w:t>
+      </w:r>
+      <w:r>
+        <w:t>tanúsítványokat</w:t>
+      </w:r>
+      <w:r>
+        <w:t xml:space="preserve"> fogadtat el a számítógépünkkel a Visual Studio, másképpen nem tudnánk https-sel futtatni a backendet.</w:t>
+      </w:r>
+      <w:r>
+        <w:t xml:space="preserve"> </w:t>
+      </w:r>
+      <w:r>
+        <w:t>Fontos</w:t>
+      </w:r>
+      <w:r>
+        <w:t xml:space="preserve">, hogy amennyiben </w:t>
+      </w:r>
+      <w:r>
+        <w:rPr>
+          <w:b/>
+          <w:bCs/>
+        </w:rPr>
+        <w:t>nem https</w:t>
+      </w:r>
+      <w:r>
+        <w:t xml:space="preserve">-t használunk </w:t>
+      </w:r>
+      <w:r>
+        <w:t>a változtatások szerint</w:t>
+      </w:r>
+      <w:r>
+        <w:t xml:space="preserve"> kell módosítani a HttpOnly sütik beállításait.</w:t>
+      </w:r>
+    </w:p>
+    <w:p>
+      <w:r>
+        <w:rPr>
+          <w:lang w:val="en-US"/>
+        </w:rPr>
+        <w:t>A</w:t>
+      </w:r>
+      <w:r>
+        <w:rPr>
+          <w:lang w:val="en-US"/>
+        </w:rPr>
+        <w:t xml:space="preserve">z e-mail küldő </w:t>
+      </w:r>
+      <w:r>
+        <w:t xml:space="preserve">funkcionalitás a </w:t>
+      </w:r>
+      <w:r>
+        <w:rPr>
+          <w:b/>
+          <w:bCs/>
+        </w:rPr>
+        <w:t>Resend</w:t>
+      </w:r>
+      <w:r>
+        <w:t xml:space="preserve"> API-val működik, ehhez szükség van egy API kulcsra, amit az Auth:</w:t>
+      </w:r>
+      <w:r>
+        <w:t>Mail:Resend:Token alatt kell tárolni az appsettings-ben</w:t>
+      </w:r>
+      <w:r>
+        <w:t xml:space="preserve"> (jobb esetben a .NET User Secrets-ben</w:t>
+      </w:r>
+      <w:r>
+        <w:t xml:space="preserve"> vagy környezeti változókban)</w:t>
+      </w:r>
+      <w:r>
+        <w:t>, másképpen a funkció</w:t>
+      </w:r>
+      <w:r>
+        <w:t xml:space="preserve"> nem elérhető.</w:t>
+      </w:r>
+    </w:p>
+    <w:p>
+      <w:pPr>
+        <w:pStyle w:val="Heading2"/>
+      </w:pPr>
+      <w:bookmarkStart w:id="7" w:name="_Toc227709777"/>
+      <w:r>
+        <w:t>Frontend</w:t>
       </w:r>
       <w:bookmarkEnd w:id="7"/>
-    </w:p>
-    <w:p>
-      <w:pPr>
-        <w:rPr>
-          <w:lang w:val="en-US"/>
-        </w:rPr>
-      </w:pPr>
-      <w:r>
-        <w:t>A szoftver backend része ASP.NET Core-on alapul, .NET 8-as verzión</w:t>
-      </w:r>
-      <w:r>
-        <w:t xml:space="preserve"> és </w:t>
-      </w:r>
-      <w:r>
-        <w:rPr>
-          <w:lang w:val="en-US"/>
-        </w:rPr>
-        <w:t xml:space="preserve">C#-ban </w:t>
-      </w:r>
-      <w:r>
-        <w:t>íródott</w:t>
-      </w:r>
-      <w:r>
-        <w:t>. Ez legkönnyebben Visual Studio-ból futtatható.</w:t>
-      </w:r>
-      <w:r>
-        <w:t xml:space="preserve"> A</w:t>
-      </w:r>
-      <w:r>
-        <w:t xml:space="preserve"> projekt építése</w:t>
-      </w:r>
-      <w:r>
-        <w:t xml:space="preserve"> </w:t>
-      </w:r>
-      <w:r>
-        <w:t>(build) során ez elméletileg letölti a szükséges könyvtára</w:t>
-      </w:r>
-      <w:r>
-        <w:t>kat/csomagokat</w:t>
-      </w:r>
-      <w:r>
-        <w:t>, mint a MySQL.EntityFrameworkCore, a FileTypeChecker, vagy a Resend.</w:t>
-      </w:r>
-      <w:r>
-        <w:t xml:space="preserve"> A projekt </w:t>
-      </w:r>
-      <w:r>
-        <w:rPr>
-          <w:b/>
-          <w:bCs/>
-        </w:rPr>
-        <w:t>https</w:t>
-      </w:r>
-      <w:r>
-        <w:t xml:space="preserve">-en a </w:t>
-      </w:r>
-      <w:r>
-        <w:rPr>
-          <w:b/>
-          <w:bCs/>
-        </w:rPr>
-        <w:t>7245</w:t>
-      </w:r>
-      <w:r>
-        <w:t xml:space="preserve">-ös porton fut, </w:t>
-      </w:r>
-      <w:r>
-        <w:rPr>
-          <w:b/>
-          <w:bCs/>
-        </w:rPr>
-        <w:t>http</w:t>
-      </w:r>
-      <w:r>
-        <w:t xml:space="preserve">-n pedig az </w:t>
-      </w:r>
-      <w:r>
-        <w:rPr>
-          <w:b/>
-          <w:bCs/>
-        </w:rPr>
-        <w:t>5126</w:t>
-      </w:r>
-      <w:r>
-        <w:t>-oson.</w:t>
-      </w:r>
-      <w:r>
-        <w:t xml:space="preserve"> Első https-sel történő futtatáskor el kell fogadni a felugró ablakokat, amelyek szerint egy SSL </w:t>
-      </w:r>
-      <w:r>
-        <w:t>tanúsítványokat</w:t>
-      </w:r>
-      <w:r>
-        <w:t xml:space="preserve"> fogadtat el a számítógépünkkel a Visual Studio, másképpen nem tudnánk https-sel futtatni a backendet.</w:t>
-      </w:r>
-      <w:r>
-        <w:t xml:space="preserve"> </w:t>
-      </w:r>
-      <w:r>
-        <w:t>Fontos</w:t>
-      </w:r>
-      <w:r>
-        <w:t xml:space="preserve">, hogy amennyiben </w:t>
-      </w:r>
-      <w:r>
-        <w:rPr>
-          <w:b/>
-          <w:bCs/>
-        </w:rPr>
-        <w:t>nem https</w:t>
-      </w:r>
-      <w:r>
-        <w:t xml:space="preserve">-t használunk </w:t>
-      </w:r>
-      <w:r>
-        <w:t>a változtatások szerint</w:t>
-      </w:r>
-      <w:r>
-        <w:t xml:space="preserve"> kell módosítani a HttpOnly sütik beállításait.</w:t>
-      </w:r>
-    </w:p>
-    <w:p>
-      <w:r>
-        <w:rPr>
-          <w:lang w:val="en-US"/>
-        </w:rPr>
-        <w:t>A</w:t>
-      </w:r>
-      <w:r>
-        <w:rPr>
-          <w:lang w:val="en-US"/>
-        </w:rPr>
-        <w:t xml:space="preserve">z e-mail küldő </w:t>
-      </w:r>
-      <w:r>
-        <w:t xml:space="preserve">funkcionalitás a </w:t>
-      </w:r>
-      <w:r>
-        <w:rPr>
-          <w:b/>
-          <w:bCs/>
-        </w:rPr>
-        <w:t>Resend</w:t>
-      </w:r>
-      <w:r>
-        <w:t xml:space="preserve"> API-val működik, ehhez szükség van egy API kulcsra, amit az Auth:</w:t>
-      </w:r>
-      <w:r>
-        <w:t>Mail:Resend:Token alatt kell tárolni az appsettings-ben</w:t>
-      </w:r>
-      <w:r>
-        <w:t xml:space="preserve"> (jobb esetben a .NET User Secrets-ben</w:t>
-      </w:r>
-      <w:r>
-        <w:t xml:space="preserve"> vagy környezeti változókban)</w:t>
-      </w:r>
-      <w:r>
-        <w:t>, másképpen a funkció</w:t>
-      </w:r>
-      <w:r>
-        <w:t xml:space="preserve"> nem elérhető.</w:t>
-      </w:r>
-    </w:p>
-    <w:p>
-      <w:pPr>
-        <w:pStyle w:val="Cmsor2"/>
-      </w:pPr>
-      <w:bookmarkStart w:id="8" w:name="_Toc227709777"/>
-      <w:r>
-        <w:t>Frontend</w:t>
-      </w:r>
-      <w:bookmarkEnd w:id="8"/>
     </w:p>
     <w:p>
       <w:r>
@@ -4609,53 +4599,53 @@
     </w:p>
     <w:p>
       <w:pPr>
-        <w:pStyle w:val="Cmsor1"/>
-        <w:suppressAutoHyphens/>
-      </w:pPr>
-      <w:bookmarkStart w:id="9" w:name="_Toc227709778"/>
+        <w:pStyle w:val="Heading1"/>
+        <w:suppressAutoHyphens/>
+      </w:pPr>
+      <w:bookmarkStart w:id="8" w:name="_Toc227709778"/>
       <w:r>
         <w:lastRenderedPageBreak/>
         <w:t>Fejlesztői környezet</w:t>
       </w:r>
+      <w:bookmarkEnd w:id="8"/>
+    </w:p>
+    <w:p>
+      <w:pPr>
+        <w:pStyle w:val="Heading2"/>
+      </w:pPr>
+      <w:bookmarkStart w:id="9" w:name="_Toc227709779"/>
+      <w:r>
+        <w:t>Frontend</w:t>
+      </w:r>
       <w:bookmarkEnd w:id="9"/>
     </w:p>
     <w:p>
-      <w:pPr>
-        <w:pStyle w:val="Cmsor2"/>
-      </w:pPr>
-      <w:bookmarkStart w:id="10" w:name="_Toc227709779"/>
-      <w:r>
-        <w:t>Frontend</w:t>
+      <w:r>
+        <w:t>A frontend fejlesztéséhez React-et használtunk Vite-tal, Mantine komponenskönyvtárral és Tanstack Query globális React állapottároló könyvtárral.</w:t>
+      </w:r>
+    </w:p>
+    <w:p>
+      <w:pPr>
+        <w:pStyle w:val="Heading2"/>
+      </w:pPr>
+      <w:bookmarkStart w:id="10" w:name="_Toc227709780"/>
+      <w:r>
+        <w:t>Backend</w:t>
+      </w:r>
+      <w:r>
+        <w:t xml:space="preserve"> és Adatbázis</w:t>
       </w:r>
       <w:bookmarkEnd w:id="10"/>
     </w:p>
     <w:p>
-      <w:r>
-        <w:t>A frontend fejlesztéséhez React-et használtunk Vite-tal, Mantine komponenskönyvtárral és Tanstack Query globális React állapottároló könyvtárral.</w:t>
-      </w:r>
-    </w:p>
-    <w:p>
-      <w:pPr>
-        <w:pStyle w:val="Cmsor2"/>
-      </w:pPr>
-      <w:bookmarkStart w:id="11" w:name="_Toc227709780"/>
-      <w:r>
-        <w:t>Backend</w:t>
-      </w:r>
-      <w:r>
-        <w:t xml:space="preserve"> és Adatbázis</w:t>
+      <w:pPr>
+        <w:pStyle w:val="Heading3"/>
+      </w:pPr>
+      <w:bookmarkStart w:id="11" w:name="_Toc227709781"/>
+      <w:r>
+        <w:t>Windows</w:t>
       </w:r>
       <w:bookmarkEnd w:id="11"/>
-    </w:p>
-    <w:p>
-      <w:pPr>
-        <w:pStyle w:val="Cmsor3"/>
-      </w:pPr>
-      <w:bookmarkStart w:id="12" w:name="_Toc227709781"/>
-      <w:r>
-        <w:t>Windows</w:t>
-      </w:r>
-      <w:bookmarkEnd w:id="12"/>
     </w:p>
     <w:p>
       <w:pPr>
@@ -4685,33 +4675,33 @@
     </w:p>
     <w:p>
       <w:pPr>
-        <w:pStyle w:val="Cmsor3"/>
-      </w:pPr>
-      <w:bookmarkStart w:id="13" w:name="_Toc227709782"/>
+        <w:pStyle w:val="Heading3"/>
+      </w:pPr>
+      <w:bookmarkStart w:id="12" w:name="_Toc227709782"/>
       <w:r>
         <w:t>MacOS</w:t>
       </w:r>
+      <w:bookmarkEnd w:id="12"/>
+    </w:p>
+    <w:p>
+      <w:r>
+        <w:t>Az adatbázishoz DBngin-t használtunk MySQL-lel, valamint az adatbázishoz való közvetlen hozzáféréshez JetBrains DataGrip-et.</w:t>
+      </w:r>
+    </w:p>
+    <w:p>
+      <w:r>
+        <w:t>Az ASP.NET backend fejlesztéséhez JetBrains Rider-t használtunk.</w:t>
+      </w:r>
+    </w:p>
+    <w:p>
+      <w:pPr>
+        <w:pStyle w:val="Heading2"/>
+      </w:pPr>
+      <w:bookmarkStart w:id="13" w:name="_Toc227709783"/>
+      <w:r>
+        <w:t>Kollaboráció</w:t>
+      </w:r>
       <w:bookmarkEnd w:id="13"/>
-    </w:p>
-    <w:p>
-      <w:r>
-        <w:t>Az adatbázishoz DBngin-t használtunk MySQL-lel, valamint az adatbázishoz való közvetlen hozzáféréshez JetBrains DataGrip-et.</w:t>
-      </w:r>
-    </w:p>
-    <w:p>
-      <w:r>
-        <w:t>Az ASP.NET backend fejlesztéséhez JetBrains Rider-t használtunk.</w:t>
-      </w:r>
-    </w:p>
-    <w:p>
-      <w:pPr>
-        <w:pStyle w:val="Cmsor2"/>
-      </w:pPr>
-      <w:bookmarkStart w:id="14" w:name="_Toc227709783"/>
-      <w:r>
-        <w:t>Kollaboráció</w:t>
-      </w:r>
-      <w:bookmarkEnd w:id="14"/>
     </w:p>
     <w:p>
       <w:r>
@@ -4734,10 +4724,10 @@
     </w:p>
     <w:p>
       <w:pPr>
-        <w:pStyle w:val="Cmsor1"/>
-        <w:suppressAutoHyphens/>
-      </w:pPr>
-      <w:bookmarkStart w:id="15" w:name="_Toc227709784"/>
+        <w:pStyle w:val="Heading1"/>
+        <w:suppressAutoHyphens/>
+      </w:pPr>
+      <w:bookmarkStart w:id="14" w:name="_Toc227709784"/>
       <w:r>
         <w:lastRenderedPageBreak/>
         <w:t>Komponensek technikai leírás</w:t>
@@ -4745,6 +4735,25 @@
       <w:r>
         <w:t>a</w:t>
       </w:r>
+      <w:bookmarkEnd w:id="14"/>
+    </w:p>
+    <w:p>
+      <w:pPr>
+        <w:suppressAutoHyphens/>
+      </w:pPr>
+      <w:r>
+        <w:t>A szoftverprojekt alapvetően három részre oszlik fel: az adatbázisra, a backendre, és a frontend weboldalra.</w:t>
+      </w:r>
+    </w:p>
+    <w:p>
+      <w:pPr>
+        <w:pStyle w:val="Heading2"/>
+        <w:suppressAutoHyphens/>
+      </w:pPr>
+      <w:bookmarkStart w:id="15" w:name="_Toc227709785"/>
+      <w:r>
+        <w:t>Adatbázis</w:t>
+      </w:r>
       <w:bookmarkEnd w:id="15"/>
     </w:p>
     <w:p>
@@ -4752,17 +4761,74 @@
         <w:suppressAutoHyphens/>
       </w:pPr>
       <w:r>
-        <w:t>A szoftverprojekt alapvetően három részre oszlik fel: az adatbázisra, a backendre, és a frontend weboldalra.</w:t>
-      </w:r>
-    </w:p>
-    <w:p>
-      <w:pPr>
-        <w:pStyle w:val="Cmsor2"/>
-        <w:suppressAutoHyphens/>
-      </w:pPr>
-      <w:bookmarkStart w:id="16" w:name="_Toc227709785"/>
-      <w:r>
-        <w:t>Adatbázis</w:t>
+        <w:t>Az adatbázis felépítéséről készítettünk</w:t>
+      </w:r>
+      <w:r>
+        <w:t xml:space="preserve"> </w:t>
+      </w:r>
+      <w:r>
+        <w:fldChar w:fldCharType="begin"/>
+      </w:r>
+      <w:r>
+        <w:instrText xml:space="preserve"> REF _Ref227153209 \h  \* MERGEFORMAT </w:instrText>
+      </w:r>
+      <w:r>
+        <w:fldChar w:fldCharType="separate"/>
+      </w:r>
+      <w:r>
+        <w:t xml:space="preserve">ER-modellt (ábra </w:t>
+      </w:r>
+      <w:r>
+        <w:rPr>
+          <w:noProof/>
+        </w:rPr>
+        <w:t>3</w:t>
+      </w:r>
+      <w:r>
+        <w:t>)</w:t>
+      </w:r>
+      <w:r>
+        <w:fldChar w:fldCharType="end"/>
+      </w:r>
+      <w:r>
+        <w:t xml:space="preserve">, majd leképezés után egy </w:t>
+      </w:r>
+      <w:r>
+        <w:fldChar w:fldCharType="begin"/>
+      </w:r>
+      <w:r>
+        <w:instrText xml:space="preserve"> REF _Ref227153376 \h  \* MERGEFORMAT </w:instrText>
+      </w:r>
+      <w:r>
+        <w:fldChar w:fldCharType="separate"/>
+      </w:r>
+      <w:r>
+        <w:t xml:space="preserve">Relációs diagrammot (ábra </w:t>
+      </w:r>
+      <w:r>
+        <w:rPr>
+          <w:noProof/>
+        </w:rPr>
+        <w:t>4</w:t>
+      </w:r>
+      <w:r>
+        <w:t>)</w:t>
+      </w:r>
+      <w:r>
+        <w:fldChar w:fldCharType="end"/>
+      </w:r>
+      <w:r>
+        <w:t>.</w:t>
+      </w:r>
+    </w:p>
+    <w:p>
+      <w:pPr>
+        <w:pStyle w:val="Heading3"/>
+        <w:suppressAutoHyphens/>
+      </w:pPr>
+      <w:bookmarkStart w:id="16" w:name="_Toc227709786"/>
+      <w:r>
+        <w:t>Egyedtípusok</w:t>
       </w:r>
       <w:bookmarkEnd w:id="16"/>
     </w:p>
@@ -4771,75 +4837,50 @@
         <w:suppressAutoHyphens/>
       </w:pPr>
       <w:r>
-        <w:t>Az adatbázis felépítéséről készítettünk</w:t>
-      </w:r>
-      <w:r>
-        <w:t xml:space="preserve"> </w:t>
-      </w:r>
-      <w:r>
-        <w:fldChar w:fldCharType="begin"/>
-      </w:r>
-      <w:r>
-        <w:instrText xml:space="preserve"> REF _Ref227153209 \h  \* MERGEFORMAT </w:instrText>
-      </w:r>
-      <w:r>
-        <w:fldChar w:fldCharType="separate"/>
-      </w:r>
-      <w:r>
-        <w:t xml:space="preserve">ER-modellt (ábra </w:t>
-      </w:r>
-      <w:r>
-        <w:rPr>
-          <w:noProof/>
-        </w:rPr>
-        <w:t>3</w:t>
-      </w:r>
-      <w:r>
+        <w:t>A szoftveralkalmazás igényei szerint az alábbi egyedtípusokat</w:t>
+      </w:r>
+      <w:r>
+        <w:t xml:space="preserve"> és táblákat</w:t>
+      </w:r>
+      <w:r>
+        <w:t xml:space="preserve"> határoztuk meg:</w:t>
+      </w:r>
+    </w:p>
+    <w:p>
+      <w:pPr>
+        <w:suppressAutoHyphens/>
+        <w:rPr>
+          <w:b/>
+          <w:bCs/>
+        </w:rPr>
+      </w:pPr>
+      <w:bookmarkStart w:id="17" w:name="_Toc227709787"/>
+      <w:r>
+        <w:rPr>
+          <w:rStyle w:val="Heading4Char"/>
+        </w:rPr>
+        <w:t>Felhasználó</w:t>
+      </w:r>
+      <w:r>
+        <w:rPr>
+          <w:rStyle w:val="Heading4Char"/>
+        </w:rPr>
+        <w:t xml:space="preserve"> (</w:t>
+      </w:r>
+      <w:proofErr w:type="spellStart"/>
+      <w:r>
+        <w:rPr>
+          <w:rStyle w:val="Heading4Char"/>
+        </w:rPr>
+        <w:t>users</w:t>
+      </w:r>
+      <w:proofErr w:type="spellEnd"/>
+      <w:r>
+        <w:rPr>
+          <w:rStyle w:val="Heading4Char"/>
+        </w:rPr>
         <w:t>)</w:t>
       </w:r>
-      <w:r>
-        <w:fldChar w:fldCharType="end"/>
-      </w:r>
-      <w:r>
-        <w:t xml:space="preserve">, majd leképezés után egy </w:t>
-      </w:r>
-      <w:r>
-        <w:fldChar w:fldCharType="begin"/>
-      </w:r>
-      <w:r>
-        <w:instrText xml:space="preserve"> REF _Ref227153376 \h  \* MERGEFORMAT </w:instrText>
-      </w:r>
-      <w:r>
-        <w:fldChar w:fldCharType="separate"/>
-      </w:r>
-      <w:r>
-        <w:t xml:space="preserve">Relációs diagrammot (ábra </w:t>
-      </w:r>
-      <w:r>
-        <w:rPr>
-          <w:noProof/>
-        </w:rPr>
-        <w:t>4</w:t>
-      </w:r>
-      <w:r>
-        <w:t>)</w:t>
-      </w:r>
-      <w:r>
-        <w:fldChar w:fldCharType="end"/>
-      </w:r>
-      <w:r>
-        <w:t>.</w:t>
-      </w:r>
-    </w:p>
-    <w:p>
-      <w:pPr>
-        <w:pStyle w:val="Cmsor3"/>
-        <w:suppressAutoHyphens/>
-      </w:pPr>
-      <w:bookmarkStart w:id="17" w:name="_Toc227709786"/>
-      <w:r>
-        <w:t>Egyedtípusok</w:t>
-      </w:r>
       <w:bookmarkEnd w:id="17"/>
     </w:p>
     <w:p>
@@ -4847,57 +4888,6 @@
         <w:suppressAutoHyphens/>
       </w:pPr>
       <w:r>
-        <w:t>A szoftveralkalmazás igényei szerint az alábbi egyedtípusokat</w:t>
-      </w:r>
-      <w:r>
-        <w:t xml:space="preserve"> és táblákat</w:t>
-      </w:r>
-      <w:r>
-        <w:t xml:space="preserve"> határoztuk meg:</w:t>
-      </w:r>
-    </w:p>
-    <w:p>
-      <w:pPr>
-        <w:suppressAutoHyphens/>
-        <w:rPr>
-          <w:b/>
-          <w:bCs/>
-        </w:rPr>
-      </w:pPr>
-      <w:bookmarkStart w:id="18" w:name="_Toc227709787"/>
-      <w:r>
-        <w:rPr>
-          <w:rStyle w:val="Cmsor4Char"/>
-        </w:rPr>
-        <w:t>Felhasználó</w:t>
-      </w:r>
-      <w:r>
-        <w:rPr>
-          <w:rStyle w:val="Cmsor4Char"/>
-        </w:rPr>
-        <w:t xml:space="preserve"> (</w:t>
-      </w:r>
-      <w:proofErr w:type="spellStart"/>
-      <w:r>
-        <w:rPr>
-          <w:rStyle w:val="Cmsor4Char"/>
-        </w:rPr>
-        <w:t>users</w:t>
-      </w:r>
-      <w:proofErr w:type="spellEnd"/>
-      <w:r>
-        <w:rPr>
-          <w:rStyle w:val="Cmsor4Char"/>
-        </w:rPr>
-        <w:t>)</w:t>
-      </w:r>
-      <w:bookmarkEnd w:id="18"/>
-    </w:p>
-    <w:p>
-      <w:pPr>
-        <w:suppressAutoHyphens/>
-      </w:pPr>
-      <w:r>
         <w:t>A felhasználó adatait tároló egyedtípus.</w:t>
       </w:r>
     </w:p>
@@ -4921,7 +4911,7 @@
     </w:p>
     <w:p>
       <w:pPr>
-        <w:pStyle w:val="Listaszerbekezds"/>
+        <w:pStyle w:val="ListParagraph"/>
         <w:numPr>
           <w:ilvl w:val="1"/>
           <w:numId w:val="2"/>
@@ -4948,7 +4938,7 @@
     </w:p>
     <w:p>
       <w:pPr>
-        <w:pStyle w:val="Listaszerbekezds"/>
+        <w:pStyle w:val="ListParagraph"/>
         <w:numPr>
           <w:ilvl w:val="1"/>
           <w:numId w:val="2"/>
@@ -4974,7 +4964,7 @@
     </w:p>
     <w:p>
       <w:pPr>
-        <w:pStyle w:val="Listaszerbekezds"/>
+        <w:pStyle w:val="ListParagraph"/>
         <w:numPr>
           <w:ilvl w:val="1"/>
           <w:numId w:val="2"/>
@@ -5009,7 +4999,7 @@
     </w:p>
     <w:p>
       <w:pPr>
-        <w:pStyle w:val="Listaszerbekezds"/>
+        <w:pStyle w:val="ListParagraph"/>
         <w:numPr>
           <w:ilvl w:val="1"/>
           <w:numId w:val="2"/>
@@ -5044,7 +5034,7 @@
     </w:p>
     <w:p>
       <w:pPr>
-        <w:pStyle w:val="Listaszerbekezds"/>
+        <w:pStyle w:val="ListParagraph"/>
         <w:numPr>
           <w:ilvl w:val="1"/>
           <w:numId w:val="2"/>
@@ -5100,7 +5090,7 @@
     </w:p>
     <w:p>
       <w:pPr>
-        <w:pStyle w:val="Listaszerbekezds"/>
+        <w:pStyle w:val="ListParagraph"/>
         <w:numPr>
           <w:ilvl w:val="1"/>
           <w:numId w:val="2"/>
@@ -5134,7 +5124,7 @@
     </w:p>
     <w:p>
       <w:pPr>
-        <w:pStyle w:val="Listaszerbekezds"/>
+        <w:pStyle w:val="ListParagraph"/>
         <w:numPr>
           <w:ilvl w:val="1"/>
           <w:numId w:val="2"/>
@@ -5159,7 +5149,7 @@
     </w:p>
     <w:p>
       <w:pPr>
-        <w:pStyle w:val="Listaszerbekezds"/>
+        <w:pStyle w:val="ListParagraph"/>
         <w:numPr>
           <w:ilvl w:val="1"/>
           <w:numId w:val="2"/>
@@ -5188,20 +5178,12 @@
         <w:t xml:space="preserve">: </w:t>
       </w:r>
       <w:r>
-        <w:t xml:space="preserve">A felhasználó </w:t>
-      </w:r>
-      <w:proofErr w:type="spellStart"/>
-      <w:r>
-        <w:t>jelszavának</w:t>
-      </w:r>
-      <w:proofErr w:type="spellEnd"/>
-      <w:r>
-        <w:t xml:space="preserve"> hash-je. Típusa: adathalmaz (byte[] / blob), nem lehet null.</w:t>
-      </w:r>
-    </w:p>
-    <w:p>
-      <w:pPr>
-        <w:pStyle w:val="Listaszerbekezds"/>
+        <w:t>A felhasználó jelszavának hash-je. Típusa: adathalmaz (byte[] / blob), nem lehet null.</w:t>
+      </w:r>
+    </w:p>
+    <w:p>
+      <w:pPr>
+        <w:pStyle w:val="ListParagraph"/>
         <w:numPr>
           <w:ilvl w:val="1"/>
           <w:numId w:val="2"/>
@@ -5226,7 +5208,7 @@
     </w:p>
     <w:p>
       <w:pPr>
-        <w:pStyle w:val="Listaszerbekezds"/>
+        <w:pStyle w:val="ListParagraph"/>
         <w:numPr>
           <w:ilvl w:val="1"/>
           <w:numId w:val="2"/>
@@ -5260,7 +5242,7 @@
     </w:p>
     <w:p>
       <w:pPr>
-        <w:pStyle w:val="Listaszerbekezds"/>
+        <w:pStyle w:val="ListParagraph"/>
         <w:numPr>
           <w:ilvl w:val="1"/>
           <w:numId w:val="2"/>
@@ -5294,7 +5276,7 @@
     </w:p>
     <w:p>
       <w:pPr>
-        <w:pStyle w:val="Listaszerbekezds"/>
+        <w:pStyle w:val="ListParagraph"/>
         <w:numPr>
           <w:ilvl w:val="1"/>
           <w:numId w:val="2"/>
@@ -5315,7 +5297,7 @@
     </w:p>
     <w:p>
       <w:pPr>
-        <w:pStyle w:val="Listaszerbekezds"/>
+        <w:pStyle w:val="ListParagraph"/>
         <w:numPr>
           <w:ilvl w:val="2"/>
           <w:numId w:val="2"/>
@@ -5356,7 +5338,7 @@
     </w:p>
     <w:p>
       <w:pPr>
-        <w:pStyle w:val="Listaszerbekezds"/>
+        <w:pStyle w:val="ListParagraph"/>
         <w:numPr>
           <w:ilvl w:val="2"/>
           <w:numId w:val="2"/>
@@ -5390,7 +5372,7 @@
     </w:p>
     <w:p>
       <w:pPr>
-        <w:pStyle w:val="Listaszerbekezds"/>
+        <w:pStyle w:val="ListParagraph"/>
         <w:numPr>
           <w:ilvl w:val="2"/>
           <w:numId w:val="2"/>
@@ -5417,7 +5399,7 @@
     </w:p>
     <w:p>
       <w:pPr>
-        <w:pStyle w:val="Listaszerbekezds"/>
+        <w:pStyle w:val="ListParagraph"/>
         <w:numPr>
           <w:ilvl w:val="1"/>
           <w:numId w:val="2"/>
@@ -5469,18 +5451,13 @@
     </w:p>
     <w:p>
       <w:pPr>
-        <w:pStyle w:val="Cmsor4"/>
-        <w:suppressAutoHyphens/>
-      </w:pPr>
-      <w:bookmarkStart w:id="19" w:name="_Toc227709788"/>
-      <w:proofErr w:type="spellStart"/>
+        <w:pStyle w:val="Heading4"/>
+        <w:suppressAutoHyphens/>
+      </w:pPr>
+      <w:bookmarkStart w:id="18" w:name="_Toc227709788"/>
       <w:r>
         <w:lastRenderedPageBreak/>
-        <w:t>Token</w:t>
-      </w:r>
-      <w:proofErr w:type="spellEnd"/>
-      <w:r>
-        <w:t xml:space="preserve"> (</w:t>
+        <w:t>Token (</w:t>
       </w:r>
       <w:proofErr w:type="spellStart"/>
       <w:r>
@@ -5490,7 +5467,7 @@
       <w:r>
         <w:t>)</w:t>
       </w:r>
-      <w:bookmarkEnd w:id="19"/>
+      <w:bookmarkEnd w:id="18"/>
     </w:p>
     <w:p>
       <w:pPr>
@@ -5516,7 +5493,7 @@
     </w:p>
     <w:p>
       <w:pPr>
-        <w:pStyle w:val="Listaszerbekezds"/>
+        <w:pStyle w:val="ListParagraph"/>
         <w:numPr>
           <w:ilvl w:val="0"/>
           <w:numId w:val="15"/>
@@ -5537,7 +5514,7 @@
     </w:p>
     <w:p>
       <w:pPr>
-        <w:pStyle w:val="Listaszerbekezds"/>
+        <w:pStyle w:val="ListParagraph"/>
         <w:numPr>
           <w:ilvl w:val="0"/>
           <w:numId w:val="15"/>
@@ -5560,7 +5537,7 @@
     </w:p>
     <w:p>
       <w:pPr>
-        <w:pStyle w:val="Listaszerbekezds"/>
+        <w:pStyle w:val="ListParagraph"/>
         <w:numPr>
           <w:ilvl w:val="0"/>
           <w:numId w:val="15"/>
@@ -5592,7 +5569,7 @@
     </w:p>
     <w:p>
       <w:pPr>
-        <w:pStyle w:val="Listaszerbekezds"/>
+        <w:pStyle w:val="ListParagraph"/>
         <w:numPr>
           <w:ilvl w:val="0"/>
           <w:numId w:val="15"/>
@@ -5641,7 +5618,7 @@
     </w:p>
     <w:p>
       <w:pPr>
-        <w:pStyle w:val="Listaszerbekezds"/>
+        <w:pStyle w:val="ListParagraph"/>
         <w:numPr>
           <w:ilvl w:val="0"/>
           <w:numId w:val="16"/>
@@ -5689,10 +5666,10 @@
     </w:p>
     <w:p>
       <w:pPr>
-        <w:pStyle w:val="Cmsor4"/>
-        <w:suppressAutoHyphens/>
-      </w:pPr>
-      <w:bookmarkStart w:id="20" w:name="_Toc227709789"/>
+        <w:pStyle w:val="Heading4"/>
+        <w:suppressAutoHyphens/>
+      </w:pPr>
+      <w:bookmarkStart w:id="19" w:name="_Toc227709789"/>
       <w:r>
         <w:t>Értesítés (</w:t>
       </w:r>
@@ -5704,7 +5681,7 @@
       <w:r>
         <w:t>)</w:t>
       </w:r>
-      <w:bookmarkEnd w:id="20"/>
+      <w:bookmarkEnd w:id="19"/>
     </w:p>
     <w:p>
       <w:pPr>
@@ -5730,7 +5707,7 @@
     </w:p>
     <w:p>
       <w:pPr>
-        <w:pStyle w:val="Listaszerbekezds"/>
+        <w:pStyle w:val="ListParagraph"/>
         <w:numPr>
           <w:ilvl w:val="0"/>
           <w:numId w:val="16"/>
@@ -5751,7 +5728,7 @@
     </w:p>
     <w:p>
       <w:pPr>
-        <w:pStyle w:val="Listaszerbekezds"/>
+        <w:pStyle w:val="ListParagraph"/>
         <w:numPr>
           <w:ilvl w:val="0"/>
           <w:numId w:val="16"/>
@@ -5776,7 +5753,7 @@
     </w:p>
     <w:p>
       <w:pPr>
-        <w:pStyle w:val="Listaszerbekezds"/>
+        <w:pStyle w:val="ListParagraph"/>
         <w:numPr>
           <w:ilvl w:val="0"/>
           <w:numId w:val="16"/>
@@ -5801,7 +5778,7 @@
     </w:p>
     <w:p>
       <w:pPr>
-        <w:pStyle w:val="Listaszerbekezds"/>
+        <w:pStyle w:val="ListParagraph"/>
         <w:numPr>
           <w:ilvl w:val="0"/>
           <w:numId w:val="16"/>
@@ -5846,7 +5823,7 @@
     </w:p>
     <w:p>
       <w:pPr>
-        <w:pStyle w:val="Listaszerbekezds"/>
+        <w:pStyle w:val="ListParagraph"/>
         <w:numPr>
           <w:ilvl w:val="0"/>
           <w:numId w:val="17"/>
@@ -5909,7 +5886,7 @@
     </w:p>
     <w:p>
       <w:pPr>
-        <w:pStyle w:val="Listaszerbekezds"/>
+        <w:pStyle w:val="ListParagraph"/>
         <w:numPr>
           <w:ilvl w:val="0"/>
           <w:numId w:val="2"/>
@@ -5930,10 +5907,10 @@
     </w:p>
     <w:p>
       <w:pPr>
-        <w:pStyle w:val="Cmsor4"/>
-        <w:suppressAutoHyphens/>
-      </w:pPr>
-      <w:bookmarkStart w:id="21" w:name="_Toc227709790"/>
+        <w:pStyle w:val="Heading4"/>
+        <w:suppressAutoHyphens/>
+      </w:pPr>
+      <w:bookmarkStart w:id="20" w:name="_Toc227709790"/>
       <w:r>
         <w:lastRenderedPageBreak/>
         <w:t>Jármű (</w:t>
@@ -5946,7 +5923,7 @@
       <w:r>
         <w:t>)</w:t>
       </w:r>
-      <w:bookmarkEnd w:id="21"/>
+      <w:bookmarkEnd w:id="20"/>
     </w:p>
     <w:p>
       <w:pPr>
@@ -5979,7 +5956,7 @@
     </w:p>
     <w:p>
       <w:pPr>
-        <w:pStyle w:val="Listaszerbekezds"/>
+        <w:pStyle w:val="ListParagraph"/>
         <w:numPr>
           <w:ilvl w:val="0"/>
           <w:numId w:val="2"/>
@@ -6022,7 +5999,7 @@
     </w:p>
     <w:p>
       <w:pPr>
-        <w:pStyle w:val="Listaszerbekezds"/>
+        <w:pStyle w:val="ListParagraph"/>
         <w:numPr>
           <w:ilvl w:val="0"/>
           <w:numId w:val="2"/>
@@ -6051,15 +6028,7 @@
         <w:t xml:space="preserve">: </w:t>
       </w:r>
       <w:r>
-        <w:t xml:space="preserve">A </w:t>
-      </w:r>
-      <w:proofErr w:type="spellStart"/>
-      <w:r>
-        <w:t>jármú</w:t>
-      </w:r>
-      <w:proofErr w:type="spellEnd"/>
-      <w:r>
-        <w:t xml:space="preserve"> alvázszáma, </w:t>
+        <w:t xml:space="preserve">A jármú alvázszáma, </w:t>
       </w:r>
       <w:r>
         <w:t>adminisztrációs</w:t>
@@ -6070,7 +6039,7 @@
     </w:p>
     <w:p>
       <w:pPr>
-        <w:pStyle w:val="Listaszerbekezds"/>
+        <w:pStyle w:val="ListParagraph"/>
         <w:numPr>
           <w:ilvl w:val="0"/>
           <w:numId w:val="2"/>
@@ -6103,7 +6072,7 @@
     </w:p>
     <w:p>
       <w:pPr>
-        <w:pStyle w:val="Listaszerbekezds"/>
+        <w:pStyle w:val="ListParagraph"/>
         <w:numPr>
           <w:ilvl w:val="0"/>
           <w:numId w:val="2"/>
@@ -6136,7 +6105,7 @@
     </w:p>
     <w:p>
       <w:pPr>
-        <w:pStyle w:val="Listaszerbekezds"/>
+        <w:pStyle w:val="ListParagraph"/>
         <w:numPr>
           <w:ilvl w:val="0"/>
           <w:numId w:val="2"/>
@@ -6169,7 +6138,7 @@
     </w:p>
     <w:p>
       <w:pPr>
-        <w:pStyle w:val="Listaszerbekezds"/>
+        <w:pStyle w:val="ListParagraph"/>
         <w:numPr>
           <w:ilvl w:val="0"/>
           <w:numId w:val="2"/>
@@ -6205,7 +6174,7 @@
     </w:p>
     <w:p>
       <w:pPr>
-        <w:pStyle w:val="Listaszerbekezds"/>
+        <w:pStyle w:val="ListParagraph"/>
         <w:numPr>
           <w:ilvl w:val="0"/>
           <w:numId w:val="2"/>
@@ -6238,7 +6207,7 @@
     </w:p>
     <w:p>
       <w:pPr>
-        <w:pStyle w:val="Listaszerbekezds"/>
+        <w:pStyle w:val="ListParagraph"/>
         <w:numPr>
           <w:ilvl w:val="0"/>
           <w:numId w:val="2"/>
@@ -6271,7 +6240,7 @@
     </w:p>
     <w:p>
       <w:pPr>
-        <w:pStyle w:val="Listaszerbekezds"/>
+        <w:pStyle w:val="ListParagraph"/>
         <w:numPr>
           <w:ilvl w:val="0"/>
           <w:numId w:val="2"/>
@@ -6304,7 +6273,7 @@
     </w:p>
     <w:p>
       <w:pPr>
-        <w:pStyle w:val="Listaszerbekezds"/>
+        <w:pStyle w:val="ListParagraph"/>
         <w:numPr>
           <w:ilvl w:val="0"/>
           <w:numId w:val="2"/>
@@ -6345,7 +6314,7 @@
     </w:p>
     <w:p>
       <w:pPr>
-        <w:pStyle w:val="Listaszerbekezds"/>
+        <w:pStyle w:val="ListParagraph"/>
         <w:numPr>
           <w:ilvl w:val="0"/>
           <w:numId w:val="2"/>
@@ -6378,7 +6347,7 @@
     </w:p>
     <w:p>
       <w:pPr>
-        <w:pStyle w:val="Listaszerbekezds"/>
+        <w:pStyle w:val="ListParagraph"/>
         <w:numPr>
           <w:ilvl w:val="0"/>
           <w:numId w:val="2"/>
@@ -6411,7 +6380,7 @@
     </w:p>
     <w:p>
       <w:pPr>
-        <w:pStyle w:val="Listaszerbekezds"/>
+        <w:pStyle w:val="ListParagraph"/>
         <w:numPr>
           <w:ilvl w:val="0"/>
           <w:numId w:val="2"/>
@@ -6454,7 +6423,7 @@
     </w:p>
     <w:p>
       <w:pPr>
-        <w:pStyle w:val="Listaszerbekezds"/>
+        <w:pStyle w:val="ListParagraph"/>
         <w:numPr>
           <w:ilvl w:val="0"/>
           <w:numId w:val="13"/>
@@ -6521,10 +6490,10 @@
     </w:p>
     <w:p>
       <w:pPr>
-        <w:pStyle w:val="Cmsor4"/>
-        <w:suppressAutoHyphens/>
-      </w:pPr>
-      <w:bookmarkStart w:id="22" w:name="_Toc227709791"/>
+        <w:pStyle w:val="Heading4"/>
+        <w:suppressAutoHyphens/>
+      </w:pPr>
+      <w:bookmarkStart w:id="21" w:name="_Toc227709791"/>
       <w:r>
         <w:lastRenderedPageBreak/>
         <w:t>Járműelé</w:t>
@@ -6546,7 +6515,7 @@
       <w:r>
         <w:t>)</w:t>
       </w:r>
-      <w:bookmarkEnd w:id="22"/>
+      <w:bookmarkEnd w:id="21"/>
     </w:p>
     <w:p>
       <w:pPr>
@@ -6578,7 +6547,7 @@
     </w:p>
     <w:p>
       <w:pPr>
-        <w:pStyle w:val="Listaszerbekezds"/>
+        <w:pStyle w:val="ListParagraph"/>
         <w:numPr>
           <w:ilvl w:val="0"/>
           <w:numId w:val="9"/>
@@ -6599,7 +6568,7 @@
     </w:p>
     <w:p>
       <w:pPr>
-        <w:pStyle w:val="Listaszerbekezds"/>
+        <w:pStyle w:val="ListParagraph"/>
         <w:numPr>
           <w:ilvl w:val="0"/>
           <w:numId w:val="9"/>
@@ -6630,7 +6599,7 @@
     </w:p>
     <w:p>
       <w:pPr>
-        <w:pStyle w:val="Listaszerbekezds"/>
+        <w:pStyle w:val="ListParagraph"/>
         <w:numPr>
           <w:ilvl w:val="0"/>
           <w:numId w:val="9"/>
@@ -6656,7 +6625,7 @@
     </w:p>
     <w:p>
       <w:pPr>
-        <w:pStyle w:val="Listaszerbekezds"/>
+        <w:pStyle w:val="ListParagraph"/>
         <w:numPr>
           <w:ilvl w:val="0"/>
           <w:numId w:val="9"/>
@@ -6682,7 +6651,7 @@
     </w:p>
     <w:p>
       <w:pPr>
-        <w:pStyle w:val="Listaszerbekezds"/>
+        <w:pStyle w:val="ListParagraph"/>
         <w:numPr>
           <w:ilvl w:val="0"/>
           <w:numId w:val="9"/>
@@ -6706,15 +6675,7 @@
         <w:t xml:space="preserve">: </w:t>
       </w:r>
       <w:r>
-        <w:t xml:space="preserve">A </w:t>
-      </w:r>
-      <w:proofErr w:type="spellStart"/>
-      <w:r>
-        <w:t>bérelhetőségi</w:t>
-      </w:r>
-      <w:proofErr w:type="spellEnd"/>
-      <w:r>
-        <w:t xml:space="preserve"> időszakban az óradíj. Típusa: szám (int), nem lehet null.</w:t>
+        <w:t>A bérelhetőségi időszakban az óradíj. Típusa: szám (int), nem lehet null.</w:t>
       </w:r>
     </w:p>
     <w:p>
@@ -6733,7 +6694,7 @@
     </w:p>
     <w:p>
       <w:pPr>
-        <w:pStyle w:val="Listaszerbekezds"/>
+        <w:pStyle w:val="ListParagraph"/>
         <w:numPr>
           <w:ilvl w:val="0"/>
           <w:numId w:val="11"/>
@@ -6781,10 +6742,10 @@
     </w:p>
     <w:p>
       <w:pPr>
-        <w:pStyle w:val="Cmsor4"/>
-        <w:suppressAutoHyphens/>
-      </w:pPr>
-      <w:bookmarkStart w:id="23" w:name="_Toc227709792"/>
+        <w:pStyle w:val="Heading4"/>
+        <w:suppressAutoHyphens/>
+      </w:pPr>
+      <w:bookmarkStart w:id="22" w:name="_Toc227709792"/>
       <w:r>
         <w:t>Járműkép (</w:t>
       </w:r>
@@ -6796,7 +6757,7 @@
       <w:r>
         <w:t>)</w:t>
       </w:r>
-      <w:bookmarkEnd w:id="23"/>
+      <w:bookmarkEnd w:id="22"/>
       <w:r>
         <w:t xml:space="preserve"> </w:t>
       </w:r>
@@ -6839,7 +6800,7 @@
     </w:p>
     <w:p>
       <w:pPr>
-        <w:pStyle w:val="Listaszerbekezds"/>
+        <w:pStyle w:val="ListParagraph"/>
         <w:numPr>
           <w:ilvl w:val="0"/>
           <w:numId w:val="10"/>
@@ -6860,7 +6821,7 @@
     </w:p>
     <w:p>
       <w:pPr>
-        <w:pStyle w:val="Listaszerbekezds"/>
+        <w:pStyle w:val="ListParagraph"/>
         <w:numPr>
           <w:ilvl w:val="0"/>
           <w:numId w:val="10"/>
@@ -6889,7 +6850,7 @@
     </w:p>
     <w:p>
       <w:pPr>
-        <w:pStyle w:val="Listaszerbekezds"/>
+        <w:pStyle w:val="ListParagraph"/>
         <w:numPr>
           <w:ilvl w:val="0"/>
           <w:numId w:val="10"/>
@@ -6918,7 +6879,7 @@
     </w:p>
     <w:p>
       <w:pPr>
-        <w:pStyle w:val="Listaszerbekezds"/>
+        <w:pStyle w:val="ListParagraph"/>
         <w:numPr>
           <w:ilvl w:val="0"/>
           <w:numId w:val="10"/>
@@ -6961,7 +6922,7 @@
     </w:p>
     <w:p>
       <w:pPr>
-        <w:pStyle w:val="Listaszerbekezds"/>
+        <w:pStyle w:val="ListParagraph"/>
         <w:numPr>
           <w:ilvl w:val="0"/>
           <w:numId w:val="12"/>
@@ -7018,13 +6979,13 @@
     </w:p>
     <w:p>
       <w:pPr>
-        <w:pStyle w:val="Cmsor4"/>
+        <w:pStyle w:val="Heading4"/>
         <w:suppressAutoHyphens/>
       </w:pPr>
       <w:r>
         <w:br w:type="page"/>
       </w:r>
-      <w:bookmarkStart w:id="24" w:name="_Toc227709793"/>
+      <w:bookmarkStart w:id="23" w:name="_Toc227709793"/>
       <w:r>
         <w:lastRenderedPageBreak/>
         <w:t>Bérlés (</w:t>
@@ -7037,7 +6998,7 @@
       <w:r>
         <w:t>)</w:t>
       </w:r>
-      <w:bookmarkEnd w:id="24"/>
+      <w:bookmarkEnd w:id="23"/>
     </w:p>
     <w:p>
       <w:pPr>
@@ -7067,7 +7028,7 @@
     </w:p>
     <w:p>
       <w:pPr>
-        <w:pStyle w:val="Listaszerbekezds"/>
+        <w:pStyle w:val="ListParagraph"/>
         <w:numPr>
           <w:ilvl w:val="0"/>
           <w:numId w:val="2"/>
@@ -7098,7 +7059,7 @@
     </w:p>
     <w:p>
       <w:pPr>
-        <w:pStyle w:val="Listaszerbekezds"/>
+        <w:pStyle w:val="ListParagraph"/>
         <w:numPr>
           <w:ilvl w:val="0"/>
           <w:numId w:val="2"/>
@@ -7146,7 +7107,7 @@
     </w:p>
     <w:p>
       <w:pPr>
-        <w:pStyle w:val="Listaszerbekezds"/>
+        <w:pStyle w:val="ListParagraph"/>
         <w:numPr>
           <w:ilvl w:val="0"/>
           <w:numId w:val="2"/>
@@ -7188,7 +7149,7 @@
     </w:p>
     <w:p>
       <w:pPr>
-        <w:pStyle w:val="Listaszerbekezds"/>
+        <w:pStyle w:val="ListParagraph"/>
         <w:numPr>
           <w:ilvl w:val="0"/>
           <w:numId w:val="2"/>
@@ -7221,7 +7182,7 @@
     </w:p>
     <w:p>
       <w:pPr>
-        <w:pStyle w:val="Listaszerbekezds"/>
+        <w:pStyle w:val="ListParagraph"/>
         <w:numPr>
           <w:ilvl w:val="0"/>
           <w:numId w:val="2"/>
@@ -7258,7 +7219,7 @@
     </w:p>
     <w:p>
       <w:pPr>
-        <w:pStyle w:val="Listaszerbekezds"/>
+        <w:pStyle w:val="ListParagraph"/>
         <w:numPr>
           <w:ilvl w:val="1"/>
           <w:numId w:val="2"/>
@@ -7274,7 +7235,7 @@
     </w:p>
     <w:p>
       <w:pPr>
-        <w:pStyle w:val="Listaszerbekezds"/>
+        <w:pStyle w:val="ListParagraph"/>
         <w:numPr>
           <w:ilvl w:val="1"/>
           <w:numId w:val="2"/>
@@ -7287,7 +7248,7 @@
     </w:p>
     <w:p>
       <w:pPr>
-        <w:pStyle w:val="Listaszerbekezds"/>
+        <w:pStyle w:val="ListParagraph"/>
         <w:numPr>
           <w:ilvl w:val="1"/>
           <w:numId w:val="2"/>
@@ -7300,7 +7261,7 @@
     </w:p>
     <w:p>
       <w:pPr>
-        <w:pStyle w:val="Listaszerbekezds"/>
+        <w:pStyle w:val="ListParagraph"/>
         <w:numPr>
           <w:ilvl w:val="1"/>
           <w:numId w:val="2"/>
@@ -7313,7 +7274,7 @@
     </w:p>
     <w:p>
       <w:pPr>
-        <w:pStyle w:val="Listaszerbekezds"/>
+        <w:pStyle w:val="ListParagraph"/>
         <w:numPr>
           <w:ilvl w:val="1"/>
           <w:numId w:val="2"/>
@@ -7326,7 +7287,7 @@
     </w:p>
     <w:p>
       <w:pPr>
-        <w:pStyle w:val="Listaszerbekezds"/>
+        <w:pStyle w:val="ListParagraph"/>
         <w:numPr>
           <w:ilvl w:val="1"/>
           <w:numId w:val="2"/>
@@ -7339,7 +7300,7 @@
     </w:p>
     <w:p>
       <w:pPr>
-        <w:pStyle w:val="Listaszerbekezds"/>
+        <w:pStyle w:val="ListParagraph"/>
         <w:numPr>
           <w:ilvl w:val="1"/>
           <w:numId w:val="2"/>
@@ -7352,7 +7313,7 @@
     </w:p>
     <w:p>
       <w:pPr>
-        <w:pStyle w:val="Listaszerbekezds"/>
+        <w:pStyle w:val="ListParagraph"/>
         <w:numPr>
           <w:ilvl w:val="1"/>
           <w:numId w:val="2"/>
@@ -7368,7 +7329,7 @@
     </w:p>
     <w:p>
       <w:pPr>
-        <w:pStyle w:val="Listaszerbekezds"/>
+        <w:pStyle w:val="ListParagraph"/>
         <w:numPr>
           <w:ilvl w:val="1"/>
           <w:numId w:val="2"/>
@@ -7381,7 +7342,7 @@
     </w:p>
     <w:p>
       <w:pPr>
-        <w:pStyle w:val="Listaszerbekezds"/>
+        <w:pStyle w:val="ListParagraph"/>
         <w:numPr>
           <w:ilvl w:val="1"/>
           <w:numId w:val="2"/>
@@ -7394,7 +7355,7 @@
     </w:p>
     <w:p>
       <w:pPr>
-        <w:pStyle w:val="Listaszerbekezds"/>
+        <w:pStyle w:val="ListParagraph"/>
         <w:numPr>
           <w:ilvl w:val="0"/>
           <w:numId w:val="2"/>
@@ -7427,7 +7388,7 @@
     </w:p>
     <w:p>
       <w:pPr>
-        <w:pStyle w:val="Listaszerbekezds"/>
+        <w:pStyle w:val="ListParagraph"/>
         <w:numPr>
           <w:ilvl w:val="0"/>
           <w:numId w:val="2"/>
@@ -7479,7 +7440,7 @@
     </w:p>
     <w:p>
       <w:pPr>
-        <w:pStyle w:val="Listaszerbekezds"/>
+        <w:pStyle w:val="ListParagraph"/>
         <w:numPr>
           <w:ilvl w:val="0"/>
           <w:numId w:val="2"/>
@@ -7547,7 +7508,7 @@
     </w:p>
     <w:p>
       <w:pPr>
-        <w:pStyle w:val="Listaszerbekezds"/>
+        <w:pStyle w:val="ListParagraph"/>
         <w:numPr>
           <w:ilvl w:val="0"/>
           <w:numId w:val="14"/>
@@ -7606,7 +7567,7 @@
     </w:p>
     <w:p>
       <w:pPr>
-        <w:pStyle w:val="Listaszerbekezds"/>
+        <w:pStyle w:val="ListParagraph"/>
         <w:numPr>
           <w:ilvl w:val="0"/>
           <w:numId w:val="14"/>
@@ -7657,10 +7618,10 @@
     </w:p>
     <w:p>
       <w:pPr>
-        <w:pStyle w:val="Cmsor4"/>
-        <w:suppressAutoHyphens/>
-      </w:pPr>
-      <w:bookmarkStart w:id="25" w:name="_Toc227709794"/>
+        <w:pStyle w:val="Heading4"/>
+        <w:suppressAutoHyphens/>
+      </w:pPr>
+      <w:bookmarkStart w:id="24" w:name="_Toc227709794"/>
       <w:r>
         <w:t>Üzenet (</w:t>
       </w:r>
@@ -7672,7 +7633,7 @@
       <w:r>
         <w:t>)</w:t>
       </w:r>
-      <w:bookmarkEnd w:id="25"/>
+      <w:bookmarkEnd w:id="24"/>
     </w:p>
     <w:p>
       <w:pPr>
@@ -7704,7 +7665,7 @@
     </w:p>
     <w:p>
       <w:pPr>
-        <w:pStyle w:val="Listaszerbekezds"/>
+        <w:pStyle w:val="ListParagraph"/>
         <w:numPr>
           <w:ilvl w:val="0"/>
           <w:numId w:val="18"/>
@@ -7725,7 +7686,7 @@
     </w:p>
     <w:p>
       <w:pPr>
-        <w:pStyle w:val="Listaszerbekezds"/>
+        <w:pStyle w:val="ListParagraph"/>
         <w:numPr>
           <w:ilvl w:val="0"/>
           <w:numId w:val="18"/>
@@ -7750,7 +7711,7 @@
     </w:p>
     <w:p>
       <w:pPr>
-        <w:pStyle w:val="Listaszerbekezds"/>
+        <w:pStyle w:val="ListParagraph"/>
         <w:numPr>
           <w:ilvl w:val="0"/>
           <w:numId w:val="18"/>
@@ -7791,7 +7752,7 @@
     </w:p>
     <w:p>
       <w:pPr>
-        <w:pStyle w:val="Listaszerbekezds"/>
+        <w:pStyle w:val="ListParagraph"/>
         <w:numPr>
           <w:ilvl w:val="0"/>
           <w:numId w:val="18"/>
@@ -7822,7 +7783,7 @@
     </w:p>
     <w:p>
       <w:pPr>
-        <w:pStyle w:val="Listaszerbekezds"/>
+        <w:pStyle w:val="ListParagraph"/>
         <w:numPr>
           <w:ilvl w:val="0"/>
           <w:numId w:val="18"/>
@@ -7877,7 +7838,7 @@
     </w:p>
     <w:p>
       <w:pPr>
-        <w:pStyle w:val="Listaszerbekezds"/>
+        <w:pStyle w:val="ListParagraph"/>
         <w:numPr>
           <w:ilvl w:val="0"/>
           <w:numId w:val="19"/>
@@ -7925,7 +7886,7 @@
     </w:p>
     <w:p>
       <w:pPr>
-        <w:pStyle w:val="Listaszerbekezds"/>
+        <w:pStyle w:val="ListParagraph"/>
         <w:numPr>
           <w:ilvl w:val="0"/>
           <w:numId w:val="19"/>
@@ -7983,15 +7944,15 @@
     </w:p>
     <w:p>
       <w:pPr>
-        <w:pStyle w:val="Cmsor3"/>
-        <w:suppressAutoHyphens/>
-      </w:pPr>
-      <w:bookmarkStart w:id="26" w:name="_Toc227709795"/>
+        <w:pStyle w:val="Heading3"/>
+        <w:suppressAutoHyphens/>
+      </w:pPr>
+      <w:bookmarkStart w:id="25" w:name="_Toc227709795"/>
       <w:r>
         <w:lastRenderedPageBreak/>
         <w:t>Kapcsolatok</w:t>
       </w:r>
-      <w:bookmarkEnd w:id="26"/>
+      <w:bookmarkEnd w:id="25"/>
     </w:p>
     <w:p>
       <w:pPr>
@@ -8003,7 +7964,7 @@
     </w:p>
     <w:p>
       <w:pPr>
-        <w:pStyle w:val="Cmsor5"/>
+        <w:pStyle w:val="Heading5"/>
         <w:suppressAutoHyphens/>
       </w:pPr>
       <w:r>
@@ -8034,7 +7995,7 @@
     </w:p>
     <w:p>
       <w:pPr>
-        <w:pStyle w:val="Cmsor5"/>
+        <w:pStyle w:val="Heading5"/>
         <w:suppressAutoHyphens/>
       </w:pPr>
       <w:r>
@@ -8059,7 +8020,7 @@
     </w:p>
     <w:p>
       <w:pPr>
-        <w:pStyle w:val="Cmsor5"/>
+        <w:pStyle w:val="Heading5"/>
         <w:suppressAutoHyphens/>
       </w:pPr>
       <w:r>
@@ -8087,7 +8048,7 @@
     </w:p>
     <w:p>
       <w:pPr>
-        <w:pStyle w:val="Cmsor5"/>
+        <w:pStyle w:val="Heading5"/>
         <w:suppressAutoHyphens/>
       </w:pPr>
       <w:r>
@@ -8112,7 +8073,7 @@
     </w:p>
     <w:p>
       <w:pPr>
-        <w:pStyle w:val="Cmsor5"/>
+        <w:pStyle w:val="Heading5"/>
         <w:suppressAutoHyphens/>
       </w:pPr>
       <w:r>
@@ -8147,7 +8108,7 @@
     </w:p>
     <w:p>
       <w:pPr>
-        <w:pStyle w:val="Cmsor5"/>
+        <w:pStyle w:val="Heading5"/>
         <w:suppressAutoHyphens/>
       </w:pPr>
       <w:r>
@@ -8179,7 +8140,7 @@
     </w:p>
     <w:p>
       <w:pPr>
-        <w:pStyle w:val="Cmsor5"/>
+        <w:pStyle w:val="Heading5"/>
         <w:suppressAutoHyphens/>
       </w:pPr>
       <w:r>
@@ -8210,7 +8171,7 @@
     </w:p>
     <w:p>
       <w:pPr>
-        <w:pStyle w:val="Cmsor5"/>
+        <w:pStyle w:val="Heading5"/>
         <w:suppressAutoHyphens/>
       </w:pPr>
       <w:r>
@@ -8235,7 +8196,7 @@
     </w:p>
     <w:p>
       <w:pPr>
-        <w:pStyle w:val="Cmsor5"/>
+        <w:pStyle w:val="Heading5"/>
         <w:suppressAutoHyphens/>
       </w:pPr>
       <w:r>
@@ -8260,13 +8221,13 @@
     </w:p>
     <w:p>
       <w:pPr>
-        <w:pStyle w:val="Cmsor3"/>
-      </w:pPr>
-      <w:bookmarkStart w:id="27" w:name="_Toc227709796"/>
+        <w:pStyle w:val="Heading3"/>
+      </w:pPr>
+      <w:bookmarkStart w:id="26" w:name="_Toc227709796"/>
       <w:r>
         <w:t>Implementáció</w:t>
       </w:r>
-      <w:bookmarkEnd w:id="27"/>
+      <w:bookmarkEnd w:id="26"/>
     </w:p>
     <w:p>
       <w:r>
@@ -8294,63 +8255,63 @@
     </w:p>
     <w:p>
       <w:pPr>
-        <w:pStyle w:val="Cmsor2"/>
-        <w:suppressAutoHyphens/>
-      </w:pPr>
-      <w:bookmarkStart w:id="28" w:name="_Toc227709797"/>
+        <w:pStyle w:val="Heading2"/>
+        <w:suppressAutoHyphens/>
+      </w:pPr>
+      <w:bookmarkStart w:id="27" w:name="_Toc227709797"/>
       <w:r>
         <w:lastRenderedPageBreak/>
         <w:t>Backend</w:t>
       </w:r>
+      <w:bookmarkEnd w:id="27"/>
+    </w:p>
+    <w:p>
+      <w:pPr>
+        <w:suppressAutoHyphens/>
+      </w:pPr>
+      <w:r>
+        <w:t>A backend alapvetően 4 metóduskontrolle</w:t>
+      </w:r>
+      <w:r>
+        <w:t>rre</w:t>
+      </w:r>
+      <w:r>
+        <w:t>, 4 saját szolgáltatásra</w:t>
+      </w:r>
+      <w:r>
+        <w:t>, és egy válaszszűrőrendszerre</w:t>
+      </w:r>
+      <w:r>
+        <w:t xml:space="preserve"> oszlik fel</w:t>
+      </w:r>
+      <w:r>
+        <w:t>.</w:t>
+      </w:r>
+    </w:p>
+    <w:p>
+      <w:pPr>
+        <w:pStyle w:val="Heading3"/>
+        <w:suppressAutoHyphens/>
+      </w:pPr>
+      <w:bookmarkStart w:id="28" w:name="_Toc227709798"/>
+      <w:r>
+        <w:t>Metóduskontrollerek</w:t>
+      </w:r>
       <w:bookmarkEnd w:id="28"/>
     </w:p>
     <w:p>
       <w:pPr>
-        <w:suppressAutoHyphens/>
-      </w:pPr>
-      <w:r>
-        <w:t>A backend alapvetően 4 metóduskontrolle</w:t>
-      </w:r>
-      <w:r>
-        <w:t>rre</w:t>
-      </w:r>
-      <w:r>
-        <w:t>, 4 saját szolgáltatásra</w:t>
-      </w:r>
-      <w:r>
-        <w:t>, és egy válaszszűrőrendszerre</w:t>
-      </w:r>
-      <w:r>
-        <w:t xml:space="preserve"> oszlik fel</w:t>
-      </w:r>
-      <w:r>
-        <w:t>.</w:t>
-      </w:r>
-    </w:p>
-    <w:p>
-      <w:pPr>
-        <w:pStyle w:val="Cmsor3"/>
-        <w:suppressAutoHyphens/>
-      </w:pPr>
-      <w:bookmarkStart w:id="29" w:name="_Toc227709798"/>
-      <w:r>
-        <w:t>Metóduskontrollerek</w:t>
+        <w:pStyle w:val="Heading4"/>
+        <w:suppressAutoHyphens/>
+      </w:pPr>
+      <w:bookmarkStart w:id="29" w:name="_Toc227709799"/>
+      <w:r>
+        <w:t>Autentikációs kontroller – AuthController</w:t>
       </w:r>
       <w:bookmarkEnd w:id="29"/>
     </w:p>
     <w:p>
       <w:pPr>
-        <w:pStyle w:val="Cmsor4"/>
-        <w:suppressAutoHyphens/>
-      </w:pPr>
-      <w:bookmarkStart w:id="30" w:name="_Toc227709799"/>
-      <w:r>
-        <w:t>Autentikációs kontroller – AuthController</w:t>
-      </w:r>
-      <w:bookmarkEnd w:id="30"/>
-    </w:p>
-    <w:p>
-      <w:pPr>
         <w:suppressAutoHyphens/>
       </w:pPr>
       <w:r>
@@ -8394,7 +8355,7 @@
     </w:p>
     <w:p>
       <w:pPr>
-        <w:pStyle w:val="Cmsor5"/>
+        <w:pStyle w:val="Heading5"/>
       </w:pPr>
       <w:r>
         <w:t>/</w:t>
@@ -8410,7 +8371,7 @@
     </w:p>
     <w:p>
       <w:pPr>
-        <w:pStyle w:val="Listaszerbekezds"/>
+        <w:pStyle w:val="ListParagraph"/>
         <w:numPr>
           <w:ilvl w:val="0"/>
           <w:numId w:val="21"/>
@@ -8423,7 +8384,7 @@
     </w:p>
     <w:p>
       <w:pPr>
-        <w:pStyle w:val="Listaszerbekezds"/>
+        <w:pStyle w:val="ListParagraph"/>
         <w:numPr>
           <w:ilvl w:val="1"/>
           <w:numId w:val="21"/>
@@ -8436,7 +8397,7 @@
     </w:p>
     <w:p>
       <w:pPr>
-        <w:pStyle w:val="Listaszerbekezds"/>
+        <w:pStyle w:val="ListParagraph"/>
         <w:numPr>
           <w:ilvl w:val="1"/>
           <w:numId w:val="21"/>
@@ -8465,7 +8426,7 @@
     </w:p>
     <w:p>
       <w:pPr>
-        <w:pStyle w:val="Listaszerbekezds"/>
+        <w:pStyle w:val="ListParagraph"/>
         <w:numPr>
           <w:ilvl w:val="1"/>
           <w:numId w:val="21"/>
@@ -8490,7 +8451,7 @@
     </w:p>
     <w:p>
       <w:pPr>
-        <w:pStyle w:val="Listaszerbekezds"/>
+        <w:pStyle w:val="ListParagraph"/>
         <w:numPr>
           <w:ilvl w:val="2"/>
           <w:numId w:val="21"/>
@@ -8520,7 +8481,7 @@
     </w:p>
     <w:p>
       <w:pPr>
-        <w:pStyle w:val="Listaszerbekezds"/>
+        <w:pStyle w:val="ListParagraph"/>
         <w:numPr>
           <w:ilvl w:val="2"/>
           <w:numId w:val="21"/>
@@ -8572,7 +8533,7 @@
     </w:p>
     <w:p>
       <w:pPr>
-        <w:pStyle w:val="Listaszerbekezds"/>
+        <w:pStyle w:val="ListParagraph"/>
         <w:numPr>
           <w:ilvl w:val="2"/>
           <w:numId w:val="21"/>
@@ -8598,23 +8559,7 @@
           <w:b/>
           <w:bCs/>
         </w:rPr>
-        <w:t xml:space="preserve">JWT </w:t>
-      </w:r>
-      <w:proofErr w:type="spellStart"/>
-      <w:r>
-        <w:rPr>
-          <w:b/>
-          <w:bCs/>
-        </w:rPr>
-        <w:t>HttpOnly</w:t>
-      </w:r>
-      <w:proofErr w:type="spellEnd"/>
-      <w:r>
-        <w:rPr>
-          <w:b/>
-          <w:bCs/>
-        </w:rPr>
-        <w:t xml:space="preserve"> </w:t>
+        <w:t xml:space="preserve">JWT HttpOnly </w:t>
       </w:r>
       <w:proofErr w:type="spellStart"/>
       <w:r>
@@ -8638,7 +8583,7 @@
     </w:p>
     <w:p>
       <w:pPr>
-        <w:pStyle w:val="Cmsor5"/>
+        <w:pStyle w:val="Heading5"/>
       </w:pPr>
       <w:r>
         <w:t>/</w:t>
@@ -8654,7 +8599,7 @@
     </w:p>
     <w:p>
       <w:pPr>
-        <w:pStyle w:val="Listaszerbekezds"/>
+        <w:pStyle w:val="ListParagraph"/>
         <w:numPr>
           <w:ilvl w:val="0"/>
           <w:numId w:val="21"/>
@@ -8667,7 +8612,7 @@
     </w:p>
     <w:p>
       <w:pPr>
-        <w:pStyle w:val="Listaszerbekezds"/>
+        <w:pStyle w:val="ListParagraph"/>
         <w:numPr>
           <w:ilvl w:val="1"/>
           <w:numId w:val="21"/>
@@ -8686,7 +8631,7 @@
     </w:p>
     <w:p>
       <w:pPr>
-        <w:pStyle w:val="Listaszerbekezds"/>
+        <w:pStyle w:val="ListParagraph"/>
         <w:numPr>
           <w:ilvl w:val="1"/>
           <w:numId w:val="21"/>
@@ -8705,7 +8650,7 @@
     </w:p>
     <w:p>
       <w:pPr>
-        <w:pStyle w:val="Listaszerbekezds"/>
+        <w:pStyle w:val="ListParagraph"/>
         <w:numPr>
           <w:ilvl w:val="1"/>
           <w:numId w:val="21"/>
@@ -8724,7 +8669,7 @@
     </w:p>
     <w:p>
       <w:pPr>
-        <w:pStyle w:val="Listaszerbekezds"/>
+        <w:pStyle w:val="ListParagraph"/>
         <w:numPr>
           <w:ilvl w:val="2"/>
           <w:numId w:val="21"/>
@@ -8765,7 +8710,7 @@
     </w:p>
     <w:p>
       <w:pPr>
-        <w:pStyle w:val="Cmsor5"/>
+        <w:pStyle w:val="Heading5"/>
         <w:rPr>
           <w:u w:val="single"/>
         </w:rPr>
@@ -8790,7 +8735,7 @@
     </w:p>
     <w:p>
       <w:pPr>
-        <w:pStyle w:val="Listaszerbekezds"/>
+        <w:pStyle w:val="ListParagraph"/>
         <w:numPr>
           <w:ilvl w:val="0"/>
           <w:numId w:val="21"/>
@@ -8806,7 +8751,7 @@
     </w:p>
     <w:p>
       <w:pPr>
-        <w:pStyle w:val="Listaszerbekezds"/>
+        <w:pStyle w:val="ListParagraph"/>
         <w:numPr>
           <w:ilvl w:val="1"/>
           <w:numId w:val="21"/>
@@ -8822,7 +8767,7 @@
     </w:p>
     <w:p>
       <w:pPr>
-        <w:pStyle w:val="Listaszerbekezds"/>
+        <w:pStyle w:val="ListParagraph"/>
         <w:numPr>
           <w:ilvl w:val="1"/>
           <w:numId w:val="21"/>
@@ -8853,7 +8798,7 @@
     </w:p>
     <w:p>
       <w:pPr>
-        <w:pStyle w:val="Listaszerbekezds"/>
+        <w:pStyle w:val="ListParagraph"/>
         <w:numPr>
           <w:ilvl w:val="1"/>
           <w:numId w:val="21"/>
@@ -8872,7 +8817,7 @@
     </w:p>
     <w:p>
       <w:pPr>
-        <w:pStyle w:val="Listaszerbekezds"/>
+        <w:pStyle w:val="ListParagraph"/>
         <w:numPr>
           <w:ilvl w:val="2"/>
           <w:numId w:val="21"/>
@@ -8925,7 +8870,7 @@
     </w:p>
     <w:p>
       <w:pPr>
-        <w:pStyle w:val="Listaszerbekezds"/>
+        <w:pStyle w:val="ListParagraph"/>
         <w:numPr>
           <w:ilvl w:val="2"/>
           <w:numId w:val="21"/>
@@ -8964,7 +8909,7 @@
     </w:p>
     <w:p>
       <w:pPr>
-        <w:pStyle w:val="Listaszerbekezds"/>
+        <w:pStyle w:val="ListParagraph"/>
         <w:numPr>
           <w:ilvl w:val="2"/>
           <w:numId w:val="21"/>
@@ -9016,7 +8961,7 @@
     </w:p>
     <w:p>
       <w:pPr>
-        <w:pStyle w:val="Listaszerbekezds"/>
+        <w:pStyle w:val="ListParagraph"/>
         <w:numPr>
           <w:ilvl w:val="2"/>
           <w:numId w:val="21"/>
@@ -9028,50 +8973,34 @@
           <w:b/>
           <w:bCs/>
         </w:rPr>
-        <w:t xml:space="preserve">200 OK (JWT </w:t>
-      </w:r>
-      <w:proofErr w:type="spellStart"/>
-      <w:r>
-        <w:rPr>
-          <w:b/>
-          <w:bCs/>
-        </w:rPr>
-        <w:t>HttpOnly</w:t>
-      </w:r>
-      <w:proofErr w:type="spellEnd"/>
-      <w:r>
-        <w:rPr>
-          <w:b/>
-          <w:bCs/>
-        </w:rPr>
+        <w:t xml:space="preserve">200 OK (JWT HttpOnly </w:t>
+      </w:r>
+      <w:proofErr w:type="spellStart"/>
+      <w:r>
+        <w:rPr>
+          <w:b/>
+          <w:bCs/>
+        </w:rPr>
+        <w:t>Cookieval</w:t>
+      </w:r>
+      <w:proofErr w:type="spellEnd"/>
+      <w:r>
+        <w:rPr>
+          <w:b/>
+          <w:bCs/>
+        </w:rPr>
+        <w:t>):</w:t>
+      </w:r>
+      <w:r>
         <w:t xml:space="preserve"> </w:t>
       </w:r>
-      <w:proofErr w:type="spellStart"/>
-      <w:r>
-        <w:rPr>
-          <w:b/>
-          <w:bCs/>
-        </w:rPr>
-        <w:t>Cookieval</w:t>
-      </w:r>
-      <w:proofErr w:type="spellEnd"/>
-      <w:r>
-        <w:rPr>
-          <w:b/>
-          <w:bCs/>
-        </w:rPr>
-        <w:t>):</w:t>
-      </w:r>
-      <w:r>
-        <w:t xml:space="preserve"> </w:t>
-      </w:r>
       <w:r>
         <w:t>Amennyiben a regisztráció sikeres volt.</w:t>
       </w:r>
     </w:p>
     <w:p>
       <w:pPr>
-        <w:pStyle w:val="Cmsor5"/>
+        <w:pStyle w:val="Heading5"/>
       </w:pPr>
       <w:r>
         <w:t>/</w:t>
@@ -9092,7 +9021,7 @@
     </w:p>
     <w:p>
       <w:pPr>
-        <w:pStyle w:val="Listaszerbekezds"/>
+        <w:pStyle w:val="ListParagraph"/>
         <w:numPr>
           <w:ilvl w:val="0"/>
           <w:numId w:val="21"/>
@@ -9105,7 +9034,7 @@
     </w:p>
     <w:p>
       <w:pPr>
-        <w:pStyle w:val="Listaszerbekezds"/>
+        <w:pStyle w:val="ListParagraph"/>
         <w:numPr>
           <w:ilvl w:val="1"/>
           <w:numId w:val="21"/>
@@ -9118,7 +9047,7 @@
     </w:p>
     <w:p>
       <w:pPr>
-        <w:pStyle w:val="Listaszerbekezds"/>
+        <w:pStyle w:val="ListParagraph"/>
         <w:numPr>
           <w:ilvl w:val="1"/>
           <w:numId w:val="21"/>
@@ -9158,7 +9087,7 @@
     </w:p>
     <w:p>
       <w:pPr>
-        <w:pStyle w:val="Listaszerbekezds"/>
+        <w:pStyle w:val="ListParagraph"/>
         <w:numPr>
           <w:ilvl w:val="1"/>
           <w:numId w:val="21"/>
@@ -9174,7 +9103,7 @@
     </w:p>
     <w:p>
       <w:pPr>
-        <w:pStyle w:val="Listaszerbekezds"/>
+        <w:pStyle w:val="ListParagraph"/>
         <w:numPr>
           <w:ilvl w:val="2"/>
           <w:numId w:val="21"/>
@@ -9210,7 +9139,7 @@
     </w:p>
     <w:p>
       <w:pPr>
-        <w:pStyle w:val="Listaszerbekezds"/>
+        <w:pStyle w:val="ListParagraph"/>
         <w:numPr>
           <w:ilvl w:val="2"/>
           <w:numId w:val="21"/>
@@ -9248,7 +9177,7 @@
     </w:p>
     <w:p>
       <w:pPr>
-        <w:pStyle w:val="Cmsor5"/>
+        <w:pStyle w:val="Heading5"/>
       </w:pPr>
       <w:r>
         <w:lastRenderedPageBreak/>
@@ -9270,7 +9199,7 @@
     </w:p>
     <w:p>
       <w:pPr>
-        <w:pStyle w:val="Listaszerbekezds"/>
+        <w:pStyle w:val="ListParagraph"/>
         <w:numPr>
           <w:ilvl w:val="0"/>
           <w:numId w:val="21"/>
@@ -9283,7 +9212,7 @@
     </w:p>
     <w:p>
       <w:pPr>
-        <w:pStyle w:val="Listaszerbekezds"/>
+        <w:pStyle w:val="ListParagraph"/>
         <w:numPr>
           <w:ilvl w:val="1"/>
           <w:numId w:val="21"/>
@@ -9296,7 +9225,7 @@
     </w:p>
     <w:p>
       <w:pPr>
-        <w:pStyle w:val="Listaszerbekezds"/>
+        <w:pStyle w:val="ListParagraph"/>
         <w:numPr>
           <w:ilvl w:val="1"/>
           <w:numId w:val="21"/>
@@ -9327,7 +9256,7 @@
     </w:p>
     <w:p>
       <w:pPr>
-        <w:pStyle w:val="Listaszerbekezds"/>
+        <w:pStyle w:val="ListParagraph"/>
         <w:numPr>
           <w:ilvl w:val="1"/>
           <w:numId w:val="21"/>
@@ -9343,7 +9272,7 @@
     </w:p>
     <w:p>
       <w:pPr>
-        <w:pStyle w:val="Listaszerbekezds"/>
+        <w:pStyle w:val="ListParagraph"/>
         <w:numPr>
           <w:ilvl w:val="2"/>
           <w:numId w:val="21"/>
@@ -9366,7 +9295,7 @@
     </w:p>
     <w:p>
       <w:pPr>
-        <w:pStyle w:val="Listaszerbekezds"/>
+        <w:pStyle w:val="ListParagraph"/>
         <w:numPr>
           <w:ilvl w:val="2"/>
           <w:numId w:val="21"/>
@@ -9418,15 +9347,15 @@
     </w:p>
     <w:p>
       <w:pPr>
-        <w:pStyle w:val="Cmsor4"/>
-        <w:suppressAutoHyphens/>
-      </w:pPr>
-      <w:bookmarkStart w:id="31" w:name="_Toc227709800"/>
+        <w:pStyle w:val="Heading4"/>
+        <w:suppressAutoHyphens/>
+      </w:pPr>
+      <w:bookmarkStart w:id="30" w:name="_Toc227709800"/>
       <w:r>
         <w:lastRenderedPageBreak/>
         <w:t>Felhasználó kontroller – UserController</w:t>
       </w:r>
-      <w:bookmarkEnd w:id="31"/>
+      <w:bookmarkEnd w:id="30"/>
     </w:p>
     <w:p>
       <w:pPr>
@@ -9452,7 +9381,7 @@
     </w:p>
     <w:p>
       <w:pPr>
-        <w:pStyle w:val="Cmsor5"/>
+        <w:pStyle w:val="Heading5"/>
       </w:pPr>
       <w:r>
         <w:t>/</w:t>
@@ -9463,17 +9392,12 @@
       </w:r>
       <w:proofErr w:type="spellEnd"/>
       <w:r>
-        <w:t>/</w:t>
-      </w:r>
-      <w:proofErr w:type="spellStart"/>
-      <w:r>
-        <w:t>User</w:t>
-      </w:r>
-      <w:proofErr w:type="spellEnd"/>
-    </w:p>
-    <w:p>
-      <w:pPr>
-        <w:pStyle w:val="Listaszerbekezds"/>
+        <w:t>/User</w:t>
+      </w:r>
+    </w:p>
+    <w:p>
+      <w:pPr>
+        <w:pStyle w:val="ListParagraph"/>
         <w:numPr>
           <w:ilvl w:val="0"/>
           <w:numId w:val="22"/>
@@ -9486,7 +9410,7 @@
     </w:p>
     <w:p>
       <w:pPr>
-        <w:pStyle w:val="Listaszerbekezds"/>
+        <w:pStyle w:val="ListParagraph"/>
         <w:numPr>
           <w:ilvl w:val="1"/>
           <w:numId w:val="22"/>
@@ -9499,7 +9423,7 @@
     </w:p>
     <w:p>
       <w:pPr>
-        <w:pStyle w:val="Listaszerbekezds"/>
+        <w:pStyle w:val="ListParagraph"/>
         <w:numPr>
           <w:ilvl w:val="1"/>
           <w:numId w:val="22"/>
@@ -9515,7 +9439,7 @@
     </w:p>
     <w:p>
       <w:pPr>
-        <w:pStyle w:val="Listaszerbekezds"/>
+        <w:pStyle w:val="ListParagraph"/>
         <w:numPr>
           <w:ilvl w:val="1"/>
           <w:numId w:val="22"/>
@@ -9531,7 +9455,7 @@
     </w:p>
     <w:p>
       <w:pPr>
-        <w:pStyle w:val="Listaszerbekezds"/>
+        <w:pStyle w:val="ListParagraph"/>
         <w:numPr>
           <w:ilvl w:val="2"/>
           <w:numId w:val="22"/>
@@ -9551,7 +9475,7 @@
     </w:p>
     <w:p>
       <w:pPr>
-        <w:pStyle w:val="Listaszerbekezds"/>
+        <w:pStyle w:val="ListParagraph"/>
         <w:numPr>
           <w:ilvl w:val="2"/>
           <w:numId w:val="22"/>
@@ -9585,7 +9509,7 @@
     </w:p>
     <w:p>
       <w:pPr>
-        <w:pStyle w:val="Listaszerbekezds"/>
+        <w:pStyle w:val="ListParagraph"/>
         <w:numPr>
           <w:ilvl w:val="2"/>
           <w:numId w:val="22"/>
@@ -9623,7 +9547,7 @@
     </w:p>
     <w:p>
       <w:pPr>
-        <w:pStyle w:val="Cmsor5"/>
+        <w:pStyle w:val="Heading5"/>
       </w:pPr>
       <w:r>
         <w:t>/</w:t>
@@ -9634,15 +9558,7 @@
       </w:r>
       <w:proofErr w:type="spellEnd"/>
       <w:r>
-        <w:t>/</w:t>
-      </w:r>
-      <w:proofErr w:type="spellStart"/>
-      <w:r>
-        <w:t>User</w:t>
-      </w:r>
-      <w:proofErr w:type="spellEnd"/>
-      <w:r>
-        <w:t>/</w:t>
+        <w:t>/User/</w:t>
       </w:r>
       <w:r>
         <w:rPr>
@@ -9650,11 +9566,9 @@
         </w:rPr>
         <w:t>{</w:t>
       </w:r>
-      <w:proofErr w:type="spellStart"/>
       <w:r>
         <w:t>id</w:t>
       </w:r>
-      <w:proofErr w:type="spellEnd"/>
       <w:r>
         <w:rPr>
           <w:lang w:val="en-US"/>
@@ -9664,7 +9578,7 @@
     </w:p>
     <w:p>
       <w:pPr>
-        <w:pStyle w:val="Listaszerbekezds"/>
+        <w:pStyle w:val="ListParagraph"/>
         <w:numPr>
           <w:ilvl w:val="0"/>
           <w:numId w:val="22"/>
@@ -9677,7 +9591,7 @@
     </w:p>
     <w:p>
       <w:pPr>
-        <w:pStyle w:val="Listaszerbekezds"/>
+        <w:pStyle w:val="ListParagraph"/>
         <w:numPr>
           <w:ilvl w:val="1"/>
           <w:numId w:val="22"/>
@@ -9690,7 +9604,7 @@
     </w:p>
     <w:p>
       <w:pPr>
-        <w:pStyle w:val="Listaszerbekezds"/>
+        <w:pStyle w:val="ListParagraph"/>
         <w:numPr>
           <w:ilvl w:val="1"/>
           <w:numId w:val="22"/>
@@ -9719,7 +9633,7 @@
     </w:p>
     <w:p>
       <w:pPr>
-        <w:pStyle w:val="Listaszerbekezds"/>
+        <w:pStyle w:val="ListParagraph"/>
         <w:numPr>
           <w:ilvl w:val="1"/>
           <w:numId w:val="22"/>
@@ -9735,7 +9649,7 @@
     </w:p>
     <w:p>
       <w:pPr>
-        <w:pStyle w:val="Listaszerbekezds"/>
+        <w:pStyle w:val="ListParagraph"/>
         <w:numPr>
           <w:ilvl w:val="2"/>
           <w:numId w:val="22"/>
@@ -9790,7 +9704,7 @@
     </w:p>
     <w:p>
       <w:pPr>
-        <w:pStyle w:val="Listaszerbekezds"/>
+        <w:pStyle w:val="ListParagraph"/>
         <w:numPr>
           <w:ilvl w:val="2"/>
           <w:numId w:val="22"/>
@@ -9820,7 +9734,7 @@
     </w:p>
     <w:p>
       <w:pPr>
-        <w:pStyle w:val="Listaszerbekezds"/>
+        <w:pStyle w:val="ListParagraph"/>
         <w:numPr>
           <w:ilvl w:val="0"/>
           <w:numId w:val="22"/>
@@ -9834,7 +9748,7 @@
     </w:p>
     <w:p>
       <w:pPr>
-        <w:pStyle w:val="Listaszerbekezds"/>
+        <w:pStyle w:val="ListParagraph"/>
         <w:numPr>
           <w:ilvl w:val="1"/>
           <w:numId w:val="22"/>
@@ -9847,7 +9761,7 @@
     </w:p>
     <w:p>
       <w:pPr>
-        <w:pStyle w:val="Listaszerbekezds"/>
+        <w:pStyle w:val="ListParagraph"/>
         <w:numPr>
           <w:ilvl w:val="1"/>
           <w:numId w:val="22"/>
@@ -9863,7 +9777,7 @@
     </w:p>
     <w:p>
       <w:pPr>
-        <w:pStyle w:val="Listaszerbekezds"/>
+        <w:pStyle w:val="ListParagraph"/>
         <w:numPr>
           <w:ilvl w:val="2"/>
           <w:numId w:val="22"/>
@@ -9883,7 +9797,7 @@
     </w:p>
     <w:p>
       <w:pPr>
-        <w:pStyle w:val="Listaszerbekezds"/>
+        <w:pStyle w:val="ListParagraph"/>
         <w:numPr>
           <w:ilvl w:val="2"/>
           <w:numId w:val="22"/>
@@ -9911,7 +9825,7 @@
     </w:p>
     <w:p>
       <w:pPr>
-        <w:pStyle w:val="Listaszerbekezds"/>
+        <w:pStyle w:val="ListParagraph"/>
         <w:numPr>
           <w:ilvl w:val="1"/>
           <w:numId w:val="22"/>
@@ -9927,7 +9841,7 @@
     </w:p>
     <w:p>
       <w:pPr>
-        <w:pStyle w:val="Listaszerbekezds"/>
+        <w:pStyle w:val="ListParagraph"/>
         <w:numPr>
           <w:ilvl w:val="2"/>
           <w:numId w:val="22"/>
@@ -9971,7 +9885,7 @@
     </w:p>
     <w:p>
       <w:pPr>
-        <w:pStyle w:val="Listaszerbekezds"/>
+        <w:pStyle w:val="ListParagraph"/>
         <w:numPr>
           <w:ilvl w:val="2"/>
           <w:numId w:val="22"/>
@@ -9991,7 +9905,7 @@
     </w:p>
     <w:p>
       <w:pPr>
-        <w:pStyle w:val="Listaszerbekezds"/>
+        <w:pStyle w:val="ListParagraph"/>
         <w:numPr>
           <w:ilvl w:val="2"/>
           <w:numId w:val="22"/>
@@ -10027,7 +9941,7 @@
     </w:p>
     <w:p>
       <w:pPr>
-        <w:pStyle w:val="Listaszerbekezds"/>
+        <w:pStyle w:val="ListParagraph"/>
         <w:numPr>
           <w:ilvl w:val="2"/>
           <w:numId w:val="22"/>
@@ -10082,7 +9996,7 @@
     </w:p>
     <w:p>
       <w:pPr>
-        <w:pStyle w:val="Listaszerbekezds"/>
+        <w:pStyle w:val="ListParagraph"/>
         <w:numPr>
           <w:ilvl w:val="2"/>
           <w:numId w:val="22"/>
@@ -10118,7 +10032,7 @@
     </w:p>
     <w:p>
       <w:pPr>
-        <w:pStyle w:val="Listaszerbekezds"/>
+        <w:pStyle w:val="ListParagraph"/>
         <w:numPr>
           <w:ilvl w:val="2"/>
           <w:numId w:val="22"/>
@@ -10138,7 +10052,7 @@
     </w:p>
     <w:p>
       <w:pPr>
-        <w:pStyle w:val="Cmsor5"/>
+        <w:pStyle w:val="Heading5"/>
       </w:pPr>
       <w:r>
         <w:t>/</w:t>
@@ -10149,15 +10063,7 @@
       </w:r>
       <w:proofErr w:type="spellEnd"/>
       <w:r>
-        <w:t>/</w:t>
-      </w:r>
-      <w:proofErr w:type="spellStart"/>
-      <w:r>
-        <w:t>User</w:t>
-      </w:r>
-      <w:proofErr w:type="spellEnd"/>
-      <w:r>
-        <w:t>/</w:t>
+        <w:t>/User/</w:t>
       </w:r>
       <w:r>
         <w:rPr>
@@ -10171,7 +10077,7 @@
     </w:p>
     <w:p>
       <w:pPr>
-        <w:pStyle w:val="Listaszerbekezds"/>
+        <w:pStyle w:val="ListParagraph"/>
         <w:numPr>
           <w:ilvl w:val="0"/>
           <w:numId w:val="22"/>
@@ -10184,7 +10090,7 @@
     </w:p>
     <w:p>
       <w:pPr>
-        <w:pStyle w:val="Listaszerbekezds"/>
+        <w:pStyle w:val="ListParagraph"/>
         <w:numPr>
           <w:ilvl w:val="1"/>
           <w:numId w:val="22"/>
@@ -10197,7 +10103,7 @@
     </w:p>
     <w:p>
       <w:pPr>
-        <w:pStyle w:val="Listaszerbekezds"/>
+        <w:pStyle w:val="ListParagraph"/>
         <w:numPr>
           <w:ilvl w:val="1"/>
           <w:numId w:val="22"/>
@@ -10213,7 +10119,7 @@
     </w:p>
     <w:p>
       <w:pPr>
-        <w:pStyle w:val="Listaszerbekezds"/>
+        <w:pStyle w:val="ListParagraph"/>
         <w:numPr>
           <w:ilvl w:val="2"/>
           <w:numId w:val="22"/>
@@ -10233,7 +10139,7 @@
     </w:p>
     <w:p>
       <w:pPr>
-        <w:pStyle w:val="Listaszerbekezds"/>
+        <w:pStyle w:val="ListParagraph"/>
         <w:numPr>
           <w:ilvl w:val="2"/>
           <w:numId w:val="22"/>
@@ -10256,7 +10162,7 @@
     </w:p>
     <w:p>
       <w:pPr>
-        <w:pStyle w:val="Listaszerbekezds"/>
+        <w:pStyle w:val="ListParagraph"/>
         <w:numPr>
           <w:ilvl w:val="1"/>
           <w:numId w:val="22"/>
@@ -10272,7 +10178,7 @@
     </w:p>
     <w:p>
       <w:pPr>
-        <w:pStyle w:val="Listaszerbekezds"/>
+        <w:pStyle w:val="ListParagraph"/>
         <w:numPr>
           <w:ilvl w:val="2"/>
           <w:numId w:val="22"/>
@@ -10292,7 +10198,7 @@
     </w:p>
     <w:p>
       <w:pPr>
-        <w:pStyle w:val="Listaszerbekezds"/>
+        <w:pStyle w:val="ListParagraph"/>
         <w:numPr>
           <w:ilvl w:val="2"/>
           <w:numId w:val="22"/>
@@ -10328,7 +10234,7 @@
     </w:p>
     <w:p>
       <w:pPr>
-        <w:pStyle w:val="Listaszerbekezds"/>
+        <w:pStyle w:val="ListParagraph"/>
         <w:numPr>
           <w:ilvl w:val="2"/>
           <w:numId w:val="22"/>
@@ -10380,7 +10286,7 @@
     </w:p>
     <w:p>
       <w:pPr>
-        <w:pStyle w:val="Listaszerbekezds"/>
+        <w:pStyle w:val="ListParagraph"/>
         <w:numPr>
           <w:ilvl w:val="2"/>
           <w:numId w:val="22"/>
@@ -10432,7 +10338,7 @@
     </w:p>
     <w:p>
       <w:pPr>
-        <w:pStyle w:val="Listaszerbekezds"/>
+        <w:pStyle w:val="ListParagraph"/>
         <w:numPr>
           <w:ilvl w:val="2"/>
           <w:numId w:val="22"/>
@@ -10465,7 +10371,7 @@
     </w:p>
     <w:p>
       <w:pPr>
-        <w:pStyle w:val="Cmsor5"/>
+        <w:pStyle w:val="Heading5"/>
       </w:pPr>
       <w:r>
         <w:lastRenderedPageBreak/>
@@ -10477,34 +10383,26 @@
       </w:r>
       <w:proofErr w:type="spellEnd"/>
       <w:r>
+        <w:t>/User/</w:t>
+      </w:r>
+      <w:r>
+        <w:rPr>
+          <w:lang w:val="en-US"/>
+        </w:rPr>
+        <w:t>{id}</w:t>
+      </w:r>
+      <w:r>
         <w:t>/</w:t>
       </w:r>
       <w:proofErr w:type="spellStart"/>
       <w:r>
-        <w:t>User</w:t>
-      </w:r>
-      <w:proofErr w:type="spellEnd"/>
-      <w:r>
-        <w:t>/</w:t>
-      </w:r>
-      <w:r>
-        <w:rPr>
-          <w:lang w:val="en-US"/>
-        </w:rPr>
-        <w:t>{id}</w:t>
-      </w:r>
-      <w:r>
-        <w:t>/</w:t>
-      </w:r>
-      <w:proofErr w:type="spellStart"/>
-      <w:r>
         <w:t>Deposit</w:t>
       </w:r>
       <w:proofErr w:type="spellEnd"/>
     </w:p>
     <w:p>
       <w:pPr>
-        <w:pStyle w:val="Listaszerbekezds"/>
+        <w:pStyle w:val="ListParagraph"/>
         <w:numPr>
           <w:ilvl w:val="0"/>
           <w:numId w:val="22"/>
@@ -10517,7 +10415,7 @@
     </w:p>
     <w:p>
       <w:pPr>
-        <w:pStyle w:val="Listaszerbekezds"/>
+        <w:pStyle w:val="ListParagraph"/>
         <w:numPr>
           <w:ilvl w:val="1"/>
           <w:numId w:val="22"/>
@@ -10530,7 +10428,7 @@
     </w:p>
     <w:p>
       <w:pPr>
-        <w:pStyle w:val="Listaszerbekezds"/>
+        <w:pStyle w:val="ListParagraph"/>
         <w:numPr>
           <w:ilvl w:val="1"/>
           <w:numId w:val="22"/>
@@ -10546,7 +10444,7 @@
     </w:p>
     <w:p>
       <w:pPr>
-        <w:pStyle w:val="Listaszerbekezds"/>
+        <w:pStyle w:val="ListParagraph"/>
         <w:numPr>
           <w:ilvl w:val="2"/>
           <w:numId w:val="22"/>
@@ -10566,7 +10464,7 @@
     </w:p>
     <w:p>
       <w:pPr>
-        <w:pStyle w:val="Listaszerbekezds"/>
+        <w:pStyle w:val="ListParagraph"/>
         <w:numPr>
           <w:ilvl w:val="2"/>
           <w:numId w:val="22"/>
@@ -10589,7 +10487,7 @@
     </w:p>
     <w:p>
       <w:pPr>
-        <w:pStyle w:val="Listaszerbekezds"/>
+        <w:pStyle w:val="ListParagraph"/>
         <w:numPr>
           <w:ilvl w:val="1"/>
           <w:numId w:val="22"/>
@@ -10605,7 +10503,7 @@
     </w:p>
     <w:p>
       <w:pPr>
-        <w:pStyle w:val="Listaszerbekezds"/>
+        <w:pStyle w:val="ListParagraph"/>
         <w:numPr>
           <w:ilvl w:val="2"/>
           <w:numId w:val="22"/>
@@ -10641,7 +10539,7 @@
     </w:p>
     <w:p>
       <w:pPr>
-        <w:pStyle w:val="Listaszerbekezds"/>
+        <w:pStyle w:val="ListParagraph"/>
         <w:numPr>
           <w:ilvl w:val="2"/>
           <w:numId w:val="22"/>
@@ -10661,7 +10559,7 @@
     </w:p>
     <w:p>
       <w:pPr>
-        <w:pStyle w:val="Listaszerbekezds"/>
+        <w:pStyle w:val="ListParagraph"/>
         <w:numPr>
           <w:ilvl w:val="2"/>
           <w:numId w:val="22"/>
@@ -10697,7 +10595,7 @@
     </w:p>
     <w:p>
       <w:pPr>
-        <w:pStyle w:val="Listaszerbekezds"/>
+        <w:pStyle w:val="ListParagraph"/>
         <w:numPr>
           <w:ilvl w:val="2"/>
           <w:numId w:val="22"/>
@@ -10749,7 +10647,7 @@
     </w:p>
     <w:p>
       <w:pPr>
-        <w:pStyle w:val="Listaszerbekezds"/>
+        <w:pStyle w:val="ListParagraph"/>
         <w:numPr>
           <w:ilvl w:val="2"/>
           <w:numId w:val="22"/>
@@ -10769,7 +10667,7 @@
     </w:p>
     <w:p>
       <w:pPr>
-        <w:pStyle w:val="Cmsor5"/>
+        <w:pStyle w:val="Heading5"/>
       </w:pPr>
       <w:r>
         <w:t>/</w:t>
@@ -10780,34 +10678,26 @@
       </w:r>
       <w:proofErr w:type="spellEnd"/>
       <w:r>
+        <w:t>/User/</w:t>
+      </w:r>
+      <w:r>
+        <w:rPr>
+          <w:lang w:val="en-US"/>
+        </w:rPr>
+        <w:t>{id}</w:t>
+      </w:r>
+      <w:r>
         <w:t>/</w:t>
       </w:r>
       <w:proofErr w:type="spellStart"/>
       <w:r>
-        <w:t>User</w:t>
-      </w:r>
-      <w:proofErr w:type="spellEnd"/>
-      <w:r>
-        <w:t>/</w:t>
-      </w:r>
-      <w:r>
-        <w:rPr>
-          <w:lang w:val="en-US"/>
-        </w:rPr>
-        <w:t>{id}</w:t>
-      </w:r>
-      <w:r>
-        <w:t>/</w:t>
-      </w:r>
-      <w:proofErr w:type="spellStart"/>
-      <w:r>
         <w:t>Notification</w:t>
       </w:r>
       <w:proofErr w:type="spellEnd"/>
     </w:p>
     <w:p>
       <w:pPr>
-        <w:pStyle w:val="Listaszerbekezds"/>
+        <w:pStyle w:val="ListParagraph"/>
         <w:numPr>
           <w:ilvl w:val="0"/>
           <w:numId w:val="22"/>
@@ -10820,7 +10710,7 @@
     </w:p>
     <w:p>
       <w:pPr>
-        <w:pStyle w:val="Listaszerbekezds"/>
+        <w:pStyle w:val="ListParagraph"/>
         <w:numPr>
           <w:ilvl w:val="1"/>
           <w:numId w:val="22"/>
@@ -10833,7 +10723,7 @@
     </w:p>
     <w:p>
       <w:pPr>
-        <w:pStyle w:val="Listaszerbekezds"/>
+        <w:pStyle w:val="ListParagraph"/>
         <w:numPr>
           <w:ilvl w:val="1"/>
           <w:numId w:val="22"/>
@@ -10862,7 +10752,7 @@
     </w:p>
     <w:p>
       <w:pPr>
-        <w:pStyle w:val="Listaszerbekezds"/>
+        <w:pStyle w:val="ListParagraph"/>
         <w:numPr>
           <w:ilvl w:val="1"/>
           <w:numId w:val="22"/>
@@ -10878,7 +10768,7 @@
     </w:p>
     <w:p>
       <w:pPr>
-        <w:pStyle w:val="Listaszerbekezds"/>
+        <w:pStyle w:val="ListParagraph"/>
         <w:numPr>
           <w:ilvl w:val="2"/>
           <w:numId w:val="22"/>
@@ -10898,7 +10788,7 @@
     </w:p>
     <w:p>
       <w:pPr>
-        <w:pStyle w:val="Listaszerbekezds"/>
+        <w:pStyle w:val="ListParagraph"/>
         <w:numPr>
           <w:ilvl w:val="2"/>
           <w:numId w:val="22"/>
@@ -10942,7 +10832,7 @@
     </w:p>
     <w:p>
       <w:pPr>
-        <w:pStyle w:val="Listaszerbekezds"/>
+        <w:pStyle w:val="ListParagraph"/>
         <w:numPr>
           <w:ilvl w:val="2"/>
           <w:numId w:val="22"/>
@@ -10962,7 +10852,7 @@
     </w:p>
     <w:p>
       <w:pPr>
-        <w:pStyle w:val="Listaszerbekezds"/>
+        <w:pStyle w:val="ListParagraph"/>
         <w:numPr>
           <w:ilvl w:val="0"/>
           <w:numId w:val="22"/>
@@ -10978,7 +10868,7 @@
     </w:p>
     <w:p>
       <w:pPr>
-        <w:pStyle w:val="Listaszerbekezds"/>
+        <w:pStyle w:val="ListParagraph"/>
         <w:numPr>
           <w:ilvl w:val="1"/>
           <w:numId w:val="22"/>
@@ -10991,7 +10881,7 @@
     </w:p>
     <w:p>
       <w:pPr>
-        <w:pStyle w:val="Listaszerbekezds"/>
+        <w:pStyle w:val="ListParagraph"/>
         <w:numPr>
           <w:ilvl w:val="1"/>
           <w:numId w:val="22"/>
@@ -11020,7 +10910,7 @@
     </w:p>
     <w:p>
       <w:pPr>
-        <w:pStyle w:val="Listaszerbekezds"/>
+        <w:pStyle w:val="ListParagraph"/>
         <w:numPr>
           <w:ilvl w:val="1"/>
           <w:numId w:val="22"/>
@@ -11036,7 +10926,7 @@
     </w:p>
     <w:p>
       <w:pPr>
-        <w:pStyle w:val="Listaszerbekezds"/>
+        <w:pStyle w:val="ListParagraph"/>
         <w:numPr>
           <w:ilvl w:val="2"/>
           <w:numId w:val="22"/>
@@ -11056,7 +10946,7 @@
     </w:p>
     <w:p>
       <w:pPr>
-        <w:pStyle w:val="Listaszerbekezds"/>
+        <w:pStyle w:val="ListParagraph"/>
         <w:numPr>
           <w:ilvl w:val="2"/>
           <w:numId w:val="22"/>
@@ -11100,7 +10990,7 @@
     </w:p>
     <w:p>
       <w:pPr>
-        <w:pStyle w:val="Listaszerbekezds"/>
+        <w:pStyle w:val="ListParagraph"/>
         <w:numPr>
           <w:ilvl w:val="2"/>
           <w:numId w:val="22"/>
@@ -11149,7 +11039,7 @@
     </w:p>
     <w:p>
       <w:pPr>
-        <w:pStyle w:val="Cmsor5"/>
+        <w:pStyle w:val="Heading5"/>
       </w:pPr>
       <w:r>
         <w:lastRenderedPageBreak/>
@@ -11161,11 +11051,34 @@
       </w:r>
       <w:proofErr w:type="spellEnd"/>
       <w:r>
+        <w:t>/User/</w:t>
+      </w:r>
+      <w:r>
+        <w:rPr>
+          <w:lang w:val="en-US"/>
+        </w:rPr>
+        <w:t>{</w:t>
+      </w:r>
+      <w:proofErr w:type="spellStart"/>
+      <w:r>
+        <w:rPr>
+          <w:lang w:val="en-US"/>
+        </w:rPr>
+        <w:t>userId</w:t>
+      </w:r>
+      <w:proofErr w:type="spellEnd"/>
+      <w:r>
+        <w:rPr>
+          <w:lang w:val="en-US"/>
+        </w:rPr>
+        <w:t>}</w:t>
+      </w:r>
+      <w:r>
         <w:t>/</w:t>
       </w:r>
       <w:proofErr w:type="spellStart"/>
       <w:r>
-        <w:t>User</w:t>
+        <w:t>Notification</w:t>
       </w:r>
       <w:proofErr w:type="spellEnd"/>
       <w:r>
@@ -11182,7 +11095,7 @@
         <w:rPr>
           <w:lang w:val="en-US"/>
         </w:rPr>
-        <w:t>userId</w:t>
+        <w:t>notificationId</w:t>
       </w:r>
       <w:proofErr w:type="spellEnd"/>
       <w:r>
@@ -11191,41 +11104,10 @@
         </w:rPr>
         <w:t>}</w:t>
       </w:r>
-      <w:r>
-        <w:t>/</w:t>
-      </w:r>
-      <w:proofErr w:type="spellStart"/>
-      <w:r>
-        <w:t>Notification</w:t>
-      </w:r>
-      <w:proofErr w:type="spellEnd"/>
-      <w:r>
-        <w:t>/</w:t>
-      </w:r>
-      <w:r>
-        <w:rPr>
-          <w:lang w:val="en-US"/>
-        </w:rPr>
-        <w:t>{</w:t>
-      </w:r>
-      <w:proofErr w:type="spellStart"/>
-      <w:r>
-        <w:rPr>
-          <w:lang w:val="en-US"/>
-        </w:rPr>
-        <w:t>notificationId</w:t>
-      </w:r>
-      <w:proofErr w:type="spellEnd"/>
-      <w:r>
-        <w:rPr>
-          <w:lang w:val="en-US"/>
-        </w:rPr>
-        <w:t>}</w:t>
-      </w:r>
-    </w:p>
-    <w:p>
-      <w:pPr>
-        <w:pStyle w:val="Listaszerbekezds"/>
+    </w:p>
+    <w:p>
+      <w:pPr>
+        <w:pStyle w:val="ListParagraph"/>
         <w:numPr>
           <w:ilvl w:val="0"/>
           <w:numId w:val="22"/>
@@ -11255,7 +11137,7 @@
     </w:p>
     <w:p>
       <w:pPr>
-        <w:pStyle w:val="Listaszerbekezds"/>
+        <w:pStyle w:val="ListParagraph"/>
         <w:numPr>
           <w:ilvl w:val="1"/>
           <w:numId w:val="22"/>
@@ -11268,7 +11150,7 @@
     </w:p>
     <w:p>
       <w:pPr>
-        <w:pStyle w:val="Listaszerbekezds"/>
+        <w:pStyle w:val="ListParagraph"/>
         <w:numPr>
           <w:ilvl w:val="1"/>
           <w:numId w:val="22"/>
@@ -11287,7 +11169,7 @@
     </w:p>
     <w:p>
       <w:pPr>
-        <w:pStyle w:val="Listaszerbekezds"/>
+        <w:pStyle w:val="ListParagraph"/>
         <w:numPr>
           <w:ilvl w:val="2"/>
           <w:numId w:val="22"/>
@@ -11309,7 +11191,7 @@
     </w:p>
     <w:p>
       <w:pPr>
-        <w:pStyle w:val="Listaszerbekezds"/>
+        <w:pStyle w:val="ListParagraph"/>
         <w:numPr>
           <w:ilvl w:val="2"/>
           <w:numId w:val="22"/>
@@ -11331,7 +11213,7 @@
     </w:p>
     <w:p>
       <w:pPr>
-        <w:pStyle w:val="Listaszerbekezds"/>
+        <w:pStyle w:val="ListParagraph"/>
         <w:numPr>
           <w:ilvl w:val="1"/>
           <w:numId w:val="22"/>
@@ -11347,7 +11229,7 @@
     </w:p>
     <w:p>
       <w:pPr>
-        <w:pStyle w:val="Listaszerbekezds"/>
+        <w:pStyle w:val="ListParagraph"/>
         <w:numPr>
           <w:ilvl w:val="2"/>
           <w:numId w:val="22"/>
@@ -11367,7 +11249,7 @@
     </w:p>
     <w:p>
       <w:pPr>
-        <w:pStyle w:val="Listaszerbekezds"/>
+        <w:pStyle w:val="ListParagraph"/>
         <w:numPr>
           <w:ilvl w:val="2"/>
           <w:numId w:val="22"/>
@@ -11411,7 +11293,7 @@
     </w:p>
     <w:p>
       <w:pPr>
-        <w:pStyle w:val="Listaszerbekezds"/>
+        <w:pStyle w:val="ListParagraph"/>
         <w:numPr>
           <w:ilvl w:val="2"/>
           <w:numId w:val="22"/>
@@ -11440,7 +11322,7 @@
     </w:p>
     <w:p>
       <w:pPr>
-        <w:pStyle w:val="Listaszerbekezds"/>
+        <w:pStyle w:val="ListParagraph"/>
         <w:numPr>
           <w:ilvl w:val="2"/>
           <w:numId w:val="22"/>
@@ -11460,7 +11342,7 @@
     </w:p>
     <w:p>
       <w:pPr>
-        <w:pStyle w:val="Listaszerbekezds"/>
+        <w:pStyle w:val="ListParagraph"/>
         <w:numPr>
           <w:ilvl w:val="0"/>
           <w:numId w:val="22"/>
@@ -11473,7 +11355,7 @@
     </w:p>
     <w:p>
       <w:pPr>
-        <w:pStyle w:val="Listaszerbekezds"/>
+        <w:pStyle w:val="ListParagraph"/>
         <w:numPr>
           <w:ilvl w:val="1"/>
           <w:numId w:val="22"/>
@@ -11486,7 +11368,7 @@
     </w:p>
     <w:p>
       <w:pPr>
-        <w:pStyle w:val="Listaszerbekezds"/>
+        <w:pStyle w:val="ListParagraph"/>
         <w:numPr>
           <w:ilvl w:val="1"/>
           <w:numId w:val="22"/>
@@ -11505,7 +11387,7 @@
     </w:p>
     <w:p>
       <w:pPr>
-        <w:pStyle w:val="Listaszerbekezds"/>
+        <w:pStyle w:val="ListParagraph"/>
         <w:numPr>
           <w:ilvl w:val="2"/>
           <w:numId w:val="22"/>
@@ -11527,7 +11409,7 @@
     </w:p>
     <w:p>
       <w:pPr>
-        <w:pStyle w:val="Listaszerbekezds"/>
+        <w:pStyle w:val="ListParagraph"/>
         <w:numPr>
           <w:ilvl w:val="2"/>
           <w:numId w:val="22"/>
@@ -11549,7 +11431,7 @@
     </w:p>
     <w:p>
       <w:pPr>
-        <w:pStyle w:val="Listaszerbekezds"/>
+        <w:pStyle w:val="ListParagraph"/>
         <w:numPr>
           <w:ilvl w:val="1"/>
           <w:numId w:val="22"/>
@@ -11565,7 +11447,7 @@
     </w:p>
     <w:p>
       <w:pPr>
-        <w:pStyle w:val="Listaszerbekezds"/>
+        <w:pStyle w:val="ListParagraph"/>
         <w:numPr>
           <w:ilvl w:val="2"/>
           <w:numId w:val="22"/>
@@ -11585,7 +11467,7 @@
     </w:p>
     <w:p>
       <w:pPr>
-        <w:pStyle w:val="Listaszerbekezds"/>
+        <w:pStyle w:val="ListParagraph"/>
         <w:numPr>
           <w:ilvl w:val="2"/>
           <w:numId w:val="22"/>
@@ -11629,7 +11511,7 @@
     </w:p>
     <w:p>
       <w:pPr>
-        <w:pStyle w:val="Listaszerbekezds"/>
+        <w:pStyle w:val="ListParagraph"/>
         <w:numPr>
           <w:ilvl w:val="2"/>
           <w:numId w:val="22"/>
@@ -11658,7 +11540,7 @@
     </w:p>
     <w:p>
       <w:pPr>
-        <w:pStyle w:val="Listaszerbekezds"/>
+        <w:pStyle w:val="ListParagraph"/>
         <w:numPr>
           <w:ilvl w:val="2"/>
           <w:numId w:val="22"/>
@@ -11704,10 +11586,10 @@
     </w:p>
     <w:p>
       <w:pPr>
-        <w:pStyle w:val="Cmsor4"/>
-        <w:suppressAutoHyphens/>
-      </w:pPr>
-      <w:bookmarkStart w:id="32" w:name="_Toc227709801"/>
+        <w:pStyle w:val="Heading4"/>
+        <w:suppressAutoHyphens/>
+      </w:pPr>
+      <w:bookmarkStart w:id="31" w:name="_Toc227709801"/>
       <w:r>
         <w:lastRenderedPageBreak/>
         <w:t xml:space="preserve">Bérlés kontroller – </w:t>
@@ -11716,7 +11598,7 @@
       <w:r>
         <w:t>RentalController</w:t>
       </w:r>
-      <w:bookmarkEnd w:id="32"/>
+      <w:bookmarkEnd w:id="31"/>
       <w:proofErr w:type="spellEnd"/>
     </w:p>
     <w:p>
@@ -11752,7 +11634,7 @@
     </w:p>
     <w:p>
       <w:pPr>
-        <w:pStyle w:val="Cmsor5"/>
+        <w:pStyle w:val="Heading5"/>
       </w:pPr>
       <w:r>
         <w:t>/</w:t>
@@ -11773,7 +11655,7 @@
     </w:p>
     <w:p>
       <w:pPr>
-        <w:pStyle w:val="Listaszerbekezds"/>
+        <w:pStyle w:val="ListParagraph"/>
         <w:numPr>
           <w:ilvl w:val="0"/>
           <w:numId w:val="23"/>
@@ -11786,7 +11668,7 @@
     </w:p>
     <w:p>
       <w:pPr>
-        <w:pStyle w:val="Listaszerbekezds"/>
+        <w:pStyle w:val="ListParagraph"/>
         <w:numPr>
           <w:ilvl w:val="1"/>
           <w:numId w:val="23"/>
@@ -11802,7 +11684,7 @@
     </w:p>
     <w:p>
       <w:pPr>
-        <w:pStyle w:val="Listaszerbekezds"/>
+        <w:pStyle w:val="ListParagraph"/>
         <w:numPr>
           <w:ilvl w:val="1"/>
           <w:numId w:val="23"/>
@@ -11818,7 +11700,7 @@
     </w:p>
     <w:p>
       <w:pPr>
-        <w:pStyle w:val="Listaszerbekezds"/>
+        <w:pStyle w:val="ListParagraph"/>
         <w:numPr>
           <w:ilvl w:val="1"/>
           <w:numId w:val="23"/>
@@ -11834,7 +11716,7 @@
     </w:p>
     <w:p>
       <w:pPr>
-        <w:pStyle w:val="Listaszerbekezds"/>
+        <w:pStyle w:val="ListParagraph"/>
         <w:numPr>
           <w:ilvl w:val="2"/>
           <w:numId w:val="23"/>
@@ -11857,7 +11739,7 @@
     </w:p>
     <w:p>
       <w:pPr>
-        <w:pStyle w:val="Listaszerbekezds"/>
+        <w:pStyle w:val="ListParagraph"/>
         <w:numPr>
           <w:ilvl w:val="2"/>
           <w:numId w:val="23"/>
@@ -11880,7 +11762,7 @@
     </w:p>
     <w:p>
       <w:pPr>
-        <w:pStyle w:val="Listaszerbekezds"/>
+        <w:pStyle w:val="ListParagraph"/>
         <w:numPr>
           <w:ilvl w:val="0"/>
           <w:numId w:val="23"/>
@@ -11893,7 +11775,7 @@
     </w:p>
     <w:p>
       <w:pPr>
-        <w:pStyle w:val="Listaszerbekezds"/>
+        <w:pStyle w:val="ListParagraph"/>
         <w:numPr>
           <w:ilvl w:val="1"/>
           <w:numId w:val="23"/>
@@ -11906,7 +11788,7 @@
     </w:p>
     <w:p>
       <w:pPr>
-        <w:pStyle w:val="Listaszerbekezds"/>
+        <w:pStyle w:val="ListParagraph"/>
         <w:numPr>
           <w:ilvl w:val="1"/>
           <w:numId w:val="23"/>
@@ -11949,7 +11831,7 @@
     </w:p>
     <w:p>
       <w:pPr>
-        <w:pStyle w:val="Listaszerbekezds"/>
+        <w:pStyle w:val="ListParagraph"/>
         <w:numPr>
           <w:ilvl w:val="1"/>
           <w:numId w:val="23"/>
@@ -11965,7 +11847,7 @@
     </w:p>
     <w:p>
       <w:pPr>
-        <w:pStyle w:val="Listaszerbekezds"/>
+        <w:pStyle w:val="ListParagraph"/>
         <w:numPr>
           <w:ilvl w:val="2"/>
           <w:numId w:val="23"/>
@@ -12002,12 +11884,18 @@
         <w:t>nincs megadva átvételi hely</w:t>
       </w:r>
       <w:r>
-        <w:t>, vagy az ajánlatot tevő felhasználónak nem elegendő az egyenlege.</w:t>
-      </w:r>
-    </w:p>
-    <w:p>
-      <w:pPr>
-        <w:pStyle w:val="Listaszerbekezds"/>
+        <w:t xml:space="preserve">, </w:t>
+      </w:r>
+      <w:r>
+        <w:t xml:space="preserve">a felhasználó fiókjában nincs beállítva jogosítványszám </w:t>
+      </w:r>
+      <w:r>
+        <w:t>vagy az ajánlatot tevő felhasználónak nem elegendő az egyenlege.</w:t>
+      </w:r>
+    </w:p>
+    <w:p>
+      <w:pPr>
+        <w:pStyle w:val="ListParagraph"/>
         <w:numPr>
           <w:ilvl w:val="2"/>
           <w:numId w:val="23"/>
@@ -12027,7 +11915,7 @@
     </w:p>
     <w:p>
       <w:pPr>
-        <w:pStyle w:val="Listaszerbekezds"/>
+        <w:pStyle w:val="ListParagraph"/>
         <w:numPr>
           <w:ilvl w:val="2"/>
           <w:numId w:val="23"/>
@@ -12061,10 +11949,10 @@
         <w:t xml:space="preserve"> </w:t>
       </w:r>
       <w:r>
-        <w:t>Nincs megadva a felhasználó fiókjában jogosítványszám,</w:t>
-      </w:r>
-      <w:r>
-        <w:t xml:space="preserve"> vagy a felhasználó</w:t>
+        <w:t xml:space="preserve">A </w:t>
+      </w:r>
+      <w:r>
+        <w:t>felhasználó</w:t>
       </w:r>
       <w:r>
         <w:t xml:space="preserve"> a saját </w:t>
@@ -12078,7 +11966,7 @@
     </w:p>
     <w:p>
       <w:pPr>
-        <w:pStyle w:val="Listaszerbekezds"/>
+        <w:pStyle w:val="ListParagraph"/>
         <w:numPr>
           <w:ilvl w:val="2"/>
           <w:numId w:val="23"/>
@@ -12123,7 +12011,7 @@
     </w:p>
     <w:p>
       <w:pPr>
-        <w:pStyle w:val="Listaszerbekezds"/>
+        <w:pStyle w:val="ListParagraph"/>
         <w:numPr>
           <w:ilvl w:val="2"/>
           <w:numId w:val="23"/>
@@ -12165,7 +12053,7 @@
     </w:p>
     <w:p>
       <w:pPr>
-        <w:pStyle w:val="Listaszerbekezds"/>
+        <w:pStyle w:val="ListParagraph"/>
         <w:numPr>
           <w:ilvl w:val="2"/>
           <w:numId w:val="23"/>
@@ -12214,7 +12102,7 @@
     </w:p>
     <w:p>
       <w:pPr>
-        <w:pStyle w:val="Cmsor5"/>
+        <w:pStyle w:val="Heading5"/>
       </w:pPr>
       <w:r>
         <w:lastRenderedPageBreak/>
@@ -12234,20 +12122,12 @@
       </w:r>
       <w:proofErr w:type="spellEnd"/>
       <w:r>
-        <w:t>/{</w:t>
-      </w:r>
-      <w:proofErr w:type="spellStart"/>
-      <w:r>
-        <w:t>id</w:t>
-      </w:r>
-      <w:proofErr w:type="spellEnd"/>
-      <w:r>
-        <w:t>}</w:t>
-      </w:r>
-    </w:p>
-    <w:p>
-      <w:pPr>
-        <w:pStyle w:val="Listaszerbekezds"/>
+        <w:t>/{id}</w:t>
+      </w:r>
+    </w:p>
+    <w:p>
+      <w:pPr>
+        <w:pStyle w:val="ListParagraph"/>
         <w:numPr>
           <w:ilvl w:val="0"/>
           <w:numId w:val="23"/>
@@ -12260,7 +12140,7 @@
     </w:p>
     <w:p>
       <w:pPr>
-        <w:pStyle w:val="Listaszerbekezds"/>
+        <w:pStyle w:val="ListParagraph"/>
         <w:numPr>
           <w:ilvl w:val="1"/>
           <w:numId w:val="23"/>
@@ -12276,7 +12156,7 @@
     </w:p>
     <w:p>
       <w:pPr>
-        <w:pStyle w:val="Listaszerbekezds"/>
+        <w:pStyle w:val="ListParagraph"/>
         <w:numPr>
           <w:ilvl w:val="1"/>
           <w:numId w:val="23"/>
@@ -12305,7 +12185,7 @@
     </w:p>
     <w:p>
       <w:pPr>
-        <w:pStyle w:val="Listaszerbekezds"/>
+        <w:pStyle w:val="ListParagraph"/>
         <w:numPr>
           <w:ilvl w:val="1"/>
           <w:numId w:val="23"/>
@@ -12321,7 +12201,7 @@
     </w:p>
     <w:p>
       <w:pPr>
-        <w:pStyle w:val="Listaszerbekezds"/>
+        <w:pStyle w:val="ListParagraph"/>
         <w:numPr>
           <w:ilvl w:val="2"/>
           <w:numId w:val="23"/>
@@ -12341,7 +12221,7 @@
     </w:p>
     <w:p>
       <w:pPr>
-        <w:pStyle w:val="Listaszerbekezds"/>
+        <w:pStyle w:val="ListParagraph"/>
         <w:numPr>
           <w:ilvl w:val="2"/>
           <w:numId w:val="23"/>
@@ -12383,7 +12263,7 @@
     </w:p>
     <w:p>
       <w:pPr>
-        <w:pStyle w:val="Listaszerbekezds"/>
+        <w:pStyle w:val="ListParagraph"/>
         <w:numPr>
           <w:ilvl w:val="2"/>
           <w:numId w:val="23"/>
@@ -12422,7 +12302,7 @@
     </w:p>
     <w:p>
       <w:pPr>
-        <w:pStyle w:val="Listaszerbekezds"/>
+        <w:pStyle w:val="ListParagraph"/>
         <w:numPr>
           <w:ilvl w:val="2"/>
           <w:numId w:val="23"/>
@@ -12442,7 +12322,7 @@
     </w:p>
     <w:p>
       <w:pPr>
-        <w:pStyle w:val="Listaszerbekezds"/>
+        <w:pStyle w:val="ListParagraph"/>
         <w:numPr>
           <w:ilvl w:val="0"/>
           <w:numId w:val="23"/>
@@ -12455,7 +12335,7 @@
     </w:p>
     <w:p>
       <w:pPr>
-        <w:pStyle w:val="Listaszerbekezds"/>
+        <w:pStyle w:val="ListParagraph"/>
         <w:numPr>
           <w:ilvl w:val="1"/>
           <w:numId w:val="23"/>
@@ -12471,7 +12351,7 @@
     </w:p>
     <w:p>
       <w:pPr>
-        <w:pStyle w:val="Listaszerbekezds"/>
+        <w:pStyle w:val="ListParagraph"/>
         <w:numPr>
           <w:ilvl w:val="1"/>
           <w:numId w:val="23"/>
@@ -12487,7 +12367,7 @@
     </w:p>
     <w:p>
       <w:pPr>
-        <w:pStyle w:val="Listaszerbekezds"/>
+        <w:pStyle w:val="ListParagraph"/>
         <w:numPr>
           <w:ilvl w:val="2"/>
           <w:numId w:val="23"/>
@@ -12507,7 +12387,7 @@
     </w:p>
     <w:p>
       <w:pPr>
-        <w:pStyle w:val="Listaszerbekezds"/>
+        <w:pStyle w:val="ListParagraph"/>
         <w:numPr>
           <w:ilvl w:val="2"/>
           <w:numId w:val="23"/>
@@ -12535,7 +12415,7 @@
     </w:p>
     <w:p>
       <w:pPr>
-        <w:pStyle w:val="Listaszerbekezds"/>
+        <w:pStyle w:val="ListParagraph"/>
         <w:numPr>
           <w:ilvl w:val="1"/>
           <w:numId w:val="23"/>
@@ -12551,7 +12431,7 @@
     </w:p>
     <w:p>
       <w:pPr>
-        <w:pStyle w:val="Listaszerbekezds"/>
+        <w:pStyle w:val="ListParagraph"/>
         <w:numPr>
           <w:ilvl w:val="2"/>
           <w:numId w:val="23"/>
@@ -12596,7 +12476,7 @@
     </w:p>
     <w:p>
       <w:pPr>
-        <w:pStyle w:val="Listaszerbekezds"/>
+        <w:pStyle w:val="ListParagraph"/>
         <w:numPr>
           <w:ilvl w:val="2"/>
           <w:numId w:val="23"/>
@@ -12616,7 +12496,7 @@
     </w:p>
     <w:p>
       <w:pPr>
-        <w:pStyle w:val="Listaszerbekezds"/>
+        <w:pStyle w:val="ListParagraph"/>
         <w:numPr>
           <w:ilvl w:val="2"/>
           <w:numId w:val="23"/>
@@ -12664,7 +12544,7 @@
     </w:p>
     <w:p>
       <w:pPr>
-        <w:pStyle w:val="Listaszerbekezds"/>
+        <w:pStyle w:val="ListParagraph"/>
         <w:numPr>
           <w:ilvl w:val="2"/>
           <w:numId w:val="23"/>
@@ -12703,7 +12583,7 @@
     </w:p>
     <w:p>
       <w:pPr>
-        <w:pStyle w:val="Listaszerbekezds"/>
+        <w:pStyle w:val="ListParagraph"/>
         <w:numPr>
           <w:ilvl w:val="2"/>
           <w:numId w:val="23"/>
@@ -12742,7 +12622,7 @@
     </w:p>
     <w:p>
       <w:pPr>
-        <w:pStyle w:val="Listaszerbekezds"/>
+        <w:pStyle w:val="ListParagraph"/>
         <w:numPr>
           <w:ilvl w:val="2"/>
           <w:numId w:val="23"/>
@@ -12779,7 +12659,7 @@
     </w:p>
     <w:p>
       <w:pPr>
-        <w:pStyle w:val="Listaszerbekezds"/>
+        <w:pStyle w:val="ListParagraph"/>
         <w:numPr>
           <w:ilvl w:val="2"/>
           <w:numId w:val="23"/>
@@ -12836,7 +12716,7 @@
     </w:p>
     <w:p>
       <w:pPr>
-        <w:pStyle w:val="Listaszerbekezds"/>
+        <w:pStyle w:val="ListParagraph"/>
         <w:numPr>
           <w:ilvl w:val="0"/>
           <w:numId w:val="23"/>
@@ -12850,7 +12730,7 @@
     </w:p>
     <w:p>
       <w:pPr>
-        <w:pStyle w:val="Listaszerbekezds"/>
+        <w:pStyle w:val="ListParagraph"/>
         <w:numPr>
           <w:ilvl w:val="1"/>
           <w:numId w:val="23"/>
@@ -12863,7 +12743,7 @@
     </w:p>
     <w:p>
       <w:pPr>
-        <w:pStyle w:val="Listaszerbekezds"/>
+        <w:pStyle w:val="ListParagraph"/>
         <w:numPr>
           <w:ilvl w:val="1"/>
           <w:numId w:val="23"/>
@@ -12892,7 +12772,7 @@
     </w:p>
     <w:p>
       <w:pPr>
-        <w:pStyle w:val="Listaszerbekezds"/>
+        <w:pStyle w:val="ListParagraph"/>
         <w:numPr>
           <w:ilvl w:val="1"/>
           <w:numId w:val="23"/>
@@ -12908,7 +12788,7 @@
     </w:p>
     <w:p>
       <w:pPr>
-        <w:pStyle w:val="Listaszerbekezds"/>
+        <w:pStyle w:val="ListParagraph"/>
         <w:numPr>
           <w:ilvl w:val="2"/>
           <w:numId w:val="23"/>
@@ -12947,7 +12827,7 @@
     </w:p>
     <w:p>
       <w:pPr>
-        <w:pStyle w:val="Listaszerbekezds"/>
+        <w:pStyle w:val="ListParagraph"/>
         <w:numPr>
           <w:ilvl w:val="2"/>
           <w:numId w:val="23"/>
@@ -12967,7 +12847,7 @@
     </w:p>
     <w:p>
       <w:pPr>
-        <w:pStyle w:val="Listaszerbekezds"/>
+        <w:pStyle w:val="ListParagraph"/>
         <w:numPr>
           <w:ilvl w:val="2"/>
           <w:numId w:val="23"/>
@@ -13006,7 +12886,7 @@
     </w:p>
     <w:p>
       <w:pPr>
-        <w:pStyle w:val="Listaszerbekezds"/>
+        <w:pStyle w:val="ListParagraph"/>
         <w:numPr>
           <w:ilvl w:val="2"/>
           <w:numId w:val="23"/>
@@ -13042,7 +12922,7 @@
     </w:p>
     <w:p>
       <w:pPr>
-        <w:pStyle w:val="Listaszerbekezds"/>
+        <w:pStyle w:val="ListParagraph"/>
         <w:numPr>
           <w:ilvl w:val="2"/>
           <w:numId w:val="23"/>
@@ -13062,7 +12942,7 @@
     </w:p>
     <w:p>
       <w:pPr>
-        <w:pStyle w:val="Listaszerbekezds"/>
+        <w:pStyle w:val="ListParagraph"/>
         <w:numPr>
           <w:ilvl w:val="2"/>
           <w:numId w:val="23"/>
@@ -13098,7 +12978,7 @@
     </w:p>
     <w:p>
       <w:pPr>
-        <w:pStyle w:val="Cmsor5"/>
+        <w:pStyle w:val="Heading5"/>
       </w:pPr>
       <w:r>
         <w:t>/</w:t>
@@ -13117,15 +12997,7 @@
       </w:r>
       <w:proofErr w:type="spellEnd"/>
       <w:r>
-        <w:t>/{</w:t>
-      </w:r>
-      <w:proofErr w:type="spellStart"/>
-      <w:r>
-        <w:t>id</w:t>
-      </w:r>
-      <w:proofErr w:type="spellEnd"/>
-      <w:r>
-        <w:t>}/</w:t>
+        <w:t>/{id}/</w:t>
       </w:r>
       <w:proofErr w:type="spellStart"/>
       <w:r>
@@ -13135,7 +13007,7 @@
     </w:p>
     <w:p>
       <w:pPr>
-        <w:pStyle w:val="Listaszerbekezds"/>
+        <w:pStyle w:val="ListParagraph"/>
         <w:numPr>
           <w:ilvl w:val="0"/>
           <w:numId w:val="23"/>
@@ -13148,7 +13020,7 @@
     </w:p>
     <w:p>
       <w:pPr>
-        <w:pStyle w:val="Listaszerbekezds"/>
+        <w:pStyle w:val="ListParagraph"/>
         <w:numPr>
           <w:ilvl w:val="1"/>
           <w:numId w:val="23"/>
@@ -13161,7 +13033,7 @@
     </w:p>
     <w:p>
       <w:pPr>
-        <w:pStyle w:val="Listaszerbekezds"/>
+        <w:pStyle w:val="ListParagraph"/>
         <w:numPr>
           <w:ilvl w:val="1"/>
           <w:numId w:val="23"/>
@@ -13190,7 +13062,7 @@
     </w:p>
     <w:p>
       <w:pPr>
-        <w:pStyle w:val="Listaszerbekezds"/>
+        <w:pStyle w:val="ListParagraph"/>
         <w:numPr>
           <w:ilvl w:val="1"/>
           <w:numId w:val="23"/>
@@ -13206,7 +13078,7 @@
     </w:p>
     <w:p>
       <w:pPr>
-        <w:pStyle w:val="Listaszerbekezds"/>
+        <w:pStyle w:val="ListParagraph"/>
         <w:numPr>
           <w:ilvl w:val="2"/>
           <w:numId w:val="23"/>
@@ -13226,7 +13098,7 @@
     </w:p>
     <w:p>
       <w:pPr>
-        <w:pStyle w:val="Listaszerbekezds"/>
+        <w:pStyle w:val="ListParagraph"/>
         <w:numPr>
           <w:ilvl w:val="2"/>
           <w:numId w:val="23"/>
@@ -13262,7 +13134,7 @@
     </w:p>
     <w:p>
       <w:pPr>
-        <w:pStyle w:val="Listaszerbekezds"/>
+        <w:pStyle w:val="ListParagraph"/>
         <w:numPr>
           <w:ilvl w:val="2"/>
           <w:numId w:val="23"/>
@@ -13298,7 +13170,7 @@
     </w:p>
     <w:p>
       <w:pPr>
-        <w:pStyle w:val="Listaszerbekezds"/>
+        <w:pStyle w:val="ListParagraph"/>
         <w:numPr>
           <w:ilvl w:val="2"/>
           <w:numId w:val="23"/>
@@ -13328,7 +13200,7 @@
     </w:p>
     <w:p>
       <w:pPr>
-        <w:pStyle w:val="Listaszerbekezds"/>
+        <w:pStyle w:val="ListParagraph"/>
         <w:numPr>
           <w:ilvl w:val="0"/>
           <w:numId w:val="23"/>
@@ -13342,7 +13214,7 @@
     </w:p>
     <w:p>
       <w:pPr>
-        <w:pStyle w:val="Listaszerbekezds"/>
+        <w:pStyle w:val="ListParagraph"/>
         <w:numPr>
           <w:ilvl w:val="1"/>
           <w:numId w:val="23"/>
@@ -13355,7 +13227,7 @@
     </w:p>
     <w:p>
       <w:pPr>
-        <w:pStyle w:val="Listaszerbekezds"/>
+        <w:pStyle w:val="ListParagraph"/>
         <w:numPr>
           <w:ilvl w:val="1"/>
           <w:numId w:val="23"/>
@@ -13371,7 +13243,7 @@
     </w:p>
     <w:p>
       <w:pPr>
-        <w:pStyle w:val="Listaszerbekezds"/>
+        <w:pStyle w:val="ListParagraph"/>
         <w:numPr>
           <w:ilvl w:val="2"/>
           <w:numId w:val="23"/>
@@ -13391,7 +13263,7 @@
     </w:p>
     <w:p>
       <w:pPr>
-        <w:pStyle w:val="Listaszerbekezds"/>
+        <w:pStyle w:val="ListParagraph"/>
         <w:numPr>
           <w:ilvl w:val="2"/>
           <w:numId w:val="23"/>
@@ -13413,7 +13285,7 @@
     </w:p>
     <w:p>
       <w:pPr>
-        <w:pStyle w:val="Listaszerbekezds"/>
+        <w:pStyle w:val="ListParagraph"/>
         <w:numPr>
           <w:ilvl w:val="1"/>
           <w:numId w:val="23"/>
@@ -13429,7 +13301,7 @@
     </w:p>
     <w:p>
       <w:pPr>
-        <w:pStyle w:val="Listaszerbekezds"/>
+        <w:pStyle w:val="ListParagraph"/>
         <w:numPr>
           <w:ilvl w:val="2"/>
           <w:numId w:val="23"/>
@@ -13449,7 +13321,7 @@
     </w:p>
     <w:p>
       <w:pPr>
-        <w:pStyle w:val="Listaszerbekezds"/>
+        <w:pStyle w:val="ListParagraph"/>
         <w:numPr>
           <w:ilvl w:val="2"/>
           <w:numId w:val="23"/>
@@ -13485,7 +13357,7 @@
     </w:p>
     <w:p>
       <w:pPr>
-        <w:pStyle w:val="Listaszerbekezds"/>
+        <w:pStyle w:val="ListParagraph"/>
         <w:numPr>
           <w:ilvl w:val="2"/>
           <w:numId w:val="23"/>
@@ -13524,7 +13396,7 @@
     </w:p>
     <w:p>
       <w:pPr>
-        <w:pStyle w:val="Listaszerbekezds"/>
+        <w:pStyle w:val="ListParagraph"/>
         <w:numPr>
           <w:ilvl w:val="2"/>
           <w:numId w:val="23"/>
@@ -13560,7 +13432,7 @@
     </w:p>
     <w:p>
       <w:pPr>
-        <w:pStyle w:val="Cmsor5"/>
+        <w:pStyle w:val="Heading5"/>
       </w:pPr>
       <w:r>
         <w:t>/</w:t>
@@ -13589,7 +13461,7 @@
     </w:p>
     <w:p>
       <w:pPr>
-        <w:pStyle w:val="Listaszerbekezds"/>
+        <w:pStyle w:val="ListParagraph"/>
         <w:numPr>
           <w:ilvl w:val="0"/>
           <w:numId w:val="23"/>
@@ -13602,7 +13474,7 @@
     </w:p>
     <w:p>
       <w:pPr>
-        <w:pStyle w:val="Listaszerbekezds"/>
+        <w:pStyle w:val="ListParagraph"/>
         <w:numPr>
           <w:ilvl w:val="1"/>
           <w:numId w:val="23"/>
@@ -13615,7 +13487,7 @@
     </w:p>
     <w:p>
       <w:pPr>
-        <w:pStyle w:val="Listaszerbekezds"/>
+        <w:pStyle w:val="ListParagraph"/>
         <w:numPr>
           <w:ilvl w:val="1"/>
           <w:numId w:val="23"/>
@@ -13631,7 +13503,7 @@
     </w:p>
     <w:p>
       <w:pPr>
-        <w:pStyle w:val="Listaszerbekezds"/>
+        <w:pStyle w:val="ListParagraph"/>
         <w:numPr>
           <w:ilvl w:val="1"/>
           <w:numId w:val="23"/>
@@ -13647,7 +13519,7 @@
     </w:p>
     <w:p>
       <w:pPr>
-        <w:pStyle w:val="Listaszerbekezds"/>
+        <w:pStyle w:val="ListParagraph"/>
         <w:numPr>
           <w:ilvl w:val="2"/>
           <w:numId w:val="23"/>
@@ -13667,7 +13539,7 @@
     </w:p>
     <w:p>
       <w:pPr>
-        <w:pStyle w:val="Listaszerbekezds"/>
+        <w:pStyle w:val="ListParagraph"/>
         <w:numPr>
           <w:ilvl w:val="2"/>
           <w:numId w:val="23"/>
@@ -13697,15 +13569,15 @@
     </w:p>
     <w:p>
       <w:pPr>
-        <w:pStyle w:val="Cmsor4"/>
-        <w:suppressAutoHyphens/>
-      </w:pPr>
-      <w:bookmarkStart w:id="33" w:name="_Toc227709802"/>
+        <w:pStyle w:val="Heading4"/>
+        <w:suppressAutoHyphens/>
+      </w:pPr>
+      <w:bookmarkStart w:id="32" w:name="_Toc227709802"/>
       <w:r>
         <w:lastRenderedPageBreak/>
         <w:t>Jármű kontroller – VehicleController</w:t>
       </w:r>
-      <w:bookmarkEnd w:id="33"/>
+      <w:bookmarkEnd w:id="32"/>
     </w:p>
     <w:p>
       <w:pPr>
@@ -13734,7 +13606,7 @@
     </w:p>
     <w:p>
       <w:pPr>
-        <w:pStyle w:val="Cmsor5"/>
+        <w:pStyle w:val="Heading5"/>
       </w:pPr>
       <w:r>
         <w:t>/</w:t>
@@ -13745,17 +13617,12 @@
       </w:r>
       <w:proofErr w:type="spellEnd"/>
       <w:r>
-        <w:t>/</w:t>
-      </w:r>
-      <w:proofErr w:type="spellStart"/>
-      <w:r>
-        <w:t>Vehicle</w:t>
-      </w:r>
-      <w:proofErr w:type="spellEnd"/>
-    </w:p>
-    <w:p>
-      <w:pPr>
-        <w:pStyle w:val="Listaszerbekezds"/>
+        <w:t>/Vehicle</w:t>
+      </w:r>
+    </w:p>
+    <w:p>
+      <w:pPr>
+        <w:pStyle w:val="ListParagraph"/>
         <w:numPr>
           <w:ilvl w:val="0"/>
           <w:numId w:val="24"/>
@@ -13768,7 +13635,7 @@
     </w:p>
     <w:p>
       <w:pPr>
-        <w:pStyle w:val="Listaszerbekezds"/>
+        <w:pStyle w:val="ListParagraph"/>
         <w:numPr>
           <w:ilvl w:val="1"/>
           <w:numId w:val="24"/>
@@ -13776,12 +13643,18 @@
         <w:suppressAutoHyphens/>
       </w:pPr>
       <w:r>
-        <w:t>Visszaadja a járműveket szűrve a megadott értékek alapján.</w:t>
-      </w:r>
-    </w:p>
-    <w:p>
-      <w:pPr>
-        <w:pStyle w:val="Listaszerbekezds"/>
+        <w:t>Visszaadja a</w:t>
+      </w:r>
+      <w:r>
+        <w:t xml:space="preserve"> (legalább egy elérhetőséggel rendelkező)</w:t>
+      </w:r>
+      <w:r>
+        <w:t xml:space="preserve"> járműveket szűrve a megadott értékek alapján.</w:t>
+      </w:r>
+    </w:p>
+    <w:p>
+      <w:pPr>
+        <w:pStyle w:val="ListParagraph"/>
         <w:numPr>
           <w:ilvl w:val="1"/>
           <w:numId w:val="24"/>
@@ -13797,7 +13670,7 @@
     </w:p>
     <w:p>
       <w:pPr>
-        <w:pStyle w:val="Listaszerbekezds"/>
+        <w:pStyle w:val="ListParagraph"/>
         <w:numPr>
           <w:ilvl w:val="2"/>
           <w:numId w:val="24"/>
@@ -13818,23 +13691,7 @@
           <w:b/>
           <w:bCs/>
         </w:rPr>
-        <w:t xml:space="preserve"> (opcionális, </w:t>
-      </w:r>
-      <w:proofErr w:type="spellStart"/>
-      <w:r>
-        <w:rPr>
-          <w:b/>
-          <w:bCs/>
-        </w:rPr>
-        <w:t>string</w:t>
-      </w:r>
-      <w:proofErr w:type="spellEnd"/>
-      <w:r>
-        <w:rPr>
-          <w:b/>
-          <w:bCs/>
-        </w:rPr>
-        <w:t xml:space="preserve">): </w:t>
+        <w:t xml:space="preserve"> (opcionális, string): </w:t>
       </w:r>
       <w:r>
         <w:t>A keresett jármű márkája.</w:t>
@@ -13842,7 +13699,7 @@
     </w:p>
     <w:p>
       <w:pPr>
-        <w:pStyle w:val="Listaszerbekezds"/>
+        <w:pStyle w:val="ListParagraph"/>
         <w:numPr>
           <w:ilvl w:val="2"/>
           <w:numId w:val="24"/>
@@ -13863,23 +13720,7 @@
           <w:b/>
           <w:bCs/>
         </w:rPr>
-        <w:t xml:space="preserve"> (opcionális, </w:t>
-      </w:r>
-      <w:proofErr w:type="spellStart"/>
-      <w:r>
-        <w:rPr>
-          <w:b/>
-          <w:bCs/>
-        </w:rPr>
-        <w:t>string</w:t>
-      </w:r>
-      <w:proofErr w:type="spellEnd"/>
-      <w:r>
-        <w:rPr>
-          <w:b/>
-          <w:bCs/>
-        </w:rPr>
-        <w:t>):</w:t>
+        <w:t xml:space="preserve"> (opcionális, string):</w:t>
       </w:r>
       <w:r>
         <w:t xml:space="preserve"> A keresett jármű típusa/modellje.</w:t>
@@ -13887,7 +13728,7 @@
     </w:p>
     <w:p>
       <w:pPr>
-        <w:pStyle w:val="Listaszerbekezds"/>
+        <w:pStyle w:val="ListParagraph"/>
         <w:numPr>
           <w:ilvl w:val="2"/>
           <w:numId w:val="24"/>
@@ -13916,7 +13757,7 @@
     </w:p>
     <w:p>
       <w:pPr>
-        <w:pStyle w:val="Listaszerbekezds"/>
+        <w:pStyle w:val="ListParagraph"/>
         <w:numPr>
           <w:ilvl w:val="2"/>
           <w:numId w:val="24"/>
@@ -13937,23 +13778,7 @@
           <w:b/>
           <w:bCs/>
         </w:rPr>
-        <w:t xml:space="preserve"> (opcionális, </w:t>
-      </w:r>
-      <w:proofErr w:type="spellStart"/>
-      <w:r>
-        <w:rPr>
-          <w:b/>
-          <w:bCs/>
-        </w:rPr>
-        <w:t>string</w:t>
-      </w:r>
-      <w:proofErr w:type="spellEnd"/>
-      <w:r>
-        <w:rPr>
-          <w:b/>
-          <w:bCs/>
-        </w:rPr>
-        <w:t>):</w:t>
+        <w:t xml:space="preserve"> (opcionális, string):</w:t>
       </w:r>
       <w:r>
         <w:t xml:space="preserve"> A település, ahol a járművet bérelni kívánjuk.</w:t>
@@ -13961,7 +13786,7 @@
     </w:p>
     <w:p>
       <w:pPr>
-        <w:pStyle w:val="Listaszerbekezds"/>
+        <w:pStyle w:val="ListParagraph"/>
         <w:numPr>
           <w:ilvl w:val="2"/>
           <w:numId w:val="24"/>
@@ -13982,23 +13807,7 @@
           <w:b/>
           <w:bCs/>
         </w:rPr>
-        <w:t xml:space="preserve"> (opcionális, </w:t>
-      </w:r>
-      <w:proofErr w:type="spellStart"/>
-      <w:r>
-        <w:rPr>
-          <w:b/>
-          <w:bCs/>
-        </w:rPr>
-        <w:t>string</w:t>
-      </w:r>
-      <w:proofErr w:type="spellEnd"/>
-      <w:r>
-        <w:rPr>
-          <w:b/>
-          <w:bCs/>
-        </w:rPr>
-        <w:t>):</w:t>
+        <w:t xml:space="preserve"> (opcionális, string):</w:t>
       </w:r>
       <w:r>
         <w:t xml:space="preserve"> A jármű üzemanyagának típusa.</w:t>
@@ -14006,7 +13815,7 @@
     </w:p>
     <w:p>
       <w:pPr>
-        <w:pStyle w:val="Listaszerbekezds"/>
+        <w:pStyle w:val="ListParagraph"/>
         <w:numPr>
           <w:ilvl w:val="2"/>
           <w:numId w:val="24"/>
@@ -14027,23 +13836,7 @@
           <w:b/>
           <w:bCs/>
         </w:rPr>
-        <w:t xml:space="preserve"> (opcionális, </w:t>
-      </w:r>
-      <w:proofErr w:type="spellStart"/>
-      <w:r>
-        <w:rPr>
-          <w:b/>
-          <w:bCs/>
-        </w:rPr>
-        <w:t>string</w:t>
-      </w:r>
-      <w:proofErr w:type="spellEnd"/>
-      <w:r>
-        <w:rPr>
-          <w:b/>
-          <w:bCs/>
-        </w:rPr>
-        <w:t>):</w:t>
+        <w:t xml:space="preserve"> (opcionális, string):</w:t>
       </w:r>
       <w:r>
         <w:t xml:space="preserve"> </w:t>
@@ -14057,7 +13850,7 @@
     </w:p>
     <w:p>
       <w:pPr>
-        <w:pStyle w:val="Listaszerbekezds"/>
+        <w:pStyle w:val="ListParagraph"/>
         <w:numPr>
           <w:ilvl w:val="2"/>
           <w:numId w:val="24"/>
@@ -14086,7 +13879,7 @@
     </w:p>
     <w:p>
       <w:pPr>
-        <w:pStyle w:val="Listaszerbekezds"/>
+        <w:pStyle w:val="ListParagraph"/>
         <w:numPr>
           <w:ilvl w:val="2"/>
           <w:numId w:val="24"/>
@@ -14115,7 +13908,7 @@
     </w:p>
     <w:p>
       <w:pPr>
-        <w:pStyle w:val="Listaszerbekezds"/>
+        <w:pStyle w:val="ListParagraph"/>
         <w:numPr>
           <w:ilvl w:val="2"/>
           <w:numId w:val="24"/>
@@ -14135,7 +13928,7 @@
     </w:p>
     <w:p>
       <w:pPr>
-        <w:pStyle w:val="Listaszerbekezds"/>
+        <w:pStyle w:val="ListParagraph"/>
         <w:numPr>
           <w:ilvl w:val="2"/>
           <w:numId w:val="24"/>
@@ -14164,7 +13957,7 @@
     </w:p>
     <w:p>
       <w:pPr>
-        <w:pStyle w:val="Listaszerbekezds"/>
+        <w:pStyle w:val="ListParagraph"/>
         <w:numPr>
           <w:ilvl w:val="2"/>
           <w:numId w:val="24"/>
@@ -14209,7 +14002,7 @@
     </w:p>
     <w:p>
       <w:pPr>
-        <w:pStyle w:val="Listaszerbekezds"/>
+        <w:pStyle w:val="ListParagraph"/>
         <w:numPr>
           <w:ilvl w:val="1"/>
           <w:numId w:val="24"/>
@@ -14225,7 +14018,7 @@
     </w:p>
     <w:p>
       <w:pPr>
-        <w:pStyle w:val="Listaszerbekezds"/>
+        <w:pStyle w:val="ListParagraph"/>
         <w:numPr>
           <w:ilvl w:val="2"/>
           <w:numId w:val="24"/>
@@ -14262,7 +14055,7 @@
     </w:p>
     <w:p>
       <w:pPr>
-        <w:pStyle w:val="Listaszerbekezds"/>
+        <w:pStyle w:val="ListParagraph"/>
         <w:numPr>
           <w:ilvl w:val="0"/>
           <w:numId w:val="24"/>
@@ -14276,7 +14069,7 @@
     </w:p>
     <w:p>
       <w:pPr>
-        <w:pStyle w:val="Listaszerbekezds"/>
+        <w:pStyle w:val="ListParagraph"/>
         <w:numPr>
           <w:ilvl w:val="1"/>
           <w:numId w:val="24"/>
@@ -14289,7 +14082,7 @@
     </w:p>
     <w:p>
       <w:pPr>
-        <w:pStyle w:val="Listaszerbekezds"/>
+        <w:pStyle w:val="ListParagraph"/>
         <w:numPr>
           <w:ilvl w:val="1"/>
           <w:numId w:val="24"/>
@@ -14323,7 +14116,7 @@
     </w:p>
     <w:p>
       <w:pPr>
-        <w:pStyle w:val="Listaszerbekezds"/>
+        <w:pStyle w:val="ListParagraph"/>
         <w:numPr>
           <w:ilvl w:val="1"/>
           <w:numId w:val="24"/>
@@ -14339,7 +14132,7 @@
     </w:p>
     <w:p>
       <w:pPr>
-        <w:pStyle w:val="Listaszerbekezds"/>
+        <w:pStyle w:val="ListParagraph"/>
         <w:numPr>
           <w:ilvl w:val="2"/>
           <w:numId w:val="24"/>
@@ -14383,7 +14176,7 @@
     </w:p>
     <w:p>
       <w:pPr>
-        <w:pStyle w:val="Listaszerbekezds"/>
+        <w:pStyle w:val="ListParagraph"/>
         <w:numPr>
           <w:ilvl w:val="2"/>
           <w:numId w:val="24"/>
@@ -14403,7 +14196,7 @@
     </w:p>
     <w:p>
       <w:pPr>
-        <w:pStyle w:val="Listaszerbekezds"/>
+        <w:pStyle w:val="ListParagraph"/>
         <w:numPr>
           <w:ilvl w:val="2"/>
           <w:numId w:val="24"/>
@@ -14439,7 +14232,7 @@
     </w:p>
     <w:p>
       <w:pPr>
-        <w:pStyle w:val="Listaszerbekezds"/>
+        <w:pStyle w:val="ListParagraph"/>
         <w:numPr>
           <w:ilvl w:val="2"/>
           <w:numId w:val="24"/>
@@ -14475,7 +14268,7 @@
     </w:p>
     <w:p>
       <w:pPr>
-        <w:pStyle w:val="Cmsor5"/>
+        <w:pStyle w:val="Heading5"/>
       </w:pPr>
       <w:r>
         <w:t>/</w:t>
@@ -14486,28 +14279,12 @@
       </w:r>
       <w:proofErr w:type="spellEnd"/>
       <w:r>
-        <w:t>/</w:t>
-      </w:r>
-      <w:proofErr w:type="spellStart"/>
-      <w:r>
-        <w:t>Vehicle</w:t>
-      </w:r>
-      <w:proofErr w:type="spellEnd"/>
-      <w:r>
-        <w:t>/{</w:t>
-      </w:r>
-      <w:proofErr w:type="spellStart"/>
-      <w:r>
-        <w:t>id</w:t>
-      </w:r>
-      <w:proofErr w:type="spellEnd"/>
-      <w:r>
-        <w:t>}</w:t>
-      </w:r>
-    </w:p>
-    <w:p>
-      <w:pPr>
-        <w:pStyle w:val="Listaszerbekezds"/>
+        <w:t>/Vehicle/{id}</w:t>
+      </w:r>
+    </w:p>
+    <w:p>
+      <w:pPr>
+        <w:pStyle w:val="ListParagraph"/>
         <w:numPr>
           <w:ilvl w:val="0"/>
           <w:numId w:val="24"/>
@@ -14520,7 +14297,7 @@
     </w:p>
     <w:p>
       <w:pPr>
-        <w:pStyle w:val="Listaszerbekezds"/>
+        <w:pStyle w:val="ListParagraph"/>
         <w:numPr>
           <w:ilvl w:val="1"/>
           <w:numId w:val="24"/>
@@ -14533,7 +14310,7 @@
     </w:p>
     <w:p>
       <w:pPr>
-        <w:pStyle w:val="Listaszerbekezds"/>
+        <w:pStyle w:val="ListParagraph"/>
         <w:numPr>
           <w:ilvl w:val="1"/>
           <w:numId w:val="24"/>
@@ -14568,7 +14345,7 @@
     </w:p>
     <w:p>
       <w:pPr>
-        <w:pStyle w:val="Listaszerbekezds"/>
+        <w:pStyle w:val="ListParagraph"/>
         <w:numPr>
           <w:ilvl w:val="2"/>
           <w:numId w:val="24"/>
@@ -14588,7 +14365,7 @@
     </w:p>
     <w:p>
       <w:pPr>
-        <w:pStyle w:val="Listaszerbekezds"/>
+        <w:pStyle w:val="ListParagraph"/>
         <w:numPr>
           <w:ilvl w:val="2"/>
           <w:numId w:val="24"/>
@@ -14633,7 +14410,7 @@
     </w:p>
     <w:p>
       <w:pPr>
-        <w:pStyle w:val="Listaszerbekezds"/>
+        <w:pStyle w:val="ListParagraph"/>
         <w:numPr>
           <w:ilvl w:val="2"/>
           <w:numId w:val="24"/>
@@ -14681,7 +14458,7 @@
     </w:p>
     <w:p>
       <w:pPr>
-        <w:pStyle w:val="Listaszerbekezds"/>
+        <w:pStyle w:val="ListParagraph"/>
         <w:numPr>
           <w:ilvl w:val="1"/>
           <w:numId w:val="24"/>
@@ -14697,7 +14474,7 @@
     </w:p>
     <w:p>
       <w:pPr>
-        <w:pStyle w:val="Listaszerbekezds"/>
+        <w:pStyle w:val="ListParagraph"/>
         <w:numPr>
           <w:ilvl w:val="2"/>
           <w:numId w:val="24"/>
@@ -14733,7 +14510,7 @@
     </w:p>
     <w:p>
       <w:pPr>
-        <w:pStyle w:val="Listaszerbekezds"/>
+        <w:pStyle w:val="ListParagraph"/>
         <w:numPr>
           <w:ilvl w:val="2"/>
           <w:numId w:val="24"/>
@@ -14770,7 +14547,7 @@
     </w:p>
     <w:p>
       <w:pPr>
-        <w:pStyle w:val="Listaszerbekezds"/>
+        <w:pStyle w:val="ListParagraph"/>
         <w:numPr>
           <w:ilvl w:val="0"/>
           <w:numId w:val="24"/>
@@ -14784,7 +14561,7 @@
     </w:p>
     <w:p>
       <w:pPr>
-        <w:pStyle w:val="Listaszerbekezds"/>
+        <w:pStyle w:val="ListParagraph"/>
         <w:numPr>
           <w:ilvl w:val="1"/>
           <w:numId w:val="24"/>
@@ -14800,7 +14577,7 @@
     </w:p>
     <w:p>
       <w:pPr>
-        <w:pStyle w:val="Listaszerbekezds"/>
+        <w:pStyle w:val="ListParagraph"/>
         <w:numPr>
           <w:ilvl w:val="1"/>
           <w:numId w:val="24"/>
@@ -14816,7 +14593,7 @@
     </w:p>
     <w:p>
       <w:pPr>
-        <w:pStyle w:val="Listaszerbekezds"/>
+        <w:pStyle w:val="ListParagraph"/>
         <w:numPr>
           <w:ilvl w:val="2"/>
           <w:numId w:val="24"/>
@@ -14836,7 +14613,7 @@
     </w:p>
     <w:p>
       <w:pPr>
-        <w:pStyle w:val="Listaszerbekezds"/>
+        <w:pStyle w:val="ListParagraph"/>
         <w:numPr>
           <w:ilvl w:val="2"/>
           <w:numId w:val="24"/>
@@ -14869,7 +14646,7 @@
     </w:p>
     <w:p>
       <w:pPr>
-        <w:pStyle w:val="Listaszerbekezds"/>
+        <w:pStyle w:val="ListParagraph"/>
         <w:numPr>
           <w:ilvl w:val="1"/>
           <w:numId w:val="24"/>
@@ -14889,7 +14666,7 @@
     </w:p>
     <w:p>
       <w:pPr>
-        <w:pStyle w:val="Listaszerbekezds"/>
+        <w:pStyle w:val="ListParagraph"/>
         <w:numPr>
           <w:ilvl w:val="2"/>
           <w:numId w:val="24"/>
@@ -14934,7 +14711,7 @@
     </w:p>
     <w:p>
       <w:pPr>
-        <w:pStyle w:val="Listaszerbekezds"/>
+        <w:pStyle w:val="ListParagraph"/>
         <w:numPr>
           <w:ilvl w:val="2"/>
           <w:numId w:val="24"/>
@@ -14961,7 +14738,7 @@
     </w:p>
     <w:p>
       <w:pPr>
-        <w:pStyle w:val="Listaszerbekezds"/>
+        <w:pStyle w:val="ListParagraph"/>
         <w:numPr>
           <w:ilvl w:val="2"/>
           <w:numId w:val="24"/>
@@ -15001,7 +14778,7 @@
     </w:p>
     <w:p>
       <w:pPr>
-        <w:pStyle w:val="Listaszerbekezds"/>
+        <w:pStyle w:val="ListParagraph"/>
         <w:numPr>
           <w:ilvl w:val="2"/>
           <w:numId w:val="24"/>
@@ -15041,7 +14818,7 @@
     </w:p>
     <w:p>
       <w:pPr>
-        <w:pStyle w:val="Listaszerbekezds"/>
+        <w:pStyle w:val="ListParagraph"/>
         <w:numPr>
           <w:ilvl w:val="2"/>
           <w:numId w:val="24"/>
@@ -15081,7 +14858,7 @@
     </w:p>
     <w:p>
       <w:pPr>
-        <w:pStyle w:val="Listaszerbekezds"/>
+        <w:pStyle w:val="ListParagraph"/>
         <w:numPr>
           <w:ilvl w:val="2"/>
           <w:numId w:val="24"/>
@@ -15108,7 +14885,7 @@
     </w:p>
     <w:p>
       <w:pPr>
-        <w:pStyle w:val="Cmsor5"/>
+        <w:pStyle w:val="Heading5"/>
       </w:pPr>
       <w:r>
         <w:t>/</w:t>
@@ -15119,15 +14896,7 @@
       </w:r>
       <w:proofErr w:type="spellEnd"/>
       <w:r>
-        <w:t>/</w:t>
-      </w:r>
-      <w:proofErr w:type="spellStart"/>
-      <w:r>
-        <w:t>Vehicle</w:t>
-      </w:r>
-      <w:proofErr w:type="spellEnd"/>
-      <w:r>
-        <w:t>/</w:t>
+        <w:t>/Vehicle/</w:t>
       </w:r>
       <w:proofErr w:type="spellStart"/>
       <w:r>
@@ -15137,7 +14906,7 @@
     </w:p>
     <w:p>
       <w:pPr>
-        <w:pStyle w:val="Listaszerbekezds"/>
+        <w:pStyle w:val="ListParagraph"/>
         <w:numPr>
           <w:ilvl w:val="0"/>
           <w:numId w:val="24"/>
@@ -15154,7 +14923,7 @@
     </w:p>
     <w:p>
       <w:pPr>
-        <w:pStyle w:val="Listaszerbekezds"/>
+        <w:pStyle w:val="ListParagraph"/>
         <w:numPr>
           <w:ilvl w:val="1"/>
           <w:numId w:val="24"/>
@@ -15177,7 +14946,7 @@
     </w:p>
     <w:p>
       <w:pPr>
-        <w:pStyle w:val="Listaszerbekezds"/>
+        <w:pStyle w:val="ListParagraph"/>
         <w:numPr>
           <w:ilvl w:val="1"/>
           <w:numId w:val="24"/>
@@ -15197,7 +14966,7 @@
     </w:p>
     <w:p>
       <w:pPr>
-        <w:pStyle w:val="Listaszerbekezds"/>
+        <w:pStyle w:val="ListParagraph"/>
         <w:numPr>
           <w:ilvl w:val="1"/>
           <w:numId w:val="24"/>
@@ -15217,7 +14986,7 @@
     </w:p>
     <w:p>
       <w:pPr>
-        <w:pStyle w:val="Listaszerbekezds"/>
+        <w:pStyle w:val="ListParagraph"/>
         <w:numPr>
           <w:ilvl w:val="2"/>
           <w:numId w:val="24"/>
@@ -15241,7 +15010,7 @@
     </w:p>
     <w:p>
       <w:pPr>
-        <w:pStyle w:val="Listaszerbekezds"/>
+        <w:pStyle w:val="ListParagraph"/>
         <w:numPr>
           <w:ilvl w:val="2"/>
           <w:numId w:val="24"/>
@@ -15282,7 +15051,7 @@
     </w:p>
     <w:p>
       <w:pPr>
-        <w:pStyle w:val="Cmsor5"/>
+        <w:pStyle w:val="Heading5"/>
       </w:pPr>
       <w:r>
         <w:lastRenderedPageBreak/>
@@ -15294,23 +15063,7 @@
       </w:r>
       <w:proofErr w:type="spellEnd"/>
       <w:r>
-        <w:t>/</w:t>
-      </w:r>
-      <w:proofErr w:type="spellStart"/>
-      <w:r>
-        <w:t>Vehicle</w:t>
-      </w:r>
-      <w:proofErr w:type="spellEnd"/>
-      <w:r>
-        <w:t>/{</w:t>
-      </w:r>
-      <w:proofErr w:type="spellStart"/>
-      <w:r>
-        <w:t>id</w:t>
-      </w:r>
-      <w:proofErr w:type="spellEnd"/>
-      <w:r>
-        <w:t>}/</w:t>
+        <w:t>/Vehicle/{id}/</w:t>
       </w:r>
       <w:proofErr w:type="spellStart"/>
       <w:r>
@@ -15320,7 +15073,7 @@
     </w:p>
     <w:p>
       <w:pPr>
-        <w:pStyle w:val="Listaszerbekezds"/>
+        <w:pStyle w:val="ListParagraph"/>
         <w:numPr>
           <w:ilvl w:val="0"/>
           <w:numId w:val="24"/>
@@ -15337,7 +15090,7 @@
     </w:p>
     <w:p>
       <w:pPr>
-        <w:pStyle w:val="Listaszerbekezds"/>
+        <w:pStyle w:val="ListParagraph"/>
         <w:numPr>
           <w:ilvl w:val="1"/>
           <w:numId w:val="24"/>
@@ -15354,7 +15107,7 @@
     </w:p>
     <w:p>
       <w:pPr>
-        <w:pStyle w:val="Listaszerbekezds"/>
+        <w:pStyle w:val="ListParagraph"/>
         <w:numPr>
           <w:ilvl w:val="1"/>
           <w:numId w:val="24"/>
@@ -15374,7 +15127,7 @@
     </w:p>
     <w:p>
       <w:pPr>
-        <w:pStyle w:val="Listaszerbekezds"/>
+        <w:pStyle w:val="ListParagraph"/>
         <w:numPr>
           <w:ilvl w:val="2"/>
           <w:numId w:val="24"/>
@@ -15398,7 +15151,7 @@
     </w:p>
     <w:p>
       <w:pPr>
-        <w:pStyle w:val="Listaszerbekezds"/>
+        <w:pStyle w:val="ListParagraph"/>
         <w:numPr>
           <w:ilvl w:val="2"/>
           <w:numId w:val="24"/>
@@ -15454,7 +15207,7 @@
     </w:p>
     <w:p>
       <w:pPr>
-        <w:pStyle w:val="Listaszerbekezds"/>
+        <w:pStyle w:val="ListParagraph"/>
         <w:numPr>
           <w:ilvl w:val="2"/>
           <w:numId w:val="24"/>
@@ -15510,7 +15263,7 @@
     </w:p>
     <w:p>
       <w:pPr>
-        <w:pStyle w:val="Listaszerbekezds"/>
+        <w:pStyle w:val="ListParagraph"/>
         <w:numPr>
           <w:ilvl w:val="1"/>
           <w:numId w:val="24"/>
@@ -15530,7 +15283,7 @@
     </w:p>
     <w:p>
       <w:pPr>
-        <w:pStyle w:val="Listaszerbekezds"/>
+        <w:pStyle w:val="ListParagraph"/>
         <w:numPr>
           <w:ilvl w:val="2"/>
           <w:numId w:val="24"/>
@@ -15570,7 +15323,7 @@
     </w:p>
     <w:p>
       <w:pPr>
-        <w:pStyle w:val="Listaszerbekezds"/>
+        <w:pStyle w:val="ListParagraph"/>
         <w:numPr>
           <w:ilvl w:val="2"/>
           <w:numId w:val="24"/>
@@ -15610,7 +15363,7 @@
     </w:p>
     <w:p>
       <w:pPr>
-        <w:pStyle w:val="Listaszerbekezds"/>
+        <w:pStyle w:val="ListParagraph"/>
         <w:numPr>
           <w:ilvl w:val="2"/>
           <w:numId w:val="24"/>
@@ -15650,7 +15403,7 @@
     </w:p>
     <w:p>
       <w:pPr>
-        <w:pStyle w:val="Listaszerbekezds"/>
+        <w:pStyle w:val="ListParagraph"/>
         <w:numPr>
           <w:ilvl w:val="2"/>
           <w:numId w:val="24"/>
@@ -15674,7 +15427,7 @@
     </w:p>
     <w:p>
       <w:pPr>
-        <w:pStyle w:val="Cmsor5"/>
+        <w:pStyle w:val="Heading5"/>
       </w:pPr>
       <w:r>
         <w:t>/</w:t>
@@ -15685,23 +15438,7 @@
       </w:r>
       <w:proofErr w:type="spellEnd"/>
       <w:r>
-        <w:t>/</w:t>
-      </w:r>
-      <w:proofErr w:type="spellStart"/>
-      <w:r>
-        <w:t>Vehicle</w:t>
-      </w:r>
-      <w:proofErr w:type="spellEnd"/>
-      <w:r>
-        <w:t>/{</w:t>
-      </w:r>
-      <w:proofErr w:type="spellStart"/>
-      <w:r>
-        <w:t>id</w:t>
-      </w:r>
-      <w:proofErr w:type="spellEnd"/>
-      <w:r>
-        <w:t>}/</w:t>
+        <w:t>/Vehicle/{id}/</w:t>
       </w:r>
       <w:proofErr w:type="spellStart"/>
       <w:r>
@@ -15711,7 +15448,7 @@
     </w:p>
     <w:p>
       <w:pPr>
-        <w:pStyle w:val="Listaszerbekezds"/>
+        <w:pStyle w:val="ListParagraph"/>
         <w:numPr>
           <w:ilvl w:val="0"/>
           <w:numId w:val="24"/>
@@ -15731,7 +15468,7 @@
     </w:p>
     <w:p>
       <w:pPr>
-        <w:pStyle w:val="Listaszerbekezds"/>
+        <w:pStyle w:val="ListParagraph"/>
         <w:numPr>
           <w:ilvl w:val="1"/>
           <w:numId w:val="24"/>
@@ -15748,7 +15485,7 @@
     </w:p>
     <w:p>
       <w:pPr>
-        <w:pStyle w:val="Listaszerbekezds"/>
+        <w:pStyle w:val="ListParagraph"/>
         <w:numPr>
           <w:ilvl w:val="1"/>
           <w:numId w:val="24"/>
@@ -15781,7 +15518,7 @@
     </w:p>
     <w:p>
       <w:pPr>
-        <w:pStyle w:val="Listaszerbekezds"/>
+        <w:pStyle w:val="ListParagraph"/>
         <w:numPr>
           <w:ilvl w:val="1"/>
           <w:numId w:val="24"/>
@@ -15801,7 +15538,7 @@
     </w:p>
     <w:p>
       <w:pPr>
-        <w:pStyle w:val="Listaszerbekezds"/>
+        <w:pStyle w:val="ListParagraph"/>
         <w:numPr>
           <w:ilvl w:val="2"/>
           <w:numId w:val="24"/>
@@ -15831,7 +15568,7 @@
     </w:p>
     <w:p>
       <w:pPr>
-        <w:pStyle w:val="Listaszerbekezds"/>
+        <w:pStyle w:val="ListParagraph"/>
         <w:numPr>
           <w:ilvl w:val="0"/>
           <w:numId w:val="24"/>
@@ -15849,7 +15586,7 @@
     </w:p>
     <w:p>
       <w:pPr>
-        <w:pStyle w:val="Listaszerbekezds"/>
+        <w:pStyle w:val="ListParagraph"/>
         <w:numPr>
           <w:ilvl w:val="1"/>
           <w:numId w:val="24"/>
@@ -15866,7 +15603,7 @@
     </w:p>
     <w:p>
       <w:pPr>
-        <w:pStyle w:val="Listaszerbekezds"/>
+        <w:pStyle w:val="ListParagraph"/>
         <w:numPr>
           <w:ilvl w:val="1"/>
           <w:numId w:val="24"/>
@@ -15886,7 +15623,7 @@
     </w:p>
     <w:p>
       <w:pPr>
-        <w:pStyle w:val="Listaszerbekezds"/>
+        <w:pStyle w:val="ListParagraph"/>
         <w:numPr>
           <w:ilvl w:val="2"/>
           <w:numId w:val="24"/>
@@ -15910,7 +15647,7 @@
     </w:p>
     <w:p>
       <w:pPr>
-        <w:pStyle w:val="Listaszerbekezds"/>
+        <w:pStyle w:val="ListParagraph"/>
         <w:numPr>
           <w:ilvl w:val="2"/>
           <w:numId w:val="24"/>
@@ -15943,7 +15680,7 @@
     </w:p>
     <w:p>
       <w:pPr>
-        <w:pStyle w:val="Listaszerbekezds"/>
+        <w:pStyle w:val="ListParagraph"/>
         <w:numPr>
           <w:ilvl w:val="1"/>
           <w:numId w:val="24"/>
@@ -15963,7 +15700,7 @@
     </w:p>
     <w:p>
       <w:pPr>
-        <w:pStyle w:val="Listaszerbekezds"/>
+        <w:pStyle w:val="ListParagraph"/>
         <w:numPr>
           <w:ilvl w:val="2"/>
           <w:numId w:val="24"/>
@@ -16003,7 +15740,7 @@
     </w:p>
     <w:p>
       <w:pPr>
-        <w:pStyle w:val="Listaszerbekezds"/>
+        <w:pStyle w:val="ListParagraph"/>
         <w:numPr>
           <w:ilvl w:val="2"/>
           <w:numId w:val="24"/>
@@ -16034,7 +15771,7 @@
     </w:p>
     <w:p>
       <w:pPr>
-        <w:pStyle w:val="Listaszerbekezds"/>
+        <w:pStyle w:val="ListParagraph"/>
         <w:numPr>
           <w:ilvl w:val="2"/>
           <w:numId w:val="24"/>
@@ -16074,7 +15811,7 @@
     </w:p>
     <w:p>
       <w:pPr>
-        <w:pStyle w:val="Listaszerbekezds"/>
+        <w:pStyle w:val="ListParagraph"/>
         <w:numPr>
           <w:ilvl w:val="2"/>
           <w:numId w:val="24"/>
@@ -16114,7 +15851,7 @@
     </w:p>
     <w:p>
       <w:pPr>
-        <w:pStyle w:val="Listaszerbekezds"/>
+        <w:pStyle w:val="ListParagraph"/>
         <w:numPr>
           <w:ilvl w:val="2"/>
           <w:numId w:val="24"/>
@@ -16154,7 +15891,7 @@
     </w:p>
     <w:p>
       <w:pPr>
-        <w:pStyle w:val="Cmsor5"/>
+        <w:pStyle w:val="Heading5"/>
       </w:pPr>
       <w:r>
         <w:t>/</w:t>
@@ -16165,15 +15902,7 @@
       </w:r>
       <w:proofErr w:type="spellEnd"/>
       <w:r>
-        <w:t>/</w:t>
-      </w:r>
-      <w:proofErr w:type="spellStart"/>
-      <w:r>
-        <w:t>Vehicle</w:t>
-      </w:r>
-      <w:proofErr w:type="spellEnd"/>
-      <w:r>
-        <w:t>/</w:t>
+        <w:t>/Vehicle/</w:t>
       </w:r>
       <w:r>
         <w:rPr>
@@ -16212,7 +15941,7 @@
     </w:p>
     <w:p>
       <w:pPr>
-        <w:pStyle w:val="Listaszerbekezds"/>
+        <w:pStyle w:val="ListParagraph"/>
         <w:numPr>
           <w:ilvl w:val="0"/>
           <w:numId w:val="24"/>
@@ -16229,7 +15958,7 @@
     </w:p>
     <w:p>
       <w:pPr>
-        <w:pStyle w:val="Listaszerbekezds"/>
+        <w:pStyle w:val="ListParagraph"/>
         <w:numPr>
           <w:ilvl w:val="1"/>
           <w:numId w:val="24"/>
@@ -16246,7 +15975,7 @@
     </w:p>
     <w:p>
       <w:pPr>
-        <w:pStyle w:val="Listaszerbekezds"/>
+        <w:pStyle w:val="ListParagraph"/>
         <w:numPr>
           <w:ilvl w:val="1"/>
           <w:numId w:val="24"/>
@@ -16266,7 +15995,7 @@
     </w:p>
     <w:p>
       <w:pPr>
-        <w:pStyle w:val="Listaszerbekezds"/>
+        <w:pStyle w:val="ListParagraph"/>
         <w:numPr>
           <w:ilvl w:val="2"/>
           <w:numId w:val="24"/>
@@ -16299,7 +16028,7 @@
     </w:p>
     <w:p>
       <w:pPr>
-        <w:pStyle w:val="Listaszerbekezds"/>
+        <w:pStyle w:val="ListParagraph"/>
         <w:numPr>
           <w:ilvl w:val="2"/>
           <w:numId w:val="24"/>
@@ -16332,7 +16061,7 @@
     </w:p>
     <w:p>
       <w:pPr>
-        <w:pStyle w:val="Listaszerbekezds"/>
+        <w:pStyle w:val="ListParagraph"/>
         <w:numPr>
           <w:ilvl w:val="1"/>
           <w:numId w:val="24"/>
@@ -16352,7 +16081,7 @@
     </w:p>
     <w:p>
       <w:pPr>
-        <w:pStyle w:val="Listaszerbekezds"/>
+        <w:pStyle w:val="ListParagraph"/>
         <w:numPr>
           <w:ilvl w:val="2"/>
           <w:numId w:val="24"/>
@@ -16392,7 +16121,7 @@
     </w:p>
     <w:p>
       <w:pPr>
-        <w:pStyle w:val="Listaszerbekezds"/>
+        <w:pStyle w:val="ListParagraph"/>
         <w:numPr>
           <w:ilvl w:val="2"/>
           <w:numId w:val="24"/>
@@ -16433,7 +16162,7 @@
     </w:p>
     <w:p>
       <w:pPr>
-        <w:pStyle w:val="Listaszerbekezds"/>
+        <w:pStyle w:val="ListParagraph"/>
         <w:numPr>
           <w:ilvl w:val="0"/>
           <w:numId w:val="24"/>
@@ -16451,7 +16180,7 @@
     </w:p>
     <w:p>
       <w:pPr>
-        <w:pStyle w:val="Listaszerbekezds"/>
+        <w:pStyle w:val="ListParagraph"/>
         <w:numPr>
           <w:ilvl w:val="1"/>
           <w:numId w:val="24"/>
@@ -16468,7 +16197,7 @@
     </w:p>
     <w:p>
       <w:pPr>
-        <w:pStyle w:val="Listaszerbekezds"/>
+        <w:pStyle w:val="ListParagraph"/>
         <w:numPr>
           <w:ilvl w:val="1"/>
           <w:numId w:val="24"/>
@@ -16488,7 +16217,7 @@
     </w:p>
     <w:p>
       <w:pPr>
-        <w:pStyle w:val="Listaszerbekezds"/>
+        <w:pStyle w:val="ListParagraph"/>
         <w:numPr>
           <w:ilvl w:val="2"/>
           <w:numId w:val="24"/>
@@ -16521,7 +16250,7 @@
     </w:p>
     <w:p>
       <w:pPr>
-        <w:pStyle w:val="Listaszerbekezds"/>
+        <w:pStyle w:val="ListParagraph"/>
         <w:numPr>
           <w:ilvl w:val="2"/>
           <w:numId w:val="24"/>
@@ -16554,7 +16283,7 @@
     </w:p>
     <w:p>
       <w:pPr>
-        <w:pStyle w:val="Listaszerbekezds"/>
+        <w:pStyle w:val="ListParagraph"/>
         <w:numPr>
           <w:ilvl w:val="2"/>
           <w:numId w:val="24"/>
@@ -16587,7 +16316,7 @@
     </w:p>
     <w:p>
       <w:pPr>
-        <w:pStyle w:val="Listaszerbekezds"/>
+        <w:pStyle w:val="ListParagraph"/>
         <w:numPr>
           <w:ilvl w:val="1"/>
           <w:numId w:val="24"/>
@@ -16607,7 +16336,7 @@
     </w:p>
     <w:p>
       <w:pPr>
-        <w:pStyle w:val="Listaszerbekezds"/>
+        <w:pStyle w:val="ListParagraph"/>
         <w:numPr>
           <w:ilvl w:val="2"/>
           <w:numId w:val="24"/>
@@ -16647,7 +16376,7 @@
     </w:p>
     <w:p>
       <w:pPr>
-        <w:pStyle w:val="Listaszerbekezds"/>
+        <w:pStyle w:val="ListParagraph"/>
         <w:numPr>
           <w:ilvl w:val="2"/>
           <w:numId w:val="24"/>
@@ -16678,7 +16407,7 @@
     </w:p>
     <w:p>
       <w:pPr>
-        <w:pStyle w:val="Listaszerbekezds"/>
+        <w:pStyle w:val="ListParagraph"/>
         <w:numPr>
           <w:ilvl w:val="2"/>
           <w:numId w:val="24"/>
@@ -16718,7 +16447,7 @@
     </w:p>
     <w:p>
       <w:pPr>
-        <w:pStyle w:val="Listaszerbekezds"/>
+        <w:pStyle w:val="ListParagraph"/>
         <w:numPr>
           <w:ilvl w:val="2"/>
           <w:numId w:val="24"/>
@@ -16764,7 +16493,7 @@
     </w:p>
     <w:p>
       <w:pPr>
-        <w:pStyle w:val="Listaszerbekezds"/>
+        <w:pStyle w:val="ListParagraph"/>
         <w:numPr>
           <w:ilvl w:val="2"/>
           <w:numId w:val="24"/>
@@ -16810,7 +16539,7 @@
     </w:p>
     <w:p>
       <w:pPr>
-        <w:pStyle w:val="Listaszerbekezds"/>
+        <w:pStyle w:val="ListParagraph"/>
         <w:numPr>
           <w:ilvl w:val="2"/>
           <w:numId w:val="24"/>
@@ -16844,7 +16573,7 @@
     </w:p>
     <w:p>
       <w:pPr>
-        <w:pStyle w:val="Listaszerbekezds"/>
+        <w:pStyle w:val="ListParagraph"/>
         <w:numPr>
           <w:ilvl w:val="0"/>
           <w:numId w:val="24"/>
@@ -16861,7 +16590,7 @@
     </w:p>
     <w:p>
       <w:pPr>
-        <w:pStyle w:val="Listaszerbekezds"/>
+        <w:pStyle w:val="ListParagraph"/>
         <w:numPr>
           <w:ilvl w:val="1"/>
           <w:numId w:val="24"/>
@@ -16878,7 +16607,7 @@
     </w:p>
     <w:p>
       <w:pPr>
-        <w:pStyle w:val="Listaszerbekezds"/>
+        <w:pStyle w:val="ListParagraph"/>
         <w:numPr>
           <w:ilvl w:val="1"/>
           <w:numId w:val="24"/>
@@ -16905,7 +16634,7 @@
     </w:p>
     <w:p>
       <w:pPr>
-        <w:pStyle w:val="Listaszerbekezds"/>
+        <w:pStyle w:val="ListParagraph"/>
         <w:numPr>
           <w:ilvl w:val="2"/>
           <w:numId w:val="24"/>
@@ -16938,7 +16667,7 @@
     </w:p>
     <w:p>
       <w:pPr>
-        <w:pStyle w:val="Listaszerbekezds"/>
+        <w:pStyle w:val="ListParagraph"/>
         <w:numPr>
           <w:ilvl w:val="2"/>
           <w:numId w:val="24"/>
@@ -16971,7 +16700,7 @@
     </w:p>
     <w:p>
       <w:pPr>
-        <w:pStyle w:val="Listaszerbekezds"/>
+        <w:pStyle w:val="ListParagraph"/>
         <w:numPr>
           <w:ilvl w:val="1"/>
           <w:numId w:val="24"/>
@@ -16991,7 +16720,7 @@
     </w:p>
     <w:p>
       <w:pPr>
-        <w:pStyle w:val="Listaszerbekezds"/>
+        <w:pStyle w:val="ListParagraph"/>
         <w:numPr>
           <w:ilvl w:val="2"/>
           <w:numId w:val="24"/>
@@ -17022,7 +16751,7 @@
     </w:p>
     <w:p>
       <w:pPr>
-        <w:pStyle w:val="Listaszerbekezds"/>
+        <w:pStyle w:val="ListParagraph"/>
         <w:numPr>
           <w:ilvl w:val="2"/>
           <w:numId w:val="24"/>
@@ -17062,7 +16791,7 @@
     </w:p>
     <w:p>
       <w:pPr>
-        <w:pStyle w:val="Listaszerbekezds"/>
+        <w:pStyle w:val="ListParagraph"/>
         <w:numPr>
           <w:ilvl w:val="2"/>
           <w:numId w:val="24"/>
@@ -17102,7 +16831,7 @@
     </w:p>
     <w:p>
       <w:pPr>
-        <w:pStyle w:val="Listaszerbekezds"/>
+        <w:pStyle w:val="ListParagraph"/>
         <w:numPr>
           <w:ilvl w:val="2"/>
           <w:numId w:val="24"/>
@@ -17142,7 +16871,7 @@
     </w:p>
     <w:p>
       <w:pPr>
-        <w:pStyle w:val="Cmsor5"/>
+        <w:pStyle w:val="Heading5"/>
       </w:pPr>
       <w:r>
         <w:lastRenderedPageBreak/>
@@ -17154,15 +16883,7 @@
       </w:r>
       <w:proofErr w:type="spellEnd"/>
       <w:r>
-        <w:t>/</w:t>
-      </w:r>
-      <w:proofErr w:type="spellStart"/>
-      <w:r>
-        <w:t>Vehicle</w:t>
-      </w:r>
-      <w:proofErr w:type="spellEnd"/>
-      <w:r>
-        <w:t>/</w:t>
+        <w:t>/Vehicle/</w:t>
       </w:r>
       <w:r>
         <w:rPr>
@@ -17190,7 +16911,7 @@
     </w:p>
     <w:p>
       <w:pPr>
-        <w:pStyle w:val="Listaszerbekezds"/>
+        <w:pStyle w:val="ListParagraph"/>
         <w:numPr>
           <w:ilvl w:val="0"/>
           <w:numId w:val="24"/>
@@ -17207,7 +16928,7 @@
     </w:p>
     <w:p>
       <w:pPr>
-        <w:pStyle w:val="Listaszerbekezds"/>
+        <w:pStyle w:val="ListParagraph"/>
         <w:numPr>
           <w:ilvl w:val="1"/>
           <w:numId w:val="24"/>
@@ -17230,7 +16951,7 @@
     </w:p>
     <w:p>
       <w:pPr>
-        <w:pStyle w:val="Listaszerbekezds"/>
+        <w:pStyle w:val="ListParagraph"/>
         <w:numPr>
           <w:ilvl w:val="1"/>
           <w:numId w:val="24"/>
@@ -17265,7 +16986,7 @@
     </w:p>
     <w:p>
       <w:pPr>
-        <w:pStyle w:val="Listaszerbekezds"/>
+        <w:pStyle w:val="ListParagraph"/>
         <w:numPr>
           <w:ilvl w:val="1"/>
           <w:numId w:val="24"/>
@@ -17285,7 +17006,7 @@
     </w:p>
     <w:p>
       <w:pPr>
-        <w:pStyle w:val="Listaszerbekezds"/>
+        <w:pStyle w:val="ListParagraph"/>
         <w:numPr>
           <w:ilvl w:val="2"/>
           <w:numId w:val="24"/>
@@ -17316,7 +17037,7 @@
     </w:p>
     <w:p>
       <w:pPr>
-        <w:pStyle w:val="Listaszerbekezds"/>
+        <w:pStyle w:val="ListParagraph"/>
         <w:numPr>
           <w:ilvl w:val="0"/>
           <w:numId w:val="24"/>
@@ -17333,7 +17054,7 @@
     </w:p>
     <w:p>
       <w:pPr>
-        <w:pStyle w:val="Listaszerbekezds"/>
+        <w:pStyle w:val="ListParagraph"/>
         <w:numPr>
           <w:ilvl w:val="1"/>
           <w:numId w:val="24"/>
@@ -17350,7 +17071,7 @@
     </w:p>
     <w:p>
       <w:pPr>
-        <w:pStyle w:val="Listaszerbekezds"/>
+        <w:pStyle w:val="ListParagraph"/>
         <w:numPr>
           <w:ilvl w:val="1"/>
           <w:numId w:val="24"/>
@@ -17370,7 +17091,7 @@
     </w:p>
     <w:p>
       <w:pPr>
-        <w:pStyle w:val="Listaszerbekezds"/>
+        <w:pStyle w:val="ListParagraph"/>
         <w:numPr>
           <w:ilvl w:val="2"/>
           <w:numId w:val="24"/>
@@ -17396,7 +17117,7 @@
     </w:p>
     <w:p>
       <w:pPr>
-        <w:pStyle w:val="Listaszerbekezds"/>
+        <w:pStyle w:val="ListParagraph"/>
         <w:numPr>
           <w:ilvl w:val="2"/>
           <w:numId w:val="24"/>
@@ -17423,7 +17144,7 @@
     </w:p>
     <w:p>
       <w:pPr>
-        <w:pStyle w:val="Listaszerbekezds"/>
+        <w:pStyle w:val="ListParagraph"/>
         <w:numPr>
           <w:ilvl w:val="2"/>
           <w:numId w:val="24"/>
@@ -17453,14 +17174,12 @@
       <w:r>
         <w:t>(</w:t>
       </w:r>
-      <w:proofErr w:type="spellStart"/>
       <w:r>
         <w:t>Q</w:t>
       </w:r>
       <w:r>
         <w:t>uery</w:t>
       </w:r>
-      <w:proofErr w:type="spellEnd"/>
       <w:r>
         <w:t>-ben</w:t>
       </w:r>
@@ -17480,7 +17199,7 @@
     </w:p>
     <w:p>
       <w:pPr>
-        <w:pStyle w:val="Listaszerbekezds"/>
+        <w:pStyle w:val="ListParagraph"/>
         <w:numPr>
           <w:ilvl w:val="1"/>
           <w:numId w:val="24"/>
@@ -17500,7 +17219,7 @@
     </w:p>
     <w:p>
       <w:pPr>
-        <w:pStyle w:val="Listaszerbekezds"/>
+        <w:pStyle w:val="ListParagraph"/>
         <w:numPr>
           <w:ilvl w:val="2"/>
           <w:numId w:val="24"/>
@@ -17524,7 +17243,7 @@
     </w:p>
     <w:p>
       <w:pPr>
-        <w:pStyle w:val="Listaszerbekezds"/>
+        <w:pStyle w:val="ListParagraph"/>
         <w:numPr>
           <w:ilvl w:val="2"/>
           <w:numId w:val="24"/>
@@ -17564,7 +17283,7 @@
     </w:p>
     <w:p>
       <w:pPr>
-        <w:pStyle w:val="Listaszerbekezds"/>
+        <w:pStyle w:val="ListParagraph"/>
         <w:numPr>
           <w:ilvl w:val="2"/>
           <w:numId w:val="24"/>
@@ -17604,7 +17323,7 @@
     </w:p>
     <w:p>
       <w:pPr>
-        <w:pStyle w:val="Listaszerbekezds"/>
+        <w:pStyle w:val="ListParagraph"/>
         <w:numPr>
           <w:ilvl w:val="2"/>
           <w:numId w:val="24"/>
@@ -17660,7 +17379,7 @@
     </w:p>
     <w:p>
       <w:pPr>
-        <w:pStyle w:val="Listaszerbekezds"/>
+        <w:pStyle w:val="ListParagraph"/>
         <w:numPr>
           <w:ilvl w:val="2"/>
           <w:numId w:val="24"/>
@@ -17717,7 +17436,7 @@
     </w:p>
     <w:p>
       <w:pPr>
-        <w:pStyle w:val="Cmsor5"/>
+        <w:pStyle w:val="Heading5"/>
       </w:pPr>
       <w:r>
         <w:lastRenderedPageBreak/>
@@ -17729,15 +17448,7 @@
       </w:r>
       <w:proofErr w:type="spellEnd"/>
       <w:r>
-        <w:t>/</w:t>
-      </w:r>
-      <w:proofErr w:type="spellStart"/>
-      <w:r>
-        <w:t>Vehicle</w:t>
-      </w:r>
-      <w:proofErr w:type="spellEnd"/>
-      <w:r>
-        <w:t>/</w:t>
+        <w:t>/Vehicle/</w:t>
       </w:r>
       <w:r>
         <w:rPr>
@@ -17785,7 +17496,7 @@
     </w:p>
     <w:p>
       <w:pPr>
-        <w:pStyle w:val="Listaszerbekezds"/>
+        <w:pStyle w:val="ListParagraph"/>
         <w:numPr>
           <w:ilvl w:val="0"/>
           <w:numId w:val="24"/>
@@ -17802,7 +17513,7 @@
     </w:p>
     <w:p>
       <w:pPr>
-        <w:pStyle w:val="Listaszerbekezds"/>
+        <w:pStyle w:val="ListParagraph"/>
         <w:numPr>
           <w:ilvl w:val="1"/>
           <w:numId w:val="24"/>
@@ -17819,7 +17530,7 @@
     </w:p>
     <w:p>
       <w:pPr>
-        <w:pStyle w:val="Listaszerbekezds"/>
+        <w:pStyle w:val="ListParagraph"/>
         <w:numPr>
           <w:ilvl w:val="1"/>
           <w:numId w:val="24"/>
@@ -17839,7 +17550,7 @@
     </w:p>
     <w:p>
       <w:pPr>
-        <w:pStyle w:val="Listaszerbekezds"/>
+        <w:pStyle w:val="ListParagraph"/>
         <w:numPr>
           <w:ilvl w:val="2"/>
           <w:numId w:val="24"/>
@@ -17865,7 +17576,7 @@
     </w:p>
     <w:p>
       <w:pPr>
-        <w:pStyle w:val="Listaszerbekezds"/>
+        <w:pStyle w:val="ListParagraph"/>
         <w:numPr>
           <w:ilvl w:val="2"/>
           <w:numId w:val="24"/>
@@ -17898,7 +17609,7 @@
     </w:p>
     <w:p>
       <w:pPr>
-        <w:pStyle w:val="Listaszerbekezds"/>
+        <w:pStyle w:val="ListParagraph"/>
         <w:numPr>
           <w:ilvl w:val="1"/>
           <w:numId w:val="24"/>
@@ -17918,7 +17629,7 @@
     </w:p>
     <w:p>
       <w:pPr>
-        <w:pStyle w:val="Listaszerbekezds"/>
+        <w:pStyle w:val="ListParagraph"/>
         <w:numPr>
           <w:ilvl w:val="2"/>
           <w:numId w:val="24"/>
@@ -17958,7 +17669,7 @@
     </w:p>
     <w:p>
       <w:pPr>
-        <w:pStyle w:val="Listaszerbekezds"/>
+        <w:pStyle w:val="ListParagraph"/>
         <w:numPr>
           <w:ilvl w:val="2"/>
           <w:numId w:val="24"/>
@@ -17982,7 +17693,7 @@
     </w:p>
     <w:p>
       <w:pPr>
-        <w:pStyle w:val="Listaszerbekezds"/>
+        <w:pStyle w:val="ListParagraph"/>
         <w:numPr>
           <w:ilvl w:val="0"/>
           <w:numId w:val="24"/>
@@ -17999,7 +17710,7 @@
     </w:p>
     <w:p>
       <w:pPr>
-        <w:pStyle w:val="Listaszerbekezds"/>
+        <w:pStyle w:val="ListParagraph"/>
         <w:numPr>
           <w:ilvl w:val="1"/>
           <w:numId w:val="24"/>
@@ -18016,7 +17727,7 @@
     </w:p>
     <w:p>
       <w:pPr>
-        <w:pStyle w:val="Listaszerbekezds"/>
+        <w:pStyle w:val="ListParagraph"/>
         <w:numPr>
           <w:ilvl w:val="1"/>
           <w:numId w:val="24"/>
@@ -18036,7 +17747,7 @@
     </w:p>
     <w:p>
       <w:pPr>
-        <w:pStyle w:val="Listaszerbekezds"/>
+        <w:pStyle w:val="ListParagraph"/>
         <w:numPr>
           <w:ilvl w:val="2"/>
           <w:numId w:val="24"/>
@@ -18062,7 +17773,7 @@
     </w:p>
     <w:p>
       <w:pPr>
-        <w:pStyle w:val="Listaszerbekezds"/>
+        <w:pStyle w:val="ListParagraph"/>
         <w:numPr>
           <w:ilvl w:val="2"/>
           <w:numId w:val="24"/>
@@ -18095,7 +17806,7 @@
     </w:p>
     <w:p>
       <w:pPr>
-        <w:pStyle w:val="Listaszerbekezds"/>
+        <w:pStyle w:val="ListParagraph"/>
         <w:numPr>
           <w:ilvl w:val="2"/>
           <w:numId w:val="24"/>
@@ -18125,13 +17836,8 @@
       <w:r>
         <w:t>(</w:t>
       </w:r>
-      <w:proofErr w:type="spellStart"/>
-      <w:r>
-        <w:t>Query</w:t>
-      </w:r>
-      <w:proofErr w:type="spellEnd"/>
-      <w:r>
-        <w:t>-ben</w:t>
+      <w:r>
+        <w:t>Query-ben</w:t>
       </w:r>
       <w:r>
         <w:t>):</w:t>
@@ -18142,7 +17848,7 @@
     </w:p>
     <w:p>
       <w:pPr>
-        <w:pStyle w:val="Listaszerbekezds"/>
+        <w:pStyle w:val="ListParagraph"/>
         <w:numPr>
           <w:ilvl w:val="1"/>
           <w:numId w:val="24"/>
@@ -18162,7 +17868,7 @@
     </w:p>
     <w:p>
       <w:pPr>
-        <w:pStyle w:val="Listaszerbekezds"/>
+        <w:pStyle w:val="ListParagraph"/>
         <w:numPr>
           <w:ilvl w:val="2"/>
           <w:numId w:val="24"/>
@@ -18186,7 +17892,7 @@
     </w:p>
     <w:p>
       <w:pPr>
-        <w:pStyle w:val="Listaszerbekezds"/>
+        <w:pStyle w:val="ListParagraph"/>
         <w:numPr>
           <w:ilvl w:val="2"/>
           <w:numId w:val="24"/>
@@ -18226,7 +17932,7 @@
     </w:p>
     <w:p>
       <w:pPr>
-        <w:pStyle w:val="Listaszerbekezds"/>
+        <w:pStyle w:val="ListParagraph"/>
         <w:numPr>
           <w:ilvl w:val="2"/>
           <w:numId w:val="24"/>
@@ -18266,7 +17972,7 @@
     </w:p>
     <w:p>
       <w:pPr>
-        <w:pStyle w:val="Listaszerbekezds"/>
+        <w:pStyle w:val="ListParagraph"/>
         <w:numPr>
           <w:ilvl w:val="2"/>
           <w:numId w:val="24"/>
@@ -18299,7 +18005,7 @@
     </w:p>
     <w:p>
       <w:pPr>
-        <w:pStyle w:val="Listaszerbekezds"/>
+        <w:pStyle w:val="ListParagraph"/>
         <w:numPr>
           <w:ilvl w:val="0"/>
           <w:numId w:val="24"/>
@@ -18313,7 +18019,7 @@
     </w:p>
     <w:p>
       <w:pPr>
-        <w:pStyle w:val="Listaszerbekezds"/>
+        <w:pStyle w:val="ListParagraph"/>
         <w:numPr>
           <w:ilvl w:val="1"/>
           <w:numId w:val="24"/>
@@ -18326,7 +18032,7 @@
     </w:p>
     <w:p>
       <w:pPr>
-        <w:pStyle w:val="Listaszerbekezds"/>
+        <w:pStyle w:val="ListParagraph"/>
         <w:numPr>
           <w:ilvl w:val="1"/>
           <w:numId w:val="24"/>
@@ -18346,7 +18052,7 @@
     </w:p>
     <w:p>
       <w:pPr>
-        <w:pStyle w:val="Listaszerbekezds"/>
+        <w:pStyle w:val="ListParagraph"/>
         <w:numPr>
           <w:ilvl w:val="2"/>
           <w:numId w:val="24"/>
@@ -18372,7 +18078,7 @@
     </w:p>
     <w:p>
       <w:pPr>
-        <w:pStyle w:val="Listaszerbekezds"/>
+        <w:pStyle w:val="ListParagraph"/>
         <w:numPr>
           <w:ilvl w:val="2"/>
           <w:numId w:val="24"/>
@@ -18405,7 +18111,7 @@
     </w:p>
     <w:p>
       <w:pPr>
-        <w:pStyle w:val="Listaszerbekezds"/>
+        <w:pStyle w:val="ListParagraph"/>
         <w:numPr>
           <w:ilvl w:val="1"/>
           <w:numId w:val="24"/>
@@ -18425,7 +18131,7 @@
     </w:p>
     <w:p>
       <w:pPr>
-        <w:pStyle w:val="Listaszerbekezds"/>
+        <w:pStyle w:val="ListParagraph"/>
         <w:numPr>
           <w:ilvl w:val="2"/>
           <w:numId w:val="24"/>
@@ -18449,7 +18155,7 @@
     </w:p>
     <w:p>
       <w:pPr>
-        <w:pStyle w:val="Listaszerbekezds"/>
+        <w:pStyle w:val="ListParagraph"/>
         <w:numPr>
           <w:ilvl w:val="2"/>
           <w:numId w:val="24"/>
@@ -18489,7 +18195,7 @@
     </w:p>
     <w:p>
       <w:pPr>
-        <w:pStyle w:val="Listaszerbekezds"/>
+        <w:pStyle w:val="ListParagraph"/>
         <w:numPr>
           <w:ilvl w:val="2"/>
           <w:numId w:val="24"/>
@@ -18529,7 +18235,7 @@
     </w:p>
     <w:p>
       <w:pPr>
-        <w:pStyle w:val="Listaszerbekezds"/>
+        <w:pStyle w:val="ListParagraph"/>
         <w:numPr>
           <w:ilvl w:val="2"/>
           <w:numId w:val="24"/>
@@ -18585,7 +18291,7 @@
     </w:p>
     <w:p>
       <w:pPr>
-        <w:pStyle w:val="Listaszerbekezds"/>
+        <w:pStyle w:val="ListParagraph"/>
         <w:numPr>
           <w:ilvl w:val="2"/>
           <w:numId w:val="24"/>
@@ -18634,33 +18340,33 @@
     </w:p>
     <w:p>
       <w:pPr>
-        <w:pStyle w:val="Cmsor3"/>
-      </w:pPr>
-      <w:bookmarkStart w:id="34" w:name="_Toc227709803"/>
+        <w:pStyle w:val="Heading3"/>
+      </w:pPr>
+      <w:bookmarkStart w:id="33" w:name="_Toc227709803"/>
       <w:r>
         <w:lastRenderedPageBreak/>
         <w:t>Szolgáltatások</w:t>
       </w:r>
+      <w:bookmarkEnd w:id="33"/>
+    </w:p>
+    <w:p>
+      <w:r>
+        <w:t>A backend saját szolgáltatásokkal végez el olyan funkciókat, amelyek több metóduson is átnyúlnak, ezek a következők:</w:t>
+      </w:r>
+    </w:p>
+    <w:p>
+      <w:pPr>
+        <w:pStyle w:val="Heading4"/>
+      </w:pPr>
+      <w:bookmarkStart w:id="34" w:name="_Toc227709804"/>
+      <w:r>
+        <w:t>Autentikációs szolgáltatás – AuthService</w:t>
+      </w:r>
       <w:bookmarkEnd w:id="34"/>
     </w:p>
     <w:p>
-      <w:r>
-        <w:t>A backend saját szolgáltatásokkal végez el olyan funkciókat, amelyek több metóduson is átnyúlnak, ezek a következők:</w:t>
-      </w:r>
-    </w:p>
-    <w:p>
-      <w:pPr>
-        <w:pStyle w:val="Cmsor4"/>
-      </w:pPr>
-      <w:bookmarkStart w:id="35" w:name="_Toc227709804"/>
-      <w:r>
-        <w:t>Autentikációs szolgáltatás – AuthService</w:t>
-      </w:r>
-      <w:bookmarkEnd w:id="35"/>
-    </w:p>
-    <w:p>
-      <w:pPr>
-        <w:pStyle w:val="Cmsor5"/>
+      <w:pPr>
+        <w:pStyle w:val="Heading5"/>
       </w:pPr>
       <w:r>
         <w:t>Jelszavak</w:t>
@@ -18679,7 +18385,7 @@
     </w:p>
     <w:p>
       <w:pPr>
-        <w:pStyle w:val="Cmsor5"/>
+        <w:pStyle w:val="Heading5"/>
       </w:pPr>
       <w:r>
         <w:t>Hozzáférési token</w:t>
@@ -18743,7 +18449,7 @@
     </w:p>
     <w:p>
       <w:pPr>
-        <w:pStyle w:val="Cmsor5"/>
+        <w:pStyle w:val="Heading5"/>
       </w:pPr>
       <w:r>
         <w:t>Visszaállító kódok</w:t>
@@ -18765,9 +18471,9 @@
     </w:p>
     <w:p>
       <w:pPr>
-        <w:pStyle w:val="Cmsor4"/>
-      </w:pPr>
-      <w:bookmarkStart w:id="36" w:name="_Toc227709805"/>
+        <w:pStyle w:val="Heading4"/>
+      </w:pPr>
+      <w:bookmarkStart w:id="35" w:name="_Toc227709805"/>
       <w:r>
         <w:lastRenderedPageBreak/>
         <w:t xml:space="preserve">Email szolgáltatás – IEmailService </w:t>
@@ -18781,104 +18487,104 @@
       <w:r>
         <w:t>ResendEmailService</w:t>
       </w:r>
+      <w:bookmarkEnd w:id="35"/>
+    </w:p>
+    <w:p>
+      <w:pPr>
+        <w:pStyle w:val="Heading5"/>
+      </w:pPr>
+      <w:r>
+        <w:t>IEmailService</w:t>
+      </w:r>
+    </w:p>
+    <w:p>
+      <w:r>
+        <w:t>Az email</w:t>
+      </w:r>
+      <w:r>
+        <w:t xml:space="preserve"> </w:t>
+      </w:r>
+      <w:r>
+        <w:t>küldő szolgáltatás alapvetően</w:t>
+      </w:r>
+      <w:r>
+        <w:t xml:space="preserve"> egy interfész, annak érdekében, hogy az email küldő klienseket/API-kat/szolgáltatásokat, a szoftver szempontjából viszonylag könnyen le lehes</w:t>
+      </w:r>
+      <w:r>
+        <w:t>s</w:t>
+      </w:r>
+      <w:r>
+        <w:t>en cserélni.</w:t>
+      </w:r>
+    </w:p>
+    <w:p>
+      <w:pPr>
+        <w:pStyle w:val="Heading5"/>
+      </w:pPr>
+      <w:r>
+        <w:t>ResendEmailService</w:t>
+      </w:r>
+    </w:p>
+    <w:p>
+      <w:r>
+        <w:t xml:space="preserve">Az email küldéshez mi a </w:t>
+      </w:r>
+      <w:hyperlink r:id="rId10" w:history="1">
+        <w:r>
+          <w:rPr>
+            <w:rStyle w:val="Hyperlink"/>
+          </w:rPr>
+          <w:t>Resend</w:t>
+        </w:r>
+      </w:hyperlink>
+      <w:r>
+        <w:t xml:space="preserve"> szolgáltatását vettük igénybe, ami ingyen enged 3000 emailt küldeni havonta, valamint saját .NET könyvtáruk</w:t>
+      </w:r>
+      <w:r>
+        <w:t xml:space="preserve"> is</w:t>
+      </w:r>
+      <w:r>
+        <w:t xml:space="preserve"> van, </w:t>
+      </w:r>
+      <w:r>
+        <w:t>amellyel viszonylag egyszerűen implementálható a funkció.</w:t>
+      </w:r>
+      <w:r>
+        <w:t xml:space="preserve"> A</w:t>
+      </w:r>
+      <w:r>
+        <w:t xml:space="preserve"> ResendEmailService, az IEmailService-ből származik le</w:t>
+      </w:r>
+      <w:r>
+        <w:t>, ez implementálja annak metódusait a Resend könyvtár segítségével</w:t>
+      </w:r>
+      <w:r>
+        <w:t>.</w:t>
+      </w:r>
+    </w:p>
+    <w:p>
+      <w:pPr>
+        <w:pStyle w:val="Heading4"/>
+        <w:spacing w:before="480"/>
+      </w:pPr>
+      <w:bookmarkStart w:id="36" w:name="_Toc227709806"/>
+      <w:r>
+        <w:t>K</w:t>
+      </w:r>
+      <w:r>
+        <w:t>éperőforrás</w:t>
+      </w:r>
+      <w:r>
+        <w:t>-kezelő</w:t>
+      </w:r>
+      <w:r>
+        <w:t xml:space="preserve"> szolgáltatás – IResourceService – LocalResourceService</w:t>
+      </w:r>
       <w:bookmarkEnd w:id="36"/>
     </w:p>
     <w:p>
       <w:pPr>
-        <w:pStyle w:val="Cmsor5"/>
-      </w:pPr>
-      <w:r>
-        <w:t>IEmailService</w:t>
-      </w:r>
-    </w:p>
-    <w:p>
-      <w:r>
-        <w:t>Az email</w:t>
-      </w:r>
-      <w:r>
-        <w:t xml:space="preserve"> </w:t>
-      </w:r>
-      <w:r>
-        <w:t>küldő szolgáltatás alapvetően</w:t>
-      </w:r>
-      <w:r>
-        <w:t xml:space="preserve"> egy interfész, annak érdekében, hogy az email küldő klienseket/API-kat/szolgáltatásokat, a szoftver szempontjából viszonylag könnyen le lehes</w:t>
-      </w:r>
-      <w:r>
-        <w:t>s</w:t>
-      </w:r>
-      <w:r>
-        <w:t>en cserélni.</w:t>
-      </w:r>
-    </w:p>
-    <w:p>
-      <w:pPr>
-        <w:pStyle w:val="Cmsor5"/>
-      </w:pPr>
-      <w:r>
-        <w:t>ResendEmailService</w:t>
-      </w:r>
-    </w:p>
-    <w:p>
-      <w:r>
-        <w:t xml:space="preserve">Az email küldéshez mi a </w:t>
-      </w:r>
-      <w:hyperlink r:id="rId10" w:history="1">
-        <w:r>
-          <w:rPr>
-            <w:rStyle w:val="Hiperhivatkozs"/>
-          </w:rPr>
-          <w:t>Resend</w:t>
-        </w:r>
-      </w:hyperlink>
-      <w:r>
-        <w:t xml:space="preserve"> szolgáltatását vettük igénybe, ami ingyen enged 3000 emailt küldeni havonta, valamint saját .NET könyvtáruk</w:t>
-      </w:r>
-      <w:r>
-        <w:t xml:space="preserve"> is</w:t>
-      </w:r>
-      <w:r>
-        <w:t xml:space="preserve"> van, </w:t>
-      </w:r>
-      <w:r>
-        <w:t>amellyel viszonylag egyszerűen implementálható a funkció.</w:t>
-      </w:r>
-      <w:r>
-        <w:t xml:space="preserve"> A</w:t>
-      </w:r>
-      <w:r>
-        <w:t xml:space="preserve"> ResendEmailService, az IEmailService-ből származik le</w:t>
-      </w:r>
-      <w:r>
-        <w:t>, ez implementálja annak metódusait a Resend könyvtár segítségével</w:t>
-      </w:r>
-      <w:r>
-        <w:t>.</w:t>
-      </w:r>
-    </w:p>
-    <w:p>
-      <w:pPr>
-        <w:pStyle w:val="Cmsor4"/>
-        <w:spacing w:before="480"/>
-      </w:pPr>
-      <w:bookmarkStart w:id="37" w:name="_Toc227709806"/>
-      <w:r>
-        <w:t>K</w:t>
-      </w:r>
-      <w:r>
-        <w:t>éperőforrás</w:t>
-      </w:r>
-      <w:r>
-        <w:t>-kezelő</w:t>
-      </w:r>
-      <w:r>
-        <w:t xml:space="preserve"> szolgáltatás – IResourceService – LocalResourceService</w:t>
-      </w:r>
-      <w:bookmarkEnd w:id="37"/>
-    </w:p>
-    <w:p>
-      <w:pPr>
-        <w:pStyle w:val="Cmsor5"/>
+        <w:pStyle w:val="Heading5"/>
       </w:pPr>
       <w:r>
         <w:t>IResourceService</w:t>
@@ -18894,7 +18600,7 @@
     </w:p>
     <w:p>
       <w:pPr>
-        <w:pStyle w:val="Cmsor5"/>
+        <w:pStyle w:val="Heading5"/>
       </w:pPr>
       <w:r>
         <w:t>LocalResourceService</w:t>
@@ -19001,14 +18707,14 @@
     </w:p>
     <w:p>
       <w:pPr>
-        <w:pStyle w:val="Cmsor4"/>
-      </w:pPr>
-      <w:bookmarkStart w:id="38" w:name="_Toc227709807"/>
+        <w:pStyle w:val="Heading4"/>
+      </w:pPr>
+      <w:bookmarkStart w:id="37" w:name="_Toc227709807"/>
       <w:r>
         <w:lastRenderedPageBreak/>
         <w:t>Bérléskezelő szolgáltatás – RentalService</w:t>
       </w:r>
-      <w:bookmarkEnd w:id="38"/>
+      <w:bookmarkEnd w:id="37"/>
     </w:p>
     <w:p>
       <w:r>
@@ -19047,7 +18753,7 @@
     </w:p>
     <w:p>
       <w:pPr>
-        <w:pStyle w:val="Cmsor5"/>
+        <w:pStyle w:val="Heading5"/>
       </w:pPr>
       <w:r>
         <w:t>Állapotkezelés</w:t>
@@ -19060,7 +18766,7 @@
     </w:p>
     <w:p>
       <w:pPr>
-        <w:pStyle w:val="Listaszerbekezds"/>
+        <w:pStyle w:val="ListParagraph"/>
         <w:numPr>
           <w:ilvl w:val="0"/>
           <w:numId w:val="2"/>
@@ -19086,7 +18792,7 @@
     </w:p>
     <w:p>
       <w:pPr>
-        <w:pStyle w:val="Listaszerbekezds"/>
+        <w:pStyle w:val="ListParagraph"/>
         <w:numPr>
           <w:ilvl w:val="0"/>
           <w:numId w:val="2"/>
@@ -19106,7 +18812,7 @@
     </w:p>
     <w:p>
       <w:pPr>
-        <w:pStyle w:val="Listaszerbekezds"/>
+        <w:pStyle w:val="ListParagraph"/>
         <w:numPr>
           <w:ilvl w:val="0"/>
           <w:numId w:val="2"/>
@@ -19126,7 +18832,7 @@
     </w:p>
     <w:p>
       <w:pPr>
-        <w:pStyle w:val="Listaszerbekezds"/>
+        <w:pStyle w:val="ListParagraph"/>
         <w:numPr>
           <w:ilvl w:val="0"/>
           <w:numId w:val="2"/>
@@ -19146,7 +18852,7 @@
     </w:p>
     <w:p>
       <w:pPr>
-        <w:pStyle w:val="Listaszerbekezds"/>
+        <w:pStyle w:val="ListParagraph"/>
         <w:numPr>
           <w:ilvl w:val="0"/>
           <w:numId w:val="2"/>
@@ -19166,7 +18872,7 @@
     </w:p>
     <w:p>
       <w:pPr>
-        <w:pStyle w:val="Listaszerbekezds"/>
+        <w:pStyle w:val="ListParagraph"/>
         <w:numPr>
           <w:ilvl w:val="0"/>
           <w:numId w:val="2"/>
@@ -19186,7 +18892,7 @@
     </w:p>
     <w:p>
       <w:pPr>
-        <w:pStyle w:val="Listaszerbekezds"/>
+        <w:pStyle w:val="ListParagraph"/>
         <w:numPr>
           <w:ilvl w:val="0"/>
           <w:numId w:val="2"/>
@@ -19206,7 +18912,7 @@
     </w:p>
     <w:p>
       <w:pPr>
-        <w:pStyle w:val="Listaszerbekezds"/>
+        <w:pStyle w:val="ListParagraph"/>
         <w:numPr>
           <w:ilvl w:val="0"/>
           <w:numId w:val="2"/>
@@ -19226,7 +18932,7 @@
     </w:p>
     <w:p>
       <w:pPr>
-        <w:pStyle w:val="Listaszerbekezds"/>
+        <w:pStyle w:val="ListParagraph"/>
         <w:numPr>
           <w:ilvl w:val="0"/>
           <w:numId w:val="2"/>
@@ -19246,7 +18952,7 @@
     </w:p>
     <w:p>
       <w:pPr>
-        <w:pStyle w:val="Listaszerbekezds"/>
+        <w:pStyle w:val="ListParagraph"/>
         <w:numPr>
           <w:ilvl w:val="0"/>
           <w:numId w:val="2"/>
@@ -19395,7 +19101,7 @@
     </w:p>
     <w:p>
       <w:pPr>
-        <w:pStyle w:val="Cmsor5"/>
+        <w:pStyle w:val="Heading5"/>
       </w:pPr>
       <w:r>
         <w:br w:type="page"/>
@@ -19424,7 +19130,7 @@
     </w:p>
     <w:p>
       <w:pPr>
-        <w:pStyle w:val="Listaszerbekezds"/>
+        <w:pStyle w:val="ListParagraph"/>
         <w:numPr>
           <w:ilvl w:val="0"/>
           <w:numId w:val="25"/>
@@ -19443,7 +19149,7 @@
     </w:p>
     <w:p>
       <w:pPr>
-        <w:pStyle w:val="Listaszerbekezds"/>
+        <w:pStyle w:val="ListParagraph"/>
         <w:numPr>
           <w:ilvl w:val="1"/>
           <w:numId w:val="25"/>
@@ -19501,7 +19207,7 @@
     </w:p>
     <w:p>
       <w:pPr>
-        <w:pStyle w:val="Listaszerbekezds"/>
+        <w:pStyle w:val="ListParagraph"/>
         <w:numPr>
           <w:ilvl w:val="1"/>
           <w:numId w:val="25"/>
@@ -19517,7 +19223,7 @@
     </w:p>
     <w:p>
       <w:pPr>
-        <w:pStyle w:val="Listaszerbekezds"/>
+        <w:pStyle w:val="ListParagraph"/>
         <w:numPr>
           <w:ilvl w:val="2"/>
           <w:numId w:val="25"/>
@@ -19536,7 +19242,7 @@
     </w:p>
     <w:p>
       <w:pPr>
-        <w:pStyle w:val="Listaszerbekezds"/>
+        <w:pStyle w:val="ListParagraph"/>
         <w:numPr>
           <w:ilvl w:val="2"/>
           <w:numId w:val="25"/>
@@ -19577,7 +19283,7 @@
     </w:p>
     <w:p>
       <w:pPr>
-        <w:pStyle w:val="Listaszerbekezds"/>
+        <w:pStyle w:val="ListParagraph"/>
         <w:numPr>
           <w:ilvl w:val="0"/>
           <w:numId w:val="26"/>
@@ -19596,7 +19302,7 @@
     </w:p>
     <w:p>
       <w:pPr>
-        <w:pStyle w:val="Listaszerbekezds"/>
+        <w:pStyle w:val="ListParagraph"/>
         <w:numPr>
           <w:ilvl w:val="0"/>
           <w:numId w:val="26"/>
@@ -19618,7 +19324,7 @@
     </w:p>
     <w:p>
       <w:pPr>
-        <w:pStyle w:val="Listaszerbekezds"/>
+        <w:pStyle w:val="ListParagraph"/>
         <w:numPr>
           <w:ilvl w:val="0"/>
           <w:numId w:val="26"/>
@@ -19640,7 +19346,7 @@
     </w:p>
     <w:p>
       <w:pPr>
-        <w:pStyle w:val="Cmsor5"/>
+        <w:pStyle w:val="Heading5"/>
       </w:pPr>
       <w:r>
         <w:t>Visszamondás</w:t>
@@ -19682,14 +19388,14 @@
     </w:p>
     <w:p>
       <w:pPr>
-        <w:pStyle w:val="Cmsor3"/>
-      </w:pPr>
-      <w:bookmarkStart w:id="39" w:name="_Toc227709808"/>
+        <w:pStyle w:val="Heading3"/>
+      </w:pPr>
+      <w:bookmarkStart w:id="38" w:name="_Toc227709808"/>
       <w:r>
         <w:lastRenderedPageBreak/>
         <w:t>Válaszszűrőrendszer – VisibilityFiltering</w:t>
       </w:r>
-      <w:bookmarkEnd w:id="39"/>
+      <w:bookmarkEnd w:id="38"/>
     </w:p>
     <w:p>
       <w:r>
@@ -19731,7 +19437,7 @@
     </w:p>
     <w:p>
       <w:pPr>
-        <w:pStyle w:val="Listaszerbekezds"/>
+        <w:pStyle w:val="ListParagraph"/>
         <w:numPr>
           <w:ilvl w:val="0"/>
           <w:numId w:val="27"/>
@@ -19753,7 +19459,7 @@
     </w:p>
     <w:p>
       <w:pPr>
-        <w:pStyle w:val="Listaszerbekezds"/>
+        <w:pStyle w:val="ListParagraph"/>
         <w:numPr>
           <w:ilvl w:val="0"/>
           <w:numId w:val="27"/>
@@ -19772,7 +19478,7 @@
     </w:p>
     <w:p>
       <w:pPr>
-        <w:pStyle w:val="Listaszerbekezds"/>
+        <w:pStyle w:val="ListParagraph"/>
         <w:numPr>
           <w:ilvl w:val="0"/>
           <w:numId w:val="27"/>
@@ -19791,7 +19497,7 @@
     </w:p>
     <w:p>
       <w:pPr>
-        <w:pStyle w:val="Listaszerbekezds"/>
+        <w:pStyle w:val="ListParagraph"/>
         <w:numPr>
           <w:ilvl w:val="0"/>
           <w:numId w:val="27"/>
@@ -19841,7 +19547,7 @@
     </w:p>
     <w:p>
       <w:pPr>
-        <w:pStyle w:val="Cmsor5"/>
+        <w:pStyle w:val="Heading5"/>
       </w:pPr>
       <w:r>
         <w:t>IFilterable</w:t>
@@ -19879,7 +19585,7 @@
     </w:p>
     <w:p>
       <w:pPr>
-        <w:pStyle w:val="Cmsor5"/>
+        <w:pStyle w:val="Heading5"/>
       </w:pPr>
       <w:r>
         <w:t>JSON szerializáló</w:t>
@@ -19984,19 +19690,19 @@
     </w:p>
     <w:p>
       <w:pPr>
-        <w:pStyle w:val="Cmsor1"/>
+        <w:pStyle w:val="Heading1"/>
         <w:suppressAutoHyphens/>
         <w:rPr>
           <w:b w:val="0"/>
           <w:bCs/>
         </w:rPr>
       </w:pPr>
-      <w:bookmarkStart w:id="40" w:name="_Toc227709809"/>
+      <w:bookmarkStart w:id="39" w:name="_Toc227709809"/>
       <w:r>
         <w:lastRenderedPageBreak/>
         <w:t>Működésének műszaki feltételei</w:t>
       </w:r>
-      <w:bookmarkEnd w:id="40"/>
+      <w:bookmarkEnd w:id="39"/>
     </w:p>
     <w:p>
       <w:pPr>
@@ -20018,7 +19724,7 @@
     </w:p>
     <w:p>
       <w:pPr>
-        <w:pStyle w:val="Cmsor1"/>
+        <w:pStyle w:val="Heading1"/>
         <w:suppressAutoHyphens/>
         <w:rPr>
           <w:rFonts w:eastAsiaTheme="minorHAnsi" w:cstheme="minorBidi"/>
@@ -20027,7 +19733,7 @@
           <w:szCs w:val="22"/>
         </w:rPr>
       </w:pPr>
-      <w:bookmarkStart w:id="41" w:name="_Toc227709810"/>
+      <w:bookmarkStart w:id="40" w:name="_Toc227709810"/>
       <w:r>
         <w:lastRenderedPageBreak/>
         <w:t>Használatának rövid bemutatás</w:t>
@@ -20035,7 +19741,7 @@
       <w:r>
         <w:t>a</w:t>
       </w:r>
-      <w:bookmarkEnd w:id="41"/>
+      <w:bookmarkEnd w:id="40"/>
     </w:p>
     <w:p>
       <w:pPr>
@@ -20051,19 +19757,19 @@
     </w:p>
     <w:p>
       <w:pPr>
-        <w:pStyle w:val="Cmsor1"/>
-        <w:suppressAutoHyphens/>
-      </w:pPr>
-      <w:bookmarkStart w:id="42" w:name="_Toc227709811"/>
+        <w:pStyle w:val="Heading1"/>
+        <w:suppressAutoHyphens/>
+      </w:pPr>
+      <w:bookmarkStart w:id="41" w:name="_Toc227709811"/>
       <w:r>
         <w:lastRenderedPageBreak/>
         <w:t>Továbbfejlesztési lehetőségek</w:t>
       </w:r>
-      <w:bookmarkEnd w:id="42"/>
-    </w:p>
-    <w:p>
-      <w:pPr>
-        <w:pStyle w:val="Listaszerbekezds"/>
+      <w:bookmarkEnd w:id="41"/>
+    </w:p>
+    <w:p>
+      <w:pPr>
+        <w:pStyle w:val="ListParagraph"/>
         <w:numPr>
           <w:ilvl w:val="0"/>
           <w:numId w:val="28"/>
@@ -20096,7 +19802,7 @@
     </w:p>
     <w:p>
       <w:pPr>
-        <w:pStyle w:val="Listaszerbekezds"/>
+        <w:pStyle w:val="ListParagraph"/>
         <w:numPr>
           <w:ilvl w:val="0"/>
           <w:numId w:val="28"/>
@@ -20115,7 +19821,7 @@
     </w:p>
     <w:p>
       <w:pPr>
-        <w:pStyle w:val="Listaszerbekezds"/>
+        <w:pStyle w:val="ListParagraph"/>
         <w:numPr>
           <w:ilvl w:val="0"/>
           <w:numId w:val="28"/>
@@ -20141,7 +19847,7 @@
     </w:p>
     <w:p>
       <w:pPr>
-        <w:pStyle w:val="Listaszerbekezds"/>
+        <w:pStyle w:val="ListParagraph"/>
         <w:numPr>
           <w:ilvl w:val="0"/>
           <w:numId w:val="28"/>
@@ -20160,7 +19866,7 @@
     </w:p>
     <w:p>
       <w:pPr>
-        <w:pStyle w:val="Listaszerbekezds"/>
+        <w:pStyle w:val="ListParagraph"/>
         <w:numPr>
           <w:ilvl w:val="0"/>
           <w:numId w:val="28"/>
@@ -20179,7 +19885,7 @@
     </w:p>
     <w:p>
       <w:pPr>
-        <w:pStyle w:val="Listaszerbekezds"/>
+        <w:pStyle w:val="ListParagraph"/>
         <w:numPr>
           <w:ilvl w:val="0"/>
           <w:numId w:val="28"/>
@@ -20207,42 +19913,42 @@
     </w:p>
     <w:p>
       <w:pPr>
-        <w:pStyle w:val="Cmsor1"/>
-      </w:pPr>
-      <w:bookmarkStart w:id="43" w:name="_Toc227709812"/>
+        <w:pStyle w:val="Heading1"/>
+      </w:pPr>
+      <w:bookmarkStart w:id="42" w:name="_Toc227709812"/>
       <w:r>
         <w:lastRenderedPageBreak/>
         <w:t>Tesztdokumentáció</w:t>
       </w:r>
+      <w:bookmarkEnd w:id="42"/>
+    </w:p>
+    <w:p>
+      <w:r>
+        <w:t xml:space="preserve">A backend rendszer végpontjainak metódusait </w:t>
+      </w:r>
+      <w:r>
+        <w:rPr>
+          <w:b/>
+          <w:bCs/>
+        </w:rPr>
+        <w:t>MSTest</w:t>
+      </w:r>
+      <w:r>
+        <w:t xml:space="preserve"> egységtesztekkel teszteltük. Ezek az alábbi módon </w:t>
+      </w:r>
+      <w:r>
+        <w:t>oszlanak meg.</w:t>
+      </w:r>
+    </w:p>
+    <w:p>
+      <w:pPr>
+        <w:pStyle w:val="Heading2"/>
+      </w:pPr>
+      <w:bookmarkStart w:id="43" w:name="_Toc227709813"/>
+      <w:r>
+        <w:t>TestHandler</w:t>
+      </w:r>
       <w:bookmarkEnd w:id="43"/>
-    </w:p>
-    <w:p>
-      <w:r>
-        <w:t xml:space="preserve">A backend rendszer végpontjainak metódusait </w:t>
-      </w:r>
-      <w:r>
-        <w:rPr>
-          <w:b/>
-          <w:bCs/>
-        </w:rPr>
-        <w:t>MSTest</w:t>
-      </w:r>
-      <w:r>
-        <w:t xml:space="preserve"> egységtesztekkel teszteltük. Ezek az alábbi módon </w:t>
-      </w:r>
-      <w:r>
-        <w:t>oszlanak meg.</w:t>
-      </w:r>
-    </w:p>
-    <w:p>
-      <w:pPr>
-        <w:pStyle w:val="Cmsor2"/>
-      </w:pPr>
-      <w:bookmarkStart w:id="44" w:name="_Toc227709813"/>
-      <w:r>
-        <w:t>TestHandler</w:t>
-      </w:r>
-      <w:bookmarkEnd w:id="44"/>
     </w:p>
     <w:p>
       <w:r>
@@ -20366,9 +20072,9 @@
     </w:p>
     <w:p>
       <w:pPr>
-        <w:pStyle w:val="Cmsor2"/>
-      </w:pPr>
-      <w:bookmarkStart w:id="45" w:name="_Toc227709814"/>
+        <w:pStyle w:val="Heading2"/>
+      </w:pPr>
+      <w:bookmarkStart w:id="44" w:name="_Toc227709814"/>
       <w:r>
         <w:rPr>
           <w:noProof/>
@@ -20438,7 +20144,7 @@
       <w:r>
         <w:t>elése</w:t>
       </w:r>
-      <w:bookmarkEnd w:id="45"/>
+      <w:bookmarkEnd w:id="44"/>
     </w:p>
     <w:p>
       <w:r>
@@ -20453,7 +20159,7 @@
     </w:p>
     <w:p>
       <w:pPr>
-        <w:pStyle w:val="Listaszerbekezds"/>
+        <w:pStyle w:val="ListParagraph"/>
         <w:numPr>
           <w:ilvl w:val="0"/>
           <w:numId w:val="30"/>
@@ -20472,7 +20178,7 @@
     </w:p>
     <w:p>
       <w:pPr>
-        <w:pStyle w:val="Listaszerbekezds"/>
+        <w:pStyle w:val="ListParagraph"/>
         <w:numPr>
           <w:ilvl w:val="0"/>
           <w:numId w:val="30"/>
@@ -20519,7 +20225,7 @@
                         <w:txbxContent>
                           <w:p>
                             <w:pPr>
-                              <w:pStyle w:val="Kpalrs"/>
+                              <w:pStyle w:val="Caption"/>
                               <w:rPr>
                                 <w:b/>
                                 <w:noProof/>
@@ -20534,27 +20240,14 @@
                             <w:r>
                               <w:t xml:space="preserve">ábra </w:t>
                             </w:r>
-                            <w:r>
-                              <w:fldChar w:fldCharType="begin"/>
-                            </w:r>
-                            <w:r>
-                              <w:instrText xml:space="preserve"> SEQ ábra \* ARABIC </w:instrText>
-                            </w:r>
-                            <w:r>
-                              <w:fldChar w:fldCharType="separate"/>
-                            </w:r>
-                            <w:r>
-                              <w:rPr>
-                                <w:noProof/>
-                              </w:rPr>
-                              <w:t>1</w:t>
-                            </w:r>
-                            <w:r>
-                              <w:rPr>
-                                <w:noProof/>
-                              </w:rPr>
-                              <w:fldChar w:fldCharType="end"/>
-                            </w:r>
+                            <w:fldSimple w:instr=" SEQ ábra \* ARABIC ">
+                              <w:r>
+                                <w:rPr>
+                                  <w:noProof/>
+                                </w:rPr>
+                                <w:t>1</w:t>
+                              </w:r>
+                            </w:fldSimple>
                             <w:r>
                               <w:t>)</w:t>
                             </w:r>
@@ -20579,13 +20272,13 @@
               </wp:anchor>
             </w:drawing>
           </mc:Choice>
-          <mc:Fallback xmlns:w16sdtfl="http://schemas.microsoft.com/office/word/2024/wordml/sdtformatlock" xmlns:w16sdtdh="http://schemas.microsoft.com/office/word/2020/wordml/sdtdatahash" xmlns:w16du="http://schemas.microsoft.com/office/word/2023/wordml/word16du" xmlns:w16="http://schemas.microsoft.com/office/word/2018/wordml" xmlns:w16cex="http://schemas.microsoft.com/office/word/2018/wordml/cex" xmlns:oel="http://schemas.microsoft.com/office/2019/extlst">
+          <mc:Fallback>
             <w:pict>
               <v:shapetype w14:anchorId="3BF47D0F" id="_x0000_t202" coordsize="21600,21600" o:spt="202" path="m,l,21600r21600,l21600,xe">
                 <v:stroke joinstyle="miter"/>
                 <v:path gradientshapeok="t" o:connecttype="rect"/>
               </v:shapetype>
-              <v:shape id="Text Box 1" o:spid="_x0000_s1026" type="#_x0000_t202" style="position:absolute;left:0;text-align:left;margin-left:225.05pt;margin-top:21pt;width:216.35pt;height:15.15pt;z-index:251663360;visibility:visible;mso-wrap-style:square;mso-width-percent:0;mso-height-percent:0;mso-wrap-distance-left:9pt;mso-wrap-distance-top:0;mso-wrap-distance-right:9pt;mso-wrap-distance-bottom:0;mso-position-horizontal:absolute;mso-position-horizontal-relative:text;mso-position-vertical:absolute;mso-position-vertical-relative:text;mso-width-percent:0;mso-height-percent:0;mso-width-relative:margin;mso-height-relative:margin;v-text-anchor:top" o:gfxdata="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" filled="f" stroked="f">
+              <v:shape id="Text Box 1" o:spid="_x0000_s1026" type="#_x0000_t202" style="position:absolute;left:0;text-align:left;margin-left:225.05pt;margin-top:21pt;width:216.35pt;height:15.15pt;z-index:251663360;visibility:visible;mso-wrap-style:square;mso-width-percent:0;mso-height-percent:0;mso-wrap-distance-left:9pt;mso-wrap-distance-top:0;mso-wrap-distance-right:9pt;mso-wrap-distance-bottom:0;mso-position-horizontal:absolute;mso-position-horizontal-relative:text;mso-position-vertical:absolute;mso-position-vertical-relative:text;mso-width-percent:0;mso-height-percent:0;mso-width-relative:margin;mso-height-relative:margin;v-text-anchor:top" o:gfxdata="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" filled="f" stroked="f">
                 <v:textbox inset="0,0,0,0">
                   <w:txbxContent>
                     <w:p>
@@ -20650,7 +20343,7 @@
     </w:p>
     <w:p>
       <w:pPr>
-        <w:pStyle w:val="Listaszerbekezds"/>
+        <w:pStyle w:val="ListParagraph"/>
         <w:numPr>
           <w:ilvl w:val="0"/>
           <w:numId w:val="30"/>
@@ -20672,7 +20365,7 @@
     </w:p>
     <w:p>
       <w:pPr>
-        <w:pStyle w:val="Listaszerbekezds"/>
+        <w:pStyle w:val="ListParagraph"/>
         <w:numPr>
           <w:ilvl w:val="0"/>
           <w:numId w:val="30"/>
@@ -20714,14 +20407,14 @@
     </w:p>
     <w:p>
       <w:pPr>
-        <w:pStyle w:val="Cmsor2"/>
-      </w:pPr>
-      <w:bookmarkStart w:id="46" w:name="_Toc227709815"/>
+        <w:pStyle w:val="Heading2"/>
+      </w:pPr>
+      <w:bookmarkStart w:id="45" w:name="_Toc227709815"/>
       <w:r>
         <w:lastRenderedPageBreak/>
         <w:t>Stressztesztelés</w:t>
       </w:r>
-      <w:bookmarkEnd w:id="46"/>
+      <w:bookmarkEnd w:id="45"/>
     </w:p>
     <w:p>
       <w:r>
@@ -20929,7 +20622,7 @@
                         <w:txbxContent>
                           <w:p>
                             <w:pPr>
-                              <w:pStyle w:val="Kpalrs"/>
+                              <w:pStyle w:val="Caption"/>
                               <w:rPr>
                                 <w:noProof/>
                                 <w:szCs w:val="22"/>
@@ -20938,27 +20631,14 @@
                             <w:r>
                               <w:t xml:space="preserve">Stresszteszt (ábra </w:t>
                             </w:r>
-                            <w:r>
-                              <w:fldChar w:fldCharType="begin"/>
-                            </w:r>
-                            <w:r>
-                              <w:instrText xml:space="preserve"> SEQ ábra \* ARABIC </w:instrText>
-                            </w:r>
-                            <w:r>
-                              <w:fldChar w:fldCharType="separate"/>
-                            </w:r>
-                            <w:r>
-                              <w:rPr>
-                                <w:noProof/>
-                              </w:rPr>
-                              <w:t>2</w:t>
-                            </w:r>
-                            <w:r>
-                              <w:rPr>
-                                <w:noProof/>
-                              </w:rPr>
-                              <w:fldChar w:fldCharType="end"/>
-                            </w:r>
+                            <w:fldSimple w:instr=" SEQ ábra \* ARABIC ">
+                              <w:r>
+                                <w:rPr>
+                                  <w:noProof/>
+                                </w:rPr>
+                                <w:t>2</w:t>
+                              </w:r>
+                            </w:fldSimple>
                             <w:r>
                               <w:t>)</w:t>
                             </w:r>
@@ -20977,9 +20657,9 @@
               </wp:anchor>
             </w:drawing>
           </mc:Choice>
-          <mc:Fallback xmlns:w16sdtfl="http://schemas.microsoft.com/office/word/2024/wordml/sdtformatlock" xmlns:w16sdtdh="http://schemas.microsoft.com/office/word/2020/wordml/sdtdatahash" xmlns:w16du="http://schemas.microsoft.com/office/word/2023/wordml/word16du" xmlns:w16="http://schemas.microsoft.com/office/word/2018/wordml" xmlns:w16cex="http://schemas.microsoft.com/office/word/2018/wordml/cex" xmlns:oel="http://schemas.microsoft.com/office/2019/extlst">
+          <mc:Fallback>
             <w:pict>
-              <v:shape w14:anchorId="0A1D6E22" id="_x0000_s1027" type="#_x0000_t202" style="position:absolute;left:0;text-align:left;margin-left:.3pt;margin-top:337.1pt;width:439.3pt;height:.05pt;z-index:251666432;visibility:visible;mso-wrap-style:square;mso-wrap-distance-left:9pt;mso-wrap-distance-top:0;mso-wrap-distance-right:9pt;mso-wrap-distance-bottom:0;mso-position-horizontal:absolute;mso-position-horizontal-relative:text;mso-position-vertical:absolute;mso-position-vertical-relative:text;v-text-anchor:top" o:gfxdata="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" stroked="f">
+              <v:shape w14:anchorId="0A1D6E22" id="_x0000_s1027" type="#_x0000_t202" style="position:absolute;left:0;text-align:left;margin-left:.3pt;margin-top:337.1pt;width:439.3pt;height:.05pt;z-index:251666432;visibility:visible;mso-wrap-style:square;mso-wrap-distance-left:9pt;mso-wrap-distance-top:0;mso-wrap-distance-right:9pt;mso-wrap-distance-bottom:0;mso-position-horizontal:absolute;mso-position-horizontal-relative:text;mso-position-vertical:absolute;mso-position-vertical-relative:text;v-text-anchor:top" o:gfxdata="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" stroked="f">
                 <v:textbox style="mso-fit-shape-to-text:t" inset="0,0,0,0">
                   <w:txbxContent>
                     <w:p>
@@ -21018,7 +20698,7 @@
           <w:noProof/>
         </w:rPr>
         <w:drawing>
-          <wp:anchor distT="0" distB="0" distL="114300" distR="114300" simplePos="0" relativeHeight="251664384" behindDoc="0" locked="0" layoutInCell="1" allowOverlap="1" wp14:anchorId="74A491E3" wp14:editId="1F30F296">
+          <wp:anchor distT="0" distB="0" distL="114300" distR="114300" simplePos="0" relativeHeight="251664384" behindDoc="0" locked="0" layoutInCell="1" allowOverlap="1" wp14:anchorId="74A491E3" wp14:editId="1AEF4AE4">
             <wp:simplePos x="0" y="0"/>
             <wp:positionH relativeFrom="column">
               <wp:posOffset>3810</wp:posOffset>
@@ -21082,7 +20762,7 @@
     </w:p>
     <w:p>
       <w:pPr>
-        <w:pStyle w:val="Cmsor1"/>
+        <w:pStyle w:val="Heading1"/>
         <w:suppressAutoHyphens/>
         <w:sectPr>
           <w:footerReference w:type="first" r:id="rId13"/>
@@ -21097,25 +20777,25 @@
     </w:p>
     <w:p>
       <w:pPr>
-        <w:pStyle w:val="Cmsor1"/>
-      </w:pPr>
-      <w:bookmarkStart w:id="47" w:name="_Toc227709816"/>
+        <w:pStyle w:val="Heading1"/>
+      </w:pPr>
+      <w:bookmarkStart w:id="46" w:name="_Toc227709816"/>
       <w:r>
         <w:lastRenderedPageBreak/>
         <w:t>Mellékletek</w:t>
       </w:r>
+      <w:bookmarkEnd w:id="46"/>
+    </w:p>
+    <w:p>
+      <w:pPr>
+        <w:pStyle w:val="Heading2"/>
+        <w:suppressAutoHyphens/>
+      </w:pPr>
+      <w:bookmarkStart w:id="47" w:name="_Toc227709817"/>
+      <w:r>
+        <w:t>ER-modell</w:t>
+      </w:r>
       <w:bookmarkEnd w:id="47"/>
-    </w:p>
-    <w:p>
-      <w:pPr>
-        <w:pStyle w:val="Cmsor2"/>
-        <w:suppressAutoHyphens/>
-      </w:pPr>
-      <w:bookmarkStart w:id="48" w:name="_Toc227709817"/>
-      <w:r>
-        <w:t>ER-modell</w:t>
-      </w:r>
-      <w:bookmarkEnd w:id="48"/>
     </w:p>
     <w:p>
       <w:pPr>
@@ -21171,55 +20851,42 @@
     </w:p>
     <w:p>
       <w:pPr>
-        <w:pStyle w:val="Kpalrs"/>
-        <w:suppressAutoHyphens/>
-      </w:pPr>
-      <w:bookmarkStart w:id="49" w:name="_Ref227153026"/>
-      <w:bookmarkStart w:id="50" w:name="_Ref227152952"/>
-      <w:bookmarkStart w:id="51" w:name="_Ref227153209"/>
+        <w:pStyle w:val="Caption"/>
+        <w:suppressAutoHyphens/>
+      </w:pPr>
+      <w:bookmarkStart w:id="48" w:name="_Ref227153026"/>
+      <w:bookmarkStart w:id="49" w:name="_Ref227152952"/>
+      <w:bookmarkStart w:id="50" w:name="_Ref227153209"/>
       <w:r>
         <w:t>ER-modell</w:t>
       </w:r>
+      <w:bookmarkEnd w:id="48"/>
+      <w:r>
+        <w:t xml:space="preserve"> </w:t>
+      </w:r>
+      <w:r>
+        <w:t xml:space="preserve">(ábra </w:t>
+      </w:r>
+      <w:fldSimple w:instr=" SEQ ábra \* ARABIC ">
+        <w:r>
+          <w:rPr>
+            <w:noProof/>
+          </w:rPr>
+          <w:t>3</w:t>
+        </w:r>
+      </w:fldSimple>
       <w:bookmarkEnd w:id="49"/>
       <w:r>
-        <w:t xml:space="preserve"> </w:t>
-      </w:r>
-      <w:r>
-        <w:t xml:space="preserve">(ábra </w:t>
-      </w:r>
-      <w:r>
-        <w:fldChar w:fldCharType="begin"/>
-      </w:r>
-      <w:r>
-        <w:instrText xml:space="preserve"> SEQ ábra \* ARABIC </w:instrText>
-      </w:r>
-      <w:r>
-        <w:fldChar w:fldCharType="separate"/>
-      </w:r>
-      <w:r>
-        <w:rPr>
-          <w:noProof/>
-        </w:rPr>
-        <w:t>3</w:t>
-      </w:r>
-      <w:r>
-        <w:rPr>
-          <w:noProof/>
-        </w:rPr>
-        <w:fldChar w:fldCharType="end"/>
+        <w:t>)</w:t>
       </w:r>
       <w:bookmarkEnd w:id="50"/>
-      <w:r>
-        <w:t>)</w:t>
-      </w:r>
-      <w:bookmarkEnd w:id="51"/>
-    </w:p>
-    <w:p>
-      <w:pPr>
-        <w:pStyle w:val="Cmsor2"/>
-        <w:suppressAutoHyphens/>
-      </w:pPr>
-      <w:bookmarkStart w:id="52" w:name="_Toc227709818"/>
+    </w:p>
+    <w:p>
+      <w:pPr>
+        <w:pStyle w:val="Heading2"/>
+        <w:suppressAutoHyphens/>
+      </w:pPr>
+      <w:bookmarkStart w:id="51" w:name="_Toc227709818"/>
       <w:r>
         <w:rPr>
           <w:noProof/>
@@ -21324,7 +20991,7 @@
                         <w:txbxContent>
                           <w:p>
                             <w:pPr>
-                              <w:pStyle w:val="Kpalrs"/>
+                              <w:pStyle w:val="Caption"/>
                               <w:rPr>
                                 <w:b/>
                                 <w:noProof/>
@@ -21333,35 +21000,22 @@
                                 <w:szCs w:val="32"/>
                               </w:rPr>
                             </w:pPr>
-                            <w:bookmarkStart w:id="53" w:name="_Ref227153376"/>
+                            <w:bookmarkStart w:id="52" w:name="_Ref227153376"/>
                             <w:r>
                               <w:t xml:space="preserve">Relációs diagramm (ábra </w:t>
                             </w:r>
-                            <w:r>
-                              <w:fldChar w:fldCharType="begin"/>
-                            </w:r>
-                            <w:r>
-                              <w:instrText xml:space="preserve"> SEQ ábra \* ARABIC </w:instrText>
-                            </w:r>
-                            <w:r>
-                              <w:fldChar w:fldCharType="separate"/>
-                            </w:r>
-                            <w:r>
-                              <w:rPr>
-                                <w:noProof/>
-                              </w:rPr>
-                              <w:t>4</w:t>
-                            </w:r>
-                            <w:r>
-                              <w:rPr>
-                                <w:noProof/>
-                              </w:rPr>
-                              <w:fldChar w:fldCharType="end"/>
-                            </w:r>
+                            <w:fldSimple w:instr=" SEQ ábra \* ARABIC ">
+                              <w:r>
+                                <w:rPr>
+                                  <w:noProof/>
+                                </w:rPr>
+                                <w:t>4</w:t>
+                              </w:r>
+                            </w:fldSimple>
                             <w:r>
                               <w:t>)</w:t>
                             </w:r>
-                            <w:bookmarkEnd w:id="53"/>
+                            <w:bookmarkEnd w:id="52"/>
                           </w:p>
                         </w:txbxContent>
                       </wps:txbx>
@@ -21377,9 +21031,9 @@
               </wp:anchor>
             </w:drawing>
           </mc:Choice>
-          <mc:Fallback xmlns:w16sdtfl="http://schemas.microsoft.com/office/word/2024/wordml/sdtformatlock" xmlns:w16sdtdh="http://schemas.microsoft.com/office/word/2020/wordml/sdtdatahash" xmlns:w16du="http://schemas.microsoft.com/office/word/2023/wordml/word16du" xmlns:w16="http://schemas.microsoft.com/office/word/2018/wordml" xmlns:w16cex="http://schemas.microsoft.com/office/word/2018/wordml/cex" xmlns:oel="http://schemas.microsoft.com/office/2019/extlst">
+          <mc:Fallback>
             <w:pict>
-              <v:shape w14:anchorId="2C084721" id="_x0000_s1028" type="#_x0000_t202" style="position:absolute;margin-left:68.25pt;margin-top:417.75pt;width:564.8pt;height:.05pt;z-index:251660288;visibility:visible;mso-wrap-style:square;mso-wrap-distance-left:9pt;mso-wrap-distance-top:0;mso-wrap-distance-right:9pt;mso-wrap-distance-bottom:0;mso-position-horizontal:absolute;mso-position-horizontal-relative:text;mso-position-vertical:absolute;mso-position-vertical-relative:text;v-text-anchor:top" o:gfxdata="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" stroked="f">
+              <v:shape w14:anchorId="2C084721" id="_x0000_s1028" type="#_x0000_t202" style="position:absolute;margin-left:68.25pt;margin-top:417.75pt;width:564.8pt;height:.05pt;z-index:251660288;visibility:visible;mso-wrap-style:square;mso-wrap-distance-left:9pt;mso-wrap-distance-top:0;mso-wrap-distance-right:9pt;mso-wrap-distance-bottom:0;mso-position-horizontal:absolute;mso-position-horizontal-relative:text;mso-position-vertical:absolute;mso-position-vertical-relative:text;v-text-anchor:top" o:gfxdata="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" stroked="f">
                 <v:textbox style="mso-fit-shape-to-text:t" inset="0,0,0,0">
                   <w:txbxContent>
                     <w:p>
@@ -21421,7 +21075,7 @@
       <w:r>
         <w:t>Relációs diagramm</w:t>
       </w:r>
-      <w:bookmarkEnd w:id="52"/>
+      <w:bookmarkEnd w:id="51"/>
     </w:p>
     <w:sectPr>
       <w:pgSz w:w="16838" w:h="11906" w:orient="landscape"/>
@@ -21435,7 +21089,7 @@
 </file>
 
 <file path=word/endnotes.xml><?xml version="1.0" encoding="utf-8"?>
-<w:endnotes xmlns:wpc="http://schemas.microsoft.com/office/word/2010/wordprocessingCanvas" xmlns:cx="http://schemas.microsoft.com/office/drawing/2014/chartex" xmlns:cx1="http://schemas.microsoft.com/office/drawing/2015/9/8/chartex" xmlns:cx2="http://schemas.microsoft.com/office/drawing/2015/10/21/chartex" xmlns:cx3="http://schemas.microsoft.com/office/drawing/2016/5/9/chartex" xmlns:cx4="http://schemas.microsoft.com/office/drawing/2016/5/10/chartex" xmlns:cx5="http://schemas.microsoft.com/office/drawing/2016/5/11/chartex" xmlns:cx6="http://schemas.microsoft.com/office/drawing/2016/5/12/chartex" xmlns:cx7="http://schemas.microsoft.com/office/drawing/2016/5/13/chartex" xmlns:cx8="http://schemas.microsoft.com/office/drawing/2016/5/14/chartex" xmlns:mc="http://schemas.openxmlformats.org/markup-compatibility/2006" xmlns:aink="http://schemas.microsoft.com/office/drawing/2016/ink" xmlns:am3d="http://schemas.microsoft.com/office/drawing/2017/model3d" xmlns:o="urn:schemas-microsoft-com:office:office" xmlns:r="http://schemas.openxmlformats.org/officeDocument/2006/relationships" xmlns:m="http://schemas.openxmlformats.org/officeDocument/2006/math" xmlns:v="urn:schemas-microsoft-com:vml" xmlns:wp14="http://schemas.microsoft.com/office/word/2010/wordprocessingDrawing" xmlns:wp="http://schemas.openxmlformats.org/drawingml/2006/wordprocessingDrawing" xmlns:w10="urn:schemas-microsoft-com:office:word" xmlns:w="http://schemas.openxmlformats.org/wordprocessingml/2006/main" xmlns:w14="http://schemas.microsoft.com/office/word/2010/wordml" xmlns:w15="http://schemas.microsoft.com/office/word/2012/wordml" xmlns:w16cid="http://schemas.microsoft.com/office/word/2016/wordml/cid" xmlns:w16se="http://schemas.microsoft.com/office/word/2015/wordml/symex" xmlns:wpg="http://schemas.microsoft.com/office/word/2010/wordprocessingGroup" xmlns:wpi="http://schemas.microsoft.com/office/word/2010/wordprocessingInk" xmlns:wne="http://schemas.microsoft.com/office/word/2006/wordml" xmlns:wps="http://schemas.microsoft.com/office/word/2010/wordprocessingShape" mc:Ignorable="w14 w15 w16se w16cid wp14">
+<w:endnotes xmlns:wpc="http://schemas.microsoft.com/office/word/2010/wordprocessingCanvas" xmlns:cx="http://schemas.microsoft.com/office/drawing/2014/chartex" xmlns:cx1="http://schemas.microsoft.com/office/drawing/2015/9/8/chartex" xmlns:cx2="http://schemas.microsoft.com/office/drawing/2015/10/21/chartex" xmlns:cx3="http://schemas.microsoft.com/office/drawing/2016/5/9/chartex" xmlns:cx4="http://schemas.microsoft.com/office/drawing/2016/5/10/chartex" xmlns:cx5="http://schemas.microsoft.com/office/drawing/2016/5/11/chartex" xmlns:cx6="http://schemas.microsoft.com/office/drawing/2016/5/12/chartex" xmlns:cx7="http://schemas.microsoft.com/office/drawing/2016/5/13/chartex" xmlns:cx8="http://schemas.microsoft.com/office/drawing/2016/5/14/chartex" xmlns:mc="http://schemas.openxmlformats.org/markup-compatibility/2006" xmlns:aink="http://schemas.microsoft.com/office/drawing/2016/ink" xmlns:am3d="http://schemas.microsoft.com/office/drawing/2017/model3d" xmlns:o="urn:schemas-microsoft-com:office:office" xmlns:oel="http://schemas.microsoft.com/office/2019/extlst" xmlns:r="http://schemas.openxmlformats.org/officeDocument/2006/relationships" xmlns:m="http://schemas.openxmlformats.org/officeDocument/2006/math" xmlns:v="urn:schemas-microsoft-com:vml" xmlns:wp14="http://schemas.microsoft.com/office/word/2010/wordprocessingDrawing" xmlns:wp="http://schemas.openxmlformats.org/drawingml/2006/wordprocessingDrawing" xmlns:w10="urn:schemas-microsoft-com:office:word" xmlns:w="http://schemas.openxmlformats.org/wordprocessingml/2006/main" xmlns:w14="http://schemas.microsoft.com/office/word/2010/wordml" xmlns:w15="http://schemas.microsoft.com/office/word/2012/wordml" xmlns:w16cex="http://schemas.microsoft.com/office/word/2018/wordml/cex" xmlns:w16cid="http://schemas.microsoft.com/office/word/2016/wordml/cid" xmlns:w16="http://schemas.microsoft.com/office/word/2018/wordml" xmlns:w16du="http://schemas.microsoft.com/office/word/2023/wordml/word16du" xmlns:w16sdtdh="http://schemas.microsoft.com/office/word/2020/wordml/sdtdatahash" xmlns:w16sdtfl="http://schemas.microsoft.com/office/word/2024/wordml/sdtformatlock" xmlns:w16se="http://schemas.microsoft.com/office/word/2015/wordml/symex" xmlns:wpg="http://schemas.microsoft.com/office/word/2010/wordprocessingGroup" xmlns:wpi="http://schemas.microsoft.com/office/word/2010/wordprocessingInk" xmlns:wne="http://schemas.microsoft.com/office/word/2006/wordml" xmlns:wps="http://schemas.microsoft.com/office/word/2010/wordprocessingShape" mc:Ignorable="w14 w15 w16se w16cid w16 w16cex w16sdtdh w16sdtfl w16du wp14">
   <w:endnote w:type="separator" w:id="-1">
     <w:p>
       <w:pPr>
@@ -21460,7 +21114,7 @@
 </file>
 
 <file path=word/footer1.xml><?xml version="1.0" encoding="utf-8"?>
-<w:ftr xmlns:wpc="http://schemas.microsoft.com/office/word/2010/wordprocessingCanvas" xmlns:cx="http://schemas.microsoft.com/office/drawing/2014/chartex" xmlns:cx1="http://schemas.microsoft.com/office/drawing/2015/9/8/chartex" xmlns:cx2="http://schemas.microsoft.com/office/drawing/2015/10/21/chartex" xmlns:cx3="http://schemas.microsoft.com/office/drawing/2016/5/9/chartex" xmlns:cx4="http://schemas.microsoft.com/office/drawing/2016/5/10/chartex" xmlns:cx5="http://schemas.microsoft.com/office/drawing/2016/5/11/chartex" xmlns:cx6="http://schemas.microsoft.com/office/drawing/2016/5/12/chartex" xmlns:cx7="http://schemas.microsoft.com/office/drawing/2016/5/13/chartex" xmlns:cx8="http://schemas.microsoft.com/office/drawing/2016/5/14/chartex" xmlns:mc="http://schemas.openxmlformats.org/markup-compatibility/2006" xmlns:aink="http://schemas.microsoft.com/office/drawing/2016/ink" xmlns:am3d="http://schemas.microsoft.com/office/drawing/2017/model3d" xmlns:o="urn:schemas-microsoft-com:office:office" xmlns:r="http://schemas.openxmlformats.org/officeDocument/2006/relationships" xmlns:m="http://schemas.openxmlformats.org/officeDocument/2006/math" xmlns:v="urn:schemas-microsoft-com:vml" xmlns:wp14="http://schemas.microsoft.com/office/word/2010/wordprocessingDrawing" xmlns:wp="http://schemas.openxmlformats.org/drawingml/2006/wordprocessingDrawing" xmlns:w10="urn:schemas-microsoft-com:office:word" xmlns:w="http://schemas.openxmlformats.org/wordprocessingml/2006/main" xmlns:w14="http://schemas.microsoft.com/office/word/2010/wordml" xmlns:w15="http://schemas.microsoft.com/office/word/2012/wordml" xmlns:w16cid="http://schemas.microsoft.com/office/word/2016/wordml/cid" xmlns:w16se="http://schemas.microsoft.com/office/word/2015/wordml/symex" xmlns:wpg="http://schemas.microsoft.com/office/word/2010/wordprocessingGroup" xmlns:wpi="http://schemas.microsoft.com/office/word/2010/wordprocessingInk" xmlns:wne="http://schemas.microsoft.com/office/word/2006/wordml" xmlns:wps="http://schemas.microsoft.com/office/word/2010/wordprocessingShape" mc:Ignorable="w14 w15 w16se w16cid wp14">
+<w:ftr xmlns:wpc="http://schemas.microsoft.com/office/word/2010/wordprocessingCanvas" xmlns:cx="http://schemas.microsoft.com/office/drawing/2014/chartex" xmlns:cx1="http://schemas.microsoft.com/office/drawing/2015/9/8/chartex" xmlns:cx2="http://schemas.microsoft.com/office/drawing/2015/10/21/chartex" xmlns:cx3="http://schemas.microsoft.com/office/drawing/2016/5/9/chartex" xmlns:cx4="http://schemas.microsoft.com/office/drawing/2016/5/10/chartex" xmlns:cx5="http://schemas.microsoft.com/office/drawing/2016/5/11/chartex" xmlns:cx6="http://schemas.microsoft.com/office/drawing/2016/5/12/chartex" xmlns:cx7="http://schemas.microsoft.com/office/drawing/2016/5/13/chartex" xmlns:cx8="http://schemas.microsoft.com/office/drawing/2016/5/14/chartex" xmlns:mc="http://schemas.openxmlformats.org/markup-compatibility/2006" xmlns:aink="http://schemas.microsoft.com/office/drawing/2016/ink" xmlns:am3d="http://schemas.microsoft.com/office/drawing/2017/model3d" xmlns:o="urn:schemas-microsoft-com:office:office" xmlns:oel="http://schemas.microsoft.com/office/2019/extlst" xmlns:r="http://schemas.openxmlformats.org/officeDocument/2006/relationships" xmlns:m="http://schemas.openxmlformats.org/officeDocument/2006/math" xmlns:v="urn:schemas-microsoft-com:vml" xmlns:wp14="http://schemas.microsoft.com/office/word/2010/wordprocessingDrawing" xmlns:wp="http://schemas.openxmlformats.org/drawingml/2006/wordprocessingDrawing" xmlns:w10="urn:schemas-microsoft-com:office:word" xmlns:w="http://schemas.openxmlformats.org/wordprocessingml/2006/main" xmlns:w14="http://schemas.microsoft.com/office/word/2010/wordml" xmlns:w15="http://schemas.microsoft.com/office/word/2012/wordml" xmlns:w16cex="http://schemas.microsoft.com/office/word/2018/wordml/cex" xmlns:w16cid="http://schemas.microsoft.com/office/word/2016/wordml/cid" xmlns:w16="http://schemas.microsoft.com/office/word/2018/wordml" xmlns:w16du="http://schemas.microsoft.com/office/word/2023/wordml/word16du" xmlns:w16sdtdh="http://schemas.microsoft.com/office/word/2020/wordml/sdtdatahash" xmlns:w16sdtfl="http://schemas.microsoft.com/office/word/2024/wordml/sdtformatlock" xmlns:w16se="http://schemas.microsoft.com/office/word/2015/wordml/symex" xmlns:wpg="http://schemas.microsoft.com/office/word/2010/wordprocessingGroup" xmlns:wpi="http://schemas.microsoft.com/office/word/2010/wordprocessingInk" xmlns:wne="http://schemas.microsoft.com/office/word/2006/wordml" xmlns:wps="http://schemas.microsoft.com/office/word/2010/wordprocessingShape" mc:Ignorable="w14 w15 w16se w16cid w16 w16cex w16sdtdh w16sdtfl w16du wp14">
   <w:sdt>
     <w:sdtPr>
       <w:id w:val="137616796"/>
@@ -21469,11 +21123,10 @@
         <w:docPartUnique/>
       </w:docPartObj>
     </w:sdtPr>
-    <w:sdtEndPr/>
     <w:sdtContent>
       <w:p>
         <w:pPr>
-          <w:pStyle w:val="llb"/>
+          <w:pStyle w:val="Footer"/>
           <w:jc w:val="center"/>
         </w:pPr>
         <w:r>
@@ -21499,14 +21152,14 @@
   </w:sdt>
   <w:p>
     <w:pPr>
-      <w:pStyle w:val="llb"/>
+      <w:pStyle w:val="Footer"/>
     </w:pPr>
   </w:p>
 </w:ftr>
 </file>
 
 <file path=word/footer2.xml><?xml version="1.0" encoding="utf-8"?>
-<w:ftr xmlns:wpc="http://schemas.microsoft.com/office/word/2010/wordprocessingCanvas" xmlns:cx="http://schemas.microsoft.com/office/drawing/2014/chartex" xmlns:cx1="http://schemas.microsoft.com/office/drawing/2015/9/8/chartex" xmlns:cx2="http://schemas.microsoft.com/office/drawing/2015/10/21/chartex" xmlns:cx3="http://schemas.microsoft.com/office/drawing/2016/5/9/chartex" xmlns:cx4="http://schemas.microsoft.com/office/drawing/2016/5/10/chartex" xmlns:cx5="http://schemas.microsoft.com/office/drawing/2016/5/11/chartex" xmlns:cx6="http://schemas.microsoft.com/office/drawing/2016/5/12/chartex" xmlns:cx7="http://schemas.microsoft.com/office/drawing/2016/5/13/chartex" xmlns:cx8="http://schemas.microsoft.com/office/drawing/2016/5/14/chartex" xmlns:mc="http://schemas.openxmlformats.org/markup-compatibility/2006" xmlns:aink="http://schemas.microsoft.com/office/drawing/2016/ink" xmlns:am3d="http://schemas.microsoft.com/office/drawing/2017/model3d" xmlns:o="urn:schemas-microsoft-com:office:office" xmlns:r="http://schemas.openxmlformats.org/officeDocument/2006/relationships" xmlns:m="http://schemas.openxmlformats.org/officeDocument/2006/math" xmlns:v="urn:schemas-microsoft-com:vml" xmlns:wp14="http://schemas.microsoft.com/office/word/2010/wordprocessingDrawing" xmlns:wp="http://schemas.openxmlformats.org/drawingml/2006/wordprocessingDrawing" xmlns:w10="urn:schemas-microsoft-com:office:word" xmlns:w="http://schemas.openxmlformats.org/wordprocessingml/2006/main" xmlns:w14="http://schemas.microsoft.com/office/word/2010/wordml" xmlns:w15="http://schemas.microsoft.com/office/word/2012/wordml" xmlns:w16cid="http://schemas.microsoft.com/office/word/2016/wordml/cid" xmlns:w16se="http://schemas.microsoft.com/office/word/2015/wordml/symex" xmlns:wpg="http://schemas.microsoft.com/office/word/2010/wordprocessingGroup" xmlns:wpi="http://schemas.microsoft.com/office/word/2010/wordprocessingInk" xmlns:wne="http://schemas.microsoft.com/office/word/2006/wordml" xmlns:wps="http://schemas.microsoft.com/office/word/2010/wordprocessingShape" mc:Ignorable="w14 w15 w16se w16cid wp14">
+<w:ftr xmlns:wpc="http://schemas.microsoft.com/office/word/2010/wordprocessingCanvas" xmlns:cx="http://schemas.microsoft.com/office/drawing/2014/chartex" xmlns:cx1="http://schemas.microsoft.com/office/drawing/2015/9/8/chartex" xmlns:cx2="http://schemas.microsoft.com/office/drawing/2015/10/21/chartex" xmlns:cx3="http://schemas.microsoft.com/office/drawing/2016/5/9/chartex" xmlns:cx4="http://schemas.microsoft.com/office/drawing/2016/5/10/chartex" xmlns:cx5="http://schemas.microsoft.com/office/drawing/2016/5/11/chartex" xmlns:cx6="http://schemas.microsoft.com/office/drawing/2016/5/12/chartex" xmlns:cx7="http://schemas.microsoft.com/office/drawing/2016/5/13/chartex" xmlns:cx8="http://schemas.microsoft.com/office/drawing/2016/5/14/chartex" xmlns:mc="http://schemas.openxmlformats.org/markup-compatibility/2006" xmlns:aink="http://schemas.microsoft.com/office/drawing/2016/ink" xmlns:am3d="http://schemas.microsoft.com/office/drawing/2017/model3d" xmlns:o="urn:schemas-microsoft-com:office:office" xmlns:oel="http://schemas.microsoft.com/office/2019/extlst" xmlns:r="http://schemas.openxmlformats.org/officeDocument/2006/relationships" xmlns:m="http://schemas.openxmlformats.org/officeDocument/2006/math" xmlns:v="urn:schemas-microsoft-com:vml" xmlns:wp14="http://schemas.microsoft.com/office/word/2010/wordprocessingDrawing" xmlns:wp="http://schemas.openxmlformats.org/drawingml/2006/wordprocessingDrawing" xmlns:w10="urn:schemas-microsoft-com:office:word" xmlns:w="http://schemas.openxmlformats.org/wordprocessingml/2006/main" xmlns:w14="http://schemas.microsoft.com/office/word/2010/wordml" xmlns:w15="http://schemas.microsoft.com/office/word/2012/wordml" xmlns:w16cex="http://schemas.microsoft.com/office/word/2018/wordml/cex" xmlns:w16cid="http://schemas.microsoft.com/office/word/2016/wordml/cid" xmlns:w16="http://schemas.microsoft.com/office/word/2018/wordml" xmlns:w16du="http://schemas.microsoft.com/office/word/2023/wordml/word16du" xmlns:w16sdtdh="http://schemas.microsoft.com/office/word/2020/wordml/sdtdatahash" xmlns:w16sdtfl="http://schemas.microsoft.com/office/word/2024/wordml/sdtformatlock" xmlns:w16se="http://schemas.microsoft.com/office/word/2015/wordml/symex" xmlns:wpg="http://schemas.microsoft.com/office/word/2010/wordprocessingGroup" xmlns:wpi="http://schemas.microsoft.com/office/word/2010/wordprocessingInk" xmlns:wne="http://schemas.microsoft.com/office/word/2006/wordml" xmlns:wps="http://schemas.microsoft.com/office/word/2010/wordprocessingShape" mc:Ignorable="w14 w15 w16se w16cid w16 w16cex w16sdtdh w16sdtfl w16du wp14">
   <w:sdt>
     <w:sdtPr>
       <w:id w:val="1096674640"/>
@@ -21515,11 +21168,10 @@
         <w:docPartUnique/>
       </w:docPartObj>
     </w:sdtPr>
-    <w:sdtEndPr/>
     <w:sdtContent>
       <w:p>
         <w:pPr>
-          <w:pStyle w:val="llb"/>
+          <w:pStyle w:val="Footer"/>
           <w:jc w:val="center"/>
         </w:pPr>
         <w:r>
@@ -21542,14 +21194,14 @@
   </w:sdt>
   <w:p>
     <w:pPr>
-      <w:pStyle w:val="llb"/>
+      <w:pStyle w:val="Footer"/>
     </w:pPr>
   </w:p>
 </w:ftr>
 </file>
 
 <file path=word/footnotes.xml><?xml version="1.0" encoding="utf-8"?>
-<w:footnotes xmlns:wpc="http://schemas.microsoft.com/office/word/2010/wordprocessingCanvas" xmlns:cx="http://schemas.microsoft.com/office/drawing/2014/chartex" xmlns:cx1="http://schemas.microsoft.com/office/drawing/2015/9/8/chartex" xmlns:cx2="http://schemas.microsoft.com/office/drawing/2015/10/21/chartex" xmlns:cx3="http://schemas.microsoft.com/office/drawing/2016/5/9/chartex" xmlns:cx4="http://schemas.microsoft.com/office/drawing/2016/5/10/chartex" xmlns:cx5="http://schemas.microsoft.com/office/drawing/2016/5/11/chartex" xmlns:cx6="http://schemas.microsoft.com/office/drawing/2016/5/12/chartex" xmlns:cx7="http://schemas.microsoft.com/office/drawing/2016/5/13/chartex" xmlns:cx8="http://schemas.microsoft.com/office/drawing/2016/5/14/chartex" xmlns:mc="http://schemas.openxmlformats.org/markup-compatibility/2006" xmlns:aink="http://schemas.microsoft.com/office/drawing/2016/ink" xmlns:am3d="http://schemas.microsoft.com/office/drawing/2017/model3d" xmlns:o="urn:schemas-microsoft-com:office:office" xmlns:r="http://schemas.openxmlformats.org/officeDocument/2006/relationships" xmlns:m="http://schemas.openxmlformats.org/officeDocument/2006/math" xmlns:v="urn:schemas-microsoft-com:vml" xmlns:wp14="http://schemas.microsoft.com/office/word/2010/wordprocessingDrawing" xmlns:wp="http://schemas.openxmlformats.org/drawingml/2006/wordprocessingDrawing" xmlns:w10="urn:schemas-microsoft-com:office:word" xmlns:w="http://schemas.openxmlformats.org/wordprocessingml/2006/main" xmlns:w14="http://schemas.microsoft.com/office/word/2010/wordml" xmlns:w15="http://schemas.microsoft.com/office/word/2012/wordml" xmlns:w16cid="http://schemas.microsoft.com/office/word/2016/wordml/cid" xmlns:w16se="http://schemas.microsoft.com/office/word/2015/wordml/symex" xmlns:wpg="http://schemas.microsoft.com/office/word/2010/wordprocessingGroup" xmlns:wpi="http://schemas.microsoft.com/office/word/2010/wordprocessingInk" xmlns:wne="http://schemas.microsoft.com/office/word/2006/wordml" xmlns:wps="http://schemas.microsoft.com/office/word/2010/wordprocessingShape" mc:Ignorable="w14 w15 w16se w16cid wp14">
+<w:footnotes xmlns:wpc="http://schemas.microsoft.com/office/word/2010/wordprocessingCanvas" xmlns:cx="http://schemas.microsoft.com/office/drawing/2014/chartex" xmlns:cx1="http://schemas.microsoft.com/office/drawing/2015/9/8/chartex" xmlns:cx2="http://schemas.microsoft.com/office/drawing/2015/10/21/chartex" xmlns:cx3="http://schemas.microsoft.com/office/drawing/2016/5/9/chartex" xmlns:cx4="http://schemas.microsoft.com/office/drawing/2016/5/10/chartex" xmlns:cx5="http://schemas.microsoft.com/office/drawing/2016/5/11/chartex" xmlns:cx6="http://schemas.microsoft.com/office/drawing/2016/5/12/chartex" xmlns:cx7="http://schemas.microsoft.com/office/drawing/2016/5/13/chartex" xmlns:cx8="http://schemas.microsoft.com/office/drawing/2016/5/14/chartex" xmlns:mc="http://schemas.openxmlformats.org/markup-compatibility/2006" xmlns:aink="http://schemas.microsoft.com/office/drawing/2016/ink" xmlns:am3d="http://schemas.microsoft.com/office/drawing/2017/model3d" xmlns:o="urn:schemas-microsoft-com:office:office" xmlns:oel="http://schemas.microsoft.com/office/2019/extlst" xmlns:r="http://schemas.openxmlformats.org/officeDocument/2006/relationships" xmlns:m="http://schemas.openxmlformats.org/officeDocument/2006/math" xmlns:v="urn:schemas-microsoft-com:vml" xmlns:wp14="http://schemas.microsoft.com/office/word/2010/wordprocessingDrawing" xmlns:wp="http://schemas.openxmlformats.org/drawingml/2006/wordprocessingDrawing" xmlns:w10="urn:schemas-microsoft-com:office:word" xmlns:w="http://schemas.openxmlformats.org/wordprocessingml/2006/main" xmlns:w14="http://schemas.microsoft.com/office/word/2010/wordml" xmlns:w15="http://schemas.microsoft.com/office/word/2012/wordml" xmlns:w16cex="http://schemas.microsoft.com/office/word/2018/wordml/cex" xmlns:w16cid="http://schemas.microsoft.com/office/word/2016/wordml/cid" xmlns:w16="http://schemas.microsoft.com/office/word/2018/wordml" xmlns:w16du="http://schemas.microsoft.com/office/word/2023/wordml/word16du" xmlns:w16sdtdh="http://schemas.microsoft.com/office/word/2020/wordml/sdtdatahash" xmlns:w16sdtfl="http://schemas.microsoft.com/office/word/2024/wordml/sdtformatlock" xmlns:w16se="http://schemas.microsoft.com/office/word/2015/wordml/symex" xmlns:wpg="http://schemas.microsoft.com/office/word/2010/wordprocessingGroup" xmlns:wpi="http://schemas.microsoft.com/office/word/2010/wordprocessingInk" xmlns:wne="http://schemas.microsoft.com/office/word/2006/wordml" xmlns:wps="http://schemas.microsoft.com/office/word/2010/wordprocessingShape" mc:Ignorable="w14 w15 w16se w16cid w16 w16cex w16sdtdh w16sdtfl w16du wp14">
   <w:footnote w:type="separator" w:id="-1">
     <w:p>
       <w:pPr>
@@ -21574,7 +21226,7 @@
 </file>
 
 <file path=word/numbering.xml><?xml version="1.0" encoding="utf-8"?>
-<w:numbering xmlns:wpc="http://schemas.microsoft.com/office/word/2010/wordprocessingCanvas" xmlns:cx="http://schemas.microsoft.com/office/drawing/2014/chartex" xmlns:cx1="http://schemas.microsoft.com/office/drawing/2015/9/8/chartex" xmlns:cx2="http://schemas.microsoft.com/office/drawing/2015/10/21/chartex" xmlns:cx3="http://schemas.microsoft.com/office/drawing/2016/5/9/chartex" xmlns:cx4="http://schemas.microsoft.com/office/drawing/2016/5/10/chartex" xmlns:cx5="http://schemas.microsoft.com/office/drawing/2016/5/11/chartex" xmlns:cx6="http://schemas.microsoft.com/office/drawing/2016/5/12/chartex" xmlns:cx7="http://schemas.microsoft.com/office/drawing/2016/5/13/chartex" xmlns:cx8="http://schemas.microsoft.com/office/drawing/2016/5/14/chartex" xmlns:mc="http://schemas.openxmlformats.org/markup-compatibility/2006" xmlns:aink="http://schemas.microsoft.com/office/drawing/2016/ink" xmlns:am3d="http://schemas.microsoft.com/office/drawing/2017/model3d" xmlns:o="urn:schemas-microsoft-com:office:office" xmlns:r="http://schemas.openxmlformats.org/officeDocument/2006/relationships" xmlns:m="http://schemas.openxmlformats.org/officeDocument/2006/math" xmlns:v="urn:schemas-microsoft-com:vml" xmlns:wp14="http://schemas.microsoft.com/office/word/2010/wordprocessingDrawing" xmlns:wp="http://schemas.openxmlformats.org/drawingml/2006/wordprocessingDrawing" xmlns:w10="urn:schemas-microsoft-com:office:word" xmlns:w="http://schemas.openxmlformats.org/wordprocessingml/2006/main" xmlns:w14="http://schemas.microsoft.com/office/word/2010/wordml" xmlns:w15="http://schemas.microsoft.com/office/word/2012/wordml" xmlns:w16cid="http://schemas.microsoft.com/office/word/2016/wordml/cid" xmlns:w16se="http://schemas.microsoft.com/office/word/2015/wordml/symex" xmlns:wpg="http://schemas.microsoft.com/office/word/2010/wordprocessingGroup" xmlns:wpi="http://schemas.microsoft.com/office/word/2010/wordprocessingInk" xmlns:wne="http://schemas.microsoft.com/office/word/2006/wordml" xmlns:wps="http://schemas.microsoft.com/office/word/2010/wordprocessingShape" mc:Ignorable="w14 w15 w16se w16cid wp14">
+<w:numbering xmlns:wpc="http://schemas.microsoft.com/office/word/2010/wordprocessingCanvas" xmlns:cx="http://schemas.microsoft.com/office/drawing/2014/chartex" xmlns:cx1="http://schemas.microsoft.com/office/drawing/2015/9/8/chartex" xmlns:cx2="http://schemas.microsoft.com/office/drawing/2015/10/21/chartex" xmlns:cx3="http://schemas.microsoft.com/office/drawing/2016/5/9/chartex" xmlns:cx4="http://schemas.microsoft.com/office/drawing/2016/5/10/chartex" xmlns:cx5="http://schemas.microsoft.com/office/drawing/2016/5/11/chartex" xmlns:cx6="http://schemas.microsoft.com/office/drawing/2016/5/12/chartex" xmlns:cx7="http://schemas.microsoft.com/office/drawing/2016/5/13/chartex" xmlns:cx8="http://schemas.microsoft.com/office/drawing/2016/5/14/chartex" xmlns:mc="http://schemas.openxmlformats.org/markup-compatibility/2006" xmlns:aink="http://schemas.microsoft.com/office/drawing/2016/ink" xmlns:am3d="http://schemas.microsoft.com/office/drawing/2017/model3d" xmlns:o="urn:schemas-microsoft-com:office:office" xmlns:oel="http://schemas.microsoft.com/office/2019/extlst" xmlns:r="http://schemas.openxmlformats.org/officeDocument/2006/relationships" xmlns:m="http://schemas.openxmlformats.org/officeDocument/2006/math" xmlns:v="urn:schemas-microsoft-com:vml" xmlns:wp14="http://schemas.microsoft.com/office/word/2010/wordprocessingDrawing" xmlns:wp="http://schemas.openxmlformats.org/drawingml/2006/wordprocessingDrawing" xmlns:w10="urn:schemas-microsoft-com:office:word" xmlns:w="http://schemas.openxmlformats.org/wordprocessingml/2006/main" xmlns:w14="http://schemas.microsoft.com/office/word/2010/wordml" xmlns:w15="http://schemas.microsoft.com/office/word/2012/wordml" xmlns:w16cex="http://schemas.microsoft.com/office/word/2018/wordml/cex" xmlns:w16cid="http://schemas.microsoft.com/office/word/2016/wordml/cid" xmlns:w16="http://schemas.microsoft.com/office/word/2018/wordml" xmlns:w16du="http://schemas.microsoft.com/office/word/2023/wordml/word16du" xmlns:w16sdtdh="http://schemas.microsoft.com/office/word/2020/wordml/sdtdatahash" xmlns:w16sdtfl="http://schemas.microsoft.com/office/word/2024/wordml/sdtformatlock" xmlns:w16se="http://schemas.microsoft.com/office/word/2015/wordml/symex" xmlns:wpg="http://schemas.microsoft.com/office/word/2010/wordprocessingGroup" xmlns:wpi="http://schemas.microsoft.com/office/word/2010/wordprocessingInk" xmlns:wne="http://schemas.microsoft.com/office/word/2006/wordml" xmlns:wps="http://schemas.microsoft.com/office/word/2010/wordprocessingShape" mc:Ignorable="w14 w15 w16se w16cid w16 w16cex w16sdtdh w16sdtfl w16du wp14">
   <w:abstractNum w:abstractNumId="0" w15:restartNumberingAfterBreak="0">
     <w:nsid w:val="05640CA0"/>
     <w:multiLevelType w:val="hybridMultilevel"/>
@@ -24945,101 +24597,101 @@
       </w:rPr>
     </w:lvl>
   </w:abstractNum>
-  <w:num w:numId="1">
+  <w:num w:numId="1" w16cid:durableId="345451344">
     <w:abstractNumId w:val="20"/>
   </w:num>
-  <w:num w:numId="2">
+  <w:num w:numId="2" w16cid:durableId="2084913582">
     <w:abstractNumId w:val="2"/>
   </w:num>
-  <w:num w:numId="3">
+  <w:num w:numId="3" w16cid:durableId="1527139842">
     <w:abstractNumId w:val="4"/>
   </w:num>
-  <w:num w:numId="4">
+  <w:num w:numId="4" w16cid:durableId="1449006588">
     <w:abstractNumId w:val="6"/>
   </w:num>
-  <w:num w:numId="5">
+  <w:num w:numId="5" w16cid:durableId="1839736531">
     <w:abstractNumId w:val="7"/>
   </w:num>
-  <w:num w:numId="6">
+  <w:num w:numId="6" w16cid:durableId="249315690">
     <w:abstractNumId w:val="13"/>
   </w:num>
-  <w:num w:numId="7">
+  <w:num w:numId="7" w16cid:durableId="1285381993">
     <w:abstractNumId w:val="28"/>
   </w:num>
-  <w:num w:numId="8">
+  <w:num w:numId="8" w16cid:durableId="64305521">
     <w:abstractNumId w:val="17"/>
   </w:num>
-  <w:num w:numId="9">
+  <w:num w:numId="9" w16cid:durableId="615137417">
     <w:abstractNumId w:val="21"/>
   </w:num>
-  <w:num w:numId="10">
+  <w:num w:numId="10" w16cid:durableId="1721250044">
     <w:abstractNumId w:val="22"/>
   </w:num>
-  <w:num w:numId="11">
+  <w:num w:numId="11" w16cid:durableId="650330141">
     <w:abstractNumId w:val="12"/>
   </w:num>
-  <w:num w:numId="12">
+  <w:num w:numId="12" w16cid:durableId="1111827113">
     <w:abstractNumId w:val="24"/>
   </w:num>
-  <w:num w:numId="13">
+  <w:num w:numId="13" w16cid:durableId="908927815">
     <w:abstractNumId w:val="11"/>
   </w:num>
-  <w:num w:numId="14">
+  <w:num w:numId="14" w16cid:durableId="1015234757">
     <w:abstractNumId w:val="14"/>
   </w:num>
-  <w:num w:numId="15">
+  <w:num w:numId="15" w16cid:durableId="1925063895">
     <w:abstractNumId w:val="18"/>
   </w:num>
-  <w:num w:numId="16">
+  <w:num w:numId="16" w16cid:durableId="371077860">
     <w:abstractNumId w:val="3"/>
   </w:num>
-  <w:num w:numId="17">
+  <w:num w:numId="17" w16cid:durableId="1340231965">
     <w:abstractNumId w:val="19"/>
   </w:num>
-  <w:num w:numId="18">
+  <w:num w:numId="18" w16cid:durableId="333804226">
     <w:abstractNumId w:val="1"/>
   </w:num>
-  <w:num w:numId="19">
+  <w:num w:numId="19" w16cid:durableId="41949884">
     <w:abstractNumId w:val="27"/>
   </w:num>
-  <w:num w:numId="20">
+  <w:num w:numId="20" w16cid:durableId="950088291">
     <w:abstractNumId w:val="25"/>
   </w:num>
-  <w:num w:numId="21">
+  <w:num w:numId="21" w16cid:durableId="71901864">
     <w:abstractNumId w:val="10"/>
   </w:num>
-  <w:num w:numId="22">
+  <w:num w:numId="22" w16cid:durableId="1840122309">
     <w:abstractNumId w:val="0"/>
   </w:num>
-  <w:num w:numId="23">
+  <w:num w:numId="23" w16cid:durableId="1478645022">
     <w:abstractNumId w:val="29"/>
   </w:num>
-  <w:num w:numId="24">
+  <w:num w:numId="24" w16cid:durableId="472606400">
     <w:abstractNumId w:val="8"/>
   </w:num>
-  <w:num w:numId="25">
+  <w:num w:numId="25" w16cid:durableId="1249122990">
     <w:abstractNumId w:val="23"/>
   </w:num>
-  <w:num w:numId="26">
+  <w:num w:numId="26" w16cid:durableId="594289015">
     <w:abstractNumId w:val="9"/>
   </w:num>
-  <w:num w:numId="27">
+  <w:num w:numId="27" w16cid:durableId="1178887125">
     <w:abstractNumId w:val="15"/>
   </w:num>
-  <w:num w:numId="28">
+  <w:num w:numId="28" w16cid:durableId="706952891">
     <w:abstractNumId w:val="5"/>
   </w:num>
-  <w:num w:numId="29">
+  <w:num w:numId="29" w16cid:durableId="2120373448">
     <w:abstractNumId w:val="26"/>
   </w:num>
-  <w:num w:numId="30">
+  <w:num w:numId="30" w16cid:durableId="854921677">
     <w:abstractNumId w:val="16"/>
   </w:num>
 </w:numbering>
 </file>
 
 <file path=word/styles.xml><?xml version="1.0" encoding="utf-8"?>
-<w:styles xmlns:mc="http://schemas.openxmlformats.org/markup-compatibility/2006" xmlns:r="http://schemas.openxmlformats.org/officeDocument/2006/relationships" xmlns:w="http://schemas.openxmlformats.org/wordprocessingml/2006/main" xmlns:w14="http://schemas.microsoft.com/office/word/2010/wordml" xmlns:w15="http://schemas.microsoft.com/office/word/2012/wordml" xmlns:w16cid="http://schemas.microsoft.com/office/word/2016/wordml/cid" xmlns:w16se="http://schemas.microsoft.com/office/word/2015/wordml/symex" mc:Ignorable="w14 w15 w16se w16cid">
+<w:styles xmlns:mc="http://schemas.openxmlformats.org/markup-compatibility/2006" xmlns:r="http://schemas.openxmlformats.org/officeDocument/2006/relationships" xmlns:w="http://schemas.openxmlformats.org/wordprocessingml/2006/main" xmlns:w14="http://schemas.microsoft.com/office/word/2010/wordml" xmlns:w15="http://schemas.microsoft.com/office/word/2012/wordml" xmlns:w16cex="http://schemas.microsoft.com/office/word/2018/wordml/cex" xmlns:w16cid="http://schemas.microsoft.com/office/word/2016/wordml/cid" xmlns:w16="http://schemas.microsoft.com/office/word/2018/wordml" xmlns:w16du="http://schemas.microsoft.com/office/word/2023/wordml/word16du" xmlns:w16sdtdh="http://schemas.microsoft.com/office/word/2020/wordml/sdtdatahash" xmlns:w16sdtfl="http://schemas.microsoft.com/office/word/2024/wordml/sdtformatlock" xmlns:w16se="http://schemas.microsoft.com/office/word/2015/wordml/symex" mc:Ignorable="w14 w15 w16se w16cid w16 w16cex w16sdtdh w16sdtfl w16du">
   <w:docDefaults>
     <w:rPrDefault>
       <w:rPr>
@@ -25055,7 +24707,7 @@
       </w:pPr>
     </w:pPrDefault>
   </w:docDefaults>
-  <w:latentStyles w:defLockedState="0" w:defUIPriority="99" w:defSemiHidden="0" w:defUnhideWhenUsed="0" w:defQFormat="0" w:count="375">
+  <w:latentStyles w:defLockedState="0" w:defUIPriority="99" w:defSemiHidden="0" w:defUnhideWhenUsed="0" w:defQFormat="0" w:count="376">
     <w:lsdException w:name="Normal" w:uiPriority="0" w:qFormat="1"/>
     <w:lsdException w:name="heading 1" w:uiPriority="9" w:qFormat="1"/>
     <w:lsdException w:name="heading 2" w:semiHidden="1" w:uiPriority="9" w:unhideWhenUsed="1" w:qFormat="1"/>
@@ -25431,8 +25083,9 @@
     <w:lsdException w:name="Smart Hyperlink" w:semiHidden="1" w:unhideWhenUsed="1"/>
     <w:lsdException w:name="Hashtag" w:semiHidden="1" w:unhideWhenUsed="1"/>
     <w:lsdException w:name="Unresolved Mention" w:semiHidden="1" w:unhideWhenUsed="1"/>
+    <w:lsdException w:name="Smart Link" w:semiHidden="1" w:unhideWhenUsed="1"/>
   </w:latentStyles>
-  <w:style w:type="paragraph" w:default="1" w:styleId="Norml">
+  <w:style w:type="paragraph" w:default="1" w:styleId="Normal">
     <w:name w:val="Normal"/>
     <w:qFormat/>
     <w:rsid w:val="00E07759"/>
@@ -25445,11 +25098,11 @@
       <w:sz w:val="24"/>
     </w:rPr>
   </w:style>
-  <w:style w:type="paragraph" w:styleId="Cmsor1">
+  <w:style w:type="paragraph" w:styleId="Heading1">
     <w:name w:val="heading 1"/>
-    <w:basedOn w:val="Norml"/>
-    <w:next w:val="Norml"/>
-    <w:link w:val="Cmsor1Char"/>
+    <w:basedOn w:val="Normal"/>
+    <w:next w:val="Normal"/>
+    <w:link w:val="Heading1Char"/>
     <w:uiPriority w:val="9"/>
     <w:qFormat/>
     <w:rsid w:val="002E3E1D"/>
@@ -25467,11 +25120,11 @@
       <w:szCs w:val="32"/>
     </w:rPr>
   </w:style>
-  <w:style w:type="paragraph" w:styleId="Cmsor2">
+  <w:style w:type="paragraph" w:styleId="Heading2">
     <w:name w:val="heading 2"/>
-    <w:basedOn w:val="Norml"/>
-    <w:next w:val="Norml"/>
-    <w:link w:val="Cmsor2Char"/>
+    <w:basedOn w:val="Normal"/>
+    <w:next w:val="Normal"/>
+    <w:link w:val="Heading2Char"/>
     <w:uiPriority w:val="9"/>
     <w:unhideWhenUsed/>
     <w:qFormat/>
@@ -25490,11 +25143,11 @@
       <w:szCs w:val="26"/>
     </w:rPr>
   </w:style>
-  <w:style w:type="paragraph" w:styleId="Cmsor3">
+  <w:style w:type="paragraph" w:styleId="Heading3">
     <w:name w:val="heading 3"/>
-    <w:basedOn w:val="Norml"/>
-    <w:next w:val="Norml"/>
-    <w:link w:val="Cmsor3Char"/>
+    <w:basedOn w:val="Normal"/>
+    <w:next w:val="Normal"/>
+    <w:link w:val="Heading3Char"/>
     <w:uiPriority w:val="9"/>
     <w:unhideWhenUsed/>
     <w:qFormat/>
@@ -25513,11 +25166,11 @@
       <w:szCs w:val="24"/>
     </w:rPr>
   </w:style>
-  <w:style w:type="paragraph" w:styleId="Cmsor4">
+  <w:style w:type="paragraph" w:styleId="Heading4">
     <w:name w:val="heading 4"/>
-    <w:basedOn w:val="Norml"/>
-    <w:next w:val="Norml"/>
-    <w:link w:val="Cmsor4Char"/>
+    <w:basedOn w:val="Normal"/>
+    <w:next w:val="Normal"/>
+    <w:link w:val="Heading4Char"/>
     <w:uiPriority w:val="9"/>
     <w:unhideWhenUsed/>
     <w:qFormat/>
@@ -25535,11 +25188,11 @@
       <w:color w:val="2E74B5" w:themeColor="accent1" w:themeShade="BF"/>
     </w:rPr>
   </w:style>
-  <w:style w:type="paragraph" w:styleId="Cmsor5">
+  <w:style w:type="paragraph" w:styleId="Heading5">
     <w:name w:val="heading 5"/>
-    <w:basedOn w:val="Norml"/>
-    <w:next w:val="Norml"/>
-    <w:link w:val="Cmsor5Char"/>
+    <w:basedOn w:val="Normal"/>
+    <w:next w:val="Normal"/>
+    <w:link w:val="Heading5Char"/>
     <w:uiPriority w:val="9"/>
     <w:unhideWhenUsed/>
     <w:qFormat/>
@@ -25555,11 +25208,11 @@
       <w:color w:val="2E74B5" w:themeColor="accent1" w:themeShade="BF"/>
     </w:rPr>
   </w:style>
-  <w:style w:type="paragraph" w:styleId="Cmsor6">
+  <w:style w:type="paragraph" w:styleId="Heading6">
     <w:name w:val="heading 6"/>
-    <w:basedOn w:val="Norml"/>
-    <w:next w:val="Norml"/>
-    <w:link w:val="Cmsor6Char"/>
+    <w:basedOn w:val="Normal"/>
+    <w:next w:val="Normal"/>
+    <w:link w:val="Heading6Char"/>
     <w:uiPriority w:val="9"/>
     <w:unhideWhenUsed/>
     <w:qFormat/>
@@ -25575,13 +25228,13 @@
       <w:color w:val="1F4D78" w:themeColor="accent1" w:themeShade="7F"/>
     </w:rPr>
   </w:style>
-  <w:style w:type="character" w:default="1" w:styleId="Bekezdsalapbettpusa">
+  <w:style w:type="character" w:default="1" w:styleId="DefaultParagraphFont">
     <w:name w:val="Default Paragraph Font"/>
     <w:uiPriority w:val="1"/>
     <w:semiHidden/>
     <w:unhideWhenUsed/>
   </w:style>
-  <w:style w:type="table" w:default="1" w:styleId="Normltblzat">
+  <w:style w:type="table" w:default="1" w:styleId="TableNormal">
     <w:name w:val="Normal Table"/>
     <w:uiPriority w:val="99"/>
     <w:semiHidden/>
@@ -25596,16 +25249,16 @@
       </w:tblCellMar>
     </w:tblPr>
   </w:style>
-  <w:style w:type="numbering" w:default="1" w:styleId="Nemlista">
+  <w:style w:type="numbering" w:default="1" w:styleId="NoList">
     <w:name w:val="No List"/>
     <w:uiPriority w:val="99"/>
     <w:semiHidden/>
     <w:unhideWhenUsed/>
   </w:style>
-  <w:style w:type="character" w:customStyle="1" w:styleId="Cmsor1Char">
-    <w:name w:val="Címsor 1 Char"/>
-    <w:basedOn w:val="Bekezdsalapbettpusa"/>
-    <w:link w:val="Cmsor1"/>
+  <w:style w:type="character" w:customStyle="1" w:styleId="Heading1Char">
+    <w:name w:val="Heading 1 Char"/>
+    <w:basedOn w:val="DefaultParagraphFont"/>
+    <w:link w:val="Heading1"/>
     <w:uiPriority w:val="9"/>
     <w:rsid w:val="002E3E1D"/>
     <w:rPr>
@@ -25615,10 +25268,10 @@
       <w:szCs w:val="32"/>
     </w:rPr>
   </w:style>
-  <w:style w:type="character" w:customStyle="1" w:styleId="Cmsor2Char">
-    <w:name w:val="Címsor 2 Char"/>
-    <w:basedOn w:val="Bekezdsalapbettpusa"/>
-    <w:link w:val="Cmsor2"/>
+  <w:style w:type="character" w:customStyle="1" w:styleId="Heading2Char">
+    <w:name w:val="Heading 2 Char"/>
+    <w:basedOn w:val="DefaultParagraphFont"/>
+    <w:link w:val="Heading2"/>
     <w:uiPriority w:val="9"/>
     <w:rsid w:val="00426B5D"/>
     <w:rPr>
@@ -25628,10 +25281,10 @@
       <w:szCs w:val="26"/>
     </w:rPr>
   </w:style>
-  <w:style w:type="character" w:customStyle="1" w:styleId="Cmsor3Char">
-    <w:name w:val="Címsor 3 Char"/>
-    <w:basedOn w:val="Bekezdsalapbettpusa"/>
-    <w:link w:val="Cmsor3"/>
+  <w:style w:type="character" w:customStyle="1" w:styleId="Heading3Char">
+    <w:name w:val="Heading 3 Char"/>
+    <w:basedOn w:val="DefaultParagraphFont"/>
+    <w:link w:val="Heading3"/>
     <w:uiPriority w:val="9"/>
     <w:rsid w:val="00A4687A"/>
     <w:rPr>
@@ -25642,10 +25295,10 @@
       <w:szCs w:val="24"/>
     </w:rPr>
   </w:style>
-  <w:style w:type="paragraph" w:styleId="lfej">
+  <w:style w:type="paragraph" w:styleId="Header">
     <w:name w:val="header"/>
-    <w:basedOn w:val="Norml"/>
-    <w:link w:val="lfejChar"/>
+    <w:basedOn w:val="Normal"/>
+    <w:link w:val="HeaderChar"/>
     <w:uiPriority w:val="99"/>
     <w:unhideWhenUsed/>
     <w:rsid w:val="0013770B"/>
@@ -25657,10 +25310,10 @@
       <w:spacing w:line="240" w:lineRule="auto"/>
     </w:pPr>
   </w:style>
-  <w:style w:type="character" w:customStyle="1" w:styleId="lfejChar">
-    <w:name w:val="Élőfej Char"/>
-    <w:basedOn w:val="Bekezdsalapbettpusa"/>
-    <w:link w:val="lfej"/>
+  <w:style w:type="character" w:customStyle="1" w:styleId="HeaderChar">
+    <w:name w:val="Header Char"/>
+    <w:basedOn w:val="DefaultParagraphFont"/>
+    <w:link w:val="Header"/>
     <w:uiPriority w:val="99"/>
     <w:rsid w:val="0013770B"/>
     <w:rPr>
@@ -25668,10 +25321,10 @@
       <w:sz w:val="24"/>
     </w:rPr>
   </w:style>
-  <w:style w:type="paragraph" w:styleId="llb">
+  <w:style w:type="paragraph" w:styleId="Footer">
     <w:name w:val="footer"/>
-    <w:basedOn w:val="Norml"/>
-    <w:link w:val="llbChar"/>
+    <w:basedOn w:val="Normal"/>
+    <w:link w:val="FooterChar"/>
     <w:uiPriority w:val="99"/>
     <w:unhideWhenUsed/>
     <w:rsid w:val="0013770B"/>
@@ -25683,10 +25336,10 @@
       <w:spacing w:line="240" w:lineRule="auto"/>
     </w:pPr>
   </w:style>
-  <w:style w:type="character" w:customStyle="1" w:styleId="llbChar">
-    <w:name w:val="Élőláb Char"/>
-    <w:basedOn w:val="Bekezdsalapbettpusa"/>
-    <w:link w:val="llb"/>
+  <w:style w:type="character" w:customStyle="1" w:styleId="FooterChar">
+    <w:name w:val="Footer Char"/>
+    <w:basedOn w:val="DefaultParagraphFont"/>
+    <w:link w:val="Footer"/>
     <w:uiPriority w:val="99"/>
     <w:rsid w:val="0013770B"/>
     <w:rPr>
@@ -25696,7 +25349,7 @@
   </w:style>
   <w:style w:type="paragraph" w:customStyle="1" w:styleId="enyimidzet">
     <w:name w:val="enyimidézet"/>
-    <w:basedOn w:val="Norml"/>
+    <w:basedOn w:val="Normal"/>
     <w:link w:val="enyimidzetChar"/>
     <w:qFormat/>
     <w:rsid w:val="00FE7C89"/>
@@ -25705,10 +25358,10 @@
       <w:ind w:left="567" w:right="567"/>
     </w:pPr>
   </w:style>
-  <w:style w:type="paragraph" w:styleId="Lbjegyzetszveg">
+  <w:style w:type="paragraph" w:styleId="FootnoteText">
     <w:name w:val="footnote text"/>
-    <w:basedOn w:val="Norml"/>
-    <w:link w:val="LbjegyzetszvegChar"/>
+    <w:basedOn w:val="Normal"/>
+    <w:link w:val="FootnoteTextChar"/>
     <w:uiPriority w:val="99"/>
     <w:semiHidden/>
     <w:unhideWhenUsed/>
@@ -25723,7 +25376,7 @@
   </w:style>
   <w:style w:type="character" w:customStyle="1" w:styleId="enyimidzetChar">
     <w:name w:val="enyimidézet Char"/>
-    <w:basedOn w:val="Bekezdsalapbettpusa"/>
+    <w:basedOn w:val="DefaultParagraphFont"/>
     <w:link w:val="enyimidzet"/>
     <w:rsid w:val="00FE7C89"/>
     <w:rPr>
@@ -25731,10 +25384,10 @@
       <w:sz w:val="24"/>
     </w:rPr>
   </w:style>
-  <w:style w:type="character" w:customStyle="1" w:styleId="LbjegyzetszvegChar">
-    <w:name w:val="Lábjegyzetszöveg Char"/>
-    <w:basedOn w:val="Bekezdsalapbettpusa"/>
-    <w:link w:val="Lbjegyzetszveg"/>
+  <w:style w:type="character" w:customStyle="1" w:styleId="FootnoteTextChar">
+    <w:name w:val="Footnote Text Char"/>
+    <w:basedOn w:val="DefaultParagraphFont"/>
+    <w:link w:val="FootnoteText"/>
     <w:uiPriority w:val="99"/>
     <w:semiHidden/>
     <w:rsid w:val="006510C1"/>
@@ -25744,9 +25397,9 @@
       <w:szCs w:val="20"/>
     </w:rPr>
   </w:style>
-  <w:style w:type="character" w:styleId="Lbjegyzet-hivatkozs">
+  <w:style w:type="character" w:styleId="FootnoteReference">
     <w:name w:val="footnote reference"/>
-    <w:basedOn w:val="Bekezdsalapbettpusa"/>
+    <w:basedOn w:val="DefaultParagraphFont"/>
     <w:uiPriority w:val="99"/>
     <w:semiHidden/>
     <w:unhideWhenUsed/>
@@ -25755,10 +25408,10 @@
       <w:vertAlign w:val="superscript"/>
     </w:rPr>
   </w:style>
-  <w:style w:type="paragraph" w:styleId="Kpalrs">
+  <w:style w:type="paragraph" w:styleId="Caption">
     <w:name w:val="caption"/>
-    <w:basedOn w:val="Norml"/>
-    <w:next w:val="Norml"/>
+    <w:basedOn w:val="Normal"/>
+    <w:next w:val="Normal"/>
     <w:uiPriority w:val="35"/>
     <w:unhideWhenUsed/>
     <w:qFormat/>
@@ -25774,10 +25427,10 @@
       <w:szCs w:val="18"/>
     </w:rPr>
   </w:style>
-  <w:style w:type="paragraph" w:styleId="Tartalomjegyzkcmsora">
+  <w:style w:type="paragraph" w:styleId="TOCHeading">
     <w:name w:val="TOC Heading"/>
-    <w:basedOn w:val="Cmsor1"/>
-    <w:next w:val="Norml"/>
+    <w:basedOn w:val="Heading1"/>
+    <w:next w:val="Normal"/>
     <w:uiPriority w:val="39"/>
     <w:unhideWhenUsed/>
     <w:qFormat/>
@@ -25790,10 +25443,10 @@
       <w:lang w:eastAsia="hu-HU"/>
     </w:rPr>
   </w:style>
-  <w:style w:type="paragraph" w:styleId="TJ1">
+  <w:style w:type="paragraph" w:styleId="TOC1">
     <w:name w:val="toc 1"/>
-    <w:basedOn w:val="Norml"/>
-    <w:next w:val="Norml"/>
+    <w:basedOn w:val="Normal"/>
+    <w:next w:val="Normal"/>
     <w:autoRedefine/>
     <w:uiPriority w:val="39"/>
     <w:unhideWhenUsed/>
@@ -25805,10 +25458,10 @@
       <w:spacing w:after="100"/>
     </w:pPr>
   </w:style>
-  <w:style w:type="paragraph" w:styleId="TJ2">
+  <w:style w:type="paragraph" w:styleId="TOC2">
     <w:name w:val="toc 2"/>
-    <w:basedOn w:val="Norml"/>
-    <w:next w:val="Norml"/>
+    <w:basedOn w:val="Normal"/>
+    <w:next w:val="Normal"/>
     <w:autoRedefine/>
     <w:uiPriority w:val="39"/>
     <w:unhideWhenUsed/>
@@ -25818,10 +25471,10 @@
       <w:ind w:left="240"/>
     </w:pPr>
   </w:style>
-  <w:style w:type="paragraph" w:styleId="TJ3">
+  <w:style w:type="paragraph" w:styleId="TOC3">
     <w:name w:val="toc 3"/>
-    <w:basedOn w:val="Norml"/>
-    <w:next w:val="Norml"/>
+    <w:basedOn w:val="Normal"/>
+    <w:next w:val="Normal"/>
     <w:autoRedefine/>
     <w:uiPriority w:val="39"/>
     <w:unhideWhenUsed/>
@@ -25831,9 +25484,9 @@
       <w:ind w:left="480"/>
     </w:pPr>
   </w:style>
-  <w:style w:type="character" w:styleId="Hiperhivatkozs">
+  <w:style w:type="character" w:styleId="Hyperlink">
     <w:name w:val="Hyperlink"/>
-    <w:basedOn w:val="Bekezdsalapbettpusa"/>
+    <w:basedOn w:val="DefaultParagraphFont"/>
     <w:uiPriority w:val="99"/>
     <w:unhideWhenUsed/>
     <w:rsid w:val="004877D7"/>
@@ -25842,15 +25495,15 @@
       <w:u w:val="single"/>
     </w:rPr>
   </w:style>
-  <w:style w:type="paragraph" w:styleId="brajegyzk">
+  <w:style w:type="paragraph" w:styleId="TableofFigures">
     <w:name w:val="table of figures"/>
-    <w:basedOn w:val="Norml"/>
-    <w:next w:val="Norml"/>
+    <w:basedOn w:val="Normal"/>
+    <w:next w:val="Normal"/>
     <w:uiPriority w:val="99"/>
     <w:unhideWhenUsed/>
     <w:rsid w:val="001A5919"/>
   </w:style>
-  <w:style w:type="paragraph" w:styleId="Nincstrkz">
+  <w:style w:type="paragraph" w:styleId="NoSpacing">
     <w:name w:val="No Spacing"/>
     <w:uiPriority w:val="1"/>
     <w:qFormat/>
@@ -25864,10 +25517,10 @@
       <w:sz w:val="24"/>
     </w:rPr>
   </w:style>
-  <w:style w:type="character" w:customStyle="1" w:styleId="Cmsor4Char">
-    <w:name w:val="Címsor 4 Char"/>
-    <w:basedOn w:val="Bekezdsalapbettpusa"/>
-    <w:link w:val="Cmsor4"/>
+  <w:style w:type="character" w:customStyle="1" w:styleId="Heading4Char">
+    <w:name w:val="Heading 4 Char"/>
+    <w:basedOn w:val="DefaultParagraphFont"/>
+    <w:link w:val="Heading4"/>
     <w:uiPriority w:val="9"/>
     <w:rsid w:val="00AF3EBF"/>
     <w:rPr>
@@ -25878,9 +25531,9 @@
       <w:sz w:val="24"/>
     </w:rPr>
   </w:style>
-  <w:style w:type="paragraph" w:styleId="Listaszerbekezds">
+  <w:style w:type="paragraph" w:styleId="ListParagraph">
     <w:name w:val="List Paragraph"/>
-    <w:basedOn w:val="Norml"/>
+    <w:basedOn w:val="Normal"/>
     <w:uiPriority w:val="34"/>
     <w:qFormat/>
     <w:rsid w:val="00B31FF8"/>
@@ -25889,10 +25542,10 @@
       <w:contextualSpacing/>
     </w:pPr>
   </w:style>
-  <w:style w:type="paragraph" w:styleId="TJ4">
+  <w:style w:type="paragraph" w:styleId="TOC4">
     <w:name w:val="toc 4"/>
-    <w:basedOn w:val="Norml"/>
-    <w:next w:val="Norml"/>
+    <w:basedOn w:val="Normal"/>
+    <w:next w:val="Normal"/>
     <w:autoRedefine/>
     <w:uiPriority w:val="39"/>
     <w:unhideWhenUsed/>
@@ -25942,10 +25595,10 @@
       </w:numPr>
     </w:pPr>
   </w:style>
-  <w:style w:type="character" w:customStyle="1" w:styleId="Cmsor5Char">
-    <w:name w:val="Címsor 5 Char"/>
-    <w:basedOn w:val="Bekezdsalapbettpusa"/>
-    <w:link w:val="Cmsor5"/>
+  <w:style w:type="character" w:customStyle="1" w:styleId="Heading5Char">
+    <w:name w:val="Heading 5 Char"/>
+    <w:basedOn w:val="DefaultParagraphFont"/>
+    <w:link w:val="Heading5"/>
     <w:uiPriority w:val="9"/>
     <w:rsid w:val="007B5D42"/>
     <w:rPr>
@@ -25954,10 +25607,10 @@
       <w:sz w:val="24"/>
     </w:rPr>
   </w:style>
-  <w:style w:type="paragraph" w:styleId="Vgjegyzetszvege">
+  <w:style w:type="paragraph" w:styleId="EndnoteText">
     <w:name w:val="endnote text"/>
-    <w:basedOn w:val="Norml"/>
-    <w:link w:val="VgjegyzetszvegeChar"/>
+    <w:basedOn w:val="Normal"/>
+    <w:link w:val="EndnoteTextChar"/>
     <w:uiPriority w:val="99"/>
     <w:semiHidden/>
     <w:unhideWhenUsed/>
@@ -25970,10 +25623,10 @@
       <w:szCs w:val="20"/>
     </w:rPr>
   </w:style>
-  <w:style w:type="character" w:customStyle="1" w:styleId="VgjegyzetszvegeChar">
-    <w:name w:val="Végjegyzet szövege Char"/>
-    <w:basedOn w:val="Bekezdsalapbettpusa"/>
-    <w:link w:val="Vgjegyzetszvege"/>
+  <w:style w:type="character" w:customStyle="1" w:styleId="EndnoteTextChar">
+    <w:name w:val="Endnote Text Char"/>
+    <w:basedOn w:val="DefaultParagraphFont"/>
+    <w:link w:val="EndnoteText"/>
     <w:uiPriority w:val="99"/>
     <w:semiHidden/>
     <w:rsid w:val="00076576"/>
@@ -25983,9 +25636,9 @@
       <w:szCs w:val="20"/>
     </w:rPr>
   </w:style>
-  <w:style w:type="character" w:styleId="Vgjegyzet-hivatkozs">
+  <w:style w:type="character" w:styleId="EndnoteReference">
     <w:name w:val="endnote reference"/>
-    <w:basedOn w:val="Bekezdsalapbettpusa"/>
+    <w:basedOn w:val="DefaultParagraphFont"/>
     <w:uiPriority w:val="99"/>
     <w:semiHidden/>
     <w:unhideWhenUsed/>
@@ -25994,9 +25647,9 @@
       <w:vertAlign w:val="superscript"/>
     </w:rPr>
   </w:style>
-  <w:style w:type="character" w:styleId="Feloldatlanmegemlts">
+  <w:style w:type="character" w:styleId="UnresolvedMention">
     <w:name w:val="Unresolved Mention"/>
-    <w:basedOn w:val="Bekezdsalapbettpusa"/>
+    <w:basedOn w:val="DefaultParagraphFont"/>
     <w:uiPriority w:val="99"/>
     <w:semiHidden/>
     <w:unhideWhenUsed/>
@@ -26006,10 +25659,10 @@
       <w:shd w:val="clear" w:color="auto" w:fill="E1DFDD"/>
     </w:rPr>
   </w:style>
-  <w:style w:type="character" w:customStyle="1" w:styleId="Cmsor6Char">
-    <w:name w:val="Címsor 6 Char"/>
-    <w:basedOn w:val="Bekezdsalapbettpusa"/>
-    <w:link w:val="Cmsor6"/>
+  <w:style w:type="character" w:customStyle="1" w:styleId="Heading6Char">
+    <w:name w:val="Heading 6 Char"/>
+    <w:basedOn w:val="DefaultParagraphFont"/>
+    <w:link w:val="Heading6"/>
     <w:uiPriority w:val="9"/>
     <w:rsid w:val="00D454B5"/>
     <w:rPr>

--- a/docs/CoMove szoftveralkalmazás dokumentációja.docx
+++ b/docs/CoMove szoftveralkalmazás dokumentációja.docx
@@ -468,7 +468,7 @@
       <w:r>
         <w:fldChar w:fldCharType="separate"/>
       </w:r>
-      <w:hyperlink w:anchor="_Toc227709770" w:history="1">
+      <w:hyperlink w:anchor="_Toc228058967" w:history="1">
         <w:r>
           <w:rPr>
             <w:rStyle w:val="Hyperlink"/>
@@ -495,7 +495,7 @@
             <w:noProof/>
             <w:webHidden/>
           </w:rPr>
-          <w:instrText xml:space="preserve"> PAGEREF _Toc227709770 \h </w:instrText>
+          <w:instrText xml:space="preserve"> PAGEREF _Toc228058967 \h </w:instrText>
         </w:r>
         <w:r>
           <w:rPr>
@@ -515,7 +515,7 @@
             <w:noProof/>
             <w:webHidden/>
           </w:rPr>
-          <w:t>3</w:t>
+          <w:t>4</w:t>
         </w:r>
         <w:r>
           <w:rPr>
@@ -541,7 +541,7 @@
           <w14:ligatures w14:val="standardContextual"/>
         </w:rPr>
       </w:pPr>
-      <w:hyperlink w:anchor="_Toc227709771" w:history="1">
+      <w:hyperlink w:anchor="_Toc228058968" w:history="1">
         <w:r>
           <w:rPr>
             <w:rStyle w:val="Hyperlink"/>
@@ -568,7 +568,7 @@
             <w:noProof/>
             <w:webHidden/>
           </w:rPr>
-          <w:instrText xml:space="preserve"> PAGEREF _Toc227709771 \h </w:instrText>
+          <w:instrText xml:space="preserve"> PAGEREF _Toc228058968 \h </w:instrText>
         </w:r>
         <w:r>
           <w:rPr>
@@ -588,7 +588,7 @@
             <w:noProof/>
             <w:webHidden/>
           </w:rPr>
-          <w:t>3</w:t>
+          <w:t>4</w:t>
         </w:r>
         <w:r>
           <w:rPr>
@@ -614,7 +614,7 @@
           <w14:ligatures w14:val="standardContextual"/>
         </w:rPr>
       </w:pPr>
-      <w:hyperlink w:anchor="_Toc227709772" w:history="1">
+      <w:hyperlink w:anchor="_Toc228058969" w:history="1">
         <w:r>
           <w:rPr>
             <w:rStyle w:val="Hyperlink"/>
@@ -641,7 +641,7 @@
             <w:noProof/>
             <w:webHidden/>
           </w:rPr>
-          <w:instrText xml:space="preserve"> PAGEREF _Toc227709772 \h </w:instrText>
+          <w:instrText xml:space="preserve"> PAGEREF _Toc228058969 \h </w:instrText>
         </w:r>
         <w:r>
           <w:rPr>
@@ -661,7 +661,7 @@
             <w:noProof/>
             <w:webHidden/>
           </w:rPr>
-          <w:t>3</w:t>
+          <w:t>4</w:t>
         </w:r>
         <w:r>
           <w:rPr>
@@ -687,7 +687,7 @@
           <w14:ligatures w14:val="standardContextual"/>
         </w:rPr>
       </w:pPr>
-      <w:hyperlink w:anchor="_Toc227709773" w:history="1">
+      <w:hyperlink w:anchor="_Toc228058970" w:history="1">
         <w:r>
           <w:rPr>
             <w:rStyle w:val="Hyperlink"/>
@@ -714,7 +714,7 @@
             <w:noProof/>
             <w:webHidden/>
           </w:rPr>
-          <w:instrText xml:space="preserve"> PAGEREF _Toc227709773 \h </w:instrText>
+          <w:instrText xml:space="preserve"> PAGEREF _Toc228058970 \h </w:instrText>
         </w:r>
         <w:r>
           <w:rPr>
@@ -734,7 +734,7 @@
             <w:noProof/>
             <w:webHidden/>
           </w:rPr>
-          <w:t>4</w:t>
+          <w:t>5</w:t>
         </w:r>
         <w:r>
           <w:rPr>
@@ -757,7 +757,7 @@
           <w14:ligatures w14:val="standardContextual"/>
         </w:rPr>
       </w:pPr>
-      <w:hyperlink w:anchor="_Toc227709774" w:history="1">
+      <w:hyperlink w:anchor="_Toc228058971" w:history="1">
         <w:r>
           <w:rPr>
             <w:rStyle w:val="Hyperlink"/>
@@ -784,7 +784,7 @@
             <w:noProof/>
             <w:webHidden/>
           </w:rPr>
-          <w:instrText xml:space="preserve"> PAGEREF _Toc227709774 \h </w:instrText>
+          <w:instrText xml:space="preserve"> PAGEREF _Toc228058971 \h </w:instrText>
         </w:r>
         <w:r>
           <w:rPr>
@@ -804,7 +804,7 @@
             <w:noProof/>
             <w:webHidden/>
           </w:rPr>
-          <w:t>5</w:t>
+          <w:t>6</w:t>
         </w:r>
         <w:r>
           <w:rPr>
@@ -830,7 +830,7 @@
           <w14:ligatures w14:val="standardContextual"/>
         </w:rPr>
       </w:pPr>
-      <w:hyperlink w:anchor="_Toc227709775" w:history="1">
+      <w:hyperlink w:anchor="_Toc228058972" w:history="1">
         <w:r>
           <w:rPr>
             <w:rStyle w:val="Hyperlink"/>
@@ -857,7 +857,7 @@
             <w:noProof/>
             <w:webHidden/>
           </w:rPr>
-          <w:instrText xml:space="preserve"> PAGEREF _Toc227709775 \h </w:instrText>
+          <w:instrText xml:space="preserve"> PAGEREF _Toc228058972 \h </w:instrText>
         </w:r>
         <w:r>
           <w:rPr>
@@ -877,7 +877,7 @@
             <w:noProof/>
             <w:webHidden/>
           </w:rPr>
-          <w:t>5</w:t>
+          <w:t>6</w:t>
         </w:r>
         <w:r>
           <w:rPr>
@@ -903,7 +903,7 @@
           <w14:ligatures w14:val="standardContextual"/>
         </w:rPr>
       </w:pPr>
-      <w:hyperlink w:anchor="_Toc227709776" w:history="1">
+      <w:hyperlink w:anchor="_Toc228058973" w:history="1">
         <w:r>
           <w:rPr>
             <w:rStyle w:val="Hyperlink"/>
@@ -930,7 +930,7 @@
             <w:noProof/>
             <w:webHidden/>
           </w:rPr>
-          <w:instrText xml:space="preserve"> PAGEREF _Toc227709776 \h </w:instrText>
+          <w:instrText xml:space="preserve"> PAGEREF _Toc228058973 \h </w:instrText>
         </w:r>
         <w:r>
           <w:rPr>
@@ -950,7 +950,7 @@
             <w:noProof/>
             <w:webHidden/>
           </w:rPr>
-          <w:t>5</w:t>
+          <w:t>6</w:t>
         </w:r>
         <w:r>
           <w:rPr>
@@ -976,7 +976,7 @@
           <w14:ligatures w14:val="standardContextual"/>
         </w:rPr>
       </w:pPr>
-      <w:hyperlink w:anchor="_Toc227709777" w:history="1">
+      <w:hyperlink w:anchor="_Toc228058974" w:history="1">
         <w:r>
           <w:rPr>
             <w:rStyle w:val="Hyperlink"/>
@@ -1003,7 +1003,7 @@
             <w:noProof/>
             <w:webHidden/>
           </w:rPr>
-          <w:instrText xml:space="preserve"> PAGEREF _Toc227709777 \h </w:instrText>
+          <w:instrText xml:space="preserve"> PAGEREF _Toc228058974 \h </w:instrText>
         </w:r>
         <w:r>
           <w:rPr>
@@ -1023,7 +1023,7 @@
             <w:noProof/>
             <w:webHidden/>
           </w:rPr>
-          <w:t>5</w:t>
+          <w:t>7</w:t>
         </w:r>
         <w:r>
           <w:rPr>
@@ -1046,13 +1046,13 @@
           <w14:ligatures w14:val="standardContextual"/>
         </w:rPr>
       </w:pPr>
-      <w:hyperlink w:anchor="_Toc227709778" w:history="1">
+      <w:hyperlink w:anchor="_Toc228058975" w:history="1">
         <w:r>
           <w:rPr>
             <w:rStyle w:val="Hyperlink"/>
             <w:noProof/>
           </w:rPr>
-          <w:t>Fejlesztői környezet</w:t>
+          <w:t>Fejlesztői környezet és a szoftver közzététele (deployment)</w:t>
         </w:r>
         <w:r>
           <w:rPr>
@@ -1073,7 +1073,7 @@
             <w:noProof/>
             <w:webHidden/>
           </w:rPr>
-          <w:instrText xml:space="preserve"> PAGEREF _Toc227709778 \h </w:instrText>
+          <w:instrText xml:space="preserve"> PAGEREF _Toc228058975 \h </w:instrText>
         </w:r>
         <w:r>
           <w:rPr>
@@ -1093,7 +1093,7 @@
             <w:noProof/>
             <w:webHidden/>
           </w:rPr>
-          <w:t>6</w:t>
+          <w:t>8</w:t>
         </w:r>
         <w:r>
           <w:rPr>
@@ -1119,7 +1119,7 @@
           <w14:ligatures w14:val="standardContextual"/>
         </w:rPr>
       </w:pPr>
-      <w:hyperlink w:anchor="_Toc227709779" w:history="1">
+      <w:hyperlink w:anchor="_Toc228058976" w:history="1">
         <w:r>
           <w:rPr>
             <w:rStyle w:val="Hyperlink"/>
@@ -1146,7 +1146,7 @@
             <w:noProof/>
             <w:webHidden/>
           </w:rPr>
-          <w:instrText xml:space="preserve"> PAGEREF _Toc227709779 \h </w:instrText>
+          <w:instrText xml:space="preserve"> PAGEREF _Toc228058976 \h </w:instrText>
         </w:r>
         <w:r>
           <w:rPr>
@@ -1166,7 +1166,7 @@
             <w:noProof/>
             <w:webHidden/>
           </w:rPr>
-          <w:t>6</w:t>
+          <w:t>8</w:t>
         </w:r>
         <w:r>
           <w:rPr>
@@ -1192,7 +1192,7 @@
           <w14:ligatures w14:val="standardContextual"/>
         </w:rPr>
       </w:pPr>
-      <w:hyperlink w:anchor="_Toc227709780" w:history="1">
+      <w:hyperlink w:anchor="_Toc228058977" w:history="1">
         <w:r>
           <w:rPr>
             <w:rStyle w:val="Hyperlink"/>
@@ -1219,7 +1219,7 @@
             <w:noProof/>
             <w:webHidden/>
           </w:rPr>
-          <w:instrText xml:space="preserve"> PAGEREF _Toc227709780 \h </w:instrText>
+          <w:instrText xml:space="preserve"> PAGEREF _Toc228058977 \h </w:instrText>
         </w:r>
         <w:r>
           <w:rPr>
@@ -1239,7 +1239,7 @@
             <w:noProof/>
             <w:webHidden/>
           </w:rPr>
-          <w:t>6</w:t>
+          <w:t>8</w:t>
         </w:r>
         <w:r>
           <w:rPr>
@@ -1265,7 +1265,7 @@
           <w14:ligatures w14:val="standardContextual"/>
         </w:rPr>
       </w:pPr>
-      <w:hyperlink w:anchor="_Toc227709781" w:history="1">
+      <w:hyperlink w:anchor="_Toc228058978" w:history="1">
         <w:r>
           <w:rPr>
             <w:rStyle w:val="Hyperlink"/>
@@ -1292,7 +1292,7 @@
             <w:noProof/>
             <w:webHidden/>
           </w:rPr>
-          <w:instrText xml:space="preserve"> PAGEREF _Toc227709781 \h </w:instrText>
+          <w:instrText xml:space="preserve"> PAGEREF _Toc228058978 \h </w:instrText>
         </w:r>
         <w:r>
           <w:rPr>
@@ -1312,7 +1312,7 @@
             <w:noProof/>
             <w:webHidden/>
           </w:rPr>
-          <w:t>6</w:t>
+          <w:t>8</w:t>
         </w:r>
         <w:r>
           <w:rPr>
@@ -1338,7 +1338,7 @@
           <w14:ligatures w14:val="standardContextual"/>
         </w:rPr>
       </w:pPr>
-      <w:hyperlink w:anchor="_Toc227709782" w:history="1">
+      <w:hyperlink w:anchor="_Toc228058979" w:history="1">
         <w:r>
           <w:rPr>
             <w:rStyle w:val="Hyperlink"/>
@@ -1365,7 +1365,7 @@
             <w:noProof/>
             <w:webHidden/>
           </w:rPr>
-          <w:instrText xml:space="preserve"> PAGEREF _Toc227709782 \h </w:instrText>
+          <w:instrText xml:space="preserve"> PAGEREF _Toc228058979 \h </w:instrText>
         </w:r>
         <w:r>
           <w:rPr>
@@ -1385,7 +1385,7 @@
             <w:noProof/>
             <w:webHidden/>
           </w:rPr>
-          <w:t>6</w:t>
+          <w:t>8</w:t>
         </w:r>
         <w:r>
           <w:rPr>
@@ -1411,13 +1411,13 @@
           <w14:ligatures w14:val="standardContextual"/>
         </w:rPr>
       </w:pPr>
-      <w:hyperlink w:anchor="_Toc227709783" w:history="1">
+      <w:hyperlink w:anchor="_Toc228058980" w:history="1">
         <w:r>
           <w:rPr>
             <w:rStyle w:val="Hyperlink"/>
             <w:noProof/>
           </w:rPr>
-          <w:t>Kollaboráció</w:t>
+          <w:t>Kollaboráció és közzététel (deployment)</w:t>
         </w:r>
         <w:r>
           <w:rPr>
@@ -1438,7 +1438,7 @@
             <w:noProof/>
             <w:webHidden/>
           </w:rPr>
-          <w:instrText xml:space="preserve"> PAGEREF _Toc227709783 \h </w:instrText>
+          <w:instrText xml:space="preserve"> PAGEREF _Toc228058980 \h </w:instrText>
         </w:r>
         <w:r>
           <w:rPr>
@@ -1458,7 +1458,7 @@
             <w:noProof/>
             <w:webHidden/>
           </w:rPr>
-          <w:t>6</w:t>
+          <w:t>8</w:t>
         </w:r>
         <w:r>
           <w:rPr>
@@ -1481,7 +1481,7 @@
           <w14:ligatures w14:val="standardContextual"/>
         </w:rPr>
       </w:pPr>
-      <w:hyperlink w:anchor="_Toc227709784" w:history="1">
+      <w:hyperlink w:anchor="_Toc228058981" w:history="1">
         <w:r>
           <w:rPr>
             <w:rStyle w:val="Hyperlink"/>
@@ -1508,7 +1508,7 @@
             <w:noProof/>
             <w:webHidden/>
           </w:rPr>
-          <w:instrText xml:space="preserve"> PAGEREF _Toc227709784 \h </w:instrText>
+          <w:instrText xml:space="preserve"> PAGEREF _Toc228058981 \h </w:instrText>
         </w:r>
         <w:r>
           <w:rPr>
@@ -1528,7 +1528,7 @@
             <w:noProof/>
             <w:webHidden/>
           </w:rPr>
-          <w:t>7</w:t>
+          <w:t>9</w:t>
         </w:r>
         <w:r>
           <w:rPr>
@@ -1554,7 +1554,7 @@
           <w14:ligatures w14:val="standardContextual"/>
         </w:rPr>
       </w:pPr>
-      <w:hyperlink w:anchor="_Toc227709785" w:history="1">
+      <w:hyperlink w:anchor="_Toc228058982" w:history="1">
         <w:r>
           <w:rPr>
             <w:rStyle w:val="Hyperlink"/>
@@ -1581,7 +1581,7 @@
             <w:noProof/>
             <w:webHidden/>
           </w:rPr>
-          <w:instrText xml:space="preserve"> PAGEREF _Toc227709785 \h </w:instrText>
+          <w:instrText xml:space="preserve"> PAGEREF _Toc228058982 \h </w:instrText>
         </w:r>
         <w:r>
           <w:rPr>
@@ -1601,7 +1601,7 @@
             <w:noProof/>
             <w:webHidden/>
           </w:rPr>
-          <w:t>7</w:t>
+          <w:t>9</w:t>
         </w:r>
         <w:r>
           <w:rPr>
@@ -1627,7 +1627,7 @@
           <w14:ligatures w14:val="standardContextual"/>
         </w:rPr>
       </w:pPr>
-      <w:hyperlink w:anchor="_Toc227709786" w:history="1">
+      <w:hyperlink w:anchor="_Toc228058983" w:history="1">
         <w:r>
           <w:rPr>
             <w:rStyle w:val="Hyperlink"/>
@@ -1654,7 +1654,7 @@
             <w:noProof/>
             <w:webHidden/>
           </w:rPr>
-          <w:instrText xml:space="preserve"> PAGEREF _Toc227709786 \h </w:instrText>
+          <w:instrText xml:space="preserve"> PAGEREF _Toc228058983 \h </w:instrText>
         </w:r>
         <w:r>
           <w:rPr>
@@ -1674,7 +1674,7 @@
             <w:noProof/>
             <w:webHidden/>
           </w:rPr>
-          <w:t>7</w:t>
+          <w:t>9</w:t>
         </w:r>
         <w:r>
           <w:rPr>
@@ -1700,7 +1700,7 @@
           <w14:ligatures w14:val="standardContextual"/>
         </w:rPr>
       </w:pPr>
-      <w:hyperlink w:anchor="_Toc227709787" w:history="1">
+      <w:hyperlink w:anchor="_Toc228058984" w:history="1">
         <w:r>
           <w:rPr>
             <w:rStyle w:val="Hyperlink"/>
@@ -1727,7 +1727,7 @@
             <w:noProof/>
             <w:webHidden/>
           </w:rPr>
-          <w:instrText xml:space="preserve"> PAGEREF _Toc227709787 \h </w:instrText>
+          <w:instrText xml:space="preserve"> PAGEREF _Toc228058984 \h </w:instrText>
         </w:r>
         <w:r>
           <w:rPr>
@@ -1747,7 +1747,7 @@
             <w:noProof/>
             <w:webHidden/>
           </w:rPr>
-          <w:t>7</w:t>
+          <w:t>9</w:t>
         </w:r>
         <w:r>
           <w:rPr>
@@ -1773,7 +1773,7 @@
           <w14:ligatures w14:val="standardContextual"/>
         </w:rPr>
       </w:pPr>
-      <w:hyperlink w:anchor="_Toc227709788" w:history="1">
+      <w:hyperlink w:anchor="_Toc228058985" w:history="1">
         <w:r>
           <w:rPr>
             <w:rStyle w:val="Hyperlink"/>
@@ -1800,7 +1800,7 @@
             <w:noProof/>
             <w:webHidden/>
           </w:rPr>
-          <w:instrText xml:space="preserve"> PAGEREF _Toc227709788 \h </w:instrText>
+          <w:instrText xml:space="preserve"> PAGEREF _Toc228058985 \h </w:instrText>
         </w:r>
         <w:r>
           <w:rPr>
@@ -1820,7 +1820,7 @@
             <w:noProof/>
             <w:webHidden/>
           </w:rPr>
-          <w:t>9</w:t>
+          <w:t>11</w:t>
         </w:r>
         <w:r>
           <w:rPr>
@@ -1846,7 +1846,7 @@
           <w14:ligatures w14:val="standardContextual"/>
         </w:rPr>
       </w:pPr>
-      <w:hyperlink w:anchor="_Toc227709789" w:history="1">
+      <w:hyperlink w:anchor="_Toc228058986" w:history="1">
         <w:r>
           <w:rPr>
             <w:rStyle w:val="Hyperlink"/>
@@ -1873,7 +1873,7 @@
             <w:noProof/>
             <w:webHidden/>
           </w:rPr>
-          <w:instrText xml:space="preserve"> PAGEREF _Toc227709789 \h </w:instrText>
+          <w:instrText xml:space="preserve"> PAGEREF _Toc228058986 \h </w:instrText>
         </w:r>
         <w:r>
           <w:rPr>
@@ -1893,7 +1893,7 @@
             <w:noProof/>
             <w:webHidden/>
           </w:rPr>
-          <w:t>9</w:t>
+          <w:t>11</w:t>
         </w:r>
         <w:r>
           <w:rPr>
@@ -1919,7 +1919,7 @@
           <w14:ligatures w14:val="standardContextual"/>
         </w:rPr>
       </w:pPr>
-      <w:hyperlink w:anchor="_Toc227709790" w:history="1">
+      <w:hyperlink w:anchor="_Toc228058987" w:history="1">
         <w:r>
           <w:rPr>
             <w:rStyle w:val="Hyperlink"/>
@@ -1946,7 +1946,7 @@
             <w:noProof/>
             <w:webHidden/>
           </w:rPr>
-          <w:instrText xml:space="preserve"> PAGEREF _Toc227709790 \h </w:instrText>
+          <w:instrText xml:space="preserve"> PAGEREF _Toc228058987 \h </w:instrText>
         </w:r>
         <w:r>
           <w:rPr>
@@ -1966,7 +1966,7 @@
             <w:noProof/>
             <w:webHidden/>
           </w:rPr>
-          <w:t>10</w:t>
+          <w:t>12</w:t>
         </w:r>
         <w:r>
           <w:rPr>
@@ -1992,7 +1992,7 @@
           <w14:ligatures w14:val="standardContextual"/>
         </w:rPr>
       </w:pPr>
-      <w:hyperlink w:anchor="_Toc227709791" w:history="1">
+      <w:hyperlink w:anchor="_Toc228058988" w:history="1">
         <w:r>
           <w:rPr>
             <w:rStyle w:val="Hyperlink"/>
@@ -2019,7 +2019,7 @@
             <w:noProof/>
             <w:webHidden/>
           </w:rPr>
-          <w:instrText xml:space="preserve"> PAGEREF _Toc227709791 \h </w:instrText>
+          <w:instrText xml:space="preserve"> PAGEREF _Toc228058988 \h </w:instrText>
         </w:r>
         <w:r>
           <w:rPr>
@@ -2039,7 +2039,7 @@
             <w:noProof/>
             <w:webHidden/>
           </w:rPr>
-          <w:t>11</w:t>
+          <w:t>13</w:t>
         </w:r>
         <w:r>
           <w:rPr>
@@ -2065,7 +2065,7 @@
           <w14:ligatures w14:val="standardContextual"/>
         </w:rPr>
       </w:pPr>
-      <w:hyperlink w:anchor="_Toc227709792" w:history="1">
+      <w:hyperlink w:anchor="_Toc228058989" w:history="1">
         <w:r>
           <w:rPr>
             <w:rStyle w:val="Hyperlink"/>
@@ -2092,7 +2092,7 @@
             <w:noProof/>
             <w:webHidden/>
           </w:rPr>
-          <w:instrText xml:space="preserve"> PAGEREF _Toc227709792 \h </w:instrText>
+          <w:instrText xml:space="preserve"> PAGEREF _Toc228058989 \h </w:instrText>
         </w:r>
         <w:r>
           <w:rPr>
@@ -2112,7 +2112,7 @@
             <w:noProof/>
             <w:webHidden/>
           </w:rPr>
-          <w:t>11</w:t>
+          <w:t>13</w:t>
         </w:r>
         <w:r>
           <w:rPr>
@@ -2138,7 +2138,7 @@
           <w14:ligatures w14:val="standardContextual"/>
         </w:rPr>
       </w:pPr>
-      <w:hyperlink w:anchor="_Toc227709793" w:history="1">
+      <w:hyperlink w:anchor="_Toc228058990" w:history="1">
         <w:r>
           <w:rPr>
             <w:rStyle w:val="Hyperlink"/>
@@ -2165,7 +2165,7 @@
             <w:noProof/>
             <w:webHidden/>
           </w:rPr>
-          <w:instrText xml:space="preserve"> PAGEREF _Toc227709793 \h </w:instrText>
+          <w:instrText xml:space="preserve"> PAGEREF _Toc228058990 \h </w:instrText>
         </w:r>
         <w:r>
           <w:rPr>
@@ -2185,7 +2185,7 @@
             <w:noProof/>
             <w:webHidden/>
           </w:rPr>
-          <w:t>12</w:t>
+          <w:t>14</w:t>
         </w:r>
         <w:r>
           <w:rPr>
@@ -2211,7 +2211,7 @@
           <w14:ligatures w14:val="standardContextual"/>
         </w:rPr>
       </w:pPr>
-      <w:hyperlink w:anchor="_Toc227709794" w:history="1">
+      <w:hyperlink w:anchor="_Toc228058991" w:history="1">
         <w:r>
           <w:rPr>
             <w:rStyle w:val="Hyperlink"/>
@@ -2238,7 +2238,7 @@
             <w:noProof/>
             <w:webHidden/>
           </w:rPr>
-          <w:instrText xml:space="preserve"> PAGEREF _Toc227709794 \h </w:instrText>
+          <w:instrText xml:space="preserve"> PAGEREF _Toc228058991 \h </w:instrText>
         </w:r>
         <w:r>
           <w:rPr>
@@ -2258,7 +2258,7 @@
             <w:noProof/>
             <w:webHidden/>
           </w:rPr>
-          <w:t>13</w:t>
+          <w:t>15</w:t>
         </w:r>
         <w:r>
           <w:rPr>
@@ -2284,7 +2284,7 @@
           <w14:ligatures w14:val="standardContextual"/>
         </w:rPr>
       </w:pPr>
-      <w:hyperlink w:anchor="_Toc227709795" w:history="1">
+      <w:hyperlink w:anchor="_Toc228058992" w:history="1">
         <w:r>
           <w:rPr>
             <w:rStyle w:val="Hyperlink"/>
@@ -2311,7 +2311,7 @@
             <w:noProof/>
             <w:webHidden/>
           </w:rPr>
-          <w:instrText xml:space="preserve"> PAGEREF _Toc227709795 \h </w:instrText>
+          <w:instrText xml:space="preserve"> PAGEREF _Toc228058992 \h </w:instrText>
         </w:r>
         <w:r>
           <w:rPr>
@@ -2331,7 +2331,7 @@
             <w:noProof/>
             <w:webHidden/>
           </w:rPr>
-          <w:t>14</w:t>
+          <w:t>16</w:t>
         </w:r>
         <w:r>
           <w:rPr>
@@ -2357,7 +2357,7 @@
           <w14:ligatures w14:val="standardContextual"/>
         </w:rPr>
       </w:pPr>
-      <w:hyperlink w:anchor="_Toc227709796" w:history="1">
+      <w:hyperlink w:anchor="_Toc228058993" w:history="1">
         <w:r>
           <w:rPr>
             <w:rStyle w:val="Hyperlink"/>
@@ -2384,7 +2384,7 @@
             <w:noProof/>
             <w:webHidden/>
           </w:rPr>
-          <w:instrText xml:space="preserve"> PAGEREF _Toc227709796 \h </w:instrText>
+          <w:instrText xml:space="preserve"> PAGEREF _Toc228058993 \h </w:instrText>
         </w:r>
         <w:r>
           <w:rPr>
@@ -2404,7 +2404,7 @@
             <w:noProof/>
             <w:webHidden/>
           </w:rPr>
-          <w:t>15</w:t>
+          <w:t>17</w:t>
         </w:r>
         <w:r>
           <w:rPr>
@@ -2430,7 +2430,7 @@
           <w14:ligatures w14:val="standardContextual"/>
         </w:rPr>
       </w:pPr>
-      <w:hyperlink w:anchor="_Toc227709797" w:history="1">
+      <w:hyperlink w:anchor="_Toc228058994" w:history="1">
         <w:r>
           <w:rPr>
             <w:rStyle w:val="Hyperlink"/>
@@ -2457,7 +2457,7 @@
             <w:noProof/>
             <w:webHidden/>
           </w:rPr>
-          <w:instrText xml:space="preserve"> PAGEREF _Toc227709797 \h </w:instrText>
+          <w:instrText xml:space="preserve"> PAGEREF _Toc228058994 \h </w:instrText>
         </w:r>
         <w:r>
           <w:rPr>
@@ -2477,7 +2477,7 @@
             <w:noProof/>
             <w:webHidden/>
           </w:rPr>
-          <w:t>16</w:t>
+          <w:t>18</w:t>
         </w:r>
         <w:r>
           <w:rPr>
@@ -2503,7 +2503,7 @@
           <w14:ligatures w14:val="standardContextual"/>
         </w:rPr>
       </w:pPr>
-      <w:hyperlink w:anchor="_Toc227709798" w:history="1">
+      <w:hyperlink w:anchor="_Toc228058995" w:history="1">
         <w:r>
           <w:rPr>
             <w:rStyle w:val="Hyperlink"/>
@@ -2530,7 +2530,7 @@
             <w:noProof/>
             <w:webHidden/>
           </w:rPr>
-          <w:instrText xml:space="preserve"> PAGEREF _Toc227709798 \h </w:instrText>
+          <w:instrText xml:space="preserve"> PAGEREF _Toc228058995 \h </w:instrText>
         </w:r>
         <w:r>
           <w:rPr>
@@ -2550,7 +2550,7 @@
             <w:noProof/>
             <w:webHidden/>
           </w:rPr>
-          <w:t>16</w:t>
+          <w:t>18</w:t>
         </w:r>
         <w:r>
           <w:rPr>
@@ -2576,7 +2576,7 @@
           <w14:ligatures w14:val="standardContextual"/>
         </w:rPr>
       </w:pPr>
-      <w:hyperlink w:anchor="_Toc227709799" w:history="1">
+      <w:hyperlink w:anchor="_Toc228058996" w:history="1">
         <w:r>
           <w:rPr>
             <w:rStyle w:val="Hyperlink"/>
@@ -2603,7 +2603,7 @@
             <w:noProof/>
             <w:webHidden/>
           </w:rPr>
-          <w:instrText xml:space="preserve"> PAGEREF _Toc227709799 \h </w:instrText>
+          <w:instrText xml:space="preserve"> PAGEREF _Toc228058996 \h </w:instrText>
         </w:r>
         <w:r>
           <w:rPr>
@@ -2623,7 +2623,7 @@
             <w:noProof/>
             <w:webHidden/>
           </w:rPr>
-          <w:t>16</w:t>
+          <w:t>18</w:t>
         </w:r>
         <w:r>
           <w:rPr>
@@ -2649,7 +2649,7 @@
           <w14:ligatures w14:val="standardContextual"/>
         </w:rPr>
       </w:pPr>
-      <w:hyperlink w:anchor="_Toc227709800" w:history="1">
+      <w:hyperlink w:anchor="_Toc228058997" w:history="1">
         <w:r>
           <w:rPr>
             <w:rStyle w:val="Hyperlink"/>
@@ -2676,7 +2676,7 @@
             <w:noProof/>
             <w:webHidden/>
           </w:rPr>
-          <w:instrText xml:space="preserve"> PAGEREF _Toc227709800 \h </w:instrText>
+          <w:instrText xml:space="preserve"> PAGEREF _Toc228058997 \h </w:instrText>
         </w:r>
         <w:r>
           <w:rPr>
@@ -2696,7 +2696,7 @@
             <w:noProof/>
             <w:webHidden/>
           </w:rPr>
-          <w:t>19</w:t>
+          <w:t>21</w:t>
         </w:r>
         <w:r>
           <w:rPr>
@@ -2722,7 +2722,7 @@
           <w14:ligatures w14:val="standardContextual"/>
         </w:rPr>
       </w:pPr>
-      <w:hyperlink w:anchor="_Toc227709801" w:history="1">
+      <w:hyperlink w:anchor="_Toc228058998" w:history="1">
         <w:r>
           <w:rPr>
             <w:rStyle w:val="Hyperlink"/>
@@ -2749,7 +2749,7 @@
             <w:noProof/>
             <w:webHidden/>
           </w:rPr>
-          <w:instrText xml:space="preserve"> PAGEREF _Toc227709801 \h </w:instrText>
+          <w:instrText xml:space="preserve"> PAGEREF _Toc228058998 \h </w:instrText>
         </w:r>
         <w:r>
           <w:rPr>
@@ -2769,7 +2769,7 @@
             <w:noProof/>
             <w:webHidden/>
           </w:rPr>
-          <w:t>23</w:t>
+          <w:t>25</w:t>
         </w:r>
         <w:r>
           <w:rPr>
@@ -2795,7 +2795,7 @@
           <w14:ligatures w14:val="standardContextual"/>
         </w:rPr>
       </w:pPr>
-      <w:hyperlink w:anchor="_Toc227709802" w:history="1">
+      <w:hyperlink w:anchor="_Toc228058999" w:history="1">
         <w:r>
           <w:rPr>
             <w:rStyle w:val="Hyperlink"/>
@@ -2822,7 +2822,7 @@
             <w:noProof/>
             <w:webHidden/>
           </w:rPr>
-          <w:instrText xml:space="preserve"> PAGEREF _Toc227709802 \h </w:instrText>
+          <w:instrText xml:space="preserve"> PAGEREF _Toc228058999 \h </w:instrText>
         </w:r>
         <w:r>
           <w:rPr>
@@ -2842,7 +2842,7 @@
             <w:noProof/>
             <w:webHidden/>
           </w:rPr>
-          <w:t>27</w:t>
+          <w:t>29</w:t>
         </w:r>
         <w:r>
           <w:rPr>
@@ -2868,7 +2868,7 @@
           <w14:ligatures w14:val="standardContextual"/>
         </w:rPr>
       </w:pPr>
-      <w:hyperlink w:anchor="_Toc227709803" w:history="1">
+      <w:hyperlink w:anchor="_Toc228059000" w:history="1">
         <w:r>
           <w:rPr>
             <w:rStyle w:val="Hyperlink"/>
@@ -2895,7 +2895,7 @@
             <w:noProof/>
             <w:webHidden/>
           </w:rPr>
-          <w:instrText xml:space="preserve"> PAGEREF _Toc227709803 \h </w:instrText>
+          <w:instrText xml:space="preserve"> PAGEREF _Toc228059000 \h </w:instrText>
         </w:r>
         <w:r>
           <w:rPr>
@@ -2915,7 +2915,7 @@
             <w:noProof/>
             <w:webHidden/>
           </w:rPr>
-          <w:t>36</w:t>
+          <w:t>38</w:t>
         </w:r>
         <w:r>
           <w:rPr>
@@ -2941,7 +2941,7 @@
           <w14:ligatures w14:val="standardContextual"/>
         </w:rPr>
       </w:pPr>
-      <w:hyperlink w:anchor="_Toc227709804" w:history="1">
+      <w:hyperlink w:anchor="_Toc228059001" w:history="1">
         <w:r>
           <w:rPr>
             <w:rStyle w:val="Hyperlink"/>
@@ -2968,7 +2968,7 @@
             <w:noProof/>
             <w:webHidden/>
           </w:rPr>
-          <w:instrText xml:space="preserve"> PAGEREF _Toc227709804 \h </w:instrText>
+          <w:instrText xml:space="preserve"> PAGEREF _Toc228059001 \h </w:instrText>
         </w:r>
         <w:r>
           <w:rPr>
@@ -2988,7 +2988,7 @@
             <w:noProof/>
             <w:webHidden/>
           </w:rPr>
-          <w:t>36</w:t>
+          <w:t>38</w:t>
         </w:r>
         <w:r>
           <w:rPr>
@@ -3014,7 +3014,7 @@
           <w14:ligatures w14:val="standardContextual"/>
         </w:rPr>
       </w:pPr>
-      <w:hyperlink w:anchor="_Toc227709805" w:history="1">
+      <w:hyperlink w:anchor="_Toc228059002" w:history="1">
         <w:r>
           <w:rPr>
             <w:rStyle w:val="Hyperlink"/>
@@ -3041,7 +3041,7 @@
             <w:noProof/>
             <w:webHidden/>
           </w:rPr>
-          <w:instrText xml:space="preserve"> PAGEREF _Toc227709805 \h </w:instrText>
+          <w:instrText xml:space="preserve"> PAGEREF _Toc228059002 \h </w:instrText>
         </w:r>
         <w:r>
           <w:rPr>
@@ -3061,7 +3061,7 @@
             <w:noProof/>
             <w:webHidden/>
           </w:rPr>
-          <w:t>37</w:t>
+          <w:t>39</w:t>
         </w:r>
         <w:r>
           <w:rPr>
@@ -3087,7 +3087,7 @@
           <w14:ligatures w14:val="standardContextual"/>
         </w:rPr>
       </w:pPr>
-      <w:hyperlink w:anchor="_Toc227709806" w:history="1">
+      <w:hyperlink w:anchor="_Toc228059003" w:history="1">
         <w:r>
           <w:rPr>
             <w:rStyle w:val="Hyperlink"/>
@@ -3114,7 +3114,7 @@
             <w:noProof/>
             <w:webHidden/>
           </w:rPr>
-          <w:instrText xml:space="preserve"> PAGEREF _Toc227709806 \h </w:instrText>
+          <w:instrText xml:space="preserve"> PAGEREF _Toc228059003 \h </w:instrText>
         </w:r>
         <w:r>
           <w:rPr>
@@ -3134,7 +3134,7 @@
             <w:noProof/>
             <w:webHidden/>
           </w:rPr>
-          <w:t>37</w:t>
+          <w:t>39</w:t>
         </w:r>
         <w:r>
           <w:rPr>
@@ -3160,7 +3160,7 @@
           <w14:ligatures w14:val="standardContextual"/>
         </w:rPr>
       </w:pPr>
-      <w:hyperlink w:anchor="_Toc227709807" w:history="1">
+      <w:hyperlink w:anchor="_Toc228059004" w:history="1">
         <w:r>
           <w:rPr>
             <w:rStyle w:val="Hyperlink"/>
@@ -3187,7 +3187,7 @@
             <w:noProof/>
             <w:webHidden/>
           </w:rPr>
-          <w:instrText xml:space="preserve"> PAGEREF _Toc227709807 \h </w:instrText>
+          <w:instrText xml:space="preserve"> PAGEREF _Toc228059004 \h </w:instrText>
         </w:r>
         <w:r>
           <w:rPr>
@@ -3207,7 +3207,7 @@
             <w:noProof/>
             <w:webHidden/>
           </w:rPr>
-          <w:t>38</w:t>
+          <w:t>40</w:t>
         </w:r>
         <w:r>
           <w:rPr>
@@ -3233,7 +3233,7 @@
           <w14:ligatures w14:val="standardContextual"/>
         </w:rPr>
       </w:pPr>
-      <w:hyperlink w:anchor="_Toc227709808" w:history="1">
+      <w:hyperlink w:anchor="_Toc228059005" w:history="1">
         <w:r>
           <w:rPr>
             <w:rStyle w:val="Hyperlink"/>
@@ -3260,7 +3260,7 @@
             <w:noProof/>
             <w:webHidden/>
           </w:rPr>
-          <w:instrText xml:space="preserve"> PAGEREF _Toc227709808 \h </w:instrText>
+          <w:instrText xml:space="preserve"> PAGEREF _Toc228059005 \h </w:instrText>
         </w:r>
         <w:r>
           <w:rPr>
@@ -3280,7 +3280,7 @@
             <w:noProof/>
             <w:webHidden/>
           </w:rPr>
-          <w:t>40</w:t>
+          <w:t>42</w:t>
         </w:r>
         <w:r>
           <w:rPr>
@@ -3303,13 +3303,13 @@
           <w14:ligatures w14:val="standardContextual"/>
         </w:rPr>
       </w:pPr>
-      <w:hyperlink w:anchor="_Toc227709809" w:history="1">
+      <w:hyperlink w:anchor="_Toc228059006" w:history="1">
         <w:r>
           <w:rPr>
             <w:rStyle w:val="Hyperlink"/>
             <w:noProof/>
           </w:rPr>
-          <w:t>Működésének műszaki feltételei</w:t>
+          <w:t>A frontend felület és használatának bemutatása</w:t>
         </w:r>
         <w:r>
           <w:rPr>
@@ -3330,7 +3330,7 @@
             <w:noProof/>
             <w:webHidden/>
           </w:rPr>
-          <w:instrText xml:space="preserve"> PAGEREF _Toc227709809 \h </w:instrText>
+          <w:instrText xml:space="preserve"> PAGEREF _Toc228059006 \h </w:instrText>
         </w:r>
         <w:r>
           <w:rPr>
@@ -3350,7 +3350,7 @@
             <w:noProof/>
             <w:webHidden/>
           </w:rPr>
-          <w:t>41</w:t>
+          <w:t>43</w:t>
         </w:r>
         <w:r>
           <w:rPr>
@@ -3363,7 +3363,10 @@
     </w:p>
     <w:p>
       <w:pPr>
-        <w:pStyle w:val="TOC1"/>
+        <w:pStyle w:val="TOC2"/>
+        <w:tabs>
+          <w:tab w:val="right" w:leader="dot" w:pos="8776"/>
+        </w:tabs>
         <w:rPr>
           <w:rFonts w:asciiTheme="minorHAnsi" w:eastAsiaTheme="minorEastAsia" w:hAnsiTheme="minorHAnsi"/>
           <w:noProof/>
@@ -3373,13 +3376,13 @@
           <w14:ligatures w14:val="standardContextual"/>
         </w:rPr>
       </w:pPr>
-      <w:hyperlink w:anchor="_Toc227709810" w:history="1">
+      <w:hyperlink w:anchor="_Toc228059007" w:history="1">
         <w:r>
           <w:rPr>
             <w:rStyle w:val="Hyperlink"/>
             <w:noProof/>
           </w:rPr>
-          <w:t>Használatának rövid bemutatása</w:t>
+          <w:t>Főoldal</w:t>
         </w:r>
         <w:r>
           <w:rPr>
@@ -3400,7 +3403,7 @@
             <w:noProof/>
             <w:webHidden/>
           </w:rPr>
-          <w:instrText xml:space="preserve"> PAGEREF _Toc227709810 \h </w:instrText>
+          <w:instrText xml:space="preserve"> PAGEREF _Toc228059007 \h </w:instrText>
         </w:r>
         <w:r>
           <w:rPr>
@@ -3420,7 +3423,7 @@
             <w:noProof/>
             <w:webHidden/>
           </w:rPr>
-          <w:t>42</w:t>
+          <w:t>43</w:t>
         </w:r>
         <w:r>
           <w:rPr>
@@ -3433,7 +3436,10 @@
     </w:p>
     <w:p>
       <w:pPr>
-        <w:pStyle w:val="TOC1"/>
+        <w:pStyle w:val="TOC2"/>
+        <w:tabs>
+          <w:tab w:val="right" w:leader="dot" w:pos="8776"/>
+        </w:tabs>
         <w:rPr>
           <w:rFonts w:asciiTheme="minorHAnsi" w:eastAsiaTheme="minorEastAsia" w:hAnsiTheme="minorHAnsi"/>
           <w:noProof/>
@@ -3443,13 +3449,13 @@
           <w14:ligatures w14:val="standardContextual"/>
         </w:rPr>
       </w:pPr>
-      <w:hyperlink w:anchor="_Toc227709811" w:history="1">
+      <w:hyperlink w:anchor="_Toc228059008" w:history="1">
         <w:r>
           <w:rPr>
             <w:rStyle w:val="Hyperlink"/>
             <w:noProof/>
           </w:rPr>
-          <w:t>Továbbfejlesztési lehetőségek</w:t>
+          <w:t>Jármű kiválasztása</w:t>
         </w:r>
         <w:r>
           <w:rPr>
@@ -3470,7 +3476,7 @@
             <w:noProof/>
             <w:webHidden/>
           </w:rPr>
-          <w:instrText xml:space="preserve"> PAGEREF _Toc227709811 \h </w:instrText>
+          <w:instrText xml:space="preserve"> PAGEREF _Toc228059008 \h </w:instrText>
         </w:r>
         <w:r>
           <w:rPr>
@@ -3490,7 +3496,7 @@
             <w:noProof/>
             <w:webHidden/>
           </w:rPr>
-          <w:t>43</w:t>
+          <w:t>44</w:t>
         </w:r>
         <w:r>
           <w:rPr>
@@ -3503,7 +3509,10 @@
     </w:p>
     <w:p>
       <w:pPr>
-        <w:pStyle w:val="TOC1"/>
+        <w:pStyle w:val="TOC2"/>
+        <w:tabs>
+          <w:tab w:val="right" w:leader="dot" w:pos="8776"/>
+        </w:tabs>
         <w:rPr>
           <w:rFonts w:asciiTheme="minorHAnsi" w:eastAsiaTheme="minorEastAsia" w:hAnsiTheme="minorHAnsi"/>
           <w:noProof/>
@@ -3513,13 +3522,13 @@
           <w14:ligatures w14:val="standardContextual"/>
         </w:rPr>
       </w:pPr>
-      <w:hyperlink w:anchor="_Toc227709812" w:history="1">
+      <w:hyperlink w:anchor="_Toc228059009" w:history="1">
         <w:r>
           <w:rPr>
             <w:rStyle w:val="Hyperlink"/>
             <w:noProof/>
           </w:rPr>
-          <w:t>Tesztdokumentáció</w:t>
+          <w:t>Regisztráció és Bejelentkezés</w:t>
         </w:r>
         <w:r>
           <w:rPr>
@@ -3540,7 +3549,7 @@
             <w:noProof/>
             <w:webHidden/>
           </w:rPr>
-          <w:instrText xml:space="preserve"> PAGEREF _Toc227709812 \h </w:instrText>
+          <w:instrText xml:space="preserve"> PAGEREF _Toc228059009 \h </w:instrText>
         </w:r>
         <w:r>
           <w:rPr>
@@ -3560,7 +3569,7 @@
             <w:noProof/>
             <w:webHidden/>
           </w:rPr>
-          <w:t>44</w:t>
+          <w:t>45</w:t>
         </w:r>
         <w:r>
           <w:rPr>
@@ -3586,13 +3595,13 @@
           <w14:ligatures w14:val="standardContextual"/>
         </w:rPr>
       </w:pPr>
-      <w:hyperlink w:anchor="_Toc227709813" w:history="1">
+      <w:hyperlink w:anchor="_Toc228059010" w:history="1">
         <w:r>
           <w:rPr>
             <w:rStyle w:val="Hyperlink"/>
             <w:noProof/>
           </w:rPr>
-          <w:t>TestHandler</w:t>
+          <w:t>Bérlés folyamata</w:t>
         </w:r>
         <w:r>
           <w:rPr>
@@ -3613,7 +3622,7 @@
             <w:noProof/>
             <w:webHidden/>
           </w:rPr>
-          <w:instrText xml:space="preserve"> PAGEREF _Toc227709813 \h </w:instrText>
+          <w:instrText xml:space="preserve"> PAGEREF _Toc228059010 \h </w:instrText>
         </w:r>
         <w:r>
           <w:rPr>
@@ -3633,7 +3642,7 @@
             <w:noProof/>
             <w:webHidden/>
           </w:rPr>
-          <w:t>44</w:t>
+          <w:t>46</w:t>
         </w:r>
         <w:r>
           <w:rPr>
@@ -3659,13 +3668,13 @@
           <w14:ligatures w14:val="standardContextual"/>
         </w:rPr>
       </w:pPr>
-      <w:hyperlink w:anchor="_Toc227709814" w:history="1">
+      <w:hyperlink w:anchor="_Toc228059011" w:history="1">
         <w:r>
           <w:rPr>
             <w:rStyle w:val="Hyperlink"/>
             <w:noProof/>
           </w:rPr>
-          <w:t>Kontroller metódusok tesztelése</w:t>
+          <w:t>Profil</w:t>
         </w:r>
         <w:r>
           <w:rPr>
@@ -3686,7 +3695,7 @@
             <w:noProof/>
             <w:webHidden/>
           </w:rPr>
-          <w:instrText xml:space="preserve"> PAGEREF _Toc227709814 \h </w:instrText>
+          <w:instrText xml:space="preserve"> PAGEREF _Toc228059011 \h </w:instrText>
         </w:r>
         <w:r>
           <w:rPr>
@@ -3706,7 +3715,7 @@
             <w:noProof/>
             <w:webHidden/>
           </w:rPr>
-          <w:t>44</w:t>
+          <w:t>48</w:t>
         </w:r>
         <w:r>
           <w:rPr>
@@ -3732,13 +3741,13 @@
           <w14:ligatures w14:val="standardContextual"/>
         </w:rPr>
       </w:pPr>
-      <w:hyperlink w:anchor="_Toc227709815" w:history="1">
+      <w:hyperlink w:anchor="_Toc228059012" w:history="1">
         <w:r>
           <w:rPr>
             <w:rStyle w:val="Hyperlink"/>
             <w:noProof/>
           </w:rPr>
-          <w:t>Stressztesztelés</w:t>
+          <w:t>Beállítások</w:t>
         </w:r>
         <w:r>
           <w:rPr>
@@ -3759,7 +3768,7 @@
             <w:noProof/>
             <w:webHidden/>
           </w:rPr>
-          <w:instrText xml:space="preserve"> PAGEREF _Toc227709815 \h </w:instrText>
+          <w:instrText xml:space="preserve"> PAGEREF _Toc228059012 \h </w:instrText>
         </w:r>
         <w:r>
           <w:rPr>
@@ -3779,7 +3788,7 @@
             <w:noProof/>
             <w:webHidden/>
           </w:rPr>
-          <w:t>45</w:t>
+          <w:t>48</w:t>
         </w:r>
         <w:r>
           <w:rPr>
@@ -3792,7 +3801,10 @@
     </w:p>
     <w:p>
       <w:pPr>
-        <w:pStyle w:val="TOC1"/>
+        <w:pStyle w:val="TOC2"/>
+        <w:tabs>
+          <w:tab w:val="right" w:leader="dot" w:pos="8776"/>
+        </w:tabs>
         <w:rPr>
           <w:rFonts w:asciiTheme="minorHAnsi" w:eastAsiaTheme="minorEastAsia" w:hAnsiTheme="minorHAnsi"/>
           <w:noProof/>
@@ -3802,13 +3814,13 @@
           <w14:ligatures w14:val="standardContextual"/>
         </w:rPr>
       </w:pPr>
-      <w:hyperlink w:anchor="_Toc227709816" w:history="1">
+      <w:hyperlink w:anchor="_Toc228059013" w:history="1">
         <w:r>
           <w:rPr>
             <w:rStyle w:val="Hyperlink"/>
             <w:noProof/>
           </w:rPr>
-          <w:t>Mellékletek</w:t>
+          <w:t>Bérléseim</w:t>
         </w:r>
         <w:r>
           <w:rPr>
@@ -3829,7 +3841,7 @@
             <w:noProof/>
             <w:webHidden/>
           </w:rPr>
-          <w:instrText xml:space="preserve"> PAGEREF _Toc227709816 \h </w:instrText>
+          <w:instrText xml:space="preserve"> PAGEREF _Toc228059013 \h </w:instrText>
         </w:r>
         <w:r>
           <w:rPr>
@@ -3849,7 +3861,7 @@
             <w:noProof/>
             <w:webHidden/>
           </w:rPr>
-          <w:t>46</w:t>
+          <w:t>49</w:t>
         </w:r>
         <w:r>
           <w:rPr>
@@ -3875,13 +3887,13 @@
           <w14:ligatures w14:val="standardContextual"/>
         </w:rPr>
       </w:pPr>
-      <w:hyperlink w:anchor="_Toc227709817" w:history="1">
+      <w:hyperlink w:anchor="_Toc228059014" w:history="1">
         <w:r>
           <w:rPr>
             <w:rStyle w:val="Hyperlink"/>
             <w:noProof/>
           </w:rPr>
-          <w:t>ER-modell</w:t>
+          <w:t>Járműveim</w:t>
         </w:r>
         <w:r>
           <w:rPr>
@@ -3902,7 +3914,7 @@
             <w:noProof/>
             <w:webHidden/>
           </w:rPr>
-          <w:instrText xml:space="preserve"> PAGEREF _Toc227709817 \h </w:instrText>
+          <w:instrText xml:space="preserve"> PAGEREF _Toc228059014 \h </w:instrText>
         </w:r>
         <w:r>
           <w:rPr>
@@ -3922,7 +3934,7 @@
             <w:noProof/>
             <w:webHidden/>
           </w:rPr>
-          <w:t>46</w:t>
+          <w:t>49</w:t>
         </w:r>
         <w:r>
           <w:rPr>
@@ -3948,12 +3960,587 @@
           <w14:ligatures w14:val="standardContextual"/>
         </w:rPr>
       </w:pPr>
-      <w:hyperlink w:anchor="_Toc227709818" w:history="1">
+      <w:hyperlink w:anchor="_Toc228059015" w:history="1">
         <w:r>
           <w:rPr>
             <w:rStyle w:val="Hyperlink"/>
             <w:noProof/>
           </w:rPr>
+          <w:t>Kijelentkezés</w:t>
+        </w:r>
+        <w:r>
+          <w:rPr>
+            <w:noProof/>
+            <w:webHidden/>
+          </w:rPr>
+          <w:tab/>
+        </w:r>
+        <w:r>
+          <w:rPr>
+            <w:noProof/>
+            <w:webHidden/>
+          </w:rPr>
+          <w:fldChar w:fldCharType="begin"/>
+        </w:r>
+        <w:r>
+          <w:rPr>
+            <w:noProof/>
+            <w:webHidden/>
+          </w:rPr>
+          <w:instrText xml:space="preserve"> PAGEREF _Toc228059015 \h </w:instrText>
+        </w:r>
+        <w:r>
+          <w:rPr>
+            <w:noProof/>
+            <w:webHidden/>
+          </w:rPr>
+        </w:r>
+        <w:r>
+          <w:rPr>
+            <w:noProof/>
+            <w:webHidden/>
+          </w:rPr>
+          <w:fldChar w:fldCharType="separate"/>
+        </w:r>
+        <w:r>
+          <w:rPr>
+            <w:noProof/>
+            <w:webHidden/>
+          </w:rPr>
+          <w:t>50</w:t>
+        </w:r>
+        <w:r>
+          <w:rPr>
+            <w:noProof/>
+            <w:webHidden/>
+          </w:rPr>
+          <w:fldChar w:fldCharType="end"/>
+        </w:r>
+      </w:hyperlink>
+    </w:p>
+    <w:p>
+      <w:pPr>
+        <w:pStyle w:val="TOC1"/>
+        <w:rPr>
+          <w:rFonts w:asciiTheme="minorHAnsi" w:eastAsiaTheme="minorEastAsia" w:hAnsiTheme="minorHAnsi"/>
+          <w:noProof/>
+          <w:kern w:val="2"/>
+          <w:szCs w:val="24"/>
+          <w:lang w:val="en-US"/>
+          <w14:ligatures w14:val="standardContextual"/>
+        </w:rPr>
+      </w:pPr>
+      <w:hyperlink w:anchor="_Toc228059016" w:history="1">
+        <w:r>
+          <w:rPr>
+            <w:rStyle w:val="Hyperlink"/>
+            <w:noProof/>
+          </w:rPr>
+          <w:t>Továbbfejlesztési lehetőségek</w:t>
+        </w:r>
+        <w:r>
+          <w:rPr>
+            <w:noProof/>
+            <w:webHidden/>
+          </w:rPr>
+          <w:tab/>
+        </w:r>
+        <w:r>
+          <w:rPr>
+            <w:noProof/>
+            <w:webHidden/>
+          </w:rPr>
+          <w:fldChar w:fldCharType="begin"/>
+        </w:r>
+        <w:r>
+          <w:rPr>
+            <w:noProof/>
+            <w:webHidden/>
+          </w:rPr>
+          <w:instrText xml:space="preserve"> PAGEREF _Toc228059016 \h </w:instrText>
+        </w:r>
+        <w:r>
+          <w:rPr>
+            <w:noProof/>
+            <w:webHidden/>
+          </w:rPr>
+        </w:r>
+        <w:r>
+          <w:rPr>
+            <w:noProof/>
+            <w:webHidden/>
+          </w:rPr>
+          <w:fldChar w:fldCharType="separate"/>
+        </w:r>
+        <w:r>
+          <w:rPr>
+            <w:noProof/>
+            <w:webHidden/>
+          </w:rPr>
+          <w:t>51</w:t>
+        </w:r>
+        <w:r>
+          <w:rPr>
+            <w:noProof/>
+            <w:webHidden/>
+          </w:rPr>
+          <w:fldChar w:fldCharType="end"/>
+        </w:r>
+      </w:hyperlink>
+    </w:p>
+    <w:p>
+      <w:pPr>
+        <w:pStyle w:val="TOC1"/>
+        <w:rPr>
+          <w:rFonts w:asciiTheme="minorHAnsi" w:eastAsiaTheme="minorEastAsia" w:hAnsiTheme="minorHAnsi"/>
+          <w:noProof/>
+          <w:kern w:val="2"/>
+          <w:szCs w:val="24"/>
+          <w:lang w:val="en-US"/>
+          <w14:ligatures w14:val="standardContextual"/>
+        </w:rPr>
+      </w:pPr>
+      <w:hyperlink w:anchor="_Toc228059017" w:history="1">
+        <w:r>
+          <w:rPr>
+            <w:rStyle w:val="Hyperlink"/>
+            <w:noProof/>
+          </w:rPr>
+          <w:t>Tesztdokumentáció</w:t>
+        </w:r>
+        <w:r>
+          <w:rPr>
+            <w:noProof/>
+            <w:webHidden/>
+          </w:rPr>
+          <w:tab/>
+        </w:r>
+        <w:r>
+          <w:rPr>
+            <w:noProof/>
+            <w:webHidden/>
+          </w:rPr>
+          <w:fldChar w:fldCharType="begin"/>
+        </w:r>
+        <w:r>
+          <w:rPr>
+            <w:noProof/>
+            <w:webHidden/>
+          </w:rPr>
+          <w:instrText xml:space="preserve"> PAGEREF _Toc228059017 \h </w:instrText>
+        </w:r>
+        <w:r>
+          <w:rPr>
+            <w:noProof/>
+            <w:webHidden/>
+          </w:rPr>
+        </w:r>
+        <w:r>
+          <w:rPr>
+            <w:noProof/>
+            <w:webHidden/>
+          </w:rPr>
+          <w:fldChar w:fldCharType="separate"/>
+        </w:r>
+        <w:r>
+          <w:rPr>
+            <w:noProof/>
+            <w:webHidden/>
+          </w:rPr>
+          <w:t>52</w:t>
+        </w:r>
+        <w:r>
+          <w:rPr>
+            <w:noProof/>
+            <w:webHidden/>
+          </w:rPr>
+          <w:fldChar w:fldCharType="end"/>
+        </w:r>
+      </w:hyperlink>
+    </w:p>
+    <w:p>
+      <w:pPr>
+        <w:pStyle w:val="TOC2"/>
+        <w:tabs>
+          <w:tab w:val="right" w:leader="dot" w:pos="8776"/>
+        </w:tabs>
+        <w:rPr>
+          <w:rFonts w:asciiTheme="minorHAnsi" w:eastAsiaTheme="minorEastAsia" w:hAnsiTheme="minorHAnsi"/>
+          <w:noProof/>
+          <w:kern w:val="2"/>
+          <w:szCs w:val="24"/>
+          <w:lang w:val="en-US"/>
+          <w14:ligatures w14:val="standardContextual"/>
+        </w:rPr>
+      </w:pPr>
+      <w:hyperlink w:anchor="_Toc228059018" w:history="1">
+        <w:r>
+          <w:rPr>
+            <w:rStyle w:val="Hyperlink"/>
+            <w:noProof/>
+          </w:rPr>
+          <w:t>TestHandler</w:t>
+        </w:r>
+        <w:r>
+          <w:rPr>
+            <w:noProof/>
+            <w:webHidden/>
+          </w:rPr>
+          <w:tab/>
+        </w:r>
+        <w:r>
+          <w:rPr>
+            <w:noProof/>
+            <w:webHidden/>
+          </w:rPr>
+          <w:fldChar w:fldCharType="begin"/>
+        </w:r>
+        <w:r>
+          <w:rPr>
+            <w:noProof/>
+            <w:webHidden/>
+          </w:rPr>
+          <w:instrText xml:space="preserve"> PAGEREF _Toc228059018 \h </w:instrText>
+        </w:r>
+        <w:r>
+          <w:rPr>
+            <w:noProof/>
+            <w:webHidden/>
+          </w:rPr>
+        </w:r>
+        <w:r>
+          <w:rPr>
+            <w:noProof/>
+            <w:webHidden/>
+          </w:rPr>
+          <w:fldChar w:fldCharType="separate"/>
+        </w:r>
+        <w:r>
+          <w:rPr>
+            <w:noProof/>
+            <w:webHidden/>
+          </w:rPr>
+          <w:t>52</w:t>
+        </w:r>
+        <w:r>
+          <w:rPr>
+            <w:noProof/>
+            <w:webHidden/>
+          </w:rPr>
+          <w:fldChar w:fldCharType="end"/>
+        </w:r>
+      </w:hyperlink>
+    </w:p>
+    <w:p>
+      <w:pPr>
+        <w:pStyle w:val="TOC2"/>
+        <w:tabs>
+          <w:tab w:val="right" w:leader="dot" w:pos="8776"/>
+        </w:tabs>
+        <w:rPr>
+          <w:rFonts w:asciiTheme="minorHAnsi" w:eastAsiaTheme="minorEastAsia" w:hAnsiTheme="minorHAnsi"/>
+          <w:noProof/>
+          <w:kern w:val="2"/>
+          <w:szCs w:val="24"/>
+          <w:lang w:val="en-US"/>
+          <w14:ligatures w14:val="standardContextual"/>
+        </w:rPr>
+      </w:pPr>
+      <w:hyperlink w:anchor="_Toc228059019" w:history="1">
+        <w:r>
+          <w:rPr>
+            <w:rStyle w:val="Hyperlink"/>
+            <w:noProof/>
+          </w:rPr>
+          <w:t>Kontroller metódusok tesztelése</w:t>
+        </w:r>
+        <w:r>
+          <w:rPr>
+            <w:noProof/>
+            <w:webHidden/>
+          </w:rPr>
+          <w:tab/>
+        </w:r>
+        <w:r>
+          <w:rPr>
+            <w:noProof/>
+            <w:webHidden/>
+          </w:rPr>
+          <w:fldChar w:fldCharType="begin"/>
+        </w:r>
+        <w:r>
+          <w:rPr>
+            <w:noProof/>
+            <w:webHidden/>
+          </w:rPr>
+          <w:instrText xml:space="preserve"> PAGEREF _Toc228059019 \h </w:instrText>
+        </w:r>
+        <w:r>
+          <w:rPr>
+            <w:noProof/>
+            <w:webHidden/>
+          </w:rPr>
+        </w:r>
+        <w:r>
+          <w:rPr>
+            <w:noProof/>
+            <w:webHidden/>
+          </w:rPr>
+          <w:fldChar w:fldCharType="separate"/>
+        </w:r>
+        <w:r>
+          <w:rPr>
+            <w:noProof/>
+            <w:webHidden/>
+          </w:rPr>
+          <w:t>52</w:t>
+        </w:r>
+        <w:r>
+          <w:rPr>
+            <w:noProof/>
+            <w:webHidden/>
+          </w:rPr>
+          <w:fldChar w:fldCharType="end"/>
+        </w:r>
+      </w:hyperlink>
+    </w:p>
+    <w:p>
+      <w:pPr>
+        <w:pStyle w:val="TOC2"/>
+        <w:tabs>
+          <w:tab w:val="right" w:leader="dot" w:pos="8776"/>
+        </w:tabs>
+        <w:rPr>
+          <w:rFonts w:asciiTheme="minorHAnsi" w:eastAsiaTheme="minorEastAsia" w:hAnsiTheme="minorHAnsi"/>
+          <w:noProof/>
+          <w:kern w:val="2"/>
+          <w:szCs w:val="24"/>
+          <w:lang w:val="en-US"/>
+          <w14:ligatures w14:val="standardContextual"/>
+        </w:rPr>
+      </w:pPr>
+      <w:hyperlink w:anchor="_Toc228059020" w:history="1">
+        <w:r>
+          <w:rPr>
+            <w:rStyle w:val="Hyperlink"/>
+            <w:noProof/>
+          </w:rPr>
+          <w:t>Stressztesztelés</w:t>
+        </w:r>
+        <w:r>
+          <w:rPr>
+            <w:noProof/>
+            <w:webHidden/>
+          </w:rPr>
+          <w:tab/>
+        </w:r>
+        <w:r>
+          <w:rPr>
+            <w:noProof/>
+            <w:webHidden/>
+          </w:rPr>
+          <w:fldChar w:fldCharType="begin"/>
+        </w:r>
+        <w:r>
+          <w:rPr>
+            <w:noProof/>
+            <w:webHidden/>
+          </w:rPr>
+          <w:instrText xml:space="preserve"> PAGEREF _Toc228059020 \h </w:instrText>
+        </w:r>
+        <w:r>
+          <w:rPr>
+            <w:noProof/>
+            <w:webHidden/>
+          </w:rPr>
+        </w:r>
+        <w:r>
+          <w:rPr>
+            <w:noProof/>
+            <w:webHidden/>
+          </w:rPr>
+          <w:fldChar w:fldCharType="separate"/>
+        </w:r>
+        <w:r>
+          <w:rPr>
+            <w:noProof/>
+            <w:webHidden/>
+          </w:rPr>
+          <w:t>53</w:t>
+        </w:r>
+        <w:r>
+          <w:rPr>
+            <w:noProof/>
+            <w:webHidden/>
+          </w:rPr>
+          <w:fldChar w:fldCharType="end"/>
+        </w:r>
+      </w:hyperlink>
+    </w:p>
+    <w:p>
+      <w:pPr>
+        <w:pStyle w:val="TOC1"/>
+        <w:rPr>
+          <w:rFonts w:asciiTheme="minorHAnsi" w:eastAsiaTheme="minorEastAsia" w:hAnsiTheme="minorHAnsi"/>
+          <w:noProof/>
+          <w:kern w:val="2"/>
+          <w:szCs w:val="24"/>
+          <w:lang w:val="en-US"/>
+          <w14:ligatures w14:val="standardContextual"/>
+        </w:rPr>
+      </w:pPr>
+      <w:hyperlink w:anchor="_Toc228059021" w:history="1">
+        <w:r>
+          <w:rPr>
+            <w:rStyle w:val="Hyperlink"/>
+            <w:noProof/>
+          </w:rPr>
+          <w:t>Mellékletek</w:t>
+        </w:r>
+        <w:r>
+          <w:rPr>
+            <w:noProof/>
+            <w:webHidden/>
+          </w:rPr>
+          <w:tab/>
+        </w:r>
+        <w:r>
+          <w:rPr>
+            <w:noProof/>
+            <w:webHidden/>
+          </w:rPr>
+          <w:fldChar w:fldCharType="begin"/>
+        </w:r>
+        <w:r>
+          <w:rPr>
+            <w:noProof/>
+            <w:webHidden/>
+          </w:rPr>
+          <w:instrText xml:space="preserve"> PAGEREF _Toc228059021 \h </w:instrText>
+        </w:r>
+        <w:r>
+          <w:rPr>
+            <w:noProof/>
+            <w:webHidden/>
+          </w:rPr>
+        </w:r>
+        <w:r>
+          <w:rPr>
+            <w:noProof/>
+            <w:webHidden/>
+          </w:rPr>
+          <w:fldChar w:fldCharType="separate"/>
+        </w:r>
+        <w:r>
+          <w:rPr>
+            <w:noProof/>
+            <w:webHidden/>
+          </w:rPr>
+          <w:t>54</w:t>
+        </w:r>
+        <w:r>
+          <w:rPr>
+            <w:noProof/>
+            <w:webHidden/>
+          </w:rPr>
+          <w:fldChar w:fldCharType="end"/>
+        </w:r>
+      </w:hyperlink>
+    </w:p>
+    <w:p>
+      <w:pPr>
+        <w:pStyle w:val="TOC2"/>
+        <w:tabs>
+          <w:tab w:val="right" w:leader="dot" w:pos="8776"/>
+        </w:tabs>
+        <w:rPr>
+          <w:rFonts w:asciiTheme="minorHAnsi" w:eastAsiaTheme="minorEastAsia" w:hAnsiTheme="minorHAnsi"/>
+          <w:noProof/>
+          <w:kern w:val="2"/>
+          <w:szCs w:val="24"/>
+          <w:lang w:val="en-US"/>
+          <w14:ligatures w14:val="standardContextual"/>
+        </w:rPr>
+      </w:pPr>
+      <w:hyperlink w:anchor="_Toc228059022" w:history="1">
+        <w:r>
+          <w:rPr>
+            <w:rStyle w:val="Hyperlink"/>
+            <w:noProof/>
+          </w:rPr>
+          <w:t>ER-modell</w:t>
+        </w:r>
+        <w:r>
+          <w:rPr>
+            <w:noProof/>
+            <w:webHidden/>
+          </w:rPr>
+          <w:tab/>
+        </w:r>
+        <w:r>
+          <w:rPr>
+            <w:noProof/>
+            <w:webHidden/>
+          </w:rPr>
+          <w:fldChar w:fldCharType="begin"/>
+        </w:r>
+        <w:r>
+          <w:rPr>
+            <w:noProof/>
+            <w:webHidden/>
+          </w:rPr>
+          <w:instrText xml:space="preserve"> PAGEREF _Toc228059022 \h </w:instrText>
+        </w:r>
+        <w:r>
+          <w:rPr>
+            <w:noProof/>
+            <w:webHidden/>
+          </w:rPr>
+        </w:r>
+        <w:r>
+          <w:rPr>
+            <w:noProof/>
+            <w:webHidden/>
+          </w:rPr>
+          <w:fldChar w:fldCharType="separate"/>
+        </w:r>
+        <w:r>
+          <w:rPr>
+            <w:noProof/>
+            <w:webHidden/>
+          </w:rPr>
+          <w:t>54</w:t>
+        </w:r>
+        <w:r>
+          <w:rPr>
+            <w:noProof/>
+            <w:webHidden/>
+          </w:rPr>
+          <w:fldChar w:fldCharType="end"/>
+        </w:r>
+      </w:hyperlink>
+    </w:p>
+    <w:p>
+      <w:pPr>
+        <w:pStyle w:val="TOC2"/>
+        <w:tabs>
+          <w:tab w:val="right" w:leader="dot" w:pos="8776"/>
+        </w:tabs>
+        <w:rPr>
+          <w:rFonts w:asciiTheme="minorHAnsi" w:eastAsiaTheme="minorEastAsia" w:hAnsiTheme="minorHAnsi"/>
+          <w:noProof/>
+          <w:kern w:val="2"/>
+          <w:szCs w:val="24"/>
+          <w:lang w:val="en-US"/>
+          <w14:ligatures w14:val="standardContextual"/>
+        </w:rPr>
+      </w:pPr>
+      <w:hyperlink w:anchor="_Toc228059023" w:history="1">
+        <w:r>
+          <w:rPr>
+            <w:rStyle w:val="Hyperlink"/>
+            <w:noProof/>
+          </w:rPr>
           <w:t>Relációs diagramm</w:t>
         </w:r>
         <w:r>
@@ -3975,7 +4562,7 @@
             <w:noProof/>
             <w:webHidden/>
           </w:rPr>
-          <w:instrText xml:space="preserve"> PAGEREF _Toc227709818 \h </w:instrText>
+          <w:instrText xml:space="preserve"> PAGEREF _Toc228059023 \h </w:instrText>
         </w:r>
         <w:r>
           <w:rPr>
@@ -3995,7 +4582,7 @@
             <w:noProof/>
             <w:webHidden/>
           </w:rPr>
-          <w:t>47</w:t>
+          <w:t>55</w:t>
         </w:r>
         <w:r>
           <w:rPr>
@@ -4044,7 +4631,7 @@
         <w:pStyle w:val="Heading1"/>
         <w:suppressAutoHyphens/>
       </w:pPr>
-      <w:bookmarkStart w:id="0" w:name="_Toc227709770"/>
+      <w:bookmarkStart w:id="0" w:name="_Toc228058967"/>
       <w:r>
         <w:lastRenderedPageBreak/>
         <w:t>Bevezetés</w:t>
@@ -4055,7 +4642,7 @@
       <w:pPr>
         <w:pStyle w:val="Heading2"/>
       </w:pPr>
-      <w:bookmarkStart w:id="1" w:name="_Toc227709771"/>
+      <w:bookmarkStart w:id="1" w:name="_Toc228058968"/>
       <w:r>
         <w:t>Mi az a CoMove?</w:t>
       </w:r>
@@ -4106,7 +4693,7 @@
       <w:pPr>
         <w:pStyle w:val="Heading2"/>
       </w:pPr>
-      <w:bookmarkStart w:id="2" w:name="_Toc227709772"/>
+      <w:bookmarkStart w:id="2" w:name="_Toc228058969"/>
       <w:r>
         <w:t>Témaválasztás indoklása</w:t>
       </w:r>
@@ -4119,7 +4706,13 @@
     </w:p>
     <w:p>
       <w:r>
-        <w:t>Nap mint nap látjuk, hogy a környezetünkben rengeteg autó áll kihasználatlanul, miközben a saját jármű fenntartása egyre költségesebb. Azt tapasztaltuk, hogy bár léteznek autókölcsönzők, nincs egy olyan egyszerű, barátságos felület, amelyek kifejezetten a magánszemélyek közötti autócserére specializálódtak. Olyan rendszert akartunk fejleszteni, ami erre a problémára megoldást nyújthat. Fejlesztői szempontból ezt a témát rendkívül izgalmasnak találtuk, mivel több összetett területet is érint. Meg kellett oldanunk a valós idejű kommunikációt a felek közt, a biztonságos adatkezelést, és egy olyan visszajelzési rendszernek az üzemeltetését, amely valódi bizalmat épít a felhasználók között.</w:t>
+        <w:t xml:space="preserve">Nap mint nap látjuk, hogy a környezetünkben rengeteg autó áll kihasználatlanul, miközben a saját jármű fenntartása egyre költségesebb. Azt tapasztaltuk, hogy bár léteznek autókölcsönzők, nincs egy olyan egyszerű, barátságos felület, amelyek kifejezetten a magánszemélyek közötti autócserére specializálódtak. Olyan rendszert akartunk fejleszteni, ami erre a problémára megoldást nyújthat. Fejlesztői szempontból ezt a témát rendkívül izgalmasnak találtuk, mivel több összetett területet is érint. Meg kellett oldanunk a valós idejű kommunikációt a felek közt, a </w:t>
+      </w:r>
+      <w:r>
+        <w:t>bérlési tranzakciók lebonyolítását</w:t>
+      </w:r>
+      <w:r>
+        <w:t>, és egy olyan visszajelzési rendszernek az üzemeltetését, amely valódi bizalmat épít a felhasználók között.</w:t>
       </w:r>
     </w:p>
     <w:p>
@@ -4140,7 +4733,7 @@
       <w:pPr>
         <w:pStyle w:val="Heading2"/>
       </w:pPr>
-      <w:bookmarkStart w:id="3" w:name="_Toc227709773"/>
+      <w:bookmarkStart w:id="3" w:name="_Toc228058970"/>
       <w:r>
         <w:lastRenderedPageBreak/>
         <w:t>Hasonló szolgáltatások</w:t>
@@ -4227,7 +4820,7 @@
       <w:pPr>
         <w:pStyle w:val="Heading1"/>
       </w:pPr>
-      <w:bookmarkStart w:id="4" w:name="_Toc227709774"/>
+      <w:bookmarkStart w:id="4" w:name="_Toc228058971"/>
       <w:r>
         <w:lastRenderedPageBreak/>
         <w:t>A szoftver műszaki feltételei és futtatása</w:t>
@@ -4238,7 +4831,7 @@
       <w:pPr>
         <w:pStyle w:val="Heading2"/>
       </w:pPr>
-      <w:bookmarkStart w:id="5" w:name="_Toc227709775"/>
+      <w:bookmarkStart w:id="5" w:name="_Toc228058972"/>
       <w:r>
         <w:t>Adatbázis</w:t>
       </w:r>
@@ -4246,10 +4839,27 @@
     </w:p>
     <w:p>
       <w:r>
-        <w:t>Az adatbázis MySQL</w:t>
-      </w:r>
-      <w:r>
-        <w:t xml:space="preserve"> alapú, így, hogy hozzáférjük ahhoz, szükséges egy MySQL szerver telepítése, majd az adatbázis-dump beimportálása. Mi ehhez XAMPP-ot használtu</w:t>
+        <w:t xml:space="preserve">Az adatbázis </w:t>
+      </w:r>
+      <w:r>
+        <w:rPr>
+          <w:b/>
+          <w:bCs/>
+        </w:rPr>
+        <w:t>MySQL</w:t>
+      </w:r>
+      <w:r>
+        <w:t xml:space="preserve"> alapú, így, hogy hozzáférjük ahhoz, szükséges egy MySQL szerver telepítése, majd az adatbázis-dump beimportálása. Mi ehhez </w:t>
+      </w:r>
+      <w:r>
+        <w:rPr>
+          <w:b/>
+          <w:bCs/>
+        </w:rPr>
+        <w:t>XAMPP</w:t>
+      </w:r>
+      <w:r>
+        <w:t>-ot használtu</w:t>
       </w:r>
       <w:r>
         <w:t>n</w:t>
@@ -4337,7 +4947,7 @@
       <w:pPr>
         <w:pStyle w:val="Heading2"/>
       </w:pPr>
-      <w:bookmarkStart w:id="6" w:name="_Toc227709776"/>
+      <w:bookmarkStart w:id="6" w:name="_Toc228058973"/>
       <w:r>
         <w:t>Backend</w:t>
       </w:r>
@@ -4429,7 +5039,7 @@
         <w:t>-oson.</w:t>
       </w:r>
       <w:r>
-        <w:t xml:space="preserve"> Első https-sel történő futtatáskor el kell fogadni a felugró ablakokat, amelyek szerint egy SSL </w:t>
+        <w:t xml:space="preserve"> Első https-sel történő futtatáskor el kell fogadni a felugró ablakokat, amelyek szerint SSL </w:t>
       </w:r>
       <w:r>
         <w:t>tanúsítványokat</w:t>
@@ -4441,26 +5051,17 @@
         <w:t xml:space="preserve"> </w:t>
       </w:r>
       <w:r>
-        <w:t>Fontos</w:t>
-      </w:r>
-      <w:r>
-        <w:t xml:space="preserve">, hogy amennyiben </w:t>
-      </w:r>
-      <w:r>
-        <w:rPr>
-          <w:b/>
-          <w:bCs/>
-        </w:rPr>
-        <w:t>nem https</w:t>
-      </w:r>
-      <w:r>
-        <w:t xml:space="preserve">-t használunk </w:t>
-      </w:r>
-      <w:r>
-        <w:t>a változtatások szerint</w:t>
-      </w:r>
-      <w:r>
-        <w:t xml:space="preserve"> kell módosítani a HttpOnly sütik beállításait.</w:t>
+        <w:t xml:space="preserve">Amennyiben nem a https indítási konfigurációt, hanem a </w:t>
+      </w:r>
+      <w:r>
+        <w:rPr>
+          <w:b/>
+          <w:bCs/>
+        </w:rPr>
+        <w:t>http</w:t>
+      </w:r>
+      <w:r>
+        <w:t>-t használjuk, a HttpOnly cookie beállításai megváltoznak, hogy továbbra is funkcionálisak maradjanak.</w:t>
       </w:r>
     </w:p>
     <w:p>
@@ -4487,7 +5088,22 @@
         <w:t>Resend</w:t>
       </w:r>
       <w:r>
-        <w:t xml:space="preserve"> API-val működik, ehhez szükség van egy API kulcsra, amit az Auth:</w:t>
+        <w:rPr>
+          <w:rStyle w:val="FootnoteReference"/>
+          <w:b/>
+          <w:bCs/>
+        </w:rPr>
+        <w:footnoteReference w:id="1"/>
+      </w:r>
+      <w:r>
+        <w:rPr>
+          <w:b/>
+          <w:bCs/>
+        </w:rPr>
+        <w:t xml:space="preserve"> </w:t>
+      </w:r>
+      <w:r>
+        <w:t>API-val működik, ehhez szükség van egy API kulcsra, amit az Auth:</w:t>
       </w:r>
       <w:r>
         <w:t>Mail:Resend:Token alatt kell tárolni az appsettings-ben</w:t>
@@ -4502,15 +5118,34 @@
         <w:t>, másképpen a funkció</w:t>
       </w:r>
       <w:r>
-        <w:t xml:space="preserve"> nem elérhető.</w:t>
+        <w:t xml:space="preserve"> nem elérhető</w:t>
+      </w:r>
+      <w:r>
+        <w:t>.</w:t>
+      </w:r>
+    </w:p>
+    <w:p>
+      <w:pPr>
+        <w:spacing w:after="160" w:line="259" w:lineRule="auto"/>
+        <w:jc w:val="left"/>
+        <w:rPr>
+          <w:rFonts w:eastAsiaTheme="majorEastAsia" w:cstheme="majorBidi"/>
+          <w:b/>
+          <w:sz w:val="28"/>
+          <w:szCs w:val="26"/>
+        </w:rPr>
+      </w:pPr>
+      <w:r>
+        <w:br w:type="page"/>
       </w:r>
     </w:p>
     <w:p>
       <w:pPr>
         <w:pStyle w:val="Heading2"/>
       </w:pPr>
-      <w:bookmarkStart w:id="7" w:name="_Toc227709777"/>
-      <w:r>
+      <w:bookmarkStart w:id="7" w:name="_Toc228058974"/>
+      <w:r>
+        <w:lastRenderedPageBreak/>
         <w:t>Frontend</w:t>
       </w:r>
       <w:bookmarkEnd w:id="7"/>
@@ -4531,13 +5166,130 @@
         <w:t>npm install</w:t>
       </w:r>
       <w:r>
-        <w:t xml:space="preserve"> parancsot, majd várjuk meg amíg feltelepül a Vite és a további frontendhez szükséges csomagok</w:t>
-      </w:r>
-      <w:r>
-        <w:t>, mint a Mantine, a Tanstack Query vagy az ikoncsomagok.</w:t>
-      </w:r>
-      <w:r>
-        <w:t xml:space="preserve"> Miután a csomagok sikeresen települtek</w:t>
+        <w:t xml:space="preserve"> parancsot, majd várjuk meg amíg feltelepül a </w:t>
+      </w:r>
+      <w:r>
+        <w:rPr>
+          <w:b/>
+          <w:bCs/>
+        </w:rPr>
+        <w:t>Vite</w:t>
+      </w:r>
+      <w:r>
+        <w:t xml:space="preserve"> és a további frontendhez szükséges csomagok</w:t>
+      </w:r>
+      <w:r>
+        <w:t xml:space="preserve">: </w:t>
+      </w:r>
+    </w:p>
+    <w:p>
+      <w:pPr>
+        <w:pStyle w:val="ListParagraph"/>
+        <w:numPr>
+          <w:ilvl w:val="0"/>
+          <w:numId w:val="31"/>
+        </w:numPr>
+      </w:pPr>
+      <w:r>
+        <w:t xml:space="preserve">a </w:t>
+      </w:r>
+      <w:r>
+        <w:rPr>
+          <w:b/>
+          <w:bCs/>
+        </w:rPr>
+        <w:t>Mantine</w:t>
+      </w:r>
+      <w:r>
+        <w:t>, amely egy komponenskönyvtár React-hez</w:t>
+      </w:r>
+      <w:r>
+        <w:t xml:space="preserve">, </w:t>
+      </w:r>
+    </w:p>
+    <w:p>
+      <w:pPr>
+        <w:pStyle w:val="ListParagraph"/>
+        <w:numPr>
+          <w:ilvl w:val="0"/>
+          <w:numId w:val="31"/>
+        </w:numPr>
+      </w:pPr>
+      <w:r>
+        <w:t xml:space="preserve">a </w:t>
+      </w:r>
+      <w:r>
+        <w:rPr>
+          <w:b/>
+          <w:bCs/>
+        </w:rPr>
+        <w:t>Tanstack Query</w:t>
+      </w:r>
+      <w:r>
+        <w:t>, amely egy globális állapotmenedzselő könyvtár, amely a válaszokat cache-eli és periodikusan automatikusan lekéri a backend-től</w:t>
+      </w:r>
+      <w:r>
+        <w:t xml:space="preserve">, </w:t>
+      </w:r>
+    </w:p>
+    <w:p>
+      <w:pPr>
+        <w:pStyle w:val="ListParagraph"/>
+        <w:numPr>
+          <w:ilvl w:val="0"/>
+          <w:numId w:val="31"/>
+        </w:numPr>
+      </w:pPr>
+      <w:r>
+        <w:t xml:space="preserve">a </w:t>
+      </w:r>
+      <w:r>
+        <w:rPr>
+          <w:b/>
+          <w:bCs/>
+        </w:rPr>
+        <w:t>React Router</w:t>
+      </w:r>
+      <w:r>
+        <w:t>, amely a</w:t>
+      </w:r>
+      <w:r>
+        <w:t xml:space="preserve"> komponensek oldalakra osztását, és az azok közti navigálást</w:t>
+      </w:r>
+      <w:r>
+        <w:t xml:space="preserve"> végzi,</w:t>
+      </w:r>
+      <w:r>
+        <w:t xml:space="preserve"> vagy </w:t>
+      </w:r>
+    </w:p>
+    <w:p>
+      <w:pPr>
+        <w:pStyle w:val="ListParagraph"/>
+        <w:numPr>
+          <w:ilvl w:val="0"/>
+          <w:numId w:val="31"/>
+        </w:numPr>
+      </w:pPr>
+      <w:r>
+        <w:t>az ikoncsomagok</w:t>
+      </w:r>
+      <w:r>
+        <w:t xml:space="preserve">, mint az </w:t>
+      </w:r>
+      <w:r>
+        <w:t>tabler/icons-react</w:t>
+      </w:r>
+      <w:r>
+        <w:t xml:space="preserve"> vagy a react-icons</w:t>
+      </w:r>
+      <w:r>
+        <w:t>.</w:t>
+      </w:r>
+    </w:p>
+    <w:p>
+      <w:r>
+        <w:t>Miután a csomagok sikeresen települtek</w:t>
       </w:r>
       <w:r>
         <w:t xml:space="preserve"> az </w:t>
@@ -4591,7 +5343,19 @@
         <w:t>megadhatunk</w:t>
       </w:r>
       <w:r>
-        <w:t xml:space="preserve"> másik backend útvonalat környezeti változók segítségével.</w:t>
+        <w:t xml:space="preserve"> másik backend útvonalat</w:t>
+      </w:r>
+      <w:r>
+        <w:t xml:space="preserve"> egy</w:t>
+      </w:r>
+      <w:r>
+        <w:t xml:space="preserve"> környezeti változó</w:t>
+      </w:r>
+      <w:r>
+        <w:t xml:space="preserve"> (a VITE_BACKEND_URL)</w:t>
+      </w:r>
+      <w:r>
+        <w:t xml:space="preserve"> segítségével.</w:t>
       </w:r>
       <w:r>
         <w:br w:type="page"/>
@@ -4602,18 +5366,24 @@
         <w:pStyle w:val="Heading1"/>
         <w:suppressAutoHyphens/>
       </w:pPr>
-      <w:bookmarkStart w:id="8" w:name="_Toc227709778"/>
+      <w:bookmarkStart w:id="8" w:name="_Toc228058975"/>
       <w:r>
         <w:lastRenderedPageBreak/>
         <w:t>Fejlesztői környezet</w:t>
       </w:r>
+      <w:r>
+        <w:t xml:space="preserve"> és a szoftver közzététele</w:t>
+      </w:r>
+      <w:r>
+        <w:t xml:space="preserve"> (deployment)</w:t>
+      </w:r>
       <w:bookmarkEnd w:id="8"/>
     </w:p>
     <w:p>
       <w:pPr>
         <w:pStyle w:val="Heading2"/>
       </w:pPr>
-      <w:bookmarkStart w:id="9" w:name="_Toc227709779"/>
+      <w:bookmarkStart w:id="9" w:name="_Toc228058976"/>
       <w:r>
         <w:t>Frontend</w:t>
       </w:r>
@@ -4621,14 +5391,29 @@
     </w:p>
     <w:p>
       <w:r>
-        <w:t>A frontend fejlesztéséhez React-et használtunk Vite-tal, Mantine komponenskönyvtárral és Tanstack Query globális React állapottároló könyvtárral.</w:t>
+        <w:t>A frontend fejlesztéséhez React-et használtunk Vite-tal, Mantine komponenskönyvtárral</w:t>
+      </w:r>
+      <w:r>
+        <w:t>,</w:t>
+      </w:r>
+      <w:r>
+        <w:t xml:space="preserve"> Tanstack Query globális React állapottároló könyvtárral</w:t>
+      </w:r>
+      <w:r>
+        <w:t>, és React Router-rel</w:t>
+      </w:r>
+      <w:r>
+        <w:t>.</w:t>
+      </w:r>
+      <w:r>
+        <w:t xml:space="preserve"> A kódot Visual Studio Code-ban írtuk.</w:t>
       </w:r>
     </w:p>
     <w:p>
       <w:pPr>
         <w:pStyle w:val="Heading2"/>
       </w:pPr>
-      <w:bookmarkStart w:id="10" w:name="_Toc227709780"/>
+      <w:bookmarkStart w:id="10" w:name="_Toc228058977"/>
       <w:r>
         <w:t>Backend</w:t>
       </w:r>
@@ -4641,7 +5426,7 @@
       <w:pPr>
         <w:pStyle w:val="Heading3"/>
       </w:pPr>
-      <w:bookmarkStart w:id="11" w:name="_Toc227709781"/>
+      <w:bookmarkStart w:id="11" w:name="_Toc228058978"/>
       <w:r>
         <w:t>Windows</w:t>
       </w:r>
@@ -4677,7 +5462,7 @@
       <w:pPr>
         <w:pStyle w:val="Heading3"/>
       </w:pPr>
-      <w:bookmarkStart w:id="12" w:name="_Toc227709782"/>
+      <w:bookmarkStart w:id="12" w:name="_Toc228058979"/>
       <w:r>
         <w:t>MacOS</w:t>
       </w:r>
@@ -4697,18 +5482,120 @@
       <w:pPr>
         <w:pStyle w:val="Heading2"/>
       </w:pPr>
-      <w:bookmarkStart w:id="13" w:name="_Toc227709783"/>
+      <w:bookmarkStart w:id="13" w:name="_Toc228058980"/>
       <w:r>
         <w:t>Kollaboráció</w:t>
       </w:r>
+      <w:r>
+        <w:t xml:space="preserve"> és közzététel (deployment)</w:t>
+      </w:r>
       <w:bookmarkEnd w:id="13"/>
     </w:p>
     <w:p>
       <w:r>
-        <w:t>A kódot elsősorban egy közös GitHub repositoryban osztottuk meg</w:t>
-      </w:r>
-      <w:r>
-        <w:t>, a GitHubon található Kanban táblával osztottuk be és rendszereztük a feladatokat.</w:t>
+        <w:t xml:space="preserve">A kódot elsősorban egy közös </w:t>
+      </w:r>
+      <w:r>
+        <w:rPr>
+          <w:b/>
+          <w:bCs/>
+        </w:rPr>
+        <w:t>GitHub repositoryban</w:t>
+      </w:r>
+      <w:r>
+        <w:t xml:space="preserve"> osztottuk meg</w:t>
+      </w:r>
+      <w:r>
+        <w:t xml:space="preserve">, ebben </w:t>
+      </w:r>
+      <w:r>
+        <w:t>dolgoztunk mindannyian.</w:t>
+      </w:r>
+      <w:r>
+        <w:t xml:space="preserve"> A </w:t>
+      </w:r>
+      <w:r>
+        <w:rPr>
+          <w:b/>
+          <w:bCs/>
+        </w:rPr>
+        <w:t>GitHub Actions</w:t>
+      </w:r>
+      <w:r>
+        <w:t xml:space="preserve"> segítségével egy Continuous Integration (CI) és Continuous Deployment (CD) folyamatot hoztunk létre, amely</w:t>
+      </w:r>
+      <w:r>
+        <w:t xml:space="preserve"> a main branch-re</w:t>
+      </w:r>
+      <w:r>
+        <w:t>/ágra</w:t>
+      </w:r>
+      <w:r>
+        <w:t xml:space="preserve"> </w:t>
+      </w:r>
+      <w:r>
+        <w:t>feltöltött</w:t>
+      </w:r>
+      <w:r>
+        <w:t xml:space="preserve"> kódot</w:t>
+      </w:r>
+      <w:r>
+        <w:t xml:space="preserve"> automatikusan</w:t>
+      </w:r>
+      <w:r>
+        <w:t xml:space="preserve"> megpróbálja build-elni, valamint tesztelni a megírt egységtesztek segítségével. Amennyiben </w:t>
+      </w:r>
+      <w:r>
+        <w:t>ezek sikeresek voltak, a build-elt kódot átmásolja egy távoli szerverre</w:t>
+      </w:r>
+      <w:r>
+        <w:t xml:space="preserve">, amelyet a </w:t>
+      </w:r>
+      <w:hyperlink r:id="rId10" w:history="1">
+        <w:r>
+          <w:rPr>
+            <w:rStyle w:val="Hyperlink"/>
+            <w:b/>
+            <w:bCs/>
+          </w:rPr>
+          <w:t>https://comove.app</w:t>
+        </w:r>
+      </w:hyperlink>
+      <w:r>
+        <w:t xml:space="preserve"> domainen el is lehet érni</w:t>
+      </w:r>
+      <w:r>
+        <w:t xml:space="preserve">, így a </w:t>
+      </w:r>
+      <w:r>
+        <w:t>szoftvert</w:t>
+      </w:r>
+      <w:r>
+        <w:t xml:space="preserve"> valós körülmények alatt is ki lehet próbálni</w:t>
+      </w:r>
+      <w:r>
+        <w:t xml:space="preserve">. A domaint </w:t>
+      </w:r>
+      <w:r>
+        <w:t xml:space="preserve">és </w:t>
+      </w:r>
+      <w:r>
+        <w:t>a szerverhasználatot a GitHub Student Developer Pack</w:t>
+      </w:r>
+      <w:r>
+        <w:rPr>
+          <w:rStyle w:val="FootnoteReference"/>
+        </w:rPr>
+        <w:footnoteReference w:id="2"/>
+      </w:r>
+      <w:r>
+        <w:t xml:space="preserve"> segítségével tudtuk </w:t>
+      </w:r>
+      <w:r>
+        <w:t xml:space="preserve">ingyen </w:t>
+      </w:r>
+      <w:r>
+        <w:t>megszerezni.</w:t>
       </w:r>
     </w:p>
     <w:p/>
@@ -4727,7 +5614,7 @@
         <w:pStyle w:val="Heading1"/>
         <w:suppressAutoHyphens/>
       </w:pPr>
-      <w:bookmarkStart w:id="14" w:name="_Toc227709784"/>
+      <w:bookmarkStart w:id="14" w:name="_Toc228058981"/>
       <w:r>
         <w:lastRenderedPageBreak/>
         <w:t>Komponensek technikai leírás</w:t>
@@ -4750,7 +5637,7 @@
         <w:pStyle w:val="Heading2"/>
         <w:suppressAutoHyphens/>
       </w:pPr>
-      <w:bookmarkStart w:id="15" w:name="_Toc227709785"/>
+      <w:bookmarkStart w:id="15" w:name="_Toc228058982"/>
       <w:r>
         <w:t>Adatbázis</w:t>
       </w:r>
@@ -4770,117 +5657,123 @@
         <w:fldChar w:fldCharType="begin"/>
       </w:r>
       <w:r>
-        <w:instrText xml:space="preserve"> REF _Ref227153209 \h  \* MERGEFORMAT </w:instrText>
+        <w:instrText xml:space="preserve"> REF _Ref227152952 \h </w:instrText>
       </w:r>
       <w:r>
         <w:fldChar w:fldCharType="separate"/>
       </w:r>
       <w:r>
-        <w:t xml:space="preserve">ER-modellt (ábra </w:t>
+        <w:t xml:space="preserve">ER-modell (ábra </w:t>
       </w:r>
       <w:r>
         <w:rPr>
           <w:noProof/>
         </w:rPr>
-        <w:t>3</w:t>
+        <w:t>19</w:t>
+      </w:r>
+      <w:r>
+        <w:fldChar w:fldCharType="end"/>
       </w:r>
       <w:r>
         <w:t>)</w:t>
       </w:r>
       <w:r>
+        <w:t>-t</w:t>
+      </w:r>
+      <w:r>
+        <w:t xml:space="preserve">, majd leképezés után egy </w:t>
+      </w:r>
+      <w:r>
+        <w:fldChar w:fldCharType="begin"/>
+      </w:r>
+      <w:r>
+        <w:instrText xml:space="preserve"> REF _Ref227153376 \h  \* MERGEFORMAT </w:instrText>
+      </w:r>
+      <w:r>
+        <w:fldChar w:fldCharType="separate"/>
+      </w:r>
+      <w:r>
+        <w:t xml:space="preserve">Relációs diagramm (ábra </w:t>
+      </w:r>
+      <w:r>
+        <w:rPr>
+          <w:noProof/>
+        </w:rPr>
+        <w:t>20</w:t>
+      </w:r>
+      <w:r>
+        <w:t>)</w:t>
+      </w:r>
+      <w:r>
         <w:fldChar w:fldCharType="end"/>
       </w:r>
       <w:r>
-        <w:t xml:space="preserve">, majd leképezés után egy </w:t>
-      </w:r>
-      <w:r>
-        <w:fldChar w:fldCharType="begin"/>
-      </w:r>
-      <w:r>
-        <w:instrText xml:space="preserve"> REF _Ref227153376 \h  \* MERGEFORMAT </w:instrText>
-      </w:r>
-      <w:r>
-        <w:fldChar w:fldCharType="separate"/>
-      </w:r>
-      <w:r>
-        <w:t xml:space="preserve">Relációs diagrammot (ábra </w:t>
-      </w:r>
-      <w:r>
-        <w:rPr>
-          <w:noProof/>
-        </w:rPr>
-        <w:t>4</w:t>
-      </w:r>
-      <w:r>
+        <w:t>-ot</w:t>
+      </w:r>
+      <w:r>
+        <w:t>.</w:t>
+      </w:r>
+    </w:p>
+    <w:p>
+      <w:pPr>
+        <w:pStyle w:val="Heading3"/>
+        <w:suppressAutoHyphens/>
+      </w:pPr>
+      <w:bookmarkStart w:id="16" w:name="_Toc228058983"/>
+      <w:r>
+        <w:t>Egyedtípusok</w:t>
+      </w:r>
+      <w:bookmarkEnd w:id="16"/>
+    </w:p>
+    <w:p>
+      <w:pPr>
+        <w:suppressAutoHyphens/>
+      </w:pPr>
+      <w:r>
+        <w:t>A szoftveralkalmazás igényei szerint az alábbi egyedtípusokat</w:t>
+      </w:r>
+      <w:r>
+        <w:t xml:space="preserve"> és táblákat</w:t>
+      </w:r>
+      <w:r>
+        <w:t xml:space="preserve"> határoztuk meg:</w:t>
+      </w:r>
+    </w:p>
+    <w:p>
+      <w:pPr>
+        <w:suppressAutoHyphens/>
+        <w:rPr>
+          <w:b/>
+          <w:bCs/>
+        </w:rPr>
+      </w:pPr>
+      <w:bookmarkStart w:id="17" w:name="_Toc228058984"/>
+      <w:r>
+        <w:rPr>
+          <w:rStyle w:val="Heading4Char"/>
+        </w:rPr>
+        <w:t>Felhasználó</w:t>
+      </w:r>
+      <w:r>
+        <w:rPr>
+          <w:rStyle w:val="Heading4Char"/>
+        </w:rPr>
+        <w:t xml:space="preserve"> (</w:t>
+      </w:r>
+      <w:proofErr w:type="spellStart"/>
+      <w:r>
+        <w:rPr>
+          <w:rStyle w:val="Heading4Char"/>
+        </w:rPr>
+        <w:t>users</w:t>
+      </w:r>
+      <w:proofErr w:type="spellEnd"/>
+      <w:r>
+        <w:rPr>
+          <w:rStyle w:val="Heading4Char"/>
+        </w:rPr>
         <w:t>)</w:t>
       </w:r>
-      <w:r>
-        <w:fldChar w:fldCharType="end"/>
-      </w:r>
-      <w:r>
-        <w:t>.</w:t>
-      </w:r>
-    </w:p>
-    <w:p>
-      <w:pPr>
-        <w:pStyle w:val="Heading3"/>
-        <w:suppressAutoHyphens/>
-      </w:pPr>
-      <w:bookmarkStart w:id="16" w:name="_Toc227709786"/>
-      <w:r>
-        <w:t>Egyedtípusok</w:t>
-      </w:r>
-      <w:bookmarkEnd w:id="16"/>
-    </w:p>
-    <w:p>
-      <w:pPr>
-        <w:suppressAutoHyphens/>
-      </w:pPr>
-      <w:r>
-        <w:t>A szoftveralkalmazás igényei szerint az alábbi egyedtípusokat</w:t>
-      </w:r>
-      <w:r>
-        <w:t xml:space="preserve"> és táblákat</w:t>
-      </w:r>
-      <w:r>
-        <w:t xml:space="preserve"> határoztuk meg:</w:t>
-      </w:r>
-    </w:p>
-    <w:p>
-      <w:pPr>
-        <w:suppressAutoHyphens/>
-        <w:rPr>
-          <w:b/>
-          <w:bCs/>
-        </w:rPr>
-      </w:pPr>
-      <w:bookmarkStart w:id="17" w:name="_Toc227709787"/>
-      <w:r>
-        <w:rPr>
-          <w:rStyle w:val="Heading4Char"/>
-        </w:rPr>
-        <w:t>Felhasználó</w:t>
-      </w:r>
-      <w:r>
-        <w:rPr>
-          <w:rStyle w:val="Heading4Char"/>
-        </w:rPr>
-        <w:t xml:space="preserve"> (</w:t>
-      </w:r>
-      <w:proofErr w:type="spellStart"/>
-      <w:r>
-        <w:rPr>
-          <w:rStyle w:val="Heading4Char"/>
-        </w:rPr>
-        <w:t>users</w:t>
-      </w:r>
-      <w:proofErr w:type="spellEnd"/>
-      <w:r>
-        <w:rPr>
-          <w:rStyle w:val="Heading4Char"/>
-        </w:rPr>
-        <w:t>)</w:t>
-      </w:r>
       <w:bookmarkEnd w:id="17"/>
     </w:p>
     <w:p>
@@ -4889,6 +5782,12 @@
       </w:pPr>
       <w:r>
         <w:t>A felhasználó adatait tároló egyedtípus.</w:t>
+      </w:r>
+      <w:r>
+        <w:t xml:space="preserve"> A redundancia elkerülése érdekében nem szedtük</w:t>
+      </w:r>
+      <w:r>
+        <w:t xml:space="preserve"> külön egyedtípusokra a bérbeadókat és bérlőket, hanem egy felhasználó mindkét szerepben részt vehet bérlésekben.</w:t>
       </w:r>
     </w:p>
     <w:p>
@@ -5454,7 +6353,7 @@
         <w:pStyle w:val="Heading4"/>
         <w:suppressAutoHyphens/>
       </w:pPr>
-      <w:bookmarkStart w:id="18" w:name="_Toc227709788"/>
+      <w:bookmarkStart w:id="18" w:name="_Toc228058985"/>
       <w:r>
         <w:lastRenderedPageBreak/>
         <w:t>Token (</w:t>
@@ -5669,7 +6568,7 @@
         <w:pStyle w:val="Heading4"/>
         <w:suppressAutoHyphens/>
       </w:pPr>
-      <w:bookmarkStart w:id="19" w:name="_Toc227709789"/>
+      <w:bookmarkStart w:id="19" w:name="_Toc228058986"/>
       <w:r>
         <w:t>Értesítés (</w:t>
       </w:r>
@@ -5910,7 +6809,7 @@
         <w:pStyle w:val="Heading4"/>
         <w:suppressAutoHyphens/>
       </w:pPr>
-      <w:bookmarkStart w:id="20" w:name="_Toc227709790"/>
+      <w:bookmarkStart w:id="20" w:name="_Toc228058987"/>
       <w:r>
         <w:lastRenderedPageBreak/>
         <w:t>Jármű (</w:t>
@@ -6493,7 +7392,7 @@
         <w:pStyle w:val="Heading4"/>
         <w:suppressAutoHyphens/>
       </w:pPr>
-      <w:bookmarkStart w:id="21" w:name="_Toc227709791"/>
+      <w:bookmarkStart w:id="21" w:name="_Toc228058988"/>
       <w:r>
         <w:lastRenderedPageBreak/>
         <w:t>Járműelé</w:t>
@@ -6745,7 +7644,7 @@
         <w:pStyle w:val="Heading4"/>
         <w:suppressAutoHyphens/>
       </w:pPr>
-      <w:bookmarkStart w:id="22" w:name="_Toc227709792"/>
+      <w:bookmarkStart w:id="22" w:name="_Toc228058989"/>
       <w:r>
         <w:t>Járműkép (</w:t>
       </w:r>
@@ -6985,7 +7884,7 @@
       <w:r>
         <w:br w:type="page"/>
       </w:r>
-      <w:bookmarkStart w:id="23" w:name="_Toc227709793"/>
+      <w:bookmarkStart w:id="23" w:name="_Toc228058990"/>
       <w:r>
         <w:lastRenderedPageBreak/>
         <w:t>Bérlés (</w:t>
@@ -7621,7 +8520,7 @@
         <w:pStyle w:val="Heading4"/>
         <w:suppressAutoHyphens/>
       </w:pPr>
-      <w:bookmarkStart w:id="24" w:name="_Toc227709794"/>
+      <w:bookmarkStart w:id="24" w:name="_Toc228058991"/>
       <w:r>
         <w:t>Üzenet (</w:t>
       </w:r>
@@ -7947,7 +8846,7 @@
         <w:pStyle w:val="Heading3"/>
         <w:suppressAutoHyphens/>
       </w:pPr>
-      <w:bookmarkStart w:id="25" w:name="_Toc227709795"/>
+      <w:bookmarkStart w:id="25" w:name="_Toc228058992"/>
       <w:r>
         <w:lastRenderedPageBreak/>
         <w:t>Kapcsolatok</w:t>
@@ -8223,7 +9122,7 @@
       <w:pPr>
         <w:pStyle w:val="Heading3"/>
       </w:pPr>
-      <w:bookmarkStart w:id="26" w:name="_Toc227709796"/>
+      <w:bookmarkStart w:id="26" w:name="_Toc228058993"/>
       <w:r>
         <w:t>Implementáció</w:t>
       </w:r>
@@ -8258,7 +9157,7 @@
         <w:pStyle w:val="Heading2"/>
         <w:suppressAutoHyphens/>
       </w:pPr>
-      <w:bookmarkStart w:id="27" w:name="_Toc227709797"/>
+      <w:bookmarkStart w:id="27" w:name="_Toc228058994"/>
       <w:r>
         <w:lastRenderedPageBreak/>
         <w:t>Backend</w:t>
@@ -8293,7 +9192,7 @@
         <w:pStyle w:val="Heading3"/>
         <w:suppressAutoHyphens/>
       </w:pPr>
-      <w:bookmarkStart w:id="28" w:name="_Toc227709798"/>
+      <w:bookmarkStart w:id="28" w:name="_Toc228058995"/>
       <w:r>
         <w:t>Metóduskontrollerek</w:t>
       </w:r>
@@ -8304,7 +9203,7 @@
         <w:pStyle w:val="Heading4"/>
         <w:suppressAutoHyphens/>
       </w:pPr>
-      <w:bookmarkStart w:id="29" w:name="_Toc227709799"/>
+      <w:bookmarkStart w:id="29" w:name="_Toc228058996"/>
       <w:r>
         <w:t>Autentikációs kontroller – AuthController</w:t>
       </w:r>
@@ -9350,7 +10249,7 @@
         <w:pStyle w:val="Heading4"/>
         <w:suppressAutoHyphens/>
       </w:pPr>
-      <w:bookmarkStart w:id="30" w:name="_Toc227709800"/>
+      <w:bookmarkStart w:id="30" w:name="_Toc228058997"/>
       <w:r>
         <w:lastRenderedPageBreak/>
         <w:t>Felhasználó kontroller – UserController</w:t>
@@ -11589,17 +12488,12 @@
         <w:pStyle w:val="Heading4"/>
         <w:suppressAutoHyphens/>
       </w:pPr>
-      <w:bookmarkStart w:id="31" w:name="_Toc227709801"/>
+      <w:bookmarkStart w:id="31" w:name="_Toc228058998"/>
       <w:r>
         <w:lastRenderedPageBreak/>
-        <w:t xml:space="preserve">Bérlés kontroller – </w:t>
-      </w:r>
-      <w:proofErr w:type="spellStart"/>
-      <w:r>
-        <w:t>RentalController</w:t>
+        <w:t>Bérlés kontroller – RentalController</w:t>
       </w:r>
       <w:bookmarkEnd w:id="31"/>
-      <w:proofErr w:type="spellEnd"/>
     </w:p>
     <w:p>
       <w:pPr>
@@ -13572,7 +14466,7 @@
         <w:pStyle w:val="Heading4"/>
         <w:suppressAutoHyphens/>
       </w:pPr>
-      <w:bookmarkStart w:id="32" w:name="_Toc227709802"/>
+      <w:bookmarkStart w:id="32" w:name="_Toc228058999"/>
       <w:r>
         <w:lastRenderedPageBreak/>
         <w:t>Jármű kontroller – VehicleController</w:t>
@@ -13915,12 +14809,21 @@
         </w:numPr>
         <w:suppressAutoHyphens/>
       </w:pPr>
-      <w:r>
-        <w:rPr>
-          <w:b/>
-          <w:bCs/>
-        </w:rPr>
-        <w:t>minPrice (opcionális, int):</w:t>
+      <w:proofErr w:type="spellStart"/>
+      <w:r>
+        <w:rPr>
+          <w:b/>
+          <w:bCs/>
+        </w:rPr>
+        <w:t>minPrice</w:t>
+      </w:r>
+      <w:proofErr w:type="spellEnd"/>
+      <w:r>
+        <w:rPr>
+          <w:b/>
+          <w:bCs/>
+        </w:rPr>
+        <w:t xml:space="preserve"> (opcionális, int):</w:t>
       </w:r>
       <w:r>
         <w:t xml:space="preserve"> A legkisebb teljes ár, amit a felhasználó kifizetne egy bérlésért.</w:t>
@@ -18342,7 +19245,7 @@
       <w:pPr>
         <w:pStyle w:val="Heading3"/>
       </w:pPr>
-      <w:bookmarkStart w:id="33" w:name="_Toc227709803"/>
+      <w:bookmarkStart w:id="33" w:name="_Toc228059000"/>
       <w:r>
         <w:lastRenderedPageBreak/>
         <w:t>Szolgáltatások</w:t>
@@ -18358,7 +19261,7 @@
       <w:pPr>
         <w:pStyle w:val="Heading4"/>
       </w:pPr>
-      <w:bookmarkStart w:id="34" w:name="_Toc227709804"/>
+      <w:bookmarkStart w:id="34" w:name="_Toc228059001"/>
       <w:r>
         <w:t>Autentikációs szolgáltatás – AuthService</w:t>
       </w:r>
@@ -18473,7 +19376,7 @@
       <w:pPr>
         <w:pStyle w:val="Heading4"/>
       </w:pPr>
-      <w:bookmarkStart w:id="35" w:name="_Toc227709805"/>
+      <w:bookmarkStart w:id="35" w:name="_Toc228059002"/>
       <w:r>
         <w:lastRenderedPageBreak/>
         <w:t xml:space="preserve">Email szolgáltatás – IEmailService </w:t>
@@ -18529,16 +19432,28 @@
       <w:r>
         <w:t xml:space="preserve">Az email küldéshez mi a </w:t>
       </w:r>
-      <w:hyperlink r:id="rId10" w:history="1">
-        <w:r>
-          <w:rPr>
-            <w:rStyle w:val="Hyperlink"/>
-          </w:rPr>
-          <w:t>Resend</w:t>
-        </w:r>
-      </w:hyperlink>
-      <w:r>
-        <w:t xml:space="preserve"> szolgáltatását vettük igénybe, ami ingyen enged 3000 emailt küldeni havonta, valamint saját .NET könyvtáruk</w:t>
+      <w:r>
+        <w:rPr>
+          <w:b/>
+          <w:bCs/>
+        </w:rPr>
+        <w:t>Resend</w:t>
+      </w:r>
+      <w:r>
+        <w:rPr>
+          <w:rStyle w:val="FootnoteReference"/>
+        </w:rPr>
+        <w:footnoteReference w:id="3"/>
+      </w:r>
+      <w:r>
+        <w:rPr>
+          <w:b/>
+          <w:bCs/>
+        </w:rPr>
+        <w:t xml:space="preserve"> </w:t>
+      </w:r>
+      <w:r>
+        <w:t>szolgáltatását vettük igénybe, ami ingyen enged 3000 emailt küldeni havonta, valamint saját .NET könyvtáruk</w:t>
       </w:r>
       <w:r>
         <w:t xml:space="preserve"> is</w:t>
@@ -18560,6 +19475,15 @@
       </w:r>
       <w:r>
         <w:t>.</w:t>
+      </w:r>
+      <w:r>
+        <w:t xml:space="preserve"> Amennyiben az API kulcs, amely által működne a funkció nincs megadva, a </w:t>
+      </w:r>
+      <w:r>
+        <w:t>végpontok,</w:t>
+      </w:r>
+      <w:r>
+        <w:t xml:space="preserve"> amelyek használjál 503-as hibakódot adnak vissza, amely azt jelenti a szolgáltatás jelenleg nem elérhető.</w:t>
       </w:r>
     </w:p>
     <w:p>
@@ -18567,7 +19491,7 @@
         <w:pStyle w:val="Heading4"/>
         <w:spacing w:before="480"/>
       </w:pPr>
-      <w:bookmarkStart w:id="36" w:name="_Toc227709806"/>
+      <w:bookmarkStart w:id="36" w:name="_Toc228059003"/>
       <w:r>
         <w:t>K</w:t>
       </w:r>
@@ -18709,7 +19633,7 @@
       <w:pPr>
         <w:pStyle w:val="Heading4"/>
       </w:pPr>
-      <w:bookmarkStart w:id="37" w:name="_Toc227709807"/>
+      <w:bookmarkStart w:id="37" w:name="_Toc228059004"/>
       <w:r>
         <w:lastRenderedPageBreak/>
         <w:t>Bérléskezelő szolgáltatás – RentalService</w:t>
@@ -19315,8 +20239,13 @@
         </w:rPr>
         <w:t>A b</w:t>
       </w:r>
-      <w:r>
-        <w:t xml:space="preserve">érlés végével </w:t>
+      <w:proofErr w:type="spellStart"/>
+      <w:r>
+        <w:t>érlés</w:t>
+      </w:r>
+      <w:proofErr w:type="spellEnd"/>
+      <w:r>
+        <w:t xml:space="preserve"> végével </w:t>
       </w:r>
       <w:r>
         <w:t>a felhasználók értékelhetik a másikat.</w:t>
@@ -19390,7 +20319,7 @@
       <w:pPr>
         <w:pStyle w:val="Heading3"/>
       </w:pPr>
-      <w:bookmarkStart w:id="38" w:name="_Toc227709808"/>
+      <w:bookmarkStart w:id="38" w:name="_Toc228059005"/>
       <w:r>
         <w:lastRenderedPageBreak/>
         <w:t>Válaszszűrőrendszer – VisibilityFiltering</w:t>
@@ -19691,407 +20620,195 @@
     <w:p>
       <w:pPr>
         <w:pStyle w:val="Heading1"/>
-        <w:suppressAutoHyphens/>
-        <w:rPr>
-          <w:b w:val="0"/>
-          <w:bCs/>
-        </w:rPr>
-      </w:pPr>
-      <w:bookmarkStart w:id="39" w:name="_Toc227709809"/>
+      </w:pPr>
+      <w:bookmarkStart w:id="39" w:name="_Toc228059006"/>
       <w:r>
         <w:lastRenderedPageBreak/>
-        <w:t>Működésének műszaki feltételei</w:t>
+        <w:t xml:space="preserve">A </w:t>
+      </w:r>
+      <w:r>
+        <w:t xml:space="preserve">frontend </w:t>
+      </w:r>
+      <w:r>
+        <w:t>felület</w:t>
+      </w:r>
+      <w:r>
+        <w:t xml:space="preserve"> és használatának</w:t>
+      </w:r>
+      <w:r>
+        <w:t xml:space="preserve"> bemutatása</w:t>
       </w:r>
       <w:bookmarkEnd w:id="39"/>
     </w:p>
     <w:p>
-      <w:pPr>
-        <w:suppressAutoHyphens/>
-      </w:pPr>
-      <w:r>
-        <w:t>...</w:t>
-      </w:r>
-    </w:p>
-    <w:p>
-      <w:pPr>
-        <w:suppressAutoHyphens/>
-        <w:spacing w:after="160" w:line="259" w:lineRule="auto"/>
-        <w:jc w:val="left"/>
-      </w:pPr>
-      <w:r>
-        <w:br w:type="page"/>
-      </w:r>
-    </w:p>
-    <w:p>
-      <w:pPr>
-        <w:pStyle w:val="Heading1"/>
-        <w:suppressAutoHyphens/>
-        <w:rPr>
-          <w:rFonts w:eastAsiaTheme="minorHAnsi" w:cstheme="minorBidi"/>
-          <w:b w:val="0"/>
-          <w:sz w:val="24"/>
-          <w:szCs w:val="22"/>
-        </w:rPr>
-      </w:pPr>
-      <w:bookmarkStart w:id="40" w:name="_Toc227709810"/>
-      <w:r>
-        <w:lastRenderedPageBreak/>
-        <w:t>Használatának rövid bemutatás</w:t>
-      </w:r>
-      <w:r>
-        <w:t>a</w:t>
+      <w:r>
+        <w:t xml:space="preserve">Ebben a fejezetben </w:t>
+      </w:r>
+      <w:r>
+        <w:t>szeretnénk prezentálni</w:t>
+      </w:r>
+      <w:r>
+        <w:t xml:space="preserve"> a CoMove platform legfontosabb </w:t>
+      </w:r>
+      <w:r>
+        <w:t>tulajdonságait</w:t>
+      </w:r>
+      <w:r>
+        <w:t xml:space="preserve"> a felhasználó szemszögéből</w:t>
+      </w:r>
+      <w:r>
+        <w:t>. Lépésről-lépésre haladva magyarázzuk el az oldal működését, minden egyes részt és funkciót bemutatva egészen</w:t>
+      </w:r>
+      <w:r>
+        <w:t xml:space="preserve"> a regisztrációtól a bérlés lezárásáig.</w:t>
+      </w:r>
+    </w:p>
+    <w:p>
+      <w:pPr>
+        <w:pStyle w:val="Heading2"/>
+      </w:pPr>
+      <w:bookmarkStart w:id="40" w:name="_Toc228059007"/>
+      <w:r>
+        <w:t>Főoldal</w:t>
       </w:r>
       <w:bookmarkEnd w:id="40"/>
     </w:p>
     <w:p>
-      <w:pPr>
-        <w:spacing w:after="160" w:line="259" w:lineRule="auto"/>
-        <w:jc w:val="left"/>
-      </w:pPr>
-      <w:r>
-        <w:t>...</w:t>
-      </w:r>
-      <w:r>
-        <w:br w:type="page"/>
-      </w:r>
-    </w:p>
-    <w:p>
-      <w:pPr>
-        <w:pStyle w:val="Heading1"/>
-        <w:suppressAutoHyphens/>
-      </w:pPr>
-      <w:bookmarkStart w:id="41" w:name="_Toc227709811"/>
-      <w:r>
-        <w:lastRenderedPageBreak/>
-        <w:t>Továbbfejlesztési lehetőségek</w:t>
-      </w:r>
-      <w:bookmarkEnd w:id="41"/>
-    </w:p>
-    <w:p>
-      <w:pPr>
-        <w:pStyle w:val="ListParagraph"/>
-        <w:numPr>
-          <w:ilvl w:val="0"/>
-          <w:numId w:val="28"/>
-        </w:numPr>
-        <w:suppressAutoHyphens/>
-        <w:spacing w:after="160" w:line="259" w:lineRule="auto"/>
-        <w:jc w:val="left"/>
-      </w:pPr>
-      <w:r>
-        <w:rPr>
-          <w:b/>
-          <w:bCs/>
-        </w:rPr>
-        <w:t>Admin</w:t>
-      </w:r>
-      <w:r>
-        <w:rPr>
-          <w:b/>
-          <w:bCs/>
-        </w:rPr>
-        <w:t>isztrációs</w:t>
-      </w:r>
-      <w:r>
-        <w:rPr>
-          <w:b/>
-          <w:bCs/>
-        </w:rPr>
-        <w:t xml:space="preserve"> felület létrehozása</w:t>
-      </w:r>
-    </w:p>
-    <w:p>
-      <w:pPr>
-        <w:pStyle w:val="ListParagraph"/>
-        <w:numPr>
-          <w:ilvl w:val="0"/>
-          <w:numId w:val="28"/>
-        </w:numPr>
-        <w:suppressAutoHyphens/>
-        <w:spacing w:after="160" w:line="259" w:lineRule="auto"/>
-        <w:jc w:val="left"/>
-      </w:pPr>
-      <w:r>
-        <w:rPr>
-          <w:b/>
-          <w:bCs/>
-        </w:rPr>
-        <w:t>E-mail cím megerősítés</w:t>
-      </w:r>
-    </w:p>
-    <w:p>
-      <w:pPr>
-        <w:pStyle w:val="ListParagraph"/>
-        <w:numPr>
-          <w:ilvl w:val="0"/>
-          <w:numId w:val="28"/>
-        </w:numPr>
-        <w:suppressAutoHyphens/>
-        <w:spacing w:after="160" w:line="259" w:lineRule="auto"/>
-        <w:jc w:val="left"/>
-      </w:pPr>
-      <w:r>
-        <w:rPr>
-          <w:b/>
-          <w:bCs/>
-        </w:rPr>
-        <w:t>Fizetésfeldolgozó szolgáltatás implementálása</w:t>
-      </w:r>
-      <w:r>
-        <w:rPr>
-          <w:b/>
-          <w:bCs/>
-        </w:rPr>
-        <w:t xml:space="preserve"> (pl.: SimplePay)</w:t>
-      </w:r>
-    </w:p>
-    <w:p>
-      <w:pPr>
-        <w:pStyle w:val="ListParagraph"/>
-        <w:numPr>
-          <w:ilvl w:val="0"/>
-          <w:numId w:val="28"/>
-        </w:numPr>
-        <w:suppressAutoHyphens/>
-        <w:spacing w:after="160" w:line="259" w:lineRule="auto"/>
-        <w:jc w:val="left"/>
-      </w:pPr>
-      <w:r>
-        <w:rPr>
-          <w:b/>
-          <w:bCs/>
-        </w:rPr>
-        <w:t>Járműajánló rendszer létrehozása</w:t>
-      </w:r>
-    </w:p>
-    <w:p>
-      <w:pPr>
-        <w:pStyle w:val="ListParagraph"/>
-        <w:numPr>
-          <w:ilvl w:val="0"/>
-          <w:numId w:val="28"/>
-        </w:numPr>
-        <w:suppressAutoHyphens/>
-        <w:spacing w:after="160" w:line="259" w:lineRule="auto"/>
-        <w:jc w:val="left"/>
-      </w:pPr>
-      <w:r>
-        <w:rPr>
-          <w:b/>
-          <w:bCs/>
-        </w:rPr>
-        <w:t>QR-kódos átadás/átvétel megerősítés</w:t>
-      </w:r>
-    </w:p>
-    <w:p>
-      <w:pPr>
-        <w:pStyle w:val="ListParagraph"/>
-        <w:numPr>
-          <w:ilvl w:val="0"/>
-          <w:numId w:val="28"/>
-        </w:numPr>
-        <w:suppressAutoHyphens/>
-        <w:spacing w:after="160" w:line="259" w:lineRule="auto"/>
-        <w:jc w:val="left"/>
-      </w:pPr>
-      <w:r>
-        <w:rPr>
-          <w:b/>
-          <w:bCs/>
-        </w:rPr>
-        <w:t>Szöveges értékelések</w:t>
-      </w:r>
-    </w:p>
-    <w:p>
-      <w:pPr>
-        <w:spacing w:after="160" w:line="259" w:lineRule="auto"/>
-        <w:jc w:val="left"/>
-      </w:pPr>
-      <w:r>
-        <w:br w:type="page"/>
-      </w:r>
-    </w:p>
-    <w:p>
-      <w:pPr>
-        <w:pStyle w:val="Heading1"/>
-      </w:pPr>
-      <w:bookmarkStart w:id="42" w:name="_Toc227709812"/>
-      <w:r>
-        <w:lastRenderedPageBreak/>
-        <w:t>Tesztdokumentáció</w:t>
-      </w:r>
-      <w:bookmarkEnd w:id="42"/>
-    </w:p>
-    <w:p>
-      <w:r>
-        <w:t xml:space="preserve">A backend rendszer végpontjainak metódusait </w:t>
-      </w:r>
-      <w:r>
-        <w:rPr>
-          <w:b/>
-          <w:bCs/>
-        </w:rPr>
-        <w:t>MSTest</w:t>
-      </w:r>
-      <w:r>
-        <w:t xml:space="preserve"> egységtesztekkel teszteltük. Ezek az alábbi módon </w:t>
-      </w:r>
-      <w:r>
-        <w:t>oszlanak meg.</w:t>
-      </w:r>
-    </w:p>
-    <w:p>
-      <w:pPr>
-        <w:pStyle w:val="Heading2"/>
-      </w:pPr>
-      <w:bookmarkStart w:id="43" w:name="_Toc227709813"/>
-      <w:r>
-        <w:t>TestHandler</w:t>
-      </w:r>
-      <w:bookmarkEnd w:id="43"/>
-    </w:p>
-    <w:p>
-      <w:r>
-        <w:t>A tesztek előkészítését</w:t>
-      </w:r>
-      <w:r>
-        <w:t xml:space="preserve"> és a tesztkörnyezet létrehozását</w:t>
-      </w:r>
-      <w:r>
-        <w:t xml:space="preserve"> egy </w:t>
-      </w:r>
-      <w:r>
-        <w:rPr>
-          <w:i/>
-          <w:iCs/>
-        </w:rPr>
-        <w:t>TestHandler.cs</w:t>
-      </w:r>
-      <w:r>
-        <w:t xml:space="preserve"> nevű fájlban intézzük, ez mockolja az adatbázis kontextust,</w:t>
-      </w:r>
-      <w:r>
-        <w:t xml:space="preserve"> tesztadatokkal feltöltve,</w:t>
-      </w:r>
-      <w:r>
-        <w:t xml:space="preserve"> egy memóriában élő SQLite adatbázissal.</w:t>
-      </w:r>
-    </w:p>
-    <w:p>
-      <w:r>
-        <w:t xml:space="preserve">Emellett mockolja még a különböző szolgáltatásokat, </w:t>
-      </w:r>
-      <w:r>
-        <w:t>például a</w:t>
-      </w:r>
-      <w:r>
-        <w:t xml:space="preserve"> </w:t>
-      </w:r>
-      <w:r>
-        <w:t>LocalResourceService helyett MockResourceService-t hoz létre</w:t>
-      </w:r>
-      <w:r>
-        <w:t xml:space="preserve"> (így a tesztelt </w:t>
-      </w:r>
-      <w:r>
-        <w:t xml:space="preserve">feltöltött </w:t>
-      </w:r>
-      <w:r>
-        <w:t>fájl</w:t>
-      </w:r>
-      <w:r>
-        <w:t>ok</w:t>
-      </w:r>
-      <w:r>
-        <w:t xml:space="preserve"> nincs</w:t>
-      </w:r>
-      <w:r>
-        <w:t>enek</w:t>
-      </w:r>
-      <w:r>
-        <w:t xml:space="preserve"> mentve valójában a háttértárra</w:t>
-      </w:r>
-      <w:r>
-        <w:t>)</w:t>
-      </w:r>
-      <w:r>
-        <w:t>, illetve a TimeProvider helyett FakeTimeProvider-t hoz létre, így mi kontrollálhatjuk, hogy a tesztelés során a rendszer mit gondol jelen időnek</w:t>
-      </w:r>
-      <w:r>
-        <w:t>.</w:t>
-      </w:r>
-    </w:p>
-    <w:p>
-      <w:r>
-        <w:t xml:space="preserve">Emellett a </w:t>
-      </w:r>
-      <w:r>
-        <w:rPr>
-          <w:i/>
-          <w:iCs/>
-        </w:rPr>
-        <w:t>TestHandler</w:t>
-      </w:r>
-      <w:r>
-        <w:t xml:space="preserve"> végzi az aktuális bejelentkezett felhasználó mockolását is, így nem kell valójában hozzáférési tokeneket létrehozni, </w:t>
-      </w:r>
-      <w:r>
-        <w:t xml:space="preserve">hanem </w:t>
-      </w:r>
-      <w:r>
-        <w:t xml:space="preserve">azt </w:t>
-      </w:r>
-      <w:r>
-        <w:t>beállíthatjuk a Claime</w:t>
-      </w:r>
-      <w:r>
-        <w:t>kben</w:t>
-      </w:r>
-      <w:r>
-        <w:t>/Állítások</w:t>
-      </w:r>
-      <w:r>
-        <w:t>ban</w:t>
-      </w:r>
-      <w:r>
-        <w:t xml:space="preserve"> manuálisan</w:t>
-      </w:r>
-      <w:r>
-        <w:t xml:space="preserve"> a </w:t>
-      </w:r>
-      <w:r>
-        <w:rPr>
-          <w:i/>
-          <w:iCs/>
-        </w:rPr>
-        <w:t>SetAuthUser</w:t>
-      </w:r>
-      <w:r>
-        <w:t xml:space="preserve"> metódusban.</w:t>
-      </w:r>
-    </w:p>
-    <w:p>
-      <w:pPr>
-        <w:pStyle w:val="Heading2"/>
-      </w:pPr>
-      <w:bookmarkStart w:id="44" w:name="_Toc227709814"/>
       <w:r>
         <w:rPr>
           <w:noProof/>
         </w:rPr>
+        <mc:AlternateContent>
+          <mc:Choice Requires="wps">
+            <w:drawing>
+              <wp:anchor distT="0" distB="0" distL="114300" distR="114300" simplePos="0" relativeHeight="251665408" behindDoc="0" locked="0" layoutInCell="1" allowOverlap="1" wp14:anchorId="0D80390F" wp14:editId="61A382A3">
+                <wp:simplePos x="0" y="0"/>
+                <wp:positionH relativeFrom="column">
+                  <wp:posOffset>572135</wp:posOffset>
+                </wp:positionH>
+                <wp:positionV relativeFrom="paragraph">
+                  <wp:posOffset>3860800</wp:posOffset>
+                </wp:positionV>
+                <wp:extent cx="4648200" cy="635"/>
+                <wp:effectExtent l="0" t="0" r="0" b="12065"/>
+                <wp:wrapTopAndBottom/>
+                <wp:docPr id="1543374969" name="Text Box 1"/>
+                <wp:cNvGraphicFramePr/>
+                <a:graphic xmlns:a="http://schemas.openxmlformats.org/drawingml/2006/main">
+                  <a:graphicData uri="http://schemas.microsoft.com/office/word/2010/wordprocessingShape">
+                    <wps:wsp>
+                      <wps:cNvSpPr txBox="1"/>
+                      <wps:spPr>
+                        <a:xfrm>
+                          <a:off x="0" y="0"/>
+                          <a:ext cx="4648200" cy="635"/>
+                        </a:xfrm>
+                        <a:prstGeom prst="rect">
+                          <a:avLst/>
+                        </a:prstGeom>
+                        <a:solidFill>
+                          <a:prstClr val="white"/>
+                        </a:solidFill>
+                        <a:ln>
+                          <a:noFill/>
+                        </a:ln>
+                      </wps:spPr>
+                      <wps:txbx>
+                        <w:txbxContent>
+                          <w:p>
+                            <w:pPr>
+                              <w:pStyle w:val="Caption"/>
+                              <w:rPr>
+                                <w:noProof/>
+                                <w:szCs w:val="22"/>
+                              </w:rPr>
+                            </w:pPr>
+                            <w:r>
+                              <w:t xml:space="preserve">Főoldal (ábra </w:t>
+                            </w:r>
+                            <w:fldSimple w:instr=" SEQ ábra \* ARABIC ">
+                              <w:r>
+                                <w:rPr>
+                                  <w:noProof/>
+                                </w:rPr>
+                                <w:t>1</w:t>
+                              </w:r>
+                            </w:fldSimple>
+                            <w:r>
+                              <w:t>)</w:t>
+                            </w:r>
+                          </w:p>
+                        </w:txbxContent>
+                      </wps:txbx>
+                      <wps:bodyPr rot="0" spcFirstLastPara="0" vertOverflow="overflow" horzOverflow="overflow" vert="horz" wrap="square" lIns="0" tIns="0" rIns="0" bIns="0" numCol="1" spcCol="0" rtlCol="0" fromWordArt="0" anchor="t" anchorCtr="0" forceAA="0" compatLnSpc="1">
+                        <a:prstTxWarp prst="textNoShape">
+                          <a:avLst/>
+                        </a:prstTxWarp>
+                        <a:spAutoFit/>
+                      </wps:bodyPr>
+                    </wps:wsp>
+                  </a:graphicData>
+                </a:graphic>
+              </wp:anchor>
+            </w:drawing>
+          </mc:Choice>
+          <mc:Fallback>
+            <w:pict>
+              <v:shapetype w14:anchorId="0D80390F" id="_x0000_t202" coordsize="21600,21600" o:spt="202" path="m,l,21600r21600,l21600,xe">
+                <v:stroke joinstyle="miter"/>
+                <v:path gradientshapeok="t" o:connecttype="rect"/>
+              </v:shapetype>
+              <v:shape id="Text Box 1" o:spid="_x0000_s1026" type="#_x0000_t202" style="position:absolute;left:0;text-align:left;margin-left:45.05pt;margin-top:304pt;width:366pt;height:.05pt;z-index:251665408;visibility:visible;mso-wrap-style:square;mso-wrap-distance-left:9pt;mso-wrap-distance-top:0;mso-wrap-distance-right:9pt;mso-wrap-distance-bottom:0;mso-position-horizontal:absolute;mso-position-horizontal-relative:text;mso-position-vertical:absolute;mso-position-vertical-relative:text;v-text-anchor:top" o:gfxdata="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" stroked="f">
+                <v:textbox style="mso-fit-shape-to-text:t" inset="0,0,0,0">
+                  <w:txbxContent>
+                    <w:p>
+                      <w:pPr>
+                        <w:pStyle w:val="Caption"/>
+                        <w:rPr>
+                          <w:noProof/>
+                          <w:szCs w:val="22"/>
+                        </w:rPr>
+                      </w:pPr>
+                      <w:r>
+                        <w:t xml:space="preserve">Főoldal (ábra </w:t>
+                      </w:r>
+                      <w:fldSimple w:instr=" SEQ ábra \* ARABIC ">
+                        <w:r>
+                          <w:rPr>
+                            <w:noProof/>
+                          </w:rPr>
+                          <w:t>1</w:t>
+                        </w:r>
+                      </w:fldSimple>
+                      <w:r>
+                        <w:t>)</w:t>
+                      </w:r>
+                    </w:p>
+                  </w:txbxContent>
+                </v:textbox>
+                <w10:wrap type="topAndBottom"/>
+              </v:shape>
+            </w:pict>
+          </mc:Fallback>
+        </mc:AlternateContent>
+      </w:r>
+      <w:r>
+        <w:rPr>
+          <w:noProof/>
+        </w:rPr>
         <w:drawing>
-          <wp:anchor distT="0" distB="0" distL="114300" distR="114300" simplePos="0" relativeHeight="251661312" behindDoc="0" locked="0" layoutInCell="1" allowOverlap="1" wp14:anchorId="735B15A6" wp14:editId="7105C141">
+          <wp:anchor distT="0" distB="0" distL="114300" distR="114300" simplePos="0" relativeHeight="251663360" behindDoc="0" locked="0" layoutInCell="1" allowOverlap="1" wp14:anchorId="5B9B0FD8" wp14:editId="61ED7D54">
             <wp:simplePos x="0" y="0"/>
             <wp:positionH relativeFrom="column">
-              <wp:posOffset>2659380</wp:posOffset>
+              <wp:posOffset>572387</wp:posOffset>
             </wp:positionH>
             <wp:positionV relativeFrom="paragraph">
-              <wp:posOffset>61595</wp:posOffset>
+              <wp:posOffset>1314450</wp:posOffset>
             </wp:positionV>
-            <wp:extent cx="3140075" cy="2342515"/>
+            <wp:extent cx="4648200" cy="2489200"/>
             <wp:effectExtent l="0" t="0" r="0" b="0"/>
-            <wp:wrapSquare wrapText="bothSides"/>
-            <wp:docPr id="411253946" name="Picture 3" descr="A screenshot of a computer&#10;&#10;AI-generated content may be incorrect."/>
+            <wp:wrapTopAndBottom/>
+            <wp:docPr id="197291731" name="Picture 16" descr="A white car on a blue background&#10;&#10;AI-generated content may be incorrect."/>
             <wp:cNvGraphicFramePr>
               <a:graphicFrameLocks xmlns:a="http://schemas.openxmlformats.org/drawingml/2006/main" noChangeAspect="1"/>
             </wp:cNvGraphicFramePr>
@@ -20099,11 +20816,11 @@
               <a:graphicData uri="http://schemas.openxmlformats.org/drawingml/2006/picture">
                 <pic:pic xmlns:pic="http://schemas.openxmlformats.org/drawingml/2006/picture">
                   <pic:nvPicPr>
-                    <pic:cNvPr id="411253946" name="Picture 3" descr="A screenshot of a computer&#10;&#10;AI-generated content may be incorrect."/>
+                    <pic:cNvPr id="197291731" name="Picture 16" descr="A white car on a blue background&#10;&#10;AI-generated content may be incorrect."/>
                     <pic:cNvPicPr/>
                   </pic:nvPicPr>
                   <pic:blipFill>
-                    <a:blip r:embed="rId11" cstate="print">
+                    <a:blip r:embed="rId11">
                       <a:extLst>
                         <a:ext uri="{28A0092B-C50C-407E-A947-70E740481C1C}">
                           <a14:useLocalDpi xmlns:a14="http://schemas.microsoft.com/office/drawing/2010/main" val="0"/>
@@ -20117,7 +20834,7 @@
                   <pic:spPr>
                     <a:xfrm>
                       <a:off x="0" y="0"/>
-                      <a:ext cx="3140075" cy="2342515"/>
+                      <a:ext cx="4648200" cy="2489200"/>
                     </a:xfrm>
                     <a:prstGeom prst="rect">
                       <a:avLst/>
@@ -20136,73 +20853,77 @@
         </w:drawing>
       </w:r>
       <w:r>
-        <w:t>Kontroller metódusok</w:t>
-      </w:r>
-      <w:r>
-        <w:t xml:space="preserve"> teszt</w:t>
-      </w:r>
-      <w:r>
-        <w:t>elése</w:t>
-      </w:r>
-      <w:bookmarkEnd w:id="44"/>
-    </w:p>
-    <w:p>
-      <w:r>
-        <w:t>A kontrollerek metódu</w:t>
-      </w:r>
-      <w:r>
-        <w:t>s</w:t>
-      </w:r>
-      <w:r>
-        <w:t>ait az alábbi osztályokban teszteljük:</w:t>
-      </w:r>
-    </w:p>
-    <w:p>
-      <w:pPr>
-        <w:pStyle w:val="ListParagraph"/>
-        <w:numPr>
-          <w:ilvl w:val="0"/>
-          <w:numId w:val="30"/>
-        </w:numPr>
-      </w:pPr>
-      <w:r>
-        <w:rPr>
-          <w:b/>
-          <w:bCs/>
-        </w:rPr>
-        <w:t xml:space="preserve">AuthControllerTests: </w:t>
-      </w:r>
-      <w:r>
-        <w:t>Az AuthController metódusait teszteli, a bejelentkezés, kijelentkezés különböző válaszait.</w:t>
-      </w:r>
-    </w:p>
-    <w:p>
-      <w:pPr>
-        <w:pStyle w:val="ListParagraph"/>
-        <w:numPr>
-          <w:ilvl w:val="0"/>
-          <w:numId w:val="30"/>
-        </w:numPr>
-      </w:pPr>
+        <w:t xml:space="preserve">Mint minden egyes weboldalt amikor megnyitunk a főoldal tárul a szemünk elé. A főoldalon található </w:t>
+      </w:r>
+      <w:proofErr w:type="gramStart"/>
+      <w:r>
+        <w:t>„Rólunk”</w:t>
+      </w:r>
+      <w:proofErr w:type="gramEnd"/>
+      <w:r>
+        <w:t xml:space="preserve"> és „Miért válaszd a CoMove-ot</w:t>
+      </w:r>
+      <w:r>
+        <w:t>?</w:t>
+      </w:r>
+      <w:r>
+        <w:t>” részben röviden kifejtjük, hogy mi is a CoMove és mit nyújt a felhasználó számára. Az oldal lejjebb görgetésével megismerhetjük a CoMove mögött álló csapatot, a fejlesztőket, vagyis minket. Miután megismertük az oldal felépítését, fogjunk hozzá a bérlés megkezdéséhez.</w:t>
+      </w:r>
+    </w:p>
+    <w:p/>
+    <w:p>
+      <w:r>
+        <w:t xml:space="preserve">Az oldal tetején található fejlécben elhelyezett „Béreljen itt” gombra </w:t>
+      </w:r>
+      <w:proofErr w:type="spellStart"/>
+      <w:r>
+        <w:t>rákkattintva</w:t>
+      </w:r>
+      <w:proofErr w:type="spellEnd"/>
+      <w:r>
+        <w:t xml:space="preserve"> az oldal átnavigál az autókereső oldalra, ahol már a bérelni kívánt autók listájából válogathatunk. Ezt az oldalt a Navigációs menüben lévő „Autók keresése” szövegre kattintva is el tudjuk érni.</w:t>
+      </w:r>
+    </w:p>
+    <w:p>
+      <w:pPr>
+        <w:spacing w:after="160" w:line="259" w:lineRule="auto"/>
+        <w:jc w:val="left"/>
+        <w:rPr>
+          <w:rFonts w:eastAsiaTheme="majorEastAsia" w:cstheme="majorBidi"/>
+          <w:b/>
+          <w:sz w:val="28"/>
+          <w:szCs w:val="26"/>
+        </w:rPr>
+      </w:pPr>
+      <w:r>
+        <w:br w:type="page"/>
+      </w:r>
+    </w:p>
+    <w:p>
+      <w:pPr>
+        <w:pStyle w:val="Heading2"/>
+      </w:pPr>
+      <w:bookmarkStart w:id="41" w:name="_Toc228059008"/>
       <w:r>
         <w:rPr>
           <w:noProof/>
         </w:rPr>
+        <w:lastRenderedPageBreak/>
         <mc:AlternateContent>
           <mc:Choice Requires="wps">
             <w:drawing>
-              <wp:anchor distT="0" distB="0" distL="114300" distR="114300" simplePos="0" relativeHeight="251663360" behindDoc="0" locked="0" layoutInCell="1" allowOverlap="1" wp14:anchorId="3BF47D0F" wp14:editId="4C34522E">
+              <wp:anchor distT="0" distB="0" distL="114300" distR="114300" simplePos="0" relativeHeight="251668480" behindDoc="0" locked="0" layoutInCell="1" allowOverlap="1" wp14:anchorId="5EBFD387" wp14:editId="020566F9">
                 <wp:simplePos x="0" y="0"/>
                 <wp:positionH relativeFrom="column">
-                  <wp:posOffset>2858135</wp:posOffset>
+                  <wp:posOffset>534670</wp:posOffset>
                 </wp:positionH>
                 <wp:positionV relativeFrom="paragraph">
-                  <wp:posOffset>266527</wp:posOffset>
+                  <wp:posOffset>2179320</wp:posOffset>
                 </wp:positionV>
-                <wp:extent cx="2747645" cy="192405"/>
-                <wp:effectExtent l="0" t="0" r="8255" b="10795"/>
-                <wp:wrapSquare wrapText="bothSides"/>
-                <wp:docPr id="2057173447" name="Text Box 1"/>
+                <wp:extent cx="4660900" cy="635"/>
+                <wp:effectExtent l="0" t="0" r="0" b="12065"/>
+                <wp:wrapTopAndBottom/>
+                <wp:docPr id="1000908090" name="Text Box 1"/>
                 <wp:cNvGraphicFramePr/>
                 <a:graphic xmlns:a="http://schemas.openxmlformats.org/drawingml/2006/main">
                   <a:graphicData uri="http://schemas.microsoft.com/office/word/2010/wordprocessingShape">
@@ -20211,12 +20932,14 @@
                       <wps:spPr>
                         <a:xfrm>
                           <a:off x="0" y="0"/>
-                          <a:ext cx="2747645" cy="192405"/>
+                          <a:ext cx="4660900" cy="635"/>
                         </a:xfrm>
                         <a:prstGeom prst="rect">
                           <a:avLst/>
                         </a:prstGeom>
-                        <a:noFill/>
+                        <a:solidFill>
+                          <a:prstClr val="white"/>
+                        </a:solidFill>
                         <a:ln>
                           <a:noFill/>
                         </a:ln>
@@ -20235,17 +20958,2147 @@
                               </w:rPr>
                             </w:pPr>
                             <w:r>
-                              <w:t>Sikeres tesztesetek (</w:t>
-                            </w:r>
-                            <w:r>
-                              <w:t xml:space="preserve">ábra </w:t>
+                              <w:t xml:space="preserve">Keresősáv (ábra </w:t>
                             </w:r>
                             <w:fldSimple w:instr=" SEQ ábra \* ARABIC ">
                               <w:r>
                                 <w:rPr>
                                   <w:noProof/>
                                 </w:rPr>
-                                <w:t>1</w:t>
+                                <w:t>2</w:t>
+                              </w:r>
+                            </w:fldSimple>
+                            <w:r>
+                              <w:t>)</w:t>
+                            </w:r>
+                          </w:p>
+                        </w:txbxContent>
+                      </wps:txbx>
+                      <wps:bodyPr rot="0" spcFirstLastPara="0" vertOverflow="overflow" horzOverflow="overflow" vert="horz" wrap="square" lIns="0" tIns="0" rIns="0" bIns="0" numCol="1" spcCol="0" rtlCol="0" fromWordArt="0" anchor="t" anchorCtr="0" forceAA="0" compatLnSpc="1">
+                        <a:prstTxWarp prst="textNoShape">
+                          <a:avLst/>
+                        </a:prstTxWarp>
+                        <a:spAutoFit/>
+                      </wps:bodyPr>
+                    </wps:wsp>
+                  </a:graphicData>
+                </a:graphic>
+              </wp:anchor>
+            </w:drawing>
+          </mc:Choice>
+          <mc:Fallback>
+            <w:pict>
+              <v:shape w14:anchorId="5EBFD387" id="_x0000_s1027" type="#_x0000_t202" style="position:absolute;margin-left:42.1pt;margin-top:171.6pt;width:367pt;height:.05pt;z-index:251668480;visibility:visible;mso-wrap-style:square;mso-wrap-distance-left:9pt;mso-wrap-distance-top:0;mso-wrap-distance-right:9pt;mso-wrap-distance-bottom:0;mso-position-horizontal:absolute;mso-position-horizontal-relative:text;mso-position-vertical:absolute;mso-position-vertical-relative:text;v-text-anchor:top" o:gfxdata="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" stroked="f">
+                <v:textbox style="mso-fit-shape-to-text:t" inset="0,0,0,0">
+                  <w:txbxContent>
+                    <w:p>
+                      <w:pPr>
+                        <w:pStyle w:val="Caption"/>
+                        <w:rPr>
+                          <w:b/>
+                          <w:noProof/>
+                          <w:color w:val="auto"/>
+                          <w:sz w:val="28"/>
+                          <w:szCs w:val="26"/>
+                        </w:rPr>
+                      </w:pPr>
+                      <w:r>
+                        <w:t xml:space="preserve">Keresősáv (ábra </w:t>
+                      </w:r>
+                      <w:fldSimple w:instr=" SEQ ábra \* ARABIC ">
+                        <w:r>
+                          <w:rPr>
+                            <w:noProof/>
+                          </w:rPr>
+                          <w:t>2</w:t>
+                        </w:r>
+                      </w:fldSimple>
+                      <w:r>
+                        <w:t>)</w:t>
+                      </w:r>
+                    </w:p>
+                  </w:txbxContent>
+                </v:textbox>
+                <w10:wrap type="topAndBottom"/>
+              </v:shape>
+            </w:pict>
+          </mc:Fallback>
+        </mc:AlternateContent>
+      </w:r>
+      <w:r>
+        <w:rPr>
+          <w:noProof/>
+        </w:rPr>
+        <w:drawing>
+          <wp:anchor distT="0" distB="0" distL="114300" distR="114300" simplePos="0" relativeHeight="251666432" behindDoc="0" locked="0" layoutInCell="1" allowOverlap="1" wp14:anchorId="7C7D00CD" wp14:editId="3983294A">
+            <wp:simplePos x="0" y="0"/>
+            <wp:positionH relativeFrom="column">
+              <wp:posOffset>534809</wp:posOffset>
+            </wp:positionH>
+            <wp:positionV relativeFrom="paragraph">
+              <wp:posOffset>280670</wp:posOffset>
+            </wp:positionV>
+            <wp:extent cx="4660900" cy="1841500"/>
+            <wp:effectExtent l="0" t="0" r="0" b="0"/>
+            <wp:wrapTopAndBottom/>
+            <wp:docPr id="507778915" name="Picture 17" descr="A white car on a blue background&#10;&#10;AI-generated content may be incorrect."/>
+            <wp:cNvGraphicFramePr>
+              <a:graphicFrameLocks xmlns:a="http://schemas.openxmlformats.org/drawingml/2006/main" noChangeAspect="1"/>
+            </wp:cNvGraphicFramePr>
+            <a:graphic xmlns:a="http://schemas.openxmlformats.org/drawingml/2006/main">
+              <a:graphicData uri="http://schemas.openxmlformats.org/drawingml/2006/picture">
+                <pic:pic xmlns:pic="http://schemas.openxmlformats.org/drawingml/2006/picture">
+                  <pic:nvPicPr>
+                    <pic:cNvPr id="507778915" name="Picture 17" descr="A white car on a blue background&#10;&#10;AI-generated content may be incorrect."/>
+                    <pic:cNvPicPr/>
+                  </pic:nvPicPr>
+                  <pic:blipFill>
+                    <a:blip r:embed="rId12">
+                      <a:extLst>
+                        <a:ext uri="{28A0092B-C50C-407E-A947-70E740481C1C}">
+                          <a14:useLocalDpi xmlns:a14="http://schemas.microsoft.com/office/drawing/2010/main" val="0"/>
+                        </a:ext>
+                      </a:extLst>
+                    </a:blip>
+                    <a:stretch>
+                      <a:fillRect/>
+                    </a:stretch>
+                  </pic:blipFill>
+                  <pic:spPr>
+                    <a:xfrm>
+                      <a:off x="0" y="0"/>
+                      <a:ext cx="4660900" cy="1841500"/>
+                    </a:xfrm>
+                    <a:prstGeom prst="rect">
+                      <a:avLst/>
+                    </a:prstGeom>
+                  </pic:spPr>
+                </pic:pic>
+              </a:graphicData>
+            </a:graphic>
+            <wp14:sizeRelH relativeFrom="page">
+              <wp14:pctWidth>0</wp14:pctWidth>
+            </wp14:sizeRelH>
+            <wp14:sizeRelV relativeFrom="page">
+              <wp14:pctHeight>0</wp14:pctHeight>
+            </wp14:sizeRelV>
+          </wp:anchor>
+        </w:drawing>
+      </w:r>
+      <w:r>
+        <w:t>Jármű kiválasztása</w:t>
+      </w:r>
+      <w:bookmarkEnd w:id="41"/>
+      <w:r>
+        <w:t xml:space="preserve"> </w:t>
+      </w:r>
+    </w:p>
+    <w:p>
+      <w:r>
+        <w:rPr>
+          <w:noProof/>
+        </w:rPr>
+        <mc:AlternateContent>
+          <mc:Choice Requires="wps">
+            <w:drawing>
+              <wp:anchor distT="0" distB="0" distL="114300" distR="114300" simplePos="0" relativeHeight="251671552" behindDoc="0" locked="0" layoutInCell="1" allowOverlap="1" wp14:anchorId="04EE3ED9" wp14:editId="4F4BFB72">
+                <wp:simplePos x="0" y="0"/>
+                <wp:positionH relativeFrom="column">
+                  <wp:posOffset>361950</wp:posOffset>
+                </wp:positionH>
+                <wp:positionV relativeFrom="paragraph">
+                  <wp:posOffset>6016625</wp:posOffset>
+                </wp:positionV>
+                <wp:extent cx="5033010" cy="635"/>
+                <wp:effectExtent l="0" t="0" r="0" b="0"/>
+                <wp:wrapTopAndBottom/>
+                <wp:docPr id="1355072415" name="Text Box 1"/>
+                <wp:cNvGraphicFramePr/>
+                <a:graphic xmlns:a="http://schemas.openxmlformats.org/drawingml/2006/main">
+                  <a:graphicData uri="http://schemas.microsoft.com/office/word/2010/wordprocessingShape">
+                    <wps:wsp>
+                      <wps:cNvSpPr txBox="1"/>
+                      <wps:spPr>
+                        <a:xfrm>
+                          <a:off x="0" y="0"/>
+                          <a:ext cx="5033010" cy="635"/>
+                        </a:xfrm>
+                        <a:prstGeom prst="rect">
+                          <a:avLst/>
+                        </a:prstGeom>
+                        <a:solidFill>
+                          <a:prstClr val="white"/>
+                        </a:solidFill>
+                        <a:ln>
+                          <a:noFill/>
+                        </a:ln>
+                      </wps:spPr>
+                      <wps:txbx>
+                        <w:txbxContent>
+                          <w:p>
+                            <w:pPr>
+                              <w:pStyle w:val="Caption"/>
+                              <w:rPr>
+                                <w:noProof/>
+                                <w:szCs w:val="22"/>
+                              </w:rPr>
+                            </w:pPr>
+                            <w:r>
+                              <w:t xml:space="preserve">A keresés eredményeit megjelenítő járműkártyák (ábra </w:t>
+                            </w:r>
+                            <w:fldSimple w:instr=" SEQ ábra \* ARABIC ">
+                              <w:r>
+                                <w:rPr>
+                                  <w:noProof/>
+                                </w:rPr>
+                                <w:t>3</w:t>
+                              </w:r>
+                            </w:fldSimple>
+                            <w:r>
+                              <w:t>)</w:t>
+                            </w:r>
+                          </w:p>
+                        </w:txbxContent>
+                      </wps:txbx>
+                      <wps:bodyPr rot="0" spcFirstLastPara="0" vertOverflow="overflow" horzOverflow="overflow" vert="horz" wrap="square" lIns="0" tIns="0" rIns="0" bIns="0" numCol="1" spcCol="0" rtlCol="0" fromWordArt="0" anchor="t" anchorCtr="0" forceAA="0" compatLnSpc="1">
+                        <a:prstTxWarp prst="textNoShape">
+                          <a:avLst/>
+                        </a:prstTxWarp>
+                        <a:spAutoFit/>
+                      </wps:bodyPr>
+                    </wps:wsp>
+                  </a:graphicData>
+                </a:graphic>
+                <wp14:sizeRelH relativeFrom="margin">
+                  <wp14:pctWidth>0</wp14:pctWidth>
+                </wp14:sizeRelH>
+              </wp:anchor>
+            </w:drawing>
+          </mc:Choice>
+          <mc:Fallback>
+            <w:pict>
+              <v:shape w14:anchorId="04EE3ED9" id="_x0000_s1028" type="#_x0000_t202" style="position:absolute;left:0;text-align:left;margin-left:28.5pt;margin-top:473.75pt;width:396.3pt;height:.05pt;z-index:251671552;visibility:visible;mso-wrap-style:square;mso-width-percent:0;mso-wrap-distance-left:9pt;mso-wrap-distance-top:0;mso-wrap-distance-right:9pt;mso-wrap-distance-bottom:0;mso-position-horizontal:absolute;mso-position-horizontal-relative:text;mso-position-vertical:absolute;mso-position-vertical-relative:text;mso-width-percent:0;mso-width-relative:margin;v-text-anchor:top" o:gfxdata="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" stroked="f">
+                <v:textbox style="mso-fit-shape-to-text:t" inset="0,0,0,0">
+                  <w:txbxContent>
+                    <w:p>
+                      <w:pPr>
+                        <w:pStyle w:val="Caption"/>
+                        <w:rPr>
+                          <w:noProof/>
+                          <w:szCs w:val="22"/>
+                        </w:rPr>
+                      </w:pPr>
+                      <w:r>
+                        <w:t xml:space="preserve">A keresés eredményeit megjelenítő járműkártyák (ábra </w:t>
+                      </w:r>
+                      <w:fldSimple w:instr=" SEQ ábra \* ARABIC ">
+                        <w:r>
+                          <w:rPr>
+                            <w:noProof/>
+                          </w:rPr>
+                          <w:t>3</w:t>
+                        </w:r>
+                      </w:fldSimple>
+                      <w:r>
+                        <w:t>)</w:t>
+                      </w:r>
+                    </w:p>
+                  </w:txbxContent>
+                </v:textbox>
+                <w10:wrap type="topAndBottom"/>
+              </v:shape>
+            </w:pict>
+          </mc:Fallback>
+        </mc:AlternateContent>
+      </w:r>
+      <w:r>
+        <w:rPr>
+          <w:noProof/>
+        </w:rPr>
+        <w:drawing>
+          <wp:anchor distT="0" distB="0" distL="114300" distR="114300" simplePos="0" relativeHeight="251669504" behindDoc="0" locked="0" layoutInCell="1" allowOverlap="1" wp14:anchorId="5687133B" wp14:editId="1A01192B">
+            <wp:simplePos x="0" y="0"/>
+            <wp:positionH relativeFrom="column">
+              <wp:posOffset>362131</wp:posOffset>
+            </wp:positionH>
+            <wp:positionV relativeFrom="paragraph">
+              <wp:posOffset>3482975</wp:posOffset>
+            </wp:positionV>
+            <wp:extent cx="5033010" cy="2473325"/>
+            <wp:effectExtent l="0" t="0" r="0" b="3175"/>
+            <wp:wrapTopAndBottom/>
+            <wp:docPr id="1919805766" name="Picture 18" descr="A screenshot of a car&#10;&#10;AI-generated content may be incorrect."/>
+            <wp:cNvGraphicFramePr>
+              <a:graphicFrameLocks xmlns:a="http://schemas.openxmlformats.org/drawingml/2006/main" noChangeAspect="1"/>
+            </wp:cNvGraphicFramePr>
+            <a:graphic xmlns:a="http://schemas.openxmlformats.org/drawingml/2006/main">
+              <a:graphicData uri="http://schemas.openxmlformats.org/drawingml/2006/picture">
+                <pic:pic xmlns:pic="http://schemas.openxmlformats.org/drawingml/2006/picture">
+                  <pic:nvPicPr>
+                    <pic:cNvPr id="1919805766" name="Picture 18" descr="A screenshot of a car&#10;&#10;AI-generated content may be incorrect."/>
+                    <pic:cNvPicPr/>
+                  </pic:nvPicPr>
+                  <pic:blipFill>
+                    <a:blip r:embed="rId13" cstate="print">
+                      <a:extLst>
+                        <a:ext uri="{28A0092B-C50C-407E-A947-70E740481C1C}">
+                          <a14:useLocalDpi xmlns:a14="http://schemas.microsoft.com/office/drawing/2010/main" val="0"/>
+                        </a:ext>
+                      </a:extLst>
+                    </a:blip>
+                    <a:stretch>
+                      <a:fillRect/>
+                    </a:stretch>
+                  </pic:blipFill>
+                  <pic:spPr>
+                    <a:xfrm>
+                      <a:off x="0" y="0"/>
+                      <a:ext cx="5033010" cy="2473325"/>
+                    </a:xfrm>
+                    <a:prstGeom prst="rect">
+                      <a:avLst/>
+                    </a:prstGeom>
+                  </pic:spPr>
+                </pic:pic>
+              </a:graphicData>
+            </a:graphic>
+            <wp14:sizeRelH relativeFrom="page">
+              <wp14:pctWidth>0</wp14:pctWidth>
+            </wp14:sizeRelH>
+            <wp14:sizeRelV relativeFrom="page">
+              <wp14:pctHeight>0</wp14:pctHeight>
+            </wp14:sizeRelV>
+          </wp:anchor>
+        </w:drawing>
+      </w:r>
+      <w:r>
+        <w:t xml:space="preserve">Az autó kereső oldal tartalmaz egy keresősávot, amelynek segítségével szűrni tudunk különböző adatok között, melyek szükségesek lehetnek a számunkra megfelelő jármű kiválasztásához. Ha szűrés nélkül szeretnénk autót keresni, akkor a „Keresés” gomb lenyomása után az összes meghirdetett bérbe vehető jármű megjelenik egy kis kártya formájában. </w:t>
+      </w:r>
+    </w:p>
+    <w:p>
+      <w:r>
+        <w:t>A kártyák közt szabadon választhatunk és ha találtunk egy számunkra szimpatikus járművet, mely igényeinknek megfelel, a kártyát kiválasztva (vagyis arra kattintva) részletesebb leírást kapunk a járműről, valamint itt már meg kell adnunk, hogy mitől meddig szeretnénk kibérelni az autót. Ennél a pontnál a felhasználó, ha nincs bejelentkezve, nem tudja megkezdeni a bérlést, ezáltal nem tudja a bérlést tovább folytatni.</w:t>
+      </w:r>
+      <w:r>
+        <w:rPr>
+          <w:noProof/>
+        </w:rPr>
+        <w:t xml:space="preserve"> </w:t>
+      </w:r>
+    </w:p>
+    <w:p>
+      <w:pPr>
+        <w:pStyle w:val="Heading2"/>
+      </w:pPr>
+      <w:bookmarkStart w:id="42" w:name="_Toc228059009"/>
+      <w:r>
+        <w:rPr>
+          <w:noProof/>
+        </w:rPr>
+        <w:lastRenderedPageBreak/>
+        <mc:AlternateContent>
+          <mc:Choice Requires="wps">
+            <w:drawing>
+              <wp:anchor distT="0" distB="0" distL="114300" distR="114300" simplePos="0" relativeHeight="251674624" behindDoc="0" locked="0" layoutInCell="1" allowOverlap="1" wp14:anchorId="3ABD244D" wp14:editId="25BF24C3">
+                <wp:simplePos x="0" y="0"/>
+                <wp:positionH relativeFrom="column">
+                  <wp:posOffset>233680</wp:posOffset>
+                </wp:positionH>
+                <wp:positionV relativeFrom="paragraph">
+                  <wp:posOffset>1853565</wp:posOffset>
+                </wp:positionV>
+                <wp:extent cx="5097780" cy="635"/>
+                <wp:effectExtent l="0" t="0" r="0" b="12065"/>
+                <wp:wrapTopAndBottom/>
+                <wp:docPr id="1829286861" name="Text Box 1"/>
+                <wp:cNvGraphicFramePr/>
+                <a:graphic xmlns:a="http://schemas.openxmlformats.org/drawingml/2006/main">
+                  <a:graphicData uri="http://schemas.microsoft.com/office/word/2010/wordprocessingShape">
+                    <wps:wsp>
+                      <wps:cNvSpPr txBox="1"/>
+                      <wps:spPr>
+                        <a:xfrm>
+                          <a:off x="0" y="0"/>
+                          <a:ext cx="5097780" cy="635"/>
+                        </a:xfrm>
+                        <a:prstGeom prst="rect">
+                          <a:avLst/>
+                        </a:prstGeom>
+                        <a:solidFill>
+                          <a:prstClr val="white"/>
+                        </a:solidFill>
+                        <a:ln>
+                          <a:noFill/>
+                        </a:ln>
+                      </wps:spPr>
+                      <wps:txbx>
+                        <w:txbxContent>
+                          <w:p>
+                            <w:pPr>
+                              <w:pStyle w:val="Caption"/>
+                              <w:rPr>
+                                <w:noProof/>
+                                <w:szCs w:val="22"/>
+                              </w:rPr>
+                            </w:pPr>
+                            <w:r>
+                              <w:t xml:space="preserve">A jármű oldalán a bérlési ajánlat csak abban az esetben küldhető el, ha be vagyunk jelentkezve (ábra </w:t>
+                            </w:r>
+                            <w:fldSimple w:instr=" SEQ ábra \* ARABIC ">
+                              <w:r>
+                                <w:rPr>
+                                  <w:noProof/>
+                                </w:rPr>
+                                <w:t>4</w:t>
+                              </w:r>
+                            </w:fldSimple>
+                            <w:r>
+                              <w:t>)</w:t>
+                            </w:r>
+                          </w:p>
+                        </w:txbxContent>
+                      </wps:txbx>
+                      <wps:bodyPr rot="0" spcFirstLastPara="0" vertOverflow="overflow" horzOverflow="overflow" vert="horz" wrap="square" lIns="0" tIns="0" rIns="0" bIns="0" numCol="1" spcCol="0" rtlCol="0" fromWordArt="0" anchor="t" anchorCtr="0" forceAA="0" compatLnSpc="1">
+                        <a:prstTxWarp prst="textNoShape">
+                          <a:avLst/>
+                        </a:prstTxWarp>
+                        <a:spAutoFit/>
+                      </wps:bodyPr>
+                    </wps:wsp>
+                  </a:graphicData>
+                </a:graphic>
+              </wp:anchor>
+            </w:drawing>
+          </mc:Choice>
+          <mc:Fallback>
+            <w:pict>
+              <v:shape w14:anchorId="3ABD244D" id="_x0000_s1029" type="#_x0000_t202" style="position:absolute;margin-left:18.4pt;margin-top:145.95pt;width:401.4pt;height:.05pt;z-index:251674624;visibility:visible;mso-wrap-style:square;mso-wrap-distance-left:9pt;mso-wrap-distance-top:0;mso-wrap-distance-right:9pt;mso-wrap-distance-bottom:0;mso-position-horizontal:absolute;mso-position-horizontal-relative:text;mso-position-vertical:absolute;mso-position-vertical-relative:text;v-text-anchor:top" o:gfxdata="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" stroked="f">
+                <v:textbox style="mso-fit-shape-to-text:t" inset="0,0,0,0">
+                  <w:txbxContent>
+                    <w:p>
+                      <w:pPr>
+                        <w:pStyle w:val="Caption"/>
+                        <w:rPr>
+                          <w:noProof/>
+                          <w:szCs w:val="22"/>
+                        </w:rPr>
+                      </w:pPr>
+                      <w:r>
+                        <w:t xml:space="preserve">A jármű oldalán a bérlési ajánlat csak abban az esetben küldhető el, ha be vagyunk jelentkezve (ábra </w:t>
+                      </w:r>
+                      <w:fldSimple w:instr=" SEQ ábra \* ARABIC ">
+                        <w:r>
+                          <w:rPr>
+                            <w:noProof/>
+                          </w:rPr>
+                          <w:t>4</w:t>
+                        </w:r>
+                      </w:fldSimple>
+                      <w:r>
+                        <w:t>)</w:t>
+                      </w:r>
+                    </w:p>
+                  </w:txbxContent>
+                </v:textbox>
+                <w10:wrap type="topAndBottom"/>
+              </v:shape>
+            </w:pict>
+          </mc:Fallback>
+        </mc:AlternateContent>
+      </w:r>
+      <w:r>
+        <w:rPr>
+          <w:noProof/>
+        </w:rPr>
+        <w:drawing>
+          <wp:anchor distT="0" distB="0" distL="114300" distR="114300" simplePos="0" relativeHeight="251672576" behindDoc="0" locked="0" layoutInCell="1" allowOverlap="1" wp14:anchorId="3607C812" wp14:editId="509C5F4E">
+            <wp:simplePos x="0" y="0"/>
+            <wp:positionH relativeFrom="column">
+              <wp:posOffset>233958</wp:posOffset>
+            </wp:positionH>
+            <wp:positionV relativeFrom="paragraph">
+              <wp:posOffset>1270</wp:posOffset>
+            </wp:positionV>
+            <wp:extent cx="5097780" cy="1795145"/>
+            <wp:effectExtent l="0" t="0" r="0" b="0"/>
+            <wp:wrapTopAndBottom/>
+            <wp:docPr id="1525935918" name="Picture 19" descr="Screens screenshot of a login screen&#10;&#10;AI-generated content may be incorrect."/>
+            <wp:cNvGraphicFramePr>
+              <a:graphicFrameLocks xmlns:a="http://schemas.openxmlformats.org/drawingml/2006/main" noChangeAspect="1"/>
+            </wp:cNvGraphicFramePr>
+            <a:graphic xmlns:a="http://schemas.openxmlformats.org/drawingml/2006/main">
+              <a:graphicData uri="http://schemas.openxmlformats.org/drawingml/2006/picture">
+                <pic:pic xmlns:pic="http://schemas.openxmlformats.org/drawingml/2006/picture">
+                  <pic:nvPicPr>
+                    <pic:cNvPr id="1525935918" name="Picture 19" descr="Screens screenshot of a login screen&#10;&#10;AI-generated content may be incorrect."/>
+                    <pic:cNvPicPr/>
+                  </pic:nvPicPr>
+                  <pic:blipFill>
+                    <a:blip r:embed="rId14" cstate="print">
+                      <a:extLst>
+                        <a:ext uri="{28A0092B-C50C-407E-A947-70E740481C1C}">
+                          <a14:useLocalDpi xmlns:a14="http://schemas.microsoft.com/office/drawing/2010/main" val="0"/>
+                        </a:ext>
+                      </a:extLst>
+                    </a:blip>
+                    <a:stretch>
+                      <a:fillRect/>
+                    </a:stretch>
+                  </pic:blipFill>
+                  <pic:spPr>
+                    <a:xfrm>
+                      <a:off x="0" y="0"/>
+                      <a:ext cx="5097780" cy="1795145"/>
+                    </a:xfrm>
+                    <a:prstGeom prst="rect">
+                      <a:avLst/>
+                    </a:prstGeom>
+                  </pic:spPr>
+                </pic:pic>
+              </a:graphicData>
+            </a:graphic>
+            <wp14:sizeRelH relativeFrom="page">
+              <wp14:pctWidth>0</wp14:pctWidth>
+            </wp14:sizeRelH>
+            <wp14:sizeRelV relativeFrom="page">
+              <wp14:pctHeight>0</wp14:pctHeight>
+            </wp14:sizeRelV>
+          </wp:anchor>
+        </w:drawing>
+      </w:r>
+      <w:r>
+        <w:t>Regisztráció és Bejelentkezés</w:t>
+      </w:r>
+      <w:bookmarkEnd w:id="42"/>
+    </w:p>
+    <w:p>
+      <w:pPr>
+        <w:spacing w:after="160" w:line="276" w:lineRule="auto"/>
+      </w:pPr>
+      <w:r>
+        <w:t>Ahhoz, hogy bérlést tudjunk leadni be kell jelentkeznünk profilunkba. Amennyiben még nincs, úgy regisztrálnunk kell. A regisztráció három lépésből áll:</w:t>
+      </w:r>
+    </w:p>
+    <w:p>
+      <w:pPr>
+        <w:pStyle w:val="ListParagraph"/>
+        <w:numPr>
+          <w:ilvl w:val="0"/>
+          <w:numId w:val="32"/>
+        </w:numPr>
+      </w:pPr>
+      <w:r>
+        <w:t>Személyes adatok megadása: teljes név, születési dátum</w:t>
+      </w:r>
+      <w:r>
+        <w:t xml:space="preserve">, </w:t>
+      </w:r>
+      <w:r>
+        <w:t>személyi igazolvány száma</w:t>
+      </w:r>
+      <w:r>
+        <w:t>, és opcionálisan a jogosítványszám</w:t>
+      </w:r>
+      <w:r>
+        <w:t>. A regisztrációhoz legalább 18 évesnek kell lenni.</w:t>
+      </w:r>
+      <w:r>
+        <w:rPr>
+          <w:b/>
+          <w:bCs/>
+        </w:rPr>
+        <w:t xml:space="preserve"> </w:t>
+      </w:r>
+    </w:p>
+    <w:p>
+      <w:pPr>
+        <w:pStyle w:val="ListParagraph"/>
+        <w:numPr>
+          <w:ilvl w:val="0"/>
+          <w:numId w:val="32"/>
+        </w:numPr>
+      </w:pPr>
+      <w:r>
+        <w:t>Lakcím megadása: irányítószám, település</w:t>
+      </w:r>
+      <w:r>
+        <w:t xml:space="preserve"> és</w:t>
+      </w:r>
+      <w:r>
+        <w:t xml:space="preserve"> utca</w:t>
+      </w:r>
+      <w:r>
+        <w:t xml:space="preserve">, </w:t>
+      </w:r>
+      <w:r>
+        <w:t>házszám.</w:t>
+      </w:r>
+    </w:p>
+    <w:p>
+      <w:pPr>
+        <w:pStyle w:val="ListParagraph"/>
+        <w:numPr>
+          <w:ilvl w:val="0"/>
+          <w:numId w:val="32"/>
+        </w:numPr>
+      </w:pPr>
+      <w:r>
+        <w:t>E-mail cím</w:t>
+      </w:r>
+      <w:r>
+        <w:t>, telefonszám</w:t>
+      </w:r>
+      <w:r>
+        <w:t xml:space="preserve"> és jelszó megadása. A jelszónak legalább 8 karakter hosszúnak kell lennie, és tartalmaznia kell kis- és nagybetűt, valamint számot. A jelszót kétszer kell beírni a megerősítéshez.</w:t>
+      </w:r>
+    </w:p>
+    <w:p>
+      <w:r>
+        <w:rPr>
+          <w:noProof/>
+        </w:rPr>
+        <w:drawing>
+          <wp:anchor distT="0" distB="0" distL="114300" distR="114300" simplePos="0" relativeHeight="251676672" behindDoc="0" locked="0" layoutInCell="1" allowOverlap="1" wp14:anchorId="5D774762" wp14:editId="1E35BBCD">
+            <wp:simplePos x="0" y="0"/>
+            <wp:positionH relativeFrom="column">
+              <wp:posOffset>2789555</wp:posOffset>
+            </wp:positionH>
+            <wp:positionV relativeFrom="paragraph">
+              <wp:posOffset>1835150</wp:posOffset>
+            </wp:positionV>
+            <wp:extent cx="2894965" cy="1680210"/>
+            <wp:effectExtent l="0" t="0" r="635" b="0"/>
+            <wp:wrapTopAndBottom/>
+            <wp:docPr id="1140143661" name="Picture 24" descr="A screenshot of a login form&#10;&#10;AI-generated content may be incorrect."/>
+            <wp:cNvGraphicFramePr>
+              <a:graphicFrameLocks xmlns:a="http://schemas.openxmlformats.org/drawingml/2006/main" noChangeAspect="1"/>
+            </wp:cNvGraphicFramePr>
+            <a:graphic xmlns:a="http://schemas.openxmlformats.org/drawingml/2006/main">
+              <a:graphicData uri="http://schemas.openxmlformats.org/drawingml/2006/picture">
+                <pic:pic xmlns:pic="http://schemas.openxmlformats.org/drawingml/2006/picture">
+                  <pic:nvPicPr>
+                    <pic:cNvPr id="1140143661" name="Picture 24" descr="A screenshot of a login form&#10;&#10;AI-generated content may be incorrect."/>
+                    <pic:cNvPicPr/>
+                  </pic:nvPicPr>
+                  <pic:blipFill rotWithShape="1">
+                    <a:blip r:embed="rId15">
+                      <a:extLst>
+                        <a:ext uri="{28A0092B-C50C-407E-A947-70E740481C1C}">
+                          <a14:useLocalDpi xmlns:a14="http://schemas.microsoft.com/office/drawing/2010/main" val="0"/>
+                        </a:ext>
+                      </a:extLst>
+                    </a:blip>
+                    <a:srcRect t="2066"/>
+                    <a:stretch>
+                      <a:fillRect/>
+                    </a:stretch>
+                  </pic:blipFill>
+                  <pic:spPr bwMode="auto">
+                    <a:xfrm>
+                      <a:off x="0" y="0"/>
+                      <a:ext cx="2894965" cy="1680210"/>
+                    </a:xfrm>
+                    <a:prstGeom prst="rect">
+                      <a:avLst/>
+                    </a:prstGeom>
+                    <a:ln>
+                      <a:noFill/>
+                    </a:ln>
+                    <a:extLst>
+                      <a:ext uri="{53640926-AAD7-44D8-BBD7-CCE9431645EC}">
+                        <a14:shadowObscured xmlns:a14="http://schemas.microsoft.com/office/drawing/2010/main"/>
+                      </a:ext>
+                    </a:extLst>
+                  </pic:spPr>
+                </pic:pic>
+              </a:graphicData>
+            </a:graphic>
+            <wp14:sizeRelH relativeFrom="page">
+              <wp14:pctWidth>0</wp14:pctWidth>
+            </wp14:sizeRelH>
+            <wp14:sizeRelV relativeFrom="page">
+              <wp14:pctHeight>0</wp14:pctHeight>
+            </wp14:sizeRelV>
+          </wp:anchor>
+        </w:drawing>
+      </w:r>
+      <w:r>
+        <w:rPr>
+          <w:noProof/>
+        </w:rPr>
+        <mc:AlternateContent>
+          <mc:Choice Requires="wps">
+            <w:drawing>
+              <wp:anchor distT="0" distB="0" distL="114300" distR="114300" simplePos="0" relativeHeight="251680768" behindDoc="0" locked="0" layoutInCell="1" allowOverlap="1" wp14:anchorId="0DDACC4A" wp14:editId="0C23388C">
+                <wp:simplePos x="0" y="0"/>
+                <wp:positionH relativeFrom="column">
+                  <wp:posOffset>2788285</wp:posOffset>
+                </wp:positionH>
+                <wp:positionV relativeFrom="paragraph">
+                  <wp:posOffset>3575685</wp:posOffset>
+                </wp:positionV>
+                <wp:extent cx="2870200" cy="635"/>
+                <wp:effectExtent l="0" t="0" r="0" b="12065"/>
+                <wp:wrapTopAndBottom/>
+                <wp:docPr id="1339354501" name="Text Box 1"/>
+                <wp:cNvGraphicFramePr/>
+                <a:graphic xmlns:a="http://schemas.openxmlformats.org/drawingml/2006/main">
+                  <a:graphicData uri="http://schemas.microsoft.com/office/word/2010/wordprocessingShape">
+                    <wps:wsp>
+                      <wps:cNvSpPr txBox="1"/>
+                      <wps:spPr>
+                        <a:xfrm>
+                          <a:off x="0" y="0"/>
+                          <a:ext cx="2870200" cy="635"/>
+                        </a:xfrm>
+                        <a:prstGeom prst="rect">
+                          <a:avLst/>
+                        </a:prstGeom>
+                        <a:solidFill>
+                          <a:prstClr val="white"/>
+                        </a:solidFill>
+                        <a:ln>
+                          <a:noFill/>
+                        </a:ln>
+                      </wps:spPr>
+                      <wps:txbx>
+                        <w:txbxContent>
+                          <w:p>
+                            <w:pPr>
+                              <w:pStyle w:val="Caption"/>
+                              <w:rPr>
+                                <w:noProof/>
+                                <w:szCs w:val="22"/>
+                              </w:rPr>
+                            </w:pPr>
+                            <w:r>
+                              <w:t xml:space="preserve">Bejelentkező felület (ábra </w:t>
+                            </w:r>
+                            <w:fldSimple w:instr=" SEQ ábra \* ARABIC ">
+                              <w:r>
+                                <w:rPr>
+                                  <w:noProof/>
+                                </w:rPr>
+                                <w:t>5</w:t>
+                              </w:r>
+                            </w:fldSimple>
+                            <w:r>
+                              <w:t>)</w:t>
+                            </w:r>
+                          </w:p>
+                        </w:txbxContent>
+                      </wps:txbx>
+                      <wps:bodyPr rot="0" spcFirstLastPara="0" vertOverflow="overflow" horzOverflow="overflow" vert="horz" wrap="square" lIns="0" tIns="0" rIns="0" bIns="0" numCol="1" spcCol="0" rtlCol="0" fromWordArt="0" anchor="t" anchorCtr="0" forceAA="0" compatLnSpc="1">
+                        <a:prstTxWarp prst="textNoShape">
+                          <a:avLst/>
+                        </a:prstTxWarp>
+                        <a:spAutoFit/>
+                      </wps:bodyPr>
+                    </wps:wsp>
+                  </a:graphicData>
+                </a:graphic>
+              </wp:anchor>
+            </w:drawing>
+          </mc:Choice>
+          <mc:Fallback>
+            <w:pict>
+              <v:shape w14:anchorId="0DDACC4A" id="_x0000_s1030" type="#_x0000_t202" style="position:absolute;left:0;text-align:left;margin-left:219.55pt;margin-top:281.55pt;width:226pt;height:.05pt;z-index:251680768;visibility:visible;mso-wrap-style:square;mso-wrap-distance-left:9pt;mso-wrap-distance-top:0;mso-wrap-distance-right:9pt;mso-wrap-distance-bottom:0;mso-position-horizontal:absolute;mso-position-horizontal-relative:text;mso-position-vertical:absolute;mso-position-vertical-relative:text;v-text-anchor:top" o:gfxdata="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" stroked="f">
+                <v:textbox style="mso-fit-shape-to-text:t" inset="0,0,0,0">
+                  <w:txbxContent>
+                    <w:p>
+                      <w:pPr>
+                        <w:pStyle w:val="Caption"/>
+                        <w:rPr>
+                          <w:noProof/>
+                          <w:szCs w:val="22"/>
+                        </w:rPr>
+                      </w:pPr>
+                      <w:r>
+                        <w:t xml:space="preserve">Bejelentkező felület (ábra </w:t>
+                      </w:r>
+                      <w:fldSimple w:instr=" SEQ ábra \* ARABIC ">
+                        <w:r>
+                          <w:rPr>
+                            <w:noProof/>
+                          </w:rPr>
+                          <w:t>5</w:t>
+                        </w:r>
+                      </w:fldSimple>
+                      <w:r>
+                        <w:t>)</w:t>
+                      </w:r>
+                    </w:p>
+                  </w:txbxContent>
+                </v:textbox>
+                <w10:wrap type="topAndBottom"/>
+              </v:shape>
+            </w:pict>
+          </mc:Fallback>
+        </mc:AlternateContent>
+      </w:r>
+      <w:r>
+        <w:rPr>
+          <w:noProof/>
+        </w:rPr>
+        <mc:AlternateContent>
+          <mc:Choice Requires="wps">
+            <w:drawing>
+              <wp:anchor distT="0" distB="0" distL="114300" distR="114300" simplePos="0" relativeHeight="251678720" behindDoc="0" locked="0" layoutInCell="1" allowOverlap="1" wp14:anchorId="7F3AB10B" wp14:editId="4BCC571D">
+                <wp:simplePos x="0" y="0"/>
+                <wp:positionH relativeFrom="column">
+                  <wp:posOffset>-26670</wp:posOffset>
+                </wp:positionH>
+                <wp:positionV relativeFrom="paragraph">
+                  <wp:posOffset>3571875</wp:posOffset>
+                </wp:positionV>
+                <wp:extent cx="2819400" cy="635"/>
+                <wp:effectExtent l="0" t="0" r="0" b="12065"/>
+                <wp:wrapTopAndBottom/>
+                <wp:docPr id="780355086" name="Text Box 1"/>
+                <wp:cNvGraphicFramePr/>
+                <a:graphic xmlns:a="http://schemas.openxmlformats.org/drawingml/2006/main">
+                  <a:graphicData uri="http://schemas.microsoft.com/office/word/2010/wordprocessingShape">
+                    <wps:wsp>
+                      <wps:cNvSpPr txBox="1"/>
+                      <wps:spPr>
+                        <a:xfrm>
+                          <a:off x="0" y="0"/>
+                          <a:ext cx="2819400" cy="635"/>
+                        </a:xfrm>
+                        <a:prstGeom prst="rect">
+                          <a:avLst/>
+                        </a:prstGeom>
+                        <a:solidFill>
+                          <a:prstClr val="white"/>
+                        </a:solidFill>
+                        <a:ln>
+                          <a:noFill/>
+                        </a:ln>
+                      </wps:spPr>
+                      <wps:txbx>
+                        <w:txbxContent>
+                          <w:p>
+                            <w:pPr>
+                              <w:pStyle w:val="Caption"/>
+                              <w:rPr>
+                                <w:noProof/>
+                                <w:szCs w:val="22"/>
+                              </w:rPr>
+                            </w:pPr>
+                            <w:r>
+                              <w:t xml:space="preserve">Regisztrációs felület (ábra </w:t>
+                            </w:r>
+                            <w:fldSimple w:instr=" SEQ ábra \* ARABIC ">
+                              <w:r>
+                                <w:rPr>
+                                  <w:noProof/>
+                                </w:rPr>
+                                <w:t>6</w:t>
+                              </w:r>
+                            </w:fldSimple>
+                            <w:r>
+                              <w:t>)</w:t>
+                            </w:r>
+                          </w:p>
+                        </w:txbxContent>
+                      </wps:txbx>
+                      <wps:bodyPr rot="0" spcFirstLastPara="0" vertOverflow="overflow" horzOverflow="overflow" vert="horz" wrap="square" lIns="0" tIns="0" rIns="0" bIns="0" numCol="1" spcCol="0" rtlCol="0" fromWordArt="0" anchor="t" anchorCtr="0" forceAA="0" compatLnSpc="1">
+                        <a:prstTxWarp prst="textNoShape">
+                          <a:avLst/>
+                        </a:prstTxWarp>
+                        <a:spAutoFit/>
+                      </wps:bodyPr>
+                    </wps:wsp>
+                  </a:graphicData>
+                </a:graphic>
+              </wp:anchor>
+            </w:drawing>
+          </mc:Choice>
+          <mc:Fallback>
+            <w:pict>
+              <v:shape w14:anchorId="7F3AB10B" id="_x0000_s1031" type="#_x0000_t202" style="position:absolute;left:0;text-align:left;margin-left:-2.1pt;margin-top:281.25pt;width:222pt;height:.05pt;z-index:251678720;visibility:visible;mso-wrap-style:square;mso-wrap-distance-left:9pt;mso-wrap-distance-top:0;mso-wrap-distance-right:9pt;mso-wrap-distance-bottom:0;mso-position-horizontal:absolute;mso-position-horizontal-relative:text;mso-position-vertical:absolute;mso-position-vertical-relative:text;v-text-anchor:top" o:gfxdata="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" stroked="f">
+                <v:textbox style="mso-fit-shape-to-text:t" inset="0,0,0,0">
+                  <w:txbxContent>
+                    <w:p>
+                      <w:pPr>
+                        <w:pStyle w:val="Caption"/>
+                        <w:rPr>
+                          <w:noProof/>
+                          <w:szCs w:val="22"/>
+                        </w:rPr>
+                      </w:pPr>
+                      <w:r>
+                        <w:t xml:space="preserve">Regisztrációs felület (ábra </w:t>
+                      </w:r>
+                      <w:fldSimple w:instr=" SEQ ábra \* ARABIC ">
+                        <w:r>
+                          <w:rPr>
+                            <w:noProof/>
+                          </w:rPr>
+                          <w:t>6</w:t>
+                        </w:r>
+                      </w:fldSimple>
+                      <w:r>
+                        <w:t>)</w:t>
+                      </w:r>
+                    </w:p>
+                  </w:txbxContent>
+                </v:textbox>
+                <w10:wrap type="topAndBottom"/>
+              </v:shape>
+            </w:pict>
+          </mc:Fallback>
+        </mc:AlternateContent>
+      </w:r>
+      <w:r>
+        <w:rPr>
+          <w:noProof/>
+        </w:rPr>
+        <w:drawing>
+          <wp:anchor distT="0" distB="0" distL="114300" distR="114300" simplePos="0" relativeHeight="251675648" behindDoc="0" locked="0" layoutInCell="1" allowOverlap="1" wp14:anchorId="03B2E3ED" wp14:editId="7E3BA0FF">
+            <wp:simplePos x="0" y="0"/>
+            <wp:positionH relativeFrom="column">
+              <wp:posOffset>-27158</wp:posOffset>
+            </wp:positionH>
+            <wp:positionV relativeFrom="paragraph">
+              <wp:posOffset>1838374</wp:posOffset>
+            </wp:positionV>
+            <wp:extent cx="2819400" cy="1676400"/>
+            <wp:effectExtent l="0" t="0" r="0" b="0"/>
+            <wp:wrapTopAndBottom/>
+            <wp:docPr id="1993401886" name="Picture 23" descr="A screenshot of a login form&#10;&#10;AI-generated content may be incorrect."/>
+            <wp:cNvGraphicFramePr>
+              <a:graphicFrameLocks xmlns:a="http://schemas.openxmlformats.org/drawingml/2006/main" noChangeAspect="1"/>
+            </wp:cNvGraphicFramePr>
+            <a:graphic xmlns:a="http://schemas.openxmlformats.org/drawingml/2006/main">
+              <a:graphicData uri="http://schemas.openxmlformats.org/drawingml/2006/picture">
+                <pic:pic xmlns:pic="http://schemas.openxmlformats.org/drawingml/2006/picture">
+                  <pic:nvPicPr>
+                    <pic:cNvPr id="1993401886" name="Picture 23" descr="A screenshot of a login form&#10;&#10;AI-generated content may be incorrect."/>
+                    <pic:cNvPicPr/>
+                  </pic:nvPicPr>
+                  <pic:blipFill>
+                    <a:blip r:embed="rId16" cstate="print">
+                      <a:extLst>
+                        <a:ext uri="{28A0092B-C50C-407E-A947-70E740481C1C}">
+                          <a14:useLocalDpi xmlns:a14="http://schemas.microsoft.com/office/drawing/2010/main" val="0"/>
+                        </a:ext>
+                      </a:extLst>
+                    </a:blip>
+                    <a:stretch>
+                      <a:fillRect/>
+                    </a:stretch>
+                  </pic:blipFill>
+                  <pic:spPr>
+                    <a:xfrm>
+                      <a:off x="0" y="0"/>
+                      <a:ext cx="2819400" cy="1676400"/>
+                    </a:xfrm>
+                    <a:prstGeom prst="rect">
+                      <a:avLst/>
+                    </a:prstGeom>
+                  </pic:spPr>
+                </pic:pic>
+              </a:graphicData>
+            </a:graphic>
+            <wp14:sizeRelH relativeFrom="page">
+              <wp14:pctWidth>0</wp14:pctWidth>
+            </wp14:sizeRelH>
+            <wp14:sizeRelV relativeFrom="page">
+              <wp14:pctHeight>0</wp14:pctHeight>
+            </wp14:sizeRelV>
+          </wp:anchor>
+        </w:drawing>
+      </w:r>
+      <w:r>
+        <w:t>Minden lépésnél validáció fut, és hibaüzenet jelenik meg a nem megfelelően kitöltött mezők alatt. A "</w:t>
+      </w:r>
+      <w:r>
+        <w:t>Regisztráció</w:t>
+      </w:r>
+      <w:r>
+        <w:t xml:space="preserve">" gombra kattintva a rendszer létrehozza a fiókot, </w:t>
+      </w:r>
+      <w:r>
+        <w:t>és a felhasználó</w:t>
+      </w:r>
+      <w:r>
+        <w:t xml:space="preserve"> automatikusan bejelentkezik. </w:t>
+      </w:r>
+      <w:r>
+        <w:t>Ha már rendelkezünk fiókkal, akkor az oldalon</w:t>
+      </w:r>
+      <w:r>
+        <w:t xml:space="preserve"> a</w:t>
+      </w:r>
+      <w:r>
+        <w:t xml:space="preserve"> „</w:t>
+      </w:r>
+      <w:r>
+        <w:t>M</w:t>
+      </w:r>
+      <w:r>
+        <w:t>é</w:t>
+      </w:r>
+      <w:r>
+        <w:t>g nincs fiókod? Regisztrálj</w:t>
+      </w:r>
+      <w:r>
+        <w:t>”</w:t>
+      </w:r>
+      <w:r>
+        <w:t xml:space="preserve"> szövegre kattintva</w:t>
+      </w:r>
+      <w:r>
+        <w:t xml:space="preserve"> tudunk egyszerűen b</w:t>
+      </w:r>
+      <w:r>
+        <w:t>ejelentkezni e-mail cím és jelszó megadásáva</w:t>
+      </w:r>
+      <w:r>
+        <w:t>l</w:t>
+      </w:r>
+      <w:r>
+        <w:t xml:space="preserve">. Elfelejtett jelszó esetén </w:t>
+      </w:r>
+      <w:r>
+        <w:t xml:space="preserve">az „Elfelejtetted a </w:t>
+      </w:r>
+      <w:proofErr w:type="spellStart"/>
+      <w:r>
+        <w:t>jelszavad</w:t>
+      </w:r>
+      <w:proofErr w:type="spellEnd"/>
+      <w:r>
+        <w:t>?</w:t>
+      </w:r>
+      <w:r>
+        <w:t xml:space="preserve">” szövegre kattintva a </w:t>
+      </w:r>
+      <w:r>
+        <w:t>megjelenő</w:t>
+      </w:r>
+      <w:r>
+        <w:t xml:space="preserve"> </w:t>
+      </w:r>
+      <w:r>
+        <w:t xml:space="preserve">oldalon lehet </w:t>
+      </w:r>
+      <w:r>
+        <w:t xml:space="preserve">új jelszót </w:t>
+      </w:r>
+      <w:r>
+        <w:t>kérni</w:t>
+      </w:r>
+      <w:r>
+        <w:t xml:space="preserve">, melyet egy e-mailbe lévő kóddal lehet </w:t>
+      </w:r>
+      <w:r>
+        <w:t>megváltoztatni</w:t>
+      </w:r>
+      <w:r>
+        <w:t>.</w:t>
+      </w:r>
+    </w:p>
+    <w:p>
+      <w:pPr>
+        <w:pStyle w:val="Heading2"/>
+      </w:pPr>
+      <w:bookmarkStart w:id="43" w:name="_Toc228059010"/>
+      <w:r>
+        <w:lastRenderedPageBreak/>
+        <w:t>Bérlés folyamata</w:t>
+      </w:r>
+      <w:bookmarkEnd w:id="43"/>
+    </w:p>
+    <w:p>
+      <w:r>
+        <w:rPr>
+          <w:noProof/>
+        </w:rPr>
+        <mc:AlternateContent>
+          <mc:Choice Requires="wps">
+            <w:drawing>
+              <wp:anchor distT="0" distB="0" distL="114300" distR="114300" simplePos="0" relativeHeight="251683840" behindDoc="0" locked="0" layoutInCell="1" allowOverlap="1" wp14:anchorId="44105CBE" wp14:editId="081C54AC">
+                <wp:simplePos x="0" y="0"/>
+                <wp:positionH relativeFrom="column">
+                  <wp:posOffset>355600</wp:posOffset>
+                </wp:positionH>
+                <wp:positionV relativeFrom="paragraph">
+                  <wp:posOffset>5053965</wp:posOffset>
+                </wp:positionV>
+                <wp:extent cx="5038090" cy="635"/>
+                <wp:effectExtent l="0" t="0" r="3810" b="12065"/>
+                <wp:wrapTopAndBottom/>
+                <wp:docPr id="2115552354" name="Text Box 1"/>
+                <wp:cNvGraphicFramePr/>
+                <a:graphic xmlns:a="http://schemas.openxmlformats.org/drawingml/2006/main">
+                  <a:graphicData uri="http://schemas.microsoft.com/office/word/2010/wordprocessingShape">
+                    <wps:wsp>
+                      <wps:cNvSpPr txBox="1"/>
+                      <wps:spPr>
+                        <a:xfrm>
+                          <a:off x="0" y="0"/>
+                          <a:ext cx="5038090" cy="635"/>
+                        </a:xfrm>
+                        <a:prstGeom prst="rect">
+                          <a:avLst/>
+                        </a:prstGeom>
+                        <a:solidFill>
+                          <a:prstClr val="white"/>
+                        </a:solidFill>
+                        <a:ln>
+                          <a:noFill/>
+                        </a:ln>
+                      </wps:spPr>
+                      <wps:txbx>
+                        <w:txbxContent>
+                          <w:p>
+                            <w:pPr>
+                              <w:pStyle w:val="Caption"/>
+                              <w:rPr>
+                                <w:noProof/>
+                                <w:szCs w:val="22"/>
+                              </w:rPr>
+                            </w:pPr>
+                            <w:r>
+                              <w:t xml:space="preserve">Az értesítések menü (ábra </w:t>
+                            </w:r>
+                            <w:fldSimple w:instr=" SEQ ábra \* ARABIC ">
+                              <w:r>
+                                <w:rPr>
+                                  <w:noProof/>
+                                </w:rPr>
+                                <w:t>7</w:t>
+                              </w:r>
+                            </w:fldSimple>
+                            <w:r>
+                              <w:t>)</w:t>
+                            </w:r>
+                          </w:p>
+                        </w:txbxContent>
+                      </wps:txbx>
+                      <wps:bodyPr rot="0" spcFirstLastPara="0" vertOverflow="overflow" horzOverflow="overflow" vert="horz" wrap="square" lIns="0" tIns="0" rIns="0" bIns="0" numCol="1" spcCol="0" rtlCol="0" fromWordArt="0" anchor="t" anchorCtr="0" forceAA="0" compatLnSpc="1">
+                        <a:prstTxWarp prst="textNoShape">
+                          <a:avLst/>
+                        </a:prstTxWarp>
+                        <a:spAutoFit/>
+                      </wps:bodyPr>
+                    </wps:wsp>
+                  </a:graphicData>
+                </a:graphic>
+              </wp:anchor>
+            </w:drawing>
+          </mc:Choice>
+          <mc:Fallback>
+            <w:pict>
+              <v:shape w14:anchorId="44105CBE" id="_x0000_s1032" type="#_x0000_t202" style="position:absolute;left:0;text-align:left;margin-left:28pt;margin-top:397.95pt;width:396.7pt;height:.05pt;z-index:251683840;visibility:visible;mso-wrap-style:square;mso-wrap-distance-left:9pt;mso-wrap-distance-top:0;mso-wrap-distance-right:9pt;mso-wrap-distance-bottom:0;mso-position-horizontal:absolute;mso-position-horizontal-relative:text;mso-position-vertical:absolute;mso-position-vertical-relative:text;v-text-anchor:top" o:gfxdata="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" stroked="f">
+                <v:textbox style="mso-fit-shape-to-text:t" inset="0,0,0,0">
+                  <w:txbxContent>
+                    <w:p>
+                      <w:pPr>
+                        <w:pStyle w:val="Caption"/>
+                        <w:rPr>
+                          <w:noProof/>
+                          <w:szCs w:val="22"/>
+                        </w:rPr>
+                      </w:pPr>
+                      <w:r>
+                        <w:t xml:space="preserve">Az értesítések menü (ábra </w:t>
+                      </w:r>
+                      <w:fldSimple w:instr=" SEQ ábra \* ARABIC ">
+                        <w:r>
+                          <w:rPr>
+                            <w:noProof/>
+                          </w:rPr>
+                          <w:t>7</w:t>
+                        </w:r>
+                      </w:fldSimple>
+                      <w:r>
+                        <w:t>)</w:t>
+                      </w:r>
+                    </w:p>
+                  </w:txbxContent>
+                </v:textbox>
+                <w10:wrap type="topAndBottom"/>
+              </v:shape>
+            </w:pict>
+          </mc:Fallback>
+        </mc:AlternateContent>
+      </w:r>
+      <w:r>
+        <w:rPr>
+          <w:noProof/>
+        </w:rPr>
+        <w:drawing>
+          <wp:anchor distT="0" distB="0" distL="114300" distR="114300" simplePos="0" relativeHeight="251681792" behindDoc="0" locked="0" layoutInCell="1" allowOverlap="1" wp14:anchorId="29332432" wp14:editId="2E7DF7F1">
+            <wp:simplePos x="0" y="0"/>
+            <wp:positionH relativeFrom="column">
+              <wp:posOffset>355834</wp:posOffset>
+            </wp:positionH>
+            <wp:positionV relativeFrom="paragraph">
+              <wp:posOffset>2887345</wp:posOffset>
+            </wp:positionV>
+            <wp:extent cx="5038531" cy="2109806"/>
+            <wp:effectExtent l="0" t="0" r="3810" b="0"/>
+            <wp:wrapTopAndBottom/>
+            <wp:docPr id="222307255" name="Picture 25" descr="A car with a screen on it&#10;&#10;AI-generated content may be incorrect."/>
+            <wp:cNvGraphicFramePr>
+              <a:graphicFrameLocks xmlns:a="http://schemas.openxmlformats.org/drawingml/2006/main" noChangeAspect="1"/>
+            </wp:cNvGraphicFramePr>
+            <a:graphic xmlns:a="http://schemas.openxmlformats.org/drawingml/2006/main">
+              <a:graphicData uri="http://schemas.openxmlformats.org/drawingml/2006/picture">
+                <pic:pic xmlns:pic="http://schemas.openxmlformats.org/drawingml/2006/picture">
+                  <pic:nvPicPr>
+                    <pic:cNvPr id="222307255" name="Picture 25" descr="A car with a screen on it&#10;&#10;AI-generated content may be incorrect."/>
+                    <pic:cNvPicPr/>
+                  </pic:nvPicPr>
+                  <pic:blipFill>
+                    <a:blip r:embed="rId17">
+                      <a:extLst>
+                        <a:ext uri="{28A0092B-C50C-407E-A947-70E740481C1C}">
+                          <a14:useLocalDpi xmlns:a14="http://schemas.microsoft.com/office/drawing/2010/main" val="0"/>
+                        </a:ext>
+                      </a:extLst>
+                    </a:blip>
+                    <a:stretch>
+                      <a:fillRect/>
+                    </a:stretch>
+                  </pic:blipFill>
+                  <pic:spPr>
+                    <a:xfrm>
+                      <a:off x="0" y="0"/>
+                      <a:ext cx="5038531" cy="2109806"/>
+                    </a:xfrm>
+                    <a:prstGeom prst="rect">
+                      <a:avLst/>
+                    </a:prstGeom>
+                  </pic:spPr>
+                </pic:pic>
+              </a:graphicData>
+            </a:graphic>
+            <wp14:sizeRelH relativeFrom="page">
+              <wp14:pctWidth>0</wp14:pctWidth>
+            </wp14:sizeRelH>
+            <wp14:sizeRelV relativeFrom="page">
+              <wp14:pctHeight>0</wp14:pctHeight>
+            </wp14:sizeRelV>
+          </wp:anchor>
+        </w:drawing>
+      </w:r>
+      <w:r>
+        <w:t xml:space="preserve">Miután sikeresen regisztráltunk és be vagyunk jelentkezve, valamint a kiválasztott autóhoz állítottunk be bérlés kezdeti és vég időpontot, illetve átvételi helyet, </w:t>
+      </w:r>
+      <w:r>
+        <w:t>elküldhetünk</w:t>
+      </w:r>
+      <w:r>
+        <w:t xml:space="preserve"> </w:t>
+      </w:r>
+      <w:r>
+        <w:t>egy</w:t>
+      </w:r>
+      <w:r>
+        <w:t xml:space="preserve"> bérlés</w:t>
+      </w:r>
+      <w:r>
+        <w:t>i ajánlatot.</w:t>
+      </w:r>
+      <w:r>
+        <w:t xml:space="preserve"> Ezután egy másik oldalra dob minket a platform, ahol láthatjuk az általunk kiválasztott autót</w:t>
+      </w:r>
+      <w:r>
+        <w:t>,</w:t>
+      </w:r>
+      <w:r>
+        <w:t xml:space="preserve"> annak tulajdonságait, a bérlés adatait (ki a bérlő, ki a bérbeadó, kezdet és vég dátumokat, valamint a pénzügyeket mely</w:t>
+      </w:r>
+      <w:r>
+        <w:t>ek</w:t>
+      </w:r>
+      <w:r>
+        <w:t xml:space="preserve"> </w:t>
+      </w:r>
+      <w:r>
+        <w:t>tartalmaz</w:t>
+      </w:r>
+      <w:r>
+        <w:t>zák</w:t>
+      </w:r>
+      <w:r>
+        <w:t xml:space="preserve"> a bérlés árát, a szolgáltatás díját és a teljes árat),</w:t>
+      </w:r>
+      <w:r>
+        <w:t xml:space="preserve"> és</w:t>
+      </w:r>
+      <w:r>
+        <w:t xml:space="preserve"> a saját </w:t>
+      </w:r>
+      <w:r>
+        <w:t>ajánlatunkat</w:t>
+      </w:r>
+      <w:r>
+        <w:t>.</w:t>
+      </w:r>
+      <w:r>
+        <w:t xml:space="preserve"> </w:t>
+      </w:r>
+      <w:r>
+        <w:t>Itt</w:t>
+      </w:r>
+      <w:r>
+        <w:t xml:space="preserve"> módosítani tudjuk az eddig megadott időpontokat és átvételi helyszínt</w:t>
+      </w:r>
+      <w:r>
+        <w:t xml:space="preserve"> és</w:t>
+      </w:r>
+      <w:r>
+        <w:t xml:space="preserve"> </w:t>
+      </w:r>
+      <w:r>
+        <w:t>vissza tudjuk mondani a bérlést.</w:t>
+      </w:r>
+      <w:r>
+        <w:t xml:space="preserve"> </w:t>
+      </w:r>
+      <w:r>
+        <w:t>Találunk</w:t>
+      </w:r>
+      <w:r>
+        <w:t xml:space="preserve"> egy üzenőfelületet is, ahol a két fél </w:t>
+      </w:r>
+      <w:r>
+        <w:t>könnyen</w:t>
+      </w:r>
+      <w:r>
+        <w:t xml:space="preserve"> tud</w:t>
+      </w:r>
+      <w:r>
+        <w:t xml:space="preserve"> valós időben</w:t>
+      </w:r>
+      <w:r>
+        <w:t xml:space="preserve"> információ</w:t>
+      </w:r>
+      <w:r>
+        <w:t>ka</w:t>
+      </w:r>
+      <w:r>
+        <w:t>t egyeztetni</w:t>
+      </w:r>
+      <w:r>
+        <w:t>, és akár képeket küldeni a történtekről.</w:t>
+      </w:r>
+      <w:r>
+        <w:t xml:space="preserve"> </w:t>
+      </w:r>
+      <w:r>
+        <w:t xml:space="preserve">Az autó tulajdonosa </w:t>
+      </w:r>
+      <w:r>
+        <w:t>(</w:t>
+      </w:r>
+      <w:r>
+        <w:t xml:space="preserve">a </w:t>
+      </w:r>
+      <w:r>
+        <w:t>bérbeadó</w:t>
+      </w:r>
+      <w:r>
+        <w:t>)</w:t>
+      </w:r>
+      <w:r>
+        <w:t xml:space="preserve"> értesítést kap, hogy kérés érkezett autójának bérbevételére. </w:t>
+      </w:r>
+      <w:r>
+        <w:t xml:space="preserve">Ezt a </w:t>
+      </w:r>
+      <w:r>
+        <w:t xml:space="preserve">profilja melletti értesítés fület </w:t>
+      </w:r>
+      <w:r>
+        <w:t>(</w:t>
+      </w:r>
+      <w:r>
+        <w:t>„kis csengő”</w:t>
+      </w:r>
+      <w:r>
+        <w:t>)</w:t>
+      </w:r>
+      <w:r>
+        <w:t xml:space="preserve"> lenyitva </w:t>
+      </w:r>
+      <w:r>
+        <w:t xml:space="preserve"> tudja megtekinteni.</w:t>
+      </w:r>
+    </w:p>
+    <w:p>
+      <w:r>
+        <w:rPr>
+          <w:noProof/>
+        </w:rPr>
+        <mc:AlternateContent>
+          <mc:Choice Requires="wps">
+            <w:drawing>
+              <wp:anchor distT="0" distB="0" distL="114300" distR="114300" simplePos="0" relativeHeight="251686912" behindDoc="0" locked="0" layoutInCell="1" allowOverlap="1" wp14:anchorId="2F9966B5" wp14:editId="306EB1C5">
+                <wp:simplePos x="0" y="0"/>
+                <wp:positionH relativeFrom="column">
+                  <wp:posOffset>1273175</wp:posOffset>
+                </wp:positionH>
+                <wp:positionV relativeFrom="paragraph">
+                  <wp:posOffset>5114290</wp:posOffset>
+                </wp:positionV>
+                <wp:extent cx="3262630" cy="635"/>
+                <wp:effectExtent l="0" t="0" r="1270" b="12065"/>
+                <wp:wrapTopAndBottom/>
+                <wp:docPr id="2123719247" name="Text Box 1"/>
+                <wp:cNvGraphicFramePr/>
+                <a:graphic xmlns:a="http://schemas.openxmlformats.org/drawingml/2006/main">
+                  <a:graphicData uri="http://schemas.microsoft.com/office/word/2010/wordprocessingShape">
+                    <wps:wsp>
+                      <wps:cNvSpPr txBox="1"/>
+                      <wps:spPr>
+                        <a:xfrm>
+                          <a:off x="0" y="0"/>
+                          <a:ext cx="3262630" cy="635"/>
+                        </a:xfrm>
+                        <a:prstGeom prst="rect">
+                          <a:avLst/>
+                        </a:prstGeom>
+                        <a:solidFill>
+                          <a:prstClr val="white"/>
+                        </a:solidFill>
+                        <a:ln>
+                          <a:noFill/>
+                        </a:ln>
+                      </wps:spPr>
+                      <wps:txbx>
+                        <w:txbxContent>
+                          <w:p>
+                            <w:pPr>
+                              <w:pStyle w:val="Caption"/>
+                              <w:rPr>
+                                <w:noProof/>
+                                <w:szCs w:val="22"/>
+                              </w:rPr>
+                            </w:pPr>
+                            <w:r>
+                              <w:t xml:space="preserve">A jármű oldalán az arra vonatkozó bérlések listája (ábra </w:t>
+                            </w:r>
+                            <w:fldSimple w:instr=" SEQ ábra \* ARABIC ">
+                              <w:r>
+                                <w:rPr>
+                                  <w:noProof/>
+                                </w:rPr>
+                                <w:t>8</w:t>
+                              </w:r>
+                            </w:fldSimple>
+                            <w:r>
+                              <w:t>)</w:t>
+                            </w:r>
+                          </w:p>
+                        </w:txbxContent>
+                      </wps:txbx>
+                      <wps:bodyPr rot="0" spcFirstLastPara="0" vertOverflow="overflow" horzOverflow="overflow" vert="horz" wrap="square" lIns="0" tIns="0" rIns="0" bIns="0" numCol="1" spcCol="0" rtlCol="0" fromWordArt="0" anchor="t" anchorCtr="0" forceAA="0" compatLnSpc="1">
+                        <a:prstTxWarp prst="textNoShape">
+                          <a:avLst/>
+                        </a:prstTxWarp>
+                        <a:spAutoFit/>
+                      </wps:bodyPr>
+                    </wps:wsp>
+                  </a:graphicData>
+                </a:graphic>
+              </wp:anchor>
+            </w:drawing>
+          </mc:Choice>
+          <mc:Fallback>
+            <w:pict>
+              <v:shape w14:anchorId="2F9966B5" id="_x0000_s1033" type="#_x0000_t202" style="position:absolute;left:0;text-align:left;margin-left:100.25pt;margin-top:402.7pt;width:256.9pt;height:.05pt;z-index:251686912;visibility:visible;mso-wrap-style:square;mso-wrap-distance-left:9pt;mso-wrap-distance-top:0;mso-wrap-distance-right:9pt;mso-wrap-distance-bottom:0;mso-position-horizontal:absolute;mso-position-horizontal-relative:text;mso-position-vertical:absolute;mso-position-vertical-relative:text;v-text-anchor:top" o:gfxdata="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" stroked="f">
+                <v:textbox style="mso-fit-shape-to-text:t" inset="0,0,0,0">
+                  <w:txbxContent>
+                    <w:p>
+                      <w:pPr>
+                        <w:pStyle w:val="Caption"/>
+                        <w:rPr>
+                          <w:noProof/>
+                          <w:szCs w:val="22"/>
+                        </w:rPr>
+                      </w:pPr>
+                      <w:r>
+                        <w:t xml:space="preserve">A jármű oldalán az arra vonatkozó bérlések listája (ábra </w:t>
+                      </w:r>
+                      <w:fldSimple w:instr=" SEQ ábra \* ARABIC ">
+                        <w:r>
+                          <w:rPr>
+                            <w:noProof/>
+                          </w:rPr>
+                          <w:t>8</w:t>
+                        </w:r>
+                      </w:fldSimple>
+                      <w:r>
+                        <w:t>)</w:t>
+                      </w:r>
+                    </w:p>
+                  </w:txbxContent>
+                </v:textbox>
+                <w10:wrap type="topAndBottom"/>
+              </v:shape>
+            </w:pict>
+          </mc:Fallback>
+        </mc:AlternateContent>
+      </w:r>
+      <w:r>
+        <w:rPr>
+          <w:noProof/>
+        </w:rPr>
+        <w:drawing>
+          <wp:anchor distT="0" distB="0" distL="114300" distR="114300" simplePos="0" relativeHeight="251684864" behindDoc="0" locked="0" layoutInCell="1" allowOverlap="1" wp14:anchorId="3DF5F886" wp14:editId="0C225034">
+            <wp:simplePos x="0" y="0"/>
+            <wp:positionH relativeFrom="column">
+              <wp:posOffset>1273361</wp:posOffset>
+            </wp:positionH>
+            <wp:positionV relativeFrom="paragraph">
+              <wp:posOffset>3013075</wp:posOffset>
+            </wp:positionV>
+            <wp:extent cx="3262630" cy="2044065"/>
+            <wp:effectExtent l="0" t="0" r="1270" b="635"/>
+            <wp:wrapTopAndBottom/>
+            <wp:docPr id="2111012283" name="Picture 26" descr="A screenshot of a chat&#10;&#10;AI-generated content may be incorrect."/>
+            <wp:cNvGraphicFramePr>
+              <a:graphicFrameLocks xmlns:a="http://schemas.openxmlformats.org/drawingml/2006/main" noChangeAspect="1"/>
+            </wp:cNvGraphicFramePr>
+            <a:graphic xmlns:a="http://schemas.openxmlformats.org/drawingml/2006/main">
+              <a:graphicData uri="http://schemas.openxmlformats.org/drawingml/2006/picture">
+                <pic:pic xmlns:pic="http://schemas.openxmlformats.org/drawingml/2006/picture">
+                  <pic:nvPicPr>
+                    <pic:cNvPr id="2111012283" name="Picture 26" descr="A screenshot of a chat&#10;&#10;AI-generated content may be incorrect."/>
+                    <pic:cNvPicPr/>
+                  </pic:nvPicPr>
+                  <pic:blipFill>
+                    <a:blip r:embed="rId18" cstate="print">
+                      <a:extLst>
+                        <a:ext uri="{28A0092B-C50C-407E-A947-70E740481C1C}">
+                          <a14:useLocalDpi xmlns:a14="http://schemas.microsoft.com/office/drawing/2010/main" val="0"/>
+                        </a:ext>
+                      </a:extLst>
+                    </a:blip>
+                    <a:stretch>
+                      <a:fillRect/>
+                    </a:stretch>
+                  </pic:blipFill>
+                  <pic:spPr>
+                    <a:xfrm>
+                      <a:off x="0" y="0"/>
+                      <a:ext cx="3262630" cy="2044065"/>
+                    </a:xfrm>
+                    <a:prstGeom prst="rect">
+                      <a:avLst/>
+                    </a:prstGeom>
+                  </pic:spPr>
+                </pic:pic>
+              </a:graphicData>
+            </a:graphic>
+            <wp14:sizeRelH relativeFrom="page">
+              <wp14:pctWidth>0</wp14:pctWidth>
+            </wp14:sizeRelH>
+            <wp14:sizeRelV relativeFrom="page">
+              <wp14:pctHeight>0</wp14:pctHeight>
+            </wp14:sizeRelV>
+          </wp:anchor>
+        </w:drawing>
+      </w:r>
+      <w:r>
+        <w:t>A profilt lenyitva a „Járműveim” ablakot kiválasztva az aktuális járműre rákattintva látjuk a járműre érkezett eddigi összes bérlést, a legrégebbitől a legfrissebbig.</w:t>
+      </w:r>
+    </w:p>
+    <w:p/>
+    <w:p>
+      <w:r>
+        <w:rPr>
+          <w:noProof/>
+        </w:rPr>
+        <w:lastRenderedPageBreak/>
+        <mc:AlternateContent>
+          <mc:Choice Requires="wps">
+            <w:drawing>
+              <wp:anchor distT="0" distB="0" distL="114300" distR="114300" simplePos="0" relativeHeight="251689984" behindDoc="0" locked="0" layoutInCell="1" allowOverlap="1" wp14:anchorId="154D8E95" wp14:editId="404F9092">
+                <wp:simplePos x="0" y="0"/>
+                <wp:positionH relativeFrom="column">
+                  <wp:posOffset>1449070</wp:posOffset>
+                </wp:positionH>
+                <wp:positionV relativeFrom="paragraph">
+                  <wp:posOffset>3855720</wp:posOffset>
+                </wp:positionV>
+                <wp:extent cx="2702560" cy="635"/>
+                <wp:effectExtent l="0" t="0" r="2540" b="12065"/>
+                <wp:wrapTopAndBottom/>
+                <wp:docPr id="200544476" name="Text Box 1"/>
+                <wp:cNvGraphicFramePr/>
+                <a:graphic xmlns:a="http://schemas.openxmlformats.org/drawingml/2006/main">
+                  <a:graphicData uri="http://schemas.microsoft.com/office/word/2010/wordprocessingShape">
+                    <wps:wsp>
+                      <wps:cNvSpPr txBox="1"/>
+                      <wps:spPr>
+                        <a:xfrm>
+                          <a:off x="0" y="0"/>
+                          <a:ext cx="2702560" cy="635"/>
+                        </a:xfrm>
+                        <a:prstGeom prst="rect">
+                          <a:avLst/>
+                        </a:prstGeom>
+                        <a:solidFill>
+                          <a:prstClr val="white"/>
+                        </a:solidFill>
+                        <a:ln>
+                          <a:noFill/>
+                        </a:ln>
+                      </wps:spPr>
+                      <wps:txbx>
+                        <w:txbxContent>
+                          <w:p>
+                            <w:pPr>
+                              <w:pStyle w:val="Caption"/>
+                              <w:rPr>
+                                <w:noProof/>
+                                <w:szCs w:val="22"/>
+                              </w:rPr>
+                            </w:pPr>
+                            <w:r>
+                              <w:t xml:space="preserve">A bérlési ajánlatokat kezelő felület (ábra </w:t>
+                            </w:r>
+                            <w:fldSimple w:instr=" SEQ ábra \* ARABIC ">
+                              <w:r>
+                                <w:rPr>
+                                  <w:noProof/>
+                                </w:rPr>
+                                <w:t>9</w:t>
+                              </w:r>
+                            </w:fldSimple>
+                            <w:r>
+                              <w:t>)</w:t>
+                            </w:r>
+                          </w:p>
+                        </w:txbxContent>
+                      </wps:txbx>
+                      <wps:bodyPr rot="0" spcFirstLastPara="0" vertOverflow="overflow" horzOverflow="overflow" vert="horz" wrap="square" lIns="0" tIns="0" rIns="0" bIns="0" numCol="1" spcCol="0" rtlCol="0" fromWordArt="0" anchor="t" anchorCtr="0" forceAA="0" compatLnSpc="1">
+                        <a:prstTxWarp prst="textNoShape">
+                          <a:avLst/>
+                        </a:prstTxWarp>
+                        <a:spAutoFit/>
+                      </wps:bodyPr>
+                    </wps:wsp>
+                  </a:graphicData>
+                </a:graphic>
+              </wp:anchor>
+            </w:drawing>
+          </mc:Choice>
+          <mc:Fallback>
+            <w:pict>
+              <v:shape w14:anchorId="154D8E95" id="_x0000_s1034" type="#_x0000_t202" style="position:absolute;left:0;text-align:left;margin-left:114.1pt;margin-top:303.6pt;width:212.8pt;height:.05pt;z-index:251689984;visibility:visible;mso-wrap-style:square;mso-wrap-distance-left:9pt;mso-wrap-distance-top:0;mso-wrap-distance-right:9pt;mso-wrap-distance-bottom:0;mso-position-horizontal:absolute;mso-position-horizontal-relative:text;mso-position-vertical:absolute;mso-position-vertical-relative:text;v-text-anchor:top" o:gfxdata="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" stroked="f">
+                <v:textbox style="mso-fit-shape-to-text:t" inset="0,0,0,0">
+                  <w:txbxContent>
+                    <w:p>
+                      <w:pPr>
+                        <w:pStyle w:val="Caption"/>
+                        <w:rPr>
+                          <w:noProof/>
+                          <w:szCs w:val="22"/>
+                        </w:rPr>
+                      </w:pPr>
+                      <w:r>
+                        <w:t xml:space="preserve">A bérlési ajánlatokat kezelő felület (ábra </w:t>
+                      </w:r>
+                      <w:fldSimple w:instr=" SEQ ábra \* ARABIC ">
+                        <w:r>
+                          <w:rPr>
+                            <w:noProof/>
+                          </w:rPr>
+                          <w:t>9</w:t>
+                        </w:r>
+                      </w:fldSimple>
+                      <w:r>
+                        <w:t>)</w:t>
+                      </w:r>
+                    </w:p>
+                  </w:txbxContent>
+                </v:textbox>
+                <w10:wrap type="topAndBottom"/>
+              </v:shape>
+            </w:pict>
+          </mc:Fallback>
+        </mc:AlternateContent>
+      </w:r>
+      <w:r>
+        <w:rPr>
+          <w:noProof/>
+          <w:lang w:val="en-US"/>
+        </w:rPr>
+        <w:drawing>
+          <wp:anchor distT="0" distB="0" distL="114300" distR="114300" simplePos="0" relativeHeight="251687936" behindDoc="0" locked="0" layoutInCell="1" allowOverlap="1" wp14:anchorId="3DC2623B" wp14:editId="380F0389">
+            <wp:simplePos x="0" y="0"/>
+            <wp:positionH relativeFrom="column">
+              <wp:posOffset>1449070</wp:posOffset>
+            </wp:positionH>
+            <wp:positionV relativeFrom="paragraph">
+              <wp:posOffset>1842770</wp:posOffset>
+            </wp:positionV>
+            <wp:extent cx="2702560" cy="1955800"/>
+            <wp:effectExtent l="0" t="0" r="2540" b="0"/>
+            <wp:wrapTopAndBottom/>
+            <wp:docPr id="1136672423" name="Picture 27" descr="A screenshot of a computer&#10;&#10;AI-generated content may be incorrect."/>
+            <wp:cNvGraphicFramePr>
+              <a:graphicFrameLocks xmlns:a="http://schemas.openxmlformats.org/drawingml/2006/main" noChangeAspect="1"/>
+            </wp:cNvGraphicFramePr>
+            <a:graphic xmlns:a="http://schemas.openxmlformats.org/drawingml/2006/main">
+              <a:graphicData uri="http://schemas.openxmlformats.org/drawingml/2006/picture">
+                <pic:pic xmlns:pic="http://schemas.openxmlformats.org/drawingml/2006/picture">
+                  <pic:nvPicPr>
+                    <pic:cNvPr id="1136672423" name="Picture 27" descr="A screenshot of a computer&#10;&#10;AI-generated content may be incorrect."/>
+                    <pic:cNvPicPr/>
+                  </pic:nvPicPr>
+                  <pic:blipFill>
+                    <a:blip r:embed="rId19">
+                      <a:extLst>
+                        <a:ext uri="{28A0092B-C50C-407E-A947-70E740481C1C}">
+                          <a14:useLocalDpi xmlns:a14="http://schemas.microsoft.com/office/drawing/2010/main" val="0"/>
+                        </a:ext>
+                      </a:extLst>
+                    </a:blip>
+                    <a:stretch>
+                      <a:fillRect/>
+                    </a:stretch>
+                  </pic:blipFill>
+                  <pic:spPr>
+                    <a:xfrm>
+                      <a:off x="0" y="0"/>
+                      <a:ext cx="2702560" cy="1955800"/>
+                    </a:xfrm>
+                    <a:prstGeom prst="rect">
+                      <a:avLst/>
+                    </a:prstGeom>
+                  </pic:spPr>
+                </pic:pic>
+              </a:graphicData>
+            </a:graphic>
+            <wp14:sizeRelH relativeFrom="page">
+              <wp14:pctWidth>0</wp14:pctWidth>
+            </wp14:sizeRelH>
+            <wp14:sizeRelV relativeFrom="page">
+              <wp14:pctHeight>0</wp14:pctHeight>
+            </wp14:sizeRelV>
+          </wp:anchor>
+        </w:drawing>
+      </w:r>
+      <w:r>
+        <w:t xml:space="preserve">A bérbeadónak a bérléssel kapcsolatba 3 opciója is van. A legegyszerűbb, </w:t>
+      </w:r>
+      <w:r>
+        <w:t>amennyiben</w:t>
+      </w:r>
+      <w:r>
+        <w:t xml:space="preserve"> minden adat megfelel</w:t>
+      </w:r>
+      <w:r>
+        <w:t>,</w:t>
+      </w:r>
+      <w:r>
+        <w:t xml:space="preserve"> elfogad</w:t>
+      </w:r>
+      <w:r>
+        <w:t>hat</w:t>
+      </w:r>
+      <w:r>
+        <w:t>ja a bérlést. A második, ha számára mégse</w:t>
+      </w:r>
+      <w:r>
+        <w:t>m</w:t>
+      </w:r>
+      <w:r>
+        <w:t xml:space="preserve"> alkalmas a bérbeadás, egy gombnyomással visszamondhatja azt</w:t>
+      </w:r>
+      <w:r>
+        <w:t xml:space="preserve">. Végül, </w:t>
+      </w:r>
+      <w:r>
+        <w:t>küldhet</w:t>
+      </w:r>
+      <w:r>
+        <w:t xml:space="preserve"> ellenajánlatot</w:t>
+      </w:r>
+      <w:r>
+        <w:t xml:space="preserve">, </w:t>
+      </w:r>
+      <w:r>
+        <w:t>amivel</w:t>
+      </w:r>
+      <w:r>
+        <w:t xml:space="preserve"> megváltoztathatja a bérlés időpontjait, </w:t>
+      </w:r>
+      <w:r>
+        <w:t>vagy</w:t>
+      </w:r>
+      <w:r>
+        <w:t xml:space="preserve"> annak átvételi helyszínét. Módosítás esetén a bérlő értesítést kap minden információ változásról. Ha a bérlőnek nem felel meg, ő is küldhet egy ellenajánlatot, </w:t>
+      </w:r>
+      <w:r>
+        <w:t>viszont,</w:t>
+      </w:r>
+      <w:r>
+        <w:t xml:space="preserve"> ha valamelyik oldal elfogadja a</w:t>
+      </w:r>
+      <w:r>
+        <w:t xml:space="preserve"> másik</w:t>
+      </w:r>
+      <w:r>
+        <w:t xml:space="preserve"> ajánlat</w:t>
+      </w:r>
+      <w:r>
+        <w:t>át</w:t>
+      </w:r>
+      <w:r>
+        <w:t>, a bérlés elfogadottá válik</w:t>
+      </w:r>
+      <w:r>
+        <w:t>, és ekkor az ajánlat már rendes bérléssé alakul</w:t>
+      </w:r>
+      <w:r>
+        <w:t>.</w:t>
+      </w:r>
+    </w:p>
+    <w:p>
+      <w:r>
+        <w:rPr>
+          <w:noProof/>
+        </w:rPr>
+        <mc:AlternateContent>
+          <mc:Choice Requires="wps">
+            <w:drawing>
+              <wp:anchor distT="0" distB="0" distL="114300" distR="114300" simplePos="0" relativeHeight="251693056" behindDoc="0" locked="0" layoutInCell="1" allowOverlap="1" wp14:anchorId="7DFA974B" wp14:editId="2707C060">
+                <wp:simplePos x="0" y="0"/>
+                <wp:positionH relativeFrom="column">
+                  <wp:posOffset>191770</wp:posOffset>
+                </wp:positionH>
+                <wp:positionV relativeFrom="paragraph">
+                  <wp:posOffset>4856480</wp:posOffset>
+                </wp:positionV>
+                <wp:extent cx="5273040" cy="635"/>
+                <wp:effectExtent l="0" t="0" r="0" b="12065"/>
+                <wp:wrapTopAndBottom/>
+                <wp:docPr id="811073265" name="Text Box 1"/>
+                <wp:cNvGraphicFramePr/>
+                <a:graphic xmlns:a="http://schemas.openxmlformats.org/drawingml/2006/main">
+                  <a:graphicData uri="http://schemas.microsoft.com/office/word/2010/wordprocessingShape">
+                    <wps:wsp>
+                      <wps:cNvSpPr txBox="1"/>
+                      <wps:spPr>
+                        <a:xfrm>
+                          <a:off x="0" y="0"/>
+                          <a:ext cx="5273040" cy="635"/>
+                        </a:xfrm>
+                        <a:prstGeom prst="rect">
+                          <a:avLst/>
+                        </a:prstGeom>
+                        <a:solidFill>
+                          <a:prstClr val="white"/>
+                        </a:solidFill>
+                        <a:ln>
+                          <a:noFill/>
+                        </a:ln>
+                      </wps:spPr>
+                      <wps:txbx>
+                        <w:txbxContent>
+                          <w:p>
+                            <w:pPr>
+                              <w:pStyle w:val="Caption"/>
+                              <w:rPr>
+                                <w:noProof/>
+                                <w:szCs w:val="22"/>
+                              </w:rPr>
+                            </w:pPr>
+                            <w:r>
+                              <w:t xml:space="preserve">A bérlés állapotát megjelenítő felület, amelyen keresztül a következő állapotba is léphetünk (ábra </w:t>
+                            </w:r>
+                            <w:fldSimple w:instr=" SEQ ábra \* ARABIC ">
+                              <w:r>
+                                <w:rPr>
+                                  <w:noProof/>
+                                </w:rPr>
+                                <w:t>10</w:t>
+                              </w:r>
+                            </w:fldSimple>
+                            <w:r>
+                              <w:t>)</w:t>
+                            </w:r>
+                          </w:p>
+                        </w:txbxContent>
+                      </wps:txbx>
+                      <wps:bodyPr rot="0" spcFirstLastPara="0" vertOverflow="overflow" horzOverflow="overflow" vert="horz" wrap="square" lIns="0" tIns="0" rIns="0" bIns="0" numCol="1" spcCol="0" rtlCol="0" fromWordArt="0" anchor="t" anchorCtr="0" forceAA="0" compatLnSpc="1">
+                        <a:prstTxWarp prst="textNoShape">
+                          <a:avLst/>
+                        </a:prstTxWarp>
+                        <a:spAutoFit/>
+                      </wps:bodyPr>
+                    </wps:wsp>
+                  </a:graphicData>
+                </a:graphic>
+              </wp:anchor>
+            </w:drawing>
+          </mc:Choice>
+          <mc:Fallback>
+            <w:pict>
+              <v:shape w14:anchorId="7DFA974B" id="_x0000_s1035" type="#_x0000_t202" style="position:absolute;left:0;text-align:left;margin-left:15.1pt;margin-top:382.4pt;width:415.2pt;height:.05pt;z-index:251693056;visibility:visible;mso-wrap-style:square;mso-wrap-distance-left:9pt;mso-wrap-distance-top:0;mso-wrap-distance-right:9pt;mso-wrap-distance-bottom:0;mso-position-horizontal:absolute;mso-position-horizontal-relative:text;mso-position-vertical:absolute;mso-position-vertical-relative:text;v-text-anchor:top" o:gfxdata="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" stroked="f">
+                <v:textbox style="mso-fit-shape-to-text:t" inset="0,0,0,0">
+                  <w:txbxContent>
+                    <w:p>
+                      <w:pPr>
+                        <w:pStyle w:val="Caption"/>
+                        <w:rPr>
+                          <w:noProof/>
+                          <w:szCs w:val="22"/>
+                        </w:rPr>
+                      </w:pPr>
+                      <w:r>
+                        <w:t xml:space="preserve">A bérlés állapotát megjelenítő felület, amelyen keresztül a következő állapotba is léphetünk (ábra </w:t>
+                      </w:r>
+                      <w:fldSimple w:instr=" SEQ ábra \* ARABIC ">
+                        <w:r>
+                          <w:rPr>
+                            <w:noProof/>
+                          </w:rPr>
+                          <w:t>10</w:t>
+                        </w:r>
+                      </w:fldSimple>
+                      <w:r>
+                        <w:t>)</w:t>
+                      </w:r>
+                    </w:p>
+                  </w:txbxContent>
+                </v:textbox>
+                <w10:wrap type="topAndBottom"/>
+              </v:shape>
+            </w:pict>
+          </mc:Fallback>
+        </mc:AlternateContent>
+      </w:r>
+      <w:r>
+        <w:rPr>
+          <w:noProof/>
+        </w:rPr>
+        <w:drawing>
+          <wp:anchor distT="0" distB="0" distL="114300" distR="114300" simplePos="0" relativeHeight="251691008" behindDoc="0" locked="0" layoutInCell="1" allowOverlap="1" wp14:anchorId="7623063E" wp14:editId="6407107B">
+            <wp:simplePos x="0" y="0"/>
+            <wp:positionH relativeFrom="column">
+              <wp:posOffset>191770</wp:posOffset>
+            </wp:positionH>
+            <wp:positionV relativeFrom="paragraph">
+              <wp:posOffset>3340735</wp:posOffset>
+            </wp:positionV>
+            <wp:extent cx="5273040" cy="1458998"/>
+            <wp:effectExtent l="0" t="0" r="0" b="1905"/>
+            <wp:wrapTopAndBottom/>
+            <wp:docPr id="104708923" name="Picture 28" descr="A screenshot of a phone&#10;&#10;AI-generated content may be incorrect."/>
+            <wp:cNvGraphicFramePr>
+              <a:graphicFrameLocks xmlns:a="http://schemas.openxmlformats.org/drawingml/2006/main" noChangeAspect="1"/>
+            </wp:cNvGraphicFramePr>
+            <a:graphic xmlns:a="http://schemas.openxmlformats.org/drawingml/2006/main">
+              <a:graphicData uri="http://schemas.openxmlformats.org/drawingml/2006/picture">
+                <pic:pic xmlns:pic="http://schemas.openxmlformats.org/drawingml/2006/picture">
+                  <pic:nvPicPr>
+                    <pic:cNvPr id="104708923" name="Picture 28" descr="A screenshot of a phone&#10;&#10;AI-generated content may be incorrect."/>
+                    <pic:cNvPicPr/>
+                  </pic:nvPicPr>
+                  <pic:blipFill>
+                    <a:blip r:embed="rId20">
+                      <a:extLst>
+                        <a:ext uri="{28A0092B-C50C-407E-A947-70E740481C1C}">
+                          <a14:useLocalDpi xmlns:a14="http://schemas.microsoft.com/office/drawing/2010/main" val="0"/>
+                        </a:ext>
+                      </a:extLst>
+                    </a:blip>
+                    <a:stretch>
+                      <a:fillRect/>
+                    </a:stretch>
+                  </pic:blipFill>
+                  <pic:spPr>
+                    <a:xfrm>
+                      <a:off x="0" y="0"/>
+                      <a:ext cx="5273040" cy="1458998"/>
+                    </a:xfrm>
+                    <a:prstGeom prst="rect">
+                      <a:avLst/>
+                    </a:prstGeom>
+                  </pic:spPr>
+                </pic:pic>
+              </a:graphicData>
+            </a:graphic>
+            <wp14:sizeRelH relativeFrom="page">
+              <wp14:pctWidth>0</wp14:pctWidth>
+            </wp14:sizeRelH>
+            <wp14:sizeRelV relativeFrom="page">
+              <wp14:pctHeight>0</wp14:pctHeight>
+            </wp14:sizeRelV>
+          </wp:anchor>
+        </w:drawing>
+      </w:r>
+      <w:r>
+        <w:t>Ezután már csak egy lépés van hátra, megvárni a bérlés kezdeti időpontját, hogy átvehessük az általunk választott autót. Miután átvettük a járművet, és a lefoglalt időintervallum után visszavittük</w:t>
+      </w:r>
+      <w:r>
+        <w:t xml:space="preserve"> </w:t>
+      </w:r>
+      <w:r>
+        <w:t>tulajdonosához</w:t>
+      </w:r>
+      <w:r>
+        <w:t xml:space="preserve"> (mindezt a szoftverben mindkét oldalról megerősítve) </w:t>
+      </w:r>
+      <w:r>
+        <w:t xml:space="preserve"> a „csúszka” segítségével lezártnak tekinthetjük a bérlést.</w:t>
+      </w:r>
+    </w:p>
+    <w:p>
+      <w:pPr>
+        <w:pStyle w:val="Heading2"/>
+      </w:pPr>
+      <w:r>
+        <w:br w:type="page"/>
+      </w:r>
+      <w:bookmarkStart w:id="44" w:name="_Toc228059011"/>
+      <w:r>
+        <w:rPr>
+          <w:noProof/>
+        </w:rPr>
+        <w:lastRenderedPageBreak/>
+        <w:drawing>
+          <wp:anchor distT="0" distB="0" distL="114300" distR="114300" simplePos="0" relativeHeight="251694080" behindDoc="0" locked="0" layoutInCell="1" allowOverlap="1" wp14:anchorId="0A84AB04" wp14:editId="1AFF3EB1">
+            <wp:simplePos x="0" y="0"/>
+            <wp:positionH relativeFrom="column">
+              <wp:posOffset>4669790</wp:posOffset>
+            </wp:positionH>
+            <wp:positionV relativeFrom="paragraph">
+              <wp:posOffset>150</wp:posOffset>
+            </wp:positionV>
+            <wp:extent cx="843280" cy="1456690"/>
+            <wp:effectExtent l="0" t="0" r="0" b="3810"/>
+            <wp:wrapSquare wrapText="bothSides"/>
+            <wp:docPr id="384019427" name="Picture 29" descr="A blue square with white text&#10;&#10;AI-generated content may be incorrect."/>
+            <wp:cNvGraphicFramePr>
+              <a:graphicFrameLocks xmlns:a="http://schemas.openxmlformats.org/drawingml/2006/main" noChangeAspect="1"/>
+            </wp:cNvGraphicFramePr>
+            <a:graphic xmlns:a="http://schemas.openxmlformats.org/drawingml/2006/main">
+              <a:graphicData uri="http://schemas.openxmlformats.org/drawingml/2006/picture">
+                <pic:pic xmlns:pic="http://schemas.openxmlformats.org/drawingml/2006/picture">
+                  <pic:nvPicPr>
+                    <pic:cNvPr id="384019427" name="Picture 29" descr="A blue square with white text&#10;&#10;AI-generated content may be incorrect."/>
+                    <pic:cNvPicPr/>
+                  </pic:nvPicPr>
+                  <pic:blipFill>
+                    <a:blip r:embed="rId21">
+                      <a:extLst>
+                        <a:ext uri="{28A0092B-C50C-407E-A947-70E740481C1C}">
+                          <a14:useLocalDpi xmlns:a14="http://schemas.microsoft.com/office/drawing/2010/main" val="0"/>
+                        </a:ext>
+                      </a:extLst>
+                    </a:blip>
+                    <a:stretch>
+                      <a:fillRect/>
+                    </a:stretch>
+                  </pic:blipFill>
+                  <pic:spPr>
+                    <a:xfrm>
+                      <a:off x="0" y="0"/>
+                      <a:ext cx="843280" cy="1456690"/>
+                    </a:xfrm>
+                    <a:prstGeom prst="rect">
+                      <a:avLst/>
+                    </a:prstGeom>
+                  </pic:spPr>
+                </pic:pic>
+              </a:graphicData>
+            </a:graphic>
+            <wp14:sizeRelH relativeFrom="page">
+              <wp14:pctWidth>0</wp14:pctWidth>
+            </wp14:sizeRelH>
+            <wp14:sizeRelV relativeFrom="page">
+              <wp14:pctHeight>0</wp14:pctHeight>
+            </wp14:sizeRelV>
+          </wp:anchor>
+        </w:drawing>
+      </w:r>
+      <w:r>
+        <w:t>Profil</w:t>
+      </w:r>
+      <w:bookmarkEnd w:id="44"/>
+    </w:p>
+    <w:p>
+      <w:r>
+        <w:t>A profil lenyitásakor láthatjuk, hogy több opció közül választhatunk, kizárólag csak akkor, ha be vagyunk jelentkezve. Amennyiben nem vagyunk bejelentkezve úgy a Regisztráció és Bejelentkezés lehetősége áll fent.</w:t>
+      </w:r>
+    </w:p>
+    <w:p>
+      <w:pPr>
+        <w:pStyle w:val="Heading2"/>
+      </w:pPr>
+      <w:bookmarkStart w:id="45" w:name="_Toc228059012"/>
+      <w:r>
+        <w:rPr>
+          <w:noProof/>
+        </w:rPr>
+        <mc:AlternateContent>
+          <mc:Choice Requires="wps">
+            <w:drawing>
+              <wp:anchor distT="0" distB="0" distL="114300" distR="114300" simplePos="0" relativeHeight="251696128" behindDoc="0" locked="0" layoutInCell="1" allowOverlap="1" wp14:anchorId="3F3179E8" wp14:editId="78623810">
+                <wp:simplePos x="0" y="0"/>
+                <wp:positionH relativeFrom="column">
+                  <wp:posOffset>4668520</wp:posOffset>
+                </wp:positionH>
+                <wp:positionV relativeFrom="paragraph">
+                  <wp:posOffset>46355</wp:posOffset>
+                </wp:positionV>
+                <wp:extent cx="843280" cy="301625"/>
+                <wp:effectExtent l="0" t="0" r="0" b="3175"/>
+                <wp:wrapSquare wrapText="bothSides"/>
+                <wp:docPr id="846660776" name="Text Box 1"/>
+                <wp:cNvGraphicFramePr/>
+                <a:graphic xmlns:a="http://schemas.openxmlformats.org/drawingml/2006/main">
+                  <a:graphicData uri="http://schemas.microsoft.com/office/word/2010/wordprocessingShape">
+                    <wps:wsp>
+                      <wps:cNvSpPr txBox="1"/>
+                      <wps:spPr>
+                        <a:xfrm>
+                          <a:off x="0" y="0"/>
+                          <a:ext cx="843280" cy="301625"/>
+                        </a:xfrm>
+                        <a:prstGeom prst="rect">
+                          <a:avLst/>
+                        </a:prstGeom>
+                        <a:solidFill>
+                          <a:prstClr val="white"/>
+                        </a:solidFill>
+                        <a:ln>
+                          <a:noFill/>
+                        </a:ln>
+                      </wps:spPr>
+                      <wps:txbx>
+                        <w:txbxContent>
+                          <w:p>
+                            <w:pPr>
+                              <w:pStyle w:val="Caption"/>
+                            </w:pPr>
+                            <w:r>
+                              <w:t xml:space="preserve">A profil menü </w:t>
+                            </w:r>
+                            <w:r>
+                              <w:br/>
+                            </w:r>
+                            <w:r>
+                              <w:t xml:space="preserve">(ábra </w:t>
+                            </w:r>
+                            <w:fldSimple w:instr=" SEQ ábra \* ARABIC ">
+                              <w:r>
+                                <w:rPr>
+                                  <w:noProof/>
+                                </w:rPr>
+                                <w:t>11</w:t>
                               </w:r>
                             </w:fldSimple>
                             <w:r>
@@ -20274,36 +23127,28 @@
           </mc:Choice>
           <mc:Fallback>
             <w:pict>
-              <v:shapetype w14:anchorId="3BF47D0F" id="_x0000_t202" coordsize="21600,21600" o:spt="202" path="m,l,21600r21600,l21600,xe">
-                <v:stroke joinstyle="miter"/>
-                <v:path gradientshapeok="t" o:connecttype="rect"/>
-              </v:shapetype>
-              <v:shape id="Text Box 1" o:spid="_x0000_s1026" type="#_x0000_t202" style="position:absolute;left:0;text-align:left;margin-left:225.05pt;margin-top:21pt;width:216.35pt;height:15.15pt;z-index:251663360;visibility:visible;mso-wrap-style:square;mso-width-percent:0;mso-height-percent:0;mso-wrap-distance-left:9pt;mso-wrap-distance-top:0;mso-wrap-distance-right:9pt;mso-wrap-distance-bottom:0;mso-position-horizontal:absolute;mso-position-horizontal-relative:text;mso-position-vertical:absolute;mso-position-vertical-relative:text;mso-width-percent:0;mso-height-percent:0;mso-width-relative:margin;mso-height-relative:margin;v-text-anchor:top" o:gfxdata="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" filled="f" stroked="f">
+              <v:shape w14:anchorId="3F3179E8" id="_x0000_s1036" type="#_x0000_t202" style="position:absolute;margin-left:367.6pt;margin-top:3.65pt;width:66.4pt;height:23.75pt;z-index:251696128;visibility:visible;mso-wrap-style:square;mso-width-percent:0;mso-height-percent:0;mso-wrap-distance-left:9pt;mso-wrap-distance-top:0;mso-wrap-distance-right:9pt;mso-wrap-distance-bottom:0;mso-position-horizontal:absolute;mso-position-horizontal-relative:text;mso-position-vertical:absolute;mso-position-vertical-relative:text;mso-width-percent:0;mso-height-percent:0;mso-width-relative:margin;mso-height-relative:margin;v-text-anchor:top" o:gfxdata="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" stroked="f">
                 <v:textbox inset="0,0,0,0">
                   <w:txbxContent>
                     <w:p>
                       <w:pPr>
                         <w:pStyle w:val="Caption"/>
-                        <w:rPr>
-                          <w:b/>
-                          <w:noProof/>
-                          <w:color w:val="auto"/>
-                          <w:sz w:val="28"/>
-                          <w:szCs w:val="26"/>
-                        </w:rPr>
                       </w:pPr>
                       <w:r>
-                        <w:t>Sikeres tesztesetek (</w:t>
+                        <w:t xml:space="preserve">A profil menü </w:t>
                       </w:r>
                       <w:r>
-                        <w:t xml:space="preserve">ábra </w:t>
+                        <w:br/>
+                      </w:r>
+                      <w:r>
+                        <w:t xml:space="preserve">(ábra </w:t>
                       </w:r>
                       <w:fldSimple w:instr=" SEQ ábra \* ARABIC ">
                         <w:r>
                           <w:rPr>
                             <w:noProof/>
                           </w:rPr>
-                          <w:t>1</w:t>
+                          <w:t>11</w:t>
                         </w:r>
                       </w:fldSimple>
                       <w:r>
@@ -20319,266 +23164,38 @@
         </mc:AlternateContent>
       </w:r>
       <w:r>
-        <w:rPr>
-          <w:b/>
-          <w:bCs/>
-        </w:rPr>
-        <w:t>UserControllerTests:</w:t>
-      </w:r>
-      <w:r>
-        <w:t xml:space="preserve"> A UserController metódusait teszteli</w:t>
-      </w:r>
-      <w:r>
-        <w:t>, a felhasználói adatok lekérését, módosítását, az értesítések lekérését és törlését</w:t>
-      </w:r>
-      <w:r>
-        <w:t>, figyeli a</w:t>
-      </w:r>
-      <w:r>
-        <w:t xml:space="preserve"> bejelentkezett felhasználó alapján a</w:t>
-      </w:r>
-      <w:r>
-        <w:t xml:space="preserve"> válaszszűrést is.</w:t>
-      </w:r>
-    </w:p>
-    <w:p>
-      <w:pPr>
-        <w:pStyle w:val="ListParagraph"/>
-        <w:numPr>
-          <w:ilvl w:val="0"/>
-          <w:numId w:val="30"/>
-        </w:numPr>
-      </w:pPr>
-      <w:r>
-        <w:rPr>
-          <w:b/>
-          <w:bCs/>
-        </w:rPr>
-        <w:t xml:space="preserve">VehicleControllerTests: </w:t>
-      </w:r>
-      <w:r>
-        <w:t>A VehicleController metódusait teszteli</w:t>
-      </w:r>
-      <w:r>
-        <w:t>, a járművek adatainak, elérhetőségeinek, képeinek feltöltését, lekérését, módosítását és törlését teszteli, figyeli a bejelentkezett felhasználó alapján a válaszszűrést is.</w:t>
-      </w:r>
-    </w:p>
-    <w:p>
-      <w:pPr>
-        <w:pStyle w:val="ListParagraph"/>
-        <w:numPr>
-          <w:ilvl w:val="0"/>
-          <w:numId w:val="30"/>
-        </w:numPr>
-      </w:pPr>
-      <w:r>
-        <w:rPr>
-          <w:b/>
-          <w:bCs/>
-        </w:rPr>
-        <w:t xml:space="preserve">RentalControllerTests: </w:t>
-      </w:r>
-      <w:r>
-        <w:t xml:space="preserve">A RentalContoller metódusait teszteli, </w:t>
-      </w:r>
-      <w:r>
-        <w:t>ezáltal pedig</w:t>
-      </w:r>
-      <w:r>
-        <w:t xml:space="preserve"> az állapotkezelő rendszert.</w:t>
-      </w:r>
-    </w:p>
-    <w:p>
-      <w:pPr>
-        <w:spacing w:after="160" w:line="259" w:lineRule="auto"/>
-        <w:jc w:val="left"/>
-        <w:rPr>
-          <w:b/>
-          <w:bCs/>
-        </w:rPr>
-      </w:pPr>
-      <w:r>
-        <w:rPr>
-          <w:b/>
-          <w:bCs/>
-        </w:rPr>
-        <w:br w:type="page"/>
-      </w:r>
-    </w:p>
-    <w:p>
-      <w:pPr>
-        <w:pStyle w:val="Heading2"/>
-      </w:pPr>
-      <w:bookmarkStart w:id="45" w:name="_Toc227709815"/>
-      <w:r>
-        <w:lastRenderedPageBreak/>
-        <w:t>Stressztesztelés</w:t>
+        <w:t>Beállítások</w:t>
       </w:r>
       <w:bookmarkEnd w:id="45"/>
     </w:p>
     <w:p>
       <w:r>
-        <w:t xml:space="preserve">Az egységtesztek mellett teszteltük az API válaszidejét stresszteszteléssel. Ehhez a </w:t>
-      </w:r>
-      <w:r>
-        <w:rPr>
-          <w:b/>
-          <w:bCs/>
-        </w:rPr>
-        <w:t>Locust</w:t>
-      </w:r>
-      <w:r>
-        <w:t xml:space="preserve"> nevű </w:t>
-      </w:r>
-      <w:r>
-        <w:t>Python</w:t>
-      </w:r>
-      <w:r>
-        <w:t xml:space="preserve"> csomagot használtuk, amit a </w:t>
-      </w:r>
-      <w:r>
-        <w:rPr>
-          <w:lang w:val="en-US"/>
-        </w:rPr>
-        <w:t>P</w:t>
-      </w:r>
-      <w:r>
-        <w:rPr>
-          <w:lang w:val="en-US"/>
-        </w:rPr>
-        <w:t xml:space="preserve">ython </w:t>
-      </w:r>
-      <w:proofErr w:type="spellStart"/>
-      <w:r>
-        <w:rPr>
-          <w:lang w:val="en-US"/>
-        </w:rPr>
-        <w:t>csomagkezel</w:t>
-      </w:r>
-      <w:r>
-        <w:t>őjéve</w:t>
-      </w:r>
-      <w:r>
-        <w:t>l</w:t>
-      </w:r>
-      <w:proofErr w:type="spellEnd"/>
-      <w:r>
-        <w:t xml:space="preserve"> lehet telepíteni, a pip-pel</w:t>
-      </w:r>
-      <w:r>
-        <w:t xml:space="preserve">: </w:t>
-      </w:r>
-      <w:r>
-        <w:rPr>
-          <w:i/>
-          <w:iCs/>
-          <w:u w:val="single"/>
-        </w:rPr>
-        <w:t>pip install locust</w:t>
-      </w:r>
-      <w:r>
-        <w:t>.</w:t>
-      </w:r>
-    </w:p>
-    <w:p>
-      <w:r>
-        <w:t xml:space="preserve">A stresszteszt elindításához először el kell indítanunk a backend-et </w:t>
-      </w:r>
-      <w:r>
-        <w:rPr>
-          <w:b/>
-          <w:bCs/>
-        </w:rPr>
-        <w:t>http</w:t>
-      </w:r>
-      <w:r>
-        <w:t xml:space="preserve"> módban</w:t>
-      </w:r>
-      <w:r>
-        <w:t xml:space="preserve">, másképp, mivel a locust nem ismeri fel a backend SSL </w:t>
-      </w:r>
-      <w:r>
-        <w:t>tanúsítványát</w:t>
-      </w:r>
-      <w:r>
-        <w:t>, minden mért adat hibás lesz</w:t>
-      </w:r>
-      <w:r>
-        <w:t>.</w:t>
-      </w:r>
-      <w:r>
-        <w:t xml:space="preserve"> Emellett még fontos, hogy a backend-et debugging nélkül indítsuk, másképpen az jelentősen visszafogja a válaszidőket.</w:t>
-      </w:r>
-    </w:p>
-    <w:p>
-      <w:r>
-        <w:t>Miután a backend fut,</w:t>
-      </w:r>
-      <w:r>
-        <w:t xml:space="preserve"> lépjünk be a </w:t>
-      </w:r>
-      <w:r>
-        <w:rPr>
-          <w:b/>
-          <w:bCs/>
-          <w:i/>
-          <w:iCs/>
-        </w:rPr>
-        <w:t>loadtest/</w:t>
-      </w:r>
-      <w:r>
-        <w:t xml:space="preserve"> mappába és adjuk ki a </w:t>
-      </w:r>
-      <w:r>
-        <w:rPr>
-          <w:i/>
-          <w:iCs/>
-          <w:u w:val="single"/>
-        </w:rPr>
-        <w:t>locust</w:t>
-      </w:r>
-      <w:r>
-        <w:t xml:space="preserve"> parancsot, majd nyissuk meg a böngészőnkben a program által megadott oldalt, és kezdjük meg a </w:t>
-      </w:r>
-      <w:r>
-        <w:t>tesztet</w:t>
-      </w:r>
-      <w:r>
-        <w:t>.</w:t>
-      </w:r>
-    </w:p>
-    <w:p>
-      <w:r>
-        <w:t>Természetesen a stresszteszt korlátozva van abból a szempontból, hogy a backend</w:t>
-      </w:r>
-      <w:r>
-        <w:t xml:space="preserve"> lehet</w:t>
-      </w:r>
-      <w:r>
-        <w:t xml:space="preserve"> képes lenne</w:t>
-      </w:r>
-      <w:r>
-        <w:t xml:space="preserve"> párhuzamosan</w:t>
-      </w:r>
-      <w:r>
-        <w:t xml:space="preserve"> több kérést is kezelni, </w:t>
-      </w:r>
-      <w:r>
-        <w:t>viszont az adatbázis nem</w:t>
-      </w:r>
-      <w:r>
-        <w:t xml:space="preserve"> biztos</w:t>
-      </w:r>
-      <w:r>
-        <w:t>.</w:t>
-      </w:r>
-    </w:p>
-    <w:p>
-      <w:r>
-        <w:t>Fontos kiemelni emellett, hogy itt nem mockolt adatbázisról van szó, hanem a valódi adatbázissal való összekötés mellett mérjük az eredményeket. (Csak lekérünk adatokat, módosítani nem módosítunk semmit.)</w:t>
-      </w:r>
-    </w:p>
-    <w:p>
+        <w:t xml:space="preserve">A „Fiókbeállítások” oldalon a felhasználó a regisztráció során megadott adatait tudja </w:t>
+      </w:r>
+      <w:r>
+        <w:t xml:space="preserve">egyszerűen </w:t>
+      </w:r>
+      <w:r>
+        <w:t>módosítani. Új jelszó beállítása is lehetséges, amit a régi jelszó megadásával lehet csak lecserélni. Ezen kívül a felhasználó profilképet is tud beállítani, valamint törölni, illetve</w:t>
+      </w:r>
+      <w:r>
+        <w:t xml:space="preserve"> képes</w:t>
+      </w:r>
+      <w:r>
+        <w:t xml:space="preserve"> egyenleg</w:t>
+      </w:r>
+      <w:r>
+        <w:t>é</w:t>
+      </w:r>
+      <w:r>
+        <w:t>t feltölteni, ami elengedhetetlen a bérléshez.</w:t>
+      </w:r>
+    </w:p>
+    <w:p>
+      <w:pPr>
+        <w:spacing w:after="160" w:line="276" w:lineRule="auto"/>
+        <w:ind w:right="-46"/>
+      </w:pPr>
       <w:r>
         <w:rPr>
           <w:noProof/>
@@ -20586,18 +23203,18 @@
         <mc:AlternateContent>
           <mc:Choice Requires="wps">
             <w:drawing>
-              <wp:anchor distT="0" distB="0" distL="114300" distR="114300" simplePos="0" relativeHeight="251666432" behindDoc="0" locked="0" layoutInCell="1" allowOverlap="1" wp14:anchorId="0A1D6E22" wp14:editId="34A21AD3">
+              <wp:anchor distT="0" distB="0" distL="114300" distR="114300" simplePos="0" relativeHeight="251699200" behindDoc="0" locked="0" layoutInCell="1" allowOverlap="1" wp14:anchorId="7C71A79D" wp14:editId="69F696E5">
                 <wp:simplePos x="0" y="0"/>
                 <wp:positionH relativeFrom="column">
-                  <wp:posOffset>3810</wp:posOffset>
+                  <wp:posOffset>-3810</wp:posOffset>
                 </wp:positionH>
                 <wp:positionV relativeFrom="paragraph">
-                  <wp:posOffset>4281170</wp:posOffset>
+                  <wp:posOffset>4328160</wp:posOffset>
                 </wp:positionV>
                 <wp:extent cx="5579110" cy="635"/>
                 <wp:effectExtent l="0" t="0" r="0" b="12065"/>
-                <wp:wrapSquare wrapText="bothSides"/>
-                <wp:docPr id="253967059" name="Text Box 1"/>
+                <wp:wrapTopAndBottom/>
+                <wp:docPr id="1916536751" name="Text Box 1"/>
                 <wp:cNvGraphicFramePr/>
                 <a:graphic xmlns:a="http://schemas.openxmlformats.org/drawingml/2006/main">
                   <a:graphicData uri="http://schemas.microsoft.com/office/word/2010/wordprocessingShape">
@@ -20629,14 +23246,14 @@
                               </w:rPr>
                             </w:pPr>
                             <w:r>
-                              <w:t xml:space="preserve">Stresszteszt (ábra </w:t>
+                              <w:t xml:space="preserve">Fiókbeállítások (ábra </w:t>
                             </w:r>
                             <w:fldSimple w:instr=" SEQ ábra \* ARABIC ">
                               <w:r>
                                 <w:rPr>
                                   <w:noProof/>
                                 </w:rPr>
-                                <w:t>2</w:t>
+                                <w:t>12</w:t>
                               </w:r>
                             </w:fldSimple>
                             <w:r>
@@ -20659,7 +23276,7 @@
           </mc:Choice>
           <mc:Fallback>
             <w:pict>
-              <v:shape w14:anchorId="0A1D6E22" id="_x0000_s1027" type="#_x0000_t202" style="position:absolute;left:0;text-align:left;margin-left:.3pt;margin-top:337.1pt;width:439.3pt;height:.05pt;z-index:251666432;visibility:visible;mso-wrap-style:square;mso-wrap-distance-left:9pt;mso-wrap-distance-top:0;mso-wrap-distance-right:9pt;mso-wrap-distance-bottom:0;mso-position-horizontal:absolute;mso-position-horizontal-relative:text;mso-position-vertical:absolute;mso-position-vertical-relative:text;v-text-anchor:top" o:gfxdata="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" stroked="f">
+              <v:shape w14:anchorId="7C71A79D" id="_x0000_s1037" type="#_x0000_t202" style="position:absolute;left:0;text-align:left;margin-left:-.3pt;margin-top:340.8pt;width:439.3pt;height:.05pt;z-index:251699200;visibility:visible;mso-wrap-style:square;mso-wrap-distance-left:9pt;mso-wrap-distance-top:0;mso-wrap-distance-right:9pt;mso-wrap-distance-bottom:0;mso-position-horizontal:absolute;mso-position-horizontal-relative:text;mso-position-vertical:absolute;mso-position-vertical-relative:text;v-text-anchor:top" o:gfxdata="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" stroked="f">
                 <v:textbox style="mso-fit-shape-to-text:t" inset="0,0,0,0">
                   <w:txbxContent>
                     <w:p>
@@ -20671,14 +23288,14 @@
                         </w:rPr>
                       </w:pPr>
                       <w:r>
-                        <w:t xml:space="preserve">Stresszteszt (ábra </w:t>
+                        <w:t xml:space="preserve">Fiókbeállítások (ábra </w:t>
                       </w:r>
                       <w:fldSimple w:instr=" SEQ ábra \* ARABIC ">
                         <w:r>
                           <w:rPr>
                             <w:noProof/>
                           </w:rPr>
-                          <w:t>2</w:t>
+                          <w:t>12</w:t>
                         </w:r>
                       </w:fldSimple>
                       <w:r>
@@ -20687,7 +23304,7 @@
                     </w:p>
                   </w:txbxContent>
                 </v:textbox>
-                <w10:wrap type="square"/>
+                <w10:wrap type="topAndBottom"/>
               </v:shape>
             </w:pict>
           </mc:Fallback>
@@ -20698,18 +23315,18 @@
           <w:noProof/>
         </w:rPr>
         <w:drawing>
-          <wp:anchor distT="0" distB="0" distL="114300" distR="114300" simplePos="0" relativeHeight="251664384" behindDoc="0" locked="0" layoutInCell="1" allowOverlap="1" wp14:anchorId="74A491E3" wp14:editId="1AEF4AE4">
+          <wp:anchor distT="0" distB="0" distL="114300" distR="114300" simplePos="0" relativeHeight="251697152" behindDoc="0" locked="0" layoutInCell="1" allowOverlap="1" wp14:anchorId="07B6BA25" wp14:editId="576F006A">
             <wp:simplePos x="0" y="0"/>
             <wp:positionH relativeFrom="column">
-              <wp:posOffset>3810</wp:posOffset>
+              <wp:posOffset>-3810</wp:posOffset>
             </wp:positionH>
             <wp:positionV relativeFrom="paragraph">
-              <wp:posOffset>552704</wp:posOffset>
+              <wp:posOffset>0</wp:posOffset>
             </wp:positionV>
-            <wp:extent cx="5579110" cy="3671570"/>
+            <wp:extent cx="5579110" cy="4271010"/>
             <wp:effectExtent l="0" t="0" r="0" b="0"/>
-            <wp:wrapSquare wrapText="bothSides"/>
-            <wp:docPr id="1110109032" name="Picture 3" descr="A screenshot of a computer&#10;&#10;AI-generated content may be incorrect."/>
+            <wp:wrapTopAndBottom/>
+            <wp:docPr id="1420980383" name="Picture 30" descr="A screenshot of a computer&#10;&#10;AI-generated content may be incorrect."/>
             <wp:cNvGraphicFramePr>
               <a:graphicFrameLocks xmlns:a="http://schemas.openxmlformats.org/drawingml/2006/main" noChangeAspect="1"/>
             </wp:cNvGraphicFramePr>
@@ -20717,11 +23334,11 @@
               <a:graphicData uri="http://schemas.openxmlformats.org/drawingml/2006/picture">
                 <pic:pic xmlns:pic="http://schemas.openxmlformats.org/drawingml/2006/picture">
                   <pic:nvPicPr>
-                    <pic:cNvPr id="1110109032" name="Picture 3" descr="A screenshot of a computer&#10;&#10;AI-generated content may be incorrect."/>
+                    <pic:cNvPr id="1420980383" name="Picture 30" descr="A screenshot of a computer&#10;&#10;AI-generated content may be incorrect."/>
                     <pic:cNvPicPr/>
                   </pic:nvPicPr>
                   <pic:blipFill>
-                    <a:blip r:embed="rId12" cstate="print">
+                    <a:blip r:embed="rId22">
                       <a:extLst>
                         <a:ext uri="{28A0092B-C50C-407E-A947-70E740481C1C}">
                           <a14:useLocalDpi xmlns:a14="http://schemas.microsoft.com/office/drawing/2010/main" val="0"/>
@@ -20735,7 +23352,7 @@
                   <pic:spPr>
                     <a:xfrm>
                       <a:off x="0" y="0"/>
-                      <a:ext cx="5579110" cy="3671570"/>
+                      <a:ext cx="5579110" cy="4271010"/>
                     </a:xfrm>
                     <a:prstGeom prst="rect">
                       <a:avLst/>
@@ -20753,6 +23370,2070 @@
           </wp:anchor>
         </w:drawing>
       </w:r>
+    </w:p>
+    <w:p>
+      <w:pPr>
+        <w:spacing w:after="160" w:line="259" w:lineRule="auto"/>
+        <w:jc w:val="left"/>
+        <w:rPr>
+          <w:rFonts w:eastAsiaTheme="majorEastAsia" w:cstheme="majorBidi"/>
+          <w:b/>
+          <w:sz w:val="28"/>
+          <w:szCs w:val="26"/>
+        </w:rPr>
+      </w:pPr>
+      <w:r>
+        <w:br w:type="page"/>
+      </w:r>
+    </w:p>
+    <w:p>
+      <w:pPr>
+        <w:pStyle w:val="Heading2"/>
+      </w:pPr>
+      <w:bookmarkStart w:id="46" w:name="_Toc228059013"/>
+      <w:r>
+        <w:lastRenderedPageBreak/>
+        <w:t>Bérléseim</w:t>
+      </w:r>
+      <w:bookmarkEnd w:id="46"/>
+    </w:p>
+    <w:p>
+      <w:r>
+        <w:t xml:space="preserve">Itt </w:t>
+      </w:r>
+      <w:r>
+        <w:t>láthatjuk</w:t>
+      </w:r>
+      <w:r>
+        <w:t xml:space="preserve"> az </w:t>
+      </w:r>
+      <w:r>
+        <w:t>összes általunk</w:t>
+      </w:r>
+      <w:r>
+        <w:t xml:space="preserve"> indított bérléseket</w:t>
+      </w:r>
+      <w:r>
+        <w:t>, ketté szedve archív és aktív részekre</w:t>
+      </w:r>
+      <w:r>
+        <w:t>,</w:t>
+      </w:r>
+      <w:r>
+        <w:t xml:space="preserve"> </w:t>
+      </w:r>
+      <w:r>
+        <w:t>a</w:t>
+      </w:r>
+      <w:r>
+        <w:t>melyekre kattintva</w:t>
+      </w:r>
+      <w:r>
+        <w:t xml:space="preserve"> áttudunk lépni a</w:t>
+      </w:r>
+      <w:r>
+        <w:t>z</w:t>
+      </w:r>
+      <w:r>
+        <w:t xml:space="preserve"> </w:t>
+      </w:r>
+      <w:r>
+        <w:t xml:space="preserve">ahhoz a bérléshez tartozó </w:t>
+      </w:r>
+      <w:r>
+        <w:t>bérlési felületre</w:t>
+      </w:r>
+      <w:r>
+        <w:t>.</w:t>
+      </w:r>
+    </w:p>
+    <w:p>
+      <w:pPr>
+        <w:pStyle w:val="Heading2"/>
+      </w:pPr>
+      <w:bookmarkStart w:id="47" w:name="_Toc228059014"/>
+      <w:r>
+        <w:t>Járműveim</w:t>
+      </w:r>
+      <w:bookmarkEnd w:id="47"/>
+    </w:p>
+    <w:p>
+      <w:r>
+        <w:rPr>
+          <w:noProof/>
+        </w:rPr>
+        <mc:AlternateContent>
+          <mc:Choice Requires="wps">
+            <w:drawing>
+              <wp:anchor distT="0" distB="0" distL="114300" distR="114300" simplePos="0" relativeHeight="251702272" behindDoc="0" locked="0" layoutInCell="1" allowOverlap="1" wp14:anchorId="603B739C" wp14:editId="740F2079">
+                <wp:simplePos x="0" y="0"/>
+                <wp:positionH relativeFrom="column">
+                  <wp:posOffset>615315</wp:posOffset>
+                </wp:positionH>
+                <wp:positionV relativeFrom="paragraph">
+                  <wp:posOffset>2582545</wp:posOffset>
+                </wp:positionV>
+                <wp:extent cx="4393565" cy="635"/>
+                <wp:effectExtent l="0" t="0" r="635" b="12065"/>
+                <wp:wrapTopAndBottom/>
+                <wp:docPr id="1717383191" name="Text Box 1"/>
+                <wp:cNvGraphicFramePr/>
+                <a:graphic xmlns:a="http://schemas.openxmlformats.org/drawingml/2006/main">
+                  <a:graphicData uri="http://schemas.microsoft.com/office/word/2010/wordprocessingShape">
+                    <wps:wsp>
+                      <wps:cNvSpPr txBox="1"/>
+                      <wps:spPr>
+                        <a:xfrm>
+                          <a:off x="0" y="0"/>
+                          <a:ext cx="4393565" cy="635"/>
+                        </a:xfrm>
+                        <a:prstGeom prst="rect">
+                          <a:avLst/>
+                        </a:prstGeom>
+                        <a:solidFill>
+                          <a:prstClr val="white"/>
+                        </a:solidFill>
+                        <a:ln>
+                          <a:noFill/>
+                        </a:ln>
+                      </wps:spPr>
+                      <wps:txbx>
+                        <w:txbxContent>
+                          <w:p>
+                            <w:pPr>
+                              <w:pStyle w:val="Caption"/>
+                              <w:rPr>
+                                <w:noProof/>
+                                <w:szCs w:val="22"/>
+                              </w:rPr>
+                            </w:pPr>
+                            <w:r>
+                              <w:t xml:space="preserve">Járműveim felület és jármű hozzáadása gomb (ábra </w:t>
+                            </w:r>
+                            <w:fldSimple w:instr=" SEQ ábra \* ARABIC ">
+                              <w:r>
+                                <w:rPr>
+                                  <w:noProof/>
+                                </w:rPr>
+                                <w:t>13</w:t>
+                              </w:r>
+                            </w:fldSimple>
+                            <w:r>
+                              <w:t>)</w:t>
+                            </w:r>
+                          </w:p>
+                        </w:txbxContent>
+                      </wps:txbx>
+                      <wps:bodyPr rot="0" spcFirstLastPara="0" vertOverflow="overflow" horzOverflow="overflow" vert="horz" wrap="square" lIns="0" tIns="0" rIns="0" bIns="0" numCol="1" spcCol="0" rtlCol="0" fromWordArt="0" anchor="t" anchorCtr="0" forceAA="0" compatLnSpc="1">
+                        <a:prstTxWarp prst="textNoShape">
+                          <a:avLst/>
+                        </a:prstTxWarp>
+                        <a:spAutoFit/>
+                      </wps:bodyPr>
+                    </wps:wsp>
+                  </a:graphicData>
+                </a:graphic>
+              </wp:anchor>
+            </w:drawing>
+          </mc:Choice>
+          <mc:Fallback>
+            <w:pict>
+              <v:shape w14:anchorId="603B739C" id="_x0000_s1038" type="#_x0000_t202" style="position:absolute;left:0;text-align:left;margin-left:48.45pt;margin-top:203.35pt;width:345.95pt;height:.05pt;z-index:251702272;visibility:visible;mso-wrap-style:square;mso-wrap-distance-left:9pt;mso-wrap-distance-top:0;mso-wrap-distance-right:9pt;mso-wrap-distance-bottom:0;mso-position-horizontal:absolute;mso-position-horizontal-relative:text;mso-position-vertical:absolute;mso-position-vertical-relative:text;v-text-anchor:top" o:gfxdata="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" stroked="f">
+                <v:textbox style="mso-fit-shape-to-text:t" inset="0,0,0,0">
+                  <w:txbxContent>
+                    <w:p>
+                      <w:pPr>
+                        <w:pStyle w:val="Caption"/>
+                        <w:rPr>
+                          <w:noProof/>
+                          <w:szCs w:val="22"/>
+                        </w:rPr>
+                      </w:pPr>
+                      <w:r>
+                        <w:t xml:space="preserve">Járműveim felület és jármű hozzáadása gomb (ábra </w:t>
+                      </w:r>
+                      <w:fldSimple w:instr=" SEQ ábra \* ARABIC ">
+                        <w:r>
+                          <w:rPr>
+                            <w:noProof/>
+                          </w:rPr>
+                          <w:t>13</w:t>
+                        </w:r>
+                      </w:fldSimple>
+                      <w:r>
+                        <w:t>)</w:t>
+                      </w:r>
+                    </w:p>
+                  </w:txbxContent>
+                </v:textbox>
+                <w10:wrap type="topAndBottom"/>
+              </v:shape>
+            </w:pict>
+          </mc:Fallback>
+        </mc:AlternateContent>
+      </w:r>
+      <w:r>
+        <w:rPr>
+          <w:noProof/>
+        </w:rPr>
+        <w:drawing>
+          <wp:anchor distT="0" distB="0" distL="114300" distR="114300" simplePos="0" relativeHeight="251700224" behindDoc="0" locked="0" layoutInCell="1" allowOverlap="1" wp14:anchorId="0DFD8EC2" wp14:editId="77D6175F">
+            <wp:simplePos x="0" y="0"/>
+            <wp:positionH relativeFrom="column">
+              <wp:posOffset>615315</wp:posOffset>
+            </wp:positionH>
+            <wp:positionV relativeFrom="paragraph">
+              <wp:posOffset>523875</wp:posOffset>
+            </wp:positionV>
+            <wp:extent cx="4393565" cy="2001520"/>
+            <wp:effectExtent l="0" t="0" r="635" b="5080"/>
+            <wp:wrapTopAndBottom/>
+            <wp:docPr id="1762119844" name="Picture 31" descr="A screenshot of a car&#10;&#10;AI-generated content may be incorrect."/>
+            <wp:cNvGraphicFramePr>
+              <a:graphicFrameLocks xmlns:a="http://schemas.openxmlformats.org/drawingml/2006/main" noChangeAspect="1"/>
+            </wp:cNvGraphicFramePr>
+            <a:graphic xmlns:a="http://schemas.openxmlformats.org/drawingml/2006/main">
+              <a:graphicData uri="http://schemas.openxmlformats.org/drawingml/2006/picture">
+                <pic:pic xmlns:pic="http://schemas.openxmlformats.org/drawingml/2006/picture">
+                  <pic:nvPicPr>
+                    <pic:cNvPr id="1762119844" name="Picture 31" descr="A screenshot of a car&#10;&#10;AI-generated content may be incorrect."/>
+                    <pic:cNvPicPr/>
+                  </pic:nvPicPr>
+                  <pic:blipFill>
+                    <a:blip r:embed="rId23">
+                      <a:extLst>
+                        <a:ext uri="{28A0092B-C50C-407E-A947-70E740481C1C}">
+                          <a14:useLocalDpi xmlns:a14="http://schemas.microsoft.com/office/drawing/2010/main" val="0"/>
+                        </a:ext>
+                      </a:extLst>
+                    </a:blip>
+                    <a:stretch>
+                      <a:fillRect/>
+                    </a:stretch>
+                  </pic:blipFill>
+                  <pic:spPr>
+                    <a:xfrm>
+                      <a:off x="0" y="0"/>
+                      <a:ext cx="4393565" cy="2001520"/>
+                    </a:xfrm>
+                    <a:prstGeom prst="rect">
+                      <a:avLst/>
+                    </a:prstGeom>
+                  </pic:spPr>
+                </pic:pic>
+              </a:graphicData>
+            </a:graphic>
+            <wp14:sizeRelH relativeFrom="page">
+              <wp14:pctWidth>0</wp14:pctWidth>
+            </wp14:sizeRelH>
+            <wp14:sizeRelV relativeFrom="page">
+              <wp14:pctHeight>0</wp14:pctHeight>
+            </wp14:sizeRelV>
+          </wp:anchor>
+        </w:drawing>
+      </w:r>
+      <w:r>
+        <w:t>Fontos, hogy ha egy felhasználónk több magángépjárművel rendelkezik otthon és szeretné mindazon járműveit elérhetővé tenni az oldalon, mi erre lehetőséget nyújtsunk.</w:t>
+      </w:r>
+    </w:p>
+    <w:p>
+      <w:r>
+        <w:rPr>
+          <w:noProof/>
+        </w:rPr>
+        <w:drawing>
+          <wp:anchor distT="0" distB="0" distL="114300" distR="114300" simplePos="0" relativeHeight="251703296" behindDoc="0" locked="0" layoutInCell="1" allowOverlap="1" wp14:anchorId="489471F0" wp14:editId="221AEE7B">
+            <wp:simplePos x="0" y="0"/>
+            <wp:positionH relativeFrom="column">
+              <wp:posOffset>1001395</wp:posOffset>
+            </wp:positionH>
+            <wp:positionV relativeFrom="paragraph">
+              <wp:posOffset>4446270</wp:posOffset>
+            </wp:positionV>
+            <wp:extent cx="3607435" cy="2428875"/>
+            <wp:effectExtent l="0" t="0" r="0" b="0"/>
+            <wp:wrapTopAndBottom/>
+            <wp:docPr id="251912263" name="Picture 32" descr="A screenshot of a computer&#10;&#10;AI-generated content may be incorrect."/>
+            <wp:cNvGraphicFramePr>
+              <a:graphicFrameLocks xmlns:a="http://schemas.openxmlformats.org/drawingml/2006/main" noChangeAspect="1"/>
+            </wp:cNvGraphicFramePr>
+            <a:graphic xmlns:a="http://schemas.openxmlformats.org/drawingml/2006/main">
+              <a:graphicData uri="http://schemas.openxmlformats.org/drawingml/2006/picture">
+                <pic:pic xmlns:pic="http://schemas.openxmlformats.org/drawingml/2006/picture">
+                  <pic:nvPicPr>
+                    <pic:cNvPr id="251912263" name="Picture 32" descr="A screenshot of a computer&#10;&#10;AI-generated content may be incorrect."/>
+                    <pic:cNvPicPr/>
+                  </pic:nvPicPr>
+                  <pic:blipFill>
+                    <a:blip r:embed="rId24" cstate="print">
+                      <a:extLst>
+                        <a:ext uri="{28A0092B-C50C-407E-A947-70E740481C1C}">
+                          <a14:useLocalDpi xmlns:a14="http://schemas.microsoft.com/office/drawing/2010/main" val="0"/>
+                        </a:ext>
+                      </a:extLst>
+                    </a:blip>
+                    <a:stretch>
+                      <a:fillRect/>
+                    </a:stretch>
+                  </pic:blipFill>
+                  <pic:spPr>
+                    <a:xfrm>
+                      <a:off x="0" y="0"/>
+                      <a:ext cx="3607435" cy="2428875"/>
+                    </a:xfrm>
+                    <a:prstGeom prst="rect">
+                      <a:avLst/>
+                    </a:prstGeom>
+                  </pic:spPr>
+                </pic:pic>
+              </a:graphicData>
+            </a:graphic>
+            <wp14:sizeRelH relativeFrom="page">
+              <wp14:pctWidth>0</wp14:pctWidth>
+            </wp14:sizeRelH>
+            <wp14:sizeRelV relativeFrom="page">
+              <wp14:pctHeight>0</wp14:pctHeight>
+            </wp14:sizeRelV>
+          </wp:anchor>
+        </w:drawing>
+      </w:r>
+      <w:r>
+        <w:rPr>
+          <w:noProof/>
+        </w:rPr>
+        <mc:AlternateContent>
+          <mc:Choice Requires="wps">
+            <w:drawing>
+              <wp:anchor distT="0" distB="0" distL="114300" distR="114300" simplePos="0" relativeHeight="251705344" behindDoc="0" locked="0" layoutInCell="1" allowOverlap="1" wp14:anchorId="02D80846" wp14:editId="570D320A">
+                <wp:simplePos x="0" y="0"/>
+                <wp:positionH relativeFrom="column">
+                  <wp:posOffset>1001395</wp:posOffset>
+                </wp:positionH>
+                <wp:positionV relativeFrom="paragraph">
+                  <wp:posOffset>6928485</wp:posOffset>
+                </wp:positionV>
+                <wp:extent cx="3607435" cy="635"/>
+                <wp:effectExtent l="0" t="0" r="0" b="12065"/>
+                <wp:wrapTopAndBottom/>
+                <wp:docPr id="315463792" name="Text Box 1"/>
+                <wp:cNvGraphicFramePr/>
+                <a:graphic xmlns:a="http://schemas.openxmlformats.org/drawingml/2006/main">
+                  <a:graphicData uri="http://schemas.microsoft.com/office/word/2010/wordprocessingShape">
+                    <wps:wsp>
+                      <wps:cNvSpPr txBox="1"/>
+                      <wps:spPr>
+                        <a:xfrm>
+                          <a:off x="0" y="0"/>
+                          <a:ext cx="3607435" cy="635"/>
+                        </a:xfrm>
+                        <a:prstGeom prst="rect">
+                          <a:avLst/>
+                        </a:prstGeom>
+                        <a:solidFill>
+                          <a:prstClr val="white"/>
+                        </a:solidFill>
+                        <a:ln>
+                          <a:noFill/>
+                        </a:ln>
+                      </wps:spPr>
+                      <wps:txbx>
+                        <w:txbxContent>
+                          <w:p>
+                            <w:pPr>
+                              <w:pStyle w:val="Caption"/>
+                              <w:rPr>
+                                <w:noProof/>
+                                <w:szCs w:val="22"/>
+                              </w:rPr>
+                            </w:pPr>
+                            <w:r>
+                              <w:t xml:space="preserve">Jármű hozzáadása űrlap (ábra </w:t>
+                            </w:r>
+                            <w:fldSimple w:instr=" SEQ ábra \* ARABIC ">
+                              <w:r>
+                                <w:rPr>
+                                  <w:noProof/>
+                                </w:rPr>
+                                <w:t>14</w:t>
+                              </w:r>
+                            </w:fldSimple>
+                            <w:r>
+                              <w:t>)</w:t>
+                            </w:r>
+                          </w:p>
+                        </w:txbxContent>
+                      </wps:txbx>
+                      <wps:bodyPr rot="0" spcFirstLastPara="0" vertOverflow="overflow" horzOverflow="overflow" vert="horz" wrap="square" lIns="0" tIns="0" rIns="0" bIns="0" numCol="1" spcCol="0" rtlCol="0" fromWordArt="0" anchor="t" anchorCtr="0" forceAA="0" compatLnSpc="1">
+                        <a:prstTxWarp prst="textNoShape">
+                          <a:avLst/>
+                        </a:prstTxWarp>
+                        <a:spAutoFit/>
+                      </wps:bodyPr>
+                    </wps:wsp>
+                  </a:graphicData>
+                </a:graphic>
+              </wp:anchor>
+            </w:drawing>
+          </mc:Choice>
+          <mc:Fallback>
+            <w:pict>
+              <v:shape w14:anchorId="02D80846" id="_x0000_s1039" type="#_x0000_t202" style="position:absolute;left:0;text-align:left;margin-left:78.85pt;margin-top:545.55pt;width:284.05pt;height:.05pt;z-index:251705344;visibility:visible;mso-wrap-style:square;mso-wrap-distance-left:9pt;mso-wrap-distance-top:0;mso-wrap-distance-right:9pt;mso-wrap-distance-bottom:0;mso-position-horizontal:absolute;mso-position-horizontal-relative:text;mso-position-vertical:absolute;mso-position-vertical-relative:text;v-text-anchor:top" o:gfxdata="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" stroked="f">
+                <v:textbox style="mso-fit-shape-to-text:t" inset="0,0,0,0">
+                  <w:txbxContent>
+                    <w:p>
+                      <w:pPr>
+                        <w:pStyle w:val="Caption"/>
+                        <w:rPr>
+                          <w:noProof/>
+                          <w:szCs w:val="22"/>
+                        </w:rPr>
+                      </w:pPr>
+                      <w:r>
+                        <w:t xml:space="preserve">Jármű hozzáadása űrlap (ábra </w:t>
+                      </w:r>
+                      <w:fldSimple w:instr=" SEQ ábra \* ARABIC ">
+                        <w:r>
+                          <w:rPr>
+                            <w:noProof/>
+                          </w:rPr>
+                          <w:t>14</w:t>
+                        </w:r>
+                      </w:fldSimple>
+                      <w:r>
+                        <w:t>)</w:t>
+                      </w:r>
+                    </w:p>
+                  </w:txbxContent>
+                </v:textbox>
+                <w10:wrap type="topAndBottom"/>
+              </v:shape>
+            </w:pict>
+          </mc:Fallback>
+        </mc:AlternateContent>
+      </w:r>
+      <w:r>
+        <w:t xml:space="preserve">A „Jármű hozzáadása” választásakor egy űrlaphoz hasonló oldalra navigálódunk, ahol a járműhöz tartozó fontos információkkal kell kitöltenünk a mezőket. Kitöltés során megadjuk a gyártót és modellt, a jármű évjáratát, üzemanyag típusát, teljesítményt, aktuális </w:t>
+      </w:r>
+      <w:r>
+        <w:t>kilométer</w:t>
+      </w:r>
+      <w:r>
+        <w:t>-óra</w:t>
+      </w:r>
+      <w:r>
+        <w:t xml:space="preserve"> </w:t>
+      </w:r>
+      <w:proofErr w:type="gramStart"/>
+      <w:r>
+        <w:t>állást</w:t>
+      </w:r>
+      <w:r>
+        <w:t>,</w:t>
+      </w:r>
+      <w:proofErr w:type="gramEnd"/>
+      <w:r>
+        <w:t xml:space="preserve"> stb. Mentés után további két </w:t>
+      </w:r>
+      <w:r>
+        <w:t>felületet</w:t>
+      </w:r>
+      <w:r>
+        <w:t xml:space="preserve"> tudunk </w:t>
+      </w:r>
+      <w:r>
+        <w:t>kezelni</w:t>
+      </w:r>
+      <w:r>
+        <w:t>.</w:t>
+      </w:r>
+      <w:r>
+        <w:t xml:space="preserve"> </w:t>
+      </w:r>
+      <w:r>
+        <w:t>Az egyiken</w:t>
+      </w:r>
+      <w:r>
+        <w:t xml:space="preserve"> a</w:t>
+      </w:r>
+      <w:r>
+        <w:t xml:space="preserve"> jármű bérlésre való elérhetőségét tudjuk beállítani</w:t>
+      </w:r>
+      <w:r>
+        <w:t xml:space="preserve">, </w:t>
+      </w:r>
+      <w:r>
+        <w:t>a másikon pedig</w:t>
+      </w:r>
+      <w:r>
+        <w:t xml:space="preserve"> egy vagy akár több képet is tudunk csatolni gépjárművünk</w:t>
+      </w:r>
+      <w:r>
+        <w:t>höz</w:t>
+      </w:r>
+      <w:r>
+        <w:t>, valamint beállíthatjuk a sorrendjüket</w:t>
+      </w:r>
+      <w:r>
+        <w:t xml:space="preserve">. Amint ezzel megvagyunk, a jármű </w:t>
+      </w:r>
+      <w:r>
+        <w:t>felkerült járműveink közé</w:t>
+      </w:r>
+      <w:r>
+        <w:t xml:space="preserve">, illetve a bérlők </w:t>
+      </w:r>
+      <w:r>
+        <w:t xml:space="preserve">a megadott időszakokban </w:t>
+      </w:r>
+      <w:r>
+        <w:t xml:space="preserve">a járművet elérhetőnek látják a </w:t>
+      </w:r>
+      <w:r>
+        <w:t>keresések</w:t>
+      </w:r>
+      <w:r>
+        <w:t xml:space="preserve"> során.</w:t>
+      </w:r>
+    </w:p>
+    <w:p>
+      <w:r>
+        <w:rPr>
+          <w:noProof/>
+        </w:rPr>
+        <w:lastRenderedPageBreak/>
+        <mc:AlternateContent>
+          <mc:Choice Requires="wps">
+            <w:drawing>
+              <wp:anchor distT="0" distB="0" distL="114300" distR="114300" simplePos="0" relativeHeight="251709440" behindDoc="0" locked="0" layoutInCell="1" allowOverlap="1" wp14:anchorId="19F0D1AF" wp14:editId="46DF7E8A">
+                <wp:simplePos x="0" y="0"/>
+                <wp:positionH relativeFrom="column">
+                  <wp:posOffset>736600</wp:posOffset>
+                </wp:positionH>
+                <wp:positionV relativeFrom="paragraph">
+                  <wp:posOffset>2108835</wp:posOffset>
+                </wp:positionV>
+                <wp:extent cx="4164330" cy="635"/>
+                <wp:effectExtent l="0" t="0" r="1270" b="0"/>
+                <wp:wrapTopAndBottom/>
+                <wp:docPr id="2098721467" name="Text Box 1"/>
+                <wp:cNvGraphicFramePr/>
+                <a:graphic xmlns:a="http://schemas.openxmlformats.org/drawingml/2006/main">
+                  <a:graphicData uri="http://schemas.microsoft.com/office/word/2010/wordprocessingShape">
+                    <wps:wsp>
+                      <wps:cNvSpPr txBox="1"/>
+                      <wps:spPr>
+                        <a:xfrm>
+                          <a:off x="0" y="0"/>
+                          <a:ext cx="4164330" cy="635"/>
+                        </a:xfrm>
+                        <a:prstGeom prst="rect">
+                          <a:avLst/>
+                        </a:prstGeom>
+                        <a:solidFill>
+                          <a:prstClr val="white"/>
+                        </a:solidFill>
+                        <a:ln>
+                          <a:noFill/>
+                        </a:ln>
+                      </wps:spPr>
+                      <wps:txbx>
+                        <w:txbxContent>
+                          <w:p>
+                            <w:pPr>
+                              <w:pStyle w:val="Caption"/>
+                              <w:rPr>
+                                <w:noProof/>
+                                <w:szCs w:val="22"/>
+                              </w:rPr>
+                            </w:pPr>
+                            <w:r>
+                              <w:t xml:space="preserve">Az elérhetőség- és képkezelő felület (ábra </w:t>
+                            </w:r>
+                            <w:fldSimple w:instr=" SEQ ábra \* ARABIC ">
+                              <w:r>
+                                <w:rPr>
+                                  <w:noProof/>
+                                </w:rPr>
+                                <w:t>15</w:t>
+                              </w:r>
+                            </w:fldSimple>
+                            <w:r>
+                              <w:t>)</w:t>
+                            </w:r>
+                          </w:p>
+                        </w:txbxContent>
+                      </wps:txbx>
+                      <wps:bodyPr rot="0" spcFirstLastPara="0" vertOverflow="overflow" horzOverflow="overflow" vert="horz" wrap="square" lIns="0" tIns="0" rIns="0" bIns="0" numCol="1" spcCol="0" rtlCol="0" fromWordArt="0" anchor="t" anchorCtr="0" forceAA="0" compatLnSpc="1">
+                        <a:prstTxWarp prst="textNoShape">
+                          <a:avLst/>
+                        </a:prstTxWarp>
+                        <a:spAutoFit/>
+                      </wps:bodyPr>
+                    </wps:wsp>
+                  </a:graphicData>
+                </a:graphic>
+                <wp14:sizeRelH relativeFrom="margin">
+                  <wp14:pctWidth>0</wp14:pctWidth>
+                </wp14:sizeRelH>
+              </wp:anchor>
+            </w:drawing>
+          </mc:Choice>
+          <mc:Fallback>
+            <w:pict>
+              <v:shape w14:anchorId="19F0D1AF" id="_x0000_s1040" type="#_x0000_t202" style="position:absolute;left:0;text-align:left;margin-left:58pt;margin-top:166.05pt;width:327.9pt;height:.05pt;z-index:251709440;visibility:visible;mso-wrap-style:square;mso-width-percent:0;mso-wrap-distance-left:9pt;mso-wrap-distance-top:0;mso-wrap-distance-right:9pt;mso-wrap-distance-bottom:0;mso-position-horizontal:absolute;mso-position-horizontal-relative:text;mso-position-vertical:absolute;mso-position-vertical-relative:text;mso-width-percent:0;mso-width-relative:margin;v-text-anchor:top" o:gfxdata="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" stroked="f">
+                <v:textbox style="mso-fit-shape-to-text:t" inset="0,0,0,0">
+                  <w:txbxContent>
+                    <w:p>
+                      <w:pPr>
+                        <w:pStyle w:val="Caption"/>
+                        <w:rPr>
+                          <w:noProof/>
+                          <w:szCs w:val="22"/>
+                        </w:rPr>
+                      </w:pPr>
+                      <w:r>
+                        <w:t xml:space="preserve">Az elérhetőség- és képkezelő felület (ábra </w:t>
+                      </w:r>
+                      <w:fldSimple w:instr=" SEQ ábra \* ARABIC ">
+                        <w:r>
+                          <w:rPr>
+                            <w:noProof/>
+                          </w:rPr>
+                          <w:t>15</w:t>
+                        </w:r>
+                      </w:fldSimple>
+                      <w:r>
+                        <w:t>)</w:t>
+                      </w:r>
+                    </w:p>
+                  </w:txbxContent>
+                </v:textbox>
+                <w10:wrap type="topAndBottom"/>
+              </v:shape>
+            </w:pict>
+          </mc:Fallback>
+        </mc:AlternateContent>
+      </w:r>
+      <w:r>
+        <w:rPr>
+          <w:noProof/>
+        </w:rPr>
+        <w:drawing>
+          <wp:anchor distT="0" distB="0" distL="114300" distR="114300" simplePos="0" relativeHeight="251706368" behindDoc="0" locked="0" layoutInCell="1" allowOverlap="1" wp14:anchorId="6491DBA4" wp14:editId="0ED4291A">
+            <wp:simplePos x="0" y="0"/>
+            <wp:positionH relativeFrom="column">
+              <wp:posOffset>739775</wp:posOffset>
+            </wp:positionH>
+            <wp:positionV relativeFrom="paragraph">
+              <wp:posOffset>2540</wp:posOffset>
+            </wp:positionV>
+            <wp:extent cx="4164330" cy="2037715"/>
+            <wp:effectExtent l="0" t="0" r="1270" b="0"/>
+            <wp:wrapTopAndBottom/>
+            <wp:docPr id="278553753" name="Picture 35" descr="A screenshot of a computer&#10;&#10;AI-generated content may be incorrect."/>
+            <wp:cNvGraphicFramePr>
+              <a:graphicFrameLocks xmlns:a="http://schemas.openxmlformats.org/drawingml/2006/main" noChangeAspect="1"/>
+            </wp:cNvGraphicFramePr>
+            <a:graphic xmlns:a="http://schemas.openxmlformats.org/drawingml/2006/main">
+              <a:graphicData uri="http://schemas.openxmlformats.org/drawingml/2006/picture">
+                <pic:pic xmlns:pic="http://schemas.openxmlformats.org/drawingml/2006/picture">
+                  <pic:nvPicPr>
+                    <pic:cNvPr id="278553753" name="Picture 35" descr="A screenshot of a computer&#10;&#10;AI-generated content may be incorrect."/>
+                    <pic:cNvPicPr/>
+                  </pic:nvPicPr>
+                  <pic:blipFill>
+                    <a:blip r:embed="rId25" cstate="print">
+                      <a:extLst>
+                        <a:ext uri="{28A0092B-C50C-407E-A947-70E740481C1C}">
+                          <a14:useLocalDpi xmlns:a14="http://schemas.microsoft.com/office/drawing/2010/main" val="0"/>
+                        </a:ext>
+                      </a:extLst>
+                    </a:blip>
+                    <a:stretch>
+                      <a:fillRect/>
+                    </a:stretch>
+                  </pic:blipFill>
+                  <pic:spPr>
+                    <a:xfrm>
+                      <a:off x="0" y="0"/>
+                      <a:ext cx="4164330" cy="2037715"/>
+                    </a:xfrm>
+                    <a:prstGeom prst="rect">
+                      <a:avLst/>
+                    </a:prstGeom>
+                  </pic:spPr>
+                </pic:pic>
+              </a:graphicData>
+            </a:graphic>
+            <wp14:sizeRelH relativeFrom="page">
+              <wp14:pctWidth>0</wp14:pctWidth>
+            </wp14:sizeRelH>
+            <wp14:sizeRelV relativeFrom="page">
+              <wp14:pctHeight>0</wp14:pctHeight>
+            </wp14:sizeRelV>
+          </wp:anchor>
+        </w:drawing>
+      </w:r>
+      <w:r>
+        <w:rPr>
+          <w:noProof/>
+        </w:rPr>
+        <w:drawing>
+          <wp:anchor distT="0" distB="0" distL="114300" distR="114300" simplePos="0" relativeHeight="251707392" behindDoc="0" locked="0" layoutInCell="1" allowOverlap="1" wp14:anchorId="77F4F6B8" wp14:editId="11917C82">
+            <wp:simplePos x="0" y="0"/>
+            <wp:positionH relativeFrom="column">
+              <wp:posOffset>545465</wp:posOffset>
+            </wp:positionH>
+            <wp:positionV relativeFrom="paragraph">
+              <wp:posOffset>3130006</wp:posOffset>
+            </wp:positionV>
+            <wp:extent cx="4182745" cy="2209165"/>
+            <wp:effectExtent l="0" t="0" r="0" b="635"/>
+            <wp:wrapTopAndBottom/>
+            <wp:docPr id="1446439654" name="Picture 36" descr="A screenshot of a car&#10;&#10;AI-generated content may be incorrect."/>
+            <wp:cNvGraphicFramePr>
+              <a:graphicFrameLocks xmlns:a="http://schemas.openxmlformats.org/drawingml/2006/main" noChangeAspect="1"/>
+            </wp:cNvGraphicFramePr>
+            <a:graphic xmlns:a="http://schemas.openxmlformats.org/drawingml/2006/main">
+              <a:graphicData uri="http://schemas.openxmlformats.org/drawingml/2006/picture">
+                <pic:pic xmlns:pic="http://schemas.openxmlformats.org/drawingml/2006/picture">
+                  <pic:nvPicPr>
+                    <pic:cNvPr id="1446439654" name="Picture 36" descr="A screenshot of a car&#10;&#10;AI-generated content may be incorrect."/>
+                    <pic:cNvPicPr/>
+                  </pic:nvPicPr>
+                  <pic:blipFill>
+                    <a:blip r:embed="rId26">
+                      <a:extLst>
+                        <a:ext uri="{28A0092B-C50C-407E-A947-70E740481C1C}">
+                          <a14:useLocalDpi xmlns:a14="http://schemas.microsoft.com/office/drawing/2010/main" val="0"/>
+                        </a:ext>
+                      </a:extLst>
+                    </a:blip>
+                    <a:stretch>
+                      <a:fillRect/>
+                    </a:stretch>
+                  </pic:blipFill>
+                  <pic:spPr>
+                    <a:xfrm>
+                      <a:off x="0" y="0"/>
+                      <a:ext cx="4182745" cy="2209165"/>
+                    </a:xfrm>
+                    <a:prstGeom prst="rect">
+                      <a:avLst/>
+                    </a:prstGeom>
+                  </pic:spPr>
+                </pic:pic>
+              </a:graphicData>
+            </a:graphic>
+            <wp14:sizeRelH relativeFrom="page">
+              <wp14:pctWidth>0</wp14:pctWidth>
+            </wp14:sizeRelH>
+            <wp14:sizeRelV relativeFrom="page">
+              <wp14:pctHeight>0</wp14:pctHeight>
+            </wp14:sizeRelV>
+          </wp:anchor>
+        </w:drawing>
+      </w:r>
+      <w:r>
+        <w:rPr>
+          <w:noProof/>
+        </w:rPr>
+        <mc:AlternateContent>
+          <mc:Choice Requires="wps">
+            <w:drawing>
+              <wp:anchor distT="0" distB="0" distL="114300" distR="114300" simplePos="0" relativeHeight="251711488" behindDoc="0" locked="0" layoutInCell="1" allowOverlap="1" wp14:anchorId="131BF9AD" wp14:editId="15623563">
+                <wp:simplePos x="0" y="0"/>
+                <wp:positionH relativeFrom="column">
+                  <wp:posOffset>546100</wp:posOffset>
+                </wp:positionH>
+                <wp:positionV relativeFrom="paragraph">
+                  <wp:posOffset>5384575</wp:posOffset>
+                </wp:positionV>
+                <wp:extent cx="4182745" cy="635"/>
+                <wp:effectExtent l="0" t="0" r="0" b="0"/>
+                <wp:wrapTopAndBottom/>
+                <wp:docPr id="1348850575" name="Text Box 1"/>
+                <wp:cNvGraphicFramePr/>
+                <a:graphic xmlns:a="http://schemas.openxmlformats.org/drawingml/2006/main">
+                  <a:graphicData uri="http://schemas.microsoft.com/office/word/2010/wordprocessingShape">
+                    <wps:wsp>
+                      <wps:cNvSpPr txBox="1"/>
+                      <wps:spPr>
+                        <a:xfrm>
+                          <a:off x="0" y="0"/>
+                          <a:ext cx="4182745" cy="635"/>
+                        </a:xfrm>
+                        <a:prstGeom prst="rect">
+                          <a:avLst/>
+                        </a:prstGeom>
+                        <a:solidFill>
+                          <a:prstClr val="white"/>
+                        </a:solidFill>
+                        <a:ln>
+                          <a:noFill/>
+                        </a:ln>
+                      </wps:spPr>
+                      <wps:txbx>
+                        <w:txbxContent>
+                          <w:p>
+                            <w:pPr>
+                              <w:pStyle w:val="Caption"/>
+                              <w:rPr>
+                                <w:szCs w:val="22"/>
+                              </w:rPr>
+                            </w:pPr>
+                            <w:r>
+                              <w:t>A jármű oldala és a jármű szerkesztése gomb, amellyel módosítani lehet a jármű adatain (</w:t>
+                            </w:r>
+                            <w:r>
+                              <w:t xml:space="preserve">ábra </w:t>
+                            </w:r>
+                            <w:fldSimple w:instr=" SEQ ábra \* ARABIC ">
+                              <w:r>
+                                <w:rPr>
+                                  <w:noProof/>
+                                </w:rPr>
+                                <w:t>16</w:t>
+                              </w:r>
+                            </w:fldSimple>
+                            <w:r>
+                              <w:t>)</w:t>
+                            </w:r>
+                          </w:p>
+                        </w:txbxContent>
+                      </wps:txbx>
+                      <wps:bodyPr rot="0" spcFirstLastPara="0" vertOverflow="overflow" horzOverflow="overflow" vert="horz" wrap="square" lIns="0" tIns="0" rIns="0" bIns="0" numCol="1" spcCol="0" rtlCol="0" fromWordArt="0" anchor="t" anchorCtr="0" forceAA="0" compatLnSpc="1">
+                        <a:prstTxWarp prst="textNoShape">
+                          <a:avLst/>
+                        </a:prstTxWarp>
+                        <a:spAutoFit/>
+                      </wps:bodyPr>
+                    </wps:wsp>
+                  </a:graphicData>
+                </a:graphic>
+                <wp14:sizeRelH relativeFrom="margin">
+                  <wp14:pctWidth>0</wp14:pctWidth>
+                </wp14:sizeRelH>
+              </wp:anchor>
+            </w:drawing>
+          </mc:Choice>
+          <mc:Fallback>
+            <w:pict>
+              <v:shape w14:anchorId="131BF9AD" id="_x0000_s1041" type="#_x0000_t202" style="position:absolute;left:0;text-align:left;margin-left:43pt;margin-top:424pt;width:329.35pt;height:.05pt;z-index:251711488;visibility:visible;mso-wrap-style:square;mso-width-percent:0;mso-wrap-distance-left:9pt;mso-wrap-distance-top:0;mso-wrap-distance-right:9pt;mso-wrap-distance-bottom:0;mso-position-horizontal:absolute;mso-position-horizontal-relative:text;mso-position-vertical:absolute;mso-position-vertical-relative:text;mso-width-percent:0;mso-width-relative:margin;v-text-anchor:top" o:gfxdata="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" stroked="f">
+                <v:textbox style="mso-fit-shape-to-text:t" inset="0,0,0,0">
+                  <w:txbxContent>
+                    <w:p>
+                      <w:pPr>
+                        <w:pStyle w:val="Caption"/>
+                        <w:rPr>
+                          <w:szCs w:val="22"/>
+                        </w:rPr>
+                      </w:pPr>
+                      <w:r>
+                        <w:t>A jármű oldala és a jármű szerkesztése gomb, amellyel módosítani lehet a jármű adatain (</w:t>
+                      </w:r>
+                      <w:r>
+                        <w:t xml:space="preserve">ábra </w:t>
+                      </w:r>
+                      <w:fldSimple w:instr=" SEQ ábra \* ARABIC ">
+                        <w:r>
+                          <w:rPr>
+                            <w:noProof/>
+                          </w:rPr>
+                          <w:t>16</w:t>
+                        </w:r>
+                      </w:fldSimple>
+                      <w:r>
+                        <w:t>)</w:t>
+                      </w:r>
+                    </w:p>
+                  </w:txbxContent>
+                </v:textbox>
+                <w10:wrap type="topAndBottom"/>
+              </v:shape>
+            </w:pict>
+          </mc:Fallback>
+        </mc:AlternateContent>
+      </w:r>
+      <w:r>
+        <w:t>A létező járműveink adatait könnyen meg tudjuk változtatni.</w:t>
+      </w:r>
+      <w:r>
+        <w:t xml:space="preserve"> </w:t>
+      </w:r>
+      <w:r>
+        <w:t>A</w:t>
+      </w:r>
+      <w:r>
+        <w:t xml:space="preserve"> jármű kártyájára kattintva</w:t>
+      </w:r>
+      <w:r>
+        <w:t>, majd</w:t>
+      </w:r>
+      <w:r>
+        <w:t xml:space="preserve"> a „Jármű szerkesztése” gombot lenyomva ugyan</w:t>
+      </w:r>
+      <w:r>
+        <w:t>az</w:t>
+      </w:r>
+      <w:r>
+        <w:t xml:space="preserve"> a</w:t>
+      </w:r>
+      <w:r>
+        <w:t xml:space="preserve"> felület jelenik meg</w:t>
+      </w:r>
+      <w:r>
+        <w:t xml:space="preserve">, </w:t>
+      </w:r>
+      <w:r>
+        <w:t>amelyen a jármű regisztrálását végeztük.</w:t>
+      </w:r>
+    </w:p>
+    <w:p>
+      <w:pPr>
+        <w:pStyle w:val="Heading2"/>
+      </w:pPr>
+      <w:bookmarkStart w:id="48" w:name="_Toc228059015"/>
+      <w:r>
+        <w:t>Kijelentkezés</w:t>
+      </w:r>
+      <w:bookmarkEnd w:id="48"/>
+    </w:p>
+    <w:p>
+      <w:r>
+        <w:t xml:space="preserve">Ha már nem szeretnénk az oldalon végrehajtani semmilyen változtatást, és már nincs más teendőnk, akkor a kijelentkezéssel kiléphetünk profilunkból, </w:t>
+      </w:r>
+      <w:r>
+        <w:t>amit követően a rendszer visszairányít bennünket a főoldalra</w:t>
+      </w:r>
+      <w:r>
+        <w:t>.</w:t>
+      </w:r>
+    </w:p>
+    <w:p>
+      <w:pPr>
+        <w:spacing w:after="160" w:line="259" w:lineRule="auto"/>
+        <w:jc w:val="left"/>
+        <w:rPr>
+          <w:rFonts w:eastAsiaTheme="majorEastAsia" w:cstheme="majorBidi"/>
+          <w:b/>
+          <w:sz w:val="32"/>
+          <w:szCs w:val="32"/>
+        </w:rPr>
+      </w:pPr>
+      <w:r>
+        <w:br w:type="page"/>
+      </w:r>
+    </w:p>
+    <w:p>
+      <w:pPr>
+        <w:pStyle w:val="Heading1"/>
+        <w:suppressAutoHyphens/>
+      </w:pPr>
+      <w:bookmarkStart w:id="49" w:name="_Toc228059016"/>
+      <w:r>
+        <w:lastRenderedPageBreak/>
+        <w:t>Továbbfejlesztési lehetőségek</w:t>
+      </w:r>
+      <w:bookmarkEnd w:id="49"/>
+    </w:p>
+    <w:p>
+      <w:pPr>
+        <w:pStyle w:val="ListParagraph"/>
+        <w:numPr>
+          <w:ilvl w:val="0"/>
+          <w:numId w:val="33"/>
+        </w:numPr>
+      </w:pPr>
+      <w:r>
+        <w:rPr>
+          <w:b/>
+          <w:bCs/>
+        </w:rPr>
+        <w:t>Admin</w:t>
+      </w:r>
+      <w:r>
+        <w:rPr>
+          <w:b/>
+          <w:bCs/>
+        </w:rPr>
+        <w:t>isztrációs</w:t>
+      </w:r>
+      <w:r>
+        <w:rPr>
+          <w:b/>
+          <w:bCs/>
+        </w:rPr>
+        <w:t xml:space="preserve"> felület létrehozása</w:t>
+      </w:r>
+      <w:r>
+        <w:rPr>
+          <w:b/>
+          <w:bCs/>
+        </w:rPr>
+        <w:t xml:space="preserve">: </w:t>
+      </w:r>
+      <w:r>
+        <w:t>A backend-en és a frontend oldalak nagy részén megvan a kód az adminisztrátor jogainak kezeléséhez</w:t>
+      </w:r>
+      <w:r>
+        <w:t xml:space="preserve">, azonban nincsen egy központi oldal, </w:t>
+      </w:r>
+      <w:r>
+        <w:t>ahol áttudnák tekinteni az oldalon lévő felhasználókat, járműveket és bérléseket.</w:t>
+      </w:r>
+      <w:r>
+        <w:t xml:space="preserve"> Emellett érdemes lenne valamiféle jelentési/ügyfélszolgálati rendszert kidolgozni.</w:t>
+      </w:r>
+    </w:p>
+    <w:p>
+      <w:pPr>
+        <w:pStyle w:val="ListParagraph"/>
+        <w:numPr>
+          <w:ilvl w:val="0"/>
+          <w:numId w:val="33"/>
+        </w:numPr>
+        <w:rPr>
+          <w:b/>
+          <w:bCs/>
+        </w:rPr>
+      </w:pPr>
+      <w:r>
+        <w:rPr>
+          <w:b/>
+          <w:bCs/>
+        </w:rPr>
+        <w:t>E-mail cím megerősítés</w:t>
+      </w:r>
+      <w:r>
+        <w:rPr>
+          <w:b/>
+          <w:bCs/>
+        </w:rPr>
+        <w:t xml:space="preserve"> és telefonszám ellenőrzés</w:t>
+      </w:r>
+      <w:r>
+        <w:rPr>
+          <w:b/>
+          <w:bCs/>
+        </w:rPr>
+        <w:t xml:space="preserve">: </w:t>
+      </w:r>
+      <w:r>
+        <w:t>A jelszó visszaállítás e-mailen keresztül fontos funkció, hiszen így nem az oldal fenntartóinak kell módosítani a felhasználók jelszavait, hanem ezt automatizáltan megtehetik maguk. Az e-mail cím és telefonszám megerősítés azonban szintén fontos lehet, hiszen ezek egyrészt bot-szűrőként is funkcionálnak, másrészt</w:t>
+      </w:r>
+      <w:r>
+        <w:t xml:space="preserve"> pedig</w:t>
+      </w:r>
+      <w:r>
+        <w:t xml:space="preserve"> védik a felhasználó</w:t>
+      </w:r>
+      <w:r>
+        <w:t>k</w:t>
+      </w:r>
+      <w:r>
+        <w:t xml:space="preserve"> fiókj</w:t>
+      </w:r>
+      <w:r>
+        <w:t>ai</w:t>
+      </w:r>
+      <w:r>
+        <w:t>t</w:t>
+      </w:r>
+      <w:r>
+        <w:t xml:space="preserve">. </w:t>
+      </w:r>
+    </w:p>
+    <w:p>
+      <w:pPr>
+        <w:pStyle w:val="ListParagraph"/>
+        <w:numPr>
+          <w:ilvl w:val="0"/>
+          <w:numId w:val="33"/>
+        </w:numPr>
+        <w:rPr>
+          <w:b/>
+          <w:bCs/>
+        </w:rPr>
+      </w:pPr>
+      <w:r>
+        <w:rPr>
+          <w:b/>
+          <w:bCs/>
+        </w:rPr>
+        <w:t>Fizetésfeldolgozó szolgáltatás implementálása</w:t>
+      </w:r>
+      <w:r>
+        <w:rPr>
+          <w:b/>
+          <w:bCs/>
+        </w:rPr>
+        <w:t xml:space="preserve"> (pl.: SimplePay</w:t>
+      </w:r>
+      <w:r>
+        <w:rPr>
+          <w:b/>
+          <w:bCs/>
+        </w:rPr>
+        <w:t xml:space="preserve"> vagy Stripe</w:t>
+      </w:r>
+      <w:r>
+        <w:rPr>
+          <w:b/>
+          <w:bCs/>
+        </w:rPr>
+        <w:t>)</w:t>
+      </w:r>
+      <w:r>
+        <w:rPr>
+          <w:b/>
+          <w:bCs/>
+        </w:rPr>
+        <w:t>:</w:t>
+      </w:r>
+      <w:r>
+        <w:t xml:space="preserve"> Az oldalon jelenleg nincsen valós pénzkezelés, akárki akármennyi „pénzt” feltölthet</w:t>
+      </w:r>
+      <w:r>
+        <w:t>.</w:t>
+      </w:r>
+      <w:r>
+        <w:t xml:space="preserve"> </w:t>
+      </w:r>
+      <w:r>
+        <w:t>V</w:t>
+      </w:r>
+      <w:r>
+        <w:t xml:space="preserve">alamilyen fizetésfeldolgozó szolgáltatás implementálásával, valós pénzzel lehetne feltölteni az egyenleget, valamint kiutalni arról valós </w:t>
+      </w:r>
+      <w:r>
+        <w:t>bank</w:t>
+      </w:r>
+      <w:r>
+        <w:t>számlára</w:t>
+      </w:r>
+      <w:r>
+        <w:t>.</w:t>
+      </w:r>
+    </w:p>
+    <w:p>
+      <w:pPr>
+        <w:pStyle w:val="ListParagraph"/>
+        <w:numPr>
+          <w:ilvl w:val="0"/>
+          <w:numId w:val="33"/>
+        </w:numPr>
+      </w:pPr>
+      <w:r>
+        <w:rPr>
+          <w:b/>
+          <w:bCs/>
+        </w:rPr>
+        <w:t xml:space="preserve">KYC szolgáltatás implementálása: </w:t>
+      </w:r>
+      <w:r>
+        <w:t>A Know Your Customer (KYC), azaz magyarul ügyfélismeret, elengedhetetlen lenne ezen a platformon, hiszen fontos megerősíteni, hogy valóban egy igazi emberrel kezdünk</w:t>
+      </w:r>
+      <w:r>
+        <w:t>-e</w:t>
+      </w:r>
+      <w:r>
+        <w:t xml:space="preserve"> bérlést. Ezzel a szolgáltatással, a felhasználóknak nemcsak be kellene írni a személyazonosító okmányaik számát, hanem fotókkal, videókkal is igazolni személyazonosságukat.</w:t>
+      </w:r>
+    </w:p>
+    <w:p>
+      <w:pPr>
+        <w:pStyle w:val="ListParagraph"/>
+        <w:numPr>
+          <w:ilvl w:val="0"/>
+          <w:numId w:val="33"/>
+        </w:numPr>
+      </w:pPr>
+      <w:r>
+        <w:rPr>
+          <w:b/>
+          <w:bCs/>
+        </w:rPr>
+        <w:t>Térkép integráció:</w:t>
+      </w:r>
+      <w:r>
+        <w:t xml:space="preserve"> Valamilyen térkép szolgáltató API segíthetne az átadás/átvételi helyek kiválasztásában/vizualizálásában, felhasználók címeinek megerősítésében, </w:t>
+      </w:r>
+      <w:r>
+        <w:t xml:space="preserve">és </w:t>
+      </w:r>
+      <w:r>
+        <w:t>a</w:t>
+      </w:r>
+      <w:r>
+        <w:t xml:space="preserve"> járművek </w:t>
+      </w:r>
+      <w:r>
+        <w:t xml:space="preserve">hely-alapú </w:t>
+      </w:r>
+      <w:r>
+        <w:t>keresésében.</w:t>
+      </w:r>
+      <w:r>
+        <w:br w:type="page"/>
+      </w:r>
+    </w:p>
+    <w:p>
+      <w:pPr>
+        <w:pStyle w:val="Heading1"/>
+      </w:pPr>
+      <w:bookmarkStart w:id="50" w:name="_Toc228059017"/>
+      <w:r>
+        <w:lastRenderedPageBreak/>
+        <w:t>Tesztdokumentáció</w:t>
+      </w:r>
+      <w:bookmarkEnd w:id="50"/>
+    </w:p>
+    <w:p>
+      <w:r>
+        <w:t xml:space="preserve">A backend rendszer végpontjainak metódusait </w:t>
+      </w:r>
+      <w:r>
+        <w:rPr>
+          <w:b/>
+          <w:bCs/>
+        </w:rPr>
+        <w:t>MSTest</w:t>
+      </w:r>
+      <w:r>
+        <w:t xml:space="preserve"> egységtesztekkel teszteltük. Ezek az alábbi módon </w:t>
+      </w:r>
+      <w:r>
+        <w:t>oszlanak meg.</w:t>
+      </w:r>
+    </w:p>
+    <w:p>
+      <w:pPr>
+        <w:pStyle w:val="Heading2"/>
+      </w:pPr>
+      <w:bookmarkStart w:id="51" w:name="_Toc228059018"/>
+      <w:r>
+        <w:t>TestHandler</w:t>
+      </w:r>
+      <w:bookmarkEnd w:id="51"/>
+    </w:p>
+    <w:p>
+      <w:r>
+        <w:t>A tesztek előkészítését</w:t>
+      </w:r>
+      <w:r>
+        <w:t xml:space="preserve"> és a tesztkörnyezet létrehozását</w:t>
+      </w:r>
+      <w:r>
+        <w:t xml:space="preserve"> egy </w:t>
+      </w:r>
+      <w:r>
+        <w:rPr>
+          <w:i/>
+          <w:iCs/>
+        </w:rPr>
+        <w:t>TestHandler.cs</w:t>
+      </w:r>
+      <w:r>
+        <w:t xml:space="preserve"> nevű fájlban intézzük, ez mockolja az adatbázis kontextust,</w:t>
+      </w:r>
+      <w:r>
+        <w:t xml:space="preserve"> tesztadatokkal feltöltve,</w:t>
+      </w:r>
+      <w:r>
+        <w:t xml:space="preserve"> egy memóriában élő SQLite adatbázissal.</w:t>
+      </w:r>
+    </w:p>
+    <w:p>
+      <w:r>
+        <w:t xml:space="preserve">Emellett mockolja még a különböző szolgáltatásokat, </w:t>
+      </w:r>
+      <w:r>
+        <w:t>például a</w:t>
+      </w:r>
+      <w:r>
+        <w:t xml:space="preserve"> </w:t>
+      </w:r>
+      <w:r>
+        <w:t>LocalResourceService helyett MockResourceService-t hoz létre</w:t>
+      </w:r>
+      <w:r>
+        <w:t xml:space="preserve"> (így a tesztelt </w:t>
+      </w:r>
+      <w:r>
+        <w:t xml:space="preserve">feltöltött </w:t>
+      </w:r>
+      <w:r>
+        <w:t>fájl</w:t>
+      </w:r>
+      <w:r>
+        <w:t>ok</w:t>
+      </w:r>
+      <w:r>
+        <w:t xml:space="preserve"> nincs</w:t>
+      </w:r>
+      <w:r>
+        <w:t>enek</w:t>
+      </w:r>
+      <w:r>
+        <w:t xml:space="preserve"> mentve valójában a háttértárra</w:t>
+      </w:r>
+      <w:r>
+        <w:t>)</w:t>
+      </w:r>
+      <w:r>
+        <w:t>, illetve a TimeProvider helyett FakeTimeProvider-t hoz létre, így mi kontrollálhatjuk, hogy a tesztelés során a rendszer mit gondol jelen időnek</w:t>
+      </w:r>
+      <w:r>
+        <w:t>.</w:t>
+      </w:r>
+    </w:p>
+    <w:p>
+      <w:r>
+        <w:t xml:space="preserve">Emellett a </w:t>
+      </w:r>
+      <w:r>
+        <w:rPr>
+          <w:i/>
+          <w:iCs/>
+        </w:rPr>
+        <w:t>TestHandler</w:t>
+      </w:r>
+      <w:r>
+        <w:t xml:space="preserve"> végzi az aktuális bejelentkezett felhasználó mockolását is, így nem kell valójában hozzáférési tokeneket létrehozni, </w:t>
+      </w:r>
+      <w:r>
+        <w:t xml:space="preserve">hanem </w:t>
+      </w:r>
+      <w:r>
+        <w:t xml:space="preserve">azt </w:t>
+      </w:r>
+      <w:r>
+        <w:t>beállíthatjuk a Claime</w:t>
+      </w:r>
+      <w:r>
+        <w:t>kben</w:t>
+      </w:r>
+      <w:r>
+        <w:t>/Állítások</w:t>
+      </w:r>
+      <w:r>
+        <w:t>ban</w:t>
+      </w:r>
+      <w:r>
+        <w:t xml:space="preserve"> manuálisan</w:t>
+      </w:r>
+      <w:r>
+        <w:t xml:space="preserve"> a </w:t>
+      </w:r>
+      <w:r>
+        <w:rPr>
+          <w:i/>
+          <w:iCs/>
+        </w:rPr>
+        <w:t>SetAuthUser</w:t>
+      </w:r>
+      <w:r>
+        <w:t xml:space="preserve"> metódusban.</w:t>
+      </w:r>
+    </w:p>
+    <w:p>
+      <w:pPr>
+        <w:pStyle w:val="Heading2"/>
+      </w:pPr>
+      <w:bookmarkStart w:id="52" w:name="_Toc228059019"/>
+      <w:r>
+        <w:t>Kontroller metódusok</w:t>
+      </w:r>
+      <w:r>
+        <w:t xml:space="preserve"> teszt</w:t>
+      </w:r>
+      <w:r>
+        <w:t>elése</w:t>
+      </w:r>
+      <w:bookmarkEnd w:id="52"/>
+    </w:p>
+    <w:p>
+      <w:r>
+        <w:t>A kontrollerek metódu</w:t>
+      </w:r>
+      <w:r>
+        <w:t>s</w:t>
+      </w:r>
+      <w:r>
+        <w:t>ait az alábbi osztályokban teszteljük:</w:t>
+      </w:r>
+    </w:p>
+    <w:p>
+      <w:pPr>
+        <w:pStyle w:val="ListParagraph"/>
+        <w:numPr>
+          <w:ilvl w:val="0"/>
+          <w:numId w:val="30"/>
+        </w:numPr>
+      </w:pPr>
+      <w:r>
+        <w:rPr>
+          <w:b/>
+          <w:bCs/>
+          <w:noProof/>
+        </w:rPr>
+        <w:drawing>
+          <wp:anchor distT="0" distB="0" distL="114300" distR="114300" simplePos="0" relativeHeight="251712512" behindDoc="0" locked="0" layoutInCell="1" allowOverlap="1" wp14:anchorId="42B17C52" wp14:editId="1DE73EC0">
+            <wp:simplePos x="0" y="0"/>
+            <wp:positionH relativeFrom="column">
+              <wp:posOffset>2621280</wp:posOffset>
+            </wp:positionH>
+            <wp:positionV relativeFrom="paragraph">
+              <wp:posOffset>28575</wp:posOffset>
+            </wp:positionV>
+            <wp:extent cx="3128645" cy="2333625"/>
+            <wp:effectExtent l="0" t="0" r="0" b="0"/>
+            <wp:wrapSquare wrapText="bothSides"/>
+            <wp:docPr id="1959443145" name="Picture 20" descr="A screenshot of a computer&#10;&#10;AI-generated content may be incorrect."/>
+            <wp:cNvGraphicFramePr>
+              <a:graphicFrameLocks xmlns:a="http://schemas.openxmlformats.org/drawingml/2006/main" noChangeAspect="1"/>
+            </wp:cNvGraphicFramePr>
+            <a:graphic xmlns:a="http://schemas.openxmlformats.org/drawingml/2006/main">
+              <a:graphicData uri="http://schemas.openxmlformats.org/drawingml/2006/picture">
+                <pic:pic xmlns:pic="http://schemas.openxmlformats.org/drawingml/2006/picture">
+                  <pic:nvPicPr>
+                    <pic:cNvPr id="1959443145" name="Picture 20" descr="A screenshot of a computer&#10;&#10;AI-generated content may be incorrect."/>
+                    <pic:cNvPicPr/>
+                  </pic:nvPicPr>
+                  <pic:blipFill>
+                    <a:blip r:embed="rId27" cstate="print">
+                      <a:extLst>
+                        <a:ext uri="{28A0092B-C50C-407E-A947-70E740481C1C}">
+                          <a14:useLocalDpi xmlns:a14="http://schemas.microsoft.com/office/drawing/2010/main" val="0"/>
+                        </a:ext>
+                      </a:extLst>
+                    </a:blip>
+                    <a:stretch>
+                      <a:fillRect/>
+                    </a:stretch>
+                  </pic:blipFill>
+                  <pic:spPr>
+                    <a:xfrm>
+                      <a:off x="0" y="0"/>
+                      <a:ext cx="3128645" cy="2333625"/>
+                    </a:xfrm>
+                    <a:prstGeom prst="rect">
+                      <a:avLst/>
+                    </a:prstGeom>
+                  </pic:spPr>
+                </pic:pic>
+              </a:graphicData>
+            </a:graphic>
+            <wp14:sizeRelH relativeFrom="page">
+              <wp14:pctWidth>0</wp14:pctWidth>
+            </wp14:sizeRelH>
+            <wp14:sizeRelV relativeFrom="page">
+              <wp14:pctHeight>0</wp14:pctHeight>
+            </wp14:sizeRelV>
+          </wp:anchor>
+        </w:drawing>
+      </w:r>
+      <w:r>
+        <w:rPr>
+          <w:b/>
+          <w:bCs/>
+        </w:rPr>
+        <w:t xml:space="preserve">AuthControllerTests: </w:t>
+      </w:r>
+      <w:r>
+        <w:t>Az AuthController metódusait teszteli, a bejelentkezés, kijelentkezés különböző válaszait.</w:t>
+      </w:r>
+    </w:p>
+    <w:p>
+      <w:pPr>
+        <w:pStyle w:val="ListParagraph"/>
+        <w:numPr>
+          <w:ilvl w:val="0"/>
+          <w:numId w:val="30"/>
+        </w:numPr>
+      </w:pPr>
+      <w:r>
+        <w:rPr>
+          <w:noProof/>
+        </w:rPr>
+        <mc:AlternateContent>
+          <mc:Choice Requires="wps">
+            <w:drawing>
+              <wp:anchor distT="0" distB="0" distL="114300" distR="114300" simplePos="0" relativeHeight="251714560" behindDoc="0" locked="0" layoutInCell="1" allowOverlap="1" wp14:anchorId="621CA06D" wp14:editId="4682AB02">
+                <wp:simplePos x="0" y="0"/>
+                <wp:positionH relativeFrom="column">
+                  <wp:posOffset>2845435</wp:posOffset>
+                </wp:positionH>
+                <wp:positionV relativeFrom="paragraph">
+                  <wp:posOffset>1134853</wp:posOffset>
+                </wp:positionV>
+                <wp:extent cx="2671445" cy="635"/>
+                <wp:effectExtent l="0" t="0" r="8255" b="8255"/>
+                <wp:wrapSquare wrapText="bothSides"/>
+                <wp:docPr id="1122289293" name="Text Box 1"/>
+                <wp:cNvGraphicFramePr/>
+                <a:graphic xmlns:a="http://schemas.openxmlformats.org/drawingml/2006/main">
+                  <a:graphicData uri="http://schemas.microsoft.com/office/word/2010/wordprocessingShape">
+                    <wps:wsp>
+                      <wps:cNvSpPr txBox="1"/>
+                      <wps:spPr>
+                        <a:xfrm>
+                          <a:off x="0" y="0"/>
+                          <a:ext cx="2671445" cy="635"/>
+                        </a:xfrm>
+                        <a:prstGeom prst="rect">
+                          <a:avLst/>
+                        </a:prstGeom>
+                        <a:noFill/>
+                        <a:ln>
+                          <a:noFill/>
+                        </a:ln>
+                      </wps:spPr>
+                      <wps:txbx>
+                        <w:txbxContent>
+                          <w:p>
+                            <w:pPr>
+                              <w:pStyle w:val="Caption"/>
+                              <w:rPr>
+                                <w:b/>
+                                <w:bCs/>
+                                <w:noProof/>
+                                <w:szCs w:val="22"/>
+                              </w:rPr>
+                            </w:pPr>
+                            <w:r>
+                              <w:t>Sikeres tesztesetek (</w:t>
+                            </w:r>
+                            <w:r>
+                              <w:t xml:space="preserve">ábra </w:t>
+                            </w:r>
+                            <w:fldSimple w:instr=" SEQ ábra \* ARABIC ">
+                              <w:r>
+                                <w:rPr>
+                                  <w:noProof/>
+                                </w:rPr>
+                                <w:t>17</w:t>
+                              </w:r>
+                            </w:fldSimple>
+                            <w:r>
+                              <w:t>)</w:t>
+                            </w:r>
+                          </w:p>
+                        </w:txbxContent>
+                      </wps:txbx>
+                      <wps:bodyPr rot="0" spcFirstLastPara="0" vertOverflow="overflow" horzOverflow="overflow" vert="horz" wrap="square" lIns="0" tIns="0" rIns="0" bIns="0" numCol="1" spcCol="0" rtlCol="0" fromWordArt="0" anchor="t" anchorCtr="0" forceAA="0" compatLnSpc="1">
+                        <a:prstTxWarp prst="textNoShape">
+                          <a:avLst/>
+                        </a:prstTxWarp>
+                        <a:spAutoFit/>
+                      </wps:bodyPr>
+                    </wps:wsp>
+                  </a:graphicData>
+                </a:graphic>
+                <wp14:sizeRelH relativeFrom="margin">
+                  <wp14:pctWidth>0</wp14:pctWidth>
+                </wp14:sizeRelH>
+              </wp:anchor>
+            </w:drawing>
+          </mc:Choice>
+          <mc:Fallback>
+            <w:pict>
+              <v:shape w14:anchorId="621CA06D" id="_x0000_s1042" type="#_x0000_t202" style="position:absolute;left:0;text-align:left;margin-left:224.05pt;margin-top:89.35pt;width:210.35pt;height:.05pt;z-index:251714560;visibility:visible;mso-wrap-style:square;mso-width-percent:0;mso-wrap-distance-left:9pt;mso-wrap-distance-top:0;mso-wrap-distance-right:9pt;mso-wrap-distance-bottom:0;mso-position-horizontal:absolute;mso-position-horizontal-relative:text;mso-position-vertical:absolute;mso-position-vertical-relative:text;mso-width-percent:0;mso-width-relative:margin;v-text-anchor:top" o:gfxdata="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" filled="f" stroked="f">
+                <v:textbox style="mso-fit-shape-to-text:t" inset="0,0,0,0">
+                  <w:txbxContent>
+                    <w:p>
+                      <w:pPr>
+                        <w:pStyle w:val="Caption"/>
+                        <w:rPr>
+                          <w:b/>
+                          <w:bCs/>
+                          <w:noProof/>
+                          <w:szCs w:val="22"/>
+                        </w:rPr>
+                      </w:pPr>
+                      <w:r>
+                        <w:t>Sikeres tesztesetek (</w:t>
+                      </w:r>
+                      <w:r>
+                        <w:t xml:space="preserve">ábra </w:t>
+                      </w:r>
+                      <w:fldSimple w:instr=" SEQ ábra \* ARABIC ">
+                        <w:r>
+                          <w:rPr>
+                            <w:noProof/>
+                          </w:rPr>
+                          <w:t>17</w:t>
+                        </w:r>
+                      </w:fldSimple>
+                      <w:r>
+                        <w:t>)</w:t>
+                      </w:r>
+                    </w:p>
+                  </w:txbxContent>
+                </v:textbox>
+                <w10:wrap type="square"/>
+              </v:shape>
+            </w:pict>
+          </mc:Fallback>
+        </mc:AlternateContent>
+      </w:r>
+      <w:r>
+        <w:rPr>
+          <w:b/>
+          <w:bCs/>
+        </w:rPr>
+        <w:t>UserControllerTests:</w:t>
+      </w:r>
+      <w:r>
+        <w:t xml:space="preserve"> A UserController metódusait teszteli</w:t>
+      </w:r>
+      <w:r>
+        <w:t>, a felhasználói adatok lekérését, módosítását, az értesítések lekérését és törlését</w:t>
+      </w:r>
+      <w:r>
+        <w:t>, figyeli a</w:t>
+      </w:r>
+      <w:r>
+        <w:t xml:space="preserve"> bejelentkezett felhasználó alapján a</w:t>
+      </w:r>
+      <w:r>
+        <w:t xml:space="preserve"> válaszszűrést is.</w:t>
+      </w:r>
+    </w:p>
+    <w:p>
+      <w:pPr>
+        <w:pStyle w:val="ListParagraph"/>
+        <w:numPr>
+          <w:ilvl w:val="0"/>
+          <w:numId w:val="30"/>
+        </w:numPr>
+      </w:pPr>
+      <w:r>
+        <w:rPr>
+          <w:b/>
+          <w:bCs/>
+        </w:rPr>
+        <w:t xml:space="preserve">VehicleControllerTests: </w:t>
+      </w:r>
+      <w:r>
+        <w:t>A VehicleController metódusait teszteli</w:t>
+      </w:r>
+      <w:r>
+        <w:t>, a járművek adatainak, elérhetőségeinek, képeinek feltöltését, lekérését, módosítását és törlését teszteli, figyeli a bejelentkezett felhasználó alapján a válaszszűrést is.</w:t>
+      </w:r>
+    </w:p>
+    <w:p>
+      <w:pPr>
+        <w:pStyle w:val="ListParagraph"/>
+        <w:numPr>
+          <w:ilvl w:val="0"/>
+          <w:numId w:val="30"/>
+        </w:numPr>
+      </w:pPr>
+      <w:r>
+        <w:rPr>
+          <w:b/>
+          <w:bCs/>
+        </w:rPr>
+        <w:t xml:space="preserve">RentalControllerTests: </w:t>
+      </w:r>
+      <w:r>
+        <w:t>A RentalCont</w:t>
+      </w:r>
+      <w:r>
+        <w:t>r</w:t>
+      </w:r>
+      <w:r>
+        <w:t xml:space="preserve">oller metódusait teszteli, </w:t>
+      </w:r>
+      <w:r>
+        <w:t>ezáltal pedig</w:t>
+      </w:r>
+      <w:r>
+        <w:t xml:space="preserve"> az állapotkezelő rendszert</w:t>
+      </w:r>
+      <w:r>
+        <w:t xml:space="preserve"> is</w:t>
+      </w:r>
+      <w:r>
+        <w:t>.</w:t>
+      </w:r>
+    </w:p>
+    <w:p>
+      <w:pPr>
+        <w:spacing w:after="160" w:line="259" w:lineRule="auto"/>
+        <w:jc w:val="left"/>
+        <w:rPr>
+          <w:b/>
+          <w:bCs/>
+        </w:rPr>
+      </w:pPr>
+      <w:r>
+        <w:rPr>
+          <w:b/>
+          <w:bCs/>
+        </w:rPr>
+        <w:br w:type="page"/>
+      </w:r>
+    </w:p>
+    <w:p>
+      <w:pPr>
+        <w:pStyle w:val="Heading2"/>
+      </w:pPr>
+      <w:bookmarkStart w:id="53" w:name="_Toc228059020"/>
+      <w:r>
+        <w:lastRenderedPageBreak/>
+        <w:t>Stressztesztelés</w:t>
+      </w:r>
+      <w:bookmarkEnd w:id="53"/>
+    </w:p>
+    <w:p>
+      <w:r>
+        <w:t xml:space="preserve">Az egységtesztek mellett teszteltük az API válaszidejét stresszteszteléssel. Ehhez a </w:t>
+      </w:r>
+      <w:r>
+        <w:rPr>
+          <w:b/>
+          <w:bCs/>
+        </w:rPr>
+        <w:t>Locust</w:t>
+      </w:r>
+      <w:r>
+        <w:t xml:space="preserve"> nevű </w:t>
+      </w:r>
+      <w:r>
+        <w:t>Python</w:t>
+      </w:r>
+      <w:r>
+        <w:t xml:space="preserve"> csomagot használtuk, amit a </w:t>
+      </w:r>
+      <w:r>
+        <w:rPr>
+          <w:lang w:val="en-US"/>
+        </w:rPr>
+        <w:t>P</w:t>
+      </w:r>
+      <w:r>
+        <w:rPr>
+          <w:lang w:val="en-US"/>
+        </w:rPr>
+        <w:t xml:space="preserve">ython </w:t>
+      </w:r>
+      <w:proofErr w:type="spellStart"/>
+      <w:r>
+        <w:rPr>
+          <w:lang w:val="en-US"/>
+        </w:rPr>
+        <w:t>csomagkezel</w:t>
+      </w:r>
+      <w:r>
+        <w:t>őjéve</w:t>
+      </w:r>
+      <w:r>
+        <w:t>l</w:t>
+      </w:r>
+      <w:proofErr w:type="spellEnd"/>
+      <w:r>
+        <w:t xml:space="preserve"> lehet telepíteni, a pip-pel</w:t>
+      </w:r>
+      <w:r>
+        <w:t xml:space="preserve">: </w:t>
+      </w:r>
+      <w:r>
+        <w:rPr>
+          <w:i/>
+          <w:iCs/>
+          <w:u w:val="single"/>
+        </w:rPr>
+        <w:t>pip install locust</w:t>
+      </w:r>
+      <w:r>
+        <w:t>.</w:t>
+      </w:r>
+    </w:p>
+    <w:p>
+      <w:r>
+        <w:t xml:space="preserve">A stresszteszt elindításához először el kell indítanunk a backend-et </w:t>
+      </w:r>
+      <w:r>
+        <w:rPr>
+          <w:b/>
+          <w:bCs/>
+        </w:rPr>
+        <w:t>http</w:t>
+      </w:r>
+      <w:r>
+        <w:t xml:space="preserve"> módban</w:t>
+      </w:r>
+      <w:r>
+        <w:t xml:space="preserve">, másképp, mivel a locust nem ismeri fel a backend SSL </w:t>
+      </w:r>
+      <w:r>
+        <w:t>tanúsítványát</w:t>
+      </w:r>
+      <w:r>
+        <w:t>, minden mért adat hibás lesz</w:t>
+      </w:r>
+      <w:r>
+        <w:t>.</w:t>
+      </w:r>
+      <w:r>
+        <w:t xml:space="preserve"> Emellett még fontos, hogy a backend-et debugging nélkül indítsuk, másképpen az jelentősen visszafogja a válaszidőket.</w:t>
+      </w:r>
+    </w:p>
+    <w:p>
+      <w:r>
+        <w:t>Miután a backend fut,</w:t>
+      </w:r>
+      <w:r>
+        <w:t xml:space="preserve"> lépjünk be a </w:t>
+      </w:r>
+      <w:r>
+        <w:rPr>
+          <w:b/>
+          <w:bCs/>
+          <w:i/>
+          <w:iCs/>
+        </w:rPr>
+        <w:t>loadtest/</w:t>
+      </w:r>
+      <w:r>
+        <w:t xml:space="preserve"> mappába és adjuk ki a </w:t>
+      </w:r>
+      <w:r>
+        <w:rPr>
+          <w:i/>
+          <w:iCs/>
+          <w:u w:val="single"/>
+        </w:rPr>
+        <w:t>locust</w:t>
+      </w:r>
+      <w:r>
+        <w:t xml:space="preserve"> parancsot, majd nyissuk meg a böngészőnkben a program által megadott oldalt, és kezdjük meg a </w:t>
+      </w:r>
+      <w:r>
+        <w:t>tesztet</w:t>
+      </w:r>
+      <w:r>
+        <w:t>.</w:t>
+      </w:r>
+    </w:p>
+    <w:p>
+      <w:r>
+        <w:t>Természetesen a stresszteszt korlátozva van abból a szempontból, hogy a backend</w:t>
+      </w:r>
+      <w:r>
+        <w:t xml:space="preserve"> lehet</w:t>
+      </w:r>
+      <w:r>
+        <w:t xml:space="preserve"> képes lenne</w:t>
+      </w:r>
+      <w:r>
+        <w:t xml:space="preserve"> párhuzamosan</w:t>
+      </w:r>
+      <w:r>
+        <w:t xml:space="preserve"> több kérést is kezelni, </w:t>
+      </w:r>
+      <w:r>
+        <w:t>viszont az adatbázis nem</w:t>
+      </w:r>
+      <w:r>
+        <w:t xml:space="preserve"> biztos</w:t>
+      </w:r>
+      <w:r>
+        <w:t>.</w:t>
+      </w:r>
+    </w:p>
+    <w:p>
+      <w:r>
+        <w:t>Fontos kiemelni emellett, hogy itt nem mockolt adatbázisról van szó, hanem a valódi adatbázissal való összekötés mellett mérjük az eredményeket. (Csak lekérünk adatokat, módosítani nem módosítunk semmit.)</w:t>
+      </w:r>
+    </w:p>
+    <w:p>
+      <w:r>
+        <w:rPr>
+          <w:noProof/>
+        </w:rPr>
+        <mc:AlternateContent>
+          <mc:Choice Requires="wps">
+            <w:drawing>
+              <wp:anchor distT="0" distB="0" distL="114300" distR="114300" simplePos="0" relativeHeight="251720704" behindDoc="0" locked="0" layoutInCell="1" allowOverlap="1" wp14:anchorId="3645590E" wp14:editId="7F18A7B9">
+                <wp:simplePos x="0" y="0"/>
+                <wp:positionH relativeFrom="column">
+                  <wp:posOffset>-41275</wp:posOffset>
+                </wp:positionH>
+                <wp:positionV relativeFrom="paragraph">
+                  <wp:posOffset>3763010</wp:posOffset>
+                </wp:positionV>
+                <wp:extent cx="5688330" cy="635"/>
+                <wp:effectExtent l="0" t="0" r="1270" b="12065"/>
+                <wp:wrapTopAndBottom/>
+                <wp:docPr id="419822813" name="Text Box 1"/>
+                <wp:cNvGraphicFramePr/>
+                <a:graphic xmlns:a="http://schemas.openxmlformats.org/drawingml/2006/main">
+                  <a:graphicData uri="http://schemas.microsoft.com/office/word/2010/wordprocessingShape">
+                    <wps:wsp>
+                      <wps:cNvSpPr txBox="1"/>
+                      <wps:spPr>
+                        <a:xfrm>
+                          <a:off x="0" y="0"/>
+                          <a:ext cx="5688330" cy="635"/>
+                        </a:xfrm>
+                        <a:prstGeom prst="rect">
+                          <a:avLst/>
+                        </a:prstGeom>
+                        <a:solidFill>
+                          <a:prstClr val="white"/>
+                        </a:solidFill>
+                        <a:ln>
+                          <a:noFill/>
+                        </a:ln>
+                      </wps:spPr>
+                      <wps:txbx>
+                        <w:txbxContent>
+                          <w:p>
+                            <w:pPr>
+                              <w:pStyle w:val="Caption"/>
+                              <w:rPr>
+                                <w:noProof/>
+                                <w:szCs w:val="22"/>
+                              </w:rPr>
+                            </w:pPr>
+                            <w:r>
+                              <w:t xml:space="preserve">Stresszteszt eredmények 800 párhuzamos felhasználó mellett, 1930 kéréssel másodpercenként (ábra </w:t>
+                            </w:r>
+                            <w:fldSimple w:instr=" SEQ ábra \* ARABIC ">
+                              <w:r>
+                                <w:rPr>
+                                  <w:noProof/>
+                                </w:rPr>
+                                <w:t>18</w:t>
+                              </w:r>
+                            </w:fldSimple>
+                            <w:r>
+                              <w:t>)</w:t>
+                            </w:r>
+                          </w:p>
+                        </w:txbxContent>
+                      </wps:txbx>
+                      <wps:bodyPr rot="0" spcFirstLastPara="0" vertOverflow="overflow" horzOverflow="overflow" vert="horz" wrap="square" lIns="0" tIns="0" rIns="0" bIns="0" numCol="1" spcCol="0" rtlCol="0" fromWordArt="0" anchor="t" anchorCtr="0" forceAA="0" compatLnSpc="1">
+                        <a:prstTxWarp prst="textNoShape">
+                          <a:avLst/>
+                        </a:prstTxWarp>
+                        <a:spAutoFit/>
+                      </wps:bodyPr>
+                    </wps:wsp>
+                  </a:graphicData>
+                </a:graphic>
+              </wp:anchor>
+            </w:drawing>
+          </mc:Choice>
+          <mc:Fallback>
+            <w:pict>
+              <v:shape w14:anchorId="3645590E" id="_x0000_s1043" type="#_x0000_t202" style="position:absolute;left:0;text-align:left;margin-left:-3.25pt;margin-top:296.3pt;width:447.9pt;height:.05pt;z-index:251720704;visibility:visible;mso-wrap-style:square;mso-wrap-distance-left:9pt;mso-wrap-distance-top:0;mso-wrap-distance-right:9pt;mso-wrap-distance-bottom:0;mso-position-horizontal:absolute;mso-position-horizontal-relative:text;mso-position-vertical:absolute;mso-position-vertical-relative:text;v-text-anchor:top" o:gfxdata="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" stroked="f">
+                <v:textbox style="mso-fit-shape-to-text:t" inset="0,0,0,0">
+                  <w:txbxContent>
+                    <w:p>
+                      <w:pPr>
+                        <w:pStyle w:val="Caption"/>
+                        <w:rPr>
+                          <w:noProof/>
+                          <w:szCs w:val="22"/>
+                        </w:rPr>
+                      </w:pPr>
+                      <w:r>
+                        <w:t xml:space="preserve">Stresszteszt eredmények 800 párhuzamos felhasználó mellett, 1930 kéréssel másodpercenként (ábra </w:t>
+                      </w:r>
+                      <w:fldSimple w:instr=" SEQ ábra \* ARABIC ">
+                        <w:r>
+                          <w:rPr>
+                            <w:noProof/>
+                          </w:rPr>
+                          <w:t>18</w:t>
+                        </w:r>
+                      </w:fldSimple>
+                      <w:r>
+                        <w:t>)</w:t>
+                      </w:r>
+                    </w:p>
+                  </w:txbxContent>
+                </v:textbox>
+                <w10:wrap type="topAndBottom"/>
+              </v:shape>
+            </w:pict>
+          </mc:Fallback>
+        </mc:AlternateContent>
+      </w:r>
+      <w:r>
+        <w:rPr>
+          <w:noProof/>
+        </w:rPr>
+        <w:drawing>
+          <wp:anchor distT="0" distB="0" distL="114300" distR="114300" simplePos="0" relativeHeight="251718656" behindDoc="0" locked="0" layoutInCell="1" allowOverlap="1" wp14:anchorId="0E06DE7E" wp14:editId="64EF48BB">
+            <wp:simplePos x="0" y="0"/>
+            <wp:positionH relativeFrom="column">
+              <wp:posOffset>-41275</wp:posOffset>
+            </wp:positionH>
+            <wp:positionV relativeFrom="paragraph">
+              <wp:posOffset>528955</wp:posOffset>
+            </wp:positionV>
+            <wp:extent cx="5688330" cy="3176905"/>
+            <wp:effectExtent l="0" t="0" r="1270" b="0"/>
+            <wp:wrapTopAndBottom/>
+            <wp:docPr id="1738032621" name="Picture 22" descr="A screenshot of a computer&#10;&#10;AI-generated content may be incorrect."/>
+            <wp:cNvGraphicFramePr>
+              <a:graphicFrameLocks xmlns:a="http://schemas.openxmlformats.org/drawingml/2006/main" noChangeAspect="1"/>
+            </wp:cNvGraphicFramePr>
+            <a:graphic xmlns:a="http://schemas.openxmlformats.org/drawingml/2006/main">
+              <a:graphicData uri="http://schemas.openxmlformats.org/drawingml/2006/picture">
+                <pic:pic xmlns:pic="http://schemas.openxmlformats.org/drawingml/2006/picture">
+                  <pic:nvPicPr>
+                    <pic:cNvPr id="1738032621" name="Picture 22" descr="A screenshot of a computer&#10;&#10;AI-generated content may be incorrect."/>
+                    <pic:cNvPicPr/>
+                  </pic:nvPicPr>
+                  <pic:blipFill rotWithShape="1">
+                    <a:blip r:embed="rId28" cstate="print">
+                      <a:extLst>
+                        <a:ext uri="{28A0092B-C50C-407E-A947-70E740481C1C}">
+                          <a14:useLocalDpi xmlns:a14="http://schemas.microsoft.com/office/drawing/2010/main" val="0"/>
+                        </a:ext>
+                      </a:extLst>
+                    </a:blip>
+                    <a:srcRect l="10525" r="10802"/>
+                    <a:stretch>
+                      <a:fillRect/>
+                    </a:stretch>
+                  </pic:blipFill>
+                  <pic:spPr bwMode="auto">
+                    <a:xfrm>
+                      <a:off x="0" y="0"/>
+                      <a:ext cx="5688330" cy="3176905"/>
+                    </a:xfrm>
+                    <a:prstGeom prst="rect">
+                      <a:avLst/>
+                    </a:prstGeom>
+                    <a:ln>
+                      <a:noFill/>
+                    </a:ln>
+                    <a:extLst>
+                      <a:ext uri="{53640926-AAD7-44D8-BBD7-CCE9431645EC}">
+                        <a14:shadowObscured xmlns:a14="http://schemas.microsoft.com/office/drawing/2010/main"/>
+                      </a:ext>
+                    </a:extLst>
+                  </pic:spPr>
+                </pic:pic>
+              </a:graphicData>
+            </a:graphic>
+            <wp14:sizeRelH relativeFrom="page">
+              <wp14:pctWidth>0</wp14:pctWidth>
+            </wp14:sizeRelH>
+            <wp14:sizeRelV relativeFrom="page">
+              <wp14:pctHeight>0</wp14:pctHeight>
+            </wp14:sizeRelV>
+          </wp:anchor>
+        </w:drawing>
+      </w:r>
       <w:r>
         <w:t>A mért adatok megmutatják a válaszidők mediánját, átlagát, minimumát és maximumát, a kérések másodpercenkénti számát végpontonként és egyben is.</w:t>
       </w:r>
@@ -20765,7 +25446,7 @@
         <w:pStyle w:val="Heading1"/>
         <w:suppressAutoHyphens/>
         <w:sectPr>
-          <w:footerReference w:type="first" r:id="rId13"/>
+          <w:footerReference w:type="first" r:id="rId29"/>
           <w:pgSz w:w="11906" w:h="16838"/>
           <w:pgMar w:top="1418" w:right="1418" w:bottom="1418" w:left="1418" w:header="709" w:footer="709" w:gutter="284"/>
           <w:pgNumType w:start="1"/>
@@ -20779,23 +25460,23 @@
       <w:pPr>
         <w:pStyle w:val="Heading1"/>
       </w:pPr>
-      <w:bookmarkStart w:id="46" w:name="_Toc227709816"/>
+      <w:bookmarkStart w:id="54" w:name="_Toc228059021"/>
       <w:r>
         <w:lastRenderedPageBreak/>
         <w:t>Mellékletek</w:t>
       </w:r>
-      <w:bookmarkEnd w:id="46"/>
+      <w:bookmarkEnd w:id="54"/>
     </w:p>
     <w:p>
       <w:pPr>
         <w:pStyle w:val="Heading2"/>
         <w:suppressAutoHyphens/>
       </w:pPr>
-      <w:bookmarkStart w:id="47" w:name="_Toc227709817"/>
+      <w:bookmarkStart w:id="55" w:name="_Toc228059022"/>
       <w:r>
         <w:t>ER-modell</w:t>
       </w:r>
-      <w:bookmarkEnd w:id="47"/>
+      <w:bookmarkEnd w:id="55"/>
     </w:p>
     <w:p>
       <w:pPr>
@@ -20822,7 +25503,7 @@
                     <pic:cNvPicPr/>
                   </pic:nvPicPr>
                   <pic:blipFill>
-                    <a:blip r:embed="rId14" cstate="print">
+                    <a:blip r:embed="rId30" cstate="print">
                       <a:extLst>
                         <a:ext uri="{28A0092B-C50C-407E-A947-70E740481C1C}">
                           <a14:useLocalDpi xmlns:a14="http://schemas.microsoft.com/office/drawing/2010/main" val="0"/>
@@ -20854,13 +25535,13 @@
         <w:pStyle w:val="Caption"/>
         <w:suppressAutoHyphens/>
       </w:pPr>
-      <w:bookmarkStart w:id="48" w:name="_Ref227153026"/>
-      <w:bookmarkStart w:id="49" w:name="_Ref227152952"/>
-      <w:bookmarkStart w:id="50" w:name="_Ref227153209"/>
+      <w:bookmarkStart w:id="56" w:name="_Ref227153026"/>
+      <w:bookmarkStart w:id="57" w:name="_Ref227152952"/>
+      <w:bookmarkStart w:id="58" w:name="_Ref227153209"/>
       <w:r>
         <w:t>ER-modell</w:t>
       </w:r>
-      <w:bookmarkEnd w:id="48"/>
+      <w:bookmarkEnd w:id="56"/>
       <w:r>
         <w:t xml:space="preserve"> </w:t>
       </w:r>
@@ -20872,28 +25553,30 @@
           <w:rPr>
             <w:noProof/>
           </w:rPr>
-          <w:t>3</w:t>
+          <w:t>19</w:t>
         </w:r>
       </w:fldSimple>
-      <w:bookmarkEnd w:id="49"/>
+      <w:bookmarkStart w:id="59" w:name="_Ref228033674"/>
+      <w:bookmarkEnd w:id="57"/>
       <w:r>
         <w:t>)</w:t>
       </w:r>
-      <w:bookmarkEnd w:id="50"/>
+      <w:bookmarkEnd w:id="58"/>
+      <w:bookmarkEnd w:id="59"/>
     </w:p>
     <w:p>
       <w:pPr>
         <w:pStyle w:val="Heading2"/>
         <w:suppressAutoHyphens/>
       </w:pPr>
-      <w:bookmarkStart w:id="51" w:name="_Toc227709818"/>
+      <w:bookmarkStart w:id="60" w:name="_Toc228059023"/>
       <w:r>
         <w:rPr>
           <w:noProof/>
         </w:rPr>
         <w:lastRenderedPageBreak/>
         <w:drawing>
-          <wp:anchor distT="0" distB="0" distL="114300" distR="114300" simplePos="0" relativeHeight="251658240" behindDoc="0" locked="0" layoutInCell="1" allowOverlap="1" wp14:anchorId="7EA347CE" wp14:editId="4E357210">
+          <wp:anchor distT="0" distB="0" distL="114300" distR="114300" simplePos="0" relativeHeight="251654144" behindDoc="0" locked="0" layoutInCell="1" allowOverlap="1" wp14:anchorId="7EA347CE" wp14:editId="4763A5BA">
             <wp:simplePos x="0" y="0"/>
             <wp:positionH relativeFrom="column">
               <wp:posOffset>867283</wp:posOffset>
@@ -20916,7 +25599,7 @@
                     <pic:cNvPicPr/>
                   </pic:nvPicPr>
                   <pic:blipFill>
-                    <a:blip r:embed="rId15" cstate="print">
+                    <a:blip r:embed="rId31" cstate="print">
                       <a:extLst>
                         <a:ext uri="{28A0092B-C50C-407E-A947-70E740481C1C}">
                           <a14:useLocalDpi xmlns:a14="http://schemas.microsoft.com/office/drawing/2010/main" val="0"/>
@@ -20955,7 +25638,7 @@
         <mc:AlternateContent>
           <mc:Choice Requires="wps">
             <w:drawing>
-              <wp:anchor distT="0" distB="0" distL="114300" distR="114300" simplePos="0" relativeHeight="251660288" behindDoc="0" locked="0" layoutInCell="1" allowOverlap="1" wp14:anchorId="2C084721" wp14:editId="1115DD70">
+              <wp:anchor distT="0" distB="0" distL="114300" distR="114300" simplePos="0" relativeHeight="251656192" behindDoc="0" locked="0" layoutInCell="1" allowOverlap="1" wp14:anchorId="2C084721" wp14:editId="54D9A517">
                 <wp:simplePos x="0" y="0"/>
                 <wp:positionH relativeFrom="column">
                   <wp:posOffset>866775</wp:posOffset>
@@ -21000,7 +25683,7 @@
                                 <w:szCs w:val="32"/>
                               </w:rPr>
                             </w:pPr>
-                            <w:bookmarkStart w:id="52" w:name="_Ref227153376"/>
+                            <w:bookmarkStart w:id="61" w:name="_Ref227153376"/>
                             <w:r>
                               <w:t xml:space="preserve">Relációs diagramm (ábra </w:t>
                             </w:r>
@@ -21009,13 +25692,13 @@
                                 <w:rPr>
                                   <w:noProof/>
                                 </w:rPr>
-                                <w:t>4</w:t>
+                                <w:t>20</w:t>
                               </w:r>
                             </w:fldSimple>
                             <w:r>
                               <w:t>)</w:t>
                             </w:r>
-                            <w:bookmarkEnd w:id="52"/>
+                            <w:bookmarkEnd w:id="61"/>
                           </w:p>
                         </w:txbxContent>
                       </wps:txbx>
@@ -21033,7 +25716,7 @@
           </mc:Choice>
           <mc:Fallback>
             <w:pict>
-              <v:shape w14:anchorId="2C084721" id="_x0000_s1028" type="#_x0000_t202" style="position:absolute;margin-left:68.25pt;margin-top:417.75pt;width:564.8pt;height:.05pt;z-index:251660288;visibility:visible;mso-wrap-style:square;mso-wrap-distance-left:9pt;mso-wrap-distance-top:0;mso-wrap-distance-right:9pt;mso-wrap-distance-bottom:0;mso-position-horizontal:absolute;mso-position-horizontal-relative:text;mso-position-vertical:absolute;mso-position-vertical-relative:text;v-text-anchor:top" o:gfxdata="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" stroked="f">
+              <v:shape w14:anchorId="2C084721" id="_x0000_s1044" type="#_x0000_t202" style="position:absolute;margin-left:68.25pt;margin-top:417.75pt;width:564.8pt;height:.05pt;z-index:251656192;visibility:visible;mso-wrap-style:square;mso-wrap-distance-left:9pt;mso-wrap-distance-top:0;mso-wrap-distance-right:9pt;mso-wrap-distance-bottom:0;mso-position-horizontal:absolute;mso-position-horizontal-relative:text;mso-position-vertical:absolute;mso-position-vertical-relative:text;v-text-anchor:top" o:gfxdata="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" stroked="f">
                 <v:textbox style="mso-fit-shape-to-text:t" inset="0,0,0,0">
                   <w:txbxContent>
                     <w:p>
@@ -21047,7 +25730,7 @@
                           <w:szCs w:val="32"/>
                         </w:rPr>
                       </w:pPr>
-                      <w:bookmarkStart w:id="53" w:name="_Ref227153376"/>
+                      <w:bookmarkStart w:id="62" w:name="_Ref227153376"/>
                       <w:r>
                         <w:t xml:space="preserve">Relációs diagramm (ábra </w:t>
                       </w:r>
@@ -21056,13 +25739,13 @@
                           <w:rPr>
                             <w:noProof/>
                           </w:rPr>
-                          <w:t>4</w:t>
+                          <w:t>20</w:t>
                         </w:r>
                       </w:fldSimple>
                       <w:r>
                         <w:t>)</w:t>
                       </w:r>
-                      <w:bookmarkEnd w:id="53"/>
+                      <w:bookmarkEnd w:id="62"/>
                     </w:p>
                   </w:txbxContent>
                 </v:textbox>
@@ -21075,7 +25758,7 @@
       <w:r>
         <w:t>Relációs diagramm</w:t>
       </w:r>
-      <w:bookmarkEnd w:id="51"/>
+      <w:bookmarkEnd w:id="60"/>
     </w:p>
     <w:sectPr>
       <w:pgSz w:w="16838" w:h="11906" w:orient="landscape"/>
@@ -21222,12 +25905,200 @@
       </w:r>
     </w:p>
   </w:footnote>
+  <w:footnote w:id="1">
+    <w:p>
+      <w:pPr>
+        <w:pStyle w:val="FootnoteText"/>
+      </w:pPr>
+      <w:r>
+        <w:rPr>
+          <w:rStyle w:val="FootnoteReference"/>
+        </w:rPr>
+        <w:footnoteRef/>
+      </w:r>
+      <w:r>
+        <w:t xml:space="preserve"> </w:t>
+      </w:r>
+      <w:hyperlink r:id="rId1" w:history="1">
+        <w:r>
+          <w:rPr>
+            <w:rStyle w:val="Hyperlink"/>
+          </w:rPr>
+          <w:t>https://resend.com/</w:t>
+        </w:r>
+      </w:hyperlink>
+    </w:p>
+  </w:footnote>
+  <w:footnote w:id="2">
+    <w:p>
+      <w:pPr>
+        <w:pStyle w:val="FootnoteText"/>
+      </w:pPr>
+      <w:r>
+        <w:rPr>
+          <w:rStyle w:val="FootnoteReference"/>
+        </w:rPr>
+        <w:footnoteRef/>
+      </w:r>
+      <w:r>
+        <w:t xml:space="preserve"> </w:t>
+      </w:r>
+      <w:hyperlink r:id="rId2" w:history="1">
+        <w:r>
+          <w:rPr>
+            <w:rStyle w:val="Hyperlink"/>
+          </w:rPr>
+          <w:t>https://education.github.com/pack</w:t>
+        </w:r>
+      </w:hyperlink>
+    </w:p>
+  </w:footnote>
+  <w:footnote w:id="3">
+    <w:p>
+      <w:pPr>
+        <w:pStyle w:val="FootnoteText"/>
+        <w:rPr>
+          <w:lang w:val="en-US"/>
+        </w:rPr>
+      </w:pPr>
+      <w:r>
+        <w:rPr>
+          <w:rStyle w:val="FootnoteReference"/>
+        </w:rPr>
+        <w:footnoteRef/>
+      </w:r>
+      <w:r>
+        <w:t xml:space="preserve"> </w:t>
+      </w:r>
+      <w:hyperlink r:id="rId3" w:history="1">
+        <w:r>
+          <w:rPr>
+            <w:rStyle w:val="Hyperlink"/>
+          </w:rPr>
+          <w:t>https://resend.com/</w:t>
+        </w:r>
+      </w:hyperlink>
+    </w:p>
+  </w:footnote>
 </w:footnotes>
 </file>
 
 <file path=word/numbering.xml><?xml version="1.0" encoding="utf-8"?>
 <w:numbering xmlns:wpc="http://schemas.microsoft.com/office/word/2010/wordprocessingCanvas" xmlns:cx="http://schemas.microsoft.com/office/drawing/2014/chartex" xmlns:cx1="http://schemas.microsoft.com/office/drawing/2015/9/8/chartex" xmlns:cx2="http://schemas.microsoft.com/office/drawing/2015/10/21/chartex" xmlns:cx3="http://schemas.microsoft.com/office/drawing/2016/5/9/chartex" xmlns:cx4="http://schemas.microsoft.com/office/drawing/2016/5/10/chartex" xmlns:cx5="http://schemas.microsoft.com/office/drawing/2016/5/11/chartex" xmlns:cx6="http://schemas.microsoft.com/office/drawing/2016/5/12/chartex" xmlns:cx7="http://schemas.microsoft.com/office/drawing/2016/5/13/chartex" xmlns:cx8="http://schemas.microsoft.com/office/drawing/2016/5/14/chartex" xmlns:mc="http://schemas.openxmlformats.org/markup-compatibility/2006" xmlns:aink="http://schemas.microsoft.com/office/drawing/2016/ink" xmlns:am3d="http://schemas.microsoft.com/office/drawing/2017/model3d" xmlns:o="urn:schemas-microsoft-com:office:office" xmlns:oel="http://schemas.microsoft.com/office/2019/extlst" xmlns:r="http://schemas.openxmlformats.org/officeDocument/2006/relationships" xmlns:m="http://schemas.openxmlformats.org/officeDocument/2006/math" xmlns:v="urn:schemas-microsoft-com:vml" xmlns:wp14="http://schemas.microsoft.com/office/word/2010/wordprocessingDrawing" xmlns:wp="http://schemas.openxmlformats.org/drawingml/2006/wordprocessingDrawing" xmlns:w10="urn:schemas-microsoft-com:office:word" xmlns:w="http://schemas.openxmlformats.org/wordprocessingml/2006/main" xmlns:w14="http://schemas.microsoft.com/office/word/2010/wordml" xmlns:w15="http://schemas.microsoft.com/office/word/2012/wordml" xmlns:w16cex="http://schemas.microsoft.com/office/word/2018/wordml/cex" xmlns:w16cid="http://schemas.microsoft.com/office/word/2016/wordml/cid" xmlns:w16="http://schemas.microsoft.com/office/word/2018/wordml" xmlns:w16du="http://schemas.microsoft.com/office/word/2023/wordml/word16du" xmlns:w16sdtdh="http://schemas.microsoft.com/office/word/2020/wordml/sdtdatahash" xmlns:w16sdtfl="http://schemas.microsoft.com/office/word/2024/wordml/sdtformatlock" xmlns:w16se="http://schemas.microsoft.com/office/word/2015/wordml/symex" xmlns:wpg="http://schemas.microsoft.com/office/word/2010/wordprocessingGroup" xmlns:wpi="http://schemas.microsoft.com/office/word/2010/wordprocessingInk" xmlns:wne="http://schemas.microsoft.com/office/word/2006/wordml" xmlns:wps="http://schemas.microsoft.com/office/word/2010/wordprocessingShape" mc:Ignorable="w14 w15 w16se w16cid w16 w16cex w16sdtdh w16sdtfl w16du wp14">
   <w:abstractNum w:abstractNumId="0" w15:restartNumberingAfterBreak="0">
+    <w:nsid w:val="04347CD1"/>
+    <w:multiLevelType w:val="hybridMultilevel"/>
+    <w:tmpl w:val="528AF672"/>
+    <w:lvl w:ilvl="0" w:tplc="04090001">
+      <w:start w:val="1"/>
+      <w:numFmt w:val="bullet"/>
+      <w:lvlText w:val=""/>
+      <w:lvlJc w:val="left"/>
+      <w:pPr>
+        <w:ind w:left="720" w:hanging="360"/>
+      </w:pPr>
+      <w:rPr>
+        <w:rFonts w:ascii="Symbol" w:hAnsi="Symbol" w:hint="default"/>
+      </w:rPr>
+    </w:lvl>
+    <w:lvl w:ilvl="1" w:tplc="04090003" w:tentative="1">
+      <w:start w:val="1"/>
+      <w:numFmt w:val="bullet"/>
+      <w:lvlText w:val="o"/>
+      <w:lvlJc w:val="left"/>
+      <w:pPr>
+        <w:ind w:left="1440" w:hanging="360"/>
+      </w:pPr>
+      <w:rPr>
+        <w:rFonts w:ascii="Courier New" w:hAnsi="Courier New" w:cs="Courier New" w:hint="default"/>
+      </w:rPr>
+    </w:lvl>
+    <w:lvl w:ilvl="2" w:tplc="04090005" w:tentative="1">
+      <w:start w:val="1"/>
+      <w:numFmt w:val="bullet"/>
+      <w:lvlText w:val=""/>
+      <w:lvlJc w:val="left"/>
+      <w:pPr>
+        <w:ind w:left="2160" w:hanging="360"/>
+      </w:pPr>
+      <w:rPr>
+        <w:rFonts w:ascii="Wingdings" w:hAnsi="Wingdings" w:hint="default"/>
+      </w:rPr>
+    </w:lvl>
+    <w:lvl w:ilvl="3" w:tplc="04090001" w:tentative="1">
+      <w:start w:val="1"/>
+      <w:numFmt w:val="bullet"/>
+      <w:lvlText w:val=""/>
+      <w:lvlJc w:val="left"/>
+      <w:pPr>
+        <w:ind w:left="2880" w:hanging="360"/>
+      </w:pPr>
+      <w:rPr>
+        <w:rFonts w:ascii="Symbol" w:hAnsi="Symbol" w:hint="default"/>
+      </w:rPr>
+    </w:lvl>
+    <w:lvl w:ilvl="4" w:tplc="04090003" w:tentative="1">
+      <w:start w:val="1"/>
+      <w:numFmt w:val="bullet"/>
+      <w:lvlText w:val="o"/>
+      <w:lvlJc w:val="left"/>
+      <w:pPr>
+        <w:ind w:left="3600" w:hanging="360"/>
+      </w:pPr>
+      <w:rPr>
+        <w:rFonts w:ascii="Courier New" w:hAnsi="Courier New" w:cs="Courier New" w:hint="default"/>
+      </w:rPr>
+    </w:lvl>
+    <w:lvl w:ilvl="5" w:tplc="04090005" w:tentative="1">
+      <w:start w:val="1"/>
+      <w:numFmt w:val="bullet"/>
+      <w:lvlText w:val=""/>
+      <w:lvlJc w:val="left"/>
+      <w:pPr>
+        <w:ind w:left="4320" w:hanging="360"/>
+      </w:pPr>
+      <w:rPr>
+        <w:rFonts w:ascii="Wingdings" w:hAnsi="Wingdings" w:hint="default"/>
+      </w:rPr>
+    </w:lvl>
+    <w:lvl w:ilvl="6" w:tplc="04090001" w:tentative="1">
+      <w:start w:val="1"/>
+      <w:numFmt w:val="bullet"/>
+      <w:lvlText w:val=""/>
+      <w:lvlJc w:val="left"/>
+      <w:pPr>
+        <w:ind w:left="5040" w:hanging="360"/>
+      </w:pPr>
+      <w:rPr>
+        <w:rFonts w:ascii="Symbol" w:hAnsi="Symbol" w:hint="default"/>
+      </w:rPr>
+    </w:lvl>
+    <w:lvl w:ilvl="7" w:tplc="04090003" w:tentative="1">
+      <w:start w:val="1"/>
+      <w:numFmt w:val="bullet"/>
+      <w:lvlText w:val="o"/>
+      <w:lvlJc w:val="left"/>
+      <w:pPr>
+        <w:ind w:left="5760" w:hanging="360"/>
+      </w:pPr>
+      <w:rPr>
+        <w:rFonts w:ascii="Courier New" w:hAnsi="Courier New" w:cs="Courier New" w:hint="default"/>
+      </w:rPr>
+    </w:lvl>
+    <w:lvl w:ilvl="8" w:tplc="04090005" w:tentative="1">
+      <w:start w:val="1"/>
+      <w:numFmt w:val="bullet"/>
+      <w:lvlText w:val=""/>
+      <w:lvlJc w:val="left"/>
+      <w:pPr>
+        <w:ind w:left="6480" w:hanging="360"/>
+      </w:pPr>
+      <w:rPr>
+        <w:rFonts w:ascii="Wingdings" w:hAnsi="Wingdings" w:hint="default"/>
+      </w:rPr>
+    </w:lvl>
+  </w:abstractNum>
+  <w:abstractNum w:abstractNumId="1" w15:restartNumberingAfterBreak="0">
     <w:nsid w:val="05640CA0"/>
     <w:multiLevelType w:val="hybridMultilevel"/>
     <w:tmpl w:val="004E1A7C"/>
@@ -21340,7 +26211,98 @@
       </w:rPr>
     </w:lvl>
   </w:abstractNum>
-  <w:abstractNum w:abstractNumId="1" w15:restartNumberingAfterBreak="0">
+  <w:abstractNum w:abstractNumId="2" w15:restartNumberingAfterBreak="0">
+    <w:nsid w:val="08C35E74"/>
+    <w:multiLevelType w:val="hybridMultilevel"/>
+    <w:tmpl w:val="5238B350"/>
+    <w:lvl w:ilvl="0" w:tplc="79041CDE">
+      <w:start w:val="1"/>
+      <w:numFmt w:val="decimal"/>
+      <w:lvlText w:val="%1."/>
+      <w:lvlJc w:val="left"/>
+      <w:pPr>
+        <w:ind w:left="720" w:hanging="360"/>
+      </w:pPr>
+      <w:rPr>
+        <w:rFonts w:hint="default"/>
+        <w:b/>
+        <w:bCs/>
+      </w:rPr>
+    </w:lvl>
+    <w:lvl w:ilvl="1" w:tplc="FFFFFFFF">
+      <w:start w:val="1"/>
+      <w:numFmt w:val="lowerLetter"/>
+      <w:lvlText w:val="%2."/>
+      <w:lvlJc w:val="left"/>
+      <w:pPr>
+        <w:ind w:left="1440" w:hanging="360"/>
+      </w:pPr>
+    </w:lvl>
+    <w:lvl w:ilvl="2" w:tplc="FFFFFFFF">
+      <w:start w:val="1"/>
+      <w:numFmt w:val="lowerRoman"/>
+      <w:lvlText w:val="%3."/>
+      <w:lvlJc w:val="right"/>
+      <w:pPr>
+        <w:ind w:left="2160" w:hanging="180"/>
+      </w:pPr>
+    </w:lvl>
+    <w:lvl w:ilvl="3" w:tplc="FFFFFFFF" w:tentative="1">
+      <w:start w:val="1"/>
+      <w:numFmt w:val="decimal"/>
+      <w:lvlText w:val="%4."/>
+      <w:lvlJc w:val="left"/>
+      <w:pPr>
+        <w:ind w:left="2880" w:hanging="360"/>
+      </w:pPr>
+    </w:lvl>
+    <w:lvl w:ilvl="4" w:tplc="FFFFFFFF" w:tentative="1">
+      <w:start w:val="1"/>
+      <w:numFmt w:val="lowerLetter"/>
+      <w:lvlText w:val="%5."/>
+      <w:lvlJc w:val="left"/>
+      <w:pPr>
+        <w:ind w:left="3600" w:hanging="360"/>
+      </w:pPr>
+    </w:lvl>
+    <w:lvl w:ilvl="5" w:tplc="FFFFFFFF" w:tentative="1">
+      <w:start w:val="1"/>
+      <w:numFmt w:val="lowerRoman"/>
+      <w:lvlText w:val="%6."/>
+      <w:lvlJc w:val="right"/>
+      <w:pPr>
+        <w:ind w:left="4320" w:hanging="180"/>
+      </w:pPr>
+    </w:lvl>
+    <w:lvl w:ilvl="6" w:tplc="FFFFFFFF" w:tentative="1">
+      <w:start w:val="1"/>
+      <w:numFmt w:val="decimal"/>
+      <w:lvlText w:val="%7."/>
+      <w:lvlJc w:val="left"/>
+      <w:pPr>
+        <w:ind w:left="5040" w:hanging="360"/>
+      </w:pPr>
+    </w:lvl>
+    <w:lvl w:ilvl="7" w:tplc="FFFFFFFF" w:tentative="1">
+      <w:start w:val="1"/>
+      <w:numFmt w:val="lowerLetter"/>
+      <w:lvlText w:val="%8."/>
+      <w:lvlJc w:val="left"/>
+      <w:pPr>
+        <w:ind w:left="5760" w:hanging="360"/>
+      </w:pPr>
+    </w:lvl>
+    <w:lvl w:ilvl="8" w:tplc="FFFFFFFF" w:tentative="1">
+      <w:start w:val="1"/>
+      <w:numFmt w:val="lowerRoman"/>
+      <w:lvlText w:val="%9."/>
+      <w:lvlJc w:val="right"/>
+      <w:pPr>
+        <w:ind w:left="6480" w:hanging="180"/>
+      </w:pPr>
+    </w:lvl>
+  </w:abstractNum>
+  <w:abstractNum w:abstractNumId="3" w15:restartNumberingAfterBreak="0">
     <w:nsid w:val="11B74FE0"/>
     <w:multiLevelType w:val="hybridMultilevel"/>
     <w:tmpl w:val="3784108C"/>
@@ -21453,7 +26415,7 @@
       </w:rPr>
     </w:lvl>
   </w:abstractNum>
-  <w:abstractNum w:abstractNumId="2" w15:restartNumberingAfterBreak="0">
+  <w:abstractNum w:abstractNumId="4" w15:restartNumberingAfterBreak="0">
     <w:nsid w:val="16474F05"/>
     <w:multiLevelType w:val="hybridMultilevel"/>
     <w:tmpl w:val="B1849574"/>
@@ -21566,7 +26528,7 @@
       </w:rPr>
     </w:lvl>
   </w:abstractNum>
-  <w:abstractNum w:abstractNumId="3" w15:restartNumberingAfterBreak="0">
+  <w:abstractNum w:abstractNumId="5" w15:restartNumberingAfterBreak="0">
     <w:nsid w:val="1AB95ACF"/>
     <w:multiLevelType w:val="hybridMultilevel"/>
     <w:tmpl w:val="3D80DC10"/>
@@ -21679,7 +26641,7 @@
       </w:rPr>
     </w:lvl>
   </w:abstractNum>
-  <w:abstractNum w:abstractNumId="4" w15:restartNumberingAfterBreak="0">
+  <w:abstractNum w:abstractNumId="6" w15:restartNumberingAfterBreak="0">
     <w:nsid w:val="22A0038F"/>
     <w:multiLevelType w:val="multilevel"/>
     <w:tmpl w:val="781EB4D2"/>
@@ -21793,7 +26755,7 @@
       </w:rPr>
     </w:lvl>
   </w:abstractNum>
-  <w:abstractNum w:abstractNumId="5" w15:restartNumberingAfterBreak="0">
+  <w:abstractNum w:abstractNumId="7" w15:restartNumberingAfterBreak="0">
     <w:nsid w:val="24592CFC"/>
     <w:multiLevelType w:val="hybridMultilevel"/>
     <w:tmpl w:val="E410BFEC"/>
@@ -21803,7 +26765,7 @@
       <w:lvlText w:val=""/>
       <w:lvlJc w:val="left"/>
       <w:pPr>
-        <w:ind w:left="360" w:hanging="360"/>
+        <w:ind w:left="720" w:hanging="360"/>
       </w:pPr>
       <w:rPr>
         <w:rFonts w:ascii="Symbol" w:hAnsi="Symbol" w:hint="default"/>
@@ -21815,7 +26777,7 @@
       <w:lvlText w:val="o"/>
       <w:lvlJc w:val="left"/>
       <w:pPr>
-        <w:ind w:left="1080" w:hanging="360"/>
+        <w:ind w:left="1440" w:hanging="360"/>
       </w:pPr>
       <w:rPr>
         <w:rFonts w:ascii="Courier New" w:hAnsi="Courier New" w:cs="Courier New" w:hint="default"/>
@@ -21827,7 +26789,7 @@
       <w:lvlText w:val=""/>
       <w:lvlJc w:val="left"/>
       <w:pPr>
-        <w:ind w:left="1800" w:hanging="360"/>
+        <w:ind w:left="2160" w:hanging="360"/>
       </w:pPr>
       <w:rPr>
         <w:rFonts w:ascii="Wingdings" w:hAnsi="Wingdings" w:hint="default"/>
@@ -21839,7 +26801,7 @@
       <w:lvlText w:val=""/>
       <w:lvlJc w:val="left"/>
       <w:pPr>
-        <w:ind w:left="2520" w:hanging="360"/>
+        <w:ind w:left="2880" w:hanging="360"/>
       </w:pPr>
       <w:rPr>
         <w:rFonts w:ascii="Symbol" w:hAnsi="Symbol" w:hint="default"/>
@@ -21851,7 +26813,7 @@
       <w:lvlText w:val="o"/>
       <w:lvlJc w:val="left"/>
       <w:pPr>
-        <w:ind w:left="3240" w:hanging="360"/>
+        <w:ind w:left="3600" w:hanging="360"/>
       </w:pPr>
       <w:rPr>
         <w:rFonts w:ascii="Courier New" w:hAnsi="Courier New" w:cs="Courier New" w:hint="default"/>
@@ -21863,7 +26825,7 @@
       <w:lvlText w:val=""/>
       <w:lvlJc w:val="left"/>
       <w:pPr>
-        <w:ind w:left="3960" w:hanging="360"/>
+        <w:ind w:left="4320" w:hanging="360"/>
       </w:pPr>
       <w:rPr>
         <w:rFonts w:ascii="Wingdings" w:hAnsi="Wingdings" w:hint="default"/>
@@ -21875,7 +26837,7 @@
       <w:lvlText w:val=""/>
       <w:lvlJc w:val="left"/>
       <w:pPr>
-        <w:ind w:left="4680" w:hanging="360"/>
+        <w:ind w:left="5040" w:hanging="360"/>
       </w:pPr>
       <w:rPr>
         <w:rFonts w:ascii="Symbol" w:hAnsi="Symbol" w:hint="default"/>
@@ -21887,7 +26849,7 @@
       <w:lvlText w:val="o"/>
       <w:lvlJc w:val="left"/>
       <w:pPr>
-        <w:ind w:left="5400" w:hanging="360"/>
+        <w:ind w:left="5760" w:hanging="360"/>
       </w:pPr>
       <w:rPr>
         <w:rFonts w:ascii="Courier New" w:hAnsi="Courier New" w:cs="Courier New" w:hint="default"/>
@@ -21899,14 +26861,14 @@
       <w:lvlText w:val=""/>
       <w:lvlJc w:val="left"/>
       <w:pPr>
-        <w:ind w:left="6120" w:hanging="360"/>
+        <w:ind w:left="6480" w:hanging="360"/>
       </w:pPr>
       <w:rPr>
         <w:rFonts w:ascii="Wingdings" w:hAnsi="Wingdings" w:hint="default"/>
       </w:rPr>
     </w:lvl>
   </w:abstractNum>
-  <w:abstractNum w:abstractNumId="6" w15:restartNumberingAfterBreak="0">
+  <w:abstractNum w:abstractNumId="8" w15:restartNumberingAfterBreak="0">
     <w:nsid w:val="2C3B7E0C"/>
     <w:multiLevelType w:val="multilevel"/>
     <w:tmpl w:val="765AF612"/>
@@ -22020,7 +26982,7 @@
       </w:rPr>
     </w:lvl>
   </w:abstractNum>
-  <w:abstractNum w:abstractNumId="7" w15:restartNumberingAfterBreak="0">
+  <w:abstractNum w:abstractNumId="9" w15:restartNumberingAfterBreak="0">
     <w:nsid w:val="31082CA1"/>
     <w:multiLevelType w:val="multilevel"/>
     <w:tmpl w:val="8280F8D8"/>
@@ -22134,7 +27096,7 @@
       </w:rPr>
     </w:lvl>
   </w:abstractNum>
-  <w:abstractNum w:abstractNumId="8" w15:restartNumberingAfterBreak="0">
+  <w:abstractNum w:abstractNumId="10" w15:restartNumberingAfterBreak="0">
     <w:nsid w:val="31151E26"/>
     <w:multiLevelType w:val="hybridMultilevel"/>
     <w:tmpl w:val="B3B6C180"/>
@@ -22247,7 +27209,7 @@
       </w:rPr>
     </w:lvl>
   </w:abstractNum>
-  <w:abstractNum w:abstractNumId="9" w15:restartNumberingAfterBreak="0">
+  <w:abstractNum w:abstractNumId="11" w15:restartNumberingAfterBreak="0">
     <w:nsid w:val="3AA50F53"/>
     <w:multiLevelType w:val="hybridMultilevel"/>
     <w:tmpl w:val="26CEF6AE"/>
@@ -22360,7 +27322,7 @@
       </w:rPr>
     </w:lvl>
   </w:abstractNum>
-  <w:abstractNum w:abstractNumId="10" w15:restartNumberingAfterBreak="0">
+  <w:abstractNum w:abstractNumId="12" w15:restartNumberingAfterBreak="0">
     <w:nsid w:val="4115122F"/>
     <w:multiLevelType w:val="hybridMultilevel"/>
     <w:tmpl w:val="9260F03C"/>
@@ -22473,7 +27435,7 @@
       </w:rPr>
     </w:lvl>
   </w:abstractNum>
-  <w:abstractNum w:abstractNumId="11" w15:restartNumberingAfterBreak="0">
+  <w:abstractNum w:abstractNumId="13" w15:restartNumberingAfterBreak="0">
     <w:nsid w:val="41E360C2"/>
     <w:multiLevelType w:val="hybridMultilevel"/>
     <w:tmpl w:val="63F04F8A"/>
@@ -22586,7 +27548,7 @@
       </w:rPr>
     </w:lvl>
   </w:abstractNum>
-  <w:abstractNum w:abstractNumId="12" w15:restartNumberingAfterBreak="0">
+  <w:abstractNum w:abstractNumId="14" w15:restartNumberingAfterBreak="0">
     <w:nsid w:val="43491B16"/>
     <w:multiLevelType w:val="hybridMultilevel"/>
     <w:tmpl w:val="B400109C"/>
@@ -22699,7 +27661,7 @@
       </w:rPr>
     </w:lvl>
   </w:abstractNum>
-  <w:abstractNum w:abstractNumId="13" w15:restartNumberingAfterBreak="0">
+  <w:abstractNum w:abstractNumId="15" w15:restartNumberingAfterBreak="0">
     <w:nsid w:val="48580DDC"/>
     <w:multiLevelType w:val="hybridMultilevel"/>
     <w:tmpl w:val="CDD890DE"/>
@@ -22812,7 +27774,7 @@
       </w:rPr>
     </w:lvl>
   </w:abstractNum>
-  <w:abstractNum w:abstractNumId="14" w15:restartNumberingAfterBreak="0">
+  <w:abstractNum w:abstractNumId="16" w15:restartNumberingAfterBreak="0">
     <w:nsid w:val="502D1FE3"/>
     <w:multiLevelType w:val="hybridMultilevel"/>
     <w:tmpl w:val="F92212A2"/>
@@ -22925,7 +27887,7 @@
       </w:rPr>
     </w:lvl>
   </w:abstractNum>
-  <w:abstractNum w:abstractNumId="15" w15:restartNumberingAfterBreak="0">
+  <w:abstractNum w:abstractNumId="17" w15:restartNumberingAfterBreak="0">
     <w:nsid w:val="515F6482"/>
     <w:multiLevelType w:val="hybridMultilevel"/>
     <w:tmpl w:val="4FA28882"/>
@@ -23038,7 +28000,7 @@
       </w:rPr>
     </w:lvl>
   </w:abstractNum>
-  <w:abstractNum w:abstractNumId="16" w15:restartNumberingAfterBreak="0">
+  <w:abstractNum w:abstractNumId="18" w15:restartNumberingAfterBreak="0">
     <w:nsid w:val="55317864"/>
     <w:multiLevelType w:val="hybridMultilevel"/>
     <w:tmpl w:val="CEA669E0"/>
@@ -23151,7 +28113,7 @@
       </w:rPr>
     </w:lvl>
   </w:abstractNum>
-  <w:abstractNum w:abstractNumId="17" w15:restartNumberingAfterBreak="0">
+  <w:abstractNum w:abstractNumId="19" w15:restartNumberingAfterBreak="0">
     <w:nsid w:val="56D8627F"/>
     <w:multiLevelType w:val="multilevel"/>
     <w:tmpl w:val="E84671B6"/>
@@ -23265,7 +28227,7 @@
       </w:rPr>
     </w:lvl>
   </w:abstractNum>
-  <w:abstractNum w:abstractNumId="18" w15:restartNumberingAfterBreak="0">
+  <w:abstractNum w:abstractNumId="20" w15:restartNumberingAfterBreak="0">
     <w:nsid w:val="57BD33F7"/>
     <w:multiLevelType w:val="hybridMultilevel"/>
     <w:tmpl w:val="8D5A506C"/>
@@ -23378,7 +28340,7 @@
       </w:rPr>
     </w:lvl>
   </w:abstractNum>
-  <w:abstractNum w:abstractNumId="19" w15:restartNumberingAfterBreak="0">
+  <w:abstractNum w:abstractNumId="21" w15:restartNumberingAfterBreak="0">
     <w:nsid w:val="5BB152D8"/>
     <w:multiLevelType w:val="hybridMultilevel"/>
     <w:tmpl w:val="D6749C42"/>
@@ -23491,7 +28453,7 @@
       </w:rPr>
     </w:lvl>
   </w:abstractNum>
-  <w:abstractNum w:abstractNumId="20" w15:restartNumberingAfterBreak="0">
+  <w:abstractNum w:abstractNumId="22" w15:restartNumberingAfterBreak="0">
     <w:nsid w:val="5BC01B62"/>
     <w:multiLevelType w:val="hybridMultilevel"/>
     <w:tmpl w:val="451A423C"/>
@@ -23604,7 +28566,7 @@
       </w:rPr>
     </w:lvl>
   </w:abstractNum>
-  <w:abstractNum w:abstractNumId="21" w15:restartNumberingAfterBreak="0">
+  <w:abstractNum w:abstractNumId="23" w15:restartNumberingAfterBreak="0">
     <w:nsid w:val="622C7850"/>
     <w:multiLevelType w:val="hybridMultilevel"/>
     <w:tmpl w:val="D69839BE"/>
@@ -23717,10 +28679,10 @@
       </w:rPr>
     </w:lvl>
   </w:abstractNum>
-  <w:abstractNum w:abstractNumId="22" w15:restartNumberingAfterBreak="0">
-    <w:nsid w:val="64310512"/>
+  <w:abstractNum w:abstractNumId="24" w15:restartNumberingAfterBreak="0">
+    <w:nsid w:val="62354557"/>
     <w:multiLevelType w:val="hybridMultilevel"/>
-    <w:tmpl w:val="7F50BD78"/>
+    <w:tmpl w:val="C036677C"/>
     <w:lvl w:ilvl="0" w:tplc="04090001">
       <w:start w:val="1"/>
       <w:numFmt w:val="bullet"/>
@@ -23830,10 +28792,123 @@
       </w:rPr>
     </w:lvl>
   </w:abstractNum>
-  <w:abstractNum w:abstractNumId="23" w15:restartNumberingAfterBreak="0">
+  <w:abstractNum w:abstractNumId="25" w15:restartNumberingAfterBreak="0">
+    <w:nsid w:val="64310512"/>
+    <w:multiLevelType w:val="hybridMultilevel"/>
+    <w:tmpl w:val="7F50BD78"/>
+    <w:lvl w:ilvl="0" w:tplc="04090001">
+      <w:start w:val="1"/>
+      <w:numFmt w:val="bullet"/>
+      <w:lvlText w:val=""/>
+      <w:lvlJc w:val="left"/>
+      <w:pPr>
+        <w:ind w:left="720" w:hanging="360"/>
+      </w:pPr>
+      <w:rPr>
+        <w:rFonts w:ascii="Symbol" w:hAnsi="Symbol" w:hint="default"/>
+      </w:rPr>
+    </w:lvl>
+    <w:lvl w:ilvl="1" w:tplc="04090003" w:tentative="1">
+      <w:start w:val="1"/>
+      <w:numFmt w:val="bullet"/>
+      <w:lvlText w:val="o"/>
+      <w:lvlJc w:val="left"/>
+      <w:pPr>
+        <w:ind w:left="1440" w:hanging="360"/>
+      </w:pPr>
+      <w:rPr>
+        <w:rFonts w:ascii="Courier New" w:hAnsi="Courier New" w:cs="Courier New" w:hint="default"/>
+      </w:rPr>
+    </w:lvl>
+    <w:lvl w:ilvl="2" w:tplc="04090005" w:tentative="1">
+      <w:start w:val="1"/>
+      <w:numFmt w:val="bullet"/>
+      <w:lvlText w:val=""/>
+      <w:lvlJc w:val="left"/>
+      <w:pPr>
+        <w:ind w:left="2160" w:hanging="360"/>
+      </w:pPr>
+      <w:rPr>
+        <w:rFonts w:ascii="Wingdings" w:hAnsi="Wingdings" w:hint="default"/>
+      </w:rPr>
+    </w:lvl>
+    <w:lvl w:ilvl="3" w:tplc="04090001" w:tentative="1">
+      <w:start w:val="1"/>
+      <w:numFmt w:val="bullet"/>
+      <w:lvlText w:val=""/>
+      <w:lvlJc w:val="left"/>
+      <w:pPr>
+        <w:ind w:left="2880" w:hanging="360"/>
+      </w:pPr>
+      <w:rPr>
+        <w:rFonts w:ascii="Symbol" w:hAnsi="Symbol" w:hint="default"/>
+      </w:rPr>
+    </w:lvl>
+    <w:lvl w:ilvl="4" w:tplc="04090003" w:tentative="1">
+      <w:start w:val="1"/>
+      <w:numFmt w:val="bullet"/>
+      <w:lvlText w:val="o"/>
+      <w:lvlJc w:val="left"/>
+      <w:pPr>
+        <w:ind w:left="3600" w:hanging="360"/>
+      </w:pPr>
+      <w:rPr>
+        <w:rFonts w:ascii="Courier New" w:hAnsi="Courier New" w:cs="Courier New" w:hint="default"/>
+      </w:rPr>
+    </w:lvl>
+    <w:lvl w:ilvl="5" w:tplc="04090005" w:tentative="1">
+      <w:start w:val="1"/>
+      <w:numFmt w:val="bullet"/>
+      <w:lvlText w:val=""/>
+      <w:lvlJc w:val="left"/>
+      <w:pPr>
+        <w:ind w:left="4320" w:hanging="360"/>
+      </w:pPr>
+      <w:rPr>
+        <w:rFonts w:ascii="Wingdings" w:hAnsi="Wingdings" w:hint="default"/>
+      </w:rPr>
+    </w:lvl>
+    <w:lvl w:ilvl="6" w:tplc="04090001" w:tentative="1">
+      <w:start w:val="1"/>
+      <w:numFmt w:val="bullet"/>
+      <w:lvlText w:val=""/>
+      <w:lvlJc w:val="left"/>
+      <w:pPr>
+        <w:ind w:left="5040" w:hanging="360"/>
+      </w:pPr>
+      <w:rPr>
+        <w:rFonts w:ascii="Symbol" w:hAnsi="Symbol" w:hint="default"/>
+      </w:rPr>
+    </w:lvl>
+    <w:lvl w:ilvl="7" w:tplc="04090003" w:tentative="1">
+      <w:start w:val="1"/>
+      <w:numFmt w:val="bullet"/>
+      <w:lvlText w:val="o"/>
+      <w:lvlJc w:val="left"/>
+      <w:pPr>
+        <w:ind w:left="5760" w:hanging="360"/>
+      </w:pPr>
+      <w:rPr>
+        <w:rFonts w:ascii="Courier New" w:hAnsi="Courier New" w:cs="Courier New" w:hint="default"/>
+      </w:rPr>
+    </w:lvl>
+    <w:lvl w:ilvl="8" w:tplc="04090005" w:tentative="1">
+      <w:start w:val="1"/>
+      <w:numFmt w:val="bullet"/>
+      <w:lvlText w:val=""/>
+      <w:lvlJc w:val="left"/>
+      <w:pPr>
+        <w:ind w:left="6480" w:hanging="360"/>
+      </w:pPr>
+      <w:rPr>
+        <w:rFonts w:ascii="Wingdings" w:hAnsi="Wingdings" w:hint="default"/>
+      </w:rPr>
+    </w:lvl>
+  </w:abstractNum>
+  <w:abstractNum w:abstractNumId="26" w15:restartNumberingAfterBreak="0">
     <w:nsid w:val="64874BE6"/>
     <w:multiLevelType w:val="hybridMultilevel"/>
-    <w:tmpl w:val="B908DFC6"/>
+    <w:tmpl w:val="8416AA98"/>
     <w:lvl w:ilvl="0" w:tplc="0409000F">
       <w:start w:val="1"/>
       <w:numFmt w:val="decimal"/>
@@ -23919,7 +28994,7 @@
       </w:pPr>
     </w:lvl>
   </w:abstractNum>
-  <w:abstractNum w:abstractNumId="24" w15:restartNumberingAfterBreak="0">
+  <w:abstractNum w:abstractNumId="27" w15:restartNumberingAfterBreak="0">
     <w:nsid w:val="651B07B8"/>
     <w:multiLevelType w:val="hybridMultilevel"/>
     <w:tmpl w:val="C07E5A1E"/>
@@ -24032,7 +29107,7 @@
       </w:rPr>
     </w:lvl>
   </w:abstractNum>
-  <w:abstractNum w:abstractNumId="25" w15:restartNumberingAfterBreak="0">
+  <w:abstractNum w:abstractNumId="28" w15:restartNumberingAfterBreak="0">
     <w:nsid w:val="699A7D49"/>
     <w:multiLevelType w:val="hybridMultilevel"/>
     <w:tmpl w:val="59D25E1C"/>
@@ -24145,7 +29220,7 @@
       </w:rPr>
     </w:lvl>
   </w:abstractNum>
-  <w:abstractNum w:abstractNumId="26" w15:restartNumberingAfterBreak="0">
+  <w:abstractNum w:abstractNumId="29" w15:restartNumberingAfterBreak="0">
     <w:nsid w:val="6BDD4B45"/>
     <w:multiLevelType w:val="hybridMultilevel"/>
     <w:tmpl w:val="D3447C70"/>
@@ -24258,7 +29333,7 @@
       </w:rPr>
     </w:lvl>
   </w:abstractNum>
-  <w:abstractNum w:abstractNumId="27" w15:restartNumberingAfterBreak="0">
+  <w:abstractNum w:abstractNumId="30" w15:restartNumberingAfterBreak="0">
     <w:nsid w:val="6E691218"/>
     <w:multiLevelType w:val="hybridMultilevel"/>
     <w:tmpl w:val="870C507A"/>
@@ -24371,7 +29446,7 @@
       </w:rPr>
     </w:lvl>
   </w:abstractNum>
-  <w:abstractNum w:abstractNumId="28" w15:restartNumberingAfterBreak="0">
+  <w:abstractNum w:abstractNumId="31" w15:restartNumberingAfterBreak="0">
     <w:nsid w:val="7C2D10AD"/>
     <w:multiLevelType w:val="hybridMultilevel"/>
     <w:tmpl w:val="75466AB2"/>
@@ -24484,7 +29559,7 @@
       </w:rPr>
     </w:lvl>
   </w:abstractNum>
-  <w:abstractNum w:abstractNumId="29" w15:restartNumberingAfterBreak="0">
+  <w:abstractNum w:abstractNumId="32" w15:restartNumberingAfterBreak="0">
     <w:nsid w:val="7CCF5CF9"/>
     <w:multiLevelType w:val="hybridMultilevel"/>
     <w:tmpl w:val="0FA8FA82"/>
@@ -24598,94 +29673,103 @@
     </w:lvl>
   </w:abstractNum>
   <w:num w:numId="1" w16cid:durableId="345451344">
+    <w:abstractNumId w:val="22"/>
+  </w:num>
+  <w:num w:numId="2" w16cid:durableId="2084913582">
+    <w:abstractNumId w:val="4"/>
+  </w:num>
+  <w:num w:numId="3" w16cid:durableId="1527139842">
+    <w:abstractNumId w:val="6"/>
+  </w:num>
+  <w:num w:numId="4" w16cid:durableId="1449006588">
+    <w:abstractNumId w:val="8"/>
+  </w:num>
+  <w:num w:numId="5" w16cid:durableId="1839736531">
+    <w:abstractNumId w:val="9"/>
+  </w:num>
+  <w:num w:numId="6" w16cid:durableId="249315690">
+    <w:abstractNumId w:val="15"/>
+  </w:num>
+  <w:num w:numId="7" w16cid:durableId="1285381993">
+    <w:abstractNumId w:val="31"/>
+  </w:num>
+  <w:num w:numId="8" w16cid:durableId="64305521">
+    <w:abstractNumId w:val="19"/>
+  </w:num>
+  <w:num w:numId="9" w16cid:durableId="615137417">
+    <w:abstractNumId w:val="23"/>
+  </w:num>
+  <w:num w:numId="10" w16cid:durableId="1721250044">
+    <w:abstractNumId w:val="25"/>
+  </w:num>
+  <w:num w:numId="11" w16cid:durableId="650330141">
+    <w:abstractNumId w:val="14"/>
+  </w:num>
+  <w:num w:numId="12" w16cid:durableId="1111827113">
+    <w:abstractNumId w:val="27"/>
+  </w:num>
+  <w:num w:numId="13" w16cid:durableId="908927815">
+    <w:abstractNumId w:val="13"/>
+  </w:num>
+  <w:num w:numId="14" w16cid:durableId="1015234757">
+    <w:abstractNumId w:val="16"/>
+  </w:num>
+  <w:num w:numId="15" w16cid:durableId="1925063895">
     <w:abstractNumId w:val="20"/>
   </w:num>
-  <w:num w:numId="2" w16cid:durableId="2084913582">
+  <w:num w:numId="16" w16cid:durableId="371077860">
+    <w:abstractNumId w:val="5"/>
+  </w:num>
+  <w:num w:numId="17" w16cid:durableId="1340231965">
+    <w:abstractNumId w:val="21"/>
+  </w:num>
+  <w:num w:numId="18" w16cid:durableId="333804226">
+    <w:abstractNumId w:val="3"/>
+  </w:num>
+  <w:num w:numId="19" w16cid:durableId="41949884">
+    <w:abstractNumId w:val="30"/>
+  </w:num>
+  <w:num w:numId="20" w16cid:durableId="950088291">
+    <w:abstractNumId w:val="28"/>
+  </w:num>
+  <w:num w:numId="21" w16cid:durableId="71901864">
+    <w:abstractNumId w:val="12"/>
+  </w:num>
+  <w:num w:numId="22" w16cid:durableId="1840122309">
+    <w:abstractNumId w:val="1"/>
+  </w:num>
+  <w:num w:numId="23" w16cid:durableId="1478645022">
+    <w:abstractNumId w:val="32"/>
+  </w:num>
+  <w:num w:numId="24" w16cid:durableId="472606400">
+    <w:abstractNumId w:val="10"/>
+  </w:num>
+  <w:num w:numId="25" w16cid:durableId="1249122990">
+    <w:abstractNumId w:val="26"/>
+  </w:num>
+  <w:num w:numId="26" w16cid:durableId="594289015">
+    <w:abstractNumId w:val="11"/>
+  </w:num>
+  <w:num w:numId="27" w16cid:durableId="1178887125">
+    <w:abstractNumId w:val="17"/>
+  </w:num>
+  <w:num w:numId="28" w16cid:durableId="706952891">
+    <w:abstractNumId w:val="7"/>
+  </w:num>
+  <w:num w:numId="29" w16cid:durableId="2120373448">
+    <w:abstractNumId w:val="29"/>
+  </w:num>
+  <w:num w:numId="30" w16cid:durableId="854921677">
+    <w:abstractNumId w:val="18"/>
+  </w:num>
+  <w:num w:numId="31" w16cid:durableId="201333931">
+    <w:abstractNumId w:val="0"/>
+  </w:num>
+  <w:num w:numId="32" w16cid:durableId="1307666821">
     <w:abstractNumId w:val="2"/>
   </w:num>
-  <w:num w:numId="3" w16cid:durableId="1527139842">
-    <w:abstractNumId w:val="4"/>
-  </w:num>
-  <w:num w:numId="4" w16cid:durableId="1449006588">
-    <w:abstractNumId w:val="6"/>
-  </w:num>
-  <w:num w:numId="5" w16cid:durableId="1839736531">
-    <w:abstractNumId w:val="7"/>
-  </w:num>
-  <w:num w:numId="6" w16cid:durableId="249315690">
-    <w:abstractNumId w:val="13"/>
-  </w:num>
-  <w:num w:numId="7" w16cid:durableId="1285381993">
-    <w:abstractNumId w:val="28"/>
-  </w:num>
-  <w:num w:numId="8" w16cid:durableId="64305521">
-    <w:abstractNumId w:val="17"/>
-  </w:num>
-  <w:num w:numId="9" w16cid:durableId="615137417">
-    <w:abstractNumId w:val="21"/>
-  </w:num>
-  <w:num w:numId="10" w16cid:durableId="1721250044">
-    <w:abstractNumId w:val="22"/>
-  </w:num>
-  <w:num w:numId="11" w16cid:durableId="650330141">
-    <w:abstractNumId w:val="12"/>
-  </w:num>
-  <w:num w:numId="12" w16cid:durableId="1111827113">
+  <w:num w:numId="33" w16cid:durableId="1018311962">
     <w:abstractNumId w:val="24"/>
-  </w:num>
-  <w:num w:numId="13" w16cid:durableId="908927815">
-    <w:abstractNumId w:val="11"/>
-  </w:num>
-  <w:num w:numId="14" w16cid:durableId="1015234757">
-    <w:abstractNumId w:val="14"/>
-  </w:num>
-  <w:num w:numId="15" w16cid:durableId="1925063895">
-    <w:abstractNumId w:val="18"/>
-  </w:num>
-  <w:num w:numId="16" w16cid:durableId="371077860">
-    <w:abstractNumId w:val="3"/>
-  </w:num>
-  <w:num w:numId="17" w16cid:durableId="1340231965">
-    <w:abstractNumId w:val="19"/>
-  </w:num>
-  <w:num w:numId="18" w16cid:durableId="333804226">
-    <w:abstractNumId w:val="1"/>
-  </w:num>
-  <w:num w:numId="19" w16cid:durableId="41949884">
-    <w:abstractNumId w:val="27"/>
-  </w:num>
-  <w:num w:numId="20" w16cid:durableId="950088291">
-    <w:abstractNumId w:val="25"/>
-  </w:num>
-  <w:num w:numId="21" w16cid:durableId="71901864">
-    <w:abstractNumId w:val="10"/>
-  </w:num>
-  <w:num w:numId="22" w16cid:durableId="1840122309">
-    <w:abstractNumId w:val="0"/>
-  </w:num>
-  <w:num w:numId="23" w16cid:durableId="1478645022">
-    <w:abstractNumId w:val="29"/>
-  </w:num>
-  <w:num w:numId="24" w16cid:durableId="472606400">
-    <w:abstractNumId w:val="8"/>
-  </w:num>
-  <w:num w:numId="25" w16cid:durableId="1249122990">
-    <w:abstractNumId w:val="23"/>
-  </w:num>
-  <w:num w:numId="26" w16cid:durableId="594289015">
-    <w:abstractNumId w:val="9"/>
-  </w:num>
-  <w:num w:numId="27" w16cid:durableId="1178887125">
-    <w:abstractNumId w:val="15"/>
-  </w:num>
-  <w:num w:numId="28" w16cid:durableId="706952891">
-    <w:abstractNumId w:val="5"/>
-  </w:num>
-  <w:num w:numId="29" w16cid:durableId="2120373448">
-    <w:abstractNumId w:val="26"/>
-  </w:num>
-  <w:num w:numId="30" w16cid:durableId="854921677">
-    <w:abstractNumId w:val="16"/>
   </w:num>
 </w:numbering>
 </file>
@@ -25671,6 +30755,63 @@
       <w:sz w:val="24"/>
     </w:rPr>
   </w:style>
+  <w:style w:type="character" w:styleId="FollowedHyperlink">
+    <w:name w:val="FollowedHyperlink"/>
+    <w:basedOn w:val="DefaultParagraphFont"/>
+    <w:uiPriority w:val="99"/>
+    <w:semiHidden/>
+    <w:unhideWhenUsed/>
+    <w:rsid w:val="008401F4"/>
+    <w:rPr>
+      <w:color w:val="954F72" w:themeColor="followedHyperlink"/>
+      <w:u w:val="single"/>
+    </w:rPr>
+  </w:style>
+  <w:style w:type="paragraph" w:styleId="TableofAuthorities">
+    <w:name w:val="table of authorities"/>
+    <w:basedOn w:val="Normal"/>
+    <w:next w:val="Normal"/>
+    <w:uiPriority w:val="99"/>
+    <w:unhideWhenUsed/>
+    <w:rsid w:val="003A7053"/>
+    <w:pPr>
+      <w:ind w:left="240" w:hanging="240"/>
+      <w:jc w:val="left"/>
+    </w:pPr>
+    <w:rPr>
+      <w:rFonts w:asciiTheme="minorHAnsi" w:hAnsiTheme="minorHAnsi" w:cstheme="minorHAnsi"/>
+      <w:sz w:val="20"/>
+      <w:szCs w:val="20"/>
+    </w:rPr>
+  </w:style>
+  <w:style w:type="paragraph" w:styleId="TOAHeading">
+    <w:name w:val="toa heading"/>
+    <w:basedOn w:val="Normal"/>
+    <w:next w:val="Normal"/>
+    <w:uiPriority w:val="99"/>
+    <w:unhideWhenUsed/>
+    <w:rsid w:val="003A7053"/>
+    <w:pPr>
+      <w:spacing w:before="240" w:after="120"/>
+      <w:jc w:val="left"/>
+    </w:pPr>
+    <w:rPr>
+      <w:rFonts w:asciiTheme="minorHAnsi" w:hAnsiTheme="minorHAnsi" w:cstheme="minorHAnsi"/>
+      <w:b/>
+      <w:bCs/>
+      <w:caps/>
+      <w:sz w:val="20"/>
+      <w:szCs w:val="20"/>
+    </w:rPr>
+  </w:style>
+  <w:style w:type="paragraph" w:styleId="Bibliography">
+    <w:name w:val="Bibliography"/>
+    <w:basedOn w:val="Normal"/>
+    <w:next w:val="Normal"/>
+    <w:uiPriority w:val="37"/>
+    <w:unhideWhenUsed/>
+    <w:rsid w:val="002D24E8"/>
+  </w:style>
 </w:styles>
 </file>
 
@@ -25936,27 +31077,11 @@
 </file>
 
 <file path=customXml/item1.xml><?xml version="1.0" encoding="utf-8"?>
-<b:Sources xmlns:b="http://schemas.openxmlformats.org/officeDocument/2006/bibliography" xmlns="http://schemas.openxmlformats.org/officeDocument/2006/bibliography" SelectedStyle="/APASixthEditionOfficeOnline.xsl" StyleName="APA" Version="6">
-  <b:Source>
-    <b:Tag>Res</b:Tag>
-    <b:SourceType>InternetSite</b:SourceType>
-    <b:Guid>{D2EE11F7-BA12-C740-8FBC-D61B741C4B3C}</b:Guid>
-    <b:Author>
-      <b:Author>
-        <b:Corporate>Resend</b:Corporate>
-      </b:Author>
-    </b:Author>
-    <b:InternetSiteTitle>Resend</b:InternetSiteTitle>
-    <b:URL>https://resend.com</b:URL>
-    <b:LCID>hu-HU</b:LCID>
-    <b:Year>2026</b:Year>
-    <b:RefOrder>1</b:RefOrder>
-  </b:Source>
-</b:Sources>
+<b:Sources xmlns:b="http://schemas.openxmlformats.org/officeDocument/2006/bibliography" xmlns="http://schemas.openxmlformats.org/officeDocument/2006/bibliography" SelectedStyle="/APASixthEditionOfficeOnline.xsl" StyleName="APA" Version="6"/>
 </file>
 
 <file path=customXml/itemProps1.xml><?xml version="1.0" encoding="utf-8"?>
-<ds:datastoreItem xmlns:ds="http://schemas.openxmlformats.org/officeDocument/2006/customXml" ds:itemID="{539A20A1-BEB6-4C06-B920-9A1C7042220B}">
+<ds:datastoreItem xmlns:ds="http://schemas.openxmlformats.org/officeDocument/2006/customXml" ds:itemID="{28989764-9A60-9D41-9F3F-87DDA10D42B5}">
   <ds:schemaRefs>
     <ds:schemaRef ds:uri="http://schemas.openxmlformats.org/officeDocument/2006/bibliography"/>
   </ds:schemaRefs>

--- a/docs/CoMove szoftveralkalmazás dokumentációja.docx
+++ b/docs/CoMove szoftveralkalmazás dokumentációja.docx
@@ -4941,6 +4941,77 @@
       </w:r>
       <w:r>
         <w:t>.</w:t>
+      </w:r>
+    </w:p>
+    <w:p>
+      <w:r>
+        <w:t>Az adatbázis-dump tartalmaz példa járműveket, bérléseket és felhasználókat, az ő bejelentkezési információik:</w:t>
+      </w:r>
+    </w:p>
+    <w:p>
+      <w:pPr>
+        <w:pStyle w:val="ListParagraph"/>
+        <w:numPr>
+          <w:ilvl w:val="0"/>
+          <w:numId w:val="34"/>
+        </w:numPr>
+      </w:pPr>
+      <w:r>
+        <w:t xml:space="preserve">E-mail: </w:t>
+      </w:r>
+      <w:r>
+        <w:t>tesztelek@teszt.hu</w:t>
+      </w:r>
+      <w:r>
+        <w:t>; Jelszó: NagyTesztElek32</w:t>
+      </w:r>
+    </w:p>
+    <w:p>
+      <w:pPr>
+        <w:pStyle w:val="ListParagraph"/>
+        <w:numPr>
+          <w:ilvl w:val="0"/>
+          <w:numId w:val="34"/>
+        </w:numPr>
+      </w:pPr>
+      <w:r>
+        <w:t xml:space="preserve">E-mail: </w:t>
+      </w:r>
+      <w:r>
+        <w:t>gipszjakab</w:t>
+      </w:r>
+      <w:r>
+        <w:t>@teszt.hu</w:t>
+      </w:r>
+      <w:r>
+        <w:t xml:space="preserve">; Jelszó: </w:t>
+      </w:r>
+      <w:r>
+        <w:t>KisGipszJakab64</w:t>
+      </w:r>
+    </w:p>
+    <w:p>
+      <w:pPr>
+        <w:pStyle w:val="ListParagraph"/>
+        <w:numPr>
+          <w:ilvl w:val="0"/>
+          <w:numId w:val="34"/>
+        </w:numPr>
+      </w:pPr>
+      <w:r>
+        <w:t xml:space="preserve">E-mail: </w:t>
+      </w:r>
+      <w:r>
+        <w:t>vincseszter</w:t>
+      </w:r>
+      <w:r>
+        <w:t>@teszt.hu</w:t>
+      </w:r>
+      <w:r>
+        <w:t xml:space="preserve">; Jelszó: </w:t>
+      </w:r>
+      <w:r>
+        <w:t>NagyVincsEszter128</w:t>
       </w:r>
     </w:p>
     <w:p>
@@ -20899,11 +20970,11 @@
         <w:br w:type="page"/>
       </w:r>
     </w:p>
+    <w:bookmarkStart w:id="41" w:name="_Toc228059008"/>
     <w:p>
       <w:pPr>
         <w:pStyle w:val="Heading2"/>
       </w:pPr>
-      <w:bookmarkStart w:id="41" w:name="_Toc228059008"/>
       <w:r>
         <w:rPr>
           <w:noProof/>
@@ -21216,7 +21287,7 @@
           <w:noProof/>
         </w:rPr>
         <w:drawing>
-          <wp:anchor distT="0" distB="0" distL="114300" distR="114300" simplePos="0" relativeHeight="251669504" behindDoc="0" locked="0" layoutInCell="1" allowOverlap="1" wp14:anchorId="5687133B" wp14:editId="1A01192B">
+          <wp:anchor distT="0" distB="0" distL="114300" distR="114300" simplePos="0" relativeHeight="251669504" behindDoc="0" locked="0" layoutInCell="1" allowOverlap="1" wp14:anchorId="5687133B" wp14:editId="36519670">
             <wp:simplePos x="0" y="0"/>
             <wp:positionH relativeFrom="column">
               <wp:posOffset>362131</wp:posOffset>
@@ -21286,11 +21357,11 @@
         <w:t xml:space="preserve"> </w:t>
       </w:r>
     </w:p>
+    <w:bookmarkStart w:id="42" w:name="_Toc228059009"/>
     <w:p>
       <w:pPr>
         <w:pStyle w:val="Heading2"/>
       </w:pPr>
-      <w:bookmarkStart w:id="42" w:name="_Toc228059009"/>
       <w:r>
         <w:rPr>
           <w:noProof/>
@@ -21411,7 +21482,7 @@
           <w:noProof/>
         </w:rPr>
         <w:drawing>
-          <wp:anchor distT="0" distB="0" distL="114300" distR="114300" simplePos="0" relativeHeight="251672576" behindDoc="0" locked="0" layoutInCell="1" allowOverlap="1" wp14:anchorId="3607C812" wp14:editId="509C5F4E">
+          <wp:anchor distT="0" distB="0" distL="114300" distR="114300" simplePos="0" relativeHeight="251672576" behindDoc="0" locked="0" layoutInCell="1" allowOverlap="1" wp14:anchorId="3607C812" wp14:editId="588D0DA7">
             <wp:simplePos x="0" y="0"/>
             <wp:positionH relativeFrom="column">
               <wp:posOffset>233958</wp:posOffset>
@@ -21855,7 +21926,7 @@
           <w:noProof/>
         </w:rPr>
         <w:drawing>
-          <wp:anchor distT="0" distB="0" distL="114300" distR="114300" simplePos="0" relativeHeight="251675648" behindDoc="0" locked="0" layoutInCell="1" allowOverlap="1" wp14:anchorId="03B2E3ED" wp14:editId="7E3BA0FF">
+          <wp:anchor distT="0" distB="0" distL="114300" distR="114300" simplePos="0" relativeHeight="251675648" behindDoc="0" locked="0" layoutInCell="1" allowOverlap="1" wp14:anchorId="03B2E3ED" wp14:editId="5960258A">
             <wp:simplePos x="0" y="0"/>
             <wp:positionH relativeFrom="column">
               <wp:posOffset>-27158</wp:posOffset>
@@ -23034,11 +23105,11 @@
         <w:t>A profil lenyitásakor láthatjuk, hogy több opció közül választhatunk, kizárólag csak akkor, ha be vagyunk jelentkezve. Amennyiben nem vagyunk bejelentkezve úgy a Regisztráció és Bejelentkezés lehetősége áll fent.</w:t>
       </w:r>
     </w:p>
+    <w:bookmarkStart w:id="45" w:name="_Toc228059012"/>
     <w:p>
       <w:pPr>
         <w:pStyle w:val="Heading2"/>
       </w:pPr>
-      <w:bookmarkStart w:id="45" w:name="_Toc228059012"/>
       <w:r>
         <w:rPr>
           <w:noProof/>
@@ -23642,7 +23713,7 @@
           <w:noProof/>
         </w:rPr>
         <w:drawing>
-          <wp:anchor distT="0" distB="0" distL="114300" distR="114300" simplePos="0" relativeHeight="251703296" behindDoc="0" locked="0" layoutInCell="1" allowOverlap="1" wp14:anchorId="489471F0" wp14:editId="221AEE7B">
+          <wp:anchor distT="0" distB="0" distL="114300" distR="114300" simplePos="0" relativeHeight="251703296" behindDoc="0" locked="0" layoutInCell="1" allowOverlap="1" wp14:anchorId="489471F0" wp14:editId="7D6651E1">
             <wp:simplePos x="0" y="0"/>
             <wp:positionH relativeFrom="column">
               <wp:posOffset>1001395</wp:posOffset>
@@ -29108,6 +29179,119 @@
     </w:lvl>
   </w:abstractNum>
   <w:abstractNum w:abstractNumId="28" w15:restartNumberingAfterBreak="0">
+    <w:nsid w:val="679C22E3"/>
+    <w:multiLevelType w:val="hybridMultilevel"/>
+    <w:tmpl w:val="24145AFC"/>
+    <w:lvl w:ilvl="0" w:tplc="04090001">
+      <w:start w:val="1"/>
+      <w:numFmt w:val="bullet"/>
+      <w:lvlText w:val=""/>
+      <w:lvlJc w:val="left"/>
+      <w:pPr>
+        <w:ind w:left="720" w:hanging="360"/>
+      </w:pPr>
+      <w:rPr>
+        <w:rFonts w:ascii="Symbol" w:hAnsi="Symbol" w:hint="default"/>
+      </w:rPr>
+    </w:lvl>
+    <w:lvl w:ilvl="1" w:tplc="04090003">
+      <w:start w:val="1"/>
+      <w:numFmt w:val="bullet"/>
+      <w:lvlText w:val="o"/>
+      <w:lvlJc w:val="left"/>
+      <w:pPr>
+        <w:ind w:left="1440" w:hanging="360"/>
+      </w:pPr>
+      <w:rPr>
+        <w:rFonts w:ascii="Courier New" w:hAnsi="Courier New" w:cs="Courier New" w:hint="default"/>
+      </w:rPr>
+    </w:lvl>
+    <w:lvl w:ilvl="2" w:tplc="04090005" w:tentative="1">
+      <w:start w:val="1"/>
+      <w:numFmt w:val="bullet"/>
+      <w:lvlText w:val=""/>
+      <w:lvlJc w:val="left"/>
+      <w:pPr>
+        <w:ind w:left="2160" w:hanging="360"/>
+      </w:pPr>
+      <w:rPr>
+        <w:rFonts w:ascii="Wingdings" w:hAnsi="Wingdings" w:hint="default"/>
+      </w:rPr>
+    </w:lvl>
+    <w:lvl w:ilvl="3" w:tplc="04090001" w:tentative="1">
+      <w:start w:val="1"/>
+      <w:numFmt w:val="bullet"/>
+      <w:lvlText w:val=""/>
+      <w:lvlJc w:val="left"/>
+      <w:pPr>
+        <w:ind w:left="2880" w:hanging="360"/>
+      </w:pPr>
+      <w:rPr>
+        <w:rFonts w:ascii="Symbol" w:hAnsi="Symbol" w:hint="default"/>
+      </w:rPr>
+    </w:lvl>
+    <w:lvl w:ilvl="4" w:tplc="04090003" w:tentative="1">
+      <w:start w:val="1"/>
+      <w:numFmt w:val="bullet"/>
+      <w:lvlText w:val="o"/>
+      <w:lvlJc w:val="left"/>
+      <w:pPr>
+        <w:ind w:left="3600" w:hanging="360"/>
+      </w:pPr>
+      <w:rPr>
+        <w:rFonts w:ascii="Courier New" w:hAnsi="Courier New" w:cs="Courier New" w:hint="default"/>
+      </w:rPr>
+    </w:lvl>
+    <w:lvl w:ilvl="5" w:tplc="04090005" w:tentative="1">
+      <w:start w:val="1"/>
+      <w:numFmt w:val="bullet"/>
+      <w:lvlText w:val=""/>
+      <w:lvlJc w:val="left"/>
+      <w:pPr>
+        <w:ind w:left="4320" w:hanging="360"/>
+      </w:pPr>
+      <w:rPr>
+        <w:rFonts w:ascii="Wingdings" w:hAnsi="Wingdings" w:hint="default"/>
+      </w:rPr>
+    </w:lvl>
+    <w:lvl w:ilvl="6" w:tplc="04090001" w:tentative="1">
+      <w:start w:val="1"/>
+      <w:numFmt w:val="bullet"/>
+      <w:lvlText w:val=""/>
+      <w:lvlJc w:val="left"/>
+      <w:pPr>
+        <w:ind w:left="5040" w:hanging="360"/>
+      </w:pPr>
+      <w:rPr>
+        <w:rFonts w:ascii="Symbol" w:hAnsi="Symbol" w:hint="default"/>
+      </w:rPr>
+    </w:lvl>
+    <w:lvl w:ilvl="7" w:tplc="04090003" w:tentative="1">
+      <w:start w:val="1"/>
+      <w:numFmt w:val="bullet"/>
+      <w:lvlText w:val="o"/>
+      <w:lvlJc w:val="left"/>
+      <w:pPr>
+        <w:ind w:left="5760" w:hanging="360"/>
+      </w:pPr>
+      <w:rPr>
+        <w:rFonts w:ascii="Courier New" w:hAnsi="Courier New" w:cs="Courier New" w:hint="default"/>
+      </w:rPr>
+    </w:lvl>
+    <w:lvl w:ilvl="8" w:tplc="04090005" w:tentative="1">
+      <w:start w:val="1"/>
+      <w:numFmt w:val="bullet"/>
+      <w:lvlText w:val=""/>
+      <w:lvlJc w:val="left"/>
+      <w:pPr>
+        <w:ind w:left="6480" w:hanging="360"/>
+      </w:pPr>
+      <w:rPr>
+        <w:rFonts w:ascii="Wingdings" w:hAnsi="Wingdings" w:hint="default"/>
+      </w:rPr>
+    </w:lvl>
+  </w:abstractNum>
+  <w:abstractNum w:abstractNumId="29" w15:restartNumberingAfterBreak="0">
     <w:nsid w:val="699A7D49"/>
     <w:multiLevelType w:val="hybridMultilevel"/>
     <w:tmpl w:val="59D25E1C"/>
@@ -29220,7 +29404,7 @@
       </w:rPr>
     </w:lvl>
   </w:abstractNum>
-  <w:abstractNum w:abstractNumId="29" w15:restartNumberingAfterBreak="0">
+  <w:abstractNum w:abstractNumId="30" w15:restartNumberingAfterBreak="0">
     <w:nsid w:val="6BDD4B45"/>
     <w:multiLevelType w:val="hybridMultilevel"/>
     <w:tmpl w:val="D3447C70"/>
@@ -29333,7 +29517,7 @@
       </w:rPr>
     </w:lvl>
   </w:abstractNum>
-  <w:abstractNum w:abstractNumId="30" w15:restartNumberingAfterBreak="0">
+  <w:abstractNum w:abstractNumId="31" w15:restartNumberingAfterBreak="0">
     <w:nsid w:val="6E691218"/>
     <w:multiLevelType w:val="hybridMultilevel"/>
     <w:tmpl w:val="870C507A"/>
@@ -29446,7 +29630,7 @@
       </w:rPr>
     </w:lvl>
   </w:abstractNum>
-  <w:abstractNum w:abstractNumId="31" w15:restartNumberingAfterBreak="0">
+  <w:abstractNum w:abstractNumId="32" w15:restartNumberingAfterBreak="0">
     <w:nsid w:val="7C2D10AD"/>
     <w:multiLevelType w:val="hybridMultilevel"/>
     <w:tmpl w:val="75466AB2"/>
@@ -29559,7 +29743,7 @@
       </w:rPr>
     </w:lvl>
   </w:abstractNum>
-  <w:abstractNum w:abstractNumId="32" w15:restartNumberingAfterBreak="0">
+  <w:abstractNum w:abstractNumId="33" w15:restartNumberingAfterBreak="0">
     <w:nsid w:val="7CCF5CF9"/>
     <w:multiLevelType w:val="hybridMultilevel"/>
     <w:tmpl w:val="0FA8FA82"/>
@@ -29691,7 +29875,7 @@
     <w:abstractNumId w:val="15"/>
   </w:num>
   <w:num w:numId="7" w16cid:durableId="1285381993">
-    <w:abstractNumId w:val="31"/>
+    <w:abstractNumId w:val="32"/>
   </w:num>
   <w:num w:numId="8" w16cid:durableId="64305521">
     <w:abstractNumId w:val="19"/>
@@ -29727,10 +29911,10 @@
     <w:abstractNumId w:val="3"/>
   </w:num>
   <w:num w:numId="19" w16cid:durableId="41949884">
-    <w:abstractNumId w:val="30"/>
+    <w:abstractNumId w:val="31"/>
   </w:num>
   <w:num w:numId="20" w16cid:durableId="950088291">
-    <w:abstractNumId w:val="28"/>
+    <w:abstractNumId w:val="29"/>
   </w:num>
   <w:num w:numId="21" w16cid:durableId="71901864">
     <w:abstractNumId w:val="12"/>
@@ -29739,7 +29923,7 @@
     <w:abstractNumId w:val="1"/>
   </w:num>
   <w:num w:numId="23" w16cid:durableId="1478645022">
-    <w:abstractNumId w:val="32"/>
+    <w:abstractNumId w:val="33"/>
   </w:num>
   <w:num w:numId="24" w16cid:durableId="472606400">
     <w:abstractNumId w:val="10"/>
@@ -29757,7 +29941,7 @@
     <w:abstractNumId w:val="7"/>
   </w:num>
   <w:num w:numId="29" w16cid:durableId="2120373448">
-    <w:abstractNumId w:val="29"/>
+    <w:abstractNumId w:val="30"/>
   </w:num>
   <w:num w:numId="30" w16cid:durableId="854921677">
     <w:abstractNumId w:val="18"/>
@@ -29770,6 +29954,9 @@
   </w:num>
   <w:num w:numId="33" w16cid:durableId="1018311962">
     <w:abstractNumId w:val="24"/>
+  </w:num>
+  <w:num w:numId="34" w16cid:durableId="1493596614">
+    <w:abstractNumId w:val="28"/>
   </w:num>
 </w:numbering>
 </file>

--- a/docs/CoMove szoftveralkalmazás dokumentációja.docx
+++ b/docs/CoMove szoftveralkalmazás dokumentációja.docx
@@ -468,7 +468,7 @@
       <w:r>
         <w:fldChar w:fldCharType="separate"/>
       </w:r>
-      <w:hyperlink w:anchor="_Toc228139018" w:history="1">
+      <w:hyperlink w:anchor="_Toc228200781" w:history="1">
         <w:r>
           <w:rPr>
             <w:rStyle w:val="Hyperlink"/>
@@ -495,7 +495,7 @@
             <w:noProof/>
             <w:webHidden/>
           </w:rPr>
-          <w:instrText xml:space="preserve"> PAGEREF _Toc228139018 \h </w:instrText>
+          <w:instrText xml:space="preserve"> PAGEREF _Toc228200781 \h </w:instrText>
         </w:r>
         <w:r>
           <w:rPr>
@@ -541,7 +541,7 @@
           <w14:ligatures w14:val="standardContextual"/>
         </w:rPr>
       </w:pPr>
-      <w:hyperlink w:anchor="_Toc228139019" w:history="1">
+      <w:hyperlink w:anchor="_Toc228200782" w:history="1">
         <w:r>
           <w:rPr>
             <w:rStyle w:val="Hyperlink"/>
@@ -568,7 +568,7 @@
             <w:noProof/>
             <w:webHidden/>
           </w:rPr>
-          <w:instrText xml:space="preserve"> PAGEREF _Toc228139019 \h </w:instrText>
+          <w:instrText xml:space="preserve"> PAGEREF _Toc228200782 \h </w:instrText>
         </w:r>
         <w:r>
           <w:rPr>
@@ -614,7 +614,7 @@
           <w14:ligatures w14:val="standardContextual"/>
         </w:rPr>
       </w:pPr>
-      <w:hyperlink w:anchor="_Toc228139020" w:history="1">
+      <w:hyperlink w:anchor="_Toc228200783" w:history="1">
         <w:r>
           <w:rPr>
             <w:rStyle w:val="Hyperlink"/>
@@ -641,7 +641,7 @@
             <w:noProof/>
             <w:webHidden/>
           </w:rPr>
-          <w:instrText xml:space="preserve"> PAGEREF _Toc228139020 \h </w:instrText>
+          <w:instrText xml:space="preserve"> PAGEREF _Toc228200783 \h </w:instrText>
         </w:r>
         <w:r>
           <w:rPr>
@@ -687,7 +687,7 @@
           <w14:ligatures w14:val="standardContextual"/>
         </w:rPr>
       </w:pPr>
-      <w:hyperlink w:anchor="_Toc228139021" w:history="1">
+      <w:hyperlink w:anchor="_Toc228200784" w:history="1">
         <w:r>
           <w:rPr>
             <w:rStyle w:val="Hyperlink"/>
@@ -714,7 +714,7 @@
             <w:noProof/>
             <w:webHidden/>
           </w:rPr>
-          <w:instrText xml:space="preserve"> PAGEREF _Toc228139021 \h </w:instrText>
+          <w:instrText xml:space="preserve"> PAGEREF _Toc228200784 \h </w:instrText>
         </w:r>
         <w:r>
           <w:rPr>
@@ -760,7 +760,7 @@
           <w14:ligatures w14:val="standardContextual"/>
         </w:rPr>
       </w:pPr>
-      <w:hyperlink w:anchor="_Toc228139022" w:history="1">
+      <w:hyperlink w:anchor="_Toc228200785" w:history="1">
         <w:r>
           <w:rPr>
             <w:rStyle w:val="Hyperlink"/>
@@ -787,7 +787,7 @@
             <w:noProof/>
             <w:webHidden/>
           </w:rPr>
-          <w:instrText xml:space="preserve"> PAGEREF _Toc228139022 \h </w:instrText>
+          <w:instrText xml:space="preserve"> PAGEREF _Toc228200785 \h </w:instrText>
         </w:r>
         <w:r>
           <w:rPr>
@@ -830,7 +830,7 @@
           <w14:ligatures w14:val="standardContextual"/>
         </w:rPr>
       </w:pPr>
-      <w:hyperlink w:anchor="_Toc228139023" w:history="1">
+      <w:hyperlink w:anchor="_Toc228200786" w:history="1">
         <w:r>
           <w:rPr>
             <w:rStyle w:val="Hyperlink"/>
@@ -857,7 +857,7 @@
             <w:noProof/>
             <w:webHidden/>
           </w:rPr>
-          <w:instrText xml:space="preserve"> PAGEREF _Toc228139023 \h </w:instrText>
+          <w:instrText xml:space="preserve"> PAGEREF _Toc228200786 \h </w:instrText>
         </w:r>
         <w:r>
           <w:rPr>
@@ -903,7 +903,7 @@
           <w14:ligatures w14:val="standardContextual"/>
         </w:rPr>
       </w:pPr>
-      <w:hyperlink w:anchor="_Toc228139024" w:history="1">
+      <w:hyperlink w:anchor="_Toc228200787" w:history="1">
         <w:r>
           <w:rPr>
             <w:rStyle w:val="Hyperlink"/>
@@ -930,7 +930,7 @@
             <w:noProof/>
             <w:webHidden/>
           </w:rPr>
-          <w:instrText xml:space="preserve"> PAGEREF _Toc228139024 \h </w:instrText>
+          <w:instrText xml:space="preserve"> PAGEREF _Toc228200787 \h </w:instrText>
         </w:r>
         <w:r>
           <w:rPr>
@@ -976,7 +976,7 @@
           <w14:ligatures w14:val="standardContextual"/>
         </w:rPr>
       </w:pPr>
-      <w:hyperlink w:anchor="_Toc228139025" w:history="1">
+      <w:hyperlink w:anchor="_Toc228200788" w:history="1">
         <w:r>
           <w:rPr>
             <w:rStyle w:val="Hyperlink"/>
@@ -1003,7 +1003,7 @@
             <w:noProof/>
             <w:webHidden/>
           </w:rPr>
-          <w:instrText xml:space="preserve"> PAGEREF _Toc228139025 \h </w:instrText>
+          <w:instrText xml:space="preserve"> PAGEREF _Toc228200788 \h </w:instrText>
         </w:r>
         <w:r>
           <w:rPr>
@@ -1049,7 +1049,7 @@
           <w14:ligatures w14:val="standardContextual"/>
         </w:rPr>
       </w:pPr>
-      <w:hyperlink w:anchor="_Toc228139026" w:history="1">
+      <w:hyperlink w:anchor="_Toc228200789" w:history="1">
         <w:r>
           <w:rPr>
             <w:rStyle w:val="Hyperlink"/>
@@ -1076,7 +1076,7 @@
             <w:noProof/>
             <w:webHidden/>
           </w:rPr>
-          <w:instrText xml:space="preserve"> PAGEREF _Toc228139026 \h </w:instrText>
+          <w:instrText xml:space="preserve"> PAGEREF _Toc228200789 \h </w:instrText>
         </w:r>
         <w:r>
           <w:rPr>
@@ -1119,7 +1119,7 @@
           <w14:ligatures w14:val="standardContextual"/>
         </w:rPr>
       </w:pPr>
-      <w:hyperlink w:anchor="_Toc228139027" w:history="1">
+      <w:hyperlink w:anchor="_Toc228200790" w:history="1">
         <w:r>
           <w:rPr>
             <w:rStyle w:val="Hyperlink"/>
@@ -1146,7 +1146,7 @@
             <w:noProof/>
             <w:webHidden/>
           </w:rPr>
-          <w:instrText xml:space="preserve"> PAGEREF _Toc228139027 \h </w:instrText>
+          <w:instrText xml:space="preserve"> PAGEREF _Toc228200790 \h </w:instrText>
         </w:r>
         <w:r>
           <w:rPr>
@@ -1192,7 +1192,7 @@
           <w14:ligatures w14:val="standardContextual"/>
         </w:rPr>
       </w:pPr>
-      <w:hyperlink w:anchor="_Toc228139028" w:history="1">
+      <w:hyperlink w:anchor="_Toc228200791" w:history="1">
         <w:r>
           <w:rPr>
             <w:rStyle w:val="Hyperlink"/>
@@ -1219,7 +1219,7 @@
             <w:noProof/>
             <w:webHidden/>
           </w:rPr>
-          <w:instrText xml:space="preserve"> PAGEREF _Toc228139028 \h </w:instrText>
+          <w:instrText xml:space="preserve"> PAGEREF _Toc228200791 \h </w:instrText>
         </w:r>
         <w:r>
           <w:rPr>
@@ -1265,7 +1265,7 @@
           <w14:ligatures w14:val="standardContextual"/>
         </w:rPr>
       </w:pPr>
-      <w:hyperlink w:anchor="_Toc228139029" w:history="1">
+      <w:hyperlink w:anchor="_Toc228200792" w:history="1">
         <w:r>
           <w:rPr>
             <w:rStyle w:val="Hyperlink"/>
@@ -1292,7 +1292,7 @@
             <w:noProof/>
             <w:webHidden/>
           </w:rPr>
-          <w:instrText xml:space="preserve"> PAGEREF _Toc228139029 \h </w:instrText>
+          <w:instrText xml:space="preserve"> PAGEREF _Toc228200792 \h </w:instrText>
         </w:r>
         <w:r>
           <w:rPr>
@@ -1338,7 +1338,7 @@
           <w14:ligatures w14:val="standardContextual"/>
         </w:rPr>
       </w:pPr>
-      <w:hyperlink w:anchor="_Toc228139030" w:history="1">
+      <w:hyperlink w:anchor="_Toc228200793" w:history="1">
         <w:r>
           <w:rPr>
             <w:rStyle w:val="Hyperlink"/>
@@ -1365,7 +1365,7 @@
             <w:noProof/>
             <w:webHidden/>
           </w:rPr>
-          <w:instrText xml:space="preserve"> PAGEREF _Toc228139030 \h </w:instrText>
+          <w:instrText xml:space="preserve"> PAGEREF _Toc228200793 \h </w:instrText>
         </w:r>
         <w:r>
           <w:rPr>
@@ -1411,7 +1411,7 @@
           <w14:ligatures w14:val="standardContextual"/>
         </w:rPr>
       </w:pPr>
-      <w:hyperlink w:anchor="_Toc228139031" w:history="1">
+      <w:hyperlink w:anchor="_Toc228200794" w:history="1">
         <w:r>
           <w:rPr>
             <w:rStyle w:val="Hyperlink"/>
@@ -1438,7 +1438,7 @@
             <w:noProof/>
             <w:webHidden/>
           </w:rPr>
-          <w:instrText xml:space="preserve"> PAGEREF _Toc228139031 \h </w:instrText>
+          <w:instrText xml:space="preserve"> PAGEREF _Toc228200794 \h </w:instrText>
         </w:r>
         <w:r>
           <w:rPr>
@@ -1484,7 +1484,7 @@
           <w14:ligatures w14:val="standardContextual"/>
         </w:rPr>
       </w:pPr>
-      <w:hyperlink w:anchor="_Toc228139032" w:history="1">
+      <w:hyperlink w:anchor="_Toc228200795" w:history="1">
         <w:r>
           <w:rPr>
             <w:rStyle w:val="Hyperlink"/>
@@ -1511,7 +1511,7 @@
             <w:noProof/>
             <w:webHidden/>
           </w:rPr>
-          <w:instrText xml:space="preserve"> PAGEREF _Toc228139032 \h </w:instrText>
+          <w:instrText xml:space="preserve"> PAGEREF _Toc228200795 \h </w:instrText>
         </w:r>
         <w:r>
           <w:rPr>
@@ -1554,7 +1554,7 @@
           <w14:ligatures w14:val="standardContextual"/>
         </w:rPr>
       </w:pPr>
-      <w:hyperlink w:anchor="_Toc228139033" w:history="1">
+      <w:hyperlink w:anchor="_Toc228200796" w:history="1">
         <w:r>
           <w:rPr>
             <w:rStyle w:val="Hyperlink"/>
@@ -1581,7 +1581,7 @@
             <w:noProof/>
             <w:webHidden/>
           </w:rPr>
-          <w:instrText xml:space="preserve"> PAGEREF _Toc228139033 \h </w:instrText>
+          <w:instrText xml:space="preserve"> PAGEREF _Toc228200796 \h </w:instrText>
         </w:r>
         <w:r>
           <w:rPr>
@@ -1627,7 +1627,7 @@
           <w14:ligatures w14:val="standardContextual"/>
         </w:rPr>
       </w:pPr>
-      <w:hyperlink w:anchor="_Toc228139034" w:history="1">
+      <w:hyperlink w:anchor="_Toc228200797" w:history="1">
         <w:r>
           <w:rPr>
             <w:rStyle w:val="Hyperlink"/>
@@ -1654,7 +1654,7 @@
             <w:noProof/>
             <w:webHidden/>
           </w:rPr>
-          <w:instrText xml:space="preserve"> PAGEREF _Toc228139034 \h </w:instrText>
+          <w:instrText xml:space="preserve"> PAGEREF _Toc228200797 \h </w:instrText>
         </w:r>
         <w:r>
           <w:rPr>
@@ -1700,7 +1700,7 @@
           <w14:ligatures w14:val="standardContextual"/>
         </w:rPr>
       </w:pPr>
-      <w:hyperlink w:anchor="_Toc228139035" w:history="1">
+      <w:hyperlink w:anchor="_Toc228200798" w:history="1">
         <w:r>
           <w:rPr>
             <w:rStyle w:val="Hyperlink"/>
@@ -1727,7 +1727,7 @@
             <w:noProof/>
             <w:webHidden/>
           </w:rPr>
-          <w:instrText xml:space="preserve"> PAGEREF _Toc228139035 \h </w:instrText>
+          <w:instrText xml:space="preserve"> PAGEREF _Toc228200798 \h </w:instrText>
         </w:r>
         <w:r>
           <w:rPr>
@@ -1773,7 +1773,7 @@
           <w14:ligatures w14:val="standardContextual"/>
         </w:rPr>
       </w:pPr>
-      <w:hyperlink w:anchor="_Toc228139036" w:history="1">
+      <w:hyperlink w:anchor="_Toc228200799" w:history="1">
         <w:r>
           <w:rPr>
             <w:rStyle w:val="Hyperlink"/>
@@ -1800,7 +1800,7 @@
             <w:noProof/>
             <w:webHidden/>
           </w:rPr>
-          <w:instrText xml:space="preserve"> PAGEREF _Toc228139036 \h </w:instrText>
+          <w:instrText xml:space="preserve"> PAGEREF _Toc228200799 \h </w:instrText>
         </w:r>
         <w:r>
           <w:rPr>
@@ -1846,7 +1846,7 @@
           <w14:ligatures w14:val="standardContextual"/>
         </w:rPr>
       </w:pPr>
-      <w:hyperlink w:anchor="_Toc228139037" w:history="1">
+      <w:hyperlink w:anchor="_Toc228200800" w:history="1">
         <w:r>
           <w:rPr>
             <w:rStyle w:val="Hyperlink"/>
@@ -1873,7 +1873,7 @@
             <w:noProof/>
             <w:webHidden/>
           </w:rPr>
-          <w:instrText xml:space="preserve"> PAGEREF _Toc228139037 \h </w:instrText>
+          <w:instrText xml:space="preserve"> PAGEREF _Toc228200800 \h </w:instrText>
         </w:r>
         <w:r>
           <w:rPr>
@@ -1919,7 +1919,7 @@
           <w14:ligatures w14:val="standardContextual"/>
         </w:rPr>
       </w:pPr>
-      <w:hyperlink w:anchor="_Toc228139038" w:history="1">
+      <w:hyperlink w:anchor="_Toc228200801" w:history="1">
         <w:r>
           <w:rPr>
             <w:rStyle w:val="Hyperlink"/>
@@ -1946,7 +1946,7 @@
             <w:noProof/>
             <w:webHidden/>
           </w:rPr>
-          <w:instrText xml:space="preserve"> PAGEREF _Toc228139038 \h </w:instrText>
+          <w:instrText xml:space="preserve"> PAGEREF _Toc228200801 \h </w:instrText>
         </w:r>
         <w:r>
           <w:rPr>
@@ -1992,7 +1992,7 @@
           <w14:ligatures w14:val="standardContextual"/>
         </w:rPr>
       </w:pPr>
-      <w:hyperlink w:anchor="_Toc228139039" w:history="1">
+      <w:hyperlink w:anchor="_Toc228200802" w:history="1">
         <w:r>
           <w:rPr>
             <w:rStyle w:val="Hyperlink"/>
@@ -2019,7 +2019,7 @@
             <w:noProof/>
             <w:webHidden/>
           </w:rPr>
-          <w:instrText xml:space="preserve"> PAGEREF _Toc228139039 \h </w:instrText>
+          <w:instrText xml:space="preserve"> PAGEREF _Toc228200802 \h </w:instrText>
         </w:r>
         <w:r>
           <w:rPr>
@@ -2065,7 +2065,7 @@
           <w14:ligatures w14:val="standardContextual"/>
         </w:rPr>
       </w:pPr>
-      <w:hyperlink w:anchor="_Toc228139040" w:history="1">
+      <w:hyperlink w:anchor="_Toc228200803" w:history="1">
         <w:r>
           <w:rPr>
             <w:rStyle w:val="Hyperlink"/>
@@ -2092,7 +2092,7 @@
             <w:noProof/>
             <w:webHidden/>
           </w:rPr>
-          <w:instrText xml:space="preserve"> PAGEREF _Toc228139040 \h </w:instrText>
+          <w:instrText xml:space="preserve"> PAGEREF _Toc228200803 \h </w:instrText>
         </w:r>
         <w:r>
           <w:rPr>
@@ -2138,7 +2138,7 @@
           <w14:ligatures w14:val="standardContextual"/>
         </w:rPr>
       </w:pPr>
-      <w:hyperlink w:anchor="_Toc228139041" w:history="1">
+      <w:hyperlink w:anchor="_Toc228200804" w:history="1">
         <w:r>
           <w:rPr>
             <w:rStyle w:val="Hyperlink"/>
@@ -2165,7 +2165,7 @@
             <w:noProof/>
             <w:webHidden/>
           </w:rPr>
-          <w:instrText xml:space="preserve"> PAGEREF _Toc228139041 \h </w:instrText>
+          <w:instrText xml:space="preserve"> PAGEREF _Toc228200804 \h </w:instrText>
         </w:r>
         <w:r>
           <w:rPr>
@@ -2211,7 +2211,7 @@
           <w14:ligatures w14:val="standardContextual"/>
         </w:rPr>
       </w:pPr>
-      <w:hyperlink w:anchor="_Toc228139042" w:history="1">
+      <w:hyperlink w:anchor="_Toc228200805" w:history="1">
         <w:r>
           <w:rPr>
             <w:rStyle w:val="Hyperlink"/>
@@ -2238,7 +2238,7 @@
             <w:noProof/>
             <w:webHidden/>
           </w:rPr>
-          <w:instrText xml:space="preserve"> PAGEREF _Toc228139042 \h </w:instrText>
+          <w:instrText xml:space="preserve"> PAGEREF _Toc228200805 \h </w:instrText>
         </w:r>
         <w:r>
           <w:rPr>
@@ -2284,7 +2284,7 @@
           <w14:ligatures w14:val="standardContextual"/>
         </w:rPr>
       </w:pPr>
-      <w:hyperlink w:anchor="_Toc228139043" w:history="1">
+      <w:hyperlink w:anchor="_Toc228200806" w:history="1">
         <w:r>
           <w:rPr>
             <w:rStyle w:val="Hyperlink"/>
@@ -2311,7 +2311,7 @@
             <w:noProof/>
             <w:webHidden/>
           </w:rPr>
-          <w:instrText xml:space="preserve"> PAGEREF _Toc228139043 \h </w:instrText>
+          <w:instrText xml:space="preserve"> PAGEREF _Toc228200806 \h </w:instrText>
         </w:r>
         <w:r>
           <w:rPr>
@@ -2357,7 +2357,7 @@
           <w14:ligatures w14:val="standardContextual"/>
         </w:rPr>
       </w:pPr>
-      <w:hyperlink w:anchor="_Toc228139044" w:history="1">
+      <w:hyperlink w:anchor="_Toc228200807" w:history="1">
         <w:r>
           <w:rPr>
             <w:rStyle w:val="Hyperlink"/>
@@ -2384,7 +2384,7 @@
             <w:noProof/>
             <w:webHidden/>
           </w:rPr>
-          <w:instrText xml:space="preserve"> PAGEREF _Toc228139044 \h </w:instrText>
+          <w:instrText xml:space="preserve"> PAGEREF _Toc228200807 \h </w:instrText>
         </w:r>
         <w:r>
           <w:rPr>
@@ -2430,7 +2430,7 @@
           <w14:ligatures w14:val="standardContextual"/>
         </w:rPr>
       </w:pPr>
-      <w:hyperlink w:anchor="_Toc228139045" w:history="1">
+      <w:hyperlink w:anchor="_Toc228200808" w:history="1">
         <w:r>
           <w:rPr>
             <w:rStyle w:val="Hyperlink"/>
@@ -2457,7 +2457,7 @@
             <w:noProof/>
             <w:webHidden/>
           </w:rPr>
-          <w:instrText xml:space="preserve"> PAGEREF _Toc228139045 \h </w:instrText>
+          <w:instrText xml:space="preserve"> PAGEREF _Toc228200808 \h </w:instrText>
         </w:r>
         <w:r>
           <w:rPr>
@@ -2503,7 +2503,7 @@
           <w14:ligatures w14:val="standardContextual"/>
         </w:rPr>
       </w:pPr>
-      <w:hyperlink w:anchor="_Toc228139046" w:history="1">
+      <w:hyperlink w:anchor="_Toc228200809" w:history="1">
         <w:r>
           <w:rPr>
             <w:rStyle w:val="Hyperlink"/>
@@ -2530,7 +2530,7 @@
             <w:noProof/>
             <w:webHidden/>
           </w:rPr>
-          <w:instrText xml:space="preserve"> PAGEREF _Toc228139046 \h </w:instrText>
+          <w:instrText xml:space="preserve"> PAGEREF _Toc228200809 \h </w:instrText>
         </w:r>
         <w:r>
           <w:rPr>
@@ -2576,7 +2576,7 @@
           <w14:ligatures w14:val="standardContextual"/>
         </w:rPr>
       </w:pPr>
-      <w:hyperlink w:anchor="_Toc228139047" w:history="1">
+      <w:hyperlink w:anchor="_Toc228200810" w:history="1">
         <w:r>
           <w:rPr>
             <w:rStyle w:val="Hyperlink"/>
@@ -2603,7 +2603,7 @@
             <w:noProof/>
             <w:webHidden/>
           </w:rPr>
-          <w:instrText xml:space="preserve"> PAGEREF _Toc228139047 \h </w:instrText>
+          <w:instrText xml:space="preserve"> PAGEREF _Toc228200810 \h </w:instrText>
         </w:r>
         <w:r>
           <w:rPr>
@@ -2649,7 +2649,7 @@
           <w14:ligatures w14:val="standardContextual"/>
         </w:rPr>
       </w:pPr>
-      <w:hyperlink w:anchor="_Toc228139048" w:history="1">
+      <w:hyperlink w:anchor="_Toc228200811" w:history="1">
         <w:r>
           <w:rPr>
             <w:rStyle w:val="Hyperlink"/>
@@ -2676,7 +2676,7 @@
             <w:noProof/>
             <w:webHidden/>
           </w:rPr>
-          <w:instrText xml:space="preserve"> PAGEREF _Toc228139048 \h </w:instrText>
+          <w:instrText xml:space="preserve"> PAGEREF _Toc228200811 \h </w:instrText>
         </w:r>
         <w:r>
           <w:rPr>
@@ -2722,7 +2722,7 @@
           <w14:ligatures w14:val="standardContextual"/>
         </w:rPr>
       </w:pPr>
-      <w:hyperlink w:anchor="_Toc228139049" w:history="1">
+      <w:hyperlink w:anchor="_Toc228200812" w:history="1">
         <w:r>
           <w:rPr>
             <w:rStyle w:val="Hyperlink"/>
@@ -2749,7 +2749,7 @@
             <w:noProof/>
             <w:webHidden/>
           </w:rPr>
-          <w:instrText xml:space="preserve"> PAGEREF _Toc228139049 \h </w:instrText>
+          <w:instrText xml:space="preserve"> PAGEREF _Toc228200812 \h </w:instrText>
         </w:r>
         <w:r>
           <w:rPr>
@@ -2795,7 +2795,7 @@
           <w14:ligatures w14:val="standardContextual"/>
         </w:rPr>
       </w:pPr>
-      <w:hyperlink w:anchor="_Toc228139050" w:history="1">
+      <w:hyperlink w:anchor="_Toc228200813" w:history="1">
         <w:r>
           <w:rPr>
             <w:rStyle w:val="Hyperlink"/>
@@ -2822,7 +2822,7 @@
             <w:noProof/>
             <w:webHidden/>
           </w:rPr>
-          <w:instrText xml:space="preserve"> PAGEREF _Toc228139050 \h </w:instrText>
+          <w:instrText xml:space="preserve"> PAGEREF _Toc228200813 \h </w:instrText>
         </w:r>
         <w:r>
           <w:rPr>
@@ -2868,7 +2868,7 @@
           <w14:ligatures w14:val="standardContextual"/>
         </w:rPr>
       </w:pPr>
-      <w:hyperlink w:anchor="_Toc228139051" w:history="1">
+      <w:hyperlink w:anchor="_Toc228200814" w:history="1">
         <w:r>
           <w:rPr>
             <w:rStyle w:val="Hyperlink"/>
@@ -2895,7 +2895,7 @@
             <w:noProof/>
             <w:webHidden/>
           </w:rPr>
-          <w:instrText xml:space="preserve"> PAGEREF _Toc228139051 \h </w:instrText>
+          <w:instrText xml:space="preserve"> PAGEREF _Toc228200814 \h </w:instrText>
         </w:r>
         <w:r>
           <w:rPr>
@@ -2928,7 +2928,7 @@
     </w:p>
     <w:p>
       <w:pPr>
-        <w:pStyle w:val="TOC3"/>
+        <w:pStyle w:val="TOC4"/>
         <w:tabs>
           <w:tab w:val="right" w:leader="dot" w:pos="8776"/>
         </w:tabs>
@@ -2941,13 +2941,13 @@
           <w14:ligatures w14:val="standardContextual"/>
         </w:rPr>
       </w:pPr>
-      <w:hyperlink w:anchor="_Toc228139052" w:history="1">
+      <w:hyperlink w:anchor="_Toc228200815" w:history="1">
         <w:r>
           <w:rPr>
             <w:rStyle w:val="Hyperlink"/>
             <w:noProof/>
           </w:rPr>
-          <w:t>Szolgáltatások</w:t>
+          <w:t>Adminisztrátor Kontroller – AdminController.cs</w:t>
         </w:r>
         <w:r>
           <w:rPr>
@@ -2968,7 +2968,7 @@
             <w:noProof/>
             <w:webHidden/>
           </w:rPr>
-          <w:instrText xml:space="preserve"> PAGEREF _Toc228139052 \h </w:instrText>
+          <w:instrText xml:space="preserve"> PAGEREF _Toc228200815 \h </w:instrText>
         </w:r>
         <w:r>
           <w:rPr>
@@ -3001,7 +3001,7 @@
     </w:p>
     <w:p>
       <w:pPr>
-        <w:pStyle w:val="TOC4"/>
+        <w:pStyle w:val="TOC3"/>
         <w:tabs>
           <w:tab w:val="right" w:leader="dot" w:pos="8776"/>
         </w:tabs>
@@ -3014,13 +3014,13 @@
           <w14:ligatures w14:val="standardContextual"/>
         </w:rPr>
       </w:pPr>
-      <w:hyperlink w:anchor="_Toc228139053" w:history="1">
+      <w:hyperlink w:anchor="_Toc228200816" w:history="1">
         <w:r>
           <w:rPr>
             <w:rStyle w:val="Hyperlink"/>
             <w:noProof/>
           </w:rPr>
-          <w:t>Autentikációs szolgáltatás – AuthService</w:t>
+          <w:t>Szolgáltatások</w:t>
         </w:r>
         <w:r>
           <w:rPr>
@@ -3041,7 +3041,7 @@
             <w:noProof/>
             <w:webHidden/>
           </w:rPr>
-          <w:instrText xml:space="preserve"> PAGEREF _Toc228139053 \h </w:instrText>
+          <w:instrText xml:space="preserve"> PAGEREF _Toc228200816 \h </w:instrText>
         </w:r>
         <w:r>
           <w:rPr>
@@ -3061,7 +3061,7 @@
             <w:noProof/>
             <w:webHidden/>
           </w:rPr>
-          <w:t>38</w:t>
+          <w:t>39</w:t>
         </w:r>
         <w:r>
           <w:rPr>
@@ -3087,13 +3087,13 @@
           <w14:ligatures w14:val="standardContextual"/>
         </w:rPr>
       </w:pPr>
-      <w:hyperlink w:anchor="_Toc228139054" w:history="1">
+      <w:hyperlink w:anchor="_Toc228200817" w:history="1">
         <w:r>
           <w:rPr>
             <w:rStyle w:val="Hyperlink"/>
             <w:noProof/>
           </w:rPr>
-          <w:t>Email szolgáltatás – IEmailService – ResendEmailService</w:t>
+          <w:t>Autentikációs szolgáltatás – AuthService</w:t>
         </w:r>
         <w:r>
           <w:rPr>
@@ -3114,7 +3114,7 @@
             <w:noProof/>
             <w:webHidden/>
           </w:rPr>
-          <w:instrText xml:space="preserve"> PAGEREF _Toc228139054 \h </w:instrText>
+          <w:instrText xml:space="preserve"> PAGEREF _Toc228200817 \h </w:instrText>
         </w:r>
         <w:r>
           <w:rPr>
@@ -3160,13 +3160,13 @@
           <w14:ligatures w14:val="standardContextual"/>
         </w:rPr>
       </w:pPr>
-      <w:hyperlink w:anchor="_Toc228139055" w:history="1">
+      <w:hyperlink w:anchor="_Toc228200818" w:history="1">
         <w:r>
           <w:rPr>
             <w:rStyle w:val="Hyperlink"/>
             <w:noProof/>
           </w:rPr>
-          <w:t>Képerőforrás-kezelő szolgáltatás – IResourceService – LocalResourceService</w:t>
+          <w:t>Email szolgáltatás – IEmailService – ResendEmailService</w:t>
         </w:r>
         <w:r>
           <w:rPr>
@@ -3187,7 +3187,7 @@
             <w:noProof/>
             <w:webHidden/>
           </w:rPr>
-          <w:instrText xml:space="preserve"> PAGEREF _Toc228139055 \h </w:instrText>
+          <w:instrText xml:space="preserve"> PAGEREF _Toc228200818 \h </w:instrText>
         </w:r>
         <w:r>
           <w:rPr>
@@ -3207,7 +3207,7 @@
             <w:noProof/>
             <w:webHidden/>
           </w:rPr>
-          <w:t>39</w:t>
+          <w:t>40</w:t>
         </w:r>
         <w:r>
           <w:rPr>
@@ -3233,13 +3233,13 @@
           <w14:ligatures w14:val="standardContextual"/>
         </w:rPr>
       </w:pPr>
-      <w:hyperlink w:anchor="_Toc228139056" w:history="1">
+      <w:hyperlink w:anchor="_Toc228200819" w:history="1">
         <w:r>
           <w:rPr>
             <w:rStyle w:val="Hyperlink"/>
             <w:noProof/>
           </w:rPr>
-          <w:t>Bérléskezelő szolgáltatás – RentalService</w:t>
+          <w:t>Képerőforrás-kezelő szolgáltatás – IResourceService – LocalResourceService</w:t>
         </w:r>
         <w:r>
           <w:rPr>
@@ -3260,7 +3260,7 @@
             <w:noProof/>
             <w:webHidden/>
           </w:rPr>
-          <w:instrText xml:space="preserve"> PAGEREF _Toc228139056 \h </w:instrText>
+          <w:instrText xml:space="preserve"> PAGEREF _Toc228200819 \h </w:instrText>
         </w:r>
         <w:r>
           <w:rPr>
@@ -3293,7 +3293,7 @@
     </w:p>
     <w:p>
       <w:pPr>
-        <w:pStyle w:val="TOC3"/>
+        <w:pStyle w:val="TOC4"/>
         <w:tabs>
           <w:tab w:val="right" w:leader="dot" w:pos="8776"/>
         </w:tabs>
@@ -3306,13 +3306,13 @@
           <w14:ligatures w14:val="standardContextual"/>
         </w:rPr>
       </w:pPr>
-      <w:hyperlink w:anchor="_Toc228139057" w:history="1">
+      <w:hyperlink w:anchor="_Toc228200820" w:history="1">
         <w:r>
           <w:rPr>
             <w:rStyle w:val="Hyperlink"/>
             <w:noProof/>
           </w:rPr>
-          <w:t>Válaszszűrőrendszer – VisibilityFiltering</w:t>
+          <w:t>Bérléskezelő szolgáltatás – RentalService</w:t>
         </w:r>
         <w:r>
           <w:rPr>
@@ -3333,7 +3333,7 @@
             <w:noProof/>
             <w:webHidden/>
           </w:rPr>
-          <w:instrText xml:space="preserve"> PAGEREF _Toc228139057 \h </w:instrText>
+          <w:instrText xml:space="preserve"> PAGEREF _Toc228200820 \h </w:instrText>
         </w:r>
         <w:r>
           <w:rPr>
@@ -3353,7 +3353,7 @@
             <w:noProof/>
             <w:webHidden/>
           </w:rPr>
-          <w:t>42</w:t>
+          <w:t>41</w:t>
         </w:r>
         <w:r>
           <w:rPr>
@@ -3366,7 +3366,7 @@
     </w:p>
     <w:p>
       <w:pPr>
-        <w:pStyle w:val="TOC2"/>
+        <w:pStyle w:val="TOC3"/>
         <w:tabs>
           <w:tab w:val="right" w:leader="dot" w:pos="8776"/>
         </w:tabs>
@@ -3379,13 +3379,13 @@
           <w14:ligatures w14:val="standardContextual"/>
         </w:rPr>
       </w:pPr>
-      <w:hyperlink w:anchor="_Toc228139058" w:history="1">
+      <w:hyperlink w:anchor="_Toc228200821" w:history="1">
         <w:r>
           <w:rPr>
             <w:rStyle w:val="Hyperlink"/>
             <w:noProof/>
           </w:rPr>
-          <w:t>Frontend</w:t>
+          <w:t>Válaszszűrőrendszer – VisibilityFiltering</w:t>
         </w:r>
         <w:r>
           <w:rPr>
@@ -3406,7 +3406,7 @@
             <w:noProof/>
             <w:webHidden/>
           </w:rPr>
-          <w:instrText xml:space="preserve"> PAGEREF _Toc228139058 \h </w:instrText>
+          <w:instrText xml:space="preserve"> PAGEREF _Toc228200821 \h </w:instrText>
         </w:r>
         <w:r>
           <w:rPr>
@@ -3439,7 +3439,7 @@
     </w:p>
     <w:p>
       <w:pPr>
-        <w:pStyle w:val="TOC3"/>
+        <w:pStyle w:val="TOC2"/>
         <w:tabs>
           <w:tab w:val="right" w:leader="dot" w:pos="8776"/>
         </w:tabs>
@@ -3452,13 +3452,13 @@
           <w14:ligatures w14:val="standardContextual"/>
         </w:rPr>
       </w:pPr>
-      <w:hyperlink w:anchor="_Toc228139059" w:history="1">
+      <w:hyperlink w:anchor="_Toc228200822" w:history="1">
         <w:r>
           <w:rPr>
             <w:rStyle w:val="Hyperlink"/>
             <w:noProof/>
           </w:rPr>
-          <w:t>Oldalak</w:t>
+          <w:t>Frontend</w:t>
         </w:r>
         <w:r>
           <w:rPr>
@@ -3479,7 +3479,7 @@
             <w:noProof/>
             <w:webHidden/>
           </w:rPr>
-          <w:instrText xml:space="preserve"> PAGEREF _Toc228139059 \h </w:instrText>
+          <w:instrText xml:space="preserve"> PAGEREF _Toc228200822 \h </w:instrText>
         </w:r>
         <w:r>
           <w:rPr>
@@ -3499,7 +3499,7 @@
             <w:noProof/>
             <w:webHidden/>
           </w:rPr>
-          <w:t>43</w:t>
+          <w:t>44</w:t>
         </w:r>
         <w:r>
           <w:rPr>
@@ -3525,13 +3525,13 @@
           <w14:ligatures w14:val="standardContextual"/>
         </w:rPr>
       </w:pPr>
-      <w:hyperlink w:anchor="_Toc228139060" w:history="1">
+      <w:hyperlink w:anchor="_Toc228200823" w:history="1">
         <w:r>
           <w:rPr>
             <w:rStyle w:val="Hyperlink"/>
             <w:noProof/>
           </w:rPr>
-          <w:t>Komponensek</w:t>
+          <w:t>Oldalak</w:t>
         </w:r>
         <w:r>
           <w:rPr>
@@ -3552,7 +3552,7 @@
             <w:noProof/>
             <w:webHidden/>
           </w:rPr>
-          <w:instrText xml:space="preserve"> PAGEREF _Toc228139060 \h </w:instrText>
+          <w:instrText xml:space="preserve"> PAGEREF _Toc228200823 \h </w:instrText>
         </w:r>
         <w:r>
           <w:rPr>
@@ -3572,7 +3572,7 @@
             <w:noProof/>
             <w:webHidden/>
           </w:rPr>
-          <w:t>43</w:t>
+          <w:t>44</w:t>
         </w:r>
         <w:r>
           <w:rPr>
@@ -3585,7 +3585,7 @@
     </w:p>
     <w:p>
       <w:pPr>
-        <w:pStyle w:val="TOC4"/>
+        <w:pStyle w:val="TOC3"/>
         <w:tabs>
           <w:tab w:val="right" w:leader="dot" w:pos="8776"/>
         </w:tabs>
@@ -3598,13 +3598,13 @@
           <w14:ligatures w14:val="standardContextual"/>
         </w:rPr>
       </w:pPr>
-      <w:hyperlink w:anchor="_Toc228139061" w:history="1">
+      <w:hyperlink w:anchor="_Toc228200824" w:history="1">
         <w:r>
           <w:rPr>
             <w:rStyle w:val="Hyperlink"/>
             <w:noProof/>
           </w:rPr>
-          <w:t>EnsureAuth</w:t>
+          <w:t>Komponensek</w:t>
         </w:r>
         <w:r>
           <w:rPr>
@@ -3625,7 +3625,7 @@
             <w:noProof/>
             <w:webHidden/>
           </w:rPr>
-          <w:instrText xml:space="preserve"> PAGEREF _Toc228139061 \h </w:instrText>
+          <w:instrText xml:space="preserve"> PAGEREF _Toc228200824 \h </w:instrText>
         </w:r>
         <w:r>
           <w:rPr>
@@ -3645,7 +3645,7 @@
             <w:noProof/>
             <w:webHidden/>
           </w:rPr>
-          <w:t>43</w:t>
+          <w:t>44</w:t>
         </w:r>
         <w:r>
           <w:rPr>
@@ -3671,13 +3671,13 @@
           <w14:ligatures w14:val="standardContextual"/>
         </w:rPr>
       </w:pPr>
-      <w:hyperlink w:anchor="_Toc228139062" w:history="1">
+      <w:hyperlink w:anchor="_Toc228200825" w:history="1">
         <w:r>
           <w:rPr>
             <w:rStyle w:val="Hyperlink"/>
             <w:noProof/>
           </w:rPr>
-          <w:t>Navbar és NotificationMenu</w:t>
+          <w:t>EnsureAuth</w:t>
         </w:r>
         <w:r>
           <w:rPr>
@@ -3698,7 +3698,7 @@
             <w:noProof/>
             <w:webHidden/>
           </w:rPr>
-          <w:instrText xml:space="preserve"> PAGEREF _Toc228139062 \h </w:instrText>
+          <w:instrText xml:space="preserve"> PAGEREF _Toc228200825 \h </w:instrText>
         </w:r>
         <w:r>
           <w:rPr>
@@ -3718,7 +3718,7 @@
             <w:noProof/>
             <w:webHidden/>
           </w:rPr>
-          <w:t>43</w:t>
+          <w:t>44</w:t>
         </w:r>
         <w:r>
           <w:rPr>
@@ -3744,13 +3744,13 @@
           <w14:ligatures w14:val="standardContextual"/>
         </w:rPr>
       </w:pPr>
-      <w:hyperlink w:anchor="_Toc228139063" w:history="1">
+      <w:hyperlink w:anchor="_Toc228200826" w:history="1">
         <w:r>
           <w:rPr>
             <w:rStyle w:val="Hyperlink"/>
             <w:noProof/>
           </w:rPr>
-          <w:t>CenteredLayout és PageLayout</w:t>
+          <w:t>Navbar és NotificationMenu</w:t>
         </w:r>
         <w:r>
           <w:rPr>
@@ -3771,7 +3771,7 @@
             <w:noProof/>
             <w:webHidden/>
           </w:rPr>
-          <w:instrText xml:space="preserve"> PAGEREF _Toc228139063 \h </w:instrText>
+          <w:instrText xml:space="preserve"> PAGEREF _Toc228200826 \h </w:instrText>
         </w:r>
         <w:r>
           <w:rPr>
@@ -3791,7 +3791,7 @@
             <w:noProof/>
             <w:webHidden/>
           </w:rPr>
-          <w:t>43</w:t>
+          <w:t>44</w:t>
         </w:r>
         <w:r>
           <w:rPr>
@@ -3804,7 +3804,7 @@
     </w:p>
     <w:p>
       <w:pPr>
-        <w:pStyle w:val="TOC3"/>
+        <w:pStyle w:val="TOC4"/>
         <w:tabs>
           <w:tab w:val="right" w:leader="dot" w:pos="8776"/>
         </w:tabs>
@@ -3817,13 +3817,13 @@
           <w14:ligatures w14:val="standardContextual"/>
         </w:rPr>
       </w:pPr>
-      <w:hyperlink w:anchor="_Toc228139064" w:history="1">
+      <w:hyperlink w:anchor="_Toc228200827" w:history="1">
         <w:r>
           <w:rPr>
             <w:rStyle w:val="Hyperlink"/>
             <w:noProof/>
           </w:rPr>
-          <w:t>Scriptek</w:t>
+          <w:t>CenteredLayout és PageLayout</w:t>
         </w:r>
         <w:r>
           <w:rPr>
@@ -3844,7 +3844,7 @@
             <w:noProof/>
             <w:webHidden/>
           </w:rPr>
-          <w:instrText xml:space="preserve"> PAGEREF _Toc228139064 \h </w:instrText>
+          <w:instrText xml:space="preserve"> PAGEREF _Toc228200827 \h </w:instrText>
         </w:r>
         <w:r>
           <w:rPr>
@@ -3890,13 +3890,13 @@
           <w14:ligatures w14:val="standardContextual"/>
         </w:rPr>
       </w:pPr>
-      <w:hyperlink w:anchor="_Toc228139065" w:history="1">
+      <w:hyperlink w:anchor="_Toc228200828" w:history="1">
         <w:r>
           <w:rPr>
             <w:rStyle w:val="Hyperlink"/>
             <w:noProof/>
           </w:rPr>
-          <w:t>Reszponzivítás</w:t>
+          <w:t>Scriptek</w:t>
         </w:r>
         <w:r>
           <w:rPr>
@@ -3917,7 +3917,7 @@
             <w:noProof/>
             <w:webHidden/>
           </w:rPr>
-          <w:instrText xml:space="preserve"> PAGEREF _Toc228139065 \h </w:instrText>
+          <w:instrText xml:space="preserve"> PAGEREF _Toc228200828 \h </w:instrText>
         </w:r>
         <w:r>
           <w:rPr>
@@ -3937,7 +3937,7 @@
             <w:noProof/>
             <w:webHidden/>
           </w:rPr>
-          <w:t>44</w:t>
+          <w:t>45</w:t>
         </w:r>
         <w:r>
           <w:rPr>
@@ -3950,7 +3950,10 @@
     </w:p>
     <w:p>
       <w:pPr>
-        <w:pStyle w:val="TOC1"/>
+        <w:pStyle w:val="TOC3"/>
+        <w:tabs>
+          <w:tab w:val="right" w:leader="dot" w:pos="8776"/>
+        </w:tabs>
         <w:rPr>
           <w:rFonts w:asciiTheme="minorHAnsi" w:eastAsiaTheme="minorEastAsia" w:hAnsiTheme="minorHAnsi"/>
           <w:noProof/>
@@ -3960,13 +3963,13 @@
           <w14:ligatures w14:val="standardContextual"/>
         </w:rPr>
       </w:pPr>
-      <w:hyperlink w:anchor="_Toc228139066" w:history="1">
+      <w:hyperlink w:anchor="_Toc228200829" w:history="1">
         <w:r>
           <w:rPr>
             <w:rStyle w:val="Hyperlink"/>
             <w:noProof/>
           </w:rPr>
-          <w:t>A frontend felület használatának bemutatása</w:t>
+          <w:t>Reszponzivítás</w:t>
         </w:r>
         <w:r>
           <w:rPr>
@@ -3987,7 +3990,7 @@
             <w:noProof/>
             <w:webHidden/>
           </w:rPr>
-          <w:instrText xml:space="preserve"> PAGEREF _Toc228139066 \h </w:instrText>
+          <w:instrText xml:space="preserve"> PAGEREF _Toc228200829 \h </w:instrText>
         </w:r>
         <w:r>
           <w:rPr>
@@ -4020,10 +4023,7 @@
     </w:p>
     <w:p>
       <w:pPr>
-        <w:pStyle w:val="TOC2"/>
-        <w:tabs>
-          <w:tab w:val="right" w:leader="dot" w:pos="8776"/>
-        </w:tabs>
+        <w:pStyle w:val="TOC1"/>
         <w:rPr>
           <w:rFonts w:asciiTheme="minorHAnsi" w:eastAsiaTheme="minorEastAsia" w:hAnsiTheme="minorHAnsi"/>
           <w:noProof/>
@@ -4033,13 +4033,13 @@
           <w14:ligatures w14:val="standardContextual"/>
         </w:rPr>
       </w:pPr>
-      <w:hyperlink w:anchor="_Toc228139067" w:history="1">
+      <w:hyperlink w:anchor="_Toc228200830" w:history="1">
         <w:r>
           <w:rPr>
             <w:rStyle w:val="Hyperlink"/>
             <w:noProof/>
           </w:rPr>
-          <w:t>Főoldal</w:t>
+          <w:t>A frontend felület használatának bemutatása</w:t>
         </w:r>
         <w:r>
           <w:rPr>
@@ -4060,7 +4060,7 @@
             <w:noProof/>
             <w:webHidden/>
           </w:rPr>
-          <w:instrText xml:space="preserve"> PAGEREF _Toc228139067 \h </w:instrText>
+          <w:instrText xml:space="preserve"> PAGEREF _Toc228200830 \h </w:instrText>
         </w:r>
         <w:r>
           <w:rPr>
@@ -4080,7 +4080,7 @@
             <w:noProof/>
             <w:webHidden/>
           </w:rPr>
-          <w:t>45</w:t>
+          <w:t>46</w:t>
         </w:r>
         <w:r>
           <w:rPr>
@@ -4106,13 +4106,13 @@
           <w14:ligatures w14:val="standardContextual"/>
         </w:rPr>
       </w:pPr>
-      <w:hyperlink w:anchor="_Toc228139068" w:history="1">
+      <w:hyperlink w:anchor="_Toc228200831" w:history="1">
         <w:r>
           <w:rPr>
             <w:rStyle w:val="Hyperlink"/>
             <w:noProof/>
           </w:rPr>
-          <w:t>Jármű kiválasztása</w:t>
+          <w:t>Főoldal</w:t>
         </w:r>
         <w:r>
           <w:rPr>
@@ -4133,7 +4133,7 @@
             <w:noProof/>
             <w:webHidden/>
           </w:rPr>
-          <w:instrText xml:space="preserve"> PAGEREF _Toc228139068 \h </w:instrText>
+          <w:instrText xml:space="preserve"> PAGEREF _Toc228200831 \h </w:instrText>
         </w:r>
         <w:r>
           <w:rPr>
@@ -4179,13 +4179,13 @@
           <w14:ligatures w14:val="standardContextual"/>
         </w:rPr>
       </w:pPr>
-      <w:hyperlink w:anchor="_Toc228139069" w:history="1">
+      <w:hyperlink w:anchor="_Toc228200832" w:history="1">
         <w:r>
           <w:rPr>
             <w:rStyle w:val="Hyperlink"/>
             <w:noProof/>
           </w:rPr>
-          <w:t>Regisztráció és Bejelentkezés</w:t>
+          <w:t>Jármű kiválasztása</w:t>
         </w:r>
         <w:r>
           <w:rPr>
@@ -4206,7 +4206,7 @@
             <w:noProof/>
             <w:webHidden/>
           </w:rPr>
-          <w:instrText xml:space="preserve"> PAGEREF _Toc228139069 \h </w:instrText>
+          <w:instrText xml:space="preserve"> PAGEREF _Toc228200832 \h </w:instrText>
         </w:r>
         <w:r>
           <w:rPr>
@@ -4252,13 +4252,13 @@
           <w14:ligatures w14:val="standardContextual"/>
         </w:rPr>
       </w:pPr>
-      <w:hyperlink w:anchor="_Toc228139070" w:history="1">
+      <w:hyperlink w:anchor="_Toc228200833" w:history="1">
         <w:r>
           <w:rPr>
             <w:rStyle w:val="Hyperlink"/>
             <w:noProof/>
           </w:rPr>
-          <w:t>Bérlés folyamata</w:t>
+          <w:t>Regisztráció és Bejelentkezés</w:t>
         </w:r>
         <w:r>
           <w:rPr>
@@ -4279,7 +4279,7 @@
             <w:noProof/>
             <w:webHidden/>
           </w:rPr>
-          <w:instrText xml:space="preserve"> PAGEREF _Toc228139070 \h </w:instrText>
+          <w:instrText xml:space="preserve"> PAGEREF _Toc228200833 \h </w:instrText>
         </w:r>
         <w:r>
           <w:rPr>
@@ -4325,13 +4325,13 @@
           <w14:ligatures w14:val="standardContextual"/>
         </w:rPr>
       </w:pPr>
-      <w:hyperlink w:anchor="_Toc228139071" w:history="1">
+      <w:hyperlink w:anchor="_Toc228200834" w:history="1">
         <w:r>
           <w:rPr>
             <w:rStyle w:val="Hyperlink"/>
             <w:noProof/>
           </w:rPr>
-          <w:t>Profil</w:t>
+          <w:t>Bérlés folyamata</w:t>
         </w:r>
         <w:r>
           <w:rPr>
@@ -4352,7 +4352,7 @@
             <w:noProof/>
             <w:webHidden/>
           </w:rPr>
-          <w:instrText xml:space="preserve"> PAGEREF _Toc228139071 \h </w:instrText>
+          <w:instrText xml:space="preserve"> PAGEREF _Toc228200834 \h </w:instrText>
         </w:r>
         <w:r>
           <w:rPr>
@@ -4372,7 +4372,7 @@
             <w:noProof/>
             <w:webHidden/>
           </w:rPr>
-          <w:t>50</w:t>
+          <w:t>49</w:t>
         </w:r>
         <w:r>
           <w:rPr>
@@ -4398,13 +4398,13 @@
           <w14:ligatures w14:val="standardContextual"/>
         </w:rPr>
       </w:pPr>
-      <w:hyperlink w:anchor="_Toc228139072" w:history="1">
+      <w:hyperlink w:anchor="_Toc228200835" w:history="1">
         <w:r>
           <w:rPr>
             <w:rStyle w:val="Hyperlink"/>
             <w:noProof/>
           </w:rPr>
-          <w:t>Beállítások</w:t>
+          <w:t>Profil</w:t>
         </w:r>
         <w:r>
           <w:rPr>
@@ -4425,7 +4425,7 @@
             <w:noProof/>
             <w:webHidden/>
           </w:rPr>
-          <w:instrText xml:space="preserve"> PAGEREF _Toc228139072 \h </w:instrText>
+          <w:instrText xml:space="preserve"> PAGEREF _Toc228200835 \h </w:instrText>
         </w:r>
         <w:r>
           <w:rPr>
@@ -4445,7 +4445,7 @@
             <w:noProof/>
             <w:webHidden/>
           </w:rPr>
-          <w:t>50</w:t>
+          <w:t>51</w:t>
         </w:r>
         <w:r>
           <w:rPr>
@@ -4471,13 +4471,13 @@
           <w14:ligatures w14:val="standardContextual"/>
         </w:rPr>
       </w:pPr>
-      <w:hyperlink w:anchor="_Toc228139073" w:history="1">
+      <w:hyperlink w:anchor="_Toc228200836" w:history="1">
         <w:r>
           <w:rPr>
             <w:rStyle w:val="Hyperlink"/>
             <w:noProof/>
           </w:rPr>
-          <w:t>Bérléseim</w:t>
+          <w:t>Beállítások</w:t>
         </w:r>
         <w:r>
           <w:rPr>
@@ -4498,7 +4498,7 @@
             <w:noProof/>
             <w:webHidden/>
           </w:rPr>
-          <w:instrText xml:space="preserve"> PAGEREF _Toc228139073 \h </w:instrText>
+          <w:instrText xml:space="preserve"> PAGEREF _Toc228200836 \h </w:instrText>
         </w:r>
         <w:r>
           <w:rPr>
@@ -4544,13 +4544,13 @@
           <w14:ligatures w14:val="standardContextual"/>
         </w:rPr>
       </w:pPr>
-      <w:hyperlink w:anchor="_Toc228139074" w:history="1">
+      <w:hyperlink w:anchor="_Toc228200837" w:history="1">
         <w:r>
           <w:rPr>
             <w:rStyle w:val="Hyperlink"/>
             <w:noProof/>
           </w:rPr>
-          <w:t>Járműveim</w:t>
+          <w:t>Bérléseim</w:t>
         </w:r>
         <w:r>
           <w:rPr>
@@ -4571,7 +4571,7 @@
             <w:noProof/>
             <w:webHidden/>
           </w:rPr>
-          <w:instrText xml:space="preserve"> PAGEREF _Toc228139074 \h </w:instrText>
+          <w:instrText xml:space="preserve"> PAGEREF _Toc228200837 \h </w:instrText>
         </w:r>
         <w:r>
           <w:rPr>
@@ -4591,7 +4591,7 @@
             <w:noProof/>
             <w:webHidden/>
           </w:rPr>
-          <w:t>51</w:t>
+          <w:t>52</w:t>
         </w:r>
         <w:r>
           <w:rPr>
@@ -4617,13 +4617,13 @@
           <w14:ligatures w14:val="standardContextual"/>
         </w:rPr>
       </w:pPr>
-      <w:hyperlink w:anchor="_Toc228139075" w:history="1">
+      <w:hyperlink w:anchor="_Toc228200838" w:history="1">
         <w:r>
           <w:rPr>
             <w:rStyle w:val="Hyperlink"/>
             <w:noProof/>
           </w:rPr>
-          <w:t>Kijelentkezés</w:t>
+          <w:t>Járműveim</w:t>
         </w:r>
         <w:r>
           <w:rPr>
@@ -4644,7 +4644,7 @@
             <w:noProof/>
             <w:webHidden/>
           </w:rPr>
-          <w:instrText xml:space="preserve"> PAGEREF _Toc228139075 \h </w:instrText>
+          <w:instrText xml:space="preserve"> PAGEREF _Toc228200838 \h </w:instrText>
         </w:r>
         <w:r>
           <w:rPr>
@@ -4677,7 +4677,10 @@
     </w:p>
     <w:p>
       <w:pPr>
-        <w:pStyle w:val="TOC1"/>
+        <w:pStyle w:val="TOC2"/>
+        <w:tabs>
+          <w:tab w:val="right" w:leader="dot" w:pos="8776"/>
+        </w:tabs>
         <w:rPr>
           <w:rFonts w:asciiTheme="minorHAnsi" w:eastAsiaTheme="minorEastAsia" w:hAnsiTheme="minorHAnsi"/>
           <w:noProof/>
@@ -4687,13 +4690,13 @@
           <w14:ligatures w14:val="standardContextual"/>
         </w:rPr>
       </w:pPr>
-      <w:hyperlink w:anchor="_Toc228139076" w:history="1">
+      <w:hyperlink w:anchor="_Toc228200839" w:history="1">
         <w:r>
           <w:rPr>
             <w:rStyle w:val="Hyperlink"/>
             <w:noProof/>
           </w:rPr>
-          <w:t>Továbbfejlesztési lehetőségek</w:t>
+          <w:t>Adminisztrátori felület</w:t>
         </w:r>
         <w:r>
           <w:rPr>
@@ -4714,7 +4717,7 @@
             <w:noProof/>
             <w:webHidden/>
           </w:rPr>
-          <w:instrText xml:space="preserve"> PAGEREF _Toc228139076 \h </w:instrText>
+          <w:instrText xml:space="preserve"> PAGEREF _Toc228200839 \h </w:instrText>
         </w:r>
         <w:r>
           <w:rPr>
@@ -4747,7 +4750,10 @@
     </w:p>
     <w:p>
       <w:pPr>
-        <w:pStyle w:val="TOC1"/>
+        <w:pStyle w:val="TOC2"/>
+        <w:tabs>
+          <w:tab w:val="right" w:leader="dot" w:pos="8776"/>
+        </w:tabs>
         <w:rPr>
           <w:rFonts w:asciiTheme="minorHAnsi" w:eastAsiaTheme="minorEastAsia" w:hAnsiTheme="minorHAnsi"/>
           <w:noProof/>
@@ -4757,13 +4763,13 @@
           <w14:ligatures w14:val="standardContextual"/>
         </w:rPr>
       </w:pPr>
-      <w:hyperlink w:anchor="_Toc228139077" w:history="1">
+      <w:hyperlink w:anchor="_Toc228200840" w:history="1">
         <w:r>
           <w:rPr>
             <w:rStyle w:val="Hyperlink"/>
             <w:noProof/>
           </w:rPr>
-          <w:t>Tesztdokumentáció</w:t>
+          <w:t>Kijelentkezés</w:t>
         </w:r>
         <w:r>
           <w:rPr>
@@ -4784,7 +4790,7 @@
             <w:noProof/>
             <w:webHidden/>
           </w:rPr>
-          <w:instrText xml:space="preserve"> PAGEREF _Toc228139077 \h </w:instrText>
+          <w:instrText xml:space="preserve"> PAGEREF _Toc228200840 \h </w:instrText>
         </w:r>
         <w:r>
           <w:rPr>
@@ -4804,7 +4810,7 @@
             <w:noProof/>
             <w:webHidden/>
           </w:rPr>
-          <w:t>54</w:t>
+          <w:t>53</w:t>
         </w:r>
         <w:r>
           <w:rPr>
@@ -4817,10 +4823,7 @@
     </w:p>
     <w:p>
       <w:pPr>
-        <w:pStyle w:val="TOC2"/>
-        <w:tabs>
-          <w:tab w:val="right" w:leader="dot" w:pos="8776"/>
-        </w:tabs>
+        <w:pStyle w:val="TOC1"/>
         <w:rPr>
           <w:rFonts w:asciiTheme="minorHAnsi" w:eastAsiaTheme="minorEastAsia" w:hAnsiTheme="minorHAnsi"/>
           <w:noProof/>
@@ -4830,13 +4833,13 @@
           <w14:ligatures w14:val="standardContextual"/>
         </w:rPr>
       </w:pPr>
-      <w:hyperlink w:anchor="_Toc228139078" w:history="1">
+      <w:hyperlink w:anchor="_Toc228200841" w:history="1">
         <w:r>
           <w:rPr>
             <w:rStyle w:val="Hyperlink"/>
             <w:noProof/>
           </w:rPr>
-          <w:t>TestHandler</w:t>
+          <w:t>Továbbfejlesztési lehetőségek</w:t>
         </w:r>
         <w:r>
           <w:rPr>
@@ -4857,7 +4860,7 @@
             <w:noProof/>
             <w:webHidden/>
           </w:rPr>
-          <w:instrText xml:space="preserve"> PAGEREF _Toc228139078 \h </w:instrText>
+          <w:instrText xml:space="preserve"> PAGEREF _Toc228200841 \h </w:instrText>
         </w:r>
         <w:r>
           <w:rPr>
@@ -4890,10 +4893,7 @@
     </w:p>
     <w:p>
       <w:pPr>
-        <w:pStyle w:val="TOC2"/>
-        <w:tabs>
-          <w:tab w:val="right" w:leader="dot" w:pos="8776"/>
-        </w:tabs>
+        <w:pStyle w:val="TOC1"/>
         <w:rPr>
           <w:rFonts w:asciiTheme="minorHAnsi" w:eastAsiaTheme="minorEastAsia" w:hAnsiTheme="minorHAnsi"/>
           <w:noProof/>
@@ -4903,13 +4903,13 @@
           <w14:ligatures w14:val="standardContextual"/>
         </w:rPr>
       </w:pPr>
-      <w:hyperlink w:anchor="_Toc228139079" w:history="1">
+      <w:hyperlink w:anchor="_Toc228200842" w:history="1">
         <w:r>
           <w:rPr>
             <w:rStyle w:val="Hyperlink"/>
             <w:noProof/>
           </w:rPr>
-          <w:t>Kontroller metódusok tesztelése</w:t>
+          <w:t>Tesztdokumentáció</w:t>
         </w:r>
         <w:r>
           <w:rPr>
@@ -4930,7 +4930,7 @@
             <w:noProof/>
             <w:webHidden/>
           </w:rPr>
-          <w:instrText xml:space="preserve"> PAGEREF _Toc228139079 \h </w:instrText>
+          <w:instrText xml:space="preserve"> PAGEREF _Toc228200842 \h </w:instrText>
         </w:r>
         <w:r>
           <w:rPr>
@@ -4950,7 +4950,7 @@
             <w:noProof/>
             <w:webHidden/>
           </w:rPr>
-          <w:t>54</w:t>
+          <w:t>55</w:t>
         </w:r>
         <w:r>
           <w:rPr>
@@ -4976,13 +4976,13 @@
           <w14:ligatures w14:val="standardContextual"/>
         </w:rPr>
       </w:pPr>
-      <w:hyperlink w:anchor="_Toc228139080" w:history="1">
+      <w:hyperlink w:anchor="_Toc228200843" w:history="1">
         <w:r>
           <w:rPr>
             <w:rStyle w:val="Hyperlink"/>
             <w:noProof/>
           </w:rPr>
-          <w:t>Stressztesztelés</w:t>
+          <w:t>TestHandler</w:t>
         </w:r>
         <w:r>
           <w:rPr>
@@ -5003,7 +5003,7 @@
             <w:noProof/>
             <w:webHidden/>
           </w:rPr>
-          <w:instrText xml:space="preserve"> PAGEREF _Toc228139080 \h </w:instrText>
+          <w:instrText xml:space="preserve"> PAGEREF _Toc228200843 \h </w:instrText>
         </w:r>
         <w:r>
           <w:rPr>
@@ -5036,7 +5036,10 @@
     </w:p>
     <w:p>
       <w:pPr>
-        <w:pStyle w:val="TOC1"/>
+        <w:pStyle w:val="TOC2"/>
+        <w:tabs>
+          <w:tab w:val="right" w:leader="dot" w:pos="8776"/>
+        </w:tabs>
         <w:rPr>
           <w:rFonts w:asciiTheme="minorHAnsi" w:eastAsiaTheme="minorEastAsia" w:hAnsiTheme="minorHAnsi"/>
           <w:noProof/>
@@ -5046,13 +5049,13 @@
           <w14:ligatures w14:val="standardContextual"/>
         </w:rPr>
       </w:pPr>
-      <w:hyperlink w:anchor="_Toc228139081" w:history="1">
+      <w:hyperlink w:anchor="_Toc228200844" w:history="1">
         <w:r>
           <w:rPr>
             <w:rStyle w:val="Hyperlink"/>
             <w:noProof/>
           </w:rPr>
-          <w:t>Mellékletek</w:t>
+          <w:t>Kontroller metódusok tesztelése</w:t>
         </w:r>
         <w:r>
           <w:rPr>
@@ -5073,7 +5076,7 @@
             <w:noProof/>
             <w:webHidden/>
           </w:rPr>
-          <w:instrText xml:space="preserve"> PAGEREF _Toc228139081 \h </w:instrText>
+          <w:instrText xml:space="preserve"> PAGEREF _Toc228200844 \h </w:instrText>
         </w:r>
         <w:r>
           <w:rPr>
@@ -5093,7 +5096,7 @@
             <w:noProof/>
             <w:webHidden/>
           </w:rPr>
-          <w:t>56</w:t>
+          <w:t>55</w:t>
         </w:r>
         <w:r>
           <w:rPr>
@@ -5119,13 +5122,13 @@
           <w14:ligatures w14:val="standardContextual"/>
         </w:rPr>
       </w:pPr>
-      <w:hyperlink w:anchor="_Toc228139082" w:history="1">
+      <w:hyperlink w:anchor="_Toc228200845" w:history="1">
         <w:r>
           <w:rPr>
             <w:rStyle w:val="Hyperlink"/>
             <w:noProof/>
           </w:rPr>
-          <w:t>ER-modell</w:t>
+          <w:t>Stressztesztelés</w:t>
         </w:r>
         <w:r>
           <w:rPr>
@@ -5146,7 +5149,7 @@
             <w:noProof/>
             <w:webHidden/>
           </w:rPr>
-          <w:instrText xml:space="preserve"> PAGEREF _Toc228139082 \h </w:instrText>
+          <w:instrText xml:space="preserve"> PAGEREF _Toc228200845 \h </w:instrText>
         </w:r>
         <w:r>
           <w:rPr>
@@ -5179,10 +5182,7 @@
     </w:p>
     <w:p>
       <w:pPr>
-        <w:pStyle w:val="TOC2"/>
-        <w:tabs>
-          <w:tab w:val="right" w:leader="dot" w:pos="8776"/>
-        </w:tabs>
+        <w:pStyle w:val="TOC1"/>
         <w:rPr>
           <w:rFonts w:asciiTheme="minorHAnsi" w:eastAsiaTheme="minorEastAsia" w:hAnsiTheme="minorHAnsi"/>
           <w:noProof/>
@@ -5192,12 +5192,158 @@
           <w14:ligatures w14:val="standardContextual"/>
         </w:rPr>
       </w:pPr>
-      <w:hyperlink w:anchor="_Toc228139083" w:history="1">
+      <w:hyperlink w:anchor="_Toc228200846" w:history="1">
         <w:r>
           <w:rPr>
             <w:rStyle w:val="Hyperlink"/>
             <w:noProof/>
           </w:rPr>
+          <w:t>Mellékletek</w:t>
+        </w:r>
+        <w:r>
+          <w:rPr>
+            <w:noProof/>
+            <w:webHidden/>
+          </w:rPr>
+          <w:tab/>
+        </w:r>
+        <w:r>
+          <w:rPr>
+            <w:noProof/>
+            <w:webHidden/>
+          </w:rPr>
+          <w:fldChar w:fldCharType="begin"/>
+        </w:r>
+        <w:r>
+          <w:rPr>
+            <w:noProof/>
+            <w:webHidden/>
+          </w:rPr>
+          <w:instrText xml:space="preserve"> PAGEREF _Toc228200846 \h </w:instrText>
+        </w:r>
+        <w:r>
+          <w:rPr>
+            <w:noProof/>
+            <w:webHidden/>
+          </w:rPr>
+        </w:r>
+        <w:r>
+          <w:rPr>
+            <w:noProof/>
+            <w:webHidden/>
+          </w:rPr>
+          <w:fldChar w:fldCharType="separate"/>
+        </w:r>
+        <w:r>
+          <w:rPr>
+            <w:noProof/>
+            <w:webHidden/>
+          </w:rPr>
+          <w:t>57</w:t>
+        </w:r>
+        <w:r>
+          <w:rPr>
+            <w:noProof/>
+            <w:webHidden/>
+          </w:rPr>
+          <w:fldChar w:fldCharType="end"/>
+        </w:r>
+      </w:hyperlink>
+    </w:p>
+    <w:p>
+      <w:pPr>
+        <w:pStyle w:val="TOC2"/>
+        <w:tabs>
+          <w:tab w:val="right" w:leader="dot" w:pos="8776"/>
+        </w:tabs>
+        <w:rPr>
+          <w:rFonts w:asciiTheme="minorHAnsi" w:eastAsiaTheme="minorEastAsia" w:hAnsiTheme="minorHAnsi"/>
+          <w:noProof/>
+          <w:kern w:val="2"/>
+          <w:szCs w:val="24"/>
+          <w:lang w:val="en-US"/>
+          <w14:ligatures w14:val="standardContextual"/>
+        </w:rPr>
+      </w:pPr>
+      <w:hyperlink w:anchor="_Toc228200847" w:history="1">
+        <w:r>
+          <w:rPr>
+            <w:rStyle w:val="Hyperlink"/>
+            <w:noProof/>
+          </w:rPr>
+          <w:t>ER-modell</w:t>
+        </w:r>
+        <w:r>
+          <w:rPr>
+            <w:noProof/>
+            <w:webHidden/>
+          </w:rPr>
+          <w:tab/>
+        </w:r>
+        <w:r>
+          <w:rPr>
+            <w:noProof/>
+            <w:webHidden/>
+          </w:rPr>
+          <w:fldChar w:fldCharType="begin"/>
+        </w:r>
+        <w:r>
+          <w:rPr>
+            <w:noProof/>
+            <w:webHidden/>
+          </w:rPr>
+          <w:instrText xml:space="preserve"> PAGEREF _Toc228200847 \h </w:instrText>
+        </w:r>
+        <w:r>
+          <w:rPr>
+            <w:noProof/>
+            <w:webHidden/>
+          </w:rPr>
+        </w:r>
+        <w:r>
+          <w:rPr>
+            <w:noProof/>
+            <w:webHidden/>
+          </w:rPr>
+          <w:fldChar w:fldCharType="separate"/>
+        </w:r>
+        <w:r>
+          <w:rPr>
+            <w:noProof/>
+            <w:webHidden/>
+          </w:rPr>
+          <w:t>57</w:t>
+        </w:r>
+        <w:r>
+          <w:rPr>
+            <w:noProof/>
+            <w:webHidden/>
+          </w:rPr>
+          <w:fldChar w:fldCharType="end"/>
+        </w:r>
+      </w:hyperlink>
+    </w:p>
+    <w:p>
+      <w:pPr>
+        <w:pStyle w:val="TOC2"/>
+        <w:tabs>
+          <w:tab w:val="right" w:leader="dot" w:pos="8776"/>
+        </w:tabs>
+        <w:rPr>
+          <w:rFonts w:asciiTheme="minorHAnsi" w:eastAsiaTheme="minorEastAsia" w:hAnsiTheme="minorHAnsi"/>
+          <w:noProof/>
+          <w:kern w:val="2"/>
+          <w:szCs w:val="24"/>
+          <w:lang w:val="en-US"/>
+          <w14:ligatures w14:val="standardContextual"/>
+        </w:rPr>
+      </w:pPr>
+      <w:hyperlink w:anchor="_Toc228200848" w:history="1">
+        <w:r>
+          <w:rPr>
+            <w:rStyle w:val="Hyperlink"/>
+            <w:noProof/>
+          </w:rPr>
           <w:t>Relációs diagramm</w:t>
         </w:r>
         <w:r>
@@ -5219,7 +5365,7 @@
             <w:noProof/>
             <w:webHidden/>
           </w:rPr>
-          <w:instrText xml:space="preserve"> PAGEREF _Toc228139083 \h </w:instrText>
+          <w:instrText xml:space="preserve"> PAGEREF _Toc228200848 \h </w:instrText>
         </w:r>
         <w:r>
           <w:rPr>
@@ -5239,7 +5385,7 @@
             <w:noProof/>
             <w:webHidden/>
           </w:rPr>
-          <w:t>57</w:t>
+          <w:t>58</w:t>
         </w:r>
         <w:r>
           <w:rPr>
@@ -5288,7 +5434,7 @@
         <w:pStyle w:val="Heading1"/>
         <w:suppressAutoHyphens/>
       </w:pPr>
-      <w:bookmarkStart w:id="0" w:name="_Toc228139018"/>
+      <w:bookmarkStart w:id="0" w:name="_Toc228200781"/>
       <w:r>
         <w:lastRenderedPageBreak/>
         <w:t>Bevezetés</w:t>
@@ -5299,7 +5445,7 @@
       <w:pPr>
         <w:pStyle w:val="Heading2"/>
       </w:pPr>
-      <w:bookmarkStart w:id="1" w:name="_Toc228139019"/>
+      <w:bookmarkStart w:id="1" w:name="_Toc228200782"/>
       <w:r>
         <w:t>Mi az a CoMove?</w:t>
       </w:r>
@@ -5356,7 +5502,7 @@
       <w:pPr>
         <w:pStyle w:val="Heading2"/>
       </w:pPr>
-      <w:bookmarkStart w:id="2" w:name="_Toc228139020"/>
+      <w:bookmarkStart w:id="2" w:name="_Toc228200783"/>
       <w:r>
         <w:t>Témaválasztás indoklása</w:t>
       </w:r>
@@ -5508,7 +5654,7 @@
       <w:pPr>
         <w:pStyle w:val="Heading2"/>
       </w:pPr>
-      <w:bookmarkStart w:id="3" w:name="_Toc228139021"/>
+      <w:bookmarkStart w:id="3" w:name="_Toc228200784"/>
       <w:r>
         <w:lastRenderedPageBreak/>
         <w:t>Hasonló szolgáltatások</w:t>
@@ -5702,7 +5848,7 @@
       <w:pPr>
         <w:pStyle w:val="Heading2"/>
       </w:pPr>
-      <w:bookmarkStart w:id="4" w:name="_Toc228139022"/>
+      <w:bookmarkStart w:id="4" w:name="_Toc228200785"/>
       <w:r>
         <w:t>Célközönség</w:t>
       </w:r>
@@ -5779,7 +5925,7 @@
       <w:pPr>
         <w:pStyle w:val="Heading1"/>
       </w:pPr>
-      <w:bookmarkStart w:id="5" w:name="_Toc228139023"/>
+      <w:bookmarkStart w:id="5" w:name="_Toc228200786"/>
       <w:r>
         <w:lastRenderedPageBreak/>
         <w:t>A szoftver műszaki feltételei és futtatása</w:t>
@@ -5790,7 +5936,7 @@
       <w:pPr>
         <w:pStyle w:val="Heading2"/>
       </w:pPr>
-      <w:bookmarkStart w:id="6" w:name="_Toc228139024"/>
+      <w:bookmarkStart w:id="6" w:name="_Toc228200787"/>
       <w:r>
         <w:t>Adatbázis</w:t>
       </w:r>
@@ -5931,6 +6077,11 @@
       </w:r>
     </w:p>
     <w:p>
+      <w:pPr>
+        <w:rPr>
+          <w:lang w:val="en-US"/>
+        </w:rPr>
+      </w:pPr>
       <w:r>
         <w:t>Az adatbázis-dump tartalmaz példa járműveket, bérléseket és felhasználókat, az ő bejelentkezési információik:</w:t>
       </w:r>
@@ -5991,9 +6142,30 @@
     </w:p>
     <w:p>
       <w:pPr>
+        <w:pStyle w:val="ListParagraph"/>
+        <w:numPr>
+          <w:ilvl w:val="0"/>
+          <w:numId w:val="34"/>
+        </w:numPr>
+      </w:pPr>
+      <w:r>
+        <w:t xml:space="preserve">Adminisztrátor - </w:t>
+      </w:r>
+      <w:r>
+        <w:t xml:space="preserve">E-mail: </w:t>
+      </w:r>
+      <w:r>
+        <w:t>admin@comove.app</w:t>
+      </w:r>
+      <w:r>
+        <w:t>; Jelszó: NagyAdmin123</w:t>
+      </w:r>
+    </w:p>
+    <w:p>
+      <w:pPr>
         <w:pStyle w:val="Heading2"/>
       </w:pPr>
-      <w:bookmarkStart w:id="7" w:name="_Toc228139025"/>
+      <w:bookmarkStart w:id="7" w:name="_Toc228200788"/>
       <w:r>
         <w:t>Backend</w:t>
       </w:r>
@@ -6033,7 +6205,13 @@
         <w:t xml:space="preserve"> </w:t>
       </w:r>
       <w:r>
-        <w:t>(build) során ez elméletileg letölti a szükséges könyvtára</w:t>
+        <w:t>(build) során ez elméletileg letölti a szükséges</w:t>
+      </w:r>
+      <w:r>
+        <w:t xml:space="preserve"> NuGet</w:t>
+      </w:r>
+      <w:r>
+        <w:t xml:space="preserve"> könyvtára</w:t>
       </w:r>
       <w:r>
         <w:t>kat/csomagokat</w:t>
@@ -6201,7 +6379,7 @@
       <w:pPr>
         <w:pStyle w:val="Heading2"/>
       </w:pPr>
-      <w:bookmarkStart w:id="8" w:name="_Toc228139026"/>
+      <w:bookmarkStart w:id="8" w:name="_Toc228200789"/>
       <w:r>
         <w:lastRenderedPageBreak/>
         <w:t>Frontend</w:t>
@@ -6440,7 +6618,7 @@
         <w:pStyle w:val="Heading1"/>
         <w:suppressAutoHyphens/>
       </w:pPr>
-      <w:bookmarkStart w:id="9" w:name="_Toc228139027"/>
+      <w:bookmarkStart w:id="9" w:name="_Toc228200790"/>
       <w:r>
         <w:lastRenderedPageBreak/>
         <w:t>Fejlesztői környezet</w:t>
@@ -6457,7 +6635,7 @@
       <w:pPr>
         <w:pStyle w:val="Heading2"/>
       </w:pPr>
-      <w:bookmarkStart w:id="10" w:name="_Toc228139028"/>
+      <w:bookmarkStart w:id="10" w:name="_Toc228200791"/>
       <w:r>
         <w:t>Frontend</w:t>
       </w:r>
@@ -6492,7 +6670,7 @@
       <w:pPr>
         <w:pStyle w:val="Heading2"/>
       </w:pPr>
-      <w:bookmarkStart w:id="11" w:name="_Toc228139029"/>
+      <w:bookmarkStart w:id="11" w:name="_Toc228200792"/>
       <w:r>
         <w:t>Backend</w:t>
       </w:r>
@@ -6505,7 +6683,7 @@
       <w:pPr>
         <w:pStyle w:val="Heading3"/>
       </w:pPr>
-      <w:bookmarkStart w:id="12" w:name="_Toc228139030"/>
+      <w:bookmarkStart w:id="12" w:name="_Toc228200793"/>
       <w:r>
         <w:t>Windows</w:t>
       </w:r>
@@ -6541,7 +6719,7 @@
       <w:pPr>
         <w:pStyle w:val="Heading3"/>
       </w:pPr>
-      <w:bookmarkStart w:id="13" w:name="_Toc228139031"/>
+      <w:bookmarkStart w:id="13" w:name="_Toc228200794"/>
       <w:r>
         <w:t>MacOS</w:t>
       </w:r>
@@ -6561,7 +6739,7 @@
       <w:pPr>
         <w:pStyle w:val="Heading2"/>
       </w:pPr>
-      <w:bookmarkStart w:id="14" w:name="_Toc228139032"/>
+      <w:bookmarkStart w:id="14" w:name="_Toc228200795"/>
       <w:r>
         <w:t>Kollaboráció</w:t>
       </w:r>
@@ -6693,7 +6871,7 @@
         <w:pStyle w:val="Heading1"/>
         <w:suppressAutoHyphens/>
       </w:pPr>
-      <w:bookmarkStart w:id="15" w:name="_Toc228139033"/>
+      <w:bookmarkStart w:id="15" w:name="_Toc228200796"/>
       <w:r>
         <w:lastRenderedPageBreak/>
         <w:t>Komponensek technikai leírás</w:t>
@@ -6716,7 +6894,7 @@
         <w:pStyle w:val="Heading2"/>
         <w:suppressAutoHyphens/>
       </w:pPr>
-      <w:bookmarkStart w:id="16" w:name="_Toc228139034"/>
+      <w:bookmarkStart w:id="16" w:name="_Toc228200797"/>
       <w:r>
         <w:t>Adatbázis</w:t>
       </w:r>
@@ -6798,7 +6976,7 @@
         <w:pStyle w:val="Heading3"/>
         <w:suppressAutoHyphens/>
       </w:pPr>
-      <w:bookmarkStart w:id="17" w:name="_Toc228139035"/>
+      <w:bookmarkStart w:id="17" w:name="_Toc228200798"/>
       <w:r>
         <w:t>Egyedtípusok</w:t>
       </w:r>
@@ -6826,7 +7004,7 @@
           <w:bCs/>
         </w:rPr>
       </w:pPr>
-      <w:bookmarkStart w:id="18" w:name="_Toc228139036"/>
+      <w:bookmarkStart w:id="18" w:name="_Toc228200799"/>
       <w:r>
         <w:rPr>
           <w:rStyle w:val="Heading4Char"/>
@@ -6837,7 +7015,21 @@
         <w:rPr>
           <w:rStyle w:val="Heading4Char"/>
         </w:rPr>
-        <w:t xml:space="preserve"> (users)</w:t>
+        <w:t xml:space="preserve"> (</w:t>
+      </w:r>
+      <w:proofErr w:type="spellStart"/>
+      <w:r>
+        <w:rPr>
+          <w:rStyle w:val="Heading4Char"/>
+        </w:rPr>
+        <w:t>users</w:t>
+      </w:r>
+      <w:proofErr w:type="spellEnd"/>
+      <w:r>
+        <w:rPr>
+          <w:rStyle w:val="Heading4Char"/>
+        </w:rPr>
+        <w:t>)</w:t>
       </w:r>
       <w:bookmarkEnd w:id="18"/>
     </w:p>
@@ -6941,12 +7133,21 @@
           <w:u w:val="single"/>
         </w:rPr>
       </w:pPr>
-      <w:r>
-        <w:rPr>
-          <w:b/>
-          <w:bCs/>
-        </w:rPr>
-        <w:t xml:space="preserve">name: </w:t>
+      <w:proofErr w:type="spellStart"/>
+      <w:r>
+        <w:rPr>
+          <w:b/>
+          <w:bCs/>
+        </w:rPr>
+        <w:t>name</w:t>
+      </w:r>
+      <w:proofErr w:type="spellEnd"/>
+      <w:r>
+        <w:rPr>
+          <w:b/>
+          <w:bCs/>
+        </w:rPr>
+        <w:t xml:space="preserve">: </w:t>
       </w:r>
       <w:r>
         <w:t>A felhasználó neve. Típusa: szöveg (string / varchar), nem lehet null.</w:t>
@@ -6967,12 +7168,21 @@
           <w:u w:val="single"/>
         </w:rPr>
       </w:pPr>
-      <w:r>
-        <w:rPr>
-          <w:b/>
-          <w:bCs/>
-        </w:rPr>
-        <w:t>phone:</w:t>
+      <w:proofErr w:type="spellStart"/>
+      <w:r>
+        <w:rPr>
+          <w:b/>
+          <w:bCs/>
+        </w:rPr>
+        <w:t>phone</w:t>
+      </w:r>
+      <w:proofErr w:type="spellEnd"/>
+      <w:r>
+        <w:rPr>
+          <w:b/>
+          <w:bCs/>
+        </w:rPr>
+        <w:t>:</w:t>
       </w:r>
       <w:r>
         <w:t xml:space="preserve"> A felhasználó telefonszáma, adminisztrációs célokból tárolva. Típusa: szöveg (string / varchar), nem lehet null.</w:t>
@@ -6992,12 +7202,21 @@
           <w:bCs/>
         </w:rPr>
       </w:pPr>
-      <w:r>
-        <w:rPr>
-          <w:b/>
-          <w:bCs/>
-        </w:rPr>
-        <w:t xml:space="preserve">dateOfBirth: </w:t>
+      <w:proofErr w:type="spellStart"/>
+      <w:r>
+        <w:rPr>
+          <w:b/>
+          <w:bCs/>
+        </w:rPr>
+        <w:t>dateOfBirth</w:t>
+      </w:r>
+      <w:proofErr w:type="spellEnd"/>
+      <w:r>
+        <w:rPr>
+          <w:b/>
+          <w:bCs/>
+        </w:rPr>
+        <w:t xml:space="preserve">: </w:t>
       </w:r>
       <w:r>
         <w:t xml:space="preserve">A felhasználó születési dátuma, megerősítésként, hogy elmúlt 18 éves, illetve </w:t>
@@ -7006,7 +7225,23 @@
         <w:t>adminisztrációs</w:t>
       </w:r>
       <w:r>
-        <w:t xml:space="preserve"> okokból tárolva. Típusa: dátum (DateOnly / date), nem lehet null.</w:t>
+        <w:t xml:space="preserve"> okokból tárolva. Típusa: dátum (</w:t>
+      </w:r>
+      <w:proofErr w:type="spellStart"/>
+      <w:r>
+        <w:t>DateOnly</w:t>
+      </w:r>
+      <w:proofErr w:type="spellEnd"/>
+      <w:r>
+        <w:t xml:space="preserve"> / </w:t>
+      </w:r>
+      <w:proofErr w:type="spellStart"/>
+      <w:r>
+        <w:t>date</w:t>
+      </w:r>
+      <w:proofErr w:type="spellEnd"/>
+      <w:r>
+        <w:t>), nem lehet null.</w:t>
       </w:r>
     </w:p>
     <w:p>
@@ -7023,12 +7258,21 @@
           <w:bCs/>
         </w:rPr>
       </w:pPr>
-      <w:r>
-        <w:rPr>
-          <w:b/>
-          <w:bCs/>
-        </w:rPr>
-        <w:t xml:space="preserve">profilePicPath: </w:t>
+      <w:proofErr w:type="spellStart"/>
+      <w:r>
+        <w:rPr>
+          <w:b/>
+          <w:bCs/>
+        </w:rPr>
+        <w:t>profilePicPath</w:t>
+      </w:r>
+      <w:proofErr w:type="spellEnd"/>
+      <w:r>
+        <w:rPr>
+          <w:b/>
+          <w:bCs/>
+        </w:rPr>
+        <w:t xml:space="preserve">: </w:t>
       </w:r>
       <w:r>
         <w:t>A felhasználó profilképéhez vezető elérési út. Típusa: szöveg (string / varchar), lehet null.</w:t>
@@ -7073,12 +7317,21 @@
           <w:bCs/>
         </w:rPr>
       </w:pPr>
-      <w:r>
-        <w:rPr>
-          <w:b/>
-          <w:bCs/>
-        </w:rPr>
-        <w:t xml:space="preserve">password: </w:t>
+      <w:proofErr w:type="spellStart"/>
+      <w:r>
+        <w:rPr>
+          <w:b/>
+          <w:bCs/>
+        </w:rPr>
+        <w:t>password</w:t>
+      </w:r>
+      <w:proofErr w:type="spellEnd"/>
+      <w:r>
+        <w:rPr>
+          <w:b/>
+          <w:bCs/>
+        </w:rPr>
+        <w:t xml:space="preserve">: </w:t>
       </w:r>
       <w:r>
         <w:t>A felhasználó jelszavának hash-je. Típusa: adathalmaz (byte[] / blob), nem lehet null.</w:t>
@@ -7123,12 +7376,21 @@
           <w:bCs/>
         </w:rPr>
       </w:pPr>
-      <w:r>
-        <w:rPr>
-          <w:b/>
-          <w:bCs/>
-        </w:rPr>
-        <w:t xml:space="preserve">role: </w:t>
+      <w:proofErr w:type="spellStart"/>
+      <w:r>
+        <w:rPr>
+          <w:b/>
+          <w:bCs/>
+        </w:rPr>
+        <w:t>role</w:t>
+      </w:r>
+      <w:proofErr w:type="spellEnd"/>
+      <w:r>
+        <w:rPr>
+          <w:b/>
+          <w:bCs/>
+        </w:rPr>
+        <w:t xml:space="preserve">: </w:t>
       </w:r>
       <w:r>
         <w:t>A felhasználó szerepe a rendszerben, lehet felhasználó vagy adminisztrátor. Típusa: enum, nem lehet null.</w:t>
@@ -7144,13 +7406,22 @@
         <w:suppressAutoHyphens/>
         <w:ind w:left="720"/>
       </w:pPr>
+      <w:proofErr w:type="spellStart"/>
       <w:r>
         <w:rPr>
           <w:b/>
           <w:bCs/>
         </w:rPr>
         <w:lastRenderedPageBreak/>
-        <w:t xml:space="preserve">driversLicenseNumber: </w:t>
+        <w:t>driversLicenseNumber</w:t>
+      </w:r>
+      <w:proofErr w:type="spellEnd"/>
+      <w:r>
+        <w:rPr>
+          <w:b/>
+          <w:bCs/>
+        </w:rPr>
+        <w:t xml:space="preserve">: </w:t>
       </w:r>
       <w:r>
         <w:t>A felhasználó vezetői engedélyének száma, adminisztrációs okokból tárolva. Típusa: szöveg (string / varchar)</w:t>
@@ -7194,12 +7465,21 @@
           <w:bCs/>
         </w:rPr>
       </w:pPr>
-      <w:r>
-        <w:rPr>
-          <w:b/>
-          <w:bCs/>
-        </w:rPr>
-        <w:t>addressZipcode:</w:t>
+      <w:proofErr w:type="spellStart"/>
+      <w:r>
+        <w:rPr>
+          <w:b/>
+          <w:bCs/>
+        </w:rPr>
+        <w:t>addressZipcode</w:t>
+      </w:r>
+      <w:proofErr w:type="spellEnd"/>
+      <w:r>
+        <w:rPr>
+          <w:b/>
+          <w:bCs/>
+        </w:rPr>
+        <w:t>:</w:t>
       </w:r>
       <w:r>
         <w:rPr>
@@ -7226,12 +7506,21 @@
           <w:bCs/>
         </w:rPr>
       </w:pPr>
-      <w:r>
-        <w:rPr>
-          <w:b/>
-          <w:bCs/>
-        </w:rPr>
-        <w:t xml:space="preserve">addressSettlement: </w:t>
+      <w:proofErr w:type="spellStart"/>
+      <w:r>
+        <w:rPr>
+          <w:b/>
+          <w:bCs/>
+        </w:rPr>
+        <w:t>addressSettlement</w:t>
+      </w:r>
+      <w:proofErr w:type="spellEnd"/>
+      <w:r>
+        <w:rPr>
+          <w:b/>
+          <w:bCs/>
+        </w:rPr>
+        <w:t xml:space="preserve">: </w:t>
       </w:r>
       <w:r>
         <w:t>A felhasználó lakhelyének települése, adminisztrációs okokból tárolva, illetve a járműveinek településekhez rendeléséhez. Típusa: szöveg (string / varchar), nem lehet null.</w:t>
@@ -7251,6 +7540,7 @@
           <w:bCs/>
         </w:rPr>
       </w:pPr>
+      <w:proofErr w:type="spellStart"/>
       <w:r>
         <w:rPr>
           <w:b/>
@@ -7258,6 +7548,7 @@
         </w:rPr>
         <w:t>addressStreetHouse</w:t>
       </w:r>
+      <w:proofErr w:type="spellEnd"/>
       <w:r>
         <w:t>: A felhasználó címének utca, házszám része, adminisztrációs okokból tárolva. Típusa: szöveg (string / varchar), nem lehet null.</w:t>
       </w:r>
@@ -7276,12 +7567,21 @@
           <w:bCs/>
         </w:rPr>
       </w:pPr>
-      <w:r>
-        <w:rPr>
-          <w:b/>
-          <w:bCs/>
-        </w:rPr>
-        <w:t xml:space="preserve">balance: </w:t>
+      <w:proofErr w:type="spellStart"/>
+      <w:r>
+        <w:rPr>
+          <w:b/>
+          <w:bCs/>
+        </w:rPr>
+        <w:t>balance</w:t>
+      </w:r>
+      <w:proofErr w:type="spellEnd"/>
+      <w:r>
+        <w:rPr>
+          <w:b/>
+          <w:bCs/>
+        </w:rPr>
+        <w:t xml:space="preserve">: </w:t>
       </w:r>
       <w:r>
         <w:t>A felhasználó egyenlege, amelyből bérelhet járművet, illetve bérbeadói szerepben, amelyre megkapja a bérlés díját. Típusa: szám (int), nem lehet null, alapvető értéke 0.</w:t>
@@ -7310,10 +7610,18 @@
         <w:pStyle w:val="Heading4"/>
         <w:suppressAutoHyphens/>
       </w:pPr>
-      <w:bookmarkStart w:id="19" w:name="_Toc228139037"/>
+      <w:bookmarkStart w:id="19" w:name="_Toc228200800"/>
       <w:r>
         <w:lastRenderedPageBreak/>
-        <w:t>Token (usertokens)</w:t>
+        <w:t>Token (</w:t>
+      </w:r>
+      <w:proofErr w:type="spellStart"/>
+      <w:r>
+        <w:t>usertokens</w:t>
+      </w:r>
+      <w:proofErr w:type="spellEnd"/>
+      <w:r>
+        <w:t>)</w:t>
       </w:r>
       <w:bookmarkEnd w:id="19"/>
     </w:p>
@@ -7392,12 +7700,21 @@
         </w:numPr>
         <w:suppressAutoHyphens/>
       </w:pPr>
-      <w:r>
-        <w:rPr>
-          <w:b/>
-          <w:bCs/>
-        </w:rPr>
-        <w:t xml:space="preserve">type: </w:t>
+      <w:proofErr w:type="spellStart"/>
+      <w:r>
+        <w:rPr>
+          <w:b/>
+          <w:bCs/>
+        </w:rPr>
+        <w:t>type</w:t>
+      </w:r>
+      <w:proofErr w:type="spellEnd"/>
+      <w:r>
+        <w:rPr>
+          <w:b/>
+          <w:bCs/>
+        </w:rPr>
+        <w:t xml:space="preserve">: </w:t>
       </w:r>
       <w:r>
         <w:t>A kód típusa</w:t>
@@ -7415,12 +7732,21 @@
         </w:numPr>
         <w:suppressAutoHyphens/>
       </w:pPr>
-      <w:r>
-        <w:rPr>
-          <w:b/>
-          <w:bCs/>
-        </w:rPr>
-        <w:t>timeCreated:</w:t>
+      <w:proofErr w:type="spellStart"/>
+      <w:r>
+        <w:rPr>
+          <w:b/>
+          <w:bCs/>
+        </w:rPr>
+        <w:t>timeCreated</w:t>
+      </w:r>
+      <w:proofErr w:type="spellEnd"/>
+      <w:r>
+        <w:rPr>
+          <w:b/>
+          <w:bCs/>
+        </w:rPr>
+        <w:t>:</w:t>
       </w:r>
       <w:r>
         <w:t xml:space="preserve"> Az időpont, amikor a token generálva lett. Típusa: időpont (datetime</w:t>
@@ -7455,6 +7781,7 @@
         </w:numPr>
         <w:suppressAutoHyphens/>
       </w:pPr>
+      <w:proofErr w:type="spellStart"/>
       <w:r>
         <w:rPr>
           <w:b/>
@@ -7462,21 +7789,33 @@
           <w:i/>
           <w:iCs/>
         </w:rPr>
-        <w:t xml:space="preserve">userId: </w:t>
-      </w:r>
-      <w:r>
-        <w:t>A kódhoz tartozó felhasználó azonosítószáma, idegen kulcs. Típusa: szám (int), nem lehet null.</w:t>
-      </w:r>
-      <w:r>
-        <w:t xml:space="preserve"> A </w:t>
-      </w:r>
-      <w:r>
-        <w:rPr>
+        <w:t>userId</w:t>
+      </w:r>
+      <w:proofErr w:type="spellEnd"/>
+      <w:r>
+        <w:rPr>
+          <w:b/>
+          <w:bCs/>
           <w:i/>
           <w:iCs/>
         </w:rPr>
+        <w:t xml:space="preserve">: </w:t>
+      </w:r>
+      <w:r>
+        <w:t>A kódhoz tartozó felhasználó azonosítószáma, idegen kulcs. Típusa: szám (int), nem lehet null.</w:t>
+      </w:r>
+      <w:r>
+        <w:t xml:space="preserve"> A </w:t>
+      </w:r>
+      <w:proofErr w:type="spellStart"/>
+      <w:r>
+        <w:rPr>
+          <w:i/>
+          <w:iCs/>
+        </w:rPr>
         <w:t>users</w:t>
       </w:r>
+      <w:proofErr w:type="spellEnd"/>
       <w:r>
         <w:t xml:space="preserve"> táblára mutat.</w:t>
       </w:r>
@@ -7486,9 +7825,17 @@
         <w:pStyle w:val="Heading4"/>
         <w:suppressAutoHyphens/>
       </w:pPr>
-      <w:bookmarkStart w:id="20" w:name="_Toc228139038"/>
-      <w:r>
-        <w:t>Értesítés (notifications)</w:t>
+      <w:bookmarkStart w:id="20" w:name="_Toc228200801"/>
+      <w:r>
+        <w:t>Értesítés (</w:t>
+      </w:r>
+      <w:proofErr w:type="spellStart"/>
+      <w:r>
+        <w:t>notifications</w:t>
+      </w:r>
+      <w:proofErr w:type="spellEnd"/>
+      <w:r>
+        <w:t>)</w:t>
       </w:r>
       <w:bookmarkEnd w:id="20"/>
     </w:p>
@@ -7544,6 +7891,7 @@
         </w:numPr>
         <w:suppressAutoHyphens/>
       </w:pPr>
+      <w:proofErr w:type="spellStart"/>
       <w:r>
         <w:rPr>
           <w:b/>
@@ -7551,6 +7899,7 @@
         </w:rPr>
         <w:t>notificationId</w:t>
       </w:r>
+      <w:proofErr w:type="spellEnd"/>
       <w:r>
         <w:t>:</w:t>
       </w:r>
@@ -7567,6 +7916,7 @@
         </w:numPr>
         <w:suppressAutoHyphens/>
       </w:pPr>
+      <w:proofErr w:type="spellStart"/>
       <w:r>
         <w:rPr>
           <w:b/>
@@ -7574,6 +7924,7 @@
         </w:rPr>
         <w:t>content</w:t>
       </w:r>
+      <w:proofErr w:type="spellEnd"/>
       <w:r>
         <w:t>:</w:t>
       </w:r>
@@ -7590,6 +7941,7 @@
         </w:numPr>
         <w:suppressAutoHyphens/>
       </w:pPr>
+      <w:proofErr w:type="spellStart"/>
       <w:r>
         <w:rPr>
           <w:b/>
@@ -7597,6 +7949,7 @@
         </w:rPr>
         <w:t>timeSent</w:t>
       </w:r>
+      <w:proofErr w:type="spellEnd"/>
       <w:r>
         <w:t>:</w:t>
       </w:r>
@@ -7633,6 +7986,7 @@
         </w:numPr>
         <w:suppressAutoHyphens/>
       </w:pPr>
+      <w:proofErr w:type="spellStart"/>
       <w:r>
         <w:rPr>
           <w:b/>
@@ -7640,21 +7994,33 @@
           <w:i/>
           <w:iCs/>
         </w:rPr>
-        <w:t xml:space="preserve">userId: </w:t>
-      </w:r>
-      <w:r>
-        <w:t>A felhasználó azonosítószáma, akit az értesítés céloz, idegen kulcs. Típusa: szám (int), nem lehet null.</w:t>
-      </w:r>
-      <w:r>
-        <w:t xml:space="preserve"> A </w:t>
-      </w:r>
-      <w:r>
-        <w:rPr>
+        <w:t>userId</w:t>
+      </w:r>
+      <w:proofErr w:type="spellEnd"/>
+      <w:r>
+        <w:rPr>
+          <w:b/>
+          <w:bCs/>
           <w:i/>
           <w:iCs/>
         </w:rPr>
+        <w:t xml:space="preserve">: </w:t>
+      </w:r>
+      <w:r>
+        <w:t>A felhasználó azonosítószáma, akit az értesítés céloz, idegen kulcs. Típusa: szám (int), nem lehet null.</w:t>
+      </w:r>
+      <w:r>
+        <w:t xml:space="preserve"> A </w:t>
+      </w:r>
+      <w:proofErr w:type="spellStart"/>
+      <w:r>
+        <w:rPr>
+          <w:i/>
+          <w:iCs/>
+        </w:rPr>
         <w:t>users</w:t>
       </w:r>
+      <w:proofErr w:type="spellEnd"/>
       <w:r>
         <w:t xml:space="preserve"> táblára mutat.</w:t>
       </w:r>
@@ -7700,10 +8066,18 @@
         <w:pStyle w:val="Heading4"/>
         <w:suppressAutoHyphens/>
       </w:pPr>
-      <w:bookmarkStart w:id="21" w:name="_Toc228139039"/>
+      <w:bookmarkStart w:id="21" w:name="_Toc228200802"/>
       <w:r>
         <w:lastRenderedPageBreak/>
-        <w:t>Jármű (vehicles)</w:t>
+        <w:t>Jármű (</w:t>
+      </w:r>
+      <w:proofErr w:type="spellStart"/>
+      <w:r>
+        <w:t>vehicles</w:t>
+      </w:r>
+      <w:proofErr w:type="spellEnd"/>
+      <w:r>
+        <w:t>)</w:t>
       </w:r>
       <w:bookmarkEnd w:id="21"/>
     </w:p>
@@ -7793,12 +8167,21 @@
           <w:u w:val="single"/>
         </w:rPr>
       </w:pPr>
-      <w:r>
-        <w:rPr>
-          <w:b/>
-          <w:bCs/>
-        </w:rPr>
-        <w:t xml:space="preserve">vin: </w:t>
+      <w:proofErr w:type="spellStart"/>
+      <w:r>
+        <w:rPr>
+          <w:b/>
+          <w:bCs/>
+        </w:rPr>
+        <w:t>vin</w:t>
+      </w:r>
+      <w:proofErr w:type="spellEnd"/>
+      <w:r>
+        <w:rPr>
+          <w:b/>
+          <w:bCs/>
+        </w:rPr>
+        <w:t xml:space="preserve">: </w:t>
       </w:r>
       <w:r>
         <w:t xml:space="preserve">A jármú alvázszáma, </w:t>
@@ -7823,6 +8206,7 @@
           <w:bCs/>
         </w:rPr>
       </w:pPr>
+      <w:proofErr w:type="spellStart"/>
       <w:r>
         <w:rPr>
           <w:b/>
@@ -7830,6 +8214,7 @@
         </w:rPr>
         <w:t>licensePlate</w:t>
       </w:r>
+      <w:proofErr w:type="spellEnd"/>
       <w:r>
         <w:rPr>
           <w:b/>
@@ -7854,12 +8239,21 @@
           <w:bCs/>
         </w:rPr>
       </w:pPr>
-      <w:r>
-        <w:rPr>
-          <w:b/>
-          <w:bCs/>
-        </w:rPr>
-        <w:t xml:space="preserve">manufacturer: </w:t>
+      <w:proofErr w:type="spellStart"/>
+      <w:r>
+        <w:rPr>
+          <w:b/>
+          <w:bCs/>
+        </w:rPr>
+        <w:t>manufacturer</w:t>
+      </w:r>
+      <w:proofErr w:type="spellEnd"/>
+      <w:r>
+        <w:rPr>
+          <w:b/>
+          <w:bCs/>
+        </w:rPr>
+        <w:t xml:space="preserve">: </w:t>
       </w:r>
       <w:r>
         <w:t>A jármű gyártója. Típusa: szöveg (string / varchar), nem lehet null.</w:t>
@@ -7878,12 +8272,21 @@
           <w:bCs/>
         </w:rPr>
       </w:pPr>
-      <w:r>
-        <w:rPr>
-          <w:b/>
-          <w:bCs/>
-        </w:rPr>
-        <w:t xml:space="preserve">model: </w:t>
+      <w:proofErr w:type="spellStart"/>
+      <w:r>
+        <w:rPr>
+          <w:b/>
+          <w:bCs/>
+        </w:rPr>
+        <w:t>model</w:t>
+      </w:r>
+      <w:proofErr w:type="spellEnd"/>
+      <w:r>
+        <w:rPr>
+          <w:b/>
+          <w:bCs/>
+        </w:rPr>
+        <w:t xml:space="preserve">: </w:t>
       </w:r>
       <w:r>
         <w:t>A jármű típusa, modelle. Típusa: szöveg (string / varchar), nem lehet null.</w:t>
@@ -7902,12 +8305,21 @@
           <w:bCs/>
         </w:rPr>
       </w:pPr>
-      <w:r>
-        <w:rPr>
-          <w:b/>
-          <w:bCs/>
-        </w:rPr>
-        <w:t xml:space="preserve">year: </w:t>
+      <w:proofErr w:type="spellStart"/>
+      <w:r>
+        <w:rPr>
+          <w:b/>
+          <w:bCs/>
+        </w:rPr>
+        <w:t>year</w:t>
+      </w:r>
+      <w:proofErr w:type="spellEnd"/>
+      <w:r>
+        <w:rPr>
+          <w:b/>
+          <w:bCs/>
+        </w:rPr>
+        <w:t xml:space="preserve">: </w:t>
       </w:r>
       <w:r>
         <w:t>A jármű gyártásának éve. Típusa: szám (int), nem lehet null</w:t>
@@ -7929,12 +8341,21 @@
           <w:bCs/>
         </w:rPr>
       </w:pPr>
-      <w:r>
-        <w:rPr>
-          <w:b/>
-          <w:bCs/>
-        </w:rPr>
-        <w:t xml:space="preserve">description: </w:t>
+      <w:proofErr w:type="spellStart"/>
+      <w:r>
+        <w:rPr>
+          <w:b/>
+          <w:bCs/>
+        </w:rPr>
+        <w:t>description</w:t>
+      </w:r>
+      <w:proofErr w:type="spellEnd"/>
+      <w:r>
+        <w:rPr>
+          <w:b/>
+          <w:bCs/>
+        </w:rPr>
+        <w:t xml:space="preserve">: </w:t>
       </w:r>
       <w:r>
         <w:t>A jármű, tulajdonos általi, leírása. Típusa: szöveg (string / varchar), nem lehet null, de lehet üres.</w:t>
@@ -7953,12 +8374,21 @@
           <w:bCs/>
         </w:rPr>
       </w:pPr>
-      <w:r>
-        <w:rPr>
-          <w:b/>
-          <w:bCs/>
-        </w:rPr>
-        <w:t xml:space="preserve">odometerReading: </w:t>
+      <w:proofErr w:type="spellStart"/>
+      <w:r>
+        <w:rPr>
+          <w:b/>
+          <w:bCs/>
+        </w:rPr>
+        <w:t>odometerReading</w:t>
+      </w:r>
+      <w:proofErr w:type="spellEnd"/>
+      <w:r>
+        <w:rPr>
+          <w:b/>
+          <w:bCs/>
+        </w:rPr>
+        <w:t xml:space="preserve">: </w:t>
       </w:r>
       <w:r>
         <w:t>A jármű kilométerórájának állása. Típusa: szám (int), nem lehet null.</w:t>
@@ -7977,12 +8407,21 @@
           <w:bCs/>
         </w:rPr>
       </w:pPr>
-      <w:r>
-        <w:rPr>
-          <w:b/>
-          <w:bCs/>
-        </w:rPr>
-        <w:t xml:space="preserve">horsepower: </w:t>
+      <w:proofErr w:type="spellStart"/>
+      <w:r>
+        <w:rPr>
+          <w:b/>
+          <w:bCs/>
+        </w:rPr>
+        <w:t>horsepower</w:t>
+      </w:r>
+      <w:proofErr w:type="spellEnd"/>
+      <w:r>
+        <w:rPr>
+          <w:b/>
+          <w:bCs/>
+        </w:rPr>
+        <w:t xml:space="preserve">: </w:t>
       </w:r>
       <w:r>
         <w:t>A jármű teljesítménye lóerőben. Típusa: szám (int), nem lehet null.</w:t>
@@ -8001,15 +8440,32 @@
           <w:bCs/>
         </w:rPr>
       </w:pPr>
-      <w:r>
-        <w:rPr>
-          <w:b/>
-          <w:bCs/>
-        </w:rPr>
-        <w:t xml:space="preserve">avgFuelConsumption: </w:t>
-      </w:r>
-      <w:r>
-        <w:t>A jármű átlag üzemanyagfogyasztása 100 km-en. Típusa: törtszám (double), nem lehet null.</w:t>
+      <w:proofErr w:type="spellStart"/>
+      <w:r>
+        <w:rPr>
+          <w:b/>
+          <w:bCs/>
+        </w:rPr>
+        <w:t>avgFuelConsumption</w:t>
+      </w:r>
+      <w:proofErr w:type="spellEnd"/>
+      <w:r>
+        <w:rPr>
+          <w:b/>
+          <w:bCs/>
+        </w:rPr>
+        <w:t xml:space="preserve">: </w:t>
+      </w:r>
+      <w:r>
+        <w:t>A jármű átlag üzemanyagfogyasztása 100 km-en. Típusa: törtszám (</w:t>
+      </w:r>
+      <w:proofErr w:type="spellStart"/>
+      <w:r>
+        <w:t>double</w:t>
+      </w:r>
+      <w:proofErr w:type="spellEnd"/>
+      <w:r>
+        <w:t>), nem lehet null.</w:t>
       </w:r>
     </w:p>
     <w:p>
@@ -8025,12 +8481,21 @@
           <w:bCs/>
         </w:rPr>
       </w:pPr>
-      <w:r>
-        <w:rPr>
-          <w:b/>
-          <w:bCs/>
-        </w:rPr>
-        <w:t xml:space="preserve">fuelType: </w:t>
+      <w:proofErr w:type="spellStart"/>
+      <w:r>
+        <w:rPr>
+          <w:b/>
+          <w:bCs/>
+        </w:rPr>
+        <w:t>fuelType</w:t>
+      </w:r>
+      <w:proofErr w:type="spellEnd"/>
+      <w:r>
+        <w:rPr>
+          <w:b/>
+          <w:bCs/>
+        </w:rPr>
+        <w:t xml:space="preserve">: </w:t>
       </w:r>
       <w:r>
         <w:t>A jármű üzemanyagának típusa (pl.: benzin, dízel, elektromos). Típusa: szöveg (string / varchar), nem lehet null.</w:t>
@@ -8049,12 +8514,21 @@
           <w:bCs/>
         </w:rPr>
       </w:pPr>
-      <w:r>
-        <w:rPr>
-          <w:b/>
-          <w:bCs/>
-        </w:rPr>
-        <w:t xml:space="preserve">insuranceNumber: </w:t>
+      <w:proofErr w:type="spellStart"/>
+      <w:r>
+        <w:rPr>
+          <w:b/>
+          <w:bCs/>
+        </w:rPr>
+        <w:t>insuranceNumber</w:t>
+      </w:r>
+      <w:proofErr w:type="spellEnd"/>
+      <w:r>
+        <w:rPr>
+          <w:b/>
+          <w:bCs/>
+        </w:rPr>
+        <w:t xml:space="preserve">: </w:t>
       </w:r>
       <w:r>
         <w:t>A jármű kötelező felelősségbiztosításának azonosítószáma. Típusa: szöveg (string / varchar), nem lehet null.</w:t>
@@ -8069,12 +8543,21 @@
         </w:numPr>
         <w:suppressAutoHyphens/>
       </w:pPr>
-      <w:r>
-        <w:rPr>
-          <w:b/>
-          <w:bCs/>
-        </w:rPr>
-        <w:t xml:space="preserve">transmission: </w:t>
+      <w:proofErr w:type="spellStart"/>
+      <w:r>
+        <w:rPr>
+          <w:b/>
+          <w:bCs/>
+        </w:rPr>
+        <w:t>transmission</w:t>
+      </w:r>
+      <w:proofErr w:type="spellEnd"/>
+      <w:r>
+        <w:rPr>
+          <w:b/>
+          <w:bCs/>
+        </w:rPr>
+        <w:t xml:space="preserve">: </w:t>
       </w:r>
       <w:r>
         <w:t>A jármű váltójának típusa (pl.: manuális, automata). Típusa: szöveg (string / varchar), nem lehet null.</w:t>
@@ -8106,6 +8589,7 @@
           <w:u w:val="single"/>
         </w:rPr>
       </w:pPr>
+      <w:proofErr w:type="spellStart"/>
       <w:r>
         <w:rPr>
           <w:b/>
@@ -8113,21 +8597,33 @@
           <w:i/>
           <w:iCs/>
         </w:rPr>
-        <w:t xml:space="preserve">ownerId: </w:t>
-      </w:r>
-      <w:r>
-        <w:t>A jármű tulajdonosának felhasználóazonosító száma, idegen kulcs. Típusa: szám (int), nem lehet null.</w:t>
-      </w:r>
-      <w:r>
-        <w:t xml:space="preserve"> A </w:t>
-      </w:r>
-      <w:r>
-        <w:rPr>
+        <w:t>ownerId</w:t>
+      </w:r>
+      <w:proofErr w:type="spellEnd"/>
+      <w:r>
+        <w:rPr>
+          <w:b/>
+          <w:bCs/>
           <w:i/>
           <w:iCs/>
         </w:rPr>
+        <w:t xml:space="preserve">: </w:t>
+      </w:r>
+      <w:r>
+        <w:t>A jármű tulajdonosának felhasználóazonosító száma, idegen kulcs. Típusa: szám (int), nem lehet null.</w:t>
+      </w:r>
+      <w:r>
+        <w:t xml:space="preserve"> A </w:t>
+      </w:r>
+      <w:proofErr w:type="spellStart"/>
+      <w:r>
+        <w:rPr>
+          <w:i/>
+          <w:iCs/>
+        </w:rPr>
         <w:t>users</w:t>
       </w:r>
+      <w:proofErr w:type="spellEnd"/>
       <w:r>
         <w:t xml:space="preserve"> táblára mutat.</w:t>
       </w:r>
@@ -8153,7 +8649,7 @@
         <w:pStyle w:val="Heading4"/>
         <w:suppressAutoHyphens/>
       </w:pPr>
-      <w:bookmarkStart w:id="22" w:name="_Toc228139040"/>
+      <w:bookmarkStart w:id="22" w:name="_Toc228200803"/>
       <w:r>
         <w:lastRenderedPageBreak/>
         <w:t>Járműelé</w:t>
@@ -8165,7 +8661,15 @@
         <w:t xml:space="preserve"> </w:t>
       </w:r>
       <w:r>
-        <w:t>(vehicleavailabilities)</w:t>
+        <w:t>(</w:t>
+      </w:r>
+      <w:proofErr w:type="spellStart"/>
+      <w:r>
+        <w:t>vehicleavailabilities</w:t>
+      </w:r>
+      <w:proofErr w:type="spellEnd"/>
+      <w:r>
+        <w:t>)</w:t>
       </w:r>
       <w:bookmarkEnd w:id="22"/>
     </w:p>
@@ -8308,12 +8812,21 @@
         </w:numPr>
         <w:suppressAutoHyphens/>
       </w:pPr>
-      <w:r>
-        <w:rPr>
-          <w:b/>
-          <w:bCs/>
-        </w:rPr>
-        <w:t xml:space="preserve">hourlyRate: </w:t>
+      <w:proofErr w:type="spellStart"/>
+      <w:r>
+        <w:rPr>
+          <w:b/>
+          <w:bCs/>
+        </w:rPr>
+        <w:t>hourlyRate</w:t>
+      </w:r>
+      <w:proofErr w:type="spellEnd"/>
+      <w:r>
+        <w:rPr>
+          <w:b/>
+          <w:bCs/>
+        </w:rPr>
+        <w:t xml:space="preserve">: </w:t>
       </w:r>
       <w:r>
         <w:t>A bérelhetőségi időszakban az óradíj. Típusa: szám (int), nem lehet null.</w:t>
@@ -8357,6 +8870,7 @@
       <w:r>
         <w:t xml:space="preserve"> A </w:t>
       </w:r>
+      <w:proofErr w:type="spellStart"/>
       <w:r>
         <w:rPr>
           <w:i/>
@@ -8364,6 +8878,7 @@
         </w:rPr>
         <w:t>vehicles</w:t>
       </w:r>
+      <w:proofErr w:type="spellEnd"/>
       <w:r>
         <w:t xml:space="preserve"> táblára mutat.</w:t>
       </w:r>
@@ -8373,9 +8888,17 @@
         <w:pStyle w:val="Heading4"/>
         <w:suppressAutoHyphens/>
       </w:pPr>
-      <w:bookmarkStart w:id="23" w:name="_Toc228139041"/>
-      <w:r>
-        <w:t>Járműkép (vehicleimages)</w:t>
+      <w:bookmarkStart w:id="23" w:name="_Toc228200804"/>
+      <w:r>
+        <w:t>Járműkép (</w:t>
+      </w:r>
+      <w:proofErr w:type="spellStart"/>
+      <w:r>
+        <w:t>vehicleimages</w:t>
+      </w:r>
+      <w:proofErr w:type="spellEnd"/>
+      <w:r>
+        <w:t>)</w:t>
       </w:r>
       <w:bookmarkEnd w:id="23"/>
       <w:r>
@@ -8387,7 +8910,15 @@
         <w:suppressAutoHyphens/>
       </w:pPr>
       <w:r>
-        <w:t>A járműhöz tartozó képekek elérési útját tartalmazó egyedtípus/tábla.</w:t>
+        <w:t xml:space="preserve">A járműhöz tartozó </w:t>
+      </w:r>
+      <w:proofErr w:type="spellStart"/>
+      <w:r>
+        <w:t>képekek</w:t>
+      </w:r>
+      <w:proofErr w:type="spellEnd"/>
+      <w:r>
+        <w:t xml:space="preserve"> elérési útját tartalmazó egyedtípus/tábla.</w:t>
       </w:r>
     </w:p>
     <w:p>
@@ -8480,12 +9011,21 @@
         </w:numPr>
         <w:suppressAutoHyphens/>
       </w:pPr>
-      <w:r>
-        <w:rPr>
-          <w:b/>
-          <w:bCs/>
-        </w:rPr>
-        <w:t xml:space="preserve">path: </w:t>
+      <w:proofErr w:type="spellStart"/>
+      <w:r>
+        <w:rPr>
+          <w:b/>
+          <w:bCs/>
+        </w:rPr>
+        <w:t>path</w:t>
+      </w:r>
+      <w:proofErr w:type="spellEnd"/>
+      <w:r>
+        <w:rPr>
+          <w:b/>
+          <w:bCs/>
+        </w:rPr>
+        <w:t xml:space="preserve">: </w:t>
       </w:r>
       <w:r>
         <w:t>A járműhöz tartozó kép elérési útja. Típusa: szöveg (string / varchar), nem lehet null.</w:t>
@@ -8533,6 +9073,7 @@
       <w:r>
         <w:t xml:space="preserve"> A </w:t>
       </w:r>
+      <w:proofErr w:type="spellStart"/>
       <w:r>
         <w:rPr>
           <w:i/>
@@ -8540,6 +9081,7 @@
         </w:rPr>
         <w:t>vehicles</w:t>
       </w:r>
+      <w:proofErr w:type="spellEnd"/>
       <w:r>
         <w:t xml:space="preserve"> táblára mutat.</w:t>
       </w:r>
@@ -8557,10 +9099,18 @@
       <w:r>
         <w:br w:type="page"/>
       </w:r>
-      <w:bookmarkStart w:id="24" w:name="_Toc228139042"/>
+      <w:bookmarkStart w:id="24" w:name="_Toc228200805"/>
       <w:r>
         <w:lastRenderedPageBreak/>
-        <w:t>Bérlés (rentals)</w:t>
+        <w:t>Bérlés (</w:t>
+      </w:r>
+      <w:proofErr w:type="spellStart"/>
+      <w:r>
+        <w:t>rentals</w:t>
+      </w:r>
+      <w:proofErr w:type="spellEnd"/>
+      <w:r>
+        <w:t>)</w:t>
       </w:r>
       <w:bookmarkEnd w:id="24"/>
     </w:p>
@@ -8727,12 +9277,21 @@
           <w:bCs/>
         </w:rPr>
       </w:pPr>
-      <w:r>
-        <w:rPr>
-          <w:b/>
-          <w:bCs/>
-        </w:rPr>
-        <w:t xml:space="preserve">rentalPrice: </w:t>
+      <w:proofErr w:type="spellStart"/>
+      <w:r>
+        <w:rPr>
+          <w:b/>
+          <w:bCs/>
+        </w:rPr>
+        <w:t>rentalPrice</w:t>
+      </w:r>
+      <w:proofErr w:type="spellEnd"/>
+      <w:r>
+        <w:rPr>
+          <w:b/>
+          <w:bCs/>
+        </w:rPr>
+        <w:t xml:space="preserve">: </w:t>
       </w:r>
       <w:r>
         <w:t>A bérlés ára, a járműelérhetőségek óradíjai alapján kiszámolva. Típusa: szám (int), nem lehet null.</w:t>
@@ -8924,12 +9483,21 @@
           <w:bCs/>
         </w:rPr>
       </w:pPr>
-      <w:r>
-        <w:rPr>
-          <w:b/>
-          <w:bCs/>
-        </w:rPr>
-        <w:t xml:space="preserve">pickupLocation: </w:t>
+      <w:proofErr w:type="spellStart"/>
+      <w:r>
+        <w:rPr>
+          <w:b/>
+          <w:bCs/>
+        </w:rPr>
+        <w:t>pickupLocation</w:t>
+      </w:r>
+      <w:proofErr w:type="spellEnd"/>
+      <w:r>
+        <w:rPr>
+          <w:b/>
+          <w:bCs/>
+        </w:rPr>
+        <w:t xml:space="preserve">: </w:t>
       </w:r>
       <w:r>
         <w:t>A felek által megbeszélt átvételi hely címe. Típusa: szöveg (string / varchar), nem lehet null.</w:t>
@@ -8948,12 +9516,21 @@
           <w:bCs/>
         </w:rPr>
       </w:pPr>
-      <w:r>
-        <w:rPr>
-          <w:b/>
-          <w:bCs/>
-        </w:rPr>
-        <w:t xml:space="preserve">renterRating: </w:t>
+      <w:proofErr w:type="spellStart"/>
+      <w:r>
+        <w:rPr>
+          <w:b/>
+          <w:bCs/>
+        </w:rPr>
+        <w:t>renterRating</w:t>
+      </w:r>
+      <w:proofErr w:type="spellEnd"/>
+      <w:r>
+        <w:rPr>
+          <w:b/>
+          <w:bCs/>
+        </w:rPr>
+        <w:t xml:space="preserve">: </w:t>
       </w:r>
       <w:r>
         <w:rPr>
@@ -8961,8 +9538,21 @@
         </w:rPr>
         <w:t>A b</w:t>
       </w:r>
-      <w:r>
-        <w:t>érlő értékelése a bérbeadóról. Típusa: törtszám (double), lehet null.</w:t>
+      <w:proofErr w:type="spellStart"/>
+      <w:r>
+        <w:t>érlő</w:t>
+      </w:r>
+      <w:proofErr w:type="spellEnd"/>
+      <w:r>
+        <w:t xml:space="preserve"> értékelése a bérbeadóról. Típusa: törtszám (</w:t>
+      </w:r>
+      <w:proofErr w:type="spellStart"/>
+      <w:r>
+        <w:t>double</w:t>
+      </w:r>
+      <w:proofErr w:type="spellEnd"/>
+      <w:r>
+        <w:t>), lehet null.</w:t>
       </w:r>
     </w:p>
     <w:p>
@@ -8974,15 +9564,32 @@
         </w:numPr>
         <w:suppressAutoHyphens/>
       </w:pPr>
-      <w:r>
-        <w:rPr>
-          <w:b/>
-          <w:bCs/>
-        </w:rPr>
-        <w:t xml:space="preserve">ownerRating: </w:t>
-      </w:r>
-      <w:r>
-        <w:t>A bérbeadó értékelése a bérlőről. Típusa: törtszám (double), lehet null.</w:t>
+      <w:proofErr w:type="spellStart"/>
+      <w:r>
+        <w:rPr>
+          <w:b/>
+          <w:bCs/>
+        </w:rPr>
+        <w:t>ownerRating</w:t>
+      </w:r>
+      <w:proofErr w:type="spellEnd"/>
+      <w:r>
+        <w:rPr>
+          <w:b/>
+          <w:bCs/>
+        </w:rPr>
+        <w:t xml:space="preserve">: </w:t>
+      </w:r>
+      <w:r>
+        <w:t>A bérbeadó értékelése a bérlőről. Típusa: törtszám (</w:t>
+      </w:r>
+      <w:proofErr w:type="spellStart"/>
+      <w:r>
+        <w:t>double</w:t>
+      </w:r>
+      <w:proofErr w:type="spellEnd"/>
+      <w:r>
+        <w:t>), lehet null.</w:t>
       </w:r>
     </w:p>
     <w:p>
@@ -9028,6 +9635,7 @@
           <w:u w:val="single"/>
         </w:rPr>
       </w:pPr>
+      <w:proofErr w:type="spellStart"/>
       <w:r>
         <w:rPr>
           <w:b/>
@@ -9035,21 +9643,41 @@
           <w:i/>
           <w:iCs/>
         </w:rPr>
-        <w:t xml:space="preserve">renterId: </w:t>
-      </w:r>
-      <w:r>
-        <w:t>A járműt bérlő felhasználó azonosítószáma, idegen kulcs. Típusa: szám (int), nem lehet null.</w:t>
-      </w:r>
-      <w:r>
-        <w:t xml:space="preserve"> A </w:t>
-      </w:r>
-      <w:r>
-        <w:rPr>
+        <w:t>renterId</w:t>
+      </w:r>
+      <w:proofErr w:type="spellEnd"/>
+      <w:r>
+        <w:rPr>
+          <w:b/>
+          <w:bCs/>
           <w:i/>
           <w:iCs/>
         </w:rPr>
+        <w:t xml:space="preserve">: </w:t>
+      </w:r>
+      <w:r>
+        <w:t xml:space="preserve">A </w:t>
+      </w:r>
+      <w:proofErr w:type="spellStart"/>
+      <w:r>
+        <w:t>járműt</w:t>
+      </w:r>
+      <w:proofErr w:type="spellEnd"/>
+      <w:r>
+        <w:t xml:space="preserve"> bérlő felhasználó azonosítószáma, idegen kulcs. Típusa: szám (int), nem lehet null.</w:t>
+      </w:r>
+      <w:r>
+        <w:t xml:space="preserve"> A </w:t>
+      </w:r>
+      <w:proofErr w:type="spellStart"/>
+      <w:r>
+        <w:rPr>
+          <w:i/>
+          <w:iCs/>
+        </w:rPr>
         <w:t>users</w:t>
       </w:r>
+      <w:proofErr w:type="spellEnd"/>
       <w:r>
         <w:t xml:space="preserve"> táblára mutat.</w:t>
       </w:r>
@@ -9081,6 +9709,7 @@
       <w:r>
         <w:t xml:space="preserve"> A </w:t>
       </w:r>
+      <w:proofErr w:type="spellStart"/>
       <w:r>
         <w:rPr>
           <w:i/>
@@ -9088,6 +9717,7 @@
         </w:rPr>
         <w:t>vehicles</w:t>
       </w:r>
+      <w:proofErr w:type="spellEnd"/>
       <w:r>
         <w:t xml:space="preserve"> táblára mutat.</w:t>
       </w:r>
@@ -9097,9 +9727,17 @@
         <w:pStyle w:val="Heading4"/>
         <w:suppressAutoHyphens/>
       </w:pPr>
-      <w:bookmarkStart w:id="25" w:name="_Toc228139043"/>
-      <w:r>
-        <w:t>Üzenet (messages)</w:t>
+      <w:bookmarkStart w:id="25" w:name="_Toc228200806"/>
+      <w:r>
+        <w:t>Üzenet (</w:t>
+      </w:r>
+      <w:proofErr w:type="spellStart"/>
+      <w:r>
+        <w:t>messages</w:t>
+      </w:r>
+      <w:proofErr w:type="spellEnd"/>
+      <w:r>
+        <w:t>)</w:t>
       </w:r>
       <w:bookmarkEnd w:id="25"/>
     </w:p>
@@ -9161,6 +9799,7 @@
         </w:numPr>
         <w:suppressAutoHyphens/>
       </w:pPr>
+      <w:proofErr w:type="spellStart"/>
       <w:r>
         <w:rPr>
           <w:b/>
@@ -9168,6 +9807,7 @@
         </w:rPr>
         <w:t>content</w:t>
       </w:r>
+      <w:proofErr w:type="spellEnd"/>
       <w:r>
         <w:t>:</w:t>
       </w:r>
@@ -9184,6 +9824,7 @@
         </w:numPr>
         <w:suppressAutoHyphens/>
       </w:pPr>
+      <w:proofErr w:type="spellStart"/>
       <w:r>
         <w:rPr>
           <w:b/>
@@ -9191,11 +9832,20 @@
         </w:rPr>
         <w:t>isImage</w:t>
       </w:r>
+      <w:proofErr w:type="spellEnd"/>
       <w:r>
         <w:t>:</w:t>
       </w:r>
       <w:r>
-        <w:t xml:space="preserve"> Megadja, hogy az üzenet egy kép-e. Típusa: logikai (bool / tinyint), nem lehet null, alapvetően hamis.</w:t>
+        <w:t xml:space="preserve"> Megadja, hogy az üzenet egy kép-e. Típusa: logikai (bool / </w:t>
+      </w:r>
+      <w:proofErr w:type="spellStart"/>
+      <w:r>
+        <w:t>tinyint</w:t>
+      </w:r>
+      <w:proofErr w:type="spellEnd"/>
+      <w:r>
+        <w:t>), nem lehet null, alapvetően hamis.</w:t>
       </w:r>
     </w:p>
     <w:p>
@@ -9207,6 +9857,7 @@
         </w:numPr>
         <w:suppressAutoHyphens/>
       </w:pPr>
+      <w:proofErr w:type="spellStart"/>
       <w:r>
         <w:rPr>
           <w:b/>
@@ -9214,6 +9865,7 @@
         </w:rPr>
         <w:t>timeSent</w:t>
       </w:r>
+      <w:proofErr w:type="spellEnd"/>
       <w:r>
         <w:t>:</w:t>
       </w:r>
@@ -9236,6 +9888,7 @@
         </w:numPr>
         <w:suppressAutoHyphens/>
       </w:pPr>
+      <w:proofErr w:type="spellStart"/>
       <w:r>
         <w:rPr>
           <w:b/>
@@ -9243,11 +9896,20 @@
         </w:rPr>
         <w:t>isComplaint</w:t>
       </w:r>
+      <w:proofErr w:type="spellEnd"/>
       <w:r>
         <w:t>:</w:t>
       </w:r>
       <w:r>
-        <w:t xml:space="preserve"> Megadja, hogy az üzenet egyben jelentés-e az adminisztrátorok felé. Típusa: logikai (bool / tinyint), nem lehet null, alapvetően hamis.</w:t>
+        <w:t xml:space="preserve"> Megadja, hogy az üzenet egyben jelentés-e az adminisztrátorok felé. Típusa: logikai (bool / </w:t>
+      </w:r>
+      <w:proofErr w:type="spellStart"/>
+      <w:r>
+        <w:t>tinyint</w:t>
+      </w:r>
+      <w:proofErr w:type="spellEnd"/>
+      <w:r>
+        <w:t>), nem lehet null, alapvetően hamis.</w:t>
       </w:r>
     </w:p>
     <w:p>
@@ -9273,6 +9935,7 @@
         </w:numPr>
         <w:suppressAutoHyphens/>
       </w:pPr>
+      <w:proofErr w:type="spellStart"/>
       <w:r>
         <w:rPr>
           <w:b/>
@@ -9280,21 +9943,33 @@
           <w:i/>
           <w:iCs/>
         </w:rPr>
-        <w:t xml:space="preserve">rentalId: </w:t>
-      </w:r>
-      <w:r>
-        <w:t>A bérlés azonosítószáma, amelynek kontextusában az üzenet el lett küldve, idegen kulcs. Típusa: szám (int), nem lehet null.</w:t>
-      </w:r>
-      <w:r>
-        <w:t xml:space="preserve"> A </w:t>
-      </w:r>
-      <w:r>
-        <w:rPr>
+        <w:t>rentalId</w:t>
+      </w:r>
+      <w:proofErr w:type="spellEnd"/>
+      <w:r>
+        <w:rPr>
+          <w:b/>
+          <w:bCs/>
           <w:i/>
           <w:iCs/>
         </w:rPr>
+        <w:t xml:space="preserve">: </w:t>
+      </w:r>
+      <w:r>
+        <w:t>A bérlés azonosítószáma, amelynek kontextusában az üzenet el lett küldve, idegen kulcs. Típusa: szám (int), nem lehet null.</w:t>
+      </w:r>
+      <w:r>
+        <w:t xml:space="preserve"> A </w:t>
+      </w:r>
+      <w:proofErr w:type="spellStart"/>
+      <w:r>
+        <w:rPr>
+          <w:i/>
+          <w:iCs/>
+        </w:rPr>
         <w:t>rentals</w:t>
       </w:r>
+      <w:proofErr w:type="spellEnd"/>
       <w:r>
         <w:t xml:space="preserve"> táblára mutat.</w:t>
       </w:r>
@@ -9308,6 +9983,7 @@
         </w:numPr>
         <w:suppressAutoHyphens/>
       </w:pPr>
+      <w:proofErr w:type="spellStart"/>
       <w:r>
         <w:rPr>
           <w:b/>
@@ -9315,21 +9991,33 @@
           <w:i/>
           <w:iCs/>
         </w:rPr>
-        <w:t>senderId:</w:t>
-      </w:r>
-      <w:r>
-        <w:t xml:space="preserve"> A felhasználó azonosítószáma, aki az üzenetet elküldte, idegen kulcs. Típusa: szám (int), nem lehet null.</w:t>
-      </w:r>
-      <w:r>
-        <w:t xml:space="preserve"> A </w:t>
-      </w:r>
-      <w:r>
-        <w:rPr>
+        <w:t>senderId</w:t>
+      </w:r>
+      <w:proofErr w:type="spellEnd"/>
+      <w:r>
+        <w:rPr>
+          <w:b/>
+          <w:bCs/>
           <w:i/>
           <w:iCs/>
         </w:rPr>
+        <w:t>:</w:t>
+      </w:r>
+      <w:r>
+        <w:t xml:space="preserve"> A felhasználó azonosítószáma, aki az üzenetet elküldte, idegen kulcs. Típusa: szám (int), nem lehet null.</w:t>
+      </w:r>
+      <w:r>
+        <w:t xml:space="preserve"> A </w:t>
+      </w:r>
+      <w:proofErr w:type="spellStart"/>
+      <w:r>
+        <w:rPr>
+          <w:i/>
+          <w:iCs/>
+        </w:rPr>
         <w:t>users</w:t>
       </w:r>
+      <w:proofErr w:type="spellEnd"/>
       <w:r>
         <w:t xml:space="preserve"> táblára mutat.</w:t>
       </w:r>
@@ -9349,7 +10037,7 @@
         <w:pStyle w:val="Heading3"/>
         <w:suppressAutoHyphens/>
       </w:pPr>
-      <w:bookmarkStart w:id="26" w:name="_Toc228139044"/>
+      <w:bookmarkStart w:id="26" w:name="_Toc228200807"/>
       <w:r>
         <w:lastRenderedPageBreak/>
         <w:t>Kapcsolatok</w:t>
@@ -9625,7 +10313,7 @@
       <w:pPr>
         <w:pStyle w:val="Heading3"/>
       </w:pPr>
-      <w:bookmarkStart w:id="27" w:name="_Toc228139045"/>
+      <w:bookmarkStart w:id="27" w:name="_Toc228200808"/>
       <w:r>
         <w:t>Implementáció</w:t>
       </w:r>
@@ -9660,7 +10348,7 @@
         <w:pStyle w:val="Heading2"/>
         <w:suppressAutoHyphens/>
       </w:pPr>
-      <w:bookmarkStart w:id="28" w:name="_Toc228139046"/>
+      <w:bookmarkStart w:id="28" w:name="_Toc228200809"/>
       <w:r>
         <w:lastRenderedPageBreak/>
         <w:t>Backend</w:t>
@@ -9672,7 +10360,13 @@
         <w:suppressAutoHyphens/>
       </w:pPr>
       <w:r>
-        <w:t>A backend alapvetően 4 metóduskontrolle</w:t>
+        <w:t xml:space="preserve">A backend alapvetően </w:t>
+      </w:r>
+      <w:r>
+        <w:t>5</w:t>
+      </w:r>
+      <w:r>
+        <w:t xml:space="preserve"> metóduskontrolle</w:t>
       </w:r>
       <w:r>
         <w:t>rre</w:t>
@@ -9695,7 +10389,7 @@
         <w:pStyle w:val="Heading3"/>
         <w:suppressAutoHyphens/>
       </w:pPr>
-      <w:bookmarkStart w:id="29" w:name="_Toc228139047"/>
+      <w:bookmarkStart w:id="29" w:name="_Toc228200810"/>
       <w:r>
         <w:t>Metóduskontrollerek</w:t>
       </w:r>
@@ -9706,7 +10400,7 @@
         <w:pStyle w:val="Heading4"/>
         <w:suppressAutoHyphens/>
       </w:pPr>
-      <w:bookmarkStart w:id="30" w:name="_Toc228139048"/>
+      <w:bookmarkStart w:id="30" w:name="_Toc228200811"/>
       <w:r>
         <w:t>Autentikációs kontroller – AuthController</w:t>
       </w:r>
@@ -9924,7 +10618,23 @@
           <w:b/>
           <w:bCs/>
         </w:rPr>
-        <w:t>JWT HttpOnly Cookieval):</w:t>
+        <w:t xml:space="preserve">JWT HttpOnly </w:t>
+      </w:r>
+      <w:proofErr w:type="spellStart"/>
+      <w:r>
+        <w:rPr>
+          <w:b/>
+          <w:bCs/>
+        </w:rPr>
+        <w:t>Cookieval</w:t>
+      </w:r>
+      <w:proofErr w:type="spellEnd"/>
+      <w:r>
+        <w:rPr>
+          <w:b/>
+          <w:bCs/>
+        </w:rPr>
+        <w:t>):</w:t>
       </w:r>
       <w:r>
         <w:t xml:space="preserve"> Amennyiben a megadott bejelentkezési adatok helyesek.</w:t>
@@ -10064,8 +10774,13 @@
         <w:t>/api</w:t>
       </w:r>
       <w:r>
-        <w:t>/Auth/Register</w:t>
-      </w:r>
+        <w:t>/Auth/</w:t>
+      </w:r>
+      <w:proofErr w:type="spellStart"/>
+      <w:r>
+        <w:t>Register</w:t>
+      </w:r>
+      <w:proofErr w:type="spellEnd"/>
     </w:p>
     <w:p>
       <w:pPr>
@@ -10117,6 +10832,7 @@
         </w:rPr>
         <w:t xml:space="preserve">Paramétere: </w:t>
       </w:r>
+      <w:proofErr w:type="spellStart"/>
       <w:r>
         <w:rPr>
           <w:b/>
@@ -10124,6 +10840,7 @@
         </w:rPr>
         <w:t>UserDTO</w:t>
       </w:r>
+      <w:proofErr w:type="spellEnd"/>
       <w:r>
         <w:t xml:space="preserve"> (A felhasználó regisztrációs adatait tartalmazza)</w:t>
       </w:r>
@@ -10173,7 +10890,15 @@
         <w:t>t</w:t>
       </w:r>
       <w:r>
-        <w:t>rációs adatok hibásak. (pl.: rossz e-mail formátum, nem múlt el 18 éves a regisztrálandó személy, stb.)</w:t>
+        <w:t xml:space="preserve">rációs adatok hibásak. (pl.: rossz e-mail formátum, nem múlt el 18 éves a regisztrálandó </w:t>
+      </w:r>
+      <w:proofErr w:type="gramStart"/>
+      <w:r>
+        <w:t>személy,</w:t>
+      </w:r>
+      <w:proofErr w:type="gramEnd"/>
+      <w:r>
+        <w:t xml:space="preserve"> stb.)</w:t>
       </w:r>
     </w:p>
     <w:p>
@@ -10233,7 +10958,23 @@
           <w:b/>
           <w:bCs/>
         </w:rPr>
-        <w:t>200 OK (JWT HttpOnly Cookieval):</w:t>
+        <w:t xml:space="preserve">200 OK (JWT HttpOnly </w:t>
+      </w:r>
+      <w:proofErr w:type="spellStart"/>
+      <w:r>
+        <w:rPr>
+          <w:b/>
+          <w:bCs/>
+        </w:rPr>
+        <w:t>Cookieval</w:t>
+      </w:r>
+      <w:proofErr w:type="spellEnd"/>
+      <w:r>
+        <w:rPr>
+          <w:b/>
+          <w:bCs/>
+        </w:rPr>
+        <w:t>):</w:t>
       </w:r>
       <w:r>
         <w:t xml:space="preserve"> </w:t>
@@ -10252,9 +10993,11 @@
       <w:r>
         <w:t>/Auth/</w:t>
       </w:r>
+      <w:proofErr w:type="spellStart"/>
       <w:r>
         <w:t>ForgotPassword</w:t>
       </w:r>
+      <w:proofErr w:type="spellEnd"/>
     </w:p>
     <w:p>
       <w:pPr>
@@ -10311,7 +11054,15 @@
         <w:t>felhasználó e-mail címe</w:t>
       </w:r>
       <w:r>
-        <w:t xml:space="preserve"> (queryben)</w:t>
+        <w:t xml:space="preserve"> (</w:t>
+      </w:r>
+      <w:proofErr w:type="spellStart"/>
+      <w:r>
+        <w:t>queryben</w:t>
+      </w:r>
+      <w:proofErr w:type="spellEnd"/>
+      <w:r>
+        <w:t>)</w:t>
       </w:r>
     </w:p>
     <w:p>
@@ -10344,7 +11095,23 @@
           <w:b/>
           <w:bCs/>
         </w:rPr>
-        <w:t xml:space="preserve">503 Service Unavailable: </w:t>
+        <w:t xml:space="preserve">503 Service </w:t>
+      </w:r>
+      <w:proofErr w:type="spellStart"/>
+      <w:r>
+        <w:rPr>
+          <w:b/>
+          <w:bCs/>
+        </w:rPr>
+        <w:t>Unavailable</w:t>
+      </w:r>
+      <w:proofErr w:type="spellEnd"/>
+      <w:r>
+        <w:rPr>
+          <w:b/>
+          <w:bCs/>
+        </w:rPr>
+        <w:t xml:space="preserve">: </w:t>
       </w:r>
       <w:r>
         <w:t>Amennyiben az e-mail küldő szolgáltatás nem elérhető.</w:t>
@@ -10397,8 +11164,13 @@
         <w:t>/api</w:t>
       </w:r>
       <w:r>
-        <w:t>/Auth/ResetPassword</w:t>
-      </w:r>
+        <w:t>/Auth/</w:t>
+      </w:r>
+      <w:proofErr w:type="spellStart"/>
+      <w:r>
+        <w:t>ResetPassword</w:t>
+      </w:r>
+      <w:proofErr w:type="spellEnd"/>
     </w:p>
     <w:p>
       <w:pPr>
@@ -10444,6 +11216,7 @@
       <w:r>
         <w:t xml:space="preserve"> </w:t>
       </w:r>
+      <w:proofErr w:type="spellStart"/>
       <w:r>
         <w:rPr>
           <w:b/>
@@ -10451,6 +11224,7 @@
         </w:rPr>
         <w:t>PasswordResetDTO</w:t>
       </w:r>
+      <w:proofErr w:type="spellEnd"/>
       <w:r>
         <w:t xml:space="preserve"> (e-mail, jelszóvisszaállító kód, új jelszó)</w:t>
       </w:r>
@@ -10535,7 +11309,7 @@
         <w:pStyle w:val="Heading4"/>
         <w:suppressAutoHyphens/>
       </w:pPr>
-      <w:bookmarkStart w:id="31" w:name="_Toc228139049"/>
+      <w:bookmarkStart w:id="31" w:name="_Toc228200812"/>
       <w:r>
         <w:lastRenderedPageBreak/>
         <w:t>Felhasználó kontroller – UserController</w:t>
@@ -10697,8 +11471,21 @@
         <w:t>(Elméletileg a 404</w:t>
       </w:r>
       <w:r>
-        <w:t xml:space="preserve"> Not Found</w:t>
-      </w:r>
+        <w:t xml:space="preserve"> </w:t>
+      </w:r>
+      <w:proofErr w:type="spellStart"/>
+      <w:r>
+        <w:t>Not</w:t>
+      </w:r>
+      <w:proofErr w:type="spellEnd"/>
+      <w:r>
+        <w:t xml:space="preserve"> </w:t>
+      </w:r>
+      <w:proofErr w:type="spellStart"/>
+      <w:r>
+        <w:t>Found</w:t>
+      </w:r>
+      <w:proofErr w:type="spellEnd"/>
       <w:r>
         <w:t xml:space="preserve"> is lehetséges lenne, amennyiben a felhasználó megszűnik létezni, de a hozzáférési tokent még a böngésző tárolja, </w:t>
       </w:r>
@@ -10820,7 +11607,39 @@
           <w:b/>
           <w:bCs/>
         </w:rPr>
-        <w:t xml:space="preserve">404 Not Found: </w:t>
+        <w:t xml:space="preserve">404 </w:t>
+      </w:r>
+      <w:proofErr w:type="spellStart"/>
+      <w:r>
+        <w:rPr>
+          <w:b/>
+          <w:bCs/>
+        </w:rPr>
+        <w:t>Not</w:t>
+      </w:r>
+      <w:proofErr w:type="spellEnd"/>
+      <w:r>
+        <w:rPr>
+          <w:b/>
+          <w:bCs/>
+        </w:rPr>
+        <w:t xml:space="preserve"> </w:t>
+      </w:r>
+      <w:proofErr w:type="spellStart"/>
+      <w:r>
+        <w:rPr>
+          <w:b/>
+          <w:bCs/>
+        </w:rPr>
+        <w:t>Found</w:t>
+      </w:r>
+      <w:proofErr w:type="spellEnd"/>
+      <w:r>
+        <w:rPr>
+          <w:b/>
+          <w:bCs/>
+        </w:rPr>
+        <w:t xml:space="preserve">: </w:t>
       </w:r>
       <w:r>
         <w:t>Ha nem található a megadott azonosítóval rendelkező</w:t>
@@ -10931,6 +11750,7 @@
         </w:numPr>
         <w:suppressAutoHyphens/>
       </w:pPr>
+      <w:proofErr w:type="spellStart"/>
       <w:r>
         <w:rPr>
           <w:b/>
@@ -10938,6 +11758,7 @@
         </w:rPr>
         <w:t>UserModificationDTO</w:t>
       </w:r>
+      <w:proofErr w:type="spellEnd"/>
       <w:r>
         <w:t>: A felhasználó frissített adatait tárolja</w:t>
       </w:r>
@@ -10945,7 +11766,13 @@
         <w:t>, va</w:t>
       </w:r>
       <w:r>
-        <w:t>lamint elkéri a felhasználó jelszavát a változtatások megerősítéséhez.</w:t>
+        <w:t>lamint elkéri a felhasználó jelszavát a változtatások megerősítéséhez</w:t>
+      </w:r>
+      <w:r>
+        <w:t xml:space="preserve"> (amennyiben az nem adminisztrátor)</w:t>
+      </w:r>
+      <w:r>
+        <w:t>.</w:t>
       </w:r>
     </w:p>
     <w:p>
@@ -10981,7 +11808,15 @@
         <w:t xml:space="preserve">400 BadRequest: </w:t>
       </w:r>
       <w:r>
-        <w:t>A frissített adatok hibásak (pl.: nem jó formátumú e-mail cím, stb.)</w:t>
+        <w:t xml:space="preserve">A frissített adatok hibásak (pl.: nem jó formátumú e-mail </w:t>
+      </w:r>
+      <w:proofErr w:type="gramStart"/>
+      <w:r>
+        <w:t>cím,</w:t>
+      </w:r>
+      <w:proofErr w:type="gramEnd"/>
+      <w:r>
+        <w:t xml:space="preserve"> stb.)</w:t>
       </w:r>
     </w:p>
     <w:p>
@@ -11038,7 +11873,39 @@
           <w:b/>
           <w:bCs/>
         </w:rPr>
-        <w:t>404 Not Found:</w:t>
+        <w:t xml:space="preserve">404 </w:t>
+      </w:r>
+      <w:proofErr w:type="spellStart"/>
+      <w:r>
+        <w:rPr>
+          <w:b/>
+          <w:bCs/>
+        </w:rPr>
+        <w:t>Not</w:t>
+      </w:r>
+      <w:proofErr w:type="spellEnd"/>
+      <w:r>
+        <w:rPr>
+          <w:b/>
+          <w:bCs/>
+        </w:rPr>
+        <w:t xml:space="preserve"> </w:t>
+      </w:r>
+      <w:proofErr w:type="spellStart"/>
+      <w:r>
+        <w:rPr>
+          <w:b/>
+          <w:bCs/>
+        </w:rPr>
+        <w:t>Found</w:t>
+      </w:r>
+      <w:proofErr w:type="spellEnd"/>
+      <w:r>
+        <w:rPr>
+          <w:b/>
+          <w:bCs/>
+        </w:rPr>
+        <w:t>:</w:t>
       </w:r>
       <w:r>
         <w:t xml:space="preserve"> Nincs ilyen azonosítójú felhasználó</w:t>
@@ -11259,7 +12126,39 @@
           <w:b/>
           <w:bCs/>
         </w:rPr>
-        <w:t>404 Not Found:</w:t>
+        <w:t xml:space="preserve">404 </w:t>
+      </w:r>
+      <w:proofErr w:type="spellStart"/>
+      <w:r>
+        <w:rPr>
+          <w:b/>
+          <w:bCs/>
+        </w:rPr>
+        <w:t>Not</w:t>
+      </w:r>
+      <w:proofErr w:type="spellEnd"/>
+      <w:r>
+        <w:rPr>
+          <w:b/>
+          <w:bCs/>
+        </w:rPr>
+        <w:t xml:space="preserve"> </w:t>
+      </w:r>
+      <w:proofErr w:type="spellStart"/>
+      <w:r>
+        <w:rPr>
+          <w:b/>
+          <w:bCs/>
+        </w:rPr>
+        <w:t>Found</w:t>
+      </w:r>
+      <w:proofErr w:type="spellEnd"/>
+      <w:r>
+        <w:rPr>
+          <w:b/>
+          <w:bCs/>
+        </w:rPr>
+        <w:t>:</w:t>
       </w:r>
       <w:r>
         <w:t xml:space="preserve"> Nincs ilyen azonosítójú felhasználó.</w:t>
@@ -11333,8 +12232,13 @@
         <w:t>{id}</w:t>
       </w:r>
       <w:r>
-        <w:t>/Deposit</w:t>
-      </w:r>
+        <w:t>/</w:t>
+      </w:r>
+      <w:proofErr w:type="spellStart"/>
+      <w:r>
+        <w:t>Deposit</w:t>
+      </w:r>
+      <w:proofErr w:type="spellEnd"/>
     </w:p>
     <w:p>
       <w:pPr>
@@ -11511,7 +12415,39 @@
           <w:b/>
           <w:bCs/>
         </w:rPr>
-        <w:t>404 Not Found:</w:t>
+        <w:t xml:space="preserve">404 </w:t>
+      </w:r>
+      <w:proofErr w:type="spellStart"/>
+      <w:r>
+        <w:rPr>
+          <w:b/>
+          <w:bCs/>
+        </w:rPr>
+        <w:t>Not</w:t>
+      </w:r>
+      <w:proofErr w:type="spellEnd"/>
+      <w:r>
+        <w:rPr>
+          <w:b/>
+          <w:bCs/>
+        </w:rPr>
+        <w:t xml:space="preserve"> </w:t>
+      </w:r>
+      <w:proofErr w:type="spellStart"/>
+      <w:r>
+        <w:rPr>
+          <w:b/>
+          <w:bCs/>
+        </w:rPr>
+        <w:t>Found</w:t>
+      </w:r>
+      <w:proofErr w:type="spellEnd"/>
+      <w:r>
+        <w:rPr>
+          <w:b/>
+          <w:bCs/>
+        </w:rPr>
+        <w:t>:</w:t>
       </w:r>
       <w:r>
         <w:t xml:space="preserve"> Nincs ilyen azonosítójú felhasználó.</w:t>
@@ -11551,8 +12487,13 @@
         <w:t>{id}</w:t>
       </w:r>
       <w:r>
-        <w:t>/Notification</w:t>
-      </w:r>
+        <w:t>/</w:t>
+      </w:r>
+      <w:proofErr w:type="spellStart"/>
+      <w:r>
+        <w:t>Notification</w:t>
+      </w:r>
+      <w:proofErr w:type="spellEnd"/>
     </w:p>
     <w:p>
       <w:pPr>
@@ -11856,16 +12797,52 @@
         <w:rPr>
           <w:lang w:val="en-US"/>
         </w:rPr>
-        <w:t>{userId}</w:t>
-      </w:r>
-      <w:r>
-        <w:t>/Notification/</w:t>
-      </w:r>
+        <w:t>{</w:t>
+      </w:r>
+      <w:proofErr w:type="spellStart"/>
       <w:r>
         <w:rPr>
           <w:lang w:val="en-US"/>
         </w:rPr>
-        <w:t>{notificationId}</w:t>
+        <w:t>userId</w:t>
+      </w:r>
+      <w:proofErr w:type="spellEnd"/>
+      <w:r>
+        <w:rPr>
+          <w:lang w:val="en-US"/>
+        </w:rPr>
+        <w:t>}</w:t>
+      </w:r>
+      <w:r>
+        <w:t>/</w:t>
+      </w:r>
+      <w:proofErr w:type="spellStart"/>
+      <w:r>
+        <w:t>Notification</w:t>
+      </w:r>
+      <w:proofErr w:type="spellEnd"/>
+      <w:r>
+        <w:t>/</w:t>
+      </w:r>
+      <w:r>
+        <w:rPr>
+          <w:lang w:val="en-US"/>
+        </w:rPr>
+        <w:t>{</w:t>
+      </w:r>
+      <w:proofErr w:type="spellStart"/>
+      <w:r>
+        <w:rPr>
+          <w:lang w:val="en-US"/>
+        </w:rPr>
+        <w:t>notificationId</w:t>
+      </w:r>
+      <w:proofErr w:type="spellEnd"/>
+      <w:r>
+        <w:rPr>
+          <w:lang w:val="en-US"/>
+        </w:rPr>
+        <w:t>}</w:t>
       </w:r>
     </w:p>
     <w:p>
@@ -11881,7 +12858,21 @@
         <w:rPr>
           <w:lang w:val="en-US"/>
         </w:rPr>
-        <w:t>GET metódus:</w:t>
+        <w:t xml:space="preserve">GET </w:t>
+      </w:r>
+      <w:proofErr w:type="spellStart"/>
+      <w:r>
+        <w:rPr>
+          <w:lang w:val="en-US"/>
+        </w:rPr>
+        <w:t>metódus</w:t>
+      </w:r>
+      <w:proofErr w:type="spellEnd"/>
+      <w:r>
+        <w:rPr>
+          <w:lang w:val="en-US"/>
+        </w:rPr>
+        <w:t>:</w:t>
       </w:r>
     </w:p>
     <w:p>
@@ -11925,6 +12916,7 @@
         </w:numPr>
         <w:suppressAutoHyphens/>
       </w:pPr>
+      <w:proofErr w:type="spellStart"/>
       <w:r>
         <w:rPr>
           <w:b/>
@@ -11932,6 +12924,7 @@
         </w:rPr>
         <w:t>userId</w:t>
       </w:r>
+      <w:proofErr w:type="spellEnd"/>
       <w:r>
         <w:t xml:space="preserve"> (az URL-ben): A felhasználó azonosítója.</w:t>
       </w:r>
@@ -11945,6 +12938,7 @@
         </w:numPr>
         <w:suppressAutoHyphens/>
       </w:pPr>
+      <w:proofErr w:type="spellStart"/>
       <w:r>
         <w:rPr>
           <w:b/>
@@ -11952,6 +12946,7 @@
         </w:rPr>
         <w:t>notificationId</w:t>
       </w:r>
+      <w:proofErr w:type="spellEnd"/>
       <w:r>
         <w:t xml:space="preserve"> (az URL-ben): Az értesítés azonosítója a felhasználó kontextusában.</w:t>
       </w:r>
@@ -12112,6 +13107,7 @@
         </w:numPr>
         <w:suppressAutoHyphens/>
       </w:pPr>
+      <w:proofErr w:type="spellStart"/>
       <w:r>
         <w:rPr>
           <w:b/>
@@ -12119,6 +13115,7 @@
         </w:rPr>
         <w:t>userId</w:t>
       </w:r>
+      <w:proofErr w:type="spellEnd"/>
       <w:r>
         <w:t xml:space="preserve"> (az URL-ben): A felhasználó azonosítója.</w:t>
       </w:r>
@@ -12132,6 +13129,7 @@
         </w:numPr>
         <w:suppressAutoHyphens/>
       </w:pPr>
+      <w:proofErr w:type="spellStart"/>
       <w:r>
         <w:rPr>
           <w:b/>
@@ -12139,6 +13137,7 @@
         </w:rPr>
         <w:t>notificationId</w:t>
       </w:r>
+      <w:proofErr w:type="spellEnd"/>
       <w:r>
         <w:t xml:space="preserve"> (az URL-ben): Az értesítés azonosítója a felhasználó kontextusában.</w:t>
       </w:r>
@@ -12260,7 +13259,7 @@
         <w:pStyle w:val="Heading4"/>
         <w:suppressAutoHyphens/>
       </w:pPr>
-      <w:bookmarkStart w:id="32" w:name="_Toc228139050"/>
+      <w:bookmarkStart w:id="32" w:name="_Toc228200813"/>
       <w:r>
         <w:lastRenderedPageBreak/>
         <w:t>Bérlés kontroller – RentalController</w:t>
@@ -12303,8 +13302,13 @@
         <w:pStyle w:val="Heading5"/>
       </w:pPr>
       <w:r>
-        <w:t>/api/Rental</w:t>
-      </w:r>
+        <w:t>/api/</w:t>
+      </w:r>
+      <w:proofErr w:type="spellStart"/>
+      <w:r>
+        <w:t>Rental</w:t>
+      </w:r>
+      <w:proofErr w:type="spellEnd"/>
     </w:p>
     <w:p>
       <w:pPr>
@@ -12457,6 +13461,7 @@
       <w:r>
         <w:t xml:space="preserve"> </w:t>
       </w:r>
+      <w:proofErr w:type="spellStart"/>
       <w:r>
         <w:rPr>
           <w:b/>
@@ -12464,6 +13469,7 @@
         </w:rPr>
         <w:t>RentalDTO</w:t>
       </w:r>
+      <w:proofErr w:type="spellEnd"/>
       <w:r>
         <w:t xml:space="preserve"> </w:t>
       </w:r>
@@ -12684,7 +13690,15 @@
       </w:pPr>
       <w:r>
         <w:lastRenderedPageBreak/>
-        <w:t>/api/Rental/{id}</w:t>
+        <w:t>/api/</w:t>
+      </w:r>
+      <w:proofErr w:type="spellStart"/>
+      <w:r>
+        <w:t>Rental</w:t>
+      </w:r>
+      <w:proofErr w:type="spellEnd"/>
+      <w:r>
+        <w:t>/{id}</w:t>
       </w:r>
     </w:p>
     <w:p>
@@ -12924,6 +13938,7 @@
         </w:numPr>
         <w:suppressAutoHyphens/>
       </w:pPr>
+      <w:proofErr w:type="spellStart"/>
       <w:r>
         <w:rPr>
           <w:b/>
@@ -12931,6 +13946,7 @@
         </w:rPr>
         <w:t>RentalDTO</w:t>
       </w:r>
+      <w:proofErr w:type="spellEnd"/>
       <w:r>
         <w:t>: a vá</w:t>
       </w:r>
@@ -13372,8 +14388,21 @@
         <w:pStyle w:val="Heading5"/>
       </w:pPr>
       <w:r>
-        <w:t>/api/Rental/{id}/Message</w:t>
-      </w:r>
+        <w:t>/api/</w:t>
+      </w:r>
+      <w:proofErr w:type="spellStart"/>
+      <w:r>
+        <w:t>Rental</w:t>
+      </w:r>
+      <w:proofErr w:type="spellEnd"/>
+      <w:r>
+        <w:t>/{id}/</w:t>
+      </w:r>
+      <w:proofErr w:type="spellStart"/>
+      <w:r>
+        <w:t>Message</w:t>
+      </w:r>
+      <w:proofErr w:type="spellEnd"/>
     </w:p>
     <w:p>
       <w:pPr>
@@ -13608,6 +14637,7 @@
         </w:numPr>
         <w:suppressAutoHyphens/>
       </w:pPr>
+      <w:proofErr w:type="spellStart"/>
       <w:r>
         <w:rPr>
           <w:b/>
@@ -13615,6 +14645,7 @@
         </w:rPr>
         <w:t>MessageSendDTO</w:t>
       </w:r>
+      <w:proofErr w:type="spellEnd"/>
       <w:r>
         <w:t xml:space="preserve"> (az üzenet tartalmát tartalmazza, illetve egy logikai értéket, ami jelöli, hogy ez az üzenet egy jelentés-e az adminisztrátoroknak)</w:t>
       </w:r>
@@ -13723,7 +14754,15 @@
         <w:pStyle w:val="Heading5"/>
       </w:pPr>
       <w:r>
-        <w:t>/api/Rental/Owned</w:t>
+        <w:t>/api/</w:t>
+      </w:r>
+      <w:proofErr w:type="spellStart"/>
+      <w:r>
+        <w:t>Rental</w:t>
+      </w:r>
+      <w:proofErr w:type="spellEnd"/>
+      <w:r>
+        <w:t>/Owned</w:t>
       </w:r>
     </w:p>
     <w:p>
@@ -13839,7 +14878,7 @@
         <w:pStyle w:val="Heading4"/>
         <w:suppressAutoHyphens/>
       </w:pPr>
-      <w:bookmarkStart w:id="33" w:name="_Toc228139051"/>
+      <w:bookmarkStart w:id="33" w:name="_Toc228200814"/>
       <w:r>
         <w:lastRenderedPageBreak/>
         <w:t>Jármű kontroller – VehicleController</w:t>
@@ -13936,12 +14975,21 @@
         </w:numPr>
         <w:suppressAutoHyphens/>
       </w:pPr>
-      <w:r>
-        <w:rPr>
-          <w:b/>
-          <w:bCs/>
-        </w:rPr>
-        <w:t xml:space="preserve">manufacturer (opcionális, string): </w:t>
+      <w:proofErr w:type="spellStart"/>
+      <w:r>
+        <w:rPr>
+          <w:b/>
+          <w:bCs/>
+        </w:rPr>
+        <w:t>manufacturer</w:t>
+      </w:r>
+      <w:proofErr w:type="spellEnd"/>
+      <w:r>
+        <w:rPr>
+          <w:b/>
+          <w:bCs/>
+        </w:rPr>
+        <w:t xml:space="preserve"> (opcionális, string): </w:t>
       </w:r>
       <w:r>
         <w:t>A keresett jármű márkája.</w:t>
@@ -13956,12 +15004,21 @@
         </w:numPr>
         <w:suppressAutoHyphens/>
       </w:pPr>
-      <w:r>
-        <w:rPr>
-          <w:b/>
-          <w:bCs/>
-        </w:rPr>
-        <w:t>model (opcionális, string):</w:t>
+      <w:proofErr w:type="spellStart"/>
+      <w:r>
+        <w:rPr>
+          <w:b/>
+          <w:bCs/>
+        </w:rPr>
+        <w:t>model</w:t>
+      </w:r>
+      <w:proofErr w:type="spellEnd"/>
+      <w:r>
+        <w:rPr>
+          <w:b/>
+          <w:bCs/>
+        </w:rPr>
+        <w:t xml:space="preserve"> (opcionális, string):</w:t>
       </w:r>
       <w:r>
         <w:t xml:space="preserve"> A keresett jármű típusa/modellje.</w:t>
@@ -13976,12 +15033,21 @@
         </w:numPr>
         <w:suppressAutoHyphens/>
       </w:pPr>
-      <w:r>
-        <w:rPr>
-          <w:b/>
-          <w:bCs/>
-        </w:rPr>
-        <w:t xml:space="preserve">year (opcionális, int): </w:t>
+      <w:proofErr w:type="spellStart"/>
+      <w:r>
+        <w:rPr>
+          <w:b/>
+          <w:bCs/>
+        </w:rPr>
+        <w:t>year</w:t>
+      </w:r>
+      <w:proofErr w:type="spellEnd"/>
+      <w:r>
+        <w:rPr>
+          <w:b/>
+          <w:bCs/>
+        </w:rPr>
+        <w:t xml:space="preserve"> (opcionális, int): </w:t>
       </w:r>
       <w:r>
         <w:t>A keresett jármű gyártási éve.</w:t>
@@ -13996,12 +15062,21 @@
         </w:numPr>
         <w:suppressAutoHyphens/>
       </w:pPr>
-      <w:r>
-        <w:rPr>
-          <w:b/>
-          <w:bCs/>
-        </w:rPr>
-        <w:t>settlement (opcionális, string):</w:t>
+      <w:proofErr w:type="spellStart"/>
+      <w:r>
+        <w:rPr>
+          <w:b/>
+          <w:bCs/>
+        </w:rPr>
+        <w:t>settlement</w:t>
+      </w:r>
+      <w:proofErr w:type="spellEnd"/>
+      <w:r>
+        <w:rPr>
+          <w:b/>
+          <w:bCs/>
+        </w:rPr>
+        <w:t xml:space="preserve"> (opcionális, string):</w:t>
       </w:r>
       <w:r>
         <w:t xml:space="preserve"> A település, ahol a járművet bérelni kívánjuk.</w:t>
@@ -14016,12 +15091,21 @@
         </w:numPr>
         <w:suppressAutoHyphens/>
       </w:pPr>
-      <w:r>
-        <w:rPr>
-          <w:b/>
-          <w:bCs/>
-        </w:rPr>
-        <w:t>fuelType (opcionális, string):</w:t>
+      <w:proofErr w:type="spellStart"/>
+      <w:r>
+        <w:rPr>
+          <w:b/>
+          <w:bCs/>
+        </w:rPr>
+        <w:t>fuelType</w:t>
+      </w:r>
+      <w:proofErr w:type="spellEnd"/>
+      <w:r>
+        <w:rPr>
+          <w:b/>
+          <w:bCs/>
+        </w:rPr>
+        <w:t xml:space="preserve"> (opcionális, string):</w:t>
       </w:r>
       <w:r>
         <w:t xml:space="preserve"> A jármű üzemanyagának típusa.</w:t>
@@ -14036,12 +15120,21 @@
         </w:numPr>
         <w:suppressAutoHyphens/>
       </w:pPr>
-      <w:r>
-        <w:rPr>
-          <w:b/>
-          <w:bCs/>
-        </w:rPr>
-        <w:t>transmission (opcionális, string):</w:t>
+      <w:proofErr w:type="spellStart"/>
+      <w:r>
+        <w:rPr>
+          <w:b/>
+          <w:bCs/>
+        </w:rPr>
+        <w:t>transmission</w:t>
+      </w:r>
+      <w:proofErr w:type="spellEnd"/>
+      <w:r>
+        <w:rPr>
+          <w:b/>
+          <w:bCs/>
+        </w:rPr>
+        <w:t xml:space="preserve"> (opcionális, string):</w:t>
       </w:r>
       <w:r>
         <w:t xml:space="preserve"> </w:t>
@@ -14062,12 +15155,21 @@
         </w:numPr>
         <w:suppressAutoHyphens/>
       </w:pPr>
-      <w:r>
-        <w:rPr>
-          <w:b/>
-          <w:bCs/>
-        </w:rPr>
-        <w:t>minRate (opcionális, int):</w:t>
+      <w:proofErr w:type="spellStart"/>
+      <w:r>
+        <w:rPr>
+          <w:b/>
+          <w:bCs/>
+        </w:rPr>
+        <w:t>minRate</w:t>
+      </w:r>
+      <w:proofErr w:type="spellEnd"/>
+      <w:r>
+        <w:rPr>
+          <w:b/>
+          <w:bCs/>
+        </w:rPr>
+        <w:t xml:space="preserve"> (opcionális, int):</w:t>
       </w:r>
       <w:r>
         <w:t xml:space="preserve"> A legkisebb óradíjú jármű, amit a felhasználó bérelne.</w:t>
@@ -14082,12 +15184,21 @@
         </w:numPr>
         <w:suppressAutoHyphens/>
       </w:pPr>
-      <w:r>
-        <w:rPr>
-          <w:b/>
-          <w:bCs/>
-        </w:rPr>
-        <w:t>maxRate (opcionális, int):</w:t>
+      <w:proofErr w:type="spellStart"/>
+      <w:r>
+        <w:rPr>
+          <w:b/>
+          <w:bCs/>
+        </w:rPr>
+        <w:t>maxRate</w:t>
+      </w:r>
+      <w:proofErr w:type="spellEnd"/>
+      <w:r>
+        <w:rPr>
+          <w:b/>
+          <w:bCs/>
+        </w:rPr>
+        <w:t xml:space="preserve"> (opcionális, int):</w:t>
       </w:r>
       <w:r>
         <w:t xml:space="preserve"> A legnagyobb óradíjú jármű, amit a felhasználó bérelne.</w:t>
@@ -14102,12 +15213,21 @@
         </w:numPr>
         <w:suppressAutoHyphens/>
       </w:pPr>
-      <w:r>
-        <w:rPr>
-          <w:b/>
-          <w:bCs/>
-        </w:rPr>
-        <w:t>minPrice (opcionális, int):</w:t>
+      <w:proofErr w:type="spellStart"/>
+      <w:r>
+        <w:rPr>
+          <w:b/>
+          <w:bCs/>
+        </w:rPr>
+        <w:t>minPrice</w:t>
+      </w:r>
+      <w:proofErr w:type="spellEnd"/>
+      <w:r>
+        <w:rPr>
+          <w:b/>
+          <w:bCs/>
+        </w:rPr>
+        <w:t xml:space="preserve"> (opcionális, int):</w:t>
       </w:r>
       <w:r>
         <w:t xml:space="preserve"> A legkisebb teljes ár, amit a felhasználó kifizetne egy bérlésért.</w:t>
@@ -14122,12 +15242,21 @@
         </w:numPr>
         <w:suppressAutoHyphens/>
       </w:pPr>
-      <w:r>
-        <w:rPr>
-          <w:b/>
-          <w:bCs/>
-        </w:rPr>
-        <w:t>maxPrice (opcionális, int):</w:t>
+      <w:proofErr w:type="spellStart"/>
+      <w:r>
+        <w:rPr>
+          <w:b/>
+          <w:bCs/>
+        </w:rPr>
+        <w:t>maxPrice</w:t>
+      </w:r>
+      <w:proofErr w:type="spellEnd"/>
+      <w:r>
+        <w:rPr>
+          <w:b/>
+          <w:bCs/>
+        </w:rPr>
+        <w:t xml:space="preserve"> (opcionális, int):</w:t>
       </w:r>
       <w:r>
         <w:t xml:space="preserve"> A legnagyobb teljes ár, amit a felhasználó kifizetne egy bérlésért.</w:t>
@@ -14142,12 +15271,21 @@
         </w:numPr>
         <w:suppressAutoHyphens/>
       </w:pPr>
-      <w:r>
-        <w:rPr>
-          <w:b/>
-          <w:bCs/>
-        </w:rPr>
-        <w:t>showOwned (opcionális, bool):</w:t>
+      <w:proofErr w:type="spellStart"/>
+      <w:r>
+        <w:rPr>
+          <w:b/>
+          <w:bCs/>
+        </w:rPr>
+        <w:t>showOwned</w:t>
+      </w:r>
+      <w:proofErr w:type="spellEnd"/>
+      <w:r>
+        <w:rPr>
+          <w:b/>
+          <w:bCs/>
+        </w:rPr>
+        <w:t xml:space="preserve"> (opcionális, bool):</w:t>
       </w:r>
       <w:r>
         <w:t xml:space="preserve"> Mutassa-e a rendszer a saját járműveket.</w:t>
@@ -17519,10 +18657,6 @@
           <w:numId w:val="24"/>
         </w:numPr>
         <w:suppressAutoHyphens/>
-        <w:rPr>
-          <w:b/>
-          <w:bCs/>
-        </w:rPr>
       </w:pPr>
       <w:r>
         <w:rPr>
@@ -17546,14 +18680,595 @@
     </w:p>
     <w:p>
       <w:pPr>
+        <w:pStyle w:val="Heading4"/>
+      </w:pPr>
+      <w:bookmarkStart w:id="34" w:name="_Toc228200815"/>
+      <w:r>
+        <w:lastRenderedPageBreak/>
+        <w:t>Adminisztrátor Kontroller – AdminController.cs</w:t>
+      </w:r>
+      <w:bookmarkEnd w:id="34"/>
+    </w:p>
+    <w:p>
+      <w:r>
+        <w:t>Az adminisztrátori kontr</w:t>
+      </w:r>
+      <w:r>
+        <w:t xml:space="preserve">oller </w:t>
+      </w:r>
+      <w:r>
+        <w:rPr>
+          <w:lang w:val="en-US"/>
+        </w:rPr>
+        <w:t>m</w:t>
+      </w:r>
+      <w:r>
+        <w:t>etódusai visszaadják az adminisztrátorok számára fontos adatokat összegyűjtve.</w:t>
+      </w:r>
+    </w:p>
+    <w:p>
+      <w:pPr>
+        <w:suppressAutoHyphens/>
+        <w:rPr>
+          <w:u w:val="single"/>
+        </w:rPr>
+      </w:pPr>
+      <w:r>
+        <w:rPr>
+          <w:u w:val="single"/>
+        </w:rPr>
+        <w:t>API végpontjai:</w:t>
+      </w:r>
+    </w:p>
+    <w:p>
+      <w:pPr>
+        <w:pStyle w:val="Heading5"/>
+        <w:rPr>
+          <w:lang w:val="en-US"/>
+        </w:rPr>
+      </w:pPr>
+      <w:r>
+        <w:rPr>
+          <w:lang w:val="en-US"/>
+        </w:rPr>
+        <w:t>/api</w:t>
+      </w:r>
+      <w:r>
+        <w:rPr>
+          <w:lang w:val="en-US"/>
+        </w:rPr>
+        <w:t>/Admin/User</w:t>
+      </w:r>
+    </w:p>
+    <w:p>
+      <w:pPr>
+        <w:pStyle w:val="ListParagraph"/>
+        <w:numPr>
+          <w:ilvl w:val="0"/>
+          <w:numId w:val="23"/>
+        </w:numPr>
+        <w:rPr>
+          <w:lang w:val="en-US"/>
+        </w:rPr>
+      </w:pPr>
+      <w:r>
+        <w:rPr>
+          <w:lang w:val="en-US"/>
+        </w:rPr>
+        <w:t>GET</w:t>
+      </w:r>
+      <w:r>
+        <w:t xml:space="preserve"> metódus:</w:t>
+      </w:r>
+    </w:p>
+    <w:p>
+      <w:pPr>
+        <w:pStyle w:val="ListParagraph"/>
+        <w:numPr>
+          <w:ilvl w:val="1"/>
+          <w:numId w:val="23"/>
+        </w:numPr>
+        <w:rPr>
+          <w:lang w:val="en-US"/>
+        </w:rPr>
+      </w:pPr>
+      <w:r>
+        <w:t>Lekéri az oldalon található összes felhasználót.</w:t>
+      </w:r>
+    </w:p>
+    <w:p>
+      <w:pPr>
+        <w:pStyle w:val="ListParagraph"/>
+        <w:numPr>
+          <w:ilvl w:val="1"/>
+          <w:numId w:val="23"/>
+        </w:numPr>
+        <w:rPr>
+          <w:lang w:val="en-US"/>
+        </w:rPr>
+      </w:pPr>
+      <w:r>
+        <w:rPr>
+          <w:u w:val="single"/>
+        </w:rPr>
+        <w:t>Nincs paramétere.</w:t>
+      </w:r>
+    </w:p>
+    <w:p>
+      <w:pPr>
+        <w:pStyle w:val="ListParagraph"/>
+        <w:numPr>
+          <w:ilvl w:val="1"/>
+          <w:numId w:val="23"/>
+        </w:numPr>
+        <w:rPr>
+          <w:lang w:val="en-US"/>
+        </w:rPr>
+      </w:pPr>
+      <w:r>
+        <w:rPr>
+          <w:u w:val="single"/>
+        </w:rPr>
+        <w:t>Visszatérési értékei:</w:t>
+      </w:r>
+    </w:p>
+    <w:p>
+      <w:pPr>
+        <w:pStyle w:val="ListParagraph"/>
+        <w:numPr>
+          <w:ilvl w:val="2"/>
+          <w:numId w:val="23"/>
+        </w:numPr>
+        <w:suppressAutoHyphens/>
+        <w:rPr>
+          <w:b/>
+          <w:bCs/>
+        </w:rPr>
+      </w:pPr>
+      <w:r>
+        <w:rPr>
+          <w:b/>
+          <w:bCs/>
+        </w:rPr>
+        <w:t xml:space="preserve">401 Unauthorized: </w:t>
+      </w:r>
+      <w:r>
+        <w:t>Nincs bejelentkezve felhasználó.</w:t>
+      </w:r>
+    </w:p>
+    <w:p>
+      <w:pPr>
+        <w:pStyle w:val="ListParagraph"/>
+        <w:numPr>
+          <w:ilvl w:val="2"/>
+          <w:numId w:val="23"/>
+        </w:numPr>
+        <w:rPr>
+          <w:lang w:val="en-US"/>
+        </w:rPr>
+      </w:pPr>
+      <w:r>
+        <w:rPr>
+          <w:b/>
+          <w:bCs/>
+        </w:rPr>
+        <w:t xml:space="preserve">403 Forbidden: </w:t>
+      </w:r>
+      <w:r>
+        <w:t>A bejelentkezett felhasználó nem adminisztrátor.</w:t>
+      </w:r>
+    </w:p>
+    <w:p>
+      <w:pPr>
+        <w:pStyle w:val="ListParagraph"/>
+        <w:numPr>
+          <w:ilvl w:val="2"/>
+          <w:numId w:val="23"/>
+        </w:numPr>
+        <w:rPr>
+          <w:lang w:val="en-US"/>
+        </w:rPr>
+      </w:pPr>
+      <w:r>
+        <w:rPr>
+          <w:b/>
+          <w:bCs/>
+        </w:rPr>
+        <w:t>200 OK (Felhasználók listájával)</w:t>
+      </w:r>
+    </w:p>
+    <w:p>
+      <w:pPr>
+        <w:pStyle w:val="Heading5"/>
+        <w:rPr>
+          <w:lang w:val="en-US"/>
+        </w:rPr>
+      </w:pPr>
+      <w:r>
+        <w:rPr>
+          <w:lang w:val="en-US"/>
+        </w:rPr>
+        <w:t>/api</w:t>
+      </w:r>
+      <w:r>
+        <w:rPr>
+          <w:lang w:val="en-US"/>
+        </w:rPr>
+        <w:t>/Admin/Vehicle</w:t>
+      </w:r>
+    </w:p>
+    <w:p>
+      <w:pPr>
+        <w:pStyle w:val="ListParagraph"/>
+        <w:numPr>
+          <w:ilvl w:val="0"/>
+          <w:numId w:val="23"/>
+        </w:numPr>
+        <w:rPr>
+          <w:lang w:val="en-US"/>
+        </w:rPr>
+      </w:pPr>
+      <w:r>
+        <w:rPr>
+          <w:lang w:val="en-US"/>
+        </w:rPr>
+        <w:t>GET</w:t>
+      </w:r>
+      <w:r>
+        <w:t xml:space="preserve"> metódus:</w:t>
+      </w:r>
+    </w:p>
+    <w:p>
+      <w:pPr>
+        <w:pStyle w:val="ListParagraph"/>
+        <w:numPr>
+          <w:ilvl w:val="1"/>
+          <w:numId w:val="23"/>
+        </w:numPr>
+        <w:rPr>
+          <w:lang w:val="en-US"/>
+        </w:rPr>
+      </w:pPr>
+      <w:r>
+        <w:t>Lekéri az oldalon található összes járművet.</w:t>
+      </w:r>
+    </w:p>
+    <w:p>
+      <w:pPr>
+        <w:pStyle w:val="ListParagraph"/>
+        <w:numPr>
+          <w:ilvl w:val="1"/>
+          <w:numId w:val="23"/>
+        </w:numPr>
+        <w:rPr>
+          <w:lang w:val="en-US"/>
+        </w:rPr>
+      </w:pPr>
+      <w:r>
+        <w:rPr>
+          <w:u w:val="single"/>
+        </w:rPr>
+        <w:t>Nincs paramétere.</w:t>
+      </w:r>
+    </w:p>
+    <w:p>
+      <w:pPr>
+        <w:pStyle w:val="ListParagraph"/>
+        <w:numPr>
+          <w:ilvl w:val="1"/>
+          <w:numId w:val="23"/>
+        </w:numPr>
+        <w:rPr>
+          <w:lang w:val="en-US"/>
+        </w:rPr>
+      </w:pPr>
+      <w:r>
+        <w:rPr>
+          <w:u w:val="single"/>
+        </w:rPr>
+        <w:t>Visszatérési értékei:</w:t>
+      </w:r>
+    </w:p>
+    <w:p>
+      <w:pPr>
+        <w:pStyle w:val="ListParagraph"/>
+        <w:numPr>
+          <w:ilvl w:val="2"/>
+          <w:numId w:val="23"/>
+        </w:numPr>
+        <w:suppressAutoHyphens/>
+        <w:rPr>
+          <w:b/>
+          <w:bCs/>
+        </w:rPr>
+      </w:pPr>
+      <w:r>
+        <w:rPr>
+          <w:b/>
+          <w:bCs/>
+        </w:rPr>
+        <w:t xml:space="preserve">401 Unauthorized: </w:t>
+      </w:r>
+      <w:r>
+        <w:t>Nincs bejelentkezve felhasználó.</w:t>
+      </w:r>
+    </w:p>
+    <w:p>
+      <w:pPr>
+        <w:pStyle w:val="ListParagraph"/>
+        <w:numPr>
+          <w:ilvl w:val="2"/>
+          <w:numId w:val="23"/>
+        </w:numPr>
+        <w:rPr>
+          <w:lang w:val="en-US"/>
+        </w:rPr>
+      </w:pPr>
+      <w:r>
+        <w:rPr>
+          <w:b/>
+          <w:bCs/>
+        </w:rPr>
+        <w:t xml:space="preserve">403 Forbidden: </w:t>
+      </w:r>
+      <w:r>
+        <w:t>A bejelentkezett felhasználó nem adminisztrátor.</w:t>
+      </w:r>
+    </w:p>
+    <w:p>
+      <w:pPr>
+        <w:pStyle w:val="ListParagraph"/>
+        <w:numPr>
+          <w:ilvl w:val="2"/>
+          <w:numId w:val="23"/>
+        </w:numPr>
+        <w:rPr>
+          <w:lang w:val="en-US"/>
+        </w:rPr>
+      </w:pPr>
+      <w:r>
+        <w:rPr>
+          <w:b/>
+          <w:bCs/>
+        </w:rPr>
+        <w:t>200 OK (Járművek listájával)</w:t>
+      </w:r>
+    </w:p>
+    <w:p>
+      <w:pPr>
+        <w:pStyle w:val="Heading5"/>
+        <w:rPr>
+          <w:lang w:val="en-US"/>
+        </w:rPr>
+      </w:pPr>
+      <w:r>
+        <w:rPr>
+          <w:lang w:val="en-US"/>
+        </w:rPr>
+        <w:t>/api</w:t>
+      </w:r>
+      <w:r>
+        <w:rPr>
+          <w:lang w:val="en-US"/>
+        </w:rPr>
+        <w:t>/Admin/</w:t>
+      </w:r>
+      <w:r>
+        <w:rPr>
+          <w:lang w:val="en-US"/>
+        </w:rPr>
+        <w:t>Rental</w:t>
+      </w:r>
+    </w:p>
+    <w:p>
+      <w:pPr>
+        <w:pStyle w:val="ListParagraph"/>
+        <w:numPr>
+          <w:ilvl w:val="0"/>
+          <w:numId w:val="23"/>
+        </w:numPr>
+        <w:rPr>
+          <w:lang w:val="en-US"/>
+        </w:rPr>
+      </w:pPr>
+      <w:r>
+        <w:rPr>
+          <w:lang w:val="en-US"/>
+        </w:rPr>
+        <w:t>GET</w:t>
+      </w:r>
+      <w:r>
+        <w:t xml:space="preserve"> metódus:</w:t>
+      </w:r>
+    </w:p>
+    <w:p>
+      <w:pPr>
+        <w:pStyle w:val="ListParagraph"/>
+        <w:numPr>
+          <w:ilvl w:val="1"/>
+          <w:numId w:val="23"/>
+        </w:numPr>
+        <w:rPr>
+          <w:lang w:val="en-US"/>
+        </w:rPr>
+      </w:pPr>
+      <w:r>
+        <w:t xml:space="preserve">Lekéri az oldalon található összes </w:t>
+      </w:r>
+      <w:r>
+        <w:t>(aktív) bérlést</w:t>
+      </w:r>
+      <w:r>
+        <w:t>.</w:t>
+      </w:r>
+    </w:p>
+    <w:p>
+      <w:pPr>
+        <w:pStyle w:val="ListParagraph"/>
+        <w:numPr>
+          <w:ilvl w:val="1"/>
+          <w:numId w:val="23"/>
+        </w:numPr>
+        <w:rPr>
+          <w:lang w:val="en-US"/>
+        </w:rPr>
+      </w:pPr>
+      <w:r>
+        <w:rPr>
+          <w:u w:val="single"/>
+        </w:rPr>
+        <w:t>Paramétere:</w:t>
+      </w:r>
+      <w:r>
+        <w:t xml:space="preserve"> </w:t>
+      </w:r>
+      <w:r>
+        <w:rPr>
+          <w:b/>
+          <w:bCs/>
+        </w:rPr>
+        <w:t>active</w:t>
+      </w:r>
+      <w:r>
+        <w:t xml:space="preserve"> (Query-ben, </w:t>
+      </w:r>
+      <w:r>
+        <w:rPr>
+          <w:b/>
+          <w:bCs/>
+        </w:rPr>
+        <w:t>bool</w:t>
+      </w:r>
+      <w:r>
+        <w:t>): csak a nem befejezett vagy visszamondott bérléseket kér</w:t>
+      </w:r>
+      <w:r>
+        <w:t>i le, ha igaz</w:t>
+      </w:r>
+    </w:p>
+    <w:p>
+      <w:pPr>
+        <w:pStyle w:val="ListParagraph"/>
+        <w:numPr>
+          <w:ilvl w:val="1"/>
+          <w:numId w:val="23"/>
+        </w:numPr>
+        <w:rPr>
+          <w:lang w:val="en-US"/>
+        </w:rPr>
+      </w:pPr>
+      <w:r>
+        <w:rPr>
+          <w:u w:val="single"/>
+        </w:rPr>
+        <w:t>Visszatérési értékei:</w:t>
+      </w:r>
+    </w:p>
+    <w:p>
+      <w:pPr>
+        <w:pStyle w:val="ListParagraph"/>
+        <w:numPr>
+          <w:ilvl w:val="2"/>
+          <w:numId w:val="23"/>
+        </w:numPr>
+        <w:suppressAutoHyphens/>
+        <w:rPr>
+          <w:b/>
+          <w:bCs/>
+        </w:rPr>
+      </w:pPr>
+      <w:r>
+        <w:rPr>
+          <w:b/>
+          <w:bCs/>
+        </w:rPr>
+        <w:t xml:space="preserve">401 Unauthorized: </w:t>
+      </w:r>
+      <w:r>
+        <w:t>Nincs bejelentkezve felhasználó.</w:t>
+      </w:r>
+    </w:p>
+    <w:p>
+      <w:pPr>
+        <w:pStyle w:val="ListParagraph"/>
+        <w:numPr>
+          <w:ilvl w:val="2"/>
+          <w:numId w:val="23"/>
+        </w:numPr>
+        <w:rPr>
+          <w:lang w:val="en-US"/>
+        </w:rPr>
+      </w:pPr>
+      <w:r>
+        <w:rPr>
+          <w:b/>
+          <w:bCs/>
+        </w:rPr>
+        <w:t xml:space="preserve">403 Forbidden: </w:t>
+      </w:r>
+      <w:r>
+        <w:t>A bejelentkezett felhasználó nem adminisztrátor.</w:t>
+      </w:r>
+    </w:p>
+    <w:p>
+      <w:pPr>
+        <w:pStyle w:val="ListParagraph"/>
+        <w:numPr>
+          <w:ilvl w:val="2"/>
+          <w:numId w:val="23"/>
+        </w:numPr>
+        <w:rPr>
+          <w:lang w:val="en-US"/>
+        </w:rPr>
+      </w:pPr>
+      <w:r>
+        <w:rPr>
+          <w:b/>
+          <w:bCs/>
+        </w:rPr>
+        <w:t>200 OK (</w:t>
+      </w:r>
+      <w:r>
+        <w:rPr>
+          <w:b/>
+          <w:bCs/>
+        </w:rPr>
+        <w:t>Bérlések</w:t>
+      </w:r>
+      <w:r>
+        <w:rPr>
+          <w:b/>
+          <w:bCs/>
+        </w:rPr>
+        <w:t xml:space="preserve"> listájával)</w:t>
+      </w:r>
+    </w:p>
+    <w:p>
+      <w:pPr>
+        <w:rPr>
+          <w:lang w:val="en-US"/>
+        </w:rPr>
+      </w:pPr>
+    </w:p>
+    <w:p>
+      <w:pPr>
+        <w:spacing w:after="160" w:line="259" w:lineRule="auto"/>
+        <w:jc w:val="left"/>
+      </w:pPr>
+      <w:r>
+        <w:br w:type="page"/>
+      </w:r>
+    </w:p>
+    <w:p>
+      <w:pPr>
         <w:pStyle w:val="Heading3"/>
       </w:pPr>
-      <w:bookmarkStart w:id="34" w:name="_Toc228139052"/>
+      <w:bookmarkStart w:id="35" w:name="_Toc228200816"/>
       <w:r>
         <w:lastRenderedPageBreak/>
         <w:t>Szolgáltatások</w:t>
       </w:r>
-      <w:bookmarkEnd w:id="34"/>
+      <w:bookmarkEnd w:id="35"/>
     </w:p>
     <w:p>
       <w:r>
@@ -17564,11 +19279,11 @@
       <w:pPr>
         <w:pStyle w:val="Heading4"/>
       </w:pPr>
-      <w:bookmarkStart w:id="35" w:name="_Toc228139053"/>
+      <w:bookmarkStart w:id="36" w:name="_Toc228200817"/>
       <w:r>
         <w:t>Autentikációs szolgáltatás – AuthService</w:t>
       </w:r>
-      <w:bookmarkEnd w:id="35"/>
+      <w:bookmarkEnd w:id="36"/>
     </w:p>
     <w:p>
       <w:pPr>
@@ -17679,7 +19394,7 @@
       <w:pPr>
         <w:pStyle w:val="Heading4"/>
       </w:pPr>
-      <w:bookmarkStart w:id="36" w:name="_Toc228139054"/>
+      <w:bookmarkStart w:id="37" w:name="_Toc228200818"/>
       <w:r>
         <w:lastRenderedPageBreak/>
         <w:t xml:space="preserve">Email szolgáltatás – IEmailService </w:t>
@@ -17693,7 +19408,7 @@
       <w:r>
         <w:t>ResendEmailService</w:t>
       </w:r>
-      <w:bookmarkEnd w:id="36"/>
+      <w:bookmarkEnd w:id="37"/>
     </w:p>
     <w:p>
       <w:pPr>
@@ -17794,7 +19509,7 @@
         <w:pStyle w:val="Heading4"/>
         <w:spacing w:before="480"/>
       </w:pPr>
-      <w:bookmarkStart w:id="37" w:name="_Toc228139055"/>
+      <w:bookmarkStart w:id="38" w:name="_Toc228200819"/>
       <w:r>
         <w:t>K</w:t>
       </w:r>
@@ -17807,7 +19522,7 @@
       <w:r>
         <w:t xml:space="preserve"> szolgáltatás – IResourceService – LocalResourceService</w:t>
       </w:r>
-      <w:bookmarkEnd w:id="37"/>
+      <w:bookmarkEnd w:id="38"/>
     </w:p>
     <w:p>
       <w:pPr>
@@ -17936,12 +19651,12 @@
       <w:pPr>
         <w:pStyle w:val="Heading4"/>
       </w:pPr>
-      <w:bookmarkStart w:id="38" w:name="_Toc228139056"/>
+      <w:bookmarkStart w:id="39" w:name="_Toc228200820"/>
       <w:r>
         <w:lastRenderedPageBreak/>
         <w:t>Bérléskezelő szolgáltatás – RentalService</w:t>
       </w:r>
-      <w:bookmarkEnd w:id="38"/>
+      <w:bookmarkEnd w:id="39"/>
     </w:p>
     <w:p>
       <w:r>
@@ -18542,8 +20257,13 @@
         </w:rPr>
         <w:t>A b</w:t>
       </w:r>
-      <w:r>
-        <w:t xml:space="preserve">érlés végével </w:t>
+      <w:proofErr w:type="spellStart"/>
+      <w:r>
+        <w:t>érlés</w:t>
+      </w:r>
+      <w:proofErr w:type="spellEnd"/>
+      <w:r>
+        <w:t xml:space="preserve"> végével </w:t>
       </w:r>
       <w:r>
         <w:t>a felhasználók értékelhetik a másikat.</w:t>
@@ -18620,12 +20340,12 @@
       <w:pPr>
         <w:pStyle w:val="Heading3"/>
       </w:pPr>
-      <w:bookmarkStart w:id="39" w:name="_Toc228139057"/>
+      <w:bookmarkStart w:id="40" w:name="_Toc228200821"/>
       <w:r>
         <w:lastRenderedPageBreak/>
         <w:t>Válaszszűrőrendszer – VisibilityFiltering</w:t>
       </w:r>
-      <w:bookmarkEnd w:id="39"/>
+      <w:bookmarkEnd w:id="40"/>
     </w:p>
     <w:p>
       <w:r>
@@ -18919,22 +20639,22 @@
       <w:pPr>
         <w:pStyle w:val="Heading2"/>
       </w:pPr>
-      <w:bookmarkStart w:id="40" w:name="_Toc228139058"/>
+      <w:bookmarkStart w:id="41" w:name="_Toc228200822"/>
       <w:r>
         <w:lastRenderedPageBreak/>
         <w:t>Frontend</w:t>
       </w:r>
-      <w:bookmarkEnd w:id="40"/>
+      <w:bookmarkEnd w:id="41"/>
     </w:p>
     <w:p>
       <w:pPr>
         <w:pStyle w:val="Heading3"/>
       </w:pPr>
-      <w:bookmarkStart w:id="41" w:name="_Toc228139059"/>
+      <w:bookmarkStart w:id="42" w:name="_Toc228200823"/>
       <w:r>
         <w:t>Oldalak</w:t>
       </w:r>
-      <w:bookmarkEnd w:id="41"/>
+      <w:bookmarkEnd w:id="42"/>
     </w:p>
     <w:p>
       <w:r>
@@ -18997,11 +20717,11 @@
       <w:pPr>
         <w:pStyle w:val="Heading3"/>
       </w:pPr>
-      <w:bookmarkStart w:id="42" w:name="_Toc228139060"/>
+      <w:bookmarkStart w:id="43" w:name="_Toc228200824"/>
       <w:r>
         <w:t>Komponensek</w:t>
       </w:r>
-      <w:bookmarkEnd w:id="42"/>
+      <w:bookmarkEnd w:id="43"/>
     </w:p>
     <w:p>
       <w:r>
@@ -19040,11 +20760,11 @@
       <w:pPr>
         <w:pStyle w:val="Heading4"/>
       </w:pPr>
-      <w:bookmarkStart w:id="43" w:name="_Toc228139061"/>
+      <w:bookmarkStart w:id="44" w:name="_Toc228200825"/>
       <w:r>
         <w:t>EnsureAuth</w:t>
       </w:r>
-      <w:bookmarkEnd w:id="43"/>
+      <w:bookmarkEnd w:id="44"/>
     </w:p>
     <w:p>
       <w:r>
@@ -19078,11 +20798,11 @@
       <w:pPr>
         <w:pStyle w:val="Heading4"/>
       </w:pPr>
-      <w:bookmarkStart w:id="44" w:name="_Toc228139062"/>
+      <w:bookmarkStart w:id="45" w:name="_Toc228200826"/>
       <w:r>
         <w:t>Navbar és NotificationMenu</w:t>
       </w:r>
-      <w:bookmarkEnd w:id="44"/>
+      <w:bookmarkEnd w:id="45"/>
     </w:p>
     <w:p>
       <w:r>
@@ -19096,11 +20816,11 @@
       <w:pPr>
         <w:pStyle w:val="Heading4"/>
       </w:pPr>
-      <w:bookmarkStart w:id="45" w:name="_Toc228139063"/>
+      <w:bookmarkStart w:id="46" w:name="_Toc228200827"/>
       <w:r>
         <w:t>CenteredLayout és PageLayout</w:t>
       </w:r>
-      <w:bookmarkEnd w:id="45"/>
+      <w:bookmarkEnd w:id="46"/>
     </w:p>
     <w:p>
       <w:r>
@@ -19126,12 +20846,12 @@
       <w:pPr>
         <w:pStyle w:val="Heading3"/>
       </w:pPr>
-      <w:bookmarkStart w:id="46" w:name="_Toc228139064"/>
+      <w:bookmarkStart w:id="47" w:name="_Toc228200828"/>
       <w:r>
         <w:lastRenderedPageBreak/>
         <w:t>Scriptek</w:t>
       </w:r>
-      <w:bookmarkEnd w:id="46"/>
+      <w:bookmarkEnd w:id="47"/>
     </w:p>
     <w:p>
       <w:r>
@@ -19242,11 +20962,11 @@
       <w:pPr>
         <w:pStyle w:val="Heading3"/>
       </w:pPr>
-      <w:bookmarkStart w:id="47" w:name="_Toc228139065"/>
+      <w:bookmarkStart w:id="48" w:name="_Toc228200829"/>
       <w:r>
         <w:t>Reszponzivítás</w:t>
       </w:r>
-      <w:bookmarkEnd w:id="47"/>
+      <w:bookmarkEnd w:id="48"/>
     </w:p>
     <w:p>
       <w:pPr>
@@ -19844,8 +21564,8 @@
       <w:pPr>
         <w:pStyle w:val="Heading1"/>
       </w:pPr>
-      <w:bookmarkStart w:id="48" w:name="_Ref228130331"/>
-      <w:bookmarkStart w:id="49" w:name="_Toc228139066"/>
+      <w:bookmarkStart w:id="49" w:name="_Ref228130331"/>
+      <w:bookmarkStart w:id="50" w:name="_Toc228200830"/>
       <w:r>
         <w:lastRenderedPageBreak/>
         <w:t xml:space="preserve">A </w:t>
@@ -19862,8 +21582,8 @@
       <w:r>
         <w:t xml:space="preserve"> bemutatása</w:t>
       </w:r>
-      <w:bookmarkEnd w:id="48"/>
       <w:bookmarkEnd w:id="49"/>
+      <w:bookmarkEnd w:id="50"/>
     </w:p>
     <w:p>
       <w:r>
@@ -19892,11 +21612,11 @@
       <w:pPr>
         <w:pStyle w:val="Heading2"/>
       </w:pPr>
-      <w:bookmarkStart w:id="50" w:name="_Toc228139067"/>
+      <w:bookmarkStart w:id="51" w:name="_Toc228200831"/>
       <w:r>
         <w:t>Főoldal</w:t>
       </w:r>
-      <w:bookmarkEnd w:id="50"/>
+      <w:bookmarkEnd w:id="51"/>
     </w:p>
     <w:p>
       <w:r>
@@ -20074,7 +21794,15 @@
         </w:drawing>
       </w:r>
       <w:r>
-        <w:t>Mint minden egyes weboldalt amikor megnyitunk a főoldal tárul a szemünk elé. A főoldalon található „Rólunk” és „Miért válaszd a CoMove-ot</w:t>
+        <w:t xml:space="preserve">Mint minden egyes weboldalt amikor megnyitunk a főoldal tárul a szemünk elé. A főoldalon található </w:t>
+      </w:r>
+      <w:proofErr w:type="gramStart"/>
+      <w:r>
+        <w:t>„Rólunk”</w:t>
+      </w:r>
+      <w:proofErr w:type="gramEnd"/>
+      <w:r>
+        <w:t xml:space="preserve"> és „Miért válaszd a CoMove-ot</w:t>
       </w:r>
       <w:r>
         <w:t>?</w:t>
@@ -20086,7 +21814,15 @@
     <w:p/>
     <w:p>
       <w:r>
-        <w:t>Az oldal tetején található fejlécben elhelyezett „Béreljen itt” gombra rákkattintva az oldal átnavigál az autókereső oldalra, ahol már a bérelni kívánt autók listájából válogathatunk. Ezt az oldalt a Navigációs menüben lévő „Autók keresése” szövegre kattintva is el tudjuk érni.</w:t>
+        <w:t xml:space="preserve">Az oldal tetején található fejlécben elhelyezett „Béreljen itt” gombra </w:t>
+      </w:r>
+      <w:proofErr w:type="spellStart"/>
+      <w:r>
+        <w:t>rákkattintva</w:t>
+      </w:r>
+      <w:proofErr w:type="spellEnd"/>
+      <w:r>
+        <w:t xml:space="preserve"> az oldal átnavigál az autókereső oldalra, ahol már a bérelni kívánt autók listájából válogathatunk. Ezt az oldalt a Navigációs menüben lévő „Autók keresése” szövegre kattintva is el tudjuk érni.</w:t>
       </w:r>
     </w:p>
     <w:p>
@@ -20108,7 +21844,7 @@
       <w:pPr>
         <w:pStyle w:val="Heading2"/>
       </w:pPr>
-      <w:bookmarkStart w:id="51" w:name="_Toc228139068"/>
+      <w:bookmarkStart w:id="52" w:name="_Toc228200832"/>
       <w:r>
         <w:rPr>
           <w:noProof/>
@@ -20293,7 +22029,7 @@
       <w:r>
         <w:t>Jármű kiválasztása</w:t>
       </w:r>
-      <w:bookmarkEnd w:id="51"/>
+      <w:bookmarkEnd w:id="52"/>
       <w:r>
         <w:t xml:space="preserve"> </w:t>
       </w:r>
@@ -20421,7 +22157,7 @@
           <w:noProof/>
         </w:rPr>
         <w:drawing>
-          <wp:anchor distT="0" distB="0" distL="114300" distR="114300" simplePos="0" relativeHeight="251669504" behindDoc="0" locked="0" layoutInCell="1" allowOverlap="1" wp14:anchorId="5687133B" wp14:editId="58ABE685">
+          <wp:anchor distT="0" distB="0" distL="114300" distR="114300" simplePos="0" relativeHeight="251669504" behindDoc="0" locked="0" layoutInCell="1" allowOverlap="1" wp14:anchorId="5687133B" wp14:editId="106B630C">
             <wp:simplePos x="0" y="0"/>
             <wp:positionH relativeFrom="column">
               <wp:posOffset>362131</wp:posOffset>
@@ -20495,7 +22231,7 @@
       <w:pPr>
         <w:pStyle w:val="Heading2"/>
       </w:pPr>
-      <w:bookmarkStart w:id="52" w:name="_Toc228139069"/>
+      <w:bookmarkStart w:id="53" w:name="_Toc228200833"/>
       <w:r>
         <w:rPr>
           <w:noProof/>
@@ -20616,7 +22352,7 @@
           <w:noProof/>
         </w:rPr>
         <w:drawing>
-          <wp:anchor distT="0" distB="0" distL="114300" distR="114300" simplePos="0" relativeHeight="251672576" behindDoc="0" locked="0" layoutInCell="1" allowOverlap="1" wp14:anchorId="3607C812" wp14:editId="51A8ED7E">
+          <wp:anchor distT="0" distB="0" distL="114300" distR="114300" simplePos="0" relativeHeight="251672576" behindDoc="0" locked="0" layoutInCell="1" allowOverlap="1" wp14:anchorId="3607C812" wp14:editId="4BD6F46A">
             <wp:simplePos x="0" y="0"/>
             <wp:positionH relativeFrom="column">
               <wp:posOffset>233958</wp:posOffset>
@@ -20674,7 +22410,7 @@
       <w:r>
         <w:t>Regisztráció és Bejelentkezés</w:t>
       </w:r>
-      <w:bookmarkEnd w:id="52"/>
+      <w:bookmarkEnd w:id="53"/>
     </w:p>
     <w:p>
       <w:pPr>
@@ -21060,7 +22796,7 @@
           <w:noProof/>
         </w:rPr>
         <w:drawing>
-          <wp:anchor distT="0" distB="0" distL="114300" distR="114300" simplePos="0" relativeHeight="251675648" behindDoc="0" locked="0" layoutInCell="1" allowOverlap="1" wp14:anchorId="03B2E3ED" wp14:editId="38207EB0">
+          <wp:anchor distT="0" distB="0" distL="114300" distR="114300" simplePos="0" relativeHeight="251675648" behindDoc="0" locked="0" layoutInCell="1" allowOverlap="1" wp14:anchorId="03B2E3ED" wp14:editId="7626DC1B">
             <wp:simplePos x="0" y="0"/>
             <wp:positionH relativeFrom="column">
               <wp:posOffset>-27158</wp:posOffset>
@@ -21204,12 +22940,12 @@
       <w:pPr>
         <w:pStyle w:val="Heading2"/>
       </w:pPr>
-      <w:bookmarkStart w:id="53" w:name="_Toc228139070"/>
+      <w:bookmarkStart w:id="54" w:name="_Toc228200834"/>
       <w:r>
         <w:lastRenderedPageBreak/>
         <w:t>Bérlés folyamata</w:t>
       </w:r>
-      <w:bookmarkEnd w:id="53"/>
+      <w:bookmarkEnd w:id="54"/>
     </w:p>
     <w:p>
       <w:r>
@@ -22162,7 +23898,7 @@
       <w:r>
         <w:br w:type="page"/>
       </w:r>
-      <w:bookmarkStart w:id="54" w:name="_Toc228139071"/>
+      <w:bookmarkStart w:id="55" w:name="_Toc228200835"/>
       <w:r>
         <w:rPr>
           <w:noProof/>
@@ -22227,7 +23963,7 @@
       <w:r>
         <w:t>Profil</w:t>
       </w:r>
-      <w:bookmarkEnd w:id="54"/>
+      <w:bookmarkEnd w:id="55"/>
     </w:p>
     <w:p>
       <w:r>
@@ -22238,7 +23974,7 @@
       <w:pPr>
         <w:pStyle w:val="Heading2"/>
       </w:pPr>
-      <w:bookmarkStart w:id="55" w:name="_Toc228139072"/>
+      <w:bookmarkStart w:id="56" w:name="_Toc228200836"/>
       <w:r>
         <w:rPr>
           <w:noProof/>
@@ -22366,7 +24102,7 @@
       <w:r>
         <w:t>Beállítások</w:t>
       </w:r>
-      <w:bookmarkEnd w:id="55"/>
+      <w:bookmarkEnd w:id="56"/>
     </w:p>
     <w:p>
       <w:r>
@@ -22590,12 +24326,12 @@
       <w:pPr>
         <w:pStyle w:val="Heading2"/>
       </w:pPr>
-      <w:bookmarkStart w:id="56" w:name="_Toc228139073"/>
+      <w:bookmarkStart w:id="57" w:name="_Toc228200837"/>
       <w:r>
         <w:lastRenderedPageBreak/>
         <w:t>Bérléseim</w:t>
       </w:r>
-      <w:bookmarkEnd w:id="56"/>
+      <w:bookmarkEnd w:id="57"/>
     </w:p>
     <w:p>
       <w:r>
@@ -22651,11 +24387,11 @@
       <w:pPr>
         <w:pStyle w:val="Heading2"/>
       </w:pPr>
-      <w:bookmarkStart w:id="57" w:name="_Toc228139074"/>
+      <w:bookmarkStart w:id="58" w:name="_Toc228200838"/>
       <w:r>
         <w:t>Járműveim</w:t>
       </w:r>
-      <w:bookmarkEnd w:id="57"/>
+      <w:bookmarkEnd w:id="58"/>
     </w:p>
     <w:p>
       <w:r>
@@ -22842,7 +24578,7 @@
           <w:noProof/>
         </w:rPr>
         <w:drawing>
-          <wp:anchor distT="0" distB="0" distL="114300" distR="114300" simplePos="0" relativeHeight="251703296" behindDoc="0" locked="0" layoutInCell="1" allowOverlap="1" wp14:anchorId="489471F0" wp14:editId="7BB70AA6">
+          <wp:anchor distT="0" distB="0" distL="114300" distR="114300" simplePos="0" relativeHeight="251703296" behindDoc="0" locked="0" layoutInCell="1" allowOverlap="1" wp14:anchorId="489471F0" wp14:editId="627D25FA">
             <wp:simplePos x="0" y="0"/>
             <wp:positionH relativeFrom="column">
               <wp:posOffset>1001395</wp:posOffset>
@@ -23021,11 +24757,16 @@
         <w:t>-óra</w:t>
       </w:r>
       <w:r>
-        <w:t xml:space="preserve"> állást</w:t>
+        <w:t xml:space="preserve"> </w:t>
+      </w:r>
+      <w:proofErr w:type="gramStart"/>
+      <w:r>
+        <w:t>állást</w:t>
       </w:r>
       <w:r>
         <w:t>,</w:t>
       </w:r>
+      <w:proofErr w:type="gramEnd"/>
       <w:r>
         <w:t xml:space="preserve"> stb. Mentés után további két </w:t>
       </w:r>
@@ -23488,11 +25229,91 @@
       <w:pPr>
         <w:pStyle w:val="Heading2"/>
       </w:pPr>
-      <w:bookmarkStart w:id="58" w:name="_Toc228139075"/>
+      <w:bookmarkStart w:id="59" w:name="_Toc228200839"/>
+      <w:r>
+        <w:t>Adminisztrátori felület</w:t>
+      </w:r>
+      <w:bookmarkEnd w:id="59"/>
+    </w:p>
+    <w:p>
+      <w:pPr>
+        <w:rPr>
+          <w:lang w:val="en-US"/>
+        </w:rPr>
+      </w:pPr>
+      <w:r>
+        <w:t>Amennyiben egy felhasználó adminisztrátori szerepben van</w:t>
+      </w:r>
+      <w:r>
+        <w:t xml:space="preserve"> jelen</w:t>
+      </w:r>
+      <w:r>
+        <w:t xml:space="preserve"> az oldalon, </w:t>
+      </w:r>
+      <w:r>
+        <w:t xml:space="preserve">saját autókat nem tölthet fel </w:t>
+      </w:r>
+      <w:r>
+        <w:t>arra</w:t>
+      </w:r>
+      <w:r>
+        <w:t>,</w:t>
+      </w:r>
+      <w:r>
+        <w:t xml:space="preserve"> és nem indíthat saját bérléseket</w:t>
+      </w:r>
+      <w:r>
+        <w:t xml:space="preserve"> sem</w:t>
+      </w:r>
+      <w:r>
+        <w:rPr>
+          <w:lang w:val="en-US"/>
+        </w:rPr>
+        <w:t xml:space="preserve">, </w:t>
+      </w:r>
+      <w:r>
+        <w:t xml:space="preserve">hiszen </w:t>
+      </w:r>
+      <w:r>
+        <w:t xml:space="preserve">ezek </w:t>
+      </w:r>
+      <w:r>
+        <w:rPr>
+          <w:lang w:val="en-US"/>
+        </w:rPr>
+        <w:t xml:space="preserve"> </w:t>
+      </w:r>
+      <w:r>
+        <w:t>összeférhetetlensége</w:t>
+      </w:r>
+      <w:r>
+        <w:t>ke</w:t>
+      </w:r>
+      <w:r>
+        <w:t>t teremten</w:t>
+      </w:r>
+      <w:r>
+        <w:t>ének</w:t>
+      </w:r>
+      <w:r>
+        <w:t>.</w:t>
+      </w:r>
+      <w:r>
+        <w:t xml:space="preserve"> Az adminisztrátorok egy központi felületről hozzáférhetnek az összes felhasználó, jármű és aktív bérlés adataihoz</w:t>
+      </w:r>
+      <w:r>
+        <w:t>, illetve (nagyrészt) módosíthatják azokat.</w:t>
+      </w:r>
+    </w:p>
+    <w:p>
+      <w:pPr>
+        <w:pStyle w:val="Heading2"/>
+      </w:pPr>
+      <w:bookmarkStart w:id="60" w:name="_Toc228200840"/>
       <w:r>
         <w:t>Kijelentkezés</w:t>
       </w:r>
-      <w:bookmarkEnd w:id="58"/>
+      <w:bookmarkEnd w:id="60"/>
     </w:p>
     <w:p>
       <w:r>
@@ -23525,12 +25346,12 @@
         <w:pStyle w:val="Heading1"/>
         <w:suppressAutoHyphens/>
       </w:pPr>
-      <w:bookmarkStart w:id="59" w:name="_Toc228139076"/>
+      <w:bookmarkStart w:id="61" w:name="_Toc228200841"/>
       <w:r>
         <w:lastRenderedPageBreak/>
         <w:t>Továbbfejlesztési lehetőségek</w:t>
       </w:r>
-      <w:bookmarkEnd w:id="59"/>
+      <w:bookmarkEnd w:id="61"/>
     </w:p>
     <w:p>
       <w:pPr>
@@ -23545,21 +25366,21 @@
           <w:b/>
           <w:bCs/>
         </w:rPr>
-        <w:t>Admin</w:t>
-      </w:r>
-      <w:r>
-        <w:rPr>
-          <w:b/>
-          <w:bCs/>
-        </w:rPr>
-        <w:t>isztrációs</w:t>
-      </w:r>
-      <w:r>
-        <w:rPr>
-          <w:b/>
-          <w:bCs/>
-        </w:rPr>
-        <w:t xml:space="preserve"> felület létrehozása</w:t>
+        <w:t>Jelentési/ügyfélszolgálati</w:t>
+      </w:r>
+      <w:r>
+        <w:rPr>
+          <w:b/>
+          <w:bCs/>
+        </w:rPr>
+        <w:t xml:space="preserve"> felület </w:t>
+      </w:r>
+      <w:r>
+        <w:rPr>
+          <w:b/>
+          <w:bCs/>
+        </w:rPr>
+        <w:t>fejlesztése</w:t>
       </w:r>
       <w:r>
         <w:rPr>
@@ -23569,28 +25390,16 @@
         <w:t xml:space="preserve">: </w:t>
       </w:r>
       <w:r>
-        <w:t>A backend-en és a frontend oldalak nagy részén megvan a kód az adminisztrátor jogainak kezeléséhez</w:t>
-      </w:r>
-      <w:r>
-        <w:t xml:space="preserve">, azonban nincsen egy központi oldal, </w:t>
-      </w:r>
-      <w:r>
-        <w:t>ahol áttudnák tekinteni az oldalon lévő felhasználókat, járműveket és bérléseket.</w:t>
-      </w:r>
-      <w:r>
-        <w:t xml:space="preserve"> Emellett érdemes lenne valamiféle jelentési/ügyfélszolgálati rendszert kidolgozni</w:t>
-      </w:r>
-      <w:r>
-        <w:t xml:space="preserve"> (ennek is egy része már él a backend-en</w:t>
-      </w:r>
-      <w:r>
-        <w:t xml:space="preserve"> az üzeneteken keresztül</w:t>
-      </w:r>
-      <w:r>
-        <w:t>)</w:t>
-      </w:r>
-      <w:r>
-        <w:t>.</w:t>
+        <w:t>Habár létezik egy alapvető adminisztrátori felület, hasznos lenne</w:t>
+      </w:r>
+      <w:r>
+        <w:t>,</w:t>
+      </w:r>
+      <w:r>
+        <w:t xml:space="preserve"> ha </w:t>
+      </w:r>
+      <w:r>
+        <w:t>a felhasználók tudnának problémákat jelezni a bérlésekkel kapcsolatban, és az adminisztrátorok azokat valamiféle módon tudnák kezelni.</w:t>
       </w:r>
     </w:p>
     <w:p>
@@ -23823,12 +25632,12 @@
       <w:pPr>
         <w:pStyle w:val="Heading1"/>
       </w:pPr>
-      <w:bookmarkStart w:id="60" w:name="_Toc228139077"/>
+      <w:bookmarkStart w:id="62" w:name="_Toc228200842"/>
       <w:r>
         <w:lastRenderedPageBreak/>
         <w:t>Tesztdokumentáció</w:t>
       </w:r>
-      <w:bookmarkEnd w:id="60"/>
+      <w:bookmarkEnd w:id="62"/>
     </w:p>
     <w:p>
       <w:r>
@@ -23852,11 +25661,11 @@
       <w:pPr>
         <w:pStyle w:val="Heading2"/>
       </w:pPr>
-      <w:bookmarkStart w:id="61" w:name="_Toc228139078"/>
+      <w:bookmarkStart w:id="63" w:name="_Toc228200843"/>
       <w:r>
         <w:t>TestHandler</w:t>
       </w:r>
-      <w:bookmarkEnd w:id="61"/>
+      <w:bookmarkEnd w:id="63"/>
     </w:p>
     <w:p>
       <w:r>
@@ -23982,7 +25791,7 @@
       <w:pPr>
         <w:pStyle w:val="Heading2"/>
       </w:pPr>
-      <w:bookmarkStart w:id="62" w:name="_Toc228139079"/>
+      <w:bookmarkStart w:id="64" w:name="_Toc228200844"/>
       <w:r>
         <w:t>Kontroller metódusok</w:t>
       </w:r>
@@ -23992,7 +25801,7 @@
       <w:r>
         <w:t>elése</w:t>
       </w:r>
-      <w:bookmarkEnd w:id="62"/>
+      <w:bookmarkEnd w:id="64"/>
     </w:p>
     <w:p>
       <w:r>
@@ -24322,12 +26131,12 @@
       <w:pPr>
         <w:pStyle w:val="Heading2"/>
       </w:pPr>
-      <w:bookmarkStart w:id="63" w:name="_Toc228139080"/>
+      <w:bookmarkStart w:id="65" w:name="_Toc228200845"/>
       <w:r>
         <w:lastRenderedPageBreak/>
         <w:t>Stressztesztelés</w:t>
       </w:r>
-      <w:bookmarkEnd w:id="63"/>
+      <w:bookmarkEnd w:id="65"/>
     </w:p>
     <w:p>
       <w:r>
@@ -24359,7 +26168,14 @@
         <w:rPr>
           <w:lang w:val="en-US"/>
         </w:rPr>
-        <w:t>ython csomagkezel</w:t>
+        <w:t xml:space="preserve">ython </w:t>
+      </w:r>
+      <w:proofErr w:type="spellStart"/>
+      <w:r>
+        <w:rPr>
+          <w:lang w:val="en-US"/>
+        </w:rPr>
+        <w:t>csomagkezel</w:t>
       </w:r>
       <w:r>
         <w:t>őjéve</w:t>
@@ -24367,6 +26183,7 @@
       <w:r>
         <w:t>l</w:t>
       </w:r>
+      <w:proofErr w:type="spellEnd"/>
       <w:r>
         <w:t xml:space="preserve"> lehet telepíteni, a pip-pel</w:t>
       </w:r>
@@ -24693,23 +26510,23 @@
       <w:pPr>
         <w:pStyle w:val="Heading1"/>
       </w:pPr>
-      <w:bookmarkStart w:id="64" w:name="_Toc228139081"/>
+      <w:bookmarkStart w:id="66" w:name="_Toc228200846"/>
       <w:r>
         <w:lastRenderedPageBreak/>
         <w:t>Mellékletek</w:t>
       </w:r>
-      <w:bookmarkEnd w:id="64"/>
+      <w:bookmarkEnd w:id="66"/>
     </w:p>
     <w:p>
       <w:pPr>
         <w:pStyle w:val="Heading2"/>
         <w:suppressAutoHyphens/>
       </w:pPr>
-      <w:bookmarkStart w:id="65" w:name="_Toc228139082"/>
+      <w:bookmarkStart w:id="67" w:name="_Toc228200847"/>
       <w:r>
         <w:t>ER-modell</w:t>
       </w:r>
-      <w:bookmarkEnd w:id="65"/>
+      <w:bookmarkEnd w:id="67"/>
     </w:p>
     <w:p>
       <w:pPr>
@@ -24768,13 +26585,13 @@
         <w:pStyle w:val="Caption"/>
         <w:suppressAutoHyphens/>
       </w:pPr>
-      <w:bookmarkStart w:id="66" w:name="_Ref227153026"/>
-      <w:bookmarkStart w:id="67" w:name="_Ref227152952"/>
-      <w:bookmarkStart w:id="68" w:name="_Ref227153209"/>
+      <w:bookmarkStart w:id="68" w:name="_Ref227153026"/>
+      <w:bookmarkStart w:id="69" w:name="_Ref227152952"/>
+      <w:bookmarkStart w:id="70" w:name="_Ref227153209"/>
       <w:r>
         <w:t>ER-modell</w:t>
       </w:r>
-      <w:bookmarkEnd w:id="66"/>
+      <w:bookmarkEnd w:id="68"/>
       <w:r>
         <w:t xml:space="preserve"> </w:t>
       </w:r>
@@ -24789,20 +26606,20 @@
           <w:t>22</w:t>
         </w:r>
       </w:fldSimple>
-      <w:bookmarkStart w:id="69" w:name="_Ref228033674"/>
-      <w:bookmarkEnd w:id="67"/>
+      <w:bookmarkStart w:id="71" w:name="_Ref228033674"/>
+      <w:bookmarkEnd w:id="69"/>
       <w:r>
         <w:t>)</w:t>
       </w:r>
-      <w:bookmarkEnd w:id="68"/>
-      <w:bookmarkEnd w:id="69"/>
+      <w:bookmarkEnd w:id="70"/>
+      <w:bookmarkEnd w:id="71"/>
     </w:p>
     <w:p>
       <w:pPr>
         <w:pStyle w:val="Heading2"/>
         <w:suppressAutoHyphens/>
       </w:pPr>
-      <w:bookmarkStart w:id="70" w:name="_Toc228139083"/>
+      <w:bookmarkStart w:id="72" w:name="_Toc228200848"/>
       <w:r>
         <w:rPr>
           <w:noProof/>
@@ -24856,7 +26673,7 @@
                                 <w:szCs w:val="26"/>
                               </w:rPr>
                             </w:pPr>
-                            <w:bookmarkStart w:id="71" w:name="_Ref228136012"/>
+                            <w:bookmarkStart w:id="73" w:name="_Ref228136012"/>
                             <w:r>
                               <w:t xml:space="preserve">Relációs diagramm (ábra </w:t>
                             </w:r>
@@ -24871,7 +26688,7 @@
                             <w:r>
                               <w:t>)</w:t>
                             </w:r>
-                            <w:bookmarkEnd w:id="71"/>
+                            <w:bookmarkEnd w:id="73"/>
                           </w:p>
                         </w:txbxContent>
                       </wps:txbx>
@@ -24906,7 +26723,7 @@
                           <w:szCs w:val="26"/>
                         </w:rPr>
                       </w:pPr>
-                      <w:bookmarkStart w:id="72" w:name="_Ref228136012"/>
+                      <w:bookmarkStart w:id="74" w:name="_Ref228136012"/>
                       <w:r>
                         <w:t xml:space="preserve">Relációs diagramm (ábra </w:t>
                       </w:r>
@@ -24921,7 +26738,7 @@
                       <w:r>
                         <w:t>)</w:t>
                       </w:r>
-                      <w:bookmarkEnd w:id="72"/>
+                      <w:bookmarkEnd w:id="74"/>
                     </w:p>
                   </w:txbxContent>
                 </v:textbox>
@@ -24936,7 +26753,7 @@
           <w:noProof/>
         </w:rPr>
         <w:drawing>
-          <wp:anchor distT="0" distB="0" distL="114300" distR="114300" simplePos="0" relativeHeight="251721728" behindDoc="0" locked="0" layoutInCell="1" allowOverlap="1" wp14:anchorId="77C5C1A0" wp14:editId="3D54DD35">
+          <wp:anchor distT="0" distB="0" distL="114300" distR="114300" simplePos="0" relativeHeight="251721728" behindDoc="0" locked="0" layoutInCell="1" allowOverlap="1" wp14:anchorId="77C5C1A0" wp14:editId="09A6E3C8">
             <wp:simplePos x="0" y="0"/>
             <wp:positionH relativeFrom="column">
               <wp:posOffset>885972</wp:posOffset>
@@ -24994,7 +26811,7 @@
       <w:r>
         <w:t>Relációs diagramm</w:t>
       </w:r>
-      <w:bookmarkEnd w:id="70"/>
+      <w:bookmarkEnd w:id="72"/>
     </w:p>
     <w:sectPr>
       <w:pgSz w:w="16838" w:h="11906" w:orient="landscape"/>
@@ -29250,7 +31067,7 @@
   <w:abstractNum w:abstractNumId="36" w15:restartNumberingAfterBreak="0">
     <w:nsid w:val="7CCF5CF9"/>
     <w:multiLevelType w:val="hybridMultilevel"/>
-    <w:tmpl w:val="0FA8FA82"/>
+    <w:tmpl w:val="4580B10C"/>
     <w:lvl w:ilvl="0" w:tplc="04090001">
       <w:start w:val="1"/>
       <w:numFmt w:val="bullet"/>
@@ -29872,7 +31689,7 @@
   <w:style w:type="paragraph" w:default="1" w:styleId="Normal">
     <w:name w:val="Normal"/>
     <w:qFormat/>
-    <w:rsid w:val="00E07759"/>
+    <w:rsid w:val="009D35E6"/>
     <w:pPr>
       <w:spacing w:after="0" w:line="360" w:lineRule="auto"/>
       <w:jc w:val="both"/>

--- a/docs/CoMove szoftveralkalmazás dokumentációja.docx
+++ b/docs/CoMove szoftveralkalmazás dokumentációja.docx
@@ -468,7 +468,7 @@
       <w:r>
         <w:fldChar w:fldCharType="separate"/>
       </w:r>
-      <w:hyperlink w:anchor="_Toc228200781" w:history="1">
+      <w:hyperlink w:anchor="_Toc228204463" w:history="1">
         <w:r>
           <w:rPr>
             <w:rStyle w:val="Hyperlink"/>
@@ -495,7 +495,7 @@
             <w:noProof/>
             <w:webHidden/>
           </w:rPr>
-          <w:instrText xml:space="preserve"> PAGEREF _Toc228200781 \h </w:instrText>
+          <w:instrText xml:space="preserve"> PAGEREF _Toc228204463 \h </w:instrText>
         </w:r>
         <w:r>
           <w:rPr>
@@ -541,7 +541,7 @@
           <w14:ligatures w14:val="standardContextual"/>
         </w:rPr>
       </w:pPr>
-      <w:hyperlink w:anchor="_Toc228200782" w:history="1">
+      <w:hyperlink w:anchor="_Toc228204464" w:history="1">
         <w:r>
           <w:rPr>
             <w:rStyle w:val="Hyperlink"/>
@@ -568,7 +568,7 @@
             <w:noProof/>
             <w:webHidden/>
           </w:rPr>
-          <w:instrText xml:space="preserve"> PAGEREF _Toc228200782 \h </w:instrText>
+          <w:instrText xml:space="preserve"> PAGEREF _Toc228204464 \h </w:instrText>
         </w:r>
         <w:r>
           <w:rPr>
@@ -614,7 +614,7 @@
           <w14:ligatures w14:val="standardContextual"/>
         </w:rPr>
       </w:pPr>
-      <w:hyperlink w:anchor="_Toc228200783" w:history="1">
+      <w:hyperlink w:anchor="_Toc228204465" w:history="1">
         <w:r>
           <w:rPr>
             <w:rStyle w:val="Hyperlink"/>
@@ -641,7 +641,7 @@
             <w:noProof/>
             <w:webHidden/>
           </w:rPr>
-          <w:instrText xml:space="preserve"> PAGEREF _Toc228200783 \h </w:instrText>
+          <w:instrText xml:space="preserve"> PAGEREF _Toc228204465 \h </w:instrText>
         </w:r>
         <w:r>
           <w:rPr>
@@ -687,7 +687,7 @@
           <w14:ligatures w14:val="standardContextual"/>
         </w:rPr>
       </w:pPr>
-      <w:hyperlink w:anchor="_Toc228200784" w:history="1">
+      <w:hyperlink w:anchor="_Toc228204466" w:history="1">
         <w:r>
           <w:rPr>
             <w:rStyle w:val="Hyperlink"/>
@@ -714,7 +714,7 @@
             <w:noProof/>
             <w:webHidden/>
           </w:rPr>
-          <w:instrText xml:space="preserve"> PAGEREF _Toc228200784 \h </w:instrText>
+          <w:instrText xml:space="preserve"> PAGEREF _Toc228204466 \h </w:instrText>
         </w:r>
         <w:r>
           <w:rPr>
@@ -760,7 +760,7 @@
           <w14:ligatures w14:val="standardContextual"/>
         </w:rPr>
       </w:pPr>
-      <w:hyperlink w:anchor="_Toc228200785" w:history="1">
+      <w:hyperlink w:anchor="_Toc228204467" w:history="1">
         <w:r>
           <w:rPr>
             <w:rStyle w:val="Hyperlink"/>
@@ -787,7 +787,7 @@
             <w:noProof/>
             <w:webHidden/>
           </w:rPr>
-          <w:instrText xml:space="preserve"> PAGEREF _Toc228200785 \h </w:instrText>
+          <w:instrText xml:space="preserve"> PAGEREF _Toc228204467 \h </w:instrText>
         </w:r>
         <w:r>
           <w:rPr>
@@ -830,7 +830,7 @@
           <w14:ligatures w14:val="standardContextual"/>
         </w:rPr>
       </w:pPr>
-      <w:hyperlink w:anchor="_Toc228200786" w:history="1">
+      <w:hyperlink w:anchor="_Toc228204468" w:history="1">
         <w:r>
           <w:rPr>
             <w:rStyle w:val="Hyperlink"/>
@@ -857,7 +857,7 @@
             <w:noProof/>
             <w:webHidden/>
           </w:rPr>
-          <w:instrText xml:space="preserve"> PAGEREF _Toc228200786 \h </w:instrText>
+          <w:instrText xml:space="preserve"> PAGEREF _Toc228204468 \h </w:instrText>
         </w:r>
         <w:r>
           <w:rPr>
@@ -903,7 +903,7 @@
           <w14:ligatures w14:val="standardContextual"/>
         </w:rPr>
       </w:pPr>
-      <w:hyperlink w:anchor="_Toc228200787" w:history="1">
+      <w:hyperlink w:anchor="_Toc228204469" w:history="1">
         <w:r>
           <w:rPr>
             <w:rStyle w:val="Hyperlink"/>
@@ -930,7 +930,7 @@
             <w:noProof/>
             <w:webHidden/>
           </w:rPr>
-          <w:instrText xml:space="preserve"> PAGEREF _Toc228200787 \h </w:instrText>
+          <w:instrText xml:space="preserve"> PAGEREF _Toc228204469 \h </w:instrText>
         </w:r>
         <w:r>
           <w:rPr>
@@ -976,7 +976,7 @@
           <w14:ligatures w14:val="standardContextual"/>
         </w:rPr>
       </w:pPr>
-      <w:hyperlink w:anchor="_Toc228200788" w:history="1">
+      <w:hyperlink w:anchor="_Toc228204470" w:history="1">
         <w:r>
           <w:rPr>
             <w:rStyle w:val="Hyperlink"/>
@@ -1003,7 +1003,7 @@
             <w:noProof/>
             <w:webHidden/>
           </w:rPr>
-          <w:instrText xml:space="preserve"> PAGEREF _Toc228200788 \h </w:instrText>
+          <w:instrText xml:space="preserve"> PAGEREF _Toc228204470 \h </w:instrText>
         </w:r>
         <w:r>
           <w:rPr>
@@ -1049,7 +1049,7 @@
           <w14:ligatures w14:val="standardContextual"/>
         </w:rPr>
       </w:pPr>
-      <w:hyperlink w:anchor="_Toc228200789" w:history="1">
+      <w:hyperlink w:anchor="_Toc228204471" w:history="1">
         <w:r>
           <w:rPr>
             <w:rStyle w:val="Hyperlink"/>
@@ -1076,7 +1076,7 @@
             <w:noProof/>
             <w:webHidden/>
           </w:rPr>
-          <w:instrText xml:space="preserve"> PAGEREF _Toc228200789 \h </w:instrText>
+          <w:instrText xml:space="preserve"> PAGEREF _Toc228204471 \h </w:instrText>
         </w:r>
         <w:r>
           <w:rPr>
@@ -1119,7 +1119,7 @@
           <w14:ligatures w14:val="standardContextual"/>
         </w:rPr>
       </w:pPr>
-      <w:hyperlink w:anchor="_Toc228200790" w:history="1">
+      <w:hyperlink w:anchor="_Toc228204472" w:history="1">
         <w:r>
           <w:rPr>
             <w:rStyle w:val="Hyperlink"/>
@@ -1146,7 +1146,7 @@
             <w:noProof/>
             <w:webHidden/>
           </w:rPr>
-          <w:instrText xml:space="preserve"> PAGEREF _Toc228200790 \h </w:instrText>
+          <w:instrText xml:space="preserve"> PAGEREF _Toc228204472 \h </w:instrText>
         </w:r>
         <w:r>
           <w:rPr>
@@ -1192,7 +1192,7 @@
           <w14:ligatures w14:val="standardContextual"/>
         </w:rPr>
       </w:pPr>
-      <w:hyperlink w:anchor="_Toc228200791" w:history="1">
+      <w:hyperlink w:anchor="_Toc228204473" w:history="1">
         <w:r>
           <w:rPr>
             <w:rStyle w:val="Hyperlink"/>
@@ -1219,7 +1219,7 @@
             <w:noProof/>
             <w:webHidden/>
           </w:rPr>
-          <w:instrText xml:space="preserve"> PAGEREF _Toc228200791 \h </w:instrText>
+          <w:instrText xml:space="preserve"> PAGEREF _Toc228204473 \h </w:instrText>
         </w:r>
         <w:r>
           <w:rPr>
@@ -1265,7 +1265,7 @@
           <w14:ligatures w14:val="standardContextual"/>
         </w:rPr>
       </w:pPr>
-      <w:hyperlink w:anchor="_Toc228200792" w:history="1">
+      <w:hyperlink w:anchor="_Toc228204474" w:history="1">
         <w:r>
           <w:rPr>
             <w:rStyle w:val="Hyperlink"/>
@@ -1292,7 +1292,7 @@
             <w:noProof/>
             <w:webHidden/>
           </w:rPr>
-          <w:instrText xml:space="preserve"> PAGEREF _Toc228200792 \h </w:instrText>
+          <w:instrText xml:space="preserve"> PAGEREF _Toc228204474 \h </w:instrText>
         </w:r>
         <w:r>
           <w:rPr>
@@ -1338,7 +1338,7 @@
           <w14:ligatures w14:val="standardContextual"/>
         </w:rPr>
       </w:pPr>
-      <w:hyperlink w:anchor="_Toc228200793" w:history="1">
+      <w:hyperlink w:anchor="_Toc228204475" w:history="1">
         <w:r>
           <w:rPr>
             <w:rStyle w:val="Hyperlink"/>
@@ -1365,7 +1365,7 @@
             <w:noProof/>
             <w:webHidden/>
           </w:rPr>
-          <w:instrText xml:space="preserve"> PAGEREF _Toc228200793 \h </w:instrText>
+          <w:instrText xml:space="preserve"> PAGEREF _Toc228204475 \h </w:instrText>
         </w:r>
         <w:r>
           <w:rPr>
@@ -1411,7 +1411,7 @@
           <w14:ligatures w14:val="standardContextual"/>
         </w:rPr>
       </w:pPr>
-      <w:hyperlink w:anchor="_Toc228200794" w:history="1">
+      <w:hyperlink w:anchor="_Toc228204476" w:history="1">
         <w:r>
           <w:rPr>
             <w:rStyle w:val="Hyperlink"/>
@@ -1438,7 +1438,7 @@
             <w:noProof/>
             <w:webHidden/>
           </w:rPr>
-          <w:instrText xml:space="preserve"> PAGEREF _Toc228200794 \h </w:instrText>
+          <w:instrText xml:space="preserve"> PAGEREF _Toc228204476 \h </w:instrText>
         </w:r>
         <w:r>
           <w:rPr>
@@ -1484,7 +1484,7 @@
           <w14:ligatures w14:val="standardContextual"/>
         </w:rPr>
       </w:pPr>
-      <w:hyperlink w:anchor="_Toc228200795" w:history="1">
+      <w:hyperlink w:anchor="_Toc228204477" w:history="1">
         <w:r>
           <w:rPr>
             <w:rStyle w:val="Hyperlink"/>
@@ -1511,7 +1511,7 @@
             <w:noProof/>
             <w:webHidden/>
           </w:rPr>
-          <w:instrText xml:space="preserve"> PAGEREF _Toc228200795 \h </w:instrText>
+          <w:instrText xml:space="preserve"> PAGEREF _Toc228204477 \h </w:instrText>
         </w:r>
         <w:r>
           <w:rPr>
@@ -1554,7 +1554,7 @@
           <w14:ligatures w14:val="standardContextual"/>
         </w:rPr>
       </w:pPr>
-      <w:hyperlink w:anchor="_Toc228200796" w:history="1">
+      <w:hyperlink w:anchor="_Toc228204478" w:history="1">
         <w:r>
           <w:rPr>
             <w:rStyle w:val="Hyperlink"/>
@@ -1581,7 +1581,7 @@
             <w:noProof/>
             <w:webHidden/>
           </w:rPr>
-          <w:instrText xml:space="preserve"> PAGEREF _Toc228200796 \h </w:instrText>
+          <w:instrText xml:space="preserve"> PAGEREF _Toc228204478 \h </w:instrText>
         </w:r>
         <w:r>
           <w:rPr>
@@ -1627,7 +1627,7 @@
           <w14:ligatures w14:val="standardContextual"/>
         </w:rPr>
       </w:pPr>
-      <w:hyperlink w:anchor="_Toc228200797" w:history="1">
+      <w:hyperlink w:anchor="_Toc228204479" w:history="1">
         <w:r>
           <w:rPr>
             <w:rStyle w:val="Hyperlink"/>
@@ -1654,7 +1654,7 @@
             <w:noProof/>
             <w:webHidden/>
           </w:rPr>
-          <w:instrText xml:space="preserve"> PAGEREF _Toc228200797 \h </w:instrText>
+          <w:instrText xml:space="preserve"> PAGEREF _Toc228204479 \h </w:instrText>
         </w:r>
         <w:r>
           <w:rPr>
@@ -1700,7 +1700,7 @@
           <w14:ligatures w14:val="standardContextual"/>
         </w:rPr>
       </w:pPr>
-      <w:hyperlink w:anchor="_Toc228200798" w:history="1">
+      <w:hyperlink w:anchor="_Toc228204480" w:history="1">
         <w:r>
           <w:rPr>
             <w:rStyle w:val="Hyperlink"/>
@@ -1727,7 +1727,7 @@
             <w:noProof/>
             <w:webHidden/>
           </w:rPr>
-          <w:instrText xml:space="preserve"> PAGEREF _Toc228200798 \h </w:instrText>
+          <w:instrText xml:space="preserve"> PAGEREF _Toc228204480 \h </w:instrText>
         </w:r>
         <w:r>
           <w:rPr>
@@ -1773,7 +1773,7 @@
           <w14:ligatures w14:val="standardContextual"/>
         </w:rPr>
       </w:pPr>
-      <w:hyperlink w:anchor="_Toc228200799" w:history="1">
+      <w:hyperlink w:anchor="_Toc228204481" w:history="1">
         <w:r>
           <w:rPr>
             <w:rStyle w:val="Hyperlink"/>
@@ -1800,7 +1800,7 @@
             <w:noProof/>
             <w:webHidden/>
           </w:rPr>
-          <w:instrText xml:space="preserve"> PAGEREF _Toc228200799 \h </w:instrText>
+          <w:instrText xml:space="preserve"> PAGEREF _Toc228204481 \h </w:instrText>
         </w:r>
         <w:r>
           <w:rPr>
@@ -1846,7 +1846,7 @@
           <w14:ligatures w14:val="standardContextual"/>
         </w:rPr>
       </w:pPr>
-      <w:hyperlink w:anchor="_Toc228200800" w:history="1">
+      <w:hyperlink w:anchor="_Toc228204482" w:history="1">
         <w:r>
           <w:rPr>
             <w:rStyle w:val="Hyperlink"/>
@@ -1873,7 +1873,7 @@
             <w:noProof/>
             <w:webHidden/>
           </w:rPr>
-          <w:instrText xml:space="preserve"> PAGEREF _Toc228200800 \h </w:instrText>
+          <w:instrText xml:space="preserve"> PAGEREF _Toc228204482 \h </w:instrText>
         </w:r>
         <w:r>
           <w:rPr>
@@ -1919,7 +1919,7 @@
           <w14:ligatures w14:val="standardContextual"/>
         </w:rPr>
       </w:pPr>
-      <w:hyperlink w:anchor="_Toc228200801" w:history="1">
+      <w:hyperlink w:anchor="_Toc228204483" w:history="1">
         <w:r>
           <w:rPr>
             <w:rStyle w:val="Hyperlink"/>
@@ -1946,7 +1946,7 @@
             <w:noProof/>
             <w:webHidden/>
           </w:rPr>
-          <w:instrText xml:space="preserve"> PAGEREF _Toc228200801 \h </w:instrText>
+          <w:instrText xml:space="preserve"> PAGEREF _Toc228204483 \h </w:instrText>
         </w:r>
         <w:r>
           <w:rPr>
@@ -1992,7 +1992,7 @@
           <w14:ligatures w14:val="standardContextual"/>
         </w:rPr>
       </w:pPr>
-      <w:hyperlink w:anchor="_Toc228200802" w:history="1">
+      <w:hyperlink w:anchor="_Toc228204484" w:history="1">
         <w:r>
           <w:rPr>
             <w:rStyle w:val="Hyperlink"/>
@@ -2019,7 +2019,7 @@
             <w:noProof/>
             <w:webHidden/>
           </w:rPr>
-          <w:instrText xml:space="preserve"> PAGEREF _Toc228200802 \h </w:instrText>
+          <w:instrText xml:space="preserve"> PAGEREF _Toc228204484 \h </w:instrText>
         </w:r>
         <w:r>
           <w:rPr>
@@ -2065,7 +2065,7 @@
           <w14:ligatures w14:val="standardContextual"/>
         </w:rPr>
       </w:pPr>
-      <w:hyperlink w:anchor="_Toc228200803" w:history="1">
+      <w:hyperlink w:anchor="_Toc228204485" w:history="1">
         <w:r>
           <w:rPr>
             <w:rStyle w:val="Hyperlink"/>
@@ -2092,7 +2092,7 @@
             <w:noProof/>
             <w:webHidden/>
           </w:rPr>
-          <w:instrText xml:space="preserve"> PAGEREF _Toc228200803 \h </w:instrText>
+          <w:instrText xml:space="preserve"> PAGEREF _Toc228204485 \h </w:instrText>
         </w:r>
         <w:r>
           <w:rPr>
@@ -2138,7 +2138,7 @@
           <w14:ligatures w14:val="standardContextual"/>
         </w:rPr>
       </w:pPr>
-      <w:hyperlink w:anchor="_Toc228200804" w:history="1">
+      <w:hyperlink w:anchor="_Toc228204486" w:history="1">
         <w:r>
           <w:rPr>
             <w:rStyle w:val="Hyperlink"/>
@@ -2165,7 +2165,7 @@
             <w:noProof/>
             <w:webHidden/>
           </w:rPr>
-          <w:instrText xml:space="preserve"> PAGEREF _Toc228200804 \h </w:instrText>
+          <w:instrText xml:space="preserve"> PAGEREF _Toc228204486 \h </w:instrText>
         </w:r>
         <w:r>
           <w:rPr>
@@ -2211,7 +2211,7 @@
           <w14:ligatures w14:val="standardContextual"/>
         </w:rPr>
       </w:pPr>
-      <w:hyperlink w:anchor="_Toc228200805" w:history="1">
+      <w:hyperlink w:anchor="_Toc228204487" w:history="1">
         <w:r>
           <w:rPr>
             <w:rStyle w:val="Hyperlink"/>
@@ -2238,7 +2238,7 @@
             <w:noProof/>
             <w:webHidden/>
           </w:rPr>
-          <w:instrText xml:space="preserve"> PAGEREF _Toc228200805 \h </w:instrText>
+          <w:instrText xml:space="preserve"> PAGEREF _Toc228204487 \h </w:instrText>
         </w:r>
         <w:r>
           <w:rPr>
@@ -2284,7 +2284,7 @@
           <w14:ligatures w14:val="standardContextual"/>
         </w:rPr>
       </w:pPr>
-      <w:hyperlink w:anchor="_Toc228200806" w:history="1">
+      <w:hyperlink w:anchor="_Toc228204488" w:history="1">
         <w:r>
           <w:rPr>
             <w:rStyle w:val="Hyperlink"/>
@@ -2311,7 +2311,7 @@
             <w:noProof/>
             <w:webHidden/>
           </w:rPr>
-          <w:instrText xml:space="preserve"> PAGEREF _Toc228200806 \h </w:instrText>
+          <w:instrText xml:space="preserve"> PAGEREF _Toc228204488 \h </w:instrText>
         </w:r>
         <w:r>
           <w:rPr>
@@ -2357,7 +2357,7 @@
           <w14:ligatures w14:val="standardContextual"/>
         </w:rPr>
       </w:pPr>
-      <w:hyperlink w:anchor="_Toc228200807" w:history="1">
+      <w:hyperlink w:anchor="_Toc228204489" w:history="1">
         <w:r>
           <w:rPr>
             <w:rStyle w:val="Hyperlink"/>
@@ -2384,7 +2384,7 @@
             <w:noProof/>
             <w:webHidden/>
           </w:rPr>
-          <w:instrText xml:space="preserve"> PAGEREF _Toc228200807 \h </w:instrText>
+          <w:instrText xml:space="preserve"> PAGEREF _Toc228204489 \h </w:instrText>
         </w:r>
         <w:r>
           <w:rPr>
@@ -2430,7 +2430,7 @@
           <w14:ligatures w14:val="standardContextual"/>
         </w:rPr>
       </w:pPr>
-      <w:hyperlink w:anchor="_Toc228200808" w:history="1">
+      <w:hyperlink w:anchor="_Toc228204490" w:history="1">
         <w:r>
           <w:rPr>
             <w:rStyle w:val="Hyperlink"/>
@@ -2457,7 +2457,7 @@
             <w:noProof/>
             <w:webHidden/>
           </w:rPr>
-          <w:instrText xml:space="preserve"> PAGEREF _Toc228200808 \h </w:instrText>
+          <w:instrText xml:space="preserve"> PAGEREF _Toc228204490 \h </w:instrText>
         </w:r>
         <w:r>
           <w:rPr>
@@ -2503,7 +2503,7 @@
           <w14:ligatures w14:val="standardContextual"/>
         </w:rPr>
       </w:pPr>
-      <w:hyperlink w:anchor="_Toc228200809" w:history="1">
+      <w:hyperlink w:anchor="_Toc228204491" w:history="1">
         <w:r>
           <w:rPr>
             <w:rStyle w:val="Hyperlink"/>
@@ -2530,7 +2530,7 @@
             <w:noProof/>
             <w:webHidden/>
           </w:rPr>
-          <w:instrText xml:space="preserve"> PAGEREF _Toc228200809 \h </w:instrText>
+          <w:instrText xml:space="preserve"> PAGEREF _Toc228204491 \h </w:instrText>
         </w:r>
         <w:r>
           <w:rPr>
@@ -2576,7 +2576,7 @@
           <w14:ligatures w14:val="standardContextual"/>
         </w:rPr>
       </w:pPr>
-      <w:hyperlink w:anchor="_Toc228200810" w:history="1">
+      <w:hyperlink w:anchor="_Toc228204492" w:history="1">
         <w:r>
           <w:rPr>
             <w:rStyle w:val="Hyperlink"/>
@@ -2603,7 +2603,7 @@
             <w:noProof/>
             <w:webHidden/>
           </w:rPr>
-          <w:instrText xml:space="preserve"> PAGEREF _Toc228200810 \h </w:instrText>
+          <w:instrText xml:space="preserve"> PAGEREF _Toc228204492 \h </w:instrText>
         </w:r>
         <w:r>
           <w:rPr>
@@ -2649,7 +2649,7 @@
           <w14:ligatures w14:val="standardContextual"/>
         </w:rPr>
       </w:pPr>
-      <w:hyperlink w:anchor="_Toc228200811" w:history="1">
+      <w:hyperlink w:anchor="_Toc228204493" w:history="1">
         <w:r>
           <w:rPr>
             <w:rStyle w:val="Hyperlink"/>
@@ -2676,7 +2676,7 @@
             <w:noProof/>
             <w:webHidden/>
           </w:rPr>
-          <w:instrText xml:space="preserve"> PAGEREF _Toc228200811 \h </w:instrText>
+          <w:instrText xml:space="preserve"> PAGEREF _Toc228204493 \h </w:instrText>
         </w:r>
         <w:r>
           <w:rPr>
@@ -2722,7 +2722,7 @@
           <w14:ligatures w14:val="standardContextual"/>
         </w:rPr>
       </w:pPr>
-      <w:hyperlink w:anchor="_Toc228200812" w:history="1">
+      <w:hyperlink w:anchor="_Toc228204494" w:history="1">
         <w:r>
           <w:rPr>
             <w:rStyle w:val="Hyperlink"/>
@@ -2749,7 +2749,7 @@
             <w:noProof/>
             <w:webHidden/>
           </w:rPr>
-          <w:instrText xml:space="preserve"> PAGEREF _Toc228200812 \h </w:instrText>
+          <w:instrText xml:space="preserve"> PAGEREF _Toc228204494 \h </w:instrText>
         </w:r>
         <w:r>
           <w:rPr>
@@ -2795,7 +2795,7 @@
           <w14:ligatures w14:val="standardContextual"/>
         </w:rPr>
       </w:pPr>
-      <w:hyperlink w:anchor="_Toc228200813" w:history="1">
+      <w:hyperlink w:anchor="_Toc228204495" w:history="1">
         <w:r>
           <w:rPr>
             <w:rStyle w:val="Hyperlink"/>
@@ -2822,7 +2822,7 @@
             <w:noProof/>
             <w:webHidden/>
           </w:rPr>
-          <w:instrText xml:space="preserve"> PAGEREF _Toc228200813 \h </w:instrText>
+          <w:instrText xml:space="preserve"> PAGEREF _Toc228204495 \h </w:instrText>
         </w:r>
         <w:r>
           <w:rPr>
@@ -2868,7 +2868,7 @@
           <w14:ligatures w14:val="standardContextual"/>
         </w:rPr>
       </w:pPr>
-      <w:hyperlink w:anchor="_Toc228200814" w:history="1">
+      <w:hyperlink w:anchor="_Toc228204496" w:history="1">
         <w:r>
           <w:rPr>
             <w:rStyle w:val="Hyperlink"/>
@@ -2895,7 +2895,7 @@
             <w:noProof/>
             <w:webHidden/>
           </w:rPr>
-          <w:instrText xml:space="preserve"> PAGEREF _Toc228200814 \h </w:instrText>
+          <w:instrText xml:space="preserve"> PAGEREF _Toc228204496 \h </w:instrText>
         </w:r>
         <w:r>
           <w:rPr>
@@ -2941,7 +2941,7 @@
           <w14:ligatures w14:val="standardContextual"/>
         </w:rPr>
       </w:pPr>
-      <w:hyperlink w:anchor="_Toc228200815" w:history="1">
+      <w:hyperlink w:anchor="_Toc228204497" w:history="1">
         <w:r>
           <w:rPr>
             <w:rStyle w:val="Hyperlink"/>
@@ -2968,7 +2968,7 @@
             <w:noProof/>
             <w:webHidden/>
           </w:rPr>
-          <w:instrText xml:space="preserve"> PAGEREF _Toc228200815 \h </w:instrText>
+          <w:instrText xml:space="preserve"> PAGEREF _Toc228204497 \h </w:instrText>
         </w:r>
         <w:r>
           <w:rPr>
@@ -3014,7 +3014,7 @@
           <w14:ligatures w14:val="standardContextual"/>
         </w:rPr>
       </w:pPr>
-      <w:hyperlink w:anchor="_Toc228200816" w:history="1">
+      <w:hyperlink w:anchor="_Toc228204498" w:history="1">
         <w:r>
           <w:rPr>
             <w:rStyle w:val="Hyperlink"/>
@@ -3041,7 +3041,7 @@
             <w:noProof/>
             <w:webHidden/>
           </w:rPr>
-          <w:instrText xml:space="preserve"> PAGEREF _Toc228200816 \h </w:instrText>
+          <w:instrText xml:space="preserve"> PAGEREF _Toc228204498 \h </w:instrText>
         </w:r>
         <w:r>
           <w:rPr>
@@ -3087,7 +3087,7 @@
           <w14:ligatures w14:val="standardContextual"/>
         </w:rPr>
       </w:pPr>
-      <w:hyperlink w:anchor="_Toc228200817" w:history="1">
+      <w:hyperlink w:anchor="_Toc228204499" w:history="1">
         <w:r>
           <w:rPr>
             <w:rStyle w:val="Hyperlink"/>
@@ -3114,7 +3114,7 @@
             <w:noProof/>
             <w:webHidden/>
           </w:rPr>
-          <w:instrText xml:space="preserve"> PAGEREF _Toc228200817 \h </w:instrText>
+          <w:instrText xml:space="preserve"> PAGEREF _Toc228204499 \h </w:instrText>
         </w:r>
         <w:r>
           <w:rPr>
@@ -3160,7 +3160,7 @@
           <w14:ligatures w14:val="standardContextual"/>
         </w:rPr>
       </w:pPr>
-      <w:hyperlink w:anchor="_Toc228200818" w:history="1">
+      <w:hyperlink w:anchor="_Toc228204500" w:history="1">
         <w:r>
           <w:rPr>
             <w:rStyle w:val="Hyperlink"/>
@@ -3187,7 +3187,7 @@
             <w:noProof/>
             <w:webHidden/>
           </w:rPr>
-          <w:instrText xml:space="preserve"> PAGEREF _Toc228200818 \h </w:instrText>
+          <w:instrText xml:space="preserve"> PAGEREF _Toc228204500 \h </w:instrText>
         </w:r>
         <w:r>
           <w:rPr>
@@ -3233,7 +3233,7 @@
           <w14:ligatures w14:val="standardContextual"/>
         </w:rPr>
       </w:pPr>
-      <w:hyperlink w:anchor="_Toc228200819" w:history="1">
+      <w:hyperlink w:anchor="_Toc228204501" w:history="1">
         <w:r>
           <w:rPr>
             <w:rStyle w:val="Hyperlink"/>
@@ -3260,7 +3260,7 @@
             <w:noProof/>
             <w:webHidden/>
           </w:rPr>
-          <w:instrText xml:space="preserve"> PAGEREF _Toc228200819 \h </w:instrText>
+          <w:instrText xml:space="preserve"> PAGEREF _Toc228204501 \h </w:instrText>
         </w:r>
         <w:r>
           <w:rPr>
@@ -3306,7 +3306,7 @@
           <w14:ligatures w14:val="standardContextual"/>
         </w:rPr>
       </w:pPr>
-      <w:hyperlink w:anchor="_Toc228200820" w:history="1">
+      <w:hyperlink w:anchor="_Toc228204502" w:history="1">
         <w:r>
           <w:rPr>
             <w:rStyle w:val="Hyperlink"/>
@@ -3333,7 +3333,7 @@
             <w:noProof/>
             <w:webHidden/>
           </w:rPr>
-          <w:instrText xml:space="preserve"> PAGEREF _Toc228200820 \h </w:instrText>
+          <w:instrText xml:space="preserve"> PAGEREF _Toc228204502 \h </w:instrText>
         </w:r>
         <w:r>
           <w:rPr>
@@ -3379,7 +3379,7 @@
           <w14:ligatures w14:val="standardContextual"/>
         </w:rPr>
       </w:pPr>
-      <w:hyperlink w:anchor="_Toc228200821" w:history="1">
+      <w:hyperlink w:anchor="_Toc228204503" w:history="1">
         <w:r>
           <w:rPr>
             <w:rStyle w:val="Hyperlink"/>
@@ -3406,7 +3406,7 @@
             <w:noProof/>
             <w:webHidden/>
           </w:rPr>
-          <w:instrText xml:space="preserve"> PAGEREF _Toc228200821 \h </w:instrText>
+          <w:instrText xml:space="preserve"> PAGEREF _Toc228204503 \h </w:instrText>
         </w:r>
         <w:r>
           <w:rPr>
@@ -3452,7 +3452,7 @@
           <w14:ligatures w14:val="standardContextual"/>
         </w:rPr>
       </w:pPr>
-      <w:hyperlink w:anchor="_Toc228200822" w:history="1">
+      <w:hyperlink w:anchor="_Toc228204504" w:history="1">
         <w:r>
           <w:rPr>
             <w:rStyle w:val="Hyperlink"/>
@@ -3479,7 +3479,7 @@
             <w:noProof/>
             <w:webHidden/>
           </w:rPr>
-          <w:instrText xml:space="preserve"> PAGEREF _Toc228200822 \h </w:instrText>
+          <w:instrText xml:space="preserve"> PAGEREF _Toc228204504 \h </w:instrText>
         </w:r>
         <w:r>
           <w:rPr>
@@ -3525,7 +3525,7 @@
           <w14:ligatures w14:val="standardContextual"/>
         </w:rPr>
       </w:pPr>
-      <w:hyperlink w:anchor="_Toc228200823" w:history="1">
+      <w:hyperlink w:anchor="_Toc228204505" w:history="1">
         <w:r>
           <w:rPr>
             <w:rStyle w:val="Hyperlink"/>
@@ -3552,7 +3552,7 @@
             <w:noProof/>
             <w:webHidden/>
           </w:rPr>
-          <w:instrText xml:space="preserve"> PAGEREF _Toc228200823 \h </w:instrText>
+          <w:instrText xml:space="preserve"> PAGEREF _Toc228204505 \h </w:instrText>
         </w:r>
         <w:r>
           <w:rPr>
@@ -3598,7 +3598,7 @@
           <w14:ligatures w14:val="standardContextual"/>
         </w:rPr>
       </w:pPr>
-      <w:hyperlink w:anchor="_Toc228200824" w:history="1">
+      <w:hyperlink w:anchor="_Toc228204506" w:history="1">
         <w:r>
           <w:rPr>
             <w:rStyle w:val="Hyperlink"/>
@@ -3625,7 +3625,7 @@
             <w:noProof/>
             <w:webHidden/>
           </w:rPr>
-          <w:instrText xml:space="preserve"> PAGEREF _Toc228200824 \h </w:instrText>
+          <w:instrText xml:space="preserve"> PAGEREF _Toc228204506 \h </w:instrText>
         </w:r>
         <w:r>
           <w:rPr>
@@ -3671,7 +3671,7 @@
           <w14:ligatures w14:val="standardContextual"/>
         </w:rPr>
       </w:pPr>
-      <w:hyperlink w:anchor="_Toc228200825" w:history="1">
+      <w:hyperlink w:anchor="_Toc228204507" w:history="1">
         <w:r>
           <w:rPr>
             <w:rStyle w:val="Hyperlink"/>
@@ -3698,7 +3698,7 @@
             <w:noProof/>
             <w:webHidden/>
           </w:rPr>
-          <w:instrText xml:space="preserve"> PAGEREF _Toc228200825 \h </w:instrText>
+          <w:instrText xml:space="preserve"> PAGEREF _Toc228204507 \h </w:instrText>
         </w:r>
         <w:r>
           <w:rPr>
@@ -3744,7 +3744,7 @@
           <w14:ligatures w14:val="standardContextual"/>
         </w:rPr>
       </w:pPr>
-      <w:hyperlink w:anchor="_Toc228200826" w:history="1">
+      <w:hyperlink w:anchor="_Toc228204508" w:history="1">
         <w:r>
           <w:rPr>
             <w:rStyle w:val="Hyperlink"/>
@@ -3771,7 +3771,7 @@
             <w:noProof/>
             <w:webHidden/>
           </w:rPr>
-          <w:instrText xml:space="preserve"> PAGEREF _Toc228200826 \h </w:instrText>
+          <w:instrText xml:space="preserve"> PAGEREF _Toc228204508 \h </w:instrText>
         </w:r>
         <w:r>
           <w:rPr>
@@ -3817,7 +3817,7 @@
           <w14:ligatures w14:val="standardContextual"/>
         </w:rPr>
       </w:pPr>
-      <w:hyperlink w:anchor="_Toc228200827" w:history="1">
+      <w:hyperlink w:anchor="_Toc228204509" w:history="1">
         <w:r>
           <w:rPr>
             <w:rStyle w:val="Hyperlink"/>
@@ -3844,7 +3844,7 @@
             <w:noProof/>
             <w:webHidden/>
           </w:rPr>
-          <w:instrText xml:space="preserve"> PAGEREF _Toc228200827 \h </w:instrText>
+          <w:instrText xml:space="preserve"> PAGEREF _Toc228204509 \h </w:instrText>
         </w:r>
         <w:r>
           <w:rPr>
@@ -3890,7 +3890,7 @@
           <w14:ligatures w14:val="standardContextual"/>
         </w:rPr>
       </w:pPr>
-      <w:hyperlink w:anchor="_Toc228200828" w:history="1">
+      <w:hyperlink w:anchor="_Toc228204510" w:history="1">
         <w:r>
           <w:rPr>
             <w:rStyle w:val="Hyperlink"/>
@@ -3917,7 +3917,7 @@
             <w:noProof/>
             <w:webHidden/>
           </w:rPr>
-          <w:instrText xml:space="preserve"> PAGEREF _Toc228200828 \h </w:instrText>
+          <w:instrText xml:space="preserve"> PAGEREF _Toc228204510 \h </w:instrText>
         </w:r>
         <w:r>
           <w:rPr>
@@ -3963,7 +3963,7 @@
           <w14:ligatures w14:val="standardContextual"/>
         </w:rPr>
       </w:pPr>
-      <w:hyperlink w:anchor="_Toc228200829" w:history="1">
+      <w:hyperlink w:anchor="_Toc228204511" w:history="1">
         <w:r>
           <w:rPr>
             <w:rStyle w:val="Hyperlink"/>
@@ -3990,7 +3990,7 @@
             <w:noProof/>
             <w:webHidden/>
           </w:rPr>
-          <w:instrText xml:space="preserve"> PAGEREF _Toc228200829 \h </w:instrText>
+          <w:instrText xml:space="preserve"> PAGEREF _Toc228204511 \h </w:instrText>
         </w:r>
         <w:r>
           <w:rPr>
@@ -4033,7 +4033,7 @@
           <w14:ligatures w14:val="standardContextual"/>
         </w:rPr>
       </w:pPr>
-      <w:hyperlink w:anchor="_Toc228200830" w:history="1">
+      <w:hyperlink w:anchor="_Toc228204512" w:history="1">
         <w:r>
           <w:rPr>
             <w:rStyle w:val="Hyperlink"/>
@@ -4060,7 +4060,7 @@
             <w:noProof/>
             <w:webHidden/>
           </w:rPr>
-          <w:instrText xml:space="preserve"> PAGEREF _Toc228200830 \h </w:instrText>
+          <w:instrText xml:space="preserve"> PAGEREF _Toc228204512 \h </w:instrText>
         </w:r>
         <w:r>
           <w:rPr>
@@ -4106,7 +4106,7 @@
           <w14:ligatures w14:val="standardContextual"/>
         </w:rPr>
       </w:pPr>
-      <w:hyperlink w:anchor="_Toc228200831" w:history="1">
+      <w:hyperlink w:anchor="_Toc228204513" w:history="1">
         <w:r>
           <w:rPr>
             <w:rStyle w:val="Hyperlink"/>
@@ -4133,7 +4133,7 @@
             <w:noProof/>
             <w:webHidden/>
           </w:rPr>
-          <w:instrText xml:space="preserve"> PAGEREF _Toc228200831 \h </w:instrText>
+          <w:instrText xml:space="preserve"> PAGEREF _Toc228204513 \h </w:instrText>
         </w:r>
         <w:r>
           <w:rPr>
@@ -4179,7 +4179,7 @@
           <w14:ligatures w14:val="standardContextual"/>
         </w:rPr>
       </w:pPr>
-      <w:hyperlink w:anchor="_Toc228200832" w:history="1">
+      <w:hyperlink w:anchor="_Toc228204514" w:history="1">
         <w:r>
           <w:rPr>
             <w:rStyle w:val="Hyperlink"/>
@@ -4206,7 +4206,7 @@
             <w:noProof/>
             <w:webHidden/>
           </w:rPr>
-          <w:instrText xml:space="preserve"> PAGEREF _Toc228200832 \h </w:instrText>
+          <w:instrText xml:space="preserve"> PAGEREF _Toc228204514 \h </w:instrText>
         </w:r>
         <w:r>
           <w:rPr>
@@ -4252,7 +4252,7 @@
           <w14:ligatures w14:val="standardContextual"/>
         </w:rPr>
       </w:pPr>
-      <w:hyperlink w:anchor="_Toc228200833" w:history="1">
+      <w:hyperlink w:anchor="_Toc228204515" w:history="1">
         <w:r>
           <w:rPr>
             <w:rStyle w:val="Hyperlink"/>
@@ -4279,7 +4279,7 @@
             <w:noProof/>
             <w:webHidden/>
           </w:rPr>
-          <w:instrText xml:space="preserve"> PAGEREF _Toc228200833 \h </w:instrText>
+          <w:instrText xml:space="preserve"> PAGEREF _Toc228204515 \h </w:instrText>
         </w:r>
         <w:r>
           <w:rPr>
@@ -4325,7 +4325,7 @@
           <w14:ligatures w14:val="standardContextual"/>
         </w:rPr>
       </w:pPr>
-      <w:hyperlink w:anchor="_Toc228200834" w:history="1">
+      <w:hyperlink w:anchor="_Toc228204516" w:history="1">
         <w:r>
           <w:rPr>
             <w:rStyle w:val="Hyperlink"/>
@@ -4352,7 +4352,7 @@
             <w:noProof/>
             <w:webHidden/>
           </w:rPr>
-          <w:instrText xml:space="preserve"> PAGEREF _Toc228200834 \h </w:instrText>
+          <w:instrText xml:space="preserve"> PAGEREF _Toc228204516 \h </w:instrText>
         </w:r>
         <w:r>
           <w:rPr>
@@ -4398,7 +4398,7 @@
           <w14:ligatures w14:val="standardContextual"/>
         </w:rPr>
       </w:pPr>
-      <w:hyperlink w:anchor="_Toc228200835" w:history="1">
+      <w:hyperlink w:anchor="_Toc228204517" w:history="1">
         <w:r>
           <w:rPr>
             <w:rStyle w:val="Hyperlink"/>
@@ -4425,7 +4425,7 @@
             <w:noProof/>
             <w:webHidden/>
           </w:rPr>
-          <w:instrText xml:space="preserve"> PAGEREF _Toc228200835 \h </w:instrText>
+          <w:instrText xml:space="preserve"> PAGEREF _Toc228204517 \h </w:instrText>
         </w:r>
         <w:r>
           <w:rPr>
@@ -4471,7 +4471,7 @@
           <w14:ligatures w14:val="standardContextual"/>
         </w:rPr>
       </w:pPr>
-      <w:hyperlink w:anchor="_Toc228200836" w:history="1">
+      <w:hyperlink w:anchor="_Toc228204518" w:history="1">
         <w:r>
           <w:rPr>
             <w:rStyle w:val="Hyperlink"/>
@@ -4498,7 +4498,7 @@
             <w:noProof/>
             <w:webHidden/>
           </w:rPr>
-          <w:instrText xml:space="preserve"> PAGEREF _Toc228200836 \h </w:instrText>
+          <w:instrText xml:space="preserve"> PAGEREF _Toc228204518 \h </w:instrText>
         </w:r>
         <w:r>
           <w:rPr>
@@ -4544,7 +4544,7 @@
           <w14:ligatures w14:val="standardContextual"/>
         </w:rPr>
       </w:pPr>
-      <w:hyperlink w:anchor="_Toc228200837" w:history="1">
+      <w:hyperlink w:anchor="_Toc228204519" w:history="1">
         <w:r>
           <w:rPr>
             <w:rStyle w:val="Hyperlink"/>
@@ -4571,7 +4571,7 @@
             <w:noProof/>
             <w:webHidden/>
           </w:rPr>
-          <w:instrText xml:space="preserve"> PAGEREF _Toc228200837 \h </w:instrText>
+          <w:instrText xml:space="preserve"> PAGEREF _Toc228204519 \h </w:instrText>
         </w:r>
         <w:r>
           <w:rPr>
@@ -4617,7 +4617,7 @@
           <w14:ligatures w14:val="standardContextual"/>
         </w:rPr>
       </w:pPr>
-      <w:hyperlink w:anchor="_Toc228200838" w:history="1">
+      <w:hyperlink w:anchor="_Toc228204520" w:history="1">
         <w:r>
           <w:rPr>
             <w:rStyle w:val="Hyperlink"/>
@@ -4644,7 +4644,7 @@
             <w:noProof/>
             <w:webHidden/>
           </w:rPr>
-          <w:instrText xml:space="preserve"> PAGEREF _Toc228200838 \h </w:instrText>
+          <w:instrText xml:space="preserve"> PAGEREF _Toc228204520 \h </w:instrText>
         </w:r>
         <w:r>
           <w:rPr>
@@ -4690,7 +4690,7 @@
           <w14:ligatures w14:val="standardContextual"/>
         </w:rPr>
       </w:pPr>
-      <w:hyperlink w:anchor="_Toc228200839" w:history="1">
+      <w:hyperlink w:anchor="_Toc228204521" w:history="1">
         <w:r>
           <w:rPr>
             <w:rStyle w:val="Hyperlink"/>
@@ -4717,7 +4717,7 @@
             <w:noProof/>
             <w:webHidden/>
           </w:rPr>
-          <w:instrText xml:space="preserve"> PAGEREF _Toc228200839 \h </w:instrText>
+          <w:instrText xml:space="preserve"> PAGEREF _Toc228204521 \h </w:instrText>
         </w:r>
         <w:r>
           <w:rPr>
@@ -4763,7 +4763,7 @@
           <w14:ligatures w14:val="standardContextual"/>
         </w:rPr>
       </w:pPr>
-      <w:hyperlink w:anchor="_Toc228200840" w:history="1">
+      <w:hyperlink w:anchor="_Toc228204522" w:history="1">
         <w:r>
           <w:rPr>
             <w:rStyle w:val="Hyperlink"/>
@@ -4790,7 +4790,7 @@
             <w:noProof/>
             <w:webHidden/>
           </w:rPr>
-          <w:instrText xml:space="preserve"> PAGEREF _Toc228200840 \h </w:instrText>
+          <w:instrText xml:space="preserve"> PAGEREF _Toc228204522 \h </w:instrText>
         </w:r>
         <w:r>
           <w:rPr>
@@ -4833,7 +4833,7 @@
           <w14:ligatures w14:val="standardContextual"/>
         </w:rPr>
       </w:pPr>
-      <w:hyperlink w:anchor="_Toc228200841" w:history="1">
+      <w:hyperlink w:anchor="_Toc228204523" w:history="1">
         <w:r>
           <w:rPr>
             <w:rStyle w:val="Hyperlink"/>
@@ -4860,7 +4860,7 @@
             <w:noProof/>
             <w:webHidden/>
           </w:rPr>
-          <w:instrText xml:space="preserve"> PAGEREF _Toc228200841 \h </w:instrText>
+          <w:instrText xml:space="preserve"> PAGEREF _Toc228204523 \h </w:instrText>
         </w:r>
         <w:r>
           <w:rPr>
@@ -4903,7 +4903,7 @@
           <w14:ligatures w14:val="standardContextual"/>
         </w:rPr>
       </w:pPr>
-      <w:hyperlink w:anchor="_Toc228200842" w:history="1">
+      <w:hyperlink w:anchor="_Toc228204524" w:history="1">
         <w:r>
           <w:rPr>
             <w:rStyle w:val="Hyperlink"/>
@@ -4930,7 +4930,7 @@
             <w:noProof/>
             <w:webHidden/>
           </w:rPr>
-          <w:instrText xml:space="preserve"> PAGEREF _Toc228200842 \h </w:instrText>
+          <w:instrText xml:space="preserve"> PAGEREF _Toc228204524 \h </w:instrText>
         </w:r>
         <w:r>
           <w:rPr>
@@ -4976,7 +4976,7 @@
           <w14:ligatures w14:val="standardContextual"/>
         </w:rPr>
       </w:pPr>
-      <w:hyperlink w:anchor="_Toc228200843" w:history="1">
+      <w:hyperlink w:anchor="_Toc228204525" w:history="1">
         <w:r>
           <w:rPr>
             <w:rStyle w:val="Hyperlink"/>
@@ -5003,7 +5003,7 @@
             <w:noProof/>
             <w:webHidden/>
           </w:rPr>
-          <w:instrText xml:space="preserve"> PAGEREF _Toc228200843 \h </w:instrText>
+          <w:instrText xml:space="preserve"> PAGEREF _Toc228204525 \h </w:instrText>
         </w:r>
         <w:r>
           <w:rPr>
@@ -5049,7 +5049,7 @@
           <w14:ligatures w14:val="standardContextual"/>
         </w:rPr>
       </w:pPr>
-      <w:hyperlink w:anchor="_Toc228200844" w:history="1">
+      <w:hyperlink w:anchor="_Toc228204526" w:history="1">
         <w:r>
           <w:rPr>
             <w:rStyle w:val="Hyperlink"/>
@@ -5076,7 +5076,7 @@
             <w:noProof/>
             <w:webHidden/>
           </w:rPr>
-          <w:instrText xml:space="preserve"> PAGEREF _Toc228200844 \h </w:instrText>
+          <w:instrText xml:space="preserve"> PAGEREF _Toc228204526 \h </w:instrText>
         </w:r>
         <w:r>
           <w:rPr>
@@ -5122,7 +5122,7 @@
           <w14:ligatures w14:val="standardContextual"/>
         </w:rPr>
       </w:pPr>
-      <w:hyperlink w:anchor="_Toc228200845" w:history="1">
+      <w:hyperlink w:anchor="_Toc228204527" w:history="1">
         <w:r>
           <w:rPr>
             <w:rStyle w:val="Hyperlink"/>
@@ -5149,7 +5149,7 @@
             <w:noProof/>
             <w:webHidden/>
           </w:rPr>
-          <w:instrText xml:space="preserve"> PAGEREF _Toc228200845 \h </w:instrText>
+          <w:instrText xml:space="preserve"> PAGEREF _Toc228204527 \h </w:instrText>
         </w:r>
         <w:r>
           <w:rPr>
@@ -5192,7 +5192,7 @@
           <w14:ligatures w14:val="standardContextual"/>
         </w:rPr>
       </w:pPr>
-      <w:hyperlink w:anchor="_Toc228200846" w:history="1">
+      <w:hyperlink w:anchor="_Toc228204528" w:history="1">
         <w:r>
           <w:rPr>
             <w:rStyle w:val="Hyperlink"/>
@@ -5219,7 +5219,7 @@
             <w:noProof/>
             <w:webHidden/>
           </w:rPr>
-          <w:instrText xml:space="preserve"> PAGEREF _Toc228200846 \h </w:instrText>
+          <w:instrText xml:space="preserve"> PAGEREF _Toc228204528 \h </w:instrText>
         </w:r>
         <w:r>
           <w:rPr>
@@ -5265,7 +5265,7 @@
           <w14:ligatures w14:val="standardContextual"/>
         </w:rPr>
       </w:pPr>
-      <w:hyperlink w:anchor="_Toc228200847" w:history="1">
+      <w:hyperlink w:anchor="_Toc228204529" w:history="1">
         <w:r>
           <w:rPr>
             <w:rStyle w:val="Hyperlink"/>
@@ -5292,7 +5292,7 @@
             <w:noProof/>
             <w:webHidden/>
           </w:rPr>
-          <w:instrText xml:space="preserve"> PAGEREF _Toc228200847 \h </w:instrText>
+          <w:instrText xml:space="preserve"> PAGEREF _Toc228204529 \h </w:instrText>
         </w:r>
         <w:r>
           <w:rPr>
@@ -5338,7 +5338,7 @@
           <w14:ligatures w14:val="standardContextual"/>
         </w:rPr>
       </w:pPr>
-      <w:hyperlink w:anchor="_Toc228200848" w:history="1">
+      <w:hyperlink w:anchor="_Toc228204530" w:history="1">
         <w:r>
           <w:rPr>
             <w:rStyle w:val="Hyperlink"/>
@@ -5365,7 +5365,7 @@
             <w:noProof/>
             <w:webHidden/>
           </w:rPr>
-          <w:instrText xml:space="preserve"> PAGEREF _Toc228200848 \h </w:instrText>
+          <w:instrText xml:space="preserve"> PAGEREF _Toc228204530 \h </w:instrText>
         </w:r>
         <w:r>
           <w:rPr>
@@ -5434,7 +5434,7 @@
         <w:pStyle w:val="Heading1"/>
         <w:suppressAutoHyphens/>
       </w:pPr>
-      <w:bookmarkStart w:id="0" w:name="_Toc228200781"/>
+      <w:bookmarkStart w:id="0" w:name="_Toc228204463"/>
       <w:r>
         <w:lastRenderedPageBreak/>
         <w:t>Bevezetés</w:t>
@@ -5445,7 +5445,7 @@
       <w:pPr>
         <w:pStyle w:val="Heading2"/>
       </w:pPr>
-      <w:bookmarkStart w:id="1" w:name="_Toc228200782"/>
+      <w:bookmarkStart w:id="1" w:name="_Toc228204464"/>
       <w:r>
         <w:t>Mi az a CoMove?</w:t>
       </w:r>
@@ -5502,7 +5502,7 @@
       <w:pPr>
         <w:pStyle w:val="Heading2"/>
       </w:pPr>
-      <w:bookmarkStart w:id="2" w:name="_Toc228200783"/>
+      <w:bookmarkStart w:id="2" w:name="_Toc228204465"/>
       <w:r>
         <w:t>Témaválasztás indoklása</w:t>
       </w:r>
@@ -5654,7 +5654,7 @@
       <w:pPr>
         <w:pStyle w:val="Heading2"/>
       </w:pPr>
-      <w:bookmarkStart w:id="3" w:name="_Toc228200784"/>
+      <w:bookmarkStart w:id="3" w:name="_Toc228204466"/>
       <w:r>
         <w:lastRenderedPageBreak/>
         <w:t>Hasonló szolgáltatások</w:t>
@@ -5848,7 +5848,7 @@
       <w:pPr>
         <w:pStyle w:val="Heading2"/>
       </w:pPr>
-      <w:bookmarkStart w:id="4" w:name="_Toc228200785"/>
+      <w:bookmarkStart w:id="4" w:name="_Toc228204467"/>
       <w:r>
         <w:t>Célközönség</w:t>
       </w:r>
@@ -5925,7 +5925,7 @@
       <w:pPr>
         <w:pStyle w:val="Heading1"/>
       </w:pPr>
-      <w:bookmarkStart w:id="5" w:name="_Toc228200786"/>
+      <w:bookmarkStart w:id="5" w:name="_Toc228204468"/>
       <w:r>
         <w:lastRenderedPageBreak/>
         <w:t>A szoftver műszaki feltételei és futtatása</w:t>
@@ -5936,7 +5936,7 @@
       <w:pPr>
         <w:pStyle w:val="Heading2"/>
       </w:pPr>
-      <w:bookmarkStart w:id="6" w:name="_Toc228200787"/>
+      <w:bookmarkStart w:id="6" w:name="_Toc228204469"/>
       <w:r>
         <w:t>Adatbázis</w:t>
       </w:r>
@@ -6165,7 +6165,7 @@
       <w:pPr>
         <w:pStyle w:val="Heading2"/>
       </w:pPr>
-      <w:bookmarkStart w:id="7" w:name="_Toc228200788"/>
+      <w:bookmarkStart w:id="7" w:name="_Toc228204470"/>
       <w:r>
         <w:t>Backend</w:t>
       </w:r>
@@ -6359,29 +6359,50 @@
       <w:r>
         <w:t>.</w:t>
       </w:r>
-    </w:p>
-    <w:p>
-      <w:pPr>
-        <w:spacing w:after="160" w:line="259" w:lineRule="auto"/>
-        <w:jc w:val="left"/>
-        <w:rPr>
-          <w:rFonts w:eastAsiaTheme="majorEastAsia" w:cstheme="majorBidi"/>
-          <w:b/>
-          <w:sz w:val="28"/>
-          <w:szCs w:val="26"/>
-        </w:rPr>
-      </w:pPr>
-      <w:r>
-        <w:br w:type="page"/>
+      <w:r>
+        <w:t xml:space="preserve"> </w:t>
+      </w:r>
+      <w:r>
+        <w:t>Ez a</w:t>
+      </w:r>
+      <w:r>
+        <w:t>z élő oldalon</w:t>
+      </w:r>
+      <w:r>
+        <w:rPr>
+          <w:rStyle w:val="FootnoteReference"/>
+        </w:rPr>
+        <w:footnoteReference w:id="2"/>
+      </w:r>
+      <w:r>
+        <w:t xml:space="preserve"> tesztelhető.</w:t>
+      </w:r>
+      <w:r>
+        <w:t xml:space="preserve"> </w:t>
+      </w:r>
+      <w:r>
+        <w:t xml:space="preserve">Az API kulcs itt érhető el, mivel nem biztonságos azt feltölteni </w:t>
+      </w:r>
+      <w:r>
+        <w:lastRenderedPageBreak/>
+        <w:t>forráskódba (valójában ide sem, így meglehet, hogy a következő token, mikor ezt olvassa</w:t>
+      </w:r>
+      <w:r>
+        <w:t>,</w:t>
+      </w:r>
+      <w:r>
+        <w:t xml:space="preserve"> már nem él): </w:t>
+      </w:r>
+      <w:r>
+        <w:t>re_M9PygXoe_GiYn8TvgZAvuUNWJ65kGR2Dr</w:t>
       </w:r>
     </w:p>
     <w:p>
       <w:pPr>
         <w:pStyle w:val="Heading2"/>
       </w:pPr>
-      <w:bookmarkStart w:id="8" w:name="_Toc228200789"/>
-      <w:r>
-        <w:lastRenderedPageBreak/>
+      <w:bookmarkStart w:id="8" w:name="_Toc228204471"/>
+      <w:r>
         <w:t>Frontend</w:t>
       </w:r>
       <w:bookmarkEnd w:id="8"/>
@@ -6618,7 +6639,7 @@
         <w:pStyle w:val="Heading1"/>
         <w:suppressAutoHyphens/>
       </w:pPr>
-      <w:bookmarkStart w:id="9" w:name="_Toc228200790"/>
+      <w:bookmarkStart w:id="9" w:name="_Toc228204472"/>
       <w:r>
         <w:lastRenderedPageBreak/>
         <w:t>Fejlesztői környezet</w:t>
@@ -6635,7 +6656,7 @@
       <w:pPr>
         <w:pStyle w:val="Heading2"/>
       </w:pPr>
-      <w:bookmarkStart w:id="10" w:name="_Toc228200791"/>
+      <w:bookmarkStart w:id="10" w:name="_Toc228204473"/>
       <w:r>
         <w:t>Frontend</w:t>
       </w:r>
@@ -6670,7 +6691,7 @@
       <w:pPr>
         <w:pStyle w:val="Heading2"/>
       </w:pPr>
-      <w:bookmarkStart w:id="11" w:name="_Toc228200792"/>
+      <w:bookmarkStart w:id="11" w:name="_Toc228204474"/>
       <w:r>
         <w:t>Backend</w:t>
       </w:r>
@@ -6683,7 +6704,7 @@
       <w:pPr>
         <w:pStyle w:val="Heading3"/>
       </w:pPr>
-      <w:bookmarkStart w:id="12" w:name="_Toc228200793"/>
+      <w:bookmarkStart w:id="12" w:name="_Toc228204475"/>
       <w:r>
         <w:t>Windows</w:t>
       </w:r>
@@ -6719,7 +6740,7 @@
       <w:pPr>
         <w:pStyle w:val="Heading3"/>
       </w:pPr>
-      <w:bookmarkStart w:id="13" w:name="_Toc228200794"/>
+      <w:bookmarkStart w:id="13" w:name="_Toc228204476"/>
       <w:r>
         <w:t>MacOS</w:t>
       </w:r>
@@ -6739,7 +6760,7 @@
       <w:pPr>
         <w:pStyle w:val="Heading2"/>
       </w:pPr>
-      <w:bookmarkStart w:id="14" w:name="_Toc228200795"/>
+      <w:bookmarkStart w:id="14" w:name="_Toc228204477"/>
       <w:r>
         <w:t>Kollaboráció</w:t>
       </w:r>
@@ -6843,7 +6864,7 @@
         <w:rPr>
           <w:rStyle w:val="FootnoteReference"/>
         </w:rPr>
-        <w:footnoteReference w:id="2"/>
+        <w:footnoteReference w:id="3"/>
       </w:r>
       <w:r>
         <w:t xml:space="preserve"> segítségével tudtuk </w:t>
@@ -6871,7 +6892,7 @@
         <w:pStyle w:val="Heading1"/>
         <w:suppressAutoHyphens/>
       </w:pPr>
-      <w:bookmarkStart w:id="15" w:name="_Toc228200796"/>
+      <w:bookmarkStart w:id="15" w:name="_Toc228204478"/>
       <w:r>
         <w:lastRenderedPageBreak/>
         <w:t>Komponensek technikai leírás</w:t>
@@ -6894,7 +6915,7 @@
         <w:pStyle w:val="Heading2"/>
         <w:suppressAutoHyphens/>
       </w:pPr>
-      <w:bookmarkStart w:id="16" w:name="_Toc228200797"/>
+      <w:bookmarkStart w:id="16" w:name="_Toc228204479"/>
       <w:r>
         <w:t>Adatbázis</w:t>
       </w:r>
@@ -6976,7 +6997,7 @@
         <w:pStyle w:val="Heading3"/>
         <w:suppressAutoHyphens/>
       </w:pPr>
-      <w:bookmarkStart w:id="17" w:name="_Toc228200798"/>
+      <w:bookmarkStart w:id="17" w:name="_Toc228204480"/>
       <w:r>
         <w:t>Egyedtípusok</w:t>
       </w:r>
@@ -7004,7 +7025,7 @@
           <w:bCs/>
         </w:rPr>
       </w:pPr>
-      <w:bookmarkStart w:id="18" w:name="_Toc228200799"/>
+      <w:bookmarkStart w:id="18" w:name="_Toc228204481"/>
       <w:r>
         <w:rPr>
           <w:rStyle w:val="Heading4Char"/>
@@ -7015,21 +7036,7 @@
         <w:rPr>
           <w:rStyle w:val="Heading4Char"/>
         </w:rPr>
-        <w:t xml:space="preserve"> (</w:t>
-      </w:r>
-      <w:proofErr w:type="spellStart"/>
-      <w:r>
-        <w:rPr>
-          <w:rStyle w:val="Heading4Char"/>
-        </w:rPr>
-        <w:t>users</w:t>
-      </w:r>
-      <w:proofErr w:type="spellEnd"/>
-      <w:r>
-        <w:rPr>
-          <w:rStyle w:val="Heading4Char"/>
-        </w:rPr>
-        <w:t>)</w:t>
+        <w:t xml:space="preserve"> (users)</w:t>
       </w:r>
       <w:bookmarkEnd w:id="18"/>
     </w:p>
@@ -7133,21 +7140,12 @@
           <w:u w:val="single"/>
         </w:rPr>
       </w:pPr>
-      <w:proofErr w:type="spellStart"/>
-      <w:r>
-        <w:rPr>
-          <w:b/>
-          <w:bCs/>
-        </w:rPr>
-        <w:t>name</w:t>
-      </w:r>
-      <w:proofErr w:type="spellEnd"/>
-      <w:r>
-        <w:rPr>
-          <w:b/>
-          <w:bCs/>
-        </w:rPr>
-        <w:t xml:space="preserve">: </w:t>
+      <w:r>
+        <w:rPr>
+          <w:b/>
+          <w:bCs/>
+        </w:rPr>
+        <w:t xml:space="preserve">name: </w:t>
       </w:r>
       <w:r>
         <w:t>A felhasználó neve. Típusa: szöveg (string / varchar), nem lehet null.</w:t>
@@ -7168,21 +7166,12 @@
           <w:u w:val="single"/>
         </w:rPr>
       </w:pPr>
-      <w:proofErr w:type="spellStart"/>
-      <w:r>
-        <w:rPr>
-          <w:b/>
-          <w:bCs/>
-        </w:rPr>
-        <w:t>phone</w:t>
-      </w:r>
-      <w:proofErr w:type="spellEnd"/>
-      <w:r>
-        <w:rPr>
-          <w:b/>
-          <w:bCs/>
-        </w:rPr>
-        <w:t>:</w:t>
+      <w:r>
+        <w:rPr>
+          <w:b/>
+          <w:bCs/>
+        </w:rPr>
+        <w:t>phone:</w:t>
       </w:r>
       <w:r>
         <w:t xml:space="preserve"> A felhasználó telefonszáma, adminisztrációs célokból tárolva. Típusa: szöveg (string / varchar), nem lehet null.</w:t>
@@ -7202,21 +7191,12 @@
           <w:bCs/>
         </w:rPr>
       </w:pPr>
-      <w:proofErr w:type="spellStart"/>
-      <w:r>
-        <w:rPr>
-          <w:b/>
-          <w:bCs/>
-        </w:rPr>
-        <w:t>dateOfBirth</w:t>
-      </w:r>
-      <w:proofErr w:type="spellEnd"/>
-      <w:r>
-        <w:rPr>
-          <w:b/>
-          <w:bCs/>
-        </w:rPr>
-        <w:t xml:space="preserve">: </w:t>
+      <w:r>
+        <w:rPr>
+          <w:b/>
+          <w:bCs/>
+        </w:rPr>
+        <w:t xml:space="preserve">dateOfBirth: </w:t>
       </w:r>
       <w:r>
         <w:t xml:space="preserve">A felhasználó születési dátuma, megerősítésként, hogy elmúlt 18 éves, illetve </w:t>
@@ -7225,23 +7205,7 @@
         <w:t>adminisztrációs</w:t>
       </w:r>
       <w:r>
-        <w:t xml:space="preserve"> okokból tárolva. Típusa: dátum (</w:t>
-      </w:r>
-      <w:proofErr w:type="spellStart"/>
-      <w:r>
-        <w:t>DateOnly</w:t>
-      </w:r>
-      <w:proofErr w:type="spellEnd"/>
-      <w:r>
-        <w:t xml:space="preserve"> / </w:t>
-      </w:r>
-      <w:proofErr w:type="spellStart"/>
-      <w:r>
-        <w:t>date</w:t>
-      </w:r>
-      <w:proofErr w:type="spellEnd"/>
-      <w:r>
-        <w:t>), nem lehet null.</w:t>
+        <w:t xml:space="preserve"> okokból tárolva. Típusa: dátum (DateOnly / date), nem lehet null.</w:t>
       </w:r>
     </w:p>
     <w:p>
@@ -7258,21 +7222,12 @@
           <w:bCs/>
         </w:rPr>
       </w:pPr>
-      <w:proofErr w:type="spellStart"/>
-      <w:r>
-        <w:rPr>
-          <w:b/>
-          <w:bCs/>
-        </w:rPr>
-        <w:t>profilePicPath</w:t>
-      </w:r>
-      <w:proofErr w:type="spellEnd"/>
-      <w:r>
-        <w:rPr>
-          <w:b/>
-          <w:bCs/>
-        </w:rPr>
-        <w:t xml:space="preserve">: </w:t>
+      <w:r>
+        <w:rPr>
+          <w:b/>
+          <w:bCs/>
+        </w:rPr>
+        <w:t xml:space="preserve">profilePicPath: </w:t>
       </w:r>
       <w:r>
         <w:t>A felhasználó profilképéhez vezető elérési út. Típusa: szöveg (string / varchar), lehet null.</w:t>
@@ -7317,21 +7272,12 @@
           <w:bCs/>
         </w:rPr>
       </w:pPr>
-      <w:proofErr w:type="spellStart"/>
-      <w:r>
-        <w:rPr>
-          <w:b/>
-          <w:bCs/>
-        </w:rPr>
-        <w:t>password</w:t>
-      </w:r>
-      <w:proofErr w:type="spellEnd"/>
-      <w:r>
-        <w:rPr>
-          <w:b/>
-          <w:bCs/>
-        </w:rPr>
-        <w:t xml:space="preserve">: </w:t>
+      <w:r>
+        <w:rPr>
+          <w:b/>
+          <w:bCs/>
+        </w:rPr>
+        <w:t xml:space="preserve">password: </w:t>
       </w:r>
       <w:r>
         <w:t>A felhasználó jelszavának hash-je. Típusa: adathalmaz (byte[] / blob), nem lehet null.</w:t>
@@ -7376,21 +7322,12 @@
           <w:bCs/>
         </w:rPr>
       </w:pPr>
-      <w:proofErr w:type="spellStart"/>
-      <w:r>
-        <w:rPr>
-          <w:b/>
-          <w:bCs/>
-        </w:rPr>
-        <w:t>role</w:t>
-      </w:r>
-      <w:proofErr w:type="spellEnd"/>
-      <w:r>
-        <w:rPr>
-          <w:b/>
-          <w:bCs/>
-        </w:rPr>
-        <w:t xml:space="preserve">: </w:t>
+      <w:r>
+        <w:rPr>
+          <w:b/>
+          <w:bCs/>
+        </w:rPr>
+        <w:t xml:space="preserve">role: </w:t>
       </w:r>
       <w:r>
         <w:t>A felhasználó szerepe a rendszerben, lehet felhasználó vagy adminisztrátor. Típusa: enum, nem lehet null.</w:t>
@@ -7406,22 +7343,13 @@
         <w:suppressAutoHyphens/>
         <w:ind w:left="720"/>
       </w:pPr>
-      <w:proofErr w:type="spellStart"/>
       <w:r>
         <w:rPr>
           <w:b/>
           <w:bCs/>
         </w:rPr>
         <w:lastRenderedPageBreak/>
-        <w:t>driversLicenseNumber</w:t>
-      </w:r>
-      <w:proofErr w:type="spellEnd"/>
-      <w:r>
-        <w:rPr>
-          <w:b/>
-          <w:bCs/>
-        </w:rPr>
-        <w:t xml:space="preserve">: </w:t>
+        <w:t xml:space="preserve">driversLicenseNumber: </w:t>
       </w:r>
       <w:r>
         <w:t>A felhasználó vezetői engedélyének száma, adminisztrációs okokból tárolva. Típusa: szöveg (string / varchar)</w:t>
@@ -7465,21 +7393,12 @@
           <w:bCs/>
         </w:rPr>
       </w:pPr>
-      <w:proofErr w:type="spellStart"/>
-      <w:r>
-        <w:rPr>
-          <w:b/>
-          <w:bCs/>
-        </w:rPr>
-        <w:t>addressZipcode</w:t>
-      </w:r>
-      <w:proofErr w:type="spellEnd"/>
-      <w:r>
-        <w:rPr>
-          <w:b/>
-          <w:bCs/>
-        </w:rPr>
-        <w:t>:</w:t>
+      <w:r>
+        <w:rPr>
+          <w:b/>
+          <w:bCs/>
+        </w:rPr>
+        <w:t>addressZipcode:</w:t>
       </w:r>
       <w:r>
         <w:rPr>
@@ -7506,21 +7425,12 @@
           <w:bCs/>
         </w:rPr>
       </w:pPr>
-      <w:proofErr w:type="spellStart"/>
-      <w:r>
-        <w:rPr>
-          <w:b/>
-          <w:bCs/>
-        </w:rPr>
-        <w:t>addressSettlement</w:t>
-      </w:r>
-      <w:proofErr w:type="spellEnd"/>
-      <w:r>
-        <w:rPr>
-          <w:b/>
-          <w:bCs/>
-        </w:rPr>
-        <w:t xml:space="preserve">: </w:t>
+      <w:r>
+        <w:rPr>
+          <w:b/>
+          <w:bCs/>
+        </w:rPr>
+        <w:t xml:space="preserve">addressSettlement: </w:t>
       </w:r>
       <w:r>
         <w:t>A felhasználó lakhelyének települése, adminisztrációs okokból tárolva, illetve a járműveinek településekhez rendeléséhez. Típusa: szöveg (string / varchar), nem lehet null.</w:t>
@@ -7540,7 +7450,6 @@
           <w:bCs/>
         </w:rPr>
       </w:pPr>
-      <w:proofErr w:type="spellStart"/>
       <w:r>
         <w:rPr>
           <w:b/>
@@ -7548,7 +7457,6 @@
         </w:rPr>
         <w:t>addressStreetHouse</w:t>
       </w:r>
-      <w:proofErr w:type="spellEnd"/>
       <w:r>
         <w:t>: A felhasználó címének utca, házszám része, adminisztrációs okokból tárolva. Típusa: szöveg (string / varchar), nem lehet null.</w:t>
       </w:r>
@@ -7567,21 +7475,12 @@
           <w:bCs/>
         </w:rPr>
       </w:pPr>
-      <w:proofErr w:type="spellStart"/>
-      <w:r>
-        <w:rPr>
-          <w:b/>
-          <w:bCs/>
-        </w:rPr>
-        <w:t>balance</w:t>
-      </w:r>
-      <w:proofErr w:type="spellEnd"/>
-      <w:r>
-        <w:rPr>
-          <w:b/>
-          <w:bCs/>
-        </w:rPr>
-        <w:t xml:space="preserve">: </w:t>
+      <w:r>
+        <w:rPr>
+          <w:b/>
+          <w:bCs/>
+        </w:rPr>
+        <w:t xml:space="preserve">balance: </w:t>
       </w:r>
       <w:r>
         <w:t>A felhasználó egyenlege, amelyből bérelhet járművet, illetve bérbeadói szerepben, amelyre megkapja a bérlés díját. Típusa: szám (int), nem lehet null, alapvető értéke 0.</w:t>
@@ -7610,18 +7509,10 @@
         <w:pStyle w:val="Heading4"/>
         <w:suppressAutoHyphens/>
       </w:pPr>
-      <w:bookmarkStart w:id="19" w:name="_Toc228200800"/>
+      <w:bookmarkStart w:id="19" w:name="_Toc228204482"/>
       <w:r>
         <w:lastRenderedPageBreak/>
-        <w:t>Token (</w:t>
-      </w:r>
-      <w:proofErr w:type="spellStart"/>
-      <w:r>
-        <w:t>usertokens</w:t>
-      </w:r>
-      <w:proofErr w:type="spellEnd"/>
-      <w:r>
-        <w:t>)</w:t>
+        <w:t>Token (usertokens)</w:t>
       </w:r>
       <w:bookmarkEnd w:id="19"/>
     </w:p>
@@ -7700,21 +7591,12 @@
         </w:numPr>
         <w:suppressAutoHyphens/>
       </w:pPr>
-      <w:proofErr w:type="spellStart"/>
-      <w:r>
-        <w:rPr>
-          <w:b/>
-          <w:bCs/>
-        </w:rPr>
-        <w:t>type</w:t>
-      </w:r>
-      <w:proofErr w:type="spellEnd"/>
-      <w:r>
-        <w:rPr>
-          <w:b/>
-          <w:bCs/>
-        </w:rPr>
-        <w:t xml:space="preserve">: </w:t>
+      <w:r>
+        <w:rPr>
+          <w:b/>
+          <w:bCs/>
+        </w:rPr>
+        <w:t xml:space="preserve">type: </w:t>
       </w:r>
       <w:r>
         <w:t>A kód típusa</w:t>
@@ -7732,21 +7614,12 @@
         </w:numPr>
         <w:suppressAutoHyphens/>
       </w:pPr>
-      <w:proofErr w:type="spellStart"/>
-      <w:r>
-        <w:rPr>
-          <w:b/>
-          <w:bCs/>
-        </w:rPr>
-        <w:t>timeCreated</w:t>
-      </w:r>
-      <w:proofErr w:type="spellEnd"/>
-      <w:r>
-        <w:rPr>
-          <w:b/>
-          <w:bCs/>
-        </w:rPr>
-        <w:t>:</w:t>
+      <w:r>
+        <w:rPr>
+          <w:b/>
+          <w:bCs/>
+        </w:rPr>
+        <w:t>timeCreated:</w:t>
       </w:r>
       <w:r>
         <w:t xml:space="preserve"> Az időpont, amikor a token generálva lett. Típusa: időpont (datetime</w:t>
@@ -7781,7 +7654,6 @@
         </w:numPr>
         <w:suppressAutoHyphens/>
       </w:pPr>
-      <w:proofErr w:type="spellStart"/>
       <w:r>
         <w:rPr>
           <w:b/>
@@ -7789,214 +7661,650 @@
           <w:i/>
           <w:iCs/>
         </w:rPr>
-        <w:t>userId</w:t>
-      </w:r>
-      <w:proofErr w:type="spellEnd"/>
-      <w:r>
-        <w:rPr>
-          <w:b/>
-          <w:bCs/>
+        <w:t xml:space="preserve">userId: </w:t>
+      </w:r>
+      <w:r>
+        <w:t>A kódhoz tartozó felhasználó azonosítószáma, idegen kulcs. Típusa: szám (int), nem lehet null.</w:t>
+      </w:r>
+      <w:r>
+        <w:t xml:space="preserve"> A </w:t>
+      </w:r>
+      <w:r>
+        <w:rPr>
           <w:i/>
           <w:iCs/>
         </w:rPr>
-        <w:t xml:space="preserve">: </w:t>
-      </w:r>
-      <w:r>
-        <w:t>A kódhoz tartozó felhasználó azonosítószáma, idegen kulcs. Típusa: szám (int), nem lehet null.</w:t>
-      </w:r>
-      <w:r>
-        <w:t xml:space="preserve"> A </w:t>
-      </w:r>
-      <w:proofErr w:type="spellStart"/>
-      <w:r>
-        <w:rPr>
+        <w:t>users</w:t>
+      </w:r>
+      <w:r>
+        <w:t xml:space="preserve"> táblára mutat.</w:t>
+      </w:r>
+    </w:p>
+    <w:p>
+      <w:pPr>
+        <w:pStyle w:val="Heading4"/>
+        <w:suppressAutoHyphens/>
+      </w:pPr>
+      <w:bookmarkStart w:id="20" w:name="_Toc228204483"/>
+      <w:r>
+        <w:t>Értesítés (notifications)</w:t>
+      </w:r>
+      <w:bookmarkEnd w:id="20"/>
+    </w:p>
+    <w:p>
+      <w:pPr>
+        <w:suppressAutoHyphens/>
+      </w:pPr>
+      <w:r>
+        <w:t>A felhasználónak küldött rendszerértesítéseket tartalmazó egyedtípus/tábla.</w:t>
+      </w:r>
+    </w:p>
+    <w:p>
+      <w:pPr>
+        <w:suppressAutoHyphens/>
+      </w:pPr>
+      <w:r>
+        <w:rPr>
+          <w:u w:val="single"/>
+        </w:rPr>
+        <w:t>Attribútumai/mezői</w:t>
+      </w:r>
+      <w:r>
+        <w:t>:</w:t>
+      </w:r>
+    </w:p>
+    <w:p>
+      <w:pPr>
+        <w:pStyle w:val="ListParagraph"/>
+        <w:numPr>
+          <w:ilvl w:val="0"/>
+          <w:numId w:val="16"/>
+        </w:numPr>
+        <w:suppressAutoHyphens/>
+      </w:pPr>
+      <w:r>
+        <w:rPr>
+          <w:b/>
+          <w:bCs/>
+          <w:u w:val="single"/>
+        </w:rPr>
+        <w:t>id</w:t>
+      </w:r>
+      <w:r>
+        <w:t>: A backenden és az adatbázisban az értesítést azonosító szám, a létrejövő táblában elsődleges kulcs. Típusa: szám (int), nem lehet null.</w:t>
+      </w:r>
+    </w:p>
+    <w:p>
+      <w:pPr>
+        <w:pStyle w:val="ListParagraph"/>
+        <w:numPr>
+          <w:ilvl w:val="0"/>
+          <w:numId w:val="16"/>
+        </w:numPr>
+        <w:suppressAutoHyphens/>
+      </w:pPr>
+      <w:r>
+        <w:rPr>
+          <w:b/>
+          <w:bCs/>
+        </w:rPr>
+        <w:t>notificationId</w:t>
+      </w:r>
+      <w:r>
+        <w:t>:</w:t>
+      </w:r>
+      <w:r>
+        <w:t xml:space="preserve"> A felhasználó kontextusában az értesítést azonosító szám. Típusa: szám (int), nem lehet null.</w:t>
+      </w:r>
+    </w:p>
+    <w:p>
+      <w:pPr>
+        <w:pStyle w:val="ListParagraph"/>
+        <w:numPr>
+          <w:ilvl w:val="0"/>
+          <w:numId w:val="16"/>
+        </w:numPr>
+        <w:suppressAutoHyphens/>
+      </w:pPr>
+      <w:r>
+        <w:rPr>
+          <w:b/>
+          <w:bCs/>
+        </w:rPr>
+        <w:t>content</w:t>
+      </w:r>
+      <w:r>
+        <w:t>:</w:t>
+      </w:r>
+      <w:r>
+        <w:t xml:space="preserve"> Az értesítés szövege. Típusa: szöveg (string / varchar), nem lehet null.</w:t>
+      </w:r>
+    </w:p>
+    <w:p>
+      <w:pPr>
+        <w:pStyle w:val="ListParagraph"/>
+        <w:numPr>
+          <w:ilvl w:val="0"/>
+          <w:numId w:val="16"/>
+        </w:numPr>
+        <w:suppressAutoHyphens/>
+      </w:pPr>
+      <w:r>
+        <w:rPr>
+          <w:b/>
+          <w:bCs/>
+        </w:rPr>
+        <w:t>timeSent</w:t>
+      </w:r>
+      <w:r>
+        <w:t>:</w:t>
+      </w:r>
+      <w:r>
+        <w:t xml:space="preserve"> Az időpont, amikor a rendszer az értesítést kiküldte. Típusa: időpont (datetime</w:t>
+      </w:r>
+      <w:r>
+        <w:t>, UTC</w:t>
+      </w:r>
+      <w:r>
+        <w:t>), nem lehet null.</w:t>
+      </w:r>
+    </w:p>
+    <w:p>
+      <w:pPr>
+        <w:suppressAutoHyphens/>
+        <w:rPr>
+          <w:u w:val="single"/>
+        </w:rPr>
+      </w:pPr>
+      <w:r>
+        <w:rPr>
+          <w:u w:val="single"/>
+        </w:rPr>
+        <w:t>A leképezés után létrejövő idegen kulcs(ok):</w:t>
+      </w:r>
+    </w:p>
+    <w:p>
+      <w:pPr>
+        <w:pStyle w:val="ListParagraph"/>
+        <w:numPr>
+          <w:ilvl w:val="0"/>
+          <w:numId w:val="17"/>
+        </w:numPr>
+        <w:suppressAutoHyphens/>
+      </w:pPr>
+      <w:r>
+        <w:rPr>
+          <w:b/>
+          <w:bCs/>
           <w:i/>
           <w:iCs/>
         </w:rPr>
-        <w:t>users</w:t>
-      </w:r>
-      <w:proofErr w:type="spellEnd"/>
-      <w:r>
-        <w:t xml:space="preserve"> táblára mutat.</w:t>
-      </w:r>
-    </w:p>
-    <w:p>
-      <w:pPr>
-        <w:pStyle w:val="Heading4"/>
-        <w:suppressAutoHyphens/>
-      </w:pPr>
-      <w:bookmarkStart w:id="20" w:name="_Toc228200801"/>
-      <w:r>
-        <w:t>Értesítés (</w:t>
-      </w:r>
-      <w:proofErr w:type="spellStart"/>
-      <w:r>
-        <w:t>notifications</w:t>
-      </w:r>
-      <w:proofErr w:type="spellEnd"/>
-      <w:r>
-        <w:t>)</w:t>
-      </w:r>
-      <w:bookmarkEnd w:id="20"/>
-    </w:p>
-    <w:p>
-      <w:pPr>
-        <w:suppressAutoHyphens/>
-      </w:pPr>
-      <w:r>
-        <w:t>A felhasználónak küldött rendszerértesítéseket tartalmazó egyedtípus/tábla.</w:t>
-      </w:r>
-    </w:p>
-    <w:p>
-      <w:pPr>
-        <w:suppressAutoHyphens/>
-      </w:pPr>
-      <w:r>
-        <w:rPr>
-          <w:u w:val="single"/>
-        </w:rPr>
-        <w:t>Attribútumai/mezői</w:t>
-      </w:r>
-      <w:r>
-        <w:t>:</w:t>
-      </w:r>
-    </w:p>
-    <w:p>
-      <w:pPr>
-        <w:pStyle w:val="ListParagraph"/>
-        <w:numPr>
-          <w:ilvl w:val="0"/>
-          <w:numId w:val="16"/>
-        </w:numPr>
-        <w:suppressAutoHyphens/>
-      </w:pPr>
-      <w:r>
-        <w:rPr>
-          <w:b/>
-          <w:bCs/>
-          <w:u w:val="single"/>
-        </w:rPr>
-        <w:t>id</w:t>
-      </w:r>
-      <w:r>
-        <w:t>: A backenden és az adatbázisban az értesítést azonosító szám, a létrejövő táblában elsődleges kulcs. Típusa: szám (int), nem lehet null.</w:t>
-      </w:r>
-    </w:p>
-    <w:p>
-      <w:pPr>
-        <w:pStyle w:val="ListParagraph"/>
-        <w:numPr>
-          <w:ilvl w:val="0"/>
-          <w:numId w:val="16"/>
-        </w:numPr>
-        <w:suppressAutoHyphens/>
-      </w:pPr>
-      <w:proofErr w:type="spellStart"/>
-      <w:r>
-        <w:rPr>
-          <w:b/>
-          <w:bCs/>
-        </w:rPr>
-        <w:t>notificationId</w:t>
-      </w:r>
-      <w:proofErr w:type="spellEnd"/>
-      <w:r>
-        <w:t>:</w:t>
-      </w:r>
-      <w:r>
-        <w:t xml:space="preserve"> A felhasználó kontextusában az értesítést azonosító szám. Típusa: szám (int), nem lehet null.</w:t>
-      </w:r>
-    </w:p>
-    <w:p>
-      <w:pPr>
-        <w:pStyle w:val="ListParagraph"/>
-        <w:numPr>
-          <w:ilvl w:val="0"/>
-          <w:numId w:val="16"/>
-        </w:numPr>
-        <w:suppressAutoHyphens/>
-      </w:pPr>
-      <w:proofErr w:type="spellStart"/>
-      <w:r>
-        <w:rPr>
-          <w:b/>
-          <w:bCs/>
-        </w:rPr>
-        <w:t>content</w:t>
-      </w:r>
-      <w:proofErr w:type="spellEnd"/>
-      <w:r>
-        <w:t>:</w:t>
-      </w:r>
-      <w:r>
-        <w:t xml:space="preserve"> Az értesítés szövege. Típusa: szöveg (string / varchar), nem lehet null.</w:t>
-      </w:r>
-    </w:p>
-    <w:p>
-      <w:pPr>
-        <w:pStyle w:val="ListParagraph"/>
-        <w:numPr>
-          <w:ilvl w:val="0"/>
-          <w:numId w:val="16"/>
-        </w:numPr>
-        <w:suppressAutoHyphens/>
-      </w:pPr>
-      <w:proofErr w:type="spellStart"/>
-      <w:r>
-        <w:rPr>
-          <w:b/>
-          <w:bCs/>
-        </w:rPr>
-        <w:t>timeSent</w:t>
-      </w:r>
-      <w:proofErr w:type="spellEnd"/>
-      <w:r>
-        <w:t>:</w:t>
-      </w:r>
-      <w:r>
-        <w:t xml:space="preserve"> Az időpont, amikor a rendszer az értesítést kiküldte. Típusa: időpont (datetime</w:t>
-      </w:r>
-      <w:r>
-        <w:t>, UTC</w:t>
-      </w:r>
-      <w:r>
-        <w:t>), nem lehet null.</w:t>
-      </w:r>
-    </w:p>
-    <w:p>
-      <w:pPr>
-        <w:suppressAutoHyphens/>
-        <w:rPr>
-          <w:u w:val="single"/>
-        </w:rPr>
-      </w:pPr>
-      <w:r>
-        <w:rPr>
-          <w:u w:val="single"/>
-        </w:rPr>
-        <w:t>A leképezés után létrejövő idegen kulcs(ok):</w:t>
-      </w:r>
-    </w:p>
-    <w:p>
-      <w:pPr>
-        <w:pStyle w:val="ListParagraph"/>
-        <w:numPr>
-          <w:ilvl w:val="0"/>
-          <w:numId w:val="17"/>
-        </w:numPr>
-        <w:suppressAutoHyphens/>
-      </w:pPr>
-      <w:proofErr w:type="spellStart"/>
-      <w:r>
-        <w:rPr>
-          <w:b/>
-          <w:bCs/>
+        <w:t xml:space="preserve">userId: </w:t>
+      </w:r>
+      <w:r>
+        <w:t>A felhasználó azonosítószáma, akit az értesítés céloz, idegen kulcs. Típusa: szám (int), nem lehet null.</w:t>
+      </w:r>
+      <w:r>
+        <w:t xml:space="preserve"> A </w:t>
+      </w:r>
+      <w:r>
+        <w:rPr>
           <w:i/>
           <w:iCs/>
         </w:rPr>
-        <w:t>userId</w:t>
-      </w:r>
-      <w:proofErr w:type="spellEnd"/>
+        <w:t>users</w:t>
+      </w:r>
+      <w:r>
+        <w:t xml:space="preserve"> táblára mutat.</w:t>
+      </w:r>
+    </w:p>
+    <w:p>
+      <w:pPr>
+        <w:suppressAutoHyphens/>
+      </w:pPr>
+    </w:p>
+    <w:p>
+      <w:pPr>
+        <w:suppressAutoHyphens/>
+      </w:pPr>
+    </w:p>
+    <w:p>
+      <w:pPr>
+        <w:suppressAutoHyphens/>
+      </w:pPr>
+    </w:p>
+    <w:p>
+      <w:pPr>
+        <w:pStyle w:val="ListParagraph"/>
+        <w:numPr>
+          <w:ilvl w:val="0"/>
+          <w:numId w:val="2"/>
+        </w:numPr>
+        <w:suppressAutoHyphens/>
+        <w:rPr>
+          <w:b/>
+          <w:bCs/>
+        </w:rPr>
+      </w:pPr>
+      <w:r>
+        <w:rPr>
+          <w:b/>
+          <w:bCs/>
+        </w:rPr>
+        <w:br w:type="page"/>
+      </w:r>
+    </w:p>
+    <w:p>
+      <w:pPr>
+        <w:pStyle w:val="Heading4"/>
+        <w:suppressAutoHyphens/>
+      </w:pPr>
+      <w:bookmarkStart w:id="21" w:name="_Toc228204484"/>
+      <w:r>
+        <w:lastRenderedPageBreak/>
+        <w:t>Jármű (vehicles)</w:t>
+      </w:r>
+      <w:bookmarkEnd w:id="21"/>
+    </w:p>
+    <w:p>
+      <w:pPr>
+        <w:suppressAutoHyphens/>
+      </w:pPr>
+      <w:r>
+        <w:t xml:space="preserve">Az oldalra feltöltött jármű adatait tároló </w:t>
+      </w:r>
+      <w:r>
+        <w:t>egyedtípus</w:t>
+      </w:r>
+      <w:r>
+        <w:t>.</w:t>
+      </w:r>
+    </w:p>
+    <w:p>
+      <w:pPr>
+        <w:suppressAutoHyphens/>
+        <w:rPr>
+          <w:b/>
+          <w:bCs/>
+        </w:rPr>
+      </w:pPr>
+      <w:r>
+        <w:rPr>
+          <w:u w:val="single"/>
+        </w:rPr>
+        <w:t>Attribútumai/mezői:</w:t>
+      </w:r>
+    </w:p>
+    <w:p>
+      <w:pPr>
+        <w:pStyle w:val="ListParagraph"/>
+        <w:numPr>
+          <w:ilvl w:val="0"/>
+          <w:numId w:val="2"/>
+        </w:numPr>
+        <w:suppressAutoHyphens/>
+        <w:rPr>
+          <w:b/>
+          <w:bCs/>
+          <w:u w:val="single"/>
+        </w:rPr>
+      </w:pPr>
+      <w:r>
+        <w:rPr>
+          <w:b/>
+          <w:bCs/>
+          <w:u w:val="single"/>
+        </w:rPr>
+        <w:t>i</w:t>
+      </w:r>
+      <w:r>
+        <w:rPr>
+          <w:b/>
+          <w:bCs/>
+          <w:u w:val="single"/>
+        </w:rPr>
+        <w:t>d</w:t>
+      </w:r>
+      <w:r>
+        <w:t>:</w:t>
+      </w:r>
+      <w:r>
+        <w:t xml:space="preserve"> A jármű rendszerben használt azonosítószáma, a létrejövő tábla elsődleges kulcsa, így minden járműhöz egyedi. Típusa</w:t>
+      </w:r>
+      <w:r>
+        <w:t xml:space="preserve">: </w:t>
+      </w:r>
+      <w:r>
+        <w:t>szám (int), nem lehet null.</w:t>
+      </w:r>
+    </w:p>
+    <w:p>
+      <w:pPr>
+        <w:pStyle w:val="ListParagraph"/>
+        <w:numPr>
+          <w:ilvl w:val="0"/>
+          <w:numId w:val="2"/>
+        </w:numPr>
+        <w:suppressAutoHyphens/>
+        <w:rPr>
+          <w:b/>
+          <w:bCs/>
+          <w:u w:val="single"/>
+        </w:rPr>
+      </w:pPr>
+      <w:r>
+        <w:rPr>
+          <w:b/>
+          <w:bCs/>
+        </w:rPr>
+        <w:t xml:space="preserve">vin: </w:t>
+      </w:r>
+      <w:r>
+        <w:t xml:space="preserve">A jármú alvázszáma, </w:t>
+      </w:r>
+      <w:r>
+        <w:t>adminisztrációs</w:t>
+      </w:r>
+      <w:r>
+        <w:t xml:space="preserve"> okokból tárolva. Típusa: szöveg (string / varchar), nem lehet null, egyedi.</w:t>
+      </w:r>
+    </w:p>
+    <w:p>
+      <w:pPr>
+        <w:pStyle w:val="ListParagraph"/>
+        <w:numPr>
+          <w:ilvl w:val="0"/>
+          <w:numId w:val="2"/>
+        </w:numPr>
+        <w:suppressAutoHyphens/>
+        <w:rPr>
+          <w:b/>
+          <w:bCs/>
+        </w:rPr>
+      </w:pPr>
+      <w:r>
+        <w:rPr>
+          <w:b/>
+          <w:bCs/>
+        </w:rPr>
+        <w:t>licensePlate</w:t>
+      </w:r>
+      <w:r>
+        <w:rPr>
+          <w:b/>
+          <w:bCs/>
+        </w:rPr>
+        <w:t xml:space="preserve">: </w:t>
+      </w:r>
+      <w:r>
+        <w:t>A jármű rendszámtáblája, adminisztrációs okokból tárolva. Típusa: szöveg (string / varchar), nem lehet null, egyedi.</w:t>
+      </w:r>
+    </w:p>
+    <w:p>
+      <w:pPr>
+        <w:pStyle w:val="ListParagraph"/>
+        <w:numPr>
+          <w:ilvl w:val="0"/>
+          <w:numId w:val="2"/>
+        </w:numPr>
+        <w:suppressAutoHyphens/>
+        <w:rPr>
+          <w:b/>
+          <w:bCs/>
+        </w:rPr>
+      </w:pPr>
+      <w:r>
+        <w:rPr>
+          <w:b/>
+          <w:bCs/>
+        </w:rPr>
+        <w:t xml:space="preserve">manufacturer: </w:t>
+      </w:r>
+      <w:r>
+        <w:t>A jármű gyártója. Típusa: szöveg (string / varchar), nem lehet null.</w:t>
+      </w:r>
+    </w:p>
+    <w:p>
+      <w:pPr>
+        <w:pStyle w:val="ListParagraph"/>
+        <w:numPr>
+          <w:ilvl w:val="0"/>
+          <w:numId w:val="2"/>
+        </w:numPr>
+        <w:suppressAutoHyphens/>
+        <w:rPr>
+          <w:b/>
+          <w:bCs/>
+        </w:rPr>
+      </w:pPr>
+      <w:r>
+        <w:rPr>
+          <w:b/>
+          <w:bCs/>
+        </w:rPr>
+        <w:t xml:space="preserve">model: </w:t>
+      </w:r>
+      <w:r>
+        <w:t>A jármű típusa, modelle. Típusa: szöveg (string / varchar), nem lehet null.</w:t>
+      </w:r>
+    </w:p>
+    <w:p>
+      <w:pPr>
+        <w:pStyle w:val="ListParagraph"/>
+        <w:numPr>
+          <w:ilvl w:val="0"/>
+          <w:numId w:val="2"/>
+        </w:numPr>
+        <w:suppressAutoHyphens/>
+        <w:rPr>
+          <w:b/>
+          <w:bCs/>
+        </w:rPr>
+      </w:pPr>
+      <w:r>
+        <w:rPr>
+          <w:b/>
+          <w:bCs/>
+        </w:rPr>
+        <w:t xml:space="preserve">year: </w:t>
+      </w:r>
+      <w:r>
+        <w:t>A jármű gyártásának éve. Típusa: szám (int), nem lehet null</w:t>
+      </w:r>
+      <w:r>
+        <w:t>.</w:t>
+      </w:r>
+    </w:p>
+    <w:p>
+      <w:pPr>
+        <w:pStyle w:val="ListParagraph"/>
+        <w:numPr>
+          <w:ilvl w:val="0"/>
+          <w:numId w:val="2"/>
+        </w:numPr>
+        <w:suppressAutoHyphens/>
+        <w:rPr>
+          <w:b/>
+          <w:bCs/>
+        </w:rPr>
+      </w:pPr>
+      <w:r>
+        <w:rPr>
+          <w:b/>
+          <w:bCs/>
+        </w:rPr>
+        <w:t xml:space="preserve">description: </w:t>
+      </w:r>
+      <w:r>
+        <w:t>A jármű, tulajdonos általi, leírása. Típusa: szöveg (string / varchar), nem lehet null, de lehet üres.</w:t>
+      </w:r>
+    </w:p>
+    <w:p>
+      <w:pPr>
+        <w:pStyle w:val="ListParagraph"/>
+        <w:numPr>
+          <w:ilvl w:val="0"/>
+          <w:numId w:val="2"/>
+        </w:numPr>
+        <w:suppressAutoHyphens/>
+        <w:rPr>
+          <w:b/>
+          <w:bCs/>
+        </w:rPr>
+      </w:pPr>
+      <w:r>
+        <w:rPr>
+          <w:b/>
+          <w:bCs/>
+        </w:rPr>
+        <w:t xml:space="preserve">odometerReading: </w:t>
+      </w:r>
+      <w:r>
+        <w:t>A jármű kilométerórájának állása. Típusa: szám (int), nem lehet null.</w:t>
+      </w:r>
+    </w:p>
+    <w:p>
+      <w:pPr>
+        <w:pStyle w:val="ListParagraph"/>
+        <w:numPr>
+          <w:ilvl w:val="0"/>
+          <w:numId w:val="2"/>
+        </w:numPr>
+        <w:suppressAutoHyphens/>
+        <w:rPr>
+          <w:b/>
+          <w:bCs/>
+        </w:rPr>
+      </w:pPr>
+      <w:r>
+        <w:rPr>
+          <w:b/>
+          <w:bCs/>
+        </w:rPr>
+        <w:t xml:space="preserve">horsepower: </w:t>
+      </w:r>
+      <w:r>
+        <w:t>A jármű teljesítménye lóerőben. Típusa: szám (int), nem lehet null.</w:t>
+      </w:r>
+    </w:p>
+    <w:p>
+      <w:pPr>
+        <w:pStyle w:val="ListParagraph"/>
+        <w:numPr>
+          <w:ilvl w:val="0"/>
+          <w:numId w:val="2"/>
+        </w:numPr>
+        <w:suppressAutoHyphens/>
+        <w:rPr>
+          <w:b/>
+          <w:bCs/>
+        </w:rPr>
+      </w:pPr>
+      <w:r>
+        <w:rPr>
+          <w:b/>
+          <w:bCs/>
+        </w:rPr>
+        <w:t xml:space="preserve">avgFuelConsumption: </w:t>
+      </w:r>
+      <w:r>
+        <w:t>A jármű átlag üzemanyagfogyasztása 100 km-en. Típusa: törtszám (double), nem lehet null.</w:t>
+      </w:r>
+    </w:p>
+    <w:p>
+      <w:pPr>
+        <w:pStyle w:val="ListParagraph"/>
+        <w:numPr>
+          <w:ilvl w:val="0"/>
+          <w:numId w:val="2"/>
+        </w:numPr>
+        <w:suppressAutoHyphens/>
+        <w:rPr>
+          <w:b/>
+          <w:bCs/>
+        </w:rPr>
+      </w:pPr>
+      <w:r>
+        <w:rPr>
+          <w:b/>
+          <w:bCs/>
+        </w:rPr>
+        <w:t xml:space="preserve">fuelType: </w:t>
+      </w:r>
+      <w:r>
+        <w:t>A jármű üzemanyagának típusa (pl.: benzin, dízel, elektromos). Típusa: szöveg (string / varchar), nem lehet null.</w:t>
+      </w:r>
+    </w:p>
+    <w:p>
+      <w:pPr>
+        <w:pStyle w:val="ListParagraph"/>
+        <w:numPr>
+          <w:ilvl w:val="0"/>
+          <w:numId w:val="2"/>
+        </w:numPr>
+        <w:suppressAutoHyphens/>
+        <w:rPr>
+          <w:b/>
+          <w:bCs/>
+        </w:rPr>
+      </w:pPr>
+      <w:r>
+        <w:rPr>
+          <w:b/>
+          <w:bCs/>
+        </w:rPr>
+        <w:t xml:space="preserve">insuranceNumber: </w:t>
+      </w:r>
+      <w:r>
+        <w:t>A jármű kötelező felelősségbiztosításának azonosítószáma. Típusa: szöveg (string / varchar), nem lehet null.</w:t>
+      </w:r>
+    </w:p>
+    <w:p>
+      <w:pPr>
+        <w:pStyle w:val="ListParagraph"/>
+        <w:numPr>
+          <w:ilvl w:val="0"/>
+          <w:numId w:val="2"/>
+        </w:numPr>
+        <w:suppressAutoHyphens/>
+      </w:pPr>
+      <w:r>
+        <w:rPr>
+          <w:b/>
+          <w:bCs/>
+        </w:rPr>
+        <w:t xml:space="preserve">transmission: </w:t>
+      </w:r>
+      <w:r>
+        <w:t>A jármű váltójának típusa (pl.: manuális, automata). Típusa: szöveg (string / varchar), nem lehet null.</w:t>
+      </w:r>
+    </w:p>
+    <w:p>
+      <w:pPr>
+        <w:suppressAutoHyphens/>
+        <w:rPr>
+          <w:u w:val="single"/>
+        </w:rPr>
+      </w:pPr>
+      <w:r>
+        <w:rPr>
+          <w:u w:val="single"/>
+        </w:rPr>
+        <w:t>A leképezés után létrejövő idegen kulcs(ok):</w:t>
+      </w:r>
+    </w:p>
+    <w:p>
+      <w:pPr>
+        <w:pStyle w:val="ListParagraph"/>
+        <w:numPr>
+          <w:ilvl w:val="0"/>
+          <w:numId w:val="13"/>
+        </w:numPr>
+        <w:suppressAutoHyphens/>
+        <w:rPr>
+          <w:u w:val="single"/>
+        </w:rPr>
+      </w:pPr>
       <w:r>
         <w:rPr>
           <w:b/>
@@ -8004,15 +8312,14 @@
           <w:i/>
           <w:iCs/>
         </w:rPr>
-        <w:t xml:space="preserve">: </w:t>
-      </w:r>
-      <w:r>
-        <w:t>A felhasználó azonosítószáma, akit az értesítés céloz, idegen kulcs. Típusa: szám (int), nem lehet null.</w:t>
+        <w:t xml:space="preserve">ownerId: </w:t>
+      </w:r>
+      <w:r>
+        <w:t>A jármű tulajdonosának felhasználóazonosító száma, idegen kulcs. Típusa: szám (int), nem lehet null.</w:t>
       </w:r>
       <w:r>
         <w:t xml:space="preserve"> A </w:t>
       </w:r>
-      <w:proofErr w:type="spellStart"/>
       <w:r>
         <w:rPr>
           <w:i/>
@@ -8020,7 +8327,6 @@
         </w:rPr>
         <w:t>users</w:t>
       </w:r>
-      <w:proofErr w:type="spellEnd"/>
       <w:r>
         <w:t xml:space="preserve"> táblára mutat.</w:t>
       </w:r>
@@ -8028,17 +8334,463 @@
     <w:p>
       <w:pPr>
         <w:suppressAutoHyphens/>
-      </w:pPr>
-    </w:p>
-    <w:p>
-      <w:pPr>
-        <w:suppressAutoHyphens/>
-      </w:pPr>
-    </w:p>
-    <w:p>
-      <w:pPr>
-        <w:suppressAutoHyphens/>
-      </w:pPr>
+        <w:ind w:left="708"/>
+      </w:pPr>
+    </w:p>
+    <w:p>
+      <w:pPr>
+        <w:suppressAutoHyphens/>
+        <w:spacing w:after="160" w:line="259" w:lineRule="auto"/>
+        <w:jc w:val="left"/>
+      </w:pPr>
+      <w:r>
+        <w:br w:type="page"/>
+      </w:r>
+    </w:p>
+    <w:p>
+      <w:pPr>
+        <w:pStyle w:val="Heading4"/>
+        <w:suppressAutoHyphens/>
+      </w:pPr>
+      <w:bookmarkStart w:id="22" w:name="_Toc228204485"/>
+      <w:r>
+        <w:lastRenderedPageBreak/>
+        <w:t>Járműelé</w:t>
+      </w:r>
+      <w:r>
+        <w:t>rhetőség</w:t>
+      </w:r>
+      <w:r>
+        <w:t xml:space="preserve"> </w:t>
+      </w:r>
+      <w:r>
+        <w:t>(vehicleavailabilities)</w:t>
+      </w:r>
+      <w:bookmarkEnd w:id="22"/>
+    </w:p>
+    <w:p>
+      <w:pPr>
+        <w:suppressAutoHyphens/>
+      </w:pPr>
+      <w:r>
+        <w:t>A jármű elérhetőségeit, bérelhetőségi időszakait tartalmazó egyedtípus/tábla.</w:t>
+      </w:r>
+    </w:p>
+    <w:p>
+      <w:pPr>
+        <w:suppressAutoHyphens/>
+        <w:rPr>
+          <w:u w:val="single"/>
+        </w:rPr>
+      </w:pPr>
+      <w:r>
+        <w:rPr>
+          <w:u w:val="single"/>
+        </w:rPr>
+        <w:t>Attribútumai/mezői</w:t>
+      </w:r>
+      <w:r>
+        <w:rPr>
+          <w:u w:val="single"/>
+        </w:rPr>
+        <w:t>:</w:t>
+      </w:r>
+    </w:p>
+    <w:p>
+      <w:pPr>
+        <w:pStyle w:val="ListParagraph"/>
+        <w:numPr>
+          <w:ilvl w:val="0"/>
+          <w:numId w:val="9"/>
+        </w:numPr>
+        <w:suppressAutoHyphens/>
+      </w:pPr>
+      <w:r>
+        <w:rPr>
+          <w:b/>
+          <w:bCs/>
+          <w:u w:val="single"/>
+        </w:rPr>
+        <w:t>id</w:t>
+      </w:r>
+      <w:r>
+        <w:t>: A backenden és az adatbázisban az elérhetőséget azonosító szám, a létrejövő táblában az elsődleges kulcs. Típusa: szám (int), nem lehet null.</w:t>
+      </w:r>
+    </w:p>
+    <w:p>
+      <w:pPr>
+        <w:pStyle w:val="ListParagraph"/>
+        <w:numPr>
+          <w:ilvl w:val="0"/>
+          <w:numId w:val="9"/>
+        </w:numPr>
+        <w:suppressAutoHyphens/>
+      </w:pPr>
+      <w:r>
+        <w:rPr>
+          <w:b/>
+          <w:bCs/>
+        </w:rPr>
+        <w:t>availabilityId</w:t>
+      </w:r>
+      <w:r>
+        <w:t>:</w:t>
+      </w:r>
+      <w:r>
+        <w:t xml:space="preserve"> Egy </w:t>
+      </w:r>
+      <w:r>
+        <w:t>jármű</w:t>
+      </w:r>
+      <w:r>
+        <w:t xml:space="preserve"> kontextusában az elérhetőséget azonosító szám. Típusa: szám (int), nem lehet null.</w:t>
+      </w:r>
+    </w:p>
+    <w:p>
+      <w:pPr>
+        <w:pStyle w:val="ListParagraph"/>
+        <w:numPr>
+          <w:ilvl w:val="0"/>
+          <w:numId w:val="9"/>
+        </w:numPr>
+        <w:suppressAutoHyphens/>
+      </w:pPr>
+      <w:r>
+        <w:rPr>
+          <w:b/>
+          <w:bCs/>
+        </w:rPr>
+        <w:t xml:space="preserve">start: </w:t>
+      </w:r>
+      <w:r>
+        <w:t>Az adott elérhetőség kezdeti időpontja. Típusa: időpont (datetime</w:t>
+      </w:r>
+      <w:r>
+        <w:t>, UTC</w:t>
+      </w:r>
+      <w:r>
+        <w:t>), nem lehet null.</w:t>
+      </w:r>
+    </w:p>
+    <w:p>
+      <w:pPr>
+        <w:pStyle w:val="ListParagraph"/>
+        <w:numPr>
+          <w:ilvl w:val="0"/>
+          <w:numId w:val="9"/>
+        </w:numPr>
+        <w:suppressAutoHyphens/>
+      </w:pPr>
+      <w:r>
+        <w:rPr>
+          <w:b/>
+          <w:bCs/>
+        </w:rPr>
+        <w:t xml:space="preserve">end: </w:t>
+      </w:r>
+      <w:r>
+        <w:t>Az adott elérhetőség végének időpontja. Típusa: időpont (datetime</w:t>
+      </w:r>
+      <w:r>
+        <w:t>, UTC</w:t>
+      </w:r>
+      <w:r>
+        <w:t>), nem lehet null.</w:t>
+      </w:r>
+    </w:p>
+    <w:p>
+      <w:pPr>
+        <w:pStyle w:val="ListParagraph"/>
+        <w:numPr>
+          <w:ilvl w:val="0"/>
+          <w:numId w:val="9"/>
+        </w:numPr>
+        <w:suppressAutoHyphens/>
+      </w:pPr>
+      <w:r>
+        <w:rPr>
+          <w:b/>
+          <w:bCs/>
+        </w:rPr>
+        <w:t xml:space="preserve">hourlyRate: </w:t>
+      </w:r>
+      <w:r>
+        <w:t>A bérelhetőségi időszakban az óradíj. Típusa: szám (int), nem lehet null.</w:t>
+      </w:r>
+    </w:p>
+    <w:p>
+      <w:pPr>
+        <w:suppressAutoHyphens/>
+        <w:rPr>
+          <w:u w:val="single"/>
+        </w:rPr>
+      </w:pPr>
+      <w:r>
+        <w:rPr>
+          <w:u w:val="single"/>
+        </w:rPr>
+        <w:t>A leképezés után létrejövő idegen kulcs(ok):</w:t>
+      </w:r>
+    </w:p>
+    <w:p>
+      <w:pPr>
+        <w:pStyle w:val="ListParagraph"/>
+        <w:numPr>
+          <w:ilvl w:val="0"/>
+          <w:numId w:val="11"/>
+        </w:numPr>
+        <w:suppressAutoHyphens/>
+      </w:pPr>
+      <w:r>
+        <w:rPr>
+          <w:b/>
+          <w:bCs/>
+          <w:i/>
+          <w:iCs/>
+        </w:rPr>
+        <w:t xml:space="preserve">vehicleId: </w:t>
+      </w:r>
+      <w:r>
+        <w:t>A járművet azonosító idegen kulcs, amelyhez az elérhetőség tartozik. Típusa: szám (int), nem lehet null.</w:t>
+      </w:r>
+      <w:r>
+        <w:t xml:space="preserve"> A </w:t>
+      </w:r>
+      <w:r>
+        <w:rPr>
+          <w:i/>
+          <w:iCs/>
+        </w:rPr>
+        <w:t>vehicles</w:t>
+      </w:r>
+      <w:r>
+        <w:t xml:space="preserve"> táblára mutat.</w:t>
+      </w:r>
+    </w:p>
+    <w:p>
+      <w:pPr>
+        <w:pStyle w:val="Heading4"/>
+        <w:suppressAutoHyphens/>
+      </w:pPr>
+      <w:bookmarkStart w:id="23" w:name="_Toc228204486"/>
+      <w:r>
+        <w:t>Járműkép (vehicleimages)</w:t>
+      </w:r>
+      <w:bookmarkEnd w:id="23"/>
+      <w:r>
+        <w:t xml:space="preserve"> </w:t>
+      </w:r>
+    </w:p>
+    <w:p>
+      <w:pPr>
+        <w:suppressAutoHyphens/>
+      </w:pPr>
+      <w:r>
+        <w:t>A járműhöz tartozó képekek elérési útját tartalmazó egyedtípus/tábla.</w:t>
+      </w:r>
+    </w:p>
+    <w:p>
+      <w:pPr>
+        <w:suppressAutoHyphens/>
+        <w:rPr>
+          <w:u w:val="single"/>
+        </w:rPr>
+      </w:pPr>
+      <w:r>
+        <w:rPr>
+          <w:u w:val="single"/>
+        </w:rPr>
+        <w:t>Attribútumai/mezői</w:t>
+      </w:r>
+      <w:r>
+        <w:rPr>
+          <w:u w:val="single"/>
+        </w:rPr>
+        <w:t>:</w:t>
+      </w:r>
+    </w:p>
+    <w:p>
+      <w:pPr>
+        <w:pStyle w:val="ListParagraph"/>
+        <w:numPr>
+          <w:ilvl w:val="0"/>
+          <w:numId w:val="10"/>
+        </w:numPr>
+        <w:suppressAutoHyphens/>
+      </w:pPr>
+      <w:r>
+        <w:rPr>
+          <w:b/>
+          <w:bCs/>
+          <w:u w:val="single"/>
+        </w:rPr>
+        <w:t>id</w:t>
+      </w:r>
+      <w:r>
+        <w:t>: A backenden és az adatbázisban a képet azonosító szám, a létrejövő táblában az elsődleges kulcs. Típusa: szám (int), nem lehet null.</w:t>
+      </w:r>
+    </w:p>
+    <w:p>
+      <w:pPr>
+        <w:pStyle w:val="ListParagraph"/>
+        <w:numPr>
+          <w:ilvl w:val="0"/>
+          <w:numId w:val="10"/>
+        </w:numPr>
+        <w:suppressAutoHyphens/>
+      </w:pPr>
+      <w:r>
+        <w:rPr>
+          <w:b/>
+          <w:bCs/>
+        </w:rPr>
+        <w:t xml:space="preserve">imageId: </w:t>
+      </w:r>
+      <w:r>
+        <w:t>Egy jármű kontextusában a képet azonosító szám. Típusa: szám (int), nem lehet null.</w:t>
+      </w:r>
+    </w:p>
+    <w:p>
+      <w:pPr>
+        <w:pStyle w:val="ListParagraph"/>
+        <w:numPr>
+          <w:ilvl w:val="0"/>
+          <w:numId w:val="10"/>
+        </w:numPr>
+        <w:suppressAutoHyphens/>
+      </w:pPr>
+      <w:r>
+        <w:rPr>
+          <w:b/>
+          <w:bCs/>
+        </w:rPr>
+        <w:t>sortIndex:</w:t>
+      </w:r>
+      <w:r>
+        <w:t xml:space="preserve"> A járműhöz tartozó adott kép sorszáma. Típusa: szám (int), nem lehet null.</w:t>
+      </w:r>
+    </w:p>
+    <w:p>
+      <w:pPr>
+        <w:pStyle w:val="ListParagraph"/>
+        <w:numPr>
+          <w:ilvl w:val="0"/>
+          <w:numId w:val="10"/>
+        </w:numPr>
+        <w:suppressAutoHyphens/>
+      </w:pPr>
+      <w:r>
+        <w:rPr>
+          <w:b/>
+          <w:bCs/>
+        </w:rPr>
+        <w:t xml:space="preserve">path: </w:t>
+      </w:r>
+      <w:r>
+        <w:t>A járműhöz tartozó kép elérési útja. Típusa: szöveg (string / varchar), nem lehet null.</w:t>
+      </w:r>
+    </w:p>
+    <w:p>
+      <w:pPr>
+        <w:suppressAutoHyphens/>
+        <w:rPr>
+          <w:u w:val="single"/>
+        </w:rPr>
+      </w:pPr>
+      <w:r>
+        <w:rPr>
+          <w:u w:val="single"/>
+        </w:rPr>
+        <w:t>A leképezés után létrejövő idegen kulcs(ok):</w:t>
+      </w:r>
+    </w:p>
+    <w:p>
+      <w:pPr>
+        <w:pStyle w:val="ListParagraph"/>
+        <w:numPr>
+          <w:ilvl w:val="0"/>
+          <w:numId w:val="12"/>
+        </w:numPr>
+        <w:suppressAutoHyphens/>
+        <w:rPr>
+          <w:i/>
+          <w:iCs/>
+        </w:rPr>
+      </w:pPr>
+      <w:r>
+        <w:rPr>
+          <w:b/>
+          <w:bCs/>
+          <w:i/>
+          <w:iCs/>
+        </w:rPr>
+        <w:t xml:space="preserve">vehicleId: </w:t>
+      </w:r>
+      <w:r>
+        <w:t>A járművet azonosító idegen kulcs, amelyhez a kép tartozik. Típusa: szám (int), nem lehet null.</w:t>
+      </w:r>
+      <w:r>
+        <w:t xml:space="preserve"> A </w:t>
+      </w:r>
+      <w:r>
+        <w:rPr>
+          <w:i/>
+          <w:iCs/>
+        </w:rPr>
+        <w:t>vehicles</w:t>
+      </w:r>
+      <w:r>
+        <w:t xml:space="preserve"> táblára mutat.</w:t>
+      </w:r>
+    </w:p>
+    <w:p>
+      <w:pPr>
+        <w:suppressAutoHyphens/>
+      </w:pPr>
+    </w:p>
+    <w:p>
+      <w:pPr>
+        <w:pStyle w:val="Heading4"/>
+        <w:suppressAutoHyphens/>
+      </w:pPr>
+      <w:r>
+        <w:br w:type="page"/>
+      </w:r>
+      <w:bookmarkStart w:id="24" w:name="_Toc228204487"/>
+      <w:r>
+        <w:lastRenderedPageBreak/>
+        <w:t>Bérlés (rentals)</w:t>
+      </w:r>
+      <w:bookmarkEnd w:id="24"/>
+    </w:p>
+    <w:p>
+      <w:pPr>
+        <w:suppressAutoHyphens/>
+      </w:pPr>
+      <w:r>
+        <w:t>A bérlés adatait és állapotát tároló egyedtípus.</w:t>
+      </w:r>
+      <w:r>
+        <w:t xml:space="preserve"> A rekordok funkcionálhatnak bérlési ajánlatként és bérlésként is.</w:t>
+      </w:r>
+    </w:p>
+    <w:p>
+      <w:pPr>
+        <w:suppressAutoHyphens/>
+        <w:rPr>
+          <w:b/>
+          <w:bCs/>
+        </w:rPr>
+      </w:pPr>
+      <w:r>
+        <w:rPr>
+          <w:u w:val="single"/>
+        </w:rPr>
+        <w:t>Attribútumai/mezői</w:t>
+      </w:r>
+      <w:r>
+        <w:t>:</w:t>
+      </w:r>
     </w:p>
     <w:p>
       <w:pPr>
@@ -8057,57 +8809,18 @@
         <w:rPr>
           <w:b/>
           <w:bCs/>
-        </w:rPr>
-        <w:br w:type="page"/>
-      </w:r>
-    </w:p>
-    <w:p>
-      <w:pPr>
-        <w:pStyle w:val="Heading4"/>
-        <w:suppressAutoHyphens/>
-      </w:pPr>
-      <w:bookmarkStart w:id="21" w:name="_Toc228200802"/>
-      <w:r>
-        <w:lastRenderedPageBreak/>
-        <w:t>Jármű (</w:t>
-      </w:r>
-      <w:proofErr w:type="spellStart"/>
-      <w:r>
-        <w:t>vehicles</w:t>
-      </w:r>
-      <w:proofErr w:type="spellEnd"/>
-      <w:r>
-        <w:t>)</w:t>
-      </w:r>
-      <w:bookmarkEnd w:id="21"/>
-    </w:p>
-    <w:p>
-      <w:pPr>
-        <w:suppressAutoHyphens/>
-      </w:pPr>
-      <w:r>
-        <w:t xml:space="preserve">Az oldalra feltöltött jármű adatait tároló </w:t>
-      </w:r>
-      <w:r>
-        <w:t>egyedtípus</w:t>
-      </w:r>
-      <w:r>
-        <w:t>.</w:t>
-      </w:r>
-    </w:p>
-    <w:p>
-      <w:pPr>
-        <w:suppressAutoHyphens/>
-        <w:rPr>
-          <w:b/>
-          <w:bCs/>
-        </w:rPr>
-      </w:pPr>
-      <w:r>
-        <w:rPr>
           <w:u w:val="single"/>
         </w:rPr>
-        <w:t>Attribútumai/mezői:</w:t>
+        <w:t>id</w:t>
+      </w:r>
+      <w:r>
+        <w:t>: A rendszerben a bérlés azonosítószáma, a létrejövő tábla elsődleges kulcsa, így minden bérléshez egyedi. Típusa</w:t>
+      </w:r>
+      <w:r>
+        <w:t xml:space="preserve">: </w:t>
+      </w:r>
+      <w:r>
+        <w:t>szám (int), nem lehet null.</w:t>
       </w:r>
     </w:p>
     <w:p>
@@ -8121,36 +8834,41 @@
         <w:rPr>
           <w:b/>
           <w:bCs/>
-          <w:u w:val="single"/>
-        </w:rPr>
-      </w:pPr>
-      <w:r>
-        <w:rPr>
-          <w:b/>
-          <w:bCs/>
-          <w:u w:val="single"/>
-        </w:rPr>
-        <w:t>i</w:t>
-      </w:r>
-      <w:r>
-        <w:rPr>
-          <w:b/>
-          <w:bCs/>
-          <w:u w:val="single"/>
-        </w:rPr>
-        <w:t>d</w:t>
+        </w:rPr>
+      </w:pPr>
+      <w:r>
+        <w:rPr>
+          <w:b/>
+          <w:bCs/>
+        </w:rPr>
+        <w:t xml:space="preserve">start: </w:t>
+      </w:r>
+      <w:r>
+        <w:t xml:space="preserve">A bérlés </w:t>
+      </w:r>
+      <w:r>
+        <w:t>kezdete</w:t>
+      </w:r>
+      <w:r>
+        <w:t>.</w:t>
+      </w:r>
+      <w:r>
+        <w:t xml:space="preserve"> </w:t>
+      </w:r>
+      <w:r>
+        <w:t>Típusa</w:t>
       </w:r>
       <w:r>
         <w:t>:</w:t>
       </w:r>
       <w:r>
-        <w:t xml:space="preserve"> A jármű rendszerben használt azonosítószáma, a létrejövő tábla elsődleges kulcsa, így minden járműhöz egyedi. Típusa</w:t>
-      </w:r>
-      <w:r>
-        <w:t xml:space="preserve">: </w:t>
-      </w:r>
-      <w:r>
-        <w:t>szám (int), nem lehet null.</w:t>
+        <w:t xml:space="preserve"> időpont (datetime</w:t>
+      </w:r>
+      <w:r>
+        <w:t>, UTC</w:t>
+      </w:r>
+      <w:r>
+        <w:t>), nem lehet null.</w:t>
       </w:r>
     </w:p>
     <w:p>
@@ -8164,33 +8882,35 @@
         <w:rPr>
           <w:b/>
           <w:bCs/>
-          <w:u w:val="single"/>
-        </w:rPr>
-      </w:pPr>
-      <w:proofErr w:type="spellStart"/>
-      <w:r>
-        <w:rPr>
-          <w:b/>
-          <w:bCs/>
-        </w:rPr>
-        <w:t>vin</w:t>
-      </w:r>
-      <w:proofErr w:type="spellEnd"/>
-      <w:r>
-        <w:rPr>
-          <w:b/>
-          <w:bCs/>
-        </w:rPr>
-        <w:t xml:space="preserve">: </w:t>
-      </w:r>
-      <w:r>
-        <w:t xml:space="preserve">A jármú alvázszáma, </w:t>
-      </w:r>
-      <w:r>
-        <w:t>adminisztrációs</w:t>
-      </w:r>
-      <w:r>
-        <w:t xml:space="preserve"> okokból tárolva. Típusa: szöveg (string / varchar), nem lehet null, egyedi.</w:t>
+        </w:rPr>
+      </w:pPr>
+      <w:r>
+        <w:rPr>
+          <w:b/>
+          <w:bCs/>
+        </w:rPr>
+        <w:t xml:space="preserve">end: </w:t>
+      </w:r>
+      <w:r>
+        <w:t xml:space="preserve">A bérlés </w:t>
+      </w:r>
+      <w:r>
+        <w:t>vége</w:t>
+      </w:r>
+      <w:r>
+        <w:t>. Típusa</w:t>
+      </w:r>
+      <w:r>
+        <w:t>:</w:t>
+      </w:r>
+      <w:r>
+        <w:t xml:space="preserve"> időpont (datetime</w:t>
+      </w:r>
+      <w:r>
+        <w:t>, UTC</w:t>
+      </w:r>
+      <w:r>
+        <w:t>), nem lehet null.</w:t>
       </w:r>
     </w:p>
     <w:p>
@@ -8206,24 +8926,15 @@
           <w:bCs/>
         </w:rPr>
       </w:pPr>
-      <w:proofErr w:type="spellStart"/>
-      <w:r>
-        <w:rPr>
-          <w:b/>
-          <w:bCs/>
-        </w:rPr>
-        <w:t>licensePlate</w:t>
-      </w:r>
-      <w:proofErr w:type="spellEnd"/>
-      <w:r>
-        <w:rPr>
-          <w:b/>
-          <w:bCs/>
-        </w:rPr>
-        <w:t xml:space="preserve">: </w:t>
-      </w:r>
-      <w:r>
-        <w:t>A jármű rendszámtáblája, adminisztrációs okokból tárolva. Típusa: szöveg (string / varchar), nem lehet null, egyedi.</w:t>
+      <w:r>
+        <w:rPr>
+          <w:b/>
+          <w:bCs/>
+        </w:rPr>
+        <w:t xml:space="preserve">rentalPrice: </w:t>
+      </w:r>
+      <w:r>
+        <w:t>A bérlés ára, a járműelérhetőségek óradíjai alapján kiszámolva. Típusa: szám (int), nem lehet null.</w:t>
       </w:r>
     </w:p>
     <w:p>
@@ -8239,24 +8950,164 @@
           <w:bCs/>
         </w:rPr>
       </w:pPr>
-      <w:proofErr w:type="spellStart"/>
-      <w:r>
-        <w:rPr>
-          <w:b/>
-          <w:bCs/>
-        </w:rPr>
-        <w:t>manufacturer</w:t>
-      </w:r>
-      <w:proofErr w:type="spellEnd"/>
-      <w:r>
-        <w:rPr>
-          <w:b/>
-          <w:bCs/>
-        </w:rPr>
-        <w:t xml:space="preserve">: </w:t>
-      </w:r>
-      <w:r>
-        <w:t>A jármű gyártója. Típusa: szöveg (string / varchar), nem lehet null.</w:t>
+      <w:r>
+        <w:rPr>
+          <w:b/>
+          <w:bCs/>
+        </w:rPr>
+        <w:t xml:space="preserve">status: </w:t>
+      </w:r>
+      <w:r>
+        <w:t>A bérlés státusza. Típusa: enum (adatbázisban int), nem lehet null</w:t>
+      </w:r>
+      <w:r>
+        <w:t>.</w:t>
+      </w:r>
+      <w:r>
+        <w:br/>
+        <w:t xml:space="preserve">Lehetséges </w:t>
+      </w:r>
+      <w:r>
+        <w:t>értékei</w:t>
+      </w:r>
+      <w:r>
+        <w:t>:</w:t>
+      </w:r>
+    </w:p>
+    <w:p>
+      <w:pPr>
+        <w:pStyle w:val="ListParagraph"/>
+        <w:numPr>
+          <w:ilvl w:val="1"/>
+          <w:numId w:val="2"/>
+        </w:numPr>
+        <w:suppressAutoHyphens/>
+      </w:pPr>
+      <w:r>
+        <w:t>renterOffer (0):</w:t>
+      </w:r>
+      <w:r>
+        <w:t xml:space="preserve"> A bérlő bérlési ajánlata.</w:t>
+      </w:r>
+    </w:p>
+    <w:p>
+      <w:pPr>
+        <w:pStyle w:val="ListParagraph"/>
+        <w:numPr>
+          <w:ilvl w:val="1"/>
+          <w:numId w:val="2"/>
+        </w:numPr>
+        <w:suppressAutoHyphens/>
+      </w:pPr>
+      <w:r>
+        <w:t>ownerOffer (1): A bérbeadó ellenajánlata.</w:t>
+      </w:r>
+    </w:p>
+    <w:p>
+      <w:pPr>
+        <w:pStyle w:val="ListParagraph"/>
+        <w:numPr>
+          <w:ilvl w:val="1"/>
+          <w:numId w:val="2"/>
+        </w:numPr>
+        <w:suppressAutoHyphens/>
+      </w:pPr>
+      <w:r>
+        <w:t>offerAccepted (2): Az egyik fél elfogadta a másik ajánlatát, a bérlés viszont még nem kezdődött meg.</w:t>
+      </w:r>
+    </w:p>
+    <w:p>
+      <w:pPr>
+        <w:pStyle w:val="ListParagraph"/>
+        <w:numPr>
+          <w:ilvl w:val="1"/>
+          <w:numId w:val="2"/>
+        </w:numPr>
+        <w:suppressAutoHyphens/>
+      </w:pPr>
+      <w:r>
+        <w:t>renterPickupAccepted (3): A bérlő megerősítette a jármű átvételét.</w:t>
+      </w:r>
+    </w:p>
+    <w:p>
+      <w:pPr>
+        <w:pStyle w:val="ListParagraph"/>
+        <w:numPr>
+          <w:ilvl w:val="1"/>
+          <w:numId w:val="2"/>
+        </w:numPr>
+        <w:suppressAutoHyphens/>
+      </w:pPr>
+      <w:r>
+        <w:t>ownerPickupAccepted (4): A bérbeadó megerősítette a jármű átvételét.</w:t>
+      </w:r>
+    </w:p>
+    <w:p>
+      <w:pPr>
+        <w:pStyle w:val="ListParagraph"/>
+        <w:numPr>
+          <w:ilvl w:val="1"/>
+          <w:numId w:val="2"/>
+        </w:numPr>
+        <w:suppressAutoHyphens/>
+      </w:pPr>
+      <w:r>
+        <w:t>active (5): A bérlés aktív, folyamatban van, amikor mindkét fél megerősítette az átvételt.</w:t>
+      </w:r>
+    </w:p>
+    <w:p>
+      <w:pPr>
+        <w:pStyle w:val="ListParagraph"/>
+        <w:numPr>
+          <w:ilvl w:val="1"/>
+          <w:numId w:val="2"/>
+        </w:numPr>
+        <w:suppressAutoHyphens/>
+      </w:pPr>
+      <w:r>
+        <w:t>renterFinishAccepted (6): A bérlő megerősítette a jármű visszahozatalát.</w:t>
+      </w:r>
+    </w:p>
+    <w:p>
+      <w:pPr>
+        <w:pStyle w:val="ListParagraph"/>
+        <w:numPr>
+          <w:ilvl w:val="1"/>
+          <w:numId w:val="2"/>
+        </w:numPr>
+        <w:suppressAutoHyphens/>
+      </w:pPr>
+      <w:r>
+        <w:t>ownerFinishAccepted (7): A bérbeadó megerősítette a jármű visszahozatalát</w:t>
+      </w:r>
+      <w:r>
+        <w:t>.</w:t>
+      </w:r>
+    </w:p>
+    <w:p>
+      <w:pPr>
+        <w:pStyle w:val="ListParagraph"/>
+        <w:numPr>
+          <w:ilvl w:val="1"/>
+          <w:numId w:val="2"/>
+        </w:numPr>
+        <w:suppressAutoHyphens/>
+      </w:pPr>
+      <w:r>
+        <w:t>finished (8): A bérlés befejeződött miután mindkét fél megerősítette a jármű visszahozatalát.</w:t>
+      </w:r>
+    </w:p>
+    <w:p>
+      <w:pPr>
+        <w:pStyle w:val="ListParagraph"/>
+        <w:numPr>
+          <w:ilvl w:val="1"/>
+          <w:numId w:val="2"/>
+        </w:numPr>
+        <w:suppressAutoHyphens/>
+      </w:pPr>
+      <w:r>
+        <w:t>cancelled (9): Valamelyik fél lemondta a bérlést.</w:t>
       </w:r>
     </w:p>
     <w:p>
@@ -8272,24 +9123,15 @@
           <w:bCs/>
         </w:rPr>
       </w:pPr>
-      <w:proofErr w:type="spellStart"/>
-      <w:r>
-        <w:rPr>
-          <w:b/>
-          <w:bCs/>
-        </w:rPr>
-        <w:t>model</w:t>
-      </w:r>
-      <w:proofErr w:type="spellEnd"/>
-      <w:r>
-        <w:rPr>
-          <w:b/>
-          <w:bCs/>
-        </w:rPr>
-        <w:t xml:space="preserve">: </w:t>
-      </w:r>
-      <w:r>
-        <w:t>A jármű típusa, modelle. Típusa: szöveg (string / varchar), nem lehet null.</w:t>
+      <w:r>
+        <w:rPr>
+          <w:b/>
+          <w:bCs/>
+        </w:rPr>
+        <w:t xml:space="preserve">pickupLocation: </w:t>
+      </w:r>
+      <w:r>
+        <w:t>A felek által megbeszélt átvételi hely címe. Típusa: szöveg (string / varchar), nem lehet null.</w:t>
       </w:r>
     </w:p>
     <w:p>
@@ -8305,27 +9147,21 @@
           <w:bCs/>
         </w:rPr>
       </w:pPr>
-      <w:proofErr w:type="spellStart"/>
-      <w:r>
-        <w:rPr>
-          <w:b/>
-          <w:bCs/>
-        </w:rPr>
-        <w:t>year</w:t>
-      </w:r>
-      <w:proofErr w:type="spellEnd"/>
-      <w:r>
-        <w:rPr>
-          <w:b/>
-          <w:bCs/>
-        </w:rPr>
-        <w:t xml:space="preserve">: </w:t>
-      </w:r>
-      <w:r>
-        <w:t>A jármű gyártásának éve. Típusa: szám (int), nem lehet null</w:t>
-      </w:r>
-      <w:r>
-        <w:t>.</w:t>
+      <w:r>
+        <w:rPr>
+          <w:b/>
+          <w:bCs/>
+        </w:rPr>
+        <w:t xml:space="preserve">renterRating: </w:t>
+      </w:r>
+      <w:r>
+        <w:rPr>
+          <w:lang w:val="fr-FR"/>
+        </w:rPr>
+        <w:t>A b</w:t>
+      </w:r>
+      <w:r>
+        <w:t>érlő értékelése a bérbeadóról. Típusa: törtszám (double), lehet null.</w:t>
       </w:r>
     </w:p>
     <w:p>
@@ -8336,29 +9172,47 @@
           <w:numId w:val="2"/>
         </w:numPr>
         <w:suppressAutoHyphens/>
-        <w:rPr>
-          <w:b/>
-          <w:bCs/>
-        </w:rPr>
-      </w:pPr>
-      <w:proofErr w:type="spellStart"/>
-      <w:r>
-        <w:rPr>
-          <w:b/>
-          <w:bCs/>
-        </w:rPr>
-        <w:t>description</w:t>
-      </w:r>
-      <w:proofErr w:type="spellEnd"/>
-      <w:r>
-        <w:rPr>
-          <w:b/>
-          <w:bCs/>
-        </w:rPr>
-        <w:t xml:space="preserve">: </w:t>
-      </w:r>
-      <w:r>
-        <w:t>A jármű, tulajdonos általi, leírása. Típusa: szöveg (string / varchar), nem lehet null, de lehet üres.</w:t>
+      </w:pPr>
+      <w:r>
+        <w:rPr>
+          <w:b/>
+          <w:bCs/>
+        </w:rPr>
+        <w:t xml:space="preserve">ownerRating: </w:t>
+      </w:r>
+      <w:r>
+        <w:t>A bérbeadó értékelése a bérlőről. Típusa: törtszám (double), lehet null.</w:t>
+      </w:r>
+    </w:p>
+    <w:p>
+      <w:pPr>
+        <w:suppressAutoHyphens/>
+        <w:spacing w:after="160" w:line="259" w:lineRule="auto"/>
+        <w:jc w:val="left"/>
+        <w:rPr>
+          <w:u w:val="single"/>
+        </w:rPr>
+      </w:pPr>
+      <w:r>
+        <w:rPr>
+          <w:u w:val="single"/>
+        </w:rPr>
+        <w:br w:type="page"/>
+      </w:r>
+    </w:p>
+    <w:p>
+      <w:pPr>
+        <w:suppressAutoHyphens/>
+        <w:rPr>
+          <w:u w:val="single"/>
+        </w:rPr>
+      </w:pPr>
+      <w:r>
+        <w:rPr>
+          <w:u w:val="single"/>
+        </w:rPr>
+        <w:lastRenderedPageBreak/>
+        <w:t>A leképezés után létrejövő idegen kulcs(ok):</w:t>
       </w:r>
     </w:p>
     <w:p>
@@ -8366,230 +9220,13 @@
         <w:pStyle w:val="ListParagraph"/>
         <w:numPr>
           <w:ilvl w:val="0"/>
-          <w:numId w:val="2"/>
-        </w:numPr>
-        <w:suppressAutoHyphens/>
-        <w:rPr>
-          <w:b/>
-          <w:bCs/>
-        </w:rPr>
-      </w:pPr>
-      <w:proofErr w:type="spellStart"/>
-      <w:r>
-        <w:rPr>
-          <w:b/>
-          <w:bCs/>
-        </w:rPr>
-        <w:t>odometerReading</w:t>
-      </w:r>
-      <w:proofErr w:type="spellEnd"/>
-      <w:r>
-        <w:rPr>
-          <w:b/>
-          <w:bCs/>
-        </w:rPr>
-        <w:t xml:space="preserve">: </w:t>
-      </w:r>
-      <w:r>
-        <w:t>A jármű kilométerórájának állása. Típusa: szám (int), nem lehet null.</w:t>
-      </w:r>
-    </w:p>
-    <w:p>
-      <w:pPr>
-        <w:pStyle w:val="ListParagraph"/>
-        <w:numPr>
-          <w:ilvl w:val="0"/>
-          <w:numId w:val="2"/>
-        </w:numPr>
-        <w:suppressAutoHyphens/>
-        <w:rPr>
-          <w:b/>
-          <w:bCs/>
-        </w:rPr>
-      </w:pPr>
-      <w:proofErr w:type="spellStart"/>
-      <w:r>
-        <w:rPr>
-          <w:b/>
-          <w:bCs/>
-        </w:rPr>
-        <w:t>horsepower</w:t>
-      </w:r>
-      <w:proofErr w:type="spellEnd"/>
-      <w:r>
-        <w:rPr>
-          <w:b/>
-          <w:bCs/>
-        </w:rPr>
-        <w:t xml:space="preserve">: </w:t>
-      </w:r>
-      <w:r>
-        <w:t>A jármű teljesítménye lóerőben. Típusa: szám (int), nem lehet null.</w:t>
-      </w:r>
-    </w:p>
-    <w:p>
-      <w:pPr>
-        <w:pStyle w:val="ListParagraph"/>
-        <w:numPr>
-          <w:ilvl w:val="0"/>
-          <w:numId w:val="2"/>
-        </w:numPr>
-        <w:suppressAutoHyphens/>
-        <w:rPr>
-          <w:b/>
-          <w:bCs/>
-        </w:rPr>
-      </w:pPr>
-      <w:proofErr w:type="spellStart"/>
-      <w:r>
-        <w:rPr>
-          <w:b/>
-          <w:bCs/>
-        </w:rPr>
-        <w:t>avgFuelConsumption</w:t>
-      </w:r>
-      <w:proofErr w:type="spellEnd"/>
-      <w:r>
-        <w:rPr>
-          <w:b/>
-          <w:bCs/>
-        </w:rPr>
-        <w:t xml:space="preserve">: </w:t>
-      </w:r>
-      <w:r>
-        <w:t>A jármű átlag üzemanyagfogyasztása 100 km-en. Típusa: törtszám (</w:t>
-      </w:r>
-      <w:proofErr w:type="spellStart"/>
-      <w:r>
-        <w:t>double</w:t>
-      </w:r>
-      <w:proofErr w:type="spellEnd"/>
-      <w:r>
-        <w:t>), nem lehet null.</w:t>
-      </w:r>
-    </w:p>
-    <w:p>
-      <w:pPr>
-        <w:pStyle w:val="ListParagraph"/>
-        <w:numPr>
-          <w:ilvl w:val="0"/>
-          <w:numId w:val="2"/>
-        </w:numPr>
-        <w:suppressAutoHyphens/>
-        <w:rPr>
-          <w:b/>
-          <w:bCs/>
-        </w:rPr>
-      </w:pPr>
-      <w:proofErr w:type="spellStart"/>
-      <w:r>
-        <w:rPr>
-          <w:b/>
-          <w:bCs/>
-        </w:rPr>
-        <w:t>fuelType</w:t>
-      </w:r>
-      <w:proofErr w:type="spellEnd"/>
-      <w:r>
-        <w:rPr>
-          <w:b/>
-          <w:bCs/>
-        </w:rPr>
-        <w:t xml:space="preserve">: </w:t>
-      </w:r>
-      <w:r>
-        <w:t>A jármű üzemanyagának típusa (pl.: benzin, dízel, elektromos). Típusa: szöveg (string / varchar), nem lehet null.</w:t>
-      </w:r>
-    </w:p>
-    <w:p>
-      <w:pPr>
-        <w:pStyle w:val="ListParagraph"/>
-        <w:numPr>
-          <w:ilvl w:val="0"/>
-          <w:numId w:val="2"/>
-        </w:numPr>
-        <w:suppressAutoHyphens/>
-        <w:rPr>
-          <w:b/>
-          <w:bCs/>
-        </w:rPr>
-      </w:pPr>
-      <w:proofErr w:type="spellStart"/>
-      <w:r>
-        <w:rPr>
-          <w:b/>
-          <w:bCs/>
-        </w:rPr>
-        <w:t>insuranceNumber</w:t>
-      </w:r>
-      <w:proofErr w:type="spellEnd"/>
-      <w:r>
-        <w:rPr>
-          <w:b/>
-          <w:bCs/>
-        </w:rPr>
-        <w:t xml:space="preserve">: </w:t>
-      </w:r>
-      <w:r>
-        <w:t>A jármű kötelező felelősségbiztosításának azonosítószáma. Típusa: szöveg (string / varchar), nem lehet null.</w:t>
-      </w:r>
-    </w:p>
-    <w:p>
-      <w:pPr>
-        <w:pStyle w:val="ListParagraph"/>
-        <w:numPr>
-          <w:ilvl w:val="0"/>
-          <w:numId w:val="2"/>
-        </w:numPr>
-        <w:suppressAutoHyphens/>
-      </w:pPr>
-      <w:proofErr w:type="spellStart"/>
-      <w:r>
-        <w:rPr>
-          <w:b/>
-          <w:bCs/>
-        </w:rPr>
-        <w:t>transmission</w:t>
-      </w:r>
-      <w:proofErr w:type="spellEnd"/>
-      <w:r>
-        <w:rPr>
-          <w:b/>
-          <w:bCs/>
-        </w:rPr>
-        <w:t xml:space="preserve">: </w:t>
-      </w:r>
-      <w:r>
-        <w:t>A jármű váltójának típusa (pl.: manuális, automata). Típusa: szöveg (string / varchar), nem lehet null.</w:t>
-      </w:r>
-    </w:p>
-    <w:p>
-      <w:pPr>
+          <w:numId w:val="14"/>
+        </w:numPr>
         <w:suppressAutoHyphens/>
         <w:rPr>
           <w:u w:val="single"/>
         </w:rPr>
       </w:pPr>
-      <w:r>
-        <w:rPr>
-          <w:u w:val="single"/>
-        </w:rPr>
-        <w:t>A leképezés után létrejövő idegen kulcs(ok):</w:t>
-      </w:r>
-    </w:p>
-    <w:p>
-      <w:pPr>
-        <w:pStyle w:val="ListParagraph"/>
-        <w:numPr>
-          <w:ilvl w:val="0"/>
-          <w:numId w:val="13"/>
-        </w:numPr>
-        <w:suppressAutoHyphens/>
-        <w:rPr>
-          <w:u w:val="single"/>
-        </w:rPr>
-      </w:pPr>
-      <w:proofErr w:type="spellStart"/>
       <w:r>
         <w:rPr>
           <w:b/>
@@ -8597,42 +9234,304 @@
           <w:i/>
           <w:iCs/>
         </w:rPr>
-        <w:t>ownerId</w:t>
-      </w:r>
-      <w:proofErr w:type="spellEnd"/>
-      <w:r>
-        <w:rPr>
-          <w:b/>
-          <w:bCs/>
+        <w:t xml:space="preserve">renterId: </w:t>
+      </w:r>
+      <w:r>
+        <w:t>A járműt bérlő felhasználó azonosítószáma, idegen kulcs. Típusa: szám (int), nem lehet null.</w:t>
+      </w:r>
+      <w:r>
+        <w:t xml:space="preserve"> A </w:t>
+      </w:r>
+      <w:r>
+        <w:rPr>
           <w:i/>
           <w:iCs/>
         </w:rPr>
-        <w:t xml:space="preserve">: </w:t>
-      </w:r>
-      <w:r>
-        <w:t>A jármű tulajdonosának felhasználóazonosító száma, idegen kulcs. Típusa: szám (int), nem lehet null.</w:t>
-      </w:r>
-      <w:r>
-        <w:t xml:space="preserve"> A </w:t>
-      </w:r>
-      <w:proofErr w:type="spellStart"/>
-      <w:r>
-        <w:rPr>
+        <w:t>users</w:t>
+      </w:r>
+      <w:r>
+        <w:t xml:space="preserve"> táblára mutat.</w:t>
+      </w:r>
+    </w:p>
+    <w:p>
+      <w:pPr>
+        <w:pStyle w:val="ListParagraph"/>
+        <w:numPr>
+          <w:ilvl w:val="0"/>
+          <w:numId w:val="14"/>
+        </w:numPr>
+        <w:suppressAutoHyphens/>
+        <w:rPr>
+          <w:u w:val="single"/>
+        </w:rPr>
+      </w:pPr>
+      <w:r>
+        <w:rPr>
+          <w:b/>
+          <w:bCs/>
           <w:i/>
           <w:iCs/>
         </w:rPr>
+        <w:t>vehicleId:</w:t>
+      </w:r>
+      <w:r>
+        <w:t xml:space="preserve"> A jármű azonosítószáma, amelyre a bérlés vonatkozik, idegen kulcs. Típusa: szám (int), nem lehet null.</w:t>
+      </w:r>
+      <w:r>
+        <w:t xml:space="preserve"> A </w:t>
+      </w:r>
+      <w:r>
+        <w:rPr>
+          <w:i/>
+          <w:iCs/>
+        </w:rPr>
+        <w:t>vehicles</w:t>
+      </w:r>
+      <w:r>
+        <w:t xml:space="preserve"> táblára mutat.</w:t>
+      </w:r>
+    </w:p>
+    <w:p>
+      <w:pPr>
+        <w:pStyle w:val="Heading4"/>
+        <w:suppressAutoHyphens/>
+      </w:pPr>
+      <w:bookmarkStart w:id="25" w:name="_Toc228204488"/>
+      <w:r>
+        <w:t>Üzenet (messages)</w:t>
+      </w:r>
+      <w:bookmarkEnd w:id="25"/>
+    </w:p>
+    <w:p>
+      <w:pPr>
+        <w:suppressAutoHyphens/>
+      </w:pPr>
+      <w:r>
+        <w:t>A felhasználók között, egy bérlés kontextusában küldött, üzenetek adatait tároló egyedtípus/tábla.</w:t>
+      </w:r>
+    </w:p>
+    <w:p>
+      <w:pPr>
+        <w:suppressAutoHyphens/>
+        <w:rPr>
+          <w:u w:val="single"/>
+        </w:rPr>
+      </w:pPr>
+      <w:r>
+        <w:rPr>
+          <w:u w:val="single"/>
+        </w:rPr>
+        <w:t>Attribútumai/mezői</w:t>
+      </w:r>
+      <w:r>
+        <w:rPr>
+          <w:u w:val="single"/>
+        </w:rPr>
+        <w:t>:</w:t>
+      </w:r>
+    </w:p>
+    <w:p>
+      <w:pPr>
+        <w:pStyle w:val="ListParagraph"/>
+        <w:numPr>
+          <w:ilvl w:val="0"/>
+          <w:numId w:val="18"/>
+        </w:numPr>
+        <w:suppressAutoHyphens/>
+      </w:pPr>
+      <w:r>
+        <w:rPr>
+          <w:b/>
+          <w:bCs/>
+          <w:u w:val="single"/>
+        </w:rPr>
+        <w:t>id</w:t>
+      </w:r>
+      <w:r>
+        <w:t>: A rendszerben az üzenetet azonosító szám, a létrejövő táblában elsődleges kulcs. Típusa: szám (int), nem lehet null.</w:t>
+      </w:r>
+    </w:p>
+    <w:p>
+      <w:pPr>
+        <w:pStyle w:val="ListParagraph"/>
+        <w:numPr>
+          <w:ilvl w:val="0"/>
+          <w:numId w:val="18"/>
+        </w:numPr>
+        <w:suppressAutoHyphens/>
+      </w:pPr>
+      <w:r>
+        <w:rPr>
+          <w:b/>
+          <w:bCs/>
+        </w:rPr>
+        <w:t>content</w:t>
+      </w:r>
+      <w:r>
+        <w:t>:</w:t>
+      </w:r>
+      <w:r>
+        <w:t xml:space="preserve"> Az üzenet tartalma, vagy amennyiben az üzenet egy kép, a kép elérési útja. Típusa: szöveg (string / varchar), nem lehet null.</w:t>
+      </w:r>
+    </w:p>
+    <w:p>
+      <w:pPr>
+        <w:pStyle w:val="ListParagraph"/>
+        <w:numPr>
+          <w:ilvl w:val="0"/>
+          <w:numId w:val="18"/>
+        </w:numPr>
+        <w:suppressAutoHyphens/>
+      </w:pPr>
+      <w:r>
+        <w:rPr>
+          <w:b/>
+          <w:bCs/>
+        </w:rPr>
+        <w:t>isImage</w:t>
+      </w:r>
+      <w:r>
+        <w:t>:</w:t>
+      </w:r>
+      <w:r>
+        <w:t xml:space="preserve"> Megadja, hogy az üzenet egy kép-e. Típusa: logikai (bool / tinyint), nem lehet null, alapvetően hamis.</w:t>
+      </w:r>
+    </w:p>
+    <w:p>
+      <w:pPr>
+        <w:pStyle w:val="ListParagraph"/>
+        <w:numPr>
+          <w:ilvl w:val="0"/>
+          <w:numId w:val="18"/>
+        </w:numPr>
+        <w:suppressAutoHyphens/>
+      </w:pPr>
+      <w:r>
+        <w:rPr>
+          <w:b/>
+          <w:bCs/>
+        </w:rPr>
+        <w:t>timeSent</w:t>
+      </w:r>
+      <w:r>
+        <w:t>:</w:t>
+      </w:r>
+      <w:r>
+        <w:t xml:space="preserve"> Az üzenet elküldésének időpontja. Típusa: időpont (datetime</w:t>
+      </w:r>
+      <w:r>
+        <w:t>, UTC</w:t>
+      </w:r>
+      <w:r>
+        <w:t>), nem lehet null.</w:t>
+      </w:r>
+    </w:p>
+    <w:p>
+      <w:pPr>
+        <w:pStyle w:val="ListParagraph"/>
+        <w:numPr>
+          <w:ilvl w:val="0"/>
+          <w:numId w:val="18"/>
+        </w:numPr>
+        <w:suppressAutoHyphens/>
+      </w:pPr>
+      <w:r>
+        <w:rPr>
+          <w:b/>
+          <w:bCs/>
+        </w:rPr>
+        <w:t>isComplaint</w:t>
+      </w:r>
+      <w:r>
+        <w:t>:</w:t>
+      </w:r>
+      <w:r>
+        <w:t xml:space="preserve"> Megadja, hogy az üzenet egyben jelentés-e az adminisztrátorok felé. Típusa: logikai (bool / tinyint), nem lehet null, alapvetően hamis.</w:t>
+      </w:r>
+    </w:p>
+    <w:p>
+      <w:pPr>
+        <w:suppressAutoHyphens/>
+        <w:rPr>
+          <w:u w:val="single"/>
+        </w:rPr>
+      </w:pPr>
+      <w:r>
+        <w:rPr>
+          <w:u w:val="single"/>
+        </w:rPr>
+        <w:t>A leképezés után létrejövő idegen kulcs(ok):</w:t>
+      </w:r>
+    </w:p>
+    <w:p>
+      <w:pPr>
+        <w:pStyle w:val="ListParagraph"/>
+        <w:numPr>
+          <w:ilvl w:val="0"/>
+          <w:numId w:val="19"/>
+        </w:numPr>
+        <w:suppressAutoHyphens/>
+      </w:pPr>
+      <w:r>
+        <w:rPr>
+          <w:b/>
+          <w:bCs/>
+          <w:i/>
+          <w:iCs/>
+        </w:rPr>
+        <w:t xml:space="preserve">rentalId: </w:t>
+      </w:r>
+      <w:r>
+        <w:t>A bérlés azonosítószáma, amelynek kontextusában az üzenet el lett küldve, idegen kulcs. Típusa: szám (int), nem lehet null.</w:t>
+      </w:r>
+      <w:r>
+        <w:t xml:space="preserve"> A </w:t>
+      </w:r>
+      <w:r>
+        <w:rPr>
+          <w:i/>
+          <w:iCs/>
+        </w:rPr>
+        <w:t>rentals</w:t>
+      </w:r>
+      <w:r>
+        <w:t xml:space="preserve"> táblára mutat.</w:t>
+      </w:r>
+    </w:p>
+    <w:p>
+      <w:pPr>
+        <w:pStyle w:val="ListParagraph"/>
+        <w:numPr>
+          <w:ilvl w:val="0"/>
+          <w:numId w:val="19"/>
+        </w:numPr>
+        <w:suppressAutoHyphens/>
+      </w:pPr>
+      <w:r>
+        <w:rPr>
+          <w:b/>
+          <w:bCs/>
+          <w:i/>
+          <w:iCs/>
+        </w:rPr>
+        <w:t>senderId:</w:t>
+      </w:r>
+      <w:r>
+        <w:t xml:space="preserve"> A felhasználó azonosítószáma, aki az üzenetet elküldte, idegen kulcs. Típusa: szám (int), nem lehet null.</w:t>
+      </w:r>
+      <w:r>
+        <w:t xml:space="preserve"> A </w:t>
+      </w:r>
+      <w:r>
+        <w:rPr>
+          <w:i/>
+          <w:iCs/>
+        </w:rPr>
         <w:t>users</w:t>
       </w:r>
-      <w:proofErr w:type="spellEnd"/>
       <w:r>
         <w:t xml:space="preserve"> táblára mutat.</w:t>
       </w:r>
-    </w:p>
-    <w:p>
-      <w:pPr>
-        <w:suppressAutoHyphens/>
-        <w:ind w:left="708"/>
-      </w:pPr>
     </w:p>
     <w:p>
       <w:pPr>
@@ -8646,950 +9545,156 @@
     </w:p>
     <w:p>
       <w:pPr>
-        <w:pStyle w:val="Heading4"/>
-        <w:suppressAutoHyphens/>
-      </w:pPr>
-      <w:bookmarkStart w:id="22" w:name="_Toc228200803"/>
+        <w:pStyle w:val="Heading3"/>
+        <w:suppressAutoHyphens/>
+      </w:pPr>
+      <w:bookmarkStart w:id="26" w:name="_Toc228204489"/>
       <w:r>
         <w:lastRenderedPageBreak/>
-        <w:t>Járműelé</w:t>
-      </w:r>
-      <w:r>
-        <w:t>rhetőség</w:t>
-      </w:r>
-      <w:r>
-        <w:t xml:space="preserve"> </w:t>
-      </w:r>
-      <w:r>
-        <w:t>(</w:t>
-      </w:r>
-      <w:proofErr w:type="spellStart"/>
-      <w:r>
-        <w:t>vehicleavailabilities</w:t>
-      </w:r>
-      <w:proofErr w:type="spellEnd"/>
-      <w:r>
-        <w:t>)</w:t>
-      </w:r>
-      <w:bookmarkEnd w:id="22"/>
-    </w:p>
-    <w:p>
-      <w:pPr>
-        <w:suppressAutoHyphens/>
-      </w:pPr>
-      <w:r>
-        <w:t>A jármű elérhetőségeit, bérelhetőségi időszakait tartalmazó egyedtípus/tábla.</w:t>
-      </w:r>
-    </w:p>
-    <w:p>
-      <w:pPr>
-        <w:suppressAutoHyphens/>
-        <w:rPr>
-          <w:u w:val="single"/>
-        </w:rPr>
-      </w:pPr>
-      <w:r>
-        <w:rPr>
-          <w:u w:val="single"/>
-        </w:rPr>
-        <w:t>Attribútumai/mezői</w:t>
-      </w:r>
-      <w:r>
-        <w:rPr>
-          <w:u w:val="single"/>
-        </w:rPr>
-        <w:t>:</w:t>
-      </w:r>
-    </w:p>
-    <w:p>
-      <w:pPr>
-        <w:pStyle w:val="ListParagraph"/>
-        <w:numPr>
-          <w:ilvl w:val="0"/>
-          <w:numId w:val="9"/>
-        </w:numPr>
-        <w:suppressAutoHyphens/>
-      </w:pPr>
-      <w:r>
-        <w:rPr>
-          <w:b/>
-          <w:bCs/>
-          <w:u w:val="single"/>
-        </w:rPr>
-        <w:t>id</w:t>
-      </w:r>
-      <w:r>
-        <w:t>: A backenden és az adatbázisban az elérhetőséget azonosító szám, a létrejövő táblában az elsődleges kulcs. Típusa: szám (int), nem lehet null.</w:t>
-      </w:r>
-    </w:p>
-    <w:p>
-      <w:pPr>
-        <w:pStyle w:val="ListParagraph"/>
-        <w:numPr>
-          <w:ilvl w:val="0"/>
-          <w:numId w:val="9"/>
-        </w:numPr>
-        <w:suppressAutoHyphens/>
-      </w:pPr>
-      <w:r>
-        <w:rPr>
-          <w:b/>
-          <w:bCs/>
-        </w:rPr>
-        <w:t>availabilityId</w:t>
-      </w:r>
-      <w:r>
-        <w:t>:</w:t>
-      </w:r>
-      <w:r>
-        <w:t xml:space="preserve"> Egy </w:t>
-      </w:r>
-      <w:r>
-        <w:t>jármű</w:t>
-      </w:r>
-      <w:r>
-        <w:t xml:space="preserve"> kontextusában az elérhetőséget azonosító szám. Típusa: szám (int), nem lehet null.</w:t>
-      </w:r>
-    </w:p>
-    <w:p>
-      <w:pPr>
-        <w:pStyle w:val="ListParagraph"/>
-        <w:numPr>
-          <w:ilvl w:val="0"/>
-          <w:numId w:val="9"/>
-        </w:numPr>
-        <w:suppressAutoHyphens/>
-      </w:pPr>
-      <w:r>
-        <w:rPr>
-          <w:b/>
-          <w:bCs/>
-        </w:rPr>
-        <w:t xml:space="preserve">start: </w:t>
-      </w:r>
-      <w:r>
-        <w:t>Az adott elérhetőség kezdeti időpontja. Típusa: időpont (datetime</w:t>
-      </w:r>
-      <w:r>
-        <w:t>, UTC</w:t>
-      </w:r>
-      <w:r>
-        <w:t>), nem lehet null.</w:t>
-      </w:r>
-    </w:p>
-    <w:p>
-      <w:pPr>
-        <w:pStyle w:val="ListParagraph"/>
-        <w:numPr>
-          <w:ilvl w:val="0"/>
-          <w:numId w:val="9"/>
-        </w:numPr>
-        <w:suppressAutoHyphens/>
-      </w:pPr>
-      <w:r>
-        <w:rPr>
-          <w:b/>
-          <w:bCs/>
-        </w:rPr>
-        <w:t xml:space="preserve">end: </w:t>
-      </w:r>
-      <w:r>
-        <w:t>Az adott elérhetőség végének időpontja. Típusa: időpont (datetime</w:t>
-      </w:r>
-      <w:r>
-        <w:t>, UTC</w:t>
-      </w:r>
-      <w:r>
-        <w:t>), nem lehet null.</w:t>
-      </w:r>
-    </w:p>
-    <w:p>
-      <w:pPr>
-        <w:pStyle w:val="ListParagraph"/>
-        <w:numPr>
-          <w:ilvl w:val="0"/>
-          <w:numId w:val="9"/>
-        </w:numPr>
-        <w:suppressAutoHyphens/>
-      </w:pPr>
-      <w:proofErr w:type="spellStart"/>
-      <w:r>
-        <w:rPr>
-          <w:b/>
-          <w:bCs/>
-        </w:rPr>
-        <w:t>hourlyRate</w:t>
-      </w:r>
-      <w:proofErr w:type="spellEnd"/>
-      <w:r>
-        <w:rPr>
-          <w:b/>
-          <w:bCs/>
-        </w:rPr>
-        <w:t xml:space="preserve">: </w:t>
-      </w:r>
-      <w:r>
-        <w:t>A bérelhetőségi időszakban az óradíj. Típusa: szám (int), nem lehet null.</w:t>
-      </w:r>
-    </w:p>
-    <w:p>
-      <w:pPr>
-        <w:suppressAutoHyphens/>
-        <w:rPr>
-          <w:u w:val="single"/>
-        </w:rPr>
-      </w:pPr>
-      <w:r>
-        <w:rPr>
-          <w:u w:val="single"/>
-        </w:rPr>
-        <w:t>A leképezés után létrejövő idegen kulcs(ok):</w:t>
-      </w:r>
-    </w:p>
-    <w:p>
-      <w:pPr>
-        <w:pStyle w:val="ListParagraph"/>
-        <w:numPr>
-          <w:ilvl w:val="0"/>
-          <w:numId w:val="11"/>
-        </w:numPr>
-        <w:suppressAutoHyphens/>
-      </w:pPr>
-      <w:r>
-        <w:rPr>
-          <w:b/>
-          <w:bCs/>
-          <w:i/>
-          <w:iCs/>
-        </w:rPr>
-        <w:t xml:space="preserve">vehicleId: </w:t>
-      </w:r>
-      <w:r>
-        <w:t>A járművet azonosító idegen kulcs, amelyhez az elérhetőség tartozik. Típusa: szám (int), nem lehet null.</w:t>
-      </w:r>
-      <w:r>
-        <w:t xml:space="preserve"> A </w:t>
-      </w:r>
-      <w:proofErr w:type="spellStart"/>
-      <w:r>
-        <w:rPr>
-          <w:i/>
-          <w:iCs/>
-        </w:rPr>
-        <w:t>vehicles</w:t>
-      </w:r>
-      <w:proofErr w:type="spellEnd"/>
-      <w:r>
-        <w:t xml:space="preserve"> táblára mutat.</w:t>
-      </w:r>
-    </w:p>
-    <w:p>
-      <w:pPr>
-        <w:pStyle w:val="Heading4"/>
-        <w:suppressAutoHyphens/>
-      </w:pPr>
-      <w:bookmarkStart w:id="23" w:name="_Toc228200804"/>
-      <w:r>
-        <w:t>Járműkép (</w:t>
-      </w:r>
-      <w:proofErr w:type="spellStart"/>
-      <w:r>
-        <w:t>vehicleimages</w:t>
-      </w:r>
-      <w:proofErr w:type="spellEnd"/>
-      <w:r>
-        <w:t>)</w:t>
-      </w:r>
-      <w:bookmarkEnd w:id="23"/>
-      <w:r>
-        <w:t xml:space="preserve"> </w:t>
-      </w:r>
-    </w:p>
-    <w:p>
-      <w:pPr>
-        <w:suppressAutoHyphens/>
-      </w:pPr>
-      <w:r>
-        <w:t xml:space="preserve">A járműhöz tartozó </w:t>
-      </w:r>
-      <w:proofErr w:type="spellStart"/>
-      <w:r>
-        <w:t>képekek</w:t>
-      </w:r>
-      <w:proofErr w:type="spellEnd"/>
-      <w:r>
-        <w:t xml:space="preserve"> elérési útját tartalmazó egyedtípus/tábla.</w:t>
-      </w:r>
-    </w:p>
-    <w:p>
-      <w:pPr>
-        <w:suppressAutoHyphens/>
-        <w:rPr>
-          <w:u w:val="single"/>
-        </w:rPr>
-      </w:pPr>
-      <w:r>
-        <w:rPr>
-          <w:u w:val="single"/>
-        </w:rPr>
-        <w:t>Attribútumai/mezői</w:t>
-      </w:r>
-      <w:r>
-        <w:rPr>
-          <w:u w:val="single"/>
-        </w:rPr>
-        <w:t>:</w:t>
-      </w:r>
-    </w:p>
-    <w:p>
-      <w:pPr>
-        <w:pStyle w:val="ListParagraph"/>
-        <w:numPr>
-          <w:ilvl w:val="0"/>
-          <w:numId w:val="10"/>
-        </w:numPr>
-        <w:suppressAutoHyphens/>
-      </w:pPr>
-      <w:r>
-        <w:rPr>
-          <w:b/>
-          <w:bCs/>
-          <w:u w:val="single"/>
-        </w:rPr>
-        <w:t>id</w:t>
-      </w:r>
-      <w:r>
-        <w:t>: A backenden és az adatbázisban a képet azonosító szám, a létrejövő táblában az elsődleges kulcs. Típusa: szám (int), nem lehet null.</w:t>
-      </w:r>
-    </w:p>
-    <w:p>
-      <w:pPr>
-        <w:pStyle w:val="ListParagraph"/>
-        <w:numPr>
-          <w:ilvl w:val="0"/>
-          <w:numId w:val="10"/>
-        </w:numPr>
-        <w:suppressAutoHyphens/>
-      </w:pPr>
-      <w:r>
-        <w:rPr>
-          <w:b/>
-          <w:bCs/>
-        </w:rPr>
-        <w:t xml:space="preserve">imageId: </w:t>
-      </w:r>
-      <w:r>
-        <w:t>Egy jármű kontextusában a képet azonosító szám. Típusa: szám (int), nem lehet null.</w:t>
-      </w:r>
-    </w:p>
-    <w:p>
-      <w:pPr>
-        <w:pStyle w:val="ListParagraph"/>
-        <w:numPr>
-          <w:ilvl w:val="0"/>
-          <w:numId w:val="10"/>
-        </w:numPr>
-        <w:suppressAutoHyphens/>
-      </w:pPr>
-      <w:r>
-        <w:rPr>
-          <w:b/>
-          <w:bCs/>
-        </w:rPr>
-        <w:t>sortIndex:</w:t>
-      </w:r>
-      <w:r>
-        <w:t xml:space="preserve"> A járműhöz tartozó adott kép sorszáma. Típusa: szám (int), nem lehet null.</w:t>
-      </w:r>
-    </w:p>
-    <w:p>
-      <w:pPr>
-        <w:pStyle w:val="ListParagraph"/>
-        <w:numPr>
-          <w:ilvl w:val="0"/>
-          <w:numId w:val="10"/>
-        </w:numPr>
-        <w:suppressAutoHyphens/>
-      </w:pPr>
-      <w:proofErr w:type="spellStart"/>
-      <w:r>
-        <w:rPr>
-          <w:b/>
-          <w:bCs/>
-        </w:rPr>
-        <w:t>path</w:t>
-      </w:r>
-      <w:proofErr w:type="spellEnd"/>
-      <w:r>
-        <w:rPr>
-          <w:b/>
-          <w:bCs/>
-        </w:rPr>
-        <w:t xml:space="preserve">: </w:t>
-      </w:r>
-      <w:r>
-        <w:t>A járműhöz tartozó kép elérési útja. Típusa: szöveg (string / varchar), nem lehet null.</w:t>
-      </w:r>
-    </w:p>
-    <w:p>
-      <w:pPr>
-        <w:suppressAutoHyphens/>
-        <w:rPr>
-          <w:u w:val="single"/>
-        </w:rPr>
-      </w:pPr>
-      <w:r>
-        <w:rPr>
-          <w:u w:val="single"/>
-        </w:rPr>
-        <w:t>A leképezés után létrejövő idegen kulcs(ok):</w:t>
-      </w:r>
-    </w:p>
-    <w:p>
-      <w:pPr>
-        <w:pStyle w:val="ListParagraph"/>
-        <w:numPr>
-          <w:ilvl w:val="0"/>
-          <w:numId w:val="12"/>
-        </w:numPr>
-        <w:suppressAutoHyphens/>
-        <w:rPr>
-          <w:i/>
-          <w:iCs/>
-        </w:rPr>
-      </w:pPr>
-      <w:r>
-        <w:rPr>
-          <w:b/>
-          <w:bCs/>
-          <w:i/>
-          <w:iCs/>
-        </w:rPr>
-        <w:t xml:space="preserve">vehicleId: </w:t>
-      </w:r>
-      <w:r>
-        <w:t>A járművet azonosító idegen kulcs, amelyhez a kép tartozik. Típusa: szám (int), nem lehet null.</w:t>
-      </w:r>
-      <w:r>
-        <w:t xml:space="preserve"> A </w:t>
-      </w:r>
-      <w:proofErr w:type="spellStart"/>
-      <w:r>
-        <w:rPr>
-          <w:i/>
-          <w:iCs/>
-        </w:rPr>
-        <w:t>vehicles</w:t>
-      </w:r>
-      <w:proofErr w:type="spellEnd"/>
-      <w:r>
-        <w:t xml:space="preserve"> táblára mutat.</w:t>
-      </w:r>
-    </w:p>
-    <w:p>
-      <w:pPr>
-        <w:suppressAutoHyphens/>
-      </w:pPr>
-    </w:p>
-    <w:p>
-      <w:pPr>
-        <w:pStyle w:val="Heading4"/>
-        <w:suppressAutoHyphens/>
-      </w:pPr>
-      <w:r>
-        <w:br w:type="page"/>
-      </w:r>
-      <w:bookmarkStart w:id="24" w:name="_Toc228200805"/>
-      <w:r>
-        <w:lastRenderedPageBreak/>
-        <w:t>Bérlés (</w:t>
-      </w:r>
-      <w:proofErr w:type="spellStart"/>
-      <w:r>
-        <w:t>rentals</w:t>
-      </w:r>
-      <w:proofErr w:type="spellEnd"/>
-      <w:r>
-        <w:t>)</w:t>
-      </w:r>
-      <w:bookmarkEnd w:id="24"/>
-    </w:p>
-    <w:p>
-      <w:pPr>
-        <w:suppressAutoHyphens/>
-      </w:pPr>
-      <w:r>
-        <w:t>A bérlés adatait és állapotát tároló egyedtípus.</w:t>
-      </w:r>
-      <w:r>
-        <w:t xml:space="preserve"> A rekordok funkcionálhatnak bérlési ajánlatként és bérlésként is.</w:t>
-      </w:r>
-    </w:p>
-    <w:p>
-      <w:pPr>
-        <w:suppressAutoHyphens/>
-        <w:rPr>
-          <w:b/>
-          <w:bCs/>
-        </w:rPr>
-      </w:pPr>
-      <w:r>
-        <w:rPr>
-          <w:u w:val="single"/>
-        </w:rPr>
-        <w:t>Attribútumai/mezői</w:t>
-      </w:r>
-      <w:r>
-        <w:t>:</w:t>
-      </w:r>
-    </w:p>
-    <w:p>
-      <w:pPr>
-        <w:pStyle w:val="ListParagraph"/>
-        <w:numPr>
-          <w:ilvl w:val="0"/>
-          <w:numId w:val="2"/>
-        </w:numPr>
-        <w:suppressAutoHyphens/>
-        <w:rPr>
-          <w:b/>
-          <w:bCs/>
-        </w:rPr>
-      </w:pPr>
-      <w:r>
-        <w:rPr>
-          <w:b/>
-          <w:bCs/>
-          <w:u w:val="single"/>
-        </w:rPr>
-        <w:t>id</w:t>
-      </w:r>
-      <w:r>
-        <w:t>: A rendszerben a bérlés azonosítószáma, a létrejövő tábla elsődleges kulcsa, így minden bérléshez egyedi. Típusa</w:t>
-      </w:r>
-      <w:r>
-        <w:t xml:space="preserve">: </w:t>
-      </w:r>
-      <w:r>
-        <w:t>szám (int), nem lehet null.</w:t>
-      </w:r>
-    </w:p>
-    <w:p>
-      <w:pPr>
-        <w:pStyle w:val="ListParagraph"/>
-        <w:numPr>
-          <w:ilvl w:val="0"/>
-          <w:numId w:val="2"/>
-        </w:numPr>
-        <w:suppressAutoHyphens/>
-        <w:rPr>
-          <w:b/>
-          <w:bCs/>
-        </w:rPr>
-      </w:pPr>
-      <w:r>
-        <w:rPr>
-          <w:b/>
-          <w:bCs/>
-        </w:rPr>
-        <w:t xml:space="preserve">start: </w:t>
-      </w:r>
-      <w:r>
-        <w:t xml:space="preserve">A bérlés </w:t>
-      </w:r>
-      <w:r>
-        <w:t>kezdete</w:t>
-      </w:r>
-      <w:r>
-        <w:t>.</w:t>
-      </w:r>
-      <w:r>
-        <w:t xml:space="preserve"> </w:t>
-      </w:r>
-      <w:r>
-        <w:t>Típusa</w:t>
-      </w:r>
-      <w:r>
-        <w:t>:</w:t>
-      </w:r>
-      <w:r>
-        <w:t xml:space="preserve"> időpont (datetime</w:t>
-      </w:r>
-      <w:r>
-        <w:t>, UTC</w:t>
-      </w:r>
-      <w:r>
-        <w:t>), nem lehet null.</w:t>
-      </w:r>
-    </w:p>
-    <w:p>
-      <w:pPr>
-        <w:pStyle w:val="ListParagraph"/>
-        <w:numPr>
-          <w:ilvl w:val="0"/>
-          <w:numId w:val="2"/>
-        </w:numPr>
-        <w:suppressAutoHyphens/>
-        <w:rPr>
-          <w:b/>
-          <w:bCs/>
-        </w:rPr>
-      </w:pPr>
-      <w:r>
-        <w:rPr>
-          <w:b/>
-          <w:bCs/>
-        </w:rPr>
-        <w:t xml:space="preserve">end: </w:t>
-      </w:r>
-      <w:r>
-        <w:t xml:space="preserve">A bérlés </w:t>
-      </w:r>
-      <w:r>
-        <w:t>vége</w:t>
-      </w:r>
-      <w:r>
-        <w:t>. Típusa</w:t>
-      </w:r>
-      <w:r>
-        <w:t>:</w:t>
-      </w:r>
-      <w:r>
-        <w:t xml:space="preserve"> időpont (datetime</w:t>
-      </w:r>
-      <w:r>
-        <w:t>, UTC</w:t>
-      </w:r>
-      <w:r>
-        <w:t>), nem lehet null.</w:t>
-      </w:r>
-    </w:p>
-    <w:p>
-      <w:pPr>
-        <w:pStyle w:val="ListParagraph"/>
-        <w:numPr>
-          <w:ilvl w:val="0"/>
-          <w:numId w:val="2"/>
-        </w:numPr>
-        <w:suppressAutoHyphens/>
-        <w:rPr>
-          <w:b/>
-          <w:bCs/>
-        </w:rPr>
-      </w:pPr>
-      <w:proofErr w:type="spellStart"/>
-      <w:r>
-        <w:rPr>
-          <w:b/>
-          <w:bCs/>
-        </w:rPr>
-        <w:t>rentalPrice</w:t>
-      </w:r>
-      <w:proofErr w:type="spellEnd"/>
-      <w:r>
-        <w:rPr>
-          <w:b/>
-          <w:bCs/>
-        </w:rPr>
-        <w:t xml:space="preserve">: </w:t>
-      </w:r>
-      <w:r>
-        <w:t>A bérlés ára, a járműelérhetőségek óradíjai alapján kiszámolva. Típusa: szám (int), nem lehet null.</w:t>
-      </w:r>
-    </w:p>
-    <w:p>
-      <w:pPr>
-        <w:pStyle w:val="ListParagraph"/>
-        <w:numPr>
-          <w:ilvl w:val="0"/>
-          <w:numId w:val="2"/>
-        </w:numPr>
-        <w:suppressAutoHyphens/>
-        <w:rPr>
-          <w:b/>
-          <w:bCs/>
-        </w:rPr>
-      </w:pPr>
-      <w:r>
-        <w:rPr>
-          <w:b/>
-          <w:bCs/>
-        </w:rPr>
-        <w:t xml:space="preserve">status: </w:t>
-      </w:r>
-      <w:r>
-        <w:t>A bérlés státusza. Típusa: enum (adatbázisban int), nem lehet null</w:t>
-      </w:r>
-      <w:r>
-        <w:t>.</w:t>
-      </w:r>
-      <w:r>
-        <w:br/>
-        <w:t xml:space="preserve">Lehetséges </w:t>
-      </w:r>
-      <w:r>
-        <w:t>értékei</w:t>
-      </w:r>
-      <w:r>
-        <w:t>:</w:t>
-      </w:r>
-    </w:p>
-    <w:p>
-      <w:pPr>
-        <w:pStyle w:val="ListParagraph"/>
-        <w:numPr>
-          <w:ilvl w:val="1"/>
-          <w:numId w:val="2"/>
-        </w:numPr>
-        <w:suppressAutoHyphens/>
-      </w:pPr>
-      <w:r>
-        <w:t>renterOffer (0):</w:t>
-      </w:r>
-      <w:r>
-        <w:t xml:space="preserve"> A bérlő bérlési ajánlata.</w:t>
-      </w:r>
-    </w:p>
-    <w:p>
-      <w:pPr>
-        <w:pStyle w:val="ListParagraph"/>
-        <w:numPr>
-          <w:ilvl w:val="1"/>
-          <w:numId w:val="2"/>
-        </w:numPr>
-        <w:suppressAutoHyphens/>
-      </w:pPr>
-      <w:r>
-        <w:t>ownerOffer (1): A bérbeadó ellenajánlata.</w:t>
-      </w:r>
-    </w:p>
-    <w:p>
-      <w:pPr>
-        <w:pStyle w:val="ListParagraph"/>
-        <w:numPr>
-          <w:ilvl w:val="1"/>
-          <w:numId w:val="2"/>
-        </w:numPr>
-        <w:suppressAutoHyphens/>
-      </w:pPr>
-      <w:r>
-        <w:t>offerAccepted (2): Az egyik fél elfogadta a másik ajánlatát, a bérlés viszont még nem kezdődött meg.</w:t>
-      </w:r>
-    </w:p>
-    <w:p>
-      <w:pPr>
-        <w:pStyle w:val="ListParagraph"/>
-        <w:numPr>
-          <w:ilvl w:val="1"/>
-          <w:numId w:val="2"/>
-        </w:numPr>
-        <w:suppressAutoHyphens/>
-      </w:pPr>
-      <w:r>
-        <w:t>renterPickupAccepted (3): A bérlő megerősítette a jármű átvételét.</w:t>
-      </w:r>
-    </w:p>
-    <w:p>
-      <w:pPr>
-        <w:pStyle w:val="ListParagraph"/>
-        <w:numPr>
-          <w:ilvl w:val="1"/>
-          <w:numId w:val="2"/>
-        </w:numPr>
-        <w:suppressAutoHyphens/>
-      </w:pPr>
-      <w:r>
-        <w:t>ownerPickupAccepted (4): A bérbeadó megerősítette a jármű átvételét.</w:t>
-      </w:r>
-    </w:p>
-    <w:p>
-      <w:pPr>
-        <w:pStyle w:val="ListParagraph"/>
-        <w:numPr>
-          <w:ilvl w:val="1"/>
-          <w:numId w:val="2"/>
-        </w:numPr>
-        <w:suppressAutoHyphens/>
-      </w:pPr>
-      <w:r>
-        <w:t>active (5): A bérlés aktív, folyamatban van, amikor mindkét fél megerősítette az átvételt.</w:t>
-      </w:r>
-    </w:p>
-    <w:p>
-      <w:pPr>
-        <w:pStyle w:val="ListParagraph"/>
-        <w:numPr>
-          <w:ilvl w:val="1"/>
-          <w:numId w:val="2"/>
-        </w:numPr>
-        <w:suppressAutoHyphens/>
-      </w:pPr>
-      <w:r>
-        <w:t>renterFinishAccepted (6): A bérlő megerősítette a jármű visszahozatalát.</w:t>
-      </w:r>
-    </w:p>
-    <w:p>
-      <w:pPr>
-        <w:pStyle w:val="ListParagraph"/>
-        <w:numPr>
-          <w:ilvl w:val="1"/>
-          <w:numId w:val="2"/>
-        </w:numPr>
-        <w:suppressAutoHyphens/>
-      </w:pPr>
-      <w:r>
-        <w:t>ownerFinishAccepted (7): A bérbeadó megerősítette a jármű visszahozatalát</w:t>
-      </w:r>
-      <w:r>
-        <w:t>.</w:t>
-      </w:r>
-    </w:p>
-    <w:p>
-      <w:pPr>
-        <w:pStyle w:val="ListParagraph"/>
-        <w:numPr>
-          <w:ilvl w:val="1"/>
-          <w:numId w:val="2"/>
-        </w:numPr>
-        <w:suppressAutoHyphens/>
-      </w:pPr>
-      <w:r>
-        <w:t>finished (8): A bérlés befejeződött miután mindkét fél megerősítette a jármű visszahozatalát.</w:t>
-      </w:r>
-    </w:p>
-    <w:p>
-      <w:pPr>
-        <w:pStyle w:val="ListParagraph"/>
-        <w:numPr>
-          <w:ilvl w:val="1"/>
-          <w:numId w:val="2"/>
-        </w:numPr>
-        <w:suppressAutoHyphens/>
-      </w:pPr>
-      <w:r>
-        <w:t>cancelled (9): Valamelyik fél lemondta a bérlést.</w:t>
-      </w:r>
-    </w:p>
-    <w:p>
-      <w:pPr>
-        <w:pStyle w:val="ListParagraph"/>
-        <w:numPr>
-          <w:ilvl w:val="0"/>
-          <w:numId w:val="2"/>
-        </w:numPr>
-        <w:suppressAutoHyphens/>
-        <w:rPr>
-          <w:b/>
-          <w:bCs/>
-        </w:rPr>
-      </w:pPr>
-      <w:proofErr w:type="spellStart"/>
-      <w:r>
-        <w:rPr>
-          <w:b/>
-          <w:bCs/>
-        </w:rPr>
-        <w:t>pickupLocation</w:t>
-      </w:r>
-      <w:proofErr w:type="spellEnd"/>
-      <w:r>
-        <w:rPr>
-          <w:b/>
-          <w:bCs/>
-        </w:rPr>
-        <w:t xml:space="preserve">: </w:t>
-      </w:r>
-      <w:r>
-        <w:t>A felek által megbeszélt átvételi hely címe. Típusa: szöveg (string / varchar), nem lehet null.</w:t>
-      </w:r>
-    </w:p>
-    <w:p>
-      <w:pPr>
-        <w:pStyle w:val="ListParagraph"/>
-        <w:numPr>
-          <w:ilvl w:val="0"/>
-          <w:numId w:val="2"/>
-        </w:numPr>
-        <w:suppressAutoHyphens/>
-        <w:rPr>
-          <w:b/>
-          <w:bCs/>
-        </w:rPr>
-      </w:pPr>
-      <w:proofErr w:type="spellStart"/>
-      <w:r>
-        <w:rPr>
-          <w:b/>
-          <w:bCs/>
-        </w:rPr>
-        <w:t>renterRating</w:t>
-      </w:r>
-      <w:proofErr w:type="spellEnd"/>
-      <w:r>
-        <w:rPr>
-          <w:b/>
-          <w:bCs/>
-        </w:rPr>
-        <w:t xml:space="preserve">: </w:t>
-      </w:r>
-      <w:r>
-        <w:rPr>
-          <w:lang w:val="fr-FR"/>
-        </w:rPr>
-        <w:t>A b</w:t>
-      </w:r>
-      <w:proofErr w:type="spellStart"/>
-      <w:r>
-        <w:t>érlő</w:t>
-      </w:r>
-      <w:proofErr w:type="spellEnd"/>
-      <w:r>
-        <w:t xml:space="preserve"> értékelése a bérbeadóról. Típusa: törtszám (</w:t>
-      </w:r>
-      <w:proofErr w:type="spellStart"/>
-      <w:r>
-        <w:t>double</w:t>
-      </w:r>
-      <w:proofErr w:type="spellEnd"/>
-      <w:r>
-        <w:t>), lehet null.</w:t>
-      </w:r>
-    </w:p>
-    <w:p>
-      <w:pPr>
-        <w:pStyle w:val="ListParagraph"/>
-        <w:numPr>
-          <w:ilvl w:val="0"/>
-          <w:numId w:val="2"/>
-        </w:numPr>
-        <w:suppressAutoHyphens/>
-      </w:pPr>
-      <w:proofErr w:type="spellStart"/>
-      <w:r>
-        <w:rPr>
-          <w:b/>
-          <w:bCs/>
-        </w:rPr>
-        <w:t>ownerRating</w:t>
-      </w:r>
-      <w:proofErr w:type="spellEnd"/>
-      <w:r>
-        <w:rPr>
-          <w:b/>
-          <w:bCs/>
-        </w:rPr>
-        <w:t xml:space="preserve">: </w:t>
-      </w:r>
-      <w:r>
-        <w:t>A bérbeadó értékelése a bérlőről. Típusa: törtszám (</w:t>
-      </w:r>
-      <w:proofErr w:type="spellStart"/>
-      <w:r>
-        <w:t>double</w:t>
-      </w:r>
-      <w:proofErr w:type="spellEnd"/>
-      <w:r>
-        <w:t>), lehet null.</w:t>
+        <w:t>Kapcsolatok</w:t>
+      </w:r>
+      <w:bookmarkEnd w:id="26"/>
+    </w:p>
+    <w:p>
+      <w:pPr>
+        <w:suppressAutoHyphens/>
+      </w:pPr>
+      <w:r>
+        <w:t>Az egyedtípusok közötti kapcsolatok az alábbi módon épülnek fel.</w:t>
+      </w:r>
+    </w:p>
+    <w:p>
+      <w:pPr>
+        <w:pStyle w:val="Heading5"/>
+        <w:suppressAutoHyphens/>
+      </w:pPr>
+      <w:r>
+        <w:t>Felhasználó – Jármű (1:N, parciális-totális)</w:t>
+      </w:r>
+    </w:p>
+    <w:p>
+      <w:pPr>
+        <w:suppressAutoHyphens/>
+      </w:pPr>
+      <w:r>
+        <w:t>Nem minden felhasználóhoz tartozik jármű, így a felhasználó oldaláról a kapcsolat parciális, viszont minden járműnek van tulajdonos felhasználója, így a jármű oldaláról pedig a kapcsolat totális.</w:t>
+      </w:r>
+    </w:p>
+    <w:p>
+      <w:pPr>
+        <w:suppressAutoHyphens/>
+      </w:pPr>
+      <w:r>
+        <w:t xml:space="preserve">Egy felhasználó több </w:t>
+      </w:r>
+      <w:r>
+        <w:t>járművet</w:t>
+      </w:r>
+      <w:r>
+        <w:t xml:space="preserve"> is birtokolhat és bérbe adhat a rendszeren keresztül, viszont egy járműnek csak egy tulajdonosa van a rendszerben, így ez egy 1:N kapcsolat.</w:t>
+      </w:r>
+    </w:p>
+    <w:p>
+      <w:pPr>
+        <w:pStyle w:val="Heading5"/>
+        <w:suppressAutoHyphens/>
+      </w:pPr>
+      <w:r>
+        <w:t>Felhasználó – Értesítés (1:N, parciális-totális)</w:t>
+      </w:r>
+    </w:p>
+    <w:p>
+      <w:pPr>
+        <w:suppressAutoHyphens/>
+      </w:pPr>
+      <w:r>
+        <w:t>Nem minden felhasználó kapott értesítést, így a felhasználó oldaláról a kapcsolat parciális, viszont minden értesítésnek van címzett felhasználója, így az értesítés oldaláról pedig a kapcsolat totális.</w:t>
+      </w:r>
+    </w:p>
+    <w:p>
+      <w:pPr>
+        <w:suppressAutoHyphens/>
+      </w:pPr>
+      <w:r>
+        <w:t>Egy felhasználó több értesítést is kaphat, egy értesítést viszont csak egy felhasználó kap, így  ez egy 1:N kapcsolat.</w:t>
+      </w:r>
+    </w:p>
+    <w:p>
+      <w:pPr>
+        <w:pStyle w:val="Heading5"/>
+        <w:suppressAutoHyphens/>
+      </w:pPr>
+      <w:r>
+        <w:t>Felhasználó – Token (1:N, parciális-totális)</w:t>
+      </w:r>
+    </w:p>
+    <w:p>
+      <w:pPr>
+        <w:suppressAutoHyphens/>
+      </w:pPr>
+      <w:r>
+        <w:t xml:space="preserve">Nem minden felhasználó kér jelszóvisszaállító vagy más kódot, így a felhasználó oldaláról a kapcsolat parciális, viszont minden tokent egy felhasználó kér, így a token oldaláról a kapcsolat pedig </w:t>
+      </w:r>
+      <w:r>
+        <w:t>totális.</w:t>
+      </w:r>
+    </w:p>
+    <w:p>
+      <w:pPr>
+        <w:suppressAutoHyphens/>
+      </w:pPr>
+      <w:r>
+        <w:t>Egy felhasználó több tokent is kérhet, egy token viszont csak egy felhasználóra vonatkozik, így ez egy 1:N kapcsolat.</w:t>
+      </w:r>
+    </w:p>
+    <w:p>
+      <w:pPr>
+        <w:pStyle w:val="Heading5"/>
+        <w:suppressAutoHyphens/>
+      </w:pPr>
+      <w:r>
+        <w:t>Felhasználó – Bérlés (1:N, parciális-totális)</w:t>
+      </w:r>
+    </w:p>
+    <w:p>
+      <w:pPr>
+        <w:suppressAutoHyphens/>
+      </w:pPr>
+      <w:r>
+        <w:t>Nem minden felhasználó kezd bérlést, van, aki csak bérbe ad, így a felhasználó oldaláról a kapcsolat parciális, viszont minden bérlésnek van bérlője, így a bérlés oldaláról a kapcsolat totális.</w:t>
+      </w:r>
+    </w:p>
+    <w:p>
+      <w:pPr>
+        <w:suppressAutoHyphens/>
+      </w:pPr>
+      <w:r>
+        <w:t>Egy felhasználó több bérlést is megkezdhet, egy bérlésnek viszont csak egy bérlője lehet, így ez egy 1:N kapcsolat.</w:t>
+      </w:r>
+    </w:p>
+    <w:p>
+      <w:pPr>
+        <w:pStyle w:val="Heading5"/>
+        <w:suppressAutoHyphens/>
+      </w:pPr>
+      <w:r>
+        <w:t>Felhasználó – Üzenet (1:N, parciális-totális)</w:t>
+      </w:r>
+    </w:p>
+    <w:p>
+      <w:pPr>
+        <w:suppressAutoHyphens/>
+      </w:pPr>
+      <w:r>
+        <w:t>Nem minden felhasználó küld üzenetet, így a felhasználó oldaláról a kapcsolat parciális, viszont minden üzenetnek van küldője, így az üzenet oldaláról ez egy totális kapcsolat.</w:t>
+      </w:r>
+    </w:p>
+    <w:p>
+      <w:pPr>
+        <w:suppressAutoHyphens/>
+      </w:pPr>
+      <w:r>
+        <w:t>Egy felhasználó több üzenetet is küldhet, egy üzenetnek viszont csak egy küldője van, így ez egy 1:N kapcsolat.</w:t>
       </w:r>
     </w:p>
     <w:p>
@@ -9597,600 +9702,6 @@
         <w:suppressAutoHyphens/>
         <w:spacing w:after="160" w:line="259" w:lineRule="auto"/>
         <w:jc w:val="left"/>
-        <w:rPr>
-          <w:u w:val="single"/>
-        </w:rPr>
-      </w:pPr>
-      <w:r>
-        <w:rPr>
-          <w:u w:val="single"/>
-        </w:rPr>
-        <w:br w:type="page"/>
-      </w:r>
-    </w:p>
-    <w:p>
-      <w:pPr>
-        <w:suppressAutoHyphens/>
-        <w:rPr>
-          <w:u w:val="single"/>
-        </w:rPr>
-      </w:pPr>
-      <w:r>
-        <w:rPr>
-          <w:u w:val="single"/>
-        </w:rPr>
-        <w:lastRenderedPageBreak/>
-        <w:t>A leképezés után létrejövő idegen kulcs(ok):</w:t>
-      </w:r>
-    </w:p>
-    <w:p>
-      <w:pPr>
-        <w:pStyle w:val="ListParagraph"/>
-        <w:numPr>
-          <w:ilvl w:val="0"/>
-          <w:numId w:val="14"/>
-        </w:numPr>
-        <w:suppressAutoHyphens/>
-        <w:rPr>
-          <w:u w:val="single"/>
-        </w:rPr>
-      </w:pPr>
-      <w:proofErr w:type="spellStart"/>
-      <w:r>
-        <w:rPr>
-          <w:b/>
-          <w:bCs/>
-          <w:i/>
-          <w:iCs/>
-        </w:rPr>
-        <w:t>renterId</w:t>
-      </w:r>
-      <w:proofErr w:type="spellEnd"/>
-      <w:r>
-        <w:rPr>
-          <w:b/>
-          <w:bCs/>
-          <w:i/>
-          <w:iCs/>
-        </w:rPr>
-        <w:t xml:space="preserve">: </w:t>
-      </w:r>
-      <w:r>
-        <w:t xml:space="preserve">A </w:t>
-      </w:r>
-      <w:proofErr w:type="spellStart"/>
-      <w:r>
-        <w:t>járműt</w:t>
-      </w:r>
-      <w:proofErr w:type="spellEnd"/>
-      <w:r>
-        <w:t xml:space="preserve"> bérlő felhasználó azonosítószáma, idegen kulcs. Típusa: szám (int), nem lehet null.</w:t>
-      </w:r>
-      <w:r>
-        <w:t xml:space="preserve"> A </w:t>
-      </w:r>
-      <w:proofErr w:type="spellStart"/>
-      <w:r>
-        <w:rPr>
-          <w:i/>
-          <w:iCs/>
-        </w:rPr>
-        <w:t>users</w:t>
-      </w:r>
-      <w:proofErr w:type="spellEnd"/>
-      <w:r>
-        <w:t xml:space="preserve"> táblára mutat.</w:t>
-      </w:r>
-    </w:p>
-    <w:p>
-      <w:pPr>
-        <w:pStyle w:val="ListParagraph"/>
-        <w:numPr>
-          <w:ilvl w:val="0"/>
-          <w:numId w:val="14"/>
-        </w:numPr>
-        <w:suppressAutoHyphens/>
-        <w:rPr>
-          <w:u w:val="single"/>
-        </w:rPr>
-      </w:pPr>
-      <w:r>
-        <w:rPr>
-          <w:b/>
-          <w:bCs/>
-          <w:i/>
-          <w:iCs/>
-        </w:rPr>
-        <w:t>vehicleId:</w:t>
-      </w:r>
-      <w:r>
-        <w:t xml:space="preserve"> A jármű azonosítószáma, amelyre a bérlés vonatkozik, idegen kulcs. Típusa: szám (int), nem lehet null.</w:t>
-      </w:r>
-      <w:r>
-        <w:t xml:space="preserve"> A </w:t>
-      </w:r>
-      <w:proofErr w:type="spellStart"/>
-      <w:r>
-        <w:rPr>
-          <w:i/>
-          <w:iCs/>
-        </w:rPr>
-        <w:t>vehicles</w:t>
-      </w:r>
-      <w:proofErr w:type="spellEnd"/>
-      <w:r>
-        <w:t xml:space="preserve"> táblára mutat.</w:t>
-      </w:r>
-    </w:p>
-    <w:p>
-      <w:pPr>
-        <w:pStyle w:val="Heading4"/>
-        <w:suppressAutoHyphens/>
-      </w:pPr>
-      <w:bookmarkStart w:id="25" w:name="_Toc228200806"/>
-      <w:r>
-        <w:t>Üzenet (</w:t>
-      </w:r>
-      <w:proofErr w:type="spellStart"/>
-      <w:r>
-        <w:t>messages</w:t>
-      </w:r>
-      <w:proofErr w:type="spellEnd"/>
-      <w:r>
-        <w:t>)</w:t>
-      </w:r>
-      <w:bookmarkEnd w:id="25"/>
-    </w:p>
-    <w:p>
-      <w:pPr>
-        <w:suppressAutoHyphens/>
-      </w:pPr>
-      <w:r>
-        <w:t>A felhasználók között, egy bérlés kontextusában küldött, üzenetek adatait tároló egyedtípus/tábla.</w:t>
-      </w:r>
-    </w:p>
-    <w:p>
-      <w:pPr>
-        <w:suppressAutoHyphens/>
-        <w:rPr>
-          <w:u w:val="single"/>
-        </w:rPr>
-      </w:pPr>
-      <w:r>
-        <w:rPr>
-          <w:u w:val="single"/>
-        </w:rPr>
-        <w:t>Attribútumai/mezői</w:t>
-      </w:r>
-      <w:r>
-        <w:rPr>
-          <w:u w:val="single"/>
-        </w:rPr>
-        <w:t>:</w:t>
-      </w:r>
-    </w:p>
-    <w:p>
-      <w:pPr>
-        <w:pStyle w:val="ListParagraph"/>
-        <w:numPr>
-          <w:ilvl w:val="0"/>
-          <w:numId w:val="18"/>
-        </w:numPr>
-        <w:suppressAutoHyphens/>
-      </w:pPr>
-      <w:r>
-        <w:rPr>
-          <w:b/>
-          <w:bCs/>
-          <w:u w:val="single"/>
-        </w:rPr>
-        <w:t>id</w:t>
-      </w:r>
-      <w:r>
-        <w:t>: A rendszerben az üzenetet azonosító szám, a létrejövő táblában elsődleges kulcs. Típusa: szám (int), nem lehet null.</w:t>
-      </w:r>
-    </w:p>
-    <w:p>
-      <w:pPr>
-        <w:pStyle w:val="ListParagraph"/>
-        <w:numPr>
-          <w:ilvl w:val="0"/>
-          <w:numId w:val="18"/>
-        </w:numPr>
-        <w:suppressAutoHyphens/>
-      </w:pPr>
-      <w:proofErr w:type="spellStart"/>
-      <w:r>
-        <w:rPr>
-          <w:b/>
-          <w:bCs/>
-        </w:rPr>
-        <w:t>content</w:t>
-      </w:r>
-      <w:proofErr w:type="spellEnd"/>
-      <w:r>
-        <w:t>:</w:t>
-      </w:r>
-      <w:r>
-        <w:t xml:space="preserve"> Az üzenet tartalma, vagy amennyiben az üzenet egy kép, a kép elérési útja. Típusa: szöveg (string / varchar), nem lehet null.</w:t>
-      </w:r>
-    </w:p>
-    <w:p>
-      <w:pPr>
-        <w:pStyle w:val="ListParagraph"/>
-        <w:numPr>
-          <w:ilvl w:val="0"/>
-          <w:numId w:val="18"/>
-        </w:numPr>
-        <w:suppressAutoHyphens/>
-      </w:pPr>
-      <w:proofErr w:type="spellStart"/>
-      <w:r>
-        <w:rPr>
-          <w:b/>
-          <w:bCs/>
-        </w:rPr>
-        <w:t>isImage</w:t>
-      </w:r>
-      <w:proofErr w:type="spellEnd"/>
-      <w:r>
-        <w:t>:</w:t>
-      </w:r>
-      <w:r>
-        <w:t xml:space="preserve"> Megadja, hogy az üzenet egy kép-e. Típusa: logikai (bool / </w:t>
-      </w:r>
-      <w:proofErr w:type="spellStart"/>
-      <w:r>
-        <w:t>tinyint</w:t>
-      </w:r>
-      <w:proofErr w:type="spellEnd"/>
-      <w:r>
-        <w:t>), nem lehet null, alapvetően hamis.</w:t>
-      </w:r>
-    </w:p>
-    <w:p>
-      <w:pPr>
-        <w:pStyle w:val="ListParagraph"/>
-        <w:numPr>
-          <w:ilvl w:val="0"/>
-          <w:numId w:val="18"/>
-        </w:numPr>
-        <w:suppressAutoHyphens/>
-      </w:pPr>
-      <w:proofErr w:type="spellStart"/>
-      <w:r>
-        <w:rPr>
-          <w:b/>
-          <w:bCs/>
-        </w:rPr>
-        <w:t>timeSent</w:t>
-      </w:r>
-      <w:proofErr w:type="spellEnd"/>
-      <w:r>
-        <w:t>:</w:t>
-      </w:r>
-      <w:r>
-        <w:t xml:space="preserve"> Az üzenet elküldésének időpontja. Típusa: időpont (datetime</w:t>
-      </w:r>
-      <w:r>
-        <w:t>, UTC</w:t>
-      </w:r>
-      <w:r>
-        <w:t>), nem lehet null.</w:t>
-      </w:r>
-    </w:p>
-    <w:p>
-      <w:pPr>
-        <w:pStyle w:val="ListParagraph"/>
-        <w:numPr>
-          <w:ilvl w:val="0"/>
-          <w:numId w:val="18"/>
-        </w:numPr>
-        <w:suppressAutoHyphens/>
-      </w:pPr>
-      <w:proofErr w:type="spellStart"/>
-      <w:r>
-        <w:rPr>
-          <w:b/>
-          <w:bCs/>
-        </w:rPr>
-        <w:t>isComplaint</w:t>
-      </w:r>
-      <w:proofErr w:type="spellEnd"/>
-      <w:r>
-        <w:t>:</w:t>
-      </w:r>
-      <w:r>
-        <w:t xml:space="preserve"> Megadja, hogy az üzenet egyben jelentés-e az adminisztrátorok felé. Típusa: logikai (bool / </w:t>
-      </w:r>
-      <w:proofErr w:type="spellStart"/>
-      <w:r>
-        <w:t>tinyint</w:t>
-      </w:r>
-      <w:proofErr w:type="spellEnd"/>
-      <w:r>
-        <w:t>), nem lehet null, alapvetően hamis.</w:t>
-      </w:r>
-    </w:p>
-    <w:p>
-      <w:pPr>
-        <w:suppressAutoHyphens/>
-        <w:rPr>
-          <w:u w:val="single"/>
-        </w:rPr>
-      </w:pPr>
-      <w:r>
-        <w:rPr>
-          <w:u w:val="single"/>
-        </w:rPr>
-        <w:t>A leképezés után létrejövő idegen kulcs(ok):</w:t>
-      </w:r>
-    </w:p>
-    <w:p>
-      <w:pPr>
-        <w:pStyle w:val="ListParagraph"/>
-        <w:numPr>
-          <w:ilvl w:val="0"/>
-          <w:numId w:val="19"/>
-        </w:numPr>
-        <w:suppressAutoHyphens/>
-      </w:pPr>
-      <w:proofErr w:type="spellStart"/>
-      <w:r>
-        <w:rPr>
-          <w:b/>
-          <w:bCs/>
-          <w:i/>
-          <w:iCs/>
-        </w:rPr>
-        <w:t>rentalId</w:t>
-      </w:r>
-      <w:proofErr w:type="spellEnd"/>
-      <w:r>
-        <w:rPr>
-          <w:b/>
-          <w:bCs/>
-          <w:i/>
-          <w:iCs/>
-        </w:rPr>
-        <w:t xml:space="preserve">: </w:t>
-      </w:r>
-      <w:r>
-        <w:t>A bérlés azonosítószáma, amelynek kontextusában az üzenet el lett küldve, idegen kulcs. Típusa: szám (int), nem lehet null.</w:t>
-      </w:r>
-      <w:r>
-        <w:t xml:space="preserve"> A </w:t>
-      </w:r>
-      <w:proofErr w:type="spellStart"/>
-      <w:r>
-        <w:rPr>
-          <w:i/>
-          <w:iCs/>
-        </w:rPr>
-        <w:t>rentals</w:t>
-      </w:r>
-      <w:proofErr w:type="spellEnd"/>
-      <w:r>
-        <w:t xml:space="preserve"> táblára mutat.</w:t>
-      </w:r>
-    </w:p>
-    <w:p>
-      <w:pPr>
-        <w:pStyle w:val="ListParagraph"/>
-        <w:numPr>
-          <w:ilvl w:val="0"/>
-          <w:numId w:val="19"/>
-        </w:numPr>
-        <w:suppressAutoHyphens/>
-      </w:pPr>
-      <w:proofErr w:type="spellStart"/>
-      <w:r>
-        <w:rPr>
-          <w:b/>
-          <w:bCs/>
-          <w:i/>
-          <w:iCs/>
-        </w:rPr>
-        <w:t>senderId</w:t>
-      </w:r>
-      <w:proofErr w:type="spellEnd"/>
-      <w:r>
-        <w:rPr>
-          <w:b/>
-          <w:bCs/>
-          <w:i/>
-          <w:iCs/>
-        </w:rPr>
-        <w:t>:</w:t>
-      </w:r>
-      <w:r>
-        <w:t xml:space="preserve"> A felhasználó azonosítószáma, aki az üzenetet elküldte, idegen kulcs. Típusa: szám (int), nem lehet null.</w:t>
-      </w:r>
-      <w:r>
-        <w:t xml:space="preserve"> A </w:t>
-      </w:r>
-      <w:proofErr w:type="spellStart"/>
-      <w:r>
-        <w:rPr>
-          <w:i/>
-          <w:iCs/>
-        </w:rPr>
-        <w:t>users</w:t>
-      </w:r>
-      <w:proofErr w:type="spellEnd"/>
-      <w:r>
-        <w:t xml:space="preserve"> táblára mutat.</w:t>
-      </w:r>
-    </w:p>
-    <w:p>
-      <w:pPr>
-        <w:suppressAutoHyphens/>
-        <w:spacing w:after="160" w:line="259" w:lineRule="auto"/>
-        <w:jc w:val="left"/>
-      </w:pPr>
-      <w:r>
-        <w:br w:type="page"/>
-      </w:r>
-    </w:p>
-    <w:p>
-      <w:pPr>
-        <w:pStyle w:val="Heading3"/>
-        <w:suppressAutoHyphens/>
-      </w:pPr>
-      <w:bookmarkStart w:id="26" w:name="_Toc228200807"/>
-      <w:r>
-        <w:lastRenderedPageBreak/>
-        <w:t>Kapcsolatok</w:t>
-      </w:r>
-      <w:bookmarkEnd w:id="26"/>
-    </w:p>
-    <w:p>
-      <w:pPr>
-        <w:suppressAutoHyphens/>
-      </w:pPr>
-      <w:r>
-        <w:t>Az egyedtípusok közötti kapcsolatok az alábbi módon épülnek fel.</w:t>
-      </w:r>
-    </w:p>
-    <w:p>
-      <w:pPr>
-        <w:pStyle w:val="Heading5"/>
-        <w:suppressAutoHyphens/>
-      </w:pPr>
-      <w:r>
-        <w:t>Felhasználó – Jármű (1:N, parciális-totális)</w:t>
-      </w:r>
-    </w:p>
-    <w:p>
-      <w:pPr>
-        <w:suppressAutoHyphens/>
-      </w:pPr>
-      <w:r>
-        <w:t>Nem minden felhasználóhoz tartozik jármű, így a felhasználó oldaláról a kapcsolat parciális, viszont minden járműnek van tulajdonos felhasználója, így a jármű oldaláról pedig a kapcsolat totális.</w:t>
-      </w:r>
-    </w:p>
-    <w:p>
-      <w:pPr>
-        <w:suppressAutoHyphens/>
-      </w:pPr>
-      <w:r>
-        <w:t xml:space="preserve">Egy felhasználó több </w:t>
-      </w:r>
-      <w:r>
-        <w:t>járművet</w:t>
-      </w:r>
-      <w:r>
-        <w:t xml:space="preserve"> is birtokolhat és bérbe adhat a rendszeren keresztül, viszont egy járműnek csak egy tulajdonosa van a rendszerben, így ez egy 1:N kapcsolat.</w:t>
-      </w:r>
-    </w:p>
-    <w:p>
-      <w:pPr>
-        <w:pStyle w:val="Heading5"/>
-        <w:suppressAutoHyphens/>
-      </w:pPr>
-      <w:r>
-        <w:t>Felhasználó – Értesítés (1:N, parciális-totális)</w:t>
-      </w:r>
-    </w:p>
-    <w:p>
-      <w:pPr>
-        <w:suppressAutoHyphens/>
-      </w:pPr>
-      <w:r>
-        <w:t>Nem minden felhasználó kapott értesítést, így a felhasználó oldaláról a kapcsolat parciális, viszont minden értesítésnek van címzett felhasználója, így az értesítés oldaláról pedig a kapcsolat totális.</w:t>
-      </w:r>
-    </w:p>
-    <w:p>
-      <w:pPr>
-        <w:suppressAutoHyphens/>
-      </w:pPr>
-      <w:r>
-        <w:t>Egy felhasználó több értesítést is kaphat, egy értesítést viszont csak egy felhasználó kap, így  ez egy 1:N kapcsolat.</w:t>
-      </w:r>
-    </w:p>
-    <w:p>
-      <w:pPr>
-        <w:pStyle w:val="Heading5"/>
-        <w:suppressAutoHyphens/>
-      </w:pPr>
-      <w:r>
-        <w:t>Felhasználó – Token (1:N, parciális-totális)</w:t>
-      </w:r>
-    </w:p>
-    <w:p>
-      <w:pPr>
-        <w:suppressAutoHyphens/>
-      </w:pPr>
-      <w:r>
-        <w:t xml:space="preserve">Nem minden felhasználó kér jelszóvisszaállító vagy más kódot, így a felhasználó oldaláról a kapcsolat parciális, viszont minden tokent egy felhasználó kér, így a token oldaláról a kapcsolat pedig </w:t>
-      </w:r>
-      <w:r>
-        <w:t>totális.</w:t>
-      </w:r>
-    </w:p>
-    <w:p>
-      <w:pPr>
-        <w:suppressAutoHyphens/>
-      </w:pPr>
-      <w:r>
-        <w:t>Egy felhasználó több tokent is kérhet, egy token viszont csak egy felhasználóra vonatkozik, így ez egy 1:N kapcsolat.</w:t>
-      </w:r>
-    </w:p>
-    <w:p>
-      <w:pPr>
-        <w:pStyle w:val="Heading5"/>
-        <w:suppressAutoHyphens/>
-      </w:pPr>
-      <w:r>
-        <w:t>Felhasználó – Bérlés (1:N, parciális-totális)</w:t>
-      </w:r>
-    </w:p>
-    <w:p>
-      <w:pPr>
-        <w:suppressAutoHyphens/>
-      </w:pPr>
-      <w:r>
-        <w:t>Nem minden felhasználó kezd bérlést, van, aki csak bérbe ad, így a felhasználó oldaláról a kapcsolat parciális, viszont minden bérlésnek van bérlője, így a bérlés oldaláról a kapcsolat totális.</w:t>
-      </w:r>
-    </w:p>
-    <w:p>
-      <w:pPr>
-        <w:suppressAutoHyphens/>
-      </w:pPr>
-      <w:r>
-        <w:t>Egy felhasználó több bérlést is megkezdhet, egy bérlésnek viszont csak egy bérlője lehet, így ez egy 1:N kapcsolat.</w:t>
-      </w:r>
-    </w:p>
-    <w:p>
-      <w:pPr>
-        <w:pStyle w:val="Heading5"/>
-        <w:suppressAutoHyphens/>
-      </w:pPr>
-      <w:r>
-        <w:t>Felhasználó – Üzenet (1:N, parciális-totális)</w:t>
-      </w:r>
-    </w:p>
-    <w:p>
-      <w:pPr>
-        <w:suppressAutoHyphens/>
-      </w:pPr>
-      <w:r>
-        <w:t>Nem minden felhasználó küld üzenetet, így a felhasználó oldaláról a kapcsolat parciális, viszont minden üzenetnek van küldője, így az üzenet oldaláról ez egy totális kapcsolat.</w:t>
-      </w:r>
-    </w:p>
-    <w:p>
-      <w:pPr>
-        <w:suppressAutoHyphens/>
-      </w:pPr>
-      <w:r>
-        <w:t>Egy felhasználó több üzenetet is küldhet, egy üzenetnek viszont csak egy küldője van, így ez egy 1:N kapcsolat.</w:t>
-      </w:r>
-    </w:p>
-    <w:p>
-      <w:pPr>
-        <w:suppressAutoHyphens/>
-        <w:spacing w:after="160" w:line="259" w:lineRule="auto"/>
-        <w:jc w:val="left"/>
       </w:pPr>
       <w:r>
         <w:br w:type="page"/>
@@ -10313,7 +9824,7 @@
       <w:pPr>
         <w:pStyle w:val="Heading3"/>
       </w:pPr>
-      <w:bookmarkStart w:id="27" w:name="_Toc228200808"/>
+      <w:bookmarkStart w:id="27" w:name="_Toc228204490"/>
       <w:r>
         <w:t>Implementáció</w:t>
       </w:r>
@@ -10348,7 +9859,7 @@
         <w:pStyle w:val="Heading2"/>
         <w:suppressAutoHyphens/>
       </w:pPr>
-      <w:bookmarkStart w:id="28" w:name="_Toc228200809"/>
+      <w:bookmarkStart w:id="28" w:name="_Toc228204491"/>
       <w:r>
         <w:lastRenderedPageBreak/>
         <w:t>Backend</w:t>
@@ -10389,7 +9900,7 @@
         <w:pStyle w:val="Heading3"/>
         <w:suppressAutoHyphens/>
       </w:pPr>
-      <w:bookmarkStart w:id="29" w:name="_Toc228200810"/>
+      <w:bookmarkStart w:id="29" w:name="_Toc228204492"/>
       <w:r>
         <w:t>Metóduskontrollerek</w:t>
       </w:r>
@@ -10400,7 +9911,7 @@
         <w:pStyle w:val="Heading4"/>
         <w:suppressAutoHyphens/>
       </w:pPr>
-      <w:bookmarkStart w:id="30" w:name="_Toc228200811"/>
+      <w:bookmarkStart w:id="30" w:name="_Toc228204493"/>
       <w:r>
         <w:t>Autentikációs kontroller – AuthController</w:t>
       </w:r>
@@ -10618,23 +10129,7 @@
           <w:b/>
           <w:bCs/>
         </w:rPr>
-        <w:t xml:space="preserve">JWT HttpOnly </w:t>
-      </w:r>
-      <w:proofErr w:type="spellStart"/>
-      <w:r>
-        <w:rPr>
-          <w:b/>
-          <w:bCs/>
-        </w:rPr>
-        <w:t>Cookieval</w:t>
-      </w:r>
-      <w:proofErr w:type="spellEnd"/>
-      <w:r>
-        <w:rPr>
-          <w:b/>
-          <w:bCs/>
-        </w:rPr>
-        <w:t>):</w:t>
+        <w:t>JWT HttpOnly Cookieval):</w:t>
       </w:r>
       <w:r>
         <w:t xml:space="preserve"> Amennyiben a megadott bejelentkezési adatok helyesek.</w:t>
@@ -10774,13 +10269,8 @@
         <w:t>/api</w:t>
       </w:r>
       <w:r>
-        <w:t>/Auth/</w:t>
-      </w:r>
-      <w:proofErr w:type="spellStart"/>
-      <w:r>
-        <w:t>Register</w:t>
-      </w:r>
-      <w:proofErr w:type="spellEnd"/>
+        <w:t>/Auth/Register</w:t>
+      </w:r>
     </w:p>
     <w:p>
       <w:pPr>
@@ -10832,7 +10322,6 @@
         </w:rPr>
         <w:t xml:space="preserve">Paramétere: </w:t>
       </w:r>
-      <w:proofErr w:type="spellStart"/>
       <w:r>
         <w:rPr>
           <w:b/>
@@ -10840,7 +10329,6 @@
         </w:rPr>
         <w:t>UserDTO</w:t>
       </w:r>
-      <w:proofErr w:type="spellEnd"/>
       <w:r>
         <w:t xml:space="preserve"> (A felhasználó regisztrációs adatait tartalmazza)</w:t>
       </w:r>
@@ -10958,23 +10446,7 @@
           <w:b/>
           <w:bCs/>
         </w:rPr>
-        <w:t xml:space="preserve">200 OK (JWT HttpOnly </w:t>
-      </w:r>
-      <w:proofErr w:type="spellStart"/>
-      <w:r>
-        <w:rPr>
-          <w:b/>
-          <w:bCs/>
-        </w:rPr>
-        <w:t>Cookieval</w:t>
-      </w:r>
-      <w:proofErr w:type="spellEnd"/>
-      <w:r>
-        <w:rPr>
-          <w:b/>
-          <w:bCs/>
-        </w:rPr>
-        <w:t>):</w:t>
+        <w:t>200 OK (JWT HttpOnly Cookieval):</w:t>
       </w:r>
       <w:r>
         <w:t xml:space="preserve"> </w:t>
@@ -10993,11 +10465,9 @@
       <w:r>
         <w:t>/Auth/</w:t>
       </w:r>
-      <w:proofErr w:type="spellStart"/>
       <w:r>
         <w:t>ForgotPassword</w:t>
       </w:r>
-      <w:proofErr w:type="spellEnd"/>
     </w:p>
     <w:p>
       <w:pPr>
@@ -11054,15 +10524,7 @@
         <w:t>felhasználó e-mail címe</w:t>
       </w:r>
       <w:r>
-        <w:t xml:space="preserve"> (</w:t>
-      </w:r>
-      <w:proofErr w:type="spellStart"/>
-      <w:r>
-        <w:t>queryben</w:t>
-      </w:r>
-      <w:proofErr w:type="spellEnd"/>
-      <w:r>
-        <w:t>)</w:t>
+        <w:t xml:space="preserve"> (queryben)</w:t>
       </w:r>
     </w:p>
     <w:p>
@@ -11095,23 +10557,7 @@
           <w:b/>
           <w:bCs/>
         </w:rPr>
-        <w:t xml:space="preserve">503 Service </w:t>
-      </w:r>
-      <w:proofErr w:type="spellStart"/>
-      <w:r>
-        <w:rPr>
-          <w:b/>
-          <w:bCs/>
-        </w:rPr>
-        <w:t>Unavailable</w:t>
-      </w:r>
-      <w:proofErr w:type="spellEnd"/>
-      <w:r>
-        <w:rPr>
-          <w:b/>
-          <w:bCs/>
-        </w:rPr>
-        <w:t xml:space="preserve">: </w:t>
+        <w:t xml:space="preserve">503 Service Unavailable: </w:t>
       </w:r>
       <w:r>
         <w:t>Amennyiben az e-mail küldő szolgáltatás nem elérhető.</w:t>
@@ -11164,13 +10610,8 @@
         <w:t>/api</w:t>
       </w:r>
       <w:r>
-        <w:t>/Auth/</w:t>
-      </w:r>
-      <w:proofErr w:type="spellStart"/>
-      <w:r>
-        <w:t>ResetPassword</w:t>
-      </w:r>
-      <w:proofErr w:type="spellEnd"/>
+        <w:t>/Auth/ResetPassword</w:t>
+      </w:r>
     </w:p>
     <w:p>
       <w:pPr>
@@ -11216,7 +10657,6 @@
       <w:r>
         <w:t xml:space="preserve"> </w:t>
       </w:r>
-      <w:proofErr w:type="spellStart"/>
       <w:r>
         <w:rPr>
           <w:b/>
@@ -11224,7 +10664,6 @@
         </w:rPr>
         <w:t>PasswordResetDTO</w:t>
       </w:r>
-      <w:proofErr w:type="spellEnd"/>
       <w:r>
         <w:t xml:space="preserve"> (e-mail, jelszóvisszaállító kód, új jelszó)</w:t>
       </w:r>
@@ -11309,7 +10748,7 @@
         <w:pStyle w:val="Heading4"/>
         <w:suppressAutoHyphens/>
       </w:pPr>
-      <w:bookmarkStart w:id="31" w:name="_Toc228200812"/>
+      <w:bookmarkStart w:id="31" w:name="_Toc228204494"/>
       <w:r>
         <w:lastRenderedPageBreak/>
         <w:t>Felhasználó kontroller – UserController</w:t>
@@ -11471,21 +10910,8 @@
         <w:t>(Elméletileg a 404</w:t>
       </w:r>
       <w:r>
-        <w:t xml:space="preserve"> </w:t>
-      </w:r>
-      <w:proofErr w:type="spellStart"/>
-      <w:r>
-        <w:t>Not</w:t>
-      </w:r>
-      <w:proofErr w:type="spellEnd"/>
-      <w:r>
-        <w:t xml:space="preserve"> </w:t>
-      </w:r>
-      <w:proofErr w:type="spellStart"/>
-      <w:r>
-        <w:t>Found</w:t>
-      </w:r>
-      <w:proofErr w:type="spellEnd"/>
+        <w:t xml:space="preserve"> Not Found</w:t>
+      </w:r>
       <w:r>
         <w:t xml:space="preserve"> is lehetséges lenne, amennyiben a felhasználó megszűnik létezni, de a hozzáférési tokent még a böngésző tárolja, </w:t>
       </w:r>
@@ -11607,39 +11033,7 @@
           <w:b/>
           <w:bCs/>
         </w:rPr>
-        <w:t xml:space="preserve">404 </w:t>
-      </w:r>
-      <w:proofErr w:type="spellStart"/>
-      <w:r>
-        <w:rPr>
-          <w:b/>
-          <w:bCs/>
-        </w:rPr>
-        <w:t>Not</w:t>
-      </w:r>
-      <w:proofErr w:type="spellEnd"/>
-      <w:r>
-        <w:rPr>
-          <w:b/>
-          <w:bCs/>
-        </w:rPr>
-        <w:t xml:space="preserve"> </w:t>
-      </w:r>
-      <w:proofErr w:type="spellStart"/>
-      <w:r>
-        <w:rPr>
-          <w:b/>
-          <w:bCs/>
-        </w:rPr>
-        <w:t>Found</w:t>
-      </w:r>
-      <w:proofErr w:type="spellEnd"/>
-      <w:r>
-        <w:rPr>
-          <w:b/>
-          <w:bCs/>
-        </w:rPr>
-        <w:t xml:space="preserve">: </w:t>
+        <w:t xml:space="preserve">404 Not Found: </w:t>
       </w:r>
       <w:r>
         <w:t>Ha nem található a megadott azonosítóval rendelkező</w:t>
@@ -11750,7 +11144,6 @@
         </w:numPr>
         <w:suppressAutoHyphens/>
       </w:pPr>
-      <w:proofErr w:type="spellStart"/>
       <w:r>
         <w:rPr>
           <w:b/>
@@ -11758,7 +11151,6 @@
         </w:rPr>
         <w:t>UserModificationDTO</w:t>
       </w:r>
-      <w:proofErr w:type="spellEnd"/>
       <w:r>
         <w:t>: A felhasználó frissített adatait tárolja</w:t>
       </w:r>
@@ -11873,39 +11265,7 @@
           <w:b/>
           <w:bCs/>
         </w:rPr>
-        <w:t xml:space="preserve">404 </w:t>
-      </w:r>
-      <w:proofErr w:type="spellStart"/>
-      <w:r>
-        <w:rPr>
-          <w:b/>
-          <w:bCs/>
-        </w:rPr>
-        <w:t>Not</w:t>
-      </w:r>
-      <w:proofErr w:type="spellEnd"/>
-      <w:r>
-        <w:rPr>
-          <w:b/>
-          <w:bCs/>
-        </w:rPr>
-        <w:t xml:space="preserve"> </w:t>
-      </w:r>
-      <w:proofErr w:type="spellStart"/>
-      <w:r>
-        <w:rPr>
-          <w:b/>
-          <w:bCs/>
-        </w:rPr>
-        <w:t>Found</w:t>
-      </w:r>
-      <w:proofErr w:type="spellEnd"/>
-      <w:r>
-        <w:rPr>
-          <w:b/>
-          <w:bCs/>
-        </w:rPr>
-        <w:t>:</w:t>
+        <w:t>404 Not Found:</w:t>
       </w:r>
       <w:r>
         <w:t xml:space="preserve"> Nincs ilyen azonosítójú felhasználó</w:t>
@@ -12126,39 +11486,7 @@
           <w:b/>
           <w:bCs/>
         </w:rPr>
-        <w:t xml:space="preserve">404 </w:t>
-      </w:r>
-      <w:proofErr w:type="spellStart"/>
-      <w:r>
-        <w:rPr>
-          <w:b/>
-          <w:bCs/>
-        </w:rPr>
-        <w:t>Not</w:t>
-      </w:r>
-      <w:proofErr w:type="spellEnd"/>
-      <w:r>
-        <w:rPr>
-          <w:b/>
-          <w:bCs/>
-        </w:rPr>
-        <w:t xml:space="preserve"> </w:t>
-      </w:r>
-      <w:proofErr w:type="spellStart"/>
-      <w:r>
-        <w:rPr>
-          <w:b/>
-          <w:bCs/>
-        </w:rPr>
-        <w:t>Found</w:t>
-      </w:r>
-      <w:proofErr w:type="spellEnd"/>
-      <w:r>
-        <w:rPr>
-          <w:b/>
-          <w:bCs/>
-        </w:rPr>
-        <w:t>:</w:t>
+        <w:t>404 Not Found:</w:t>
       </w:r>
       <w:r>
         <w:t xml:space="preserve"> Nincs ilyen azonosítójú felhasználó.</w:t>
@@ -12232,13 +11560,8 @@
         <w:t>{id}</w:t>
       </w:r>
       <w:r>
-        <w:t>/</w:t>
-      </w:r>
-      <w:proofErr w:type="spellStart"/>
-      <w:r>
-        <w:t>Deposit</w:t>
-      </w:r>
-      <w:proofErr w:type="spellEnd"/>
+        <w:t>/Deposit</w:t>
+      </w:r>
     </w:p>
     <w:p>
       <w:pPr>
@@ -12415,39 +11738,7 @@
           <w:b/>
           <w:bCs/>
         </w:rPr>
-        <w:t xml:space="preserve">404 </w:t>
-      </w:r>
-      <w:proofErr w:type="spellStart"/>
-      <w:r>
-        <w:rPr>
-          <w:b/>
-          <w:bCs/>
-        </w:rPr>
-        <w:t>Not</w:t>
-      </w:r>
-      <w:proofErr w:type="spellEnd"/>
-      <w:r>
-        <w:rPr>
-          <w:b/>
-          <w:bCs/>
-        </w:rPr>
-        <w:t xml:space="preserve"> </w:t>
-      </w:r>
-      <w:proofErr w:type="spellStart"/>
-      <w:r>
-        <w:rPr>
-          <w:b/>
-          <w:bCs/>
-        </w:rPr>
-        <w:t>Found</w:t>
-      </w:r>
-      <w:proofErr w:type="spellEnd"/>
-      <w:r>
-        <w:rPr>
-          <w:b/>
-          <w:bCs/>
-        </w:rPr>
-        <w:t>:</w:t>
+        <w:t>404 Not Found:</w:t>
       </w:r>
       <w:r>
         <w:t xml:space="preserve"> Nincs ilyen azonosítójú felhasználó.</w:t>
@@ -12487,13 +11778,8 @@
         <w:t>{id}</w:t>
       </w:r>
       <w:r>
-        <w:t>/</w:t>
-      </w:r>
-      <w:proofErr w:type="spellStart"/>
-      <w:r>
-        <w:t>Notification</w:t>
-      </w:r>
-      <w:proofErr w:type="spellEnd"/>
+        <w:t>/Notification</w:t>
+      </w:r>
     </w:p>
     <w:p>
       <w:pPr>
@@ -12797,52 +12083,16 @@
         <w:rPr>
           <w:lang w:val="en-US"/>
         </w:rPr>
-        <w:t>{</w:t>
-      </w:r>
-      <w:proofErr w:type="spellStart"/>
+        <w:t>{userId}</w:t>
+      </w:r>
+      <w:r>
+        <w:t>/Notification/</w:t>
+      </w:r>
       <w:r>
         <w:rPr>
           <w:lang w:val="en-US"/>
         </w:rPr>
-        <w:t>userId</w:t>
-      </w:r>
-      <w:proofErr w:type="spellEnd"/>
-      <w:r>
-        <w:rPr>
-          <w:lang w:val="en-US"/>
-        </w:rPr>
-        <w:t>}</w:t>
-      </w:r>
-      <w:r>
-        <w:t>/</w:t>
-      </w:r>
-      <w:proofErr w:type="spellStart"/>
-      <w:r>
-        <w:t>Notification</w:t>
-      </w:r>
-      <w:proofErr w:type="spellEnd"/>
-      <w:r>
-        <w:t>/</w:t>
-      </w:r>
-      <w:r>
-        <w:rPr>
-          <w:lang w:val="en-US"/>
-        </w:rPr>
-        <w:t>{</w:t>
-      </w:r>
-      <w:proofErr w:type="spellStart"/>
-      <w:r>
-        <w:rPr>
-          <w:lang w:val="en-US"/>
-        </w:rPr>
-        <w:t>notificationId</w:t>
-      </w:r>
-      <w:proofErr w:type="spellEnd"/>
-      <w:r>
-        <w:rPr>
-          <w:lang w:val="en-US"/>
-        </w:rPr>
-        <w:t>}</w:t>
+        <w:t>{notificationId}</w:t>
       </w:r>
     </w:p>
     <w:p>
@@ -12858,21 +12108,7 @@
         <w:rPr>
           <w:lang w:val="en-US"/>
         </w:rPr>
-        <w:t xml:space="preserve">GET </w:t>
-      </w:r>
-      <w:proofErr w:type="spellStart"/>
-      <w:r>
-        <w:rPr>
-          <w:lang w:val="en-US"/>
-        </w:rPr>
-        <w:t>metódus</w:t>
-      </w:r>
-      <w:proofErr w:type="spellEnd"/>
-      <w:r>
-        <w:rPr>
-          <w:lang w:val="en-US"/>
-        </w:rPr>
-        <w:t>:</w:t>
+        <w:t>GET metódus:</w:t>
       </w:r>
     </w:p>
     <w:p>
@@ -12916,7 +12152,6 @@
         </w:numPr>
         <w:suppressAutoHyphens/>
       </w:pPr>
-      <w:proofErr w:type="spellStart"/>
       <w:r>
         <w:rPr>
           <w:b/>
@@ -12924,7 +12159,6 @@
         </w:rPr>
         <w:t>userId</w:t>
       </w:r>
-      <w:proofErr w:type="spellEnd"/>
       <w:r>
         <w:t xml:space="preserve"> (az URL-ben): A felhasználó azonosítója.</w:t>
       </w:r>
@@ -12938,7 +12172,6 @@
         </w:numPr>
         <w:suppressAutoHyphens/>
       </w:pPr>
-      <w:proofErr w:type="spellStart"/>
       <w:r>
         <w:rPr>
           <w:b/>
@@ -12946,7 +12179,6 @@
         </w:rPr>
         <w:t>notificationId</w:t>
       </w:r>
-      <w:proofErr w:type="spellEnd"/>
       <w:r>
         <w:t xml:space="preserve"> (az URL-ben): Az értesítés azonosítója a felhasználó kontextusában.</w:t>
       </w:r>
@@ -13107,7 +12339,6 @@
         </w:numPr>
         <w:suppressAutoHyphens/>
       </w:pPr>
-      <w:proofErr w:type="spellStart"/>
       <w:r>
         <w:rPr>
           <w:b/>
@@ -13115,7 +12346,6 @@
         </w:rPr>
         <w:t>userId</w:t>
       </w:r>
-      <w:proofErr w:type="spellEnd"/>
       <w:r>
         <w:t xml:space="preserve"> (az URL-ben): A felhasználó azonosítója.</w:t>
       </w:r>
@@ -13129,7 +12359,6 @@
         </w:numPr>
         <w:suppressAutoHyphens/>
       </w:pPr>
-      <w:proofErr w:type="spellStart"/>
       <w:r>
         <w:rPr>
           <w:b/>
@@ -13137,7 +12366,6 @@
         </w:rPr>
         <w:t>notificationId</w:t>
       </w:r>
-      <w:proofErr w:type="spellEnd"/>
       <w:r>
         <w:t xml:space="preserve"> (az URL-ben): Az értesítés azonosítója a felhasználó kontextusában.</w:t>
       </w:r>
@@ -13259,7 +12487,7 @@
         <w:pStyle w:val="Heading4"/>
         <w:suppressAutoHyphens/>
       </w:pPr>
-      <w:bookmarkStart w:id="32" w:name="_Toc228200813"/>
+      <w:bookmarkStart w:id="32" w:name="_Toc228204495"/>
       <w:r>
         <w:lastRenderedPageBreak/>
         <w:t>Bérlés kontroller – RentalController</w:t>
@@ -13302,13 +12530,8 @@
         <w:pStyle w:val="Heading5"/>
       </w:pPr>
       <w:r>
-        <w:t>/api/</w:t>
-      </w:r>
-      <w:proofErr w:type="spellStart"/>
-      <w:r>
-        <w:t>Rental</w:t>
-      </w:r>
-      <w:proofErr w:type="spellEnd"/>
+        <w:t>/api/Rental</w:t>
+      </w:r>
     </w:p>
     <w:p>
       <w:pPr>
@@ -13461,7 +12684,6 @@
       <w:r>
         <w:t xml:space="preserve"> </w:t>
       </w:r>
-      <w:proofErr w:type="spellStart"/>
       <w:r>
         <w:rPr>
           <w:b/>
@@ -13469,7 +12691,6 @@
         </w:rPr>
         <w:t>RentalDTO</w:t>
       </w:r>
-      <w:proofErr w:type="spellEnd"/>
       <w:r>
         <w:t xml:space="preserve"> </w:t>
       </w:r>
@@ -13690,15 +12911,7 @@
       </w:pPr>
       <w:r>
         <w:lastRenderedPageBreak/>
-        <w:t>/api/</w:t>
-      </w:r>
-      <w:proofErr w:type="spellStart"/>
-      <w:r>
-        <w:t>Rental</w:t>
-      </w:r>
-      <w:proofErr w:type="spellEnd"/>
-      <w:r>
-        <w:t>/{id}</w:t>
+        <w:t>/api/Rental/{id}</w:t>
       </w:r>
     </w:p>
     <w:p>
@@ -13938,7 +13151,6 @@
         </w:numPr>
         <w:suppressAutoHyphens/>
       </w:pPr>
-      <w:proofErr w:type="spellStart"/>
       <w:r>
         <w:rPr>
           <w:b/>
@@ -13946,7 +13158,6 @@
         </w:rPr>
         <w:t>RentalDTO</w:t>
       </w:r>
-      <w:proofErr w:type="spellEnd"/>
       <w:r>
         <w:t>: a vá</w:t>
       </w:r>
@@ -14388,21 +13599,8 @@
         <w:pStyle w:val="Heading5"/>
       </w:pPr>
       <w:r>
-        <w:t>/api/</w:t>
-      </w:r>
-      <w:proofErr w:type="spellStart"/>
-      <w:r>
-        <w:t>Rental</w:t>
-      </w:r>
-      <w:proofErr w:type="spellEnd"/>
-      <w:r>
-        <w:t>/{id}/</w:t>
-      </w:r>
-      <w:proofErr w:type="spellStart"/>
-      <w:r>
-        <w:t>Message</w:t>
-      </w:r>
-      <w:proofErr w:type="spellEnd"/>
+        <w:t>/api/Rental/{id}/Message</w:t>
+      </w:r>
     </w:p>
     <w:p>
       <w:pPr>
@@ -14637,7 +13835,6 @@
         </w:numPr>
         <w:suppressAutoHyphens/>
       </w:pPr>
-      <w:proofErr w:type="spellStart"/>
       <w:r>
         <w:rPr>
           <w:b/>
@@ -14645,7 +13842,6 @@
         </w:rPr>
         <w:t>MessageSendDTO</w:t>
       </w:r>
-      <w:proofErr w:type="spellEnd"/>
       <w:r>
         <w:t xml:space="preserve"> (az üzenet tartalmát tartalmazza, illetve egy logikai értéket, ami jelöli, hogy ez az üzenet egy jelentés-e az adminisztrátoroknak)</w:t>
       </w:r>
@@ -14754,15 +13950,7 @@
         <w:pStyle w:val="Heading5"/>
       </w:pPr>
       <w:r>
-        <w:t>/api/</w:t>
-      </w:r>
-      <w:proofErr w:type="spellStart"/>
-      <w:r>
-        <w:t>Rental</w:t>
-      </w:r>
-      <w:proofErr w:type="spellEnd"/>
-      <w:r>
-        <w:t>/Owned</w:t>
+        <w:t>/api/Rental/Owned</w:t>
       </w:r>
     </w:p>
     <w:p>
@@ -14878,7 +14066,7 @@
         <w:pStyle w:val="Heading4"/>
         <w:suppressAutoHyphens/>
       </w:pPr>
-      <w:bookmarkStart w:id="33" w:name="_Toc228200814"/>
+      <w:bookmarkStart w:id="33" w:name="_Toc228204496"/>
       <w:r>
         <w:lastRenderedPageBreak/>
         <w:t>Jármű kontroller – VehicleController</w:t>
@@ -14975,21 +14163,12 @@
         </w:numPr>
         <w:suppressAutoHyphens/>
       </w:pPr>
-      <w:proofErr w:type="spellStart"/>
-      <w:r>
-        <w:rPr>
-          <w:b/>
-          <w:bCs/>
-        </w:rPr>
-        <w:t>manufacturer</w:t>
-      </w:r>
-      <w:proofErr w:type="spellEnd"/>
-      <w:r>
-        <w:rPr>
-          <w:b/>
-          <w:bCs/>
-        </w:rPr>
-        <w:t xml:space="preserve"> (opcionális, string): </w:t>
+      <w:r>
+        <w:rPr>
+          <w:b/>
+          <w:bCs/>
+        </w:rPr>
+        <w:t xml:space="preserve">manufacturer (opcionális, string): </w:t>
       </w:r>
       <w:r>
         <w:t>A keresett jármű márkája.</w:t>
@@ -15004,21 +14183,12 @@
         </w:numPr>
         <w:suppressAutoHyphens/>
       </w:pPr>
-      <w:proofErr w:type="spellStart"/>
-      <w:r>
-        <w:rPr>
-          <w:b/>
-          <w:bCs/>
-        </w:rPr>
-        <w:t>model</w:t>
-      </w:r>
-      <w:proofErr w:type="spellEnd"/>
-      <w:r>
-        <w:rPr>
-          <w:b/>
-          <w:bCs/>
-        </w:rPr>
-        <w:t xml:space="preserve"> (opcionális, string):</w:t>
+      <w:r>
+        <w:rPr>
+          <w:b/>
+          <w:bCs/>
+        </w:rPr>
+        <w:t>model (opcionális, string):</w:t>
       </w:r>
       <w:r>
         <w:t xml:space="preserve"> A keresett jármű típusa/modellje.</w:t>
@@ -15033,21 +14203,12 @@
         </w:numPr>
         <w:suppressAutoHyphens/>
       </w:pPr>
-      <w:proofErr w:type="spellStart"/>
-      <w:r>
-        <w:rPr>
-          <w:b/>
-          <w:bCs/>
-        </w:rPr>
-        <w:t>year</w:t>
-      </w:r>
-      <w:proofErr w:type="spellEnd"/>
-      <w:r>
-        <w:rPr>
-          <w:b/>
-          <w:bCs/>
-        </w:rPr>
-        <w:t xml:space="preserve"> (opcionális, int): </w:t>
+      <w:r>
+        <w:rPr>
+          <w:b/>
+          <w:bCs/>
+        </w:rPr>
+        <w:t xml:space="preserve">year (opcionális, int): </w:t>
       </w:r>
       <w:r>
         <w:t>A keresett jármű gyártási éve.</w:t>
@@ -15062,21 +14223,12 @@
         </w:numPr>
         <w:suppressAutoHyphens/>
       </w:pPr>
-      <w:proofErr w:type="spellStart"/>
-      <w:r>
-        <w:rPr>
-          <w:b/>
-          <w:bCs/>
-        </w:rPr>
-        <w:t>settlement</w:t>
-      </w:r>
-      <w:proofErr w:type="spellEnd"/>
-      <w:r>
-        <w:rPr>
-          <w:b/>
-          <w:bCs/>
-        </w:rPr>
-        <w:t xml:space="preserve"> (opcionális, string):</w:t>
+      <w:r>
+        <w:rPr>
+          <w:b/>
+          <w:bCs/>
+        </w:rPr>
+        <w:t>settlement (opcionális, string):</w:t>
       </w:r>
       <w:r>
         <w:t xml:space="preserve"> A település, ahol a járművet bérelni kívánjuk.</w:t>
@@ -15091,21 +14243,12 @@
         </w:numPr>
         <w:suppressAutoHyphens/>
       </w:pPr>
-      <w:proofErr w:type="spellStart"/>
-      <w:r>
-        <w:rPr>
-          <w:b/>
-          <w:bCs/>
-        </w:rPr>
-        <w:t>fuelType</w:t>
-      </w:r>
-      <w:proofErr w:type="spellEnd"/>
-      <w:r>
-        <w:rPr>
-          <w:b/>
-          <w:bCs/>
-        </w:rPr>
-        <w:t xml:space="preserve"> (opcionális, string):</w:t>
+      <w:r>
+        <w:rPr>
+          <w:b/>
+          <w:bCs/>
+        </w:rPr>
+        <w:t>fuelType (opcionális, string):</w:t>
       </w:r>
       <w:r>
         <w:t xml:space="preserve"> A jármű üzemanyagának típusa.</w:t>
@@ -15120,21 +14263,12 @@
         </w:numPr>
         <w:suppressAutoHyphens/>
       </w:pPr>
-      <w:proofErr w:type="spellStart"/>
-      <w:r>
-        <w:rPr>
-          <w:b/>
-          <w:bCs/>
-        </w:rPr>
-        <w:t>transmission</w:t>
-      </w:r>
-      <w:proofErr w:type="spellEnd"/>
-      <w:r>
-        <w:rPr>
-          <w:b/>
-          <w:bCs/>
-        </w:rPr>
-        <w:t xml:space="preserve"> (opcionális, string):</w:t>
+      <w:r>
+        <w:rPr>
+          <w:b/>
+          <w:bCs/>
+        </w:rPr>
+        <w:t>transmission (opcionális, string):</w:t>
       </w:r>
       <w:r>
         <w:t xml:space="preserve"> </w:t>
@@ -15155,21 +14289,12 @@
         </w:numPr>
         <w:suppressAutoHyphens/>
       </w:pPr>
-      <w:proofErr w:type="spellStart"/>
-      <w:r>
-        <w:rPr>
-          <w:b/>
-          <w:bCs/>
-        </w:rPr>
-        <w:t>minRate</w:t>
-      </w:r>
-      <w:proofErr w:type="spellEnd"/>
-      <w:r>
-        <w:rPr>
-          <w:b/>
-          <w:bCs/>
-        </w:rPr>
-        <w:t xml:space="preserve"> (opcionális, int):</w:t>
+      <w:r>
+        <w:rPr>
+          <w:b/>
+          <w:bCs/>
+        </w:rPr>
+        <w:t>minRate (opcionális, int):</w:t>
       </w:r>
       <w:r>
         <w:t xml:space="preserve"> A legkisebb óradíjú jármű, amit a felhasználó bérelne.</w:t>
@@ -15184,21 +14309,12 @@
         </w:numPr>
         <w:suppressAutoHyphens/>
       </w:pPr>
-      <w:proofErr w:type="spellStart"/>
-      <w:r>
-        <w:rPr>
-          <w:b/>
-          <w:bCs/>
-        </w:rPr>
-        <w:t>maxRate</w:t>
-      </w:r>
-      <w:proofErr w:type="spellEnd"/>
-      <w:r>
-        <w:rPr>
-          <w:b/>
-          <w:bCs/>
-        </w:rPr>
-        <w:t xml:space="preserve"> (opcionális, int):</w:t>
+      <w:r>
+        <w:rPr>
+          <w:b/>
+          <w:bCs/>
+        </w:rPr>
+        <w:t>maxRate (opcionális, int):</w:t>
       </w:r>
       <w:r>
         <w:t xml:space="preserve"> A legnagyobb óradíjú jármű, amit a felhasználó bérelne.</w:t>
@@ -15213,21 +14329,12 @@
         </w:numPr>
         <w:suppressAutoHyphens/>
       </w:pPr>
-      <w:proofErr w:type="spellStart"/>
-      <w:r>
-        <w:rPr>
-          <w:b/>
-          <w:bCs/>
-        </w:rPr>
-        <w:t>minPrice</w:t>
-      </w:r>
-      <w:proofErr w:type="spellEnd"/>
-      <w:r>
-        <w:rPr>
-          <w:b/>
-          <w:bCs/>
-        </w:rPr>
-        <w:t xml:space="preserve"> (opcionális, int):</w:t>
+      <w:r>
+        <w:rPr>
+          <w:b/>
+          <w:bCs/>
+        </w:rPr>
+        <w:t>minPrice (opcionális, int):</w:t>
       </w:r>
       <w:r>
         <w:t xml:space="preserve"> A legkisebb teljes ár, amit a felhasználó kifizetne egy bérlésért.</w:t>
@@ -15242,21 +14349,12 @@
         </w:numPr>
         <w:suppressAutoHyphens/>
       </w:pPr>
-      <w:proofErr w:type="spellStart"/>
-      <w:r>
-        <w:rPr>
-          <w:b/>
-          <w:bCs/>
-        </w:rPr>
-        <w:t>maxPrice</w:t>
-      </w:r>
-      <w:proofErr w:type="spellEnd"/>
-      <w:r>
-        <w:rPr>
-          <w:b/>
-          <w:bCs/>
-        </w:rPr>
-        <w:t xml:space="preserve"> (opcionális, int):</w:t>
+      <w:r>
+        <w:rPr>
+          <w:b/>
+          <w:bCs/>
+        </w:rPr>
+        <w:t>maxPrice (opcionális, int):</w:t>
       </w:r>
       <w:r>
         <w:t xml:space="preserve"> A legnagyobb teljes ár, amit a felhasználó kifizetne egy bérlésért.</w:t>
@@ -15271,21 +14369,12 @@
         </w:numPr>
         <w:suppressAutoHyphens/>
       </w:pPr>
-      <w:proofErr w:type="spellStart"/>
-      <w:r>
-        <w:rPr>
-          <w:b/>
-          <w:bCs/>
-        </w:rPr>
-        <w:t>showOwned</w:t>
-      </w:r>
-      <w:proofErr w:type="spellEnd"/>
-      <w:r>
-        <w:rPr>
-          <w:b/>
-          <w:bCs/>
-        </w:rPr>
-        <w:t xml:space="preserve"> (opcionális, bool):</w:t>
+      <w:r>
+        <w:rPr>
+          <w:b/>
+          <w:bCs/>
+        </w:rPr>
+        <w:t>showOwned (opcionális, bool):</w:t>
       </w:r>
       <w:r>
         <w:t xml:space="preserve"> Mutassa-e a rendszer a saját járműveket.</w:t>
@@ -18682,7 +17771,7 @@
       <w:pPr>
         <w:pStyle w:val="Heading4"/>
       </w:pPr>
-      <w:bookmarkStart w:id="34" w:name="_Toc228200815"/>
+      <w:bookmarkStart w:id="34" w:name="_Toc228204497"/>
       <w:r>
         <w:lastRenderedPageBreak/>
         <w:t>Adminisztrátor Kontroller – AdminController.cs</w:t>
@@ -19263,7 +18352,7 @@
       <w:pPr>
         <w:pStyle w:val="Heading3"/>
       </w:pPr>
-      <w:bookmarkStart w:id="35" w:name="_Toc228200816"/>
+      <w:bookmarkStart w:id="35" w:name="_Toc228204498"/>
       <w:r>
         <w:lastRenderedPageBreak/>
         <w:t>Szolgáltatások</w:t>
@@ -19279,7 +18368,7 @@
       <w:pPr>
         <w:pStyle w:val="Heading4"/>
       </w:pPr>
-      <w:bookmarkStart w:id="36" w:name="_Toc228200817"/>
+      <w:bookmarkStart w:id="36" w:name="_Toc228204499"/>
       <w:r>
         <w:t>Autentikációs szolgáltatás – AuthService</w:t>
       </w:r>
@@ -19394,7 +18483,7 @@
       <w:pPr>
         <w:pStyle w:val="Heading4"/>
       </w:pPr>
-      <w:bookmarkStart w:id="37" w:name="_Toc228200818"/>
+      <w:bookmarkStart w:id="37" w:name="_Toc228204500"/>
       <w:r>
         <w:lastRenderedPageBreak/>
         <w:t xml:space="preserve">Email szolgáltatás – IEmailService </w:t>
@@ -19461,7 +18550,7 @@
         <w:rPr>
           <w:rStyle w:val="FootnoteReference"/>
         </w:rPr>
-        <w:footnoteReference w:id="3"/>
+        <w:footnoteReference w:id="4"/>
       </w:r>
       <w:r>
         <w:rPr>
@@ -19509,7 +18598,7 @@
         <w:pStyle w:val="Heading4"/>
         <w:spacing w:before="480"/>
       </w:pPr>
-      <w:bookmarkStart w:id="38" w:name="_Toc228200819"/>
+      <w:bookmarkStart w:id="38" w:name="_Toc228204501"/>
       <w:r>
         <w:t>K</w:t>
       </w:r>
@@ -19651,7 +18740,7 @@
       <w:pPr>
         <w:pStyle w:val="Heading4"/>
       </w:pPr>
-      <w:bookmarkStart w:id="39" w:name="_Toc228200820"/>
+      <w:bookmarkStart w:id="39" w:name="_Toc228204502"/>
       <w:r>
         <w:lastRenderedPageBreak/>
         <w:t>Bérléskezelő szolgáltatás – RentalService</w:t>
@@ -20257,13 +19346,8 @@
         </w:rPr>
         <w:t>A b</w:t>
       </w:r>
-      <w:proofErr w:type="spellStart"/>
-      <w:r>
-        <w:t>érlés</w:t>
-      </w:r>
-      <w:proofErr w:type="spellEnd"/>
-      <w:r>
-        <w:t xml:space="preserve"> végével </w:t>
+      <w:r>
+        <w:t xml:space="preserve">érlés végével </w:t>
       </w:r>
       <w:r>
         <w:t>a felhasználók értékelhetik a másikat.</w:t>
@@ -20340,7 +19424,7 @@
       <w:pPr>
         <w:pStyle w:val="Heading3"/>
       </w:pPr>
-      <w:bookmarkStart w:id="40" w:name="_Toc228200821"/>
+      <w:bookmarkStart w:id="40" w:name="_Toc228204503"/>
       <w:r>
         <w:lastRenderedPageBreak/>
         <w:t>Válaszszűrőrendszer – VisibilityFiltering</w:t>
@@ -20639,7 +19723,7 @@
       <w:pPr>
         <w:pStyle w:val="Heading2"/>
       </w:pPr>
-      <w:bookmarkStart w:id="41" w:name="_Toc228200822"/>
+      <w:bookmarkStart w:id="41" w:name="_Toc228204504"/>
       <w:r>
         <w:lastRenderedPageBreak/>
         <w:t>Frontend</w:t>
@@ -20650,7 +19734,7 @@
       <w:pPr>
         <w:pStyle w:val="Heading3"/>
       </w:pPr>
-      <w:bookmarkStart w:id="42" w:name="_Toc228200823"/>
+      <w:bookmarkStart w:id="42" w:name="_Toc228204505"/>
       <w:r>
         <w:t>Oldalak</w:t>
       </w:r>
@@ -20717,7 +19801,7 @@
       <w:pPr>
         <w:pStyle w:val="Heading3"/>
       </w:pPr>
-      <w:bookmarkStart w:id="43" w:name="_Toc228200824"/>
+      <w:bookmarkStart w:id="43" w:name="_Toc228204506"/>
       <w:r>
         <w:t>Komponensek</w:t>
       </w:r>
@@ -20760,7 +19844,7 @@
       <w:pPr>
         <w:pStyle w:val="Heading4"/>
       </w:pPr>
-      <w:bookmarkStart w:id="44" w:name="_Toc228200825"/>
+      <w:bookmarkStart w:id="44" w:name="_Toc228204507"/>
       <w:r>
         <w:t>EnsureAuth</w:t>
       </w:r>
@@ -20798,7 +19882,7 @@
       <w:pPr>
         <w:pStyle w:val="Heading4"/>
       </w:pPr>
-      <w:bookmarkStart w:id="45" w:name="_Toc228200826"/>
+      <w:bookmarkStart w:id="45" w:name="_Toc228204508"/>
       <w:r>
         <w:t>Navbar és NotificationMenu</w:t>
       </w:r>
@@ -20816,7 +19900,7 @@
       <w:pPr>
         <w:pStyle w:val="Heading4"/>
       </w:pPr>
-      <w:bookmarkStart w:id="46" w:name="_Toc228200827"/>
+      <w:bookmarkStart w:id="46" w:name="_Toc228204509"/>
       <w:r>
         <w:t>CenteredLayout és PageLayout</w:t>
       </w:r>
@@ -20846,7 +19930,7 @@
       <w:pPr>
         <w:pStyle w:val="Heading3"/>
       </w:pPr>
-      <w:bookmarkStart w:id="47" w:name="_Toc228200828"/>
+      <w:bookmarkStart w:id="47" w:name="_Toc228204510"/>
       <w:r>
         <w:lastRenderedPageBreak/>
         <w:t>Scriptek</w:t>
@@ -20962,7 +20046,7 @@
       <w:pPr>
         <w:pStyle w:val="Heading3"/>
       </w:pPr>
-      <w:bookmarkStart w:id="48" w:name="_Toc228200829"/>
+      <w:bookmarkStart w:id="48" w:name="_Toc228204511"/>
       <w:r>
         <w:t>Reszponzivítás</w:t>
       </w:r>
@@ -21565,7 +20649,7 @@
         <w:pStyle w:val="Heading1"/>
       </w:pPr>
       <w:bookmarkStart w:id="49" w:name="_Ref228130331"/>
-      <w:bookmarkStart w:id="50" w:name="_Toc228200830"/>
+      <w:bookmarkStart w:id="50" w:name="_Toc228204512"/>
       <w:r>
         <w:lastRenderedPageBreak/>
         <w:t xml:space="preserve">A </w:t>
@@ -21612,7 +20696,7 @@
       <w:pPr>
         <w:pStyle w:val="Heading2"/>
       </w:pPr>
-      <w:bookmarkStart w:id="51" w:name="_Toc228200831"/>
+      <w:bookmarkStart w:id="51" w:name="_Toc228204513"/>
       <w:r>
         <w:t>Főoldal</w:t>
       </w:r>
@@ -21814,15 +20898,7 @@
     <w:p/>
     <w:p>
       <w:r>
-        <w:t xml:space="preserve">Az oldal tetején található fejlécben elhelyezett „Béreljen itt” gombra </w:t>
-      </w:r>
-      <w:proofErr w:type="spellStart"/>
-      <w:r>
-        <w:t>rákkattintva</w:t>
-      </w:r>
-      <w:proofErr w:type="spellEnd"/>
-      <w:r>
-        <w:t xml:space="preserve"> az oldal átnavigál az autókereső oldalra, ahol már a bérelni kívánt autók listájából válogathatunk. Ezt az oldalt a Navigációs menüben lévő „Autók keresése” szövegre kattintva is el tudjuk érni.</w:t>
+        <w:t>Az oldal tetején található fejlécben elhelyezett „Béreljen itt” gombra rákkattintva az oldal átnavigál az autókereső oldalra, ahol már a bérelni kívánt autók listájából válogathatunk. Ezt az oldalt a Navigációs menüben lévő „Autók keresése” szövegre kattintva is el tudjuk érni.</w:t>
       </w:r>
     </w:p>
     <w:p>
@@ -21840,11 +20916,11 @@
         <w:br w:type="page"/>
       </w:r>
     </w:p>
+    <w:bookmarkStart w:id="52" w:name="_Toc228204514"/>
     <w:p>
       <w:pPr>
         <w:pStyle w:val="Heading2"/>
       </w:pPr>
-      <w:bookmarkStart w:id="52" w:name="_Toc228200832"/>
       <w:r>
         <w:rPr>
           <w:noProof/>
@@ -22157,7 +21233,7 @@
           <w:noProof/>
         </w:rPr>
         <w:drawing>
-          <wp:anchor distT="0" distB="0" distL="114300" distR="114300" simplePos="0" relativeHeight="251669504" behindDoc="0" locked="0" layoutInCell="1" allowOverlap="1" wp14:anchorId="5687133B" wp14:editId="106B630C">
+          <wp:anchor distT="0" distB="0" distL="114300" distR="114300" simplePos="0" relativeHeight="251669504" behindDoc="0" locked="0" layoutInCell="1" allowOverlap="1" wp14:anchorId="5687133B" wp14:editId="4CE4B917">
             <wp:simplePos x="0" y="0"/>
             <wp:positionH relativeFrom="column">
               <wp:posOffset>362131</wp:posOffset>
@@ -22227,11 +21303,11 @@
         <w:t xml:space="preserve"> </w:t>
       </w:r>
     </w:p>
+    <w:bookmarkStart w:id="53" w:name="_Toc228204515"/>
     <w:p>
       <w:pPr>
         <w:pStyle w:val="Heading2"/>
       </w:pPr>
-      <w:bookmarkStart w:id="53" w:name="_Toc228200833"/>
       <w:r>
         <w:rPr>
           <w:noProof/>
@@ -22352,7 +21428,7 @@
           <w:noProof/>
         </w:rPr>
         <w:drawing>
-          <wp:anchor distT="0" distB="0" distL="114300" distR="114300" simplePos="0" relativeHeight="251672576" behindDoc="0" locked="0" layoutInCell="1" allowOverlap="1" wp14:anchorId="3607C812" wp14:editId="4BD6F46A">
+          <wp:anchor distT="0" distB="0" distL="114300" distR="114300" simplePos="0" relativeHeight="251672576" behindDoc="0" locked="0" layoutInCell="1" allowOverlap="1" wp14:anchorId="3607C812" wp14:editId="4593A9C5">
             <wp:simplePos x="0" y="0"/>
             <wp:positionH relativeFrom="column">
               <wp:posOffset>233958</wp:posOffset>
@@ -22796,7 +21872,7 @@
           <w:noProof/>
         </w:rPr>
         <w:drawing>
-          <wp:anchor distT="0" distB="0" distL="114300" distR="114300" simplePos="0" relativeHeight="251675648" behindDoc="0" locked="0" layoutInCell="1" allowOverlap="1" wp14:anchorId="03B2E3ED" wp14:editId="7626DC1B">
+          <wp:anchor distT="0" distB="0" distL="114300" distR="114300" simplePos="0" relativeHeight="251675648" behindDoc="0" locked="0" layoutInCell="1" allowOverlap="1" wp14:anchorId="03B2E3ED" wp14:editId="39D1ED91">
             <wp:simplePos x="0" y="0"/>
             <wp:positionH relativeFrom="column">
               <wp:posOffset>-27158</wp:posOffset>
@@ -22940,7 +22016,7 @@
       <w:pPr>
         <w:pStyle w:val="Heading2"/>
       </w:pPr>
-      <w:bookmarkStart w:id="54" w:name="_Toc228200834"/>
+      <w:bookmarkStart w:id="54" w:name="_Toc228204516"/>
       <w:r>
         <w:lastRenderedPageBreak/>
         <w:t>Bérlés folyamata</w:t>
@@ -23898,7 +22974,7 @@
       <w:r>
         <w:br w:type="page"/>
       </w:r>
-      <w:bookmarkStart w:id="55" w:name="_Toc228200835"/>
+      <w:bookmarkStart w:id="55" w:name="_Toc228204517"/>
       <w:r>
         <w:rPr>
           <w:noProof/>
@@ -23970,11 +23046,11 @@
         <w:t>A profil lenyitásakor láthatjuk, hogy több opció közül választhatunk, kizárólag csak akkor, ha be vagyunk jelentkezve. Amennyiben nem vagyunk bejelentkezve úgy a Regisztráció és Bejelentkezés lehetősége áll fent.</w:t>
       </w:r>
     </w:p>
+    <w:bookmarkStart w:id="56" w:name="_Toc228204518"/>
     <w:p>
       <w:pPr>
         <w:pStyle w:val="Heading2"/>
       </w:pPr>
-      <w:bookmarkStart w:id="56" w:name="_Toc228200836"/>
       <w:r>
         <w:rPr>
           <w:noProof/>
@@ -24326,7 +23402,7 @@
       <w:pPr>
         <w:pStyle w:val="Heading2"/>
       </w:pPr>
-      <w:bookmarkStart w:id="57" w:name="_Toc228200837"/>
+      <w:bookmarkStart w:id="57" w:name="_Toc228204519"/>
       <w:r>
         <w:lastRenderedPageBreak/>
         <w:t>Bérléseim</w:t>
@@ -24387,7 +23463,7 @@
       <w:pPr>
         <w:pStyle w:val="Heading2"/>
       </w:pPr>
-      <w:bookmarkStart w:id="58" w:name="_Toc228200838"/>
+      <w:bookmarkStart w:id="58" w:name="_Toc228204520"/>
       <w:r>
         <w:t>Járműveim</w:t>
       </w:r>
@@ -24578,7 +23654,7 @@
           <w:noProof/>
         </w:rPr>
         <w:drawing>
-          <wp:anchor distT="0" distB="0" distL="114300" distR="114300" simplePos="0" relativeHeight="251703296" behindDoc="0" locked="0" layoutInCell="1" allowOverlap="1" wp14:anchorId="489471F0" wp14:editId="627D25FA">
+          <wp:anchor distT="0" distB="0" distL="114300" distR="114300" simplePos="0" relativeHeight="251703296" behindDoc="0" locked="0" layoutInCell="1" allowOverlap="1" wp14:anchorId="489471F0" wp14:editId="287C0B80">
             <wp:simplePos x="0" y="0"/>
             <wp:positionH relativeFrom="column">
               <wp:posOffset>1001395</wp:posOffset>
@@ -25229,7 +24305,7 @@
       <w:pPr>
         <w:pStyle w:val="Heading2"/>
       </w:pPr>
-      <w:bookmarkStart w:id="59" w:name="_Toc228200839"/>
+      <w:bookmarkStart w:id="59" w:name="_Toc228204521"/>
       <w:r>
         <w:t>Adminisztrátori felület</w:t>
       </w:r>
@@ -25309,7 +24385,7 @@
       <w:pPr>
         <w:pStyle w:val="Heading2"/>
       </w:pPr>
-      <w:bookmarkStart w:id="60" w:name="_Toc228200840"/>
+      <w:bookmarkStart w:id="60" w:name="_Toc228204522"/>
       <w:r>
         <w:t>Kijelentkezés</w:t>
       </w:r>
@@ -25346,7 +24422,7 @@
         <w:pStyle w:val="Heading1"/>
         <w:suppressAutoHyphens/>
       </w:pPr>
-      <w:bookmarkStart w:id="61" w:name="_Toc228200841"/>
+      <w:bookmarkStart w:id="61" w:name="_Toc228204523"/>
       <w:r>
         <w:lastRenderedPageBreak/>
         <w:t>Továbbfejlesztési lehetőségek</w:t>
@@ -25632,7 +24708,7 @@
       <w:pPr>
         <w:pStyle w:val="Heading1"/>
       </w:pPr>
-      <w:bookmarkStart w:id="62" w:name="_Toc228200842"/>
+      <w:bookmarkStart w:id="62" w:name="_Toc228204524"/>
       <w:r>
         <w:lastRenderedPageBreak/>
         <w:t>Tesztdokumentáció</w:t>
@@ -25661,7 +24737,7 @@
       <w:pPr>
         <w:pStyle w:val="Heading2"/>
       </w:pPr>
-      <w:bookmarkStart w:id="63" w:name="_Toc228200843"/>
+      <w:bookmarkStart w:id="63" w:name="_Toc228204525"/>
       <w:r>
         <w:t>TestHandler</w:t>
       </w:r>
@@ -25791,7 +24867,7 @@
       <w:pPr>
         <w:pStyle w:val="Heading2"/>
       </w:pPr>
-      <w:bookmarkStart w:id="64" w:name="_Toc228200844"/>
+      <w:bookmarkStart w:id="64" w:name="_Toc228204526"/>
       <w:r>
         <w:t>Kontroller metódusok</w:t>
       </w:r>
@@ -26131,7 +25207,7 @@
       <w:pPr>
         <w:pStyle w:val="Heading2"/>
       </w:pPr>
-      <w:bookmarkStart w:id="65" w:name="_Toc228200845"/>
+      <w:bookmarkStart w:id="65" w:name="_Toc228204527"/>
       <w:r>
         <w:lastRenderedPageBreak/>
         <w:t>Stressztesztelés</w:t>
@@ -26168,14 +25244,7 @@
         <w:rPr>
           <w:lang w:val="en-US"/>
         </w:rPr>
-        <w:t xml:space="preserve">ython </w:t>
-      </w:r>
-      <w:proofErr w:type="spellStart"/>
-      <w:r>
-        <w:rPr>
-          <w:lang w:val="en-US"/>
-        </w:rPr>
-        <w:t>csomagkezel</w:t>
+        <w:t>ython csomagkezel</w:t>
       </w:r>
       <w:r>
         <w:t>őjéve</w:t>
@@ -26183,7 +25252,6 @@
       <w:r>
         <w:t>l</w:t>
       </w:r>
-      <w:proofErr w:type="spellEnd"/>
       <w:r>
         <w:t xml:space="preserve"> lehet telepíteni, a pip-pel</w:t>
       </w:r>
@@ -26510,7 +25578,7 @@
       <w:pPr>
         <w:pStyle w:val="Heading1"/>
       </w:pPr>
-      <w:bookmarkStart w:id="66" w:name="_Toc228200846"/>
+      <w:bookmarkStart w:id="66" w:name="_Toc228204528"/>
       <w:r>
         <w:lastRenderedPageBreak/>
         <w:t>Mellékletek</w:t>
@@ -26522,7 +25590,7 @@
         <w:pStyle w:val="Heading2"/>
         <w:suppressAutoHyphens/>
       </w:pPr>
-      <w:bookmarkStart w:id="67" w:name="_Toc228200847"/>
+      <w:bookmarkStart w:id="67" w:name="_Toc228204529"/>
       <w:r>
         <w:t>ER-modell</w:t>
       </w:r>
@@ -26614,12 +25682,12 @@
       <w:bookmarkEnd w:id="70"/>
       <w:bookmarkEnd w:id="71"/>
     </w:p>
+    <w:bookmarkStart w:id="72" w:name="_Toc228204530"/>
     <w:p>
       <w:pPr>
         <w:pStyle w:val="Heading2"/>
         <w:suppressAutoHyphens/>
       </w:pPr>
-      <w:bookmarkStart w:id="72" w:name="_Toc228200848"/>
       <w:r>
         <w:rPr>
           <w:noProof/>
@@ -26753,7 +25821,7 @@
           <w:noProof/>
         </w:rPr>
         <w:drawing>
-          <wp:anchor distT="0" distB="0" distL="114300" distR="114300" simplePos="0" relativeHeight="251721728" behindDoc="0" locked="0" layoutInCell="1" allowOverlap="1" wp14:anchorId="77C5C1A0" wp14:editId="09A6E3C8">
+          <wp:anchor distT="0" distB="0" distL="114300" distR="114300" simplePos="0" relativeHeight="251721728" behindDoc="0" locked="0" layoutInCell="1" allowOverlap="1" wp14:anchorId="77C5C1A0" wp14:editId="0252405E">
             <wp:simplePos x="0" y="0"/>
             <wp:positionH relativeFrom="column">
               <wp:posOffset>885972</wp:posOffset>
@@ -27001,7 +26069,19 @@
           <w:rPr>
             <w:rStyle w:val="Hyperlink"/>
           </w:rPr>
-          <w:t>https://education.github.com/pack</w:t>
+          <w:t>https://comove</w:t>
+        </w:r>
+        <w:r>
+          <w:rPr>
+            <w:rStyle w:val="Hyperlink"/>
+          </w:rPr>
+          <w:t>.</w:t>
+        </w:r>
+        <w:r>
+          <w:rPr>
+            <w:rStyle w:val="Hyperlink"/>
+          </w:rPr>
+          <w:t>app/</w:t>
         </w:r>
       </w:hyperlink>
     </w:p>
@@ -27010,6 +26090,30 @@
     <w:p>
       <w:pPr>
         <w:pStyle w:val="FootnoteText"/>
+      </w:pPr>
+      <w:r>
+        <w:rPr>
+          <w:rStyle w:val="FootnoteReference"/>
+        </w:rPr>
+        <w:footnoteRef/>
+      </w:r>
+      <w:r>
+        <w:t xml:space="preserve"> </w:t>
+      </w:r>
+      <w:hyperlink r:id="rId3" w:history="1">
+        <w:r>
+          <w:rPr>
+            <w:rStyle w:val="Hyperlink"/>
+          </w:rPr>
+          <w:t>https://education.github.com/pack</w:t>
+        </w:r>
+      </w:hyperlink>
+    </w:p>
+  </w:footnote>
+  <w:footnote w:id="4">
+    <w:p>
+      <w:pPr>
+        <w:pStyle w:val="FootnoteText"/>
         <w:rPr>
           <w:lang w:val="en-US"/>
         </w:rPr>
@@ -27023,7 +26127,7 @@
       <w:r>
         <w:t xml:space="preserve"> </w:t>
       </w:r>
-      <w:hyperlink r:id="rId3" w:history="1">
+      <w:hyperlink r:id="rId4" w:history="1">
         <w:r>
           <w:rPr>
             <w:rStyle w:val="Hyperlink"/>
